--- a/BachelorThesis.docx
+++ b/BachelorThesis.docx
@@ -350,7 +350,7 @@
         </w:rPr>
         <w:fldChar w:fldCharType="separate"/>
       </w:r>
-      <w:hyperlink w:anchor="_Toc103204792" w:history="1">
+      <w:hyperlink w:anchor="_Toc104214470" w:history="1">
         <w:r>
           <w:rPr>
             <w:rStyle w:val="Hyperlink"/>
@@ -390,7 +390,7 @@
             <w:noProof/>
             <w:webHidden/>
           </w:rPr>
-          <w:instrText xml:space="preserve"> PAGEREF _Toc103204792 \h </w:instrText>
+          <w:instrText xml:space="preserve"> PAGEREF _Toc104214470 \h </w:instrText>
         </w:r>
         <w:r>
           <w:rPr>
@@ -411,6 +411,170 @@
             <w:webHidden/>
           </w:rPr>
           <w:t>3</w:t>
+        </w:r>
+        <w:r>
+          <w:rPr>
+            <w:noProof/>
+            <w:webHidden/>
+          </w:rPr>
+          <w:fldChar w:fldCharType="end"/>
+        </w:r>
+      </w:hyperlink>
+    </w:p>
+    <w:p>
+      <w:pPr>
+        <w:pStyle w:val="TOC2"/>
+        <w:tabs>
+          <w:tab w:val="left" w:pos="880"/>
+          <w:tab w:val="right" w:leader="dot" w:pos="9350"/>
+        </w:tabs>
+        <w:rPr>
+          <w:noProof/>
+        </w:rPr>
+      </w:pPr>
+      <w:hyperlink w:anchor="_Toc104214471" w:history="1">
+        <w:r>
+          <w:rPr>
+            <w:rStyle w:val="Hyperlink"/>
+            <w:noProof/>
+          </w:rPr>
+          <w:t>1.1</w:t>
+        </w:r>
+        <w:r>
+          <w:rPr>
+            <w:noProof/>
+          </w:rPr>
+          <w:tab/>
+        </w:r>
+        <w:r>
+          <w:rPr>
+            <w:rStyle w:val="Hyperlink"/>
+            <w:noProof/>
+          </w:rPr>
+          <w:t>Objectives</w:t>
+        </w:r>
+        <w:r>
+          <w:rPr>
+            <w:noProof/>
+            <w:webHidden/>
+          </w:rPr>
+          <w:tab/>
+        </w:r>
+        <w:r>
+          <w:rPr>
+            <w:noProof/>
+            <w:webHidden/>
+          </w:rPr>
+          <w:fldChar w:fldCharType="begin"/>
+        </w:r>
+        <w:r>
+          <w:rPr>
+            <w:noProof/>
+            <w:webHidden/>
+          </w:rPr>
+          <w:instrText xml:space="preserve"> PAGEREF _Toc104214471 \h </w:instrText>
+        </w:r>
+        <w:r>
+          <w:rPr>
+            <w:noProof/>
+            <w:webHidden/>
+          </w:rPr>
+        </w:r>
+        <w:r>
+          <w:rPr>
+            <w:noProof/>
+            <w:webHidden/>
+          </w:rPr>
+          <w:fldChar w:fldCharType="separate"/>
+        </w:r>
+        <w:r>
+          <w:rPr>
+            <w:noProof/>
+            <w:webHidden/>
+          </w:rPr>
+          <w:t>3</w:t>
+        </w:r>
+        <w:r>
+          <w:rPr>
+            <w:noProof/>
+            <w:webHidden/>
+          </w:rPr>
+          <w:fldChar w:fldCharType="end"/>
+        </w:r>
+      </w:hyperlink>
+    </w:p>
+    <w:p>
+      <w:pPr>
+        <w:pStyle w:val="TOC2"/>
+        <w:tabs>
+          <w:tab w:val="left" w:pos="880"/>
+          <w:tab w:val="right" w:leader="dot" w:pos="9350"/>
+        </w:tabs>
+        <w:rPr>
+          <w:noProof/>
+        </w:rPr>
+      </w:pPr>
+      <w:hyperlink w:anchor="_Toc104214472" w:history="1">
+        <w:r>
+          <w:rPr>
+            <w:rStyle w:val="Hyperlink"/>
+            <w:noProof/>
+          </w:rPr>
+          <w:t>1.2</w:t>
+        </w:r>
+        <w:r>
+          <w:rPr>
+            <w:noProof/>
+          </w:rPr>
+          <w:tab/>
+        </w:r>
+        <w:r>
+          <w:rPr>
+            <w:rStyle w:val="Hyperlink"/>
+            <w:noProof/>
+          </w:rPr>
+          <w:t>Thesis outline</w:t>
+        </w:r>
+        <w:r>
+          <w:rPr>
+            <w:noProof/>
+            <w:webHidden/>
+          </w:rPr>
+          <w:tab/>
+        </w:r>
+        <w:r>
+          <w:rPr>
+            <w:noProof/>
+            <w:webHidden/>
+          </w:rPr>
+          <w:fldChar w:fldCharType="begin"/>
+        </w:r>
+        <w:r>
+          <w:rPr>
+            <w:noProof/>
+            <w:webHidden/>
+          </w:rPr>
+          <w:instrText xml:space="preserve"> PAGEREF _Toc104214472 \h </w:instrText>
+        </w:r>
+        <w:r>
+          <w:rPr>
+            <w:noProof/>
+            <w:webHidden/>
+          </w:rPr>
+        </w:r>
+        <w:r>
+          <w:rPr>
+            <w:noProof/>
+            <w:webHidden/>
+          </w:rPr>
+          <w:fldChar w:fldCharType="separate"/>
+        </w:r>
+        <w:r>
+          <w:rPr>
+            <w:noProof/>
+            <w:webHidden/>
+          </w:rPr>
+          <w:t>4</w:t>
         </w:r>
         <w:r>
           <w:rPr>
@@ -432,7 +596,7 @@
           <w:noProof/>
         </w:rPr>
       </w:pPr>
-      <w:hyperlink w:anchor="_Toc103204793" w:history="1">
+      <w:hyperlink w:anchor="_Toc104214473" w:history="1">
         <w:r>
           <w:rPr>
             <w:rStyle w:val="Hyperlink"/>
@@ -472,7 +636,7 @@
             <w:noProof/>
             <w:webHidden/>
           </w:rPr>
-          <w:instrText xml:space="preserve"> PAGEREF _Toc103204793 \h </w:instrText>
+          <w:instrText xml:space="preserve"> PAGEREF _Toc104214473 \h </w:instrText>
         </w:r>
         <w:r>
           <w:rPr>
@@ -492,7 +656,7 @@
             <w:noProof/>
             <w:webHidden/>
           </w:rPr>
-          <w:t>4</w:t>
+          <w:t>5</w:t>
         </w:r>
         <w:r>
           <w:rPr>
@@ -514,7 +678,7 @@
           <w:noProof/>
         </w:rPr>
       </w:pPr>
-      <w:hyperlink w:anchor="_Toc103204794" w:history="1">
+      <w:hyperlink w:anchor="_Toc104214474" w:history="1">
         <w:r>
           <w:rPr>
             <w:rStyle w:val="Hyperlink"/>
@@ -554,7 +718,7 @@
             <w:noProof/>
             <w:webHidden/>
           </w:rPr>
-          <w:instrText xml:space="preserve"> PAGEREF _Toc103204794 \h </w:instrText>
+          <w:instrText xml:space="preserve"> PAGEREF _Toc104214474 \h </w:instrText>
         </w:r>
         <w:r>
           <w:rPr>
@@ -574,7 +738,7 @@
             <w:noProof/>
             <w:webHidden/>
           </w:rPr>
-          <w:t>4</w:t>
+          <w:t>5</w:t>
         </w:r>
         <w:r>
           <w:rPr>
@@ -596,7 +760,7 @@
           <w:noProof/>
         </w:rPr>
       </w:pPr>
-      <w:hyperlink w:anchor="_Toc103204795" w:history="1">
+      <w:hyperlink w:anchor="_Toc104214475" w:history="1">
         <w:r>
           <w:rPr>
             <w:rStyle w:val="Hyperlink"/>
@@ -636,7 +800,7 @@
             <w:noProof/>
             <w:webHidden/>
           </w:rPr>
-          <w:instrText xml:space="preserve"> PAGEREF _Toc103204795 \h </w:instrText>
+          <w:instrText xml:space="preserve"> PAGEREF _Toc104214475 \h </w:instrText>
         </w:r>
         <w:r>
           <w:rPr>
@@ -656,7 +820,7 @@
             <w:noProof/>
             <w:webHidden/>
           </w:rPr>
-          <w:t>4</w:t>
+          <w:t>5</w:t>
         </w:r>
         <w:r>
           <w:rPr>
@@ -678,7 +842,7 @@
           <w:noProof/>
         </w:rPr>
       </w:pPr>
-      <w:hyperlink w:anchor="_Toc103204796" w:history="1">
+      <w:hyperlink w:anchor="_Toc104214476" w:history="1">
         <w:r>
           <w:rPr>
             <w:rStyle w:val="Hyperlink"/>
@@ -718,7 +882,7 @@
             <w:noProof/>
             <w:webHidden/>
           </w:rPr>
-          <w:instrText xml:space="preserve"> PAGEREF _Toc103204796 \h </w:instrText>
+          <w:instrText xml:space="preserve"> PAGEREF _Toc104214476 \h </w:instrText>
         </w:r>
         <w:r>
           <w:rPr>
@@ -738,7 +902,7 @@
             <w:noProof/>
             <w:webHidden/>
           </w:rPr>
-          <w:t>6</w:t>
+          <w:t>7</w:t>
         </w:r>
         <w:r>
           <w:rPr>
@@ -760,7 +924,7 @@
           <w:noProof/>
         </w:rPr>
       </w:pPr>
-      <w:hyperlink w:anchor="_Toc103204797" w:history="1">
+      <w:hyperlink w:anchor="_Toc104214477" w:history="1">
         <w:r>
           <w:rPr>
             <w:rStyle w:val="Hyperlink"/>
@@ -800,7 +964,7 @@
             <w:noProof/>
             <w:webHidden/>
           </w:rPr>
-          <w:instrText xml:space="preserve"> PAGEREF _Toc103204797 \h </w:instrText>
+          <w:instrText xml:space="preserve"> PAGEREF _Toc104214477 \h </w:instrText>
         </w:r>
         <w:r>
           <w:rPr>
@@ -820,7 +984,7 @@
             <w:noProof/>
             <w:webHidden/>
           </w:rPr>
-          <w:t>9</w:t>
+          <w:t>10</w:t>
         </w:r>
         <w:r>
           <w:rPr>
@@ -842,7 +1006,7 @@
           <w:noProof/>
         </w:rPr>
       </w:pPr>
-      <w:hyperlink w:anchor="_Toc103204798" w:history="1">
+      <w:hyperlink w:anchor="_Toc104214478" w:history="1">
         <w:r>
           <w:rPr>
             <w:rStyle w:val="Hyperlink"/>
@@ -882,7 +1046,7 @@
             <w:noProof/>
             <w:webHidden/>
           </w:rPr>
-          <w:instrText xml:space="preserve"> PAGEREF _Toc103204798 \h </w:instrText>
+          <w:instrText xml:space="preserve"> PAGEREF _Toc104214478 \h </w:instrText>
         </w:r>
         <w:r>
           <w:rPr>
@@ -902,7 +1066,7 @@
             <w:noProof/>
             <w:webHidden/>
           </w:rPr>
-          <w:t>9</w:t>
+          <w:t>10</w:t>
         </w:r>
         <w:r>
           <w:rPr>
@@ -924,7 +1088,7 @@
           <w:noProof/>
         </w:rPr>
       </w:pPr>
-      <w:hyperlink w:anchor="_Toc103204799" w:history="1">
+      <w:hyperlink w:anchor="_Toc104214479" w:history="1">
         <w:r>
           <w:rPr>
             <w:rStyle w:val="Hyperlink"/>
@@ -964,7 +1128,7 @@
             <w:noProof/>
             <w:webHidden/>
           </w:rPr>
-          <w:instrText xml:space="preserve"> PAGEREF _Toc103204799 \h </w:instrText>
+          <w:instrText xml:space="preserve"> PAGEREF _Toc104214479 \h </w:instrText>
         </w:r>
         <w:r>
           <w:rPr>
@@ -984,7 +1148,7 @@
             <w:noProof/>
             <w:webHidden/>
           </w:rPr>
-          <w:t>9</w:t>
+          <w:t>10</w:t>
         </w:r>
         <w:r>
           <w:rPr>
@@ -1006,7 +1170,7 @@
           <w:noProof/>
         </w:rPr>
       </w:pPr>
-      <w:hyperlink w:anchor="_Toc103204800" w:history="1">
+      <w:hyperlink w:anchor="_Toc104214480" w:history="1">
         <w:r>
           <w:rPr>
             <w:rStyle w:val="Hyperlink"/>
@@ -1046,7 +1210,7 @@
             <w:noProof/>
             <w:webHidden/>
           </w:rPr>
-          <w:instrText xml:space="preserve"> PAGEREF _Toc103204800 \h </w:instrText>
+          <w:instrText xml:space="preserve"> PAGEREF _Toc104214480 \h </w:instrText>
         </w:r>
         <w:r>
           <w:rPr>
@@ -1066,7 +1230,7 @@
             <w:noProof/>
             <w:webHidden/>
           </w:rPr>
-          <w:t>9</w:t>
+          <w:t>10</w:t>
         </w:r>
         <w:r>
           <w:rPr>
@@ -1088,7 +1252,7 @@
           <w:noProof/>
         </w:rPr>
       </w:pPr>
-      <w:hyperlink w:anchor="_Toc103204801" w:history="1">
+      <w:hyperlink w:anchor="_Toc104214481" w:history="1">
         <w:r>
           <w:rPr>
             <w:rStyle w:val="Hyperlink"/>
@@ -1128,7 +1292,7 @@
             <w:noProof/>
             <w:webHidden/>
           </w:rPr>
-          <w:instrText xml:space="preserve"> PAGEREF _Toc103204801 \h </w:instrText>
+          <w:instrText xml:space="preserve"> PAGEREF _Toc104214481 \h </w:instrText>
         </w:r>
         <w:r>
           <w:rPr>
@@ -1148,7 +1312,7 @@
             <w:noProof/>
             <w:webHidden/>
           </w:rPr>
-          <w:t>10</w:t>
+          <w:t>11</w:t>
         </w:r>
         <w:r>
           <w:rPr>
@@ -1170,7 +1334,7 @@
           <w:noProof/>
         </w:rPr>
       </w:pPr>
-      <w:hyperlink w:anchor="_Toc103204802" w:history="1">
+      <w:hyperlink w:anchor="_Toc104214482" w:history="1">
         <w:r>
           <w:rPr>
             <w:rStyle w:val="Hyperlink"/>
@@ -1210,7 +1374,7 @@
             <w:noProof/>
             <w:webHidden/>
           </w:rPr>
-          <w:instrText xml:space="preserve"> PAGEREF _Toc103204802 \h </w:instrText>
+          <w:instrText xml:space="preserve"> PAGEREF _Toc104214482 \h </w:instrText>
         </w:r>
         <w:r>
           <w:rPr>
@@ -1230,7 +1394,7 @@
             <w:noProof/>
             <w:webHidden/>
           </w:rPr>
-          <w:t>10</w:t>
+          <w:t>11</w:t>
         </w:r>
         <w:r>
           <w:rPr>
@@ -1252,7 +1416,7 @@
           <w:noProof/>
         </w:rPr>
       </w:pPr>
-      <w:hyperlink w:anchor="_Toc103204803" w:history="1">
+      <w:hyperlink w:anchor="_Toc104214483" w:history="1">
         <w:r>
           <w:rPr>
             <w:rStyle w:val="Hyperlink"/>
@@ -1292,7 +1456,7 @@
             <w:noProof/>
             <w:webHidden/>
           </w:rPr>
-          <w:instrText xml:space="preserve"> PAGEREF _Toc103204803 \h </w:instrText>
+          <w:instrText xml:space="preserve"> PAGEREF _Toc104214483 \h </w:instrText>
         </w:r>
         <w:r>
           <w:rPr>
@@ -1313,6 +1477,88 @@
             <w:webHidden/>
           </w:rPr>
           <w:t>11</w:t>
+        </w:r>
+        <w:r>
+          <w:rPr>
+            <w:noProof/>
+            <w:webHidden/>
+          </w:rPr>
+          <w:fldChar w:fldCharType="end"/>
+        </w:r>
+      </w:hyperlink>
+    </w:p>
+    <w:p>
+      <w:pPr>
+        <w:pStyle w:val="TOC3"/>
+        <w:tabs>
+          <w:tab w:val="left" w:pos="1320"/>
+          <w:tab w:val="right" w:leader="dot" w:pos="9350"/>
+        </w:tabs>
+        <w:rPr>
+          <w:noProof/>
+        </w:rPr>
+      </w:pPr>
+      <w:hyperlink w:anchor="_Toc104214484" w:history="1">
+        <w:r>
+          <w:rPr>
+            <w:rStyle w:val="Hyperlink"/>
+            <w:noProof/>
+          </w:rPr>
+          <w:t>2.3.3</w:t>
+        </w:r>
+        <w:r>
+          <w:rPr>
+            <w:noProof/>
+          </w:rPr>
+          <w:tab/>
+        </w:r>
+        <w:r>
+          <w:rPr>
+            <w:rStyle w:val="Hyperlink"/>
+            <w:noProof/>
+          </w:rPr>
+          <w:t>Web Sockets</w:t>
+        </w:r>
+        <w:r>
+          <w:rPr>
+            <w:noProof/>
+            <w:webHidden/>
+          </w:rPr>
+          <w:tab/>
+        </w:r>
+        <w:r>
+          <w:rPr>
+            <w:noProof/>
+            <w:webHidden/>
+          </w:rPr>
+          <w:fldChar w:fldCharType="begin"/>
+        </w:r>
+        <w:r>
+          <w:rPr>
+            <w:noProof/>
+            <w:webHidden/>
+          </w:rPr>
+          <w:instrText xml:space="preserve"> PAGEREF _Toc104214484 \h </w:instrText>
+        </w:r>
+        <w:r>
+          <w:rPr>
+            <w:noProof/>
+            <w:webHidden/>
+          </w:rPr>
+        </w:r>
+        <w:r>
+          <w:rPr>
+            <w:noProof/>
+            <w:webHidden/>
+          </w:rPr>
+          <w:fldChar w:fldCharType="separate"/>
+        </w:r>
+        <w:r>
+          <w:rPr>
+            <w:noProof/>
+            <w:webHidden/>
+          </w:rPr>
+          <w:t>14</w:t>
         </w:r>
         <w:r>
           <w:rPr>
@@ -1334,7 +1580,7 @@
           <w:noProof/>
         </w:rPr>
       </w:pPr>
-      <w:hyperlink w:anchor="_Toc103204804" w:history="1">
+      <w:hyperlink w:anchor="_Toc104214485" w:history="1">
         <w:r>
           <w:rPr>
             <w:rStyle w:val="Hyperlink"/>
@@ -1374,7 +1620,7 @@
             <w:noProof/>
             <w:webHidden/>
           </w:rPr>
-          <w:instrText xml:space="preserve"> PAGEREF _Toc103204804 \h </w:instrText>
+          <w:instrText xml:space="preserve"> PAGEREF _Toc104214485 \h </w:instrText>
         </w:r>
         <w:r>
           <w:rPr>
@@ -1394,7 +1640,7 @@
             <w:noProof/>
             <w:webHidden/>
           </w:rPr>
-          <w:t>14</w:t>
+          <w:t>15</w:t>
         </w:r>
         <w:r>
           <w:rPr>
@@ -1416,7 +1662,7 @@
           <w:noProof/>
         </w:rPr>
       </w:pPr>
-      <w:hyperlink w:anchor="_Toc103204805" w:history="1">
+      <w:hyperlink w:anchor="_Toc104214486" w:history="1">
         <w:r>
           <w:rPr>
             <w:rStyle w:val="Hyperlink"/>
@@ -1435,7 +1681,7 @@
             <w:rStyle w:val="Hyperlink"/>
             <w:noProof/>
           </w:rPr>
-          <w:t>Requirements</w:t>
+          <w:t>Requirements and specifications</w:t>
         </w:r>
         <w:r>
           <w:rPr>
@@ -1456,7 +1702,7 @@
             <w:noProof/>
             <w:webHidden/>
           </w:rPr>
-          <w:instrText xml:space="preserve"> PAGEREF _Toc103204805 \h </w:instrText>
+          <w:instrText xml:space="preserve"> PAGEREF _Toc104214486 \h </w:instrText>
         </w:r>
         <w:r>
           <w:rPr>
@@ -1476,7 +1722,7 @@
             <w:noProof/>
             <w:webHidden/>
           </w:rPr>
-          <w:t>14</w:t>
+          <w:t>15</w:t>
         </w:r>
         <w:r>
           <w:rPr>
@@ -1498,7 +1744,7 @@
           <w:noProof/>
         </w:rPr>
       </w:pPr>
-      <w:hyperlink w:anchor="_Toc103204806" w:history="1">
+      <w:hyperlink w:anchor="_Toc104214487" w:history="1">
         <w:r>
           <w:rPr>
             <w:rStyle w:val="Hyperlink"/>
@@ -1538,7 +1784,7 @@
             <w:noProof/>
             <w:webHidden/>
           </w:rPr>
-          <w:instrText xml:space="preserve"> PAGEREF _Toc103204806 \h </w:instrText>
+          <w:instrText xml:space="preserve"> PAGEREF _Toc104214487 \h </w:instrText>
         </w:r>
         <w:r>
           <w:rPr>
@@ -1580,7 +1826,7 @@
           <w:noProof/>
         </w:rPr>
       </w:pPr>
-      <w:hyperlink w:anchor="_Toc103204807" w:history="1">
+      <w:hyperlink w:anchor="_Toc104214488" w:history="1">
         <w:r>
           <w:rPr>
             <w:rStyle w:val="Hyperlink"/>
@@ -1599,7 +1845,7 @@
             <w:rStyle w:val="Hyperlink"/>
             <w:noProof/>
           </w:rPr>
-          <w:t>Testing</w:t>
+          <w:t>Used technologies</w:t>
         </w:r>
         <w:r>
           <w:rPr>
@@ -1620,89 +1866,7 @@
             <w:noProof/>
             <w:webHidden/>
           </w:rPr>
-          <w:instrText xml:space="preserve"> PAGEREF _Toc103204807 \h </w:instrText>
-        </w:r>
-        <w:r>
-          <w:rPr>
-            <w:noProof/>
-            <w:webHidden/>
-          </w:rPr>
-        </w:r>
-        <w:r>
-          <w:rPr>
-            <w:noProof/>
-            <w:webHidden/>
-          </w:rPr>
-          <w:fldChar w:fldCharType="separate"/>
-        </w:r>
-        <w:r>
-          <w:rPr>
-            <w:noProof/>
-            <w:webHidden/>
-          </w:rPr>
-          <w:t>17</w:t>
-        </w:r>
-        <w:r>
-          <w:rPr>
-            <w:noProof/>
-            <w:webHidden/>
-          </w:rPr>
-          <w:fldChar w:fldCharType="end"/>
-        </w:r>
-      </w:hyperlink>
-    </w:p>
-    <w:p>
-      <w:pPr>
-        <w:pStyle w:val="TOC2"/>
-        <w:tabs>
-          <w:tab w:val="left" w:pos="880"/>
-          <w:tab w:val="right" w:leader="dot" w:pos="9350"/>
-        </w:tabs>
-        <w:rPr>
-          <w:noProof/>
-        </w:rPr>
-      </w:pPr>
-      <w:hyperlink w:anchor="_Toc103204808" w:history="1">
-        <w:r>
-          <w:rPr>
-            <w:rStyle w:val="Hyperlink"/>
-            <w:noProof/>
-          </w:rPr>
-          <w:t>3.4</w:t>
-        </w:r>
-        <w:r>
-          <w:rPr>
-            <w:noProof/>
-          </w:rPr>
-          <w:tab/>
-        </w:r>
-        <w:r>
-          <w:rPr>
-            <w:rStyle w:val="Hyperlink"/>
-            <w:noProof/>
-          </w:rPr>
-          <w:t>Deployment</w:t>
-        </w:r>
-        <w:r>
-          <w:rPr>
-            <w:noProof/>
-            <w:webHidden/>
-          </w:rPr>
-          <w:tab/>
-        </w:r>
-        <w:r>
-          <w:rPr>
-            <w:noProof/>
-            <w:webHidden/>
-          </w:rPr>
-          <w:fldChar w:fldCharType="begin"/>
-        </w:r>
-        <w:r>
-          <w:rPr>
-            <w:noProof/>
-            <w:webHidden/>
-          </w:rPr>
-          <w:instrText xml:space="preserve"> PAGEREF _Toc103204808 \h </w:instrText>
+          <w:instrText xml:space="preserve"> PAGEREF _Toc104214488 \h </w:instrText>
         </w:r>
         <w:r>
           <w:rPr>
@@ -1744,7 +1908,7 @@
           <w:noProof/>
         </w:rPr>
       </w:pPr>
-      <w:hyperlink w:anchor="_Toc103204809" w:history="1">
+      <w:hyperlink w:anchor="_Toc104214489" w:history="1">
         <w:r>
           <w:rPr>
             <w:rStyle w:val="Hyperlink"/>
@@ -1784,7 +1948,7 @@
             <w:noProof/>
             <w:webHidden/>
           </w:rPr>
-          <w:instrText xml:space="preserve"> PAGEREF _Toc103204809 \h </w:instrText>
+          <w:instrText xml:space="preserve"> PAGEREF _Toc104214489 \h </w:instrText>
         </w:r>
         <w:r>
           <w:rPr>
@@ -1832,16 +1996,6 @@
         </w:rPr>
         <w:fldChar w:fldCharType="end"/>
       </w:r>
-    </w:p>
-    <w:p>
-      <w:pPr>
-        <w:spacing w:line="360" w:lineRule="auto"/>
-        <w:rPr>
-          <w:rFonts w:ascii="Times New Roman" w:hAnsi="Times New Roman" w:cs="Times New Roman"/>
-          <w:sz w:val="24"/>
-          <w:szCs w:val="24"/>
-        </w:rPr>
-      </w:pPr>
     </w:p>
     <w:p>
       <w:pPr>
@@ -1886,20 +2040,9 @@
     </w:p>
     <w:p>
       <w:pPr>
-        <w:spacing w:line="360" w:lineRule="auto"/>
-        <w:rPr>
-          <w:rFonts w:ascii="Times New Roman" w:hAnsi="Times New Roman" w:cs="Times New Roman"/>
-          <w:b/>
-          <w:sz w:val="48"/>
-          <w:szCs w:val="48"/>
-        </w:rPr>
-      </w:pPr>
-    </w:p>
-    <w:p>
-      <w:pPr>
         <w:pStyle w:val="Heading1"/>
       </w:pPr>
-      <w:bookmarkStart w:id="0" w:name="_Toc103204792"/>
+      <w:bookmarkStart w:id="0" w:name="_Toc104214470"/>
       <w:r>
         <w:lastRenderedPageBreak/>
         <w:t>Introduction</w:t>
@@ -1941,7 +2084,23 @@
           <w:sz w:val="24"/>
           <w:szCs w:val="24"/>
         </w:rPr>
-        <w:t xml:space="preserve"> in such a way to facilitate the interaction process between these two parts. </w:t>
+        <w:t xml:space="preserve"> in </w:t>
+      </w:r>
+      <w:r>
+        <w:rPr>
+          <w:rFonts w:ascii="Times New Roman" w:hAnsi="Times New Roman" w:cs="Times New Roman"/>
+          <w:sz w:val="24"/>
+          <w:szCs w:val="24"/>
+        </w:rPr>
+        <w:t>order</w:t>
+      </w:r>
+      <w:r>
+        <w:rPr>
+          <w:rFonts w:ascii="Times New Roman" w:hAnsi="Times New Roman" w:cs="Times New Roman"/>
+          <w:sz w:val="24"/>
+          <w:szCs w:val="24"/>
+        </w:rPr>
+        <w:t xml:space="preserve"> to facilitate the interaction process between these two parts. </w:t>
       </w:r>
       <w:r>
         <w:rPr>
@@ -1989,7 +2148,7 @@
           <w:sz w:val="24"/>
           <w:szCs w:val="24"/>
         </w:rPr>
-        <w:t>that in the past required various resources. Thus, we can use this progress in web applications to develop such a solution that meets the main requirements of patient-doctor interaction.</w:t>
+        <w:t>that in the past required various resources. Thus, we can use this progress in web applications to develop a solution that meets the main requirements of patient-doctor interaction.</w:t>
       </w:r>
     </w:p>
     <w:p>
@@ -2016,23 +2175,39 @@
           <w:sz w:val="24"/>
           <w:szCs w:val="24"/>
         </w:rPr>
-        <w:t xml:space="preserve"> inspiration behind this work comes from the fact that, at this time, an important problem among the population is given by misinformation about different kind of health problems, people being trapped looking for answers on their own and not asking advice from someone</w:t>
-      </w:r>
-      <w:r>
-        <w:rPr>
-          <w:rFonts w:ascii="Times New Roman" w:hAnsi="Times New Roman" w:cs="Times New Roman"/>
-          <w:sz w:val="24"/>
-          <w:szCs w:val="24"/>
-        </w:rPr>
-        <w:t>’s</w:t>
-      </w:r>
-      <w:r>
-        <w:rPr>
-          <w:rFonts w:ascii="Times New Roman" w:hAnsi="Times New Roman" w:cs="Times New Roman"/>
-          <w:sz w:val="24"/>
-          <w:szCs w:val="24"/>
-        </w:rPr>
-        <w:t xml:space="preserve"> expert advice. </w:t>
+        <w:t xml:space="preserve"> inspiration behind this work comes from the fact that, at this time, an important problem among the population is given by misinformation about different kind of health problems, people </w:t>
+      </w:r>
+      <w:r>
+        <w:rPr>
+          <w:rFonts w:ascii="Times New Roman" w:hAnsi="Times New Roman" w:cs="Times New Roman"/>
+          <w:sz w:val="24"/>
+          <w:szCs w:val="24"/>
+        </w:rPr>
+        <w:t>falling into the trap of</w:t>
+      </w:r>
+      <w:r>
+        <w:rPr>
+          <w:rFonts w:ascii="Times New Roman" w:hAnsi="Times New Roman" w:cs="Times New Roman"/>
+          <w:sz w:val="24"/>
+          <w:szCs w:val="24"/>
+        </w:rPr>
+        <w:t xml:space="preserve"> looking for answers on their own and not asking advice from </w:t>
+      </w:r>
+      <w:r>
+        <w:rPr>
+          <w:rFonts w:ascii="Times New Roman" w:hAnsi="Times New Roman" w:cs="Times New Roman"/>
+          <w:sz w:val="24"/>
+          <w:szCs w:val="24"/>
+        </w:rPr>
+        <w:t>an expert</w:t>
+      </w:r>
+      <w:r>
+        <w:rPr>
+          <w:rFonts w:ascii="Times New Roman" w:hAnsi="Times New Roman" w:cs="Times New Roman"/>
+          <w:sz w:val="24"/>
+          <w:szCs w:val="24"/>
+        </w:rPr>
+        <w:t xml:space="preserve">. </w:t>
       </w:r>
       <w:r>
         <w:rPr>
@@ -2139,8 +2314,13 @@
         <w:pStyle w:val="Heading2"/>
         <w:spacing w:line="360" w:lineRule="auto"/>
       </w:pPr>
-      <w:r>
-        <w:t xml:space="preserve">Objectives </w:t>
+      <w:bookmarkStart w:id="1" w:name="_Toc104214471"/>
+      <w:r>
+        <w:t>Objectives</w:t>
+      </w:r>
+      <w:bookmarkEnd w:id="1"/>
+      <w:r>
+        <w:t xml:space="preserve"> </w:t>
       </w:r>
     </w:p>
     <w:p>
@@ -2321,9 +2501,11 @@
       <w:pPr>
         <w:pStyle w:val="Heading2"/>
       </w:pPr>
+      <w:bookmarkStart w:id="2" w:name="_Toc104214472"/>
       <w:r>
         <w:t>Thesis outline</w:t>
       </w:r>
+      <w:bookmarkEnd w:id="2"/>
     </w:p>
     <w:p>
       <w:pPr>
@@ -2504,12 +2686,12 @@
         <w:pStyle w:val="Heading1"/>
         <w:spacing w:line="360" w:lineRule="auto"/>
       </w:pPr>
-      <w:bookmarkStart w:id="1" w:name="_Toc103204793"/>
+      <w:bookmarkStart w:id="3" w:name="_Toc104214473"/>
       <w:r>
         <w:lastRenderedPageBreak/>
         <w:t>Theoretical Background</w:t>
       </w:r>
-      <w:bookmarkEnd w:id="1"/>
+      <w:bookmarkEnd w:id="3"/>
     </w:p>
     <w:p>
       <w:pPr>
@@ -2524,15 +2706,16 @@
         <w:pStyle w:val="Heading2"/>
         <w:spacing w:line="360" w:lineRule="auto"/>
       </w:pPr>
-      <w:bookmarkStart w:id="2" w:name="_Toc103204794"/>
+      <w:bookmarkStart w:id="4" w:name="_Toc104214474"/>
       <w:r>
         <w:t>Patient Doctor Relationship</w:t>
       </w:r>
-      <w:bookmarkEnd w:id="2"/>
-    </w:p>
-    <w:p>
-      <w:pPr>
-        <w:rPr>
+      <w:bookmarkEnd w:id="4"/>
+    </w:p>
+    <w:p>
+      <w:pPr>
+        <w:rPr>
+          <w:rFonts w:ascii="Times New Roman" w:hAnsi="Times New Roman" w:cs="Times New Roman"/>
           <w:sz w:val="40"/>
           <w:szCs w:val="40"/>
         </w:rPr>
@@ -2543,13 +2726,21 @@
         <w:pStyle w:val="Heading3"/>
         <w:spacing w:line="360" w:lineRule="auto"/>
       </w:pPr>
-      <w:bookmarkStart w:id="3" w:name="_Toc103204795"/>
+      <w:bookmarkStart w:id="5" w:name="_Toc104214475"/>
       <w:r>
         <w:t>Brief History</w:t>
       </w:r>
-      <w:bookmarkEnd w:id="3"/>
-    </w:p>
-    <w:p/>
+      <w:bookmarkEnd w:id="5"/>
+    </w:p>
+    <w:p>
+      <w:pPr>
+        <w:rPr>
+          <w:rFonts w:ascii="Times New Roman" w:hAnsi="Times New Roman" w:cs="Times New Roman"/>
+          <w:sz w:val="24"/>
+          <w:szCs w:val="24"/>
+        </w:rPr>
+      </w:pPr>
+    </w:p>
     <w:p>
       <w:pPr>
         <w:spacing w:line="360" w:lineRule="auto"/>
@@ -2589,20 +2780,32 @@
       <w:r>
         <w:rPr>
           <w:rFonts w:ascii="Times New Roman" w:hAnsi="Times New Roman" w:cs="Times New Roman"/>
-          <w:sz w:val="24"/>
-          <w:szCs w:val="24"/>
-        </w:rPr>
-        <w:t xml:space="preserve">[1] </w:t>
-      </w:r>
-      <w:r>
-        <w:rPr>
-          <w:rFonts w:ascii="Times New Roman" w:hAnsi="Times New Roman" w:cs="Times New Roman"/>
           <w:color w:val="000000" w:themeColor="text1"/>
           <w:sz w:val="24"/>
           <w:szCs w:val="24"/>
           <w:shd w:val="clear" w:color="auto" w:fill="FFFFFF"/>
         </w:rPr>
-        <w:t>Prior to the last two decades, the relationship was predominantly between a patient seeking help and a doctor whose decisions were silently complied with by the patient.</w:t>
+        <w:t>Prior to the last two decades, the relationship was predominantly between a patient seeking help and a doctor whose decisions were silently complied with by the patient</w:t>
+      </w:r>
+      <w:r>
+        <w:rPr>
+          <w:rFonts w:ascii="Times New Roman" w:hAnsi="Times New Roman" w:cs="Times New Roman"/>
+          <w:color w:val="000000" w:themeColor="text1"/>
+          <w:sz w:val="24"/>
+          <w:szCs w:val="24"/>
+          <w:shd w:val="clear" w:color="auto" w:fill="FFFFFF"/>
+        </w:rPr>
+        <w:t xml:space="preserve"> [1]</w:t>
+      </w:r>
+      <w:r>
+        <w:rPr>
+          <w:rFonts w:ascii="Times New Roman" w:hAnsi="Times New Roman" w:cs="Times New Roman"/>
+          <w:color w:val="000000" w:themeColor="text1"/>
+          <w:sz w:val="24"/>
+          <w:szCs w:val="24"/>
+          <w:shd w:val="clear" w:color="auto" w:fill="FFFFFF"/>
+        </w:rPr>
+        <w:t>.</w:t>
       </w:r>
       <w:r>
         <w:rPr>
@@ -2798,15 +3001,15 @@
           <w:sz w:val="24"/>
           <w:szCs w:val="24"/>
         </w:rPr>
-        <w:t xml:space="preserve">ncient Egypt shows the position of the doctor through that of the healer, who explains the unknown through magic and mysticism, but who still uses rational methods of healing diseases or wounds. The patient did not necessarily have a say in the practices used to heal him/her, the doctor making all the decisions. </w:t>
-      </w:r>
-      <w:r>
-        <w:rPr>
-          <w:rFonts w:ascii="Times New Roman" w:hAnsi="Times New Roman" w:cs="Times New Roman"/>
-          <w:sz w:val="24"/>
-          <w:szCs w:val="24"/>
-        </w:rPr>
-        <w:t xml:space="preserve">[1] </w:t>
+        <w:t>ncient Egypt shows the position of the doctor through that of the healer, who explains the unknown through magic and mysticism, but who still uses rational methods of healing diseases or wounds. The patient did not necessarily have a say in the practices used to heal him/her, the d</w:t>
+      </w:r>
+      <w:r>
+        <w:rPr>
+          <w:rFonts w:ascii="Times New Roman" w:hAnsi="Times New Roman" w:cs="Times New Roman"/>
+          <w:sz w:val="24"/>
+          <w:szCs w:val="24"/>
+        </w:rPr>
+        <w:t xml:space="preserve">octor making all the decisions. </w:t>
       </w:r>
       <w:r>
         <w:rPr>
@@ -2854,6 +3057,15 @@
           <w:shd w:val="clear" w:color="auto" w:fill="FFFFFF"/>
         </w:rPr>
         <w:t>. Thus guidance-co-operation and to a lesser degree mutual-participation were the distinguishing patterns of the doctor-patient relationship</w:t>
+      </w:r>
+      <w:r>
+        <w:rPr>
+          <w:rFonts w:ascii="Times New Roman" w:hAnsi="Times New Roman" w:cs="Times New Roman"/>
+          <w:sz w:val="24"/>
+          <w:szCs w:val="24"/>
+          <w:shd w:val="clear" w:color="auto" w:fill="FFFFFF"/>
+        </w:rPr>
+        <w:t xml:space="preserve"> [1]</w:t>
       </w:r>
       <w:r>
         <w:rPr>
@@ -3125,7 +3337,17 @@
           <w:szCs w:val="24"/>
           <w:shd w:val="clear" w:color="auto" w:fill="FFFFFF"/>
         </w:rPr>
-        <w:t xml:space="preserve"> [2] by far the most frequently used drug in general practice was </w:t>
+        <w:t xml:space="preserve"> </w:t>
+      </w:r>
+      <w:r>
+        <w:rPr>
+          <w:rFonts w:ascii="Times New Roman" w:hAnsi="Times New Roman" w:cs="Times New Roman"/>
+          <w:color w:val="000000" w:themeColor="text1"/>
+          <w:sz w:val="24"/>
+          <w:szCs w:val="24"/>
+          <w:shd w:val="clear" w:color="auto" w:fill="FFFFFF"/>
+        </w:rPr>
+        <w:t xml:space="preserve">by far the most frequently used drug in general practice was </w:t>
       </w:r>
       <w:r>
         <w:rPr>
@@ -3156,7 +3378,27 @@
           <w:szCs w:val="24"/>
           <w:shd w:val="clear" w:color="auto" w:fill="FFFFFF"/>
         </w:rPr>
-        <w:t>It was not only the medicine in the bottle, or the pills in the box, that mattered, but the way the doctor gave them to his patient-in fact the whole atmosphere in which the drug was given and taken.</w:t>
+        <w:t>It was not only the medicine in the bottle, or the pills in the box, that mattered, but the way the doctor gave them to his patient-in fact the whole atmosphere in which the drug was given and taken</w:t>
+      </w:r>
+      <w:r>
+        <w:rPr>
+          <w:rFonts w:ascii="Times New Roman" w:hAnsi="Times New Roman" w:cs="Times New Roman"/>
+          <w:color w:val="000000" w:themeColor="text1"/>
+          <w:sz w:val="24"/>
+          <w:szCs w:val="24"/>
+          <w:shd w:val="clear" w:color="auto" w:fill="FFFFFF"/>
+        </w:rPr>
+        <w:t xml:space="preserve"> [2]</w:t>
+      </w:r>
+      <w:r>
+        <w:rPr>
+          <w:rFonts w:ascii="Times New Roman" w:hAnsi="Times New Roman" w:cs="Times New Roman"/>
+          <w:color w:val="000000" w:themeColor="text1"/>
+          <w:sz w:val="24"/>
+          <w:szCs w:val="24"/>
+          <w:shd w:val="clear" w:color="auto" w:fill="FFFFFF"/>
+        </w:rPr>
+        <w:t>.</w:t>
       </w:r>
     </w:p>
     <w:p>
@@ -3381,7 +3623,7 @@
       <w:pPr>
         <w:pStyle w:val="Heading3"/>
       </w:pPr>
-      <w:bookmarkStart w:id="4" w:name="_Toc103204796"/>
+      <w:bookmarkStart w:id="6" w:name="_Toc104214476"/>
       <w:r>
         <w:lastRenderedPageBreak/>
         <w:t>Different T</w:t>
@@ -3389,7 +3631,7 @@
       <w:r>
         <w:t>ypes of Patient-Doctor Relationship</w:t>
       </w:r>
-      <w:bookmarkEnd w:id="4"/>
+      <w:bookmarkEnd w:id="6"/>
     </w:p>
     <w:p>
       <w:pPr>
@@ -3533,15 +3775,39 @@
           <w:sz w:val="24"/>
           <w:szCs w:val="24"/>
         </w:rPr>
-        <w:t>the following criteria: [3] (1) the goals of the physician-patient interaction, (2) the physician’s obligations, (3) the role of patient values, and (4) the conception of patient aut</w:t>
-      </w:r>
-      <w:r>
-        <w:rPr>
-          <w:rFonts w:ascii="Times New Roman" w:hAnsi="Times New Roman" w:cs="Times New Roman"/>
-          <w:sz w:val="24"/>
-          <w:szCs w:val="24"/>
-        </w:rPr>
-        <w:t>onomy. This classification contains four models: the paternalistic, the informative, the interpretive and the deliberative one, but as the authors themselves suggest, there could be also more models.</w:t>
+        <w:t xml:space="preserve">the following criteria: </w:t>
+      </w:r>
+      <w:r>
+        <w:rPr>
+          <w:rFonts w:ascii="Times New Roman" w:hAnsi="Times New Roman" w:cs="Times New Roman"/>
+          <w:sz w:val="24"/>
+          <w:szCs w:val="24"/>
+        </w:rPr>
+        <w:t>(1) the goals of the physician-patient interaction, (2) the physician’s obligations, (3) the role of patient values, and (4) the conception of patient aut</w:t>
+      </w:r>
+      <w:r>
+        <w:rPr>
+          <w:rFonts w:ascii="Times New Roman" w:hAnsi="Times New Roman" w:cs="Times New Roman"/>
+          <w:sz w:val="24"/>
+          <w:szCs w:val="24"/>
+        </w:rPr>
+        <w:t>onomy</w:t>
+      </w:r>
+      <w:r>
+        <w:rPr>
+          <w:rFonts w:ascii="Times New Roman" w:hAnsi="Times New Roman" w:cs="Times New Roman"/>
+          <w:sz w:val="24"/>
+          <w:szCs w:val="24"/>
+        </w:rPr>
+        <w:t xml:space="preserve"> [3]</w:t>
+      </w:r>
+      <w:r>
+        <w:rPr>
+          <w:rFonts w:ascii="Times New Roman" w:hAnsi="Times New Roman" w:cs="Times New Roman"/>
+          <w:sz w:val="24"/>
+          <w:szCs w:val="24"/>
+        </w:rPr>
+        <w:t>. This classification contains four models: the paternalistic, the informative, the interpretive and the deliberative one, but as the authors themselves suggest, there could be also more models.</w:t>
       </w:r>
     </w:p>
     <w:p>
@@ -3707,7 +3973,23 @@
           <w:sz w:val="24"/>
           <w:szCs w:val="24"/>
         </w:rPr>
-        <w:t xml:space="preserve">provide facts for the patient, like [3] the disease state, the nature of possible diagnostic and therapeutic interventions, the nature and probability of risks and benefits associated with the interventions. Important to notice, this model is more a theoretical one because in real-life situations there are </w:t>
+        <w:t>provide facts for the patient, like the disease state, the nature of possible diagnostic and therapeutic interventions, the nature and probability of risks and benefits associated with the interventions</w:t>
+      </w:r>
+      <w:r>
+        <w:rPr>
+          <w:rFonts w:ascii="Times New Roman" w:hAnsi="Times New Roman" w:cs="Times New Roman"/>
+          <w:sz w:val="24"/>
+          <w:szCs w:val="24"/>
+        </w:rPr>
+        <w:t xml:space="preserve"> [3]</w:t>
+      </w:r>
+      <w:r>
+        <w:rPr>
+          <w:rFonts w:ascii="Times New Roman" w:hAnsi="Times New Roman" w:cs="Times New Roman"/>
+          <w:sz w:val="24"/>
+          <w:szCs w:val="24"/>
+        </w:rPr>
+        <w:t xml:space="preserve">. Important to notice, this model is more a theoretical one because in real-life situations there are </w:t>
       </w:r>
       <w:r>
         <w:rPr>
@@ -3723,8 +4005,16 @@
           <w:sz w:val="24"/>
           <w:szCs w:val="24"/>
         </w:rPr>
+        <w:t xml:space="preserve">few chances </w:t>
+      </w:r>
+      <w:r>
+        <w:rPr>
+          <w:rFonts w:ascii="Times New Roman" w:hAnsi="Times New Roman" w:cs="Times New Roman"/>
+          <w:sz w:val="24"/>
+          <w:szCs w:val="24"/>
+        </w:rPr>
         <w:lastRenderedPageBreak/>
-        <w:t xml:space="preserve">few chances that a person only wants to know </w:t>
+        <w:t xml:space="preserve">that a person only wants to know </w:t>
       </w:r>
       <w:r>
         <w:rPr>
@@ -4253,7 +4543,17 @@
           <w:szCs w:val="24"/>
           <w:shd w:val="clear" w:color="auto" w:fill="FFFFFF"/>
         </w:rPr>
-        <w:t xml:space="preserve">: [4] a shift from completely unformed to fully formed </w:t>
+        <w:t xml:space="preserve">: </w:t>
+      </w:r>
+      <w:r>
+        <w:rPr>
+          <w:rFonts w:ascii="Times New Roman" w:hAnsi="Times New Roman" w:cs="Times New Roman"/>
+          <w:color w:val="212121"/>
+          <w:sz w:val="24"/>
+          <w:szCs w:val="24"/>
+          <w:shd w:val="clear" w:color="auto" w:fill="FFFFFF"/>
+        </w:rPr>
+        <w:t xml:space="preserve">a shift from completely unformed to fully formed </w:t>
       </w:r>
       <w:r>
         <w:rPr>
@@ -4354,6 +4654,16 @@
           <w:shd w:val="clear" w:color="auto" w:fill="FFFFFF"/>
         </w:rPr>
         <w:t>mutually varying</w:t>
+      </w:r>
+      <w:r>
+        <w:rPr>
+          <w:rFonts w:ascii="Times New Roman" w:hAnsi="Times New Roman" w:cs="Times New Roman"/>
+          <w:color w:val="212121"/>
+          <w:sz w:val="24"/>
+          <w:szCs w:val="24"/>
+          <w:shd w:val="clear" w:color="auto" w:fill="FFFFFF"/>
+        </w:rPr>
+        <w:t xml:space="preserve"> [4]</w:t>
       </w:r>
       <w:r>
         <w:rPr>
@@ -4625,7 +4935,23 @@
           <w:sz w:val="24"/>
           <w:szCs w:val="24"/>
         </w:rPr>
-        <w:t xml:space="preserve"> domain has undergone major changes throughout history, but as it is pointed by many specialists, [5] over the past few decades, there has been a shift from a paternalistic approach to patients towards an emphasis on patient autonomy.</w:t>
+        <w:t xml:space="preserve"> domain has undergone major changes throughout history, but as it is pointed by many specialists, over the past few decades, there has been a shift from a paternalistic approach to patients towards an emphasis on patient autonomy</w:t>
+      </w:r>
+      <w:r>
+        <w:rPr>
+          <w:rFonts w:ascii="Times New Roman" w:hAnsi="Times New Roman" w:cs="Times New Roman"/>
+          <w:sz w:val="24"/>
+          <w:szCs w:val="24"/>
+        </w:rPr>
+        <w:t xml:space="preserve"> [5]</w:t>
+      </w:r>
+      <w:r>
+        <w:rPr>
+          <w:rFonts w:ascii="Times New Roman" w:hAnsi="Times New Roman" w:cs="Times New Roman"/>
+          <w:sz w:val="24"/>
+          <w:szCs w:val="24"/>
+        </w:rPr>
+        <w:t>.</w:t>
       </w:r>
       <w:r>
         <w:rPr>
@@ -4641,15 +4967,39 @@
           <w:sz w:val="24"/>
           <w:szCs w:val="24"/>
         </w:rPr>
-        <w:t xml:space="preserve">Most certainly no model is perfect; on the one hand, each model has objections, on the other hand, there are situations for each one in which its use is justified. If we were to choose one as the best option in a digital age in which the right to opinion in extremely important, then the deliberative model comes closest to meeting all the criteria of specialists. </w:t>
-      </w:r>
-      <w:r>
-        <w:rPr>
-          <w:rFonts w:ascii="Times New Roman" w:hAnsi="Times New Roman" w:cs="Times New Roman"/>
-          <w:sz w:val="24"/>
-          <w:szCs w:val="24"/>
-        </w:rPr>
-        <w:t>[5] Such a model, which is based on open dialogue, joint deliberation and mutual understanding, would be the balanced alternative between the two extremes represented by the paternalism and the informative model, as it overcomes the imbalance of decision making power between patient and physician.</w:t>
+        <w:t>Most certainly no model is perfect; on the one hand, each model has objections, on the other hand, there are situations for each one in which its use is justified. If we were to choose one as the best option in a digital age in which the right to opinion in extremely important, then the deliberative model comes closest to meeting a</w:t>
+      </w:r>
+      <w:r>
+        <w:rPr>
+          <w:rFonts w:ascii="Times New Roman" w:hAnsi="Times New Roman" w:cs="Times New Roman"/>
+          <w:sz w:val="24"/>
+          <w:szCs w:val="24"/>
+        </w:rPr>
+        <w:t xml:space="preserve">ll the criteria of specialists. </w:t>
+      </w:r>
+      <w:r>
+        <w:rPr>
+          <w:rFonts w:ascii="Times New Roman" w:hAnsi="Times New Roman" w:cs="Times New Roman"/>
+          <w:sz w:val="24"/>
+          <w:szCs w:val="24"/>
+        </w:rPr>
+        <w:t>Such a model, which is based on open dialogue, joint deliberation and mutual understanding, would be the balanced alternative between the two extremes represented by the paternalism and the informative model, as it overcomes the imbalance of decision making power between patient and physician</w:t>
+      </w:r>
+      <w:r>
+        <w:rPr>
+          <w:rFonts w:ascii="Times New Roman" w:hAnsi="Times New Roman" w:cs="Times New Roman"/>
+          <w:sz w:val="24"/>
+          <w:szCs w:val="24"/>
+        </w:rPr>
+        <w:t xml:space="preserve"> [5]</w:t>
+      </w:r>
+      <w:r>
+        <w:rPr>
+          <w:rFonts w:ascii="Times New Roman" w:hAnsi="Times New Roman" w:cs="Times New Roman"/>
+          <w:sz w:val="24"/>
+          <w:szCs w:val="24"/>
+        </w:rPr>
+        <w:t>.</w:t>
       </w:r>
     </w:p>
     <w:p>
@@ -4667,42 +5017,308 @@
     <w:p>
       <w:pPr>
         <w:pStyle w:val="Heading2"/>
-      </w:pPr>
-      <w:bookmarkStart w:id="5" w:name="_Toc103204797"/>
+        <w:spacing w:line="360" w:lineRule="auto"/>
+      </w:pPr>
+      <w:bookmarkStart w:id="7" w:name="_Toc104214477"/>
       <w:r>
         <w:lastRenderedPageBreak/>
-        <w:t>Technology in Patient-Doctor Relationship</w:t>
-      </w:r>
-      <w:bookmarkEnd w:id="5"/>
+        <w:t>Patient-Doctor Relationship</w:t>
+      </w:r>
+      <w:bookmarkEnd w:id="7"/>
+      <w:r>
+        <w:t xml:space="preserve"> in a Software System</w:t>
+      </w:r>
+    </w:p>
+    <w:p>
+      <w:pPr>
+        <w:spacing w:line="360" w:lineRule="auto"/>
+        <w:rPr>
+          <w:rFonts w:ascii="Times New Roman" w:hAnsi="Times New Roman" w:cs="Times New Roman"/>
+          <w:sz w:val="40"/>
+          <w:szCs w:val="40"/>
+        </w:rPr>
+      </w:pPr>
+    </w:p>
+    <w:p>
+      <w:pPr>
+        <w:pStyle w:val="Heading3"/>
+        <w:spacing w:line="360" w:lineRule="auto"/>
+      </w:pPr>
+      <w:bookmarkStart w:id="8" w:name="_Toc104214478"/>
+      <w:r>
+        <w:t xml:space="preserve">Why and How to </w:t>
+      </w:r>
+      <w:r>
+        <w:t>Implement a Software System for Patient-Doctor Relationship</w:t>
+      </w:r>
+      <w:r>
+        <w:t>?</w:t>
+      </w:r>
+      <w:bookmarkEnd w:id="8"/>
+    </w:p>
+    <w:p>
+      <w:pPr>
+        <w:spacing w:line="360" w:lineRule="auto"/>
+        <w:rPr>
+          <w:rFonts w:ascii="Times New Roman" w:hAnsi="Times New Roman" w:cs="Times New Roman"/>
+          <w:sz w:val="24"/>
+          <w:szCs w:val="24"/>
+        </w:rPr>
+      </w:pPr>
+    </w:p>
+    <w:p>
+      <w:pPr>
+        <w:spacing w:line="360" w:lineRule="auto"/>
+        <w:jc w:val="both"/>
+        <w:rPr>
+          <w:rFonts w:ascii="Times New Roman" w:hAnsi="Times New Roman" w:cs="Times New Roman"/>
+          <w:sz w:val="24"/>
+          <w:szCs w:val="24"/>
+        </w:rPr>
+      </w:pPr>
+      <w:r>
+        <w:rPr>
+          <w:rFonts w:ascii="Times New Roman" w:hAnsi="Times New Roman" w:cs="Times New Roman"/>
+          <w:sz w:val="24"/>
+          <w:szCs w:val="24"/>
+        </w:rPr>
+        <w:t xml:space="preserve">Digitization is a process that we have all been following for decades. The medical field is no exception, this case raising numerous questions related to the development of a software system that would improve the patient-doctor relationship. </w:t>
+      </w:r>
+      <w:r>
+        <w:rPr>
+          <w:rFonts w:ascii="Times New Roman" w:hAnsi="Times New Roman" w:cs="Times New Roman"/>
+          <w:sz w:val="24"/>
+          <w:szCs w:val="24"/>
+        </w:rPr>
+        <w:t>The first question would be why to implement a software system that tries to solve this problem, or in other words, if it is really necessary such an implementation.</w:t>
+      </w:r>
+    </w:p>
+    <w:p>
+      <w:pPr>
+        <w:spacing w:line="360" w:lineRule="auto"/>
+        <w:jc w:val="both"/>
+        <w:rPr>
+          <w:rFonts w:ascii="Times New Roman" w:hAnsi="Times New Roman" w:cs="Times New Roman"/>
+          <w:sz w:val="24"/>
+          <w:szCs w:val="24"/>
+        </w:rPr>
+      </w:pPr>
+      <w:r>
+        <w:rPr>
+          <w:rFonts w:ascii="Times New Roman" w:hAnsi="Times New Roman" w:cs="Times New Roman"/>
+          <w:sz w:val="24"/>
+          <w:szCs w:val="24"/>
+        </w:rPr>
+        <w:t>A first argument is given by the fact that a software system to manage the patient-doctor interaction improves patient</w:t>
+      </w:r>
+      <w:r>
+        <w:rPr>
+          <w:rFonts w:ascii="Times New Roman" w:hAnsi="Times New Roman" w:cs="Times New Roman"/>
+          <w:sz w:val="24"/>
+          <w:szCs w:val="24"/>
+        </w:rPr>
+        <w:t xml:space="preserve"> safety. It is well-known that some patients do not remember which pills to take, how many are needed or at what intervals they should take their medication. This problem can be easily solved if the doctor introduces the patient’s prescription with the help of an application. In this way, the patient can verify the exact information at any time that he or she wants.</w:t>
+      </w:r>
+    </w:p>
+    <w:p>
+      <w:pPr>
+        <w:spacing w:line="360" w:lineRule="auto"/>
+        <w:jc w:val="both"/>
+        <w:rPr>
+          <w:rFonts w:ascii="Times New Roman" w:hAnsi="Times New Roman" w:cs="Times New Roman"/>
+          <w:sz w:val="24"/>
+          <w:szCs w:val="24"/>
+        </w:rPr>
+      </w:pPr>
+      <w:r>
+        <w:rPr>
+          <w:rFonts w:ascii="Times New Roman" w:hAnsi="Times New Roman" w:cs="Times New Roman"/>
+          <w:sz w:val="24"/>
+          <w:szCs w:val="24"/>
+        </w:rPr>
+        <w:t>Ano</w:t>
+      </w:r>
+      <w:r>
+        <w:rPr>
+          <w:rFonts w:ascii="Times New Roman" w:hAnsi="Times New Roman" w:cs="Times New Roman"/>
+          <w:sz w:val="24"/>
+          <w:szCs w:val="24"/>
+        </w:rPr>
+        <w:t xml:space="preserve">ther </w:t>
+      </w:r>
+      <w:r>
+        <w:rPr>
+          <w:rFonts w:ascii="Times New Roman" w:hAnsi="Times New Roman" w:cs="Times New Roman"/>
+          <w:sz w:val="24"/>
+          <w:szCs w:val="24"/>
+        </w:rPr>
+        <w:t>reason</w:t>
+      </w:r>
+      <w:r>
+        <w:rPr>
+          <w:rFonts w:ascii="Times New Roman" w:hAnsi="Times New Roman" w:cs="Times New Roman"/>
+          <w:sz w:val="24"/>
+          <w:szCs w:val="24"/>
+        </w:rPr>
+        <w:t xml:space="preserve"> is that it would be much easier for patients to make an appointment</w:t>
+      </w:r>
+      <w:r>
+        <w:rPr>
+          <w:rFonts w:ascii="Times New Roman" w:hAnsi="Times New Roman" w:cs="Times New Roman"/>
+          <w:sz w:val="24"/>
+          <w:szCs w:val="24"/>
+        </w:rPr>
+        <w:t xml:space="preserve">, which would lead to better coordination for everyone. For a patient to be consulted in a doctor’s office, excluding emergency cases, one of the following scenarios would be possible: to go to the office without an appointment, to contact the doctor by phone or to make an appointment through an application. The first option is clearly a wrong one because the doctor’s schedule for that day may be full. The second option has the disadvantage that the patient has certain time intervals when he or she is available, but now knowing the doctor’s schedule the patient may be forced to change his plans in an irritating way. Also, this </w:t>
+      </w:r>
+      <w:r>
+        <w:rPr>
+          <w:rFonts w:ascii="Times New Roman" w:hAnsi="Times New Roman" w:cs="Times New Roman"/>
+          <w:sz w:val="24"/>
+          <w:szCs w:val="24"/>
+        </w:rPr>
+        <w:t>choice</w:t>
+      </w:r>
+      <w:r>
+        <w:rPr>
+          <w:rFonts w:ascii="Times New Roman" w:hAnsi="Times New Roman" w:cs="Times New Roman"/>
+          <w:sz w:val="24"/>
+          <w:szCs w:val="24"/>
+        </w:rPr>
+        <w:t xml:space="preserve"> requires time from the doctor</w:t>
+      </w:r>
+      <w:r>
+        <w:rPr>
+          <w:rFonts w:ascii="Times New Roman" w:hAnsi="Times New Roman" w:cs="Times New Roman"/>
+          <w:sz w:val="24"/>
+          <w:szCs w:val="24"/>
+        </w:rPr>
+        <w:t xml:space="preserve"> to make the appointments, time that could be used in a more efficient way. Therefore, the third possibility is really the best, automating the process.</w:t>
+      </w:r>
+    </w:p>
+    <w:p>
+      <w:pPr>
+        <w:spacing w:line="360" w:lineRule="auto"/>
+        <w:jc w:val="both"/>
+        <w:rPr>
+          <w:rFonts w:ascii="Times New Roman" w:hAnsi="Times New Roman" w:cs="Times New Roman"/>
+          <w:sz w:val="24"/>
+          <w:szCs w:val="24"/>
+        </w:rPr>
+      </w:pPr>
+      <w:r>
+        <w:rPr>
+          <w:rFonts w:ascii="Times New Roman" w:hAnsi="Times New Roman" w:cs="Times New Roman"/>
+          <w:sz w:val="24"/>
+          <w:szCs w:val="24"/>
+        </w:rPr>
+        <w:lastRenderedPageBreak/>
+        <w:t xml:space="preserve">A third argument is </w:t>
+      </w:r>
+      <w:r>
+        <w:rPr>
+          <w:rFonts w:ascii="Times New Roman" w:hAnsi="Times New Roman" w:cs="Times New Roman"/>
+          <w:sz w:val="24"/>
+          <w:szCs w:val="24"/>
+        </w:rPr>
+        <w:t xml:space="preserve">the fact that through a software system it would be much easier for doctors to make a general analysis of the evolution of a patient’s disease and what are his or her values. In this sense, </w:t>
+      </w:r>
+      <w:r>
+        <w:rPr>
+          <w:rFonts w:ascii="Times New Roman" w:hAnsi="Times New Roman" w:cs="Times New Roman"/>
+          <w:sz w:val="24"/>
+          <w:szCs w:val="24"/>
+        </w:rPr>
+        <w:t xml:space="preserve">a notes feature can be implemented in order to patients </w:t>
+      </w:r>
+      <w:r>
+        <w:rPr>
+          <w:rFonts w:ascii="Times New Roman" w:hAnsi="Times New Roman" w:cs="Times New Roman"/>
+          <w:sz w:val="24"/>
+          <w:szCs w:val="24"/>
+        </w:rPr>
+        <w:t xml:space="preserve">write </w:t>
+      </w:r>
+      <w:r>
+        <w:rPr>
+          <w:rFonts w:ascii="Times New Roman" w:hAnsi="Times New Roman" w:cs="Times New Roman"/>
+          <w:sz w:val="24"/>
+          <w:szCs w:val="24"/>
+        </w:rPr>
+        <w:t>what they feel about their situation, what they noticed over the time and doctors can access this notes, but also write their own observations. A parallel between these two hypostases can help doctors better understand what patients really want and how to manage consultations with them.</w:t>
+      </w:r>
+      <w:r>
+        <w:rPr>
+          <w:rFonts w:ascii="Times New Roman" w:hAnsi="Times New Roman" w:cs="Times New Roman"/>
+          <w:sz w:val="24"/>
+          <w:szCs w:val="24"/>
+        </w:rPr>
+        <w:t xml:space="preserve"> This is an important aspect as we already saw that the approach used today in patient-doctor interaction is a deliberative one. If the doctor has a clearer view over the patient’s inner thoughts, it would be more facile to select a treatment appropriate to the problem that he or she has and to present the situation to the patient.  </w:t>
+      </w:r>
+    </w:p>
+    <w:p>
+      <w:pPr>
+        <w:spacing w:line="360" w:lineRule="auto"/>
+        <w:jc w:val="both"/>
+        <w:rPr>
+          <w:rFonts w:ascii="Times New Roman" w:hAnsi="Times New Roman" w:cs="Times New Roman"/>
+          <w:sz w:val="24"/>
+          <w:szCs w:val="24"/>
+        </w:rPr>
+      </w:pPr>
+      <w:r>
+        <w:rPr>
+          <w:rFonts w:ascii="Times New Roman" w:hAnsi="Times New Roman" w:cs="Times New Roman"/>
+          <w:sz w:val="24"/>
+          <w:szCs w:val="24"/>
+        </w:rPr>
+        <w:t>In addition, a real-time chat would help in establishing a stronger relationship between patients and doctors</w:t>
+      </w:r>
+      <w:r>
+        <w:rPr>
+          <w:rFonts w:ascii="Times New Roman" w:hAnsi="Times New Roman" w:cs="Times New Roman"/>
+          <w:sz w:val="24"/>
+          <w:szCs w:val="24"/>
+        </w:rPr>
+        <w:t>. It is important for the doctor to win patient’s trust so that he or she can follow the prescribed treatment, the moral factor greatly influencing the entire healing process. In the same time, a real-time chat can be used in other patient-doctor models li</w:t>
+      </w:r>
+      <w:r>
+        <w:rPr>
+          <w:rFonts w:ascii="Times New Roman" w:hAnsi="Times New Roman" w:cs="Times New Roman"/>
+          <w:sz w:val="24"/>
+          <w:szCs w:val="24"/>
+        </w:rPr>
+        <w:t>ke the informative one. There can be patients with some medical knowledge that just need information in order to take a decision, so the doctor can answer his or her questions through direct messages.</w:t>
+      </w:r>
+    </w:p>
+    <w:p>
+      <w:pPr>
+        <w:spacing w:line="360" w:lineRule="auto"/>
+        <w:jc w:val="both"/>
+        <w:rPr>
+          <w:rFonts w:ascii="Times New Roman" w:hAnsi="Times New Roman" w:cs="Times New Roman"/>
+          <w:sz w:val="24"/>
+          <w:szCs w:val="24"/>
+        </w:rPr>
+      </w:pPr>
+      <w:bookmarkStart w:id="9" w:name="_GoBack"/>
+      <w:bookmarkEnd w:id="9"/>
+    </w:p>
+    <w:p>
+      <w:pPr>
+        <w:pStyle w:val="Heading3"/>
+      </w:pPr>
+      <w:bookmarkStart w:id="10" w:name="_Toc104214479"/>
+      <w:r>
+        <w:t>Disadvantages of technology in managing the relationship</w:t>
+      </w:r>
+      <w:bookmarkEnd w:id="10"/>
     </w:p>
     <w:p/>
     <w:p>
       <w:pPr>
         <w:pStyle w:val="Heading3"/>
       </w:pPr>
-      <w:bookmarkStart w:id="6" w:name="_Toc103204798"/>
-      <w:r>
-        <w:t>Why and How to Use Technology in Patient-Doctor Relationship?</w:t>
-      </w:r>
-      <w:bookmarkEnd w:id="6"/>
-    </w:p>
-    <w:p/>
-    <w:p>
-      <w:pPr>
-        <w:pStyle w:val="Heading3"/>
-      </w:pPr>
-      <w:bookmarkStart w:id="7" w:name="_Toc103204799"/>
-      <w:r>
-        <w:t>Disadvantages of technology in managing the relationship</w:t>
-      </w:r>
-      <w:bookmarkEnd w:id="7"/>
-    </w:p>
-    <w:p/>
-    <w:p>
-      <w:pPr>
-        <w:pStyle w:val="Heading3"/>
-      </w:pPr>
-      <w:bookmarkStart w:id="8" w:name="_Toc103204800"/>
+      <w:bookmarkStart w:id="11" w:name="_Toc104214480"/>
       <w:r>
         <w:t>Analyze</w:t>
       </w:r>
@@ -4712,7 +5328,7 @@
       <w:r>
         <w:t>patient-doctor relationship</w:t>
       </w:r>
-      <w:bookmarkEnd w:id="8"/>
+      <w:bookmarkEnd w:id="11"/>
     </w:p>
     <w:p/>
     <w:p/>
@@ -4722,31 +5338,23 @@
     <w:p/>
     <w:p/>
     <w:p/>
-    <w:p/>
-    <w:p/>
-    <w:p/>
-    <w:p/>
-    <w:p/>
-    <w:p/>
-    <w:p/>
-    <w:p/>
-    <w:p/>
-    <w:p/>
-    <w:p/>
     <w:p>
       <w:pPr>
         <w:pStyle w:val="Heading2"/>
-      </w:pPr>
-      <w:bookmarkStart w:id="9" w:name="_Toc103204801"/>
+        <w:spacing w:line="360" w:lineRule="auto"/>
+      </w:pPr>
+      <w:bookmarkStart w:id="12" w:name="_Toc104214481"/>
       <w:r>
         <w:lastRenderedPageBreak/>
         <w:t>Web applications</w:t>
       </w:r>
-      <w:bookmarkEnd w:id="9"/>
-    </w:p>
-    <w:p>
-      <w:pPr>
-        <w:rPr>
+      <w:bookmarkEnd w:id="12"/>
+    </w:p>
+    <w:p>
+      <w:pPr>
+        <w:spacing w:line="360" w:lineRule="auto"/>
+        <w:rPr>
+          <w:rFonts w:ascii="Times New Roman" w:hAnsi="Times New Roman" w:cs="Times New Roman"/>
           <w:sz w:val="40"/>
           <w:szCs w:val="40"/>
         </w:rPr>
@@ -4755,14 +5363,24 @@
     <w:p>
       <w:pPr>
         <w:pStyle w:val="Heading3"/>
-      </w:pPr>
-      <w:bookmarkStart w:id="10" w:name="_Toc103204802"/>
+        <w:spacing w:line="360" w:lineRule="auto"/>
+      </w:pPr>
+      <w:bookmarkStart w:id="13" w:name="_Toc104214482"/>
       <w:r>
         <w:t>Brief history</w:t>
       </w:r>
-      <w:bookmarkEnd w:id="10"/>
-    </w:p>
-    <w:p/>
+      <w:bookmarkEnd w:id="13"/>
+    </w:p>
+    <w:p>
+      <w:pPr>
+        <w:spacing w:line="360" w:lineRule="auto"/>
+        <w:rPr>
+          <w:rFonts w:ascii="Times New Roman" w:hAnsi="Times New Roman" w:cs="Times New Roman"/>
+          <w:sz w:val="24"/>
+          <w:szCs w:val="24"/>
+        </w:rPr>
+      </w:pPr>
+    </w:p>
     <w:p>
       <w:pPr>
         <w:spacing w:line="360" w:lineRule="auto"/>
@@ -4941,7 +5559,7 @@
           <w:sz w:val="24"/>
           <w:szCs w:val="24"/>
         </w:rPr>
-        <w:t xml:space="preserve"> between pages. [7] </w:t>
+        <w:t xml:space="preserve"> between pages. </w:t>
       </w:r>
       <w:r>
         <w:rPr>
@@ -4981,7 +5599,23 @@
           <w:sz w:val="24"/>
           <w:szCs w:val="24"/>
         </w:rPr>
-        <w:t>quests, which leave the user interface active and responsive.</w:t>
+        <w:t>quests, which leave the user interface active and responsive</w:t>
+      </w:r>
+      <w:r>
+        <w:rPr>
+          <w:rFonts w:ascii="Times New Roman" w:hAnsi="Times New Roman" w:cs="Times New Roman"/>
+          <w:sz w:val="24"/>
+          <w:szCs w:val="24"/>
+        </w:rPr>
+        <w:t xml:space="preserve"> [7]</w:t>
+      </w:r>
+      <w:r>
+        <w:rPr>
+          <w:rFonts w:ascii="Times New Roman" w:hAnsi="Times New Roman" w:cs="Times New Roman"/>
+          <w:sz w:val="24"/>
+          <w:szCs w:val="24"/>
+        </w:rPr>
+        <w:t>.</w:t>
       </w:r>
       <w:r>
         <w:rPr>
@@ -5040,11 +5674,11 @@
         <w:pStyle w:val="Heading3"/>
         <w:spacing w:line="360" w:lineRule="auto"/>
       </w:pPr>
-      <w:bookmarkStart w:id="11" w:name="_Toc103204803"/>
+      <w:bookmarkStart w:id="14" w:name="_Toc104214483"/>
       <w:r>
         <w:t>Structure</w:t>
       </w:r>
-      <w:bookmarkEnd w:id="11"/>
+      <w:bookmarkEnd w:id="14"/>
     </w:p>
     <w:p/>
     <w:p>
@@ -5167,7 +5801,7 @@
           <w:sz w:val="24"/>
           <w:szCs w:val="24"/>
         </w:rPr>
-        <w:t xml:space="preserve">tier architecture is the fact that each tier runs on a separate infrastructure, this being extremely important in the development process. In this way, a separate team can be assigned to each tier and all three teams can work simultaneously. Also, any required update on a specific tier can be </w:t>
+        <w:t xml:space="preserve">tier architecture is the fact that each tier runs on a separate infrastructure, this being extremely important in the development process. In this way, a separate team can be assigned to each tier </w:t>
       </w:r>
       <w:r>
         <w:rPr>
@@ -5176,7 +5810,7 @@
           <w:szCs w:val="24"/>
         </w:rPr>
         <w:lastRenderedPageBreak/>
-        <w:t>implemented easily because the changes do not impact the other tiers.</w:t>
+        <w:t>and all three teams can work simultaneously. Also, any required update on a specific tier can be implemented easily because the changes do not impact the other tiers.</w:t>
       </w:r>
       <w:r>
         <w:rPr>
@@ -5509,7 +6143,7 @@
           <w:sz w:val="24"/>
           <w:szCs w:val="24"/>
         </w:rPr>
-        <w:t xml:space="preserve"> The client side deals with the interaction between the user and the computer, being [8] </w:t>
+        <w:t xml:space="preserve"> The client side deals with the interaction between the user and the computer, being </w:t>
       </w:r>
       <w:r>
         <w:rPr>
@@ -5573,7 +6207,23 @@
           <w:sz w:val="24"/>
           <w:szCs w:val="24"/>
         </w:rPr>
-        <w:t xml:space="preserve"> multiple components: </w:t>
+        <w:t xml:space="preserve"> multiple components</w:t>
+      </w:r>
+      <w:r>
+        <w:rPr>
+          <w:rFonts w:ascii="Times New Roman" w:hAnsi="Times New Roman" w:cs="Times New Roman"/>
+          <w:sz w:val="24"/>
+          <w:szCs w:val="24"/>
+        </w:rPr>
+        <w:t xml:space="preserve"> [8]</w:t>
+      </w:r>
+      <w:r>
+        <w:rPr>
+          <w:rFonts w:ascii="Times New Roman" w:hAnsi="Times New Roman" w:cs="Times New Roman"/>
+          <w:sz w:val="24"/>
+          <w:szCs w:val="24"/>
+        </w:rPr>
+        <w:t xml:space="preserve">: </w:t>
       </w:r>
     </w:p>
     <w:p>
@@ -5685,6 +6335,7 @@
           <w:sz w:val="24"/>
           <w:szCs w:val="24"/>
         </w:rPr>
+        <w:lastRenderedPageBreak/>
         <w:t>The b</w:t>
       </w:r>
       <w:r>
@@ -5717,7 +6368,6 @@
           <w:sz w:val="24"/>
           <w:szCs w:val="24"/>
         </w:rPr>
-        <w:lastRenderedPageBreak/>
         <w:t>The l</w:t>
       </w:r>
       <w:r>
@@ -5742,10 +6392,16 @@
           <w:sz w:val="24"/>
           <w:szCs w:val="24"/>
         </w:rPr>
-        <w:t xml:space="preserve">torage – [8] </w:t>
-      </w:r>
-      <w:bookmarkStart w:id="12" w:name="_GoBack"/>
-      <w:bookmarkEnd w:id="12"/>
+        <w:t>torage –</w:t>
+      </w:r>
+      <w:r>
+        <w:rPr>
+          <w:rFonts w:ascii="Times New Roman" w:hAnsi="Times New Roman" w:cs="Times New Roman"/>
+          <w:sz w:val="24"/>
+          <w:szCs w:val="24"/>
+        </w:rPr>
+        <w:t xml:space="preserve"> </w:t>
+      </w:r>
       <w:r>
         <w:rPr>
           <w:rFonts w:ascii="Times New Roman" w:hAnsi="Times New Roman" w:cs="Times New Roman"/>
@@ -5792,8 +6448,18 @@
           <w:sz w:val="24"/>
           <w:szCs w:val="24"/>
         </w:rPr>
-        <w:t xml:space="preserve"> IndexedDB</w:t>
-      </w:r>
+        <w:t xml:space="preserve"> </w:t>
+      </w:r>
+      <w:proofErr w:type="spellStart"/>
+      <w:r>
+        <w:rPr>
+          <w:rFonts w:ascii="Times New Roman" w:hAnsi="Times New Roman" w:cs="Times New Roman"/>
+          <w:sz w:val="24"/>
+          <w:szCs w:val="24"/>
+        </w:rPr>
+        <w:t>IndexedDB</w:t>
+      </w:r>
+      <w:proofErr w:type="spellEnd"/>
       <w:r>
         <w:rPr>
           <w:rFonts w:ascii="Times New Roman" w:hAnsi="Times New Roman" w:cs="Times New Roman"/>
@@ -5801,6 +6467,14 @@
           <w:szCs w:val="24"/>
         </w:rPr>
         <w:t xml:space="preserve"> and File APIs</w:t>
+      </w:r>
+      <w:r>
+        <w:rPr>
+          <w:rFonts w:ascii="Times New Roman" w:hAnsi="Times New Roman" w:cs="Times New Roman"/>
+          <w:sz w:val="24"/>
+          <w:szCs w:val="24"/>
+        </w:rPr>
+        <w:t xml:space="preserve"> [8]</w:t>
       </w:r>
     </w:p>
     <w:p>
@@ -5962,7 +6636,23 @@
           <w:sz w:val="24"/>
           <w:szCs w:val="24"/>
         </w:rPr>
-        <w:t xml:space="preserve">also </w:t>
+        <w:t>also</w:t>
+      </w:r>
+      <w:r>
+        <w:rPr>
+          <w:rFonts w:ascii="Times New Roman" w:hAnsi="Times New Roman" w:cs="Times New Roman"/>
+          <w:sz w:val="24"/>
+          <w:szCs w:val="24"/>
+        </w:rPr>
+        <w:t xml:space="preserve"> usually</w:t>
+      </w:r>
+      <w:r>
+        <w:rPr>
+          <w:rFonts w:ascii="Times New Roman" w:hAnsi="Times New Roman" w:cs="Times New Roman"/>
+          <w:sz w:val="24"/>
+          <w:szCs w:val="24"/>
+        </w:rPr>
+        <w:t xml:space="preserve"> </w:t>
       </w:r>
       <w:r>
         <w:rPr>
@@ -6069,7 +6759,15 @@
           <w:sz w:val="24"/>
           <w:szCs w:val="24"/>
         </w:rPr>
-        <w:t xml:space="preserve">The web server layer – [8] </w:t>
+        <w:t>The web server layer –</w:t>
+      </w:r>
+      <w:r>
+        <w:rPr>
+          <w:rFonts w:ascii="Times New Roman" w:hAnsi="Times New Roman" w:cs="Times New Roman"/>
+          <w:sz w:val="24"/>
+          <w:szCs w:val="24"/>
+        </w:rPr>
+        <w:t xml:space="preserve"> </w:t>
       </w:r>
       <w:r>
         <w:rPr>
@@ -6137,6 +6835,14 @@
         <w:t>Nginx</w:t>
       </w:r>
       <w:proofErr w:type="spellEnd"/>
+      <w:r>
+        <w:rPr>
+          <w:rFonts w:ascii="Times New Roman" w:hAnsi="Times New Roman" w:cs="Times New Roman"/>
+          <w:sz w:val="24"/>
+          <w:szCs w:val="24"/>
+        </w:rPr>
+        <w:t xml:space="preserve"> [8]</w:t>
+      </w:r>
     </w:p>
     <w:p>
       <w:pPr>
@@ -6210,6 +6916,7 @@
           <w:sz w:val="24"/>
           <w:szCs w:val="24"/>
         </w:rPr>
+        <w:lastRenderedPageBreak/>
         <w:t xml:space="preserve">Other type of architecture is the two-tier one, </w:t>
       </w:r>
       <w:r>
@@ -6226,8 +6933,385 @@
           <w:sz w:val="24"/>
           <w:szCs w:val="24"/>
         </w:rPr>
-        <w:t xml:space="preserve">the logic of the application tier is included in the data tier. In this way, the communication between the </w:t>
-      </w:r>
+        <w:t>the logic of the application tier is included in the data tier. In this way, the communication between the client and the server is direct</w:t>
+      </w:r>
+      <w:r>
+        <w:rPr>
+          <w:rFonts w:ascii="Times New Roman" w:hAnsi="Times New Roman" w:cs="Times New Roman"/>
+          <w:sz w:val="24"/>
+          <w:szCs w:val="24"/>
+        </w:rPr>
+        <w:t>ly made</w:t>
+      </w:r>
+      <w:r>
+        <w:rPr>
+          <w:rFonts w:ascii="Times New Roman" w:hAnsi="Times New Roman" w:cs="Times New Roman"/>
+          <w:sz w:val="24"/>
+          <w:szCs w:val="24"/>
+        </w:rPr>
+        <w:t>, increasing the execution speed of the application.</w:t>
+      </w:r>
+      <w:r>
+        <w:rPr>
+          <w:rFonts w:ascii="Times New Roman" w:hAnsi="Times New Roman" w:cs="Times New Roman"/>
+          <w:sz w:val="24"/>
+          <w:szCs w:val="24"/>
+        </w:rPr>
+        <w:t xml:space="preserve"> The problems with this architecture are represented by its lack of scalability in case of a </w:t>
+      </w:r>
+      <w:r>
+        <w:rPr>
+          <w:rFonts w:ascii="Times New Roman" w:hAnsi="Times New Roman" w:cs="Times New Roman"/>
+          <w:sz w:val="24"/>
+          <w:szCs w:val="24"/>
+        </w:rPr>
+        <w:t>high number of users and its weak security.</w:t>
+      </w:r>
+    </w:p>
+    <w:p>
+      <w:pPr>
+        <w:rPr>
+          <w:rFonts w:ascii="Times New Roman" w:hAnsi="Times New Roman" w:cs="Times New Roman"/>
+          <w:sz w:val="24"/>
+          <w:szCs w:val="24"/>
+        </w:rPr>
+      </w:pPr>
+    </w:p>
+    <w:p>
+      <w:pPr>
+        <w:pStyle w:val="Heading3"/>
+        <w:spacing w:line="360" w:lineRule="auto"/>
+      </w:pPr>
+      <w:bookmarkStart w:id="15" w:name="_Toc104214484"/>
+      <w:r>
+        <w:t xml:space="preserve">Web </w:t>
+      </w:r>
+      <w:r>
+        <w:t>Sockets</w:t>
+      </w:r>
+      <w:bookmarkEnd w:id="15"/>
+    </w:p>
+    <w:p>
+      <w:pPr>
+        <w:rPr>
+          <w:rFonts w:ascii="Times New Roman" w:hAnsi="Times New Roman" w:cs="Times New Roman"/>
+          <w:sz w:val="24"/>
+          <w:szCs w:val="24"/>
+        </w:rPr>
+      </w:pPr>
+    </w:p>
+    <w:p>
+      <w:pPr>
+        <w:spacing w:line="360" w:lineRule="auto"/>
+        <w:jc w:val="both"/>
+        <w:rPr>
+          <w:rFonts w:ascii="Times New Roman" w:hAnsi="Times New Roman" w:cs="Times New Roman"/>
+          <w:sz w:val="24"/>
+          <w:szCs w:val="24"/>
+        </w:rPr>
+      </w:pPr>
+      <w:r>
+        <w:rPr>
+          <w:rFonts w:ascii="Times New Roman" w:hAnsi="Times New Roman" w:cs="Times New Roman"/>
+          <w:sz w:val="24"/>
+          <w:szCs w:val="24"/>
+        </w:rPr>
+        <w:t xml:space="preserve">The web application that we are trying to build in this paper involves a direct communication through messages between doctors and patients. Basically, this feature is </w:t>
+      </w:r>
+      <w:r>
+        <w:rPr>
+          <w:rFonts w:ascii="Times New Roman" w:hAnsi="Times New Roman" w:cs="Times New Roman"/>
+          <w:sz w:val="24"/>
+          <w:szCs w:val="24"/>
+        </w:rPr>
+        <w:t>distinctive of</w:t>
+      </w:r>
+      <w:r>
+        <w:rPr>
+          <w:rFonts w:ascii="Times New Roman" w:hAnsi="Times New Roman" w:cs="Times New Roman"/>
+          <w:sz w:val="24"/>
+          <w:szCs w:val="24"/>
+        </w:rPr>
+        <w:t xml:space="preserve"> a real-time application and in order to develop an application as efficient as possible, </w:t>
+      </w:r>
+      <w:r>
+        <w:rPr>
+          <w:rFonts w:ascii="Times New Roman" w:hAnsi="Times New Roman" w:cs="Times New Roman"/>
+          <w:sz w:val="24"/>
+          <w:szCs w:val="24"/>
+        </w:rPr>
+        <w:t>technologies specific to this type of application are needed. That being said, web sockets have caught our attention to solve this problem.</w:t>
+      </w:r>
+    </w:p>
+    <w:p>
+      <w:pPr>
+        <w:spacing w:line="360" w:lineRule="auto"/>
+        <w:jc w:val="both"/>
+        <w:rPr>
+          <w:rFonts w:ascii="Times New Roman" w:hAnsi="Times New Roman" w:cs="Times New Roman"/>
+          <w:sz w:val="24"/>
+          <w:szCs w:val="24"/>
+        </w:rPr>
+      </w:pPr>
+      <w:r>
+        <w:rPr>
+          <w:rFonts w:ascii="Times New Roman" w:hAnsi="Times New Roman" w:cs="Times New Roman"/>
+          <w:sz w:val="24"/>
+          <w:szCs w:val="24"/>
+        </w:rPr>
+        <w:t>Web Socket is defined as a technology that enables web pages to use the Web Socket protocol for full-duplex communication with a remote host [9].</w:t>
+      </w:r>
+      <w:r>
+        <w:rPr>
+          <w:rFonts w:ascii="Times New Roman" w:hAnsi="Times New Roman" w:cs="Times New Roman"/>
+          <w:sz w:val="24"/>
+          <w:szCs w:val="24"/>
+        </w:rPr>
+        <w:t xml:space="preserve"> The Web Socket protocol is an application-level </w:t>
+      </w:r>
+      <w:r>
+        <w:rPr>
+          <w:rFonts w:ascii="Times New Roman" w:hAnsi="Times New Roman" w:cs="Times New Roman"/>
+          <w:sz w:val="24"/>
+          <w:szCs w:val="24"/>
+        </w:rPr>
+        <w:t xml:space="preserve">protocol built on top of the TCP. It enables bidirectional data transport in Web sessions, and is considered as a viable alternative to HTTP polling techniques, which are implemented as tradeoffs between functionality, efficiency and reliability [10]. </w:t>
+      </w:r>
+    </w:p>
+    <w:p>
+      <w:pPr>
+        <w:keepNext/>
+        <w:jc w:val="center"/>
+      </w:pPr>
+      <w:r>
+        <w:rPr>
+          <w:noProof/>
+        </w:rPr>
+        <w:drawing>
+          <wp:inline distT="0" distB="0" distL="0" distR="0" wp14:anchorId="4436587C" wp14:editId="73ED5C18">
+            <wp:extent cx="3028950" cy="2587759"/>
+            <wp:effectExtent l="0" t="0" r="0" b="3175"/>
+            <wp:docPr id="4" name="Picture 4" descr="Websocket over TCP sequence diagram | Download Scientific Diagram"/>
+            <wp:cNvGraphicFramePr>
+              <a:graphicFrameLocks xmlns:a="http://schemas.openxmlformats.org/drawingml/2006/main" noChangeAspect="1"/>
+            </wp:cNvGraphicFramePr>
+            <a:graphic xmlns:a="http://schemas.openxmlformats.org/drawingml/2006/main">
+              <a:graphicData uri="http://schemas.openxmlformats.org/drawingml/2006/picture">
+                <pic:pic xmlns:pic="http://schemas.openxmlformats.org/drawingml/2006/picture">
+                  <pic:nvPicPr>
+                    <pic:cNvPr id="0" name="Picture 1" descr="Websocket over TCP sequence diagram | Download Scientific Diagram"/>
+                    <pic:cNvPicPr>
+                      <a:picLocks noChangeAspect="1" noChangeArrowheads="1"/>
+                    </pic:cNvPicPr>
+                  </pic:nvPicPr>
+                  <pic:blipFill>
+                    <a:blip r:embed="rId13">
+                      <a:extLst>
+                        <a:ext uri="{28A0092B-C50C-407E-A947-70E740481C1C}">
+                          <a14:useLocalDpi xmlns:a14="http://schemas.microsoft.com/office/drawing/2010/main" val="0"/>
+                        </a:ext>
+                      </a:extLst>
+                    </a:blip>
+                    <a:srcRect/>
+                    <a:stretch>
+                      <a:fillRect/>
+                    </a:stretch>
+                  </pic:blipFill>
+                  <pic:spPr bwMode="auto">
+                    <a:xfrm>
+                      <a:off x="0" y="0"/>
+                      <a:ext cx="3029713" cy="2588411"/>
+                    </a:xfrm>
+                    <a:prstGeom prst="rect">
+                      <a:avLst/>
+                    </a:prstGeom>
+                    <a:noFill/>
+                    <a:ln>
+                      <a:noFill/>
+                    </a:ln>
+                  </pic:spPr>
+                </pic:pic>
+              </a:graphicData>
+            </a:graphic>
+          </wp:inline>
+        </w:drawing>
+      </w:r>
+    </w:p>
+    <w:p>
+      <w:pPr>
+        <w:pStyle w:val="Caption"/>
+        <w:jc w:val="center"/>
+        <w:rPr>
+          <w:rFonts w:ascii="Times New Roman" w:hAnsi="Times New Roman" w:cs="Times New Roman"/>
+          <w:b w:val="0"/>
+          <w:color w:val="000000" w:themeColor="text1"/>
+          <w:sz w:val="24"/>
+          <w:szCs w:val="24"/>
+        </w:rPr>
+      </w:pPr>
+      <w:r>
+        <w:rPr>
+          <w:rFonts w:ascii="Times New Roman" w:hAnsi="Times New Roman" w:cs="Times New Roman"/>
+          <w:b w:val="0"/>
+          <w:color w:val="000000" w:themeColor="text1"/>
+          <w:sz w:val="24"/>
+          <w:szCs w:val="24"/>
+        </w:rPr>
+        <w:t xml:space="preserve">Figure </w:t>
+      </w:r>
+      <w:r>
+        <w:rPr>
+          <w:rFonts w:ascii="Times New Roman" w:hAnsi="Times New Roman" w:cs="Times New Roman"/>
+          <w:b w:val="0"/>
+          <w:color w:val="000000" w:themeColor="text1"/>
+          <w:sz w:val="24"/>
+          <w:szCs w:val="24"/>
+        </w:rPr>
+        <w:fldChar w:fldCharType="begin"/>
+      </w:r>
+      <w:r>
+        <w:rPr>
+          <w:rFonts w:ascii="Times New Roman" w:hAnsi="Times New Roman" w:cs="Times New Roman"/>
+          <w:b w:val="0"/>
+          <w:color w:val="000000" w:themeColor="text1"/>
+          <w:sz w:val="24"/>
+          <w:szCs w:val="24"/>
+        </w:rPr>
+        <w:instrText xml:space="preserve"> STYLEREF 1 \s </w:instrText>
+      </w:r>
+      <w:r>
+        <w:rPr>
+          <w:rFonts w:ascii="Times New Roman" w:hAnsi="Times New Roman" w:cs="Times New Roman"/>
+          <w:b w:val="0"/>
+          <w:color w:val="000000" w:themeColor="text1"/>
+          <w:sz w:val="24"/>
+          <w:szCs w:val="24"/>
+        </w:rPr>
+        <w:fldChar w:fldCharType="separate"/>
+      </w:r>
+      <w:r>
+        <w:rPr>
+          <w:rFonts w:ascii="Times New Roman" w:hAnsi="Times New Roman" w:cs="Times New Roman"/>
+          <w:b w:val="0"/>
+          <w:noProof/>
+          <w:color w:val="000000" w:themeColor="text1"/>
+          <w:sz w:val="24"/>
+          <w:szCs w:val="24"/>
+        </w:rPr>
+        <w:t>2</w:t>
+      </w:r>
+      <w:r>
+        <w:rPr>
+          <w:rFonts w:ascii="Times New Roman" w:hAnsi="Times New Roman" w:cs="Times New Roman"/>
+          <w:b w:val="0"/>
+          <w:color w:val="000000" w:themeColor="text1"/>
+          <w:sz w:val="24"/>
+          <w:szCs w:val="24"/>
+        </w:rPr>
+        <w:fldChar w:fldCharType="end"/>
+      </w:r>
+      <w:r>
+        <w:rPr>
+          <w:rFonts w:ascii="Times New Roman" w:hAnsi="Times New Roman" w:cs="Times New Roman"/>
+          <w:b w:val="0"/>
+          <w:color w:val="000000" w:themeColor="text1"/>
+          <w:sz w:val="24"/>
+          <w:szCs w:val="24"/>
+        </w:rPr>
+        <w:noBreakHyphen/>
+      </w:r>
+      <w:r>
+        <w:rPr>
+          <w:rFonts w:ascii="Times New Roman" w:hAnsi="Times New Roman" w:cs="Times New Roman"/>
+          <w:b w:val="0"/>
+          <w:color w:val="000000" w:themeColor="text1"/>
+          <w:sz w:val="24"/>
+          <w:szCs w:val="24"/>
+        </w:rPr>
+        <w:fldChar w:fldCharType="begin"/>
+      </w:r>
+      <w:r>
+        <w:rPr>
+          <w:rFonts w:ascii="Times New Roman" w:hAnsi="Times New Roman" w:cs="Times New Roman"/>
+          <w:b w:val="0"/>
+          <w:color w:val="000000" w:themeColor="text1"/>
+          <w:sz w:val="24"/>
+          <w:szCs w:val="24"/>
+        </w:rPr>
+        <w:instrText xml:space="preserve"> SEQ Figure \* ARABIC \s 1 </w:instrText>
+      </w:r>
+      <w:r>
+        <w:rPr>
+          <w:rFonts w:ascii="Times New Roman" w:hAnsi="Times New Roman" w:cs="Times New Roman"/>
+          <w:b w:val="0"/>
+          <w:color w:val="000000" w:themeColor="text1"/>
+          <w:sz w:val="24"/>
+          <w:szCs w:val="24"/>
+        </w:rPr>
+        <w:fldChar w:fldCharType="separate"/>
+      </w:r>
+      <w:r>
+        <w:rPr>
+          <w:rFonts w:ascii="Times New Roman" w:hAnsi="Times New Roman" w:cs="Times New Roman"/>
+          <w:b w:val="0"/>
+          <w:noProof/>
+          <w:color w:val="000000" w:themeColor="text1"/>
+          <w:sz w:val="24"/>
+          <w:szCs w:val="24"/>
+        </w:rPr>
+        <w:t>5</w:t>
+      </w:r>
+      <w:r>
+        <w:rPr>
+          <w:rFonts w:ascii="Times New Roman" w:hAnsi="Times New Roman" w:cs="Times New Roman"/>
+          <w:b w:val="0"/>
+          <w:color w:val="000000" w:themeColor="text1"/>
+          <w:sz w:val="24"/>
+          <w:szCs w:val="24"/>
+        </w:rPr>
+        <w:fldChar w:fldCharType="end"/>
+      </w:r>
+      <w:r>
+        <w:rPr>
+          <w:rFonts w:ascii="Times New Roman" w:hAnsi="Times New Roman" w:cs="Times New Roman"/>
+          <w:b w:val="0"/>
+          <w:color w:val="000000" w:themeColor="text1"/>
+          <w:sz w:val="24"/>
+          <w:szCs w:val="24"/>
+        </w:rPr>
+        <w:t xml:space="preserve"> Web</w:t>
+      </w:r>
+      <w:r>
+        <w:rPr>
+          <w:rFonts w:ascii="Times New Roman" w:hAnsi="Times New Roman" w:cs="Times New Roman"/>
+          <w:b w:val="0"/>
+          <w:color w:val="000000" w:themeColor="text1"/>
+          <w:sz w:val="24"/>
+          <w:szCs w:val="24"/>
+        </w:rPr>
+        <w:t xml:space="preserve"> socket over </w:t>
+      </w:r>
+      <w:r>
+        <w:rPr>
+          <w:rFonts w:ascii="Times New Roman" w:hAnsi="Times New Roman" w:cs="Times New Roman"/>
+          <w:b w:val="0"/>
+          <w:color w:val="000000" w:themeColor="text1"/>
+          <w:sz w:val="24"/>
+          <w:szCs w:val="24"/>
+        </w:rPr>
+        <w:t>TCP sequence diagram [10]</w:t>
+      </w:r>
+    </w:p>
+    <w:p>
+      <w:pPr>
+        <w:spacing w:line="360" w:lineRule="auto"/>
+        <w:jc w:val="both"/>
+        <w:rPr>
+          <w:rFonts w:ascii="Times New Roman" w:hAnsi="Times New Roman" w:cs="Times New Roman"/>
+          <w:sz w:val="24"/>
+          <w:szCs w:val="24"/>
+        </w:rPr>
+      </w:pPr>
       <w:r>
         <w:rPr>
           <w:rFonts w:ascii="Times New Roman" w:hAnsi="Times New Roman" w:cs="Times New Roman"/>
@@ -6235,39 +7319,386 @@
           <w:szCs w:val="24"/>
         </w:rPr>
         <w:lastRenderedPageBreak/>
-        <w:t>client and the server is direct</w:t>
-      </w:r>
-      <w:r>
-        <w:rPr>
-          <w:rFonts w:ascii="Times New Roman" w:hAnsi="Times New Roman" w:cs="Times New Roman"/>
-          <w:sz w:val="24"/>
-          <w:szCs w:val="24"/>
-        </w:rPr>
-        <w:t>ly made</w:t>
-      </w:r>
-      <w:r>
-        <w:rPr>
-          <w:rFonts w:ascii="Times New Roman" w:hAnsi="Times New Roman" w:cs="Times New Roman"/>
-          <w:sz w:val="24"/>
-          <w:szCs w:val="24"/>
-        </w:rPr>
-        <w:t>, increasing the execution speed of the application.</w:t>
-      </w:r>
-      <w:r>
-        <w:rPr>
-          <w:rFonts w:ascii="Times New Roman" w:hAnsi="Times New Roman" w:cs="Times New Roman"/>
-          <w:sz w:val="24"/>
-          <w:szCs w:val="24"/>
-        </w:rPr>
-        <w:t xml:space="preserve"> The problems with this architecture are represented by its lack of scalability in case of a </w:t>
-      </w:r>
-      <w:r>
-        <w:rPr>
-          <w:rFonts w:ascii="Times New Roman" w:hAnsi="Times New Roman" w:cs="Times New Roman"/>
-          <w:sz w:val="24"/>
-          <w:szCs w:val="24"/>
-        </w:rPr>
-        <w:t>high number of users and its weak security.</w:t>
+        <w:t>In figure 2-5, it is presented a sequence diagram of a Websocket session, but in the same time, we can notice that the communication via Websocket protocol is a TCP-based one. This implies that before the client and the server can exchange data through Websocket protocol, it is mandatory to establish a TCP connection between the two sides.</w:t>
+      </w:r>
+      <w:r>
+        <w:rPr>
+          <w:rFonts w:ascii="Times New Roman" w:hAnsi="Times New Roman" w:cs="Times New Roman"/>
+          <w:sz w:val="24"/>
+          <w:szCs w:val="24"/>
+        </w:rPr>
+        <w:t xml:space="preserve"> As it can be seen in the picture, there are needed three messages to be exchanged in order to start the connection (this phase is also called handshaking). For the purpose of having a Websocket-based communication, the two sides have to create a Websocket session because at this point, after the handshaking, there is possible only to transfer data through the plain TCP protocol.</w:t>
+      </w:r>
+    </w:p>
+    <w:p>
+      <w:pPr>
+        <w:spacing w:line="360" w:lineRule="auto"/>
+        <w:jc w:val="both"/>
+        <w:rPr>
+          <w:rFonts w:ascii="Times New Roman" w:hAnsi="Times New Roman" w:cs="Times New Roman"/>
+          <w:sz w:val="24"/>
+          <w:szCs w:val="24"/>
+        </w:rPr>
+      </w:pPr>
+      <w:r>
+        <w:rPr>
+          <w:rFonts w:ascii="Times New Roman" w:hAnsi="Times New Roman" w:cs="Times New Roman"/>
+          <w:sz w:val="24"/>
+          <w:szCs w:val="24"/>
+        </w:rPr>
+        <w:t>To establish a session, client sends a Websocket Upgrade Request to the server, upon which server responds with a Websocket Upgrade Response</w:t>
+      </w:r>
+      <w:r>
+        <w:rPr>
+          <w:rFonts w:ascii="Times New Roman" w:hAnsi="Times New Roman" w:cs="Times New Roman"/>
+          <w:sz w:val="24"/>
+          <w:szCs w:val="24"/>
+        </w:rPr>
+        <w:t xml:space="preserve"> [10]</w:t>
+      </w:r>
+      <w:r>
+        <w:rPr>
+          <w:rFonts w:ascii="Times New Roman" w:hAnsi="Times New Roman" w:cs="Times New Roman"/>
+          <w:sz w:val="24"/>
+          <w:szCs w:val="24"/>
+        </w:rPr>
+        <w:t>.</w:t>
+      </w:r>
+      <w:r>
+        <w:rPr>
+          <w:rFonts w:ascii="Times New Roman" w:hAnsi="Times New Roman" w:cs="Times New Roman"/>
+          <w:sz w:val="24"/>
+          <w:szCs w:val="24"/>
+        </w:rPr>
+        <w:t xml:space="preserve"> </w:t>
+      </w:r>
+      <w:r>
+        <w:rPr>
+          <w:rFonts w:ascii="Times New Roman" w:hAnsi="Times New Roman" w:cs="Times New Roman"/>
+          <w:sz w:val="24"/>
+          <w:szCs w:val="24"/>
+        </w:rPr>
+        <w:t xml:space="preserve">The Websocket Upgrade Request is nothing more than a HTTP GET Request with the headers Connection and Upgrade telling the server the client’s intention of using the Websocket protocol over the regular HTTP for the rest of the session. </w:t>
+      </w:r>
+      <w:r>
+        <w:rPr>
+          <w:rFonts w:ascii="Times New Roman" w:hAnsi="Times New Roman" w:cs="Times New Roman"/>
+          <w:sz w:val="24"/>
+          <w:szCs w:val="24"/>
+        </w:rPr>
+        <w:t>If there is possible to establish the Websocket session, the server sends back a HTTP response, with the status code having the value 101 Switching Protocols.</w:t>
+      </w:r>
+    </w:p>
+    <w:p>
+      <w:pPr>
+        <w:spacing w:line="360" w:lineRule="auto"/>
+        <w:jc w:val="both"/>
+        <w:rPr>
+          <w:rFonts w:ascii="Times New Roman" w:hAnsi="Times New Roman" w:cs="Times New Roman"/>
+          <w:sz w:val="24"/>
+          <w:szCs w:val="24"/>
+        </w:rPr>
+      </w:pPr>
+      <w:r>
+        <w:rPr>
+          <w:rFonts w:ascii="Times New Roman" w:hAnsi="Times New Roman" w:cs="Times New Roman"/>
+          <w:sz w:val="24"/>
+          <w:szCs w:val="24"/>
+        </w:rPr>
+        <w:t xml:space="preserve">In paper [9], </w:t>
+      </w:r>
+      <w:r>
+        <w:rPr>
+          <w:rFonts w:ascii="Times New Roman" w:hAnsi="Times New Roman" w:cs="Times New Roman"/>
+          <w:sz w:val="24"/>
+          <w:szCs w:val="24"/>
+        </w:rPr>
+        <w:t>there was conducted a test to realize a comparison between Websocket and HTTP requests performances in asynchronous transmission. The results of the test are impressive, showing that the Websocket communication was ten times efficient than the HTTP one. In the same time, other studies emphasize that Websocket’s performance is much better</w:t>
+      </w:r>
+      <w:r>
+        <w:rPr>
+          <w:rFonts w:ascii="Times New Roman" w:hAnsi="Times New Roman" w:cs="Times New Roman"/>
+          <w:sz w:val="24"/>
+          <w:szCs w:val="24"/>
+        </w:rPr>
+        <w:t xml:space="preserve"> than HTTP in terms of network traffic and delay, especially in large number concurrency case [9]. These results encourage us to use this technology in order to develop our application for the chat feature between doctors and patients.</w:t>
+      </w:r>
+    </w:p>
+    <w:p/>
+    <w:p/>
+    <w:p/>
+    <w:p/>
+    <w:p/>
+    <w:p/>
+    <w:p>
+      <w:pPr>
+        <w:pStyle w:val="Heading1"/>
+      </w:pPr>
+      <w:bookmarkStart w:id="16" w:name="_Toc104214485"/>
+      <w:r>
+        <w:lastRenderedPageBreak/>
+        <w:t>Application Description</w:t>
+      </w:r>
+      <w:bookmarkEnd w:id="16"/>
+    </w:p>
+    <w:p>
+      <w:pPr>
+        <w:rPr>
+          <w:rFonts w:ascii="Times New Roman" w:hAnsi="Times New Roman" w:cs="Times New Roman"/>
+          <w:sz w:val="56"/>
+          <w:szCs w:val="56"/>
+        </w:rPr>
+      </w:pPr>
+    </w:p>
+    <w:p>
+      <w:pPr>
+        <w:pStyle w:val="Heading2"/>
+      </w:pPr>
+      <w:bookmarkStart w:id="17" w:name="_Toc104214486"/>
+      <w:r>
+        <w:t>Requirements</w:t>
+      </w:r>
+      <w:r>
+        <w:t xml:space="preserve"> and specifications</w:t>
+      </w:r>
+      <w:bookmarkEnd w:id="17"/>
+    </w:p>
+    <w:p/>
+    <w:p>
+      <w:pPr>
+        <w:spacing w:line="360" w:lineRule="auto"/>
+        <w:jc w:val="both"/>
+        <w:rPr>
+          <w:rFonts w:ascii="Times New Roman" w:hAnsi="Times New Roman" w:cs="Times New Roman"/>
+          <w:sz w:val="24"/>
+          <w:szCs w:val="24"/>
+        </w:rPr>
+      </w:pPr>
+      <w:r>
+        <w:rPr>
+          <w:rFonts w:ascii="Times New Roman" w:hAnsi="Times New Roman" w:cs="Times New Roman"/>
+          <w:sz w:val="24"/>
+          <w:szCs w:val="24"/>
+        </w:rPr>
+        <w:t>As we have seen up to this point in thesis, the relationship between the doctor and the patient can unfold in different ways depending on the patient’s autonomy, his life values and his medical knowledge. The most commonly used model in this interaction nowadays is the deliberative one, in which the doctor has the purpose to morally persuade the patient to choose the best health-related medical interventions</w:t>
+      </w:r>
+      <w:r>
+        <w:rPr>
+          <w:rFonts w:ascii="Times New Roman" w:hAnsi="Times New Roman" w:cs="Times New Roman"/>
+          <w:sz w:val="24"/>
+          <w:szCs w:val="24"/>
+        </w:rPr>
+        <w:t xml:space="preserve">. In case the patient disagrees with the presented method, the two deliberate on other treatments. Web applications have developed considerably in recent years, making possible an interactive online communication between </w:t>
+      </w:r>
+      <w:r>
+        <w:rPr>
+          <w:rFonts w:ascii="Times New Roman" w:hAnsi="Times New Roman" w:cs="Times New Roman"/>
+          <w:sz w:val="24"/>
+          <w:szCs w:val="24"/>
+        </w:rPr>
+        <w:t>the doctor and the patient. They are able to solve problems like in the case in which people prefer to look themselves for information on the internet that is not necessarily verified instead of resorting to the knowledge of a specialist. Of course, web applications can’t completely replace face-to-face interaction between a patient and a doctor, but they can facilitate the process before the respective meeting and save time when it comes to just a little advice</w:t>
+      </w:r>
+      <w:r>
+        <w:rPr>
+          <w:rFonts w:ascii="Times New Roman" w:hAnsi="Times New Roman" w:cs="Times New Roman"/>
+          <w:sz w:val="24"/>
+          <w:szCs w:val="24"/>
+        </w:rPr>
+        <w:t>, or even an encouragement.</w:t>
+      </w:r>
+    </w:p>
+    <w:p>
+      <w:pPr>
+        <w:spacing w:line="360" w:lineRule="auto"/>
+        <w:jc w:val="both"/>
+        <w:rPr>
+          <w:rFonts w:ascii="Times New Roman" w:hAnsi="Times New Roman" w:cs="Times New Roman"/>
+          <w:sz w:val="24"/>
+          <w:szCs w:val="24"/>
+        </w:rPr>
+      </w:pPr>
+      <w:r>
+        <w:rPr>
+          <w:rFonts w:ascii="Times New Roman" w:hAnsi="Times New Roman" w:cs="Times New Roman"/>
+          <w:sz w:val="24"/>
+          <w:szCs w:val="24"/>
+        </w:rPr>
+        <w:t>That being said, we can further formulate the requirements and specifications of the web application of our approach. Both doctors and patients will have accounts in which their important data are present like their first name, second name</w:t>
+      </w:r>
+      <w:r>
+        <w:rPr>
+          <w:rFonts w:ascii="Times New Roman" w:hAnsi="Times New Roman" w:cs="Times New Roman"/>
+          <w:sz w:val="24"/>
+          <w:szCs w:val="24"/>
+        </w:rPr>
+        <w:t xml:space="preserve"> and email address. Also, the doctors should have a specialization in order to make it easier for the patients to identify the doctors they should go to for their problem.  Anyone can make a r</w:t>
+      </w:r>
+      <w:r>
+        <w:rPr>
+          <w:rFonts w:ascii="Times New Roman" w:hAnsi="Times New Roman" w:cs="Times New Roman"/>
+          <w:sz w:val="24"/>
+          <w:szCs w:val="24"/>
+        </w:rPr>
+        <w:t xml:space="preserve">egular patient account, but </w:t>
+      </w:r>
+      <w:r>
+        <w:rPr>
+          <w:rFonts w:ascii="Times New Roman" w:hAnsi="Times New Roman" w:cs="Times New Roman"/>
+          <w:sz w:val="24"/>
+          <w:szCs w:val="24"/>
+        </w:rPr>
+        <w:t xml:space="preserve">the doctors </w:t>
+      </w:r>
+      <w:r>
+        <w:rPr>
+          <w:rFonts w:ascii="Times New Roman" w:hAnsi="Times New Roman" w:cs="Times New Roman"/>
+          <w:sz w:val="24"/>
+          <w:szCs w:val="24"/>
+        </w:rPr>
+        <w:t>must</w:t>
+      </w:r>
+      <w:r>
+        <w:rPr>
+          <w:rFonts w:ascii="Times New Roman" w:hAnsi="Times New Roman" w:cs="Times New Roman"/>
+          <w:sz w:val="24"/>
+          <w:szCs w:val="24"/>
+        </w:rPr>
+        <w:t xml:space="preserve"> be introduced by an </w:t>
+      </w:r>
+      <w:r>
+        <w:rPr>
+          <w:rFonts w:ascii="Times New Roman" w:hAnsi="Times New Roman" w:cs="Times New Roman"/>
+          <w:sz w:val="24"/>
+          <w:szCs w:val="24"/>
+        </w:rPr>
+        <w:t>administrator account</w:t>
+      </w:r>
+      <w:r>
+        <w:rPr>
+          <w:rFonts w:ascii="Times New Roman" w:hAnsi="Times New Roman" w:cs="Times New Roman"/>
+          <w:sz w:val="24"/>
+          <w:szCs w:val="24"/>
+        </w:rPr>
+        <w:t xml:space="preserve">, which would receive on email </w:t>
+      </w:r>
+      <w:r>
+        <w:rPr>
+          <w:rFonts w:ascii="Times New Roman" w:hAnsi="Times New Roman" w:cs="Times New Roman"/>
+          <w:sz w:val="24"/>
+          <w:szCs w:val="24"/>
+        </w:rPr>
+        <w:t>the documents attesting his or her profession. The administrator account can perform multiple operations like adding new medicines or updating existing ones, adding new specializations</w:t>
+      </w:r>
+      <w:r>
+        <w:rPr>
+          <w:rFonts w:ascii="Times New Roman" w:hAnsi="Times New Roman" w:cs="Times New Roman"/>
+          <w:sz w:val="24"/>
+          <w:szCs w:val="24"/>
+        </w:rPr>
+        <w:t xml:space="preserve">. </w:t>
+      </w:r>
+      <w:r>
+        <w:rPr>
+          <w:rFonts w:ascii="Times New Roman" w:hAnsi="Times New Roman" w:cs="Times New Roman"/>
+          <w:sz w:val="24"/>
+          <w:szCs w:val="24"/>
+        </w:rPr>
+        <w:t>Each person can update its own account</w:t>
+      </w:r>
+      <w:r>
+        <w:rPr>
+          <w:rFonts w:ascii="Times New Roman" w:hAnsi="Times New Roman" w:cs="Times New Roman"/>
+          <w:sz w:val="24"/>
+          <w:szCs w:val="24"/>
+        </w:rPr>
+        <w:t xml:space="preserve"> </w:t>
+      </w:r>
+      <w:r>
+        <w:rPr>
+          <w:rFonts w:ascii="Times New Roman" w:hAnsi="Times New Roman" w:cs="Times New Roman"/>
+          <w:sz w:val="24"/>
+          <w:szCs w:val="24"/>
+        </w:rPr>
+        <w:t xml:space="preserve">and will log-in with his or her email address and a password (for doctors, they would have a default password chosen by the administrator and must change it as soon as possible). A medicine is characterized by its name and a description, same in the case of a disease. </w:t>
+      </w:r>
+      <w:r>
+        <w:rPr>
+          <w:rFonts w:ascii="Times New Roman" w:hAnsi="Times New Roman" w:cs="Times New Roman"/>
+          <w:sz w:val="24"/>
+          <w:szCs w:val="24"/>
+        </w:rPr>
+        <w:t>A treatment is given by a specific doctor to a specific patient, it contains one or more medicines, it is recommended for a disease and the start date must be specified.</w:t>
+      </w:r>
+    </w:p>
+    <w:p>
+      <w:pPr>
+        <w:spacing w:line="360" w:lineRule="auto"/>
+        <w:jc w:val="both"/>
+        <w:rPr>
+          <w:rFonts w:ascii="Times New Roman" w:hAnsi="Times New Roman" w:cs="Times New Roman"/>
+          <w:sz w:val="24"/>
+          <w:szCs w:val="24"/>
+        </w:rPr>
+      </w:pPr>
+      <w:r>
+        <w:rPr>
+          <w:rFonts w:ascii="Times New Roman" w:hAnsi="Times New Roman" w:cs="Times New Roman"/>
+          <w:sz w:val="24"/>
+          <w:szCs w:val="24"/>
+        </w:rPr>
+        <w:lastRenderedPageBreak/>
+        <w:t xml:space="preserve">A patient account has the following features: he or she can schedule an appointment by consulting a doctor’s calendar, can communicate directly with any doctor and can </w:t>
+      </w:r>
+      <w:r>
+        <w:rPr>
+          <w:rFonts w:ascii="Times New Roman" w:hAnsi="Times New Roman" w:cs="Times New Roman"/>
+          <w:sz w:val="24"/>
+          <w:szCs w:val="24"/>
+        </w:rPr>
+        <w:t>give his or her feedb</w:t>
+      </w:r>
+      <w:r>
+        <w:rPr>
+          <w:rFonts w:ascii="Times New Roman" w:hAnsi="Times New Roman" w:cs="Times New Roman"/>
+          <w:sz w:val="24"/>
+          <w:szCs w:val="24"/>
+        </w:rPr>
+        <w:t>ack about evolution in case of a disease. The calendar will show a doctor’s program over a week, the consultations having the standard duration of half an hour. In first phase, the program is also standard, from 9 am to 5 pm, but in a next phase it should be changeable by the doctor. The patient can select any week from a certain period of time (three months would be a reasonable amount of time). In order to be easier to patient to select the disease that he or she wants to give a feedback about its evolution, a list with all diseases for which there exist a current treatment will be shown on the page of this feature</w:t>
+      </w:r>
+      <w:r>
+        <w:rPr>
+          <w:rFonts w:ascii="Times New Roman" w:hAnsi="Times New Roman" w:cs="Times New Roman"/>
+          <w:sz w:val="24"/>
+          <w:szCs w:val="24"/>
+        </w:rPr>
+        <w:t>.</w:t>
+      </w:r>
+    </w:p>
+    <w:p>
+      <w:pPr>
+        <w:spacing w:line="360" w:lineRule="auto"/>
+        <w:jc w:val="both"/>
+        <w:rPr>
+          <w:rFonts w:ascii="Times New Roman" w:hAnsi="Times New Roman" w:cs="Times New Roman"/>
+          <w:sz w:val="24"/>
+          <w:szCs w:val="24"/>
+        </w:rPr>
+      </w:pPr>
+      <w:r>
+        <w:rPr>
+          <w:rFonts w:ascii="Times New Roman" w:hAnsi="Times New Roman" w:cs="Times New Roman"/>
+          <w:sz w:val="24"/>
+          <w:szCs w:val="24"/>
+        </w:rPr>
+        <w:t xml:space="preserve">After the patient makes an appointment on a free slot from calendar, the doctor receives an email with this information. The doctor account has as features the fact that can prescribe recipes, see his or her schedule over a week, communicate directly with the patients and </w:t>
+      </w:r>
+      <w:r>
+        <w:rPr>
+          <w:rFonts w:ascii="Times New Roman" w:hAnsi="Times New Roman" w:cs="Times New Roman"/>
+          <w:sz w:val="24"/>
+          <w:szCs w:val="24"/>
+        </w:rPr>
+        <w:t>writes his or her observations about evolution of a disease in case of a specific patient that he consulted (the feedback of the patient is visible for the doctor in order to understand what are patient’s life-values over the time, but the observations of the doctor are not visible for the patient). Each presented feature should be on a separate page. They will be accessible always from a horizontal menu placed on top of the screen.</w:t>
       </w:r>
     </w:p>
     <w:p/>
@@ -6281,326 +7712,38 @@
     <w:p/>
     <w:p/>
     <w:p/>
+    <w:p>
+      <w:pPr>
+        <w:pStyle w:val="Heading2"/>
+      </w:pPr>
+      <w:bookmarkStart w:id="18" w:name="_Toc104214487"/>
+      <w:r>
+        <w:lastRenderedPageBreak/>
+        <w:t>Implementation and Design</w:t>
+      </w:r>
+      <w:bookmarkEnd w:id="18"/>
+    </w:p>
     <w:p/>
+    <w:p>
+      <w:pPr>
+        <w:pStyle w:val="Heading2"/>
+      </w:pPr>
+      <w:bookmarkStart w:id="19" w:name="_Toc104214488"/>
+      <w:r>
+        <w:t>Used technologies</w:t>
+      </w:r>
+      <w:bookmarkEnd w:id="19"/>
+    </w:p>
     <w:p/>
-    <w:p/>
-    <w:p/>
-    <w:p/>
-    <w:p/>
-    <w:p/>
-    <w:p/>
-    <w:p/>
-    <w:p/>
-    <w:p/>
     <w:p>
       <w:pPr>
         <w:pStyle w:val="Heading1"/>
       </w:pPr>
-      <w:bookmarkStart w:id="13" w:name="_Toc103204804"/>
-      <w:r>
-        <w:lastRenderedPageBreak/>
-        <w:t>Application Description</w:t>
-      </w:r>
-      <w:bookmarkEnd w:id="13"/>
-    </w:p>
-    <w:p>
-      <w:pPr>
-        <w:rPr>
-          <w:rFonts w:ascii="Times New Roman" w:hAnsi="Times New Roman" w:cs="Times New Roman"/>
-          <w:sz w:val="56"/>
-          <w:szCs w:val="56"/>
-        </w:rPr>
-      </w:pPr>
-    </w:p>
-    <w:p>
-      <w:pPr>
-        <w:pStyle w:val="Heading2"/>
-      </w:pPr>
-      <w:bookmarkStart w:id="14" w:name="_Toc103204805"/>
-      <w:r>
-        <w:t>Requirements</w:t>
-      </w:r>
-      <w:bookmarkEnd w:id="14"/>
-    </w:p>
-    <w:p/>
-    <w:p>
-      <w:pPr>
-        <w:spacing w:line="360" w:lineRule="auto"/>
-        <w:jc w:val="both"/>
-        <w:rPr>
-          <w:rFonts w:ascii="Times New Roman" w:hAnsi="Times New Roman" w:cs="Times New Roman"/>
-          <w:sz w:val="24"/>
-          <w:szCs w:val="24"/>
-        </w:rPr>
-      </w:pPr>
-      <w:r>
-        <w:rPr>
-          <w:rFonts w:ascii="Times New Roman" w:hAnsi="Times New Roman" w:cs="Times New Roman"/>
-          <w:sz w:val="24"/>
-          <w:szCs w:val="24"/>
-        </w:rPr>
-        <w:t>As we have seen up to this point in thesis, the relationship between the doctor and the patient can unfold in different ways depending on the patient’s autonomy, his life values and his medical knowledge. The most commonly used model in this interaction nowadays is the deliberative one, in which the doctor has the purpose to morally persuade the patient to choose the best health-related medical interventions</w:t>
-      </w:r>
-      <w:r>
-        <w:rPr>
-          <w:rFonts w:ascii="Times New Roman" w:hAnsi="Times New Roman" w:cs="Times New Roman"/>
-          <w:sz w:val="24"/>
-          <w:szCs w:val="24"/>
-        </w:rPr>
-        <w:t xml:space="preserve">. In case the patient disagrees with the presented method, the two deliberate on other treatments. Web applications have developed considerably in recent years, making possible an interactive online communication between </w:t>
-      </w:r>
-      <w:r>
-        <w:rPr>
-          <w:rFonts w:ascii="Times New Roman" w:hAnsi="Times New Roman" w:cs="Times New Roman"/>
-          <w:sz w:val="24"/>
-          <w:szCs w:val="24"/>
-        </w:rPr>
-        <w:t>the doctor and the patient. They are able to solve problems like in the case in which people prefer to look themselves for information on the internet that is not necessarily verified instead of resorting to the knowledge of a specialist. Of course, web applications can’t completely replace face-to-face interaction between a patient and a doctor, but they can facilitate the process before the respective meeting and save time when it comes to just a little advice</w:t>
-      </w:r>
-      <w:r>
-        <w:rPr>
-          <w:rFonts w:ascii="Times New Roman" w:hAnsi="Times New Roman" w:cs="Times New Roman"/>
-          <w:sz w:val="24"/>
-          <w:szCs w:val="24"/>
-        </w:rPr>
-        <w:t>, or even an encouragement.</w:t>
-      </w:r>
-    </w:p>
-    <w:p>
-      <w:pPr>
-        <w:spacing w:line="360" w:lineRule="auto"/>
-        <w:jc w:val="both"/>
-        <w:rPr>
-          <w:rFonts w:ascii="Times New Roman" w:hAnsi="Times New Roman" w:cs="Times New Roman"/>
-          <w:sz w:val="24"/>
-          <w:szCs w:val="24"/>
-        </w:rPr>
-      </w:pPr>
-      <w:r>
-        <w:rPr>
-          <w:rFonts w:ascii="Times New Roman" w:hAnsi="Times New Roman" w:cs="Times New Roman"/>
-          <w:sz w:val="24"/>
-          <w:szCs w:val="24"/>
-        </w:rPr>
-        <w:t>That being said, we can further formulate the requirements and specifications of the web application of our approach. Both doctors and patients will have accounts in which their important data are present like their first name, second name</w:t>
-      </w:r>
-      <w:r>
-        <w:rPr>
-          <w:rFonts w:ascii="Times New Roman" w:hAnsi="Times New Roman" w:cs="Times New Roman"/>
-          <w:sz w:val="24"/>
-          <w:szCs w:val="24"/>
-        </w:rPr>
-        <w:t xml:space="preserve"> and email address. The patients can optionally specify their address, but the office address for the doctors is mandatory. Also, the doctors should have a specialization in order to make it easier for the patients to identify the doctors they should go to for their problem.  Anyone can make a r</w:t>
-      </w:r>
-      <w:r>
-        <w:rPr>
-          <w:rFonts w:ascii="Times New Roman" w:hAnsi="Times New Roman" w:cs="Times New Roman"/>
-          <w:sz w:val="24"/>
-          <w:szCs w:val="24"/>
-        </w:rPr>
-        <w:t xml:space="preserve">egular patient account, but </w:t>
-      </w:r>
-      <w:r>
-        <w:rPr>
-          <w:rFonts w:ascii="Times New Roman" w:hAnsi="Times New Roman" w:cs="Times New Roman"/>
-          <w:sz w:val="24"/>
-          <w:szCs w:val="24"/>
-        </w:rPr>
-        <w:t xml:space="preserve">the doctors </w:t>
-      </w:r>
-      <w:r>
-        <w:rPr>
-          <w:rFonts w:ascii="Times New Roman" w:hAnsi="Times New Roman" w:cs="Times New Roman"/>
-          <w:sz w:val="24"/>
-          <w:szCs w:val="24"/>
-        </w:rPr>
-        <w:t>must</w:t>
-      </w:r>
-      <w:r>
-        <w:rPr>
-          <w:rFonts w:ascii="Times New Roman" w:hAnsi="Times New Roman" w:cs="Times New Roman"/>
-          <w:sz w:val="24"/>
-          <w:szCs w:val="24"/>
-        </w:rPr>
-        <w:t xml:space="preserve"> be introduced by an account with administrator privileges, which would receive on email </w:t>
-      </w:r>
-      <w:r>
-        <w:rPr>
-          <w:rFonts w:ascii="Times New Roman" w:hAnsi="Times New Roman" w:cs="Times New Roman"/>
-          <w:sz w:val="24"/>
-          <w:szCs w:val="24"/>
-        </w:rPr>
-        <w:t>the documents attesting his or her profession. The administrator account can perform multiple operations beside this, like adding new medicines or updating existing ones, adding new specializations or removing accounts. Each person can update its own account</w:t>
-      </w:r>
-      <w:r>
-        <w:rPr>
-          <w:rFonts w:ascii="Times New Roman" w:hAnsi="Times New Roman" w:cs="Times New Roman"/>
-          <w:sz w:val="24"/>
-          <w:szCs w:val="24"/>
-        </w:rPr>
-        <w:t>, set a profile picture</w:t>
-      </w:r>
-      <w:r>
-        <w:rPr>
-          <w:rFonts w:ascii="Times New Roman" w:hAnsi="Times New Roman" w:cs="Times New Roman"/>
-          <w:sz w:val="24"/>
-          <w:szCs w:val="24"/>
-        </w:rPr>
-        <w:t xml:space="preserve"> and will log-in with his or her email address and a password (for doctors, they would have a default password chosen by the administrator and must change it as soon as possible). A medicine is characterized by its name and a description, same in the case of a disease. </w:t>
-      </w:r>
-      <w:r>
-        <w:rPr>
-          <w:rFonts w:ascii="Times New Roman" w:hAnsi="Times New Roman" w:cs="Times New Roman"/>
-          <w:sz w:val="24"/>
-          <w:szCs w:val="24"/>
-        </w:rPr>
-        <w:t xml:space="preserve">A </w:t>
-      </w:r>
-      <w:r>
-        <w:rPr>
-          <w:rFonts w:ascii="Times New Roman" w:hAnsi="Times New Roman" w:cs="Times New Roman"/>
-          <w:sz w:val="24"/>
-          <w:szCs w:val="24"/>
-        </w:rPr>
-        <w:lastRenderedPageBreak/>
-        <w:t>treatment is given by a specific doctor to a specific patient, it contains one or more medicines, it is recommended for a disease and the start date must be specified.</w:t>
-      </w:r>
-    </w:p>
-    <w:p>
-      <w:pPr>
-        <w:spacing w:line="360" w:lineRule="auto"/>
-        <w:jc w:val="both"/>
-        <w:rPr>
-          <w:rFonts w:ascii="Times New Roman" w:hAnsi="Times New Roman" w:cs="Times New Roman"/>
-          <w:sz w:val="24"/>
-          <w:szCs w:val="24"/>
-        </w:rPr>
-      </w:pPr>
-      <w:r>
-        <w:rPr>
-          <w:rFonts w:ascii="Times New Roman" w:hAnsi="Times New Roman" w:cs="Times New Roman"/>
-          <w:sz w:val="24"/>
-          <w:szCs w:val="24"/>
-        </w:rPr>
-        <w:t xml:space="preserve">A patient account has the following features: he or she can schedule an appointment by consulting a doctor’s calendar, can communicate directly with any doctor and can </w:t>
-      </w:r>
-      <w:r>
-        <w:rPr>
-          <w:rFonts w:ascii="Times New Roman" w:hAnsi="Times New Roman" w:cs="Times New Roman"/>
-          <w:sz w:val="24"/>
-          <w:szCs w:val="24"/>
-        </w:rPr>
-        <w:t>give his or her feedb</w:t>
-      </w:r>
-      <w:r>
-        <w:rPr>
-          <w:rFonts w:ascii="Times New Roman" w:hAnsi="Times New Roman" w:cs="Times New Roman"/>
-          <w:sz w:val="24"/>
-          <w:szCs w:val="24"/>
-        </w:rPr>
-        <w:t>ack about evolution in case of a disease. The calendar will show a doctor’s program over a week, the consultations having the standard duration of half an hour. In first phase, the program is also standard, from 9 am to 5 pm, but in a next phase it should be changeable by the doctor. The patient can select any week from a certain period of time (three months would be a reasonable amount of time). In order to be easier to patient to select the disease that he or she wants to give a feedback about its evolution, a list with all diseases for which there exist a current treatment will be shown on the page of this feature</w:t>
-      </w:r>
-      <w:r>
-        <w:rPr>
-          <w:rFonts w:ascii="Times New Roman" w:hAnsi="Times New Roman" w:cs="Times New Roman"/>
-          <w:sz w:val="24"/>
-          <w:szCs w:val="24"/>
-        </w:rPr>
-        <w:t>.</w:t>
-      </w:r>
-    </w:p>
-    <w:p>
-      <w:pPr>
-        <w:spacing w:line="360" w:lineRule="auto"/>
-        <w:jc w:val="both"/>
-        <w:rPr>
-          <w:rFonts w:ascii="Times New Roman" w:hAnsi="Times New Roman" w:cs="Times New Roman"/>
-          <w:sz w:val="24"/>
-          <w:szCs w:val="24"/>
-        </w:rPr>
-      </w:pPr>
-      <w:r>
-        <w:rPr>
-          <w:rFonts w:ascii="Times New Roman" w:hAnsi="Times New Roman" w:cs="Times New Roman"/>
-          <w:sz w:val="24"/>
-          <w:szCs w:val="24"/>
-        </w:rPr>
-        <w:t xml:space="preserve">After the patient makes an appointment on a free slot from calendar, the doctor receives an email with this information. The doctor account has as features the fact that can prescribe recipes, see his or her schedule over a week, communicate directly with the patients and </w:t>
-      </w:r>
-      <w:r>
-        <w:rPr>
-          <w:rFonts w:ascii="Times New Roman" w:hAnsi="Times New Roman" w:cs="Times New Roman"/>
-          <w:sz w:val="24"/>
-          <w:szCs w:val="24"/>
-        </w:rPr>
-        <w:t>writes his or her observations about evolution of a disease in case of a specific patient that he consulted (the feedback of the patient is visible for the doctor in order to understand what are patient’s life-values over the time, but the observations of the doctor are not visible for the patient). Each presented feature should be on a separate page. They will be accessible always from a horizontal menu placed on top of the screen.</w:t>
-      </w:r>
-    </w:p>
-    <w:p/>
-    <w:p/>
-    <w:p/>
-    <w:p/>
-    <w:p/>
-    <w:p/>
-    <w:p/>
-    <w:p/>
-    <w:p/>
-    <w:p/>
-    <w:p/>
-    <w:p/>
-    <w:p/>
-    <w:p/>
-    <w:p/>
-    <w:p/>
-    <w:p/>
-    <w:p/>
-    <w:p/>
-    <w:p/>
-    <w:p/>
-    <w:p/>
-    <w:p/>
-    <w:p>
-      <w:pPr>
-        <w:pStyle w:val="Heading2"/>
-      </w:pPr>
-      <w:bookmarkStart w:id="15" w:name="_Toc103204806"/>
-      <w:r>
-        <w:t>Implementation and Design</w:t>
-      </w:r>
-      <w:bookmarkEnd w:id="15"/>
-    </w:p>
-    <w:p/>
-    <w:p>
-      <w:pPr>
-        <w:pStyle w:val="Heading2"/>
-      </w:pPr>
-      <w:bookmarkStart w:id="16" w:name="_Toc103204807"/>
-      <w:r>
-        <w:t>Testing</w:t>
-      </w:r>
-      <w:bookmarkEnd w:id="16"/>
-    </w:p>
-    <w:p/>
-    <w:p>
-      <w:pPr>
-        <w:pStyle w:val="Heading2"/>
-      </w:pPr>
-      <w:bookmarkStart w:id="17" w:name="_Toc103204808"/>
-      <w:r>
-        <w:t>Deployment</w:t>
-      </w:r>
-      <w:bookmarkEnd w:id="17"/>
-    </w:p>
-    <w:p/>
-    <w:p>
-      <w:pPr>
-        <w:pStyle w:val="Heading1"/>
-      </w:pPr>
-      <w:bookmarkStart w:id="18" w:name="_Toc103204809"/>
+      <w:bookmarkStart w:id="20" w:name="_Toc104214489"/>
       <w:r>
         <w:t>Conclusions</w:t>
       </w:r>
-      <w:bookmarkEnd w:id="18"/>
+      <w:bookmarkEnd w:id="20"/>
     </w:p>
     <w:p>
       <w:pPr>
@@ -6711,6 +7854,18 @@
         <w:rPr>
           <w:rFonts w:ascii="Times New Roman" w:hAnsi="Times New Roman" w:cs="Times New Roman"/>
           <w:b/>
+          <w:sz w:val="48"/>
+          <w:szCs w:val="48"/>
+        </w:rPr>
+      </w:pPr>
+    </w:p>
+    <w:p>
+      <w:pPr>
+        <w:spacing w:line="360" w:lineRule="auto"/>
+        <w:jc w:val="both"/>
+        <w:rPr>
+          <w:rFonts w:ascii="Times New Roman" w:hAnsi="Times New Roman" w:cs="Times New Roman"/>
+          <w:b/>
           <w:sz w:val="72"/>
           <w:szCs w:val="72"/>
         </w:rPr>
@@ -6722,6 +7877,7 @@
           <w:sz w:val="48"/>
           <w:szCs w:val="48"/>
         </w:rPr>
+        <w:lastRenderedPageBreak/>
         <w:t>Bibliography</w:t>
       </w:r>
     </w:p>
@@ -7265,7 +8421,6 @@
           <w:szCs w:val="24"/>
           <w:shd w:val="clear" w:color="auto" w:fill="FFFFFF"/>
         </w:rPr>
-        <w:lastRenderedPageBreak/>
         <w:t xml:space="preserve">[5] </w:t>
       </w:r>
       <w:proofErr w:type="spellStart"/>
@@ -8059,10 +9214,164 @@
         <w:jc w:val="both"/>
         <w:rPr>
           <w:rFonts w:ascii="Times New Roman" w:hAnsi="Times New Roman" w:cs="Times New Roman"/>
-          <w:sz w:val="24"/>
-          <w:szCs w:val="24"/>
-        </w:rPr>
-      </w:pPr>
+          <w:color w:val="212121"/>
+          <w:sz w:val="24"/>
+          <w:szCs w:val="24"/>
+          <w:shd w:val="clear" w:color="auto" w:fill="FFFFFF"/>
+        </w:rPr>
+      </w:pPr>
+      <w:r>
+        <w:rPr>
+          <w:rFonts w:ascii="Times New Roman" w:hAnsi="Times New Roman" w:cs="Times New Roman"/>
+          <w:color w:val="212121"/>
+          <w:sz w:val="24"/>
+          <w:szCs w:val="24"/>
+          <w:shd w:val="clear" w:color="auto" w:fill="FFFFFF"/>
+        </w:rPr>
+        <w:t>[9]</w:t>
+      </w:r>
+      <w:r>
+        <w:t xml:space="preserve"> </w:t>
+      </w:r>
+      <w:r>
+        <w:rPr>
+          <w:rFonts w:ascii="Times New Roman" w:hAnsi="Times New Roman" w:cs="Times New Roman"/>
+          <w:color w:val="212121"/>
+          <w:sz w:val="24"/>
+          <w:szCs w:val="24"/>
+          <w:shd w:val="clear" w:color="auto" w:fill="FFFFFF"/>
+        </w:rPr>
+        <w:t>Liu, Q.; Sun, X.</w:t>
+      </w:r>
+      <w:r>
+        <w:rPr>
+          <w:rFonts w:ascii="Times New Roman" w:hAnsi="Times New Roman" w:cs="Times New Roman"/>
+          <w:color w:val="212121"/>
+          <w:sz w:val="24"/>
+          <w:szCs w:val="24"/>
+          <w:shd w:val="clear" w:color="auto" w:fill="FFFFFF"/>
+        </w:rPr>
+        <w:t>,</w:t>
+      </w:r>
+      <w:r>
+        <w:rPr>
+          <w:rFonts w:ascii="Times New Roman" w:hAnsi="Times New Roman" w:cs="Times New Roman"/>
+          <w:color w:val="212121"/>
+          <w:sz w:val="24"/>
+          <w:szCs w:val="24"/>
+          <w:shd w:val="clear" w:color="auto" w:fill="FFFFFF"/>
+        </w:rPr>
+        <w:t xml:space="preserve"> </w:t>
+      </w:r>
+      <w:r>
+        <w:rPr>
+          <w:rFonts w:ascii="Times New Roman" w:hAnsi="Times New Roman" w:cs="Times New Roman"/>
+          <w:i/>
+          <w:color w:val="212121"/>
+          <w:sz w:val="24"/>
+          <w:szCs w:val="24"/>
+          <w:shd w:val="clear" w:color="auto" w:fill="FFFFFF"/>
+        </w:rPr>
+        <w:t>Research of Web Real-Time Communication Based on Web Socket</w:t>
+      </w:r>
+      <w:r>
+        <w:rPr>
+          <w:rFonts w:ascii="Times New Roman" w:hAnsi="Times New Roman" w:cs="Times New Roman"/>
+          <w:color w:val="212121"/>
+          <w:sz w:val="24"/>
+          <w:szCs w:val="24"/>
+          <w:shd w:val="clear" w:color="auto" w:fill="FFFFFF"/>
+        </w:rPr>
+        <w:t>,</w:t>
+      </w:r>
+      <w:r>
+        <w:rPr>
+          <w:rFonts w:ascii="Times New Roman" w:hAnsi="Times New Roman" w:cs="Times New Roman"/>
+          <w:color w:val="212121"/>
+          <w:sz w:val="24"/>
+          <w:szCs w:val="24"/>
+          <w:shd w:val="clear" w:color="auto" w:fill="FFFFFF"/>
+        </w:rPr>
+        <w:t xml:space="preserve"> Int. J. </w:t>
+      </w:r>
+      <w:proofErr w:type="spellStart"/>
+      <w:r>
+        <w:rPr>
+          <w:rFonts w:ascii="Times New Roman" w:hAnsi="Times New Roman" w:cs="Times New Roman"/>
+          <w:color w:val="212121"/>
+          <w:sz w:val="24"/>
+          <w:szCs w:val="24"/>
+          <w:shd w:val="clear" w:color="auto" w:fill="FFFFFF"/>
+        </w:rPr>
+        <w:t>Commun</w:t>
+      </w:r>
+      <w:proofErr w:type="spellEnd"/>
+      <w:r>
+        <w:rPr>
+          <w:rFonts w:ascii="Times New Roman" w:hAnsi="Times New Roman" w:cs="Times New Roman"/>
+          <w:color w:val="212121"/>
+          <w:sz w:val="24"/>
+          <w:szCs w:val="24"/>
+          <w:shd w:val="clear" w:color="auto" w:fill="FFFFFF"/>
+        </w:rPr>
+        <w:t xml:space="preserve">. </w:t>
+      </w:r>
+      <w:proofErr w:type="spellStart"/>
+      <w:proofErr w:type="gramStart"/>
+      <w:r>
+        <w:rPr>
+          <w:rFonts w:ascii="Times New Roman" w:hAnsi="Times New Roman" w:cs="Times New Roman"/>
+          <w:color w:val="212121"/>
+          <w:sz w:val="24"/>
+          <w:szCs w:val="24"/>
+          <w:shd w:val="clear" w:color="auto" w:fill="FFFFFF"/>
+        </w:rPr>
+        <w:t>Netw</w:t>
+      </w:r>
+      <w:proofErr w:type="spellEnd"/>
+      <w:r>
+        <w:rPr>
+          <w:rFonts w:ascii="Times New Roman" w:hAnsi="Times New Roman" w:cs="Times New Roman"/>
+          <w:color w:val="212121"/>
+          <w:sz w:val="24"/>
+          <w:szCs w:val="24"/>
+          <w:shd w:val="clear" w:color="auto" w:fill="FFFFFF"/>
+        </w:rPr>
+        <w:t>.</w:t>
+      </w:r>
+      <w:proofErr w:type="gramEnd"/>
+      <w:r>
+        <w:rPr>
+          <w:rFonts w:ascii="Times New Roman" w:hAnsi="Times New Roman" w:cs="Times New Roman"/>
+          <w:color w:val="212121"/>
+          <w:sz w:val="24"/>
+          <w:szCs w:val="24"/>
+          <w:shd w:val="clear" w:color="auto" w:fill="FFFFFF"/>
+        </w:rPr>
+        <w:t xml:space="preserve"> Syst. Sci.2012</w:t>
+      </w:r>
+      <w:proofErr w:type="gramStart"/>
+      <w:r>
+        <w:rPr>
+          <w:rFonts w:ascii="Times New Roman" w:hAnsi="Times New Roman" w:cs="Times New Roman"/>
+          <w:color w:val="212121"/>
+          <w:sz w:val="24"/>
+          <w:szCs w:val="24"/>
+          <w:shd w:val="clear" w:color="auto" w:fill="FFFFFF"/>
+        </w:rPr>
+        <w:t>,5,797</w:t>
+      </w:r>
+      <w:proofErr w:type="gramEnd"/>
+      <w:r>
+        <w:rPr>
+          <w:rFonts w:ascii="Times New Roman" w:hAnsi="Times New Roman" w:cs="Times New Roman"/>
+          <w:color w:val="212121"/>
+          <w:sz w:val="24"/>
+          <w:szCs w:val="24"/>
+          <w:shd w:val="clear" w:color="auto" w:fill="FFFFFF"/>
+        </w:rPr>
+        <w:t>–801.</w:t>
+      </w:r>
     </w:p>
     <w:p>
       <w:pPr>
@@ -8074,10 +9383,282 @@
           <w:szCs w:val="24"/>
         </w:rPr>
       </w:pPr>
+      <w:r>
+        <w:rPr>
+          <w:rFonts w:ascii="Times New Roman" w:hAnsi="Times New Roman" w:cs="Times New Roman"/>
+          <w:sz w:val="24"/>
+          <w:szCs w:val="24"/>
+        </w:rPr>
+        <w:t xml:space="preserve">[10] </w:t>
+      </w:r>
+      <w:r>
+        <w:rPr>
+          <w:rFonts w:ascii="Times New Roman" w:hAnsi="Times New Roman" w:cs="Times New Roman"/>
+          <w:sz w:val="24"/>
+          <w:szCs w:val="24"/>
+        </w:rPr>
+        <w:t xml:space="preserve">D. </w:t>
+      </w:r>
+      <w:proofErr w:type="spellStart"/>
+      <w:r>
+        <w:rPr>
+          <w:rFonts w:ascii="Times New Roman" w:hAnsi="Times New Roman" w:cs="Times New Roman"/>
+          <w:sz w:val="24"/>
+          <w:szCs w:val="24"/>
+        </w:rPr>
+        <w:t>Skv</w:t>
+      </w:r>
+      <w:r>
+        <w:rPr>
+          <w:rFonts w:ascii="Times New Roman" w:hAnsi="Times New Roman" w:cs="Times New Roman"/>
+          <w:sz w:val="24"/>
+          <w:szCs w:val="24"/>
+        </w:rPr>
+        <w:t>orc</w:t>
+      </w:r>
+      <w:proofErr w:type="spellEnd"/>
+      <w:r>
+        <w:rPr>
+          <w:rFonts w:ascii="Times New Roman" w:hAnsi="Times New Roman" w:cs="Times New Roman"/>
+          <w:sz w:val="24"/>
+          <w:szCs w:val="24"/>
+        </w:rPr>
+        <w:t xml:space="preserve">, M. </w:t>
+      </w:r>
+      <w:proofErr w:type="spellStart"/>
+      <w:r>
+        <w:rPr>
+          <w:rFonts w:ascii="Times New Roman" w:hAnsi="Times New Roman" w:cs="Times New Roman"/>
+          <w:sz w:val="24"/>
+          <w:szCs w:val="24"/>
+        </w:rPr>
+        <w:t>Horvat</w:t>
+      </w:r>
+      <w:proofErr w:type="spellEnd"/>
+      <w:r>
+        <w:rPr>
+          <w:rFonts w:ascii="Times New Roman" w:hAnsi="Times New Roman" w:cs="Times New Roman"/>
+          <w:sz w:val="24"/>
+          <w:szCs w:val="24"/>
+        </w:rPr>
+        <w:t xml:space="preserve"> and S. </w:t>
+      </w:r>
+      <w:proofErr w:type="spellStart"/>
+      <w:r>
+        <w:rPr>
+          <w:rFonts w:ascii="Times New Roman" w:hAnsi="Times New Roman" w:cs="Times New Roman"/>
+          <w:sz w:val="24"/>
+          <w:szCs w:val="24"/>
+        </w:rPr>
+        <w:t>Srbljic</w:t>
+      </w:r>
+      <w:proofErr w:type="spellEnd"/>
+      <w:r>
+        <w:rPr>
+          <w:rFonts w:ascii="Times New Roman" w:hAnsi="Times New Roman" w:cs="Times New Roman"/>
+          <w:sz w:val="24"/>
+          <w:szCs w:val="24"/>
+        </w:rPr>
+        <w:t xml:space="preserve">, </w:t>
+      </w:r>
+      <w:r>
+        <w:rPr>
+          <w:rFonts w:ascii="Times New Roman" w:hAnsi="Times New Roman" w:cs="Times New Roman"/>
+          <w:i/>
+          <w:sz w:val="24"/>
+          <w:szCs w:val="24"/>
+        </w:rPr>
+        <w:t>Performance evaluation of Websocket protocol for implementat</w:t>
+      </w:r>
+      <w:r>
+        <w:rPr>
+          <w:rFonts w:ascii="Times New Roman" w:hAnsi="Times New Roman" w:cs="Times New Roman"/>
+          <w:i/>
+          <w:sz w:val="24"/>
+          <w:szCs w:val="24"/>
+        </w:rPr>
+        <w:t>ion of full-duplex web streams</w:t>
+      </w:r>
+      <w:r>
+        <w:rPr>
+          <w:rFonts w:ascii="Times New Roman" w:hAnsi="Times New Roman" w:cs="Times New Roman"/>
+          <w:sz w:val="24"/>
+          <w:szCs w:val="24"/>
+        </w:rPr>
+        <w:t>,</w:t>
+      </w:r>
+      <w:r>
+        <w:rPr>
+          <w:rFonts w:ascii="Times New Roman" w:hAnsi="Times New Roman" w:cs="Times New Roman"/>
+          <w:sz w:val="24"/>
+          <w:szCs w:val="24"/>
+        </w:rPr>
+        <w:t xml:space="preserve"> 2014 37th International Convention on Information </w:t>
+      </w:r>
+      <w:r>
+        <w:rPr>
+          <w:rFonts w:ascii="Times New Roman" w:hAnsi="Times New Roman" w:cs="Times New Roman"/>
+          <w:sz w:val="24"/>
+          <w:szCs w:val="24"/>
+        </w:rPr>
+        <w:lastRenderedPageBreak/>
+        <w:t>and Communication Technology, Electronics and Microelectronics (MIPRO), 201</w:t>
+      </w:r>
+      <w:r>
+        <w:rPr>
+          <w:rFonts w:ascii="Times New Roman" w:hAnsi="Times New Roman" w:cs="Times New Roman"/>
+          <w:sz w:val="24"/>
+          <w:szCs w:val="24"/>
+        </w:rPr>
+        <w:t>4, pp. 1003-1008</w:t>
+      </w:r>
+    </w:p>
+    <w:p>
+      <w:pPr>
+        <w:spacing w:line="360" w:lineRule="auto"/>
+        <w:jc w:val="both"/>
+        <w:rPr>
+          <w:rFonts w:ascii="Times New Roman" w:hAnsi="Times New Roman" w:cs="Times New Roman"/>
+          <w:sz w:val="24"/>
+          <w:szCs w:val="24"/>
+        </w:rPr>
+      </w:pPr>
+      <w:r>
+        <w:rPr>
+          <w:rFonts w:ascii="Times New Roman" w:hAnsi="Times New Roman" w:cs="Times New Roman"/>
+          <w:sz w:val="24"/>
+          <w:szCs w:val="24"/>
+        </w:rPr>
+        <w:t>[11] A. Al-</w:t>
+      </w:r>
+      <w:proofErr w:type="spellStart"/>
+      <w:r>
+        <w:rPr>
+          <w:rFonts w:ascii="Times New Roman" w:hAnsi="Times New Roman" w:cs="Times New Roman"/>
+          <w:sz w:val="24"/>
+          <w:szCs w:val="24"/>
+        </w:rPr>
+        <w:t>Dahmash</w:t>
+      </w:r>
+      <w:proofErr w:type="spellEnd"/>
+      <w:r>
+        <w:rPr>
+          <w:rFonts w:ascii="Times New Roman" w:hAnsi="Times New Roman" w:cs="Times New Roman"/>
+          <w:sz w:val="24"/>
+          <w:szCs w:val="24"/>
+        </w:rPr>
+        <w:t>,</w:t>
+      </w:r>
+      <w:r>
+        <w:rPr>
+          <w:rFonts w:ascii="Times New Roman" w:hAnsi="Times New Roman" w:cs="Times New Roman"/>
+          <w:sz w:val="24"/>
+          <w:szCs w:val="24"/>
+        </w:rPr>
+        <w:t xml:space="preserve"> S. El-</w:t>
+      </w:r>
+      <w:proofErr w:type="spellStart"/>
+      <w:r>
+        <w:rPr>
+          <w:rFonts w:ascii="Times New Roman" w:hAnsi="Times New Roman" w:cs="Times New Roman"/>
+          <w:sz w:val="24"/>
+          <w:szCs w:val="24"/>
+        </w:rPr>
+        <w:t>Masri</w:t>
+      </w:r>
+      <w:proofErr w:type="spellEnd"/>
+      <w:r>
+        <w:rPr>
+          <w:rFonts w:ascii="Times New Roman" w:hAnsi="Times New Roman" w:cs="Times New Roman"/>
+          <w:sz w:val="24"/>
+          <w:szCs w:val="24"/>
+        </w:rPr>
+        <w:t>,</w:t>
+      </w:r>
+      <w:r>
+        <w:rPr>
+          <w:rFonts w:ascii="Times New Roman" w:hAnsi="Times New Roman" w:cs="Times New Roman"/>
+          <w:sz w:val="24"/>
+          <w:szCs w:val="24"/>
+        </w:rPr>
+        <w:t xml:space="preserve"> </w:t>
+      </w:r>
+      <w:r>
+        <w:rPr>
+          <w:rFonts w:ascii="Times New Roman" w:hAnsi="Times New Roman" w:cs="Times New Roman"/>
+          <w:i/>
+          <w:sz w:val="24"/>
+          <w:szCs w:val="24"/>
+        </w:rPr>
+        <w:t>A New Proposed Software Engineering Methodology for Healthcare Applications Development</w:t>
+      </w:r>
+      <w:r>
+        <w:rPr>
+          <w:rFonts w:ascii="Times New Roman" w:hAnsi="Times New Roman" w:cs="Times New Roman"/>
+          <w:sz w:val="24"/>
+          <w:szCs w:val="24"/>
+        </w:rPr>
+        <w:t>,</w:t>
+      </w:r>
+      <w:r>
+        <w:rPr>
+          <w:rFonts w:ascii="Times New Roman" w:hAnsi="Times New Roman" w:cs="Times New Roman"/>
+          <w:sz w:val="24"/>
+          <w:szCs w:val="24"/>
+        </w:rPr>
+        <w:t xml:space="preserve"> </w:t>
+      </w:r>
+      <w:proofErr w:type="spellStart"/>
+      <w:r>
+        <w:rPr>
+          <w:rFonts w:ascii="Times New Roman" w:hAnsi="Times New Roman" w:cs="Times New Roman"/>
+          <w:sz w:val="24"/>
+          <w:szCs w:val="24"/>
+        </w:rPr>
+        <w:t>Int</w:t>
+      </w:r>
+      <w:proofErr w:type="spellEnd"/>
+      <w:r>
+        <w:rPr>
+          <w:rFonts w:ascii="Times New Roman" w:hAnsi="Times New Roman" w:cs="Times New Roman"/>
+          <w:sz w:val="24"/>
+          <w:szCs w:val="24"/>
+        </w:rPr>
+        <w:t xml:space="preserve"> J Mod </w:t>
+      </w:r>
+      <w:proofErr w:type="spellStart"/>
+      <w:r>
+        <w:rPr>
+          <w:rFonts w:ascii="Times New Roman" w:hAnsi="Times New Roman" w:cs="Times New Roman"/>
+          <w:sz w:val="24"/>
+          <w:szCs w:val="24"/>
+        </w:rPr>
+        <w:t>Eng</w:t>
+      </w:r>
+      <w:proofErr w:type="spellEnd"/>
+      <w:r>
+        <w:rPr>
+          <w:rFonts w:ascii="Times New Roman" w:hAnsi="Times New Roman" w:cs="Times New Roman"/>
+          <w:sz w:val="24"/>
+          <w:szCs w:val="24"/>
+        </w:rPr>
+        <w:t xml:space="preserve"> Res. 2013;3(3):1566-70.</w:t>
+      </w:r>
+    </w:p>
+    <w:p>
+      <w:pPr>
+        <w:spacing w:line="360" w:lineRule="auto"/>
+        <w:jc w:val="both"/>
+        <w:rPr>
+          <w:rFonts w:ascii="Times New Roman" w:hAnsi="Times New Roman" w:cs="Times New Roman"/>
+          <w:sz w:val="24"/>
+          <w:szCs w:val="24"/>
+        </w:rPr>
+      </w:pPr>
     </w:p>
     <w:sectPr>
-      <w:footerReference w:type="even" r:id="rId13"/>
-      <w:footerReference w:type="default" r:id="rId14"/>
+      <w:footerReference w:type="even" r:id="rId14"/>
+      <w:footerReference w:type="default" r:id="rId15"/>
       <w:pgSz w:w="12240" w:h="15840"/>
       <w:pgMar w:top="1440" w:right="1440" w:bottom="1440" w:left="1440" w:header="720" w:footer="720" w:gutter="0"/>
       <w:cols w:space="720"/>
@@ -8199,7 +9780,7 @@
           <w:rPr>
             <w:noProof/>
           </w:rPr>
-          <w:t>13</w:t>
+          <w:t>11</w:t>
         </w:r>
         <w:r>
           <w:rPr>
@@ -9441,7 +11022,6 @@
   <w:style w:type="character" w:default="1" w:styleId="DefaultParagraphFont">
     <w:name w:val="Default Paragraph Font"/>
     <w:uiPriority w:val="1"/>
-    <w:semiHidden/>
     <w:unhideWhenUsed/>
   </w:style>
   <w:style w:type="table" w:default="1" w:styleId="TableNormal">
@@ -10396,7 +11976,6 @@
   <w:style w:type="character" w:default="1" w:styleId="DefaultParagraphFont">
     <w:name w:val="Default Paragraph Font"/>
     <w:uiPriority w:val="1"/>
-    <w:semiHidden/>
     <w:unhideWhenUsed/>
   </w:style>
   <w:style w:type="table" w:default="1" w:styleId="TableNormal">
@@ -11251,7 +12830,7 @@
 </file>
 
 <file path=customXml/itemProps1.xml><?xml version="1.0" encoding="utf-8"?>
-<ds:datastoreItem xmlns:ds="http://schemas.openxmlformats.org/officeDocument/2006/customXml" ds:itemID="{7285F52C-1596-4EE4-A600-B5CB49C8F5C1}">
+<ds:datastoreItem xmlns:ds="http://schemas.openxmlformats.org/officeDocument/2006/customXml" ds:itemID="{8C07CC4C-C427-4A59-B541-3FA6791B9604}">
   <ds:schemaRefs>
     <ds:schemaRef ds:uri="http://schemas.openxmlformats.org/officeDocument/2006/bibliography"/>
   </ds:schemaRefs>

--- a/BachelorThesis.docx
+++ b/BachelorThesis.docx
@@ -2609,7 +2609,25 @@
           <w:sz w:val="24"/>
           <w:szCs w:val="24"/>
         </w:rPr>
-        <w:t xml:space="preserve"> the end of the chapter, there is a part dedicated to web applications, focusing on how they have improved over the years, what is their structure and also there is section dedicated to websockets.</w:t>
+        <w:t xml:space="preserve"> the end of the chapter, there is a part dedicated to web applications, focusing on how they have improved over the years, what is their structure and also there is section dedicated to </w:t>
+      </w:r>
+      <w:proofErr w:type="spellStart"/>
+      <w:r>
+        <w:rPr>
+          <w:rFonts w:ascii="Times New Roman" w:hAnsi="Times New Roman" w:cs="Times New Roman"/>
+          <w:sz w:val="24"/>
+          <w:szCs w:val="24"/>
+        </w:rPr>
+        <w:t>websockets</w:t>
+      </w:r>
+      <w:proofErr w:type="spellEnd"/>
+      <w:r>
+        <w:rPr>
+          <w:rFonts w:ascii="Times New Roman" w:hAnsi="Times New Roman" w:cs="Times New Roman"/>
+          <w:sz w:val="24"/>
+          <w:szCs w:val="24"/>
+        </w:rPr>
+        <w:t>.</w:t>
       </w:r>
     </w:p>
     <w:p>
@@ -5046,10 +5064,22 @@
       </w:pPr>
       <w:bookmarkStart w:id="8" w:name="_Toc104214478"/>
       <w:r>
-        <w:t xml:space="preserve">Why and How to </w:t>
-      </w:r>
-      <w:r>
-        <w:t>Implement a Software System for Patient-Doctor Relationship</w:t>
+        <w:t>Why and h</w:t>
+      </w:r>
+      <w:r>
+        <w:t xml:space="preserve">ow to </w:t>
+      </w:r>
+      <w:r>
+        <w:t>implement a software s</w:t>
+      </w:r>
+      <w:r>
+        <w:t xml:space="preserve">ystem for </w:t>
+      </w:r>
+      <w:r>
+        <w:t>patient-doctor r</w:t>
+      </w:r>
+      <w:r>
+        <w:t>elationship</w:t>
       </w:r>
       <w:r>
         <w:t>?</w:t>
@@ -5292,6 +5322,215 @@
     </w:p>
     <w:p>
       <w:pPr>
+        <w:keepNext/>
+        <w:spacing w:line="360" w:lineRule="auto"/>
+        <w:jc w:val="center"/>
+      </w:pPr>
+      <w:r>
+        <w:rPr>
+          <w:rFonts w:ascii="Times New Roman" w:hAnsi="Times New Roman" w:cs="Times New Roman"/>
+          <w:noProof/>
+          <w:sz w:val="24"/>
+          <w:szCs w:val="24"/>
+        </w:rPr>
+        <w:drawing>
+          <wp:inline distT="0" distB="0" distL="0" distR="0" wp14:anchorId="359022CB" wp14:editId="75939218">
+            <wp:extent cx="5265927" cy="3028950"/>
+            <wp:effectExtent l="0" t="0" r="0" b="0"/>
+            <wp:docPr id="8" name="Picture 8"/>
+            <wp:cNvGraphicFramePr>
+              <a:graphicFrameLocks xmlns:a="http://schemas.openxmlformats.org/drawingml/2006/main" noChangeAspect="1"/>
+            </wp:cNvGraphicFramePr>
+            <a:graphic xmlns:a="http://schemas.openxmlformats.org/drawingml/2006/main">
+              <a:graphicData uri="http://schemas.openxmlformats.org/drawingml/2006/picture">
+                <pic:pic xmlns:pic="http://schemas.openxmlformats.org/drawingml/2006/picture">
+                  <pic:nvPicPr>
+                    <pic:cNvPr id="0" name="Picture 3"/>
+                    <pic:cNvPicPr>
+                      <a:picLocks noChangeAspect="1" noChangeArrowheads="1"/>
+                    </pic:cNvPicPr>
+                  </pic:nvPicPr>
+                  <pic:blipFill>
+                    <a:blip r:embed="rId12">
+                      <a:extLst>
+                        <a:ext uri="{28A0092B-C50C-407E-A947-70E740481C1C}">
+                          <a14:useLocalDpi xmlns:a14="http://schemas.microsoft.com/office/drawing/2010/main" val="0"/>
+                        </a:ext>
+                      </a:extLst>
+                    </a:blip>
+                    <a:srcRect/>
+                    <a:stretch>
+                      <a:fillRect/>
+                    </a:stretch>
+                  </pic:blipFill>
+                  <pic:spPr bwMode="auto">
+                    <a:xfrm>
+                      <a:off x="0" y="0"/>
+                      <a:ext cx="5265927" cy="3028950"/>
+                    </a:xfrm>
+                    <a:prstGeom prst="rect">
+                      <a:avLst/>
+                    </a:prstGeom>
+                    <a:noFill/>
+                    <a:ln>
+                      <a:noFill/>
+                    </a:ln>
+                  </pic:spPr>
+                </pic:pic>
+              </a:graphicData>
+            </a:graphic>
+          </wp:inline>
+        </w:drawing>
+      </w:r>
+    </w:p>
+    <w:p>
+      <w:pPr>
+        <w:pStyle w:val="Caption"/>
+        <w:jc w:val="center"/>
+        <w:rPr>
+          <w:rFonts w:ascii="Times New Roman" w:hAnsi="Times New Roman" w:cs="Times New Roman"/>
+          <w:b w:val="0"/>
+          <w:color w:val="000000" w:themeColor="text1"/>
+          <w:sz w:val="24"/>
+          <w:szCs w:val="24"/>
+        </w:rPr>
+      </w:pPr>
+      <w:r>
+        <w:rPr>
+          <w:rFonts w:ascii="Times New Roman" w:hAnsi="Times New Roman" w:cs="Times New Roman"/>
+          <w:b w:val="0"/>
+          <w:color w:val="000000" w:themeColor="text1"/>
+          <w:sz w:val="24"/>
+          <w:szCs w:val="24"/>
+        </w:rPr>
+        <w:t xml:space="preserve">Figure </w:t>
+      </w:r>
+      <w:r>
+        <w:rPr>
+          <w:rFonts w:ascii="Times New Roman" w:hAnsi="Times New Roman" w:cs="Times New Roman"/>
+          <w:b w:val="0"/>
+          <w:color w:val="000000" w:themeColor="text1"/>
+          <w:sz w:val="24"/>
+          <w:szCs w:val="24"/>
+        </w:rPr>
+        <w:fldChar w:fldCharType="begin"/>
+      </w:r>
+      <w:r>
+        <w:rPr>
+          <w:rFonts w:ascii="Times New Roman" w:hAnsi="Times New Roman" w:cs="Times New Roman"/>
+          <w:b w:val="0"/>
+          <w:color w:val="000000" w:themeColor="text1"/>
+          <w:sz w:val="24"/>
+          <w:szCs w:val="24"/>
+        </w:rPr>
+        <w:instrText xml:space="preserve"> STYLEREF 1 \s </w:instrText>
+      </w:r>
+      <w:r>
+        <w:rPr>
+          <w:rFonts w:ascii="Times New Roman" w:hAnsi="Times New Roman" w:cs="Times New Roman"/>
+          <w:b w:val="0"/>
+          <w:color w:val="000000" w:themeColor="text1"/>
+          <w:sz w:val="24"/>
+          <w:szCs w:val="24"/>
+        </w:rPr>
+        <w:fldChar w:fldCharType="separate"/>
+      </w:r>
+      <w:r>
+        <w:rPr>
+          <w:rFonts w:ascii="Times New Roman" w:hAnsi="Times New Roman" w:cs="Times New Roman"/>
+          <w:b w:val="0"/>
+          <w:noProof/>
+          <w:color w:val="000000" w:themeColor="text1"/>
+          <w:sz w:val="24"/>
+          <w:szCs w:val="24"/>
+        </w:rPr>
+        <w:t>2</w:t>
+      </w:r>
+      <w:r>
+        <w:rPr>
+          <w:rFonts w:ascii="Times New Roman" w:hAnsi="Times New Roman" w:cs="Times New Roman"/>
+          <w:b w:val="0"/>
+          <w:color w:val="000000" w:themeColor="text1"/>
+          <w:sz w:val="24"/>
+          <w:szCs w:val="24"/>
+        </w:rPr>
+        <w:fldChar w:fldCharType="end"/>
+      </w:r>
+      <w:r>
+        <w:rPr>
+          <w:rFonts w:ascii="Times New Roman" w:hAnsi="Times New Roman" w:cs="Times New Roman"/>
+          <w:b w:val="0"/>
+          <w:color w:val="000000" w:themeColor="text1"/>
+          <w:sz w:val="24"/>
+          <w:szCs w:val="24"/>
+        </w:rPr>
+        <w:noBreakHyphen/>
+      </w:r>
+      <w:r>
+        <w:rPr>
+          <w:rFonts w:ascii="Times New Roman" w:hAnsi="Times New Roman" w:cs="Times New Roman"/>
+          <w:b w:val="0"/>
+          <w:color w:val="000000" w:themeColor="text1"/>
+          <w:sz w:val="24"/>
+          <w:szCs w:val="24"/>
+        </w:rPr>
+        <w:fldChar w:fldCharType="begin"/>
+      </w:r>
+      <w:r>
+        <w:rPr>
+          <w:rFonts w:ascii="Times New Roman" w:hAnsi="Times New Roman" w:cs="Times New Roman"/>
+          <w:b w:val="0"/>
+          <w:color w:val="000000" w:themeColor="text1"/>
+          <w:sz w:val="24"/>
+          <w:szCs w:val="24"/>
+        </w:rPr>
+        <w:instrText xml:space="preserve"> SEQ Figure \* ARABIC \s 1 </w:instrText>
+      </w:r>
+      <w:r>
+        <w:rPr>
+          <w:rFonts w:ascii="Times New Roman" w:hAnsi="Times New Roman" w:cs="Times New Roman"/>
+          <w:b w:val="0"/>
+          <w:color w:val="000000" w:themeColor="text1"/>
+          <w:sz w:val="24"/>
+          <w:szCs w:val="24"/>
+        </w:rPr>
+        <w:fldChar w:fldCharType="separate"/>
+      </w:r>
+      <w:r>
+        <w:rPr>
+          <w:rFonts w:ascii="Times New Roman" w:hAnsi="Times New Roman" w:cs="Times New Roman"/>
+          <w:b w:val="0"/>
+          <w:noProof/>
+          <w:color w:val="000000" w:themeColor="text1"/>
+          <w:sz w:val="24"/>
+          <w:szCs w:val="24"/>
+        </w:rPr>
+        <w:t>4</w:t>
+      </w:r>
+      <w:r>
+        <w:rPr>
+          <w:rFonts w:ascii="Times New Roman" w:hAnsi="Times New Roman" w:cs="Times New Roman"/>
+          <w:b w:val="0"/>
+          <w:color w:val="000000" w:themeColor="text1"/>
+          <w:sz w:val="24"/>
+          <w:szCs w:val="24"/>
+        </w:rPr>
+        <w:fldChar w:fldCharType="end"/>
+      </w:r>
+      <w:r>
+        <w:rPr>
+          <w:rFonts w:ascii="Times New Roman" w:hAnsi="Times New Roman" w:cs="Times New Roman"/>
+          <w:b w:val="0"/>
+          <w:color w:val="000000" w:themeColor="text1"/>
+          <w:sz w:val="24"/>
+          <w:szCs w:val="24"/>
+        </w:rPr>
+        <w:t xml:space="preserve"> Software Engineering Methodology for Healthcare Applications [11]</w:t>
+      </w:r>
+    </w:p>
+    <w:p/>
+    <w:p>
+      <w:pPr>
         <w:spacing w:line="360" w:lineRule="auto"/>
         <w:jc w:val="both"/>
         <w:rPr>
@@ -5300,55 +5539,670 @@
           <w:szCs w:val="24"/>
         </w:rPr>
       </w:pPr>
-      <w:bookmarkStart w:id="9" w:name="_GoBack"/>
-      <w:bookmarkEnd w:id="9"/>
+      <w:r>
+        <w:rPr>
+          <w:rFonts w:ascii="Times New Roman" w:hAnsi="Times New Roman" w:cs="Times New Roman"/>
+          <w:sz w:val="24"/>
+          <w:szCs w:val="24"/>
+        </w:rPr>
+        <w:lastRenderedPageBreak/>
+        <w:t>After seeing the arguments for developing a software system for managing the patient-doctor relationship, we will turn our attention to how this process should be done.</w:t>
+      </w:r>
+      <w:r>
+        <w:rPr>
+          <w:rFonts w:ascii="Times New Roman" w:hAnsi="Times New Roman" w:cs="Times New Roman"/>
+          <w:sz w:val="24"/>
+          <w:szCs w:val="24"/>
+        </w:rPr>
+        <w:t xml:space="preserve"> In article [11], there is proposed a new software engineering methodology for healthcare applications SEMHTA.</w:t>
+      </w:r>
+      <w:r>
+        <w:rPr>
+          <w:rFonts w:ascii="Times New Roman" w:hAnsi="Times New Roman" w:cs="Times New Roman"/>
+          <w:sz w:val="24"/>
+          <w:szCs w:val="24"/>
+        </w:rPr>
+        <w:t xml:space="preserve"> This methodology considers the healthcare background of the end user and the impact on the development activities. SEMHTA is built on four main phases: Planning and Analysis, Design and Build, Implementation, Validation and del</w:t>
+      </w:r>
+      <w:r>
+        <w:rPr>
+          <w:rFonts w:ascii="Times New Roman" w:hAnsi="Times New Roman" w:cs="Times New Roman"/>
+          <w:sz w:val="24"/>
+          <w:szCs w:val="24"/>
+        </w:rPr>
+        <w:t>ivery [11]. Each phase requires multiple activities and all phases are strongly related to others.</w:t>
+      </w:r>
+      <w:r>
+        <w:rPr>
+          <w:rFonts w:ascii="Times New Roman" w:hAnsi="Times New Roman" w:cs="Times New Roman"/>
+          <w:sz w:val="24"/>
+          <w:szCs w:val="24"/>
+        </w:rPr>
+        <w:t xml:space="preserve"> SEMHTA framework is presented in figure 2-4.</w:t>
+      </w:r>
+    </w:p>
+    <w:p>
+      <w:pPr>
+        <w:spacing w:line="360" w:lineRule="auto"/>
+        <w:jc w:val="both"/>
+        <w:rPr>
+          <w:rFonts w:ascii="Times New Roman" w:hAnsi="Times New Roman" w:cs="Times New Roman"/>
+          <w:sz w:val="24"/>
+          <w:szCs w:val="24"/>
+        </w:rPr>
+      </w:pPr>
+      <w:r>
+        <w:rPr>
+          <w:rFonts w:ascii="Times New Roman" w:hAnsi="Times New Roman" w:cs="Times New Roman"/>
+          <w:sz w:val="24"/>
+          <w:szCs w:val="24"/>
+        </w:rPr>
+        <w:t>The</w:t>
+      </w:r>
+      <w:r>
+        <w:rPr>
+          <w:rFonts w:ascii="Times New Roman" w:hAnsi="Times New Roman" w:cs="Times New Roman"/>
+          <w:sz w:val="24"/>
+          <w:szCs w:val="24"/>
+        </w:rPr>
+        <w:t xml:space="preserve"> Planning and Analysis Phase</w:t>
+      </w:r>
+      <w:r>
+        <w:rPr>
+          <w:rFonts w:ascii="Times New Roman" w:hAnsi="Times New Roman" w:cs="Times New Roman"/>
+          <w:sz w:val="24"/>
+          <w:szCs w:val="24"/>
+        </w:rPr>
+        <w:t xml:space="preserve"> is arguably the most challenging one when developing a healthcare application. Initially, there must be created plans which have the aim to guide the development and healthcare team throughout the entire process. Also, there should be build communication channels between the healthcare specialists and software engineers. During the analysis phase, the main activity is to gather hospital’s requirements and environmental considerations</w:t>
+      </w:r>
+      <w:r>
+        <w:rPr>
+          <w:rFonts w:ascii="Times New Roman" w:hAnsi="Times New Roman" w:cs="Times New Roman"/>
+          <w:sz w:val="24"/>
+          <w:szCs w:val="24"/>
+        </w:rPr>
+        <w:t xml:space="preserve"> [11]</w:t>
+      </w:r>
+      <w:r>
+        <w:rPr>
+          <w:rFonts w:ascii="Times New Roman" w:hAnsi="Times New Roman" w:cs="Times New Roman"/>
+          <w:sz w:val="24"/>
+          <w:szCs w:val="24"/>
+        </w:rPr>
+        <w:t>.</w:t>
+      </w:r>
+      <w:r>
+        <w:rPr>
+          <w:rFonts w:ascii="Times New Roman" w:hAnsi="Times New Roman" w:cs="Times New Roman"/>
+          <w:sz w:val="24"/>
+          <w:szCs w:val="24"/>
+        </w:rPr>
+        <w:t xml:space="preserve"> In SEMHTA methodology, this can be achieved through workshops where different categories will participate like physicians, developers or even possible patients.</w:t>
+      </w:r>
+      <w:r>
+        <w:rPr>
+          <w:rFonts w:ascii="Times New Roman" w:hAnsi="Times New Roman" w:cs="Times New Roman"/>
+          <w:sz w:val="24"/>
+          <w:szCs w:val="24"/>
+        </w:rPr>
+        <w:t xml:space="preserve"> </w:t>
+      </w:r>
+    </w:p>
+    <w:p>
+      <w:pPr>
+        <w:spacing w:line="360" w:lineRule="auto"/>
+        <w:jc w:val="both"/>
+        <w:rPr>
+          <w:rFonts w:ascii="Times New Roman" w:hAnsi="Times New Roman" w:cs="Times New Roman"/>
+          <w:sz w:val="24"/>
+          <w:szCs w:val="24"/>
+        </w:rPr>
+      </w:pPr>
+      <w:r>
+        <w:rPr>
+          <w:rFonts w:ascii="Times New Roman" w:hAnsi="Times New Roman" w:cs="Times New Roman"/>
+          <w:sz w:val="24"/>
+          <w:szCs w:val="24"/>
+        </w:rPr>
+        <w:t>The aim of the Design and Build Phase</w:t>
+      </w:r>
+      <w:r>
+        <w:rPr>
+          <w:rFonts w:ascii="Times New Roman" w:hAnsi="Times New Roman" w:cs="Times New Roman"/>
+          <w:sz w:val="24"/>
+          <w:szCs w:val="24"/>
+        </w:rPr>
+        <w:t xml:space="preserve"> </w:t>
+      </w:r>
+      <w:r>
+        <w:rPr>
+          <w:rFonts w:ascii="Times New Roman" w:hAnsi="Times New Roman" w:cs="Times New Roman"/>
+          <w:sz w:val="24"/>
+          <w:szCs w:val="24"/>
+        </w:rPr>
+        <w:t xml:space="preserve">is to create the technical plan to implement the requirements. This phase requires the plans from the previous stage based on which the design document will be created. In this document, different technical aspects like the used programming languages, machines or the architecture will be specified. The healthcare specialists should have an important contribution to this document. In the Implementation Phase, the </w:t>
+      </w:r>
+      <w:r>
+        <w:rPr>
+          <w:rFonts w:ascii="Times New Roman" w:hAnsi="Times New Roman" w:cs="Times New Roman"/>
+          <w:sz w:val="24"/>
+          <w:szCs w:val="24"/>
+        </w:rPr>
+        <w:t>application</w:t>
+      </w:r>
+      <w:r>
+        <w:rPr>
+          <w:rFonts w:ascii="Times New Roman" w:hAnsi="Times New Roman" w:cs="Times New Roman"/>
+          <w:sz w:val="24"/>
+          <w:szCs w:val="24"/>
+        </w:rPr>
+        <w:t xml:space="preserve"> is developed</w:t>
+      </w:r>
+      <w:r>
+        <w:rPr>
+          <w:rFonts w:ascii="Times New Roman" w:hAnsi="Times New Roman" w:cs="Times New Roman"/>
+          <w:sz w:val="24"/>
+          <w:szCs w:val="24"/>
+        </w:rPr>
+        <w:t xml:space="preserve"> based on the components identified during the design period. There are followed</w:t>
+      </w:r>
+      <w:r>
+        <w:rPr>
+          <w:rFonts w:ascii="Times New Roman" w:hAnsi="Times New Roman" w:cs="Times New Roman"/>
+          <w:sz w:val="24"/>
+          <w:szCs w:val="24"/>
+        </w:rPr>
+        <w:t xml:space="preserve"> some concerns like reliability, performance or security.</w:t>
+      </w:r>
+    </w:p>
+    <w:p>
+      <w:pPr>
+        <w:spacing w:line="360" w:lineRule="auto"/>
+        <w:jc w:val="both"/>
+        <w:rPr>
+          <w:rFonts w:ascii="Times New Roman" w:hAnsi="Times New Roman" w:cs="Times New Roman"/>
+          <w:sz w:val="24"/>
+          <w:szCs w:val="24"/>
+        </w:rPr>
+      </w:pPr>
+      <w:r>
+        <w:rPr>
+          <w:rFonts w:ascii="Times New Roman" w:hAnsi="Times New Roman" w:cs="Times New Roman"/>
+          <w:sz w:val="24"/>
+          <w:szCs w:val="24"/>
+        </w:rPr>
+        <w:t>The SEMHTA methodology suggests that the Validation and Delivery Phase should be executed by a joint team and not by another team as it is the case in many other software engineering methods. This joint team includes the developers of the application but also healthcare specialists and end users. Assigning the validation phase to a total different team seems to lead to many errors.</w:t>
+      </w:r>
+    </w:p>
+    <w:p>
+      <w:pPr>
+        <w:spacing w:line="360" w:lineRule="auto"/>
+        <w:jc w:val="both"/>
+        <w:rPr>
+          <w:rFonts w:ascii="Times New Roman" w:hAnsi="Times New Roman" w:cs="Times New Roman"/>
+          <w:sz w:val="24"/>
+          <w:szCs w:val="24"/>
+        </w:rPr>
+      </w:pPr>
+      <w:r>
+        <w:rPr>
+          <w:rFonts w:ascii="Times New Roman" w:hAnsi="Times New Roman" w:cs="Times New Roman"/>
+          <w:sz w:val="24"/>
+          <w:szCs w:val="24"/>
+        </w:rPr>
+        <w:t xml:space="preserve">The same research paper [11] presents a comparison between some software engineering methodologies, based on the healthcare system issues such as reliability, performance and availability. The conclusions of the study show that the SEMHTA is the best approach in </w:t>
+      </w:r>
+      <w:r>
+        <w:rPr>
+          <w:rFonts w:ascii="Times New Roman" w:hAnsi="Times New Roman" w:cs="Times New Roman"/>
+          <w:sz w:val="24"/>
+          <w:szCs w:val="24"/>
+        </w:rPr>
+        <w:lastRenderedPageBreak/>
+        <w:t>developing a healthcare application compared to Waterfall, Incremental and Agile methodologies.</w:t>
+      </w:r>
+      <w:r>
+        <w:rPr>
+          <w:rFonts w:ascii="Times New Roman" w:hAnsi="Times New Roman" w:cs="Times New Roman"/>
+          <w:sz w:val="24"/>
+          <w:szCs w:val="24"/>
+        </w:rPr>
+        <w:t xml:space="preserve"> In the same time, it is stated the obtained results are valid only for the development of healthcare applications.</w:t>
+      </w:r>
+      <w:r>
+        <w:rPr>
+          <w:rFonts w:ascii="Times New Roman" w:hAnsi="Times New Roman" w:cs="Times New Roman"/>
+          <w:sz w:val="24"/>
+          <w:szCs w:val="24"/>
+        </w:rPr>
+        <w:t xml:space="preserve"> </w:t>
+      </w:r>
+    </w:p>
+    <w:p>
+      <w:pPr>
+        <w:spacing w:line="360" w:lineRule="auto"/>
+        <w:jc w:val="both"/>
+        <w:rPr>
+          <w:rFonts w:ascii="Times New Roman" w:hAnsi="Times New Roman" w:cs="Times New Roman"/>
+          <w:sz w:val="24"/>
+          <w:szCs w:val="24"/>
+        </w:rPr>
+      </w:pPr>
     </w:p>
     <w:p>
       <w:pPr>
         <w:pStyle w:val="Heading3"/>
-      </w:pPr>
-      <w:bookmarkStart w:id="10" w:name="_Toc104214479"/>
-      <w:r>
-        <w:t>Disadvantages of technology in managing the relationship</w:t>
-      </w:r>
-      <w:bookmarkEnd w:id="10"/>
-    </w:p>
-    <w:p/>
-    <w:p>
-      <w:pPr>
-        <w:pStyle w:val="Heading3"/>
-      </w:pPr>
-      <w:bookmarkStart w:id="11" w:name="_Toc104214480"/>
-      <w:r>
-        <w:t>Analyze</w:t>
-      </w:r>
-      <w:r>
-        <w:t xml:space="preserve"> of solutions for managing </w:t>
-      </w:r>
-      <w:r>
-        <w:t>patient-doctor relationship</w:t>
-      </w:r>
-      <w:bookmarkEnd w:id="11"/>
-    </w:p>
-    <w:p/>
-    <w:p/>
-    <w:p/>
-    <w:p/>
-    <w:p/>
-    <w:p/>
-    <w:p/>
-    <w:p/>
+        <w:spacing w:line="360" w:lineRule="auto"/>
+      </w:pPr>
+      <w:r>
+        <w:t>Problems with a software system for managing the patient-doctor interaction</w:t>
+      </w:r>
+    </w:p>
+    <w:p>
+      <w:pPr>
+        <w:spacing w:line="360" w:lineRule="auto"/>
+        <w:jc w:val="both"/>
+        <w:rPr>
+          <w:rFonts w:ascii="Times New Roman" w:hAnsi="Times New Roman" w:cs="Times New Roman"/>
+          <w:sz w:val="24"/>
+          <w:szCs w:val="24"/>
+        </w:rPr>
+      </w:pPr>
+    </w:p>
+    <w:p>
+      <w:pPr>
+        <w:spacing w:line="360" w:lineRule="auto"/>
+        <w:jc w:val="both"/>
+        <w:rPr>
+          <w:rFonts w:ascii="Times New Roman" w:hAnsi="Times New Roman" w:cs="Times New Roman"/>
+          <w:sz w:val="24"/>
+          <w:szCs w:val="24"/>
+        </w:rPr>
+      </w:pPr>
+      <w:r>
+        <w:rPr>
+          <w:rFonts w:ascii="Times New Roman" w:hAnsi="Times New Roman" w:cs="Times New Roman"/>
+          <w:sz w:val="24"/>
+          <w:szCs w:val="24"/>
+        </w:rPr>
+        <w:t>We must specify from the very beginning that a complete transition of the patient-doctor relationship to the online environment is not yet possible. Face-to-face communication is extremely important in establishing any kind of interpersonal relationships</w:t>
+      </w:r>
+      <w:r>
+        <w:rPr>
+          <w:rFonts w:ascii="Times New Roman" w:hAnsi="Times New Roman" w:cs="Times New Roman"/>
+          <w:sz w:val="24"/>
+          <w:szCs w:val="24"/>
+        </w:rPr>
+        <w:t>, but in this field it is all the more necessary as a consultation often involves a physical evaluation of the patient</w:t>
+      </w:r>
+      <w:r>
+        <w:rPr>
+          <w:rFonts w:ascii="Times New Roman" w:hAnsi="Times New Roman" w:cs="Times New Roman"/>
+          <w:sz w:val="24"/>
+          <w:szCs w:val="24"/>
+        </w:rPr>
+        <w:t>.</w:t>
+      </w:r>
+      <w:r>
+        <w:rPr>
+          <w:rFonts w:ascii="Times New Roman" w:hAnsi="Times New Roman" w:cs="Times New Roman"/>
+          <w:sz w:val="24"/>
+          <w:szCs w:val="24"/>
+        </w:rPr>
+        <w:t xml:space="preserve"> In the same time, the creation of an application to manage this interaction between doctors and patients is clearly justified, as we could see in the previous subsection. </w:t>
+      </w:r>
+    </w:p>
+    <w:p>
+      <w:pPr>
+        <w:spacing w:line="360" w:lineRule="auto"/>
+        <w:jc w:val="both"/>
+        <w:rPr>
+          <w:rFonts w:ascii="Times New Roman" w:hAnsi="Times New Roman" w:cs="Times New Roman"/>
+          <w:sz w:val="24"/>
+          <w:szCs w:val="24"/>
+        </w:rPr>
+      </w:pPr>
+      <w:r>
+        <w:rPr>
+          <w:rFonts w:ascii="Times New Roman" w:hAnsi="Times New Roman" w:cs="Times New Roman"/>
+          <w:sz w:val="24"/>
+          <w:szCs w:val="24"/>
+        </w:rPr>
+        <w:t>As in any application, a major issue when developing a software system for managing patient-doctor relationship is the performance. T</w:t>
+      </w:r>
+      <w:r>
+        <w:rPr>
+          <w:rFonts w:ascii="Times New Roman" w:hAnsi="Times New Roman" w:cs="Times New Roman"/>
+          <w:sz w:val="24"/>
+          <w:szCs w:val="24"/>
+        </w:rPr>
+        <w:t>his aspect can be seen from multiple perspectives, one being the performance related to the data accuracy and the data availability. Another problem is represented by the performance from the patient’s view who wants a decrease in waiting time and privacy. Last but not least, there are issues from the perspective of the medical stuff like the performance of the communication between doctors and patients and the integrity of the system.</w:t>
+      </w:r>
+    </w:p>
+    <w:p>
+      <w:pPr>
+        <w:spacing w:line="360" w:lineRule="auto"/>
+        <w:jc w:val="both"/>
+        <w:rPr>
+          <w:rFonts w:ascii="Times New Roman" w:hAnsi="Times New Roman" w:cs="Times New Roman"/>
+          <w:sz w:val="24"/>
+          <w:szCs w:val="24"/>
+        </w:rPr>
+      </w:pPr>
+      <w:r>
+        <w:rPr>
+          <w:rFonts w:ascii="Times New Roman" w:hAnsi="Times New Roman" w:cs="Times New Roman"/>
+          <w:sz w:val="24"/>
+          <w:szCs w:val="24"/>
+        </w:rPr>
+        <w:t xml:space="preserve">Reliability is also a problem, but it is not entirely specific to the type of application we want to make, being more of a problem related to the software development itself. </w:t>
+      </w:r>
+      <w:r>
+        <w:rPr>
+          <w:rFonts w:ascii="Times New Roman" w:hAnsi="Times New Roman" w:cs="Times New Roman"/>
+          <w:sz w:val="24"/>
+          <w:szCs w:val="24"/>
+        </w:rPr>
+        <w:t>On the other hand, the availability represent a critical problem when development a software for managing the patient-doctor relationship. Availability is defined as being the percentage of time when the system is up and running [13]. It represents such an important issue for an application of this type because of the nature of its purpose: there can be cases when patients really need help and there is no time to waste.</w:t>
+      </w:r>
+    </w:p>
+    <w:p>
+      <w:pPr>
+        <w:spacing w:line="360" w:lineRule="auto"/>
+        <w:jc w:val="both"/>
+        <w:rPr>
+          <w:rFonts w:ascii="Times New Roman" w:hAnsi="Times New Roman" w:cs="Times New Roman"/>
+          <w:sz w:val="24"/>
+          <w:szCs w:val="24"/>
+        </w:rPr>
+      </w:pPr>
+      <w:r>
+        <w:rPr>
+          <w:rFonts w:ascii="Times New Roman" w:hAnsi="Times New Roman" w:cs="Times New Roman"/>
+          <w:sz w:val="24"/>
+          <w:szCs w:val="24"/>
+        </w:rPr>
+        <w:t>An issue that has been debated countless times regarding the development of a medical application is its security.</w:t>
+      </w:r>
+      <w:r>
+        <w:rPr>
+          <w:rFonts w:ascii="Times New Roman" w:hAnsi="Times New Roman" w:cs="Times New Roman"/>
+          <w:sz w:val="24"/>
+          <w:szCs w:val="24"/>
+        </w:rPr>
+        <w:t xml:space="preserve"> It is normal to be an important issue as personal data of the patient are </w:t>
+      </w:r>
+      <w:r>
+        <w:rPr>
+          <w:rFonts w:ascii="Times New Roman" w:hAnsi="Times New Roman" w:cs="Times New Roman"/>
+          <w:sz w:val="24"/>
+          <w:szCs w:val="24"/>
+        </w:rPr>
+        <w:lastRenderedPageBreak/>
+        <w:t>present and must be protected.</w:t>
+      </w:r>
+      <w:r>
+        <w:rPr>
+          <w:rFonts w:ascii="Times New Roman" w:hAnsi="Times New Roman" w:cs="Times New Roman"/>
+          <w:sz w:val="24"/>
+          <w:szCs w:val="24"/>
+        </w:rPr>
+        <w:t xml:space="preserve"> In the research paper [12]</w:t>
+      </w:r>
+      <w:r>
+        <w:rPr>
+          <w:rFonts w:ascii="Times New Roman" w:hAnsi="Times New Roman" w:cs="Times New Roman"/>
+          <w:sz w:val="24"/>
+          <w:szCs w:val="24"/>
+        </w:rPr>
+        <w:t xml:space="preserve">, there are presented some security problems and how they can be solved. </w:t>
+      </w:r>
+      <w:r>
+        <w:rPr>
+          <w:rFonts w:ascii="Times New Roman" w:hAnsi="Times New Roman" w:cs="Times New Roman"/>
+          <w:sz w:val="24"/>
+          <w:szCs w:val="24"/>
+        </w:rPr>
+        <w:t xml:space="preserve">One of them is the unauthorized access to patient’s electronic records. When roles and privileges are not properly defined among users of the e-health database, it means anyone can access information and carry out any type of actions even if it’s a malicious action; this is a security threat to the e-health system [12]. A solution for this issue is represented by using the </w:t>
+      </w:r>
+      <w:proofErr w:type="spellStart"/>
+      <w:r>
+        <w:rPr>
+          <w:rFonts w:ascii="Times New Roman" w:hAnsi="Times New Roman" w:cs="Times New Roman"/>
+          <w:sz w:val="24"/>
+          <w:szCs w:val="24"/>
+        </w:rPr>
+        <w:t>Nu.Sa</w:t>
+      </w:r>
+      <w:proofErr w:type="spellEnd"/>
+      <w:r>
+        <w:rPr>
+          <w:rFonts w:ascii="Times New Roman" w:hAnsi="Times New Roman" w:cs="Times New Roman"/>
+          <w:sz w:val="24"/>
+          <w:szCs w:val="24"/>
+        </w:rPr>
+        <w:t xml:space="preserve"> (</w:t>
+      </w:r>
+      <w:proofErr w:type="spellStart"/>
+      <w:r>
+        <w:rPr>
+          <w:rFonts w:ascii="Times New Roman" w:hAnsi="Times New Roman" w:cs="Times New Roman"/>
+          <w:sz w:val="24"/>
+          <w:szCs w:val="24"/>
+        </w:rPr>
+        <w:t>Nuvola</w:t>
+      </w:r>
+      <w:proofErr w:type="spellEnd"/>
+      <w:r>
+        <w:rPr>
+          <w:rFonts w:ascii="Times New Roman" w:hAnsi="Times New Roman" w:cs="Times New Roman"/>
+          <w:sz w:val="24"/>
+          <w:szCs w:val="24"/>
+        </w:rPr>
+        <w:t xml:space="preserve"> Sanitaria) framework</w:t>
+      </w:r>
+      <w:r>
+        <w:rPr>
+          <w:rFonts w:ascii="Times New Roman" w:hAnsi="Times New Roman" w:cs="Times New Roman"/>
+          <w:sz w:val="24"/>
+          <w:szCs w:val="24"/>
+        </w:rPr>
+        <w:t>, which is based on collecting the data as electronic health records (EHR) from patients and combining them into a cloud system architecture. This architecture provides privacy and security though data encryption algorithms [12].</w:t>
+      </w:r>
+    </w:p>
+    <w:p>
+      <w:pPr>
+        <w:spacing w:line="360" w:lineRule="auto"/>
+        <w:jc w:val="both"/>
+        <w:rPr>
+          <w:rFonts w:ascii="Times New Roman" w:hAnsi="Times New Roman" w:cs="Times New Roman"/>
+          <w:sz w:val="24"/>
+          <w:szCs w:val="24"/>
+        </w:rPr>
+      </w:pPr>
+      <w:r>
+        <w:rPr>
+          <w:rFonts w:ascii="Times New Roman" w:hAnsi="Times New Roman" w:cs="Times New Roman"/>
+          <w:sz w:val="24"/>
+          <w:szCs w:val="24"/>
+        </w:rPr>
+        <w:t xml:space="preserve">Another security </w:t>
+      </w:r>
+      <w:r>
+        <w:rPr>
+          <w:rFonts w:ascii="Times New Roman" w:hAnsi="Times New Roman" w:cs="Times New Roman"/>
+          <w:sz w:val="24"/>
+          <w:szCs w:val="24"/>
+        </w:rPr>
+        <w:t>concern</w:t>
+      </w:r>
+      <w:r>
+        <w:rPr>
+          <w:rFonts w:ascii="Times New Roman" w:hAnsi="Times New Roman" w:cs="Times New Roman"/>
+          <w:sz w:val="24"/>
+          <w:szCs w:val="24"/>
+        </w:rPr>
+        <w:t xml:space="preserve"> is represented by </w:t>
+      </w:r>
+      <w:r>
+        <w:rPr>
+          <w:rFonts w:ascii="Times New Roman" w:hAnsi="Times New Roman" w:cs="Times New Roman"/>
+          <w:sz w:val="24"/>
+          <w:szCs w:val="24"/>
+        </w:rPr>
+        <w:t xml:space="preserve">tracking of users activities. Let’s imagine the case when someone can see a patient’s oxygen saturation and heart rate data. Having this information, it is an easy task to deduce how regularly that patient is doing physical activity. </w:t>
+      </w:r>
+      <w:r>
+        <w:rPr>
+          <w:rFonts w:ascii="Times New Roman" w:hAnsi="Times New Roman" w:cs="Times New Roman"/>
+          <w:sz w:val="24"/>
+          <w:szCs w:val="24"/>
+        </w:rPr>
+        <w:t>With this kind of information, access to insurance benefits could be restricted by insurance companies for users with delicate life styles by taking undue advantage of the information and by so doing, compromising the user's right of privacy</w:t>
+      </w:r>
+      <w:r>
+        <w:rPr>
+          <w:rFonts w:ascii="Times New Roman" w:hAnsi="Times New Roman" w:cs="Times New Roman"/>
+          <w:sz w:val="24"/>
+          <w:szCs w:val="24"/>
+        </w:rPr>
+        <w:t xml:space="preserve"> [12]</w:t>
+      </w:r>
+      <w:r>
+        <w:rPr>
+          <w:rFonts w:ascii="Times New Roman" w:hAnsi="Times New Roman" w:cs="Times New Roman"/>
+          <w:sz w:val="24"/>
+          <w:szCs w:val="24"/>
+        </w:rPr>
+        <w:t>.</w:t>
+      </w:r>
+      <w:r>
+        <w:rPr>
+          <w:rFonts w:ascii="Times New Roman" w:hAnsi="Times New Roman" w:cs="Times New Roman"/>
+          <w:sz w:val="24"/>
+          <w:szCs w:val="24"/>
+        </w:rPr>
+        <w:t xml:space="preserve"> A solution to this problem is that the database administrators should establish the exact privileges </w:t>
+      </w:r>
+      <w:r>
+        <w:rPr>
+          <w:rFonts w:ascii="Times New Roman" w:hAnsi="Times New Roman" w:cs="Times New Roman"/>
+          <w:sz w:val="24"/>
+          <w:szCs w:val="24"/>
+        </w:rPr>
+        <w:t>in the application with the aim to restrict the access to sensitive information.</w:t>
+      </w:r>
+    </w:p>
+    <w:p>
+      <w:pPr>
+        <w:spacing w:line="360" w:lineRule="auto"/>
+        <w:jc w:val="both"/>
+        <w:rPr>
+          <w:rFonts w:ascii="Times New Roman" w:hAnsi="Times New Roman" w:cs="Times New Roman"/>
+          <w:sz w:val="24"/>
+          <w:szCs w:val="24"/>
+        </w:rPr>
+      </w:pPr>
+    </w:p>
+    <w:p>
+      <w:pPr>
+        <w:spacing w:line="360" w:lineRule="auto"/>
+        <w:jc w:val="both"/>
+        <w:rPr>
+          <w:rFonts w:ascii="Times New Roman" w:hAnsi="Times New Roman" w:cs="Times New Roman"/>
+          <w:sz w:val="24"/>
+          <w:szCs w:val="24"/>
+        </w:rPr>
+      </w:pPr>
+    </w:p>
+    <w:p>
+      <w:pPr>
+        <w:spacing w:line="360" w:lineRule="auto"/>
+        <w:jc w:val="both"/>
+        <w:rPr>
+          <w:rFonts w:ascii="Times New Roman" w:hAnsi="Times New Roman" w:cs="Times New Roman"/>
+          <w:sz w:val="24"/>
+          <w:szCs w:val="24"/>
+        </w:rPr>
+      </w:pPr>
+    </w:p>
+    <w:p>
+      <w:pPr>
+        <w:spacing w:line="360" w:lineRule="auto"/>
+        <w:jc w:val="both"/>
+        <w:rPr>
+          <w:rFonts w:ascii="Times New Roman" w:hAnsi="Times New Roman" w:cs="Times New Roman"/>
+          <w:sz w:val="24"/>
+          <w:szCs w:val="24"/>
+        </w:rPr>
+      </w:pPr>
+    </w:p>
+    <w:p>
+      <w:pPr>
+        <w:spacing w:line="360" w:lineRule="auto"/>
+        <w:jc w:val="both"/>
+        <w:rPr>
+          <w:rFonts w:ascii="Times New Roman" w:hAnsi="Times New Roman" w:cs="Times New Roman"/>
+          <w:sz w:val="24"/>
+          <w:szCs w:val="24"/>
+        </w:rPr>
+      </w:pPr>
+    </w:p>
+    <w:p>
+      <w:pPr>
+        <w:spacing w:line="360" w:lineRule="auto"/>
+        <w:jc w:val="both"/>
+        <w:rPr>
+          <w:rFonts w:ascii="Times New Roman" w:hAnsi="Times New Roman" w:cs="Times New Roman"/>
+          <w:sz w:val="24"/>
+          <w:szCs w:val="24"/>
+        </w:rPr>
+      </w:pPr>
+    </w:p>
+    <w:p>
+      <w:pPr>
+        <w:spacing w:line="360" w:lineRule="auto"/>
+        <w:jc w:val="both"/>
+        <w:rPr>
+          <w:rFonts w:ascii="Times New Roman" w:hAnsi="Times New Roman" w:cs="Times New Roman"/>
+          <w:sz w:val="24"/>
+          <w:szCs w:val="24"/>
+        </w:rPr>
+      </w:pPr>
+    </w:p>
+    <w:p>
+      <w:pPr>
+        <w:spacing w:line="360" w:lineRule="auto"/>
+        <w:jc w:val="both"/>
+        <w:rPr>
+          <w:rFonts w:ascii="Times New Roman" w:hAnsi="Times New Roman" w:cs="Times New Roman"/>
+          <w:sz w:val="24"/>
+          <w:szCs w:val="24"/>
+        </w:rPr>
+      </w:pPr>
+    </w:p>
+    <w:p>
+      <w:pPr>
+        <w:spacing w:line="360" w:lineRule="auto"/>
+        <w:jc w:val="both"/>
+        <w:rPr>
+          <w:rFonts w:ascii="Times New Roman" w:hAnsi="Times New Roman" w:cs="Times New Roman"/>
+          <w:sz w:val="24"/>
+          <w:szCs w:val="24"/>
+        </w:rPr>
+      </w:pPr>
+    </w:p>
     <w:p>
       <w:pPr>
         <w:pStyle w:val="Heading2"/>
         <w:spacing w:line="360" w:lineRule="auto"/>
       </w:pPr>
-      <w:bookmarkStart w:id="12" w:name="_Toc104214481"/>
+      <w:bookmarkStart w:id="9" w:name="_Toc104214481"/>
       <w:r>
         <w:lastRenderedPageBreak/>
         <w:t>Web applications</w:t>
       </w:r>
-      <w:bookmarkEnd w:id="12"/>
+      <w:bookmarkEnd w:id="9"/>
     </w:p>
     <w:p>
       <w:pPr>
@@ -5365,11 +6219,11 @@
         <w:pStyle w:val="Heading3"/>
         <w:spacing w:line="360" w:lineRule="auto"/>
       </w:pPr>
-      <w:bookmarkStart w:id="13" w:name="_Toc104214482"/>
+      <w:bookmarkStart w:id="10" w:name="_Toc104214482"/>
       <w:r>
         <w:t>Brief history</w:t>
       </w:r>
-      <w:bookmarkEnd w:id="13"/>
+      <w:bookmarkEnd w:id="10"/>
     </w:p>
     <w:p>
       <w:pPr>
@@ -5674,11 +6528,11 @@
         <w:pStyle w:val="Heading3"/>
         <w:spacing w:line="360" w:lineRule="auto"/>
       </w:pPr>
-      <w:bookmarkStart w:id="14" w:name="_Toc104214483"/>
+      <w:bookmarkStart w:id="11" w:name="_Toc104214483"/>
       <w:r>
         <w:t>Structure</w:t>
       </w:r>
-      <w:bookmarkEnd w:id="14"/>
+      <w:bookmarkEnd w:id="11"/>
     </w:p>
     <w:p/>
     <w:p>
@@ -5867,7 +6721,7 @@
           <w:noProof/>
         </w:rPr>
         <w:drawing>
-          <wp:inline distT="0" distB="0" distL="0" distR="0" wp14:anchorId="38B4DB00" wp14:editId="0D42695E">
+          <wp:inline distT="0" distB="0" distL="0" distR="0" wp14:anchorId="3287A128" wp14:editId="183E517A">
             <wp:extent cx="5454650" cy="2391490"/>
             <wp:effectExtent l="0" t="0" r="0" b="8890"/>
             <wp:docPr id="5" name="Picture 5" descr="A modern web application structure and its components. | Download  Scientific Diagram"/>
@@ -5884,7 +6738,7 @@
                     </pic:cNvPicPr>
                   </pic:nvPicPr>
                   <pic:blipFill>
-                    <a:blip r:embed="rId12">
+                    <a:blip r:embed="rId13">
                       <a:extLst>
                         <a:ext uri="{28A0092B-C50C-407E-A947-70E740481C1C}">
                           <a14:useLocalDpi xmlns:a14="http://schemas.microsoft.com/office/drawing/2010/main" val="0"/>
@@ -6038,7 +6892,7 @@
           <w:sz w:val="24"/>
           <w:szCs w:val="24"/>
         </w:rPr>
-        <w:t>4</w:t>
+        <w:t>5</w:t>
       </w:r>
       <w:r>
         <w:rPr>
@@ -6103,7 +6957,15 @@
           <w:sz w:val="24"/>
           <w:szCs w:val="24"/>
         </w:rPr>
-        <w:t xml:space="preserve">As it can be seen in figure 2-4, there are two sides of a </w:t>
+        <w:t>As it can be seen in figure 2-5</w:t>
+      </w:r>
+      <w:r>
+        <w:rPr>
+          <w:rFonts w:ascii="Times New Roman" w:hAnsi="Times New Roman" w:cs="Times New Roman"/>
+          <w:sz w:val="24"/>
+          <w:szCs w:val="24"/>
+        </w:rPr>
+        <w:t xml:space="preserve">, there are two sides of a </w:t>
       </w:r>
       <w:r>
         <w:rPr>
@@ -6434,13 +7296,23 @@
         </w:rPr>
         <w:t xml:space="preserve">data. Examples include cookies, </w:t>
       </w:r>
-      <w:r>
-        <w:rPr>
-          <w:rFonts w:ascii="Times New Roman" w:hAnsi="Times New Roman" w:cs="Times New Roman"/>
-          <w:sz w:val="24"/>
-          <w:szCs w:val="24"/>
-        </w:rPr>
-        <w:t>localStorage,</w:t>
+      <w:proofErr w:type="spellStart"/>
+      <w:r>
+        <w:rPr>
+          <w:rFonts w:ascii="Times New Roman" w:hAnsi="Times New Roman" w:cs="Times New Roman"/>
+          <w:sz w:val="24"/>
+          <w:szCs w:val="24"/>
+        </w:rPr>
+        <w:t>localStorage</w:t>
+      </w:r>
+      <w:proofErr w:type="spellEnd"/>
+      <w:r>
+        <w:rPr>
+          <w:rFonts w:ascii="Times New Roman" w:hAnsi="Times New Roman" w:cs="Times New Roman"/>
+          <w:sz w:val="24"/>
+          <w:szCs w:val="24"/>
+        </w:rPr>
+        <w:t>,</w:t>
       </w:r>
       <w:r>
         <w:rPr>
@@ -6982,14 +7854,14 @@
         <w:pStyle w:val="Heading3"/>
         <w:spacing w:line="360" w:lineRule="auto"/>
       </w:pPr>
-      <w:bookmarkStart w:id="15" w:name="_Toc104214484"/>
+      <w:bookmarkStart w:id="12" w:name="_Toc104214484"/>
       <w:r>
         <w:t xml:space="preserve">Web </w:t>
       </w:r>
       <w:r>
         <w:t>Sockets</w:t>
       </w:r>
-      <w:bookmarkEnd w:id="15"/>
+      <w:bookmarkEnd w:id="12"/>
     </w:p>
     <w:p>
       <w:pPr>
@@ -7088,7 +7960,7 @@
           <w:noProof/>
         </w:rPr>
         <w:drawing>
-          <wp:inline distT="0" distB="0" distL="0" distR="0" wp14:anchorId="4436587C" wp14:editId="73ED5C18">
+          <wp:inline distT="0" distB="0" distL="0" distR="0" wp14:anchorId="29C875E9" wp14:editId="0A603527">
             <wp:extent cx="3028950" cy="2587759"/>
             <wp:effectExtent l="0" t="0" r="0" b="3175"/>
             <wp:docPr id="4" name="Picture 4" descr="Websocket over TCP sequence diagram | Download Scientific Diagram"/>
@@ -7105,7 +7977,7 @@
                     </pic:cNvPicPr>
                   </pic:nvPicPr>
                   <pic:blipFill>
-                    <a:blip r:embed="rId13">
+                    <a:blip r:embed="rId14">
                       <a:extLst>
                         <a:ext uri="{28A0092B-C50C-407E-A947-70E740481C1C}">
                           <a14:useLocalDpi xmlns:a14="http://schemas.microsoft.com/office/drawing/2010/main" val="0"/>
@@ -7259,7 +8131,7 @@
           <w:sz w:val="24"/>
           <w:szCs w:val="24"/>
         </w:rPr>
-        <w:t>5</w:t>
+        <w:t>6</w:t>
       </w:r>
       <w:r>
         <w:rPr>
@@ -7319,15 +8191,113 @@
           <w:szCs w:val="24"/>
         </w:rPr>
         <w:lastRenderedPageBreak/>
-        <w:t>In figure 2-5, it is presented a sequence diagram of a Websocket session, but in the same time, we can notice that the communication via Websocket protocol is a TCP-based one. This implies that before the client and the server can exchange data through Websocket protocol, it is mandatory to establish a TCP connection between the two sides.</w:t>
-      </w:r>
-      <w:r>
-        <w:rPr>
-          <w:rFonts w:ascii="Times New Roman" w:hAnsi="Times New Roman" w:cs="Times New Roman"/>
-          <w:sz w:val="24"/>
-          <w:szCs w:val="24"/>
-        </w:rPr>
-        <w:t xml:space="preserve"> As it can be seen in the picture, there are needed three messages to be exchanged in order to start the connection (this phase is also called handshaking). For the purpose of having a Websocket-based communication, the two sides have to create a Websocket session because at this point, after the handshaking, there is possible only to transfer data through the plain TCP protocol.</w:t>
+        <w:t>In figure 2-6</w:t>
+      </w:r>
+      <w:r>
+        <w:rPr>
+          <w:rFonts w:ascii="Times New Roman" w:hAnsi="Times New Roman" w:cs="Times New Roman"/>
+          <w:sz w:val="24"/>
+          <w:szCs w:val="24"/>
+        </w:rPr>
+        <w:t xml:space="preserve">, it is presented a sequence diagram of a </w:t>
+      </w:r>
+      <w:proofErr w:type="spellStart"/>
+      <w:r>
+        <w:rPr>
+          <w:rFonts w:ascii="Times New Roman" w:hAnsi="Times New Roman" w:cs="Times New Roman"/>
+          <w:sz w:val="24"/>
+          <w:szCs w:val="24"/>
+        </w:rPr>
+        <w:t>Websocket</w:t>
+      </w:r>
+      <w:proofErr w:type="spellEnd"/>
+      <w:r>
+        <w:rPr>
+          <w:rFonts w:ascii="Times New Roman" w:hAnsi="Times New Roman" w:cs="Times New Roman"/>
+          <w:sz w:val="24"/>
+          <w:szCs w:val="24"/>
+        </w:rPr>
+        <w:t xml:space="preserve"> session, but in the same time, we can notice that the communication via </w:t>
+      </w:r>
+      <w:proofErr w:type="spellStart"/>
+      <w:r>
+        <w:rPr>
+          <w:rFonts w:ascii="Times New Roman" w:hAnsi="Times New Roman" w:cs="Times New Roman"/>
+          <w:sz w:val="24"/>
+          <w:szCs w:val="24"/>
+        </w:rPr>
+        <w:t>Websocket</w:t>
+      </w:r>
+      <w:proofErr w:type="spellEnd"/>
+      <w:r>
+        <w:rPr>
+          <w:rFonts w:ascii="Times New Roman" w:hAnsi="Times New Roman" w:cs="Times New Roman"/>
+          <w:sz w:val="24"/>
+          <w:szCs w:val="24"/>
+        </w:rPr>
+        <w:t xml:space="preserve"> protocol is a TCP-based one. This implies that before the client and the server can exchange data through </w:t>
+      </w:r>
+      <w:proofErr w:type="spellStart"/>
+      <w:r>
+        <w:rPr>
+          <w:rFonts w:ascii="Times New Roman" w:hAnsi="Times New Roman" w:cs="Times New Roman"/>
+          <w:sz w:val="24"/>
+          <w:szCs w:val="24"/>
+        </w:rPr>
+        <w:t>Websocket</w:t>
+      </w:r>
+      <w:proofErr w:type="spellEnd"/>
+      <w:r>
+        <w:rPr>
+          <w:rFonts w:ascii="Times New Roman" w:hAnsi="Times New Roman" w:cs="Times New Roman"/>
+          <w:sz w:val="24"/>
+          <w:szCs w:val="24"/>
+        </w:rPr>
+        <w:t xml:space="preserve"> protocol, it is mandatory to establish a TCP connection between the two sides.</w:t>
+      </w:r>
+      <w:r>
+        <w:rPr>
+          <w:rFonts w:ascii="Times New Roman" w:hAnsi="Times New Roman" w:cs="Times New Roman"/>
+          <w:sz w:val="24"/>
+          <w:szCs w:val="24"/>
+        </w:rPr>
+        <w:t xml:space="preserve"> As it can be seen in the picture, there are needed three messages to be exchanged in order to start the connection (this phase is also called handshaking). For the purpose of having a </w:t>
+      </w:r>
+      <w:proofErr w:type="spellStart"/>
+      <w:r>
+        <w:rPr>
+          <w:rFonts w:ascii="Times New Roman" w:hAnsi="Times New Roman" w:cs="Times New Roman"/>
+          <w:sz w:val="24"/>
+          <w:szCs w:val="24"/>
+        </w:rPr>
+        <w:t>Websocket</w:t>
+      </w:r>
+      <w:proofErr w:type="spellEnd"/>
+      <w:r>
+        <w:rPr>
+          <w:rFonts w:ascii="Times New Roman" w:hAnsi="Times New Roman" w:cs="Times New Roman"/>
+          <w:sz w:val="24"/>
+          <w:szCs w:val="24"/>
+        </w:rPr>
+        <w:t xml:space="preserve">-based communication, the two sides have to create a </w:t>
+      </w:r>
+      <w:proofErr w:type="spellStart"/>
+      <w:r>
+        <w:rPr>
+          <w:rFonts w:ascii="Times New Roman" w:hAnsi="Times New Roman" w:cs="Times New Roman"/>
+          <w:sz w:val="24"/>
+          <w:szCs w:val="24"/>
+        </w:rPr>
+        <w:t>Websocket</w:t>
+      </w:r>
+      <w:proofErr w:type="spellEnd"/>
+      <w:r>
+        <w:rPr>
+          <w:rFonts w:ascii="Times New Roman" w:hAnsi="Times New Roman" w:cs="Times New Roman"/>
+          <w:sz w:val="24"/>
+          <w:szCs w:val="24"/>
+        </w:rPr>
+        <w:t xml:space="preserve"> session because at this point, after the handshaking, there is possible only to transfer data through the plain TCP protocol.</w:t>
       </w:r>
     </w:p>
     <w:p>
@@ -7346,7 +8316,43 @@
           <w:sz w:val="24"/>
           <w:szCs w:val="24"/>
         </w:rPr>
-        <w:t>To establish a session, client sends a Websocket Upgrade Request to the server, upon which server responds with a Websocket Upgrade Response</w:t>
+        <w:t xml:space="preserve">To establish a session, client sends a </w:t>
+      </w:r>
+      <w:proofErr w:type="spellStart"/>
+      <w:r>
+        <w:rPr>
+          <w:rFonts w:ascii="Times New Roman" w:hAnsi="Times New Roman" w:cs="Times New Roman"/>
+          <w:sz w:val="24"/>
+          <w:szCs w:val="24"/>
+        </w:rPr>
+        <w:t>Websocket</w:t>
+      </w:r>
+      <w:proofErr w:type="spellEnd"/>
+      <w:r>
+        <w:rPr>
+          <w:rFonts w:ascii="Times New Roman" w:hAnsi="Times New Roman" w:cs="Times New Roman"/>
+          <w:sz w:val="24"/>
+          <w:szCs w:val="24"/>
+        </w:rPr>
+        <w:t xml:space="preserve"> Upgrade Request to the server, upon which server responds with a </w:t>
+      </w:r>
+      <w:proofErr w:type="spellStart"/>
+      <w:r>
+        <w:rPr>
+          <w:rFonts w:ascii="Times New Roman" w:hAnsi="Times New Roman" w:cs="Times New Roman"/>
+          <w:sz w:val="24"/>
+          <w:szCs w:val="24"/>
+        </w:rPr>
+        <w:t>Websocket</w:t>
+      </w:r>
+      <w:proofErr w:type="spellEnd"/>
+      <w:r>
+        <w:rPr>
+          <w:rFonts w:ascii="Times New Roman" w:hAnsi="Times New Roman" w:cs="Times New Roman"/>
+          <w:sz w:val="24"/>
+          <w:szCs w:val="24"/>
+        </w:rPr>
+        <w:t xml:space="preserve"> Upgrade Response</w:t>
       </w:r>
       <w:r>
         <w:rPr>
@@ -7378,15 +8384,69 @@
           <w:sz w:val="24"/>
           <w:szCs w:val="24"/>
         </w:rPr>
-        <w:t xml:space="preserve">The Websocket Upgrade Request is nothing more than a HTTP GET Request with the headers Connection and Upgrade telling the server the client’s intention of using the Websocket protocol over the regular HTTP for the rest of the session. </w:t>
-      </w:r>
-      <w:r>
-        <w:rPr>
-          <w:rFonts w:ascii="Times New Roman" w:hAnsi="Times New Roman" w:cs="Times New Roman"/>
-          <w:sz w:val="24"/>
-          <w:szCs w:val="24"/>
-        </w:rPr>
-        <w:t>If there is possible to establish the Websocket session, the server sends back a HTTP response, with the status code having the value 101 Switching Protocols.</w:t>
+        <w:t xml:space="preserve">The </w:t>
+      </w:r>
+      <w:proofErr w:type="spellStart"/>
+      <w:r>
+        <w:rPr>
+          <w:rFonts w:ascii="Times New Roman" w:hAnsi="Times New Roman" w:cs="Times New Roman"/>
+          <w:sz w:val="24"/>
+          <w:szCs w:val="24"/>
+        </w:rPr>
+        <w:t>Websocket</w:t>
+      </w:r>
+      <w:proofErr w:type="spellEnd"/>
+      <w:r>
+        <w:rPr>
+          <w:rFonts w:ascii="Times New Roman" w:hAnsi="Times New Roman" w:cs="Times New Roman"/>
+          <w:sz w:val="24"/>
+          <w:szCs w:val="24"/>
+        </w:rPr>
+        <w:t xml:space="preserve"> Upgrade Request is nothing more than a HTTP GET Request with the headers Connection and Upgrade telling the server the client’s intention of using the </w:t>
+      </w:r>
+      <w:proofErr w:type="spellStart"/>
+      <w:r>
+        <w:rPr>
+          <w:rFonts w:ascii="Times New Roman" w:hAnsi="Times New Roman" w:cs="Times New Roman"/>
+          <w:sz w:val="24"/>
+          <w:szCs w:val="24"/>
+        </w:rPr>
+        <w:t>Websocket</w:t>
+      </w:r>
+      <w:proofErr w:type="spellEnd"/>
+      <w:r>
+        <w:rPr>
+          <w:rFonts w:ascii="Times New Roman" w:hAnsi="Times New Roman" w:cs="Times New Roman"/>
+          <w:sz w:val="24"/>
+          <w:szCs w:val="24"/>
+        </w:rPr>
+        <w:t xml:space="preserve"> protocol over the regular HTTP for the rest of the session. </w:t>
+      </w:r>
+      <w:r>
+        <w:rPr>
+          <w:rFonts w:ascii="Times New Roman" w:hAnsi="Times New Roman" w:cs="Times New Roman"/>
+          <w:sz w:val="24"/>
+          <w:szCs w:val="24"/>
+        </w:rPr>
+        <w:t xml:space="preserve">If there is possible to establish the </w:t>
+      </w:r>
+      <w:proofErr w:type="spellStart"/>
+      <w:r>
+        <w:rPr>
+          <w:rFonts w:ascii="Times New Roman" w:hAnsi="Times New Roman" w:cs="Times New Roman"/>
+          <w:sz w:val="24"/>
+          <w:szCs w:val="24"/>
+        </w:rPr>
+        <w:t>Websocket</w:t>
+      </w:r>
+      <w:proofErr w:type="spellEnd"/>
+      <w:r>
+        <w:rPr>
+          <w:rFonts w:ascii="Times New Roman" w:hAnsi="Times New Roman" w:cs="Times New Roman"/>
+          <w:sz w:val="24"/>
+          <w:szCs w:val="24"/>
+        </w:rPr>
+        <w:t xml:space="preserve"> session, the server sends back a HTTP response, with the status code having the value 101 Switching Protocols.</w:t>
       </w:r>
     </w:p>
     <w:p>
@@ -7413,7 +8473,61 @@
           <w:sz w:val="24"/>
           <w:szCs w:val="24"/>
         </w:rPr>
-        <w:t>there was conducted a test to realize a comparison between Websocket and HTTP requests performances in asynchronous transmission. The results of the test are impressive, showing that the Websocket communication was ten times efficient than the HTTP one. In the same time, other studies emphasize that Websocket’s performance is much better</w:t>
+        <w:t xml:space="preserve">there was conducted a test to realize a comparison between </w:t>
+      </w:r>
+      <w:proofErr w:type="spellStart"/>
+      <w:r>
+        <w:rPr>
+          <w:rFonts w:ascii="Times New Roman" w:hAnsi="Times New Roman" w:cs="Times New Roman"/>
+          <w:sz w:val="24"/>
+          <w:szCs w:val="24"/>
+        </w:rPr>
+        <w:t>Websocket</w:t>
+      </w:r>
+      <w:proofErr w:type="spellEnd"/>
+      <w:r>
+        <w:rPr>
+          <w:rFonts w:ascii="Times New Roman" w:hAnsi="Times New Roman" w:cs="Times New Roman"/>
+          <w:sz w:val="24"/>
+          <w:szCs w:val="24"/>
+        </w:rPr>
+        <w:t xml:space="preserve"> and HTTP requests performances in asynchronous transmission. The results of the test are impressive, showing that the </w:t>
+      </w:r>
+      <w:proofErr w:type="spellStart"/>
+      <w:r>
+        <w:rPr>
+          <w:rFonts w:ascii="Times New Roman" w:hAnsi="Times New Roman" w:cs="Times New Roman"/>
+          <w:sz w:val="24"/>
+          <w:szCs w:val="24"/>
+        </w:rPr>
+        <w:t>Websocket</w:t>
+      </w:r>
+      <w:proofErr w:type="spellEnd"/>
+      <w:r>
+        <w:rPr>
+          <w:rFonts w:ascii="Times New Roman" w:hAnsi="Times New Roman" w:cs="Times New Roman"/>
+          <w:sz w:val="24"/>
+          <w:szCs w:val="24"/>
+        </w:rPr>
+        <w:t xml:space="preserve"> communication was ten times efficient than the HTTP one. In the same time, other studies emphasize that </w:t>
+      </w:r>
+      <w:proofErr w:type="spellStart"/>
+      <w:r>
+        <w:rPr>
+          <w:rFonts w:ascii="Times New Roman" w:hAnsi="Times New Roman" w:cs="Times New Roman"/>
+          <w:sz w:val="24"/>
+          <w:szCs w:val="24"/>
+        </w:rPr>
+        <w:t>Websocket’s</w:t>
+      </w:r>
+      <w:proofErr w:type="spellEnd"/>
+      <w:r>
+        <w:rPr>
+          <w:rFonts w:ascii="Times New Roman" w:hAnsi="Times New Roman" w:cs="Times New Roman"/>
+          <w:sz w:val="24"/>
+          <w:szCs w:val="24"/>
+        </w:rPr>
+        <w:t xml:space="preserve"> performance is much better</w:t>
       </w:r>
       <w:r>
         <w:rPr>
@@ -7434,12 +8548,12 @@
       <w:pPr>
         <w:pStyle w:val="Heading1"/>
       </w:pPr>
-      <w:bookmarkStart w:id="16" w:name="_Toc104214485"/>
+      <w:bookmarkStart w:id="13" w:name="_Toc104214485"/>
       <w:r>
         <w:lastRenderedPageBreak/>
         <w:t>Application Description</w:t>
       </w:r>
-      <w:bookmarkEnd w:id="16"/>
+      <w:bookmarkEnd w:id="13"/>
     </w:p>
     <w:p>
       <w:pPr>
@@ -7454,57 +8568,1414 @@
       <w:pPr>
         <w:pStyle w:val="Heading2"/>
       </w:pPr>
-      <w:bookmarkStart w:id="17" w:name="_Toc104214486"/>
-      <w:r>
-        <w:t>Requirements</w:t>
-      </w:r>
-      <w:r>
-        <w:t xml:space="preserve"> and specifications</w:t>
-      </w:r>
-      <w:bookmarkEnd w:id="17"/>
+      <w:r>
+        <w:t>Introduction</w:t>
+      </w:r>
+    </w:p>
+    <w:p>
+      <w:pPr>
+        <w:spacing w:line="360" w:lineRule="auto"/>
+        <w:rPr>
+          <w:rFonts w:ascii="Times New Roman" w:hAnsi="Times New Roman" w:cs="Times New Roman"/>
+          <w:sz w:val="24"/>
+          <w:szCs w:val="24"/>
+        </w:rPr>
+      </w:pPr>
+    </w:p>
+    <w:p>
+      <w:pPr>
+        <w:spacing w:line="360" w:lineRule="auto"/>
+        <w:jc w:val="both"/>
+        <w:rPr>
+          <w:rFonts w:ascii="Times New Roman" w:hAnsi="Times New Roman" w:cs="Times New Roman"/>
+          <w:sz w:val="24"/>
+          <w:szCs w:val="24"/>
+        </w:rPr>
+      </w:pPr>
+      <w:r>
+        <w:rPr>
+          <w:rFonts w:ascii="Times New Roman" w:hAnsi="Times New Roman" w:cs="Times New Roman"/>
+          <w:sz w:val="24"/>
+          <w:szCs w:val="24"/>
+        </w:rPr>
+        <w:t>This chapter focuses on our implementation of a patient-doctor relationship management application. We chose to implement it as a web application for the reasons presented in the previous chapter, such as the impressive evolution in this field in the last decades</w:t>
+      </w:r>
+      <w:r>
+        <w:rPr>
+          <w:rFonts w:ascii="Times New Roman" w:hAnsi="Times New Roman" w:cs="Times New Roman"/>
+          <w:sz w:val="24"/>
+          <w:szCs w:val="24"/>
+        </w:rPr>
+        <w:t>, but also for the ease of developing and maintaining a web software system.</w:t>
+      </w:r>
+    </w:p>
+    <w:p>
+      <w:pPr>
+        <w:spacing w:line="360" w:lineRule="auto"/>
+        <w:jc w:val="both"/>
+        <w:rPr>
+          <w:rFonts w:ascii="Times New Roman" w:hAnsi="Times New Roman" w:cs="Times New Roman"/>
+          <w:sz w:val="24"/>
+          <w:szCs w:val="24"/>
+        </w:rPr>
+      </w:pPr>
+      <w:r>
+        <w:rPr>
+          <w:rFonts w:ascii="Times New Roman" w:hAnsi="Times New Roman" w:cs="Times New Roman"/>
+          <w:sz w:val="24"/>
+          <w:szCs w:val="24"/>
+        </w:rPr>
+        <w:t>As we have stated throughout this thesis, the application developed by us is only intended to improve the patient-doctor relationship and not completely replace face-to-face interaction. To achieve this, the first problem that arises is to identify the main features that the application should have</w:t>
+      </w:r>
+      <w:r>
+        <w:rPr>
+          <w:rFonts w:ascii="Times New Roman" w:hAnsi="Times New Roman" w:cs="Times New Roman"/>
+          <w:sz w:val="24"/>
+          <w:szCs w:val="24"/>
+        </w:rPr>
+        <w:t>.</w:t>
+      </w:r>
+    </w:p>
+    <w:p>
+      <w:pPr>
+        <w:spacing w:line="360" w:lineRule="auto"/>
+        <w:jc w:val="both"/>
+        <w:rPr>
+          <w:rFonts w:ascii="Times New Roman" w:hAnsi="Times New Roman" w:cs="Times New Roman"/>
+          <w:sz w:val="24"/>
+          <w:szCs w:val="24"/>
+        </w:rPr>
+      </w:pPr>
+      <w:r>
+        <w:rPr>
+          <w:rFonts w:ascii="Times New Roman" w:hAnsi="Times New Roman" w:cs="Times New Roman"/>
+          <w:sz w:val="24"/>
+          <w:szCs w:val="24"/>
+        </w:rPr>
+        <w:t>Specific to</w:t>
+      </w:r>
+      <w:r>
+        <w:rPr>
+          <w:rFonts w:ascii="Times New Roman" w:hAnsi="Times New Roman" w:cs="Times New Roman"/>
+          <w:sz w:val="24"/>
+          <w:szCs w:val="24"/>
+        </w:rPr>
+        <w:t xml:space="preserve"> any web application</w:t>
+      </w:r>
+      <w:r>
+        <w:rPr>
+          <w:rFonts w:ascii="Times New Roman" w:hAnsi="Times New Roman" w:cs="Times New Roman"/>
+          <w:sz w:val="24"/>
+          <w:szCs w:val="24"/>
+        </w:rPr>
+        <w:t xml:space="preserve">, each user should have an account with their personal information like first name, last name, email and a password, which he or she will use to log in to the application. </w:t>
+      </w:r>
+      <w:r>
+        <w:rPr>
+          <w:rFonts w:ascii="Times New Roman" w:hAnsi="Times New Roman" w:cs="Times New Roman"/>
+          <w:sz w:val="24"/>
+          <w:szCs w:val="24"/>
+        </w:rPr>
+        <w:t xml:space="preserve">Once the user has successfully access the application, its content should be displayed according to the type of user. A chat where doctors can communicate in real-time with their patients would be primarily for our topic. In the same time, the patients should have the possibility to make an appointment and the doctors must be able to see their schedule for a certain period of time. </w:t>
+      </w:r>
+      <w:r>
+        <w:rPr>
+          <w:rFonts w:ascii="Times New Roman" w:hAnsi="Times New Roman" w:cs="Times New Roman"/>
+          <w:sz w:val="24"/>
+          <w:szCs w:val="24"/>
+        </w:rPr>
+        <w:t xml:space="preserve">It would be nice for patients to write their feelings and observations about the disease’s evolution in a special section and doctors to have access to this information. </w:t>
+      </w:r>
+    </w:p>
+    <w:p>
+      <w:pPr>
+        <w:spacing w:line="360" w:lineRule="auto"/>
+        <w:jc w:val="both"/>
+        <w:rPr>
+          <w:rFonts w:ascii="Times New Roman" w:hAnsi="Times New Roman" w:cs="Times New Roman"/>
+          <w:sz w:val="24"/>
+          <w:szCs w:val="24"/>
+        </w:rPr>
+      </w:pPr>
+      <w:r>
+        <w:rPr>
+          <w:rFonts w:ascii="Times New Roman" w:hAnsi="Times New Roman" w:cs="Times New Roman"/>
+          <w:sz w:val="24"/>
+          <w:szCs w:val="24"/>
+        </w:rPr>
+        <w:t>These are just the features that immediately came to mind when we set out to develop this application, but the truth is that there are many more than that. This is due to the fact that the problem we are trying to solve is a complex one, being extremely difficult to r</w:t>
+      </w:r>
+      <w:r>
+        <w:rPr>
+          <w:rFonts w:ascii="Times New Roman" w:hAnsi="Times New Roman" w:cs="Times New Roman"/>
+          <w:sz w:val="24"/>
+          <w:szCs w:val="24"/>
+        </w:rPr>
+        <w:t>ealize a perfect solution. That being said, in the following we will present the features that we have implemented and considered the minimum necessary in an application to manage the patient-doctor relationship.</w:t>
+      </w:r>
+    </w:p>
+    <w:p>
+      <w:pPr>
+        <w:spacing w:line="360" w:lineRule="auto"/>
+        <w:jc w:val="both"/>
+        <w:rPr>
+          <w:rFonts w:ascii="Times New Roman" w:hAnsi="Times New Roman" w:cs="Times New Roman"/>
+          <w:sz w:val="24"/>
+          <w:szCs w:val="24"/>
+        </w:rPr>
+      </w:pPr>
+    </w:p>
+    <w:p>
+      <w:pPr>
+        <w:pStyle w:val="Heading2"/>
+        <w:spacing w:line="360" w:lineRule="auto"/>
+      </w:pPr>
+      <w:r>
+        <w:lastRenderedPageBreak/>
+        <w:t>Features</w:t>
+      </w:r>
+    </w:p>
+    <w:p>
+      <w:pPr>
+        <w:spacing w:line="360" w:lineRule="auto"/>
+        <w:jc w:val="both"/>
+        <w:rPr>
+          <w:rFonts w:ascii="Times New Roman" w:hAnsi="Times New Roman" w:cs="Times New Roman"/>
+          <w:sz w:val="24"/>
+          <w:szCs w:val="24"/>
+        </w:rPr>
+      </w:pPr>
+    </w:p>
+    <w:p>
+      <w:pPr>
+        <w:spacing w:line="360" w:lineRule="auto"/>
+        <w:jc w:val="both"/>
+        <w:rPr>
+          <w:rFonts w:ascii="Times New Roman" w:hAnsi="Times New Roman" w:cs="Times New Roman"/>
+          <w:sz w:val="24"/>
+          <w:szCs w:val="24"/>
+        </w:rPr>
+      </w:pPr>
+      <w:r>
+        <w:rPr>
+          <w:rFonts w:ascii="Times New Roman" w:hAnsi="Times New Roman" w:cs="Times New Roman"/>
+          <w:sz w:val="24"/>
+          <w:szCs w:val="24"/>
+        </w:rPr>
+        <w:t xml:space="preserve">As we have already mentioned, a feature that can be found in most web applications is the creation of accounts for each user. Thus, the first time a person wants to use our application, a login screen will be displayed, as it can be seen in </w:t>
+      </w:r>
+      <w:r>
+        <w:rPr>
+          <w:rFonts w:ascii="Times New Roman" w:hAnsi="Times New Roman" w:cs="Times New Roman"/>
+          <w:sz w:val="24"/>
+          <w:szCs w:val="24"/>
+        </w:rPr>
+        <w:t>Figure 3-1. If the respective user has previously accessed the application and his or her session has not expired, then this screen will be replaced by the content of the application. We have set a session to be 24 hours, which means that if the user has not used the application for more than this period they must log in again.</w:t>
+      </w:r>
+    </w:p>
+    <w:p>
+      <w:pPr>
+        <w:keepNext/>
+        <w:spacing w:line="360" w:lineRule="auto"/>
+        <w:jc w:val="both"/>
+      </w:pPr>
+      <w:r>
+        <w:rPr>
+          <w:rFonts w:ascii="Times New Roman" w:hAnsi="Times New Roman" w:cs="Times New Roman"/>
+          <w:noProof/>
+          <w:sz w:val="24"/>
+          <w:szCs w:val="24"/>
+        </w:rPr>
+        <w:drawing>
+          <wp:inline distT="0" distB="0" distL="0" distR="0" wp14:anchorId="0D7B747E" wp14:editId="5430B773">
+            <wp:extent cx="5943600" cy="1371600"/>
+            <wp:effectExtent l="0" t="0" r="0" b="0"/>
+            <wp:docPr id="6" name="Picture 6"/>
+            <wp:cNvGraphicFramePr>
+              <a:graphicFrameLocks xmlns:a="http://schemas.openxmlformats.org/drawingml/2006/main" noChangeAspect="1"/>
+            </wp:cNvGraphicFramePr>
+            <a:graphic xmlns:a="http://schemas.openxmlformats.org/drawingml/2006/main">
+              <a:graphicData uri="http://schemas.openxmlformats.org/drawingml/2006/picture">
+                <pic:pic xmlns:pic="http://schemas.openxmlformats.org/drawingml/2006/picture">
+                  <pic:nvPicPr>
+                    <pic:cNvPr id="0" name="Picture 1"/>
+                    <pic:cNvPicPr>
+                      <a:picLocks noChangeAspect="1" noChangeArrowheads="1"/>
+                    </pic:cNvPicPr>
+                  </pic:nvPicPr>
+                  <pic:blipFill>
+                    <a:blip r:embed="rId15">
+                      <a:extLst>
+                        <a:ext uri="{28A0092B-C50C-407E-A947-70E740481C1C}">
+                          <a14:useLocalDpi xmlns:a14="http://schemas.microsoft.com/office/drawing/2010/main" val="0"/>
+                        </a:ext>
+                      </a:extLst>
+                    </a:blip>
+                    <a:srcRect/>
+                    <a:stretch>
+                      <a:fillRect/>
+                    </a:stretch>
+                  </pic:blipFill>
+                  <pic:spPr bwMode="auto">
+                    <a:xfrm>
+                      <a:off x="0" y="0"/>
+                      <a:ext cx="5943600" cy="1371600"/>
+                    </a:xfrm>
+                    <a:prstGeom prst="rect">
+                      <a:avLst/>
+                    </a:prstGeom>
+                    <a:noFill/>
+                    <a:ln>
+                      <a:noFill/>
+                    </a:ln>
+                  </pic:spPr>
+                </pic:pic>
+              </a:graphicData>
+            </a:graphic>
+          </wp:inline>
+        </w:drawing>
+      </w:r>
+    </w:p>
+    <w:p>
+      <w:pPr>
+        <w:pStyle w:val="Caption"/>
+        <w:spacing w:line="360" w:lineRule="auto"/>
+        <w:jc w:val="center"/>
+        <w:rPr>
+          <w:rFonts w:ascii="Times New Roman" w:hAnsi="Times New Roman" w:cs="Times New Roman"/>
+          <w:b w:val="0"/>
+          <w:color w:val="000000" w:themeColor="text1"/>
+          <w:sz w:val="24"/>
+          <w:szCs w:val="24"/>
+        </w:rPr>
+      </w:pPr>
+      <w:r>
+        <w:rPr>
+          <w:rFonts w:ascii="Times New Roman" w:hAnsi="Times New Roman" w:cs="Times New Roman"/>
+          <w:b w:val="0"/>
+          <w:color w:val="000000" w:themeColor="text1"/>
+          <w:sz w:val="24"/>
+          <w:szCs w:val="24"/>
+        </w:rPr>
+        <w:t xml:space="preserve">Figure </w:t>
+      </w:r>
+      <w:r>
+        <w:rPr>
+          <w:rFonts w:ascii="Times New Roman" w:hAnsi="Times New Roman" w:cs="Times New Roman"/>
+          <w:b w:val="0"/>
+          <w:color w:val="000000" w:themeColor="text1"/>
+          <w:sz w:val="24"/>
+          <w:szCs w:val="24"/>
+        </w:rPr>
+        <w:fldChar w:fldCharType="begin"/>
+      </w:r>
+      <w:r>
+        <w:rPr>
+          <w:rFonts w:ascii="Times New Roman" w:hAnsi="Times New Roman" w:cs="Times New Roman"/>
+          <w:b w:val="0"/>
+          <w:color w:val="000000" w:themeColor="text1"/>
+          <w:sz w:val="24"/>
+          <w:szCs w:val="24"/>
+        </w:rPr>
+        <w:instrText xml:space="preserve"> STYLEREF 1 \s </w:instrText>
+      </w:r>
+      <w:r>
+        <w:rPr>
+          <w:rFonts w:ascii="Times New Roman" w:hAnsi="Times New Roman" w:cs="Times New Roman"/>
+          <w:b w:val="0"/>
+          <w:color w:val="000000" w:themeColor="text1"/>
+          <w:sz w:val="24"/>
+          <w:szCs w:val="24"/>
+        </w:rPr>
+        <w:fldChar w:fldCharType="separate"/>
+      </w:r>
+      <w:r>
+        <w:rPr>
+          <w:rFonts w:ascii="Times New Roman" w:hAnsi="Times New Roman" w:cs="Times New Roman"/>
+          <w:b w:val="0"/>
+          <w:noProof/>
+          <w:color w:val="000000" w:themeColor="text1"/>
+          <w:sz w:val="24"/>
+          <w:szCs w:val="24"/>
+        </w:rPr>
+        <w:t>3</w:t>
+      </w:r>
+      <w:r>
+        <w:rPr>
+          <w:rFonts w:ascii="Times New Roman" w:hAnsi="Times New Roman" w:cs="Times New Roman"/>
+          <w:b w:val="0"/>
+          <w:color w:val="000000" w:themeColor="text1"/>
+          <w:sz w:val="24"/>
+          <w:szCs w:val="24"/>
+        </w:rPr>
+        <w:fldChar w:fldCharType="end"/>
+      </w:r>
+      <w:r>
+        <w:rPr>
+          <w:rFonts w:ascii="Times New Roman" w:hAnsi="Times New Roman" w:cs="Times New Roman"/>
+          <w:b w:val="0"/>
+          <w:color w:val="000000" w:themeColor="text1"/>
+          <w:sz w:val="24"/>
+          <w:szCs w:val="24"/>
+        </w:rPr>
+        <w:noBreakHyphen/>
+      </w:r>
+      <w:r>
+        <w:rPr>
+          <w:rFonts w:ascii="Times New Roman" w:hAnsi="Times New Roman" w:cs="Times New Roman"/>
+          <w:b w:val="0"/>
+          <w:color w:val="000000" w:themeColor="text1"/>
+          <w:sz w:val="24"/>
+          <w:szCs w:val="24"/>
+        </w:rPr>
+        <w:fldChar w:fldCharType="begin"/>
+      </w:r>
+      <w:r>
+        <w:rPr>
+          <w:rFonts w:ascii="Times New Roman" w:hAnsi="Times New Roman" w:cs="Times New Roman"/>
+          <w:b w:val="0"/>
+          <w:color w:val="000000" w:themeColor="text1"/>
+          <w:sz w:val="24"/>
+          <w:szCs w:val="24"/>
+        </w:rPr>
+        <w:instrText xml:space="preserve"> SEQ Figure \* ARABIC \s 1 </w:instrText>
+      </w:r>
+      <w:r>
+        <w:rPr>
+          <w:rFonts w:ascii="Times New Roman" w:hAnsi="Times New Roman" w:cs="Times New Roman"/>
+          <w:b w:val="0"/>
+          <w:color w:val="000000" w:themeColor="text1"/>
+          <w:sz w:val="24"/>
+          <w:szCs w:val="24"/>
+        </w:rPr>
+        <w:fldChar w:fldCharType="separate"/>
+      </w:r>
+      <w:r>
+        <w:rPr>
+          <w:rFonts w:ascii="Times New Roman" w:hAnsi="Times New Roman" w:cs="Times New Roman"/>
+          <w:b w:val="0"/>
+          <w:noProof/>
+          <w:color w:val="000000" w:themeColor="text1"/>
+          <w:sz w:val="24"/>
+          <w:szCs w:val="24"/>
+        </w:rPr>
+        <w:t>1</w:t>
+      </w:r>
+      <w:r>
+        <w:rPr>
+          <w:rFonts w:ascii="Times New Roman" w:hAnsi="Times New Roman" w:cs="Times New Roman"/>
+          <w:b w:val="0"/>
+          <w:color w:val="000000" w:themeColor="text1"/>
+          <w:sz w:val="24"/>
+          <w:szCs w:val="24"/>
+        </w:rPr>
+        <w:fldChar w:fldCharType="end"/>
+      </w:r>
+      <w:r>
+        <w:rPr>
+          <w:rFonts w:ascii="Times New Roman" w:hAnsi="Times New Roman" w:cs="Times New Roman"/>
+          <w:b w:val="0"/>
+          <w:color w:val="000000" w:themeColor="text1"/>
+          <w:sz w:val="24"/>
+          <w:szCs w:val="24"/>
+        </w:rPr>
+        <w:t xml:space="preserve"> Login screen</w:t>
+      </w:r>
+    </w:p>
+    <w:p>
+      <w:pPr>
+        <w:spacing w:line="360" w:lineRule="auto"/>
+        <w:jc w:val="both"/>
+        <w:rPr>
+          <w:rFonts w:ascii="Times New Roman" w:hAnsi="Times New Roman" w:cs="Times New Roman"/>
+          <w:sz w:val="24"/>
+          <w:szCs w:val="24"/>
+        </w:rPr>
+      </w:pPr>
+      <w:r>
+        <w:rPr>
+          <w:rFonts w:ascii="Times New Roman" w:hAnsi="Times New Roman" w:cs="Times New Roman"/>
+          <w:sz w:val="24"/>
+          <w:szCs w:val="24"/>
+        </w:rPr>
+        <w:t>If the user does not already have an account, then he or she can press the “Create a new account”</w:t>
+      </w:r>
+      <w:r>
+        <w:rPr>
+          <w:rFonts w:ascii="Times New Roman" w:hAnsi="Times New Roman" w:cs="Times New Roman"/>
+          <w:sz w:val="24"/>
+          <w:szCs w:val="24"/>
+        </w:rPr>
+        <w:t xml:space="preserve"> </w:t>
+      </w:r>
+      <w:r>
+        <w:rPr>
+          <w:rFonts w:ascii="Times New Roman" w:hAnsi="Times New Roman" w:cs="Times New Roman"/>
+          <w:sz w:val="24"/>
+          <w:szCs w:val="24"/>
+        </w:rPr>
+        <w:t xml:space="preserve">button, which will send the user to the registration screen. </w:t>
+      </w:r>
+      <w:r>
+        <w:rPr>
+          <w:rFonts w:ascii="Times New Roman" w:hAnsi="Times New Roman" w:cs="Times New Roman"/>
+          <w:sz w:val="24"/>
+          <w:szCs w:val="24"/>
+        </w:rPr>
+        <w:t>As it can be seen in Figure 3-2, there are requested some general information like the name of the user, an email that must be unique and a password that have to be repeated. The most important thing to mention in this part is that only a patient account can be created. The reasons behind this decision are simple: it is unacceptable for an ordinary person to create an administrator account and also, it is not a wise idea to let anyone pretend to be a doctor. For these arguments, only an administrator account is authorized to add a doctor to the application. The doctor should contact an administrator and prove tha</w:t>
+      </w:r>
+      <w:r>
+        <w:rPr>
+          <w:rFonts w:ascii="Times New Roman" w:hAnsi="Times New Roman" w:cs="Times New Roman"/>
+          <w:sz w:val="24"/>
+          <w:szCs w:val="24"/>
+        </w:rPr>
+        <w:t>t he or she has this profession; after this, the administrator will create a doctor account for that person.</w:t>
+      </w:r>
+    </w:p>
+    <w:p>
+      <w:pPr>
+        <w:keepNext/>
+      </w:pPr>
+      <w:r>
+        <w:rPr>
+          <w:noProof/>
+        </w:rPr>
+        <w:lastRenderedPageBreak/>
+        <w:drawing>
+          <wp:inline distT="0" distB="0" distL="0" distR="0" wp14:anchorId="2E7DDDB7" wp14:editId="2DAF8761">
+            <wp:extent cx="5930900" cy="1701800"/>
+            <wp:effectExtent l="0" t="0" r="0" b="0"/>
+            <wp:docPr id="7" name="Picture 7"/>
+            <wp:cNvGraphicFramePr>
+              <a:graphicFrameLocks xmlns:a="http://schemas.openxmlformats.org/drawingml/2006/main" noChangeAspect="1"/>
+            </wp:cNvGraphicFramePr>
+            <a:graphic xmlns:a="http://schemas.openxmlformats.org/drawingml/2006/main">
+              <a:graphicData uri="http://schemas.openxmlformats.org/drawingml/2006/picture">
+                <pic:pic xmlns:pic="http://schemas.openxmlformats.org/drawingml/2006/picture">
+                  <pic:nvPicPr>
+                    <pic:cNvPr id="0" name="Picture 2"/>
+                    <pic:cNvPicPr>
+                      <a:picLocks noChangeAspect="1" noChangeArrowheads="1"/>
+                    </pic:cNvPicPr>
+                  </pic:nvPicPr>
+                  <pic:blipFill>
+                    <a:blip r:embed="rId16" cstate="print">
+                      <a:extLst>
+                        <a:ext uri="{28A0092B-C50C-407E-A947-70E740481C1C}">
+                          <a14:useLocalDpi xmlns:a14="http://schemas.microsoft.com/office/drawing/2010/main" val="0"/>
+                        </a:ext>
+                      </a:extLst>
+                    </a:blip>
+                    <a:srcRect/>
+                    <a:stretch>
+                      <a:fillRect/>
+                    </a:stretch>
+                  </pic:blipFill>
+                  <pic:spPr bwMode="auto">
+                    <a:xfrm>
+                      <a:off x="0" y="0"/>
+                      <a:ext cx="5930900" cy="1701800"/>
+                    </a:xfrm>
+                    <a:prstGeom prst="rect">
+                      <a:avLst/>
+                    </a:prstGeom>
+                    <a:noFill/>
+                    <a:ln>
+                      <a:noFill/>
+                    </a:ln>
+                  </pic:spPr>
+                </pic:pic>
+              </a:graphicData>
+            </a:graphic>
+          </wp:inline>
+        </w:drawing>
+      </w:r>
+    </w:p>
+    <w:p>
+      <w:pPr>
+        <w:pStyle w:val="Caption"/>
+        <w:spacing w:line="360" w:lineRule="auto"/>
+        <w:jc w:val="center"/>
+        <w:rPr>
+          <w:rFonts w:ascii="Times New Roman" w:hAnsi="Times New Roman" w:cs="Times New Roman"/>
+          <w:b w:val="0"/>
+          <w:color w:val="000000" w:themeColor="text1"/>
+          <w:sz w:val="24"/>
+          <w:szCs w:val="24"/>
+        </w:rPr>
+      </w:pPr>
+      <w:r>
+        <w:rPr>
+          <w:rFonts w:ascii="Times New Roman" w:hAnsi="Times New Roman" w:cs="Times New Roman"/>
+          <w:b w:val="0"/>
+          <w:color w:val="000000" w:themeColor="text1"/>
+          <w:sz w:val="24"/>
+          <w:szCs w:val="24"/>
+        </w:rPr>
+        <w:t xml:space="preserve">Figure </w:t>
+      </w:r>
+      <w:r>
+        <w:rPr>
+          <w:rFonts w:ascii="Times New Roman" w:hAnsi="Times New Roman" w:cs="Times New Roman"/>
+          <w:b w:val="0"/>
+          <w:color w:val="000000" w:themeColor="text1"/>
+          <w:sz w:val="24"/>
+          <w:szCs w:val="24"/>
+        </w:rPr>
+        <w:fldChar w:fldCharType="begin"/>
+      </w:r>
+      <w:r>
+        <w:rPr>
+          <w:rFonts w:ascii="Times New Roman" w:hAnsi="Times New Roman" w:cs="Times New Roman"/>
+          <w:b w:val="0"/>
+          <w:color w:val="000000" w:themeColor="text1"/>
+          <w:sz w:val="24"/>
+          <w:szCs w:val="24"/>
+        </w:rPr>
+        <w:instrText xml:space="preserve"> STYLEREF 1 \s </w:instrText>
+      </w:r>
+      <w:r>
+        <w:rPr>
+          <w:rFonts w:ascii="Times New Roman" w:hAnsi="Times New Roman" w:cs="Times New Roman"/>
+          <w:b w:val="0"/>
+          <w:color w:val="000000" w:themeColor="text1"/>
+          <w:sz w:val="24"/>
+          <w:szCs w:val="24"/>
+        </w:rPr>
+        <w:fldChar w:fldCharType="separate"/>
+      </w:r>
+      <w:r>
+        <w:rPr>
+          <w:rFonts w:ascii="Times New Roman" w:hAnsi="Times New Roman" w:cs="Times New Roman"/>
+          <w:b w:val="0"/>
+          <w:noProof/>
+          <w:color w:val="000000" w:themeColor="text1"/>
+          <w:sz w:val="24"/>
+          <w:szCs w:val="24"/>
+        </w:rPr>
+        <w:t>3</w:t>
+      </w:r>
+      <w:r>
+        <w:rPr>
+          <w:rFonts w:ascii="Times New Roman" w:hAnsi="Times New Roman" w:cs="Times New Roman"/>
+          <w:b w:val="0"/>
+          <w:color w:val="000000" w:themeColor="text1"/>
+          <w:sz w:val="24"/>
+          <w:szCs w:val="24"/>
+        </w:rPr>
+        <w:fldChar w:fldCharType="end"/>
+      </w:r>
+      <w:r>
+        <w:rPr>
+          <w:rFonts w:ascii="Times New Roman" w:hAnsi="Times New Roman" w:cs="Times New Roman"/>
+          <w:b w:val="0"/>
+          <w:color w:val="000000" w:themeColor="text1"/>
+          <w:sz w:val="24"/>
+          <w:szCs w:val="24"/>
+        </w:rPr>
+        <w:noBreakHyphen/>
+      </w:r>
+      <w:r>
+        <w:rPr>
+          <w:rFonts w:ascii="Times New Roman" w:hAnsi="Times New Roman" w:cs="Times New Roman"/>
+          <w:b w:val="0"/>
+          <w:color w:val="000000" w:themeColor="text1"/>
+          <w:sz w:val="24"/>
+          <w:szCs w:val="24"/>
+        </w:rPr>
+        <w:fldChar w:fldCharType="begin"/>
+      </w:r>
+      <w:r>
+        <w:rPr>
+          <w:rFonts w:ascii="Times New Roman" w:hAnsi="Times New Roman" w:cs="Times New Roman"/>
+          <w:b w:val="0"/>
+          <w:color w:val="000000" w:themeColor="text1"/>
+          <w:sz w:val="24"/>
+          <w:szCs w:val="24"/>
+        </w:rPr>
+        <w:instrText xml:space="preserve"> SEQ Figure \* ARABIC \s 1 </w:instrText>
+      </w:r>
+      <w:r>
+        <w:rPr>
+          <w:rFonts w:ascii="Times New Roman" w:hAnsi="Times New Roman" w:cs="Times New Roman"/>
+          <w:b w:val="0"/>
+          <w:color w:val="000000" w:themeColor="text1"/>
+          <w:sz w:val="24"/>
+          <w:szCs w:val="24"/>
+        </w:rPr>
+        <w:fldChar w:fldCharType="separate"/>
+      </w:r>
+      <w:r>
+        <w:rPr>
+          <w:rFonts w:ascii="Times New Roman" w:hAnsi="Times New Roman" w:cs="Times New Roman"/>
+          <w:b w:val="0"/>
+          <w:noProof/>
+          <w:color w:val="000000" w:themeColor="text1"/>
+          <w:sz w:val="24"/>
+          <w:szCs w:val="24"/>
+        </w:rPr>
+        <w:t>2</w:t>
+      </w:r>
+      <w:r>
+        <w:rPr>
+          <w:rFonts w:ascii="Times New Roman" w:hAnsi="Times New Roman" w:cs="Times New Roman"/>
+          <w:b w:val="0"/>
+          <w:color w:val="000000" w:themeColor="text1"/>
+          <w:sz w:val="24"/>
+          <w:szCs w:val="24"/>
+        </w:rPr>
+        <w:fldChar w:fldCharType="end"/>
+      </w:r>
+      <w:r>
+        <w:rPr>
+          <w:rFonts w:ascii="Times New Roman" w:hAnsi="Times New Roman" w:cs="Times New Roman"/>
+          <w:b w:val="0"/>
+          <w:color w:val="000000" w:themeColor="text1"/>
+          <w:sz w:val="24"/>
+          <w:szCs w:val="24"/>
+        </w:rPr>
+        <w:t xml:space="preserve"> Register screen</w:t>
+      </w:r>
+    </w:p>
+    <w:p>
+      <w:pPr>
+        <w:spacing w:line="360" w:lineRule="auto"/>
+        <w:jc w:val="both"/>
+        <w:rPr>
+          <w:rFonts w:ascii="Times New Roman" w:hAnsi="Times New Roman" w:cs="Times New Roman"/>
+          <w:sz w:val="24"/>
+          <w:szCs w:val="24"/>
+        </w:rPr>
+      </w:pPr>
+      <w:r>
+        <w:rPr>
+          <w:rFonts w:ascii="Times New Roman" w:hAnsi="Times New Roman" w:cs="Times New Roman"/>
+          <w:sz w:val="24"/>
+          <w:szCs w:val="24"/>
+        </w:rPr>
+        <w:t xml:space="preserve">After the administrator has successfully logged into the application and accessed the page specific to this type of user, the content displayed will be the one presented in Figure 3-3. </w:t>
+      </w:r>
+      <w:r>
+        <w:rPr>
+          <w:rFonts w:ascii="Times New Roman" w:hAnsi="Times New Roman" w:cs="Times New Roman"/>
+          <w:sz w:val="24"/>
+          <w:szCs w:val="24"/>
+        </w:rPr>
+        <w:t xml:space="preserve">The design is intuitive, being four categories of entities on which changes can be made: Accounts, Medicines, Diseases and Specializations. When selecting an option, under the menu with possible operations there will be displayed the content for the selected option. For example, if the administrator selects the option Update an existing disease and selects one disease from the dropdown list, then what will be displayed is </w:t>
+      </w:r>
+      <w:r>
+        <w:rPr>
+          <w:rFonts w:ascii="Times New Roman" w:hAnsi="Times New Roman" w:cs="Times New Roman"/>
+          <w:sz w:val="24"/>
+          <w:szCs w:val="24"/>
+        </w:rPr>
+        <w:t>described</w:t>
+      </w:r>
+      <w:r>
+        <w:rPr>
+          <w:rFonts w:ascii="Times New Roman" w:hAnsi="Times New Roman" w:cs="Times New Roman"/>
+          <w:sz w:val="24"/>
+          <w:szCs w:val="24"/>
+        </w:rPr>
+        <w:t xml:space="preserve"> </w:t>
+      </w:r>
+      <w:r>
+        <w:rPr>
+          <w:rFonts w:ascii="Times New Roman" w:hAnsi="Times New Roman" w:cs="Times New Roman"/>
+          <w:sz w:val="24"/>
+          <w:szCs w:val="24"/>
+        </w:rPr>
+        <w:t>by</w:t>
+      </w:r>
+      <w:r>
+        <w:rPr>
+          <w:rFonts w:ascii="Times New Roman" w:hAnsi="Times New Roman" w:cs="Times New Roman"/>
+          <w:sz w:val="24"/>
+          <w:szCs w:val="24"/>
+        </w:rPr>
+        <w:t xml:space="preserve"> Figure 3-4.</w:t>
+      </w:r>
+      <w:r>
+        <w:rPr>
+          <w:rFonts w:ascii="Times New Roman" w:hAnsi="Times New Roman" w:cs="Times New Roman"/>
+          <w:sz w:val="24"/>
+          <w:szCs w:val="24"/>
+        </w:rPr>
+        <w:t xml:space="preserve"> For the other options, the content that will be shown is similar. When the selected option is one to add an entity, the required fields will be empty, but for an update action, the administrator must firstly select from a dropdown an entity to be modified and then the fields will be initialized with the information for that entity. This was done to give the administrator the possibility to change only certain fields and not all of them.</w:t>
+      </w:r>
+    </w:p>
+    <w:p>
+      <w:pPr>
+        <w:spacing w:line="360" w:lineRule="auto"/>
+        <w:jc w:val="both"/>
+        <w:rPr>
+          <w:rFonts w:ascii="Times New Roman" w:hAnsi="Times New Roman" w:cs="Times New Roman"/>
+          <w:sz w:val="24"/>
+          <w:szCs w:val="24"/>
+        </w:rPr>
+      </w:pPr>
+    </w:p>
+    <w:p>
+      <w:pPr>
+        <w:keepNext/>
+        <w:spacing w:line="360" w:lineRule="auto"/>
+        <w:jc w:val="both"/>
+      </w:pPr>
+      <w:r>
+        <w:rPr>
+          <w:rFonts w:ascii="Times New Roman" w:hAnsi="Times New Roman" w:cs="Times New Roman"/>
+          <w:noProof/>
+          <w:sz w:val="24"/>
+          <w:szCs w:val="24"/>
+        </w:rPr>
+        <w:drawing>
+          <wp:inline distT="0" distB="0" distL="0" distR="0" wp14:anchorId="6072A564" wp14:editId="293FD1BC">
+            <wp:extent cx="5937250" cy="1416050"/>
+            <wp:effectExtent l="0" t="0" r="6350" b="0"/>
+            <wp:docPr id="9" name="Picture 9"/>
+            <wp:cNvGraphicFramePr>
+              <a:graphicFrameLocks xmlns:a="http://schemas.openxmlformats.org/drawingml/2006/main" noChangeAspect="1"/>
+            </wp:cNvGraphicFramePr>
+            <a:graphic xmlns:a="http://schemas.openxmlformats.org/drawingml/2006/main">
+              <a:graphicData uri="http://schemas.openxmlformats.org/drawingml/2006/picture">
+                <pic:pic xmlns:pic="http://schemas.openxmlformats.org/drawingml/2006/picture">
+                  <pic:nvPicPr>
+                    <pic:cNvPr id="0" name="Picture 1"/>
+                    <pic:cNvPicPr>
+                      <a:picLocks noChangeAspect="1" noChangeArrowheads="1"/>
+                    </pic:cNvPicPr>
+                  </pic:nvPicPr>
+                  <pic:blipFill>
+                    <a:blip r:embed="rId17" cstate="print">
+                      <a:extLst>
+                        <a:ext uri="{28A0092B-C50C-407E-A947-70E740481C1C}">
+                          <a14:useLocalDpi xmlns:a14="http://schemas.microsoft.com/office/drawing/2010/main" val="0"/>
+                        </a:ext>
+                      </a:extLst>
+                    </a:blip>
+                    <a:srcRect/>
+                    <a:stretch>
+                      <a:fillRect/>
+                    </a:stretch>
+                  </pic:blipFill>
+                  <pic:spPr bwMode="auto">
+                    <a:xfrm>
+                      <a:off x="0" y="0"/>
+                      <a:ext cx="5937250" cy="1416050"/>
+                    </a:xfrm>
+                    <a:prstGeom prst="rect">
+                      <a:avLst/>
+                    </a:prstGeom>
+                    <a:noFill/>
+                    <a:ln>
+                      <a:noFill/>
+                    </a:ln>
+                  </pic:spPr>
+                </pic:pic>
+              </a:graphicData>
+            </a:graphic>
+          </wp:inline>
+        </w:drawing>
+      </w:r>
+    </w:p>
+    <w:p>
+      <w:pPr>
+        <w:pStyle w:val="Caption"/>
+        <w:spacing w:line="360" w:lineRule="auto"/>
+        <w:jc w:val="center"/>
+        <w:rPr>
+          <w:rFonts w:ascii="Times New Roman" w:hAnsi="Times New Roman" w:cs="Times New Roman"/>
+          <w:b w:val="0"/>
+          <w:color w:val="000000" w:themeColor="text1"/>
+          <w:sz w:val="24"/>
+          <w:szCs w:val="24"/>
+        </w:rPr>
+      </w:pPr>
+      <w:r>
+        <w:rPr>
+          <w:rFonts w:ascii="Times New Roman" w:hAnsi="Times New Roman" w:cs="Times New Roman"/>
+          <w:b w:val="0"/>
+          <w:color w:val="000000" w:themeColor="text1"/>
+          <w:sz w:val="24"/>
+          <w:szCs w:val="24"/>
+        </w:rPr>
+        <w:t xml:space="preserve">Figure </w:t>
+      </w:r>
+      <w:r>
+        <w:rPr>
+          <w:rFonts w:ascii="Times New Roman" w:hAnsi="Times New Roman" w:cs="Times New Roman"/>
+          <w:b w:val="0"/>
+          <w:color w:val="000000" w:themeColor="text1"/>
+          <w:sz w:val="24"/>
+          <w:szCs w:val="24"/>
+        </w:rPr>
+        <w:fldChar w:fldCharType="begin"/>
+      </w:r>
+      <w:r>
+        <w:rPr>
+          <w:rFonts w:ascii="Times New Roman" w:hAnsi="Times New Roman" w:cs="Times New Roman"/>
+          <w:b w:val="0"/>
+          <w:color w:val="000000" w:themeColor="text1"/>
+          <w:sz w:val="24"/>
+          <w:szCs w:val="24"/>
+        </w:rPr>
+        <w:instrText xml:space="preserve"> STYLEREF 1 \s </w:instrText>
+      </w:r>
+      <w:r>
+        <w:rPr>
+          <w:rFonts w:ascii="Times New Roman" w:hAnsi="Times New Roman" w:cs="Times New Roman"/>
+          <w:b w:val="0"/>
+          <w:color w:val="000000" w:themeColor="text1"/>
+          <w:sz w:val="24"/>
+          <w:szCs w:val="24"/>
+        </w:rPr>
+        <w:fldChar w:fldCharType="separate"/>
+      </w:r>
+      <w:r>
+        <w:rPr>
+          <w:rFonts w:ascii="Times New Roman" w:hAnsi="Times New Roman" w:cs="Times New Roman"/>
+          <w:b w:val="0"/>
+          <w:noProof/>
+          <w:color w:val="000000" w:themeColor="text1"/>
+          <w:sz w:val="24"/>
+          <w:szCs w:val="24"/>
+        </w:rPr>
+        <w:t>3</w:t>
+      </w:r>
+      <w:r>
+        <w:rPr>
+          <w:rFonts w:ascii="Times New Roman" w:hAnsi="Times New Roman" w:cs="Times New Roman"/>
+          <w:b w:val="0"/>
+          <w:color w:val="000000" w:themeColor="text1"/>
+          <w:sz w:val="24"/>
+          <w:szCs w:val="24"/>
+        </w:rPr>
+        <w:fldChar w:fldCharType="end"/>
+      </w:r>
+      <w:r>
+        <w:rPr>
+          <w:rFonts w:ascii="Times New Roman" w:hAnsi="Times New Roman" w:cs="Times New Roman"/>
+          <w:b w:val="0"/>
+          <w:color w:val="000000" w:themeColor="text1"/>
+          <w:sz w:val="24"/>
+          <w:szCs w:val="24"/>
+        </w:rPr>
+        <w:noBreakHyphen/>
+      </w:r>
+      <w:r>
+        <w:rPr>
+          <w:rFonts w:ascii="Times New Roman" w:hAnsi="Times New Roman" w:cs="Times New Roman"/>
+          <w:b w:val="0"/>
+          <w:color w:val="000000" w:themeColor="text1"/>
+          <w:sz w:val="24"/>
+          <w:szCs w:val="24"/>
+        </w:rPr>
+        <w:fldChar w:fldCharType="begin"/>
+      </w:r>
+      <w:r>
+        <w:rPr>
+          <w:rFonts w:ascii="Times New Roman" w:hAnsi="Times New Roman" w:cs="Times New Roman"/>
+          <w:b w:val="0"/>
+          <w:color w:val="000000" w:themeColor="text1"/>
+          <w:sz w:val="24"/>
+          <w:szCs w:val="24"/>
+        </w:rPr>
+        <w:instrText xml:space="preserve"> SEQ Figure \* ARABIC \s 1 </w:instrText>
+      </w:r>
+      <w:r>
+        <w:rPr>
+          <w:rFonts w:ascii="Times New Roman" w:hAnsi="Times New Roman" w:cs="Times New Roman"/>
+          <w:b w:val="0"/>
+          <w:color w:val="000000" w:themeColor="text1"/>
+          <w:sz w:val="24"/>
+          <w:szCs w:val="24"/>
+        </w:rPr>
+        <w:fldChar w:fldCharType="separate"/>
+      </w:r>
+      <w:r>
+        <w:rPr>
+          <w:rFonts w:ascii="Times New Roman" w:hAnsi="Times New Roman" w:cs="Times New Roman"/>
+          <w:b w:val="0"/>
+          <w:noProof/>
+          <w:color w:val="000000" w:themeColor="text1"/>
+          <w:sz w:val="24"/>
+          <w:szCs w:val="24"/>
+        </w:rPr>
+        <w:t>3</w:t>
+      </w:r>
+      <w:r>
+        <w:rPr>
+          <w:rFonts w:ascii="Times New Roman" w:hAnsi="Times New Roman" w:cs="Times New Roman"/>
+          <w:b w:val="0"/>
+          <w:color w:val="000000" w:themeColor="text1"/>
+          <w:sz w:val="24"/>
+          <w:szCs w:val="24"/>
+        </w:rPr>
+        <w:fldChar w:fldCharType="end"/>
+      </w:r>
+      <w:r>
+        <w:rPr>
+          <w:rFonts w:ascii="Times New Roman" w:hAnsi="Times New Roman" w:cs="Times New Roman"/>
+          <w:b w:val="0"/>
+          <w:color w:val="000000" w:themeColor="text1"/>
+          <w:sz w:val="24"/>
+          <w:szCs w:val="24"/>
+        </w:rPr>
+        <w:t xml:space="preserve"> Administrator features</w:t>
+      </w:r>
+    </w:p>
+    <w:p>
+      <w:pPr>
+        <w:keepNext/>
+      </w:pPr>
+      <w:r>
+        <w:rPr>
+          <w:noProof/>
+        </w:rPr>
+        <w:lastRenderedPageBreak/>
+        <w:drawing>
+          <wp:inline distT="0" distB="0" distL="0" distR="0" wp14:anchorId="1F47DF13" wp14:editId="23459CF1">
+            <wp:extent cx="5937250" cy="1397000"/>
+            <wp:effectExtent l="0" t="0" r="6350" b="0"/>
+            <wp:docPr id="10" name="Picture 10"/>
+            <wp:cNvGraphicFramePr>
+              <a:graphicFrameLocks xmlns:a="http://schemas.openxmlformats.org/drawingml/2006/main" noChangeAspect="1"/>
+            </wp:cNvGraphicFramePr>
+            <a:graphic xmlns:a="http://schemas.openxmlformats.org/drawingml/2006/main">
+              <a:graphicData uri="http://schemas.openxmlformats.org/drawingml/2006/picture">
+                <pic:pic xmlns:pic="http://schemas.openxmlformats.org/drawingml/2006/picture">
+                  <pic:nvPicPr>
+                    <pic:cNvPr id="0" name="Picture 2"/>
+                    <pic:cNvPicPr>
+                      <a:picLocks noChangeAspect="1" noChangeArrowheads="1"/>
+                    </pic:cNvPicPr>
+                  </pic:nvPicPr>
+                  <pic:blipFill>
+                    <a:blip r:embed="rId18" cstate="print">
+                      <a:extLst>
+                        <a:ext uri="{28A0092B-C50C-407E-A947-70E740481C1C}">
+                          <a14:useLocalDpi xmlns:a14="http://schemas.microsoft.com/office/drawing/2010/main" val="0"/>
+                        </a:ext>
+                      </a:extLst>
+                    </a:blip>
+                    <a:srcRect/>
+                    <a:stretch>
+                      <a:fillRect/>
+                    </a:stretch>
+                  </pic:blipFill>
+                  <pic:spPr bwMode="auto">
+                    <a:xfrm>
+                      <a:off x="0" y="0"/>
+                      <a:ext cx="5937250" cy="1397000"/>
+                    </a:xfrm>
+                    <a:prstGeom prst="rect">
+                      <a:avLst/>
+                    </a:prstGeom>
+                    <a:noFill/>
+                    <a:ln>
+                      <a:noFill/>
+                    </a:ln>
+                  </pic:spPr>
+                </pic:pic>
+              </a:graphicData>
+            </a:graphic>
+          </wp:inline>
+        </w:drawing>
+      </w:r>
+    </w:p>
+    <w:p>
+      <w:pPr>
+        <w:pStyle w:val="Caption"/>
+        <w:spacing w:line="360" w:lineRule="auto"/>
+        <w:jc w:val="center"/>
+        <w:rPr>
+          <w:rFonts w:ascii="Times New Roman" w:hAnsi="Times New Roman" w:cs="Times New Roman"/>
+          <w:b w:val="0"/>
+          <w:color w:val="000000" w:themeColor="text1"/>
+          <w:sz w:val="24"/>
+          <w:szCs w:val="24"/>
+        </w:rPr>
+      </w:pPr>
+      <w:r>
+        <w:rPr>
+          <w:rFonts w:ascii="Times New Roman" w:hAnsi="Times New Roman" w:cs="Times New Roman"/>
+          <w:b w:val="0"/>
+          <w:color w:val="000000" w:themeColor="text1"/>
+          <w:sz w:val="24"/>
+          <w:szCs w:val="24"/>
+        </w:rPr>
+        <w:t xml:space="preserve">Figure </w:t>
+      </w:r>
+      <w:r>
+        <w:rPr>
+          <w:rFonts w:ascii="Times New Roman" w:hAnsi="Times New Roman" w:cs="Times New Roman"/>
+          <w:b w:val="0"/>
+          <w:color w:val="000000" w:themeColor="text1"/>
+          <w:sz w:val="24"/>
+          <w:szCs w:val="24"/>
+        </w:rPr>
+        <w:fldChar w:fldCharType="begin"/>
+      </w:r>
+      <w:r>
+        <w:rPr>
+          <w:rFonts w:ascii="Times New Roman" w:hAnsi="Times New Roman" w:cs="Times New Roman"/>
+          <w:b w:val="0"/>
+          <w:color w:val="000000" w:themeColor="text1"/>
+          <w:sz w:val="24"/>
+          <w:szCs w:val="24"/>
+        </w:rPr>
+        <w:instrText xml:space="preserve"> STYLEREF 1 \s </w:instrText>
+      </w:r>
+      <w:r>
+        <w:rPr>
+          <w:rFonts w:ascii="Times New Roman" w:hAnsi="Times New Roman" w:cs="Times New Roman"/>
+          <w:b w:val="0"/>
+          <w:color w:val="000000" w:themeColor="text1"/>
+          <w:sz w:val="24"/>
+          <w:szCs w:val="24"/>
+        </w:rPr>
+        <w:fldChar w:fldCharType="separate"/>
+      </w:r>
+      <w:r>
+        <w:rPr>
+          <w:rFonts w:ascii="Times New Roman" w:hAnsi="Times New Roman" w:cs="Times New Roman"/>
+          <w:b w:val="0"/>
+          <w:noProof/>
+          <w:color w:val="000000" w:themeColor="text1"/>
+          <w:sz w:val="24"/>
+          <w:szCs w:val="24"/>
+        </w:rPr>
+        <w:t>3</w:t>
+      </w:r>
+      <w:r>
+        <w:rPr>
+          <w:rFonts w:ascii="Times New Roman" w:hAnsi="Times New Roman" w:cs="Times New Roman"/>
+          <w:b w:val="0"/>
+          <w:color w:val="000000" w:themeColor="text1"/>
+          <w:sz w:val="24"/>
+          <w:szCs w:val="24"/>
+        </w:rPr>
+        <w:fldChar w:fldCharType="end"/>
+      </w:r>
+      <w:r>
+        <w:rPr>
+          <w:rFonts w:ascii="Times New Roman" w:hAnsi="Times New Roman" w:cs="Times New Roman"/>
+          <w:b w:val="0"/>
+          <w:color w:val="000000" w:themeColor="text1"/>
+          <w:sz w:val="24"/>
+          <w:szCs w:val="24"/>
+        </w:rPr>
+        <w:noBreakHyphen/>
+      </w:r>
+      <w:r>
+        <w:rPr>
+          <w:rFonts w:ascii="Times New Roman" w:hAnsi="Times New Roman" w:cs="Times New Roman"/>
+          <w:b w:val="0"/>
+          <w:color w:val="000000" w:themeColor="text1"/>
+          <w:sz w:val="24"/>
+          <w:szCs w:val="24"/>
+        </w:rPr>
+        <w:fldChar w:fldCharType="begin"/>
+      </w:r>
+      <w:r>
+        <w:rPr>
+          <w:rFonts w:ascii="Times New Roman" w:hAnsi="Times New Roman" w:cs="Times New Roman"/>
+          <w:b w:val="0"/>
+          <w:color w:val="000000" w:themeColor="text1"/>
+          <w:sz w:val="24"/>
+          <w:szCs w:val="24"/>
+        </w:rPr>
+        <w:instrText xml:space="preserve"> SEQ Figure \* ARABIC \s 1 </w:instrText>
+      </w:r>
+      <w:r>
+        <w:rPr>
+          <w:rFonts w:ascii="Times New Roman" w:hAnsi="Times New Roman" w:cs="Times New Roman"/>
+          <w:b w:val="0"/>
+          <w:color w:val="000000" w:themeColor="text1"/>
+          <w:sz w:val="24"/>
+          <w:szCs w:val="24"/>
+        </w:rPr>
+        <w:fldChar w:fldCharType="separate"/>
+      </w:r>
+      <w:r>
+        <w:rPr>
+          <w:rFonts w:ascii="Times New Roman" w:hAnsi="Times New Roman" w:cs="Times New Roman"/>
+          <w:b w:val="0"/>
+          <w:noProof/>
+          <w:color w:val="000000" w:themeColor="text1"/>
+          <w:sz w:val="24"/>
+          <w:szCs w:val="24"/>
+        </w:rPr>
+        <w:t>4</w:t>
+      </w:r>
+      <w:r>
+        <w:rPr>
+          <w:rFonts w:ascii="Times New Roman" w:hAnsi="Times New Roman" w:cs="Times New Roman"/>
+          <w:b w:val="0"/>
+          <w:color w:val="000000" w:themeColor="text1"/>
+          <w:sz w:val="24"/>
+          <w:szCs w:val="24"/>
+        </w:rPr>
+        <w:fldChar w:fldCharType="end"/>
+      </w:r>
+      <w:r>
+        <w:rPr>
+          <w:rFonts w:ascii="Times New Roman" w:hAnsi="Times New Roman" w:cs="Times New Roman"/>
+          <w:b w:val="0"/>
+          <w:color w:val="000000" w:themeColor="text1"/>
+          <w:sz w:val="24"/>
+          <w:szCs w:val="24"/>
+        </w:rPr>
+        <w:t xml:space="preserve"> Update an existing disease feature</w:t>
+      </w:r>
+    </w:p>
+    <w:p>
+      <w:pPr>
+        <w:spacing w:line="360" w:lineRule="auto"/>
+        <w:jc w:val="both"/>
+        <w:rPr>
+          <w:rFonts w:ascii="Times New Roman" w:hAnsi="Times New Roman" w:cs="Times New Roman"/>
+          <w:sz w:val="24"/>
+          <w:szCs w:val="24"/>
+        </w:rPr>
+      </w:pPr>
+    </w:p>
+    <w:p>
+      <w:pPr>
+        <w:spacing w:line="360" w:lineRule="auto"/>
+        <w:jc w:val="both"/>
+        <w:rPr>
+          <w:rFonts w:ascii="Times New Roman" w:hAnsi="Times New Roman" w:cs="Times New Roman"/>
+          <w:sz w:val="24"/>
+          <w:szCs w:val="24"/>
+        </w:rPr>
+      </w:pPr>
+      <w:r>
+        <w:rPr>
+          <w:rFonts w:ascii="Times New Roman" w:hAnsi="Times New Roman" w:cs="Times New Roman"/>
+          <w:sz w:val="24"/>
+          <w:szCs w:val="24"/>
+        </w:rPr>
+        <w:t xml:space="preserve">In the following, we will present the features for a doctor account. Immediately after the doctor has successfully logged into the application, the content displayed will be as the one shown in Figure 3-5. In the top of the page we can notice </w:t>
+      </w:r>
+      <w:r>
+        <w:rPr>
+          <w:rFonts w:ascii="Times New Roman" w:hAnsi="Times New Roman" w:cs="Times New Roman"/>
+          <w:sz w:val="24"/>
+          <w:szCs w:val="24"/>
+        </w:rPr>
+        <w:t>a menu bar with the following options: My Account, See my appointments, Chat, Feedback, Recipes, Information and Logout. Initially, there is selected the My Account option. For this case, the information about the doctor is displayed together with the possibility to change the email or the password by clicking the “Modify” button. When this happen, the email field became enable and there are 2 more fields for password and repeating of the password and 2 buttons: one for saving the updated information and one for cancel this action.</w:t>
+      </w:r>
     </w:p>
     <w:p/>
     <w:p>
       <w:pPr>
+        <w:keepNext/>
         <w:spacing w:line="360" w:lineRule="auto"/>
         <w:jc w:val="both"/>
-        <w:rPr>
-          <w:rFonts w:ascii="Times New Roman" w:hAnsi="Times New Roman" w:cs="Times New Roman"/>
-          <w:sz w:val="24"/>
-          <w:szCs w:val="24"/>
-        </w:rPr>
-      </w:pPr>
-      <w:r>
-        <w:rPr>
-          <w:rFonts w:ascii="Times New Roman" w:hAnsi="Times New Roman" w:cs="Times New Roman"/>
-          <w:sz w:val="24"/>
-          <w:szCs w:val="24"/>
-        </w:rPr>
-        <w:t>As we have seen up to this point in thesis, the relationship between the doctor and the patient can unfold in different ways depending on the patient’s autonomy, his life values and his medical knowledge. The most commonly used model in this interaction nowadays is the deliberative one, in which the doctor has the purpose to morally persuade the patient to choose the best health-related medical interventions</w:t>
-      </w:r>
-      <w:r>
-        <w:rPr>
-          <w:rFonts w:ascii="Times New Roman" w:hAnsi="Times New Roman" w:cs="Times New Roman"/>
-          <w:sz w:val="24"/>
-          <w:szCs w:val="24"/>
-        </w:rPr>
-        <w:t xml:space="preserve">. In case the patient disagrees with the presented method, the two deliberate on other treatments. Web applications have developed considerably in recent years, making possible an interactive online communication between </w:t>
-      </w:r>
-      <w:r>
-        <w:rPr>
-          <w:rFonts w:ascii="Times New Roman" w:hAnsi="Times New Roman" w:cs="Times New Roman"/>
-          <w:sz w:val="24"/>
-          <w:szCs w:val="24"/>
-        </w:rPr>
-        <w:t>the doctor and the patient. They are able to solve problems like in the case in which people prefer to look themselves for information on the internet that is not necessarily verified instead of resorting to the knowledge of a specialist. Of course, web applications can’t completely replace face-to-face interaction between a patient and a doctor, but they can facilitate the process before the respective meeting and save time when it comes to just a little advice</w:t>
-      </w:r>
-      <w:r>
-        <w:rPr>
-          <w:rFonts w:ascii="Times New Roman" w:hAnsi="Times New Roman" w:cs="Times New Roman"/>
-          <w:sz w:val="24"/>
-          <w:szCs w:val="24"/>
-        </w:rPr>
-        <w:t>, or even an encouragement.</w:t>
+      </w:pPr>
+      <w:r>
+        <w:rPr>
+          <w:rFonts w:ascii="Times New Roman" w:hAnsi="Times New Roman" w:cs="Times New Roman"/>
+          <w:noProof/>
+          <w:sz w:val="24"/>
+          <w:szCs w:val="24"/>
+        </w:rPr>
+        <w:drawing>
+          <wp:inline distT="0" distB="0" distL="0" distR="0" wp14:anchorId="7C841E85" wp14:editId="7393CC0D">
+            <wp:extent cx="5930900" cy="1301750"/>
+            <wp:effectExtent l="0" t="0" r="0" b="0"/>
+            <wp:docPr id="11" name="Picture 11"/>
+            <wp:cNvGraphicFramePr>
+              <a:graphicFrameLocks xmlns:a="http://schemas.openxmlformats.org/drawingml/2006/main" noChangeAspect="1"/>
+            </wp:cNvGraphicFramePr>
+            <a:graphic xmlns:a="http://schemas.openxmlformats.org/drawingml/2006/main">
+              <a:graphicData uri="http://schemas.openxmlformats.org/drawingml/2006/picture">
+                <pic:pic xmlns:pic="http://schemas.openxmlformats.org/drawingml/2006/picture">
+                  <pic:nvPicPr>
+                    <pic:cNvPr id="0" name="Picture 3"/>
+                    <pic:cNvPicPr>
+                      <a:picLocks noChangeAspect="1" noChangeArrowheads="1"/>
+                    </pic:cNvPicPr>
+                  </pic:nvPicPr>
+                  <pic:blipFill>
+                    <a:blip r:embed="rId19" cstate="print">
+                      <a:extLst>
+                        <a:ext uri="{28A0092B-C50C-407E-A947-70E740481C1C}">
+                          <a14:useLocalDpi xmlns:a14="http://schemas.microsoft.com/office/drawing/2010/main" val="0"/>
+                        </a:ext>
+                      </a:extLst>
+                    </a:blip>
+                    <a:srcRect/>
+                    <a:stretch>
+                      <a:fillRect/>
+                    </a:stretch>
+                  </pic:blipFill>
+                  <pic:spPr bwMode="auto">
+                    <a:xfrm>
+                      <a:off x="0" y="0"/>
+                      <a:ext cx="5930900" cy="1301750"/>
+                    </a:xfrm>
+                    <a:prstGeom prst="rect">
+                      <a:avLst/>
+                    </a:prstGeom>
+                    <a:noFill/>
+                    <a:ln>
+                      <a:noFill/>
+                    </a:ln>
+                  </pic:spPr>
+                </pic:pic>
+              </a:graphicData>
+            </a:graphic>
+          </wp:inline>
+        </w:drawing>
+      </w:r>
+    </w:p>
+    <w:p>
+      <w:pPr>
+        <w:pStyle w:val="Caption"/>
+        <w:spacing w:line="360" w:lineRule="auto"/>
+        <w:jc w:val="center"/>
+        <w:rPr>
+          <w:rFonts w:ascii="Times New Roman" w:hAnsi="Times New Roman" w:cs="Times New Roman"/>
+          <w:b w:val="0"/>
+          <w:color w:val="000000" w:themeColor="text1"/>
+          <w:sz w:val="24"/>
+          <w:szCs w:val="24"/>
+        </w:rPr>
+      </w:pPr>
+      <w:r>
+        <w:rPr>
+          <w:rFonts w:ascii="Times New Roman" w:hAnsi="Times New Roman" w:cs="Times New Roman"/>
+          <w:b w:val="0"/>
+          <w:color w:val="000000" w:themeColor="text1"/>
+          <w:sz w:val="24"/>
+          <w:szCs w:val="24"/>
+        </w:rPr>
+        <w:t xml:space="preserve">Figure </w:t>
+      </w:r>
+      <w:r>
+        <w:rPr>
+          <w:rFonts w:ascii="Times New Roman" w:hAnsi="Times New Roman" w:cs="Times New Roman"/>
+          <w:b w:val="0"/>
+          <w:color w:val="000000" w:themeColor="text1"/>
+          <w:sz w:val="24"/>
+          <w:szCs w:val="24"/>
+        </w:rPr>
+        <w:fldChar w:fldCharType="begin"/>
+      </w:r>
+      <w:r>
+        <w:rPr>
+          <w:rFonts w:ascii="Times New Roman" w:hAnsi="Times New Roman" w:cs="Times New Roman"/>
+          <w:b w:val="0"/>
+          <w:color w:val="000000" w:themeColor="text1"/>
+          <w:sz w:val="24"/>
+          <w:szCs w:val="24"/>
+        </w:rPr>
+        <w:instrText xml:space="preserve"> STYLEREF 1 \s </w:instrText>
+      </w:r>
+      <w:r>
+        <w:rPr>
+          <w:rFonts w:ascii="Times New Roman" w:hAnsi="Times New Roman" w:cs="Times New Roman"/>
+          <w:b w:val="0"/>
+          <w:color w:val="000000" w:themeColor="text1"/>
+          <w:sz w:val="24"/>
+          <w:szCs w:val="24"/>
+        </w:rPr>
+        <w:fldChar w:fldCharType="separate"/>
+      </w:r>
+      <w:r>
+        <w:rPr>
+          <w:rFonts w:ascii="Times New Roman" w:hAnsi="Times New Roman" w:cs="Times New Roman"/>
+          <w:b w:val="0"/>
+          <w:noProof/>
+          <w:color w:val="000000" w:themeColor="text1"/>
+          <w:sz w:val="24"/>
+          <w:szCs w:val="24"/>
+        </w:rPr>
+        <w:t>3</w:t>
+      </w:r>
+      <w:r>
+        <w:rPr>
+          <w:rFonts w:ascii="Times New Roman" w:hAnsi="Times New Roman" w:cs="Times New Roman"/>
+          <w:b w:val="0"/>
+          <w:color w:val="000000" w:themeColor="text1"/>
+          <w:sz w:val="24"/>
+          <w:szCs w:val="24"/>
+        </w:rPr>
+        <w:fldChar w:fldCharType="end"/>
+      </w:r>
+      <w:r>
+        <w:rPr>
+          <w:rFonts w:ascii="Times New Roman" w:hAnsi="Times New Roman" w:cs="Times New Roman"/>
+          <w:b w:val="0"/>
+          <w:color w:val="000000" w:themeColor="text1"/>
+          <w:sz w:val="24"/>
+          <w:szCs w:val="24"/>
+        </w:rPr>
+        <w:noBreakHyphen/>
+      </w:r>
+      <w:r>
+        <w:rPr>
+          <w:rFonts w:ascii="Times New Roman" w:hAnsi="Times New Roman" w:cs="Times New Roman"/>
+          <w:b w:val="0"/>
+          <w:color w:val="000000" w:themeColor="text1"/>
+          <w:sz w:val="24"/>
+          <w:szCs w:val="24"/>
+        </w:rPr>
+        <w:fldChar w:fldCharType="begin"/>
+      </w:r>
+      <w:r>
+        <w:rPr>
+          <w:rFonts w:ascii="Times New Roman" w:hAnsi="Times New Roman" w:cs="Times New Roman"/>
+          <w:b w:val="0"/>
+          <w:color w:val="000000" w:themeColor="text1"/>
+          <w:sz w:val="24"/>
+          <w:szCs w:val="24"/>
+        </w:rPr>
+        <w:instrText xml:space="preserve"> SEQ Figure \* ARABIC \s 1 </w:instrText>
+      </w:r>
+      <w:r>
+        <w:rPr>
+          <w:rFonts w:ascii="Times New Roman" w:hAnsi="Times New Roman" w:cs="Times New Roman"/>
+          <w:b w:val="0"/>
+          <w:color w:val="000000" w:themeColor="text1"/>
+          <w:sz w:val="24"/>
+          <w:szCs w:val="24"/>
+        </w:rPr>
+        <w:fldChar w:fldCharType="separate"/>
+      </w:r>
+      <w:r>
+        <w:rPr>
+          <w:rFonts w:ascii="Times New Roman" w:hAnsi="Times New Roman" w:cs="Times New Roman"/>
+          <w:b w:val="0"/>
+          <w:noProof/>
+          <w:color w:val="000000" w:themeColor="text1"/>
+          <w:sz w:val="24"/>
+          <w:szCs w:val="24"/>
+        </w:rPr>
+        <w:t>5</w:t>
+      </w:r>
+      <w:r>
+        <w:rPr>
+          <w:rFonts w:ascii="Times New Roman" w:hAnsi="Times New Roman" w:cs="Times New Roman"/>
+          <w:b w:val="0"/>
+          <w:color w:val="000000" w:themeColor="text1"/>
+          <w:sz w:val="24"/>
+          <w:szCs w:val="24"/>
+        </w:rPr>
+        <w:fldChar w:fldCharType="end"/>
+      </w:r>
+      <w:r>
+        <w:rPr>
+          <w:rFonts w:ascii="Times New Roman" w:hAnsi="Times New Roman" w:cs="Times New Roman"/>
+          <w:b w:val="0"/>
+          <w:color w:val="000000" w:themeColor="text1"/>
+          <w:sz w:val="24"/>
+          <w:szCs w:val="24"/>
+        </w:rPr>
+        <w:t xml:space="preserve"> Doctor Perspective</w:t>
       </w:r>
     </w:p>
     <w:p>
@@ -7517,118 +9988,6 @@
           <w:szCs w:val="24"/>
         </w:rPr>
       </w:pPr>
-      <w:r>
-        <w:rPr>
-          <w:rFonts w:ascii="Times New Roman" w:hAnsi="Times New Roman" w:cs="Times New Roman"/>
-          <w:sz w:val="24"/>
-          <w:szCs w:val="24"/>
-        </w:rPr>
-        <w:t>That being said, we can further formulate the requirements and specifications of the web application of our approach. Both doctors and patients will have accounts in which their important data are present like their first name, second name</w:t>
-      </w:r>
-      <w:r>
-        <w:rPr>
-          <w:rFonts w:ascii="Times New Roman" w:hAnsi="Times New Roman" w:cs="Times New Roman"/>
-          <w:sz w:val="24"/>
-          <w:szCs w:val="24"/>
-        </w:rPr>
-        <w:t xml:space="preserve"> and email address. Also, the doctors should have a specialization in order to make it easier for the patients to identify the doctors they should go to for their problem.  Anyone can make a r</w:t>
-      </w:r>
-      <w:r>
-        <w:rPr>
-          <w:rFonts w:ascii="Times New Roman" w:hAnsi="Times New Roman" w:cs="Times New Roman"/>
-          <w:sz w:val="24"/>
-          <w:szCs w:val="24"/>
-        </w:rPr>
-        <w:t xml:space="preserve">egular patient account, but </w:t>
-      </w:r>
-      <w:r>
-        <w:rPr>
-          <w:rFonts w:ascii="Times New Roman" w:hAnsi="Times New Roman" w:cs="Times New Roman"/>
-          <w:sz w:val="24"/>
-          <w:szCs w:val="24"/>
-        </w:rPr>
-        <w:t xml:space="preserve">the doctors </w:t>
-      </w:r>
-      <w:r>
-        <w:rPr>
-          <w:rFonts w:ascii="Times New Roman" w:hAnsi="Times New Roman" w:cs="Times New Roman"/>
-          <w:sz w:val="24"/>
-          <w:szCs w:val="24"/>
-        </w:rPr>
-        <w:t>must</w:t>
-      </w:r>
-      <w:r>
-        <w:rPr>
-          <w:rFonts w:ascii="Times New Roman" w:hAnsi="Times New Roman" w:cs="Times New Roman"/>
-          <w:sz w:val="24"/>
-          <w:szCs w:val="24"/>
-        </w:rPr>
-        <w:t xml:space="preserve"> be introduced by an </w:t>
-      </w:r>
-      <w:r>
-        <w:rPr>
-          <w:rFonts w:ascii="Times New Roman" w:hAnsi="Times New Roman" w:cs="Times New Roman"/>
-          <w:sz w:val="24"/>
-          <w:szCs w:val="24"/>
-        </w:rPr>
-        <w:t>administrator account</w:t>
-      </w:r>
-      <w:r>
-        <w:rPr>
-          <w:rFonts w:ascii="Times New Roman" w:hAnsi="Times New Roman" w:cs="Times New Roman"/>
-          <w:sz w:val="24"/>
-          <w:szCs w:val="24"/>
-        </w:rPr>
-        <w:t xml:space="preserve">, which would receive on email </w:t>
-      </w:r>
-      <w:r>
-        <w:rPr>
-          <w:rFonts w:ascii="Times New Roman" w:hAnsi="Times New Roman" w:cs="Times New Roman"/>
-          <w:sz w:val="24"/>
-          <w:szCs w:val="24"/>
-        </w:rPr>
-        <w:t>the documents attesting his or her profession. The administrator account can perform multiple operations like adding new medicines or updating existing ones, adding new specializations</w:t>
-      </w:r>
-      <w:r>
-        <w:rPr>
-          <w:rFonts w:ascii="Times New Roman" w:hAnsi="Times New Roman" w:cs="Times New Roman"/>
-          <w:sz w:val="24"/>
-          <w:szCs w:val="24"/>
-        </w:rPr>
-        <w:t xml:space="preserve">. </w:t>
-      </w:r>
-      <w:r>
-        <w:rPr>
-          <w:rFonts w:ascii="Times New Roman" w:hAnsi="Times New Roman" w:cs="Times New Roman"/>
-          <w:sz w:val="24"/>
-          <w:szCs w:val="24"/>
-        </w:rPr>
-        <w:t>Each person can update its own account</w:t>
-      </w:r>
-      <w:r>
-        <w:rPr>
-          <w:rFonts w:ascii="Times New Roman" w:hAnsi="Times New Roman" w:cs="Times New Roman"/>
-          <w:sz w:val="24"/>
-          <w:szCs w:val="24"/>
-        </w:rPr>
-        <w:t xml:space="preserve"> </w:t>
-      </w:r>
-      <w:r>
-        <w:rPr>
-          <w:rFonts w:ascii="Times New Roman" w:hAnsi="Times New Roman" w:cs="Times New Roman"/>
-          <w:sz w:val="24"/>
-          <w:szCs w:val="24"/>
-        </w:rPr>
-        <w:t xml:space="preserve">and will log-in with his or her email address and a password (for doctors, they would have a default password chosen by the administrator and must change it as soon as possible). A medicine is characterized by its name and a description, same in the case of a disease. </w:t>
-      </w:r>
-      <w:r>
-        <w:rPr>
-          <w:rFonts w:ascii="Times New Roman" w:hAnsi="Times New Roman" w:cs="Times New Roman"/>
-          <w:sz w:val="24"/>
-          <w:szCs w:val="24"/>
-        </w:rPr>
-        <w:t>A treatment is given by a specific doctor to a specific patient, it contains one or more medicines, it is recommended for a disease and the start date must be specified.</w:t>
-      </w:r>
     </w:p>
     <w:p>
       <w:pPr>
@@ -7646,104 +10005,1092 @@
           <w:sz w:val="24"/>
           <w:szCs w:val="24"/>
         </w:rPr>
+        <w:t xml:space="preserve">By clicking the second option, See my appointments, the user will be redirected to the calendar page. On this page, the doctor can see his or her schedule over a week, like it is shown in Figure 3-6. On the top of the calendar will be the date of Monday of the current week and an arrow to </w:t>
+      </w:r>
+      <w:r>
+        <w:rPr>
+          <w:rFonts w:ascii="Times New Roman" w:hAnsi="Times New Roman" w:cs="Times New Roman"/>
+          <w:sz w:val="24"/>
+          <w:szCs w:val="24"/>
+        </w:rPr>
         <w:lastRenderedPageBreak/>
-        <w:t xml:space="preserve">A patient account has the following features: he or she can schedule an appointment by consulting a doctor’s calendar, can communicate directly with any doctor and can </w:t>
-      </w:r>
-      <w:r>
-        <w:rPr>
-          <w:rFonts w:ascii="Times New Roman" w:hAnsi="Times New Roman" w:cs="Times New Roman"/>
-          <w:sz w:val="24"/>
-          <w:szCs w:val="24"/>
-        </w:rPr>
-        <w:t>give his or her feedb</w:t>
-      </w:r>
-      <w:r>
-        <w:rPr>
-          <w:rFonts w:ascii="Times New Roman" w:hAnsi="Times New Roman" w:cs="Times New Roman"/>
-          <w:sz w:val="24"/>
-          <w:szCs w:val="24"/>
-        </w:rPr>
-        <w:t>ack about evolution in case of a disease. The calendar will show a doctor’s program over a week, the consultations having the standard duration of half an hour. In first phase, the program is also standard, from 9 am to 5 pm, but in a next phase it should be changeable by the doctor. The patient can select any week from a certain period of time (three months would be a reasonable amount of time). In order to be easier to patient to select the disease that he or she wants to give a feedback about its evolution, a list with all diseases for which there exist a current treatment will be shown on the page of this feature</w:t>
-      </w:r>
-      <w:r>
-        <w:rPr>
-          <w:rFonts w:ascii="Times New Roman" w:hAnsi="Times New Roman" w:cs="Times New Roman"/>
-          <w:sz w:val="24"/>
-          <w:szCs w:val="24"/>
-        </w:rPr>
-        <w:t>.</w:t>
-      </w:r>
-    </w:p>
-    <w:p>
-      <w:pPr>
+        <w:t>right. By clicking this arrow the content is changed to show the data for the next work week. In this case, an arrow to left will be shown in order to navigate to the previous week. The structure of the calendar is intuitive, being intervals of 30 minutes for an appointment</w:t>
+      </w:r>
+      <w:r>
+        <w:rPr>
+          <w:rFonts w:ascii="Times New Roman" w:hAnsi="Times New Roman" w:cs="Times New Roman"/>
+          <w:sz w:val="24"/>
+          <w:szCs w:val="24"/>
+        </w:rPr>
+        <w:t>, from 9:00 to 17:00</w:t>
+      </w:r>
+      <w:r>
+        <w:rPr>
+          <w:rFonts w:ascii="Times New Roman" w:hAnsi="Times New Roman" w:cs="Times New Roman"/>
+          <w:sz w:val="24"/>
+          <w:szCs w:val="24"/>
+        </w:rPr>
+        <w:t xml:space="preserve">. For the past dates, the color of the slot is gray. For the remaining slots, if there is appointment for someone, the color is yellow and the name of the person is displayed, otherwise the color of the slot is green.  </w:t>
+      </w:r>
+    </w:p>
+    <w:p>
+      <w:pPr>
+        <w:keepNext/>
         <w:spacing w:line="360" w:lineRule="auto"/>
         <w:jc w:val="both"/>
-        <w:rPr>
-          <w:rFonts w:ascii="Times New Roman" w:hAnsi="Times New Roman" w:cs="Times New Roman"/>
-          <w:sz w:val="24"/>
-          <w:szCs w:val="24"/>
-        </w:rPr>
-      </w:pPr>
-      <w:r>
-        <w:rPr>
-          <w:rFonts w:ascii="Times New Roman" w:hAnsi="Times New Roman" w:cs="Times New Roman"/>
-          <w:sz w:val="24"/>
-          <w:szCs w:val="24"/>
-        </w:rPr>
-        <w:t xml:space="preserve">After the patient makes an appointment on a free slot from calendar, the doctor receives an email with this information. The doctor account has as features the fact that can prescribe recipes, see his or her schedule over a week, communicate directly with the patients and </w:t>
-      </w:r>
-      <w:r>
-        <w:rPr>
-          <w:rFonts w:ascii="Times New Roman" w:hAnsi="Times New Roman" w:cs="Times New Roman"/>
-          <w:sz w:val="24"/>
-          <w:szCs w:val="24"/>
-        </w:rPr>
-        <w:t>writes his or her observations about evolution of a disease in case of a specific patient that he consulted (the feedback of the patient is visible for the doctor in order to understand what are patient’s life-values over the time, but the observations of the doctor are not visible for the patient). Each presented feature should be on a separate page. They will be accessible always from a horizontal menu placed on top of the screen.</w:t>
+      </w:pPr>
+      <w:r>
+        <w:rPr>
+          <w:rFonts w:ascii="Times New Roman" w:hAnsi="Times New Roman" w:cs="Times New Roman"/>
+          <w:noProof/>
+          <w:sz w:val="24"/>
+          <w:szCs w:val="24"/>
+        </w:rPr>
+        <w:drawing>
+          <wp:inline distT="0" distB="0" distL="0" distR="0" wp14:anchorId="4AF5089D" wp14:editId="355841FB">
+            <wp:extent cx="5943600" cy="2540000"/>
+            <wp:effectExtent l="0" t="0" r="0" b="0"/>
+            <wp:docPr id="12" name="Picture 12"/>
+            <wp:cNvGraphicFramePr>
+              <a:graphicFrameLocks xmlns:a="http://schemas.openxmlformats.org/drawingml/2006/main" noChangeAspect="1"/>
+            </wp:cNvGraphicFramePr>
+            <a:graphic xmlns:a="http://schemas.openxmlformats.org/drawingml/2006/main">
+              <a:graphicData uri="http://schemas.openxmlformats.org/drawingml/2006/picture">
+                <pic:pic xmlns:pic="http://schemas.openxmlformats.org/drawingml/2006/picture">
+                  <pic:nvPicPr>
+                    <pic:cNvPr id="0" name="Picture 4"/>
+                    <pic:cNvPicPr>
+                      <a:picLocks noChangeAspect="1" noChangeArrowheads="1"/>
+                    </pic:cNvPicPr>
+                  </pic:nvPicPr>
+                  <pic:blipFill>
+                    <a:blip r:embed="rId20" cstate="print">
+                      <a:extLst>
+                        <a:ext uri="{28A0092B-C50C-407E-A947-70E740481C1C}">
+                          <a14:useLocalDpi xmlns:a14="http://schemas.microsoft.com/office/drawing/2010/main" val="0"/>
+                        </a:ext>
+                      </a:extLst>
+                    </a:blip>
+                    <a:srcRect/>
+                    <a:stretch>
+                      <a:fillRect/>
+                    </a:stretch>
+                  </pic:blipFill>
+                  <pic:spPr bwMode="auto">
+                    <a:xfrm>
+                      <a:off x="0" y="0"/>
+                      <a:ext cx="5943600" cy="2540000"/>
+                    </a:xfrm>
+                    <a:prstGeom prst="rect">
+                      <a:avLst/>
+                    </a:prstGeom>
+                    <a:noFill/>
+                    <a:ln>
+                      <a:noFill/>
+                    </a:ln>
+                  </pic:spPr>
+                </pic:pic>
+              </a:graphicData>
+            </a:graphic>
+          </wp:inline>
+        </w:drawing>
+      </w:r>
+    </w:p>
+    <w:p>
+      <w:pPr>
+        <w:pStyle w:val="Caption"/>
+        <w:spacing w:line="360" w:lineRule="auto"/>
+        <w:jc w:val="center"/>
+        <w:rPr>
+          <w:rFonts w:ascii="Times New Roman" w:hAnsi="Times New Roman" w:cs="Times New Roman"/>
+          <w:b w:val="0"/>
+          <w:color w:val="000000" w:themeColor="text1"/>
+          <w:sz w:val="24"/>
+          <w:szCs w:val="24"/>
+        </w:rPr>
+      </w:pPr>
+      <w:r>
+        <w:rPr>
+          <w:rFonts w:ascii="Times New Roman" w:hAnsi="Times New Roman" w:cs="Times New Roman"/>
+          <w:b w:val="0"/>
+          <w:color w:val="000000" w:themeColor="text1"/>
+          <w:sz w:val="24"/>
+          <w:szCs w:val="24"/>
+        </w:rPr>
+        <w:t xml:space="preserve">Figure </w:t>
+      </w:r>
+      <w:r>
+        <w:rPr>
+          <w:rFonts w:ascii="Times New Roman" w:hAnsi="Times New Roman" w:cs="Times New Roman"/>
+          <w:b w:val="0"/>
+          <w:color w:val="000000" w:themeColor="text1"/>
+          <w:sz w:val="24"/>
+          <w:szCs w:val="24"/>
+        </w:rPr>
+        <w:fldChar w:fldCharType="begin"/>
+      </w:r>
+      <w:r>
+        <w:rPr>
+          <w:rFonts w:ascii="Times New Roman" w:hAnsi="Times New Roman" w:cs="Times New Roman"/>
+          <w:b w:val="0"/>
+          <w:color w:val="000000" w:themeColor="text1"/>
+          <w:sz w:val="24"/>
+          <w:szCs w:val="24"/>
+        </w:rPr>
+        <w:instrText xml:space="preserve"> STYLEREF 1 \s </w:instrText>
+      </w:r>
+      <w:r>
+        <w:rPr>
+          <w:rFonts w:ascii="Times New Roman" w:hAnsi="Times New Roman" w:cs="Times New Roman"/>
+          <w:b w:val="0"/>
+          <w:color w:val="000000" w:themeColor="text1"/>
+          <w:sz w:val="24"/>
+          <w:szCs w:val="24"/>
+        </w:rPr>
+        <w:fldChar w:fldCharType="separate"/>
+      </w:r>
+      <w:r>
+        <w:rPr>
+          <w:rFonts w:ascii="Times New Roman" w:hAnsi="Times New Roman" w:cs="Times New Roman"/>
+          <w:b w:val="0"/>
+          <w:noProof/>
+          <w:color w:val="000000" w:themeColor="text1"/>
+          <w:sz w:val="24"/>
+          <w:szCs w:val="24"/>
+        </w:rPr>
+        <w:t>3</w:t>
+      </w:r>
+      <w:r>
+        <w:rPr>
+          <w:rFonts w:ascii="Times New Roman" w:hAnsi="Times New Roman" w:cs="Times New Roman"/>
+          <w:b w:val="0"/>
+          <w:color w:val="000000" w:themeColor="text1"/>
+          <w:sz w:val="24"/>
+          <w:szCs w:val="24"/>
+        </w:rPr>
+        <w:fldChar w:fldCharType="end"/>
+      </w:r>
+      <w:r>
+        <w:rPr>
+          <w:rFonts w:ascii="Times New Roman" w:hAnsi="Times New Roman" w:cs="Times New Roman"/>
+          <w:b w:val="0"/>
+          <w:color w:val="000000" w:themeColor="text1"/>
+          <w:sz w:val="24"/>
+          <w:szCs w:val="24"/>
+        </w:rPr>
+        <w:noBreakHyphen/>
+      </w:r>
+      <w:r>
+        <w:rPr>
+          <w:rFonts w:ascii="Times New Roman" w:hAnsi="Times New Roman" w:cs="Times New Roman"/>
+          <w:b w:val="0"/>
+          <w:color w:val="000000" w:themeColor="text1"/>
+          <w:sz w:val="24"/>
+          <w:szCs w:val="24"/>
+        </w:rPr>
+        <w:fldChar w:fldCharType="begin"/>
+      </w:r>
+      <w:r>
+        <w:rPr>
+          <w:rFonts w:ascii="Times New Roman" w:hAnsi="Times New Roman" w:cs="Times New Roman"/>
+          <w:b w:val="0"/>
+          <w:color w:val="000000" w:themeColor="text1"/>
+          <w:sz w:val="24"/>
+          <w:szCs w:val="24"/>
+        </w:rPr>
+        <w:instrText xml:space="preserve"> SEQ Figure \* ARABIC \s 1 </w:instrText>
+      </w:r>
+      <w:r>
+        <w:rPr>
+          <w:rFonts w:ascii="Times New Roman" w:hAnsi="Times New Roman" w:cs="Times New Roman"/>
+          <w:b w:val="0"/>
+          <w:color w:val="000000" w:themeColor="text1"/>
+          <w:sz w:val="24"/>
+          <w:szCs w:val="24"/>
+        </w:rPr>
+        <w:fldChar w:fldCharType="separate"/>
+      </w:r>
+      <w:r>
+        <w:rPr>
+          <w:rFonts w:ascii="Times New Roman" w:hAnsi="Times New Roman" w:cs="Times New Roman"/>
+          <w:b w:val="0"/>
+          <w:noProof/>
+          <w:color w:val="000000" w:themeColor="text1"/>
+          <w:sz w:val="24"/>
+          <w:szCs w:val="24"/>
+        </w:rPr>
+        <w:t>6</w:t>
+      </w:r>
+      <w:r>
+        <w:rPr>
+          <w:rFonts w:ascii="Times New Roman" w:hAnsi="Times New Roman" w:cs="Times New Roman"/>
+          <w:b w:val="0"/>
+          <w:color w:val="000000" w:themeColor="text1"/>
+          <w:sz w:val="24"/>
+          <w:szCs w:val="24"/>
+        </w:rPr>
+        <w:fldChar w:fldCharType="end"/>
+      </w:r>
+      <w:r>
+        <w:rPr>
+          <w:rFonts w:ascii="Times New Roman" w:hAnsi="Times New Roman" w:cs="Times New Roman"/>
+          <w:b w:val="0"/>
+          <w:color w:val="000000" w:themeColor="text1"/>
+          <w:sz w:val="24"/>
+          <w:szCs w:val="24"/>
+        </w:rPr>
+        <w:t xml:space="preserve"> Calendar feature</w:t>
       </w:r>
     </w:p>
     <w:p/>
+    <w:p>
+      <w:pPr>
+        <w:keepNext/>
+        <w:spacing w:line="360" w:lineRule="auto"/>
+        <w:jc w:val="both"/>
+      </w:pPr>
+      <w:r>
+        <w:rPr>
+          <w:noProof/>
+        </w:rPr>
+        <w:drawing>
+          <wp:inline distT="0" distB="0" distL="0" distR="0">
+            <wp:extent cx="5943600" cy="2273300"/>
+            <wp:effectExtent l="0" t="0" r="0" b="0"/>
+            <wp:docPr id="14" name="Picture 14"/>
+            <wp:cNvGraphicFramePr>
+              <a:graphicFrameLocks xmlns:a="http://schemas.openxmlformats.org/drawingml/2006/main" noChangeAspect="1"/>
+            </wp:cNvGraphicFramePr>
+            <a:graphic xmlns:a="http://schemas.openxmlformats.org/drawingml/2006/main">
+              <a:graphicData uri="http://schemas.openxmlformats.org/drawingml/2006/picture">
+                <pic:pic xmlns:pic="http://schemas.openxmlformats.org/drawingml/2006/picture">
+                  <pic:nvPicPr>
+                    <pic:cNvPr id="0" name="Picture 6"/>
+                    <pic:cNvPicPr>
+                      <a:picLocks noChangeAspect="1" noChangeArrowheads="1"/>
+                    </pic:cNvPicPr>
+                  </pic:nvPicPr>
+                  <pic:blipFill>
+                    <a:blip r:embed="rId21" cstate="print">
+                      <a:extLst>
+                        <a:ext uri="{28A0092B-C50C-407E-A947-70E740481C1C}">
+                          <a14:useLocalDpi xmlns:a14="http://schemas.microsoft.com/office/drawing/2010/main" val="0"/>
+                        </a:ext>
+                      </a:extLst>
+                    </a:blip>
+                    <a:srcRect/>
+                    <a:stretch>
+                      <a:fillRect/>
+                    </a:stretch>
+                  </pic:blipFill>
+                  <pic:spPr bwMode="auto">
+                    <a:xfrm>
+                      <a:off x="0" y="0"/>
+                      <a:ext cx="5943600" cy="2273300"/>
+                    </a:xfrm>
+                    <a:prstGeom prst="rect">
+                      <a:avLst/>
+                    </a:prstGeom>
+                    <a:noFill/>
+                    <a:ln>
+                      <a:noFill/>
+                    </a:ln>
+                  </pic:spPr>
+                </pic:pic>
+              </a:graphicData>
+            </a:graphic>
+          </wp:inline>
+        </w:drawing>
+      </w:r>
+    </w:p>
+    <w:p>
+      <w:pPr>
+        <w:pStyle w:val="Caption"/>
+        <w:spacing w:line="360" w:lineRule="auto"/>
+        <w:jc w:val="center"/>
+        <w:rPr>
+          <w:rFonts w:ascii="Times New Roman" w:hAnsi="Times New Roman" w:cs="Times New Roman"/>
+          <w:b w:val="0"/>
+          <w:color w:val="000000" w:themeColor="text1"/>
+          <w:sz w:val="24"/>
+          <w:szCs w:val="24"/>
+        </w:rPr>
+      </w:pPr>
+      <w:r>
+        <w:rPr>
+          <w:rFonts w:ascii="Times New Roman" w:hAnsi="Times New Roman" w:cs="Times New Roman"/>
+          <w:b w:val="0"/>
+          <w:color w:val="000000" w:themeColor="text1"/>
+          <w:sz w:val="24"/>
+          <w:szCs w:val="24"/>
+        </w:rPr>
+        <w:t xml:space="preserve">Figure </w:t>
+      </w:r>
+      <w:r>
+        <w:rPr>
+          <w:rFonts w:ascii="Times New Roman" w:hAnsi="Times New Roman" w:cs="Times New Roman"/>
+          <w:b w:val="0"/>
+          <w:color w:val="000000" w:themeColor="text1"/>
+          <w:sz w:val="24"/>
+          <w:szCs w:val="24"/>
+        </w:rPr>
+        <w:fldChar w:fldCharType="begin"/>
+      </w:r>
+      <w:r>
+        <w:rPr>
+          <w:rFonts w:ascii="Times New Roman" w:hAnsi="Times New Roman" w:cs="Times New Roman"/>
+          <w:b w:val="0"/>
+          <w:color w:val="000000" w:themeColor="text1"/>
+          <w:sz w:val="24"/>
+          <w:szCs w:val="24"/>
+        </w:rPr>
+        <w:instrText xml:space="preserve"> STYLEREF 1 \s </w:instrText>
+      </w:r>
+      <w:r>
+        <w:rPr>
+          <w:rFonts w:ascii="Times New Roman" w:hAnsi="Times New Roman" w:cs="Times New Roman"/>
+          <w:b w:val="0"/>
+          <w:color w:val="000000" w:themeColor="text1"/>
+          <w:sz w:val="24"/>
+          <w:szCs w:val="24"/>
+        </w:rPr>
+        <w:fldChar w:fldCharType="separate"/>
+      </w:r>
+      <w:r>
+        <w:rPr>
+          <w:rFonts w:ascii="Times New Roman" w:hAnsi="Times New Roman" w:cs="Times New Roman"/>
+          <w:b w:val="0"/>
+          <w:noProof/>
+          <w:color w:val="000000" w:themeColor="text1"/>
+          <w:sz w:val="24"/>
+          <w:szCs w:val="24"/>
+        </w:rPr>
+        <w:t>3</w:t>
+      </w:r>
+      <w:r>
+        <w:rPr>
+          <w:rFonts w:ascii="Times New Roman" w:hAnsi="Times New Roman" w:cs="Times New Roman"/>
+          <w:b w:val="0"/>
+          <w:color w:val="000000" w:themeColor="text1"/>
+          <w:sz w:val="24"/>
+          <w:szCs w:val="24"/>
+        </w:rPr>
+        <w:fldChar w:fldCharType="end"/>
+      </w:r>
+      <w:r>
+        <w:rPr>
+          <w:rFonts w:ascii="Times New Roman" w:hAnsi="Times New Roman" w:cs="Times New Roman"/>
+          <w:b w:val="0"/>
+          <w:color w:val="000000" w:themeColor="text1"/>
+          <w:sz w:val="24"/>
+          <w:szCs w:val="24"/>
+        </w:rPr>
+        <w:noBreakHyphen/>
+      </w:r>
+      <w:r>
+        <w:rPr>
+          <w:rFonts w:ascii="Times New Roman" w:hAnsi="Times New Roman" w:cs="Times New Roman"/>
+          <w:b w:val="0"/>
+          <w:color w:val="000000" w:themeColor="text1"/>
+          <w:sz w:val="24"/>
+          <w:szCs w:val="24"/>
+        </w:rPr>
+        <w:fldChar w:fldCharType="begin"/>
+      </w:r>
+      <w:r>
+        <w:rPr>
+          <w:rFonts w:ascii="Times New Roman" w:hAnsi="Times New Roman" w:cs="Times New Roman"/>
+          <w:b w:val="0"/>
+          <w:color w:val="000000" w:themeColor="text1"/>
+          <w:sz w:val="24"/>
+          <w:szCs w:val="24"/>
+        </w:rPr>
+        <w:instrText xml:space="preserve"> SEQ Figure \* ARABIC \s 1 </w:instrText>
+      </w:r>
+      <w:r>
+        <w:rPr>
+          <w:rFonts w:ascii="Times New Roman" w:hAnsi="Times New Roman" w:cs="Times New Roman"/>
+          <w:b w:val="0"/>
+          <w:color w:val="000000" w:themeColor="text1"/>
+          <w:sz w:val="24"/>
+          <w:szCs w:val="24"/>
+        </w:rPr>
+        <w:fldChar w:fldCharType="separate"/>
+      </w:r>
+      <w:r>
+        <w:rPr>
+          <w:rFonts w:ascii="Times New Roman" w:hAnsi="Times New Roman" w:cs="Times New Roman"/>
+          <w:b w:val="0"/>
+          <w:noProof/>
+          <w:color w:val="000000" w:themeColor="text1"/>
+          <w:sz w:val="24"/>
+          <w:szCs w:val="24"/>
+        </w:rPr>
+        <w:t>7</w:t>
+      </w:r>
+      <w:r>
+        <w:rPr>
+          <w:rFonts w:ascii="Times New Roman" w:hAnsi="Times New Roman" w:cs="Times New Roman"/>
+          <w:b w:val="0"/>
+          <w:color w:val="000000" w:themeColor="text1"/>
+          <w:sz w:val="24"/>
+          <w:szCs w:val="24"/>
+        </w:rPr>
+        <w:fldChar w:fldCharType="end"/>
+      </w:r>
+      <w:r>
+        <w:rPr>
+          <w:rFonts w:ascii="Times New Roman" w:hAnsi="Times New Roman" w:cs="Times New Roman"/>
+          <w:b w:val="0"/>
+          <w:color w:val="000000" w:themeColor="text1"/>
+          <w:sz w:val="24"/>
+          <w:szCs w:val="24"/>
+        </w:rPr>
+        <w:t xml:space="preserve"> Chat </w:t>
+      </w:r>
+      <w:r>
+        <w:rPr>
+          <w:rFonts w:ascii="Times New Roman" w:hAnsi="Times New Roman" w:cs="Times New Roman"/>
+          <w:b w:val="0"/>
+          <w:color w:val="000000" w:themeColor="text1"/>
+          <w:sz w:val="24"/>
+          <w:szCs w:val="24"/>
+        </w:rPr>
+        <w:t>page</w:t>
+      </w:r>
+    </w:p>
     <w:p/>
+    <w:p>
+      <w:pPr>
+        <w:spacing w:line="360" w:lineRule="auto"/>
+        <w:jc w:val="both"/>
+        <w:rPr>
+          <w:rFonts w:ascii="Times New Roman" w:hAnsi="Times New Roman" w:cs="Times New Roman"/>
+          <w:sz w:val="24"/>
+          <w:szCs w:val="24"/>
+        </w:rPr>
+      </w:pPr>
+      <w:r>
+        <w:rPr>
+          <w:rFonts w:ascii="Times New Roman" w:hAnsi="Times New Roman" w:cs="Times New Roman"/>
+          <w:sz w:val="24"/>
+          <w:szCs w:val="24"/>
+        </w:rPr>
+        <w:lastRenderedPageBreak/>
+        <w:t>In figure 3-7, we can see the chat page. In the top left corner is a dropdown with patients and under it a list with the conversations of the current logged in doctor. The doctor can choose either from the dropdown or from the list of conversations a patient. After this happens, in the right part the messages between them will be displayed. The messages from the logged in user are on the right side and from the other person on the left side, having different colors. There is a box under the messages section to write a new message and a button in the right part to send it.</w:t>
+      </w:r>
+    </w:p>
+    <w:p>
+      <w:pPr>
+        <w:spacing w:line="360" w:lineRule="auto"/>
+        <w:jc w:val="both"/>
+        <w:rPr>
+          <w:rFonts w:ascii="Times New Roman" w:hAnsi="Times New Roman" w:cs="Times New Roman"/>
+          <w:sz w:val="24"/>
+          <w:szCs w:val="24"/>
+        </w:rPr>
+      </w:pPr>
+      <w:r>
+        <w:rPr>
+          <w:rFonts w:ascii="Times New Roman" w:hAnsi="Times New Roman" w:cs="Times New Roman"/>
+          <w:sz w:val="24"/>
+          <w:szCs w:val="24"/>
+        </w:rPr>
+        <w:t xml:space="preserve">In the Feedback section, there are 2 dropdowns: one to choose a patient and one to choose a disease. After the doctor selects </w:t>
+      </w:r>
+      <w:r>
+        <w:rPr>
+          <w:rFonts w:ascii="Times New Roman" w:hAnsi="Times New Roman" w:cs="Times New Roman"/>
+          <w:sz w:val="24"/>
+          <w:szCs w:val="24"/>
+        </w:rPr>
+        <w:t>one option from each dropdown, on the right side are the observations of the doctor about the disease’s evolution and in the left part are the notes of the patient.</w:t>
+      </w:r>
+    </w:p>
+    <w:p>
+      <w:pPr>
+        <w:keepNext/>
+        <w:spacing w:line="360" w:lineRule="auto"/>
+        <w:jc w:val="center"/>
+      </w:pPr>
+      <w:r>
+        <w:rPr>
+          <w:rFonts w:ascii="Times New Roman" w:hAnsi="Times New Roman" w:cs="Times New Roman"/>
+          <w:noProof/>
+          <w:sz w:val="24"/>
+          <w:szCs w:val="24"/>
+        </w:rPr>
+        <w:drawing>
+          <wp:inline distT="0" distB="0" distL="0" distR="0" wp14:anchorId="4073BE8B" wp14:editId="3361A4E7">
+            <wp:extent cx="5937250" cy="2228850"/>
+            <wp:effectExtent l="0" t="0" r="6350" b="0"/>
+            <wp:docPr id="15" name="Picture 15"/>
+            <wp:cNvGraphicFramePr>
+              <a:graphicFrameLocks xmlns:a="http://schemas.openxmlformats.org/drawingml/2006/main" noChangeAspect="1"/>
+            </wp:cNvGraphicFramePr>
+            <a:graphic xmlns:a="http://schemas.openxmlformats.org/drawingml/2006/main">
+              <a:graphicData uri="http://schemas.openxmlformats.org/drawingml/2006/picture">
+                <pic:pic xmlns:pic="http://schemas.openxmlformats.org/drawingml/2006/picture">
+                  <pic:nvPicPr>
+                    <pic:cNvPr id="0" name="Picture 7"/>
+                    <pic:cNvPicPr>
+                      <a:picLocks noChangeAspect="1" noChangeArrowheads="1"/>
+                    </pic:cNvPicPr>
+                  </pic:nvPicPr>
+                  <pic:blipFill>
+                    <a:blip r:embed="rId22" cstate="print">
+                      <a:extLst>
+                        <a:ext uri="{28A0092B-C50C-407E-A947-70E740481C1C}">
+                          <a14:useLocalDpi xmlns:a14="http://schemas.microsoft.com/office/drawing/2010/main" val="0"/>
+                        </a:ext>
+                      </a:extLst>
+                    </a:blip>
+                    <a:srcRect/>
+                    <a:stretch>
+                      <a:fillRect/>
+                    </a:stretch>
+                  </pic:blipFill>
+                  <pic:spPr bwMode="auto">
+                    <a:xfrm>
+                      <a:off x="0" y="0"/>
+                      <a:ext cx="5937250" cy="2228850"/>
+                    </a:xfrm>
+                    <a:prstGeom prst="rect">
+                      <a:avLst/>
+                    </a:prstGeom>
+                    <a:noFill/>
+                    <a:ln>
+                      <a:noFill/>
+                    </a:ln>
+                  </pic:spPr>
+                </pic:pic>
+              </a:graphicData>
+            </a:graphic>
+          </wp:inline>
+        </w:drawing>
+      </w:r>
+    </w:p>
+    <w:p>
+      <w:pPr>
+        <w:pStyle w:val="Caption"/>
+        <w:spacing w:line="360" w:lineRule="auto"/>
+        <w:jc w:val="center"/>
+        <w:rPr>
+          <w:rFonts w:ascii="Times New Roman" w:hAnsi="Times New Roman" w:cs="Times New Roman"/>
+          <w:b w:val="0"/>
+          <w:color w:val="000000" w:themeColor="text1"/>
+          <w:sz w:val="24"/>
+          <w:szCs w:val="24"/>
+        </w:rPr>
+      </w:pPr>
+      <w:r>
+        <w:rPr>
+          <w:rFonts w:ascii="Times New Roman" w:hAnsi="Times New Roman" w:cs="Times New Roman"/>
+          <w:b w:val="0"/>
+          <w:color w:val="000000" w:themeColor="text1"/>
+          <w:sz w:val="24"/>
+          <w:szCs w:val="24"/>
+        </w:rPr>
+        <w:t xml:space="preserve">Figure </w:t>
+      </w:r>
+      <w:r>
+        <w:rPr>
+          <w:rFonts w:ascii="Times New Roman" w:hAnsi="Times New Roman" w:cs="Times New Roman"/>
+          <w:b w:val="0"/>
+          <w:color w:val="000000" w:themeColor="text1"/>
+          <w:sz w:val="24"/>
+          <w:szCs w:val="24"/>
+        </w:rPr>
+        <w:fldChar w:fldCharType="begin"/>
+      </w:r>
+      <w:r>
+        <w:rPr>
+          <w:rFonts w:ascii="Times New Roman" w:hAnsi="Times New Roman" w:cs="Times New Roman"/>
+          <w:b w:val="0"/>
+          <w:color w:val="000000" w:themeColor="text1"/>
+          <w:sz w:val="24"/>
+          <w:szCs w:val="24"/>
+        </w:rPr>
+        <w:instrText xml:space="preserve"> STYLEREF 1 \s </w:instrText>
+      </w:r>
+      <w:r>
+        <w:rPr>
+          <w:rFonts w:ascii="Times New Roman" w:hAnsi="Times New Roman" w:cs="Times New Roman"/>
+          <w:b w:val="0"/>
+          <w:color w:val="000000" w:themeColor="text1"/>
+          <w:sz w:val="24"/>
+          <w:szCs w:val="24"/>
+        </w:rPr>
+        <w:fldChar w:fldCharType="separate"/>
+      </w:r>
+      <w:r>
+        <w:rPr>
+          <w:rFonts w:ascii="Times New Roman" w:hAnsi="Times New Roman" w:cs="Times New Roman"/>
+          <w:b w:val="0"/>
+          <w:noProof/>
+          <w:color w:val="000000" w:themeColor="text1"/>
+          <w:sz w:val="24"/>
+          <w:szCs w:val="24"/>
+        </w:rPr>
+        <w:t>3</w:t>
+      </w:r>
+      <w:r>
+        <w:rPr>
+          <w:rFonts w:ascii="Times New Roman" w:hAnsi="Times New Roman" w:cs="Times New Roman"/>
+          <w:b w:val="0"/>
+          <w:color w:val="000000" w:themeColor="text1"/>
+          <w:sz w:val="24"/>
+          <w:szCs w:val="24"/>
+        </w:rPr>
+        <w:fldChar w:fldCharType="end"/>
+      </w:r>
+      <w:r>
+        <w:rPr>
+          <w:rFonts w:ascii="Times New Roman" w:hAnsi="Times New Roman" w:cs="Times New Roman"/>
+          <w:b w:val="0"/>
+          <w:color w:val="000000" w:themeColor="text1"/>
+          <w:sz w:val="24"/>
+          <w:szCs w:val="24"/>
+        </w:rPr>
+        <w:noBreakHyphen/>
+      </w:r>
+      <w:r>
+        <w:rPr>
+          <w:rFonts w:ascii="Times New Roman" w:hAnsi="Times New Roman" w:cs="Times New Roman"/>
+          <w:b w:val="0"/>
+          <w:color w:val="000000" w:themeColor="text1"/>
+          <w:sz w:val="24"/>
+          <w:szCs w:val="24"/>
+        </w:rPr>
+        <w:fldChar w:fldCharType="begin"/>
+      </w:r>
+      <w:r>
+        <w:rPr>
+          <w:rFonts w:ascii="Times New Roman" w:hAnsi="Times New Roman" w:cs="Times New Roman"/>
+          <w:b w:val="0"/>
+          <w:color w:val="000000" w:themeColor="text1"/>
+          <w:sz w:val="24"/>
+          <w:szCs w:val="24"/>
+        </w:rPr>
+        <w:instrText xml:space="preserve"> SEQ Figure \* ARABIC \s 1 </w:instrText>
+      </w:r>
+      <w:r>
+        <w:rPr>
+          <w:rFonts w:ascii="Times New Roman" w:hAnsi="Times New Roman" w:cs="Times New Roman"/>
+          <w:b w:val="0"/>
+          <w:color w:val="000000" w:themeColor="text1"/>
+          <w:sz w:val="24"/>
+          <w:szCs w:val="24"/>
+        </w:rPr>
+        <w:fldChar w:fldCharType="separate"/>
+      </w:r>
+      <w:r>
+        <w:rPr>
+          <w:rFonts w:ascii="Times New Roman" w:hAnsi="Times New Roman" w:cs="Times New Roman"/>
+          <w:b w:val="0"/>
+          <w:noProof/>
+          <w:color w:val="000000" w:themeColor="text1"/>
+          <w:sz w:val="24"/>
+          <w:szCs w:val="24"/>
+        </w:rPr>
+        <w:t>8</w:t>
+      </w:r>
+      <w:r>
+        <w:rPr>
+          <w:rFonts w:ascii="Times New Roman" w:hAnsi="Times New Roman" w:cs="Times New Roman"/>
+          <w:b w:val="0"/>
+          <w:color w:val="000000" w:themeColor="text1"/>
+          <w:sz w:val="24"/>
+          <w:szCs w:val="24"/>
+        </w:rPr>
+        <w:fldChar w:fldCharType="end"/>
+      </w:r>
+      <w:r>
+        <w:rPr>
+          <w:rFonts w:ascii="Times New Roman" w:hAnsi="Times New Roman" w:cs="Times New Roman"/>
+          <w:b w:val="0"/>
+          <w:color w:val="000000" w:themeColor="text1"/>
+          <w:sz w:val="24"/>
+          <w:szCs w:val="24"/>
+        </w:rPr>
+        <w:t xml:space="preserve"> Recipes Page</w:t>
+      </w:r>
+    </w:p>
+    <w:p>
+      <w:pPr>
+        <w:spacing w:line="360" w:lineRule="auto"/>
+        <w:jc w:val="both"/>
+        <w:rPr>
+          <w:rFonts w:ascii="Times New Roman" w:hAnsi="Times New Roman" w:cs="Times New Roman"/>
+          <w:sz w:val="24"/>
+          <w:szCs w:val="24"/>
+        </w:rPr>
+      </w:pPr>
+    </w:p>
+    <w:p>
+      <w:pPr>
+        <w:spacing w:line="360" w:lineRule="auto"/>
+        <w:jc w:val="both"/>
+        <w:rPr>
+          <w:rFonts w:ascii="Times New Roman" w:hAnsi="Times New Roman" w:cs="Times New Roman"/>
+          <w:sz w:val="24"/>
+          <w:szCs w:val="24"/>
+        </w:rPr>
+      </w:pPr>
+      <w:r>
+        <w:rPr>
+          <w:rFonts w:ascii="Times New Roman" w:hAnsi="Times New Roman" w:cs="Times New Roman"/>
+          <w:sz w:val="24"/>
+          <w:szCs w:val="24"/>
+        </w:rPr>
+        <w:t xml:space="preserve">The Recipes page contains a table with the recipes prescribed by the current doctor to different patients. The columns have intuitive names in order to make it easier for the user to understand the content. Thus, there is displayed the Patient for whom the recipe is, the Disease that he or she is suffering, a list with the prescribed Medicines, some Observations made by the doctor </w:t>
+      </w:r>
+      <w:r>
+        <w:rPr>
+          <w:rFonts w:ascii="Times New Roman" w:hAnsi="Times New Roman" w:cs="Times New Roman"/>
+          <w:sz w:val="24"/>
+          <w:szCs w:val="24"/>
+        </w:rPr>
+        <w:t>and the Date when the recipe was prescribed. Under the table, doctor can add a new medicine by selecting the required data: a patient, a disease and some medicines; the observations are optional.</w:t>
+      </w:r>
+    </w:p>
+    <w:p>
+      <w:pPr>
+        <w:spacing w:line="360" w:lineRule="auto"/>
+        <w:jc w:val="both"/>
+        <w:rPr>
+          <w:rFonts w:ascii="Times New Roman" w:hAnsi="Times New Roman" w:cs="Times New Roman"/>
+          <w:sz w:val="24"/>
+          <w:szCs w:val="24"/>
+        </w:rPr>
+      </w:pPr>
+      <w:r>
+        <w:rPr>
+          <w:rFonts w:ascii="Times New Roman" w:hAnsi="Times New Roman" w:cs="Times New Roman"/>
+          <w:sz w:val="24"/>
+          <w:szCs w:val="24"/>
+        </w:rPr>
+        <w:lastRenderedPageBreak/>
+        <w:t>The Information page is more like a library when patients and doctors can found information about a disease or a medicine, being in fact the Description field introduced by the administrator. There is a dropdown list on the left side with all diseases from which users can select one and under the dropdown will be displayed information about that disease. The behavior for the medicines is exactly the same on the right side.</w:t>
+      </w:r>
+    </w:p>
+    <w:p>
+      <w:pPr>
+        <w:spacing w:line="360" w:lineRule="auto"/>
+        <w:jc w:val="both"/>
+        <w:rPr>
+          <w:rFonts w:ascii="Times New Roman" w:hAnsi="Times New Roman" w:cs="Times New Roman"/>
+          <w:sz w:val="24"/>
+          <w:szCs w:val="24"/>
+        </w:rPr>
+      </w:pPr>
+      <w:r>
+        <w:rPr>
+          <w:rFonts w:ascii="Times New Roman" w:hAnsi="Times New Roman" w:cs="Times New Roman"/>
+          <w:sz w:val="24"/>
+          <w:szCs w:val="24"/>
+        </w:rPr>
+        <w:t xml:space="preserve">In the case that the current logged in user is a patient, the content will suffer modifications. The first one is that the name of calendar page will be changed to “Make an appointment” in the menu from the top of the page. The colors of the slots are changed too: if a slot is occupied, its color is red, if one is free then the color is blue and the user can make an appointment for that interval by clicking the respective spot and if the slot was already booked by him the color is yellow. </w:t>
+      </w:r>
+      <w:r>
+        <w:rPr>
+          <w:rFonts w:ascii="Times New Roman" w:hAnsi="Times New Roman" w:cs="Times New Roman"/>
+          <w:sz w:val="24"/>
+          <w:szCs w:val="24"/>
+        </w:rPr>
+        <w:t>The chat page is almost identically with the difference of people from the dropdown list, being only doctors to select from. On the feedback page, the patient can’t see what are the observations of the doctor, being displayed only what he or she wrote about the disease. The recipe page doesn’t contain obviously the ability to prescribe a new recipe and the column Patient is replaced by Doctor. The Information page is exactly the same as for the doctor.</w:t>
+      </w:r>
+    </w:p>
+    <w:p>
+      <w:pPr>
+        <w:spacing w:line="360" w:lineRule="auto"/>
+        <w:jc w:val="both"/>
+        <w:rPr>
+          <w:rFonts w:ascii="Times New Roman" w:hAnsi="Times New Roman" w:cs="Times New Roman"/>
+          <w:sz w:val="24"/>
+          <w:szCs w:val="24"/>
+        </w:rPr>
+      </w:pPr>
+    </w:p>
+    <w:p>
+      <w:pPr>
+        <w:pStyle w:val="Heading2"/>
+      </w:pPr>
+      <w:r>
+        <w:t>Implementation</w:t>
+      </w:r>
+    </w:p>
+    <w:p>
+      <w:pPr>
+        <w:spacing w:line="360" w:lineRule="auto"/>
+        <w:jc w:val="both"/>
+        <w:rPr>
+          <w:rFonts w:ascii="Times New Roman" w:hAnsi="Times New Roman" w:cs="Times New Roman"/>
+          <w:sz w:val="24"/>
+          <w:szCs w:val="24"/>
+        </w:rPr>
+      </w:pPr>
+    </w:p>
+    <w:p>
+      <w:pPr>
+        <w:spacing w:line="360" w:lineRule="auto"/>
+        <w:jc w:val="both"/>
+        <w:rPr>
+          <w:rFonts w:ascii="Times New Roman" w:hAnsi="Times New Roman" w:cs="Times New Roman"/>
+          <w:sz w:val="24"/>
+          <w:szCs w:val="24"/>
+        </w:rPr>
+      </w:pPr>
+      <w:r>
+        <w:rPr>
+          <w:rFonts w:ascii="Times New Roman" w:hAnsi="Times New Roman" w:cs="Times New Roman"/>
+          <w:sz w:val="24"/>
+          <w:szCs w:val="24"/>
+        </w:rPr>
+        <w:t>Architecture</w:t>
+      </w:r>
+      <w:bookmarkStart w:id="14" w:name="_GoBack"/>
+      <w:bookmarkEnd w:id="14"/>
+    </w:p>
+    <w:p>
+      <w:pPr>
+        <w:spacing w:line="360" w:lineRule="auto"/>
+        <w:jc w:val="both"/>
+        <w:rPr>
+          <w:rFonts w:ascii="Times New Roman" w:hAnsi="Times New Roman" w:cs="Times New Roman"/>
+          <w:sz w:val="24"/>
+          <w:szCs w:val="24"/>
+        </w:rPr>
+      </w:pPr>
+    </w:p>
+    <w:p>
+      <w:pPr>
+        <w:keepNext/>
+        <w:spacing w:line="360" w:lineRule="auto"/>
+        <w:jc w:val="center"/>
+      </w:pPr>
+      <w:r>
+        <w:rPr>
+          <w:noProof/>
+        </w:rPr>
+        <w:lastRenderedPageBreak/>
+        <w:drawing>
+          <wp:inline distT="0" distB="0" distL="0" distR="0">
+            <wp:extent cx="5930900" cy="4095750"/>
+            <wp:effectExtent l="0" t="0" r="0" b="0"/>
+            <wp:docPr id="17" name="Picture 17"/>
+            <wp:cNvGraphicFramePr>
+              <a:graphicFrameLocks xmlns:a="http://schemas.openxmlformats.org/drawingml/2006/main" noChangeAspect="1"/>
+            </wp:cNvGraphicFramePr>
+            <a:graphic xmlns:a="http://schemas.openxmlformats.org/drawingml/2006/main">
+              <a:graphicData uri="http://schemas.openxmlformats.org/drawingml/2006/picture">
+                <pic:pic xmlns:pic="http://schemas.openxmlformats.org/drawingml/2006/picture">
+                  <pic:nvPicPr>
+                    <pic:cNvPr id="0" name="Picture 9"/>
+                    <pic:cNvPicPr>
+                      <a:picLocks noChangeAspect="1" noChangeArrowheads="1"/>
+                    </pic:cNvPicPr>
+                  </pic:nvPicPr>
+                  <pic:blipFill>
+                    <a:blip r:embed="rId23" cstate="print">
+                      <a:extLst>
+                        <a:ext uri="{28A0092B-C50C-407E-A947-70E740481C1C}">
+                          <a14:useLocalDpi xmlns:a14="http://schemas.microsoft.com/office/drawing/2010/main" val="0"/>
+                        </a:ext>
+                      </a:extLst>
+                    </a:blip>
+                    <a:srcRect/>
+                    <a:stretch>
+                      <a:fillRect/>
+                    </a:stretch>
+                  </pic:blipFill>
+                  <pic:spPr bwMode="auto">
+                    <a:xfrm>
+                      <a:off x="0" y="0"/>
+                      <a:ext cx="5930900" cy="4095750"/>
+                    </a:xfrm>
+                    <a:prstGeom prst="rect">
+                      <a:avLst/>
+                    </a:prstGeom>
+                    <a:noFill/>
+                    <a:ln>
+                      <a:noFill/>
+                    </a:ln>
+                  </pic:spPr>
+                </pic:pic>
+              </a:graphicData>
+            </a:graphic>
+          </wp:inline>
+        </w:drawing>
+      </w:r>
+    </w:p>
+    <w:p>
+      <w:pPr>
+        <w:pStyle w:val="Caption"/>
+        <w:spacing w:line="360" w:lineRule="auto"/>
+        <w:jc w:val="center"/>
+        <w:rPr>
+          <w:rFonts w:ascii="Times New Roman" w:hAnsi="Times New Roman" w:cs="Times New Roman"/>
+          <w:b w:val="0"/>
+          <w:color w:val="auto"/>
+          <w:sz w:val="24"/>
+          <w:szCs w:val="24"/>
+        </w:rPr>
+      </w:pPr>
+      <w:r>
+        <w:rPr>
+          <w:rFonts w:ascii="Times New Roman" w:hAnsi="Times New Roman" w:cs="Times New Roman"/>
+          <w:b w:val="0"/>
+          <w:color w:val="auto"/>
+          <w:sz w:val="24"/>
+          <w:szCs w:val="24"/>
+        </w:rPr>
+        <w:t xml:space="preserve">Figure </w:t>
+      </w:r>
+      <w:r>
+        <w:rPr>
+          <w:rFonts w:ascii="Times New Roman" w:hAnsi="Times New Roman" w:cs="Times New Roman"/>
+          <w:b w:val="0"/>
+          <w:color w:val="auto"/>
+          <w:sz w:val="24"/>
+          <w:szCs w:val="24"/>
+        </w:rPr>
+        <w:fldChar w:fldCharType="begin"/>
+      </w:r>
+      <w:r>
+        <w:rPr>
+          <w:rFonts w:ascii="Times New Roman" w:hAnsi="Times New Roman" w:cs="Times New Roman"/>
+          <w:b w:val="0"/>
+          <w:color w:val="auto"/>
+          <w:sz w:val="24"/>
+          <w:szCs w:val="24"/>
+        </w:rPr>
+        <w:instrText xml:space="preserve"> STYLEREF 1 \s </w:instrText>
+      </w:r>
+      <w:r>
+        <w:rPr>
+          <w:rFonts w:ascii="Times New Roman" w:hAnsi="Times New Roman" w:cs="Times New Roman"/>
+          <w:b w:val="0"/>
+          <w:color w:val="auto"/>
+          <w:sz w:val="24"/>
+          <w:szCs w:val="24"/>
+        </w:rPr>
+        <w:fldChar w:fldCharType="separate"/>
+      </w:r>
+      <w:r>
+        <w:rPr>
+          <w:rFonts w:ascii="Times New Roman" w:hAnsi="Times New Roman" w:cs="Times New Roman"/>
+          <w:b w:val="0"/>
+          <w:noProof/>
+          <w:color w:val="auto"/>
+          <w:sz w:val="24"/>
+          <w:szCs w:val="24"/>
+        </w:rPr>
+        <w:t>3</w:t>
+      </w:r>
+      <w:r>
+        <w:rPr>
+          <w:rFonts w:ascii="Times New Roman" w:hAnsi="Times New Roman" w:cs="Times New Roman"/>
+          <w:b w:val="0"/>
+          <w:color w:val="auto"/>
+          <w:sz w:val="24"/>
+          <w:szCs w:val="24"/>
+        </w:rPr>
+        <w:fldChar w:fldCharType="end"/>
+      </w:r>
+      <w:r>
+        <w:rPr>
+          <w:rFonts w:ascii="Times New Roman" w:hAnsi="Times New Roman" w:cs="Times New Roman"/>
+          <w:b w:val="0"/>
+          <w:color w:val="auto"/>
+          <w:sz w:val="24"/>
+          <w:szCs w:val="24"/>
+        </w:rPr>
+        <w:noBreakHyphen/>
+      </w:r>
+      <w:r>
+        <w:rPr>
+          <w:rFonts w:ascii="Times New Roman" w:hAnsi="Times New Roman" w:cs="Times New Roman"/>
+          <w:b w:val="0"/>
+          <w:color w:val="auto"/>
+          <w:sz w:val="24"/>
+          <w:szCs w:val="24"/>
+        </w:rPr>
+        <w:fldChar w:fldCharType="begin"/>
+      </w:r>
+      <w:r>
+        <w:rPr>
+          <w:rFonts w:ascii="Times New Roman" w:hAnsi="Times New Roman" w:cs="Times New Roman"/>
+          <w:b w:val="0"/>
+          <w:color w:val="auto"/>
+          <w:sz w:val="24"/>
+          <w:szCs w:val="24"/>
+        </w:rPr>
+        <w:instrText xml:space="preserve"> SEQ Figure \* ARABIC \s 1 </w:instrText>
+      </w:r>
+      <w:r>
+        <w:rPr>
+          <w:rFonts w:ascii="Times New Roman" w:hAnsi="Times New Roman" w:cs="Times New Roman"/>
+          <w:b w:val="0"/>
+          <w:color w:val="auto"/>
+          <w:sz w:val="24"/>
+          <w:szCs w:val="24"/>
+        </w:rPr>
+        <w:fldChar w:fldCharType="separate"/>
+      </w:r>
+      <w:r>
+        <w:rPr>
+          <w:rFonts w:ascii="Times New Roman" w:hAnsi="Times New Roman" w:cs="Times New Roman"/>
+          <w:b w:val="0"/>
+          <w:noProof/>
+          <w:color w:val="auto"/>
+          <w:sz w:val="24"/>
+          <w:szCs w:val="24"/>
+        </w:rPr>
+        <w:t>9</w:t>
+      </w:r>
+      <w:r>
+        <w:rPr>
+          <w:rFonts w:ascii="Times New Roman" w:hAnsi="Times New Roman" w:cs="Times New Roman"/>
+          <w:b w:val="0"/>
+          <w:color w:val="auto"/>
+          <w:sz w:val="24"/>
+          <w:szCs w:val="24"/>
+        </w:rPr>
+        <w:fldChar w:fldCharType="end"/>
+      </w:r>
+      <w:r>
+        <w:rPr>
+          <w:rFonts w:ascii="Times New Roman" w:hAnsi="Times New Roman" w:cs="Times New Roman"/>
+          <w:b w:val="0"/>
+          <w:color w:val="auto"/>
+          <w:sz w:val="24"/>
+          <w:szCs w:val="24"/>
+        </w:rPr>
+        <w:t xml:space="preserve"> Application architecture</w:t>
+      </w:r>
+    </w:p>
     <w:p/>
+    <w:p>
+      <w:pPr>
+        <w:pStyle w:val="Heading2"/>
+      </w:pPr>
+      <w:bookmarkStart w:id="15" w:name="_Toc104214488"/>
+      <w:r>
+        <w:t>Used technologies</w:t>
+      </w:r>
+      <w:bookmarkEnd w:id="15"/>
+    </w:p>
     <w:p/>
-    <w:p/>
-    <w:p/>
-    <w:p/>
-    <w:p/>
-    <w:p/>
-    <w:p/>
-    <w:p/>
-    <w:p>
-      <w:pPr>
-        <w:pStyle w:val="Heading2"/>
-      </w:pPr>
-      <w:bookmarkStart w:id="18" w:name="_Toc104214487"/>
-      <w:r>
-        <w:lastRenderedPageBreak/>
-        <w:t>Implementation and Design</w:t>
-      </w:r>
-      <w:bookmarkEnd w:id="18"/>
-    </w:p>
-    <w:p/>
-    <w:p>
-      <w:pPr>
-        <w:pStyle w:val="Heading2"/>
-      </w:pPr>
-      <w:bookmarkStart w:id="19" w:name="_Toc104214488"/>
-      <w:r>
-        <w:t>Used technologies</w:t>
-      </w:r>
-      <w:bookmarkEnd w:id="19"/>
-    </w:p>
-    <w:p/>
     <w:p>
       <w:pPr>
         <w:pStyle w:val="Heading1"/>
       </w:pPr>
-      <w:bookmarkStart w:id="20" w:name="_Toc104214489"/>
+      <w:bookmarkStart w:id="16" w:name="_Toc104214489"/>
       <w:r>
         <w:t>Conclusions</w:t>
       </w:r>
-      <w:bookmarkEnd w:id="20"/>
+      <w:bookmarkEnd w:id="16"/>
     </w:p>
     <w:p>
       <w:pPr>
@@ -7877,7 +11224,6 @@
           <w:sz w:val="48"/>
           <w:szCs w:val="48"/>
         </w:rPr>
-        <w:lastRenderedPageBreak/>
         <w:t>Bibliography</w:t>
       </w:r>
     </w:p>
@@ -8421,6 +11767,7 @@
           <w:szCs w:val="24"/>
           <w:shd w:val="clear" w:color="auto" w:fill="FFFFFF"/>
         </w:rPr>
+        <w:lastRenderedPageBreak/>
         <w:t xml:space="preserve">[5] </w:t>
       </w:r>
       <w:proofErr w:type="spellStart"/>
@@ -9468,8 +12815,9 @@
           <w:sz w:val="24"/>
           <w:szCs w:val="24"/>
         </w:rPr>
-        <w:t>Performance evaluation of Websocket protocol for implementat</w:t>
-      </w:r>
+        <w:t xml:space="preserve">Performance evaluation of </w:t>
+      </w:r>
+      <w:proofErr w:type="spellStart"/>
       <w:r>
         <w:rPr>
           <w:rFonts w:ascii="Times New Roman" w:hAnsi="Times New Roman" w:cs="Times New Roman"/>
@@ -9477,6 +12825,25 @@
           <w:sz w:val="24"/>
           <w:szCs w:val="24"/>
         </w:rPr>
+        <w:t>Websocket</w:t>
+      </w:r>
+      <w:proofErr w:type="spellEnd"/>
+      <w:r>
+        <w:rPr>
+          <w:rFonts w:ascii="Times New Roman" w:hAnsi="Times New Roman" w:cs="Times New Roman"/>
+          <w:i/>
+          <w:sz w:val="24"/>
+          <w:szCs w:val="24"/>
+        </w:rPr>
+        <w:t xml:space="preserve"> protocol for implementat</w:t>
+      </w:r>
+      <w:r>
+        <w:rPr>
+          <w:rFonts w:ascii="Times New Roman" w:hAnsi="Times New Roman" w:cs="Times New Roman"/>
+          <w:i/>
+          <w:sz w:val="24"/>
+          <w:szCs w:val="24"/>
+        </w:rPr>
         <w:t>ion of full-duplex web streams</w:t>
       </w:r>
       <w:r>
@@ -9493,16 +12860,7 @@
           <w:sz w:val="24"/>
           <w:szCs w:val="24"/>
         </w:rPr>
-        <w:t xml:space="preserve"> 2014 37th International Convention on Information </w:t>
-      </w:r>
-      <w:r>
-        <w:rPr>
-          <w:rFonts w:ascii="Times New Roman" w:hAnsi="Times New Roman" w:cs="Times New Roman"/>
-          <w:sz w:val="24"/>
-          <w:szCs w:val="24"/>
-        </w:rPr>
-        <w:lastRenderedPageBreak/>
-        <w:t>and Communication Technology, Electronics and Microelectronics (MIPRO), 201</w:t>
+        <w:t xml:space="preserve"> 2014 37th International Convention on Information and Communication Technology, Electronics and Microelectronics (MIPRO), 201</w:t>
       </w:r>
       <w:r>
         <w:rPr>
@@ -9624,7 +12982,15 @@
           <w:sz w:val="24"/>
           <w:szCs w:val="24"/>
         </w:rPr>
-        <w:t xml:space="preserve"> J Mod </w:t>
+        <w:t xml:space="preserve"> J</w:t>
+      </w:r>
+      <w:r>
+        <w:rPr>
+          <w:rFonts w:ascii="Times New Roman" w:hAnsi="Times New Roman" w:cs="Times New Roman"/>
+          <w:sz w:val="24"/>
+          <w:szCs w:val="24"/>
+        </w:rPr>
+        <w:t xml:space="preserve"> Mod </w:t>
       </w:r>
       <w:proofErr w:type="spellStart"/>
       <w:r>
@@ -9642,7 +13008,7 @@
           <w:sz w:val="24"/>
           <w:szCs w:val="24"/>
         </w:rPr>
-        <w:t xml:space="preserve"> Res. 2013;3(3):1566-70.</w:t>
+        <w:t xml:space="preserve"> Res. 2013;3(3):1566-70</w:t>
       </w:r>
     </w:p>
     <w:p>
@@ -9655,10 +13021,219 @@
           <w:szCs w:val="24"/>
         </w:rPr>
       </w:pPr>
+      <w:r>
+        <w:rPr>
+          <w:rFonts w:ascii="Times New Roman" w:hAnsi="Times New Roman" w:cs="Times New Roman"/>
+          <w:sz w:val="24"/>
+          <w:szCs w:val="24"/>
+        </w:rPr>
+        <w:t xml:space="preserve">[12] </w:t>
+      </w:r>
+      <w:r>
+        <w:rPr>
+          <w:rFonts w:ascii="Times New Roman" w:hAnsi="Times New Roman" w:cs="Times New Roman"/>
+          <w:sz w:val="24"/>
+          <w:szCs w:val="24"/>
+        </w:rPr>
+        <w:t xml:space="preserve">P. E. </w:t>
+      </w:r>
+      <w:proofErr w:type="spellStart"/>
+      <w:r>
+        <w:rPr>
+          <w:rFonts w:ascii="Times New Roman" w:hAnsi="Times New Roman" w:cs="Times New Roman"/>
+          <w:sz w:val="24"/>
+          <w:szCs w:val="24"/>
+        </w:rPr>
+        <w:t>Idoga</w:t>
+      </w:r>
+      <w:proofErr w:type="spellEnd"/>
+      <w:r>
+        <w:rPr>
+          <w:rFonts w:ascii="Times New Roman" w:hAnsi="Times New Roman" w:cs="Times New Roman"/>
+          <w:sz w:val="24"/>
+          <w:szCs w:val="24"/>
+        </w:rPr>
+        <w:t xml:space="preserve">, M. </w:t>
+      </w:r>
+      <w:proofErr w:type="spellStart"/>
+      <w:r>
+        <w:rPr>
+          <w:rFonts w:ascii="Times New Roman" w:hAnsi="Times New Roman" w:cs="Times New Roman"/>
+          <w:sz w:val="24"/>
+          <w:szCs w:val="24"/>
+        </w:rPr>
+        <w:t>Agoyi</w:t>
+      </w:r>
+      <w:proofErr w:type="spellEnd"/>
+      <w:r>
+        <w:rPr>
+          <w:rFonts w:ascii="Times New Roman" w:hAnsi="Times New Roman" w:cs="Times New Roman"/>
+          <w:sz w:val="24"/>
+          <w:szCs w:val="24"/>
+        </w:rPr>
+        <w:t>, E. Y. C</w:t>
+      </w:r>
+      <w:r>
+        <w:rPr>
+          <w:rFonts w:ascii="Times New Roman" w:hAnsi="Times New Roman" w:cs="Times New Roman"/>
+          <w:sz w:val="24"/>
+          <w:szCs w:val="24"/>
+        </w:rPr>
+        <w:t xml:space="preserve">oker-Farrell and O. L. </w:t>
+      </w:r>
+      <w:proofErr w:type="spellStart"/>
+      <w:r>
+        <w:rPr>
+          <w:rFonts w:ascii="Times New Roman" w:hAnsi="Times New Roman" w:cs="Times New Roman"/>
+          <w:sz w:val="24"/>
+          <w:szCs w:val="24"/>
+        </w:rPr>
+        <w:t>Ekeoma</w:t>
+      </w:r>
+      <w:proofErr w:type="spellEnd"/>
+      <w:r>
+        <w:rPr>
+          <w:rFonts w:ascii="Times New Roman" w:hAnsi="Times New Roman" w:cs="Times New Roman"/>
+          <w:sz w:val="24"/>
+          <w:szCs w:val="24"/>
+        </w:rPr>
+        <w:t xml:space="preserve">, </w:t>
+      </w:r>
+      <w:r>
+        <w:rPr>
+          <w:rFonts w:ascii="Times New Roman" w:hAnsi="Times New Roman" w:cs="Times New Roman"/>
+          <w:i/>
+          <w:sz w:val="24"/>
+          <w:szCs w:val="24"/>
+        </w:rPr>
+        <w:t>Review of security issues in e-Healthcare and solutions</w:t>
+      </w:r>
+      <w:r>
+        <w:rPr>
+          <w:rFonts w:ascii="Times New Roman" w:hAnsi="Times New Roman" w:cs="Times New Roman"/>
+          <w:sz w:val="24"/>
+          <w:szCs w:val="24"/>
+        </w:rPr>
+        <w:t>,</w:t>
+      </w:r>
+      <w:r>
+        <w:rPr>
+          <w:rFonts w:ascii="Times New Roman" w:hAnsi="Times New Roman" w:cs="Times New Roman"/>
+          <w:sz w:val="24"/>
+          <w:szCs w:val="24"/>
+        </w:rPr>
+        <w:t xml:space="preserve"> 2016 HONET-ICT, 2016, pp. 118-121</w:t>
+      </w:r>
+    </w:p>
+    <w:p>
+      <w:pPr>
+        <w:spacing w:line="360" w:lineRule="auto"/>
+        <w:jc w:val="both"/>
+        <w:rPr>
+          <w:rFonts w:ascii="Times New Roman" w:hAnsi="Times New Roman" w:cs="Times New Roman"/>
+          <w:sz w:val="24"/>
+          <w:szCs w:val="24"/>
+        </w:rPr>
+      </w:pPr>
+      <w:r>
+        <w:rPr>
+          <w:rFonts w:ascii="Times New Roman" w:hAnsi="Times New Roman" w:cs="Times New Roman"/>
+          <w:sz w:val="24"/>
+          <w:szCs w:val="24"/>
+        </w:rPr>
+        <w:t xml:space="preserve">[13] G. </w:t>
+      </w:r>
+      <w:proofErr w:type="spellStart"/>
+      <w:r>
+        <w:rPr>
+          <w:rFonts w:ascii="Times New Roman" w:hAnsi="Times New Roman" w:cs="Times New Roman"/>
+          <w:sz w:val="24"/>
+          <w:szCs w:val="24"/>
+        </w:rPr>
+        <w:t>Candea</w:t>
+      </w:r>
+      <w:proofErr w:type="spellEnd"/>
+      <w:r>
+        <w:rPr>
+          <w:rFonts w:ascii="Times New Roman" w:hAnsi="Times New Roman" w:cs="Times New Roman"/>
+          <w:sz w:val="24"/>
+          <w:szCs w:val="24"/>
+        </w:rPr>
+        <w:t xml:space="preserve">, </w:t>
+      </w:r>
+      <w:r>
+        <w:rPr>
+          <w:rFonts w:ascii="Times New Roman" w:hAnsi="Times New Roman" w:cs="Times New Roman"/>
+          <w:sz w:val="24"/>
+          <w:szCs w:val="24"/>
+        </w:rPr>
+        <w:t xml:space="preserve">A. </w:t>
+      </w:r>
+      <w:r>
+        <w:rPr>
+          <w:rFonts w:ascii="Times New Roman" w:hAnsi="Times New Roman" w:cs="Times New Roman"/>
+          <w:sz w:val="24"/>
+          <w:szCs w:val="24"/>
+        </w:rPr>
+        <w:t>Fox</w:t>
+      </w:r>
+      <w:r>
+        <w:rPr>
+          <w:rFonts w:ascii="Times New Roman" w:hAnsi="Times New Roman" w:cs="Times New Roman"/>
+          <w:sz w:val="24"/>
+          <w:szCs w:val="24"/>
+        </w:rPr>
+        <w:t xml:space="preserve">, </w:t>
+      </w:r>
+      <w:r>
+        <w:rPr>
+          <w:rFonts w:ascii="Times New Roman" w:hAnsi="Times New Roman" w:cs="Times New Roman"/>
+          <w:i/>
+          <w:sz w:val="24"/>
+          <w:szCs w:val="24"/>
+        </w:rPr>
+        <w:t>Designing for High Availability and Measurability</w:t>
+      </w:r>
+      <w:r>
+        <w:rPr>
+          <w:rFonts w:ascii="Times New Roman" w:hAnsi="Times New Roman" w:cs="Times New Roman"/>
+          <w:sz w:val="24"/>
+          <w:szCs w:val="24"/>
+        </w:rPr>
+        <w:t>, 1</w:t>
+      </w:r>
+      <w:r>
+        <w:rPr>
+          <w:rFonts w:ascii="Times New Roman" w:hAnsi="Times New Roman" w:cs="Times New Roman"/>
+          <w:sz w:val="24"/>
+          <w:szCs w:val="24"/>
+          <w:vertAlign w:val="superscript"/>
+        </w:rPr>
+        <w:t>st</w:t>
+      </w:r>
+      <w:r>
+        <w:rPr>
+          <w:rFonts w:ascii="Times New Roman" w:hAnsi="Times New Roman" w:cs="Times New Roman"/>
+          <w:sz w:val="24"/>
+          <w:szCs w:val="24"/>
+        </w:rPr>
+        <w:t xml:space="preserve"> Workshop on Evaluating and Architecting System Dependability (EASY), 2001</w:t>
+      </w:r>
+    </w:p>
+    <w:p>
+      <w:pPr>
+        <w:spacing w:line="360" w:lineRule="auto"/>
+        <w:jc w:val="both"/>
+        <w:rPr>
+          <w:rFonts w:ascii="Times New Roman" w:hAnsi="Times New Roman" w:cs="Times New Roman"/>
+          <w:sz w:val="24"/>
+          <w:szCs w:val="24"/>
+        </w:rPr>
+      </w:pPr>
     </w:p>
     <w:sectPr>
-      <w:footerReference w:type="even" r:id="rId14"/>
-      <w:footerReference w:type="default" r:id="rId15"/>
+      <w:footerReference w:type="even" r:id="rId24"/>
+      <w:footerReference w:type="default" r:id="rId25"/>
       <w:pgSz w:w="12240" w:h="15840"/>
       <w:pgMar w:top="1440" w:right="1440" w:bottom="1440" w:left="1440" w:header="720" w:footer="720" w:gutter="0"/>
       <w:cols w:space="720"/>
@@ -9727,7 +13302,7 @@
           <w:rPr>
             <w:noProof/>
           </w:rPr>
-          <w:t>12</w:t>
+          <w:t>26</w:t>
         </w:r>
         <w:r>
           <w:rPr>
@@ -9780,7 +13355,7 @@
           <w:rPr>
             <w:noProof/>
           </w:rPr>
-          <w:t>11</w:t>
+          <w:t>27</w:t>
         </w:r>
         <w:r>
           <w:rPr>
@@ -11022,6 +14597,7 @@
   <w:style w:type="character" w:default="1" w:styleId="DefaultParagraphFont">
     <w:name w:val="Default Paragraph Font"/>
     <w:uiPriority w:val="1"/>
+    <w:semiHidden/>
     <w:unhideWhenUsed/>
   </w:style>
   <w:style w:type="table" w:default="1" w:styleId="TableNormal">
@@ -11976,6 +15552,7 @@
   <w:style w:type="character" w:default="1" w:styleId="DefaultParagraphFont">
     <w:name w:val="Default Paragraph Font"/>
     <w:uiPriority w:val="1"/>
+    <w:semiHidden/>
     <w:unhideWhenUsed/>
   </w:style>
   <w:style w:type="table" w:default="1" w:styleId="TableNormal">
@@ -12830,7 +16407,7 @@
 </file>
 
 <file path=customXml/itemProps1.xml><?xml version="1.0" encoding="utf-8"?>
-<ds:datastoreItem xmlns:ds="http://schemas.openxmlformats.org/officeDocument/2006/customXml" ds:itemID="{8C07CC4C-C427-4A59-B541-3FA6791B9604}">
+<ds:datastoreItem xmlns:ds="http://schemas.openxmlformats.org/officeDocument/2006/customXml" ds:itemID="{FE93EC07-ED7F-48D0-A224-E3832CFFE7BB}">
   <ds:schemaRefs>
     <ds:schemaRef ds:uri="http://schemas.openxmlformats.org/officeDocument/2006/bibliography"/>
   </ds:schemaRefs>

--- a/BachelorThesis.docx
+++ b/BachelorThesis.docx
@@ -2385,31 +2385,15 @@
           <w:sz w:val="24"/>
           <w:szCs w:val="24"/>
         </w:rPr>
-        <w:t xml:space="preserve">Why and how to develop a web application in order to facilitate this interaction? </w:t>
-      </w:r>
-      <w:r>
-        <w:rPr>
-          <w:rFonts w:ascii="Times New Roman" w:hAnsi="Times New Roman" w:cs="Times New Roman"/>
-          <w:sz w:val="24"/>
-          <w:szCs w:val="24"/>
-        </w:rPr>
-        <w:t>Present</w:t>
-      </w:r>
-      <w:r>
-        <w:rPr>
-          <w:rFonts w:ascii="Times New Roman" w:hAnsi="Times New Roman" w:cs="Times New Roman"/>
-          <w:sz w:val="24"/>
-          <w:szCs w:val="24"/>
-        </w:rPr>
-        <w:t xml:space="preserve"> ex</w:t>
-      </w:r>
-      <w:r>
-        <w:rPr>
-          <w:rFonts w:ascii="Times New Roman" w:hAnsi="Times New Roman" w:cs="Times New Roman"/>
-          <w:sz w:val="24"/>
-          <w:szCs w:val="24"/>
-        </w:rPr>
-        <w:t>isting approaches in this domain</w:t>
+        <w:t>Why and how to develop a web application in order to facilitate this interaction</w:t>
+      </w:r>
+      <w:r>
+        <w:rPr>
+          <w:rFonts w:ascii="Times New Roman" w:hAnsi="Times New Roman" w:cs="Times New Roman"/>
+          <w:sz w:val="24"/>
+          <w:szCs w:val="24"/>
+        </w:rPr>
+        <w:t>?</w:t>
       </w:r>
     </w:p>
     <w:p>
@@ -2434,7 +2418,23 @@
           <w:szCs w:val="24"/>
         </w:rPr>
         <w:lastRenderedPageBreak/>
-        <w:t>Present how web application have developed, what is their structure and how a real-time communication be achieved</w:t>
+        <w:t xml:space="preserve">Present how web application have developed, what is their structure and how a real-time communication </w:t>
+      </w:r>
+      <w:r>
+        <w:rPr>
+          <w:rFonts w:ascii="Times New Roman" w:hAnsi="Times New Roman" w:cs="Times New Roman"/>
+          <w:sz w:val="24"/>
+          <w:szCs w:val="24"/>
+        </w:rPr>
+        <w:t xml:space="preserve">can </w:t>
+      </w:r>
+      <w:r>
+        <w:rPr>
+          <w:rFonts w:ascii="Times New Roman" w:hAnsi="Times New Roman" w:cs="Times New Roman"/>
+          <w:sz w:val="24"/>
+          <w:szCs w:val="24"/>
+        </w:rPr>
+        <w:t>be achieved</w:t>
       </w:r>
     </w:p>
     <w:p>
@@ -2609,25 +2609,39 @@
           <w:sz w:val="24"/>
           <w:szCs w:val="24"/>
         </w:rPr>
-        <w:t xml:space="preserve"> the end of the chapter, there is a part dedicated to web applications, focusing on how they have improved over the years, what is their structure and also there is section dedicated to </w:t>
-      </w:r>
-      <w:proofErr w:type="spellStart"/>
-      <w:r>
-        <w:rPr>
-          <w:rFonts w:ascii="Times New Roman" w:hAnsi="Times New Roman" w:cs="Times New Roman"/>
-          <w:sz w:val="24"/>
-          <w:szCs w:val="24"/>
-        </w:rPr>
-        <w:t>websockets</w:t>
-      </w:r>
-      <w:proofErr w:type="spellEnd"/>
-      <w:r>
-        <w:rPr>
-          <w:rFonts w:ascii="Times New Roman" w:hAnsi="Times New Roman" w:cs="Times New Roman"/>
-          <w:sz w:val="24"/>
-          <w:szCs w:val="24"/>
-        </w:rPr>
-        <w:t>.</w:t>
+        <w:t xml:space="preserve"> the end of the chapter, there is a part dedicated to web applications, focusing on how they have improved over the years, what is their structure and also there is </w:t>
+      </w:r>
+      <w:r>
+        <w:rPr>
+          <w:rFonts w:ascii="Times New Roman" w:hAnsi="Times New Roman" w:cs="Times New Roman"/>
+          <w:sz w:val="24"/>
+          <w:szCs w:val="24"/>
+        </w:rPr>
+        <w:t xml:space="preserve">a </w:t>
+      </w:r>
+      <w:r>
+        <w:rPr>
+          <w:rFonts w:ascii="Times New Roman" w:hAnsi="Times New Roman" w:cs="Times New Roman"/>
+          <w:sz w:val="24"/>
+          <w:szCs w:val="24"/>
+        </w:rPr>
+        <w:t>section dedicated to web</w:t>
+      </w:r>
+      <w:r>
+        <w:rPr>
+          <w:rFonts w:ascii="Times New Roman" w:hAnsi="Times New Roman" w:cs="Times New Roman"/>
+          <w:sz w:val="24"/>
+          <w:szCs w:val="24"/>
+        </w:rPr>
+        <w:t xml:space="preserve"> </w:t>
+      </w:r>
+      <w:r>
+        <w:rPr>
+          <w:rFonts w:ascii="Times New Roman" w:hAnsi="Times New Roman" w:cs="Times New Roman"/>
+          <w:sz w:val="24"/>
+          <w:szCs w:val="24"/>
+        </w:rPr>
+        <w:t>sockets.</w:t>
       </w:r>
     </w:p>
     <w:p>
@@ -2646,15 +2660,31 @@
           <w:sz w:val="24"/>
           <w:szCs w:val="24"/>
         </w:rPr>
-        <w:t>The second part, Chapter 3 – Application Description, shows the process of application’s development. Firstly, there are presented the features and the requirements of the application</w:t>
-      </w:r>
-      <w:r>
-        <w:rPr>
-          <w:rFonts w:ascii="Times New Roman" w:hAnsi="Times New Roman" w:cs="Times New Roman"/>
-          <w:sz w:val="24"/>
-          <w:szCs w:val="24"/>
-        </w:rPr>
-        <w:t xml:space="preserve">. Furthermore, there is described the design, how should the pages of the application look and behave, followed by the process of implementation, offering explanations for the choices </w:t>
+        <w:t>The second part, Chapter 3 – Application Description, shows the process of application’s development. Firstly, there are presented the features of the application</w:t>
+      </w:r>
+      <w:r>
+        <w:rPr>
+          <w:rFonts w:ascii="Times New Roman" w:hAnsi="Times New Roman" w:cs="Times New Roman"/>
+          <w:sz w:val="24"/>
+          <w:szCs w:val="24"/>
+        </w:rPr>
+        <w:t xml:space="preserve">, how </w:t>
+      </w:r>
+      <w:r>
+        <w:rPr>
+          <w:rFonts w:ascii="Times New Roman" w:hAnsi="Times New Roman" w:cs="Times New Roman"/>
+          <w:sz w:val="24"/>
+          <w:szCs w:val="24"/>
+        </w:rPr>
+        <w:t>the pages of the application look and behave</w:t>
+      </w:r>
+      <w:r>
+        <w:rPr>
+          <w:rFonts w:ascii="Times New Roman" w:hAnsi="Times New Roman" w:cs="Times New Roman"/>
+          <w:sz w:val="24"/>
+          <w:szCs w:val="24"/>
+        </w:rPr>
+        <w:t xml:space="preserve">. Furthermore, there is described the process of implementation, offering explanations for the choices </w:t>
       </w:r>
       <w:r>
         <w:rPr>
@@ -5525,7 +5555,27 @@
           <w:sz w:val="24"/>
           <w:szCs w:val="24"/>
         </w:rPr>
-        <w:t xml:space="preserve"> Software Engineering Methodology for Healthcare Applications [11]</w:t>
+        <w:t xml:space="preserve"> Software Engineering Methodology</w:t>
+      </w:r>
+      <w:r>
+        <w:rPr>
+          <w:rFonts w:ascii="Times New Roman" w:hAnsi="Times New Roman" w:cs="Times New Roman"/>
+          <w:b w:val="0"/>
+          <w:color w:val="000000" w:themeColor="text1"/>
+          <w:sz w:val="24"/>
+          <w:szCs w:val="24"/>
+        </w:rPr>
+        <w:t xml:space="preserve"> for Healthcare Applications [10</w:t>
+      </w:r>
+      <w:r>
+        <w:rPr>
+          <w:rFonts w:ascii="Times New Roman" w:hAnsi="Times New Roman" w:cs="Times New Roman"/>
+          <w:b w:val="0"/>
+          <w:color w:val="000000" w:themeColor="text1"/>
+          <w:sz w:val="24"/>
+          <w:szCs w:val="24"/>
+        </w:rPr>
+        <w:t>]</w:t>
       </w:r>
     </w:p>
     <w:p/>
@@ -5554,7 +5604,15 @@
           <w:sz w:val="24"/>
           <w:szCs w:val="24"/>
         </w:rPr>
-        <w:t xml:space="preserve"> In article [11], there is proposed a new software engineering methodology for healthcare applications SEMHTA.</w:t>
+        <w:t xml:space="preserve"> In article [10</w:t>
+      </w:r>
+      <w:r>
+        <w:rPr>
+          <w:rFonts w:ascii="Times New Roman" w:hAnsi="Times New Roman" w:cs="Times New Roman"/>
+          <w:sz w:val="24"/>
+          <w:szCs w:val="24"/>
+        </w:rPr>
+        <w:t>], there is proposed a new software engineering methodology for healthcare applications SEMHTA.</w:t>
       </w:r>
       <w:r>
         <w:rPr>
@@ -5570,7 +5628,15 @@
           <w:sz w:val="24"/>
           <w:szCs w:val="24"/>
         </w:rPr>
-        <w:t>ivery [11]. Each phase requires multiple activities and all phases are strongly related to others.</w:t>
+        <w:t>ivery [10</w:t>
+      </w:r>
+      <w:r>
+        <w:rPr>
+          <w:rFonts w:ascii="Times New Roman" w:hAnsi="Times New Roman" w:cs="Times New Roman"/>
+          <w:sz w:val="24"/>
+          <w:szCs w:val="24"/>
+        </w:rPr>
+        <w:t>]. Each phase requires multiple activities and all phases are strongly related to others.</w:t>
       </w:r>
       <w:r>
         <w:rPr>
@@ -5621,7 +5687,15 @@
           <w:sz w:val="24"/>
           <w:szCs w:val="24"/>
         </w:rPr>
-        <w:t xml:space="preserve"> [11]</w:t>
+        <w:t xml:space="preserve"> [10</w:t>
+      </w:r>
+      <w:r>
+        <w:rPr>
+          <w:rFonts w:ascii="Times New Roman" w:hAnsi="Times New Roman" w:cs="Times New Roman"/>
+          <w:sz w:val="24"/>
+          <w:szCs w:val="24"/>
+        </w:rPr>
+        <w:t>]</w:t>
       </w:r>
       <w:r>
         <w:rPr>
@@ -5750,7 +5824,15 @@
           <w:sz w:val="24"/>
           <w:szCs w:val="24"/>
         </w:rPr>
-        <w:t xml:space="preserve">The same research paper [11] presents a comparison between some software engineering methodologies, based on the healthcare system issues such as reliability, performance and availability. The conclusions of the study show that the SEMHTA is the best approach in </w:t>
+        <w:t>The same research paper [10</w:t>
+      </w:r>
+      <w:r>
+        <w:rPr>
+          <w:rFonts w:ascii="Times New Roman" w:hAnsi="Times New Roman" w:cs="Times New Roman"/>
+          <w:sz w:val="24"/>
+          <w:szCs w:val="24"/>
+        </w:rPr>
+        <w:t xml:space="preserve">] presents a comparison between some software engineering methodologies, based on the healthcare system issues such as reliability, performance and availability. The conclusions of the study show that the SEMHTA is the best approach in </w:t>
       </w:r>
       <w:r>
         <w:rPr>
@@ -5903,7 +5985,23 @@
           <w:sz w:val="24"/>
           <w:szCs w:val="24"/>
         </w:rPr>
-        <w:t>On the other hand, the availability represent a critical problem when development a software for managing the patient-doctor relationship. Availability is defined as being the percentage of time when the system is up and running [13]. It represents such an important issue for an application of this type because of the nature of its purpose: there can be cases when patients really need help and there is no time to waste.</w:t>
+        <w:t xml:space="preserve">On the other hand, the availability represent a critical problem when development a software for managing the patient-doctor relationship. Availability is defined as being the percentage of time when </w:t>
+      </w:r>
+      <w:r>
+        <w:rPr>
+          <w:rFonts w:ascii="Times New Roman" w:hAnsi="Times New Roman" w:cs="Times New Roman"/>
+          <w:sz w:val="24"/>
+          <w:szCs w:val="24"/>
+        </w:rPr>
+        <w:t>the system is up and running [12</w:t>
+      </w:r>
+      <w:r>
+        <w:rPr>
+          <w:rFonts w:ascii="Times New Roman" w:hAnsi="Times New Roman" w:cs="Times New Roman"/>
+          <w:sz w:val="24"/>
+          <w:szCs w:val="24"/>
+        </w:rPr>
+        <w:t>]. It represents such an important issue for an application of this type because of the nature of its purpose: there can be cases when patients really need help and there is no time to waste.</w:t>
       </w:r>
     </w:p>
     <w:p>
@@ -5947,7 +6045,15 @@
           <w:sz w:val="24"/>
           <w:szCs w:val="24"/>
         </w:rPr>
-        <w:t xml:space="preserve"> In the research paper [12]</w:t>
+        <w:t xml:space="preserve"> In the research paper [11</w:t>
+      </w:r>
+      <w:r>
+        <w:rPr>
+          <w:rFonts w:ascii="Times New Roman" w:hAnsi="Times New Roman" w:cs="Times New Roman"/>
+          <w:sz w:val="24"/>
+          <w:szCs w:val="24"/>
+        </w:rPr>
+        <w:t>]</w:t>
       </w:r>
       <w:r>
         <w:rPr>
@@ -5963,7 +6069,23 @@
           <w:sz w:val="24"/>
           <w:szCs w:val="24"/>
         </w:rPr>
-        <w:t xml:space="preserve">One of them is the unauthorized access to patient’s electronic records. When roles and privileges are not properly defined among users of the e-health database, it means anyone can access information and carry out any type of actions even if it’s a malicious action; this is a security threat to the e-health system [12]. A solution for this issue is represented by using the </w:t>
+        <w:t>One of them is the unauthorized access to patient’s electronic records. When roles and privileges are not properly defined among users of the e-health database, it means anyone can access information and carry out any type of actions even if it’s a malicious action; this is a security t</w:t>
+      </w:r>
+      <w:r>
+        <w:rPr>
+          <w:rFonts w:ascii="Times New Roman" w:hAnsi="Times New Roman" w:cs="Times New Roman"/>
+          <w:sz w:val="24"/>
+          <w:szCs w:val="24"/>
+        </w:rPr>
+        <w:t>hreat to the e-health system [11</w:t>
+      </w:r>
+      <w:r>
+        <w:rPr>
+          <w:rFonts w:ascii="Times New Roman" w:hAnsi="Times New Roman" w:cs="Times New Roman"/>
+          <w:sz w:val="24"/>
+          <w:szCs w:val="24"/>
+        </w:rPr>
+        <w:t xml:space="preserve">]. A solution for this issue is represented by using the </w:t>
       </w:r>
       <w:proofErr w:type="spellStart"/>
       <w:r>
@@ -6007,7 +6129,23 @@
           <w:sz w:val="24"/>
           <w:szCs w:val="24"/>
         </w:rPr>
-        <w:t>, which is based on collecting the data as electronic health records (EHR) from patients and combining them into a cloud system architecture. This architecture provides privacy and security though data encryption algorithms [12].</w:t>
+        <w:t>, which is based on collecting the data as electronic health records (EHR) from patients and combining them into a cloud system architecture. This architecture provides privacy and security thoug</w:t>
+      </w:r>
+      <w:r>
+        <w:rPr>
+          <w:rFonts w:ascii="Times New Roman" w:hAnsi="Times New Roman" w:cs="Times New Roman"/>
+          <w:sz w:val="24"/>
+          <w:szCs w:val="24"/>
+        </w:rPr>
+        <w:t>h data encryption algorithms [11</w:t>
+      </w:r>
+      <w:r>
+        <w:rPr>
+          <w:rFonts w:ascii="Times New Roman" w:hAnsi="Times New Roman" w:cs="Times New Roman"/>
+          <w:sz w:val="24"/>
+          <w:szCs w:val="24"/>
+        </w:rPr>
+        <w:t>].</w:t>
       </w:r>
     </w:p>
     <w:p>
@@ -6066,7 +6204,15 @@
           <w:sz w:val="24"/>
           <w:szCs w:val="24"/>
         </w:rPr>
-        <w:t xml:space="preserve"> [12]</w:t>
+        <w:t xml:space="preserve"> [11</w:t>
+      </w:r>
+      <w:r>
+        <w:rPr>
+          <w:rFonts w:ascii="Times New Roman" w:hAnsi="Times New Roman" w:cs="Times New Roman"/>
+          <w:sz w:val="24"/>
+          <w:szCs w:val="24"/>
+        </w:rPr>
+        <w:t>]</w:t>
       </w:r>
       <w:r>
         <w:rPr>
@@ -6307,7 +6453,23 @@
           <w:sz w:val="24"/>
           <w:szCs w:val="24"/>
         </w:rPr>
-        <w:t>there was introduced the term of “web application” in the specification of Java Servlet version 2.2 [6]. The move from static web-pages to dynamic ones was materialized in 2005 with th</w:t>
+        <w:t>there was introduced the term of “web application” in the specification</w:t>
+      </w:r>
+      <w:r>
+        <w:rPr>
+          <w:rFonts w:ascii="Times New Roman" w:hAnsi="Times New Roman" w:cs="Times New Roman"/>
+          <w:sz w:val="24"/>
+          <w:szCs w:val="24"/>
+        </w:rPr>
+        <w:t xml:space="preserve"> of Java Servlet version 2.2</w:t>
+      </w:r>
+      <w:r>
+        <w:rPr>
+          <w:rFonts w:ascii="Times New Roman" w:hAnsi="Times New Roman" w:cs="Times New Roman"/>
+          <w:sz w:val="24"/>
+          <w:szCs w:val="24"/>
+        </w:rPr>
+        <w:t>. The move from static web-pages to dynamic ones was materialized in 2005 with th</w:t>
       </w:r>
       <w:r>
         <w:rPr>
@@ -6461,7 +6623,15 @@
           <w:sz w:val="24"/>
           <w:szCs w:val="24"/>
         </w:rPr>
-        <w:t xml:space="preserve"> [7]</w:t>
+        <w:t xml:space="preserve"> [6</w:t>
+      </w:r>
+      <w:r>
+        <w:rPr>
+          <w:rFonts w:ascii="Times New Roman" w:hAnsi="Times New Roman" w:cs="Times New Roman"/>
+          <w:sz w:val="24"/>
+          <w:szCs w:val="24"/>
+        </w:rPr>
+        <w:t>]</w:t>
       </w:r>
       <w:r>
         <w:rPr>
@@ -6932,7 +7102,17 @@
           <w:sz w:val="24"/>
           <w:szCs w:val="24"/>
         </w:rPr>
-        <w:t xml:space="preserve"> [8]</w:t>
+        <w:t xml:space="preserve"> [7</w:t>
+      </w:r>
+      <w:r>
+        <w:rPr>
+          <w:rFonts w:ascii="Times New Roman" w:hAnsi="Times New Roman" w:cs="Times New Roman"/>
+          <w:b w:val="0"/>
+          <w:color w:val="auto"/>
+          <w:sz w:val="24"/>
+          <w:szCs w:val="24"/>
+        </w:rPr>
+        <w:t>]</w:t>
       </w:r>
     </w:p>
     <w:p>
@@ -7077,7 +7257,15 @@
           <w:sz w:val="24"/>
           <w:szCs w:val="24"/>
         </w:rPr>
-        <w:t xml:space="preserve"> [8]</w:t>
+        <w:t xml:space="preserve"> [7</w:t>
+      </w:r>
+      <w:r>
+        <w:rPr>
+          <w:rFonts w:ascii="Times New Roman" w:hAnsi="Times New Roman" w:cs="Times New Roman"/>
+          <w:sz w:val="24"/>
+          <w:szCs w:val="24"/>
+        </w:rPr>
+        <w:t>]</w:t>
       </w:r>
       <w:r>
         <w:rPr>
@@ -7346,7 +7534,15 @@
           <w:sz w:val="24"/>
           <w:szCs w:val="24"/>
         </w:rPr>
-        <w:t xml:space="preserve"> [8]</w:t>
+        <w:t xml:space="preserve"> [7</w:t>
+      </w:r>
+      <w:r>
+        <w:rPr>
+          <w:rFonts w:ascii="Times New Roman" w:hAnsi="Times New Roman" w:cs="Times New Roman"/>
+          <w:sz w:val="24"/>
+          <w:szCs w:val="24"/>
+        </w:rPr>
+        <w:t>]</w:t>
       </w:r>
     </w:p>
     <w:p>
@@ -7713,7 +7909,15 @@
           <w:sz w:val="24"/>
           <w:szCs w:val="24"/>
         </w:rPr>
-        <w:t xml:space="preserve"> [8]</w:t>
+        <w:t xml:space="preserve"> [7</w:t>
+      </w:r>
+      <w:r>
+        <w:rPr>
+          <w:rFonts w:ascii="Times New Roman" w:hAnsi="Times New Roman" w:cs="Times New Roman"/>
+          <w:sz w:val="24"/>
+          <w:szCs w:val="24"/>
+        </w:rPr>
+        <w:t>]</w:t>
       </w:r>
     </w:p>
     <w:p>
@@ -7931,7 +8135,23 @@
           <w:sz w:val="24"/>
           <w:szCs w:val="24"/>
         </w:rPr>
-        <w:t>Web Socket is defined as a technology that enables web pages to use the Web Socket protocol for full-duplex communication with a remote host [9].</w:t>
+        <w:t>Web Socket is defined as a technology that enables web pages to use the Web Socket protocol for full-duplex com</w:t>
+      </w:r>
+      <w:r>
+        <w:rPr>
+          <w:rFonts w:ascii="Times New Roman" w:hAnsi="Times New Roman" w:cs="Times New Roman"/>
+          <w:sz w:val="24"/>
+          <w:szCs w:val="24"/>
+        </w:rPr>
+        <w:t>munication with a remote host [8</w:t>
+      </w:r>
+      <w:r>
+        <w:rPr>
+          <w:rFonts w:ascii="Times New Roman" w:hAnsi="Times New Roman" w:cs="Times New Roman"/>
+          <w:sz w:val="24"/>
+          <w:szCs w:val="24"/>
+        </w:rPr>
+        <w:t>].</w:t>
       </w:r>
       <w:r>
         <w:rPr>
@@ -7947,7 +8167,23 @@
           <w:sz w:val="24"/>
           <w:szCs w:val="24"/>
         </w:rPr>
-        <w:t xml:space="preserve">protocol built on top of the TCP. It enables bidirectional data transport in Web sessions, and is considered as a viable alternative to HTTP polling techniques, which are implemented as tradeoffs between functionality, efficiency and reliability [10]. </w:t>
+        <w:t>protocol built on top of the TCP. It enables bidirectional data transport in Web sessions, and is considered as a viable alternative to HTTP polling techniques, which are implemented as tradeoffs between functionality</w:t>
+      </w:r>
+      <w:r>
+        <w:rPr>
+          <w:rFonts w:ascii="Times New Roman" w:hAnsi="Times New Roman" w:cs="Times New Roman"/>
+          <w:sz w:val="24"/>
+          <w:szCs w:val="24"/>
+        </w:rPr>
+        <w:t>, efficiency and reliability [9</w:t>
+      </w:r>
+      <w:r>
+        <w:rPr>
+          <w:rFonts w:ascii="Times New Roman" w:hAnsi="Times New Roman" w:cs="Times New Roman"/>
+          <w:sz w:val="24"/>
+          <w:szCs w:val="24"/>
+        </w:rPr>
+        <w:t xml:space="preserve">]. </w:t>
       </w:r>
     </w:p>
     <w:p>
@@ -8171,7 +8407,17 @@
           <w:sz w:val="24"/>
           <w:szCs w:val="24"/>
         </w:rPr>
-        <w:t>TCP sequence diagram [10]</w:t>
+        <w:t>TCP sequence diagram [9</w:t>
+      </w:r>
+      <w:r>
+        <w:rPr>
+          <w:rFonts w:ascii="Times New Roman" w:hAnsi="Times New Roman" w:cs="Times New Roman"/>
+          <w:b w:val="0"/>
+          <w:color w:val="000000" w:themeColor="text1"/>
+          <w:sz w:val="24"/>
+          <w:szCs w:val="24"/>
+        </w:rPr>
+        <w:t>]</w:t>
       </w:r>
     </w:p>
     <w:p>
@@ -8199,7 +8445,117 @@
           <w:sz w:val="24"/>
           <w:szCs w:val="24"/>
         </w:rPr>
-        <w:t xml:space="preserve">, it is presented a sequence diagram of a </w:t>
+        <w:t>, it is presented a sequence diagram of a Websocket session, but in the same time, we can notice that the communication via Websocket protocol is a TCP-based one. This implies that before the client and the server can exchange data through Websocket protocol, it is mandatory to establish a TCP connection between the two sides.</w:t>
+      </w:r>
+      <w:r>
+        <w:rPr>
+          <w:rFonts w:ascii="Times New Roman" w:hAnsi="Times New Roman" w:cs="Times New Roman"/>
+          <w:sz w:val="24"/>
+          <w:szCs w:val="24"/>
+        </w:rPr>
+        <w:t xml:space="preserve"> As it can be seen in the picture, there are needed three messages to be exchanged in order to start the connection (this phase is also called handshaking). For the purpose of having a Websocket-based communication, the two sides have to create a Websocket session because at this point, after the handshaking, there is possible only to transfer data through the plain TCP protocol.</w:t>
+      </w:r>
+    </w:p>
+    <w:p>
+      <w:pPr>
+        <w:spacing w:line="360" w:lineRule="auto"/>
+        <w:jc w:val="both"/>
+        <w:rPr>
+          <w:rFonts w:ascii="Times New Roman" w:hAnsi="Times New Roman" w:cs="Times New Roman"/>
+          <w:sz w:val="24"/>
+          <w:szCs w:val="24"/>
+        </w:rPr>
+      </w:pPr>
+      <w:r>
+        <w:rPr>
+          <w:rFonts w:ascii="Times New Roman" w:hAnsi="Times New Roman" w:cs="Times New Roman"/>
+          <w:sz w:val="24"/>
+          <w:szCs w:val="24"/>
+        </w:rPr>
+        <w:t>To establish a session, client sends a Websocket Upgrade Request to the server, upon which server responds with a Websocket Upgrade Response</w:t>
+      </w:r>
+      <w:r>
+        <w:rPr>
+          <w:rFonts w:ascii="Times New Roman" w:hAnsi="Times New Roman" w:cs="Times New Roman"/>
+          <w:sz w:val="24"/>
+          <w:szCs w:val="24"/>
+        </w:rPr>
+        <w:t xml:space="preserve"> [9</w:t>
+      </w:r>
+      <w:r>
+        <w:rPr>
+          <w:rFonts w:ascii="Times New Roman" w:hAnsi="Times New Roman" w:cs="Times New Roman"/>
+          <w:sz w:val="24"/>
+          <w:szCs w:val="24"/>
+        </w:rPr>
+        <w:t>]</w:t>
+      </w:r>
+      <w:r>
+        <w:rPr>
+          <w:rFonts w:ascii="Times New Roman" w:hAnsi="Times New Roman" w:cs="Times New Roman"/>
+          <w:sz w:val="24"/>
+          <w:szCs w:val="24"/>
+        </w:rPr>
+        <w:t>.</w:t>
+      </w:r>
+      <w:r>
+        <w:rPr>
+          <w:rFonts w:ascii="Times New Roman" w:hAnsi="Times New Roman" w:cs="Times New Roman"/>
+          <w:sz w:val="24"/>
+          <w:szCs w:val="24"/>
+        </w:rPr>
+        <w:t xml:space="preserve"> </w:t>
+      </w:r>
+      <w:r>
+        <w:rPr>
+          <w:rFonts w:ascii="Times New Roman" w:hAnsi="Times New Roman" w:cs="Times New Roman"/>
+          <w:sz w:val="24"/>
+          <w:szCs w:val="24"/>
+        </w:rPr>
+        <w:t xml:space="preserve">The Websocket Upgrade Request is nothing more than a HTTP GET Request with the headers Connection and Upgrade telling the server the client’s intention of using the Websocket protocol over the regular HTTP for the rest of the session. </w:t>
+      </w:r>
+      <w:r>
+        <w:rPr>
+          <w:rFonts w:ascii="Times New Roman" w:hAnsi="Times New Roman" w:cs="Times New Roman"/>
+          <w:sz w:val="24"/>
+          <w:szCs w:val="24"/>
+        </w:rPr>
+        <w:t>If there is possible to establish the Websocket session, the server sends back a HTTP response, with the status code having the value 101 Switching Protocols.</w:t>
+      </w:r>
+    </w:p>
+    <w:p>
+      <w:pPr>
+        <w:spacing w:line="360" w:lineRule="auto"/>
+        <w:jc w:val="both"/>
+        <w:rPr>
+          <w:rFonts w:ascii="Times New Roman" w:hAnsi="Times New Roman" w:cs="Times New Roman"/>
+          <w:sz w:val="24"/>
+          <w:szCs w:val="24"/>
+        </w:rPr>
+      </w:pPr>
+      <w:r>
+        <w:rPr>
+          <w:rFonts w:ascii="Times New Roman" w:hAnsi="Times New Roman" w:cs="Times New Roman"/>
+          <w:sz w:val="24"/>
+          <w:szCs w:val="24"/>
+        </w:rPr>
+        <w:t>In paper [8</w:t>
+      </w:r>
+      <w:r>
+        <w:rPr>
+          <w:rFonts w:ascii="Times New Roman" w:hAnsi="Times New Roman" w:cs="Times New Roman"/>
+          <w:sz w:val="24"/>
+          <w:szCs w:val="24"/>
+        </w:rPr>
+        <w:t xml:space="preserve">], </w:t>
+      </w:r>
+      <w:r>
+        <w:rPr>
+          <w:rFonts w:ascii="Times New Roman" w:hAnsi="Times New Roman" w:cs="Times New Roman"/>
+          <w:sz w:val="24"/>
+          <w:szCs w:val="24"/>
+        </w:rPr>
+        <w:t xml:space="preserve">there was conducted a test to realize a comparison between Websocket and HTTP requests performances in asynchronous transmission. The results of the test are impressive, showing that the Websocket communication was ten times efficient than the HTTP one. In the same time, other studies emphasize that </w:t>
       </w:r>
       <w:proofErr w:type="spellStart"/>
       <w:r>
@@ -8208,7 +8564,7 @@
           <w:sz w:val="24"/>
           <w:szCs w:val="24"/>
         </w:rPr>
-        <w:t>Websocket</w:t>
+        <w:t>Websocket’s</w:t>
       </w:r>
       <w:proofErr w:type="spellEnd"/>
       <w:r>
@@ -8217,316 +8573,6 @@
           <w:sz w:val="24"/>
           <w:szCs w:val="24"/>
         </w:rPr>
-        <w:t xml:space="preserve"> session, but in the same time, we can notice that the communication via </w:t>
-      </w:r>
-      <w:proofErr w:type="spellStart"/>
-      <w:r>
-        <w:rPr>
-          <w:rFonts w:ascii="Times New Roman" w:hAnsi="Times New Roman" w:cs="Times New Roman"/>
-          <w:sz w:val="24"/>
-          <w:szCs w:val="24"/>
-        </w:rPr>
-        <w:t>Websocket</w:t>
-      </w:r>
-      <w:proofErr w:type="spellEnd"/>
-      <w:r>
-        <w:rPr>
-          <w:rFonts w:ascii="Times New Roman" w:hAnsi="Times New Roman" w:cs="Times New Roman"/>
-          <w:sz w:val="24"/>
-          <w:szCs w:val="24"/>
-        </w:rPr>
-        <w:t xml:space="preserve"> protocol is a TCP-based one. This implies that before the client and the server can exchange data through </w:t>
-      </w:r>
-      <w:proofErr w:type="spellStart"/>
-      <w:r>
-        <w:rPr>
-          <w:rFonts w:ascii="Times New Roman" w:hAnsi="Times New Roman" w:cs="Times New Roman"/>
-          <w:sz w:val="24"/>
-          <w:szCs w:val="24"/>
-        </w:rPr>
-        <w:t>Websocket</w:t>
-      </w:r>
-      <w:proofErr w:type="spellEnd"/>
-      <w:r>
-        <w:rPr>
-          <w:rFonts w:ascii="Times New Roman" w:hAnsi="Times New Roman" w:cs="Times New Roman"/>
-          <w:sz w:val="24"/>
-          <w:szCs w:val="24"/>
-        </w:rPr>
-        <w:t xml:space="preserve"> protocol, it is mandatory to establish a TCP connection between the two sides.</w:t>
-      </w:r>
-      <w:r>
-        <w:rPr>
-          <w:rFonts w:ascii="Times New Roman" w:hAnsi="Times New Roman" w:cs="Times New Roman"/>
-          <w:sz w:val="24"/>
-          <w:szCs w:val="24"/>
-        </w:rPr>
-        <w:t xml:space="preserve"> As it can be seen in the picture, there are needed three messages to be exchanged in order to start the connection (this phase is also called handshaking). For the purpose of having a </w:t>
-      </w:r>
-      <w:proofErr w:type="spellStart"/>
-      <w:r>
-        <w:rPr>
-          <w:rFonts w:ascii="Times New Roman" w:hAnsi="Times New Roman" w:cs="Times New Roman"/>
-          <w:sz w:val="24"/>
-          <w:szCs w:val="24"/>
-        </w:rPr>
-        <w:t>Websocket</w:t>
-      </w:r>
-      <w:proofErr w:type="spellEnd"/>
-      <w:r>
-        <w:rPr>
-          <w:rFonts w:ascii="Times New Roman" w:hAnsi="Times New Roman" w:cs="Times New Roman"/>
-          <w:sz w:val="24"/>
-          <w:szCs w:val="24"/>
-        </w:rPr>
-        <w:t xml:space="preserve">-based communication, the two sides have to create a </w:t>
-      </w:r>
-      <w:proofErr w:type="spellStart"/>
-      <w:r>
-        <w:rPr>
-          <w:rFonts w:ascii="Times New Roman" w:hAnsi="Times New Roman" w:cs="Times New Roman"/>
-          <w:sz w:val="24"/>
-          <w:szCs w:val="24"/>
-        </w:rPr>
-        <w:t>Websocket</w:t>
-      </w:r>
-      <w:proofErr w:type="spellEnd"/>
-      <w:r>
-        <w:rPr>
-          <w:rFonts w:ascii="Times New Roman" w:hAnsi="Times New Roman" w:cs="Times New Roman"/>
-          <w:sz w:val="24"/>
-          <w:szCs w:val="24"/>
-        </w:rPr>
-        <w:t xml:space="preserve"> session because at this point, after the handshaking, there is possible only to transfer data through the plain TCP protocol.</w:t>
-      </w:r>
-    </w:p>
-    <w:p>
-      <w:pPr>
-        <w:spacing w:line="360" w:lineRule="auto"/>
-        <w:jc w:val="both"/>
-        <w:rPr>
-          <w:rFonts w:ascii="Times New Roman" w:hAnsi="Times New Roman" w:cs="Times New Roman"/>
-          <w:sz w:val="24"/>
-          <w:szCs w:val="24"/>
-        </w:rPr>
-      </w:pPr>
-      <w:r>
-        <w:rPr>
-          <w:rFonts w:ascii="Times New Roman" w:hAnsi="Times New Roman" w:cs="Times New Roman"/>
-          <w:sz w:val="24"/>
-          <w:szCs w:val="24"/>
-        </w:rPr>
-        <w:t xml:space="preserve">To establish a session, client sends a </w:t>
-      </w:r>
-      <w:proofErr w:type="spellStart"/>
-      <w:r>
-        <w:rPr>
-          <w:rFonts w:ascii="Times New Roman" w:hAnsi="Times New Roman" w:cs="Times New Roman"/>
-          <w:sz w:val="24"/>
-          <w:szCs w:val="24"/>
-        </w:rPr>
-        <w:t>Websocket</w:t>
-      </w:r>
-      <w:proofErr w:type="spellEnd"/>
-      <w:r>
-        <w:rPr>
-          <w:rFonts w:ascii="Times New Roman" w:hAnsi="Times New Roman" w:cs="Times New Roman"/>
-          <w:sz w:val="24"/>
-          <w:szCs w:val="24"/>
-        </w:rPr>
-        <w:t xml:space="preserve"> Upgrade Request to the server, upon which server responds with a </w:t>
-      </w:r>
-      <w:proofErr w:type="spellStart"/>
-      <w:r>
-        <w:rPr>
-          <w:rFonts w:ascii="Times New Roman" w:hAnsi="Times New Roman" w:cs="Times New Roman"/>
-          <w:sz w:val="24"/>
-          <w:szCs w:val="24"/>
-        </w:rPr>
-        <w:t>Websocket</w:t>
-      </w:r>
-      <w:proofErr w:type="spellEnd"/>
-      <w:r>
-        <w:rPr>
-          <w:rFonts w:ascii="Times New Roman" w:hAnsi="Times New Roman" w:cs="Times New Roman"/>
-          <w:sz w:val="24"/>
-          <w:szCs w:val="24"/>
-        </w:rPr>
-        <w:t xml:space="preserve"> Upgrade Response</w:t>
-      </w:r>
-      <w:r>
-        <w:rPr>
-          <w:rFonts w:ascii="Times New Roman" w:hAnsi="Times New Roman" w:cs="Times New Roman"/>
-          <w:sz w:val="24"/>
-          <w:szCs w:val="24"/>
-        </w:rPr>
-        <w:t xml:space="preserve"> [10]</w:t>
-      </w:r>
-      <w:r>
-        <w:rPr>
-          <w:rFonts w:ascii="Times New Roman" w:hAnsi="Times New Roman" w:cs="Times New Roman"/>
-          <w:sz w:val="24"/>
-          <w:szCs w:val="24"/>
-        </w:rPr>
-        <w:t>.</w:t>
-      </w:r>
-      <w:r>
-        <w:rPr>
-          <w:rFonts w:ascii="Times New Roman" w:hAnsi="Times New Roman" w:cs="Times New Roman"/>
-          <w:sz w:val="24"/>
-          <w:szCs w:val="24"/>
-        </w:rPr>
-        <w:t xml:space="preserve"> </w:t>
-      </w:r>
-      <w:r>
-        <w:rPr>
-          <w:rFonts w:ascii="Times New Roman" w:hAnsi="Times New Roman" w:cs="Times New Roman"/>
-          <w:sz w:val="24"/>
-          <w:szCs w:val="24"/>
-        </w:rPr>
-        <w:t xml:space="preserve">The </w:t>
-      </w:r>
-      <w:proofErr w:type="spellStart"/>
-      <w:r>
-        <w:rPr>
-          <w:rFonts w:ascii="Times New Roman" w:hAnsi="Times New Roman" w:cs="Times New Roman"/>
-          <w:sz w:val="24"/>
-          <w:szCs w:val="24"/>
-        </w:rPr>
-        <w:t>Websocket</w:t>
-      </w:r>
-      <w:proofErr w:type="spellEnd"/>
-      <w:r>
-        <w:rPr>
-          <w:rFonts w:ascii="Times New Roman" w:hAnsi="Times New Roman" w:cs="Times New Roman"/>
-          <w:sz w:val="24"/>
-          <w:szCs w:val="24"/>
-        </w:rPr>
-        <w:t xml:space="preserve"> Upgrade Request is nothing more than a HTTP GET Request with the headers Connection and Upgrade telling the server the client’s intention of using the </w:t>
-      </w:r>
-      <w:proofErr w:type="spellStart"/>
-      <w:r>
-        <w:rPr>
-          <w:rFonts w:ascii="Times New Roman" w:hAnsi="Times New Roman" w:cs="Times New Roman"/>
-          <w:sz w:val="24"/>
-          <w:szCs w:val="24"/>
-        </w:rPr>
-        <w:t>Websocket</w:t>
-      </w:r>
-      <w:proofErr w:type="spellEnd"/>
-      <w:r>
-        <w:rPr>
-          <w:rFonts w:ascii="Times New Roman" w:hAnsi="Times New Roman" w:cs="Times New Roman"/>
-          <w:sz w:val="24"/>
-          <w:szCs w:val="24"/>
-        </w:rPr>
-        <w:t xml:space="preserve"> protocol over the regular HTTP for the rest of the session. </w:t>
-      </w:r>
-      <w:r>
-        <w:rPr>
-          <w:rFonts w:ascii="Times New Roman" w:hAnsi="Times New Roman" w:cs="Times New Roman"/>
-          <w:sz w:val="24"/>
-          <w:szCs w:val="24"/>
-        </w:rPr>
-        <w:t xml:space="preserve">If there is possible to establish the </w:t>
-      </w:r>
-      <w:proofErr w:type="spellStart"/>
-      <w:r>
-        <w:rPr>
-          <w:rFonts w:ascii="Times New Roman" w:hAnsi="Times New Roman" w:cs="Times New Roman"/>
-          <w:sz w:val="24"/>
-          <w:szCs w:val="24"/>
-        </w:rPr>
-        <w:t>Websocket</w:t>
-      </w:r>
-      <w:proofErr w:type="spellEnd"/>
-      <w:r>
-        <w:rPr>
-          <w:rFonts w:ascii="Times New Roman" w:hAnsi="Times New Roman" w:cs="Times New Roman"/>
-          <w:sz w:val="24"/>
-          <w:szCs w:val="24"/>
-        </w:rPr>
-        <w:t xml:space="preserve"> session, the server sends back a HTTP response, with the status code having the value 101 Switching Protocols.</w:t>
-      </w:r>
-    </w:p>
-    <w:p>
-      <w:pPr>
-        <w:spacing w:line="360" w:lineRule="auto"/>
-        <w:jc w:val="both"/>
-        <w:rPr>
-          <w:rFonts w:ascii="Times New Roman" w:hAnsi="Times New Roman" w:cs="Times New Roman"/>
-          <w:sz w:val="24"/>
-          <w:szCs w:val="24"/>
-        </w:rPr>
-      </w:pPr>
-      <w:r>
-        <w:rPr>
-          <w:rFonts w:ascii="Times New Roman" w:hAnsi="Times New Roman" w:cs="Times New Roman"/>
-          <w:sz w:val="24"/>
-          <w:szCs w:val="24"/>
-        </w:rPr>
-        <w:t xml:space="preserve">In paper [9], </w:t>
-      </w:r>
-      <w:r>
-        <w:rPr>
-          <w:rFonts w:ascii="Times New Roman" w:hAnsi="Times New Roman" w:cs="Times New Roman"/>
-          <w:sz w:val="24"/>
-          <w:szCs w:val="24"/>
-        </w:rPr>
-        <w:t xml:space="preserve">there was conducted a test to realize a comparison between </w:t>
-      </w:r>
-      <w:proofErr w:type="spellStart"/>
-      <w:r>
-        <w:rPr>
-          <w:rFonts w:ascii="Times New Roman" w:hAnsi="Times New Roman" w:cs="Times New Roman"/>
-          <w:sz w:val="24"/>
-          <w:szCs w:val="24"/>
-        </w:rPr>
-        <w:t>Websocket</w:t>
-      </w:r>
-      <w:proofErr w:type="spellEnd"/>
-      <w:r>
-        <w:rPr>
-          <w:rFonts w:ascii="Times New Roman" w:hAnsi="Times New Roman" w:cs="Times New Roman"/>
-          <w:sz w:val="24"/>
-          <w:szCs w:val="24"/>
-        </w:rPr>
-        <w:t xml:space="preserve"> and HTTP requests performances in asynchronous transmission. The results of the test are impressive, showing that the </w:t>
-      </w:r>
-      <w:proofErr w:type="spellStart"/>
-      <w:r>
-        <w:rPr>
-          <w:rFonts w:ascii="Times New Roman" w:hAnsi="Times New Roman" w:cs="Times New Roman"/>
-          <w:sz w:val="24"/>
-          <w:szCs w:val="24"/>
-        </w:rPr>
-        <w:t>Websocket</w:t>
-      </w:r>
-      <w:proofErr w:type="spellEnd"/>
-      <w:r>
-        <w:rPr>
-          <w:rFonts w:ascii="Times New Roman" w:hAnsi="Times New Roman" w:cs="Times New Roman"/>
-          <w:sz w:val="24"/>
-          <w:szCs w:val="24"/>
-        </w:rPr>
-        <w:t xml:space="preserve"> communication was ten times efficient than the HTTP one. In the same time, other studies emphasize that </w:t>
-      </w:r>
-      <w:proofErr w:type="spellStart"/>
-      <w:r>
-        <w:rPr>
-          <w:rFonts w:ascii="Times New Roman" w:hAnsi="Times New Roman" w:cs="Times New Roman"/>
-          <w:sz w:val="24"/>
-          <w:szCs w:val="24"/>
-        </w:rPr>
-        <w:t>Websocket’s</w:t>
-      </w:r>
-      <w:proofErr w:type="spellEnd"/>
-      <w:r>
-        <w:rPr>
-          <w:rFonts w:ascii="Times New Roman" w:hAnsi="Times New Roman" w:cs="Times New Roman"/>
-          <w:sz w:val="24"/>
-          <w:szCs w:val="24"/>
-        </w:rPr>
         <w:t xml:space="preserve"> performance is much better</w:t>
       </w:r>
       <w:r>
@@ -8535,7 +8581,23 @@
           <w:sz w:val="24"/>
           <w:szCs w:val="24"/>
         </w:rPr>
-        <w:t xml:space="preserve"> than HTTP in terms of network traffic and delay, especially in large number concurrency case [9]. These results encourage us to use this technology in order to develop our application for the chat feature between doctors and patients.</w:t>
+        <w:t xml:space="preserve"> than HTTP in terms of network traffic and delay, especially in </w:t>
+      </w:r>
+      <w:r>
+        <w:rPr>
+          <w:rFonts w:ascii="Times New Roman" w:hAnsi="Times New Roman" w:cs="Times New Roman"/>
+          <w:sz w:val="24"/>
+          <w:szCs w:val="24"/>
+        </w:rPr>
+        <w:t>large number concurrency case [8</w:t>
+      </w:r>
+      <w:r>
+        <w:rPr>
+          <w:rFonts w:ascii="Times New Roman" w:hAnsi="Times New Roman" w:cs="Times New Roman"/>
+          <w:sz w:val="24"/>
+          <w:szCs w:val="24"/>
+        </w:rPr>
+        <w:t>]. These results encourage us to use this technology in order to develop our application for the chat feature between doctors and patients.</w:t>
       </w:r>
     </w:p>
     <w:p/>
@@ -10847,10 +10909,32 @@
           <w:sz w:val="24"/>
           <w:szCs w:val="24"/>
         </w:rPr>
-        <w:t>Architecture</w:t>
-      </w:r>
-      <w:bookmarkStart w:id="14" w:name="_GoBack"/>
-      <w:bookmarkEnd w:id="14"/>
+        <w:t>The application is divided in two parts: backend and frontend. A diagram with the architecture of the application can be seen in Figure 3-9.</w:t>
+      </w:r>
+      <w:r>
+        <w:rPr>
+          <w:rFonts w:ascii="Times New Roman" w:hAnsi="Times New Roman" w:cs="Times New Roman"/>
+          <w:sz w:val="24"/>
+          <w:szCs w:val="24"/>
+        </w:rPr>
+        <w:t xml:space="preserve"> As we can see, the backend was realized with ASP.NET technology and the frontend with React.</w:t>
+      </w:r>
+      <w:r>
+        <w:rPr>
+          <w:rFonts w:ascii="Times New Roman" w:hAnsi="Times New Roman" w:cs="Times New Roman"/>
+          <w:sz w:val="24"/>
+          <w:szCs w:val="24"/>
+        </w:rPr>
+        <w:t xml:space="preserve"> The backend side is composed of three layers: Controller Layer, Business Logic Layer and Data Abstraction L</w:t>
+      </w:r>
+      <w:r>
+        <w:rPr>
+          <w:rFonts w:ascii="Times New Roman" w:hAnsi="Times New Roman" w:cs="Times New Roman"/>
+          <w:sz w:val="24"/>
+          <w:szCs w:val="24"/>
+        </w:rPr>
+        <w:t>ayer, each one having specific responsibilities that will be discussed further. The frontend side has a different structure, being one specific to React applications. Each page is in fact a functional component that can also use smaller components. In this way, there are created functional structures that can be easily reused. We will explain more about these things later, now focusing on the structure of the backend.</w:t>
+      </w:r>
     </w:p>
     <w:p>
       <w:pPr>
@@ -10862,6 +10946,48 @@
           <w:szCs w:val="24"/>
         </w:rPr>
       </w:pPr>
+      <w:r>
+        <w:rPr>
+          <w:rFonts w:ascii="Times New Roman" w:hAnsi="Times New Roman" w:cs="Times New Roman"/>
+          <w:sz w:val="24"/>
+          <w:szCs w:val="24"/>
+        </w:rPr>
+        <w:t xml:space="preserve">The </w:t>
+      </w:r>
+      <w:r>
+        <w:rPr>
+          <w:rFonts w:ascii="Times New Roman" w:hAnsi="Times New Roman" w:cs="Times New Roman"/>
+          <w:b/>
+          <w:sz w:val="24"/>
+          <w:szCs w:val="24"/>
+        </w:rPr>
+        <w:t>Data Abstraction Layer</w:t>
+      </w:r>
+      <w:r>
+        <w:rPr>
+          <w:rFonts w:ascii="Times New Roman" w:hAnsi="Times New Roman" w:cs="Times New Roman"/>
+          <w:b/>
+          <w:sz w:val="24"/>
+          <w:szCs w:val="24"/>
+        </w:rPr>
+        <w:t xml:space="preserve"> </w:t>
+      </w:r>
+      <w:r>
+        <w:rPr>
+          <w:rFonts w:ascii="Times New Roman" w:hAnsi="Times New Roman" w:cs="Times New Roman"/>
+          <w:sz w:val="24"/>
+          <w:szCs w:val="24"/>
+        </w:rPr>
+        <w:t>is responsible for the communication with the database.</w:t>
+      </w:r>
+      <w:r>
+        <w:rPr>
+          <w:rFonts w:ascii="Times New Roman" w:hAnsi="Times New Roman" w:cs="Times New Roman"/>
+          <w:sz w:val="24"/>
+          <w:szCs w:val="24"/>
+        </w:rPr>
+        <w:t xml:space="preserve"> It was implemented as a Class library. After its content is build, it creates a DLL (dynamic link library).</w:t>
+      </w:r>
     </w:p>
     <w:p>
       <w:pPr>
@@ -10875,7 +11001,7 @@
         </w:rPr>
         <w:lastRenderedPageBreak/>
         <w:drawing>
-          <wp:inline distT="0" distB="0" distL="0" distR="0">
+          <wp:inline distT="0" distB="0" distL="0" distR="0" wp14:anchorId="752E34B6" wp14:editId="08A9217B">
             <wp:extent cx="5930900" cy="4095750"/>
             <wp:effectExtent l="0" t="0" r="0" b="0"/>
             <wp:docPr id="17" name="Picture 17"/>
@@ -11070,24 +11196,1686 @@
         <w:t xml:space="preserve"> Application architecture</w:t>
       </w:r>
     </w:p>
+    <w:p>
+      <w:pPr>
+        <w:spacing w:line="360" w:lineRule="auto"/>
+        <w:jc w:val="both"/>
+        <w:rPr>
+          <w:rFonts w:ascii="Times New Roman" w:hAnsi="Times New Roman" w:cs="Times New Roman"/>
+          <w:sz w:val="24"/>
+          <w:szCs w:val="24"/>
+        </w:rPr>
+      </w:pPr>
+    </w:p>
+    <w:p>
+      <w:pPr>
+        <w:spacing w:line="360" w:lineRule="auto"/>
+        <w:jc w:val="both"/>
+        <w:rPr>
+          <w:rFonts w:ascii="Times New Roman" w:hAnsi="Times New Roman" w:cs="Times New Roman"/>
+          <w:sz w:val="24"/>
+          <w:szCs w:val="24"/>
+        </w:rPr>
+      </w:pPr>
+      <w:r>
+        <w:rPr>
+          <w:rFonts w:ascii="Times New Roman" w:hAnsi="Times New Roman" w:cs="Times New Roman"/>
+          <w:sz w:val="24"/>
+          <w:szCs w:val="24"/>
+        </w:rPr>
+        <w:t>In this layer, there are created the entities that we use in application. Practically, we have classes for</w:t>
+      </w:r>
+      <w:r>
+        <w:rPr>
+          <w:rFonts w:ascii="Times New Roman" w:hAnsi="Times New Roman" w:cs="Times New Roman"/>
+          <w:sz w:val="24"/>
+          <w:szCs w:val="24"/>
+        </w:rPr>
+        <w:t xml:space="preserve"> each entity of our project, like Doctor, Patient, Treatment, Disease or Medicine. Then, we have a class called PatientDoctorManagementDbContext that makes the connection with the database. In this class, there is a database set (DbSet) for each entity that corresponds with its table from the database. So, when we add a new entity, let’s say a Specialization, we use the respective DbSet </w:t>
+      </w:r>
+      <w:r>
+        <w:rPr>
+          <w:rFonts w:ascii="Times New Roman" w:hAnsi="Times New Roman" w:cs="Times New Roman"/>
+          <w:sz w:val="24"/>
+          <w:szCs w:val="24"/>
+        </w:rPr>
+        <w:t>from the class PatientDoctorManagementDbContext, we save the changes performed on the DbSet and the table with specializations from the database is updated. We used a code-first approach when creating the entities and the database</w:t>
+      </w:r>
+      <w:r>
+        <w:rPr>
+          <w:rFonts w:ascii="Times New Roman" w:hAnsi="Times New Roman" w:cs="Times New Roman"/>
+          <w:sz w:val="24"/>
+          <w:szCs w:val="24"/>
+        </w:rPr>
+        <w:t xml:space="preserve">. </w:t>
+      </w:r>
+      <w:r>
+        <w:rPr>
+          <w:rFonts w:ascii="Times New Roman" w:hAnsi="Times New Roman" w:cs="Times New Roman"/>
+          <w:sz w:val="24"/>
+          <w:szCs w:val="24"/>
+        </w:rPr>
+        <w:t>With the Code-First approach, the developers can focus on the domain design and</w:t>
+      </w:r>
+      <w:r>
+        <w:rPr>
+          <w:rFonts w:ascii="Times New Roman" w:hAnsi="Times New Roman" w:cs="Times New Roman"/>
+          <w:sz w:val="24"/>
+          <w:szCs w:val="24"/>
+        </w:rPr>
+        <w:t xml:space="preserve"> </w:t>
+      </w:r>
+      <w:r>
+        <w:rPr>
+          <w:rFonts w:ascii="Times New Roman" w:hAnsi="Times New Roman" w:cs="Times New Roman"/>
+          <w:sz w:val="24"/>
+          <w:szCs w:val="24"/>
+        </w:rPr>
+        <w:t>start creating classes as per your domain requirement rather than design your</w:t>
+      </w:r>
+      <w:r>
+        <w:rPr>
+          <w:rFonts w:ascii="Times New Roman" w:hAnsi="Times New Roman" w:cs="Times New Roman"/>
+          <w:sz w:val="24"/>
+          <w:szCs w:val="24"/>
+        </w:rPr>
+        <w:t xml:space="preserve"> </w:t>
+      </w:r>
+      <w:r>
+        <w:rPr>
+          <w:rFonts w:ascii="Times New Roman" w:hAnsi="Times New Roman" w:cs="Times New Roman"/>
+          <w:sz w:val="24"/>
+          <w:szCs w:val="24"/>
+        </w:rPr>
+        <w:t>database ﬁrst and then create the classes which match your database design</w:t>
+      </w:r>
+      <w:r>
+        <w:rPr>
+          <w:rFonts w:ascii="Times New Roman" w:hAnsi="Times New Roman" w:cs="Times New Roman"/>
+          <w:sz w:val="24"/>
+          <w:szCs w:val="24"/>
+        </w:rPr>
+        <w:t xml:space="preserve"> [13</w:t>
+      </w:r>
+      <w:r>
+        <w:rPr>
+          <w:rFonts w:ascii="Times New Roman" w:hAnsi="Times New Roman" w:cs="Times New Roman"/>
+          <w:sz w:val="24"/>
+          <w:szCs w:val="24"/>
+        </w:rPr>
+        <w:t>].</w:t>
+      </w:r>
+      <w:r>
+        <w:rPr>
+          <w:rFonts w:ascii="Times New Roman" w:hAnsi="Times New Roman" w:cs="Times New Roman"/>
+          <w:sz w:val="24"/>
+          <w:szCs w:val="24"/>
+        </w:rPr>
+        <w:t xml:space="preserve"> </w:t>
+      </w:r>
+      <w:r>
+        <w:rPr>
+          <w:rFonts w:ascii="Times New Roman" w:hAnsi="Times New Roman" w:cs="Times New Roman"/>
+          <w:sz w:val="24"/>
+          <w:szCs w:val="24"/>
+        </w:rPr>
+        <w:t>Next, we have a BaseDAL class and for each entity a DAL class for that entity which inherit</w:t>
+      </w:r>
+      <w:r>
+        <w:rPr>
+          <w:rFonts w:ascii="Times New Roman" w:hAnsi="Times New Roman" w:cs="Times New Roman"/>
+          <w:sz w:val="24"/>
+          <w:szCs w:val="24"/>
+        </w:rPr>
+        <w:t>s</w:t>
+      </w:r>
+      <w:r>
+        <w:rPr>
+          <w:rFonts w:ascii="Times New Roman" w:hAnsi="Times New Roman" w:cs="Times New Roman"/>
+          <w:sz w:val="24"/>
+          <w:szCs w:val="24"/>
+        </w:rPr>
+        <w:t xml:space="preserve"> from BaseDAL and will perform operations on that entity</w:t>
+      </w:r>
+      <w:r>
+        <w:rPr>
+          <w:rFonts w:ascii="Times New Roman" w:hAnsi="Times New Roman" w:cs="Times New Roman"/>
+          <w:sz w:val="24"/>
+          <w:szCs w:val="24"/>
+        </w:rPr>
+        <w:t>’s</w:t>
+      </w:r>
+      <w:r>
+        <w:rPr>
+          <w:rFonts w:ascii="Times New Roman" w:hAnsi="Times New Roman" w:cs="Times New Roman"/>
+          <w:sz w:val="24"/>
+          <w:szCs w:val="24"/>
+        </w:rPr>
+        <w:t xml:space="preserve"> database set. </w:t>
+      </w:r>
+    </w:p>
+    <w:p>
+      <w:pPr>
+        <w:spacing w:line="360" w:lineRule="auto"/>
+        <w:jc w:val="both"/>
+        <w:rPr>
+          <w:rFonts w:ascii="Times New Roman" w:hAnsi="Times New Roman" w:cs="Times New Roman"/>
+          <w:sz w:val="24"/>
+          <w:szCs w:val="24"/>
+        </w:rPr>
+      </w:pPr>
+      <w:r>
+        <w:rPr>
+          <w:rFonts w:ascii="Times New Roman" w:hAnsi="Times New Roman" w:cs="Times New Roman"/>
+          <w:sz w:val="24"/>
+          <w:szCs w:val="24"/>
+        </w:rPr>
+        <w:lastRenderedPageBreak/>
+        <w:t>The BaseDAL class code is simple, containing only an object of type DALContext</w:t>
+      </w:r>
+      <w:r>
+        <w:rPr>
+          <w:rFonts w:ascii="Times New Roman" w:hAnsi="Times New Roman" w:cs="Times New Roman"/>
+          <w:sz w:val="24"/>
+          <w:szCs w:val="24"/>
+        </w:rPr>
+        <w:t xml:space="preserve"> that has as member access modified the keyword protected</w:t>
+      </w:r>
+      <w:r>
+        <w:rPr>
+          <w:rFonts w:ascii="Times New Roman" w:hAnsi="Times New Roman" w:cs="Times New Roman"/>
+          <w:sz w:val="24"/>
+          <w:szCs w:val="24"/>
+        </w:rPr>
+        <w:t>.</w:t>
+      </w:r>
+      <w:r>
+        <w:rPr>
+          <w:rFonts w:ascii="Times New Roman" w:hAnsi="Times New Roman" w:cs="Times New Roman"/>
+          <w:sz w:val="24"/>
+          <w:szCs w:val="24"/>
+        </w:rPr>
+        <w:t xml:space="preserve"> In this way, all DAL classes will access the same DALContext object.</w:t>
+      </w:r>
+      <w:r>
+        <w:rPr>
+          <w:rFonts w:ascii="Times New Roman" w:hAnsi="Times New Roman" w:cs="Times New Roman"/>
+          <w:sz w:val="24"/>
+          <w:szCs w:val="24"/>
+        </w:rPr>
+        <w:t xml:space="preserve"> </w:t>
+      </w:r>
+      <w:r>
+        <w:rPr>
+          <w:rFonts w:ascii="Times New Roman" w:hAnsi="Times New Roman" w:cs="Times New Roman"/>
+          <w:sz w:val="24"/>
+          <w:szCs w:val="24"/>
+        </w:rPr>
+        <w:t xml:space="preserve">On the other hand, the code for DALContext is more complex as what we wanted to do was to </w:t>
+      </w:r>
+      <w:r>
+        <w:rPr>
+          <w:rFonts w:ascii="Times New Roman" w:hAnsi="Times New Roman" w:cs="Times New Roman"/>
+          <w:sz w:val="24"/>
+          <w:szCs w:val="24"/>
+        </w:rPr>
+        <w:t>use the concept of Lazy I</w:t>
+      </w:r>
+      <w:r>
+        <w:rPr>
+          <w:rFonts w:ascii="Times New Roman" w:hAnsi="Times New Roman" w:cs="Times New Roman"/>
+          <w:sz w:val="24"/>
+          <w:szCs w:val="24"/>
+        </w:rPr>
+        <w:t>nitialization</w:t>
+      </w:r>
+      <w:r>
+        <w:rPr>
+          <w:rFonts w:ascii="Times New Roman" w:hAnsi="Times New Roman" w:cs="Times New Roman"/>
+          <w:sz w:val="24"/>
+          <w:szCs w:val="24"/>
+        </w:rPr>
+        <w:t xml:space="preserve"> for the DAL classes</w:t>
+      </w:r>
+      <w:r>
+        <w:rPr>
+          <w:rFonts w:ascii="Times New Roman" w:hAnsi="Times New Roman" w:cs="Times New Roman"/>
+          <w:sz w:val="24"/>
+          <w:szCs w:val="24"/>
+        </w:rPr>
+        <w:t xml:space="preserve"> and PatientDoctorManagementDbContext </w:t>
+      </w:r>
+      <w:r>
+        <w:rPr>
+          <w:rFonts w:ascii="Times New Roman" w:hAnsi="Times New Roman" w:cs="Times New Roman"/>
+          <w:sz w:val="24"/>
+          <w:szCs w:val="24"/>
+        </w:rPr>
+        <w:t xml:space="preserve">and to instantiate these DAL classes only once. The arguments of these decisions are the improving of the performance </w:t>
+      </w:r>
+      <w:r>
+        <w:rPr>
+          <w:rFonts w:ascii="Times New Roman" w:hAnsi="Times New Roman" w:cs="Times New Roman"/>
+          <w:sz w:val="24"/>
+          <w:szCs w:val="24"/>
+        </w:rPr>
+        <w:t>and reducing the used memory.</w:t>
+      </w:r>
+      <w:r>
+        <w:rPr>
+          <w:rFonts w:ascii="Times New Roman" w:hAnsi="Times New Roman" w:cs="Times New Roman"/>
+          <w:sz w:val="24"/>
+          <w:szCs w:val="24"/>
+        </w:rPr>
+        <w:t xml:space="preserve"> The most important aspects of the DALContext class implementation can be seen in Figure 3-10.</w:t>
+      </w:r>
+    </w:p>
+    <w:p>
+      <w:pPr>
+        <w:keepNext/>
+        <w:spacing w:line="360" w:lineRule="auto"/>
+        <w:jc w:val="center"/>
+      </w:pPr>
+      <w:r>
+        <w:rPr>
+          <w:rFonts w:ascii="Times New Roman" w:hAnsi="Times New Roman" w:cs="Times New Roman"/>
+          <w:noProof/>
+          <w:sz w:val="24"/>
+          <w:szCs w:val="24"/>
+        </w:rPr>
+        <w:drawing>
+          <wp:inline distT="0" distB="0" distL="0" distR="0" wp14:anchorId="608CA639" wp14:editId="0ED1C488">
+            <wp:extent cx="5943600" cy="4114800"/>
+            <wp:effectExtent l="0" t="0" r="0" b="0"/>
+            <wp:docPr id="19" name="Picture 19"/>
+            <wp:cNvGraphicFramePr>
+              <a:graphicFrameLocks xmlns:a="http://schemas.openxmlformats.org/drawingml/2006/main" noChangeAspect="1"/>
+            </wp:cNvGraphicFramePr>
+            <a:graphic xmlns:a="http://schemas.openxmlformats.org/drawingml/2006/main">
+              <a:graphicData uri="http://schemas.openxmlformats.org/drawingml/2006/picture">
+                <pic:pic xmlns:pic="http://schemas.openxmlformats.org/drawingml/2006/picture">
+                  <pic:nvPicPr>
+                    <pic:cNvPr id="0" name="Picture 4"/>
+                    <pic:cNvPicPr>
+                      <a:picLocks noChangeAspect="1" noChangeArrowheads="1"/>
+                    </pic:cNvPicPr>
+                  </pic:nvPicPr>
+                  <pic:blipFill>
+                    <a:blip r:embed="rId24" cstate="print">
+                      <a:extLst>
+                        <a:ext uri="{28A0092B-C50C-407E-A947-70E740481C1C}">
+                          <a14:useLocalDpi xmlns:a14="http://schemas.microsoft.com/office/drawing/2010/main" val="0"/>
+                        </a:ext>
+                      </a:extLst>
+                    </a:blip>
+                    <a:srcRect/>
+                    <a:stretch>
+                      <a:fillRect/>
+                    </a:stretch>
+                  </pic:blipFill>
+                  <pic:spPr bwMode="auto">
+                    <a:xfrm>
+                      <a:off x="0" y="0"/>
+                      <a:ext cx="5943600" cy="4114800"/>
+                    </a:xfrm>
+                    <a:prstGeom prst="rect">
+                      <a:avLst/>
+                    </a:prstGeom>
+                    <a:noFill/>
+                    <a:ln>
+                      <a:noFill/>
+                    </a:ln>
+                  </pic:spPr>
+                </pic:pic>
+              </a:graphicData>
+            </a:graphic>
+          </wp:inline>
+        </w:drawing>
+      </w:r>
+    </w:p>
+    <w:p>
+      <w:pPr>
+        <w:pStyle w:val="Caption"/>
+        <w:spacing w:line="360" w:lineRule="auto"/>
+        <w:jc w:val="center"/>
+        <w:rPr>
+          <w:rFonts w:ascii="Times New Roman" w:hAnsi="Times New Roman" w:cs="Times New Roman"/>
+          <w:b w:val="0"/>
+          <w:color w:val="000000" w:themeColor="text1"/>
+          <w:sz w:val="24"/>
+          <w:szCs w:val="24"/>
+        </w:rPr>
+      </w:pPr>
+      <w:r>
+        <w:rPr>
+          <w:rFonts w:ascii="Times New Roman" w:hAnsi="Times New Roman" w:cs="Times New Roman"/>
+          <w:b w:val="0"/>
+          <w:color w:val="000000" w:themeColor="text1"/>
+          <w:sz w:val="24"/>
+          <w:szCs w:val="24"/>
+        </w:rPr>
+        <w:t xml:space="preserve">Figure </w:t>
+      </w:r>
+      <w:r>
+        <w:rPr>
+          <w:rFonts w:ascii="Times New Roman" w:hAnsi="Times New Roman" w:cs="Times New Roman"/>
+          <w:b w:val="0"/>
+          <w:color w:val="000000" w:themeColor="text1"/>
+          <w:sz w:val="24"/>
+          <w:szCs w:val="24"/>
+        </w:rPr>
+        <w:fldChar w:fldCharType="begin"/>
+      </w:r>
+      <w:r>
+        <w:rPr>
+          <w:rFonts w:ascii="Times New Roman" w:hAnsi="Times New Roman" w:cs="Times New Roman"/>
+          <w:b w:val="0"/>
+          <w:color w:val="000000" w:themeColor="text1"/>
+          <w:sz w:val="24"/>
+          <w:szCs w:val="24"/>
+        </w:rPr>
+        <w:instrText xml:space="preserve"> STYLEREF 1 \s </w:instrText>
+      </w:r>
+      <w:r>
+        <w:rPr>
+          <w:rFonts w:ascii="Times New Roman" w:hAnsi="Times New Roman" w:cs="Times New Roman"/>
+          <w:b w:val="0"/>
+          <w:color w:val="000000" w:themeColor="text1"/>
+          <w:sz w:val="24"/>
+          <w:szCs w:val="24"/>
+        </w:rPr>
+        <w:fldChar w:fldCharType="separate"/>
+      </w:r>
+      <w:r>
+        <w:rPr>
+          <w:rFonts w:ascii="Times New Roman" w:hAnsi="Times New Roman" w:cs="Times New Roman"/>
+          <w:b w:val="0"/>
+          <w:noProof/>
+          <w:color w:val="000000" w:themeColor="text1"/>
+          <w:sz w:val="24"/>
+          <w:szCs w:val="24"/>
+        </w:rPr>
+        <w:t>3</w:t>
+      </w:r>
+      <w:r>
+        <w:rPr>
+          <w:rFonts w:ascii="Times New Roman" w:hAnsi="Times New Roman" w:cs="Times New Roman"/>
+          <w:b w:val="0"/>
+          <w:color w:val="000000" w:themeColor="text1"/>
+          <w:sz w:val="24"/>
+          <w:szCs w:val="24"/>
+        </w:rPr>
+        <w:fldChar w:fldCharType="end"/>
+      </w:r>
+      <w:r>
+        <w:rPr>
+          <w:rFonts w:ascii="Times New Roman" w:hAnsi="Times New Roman" w:cs="Times New Roman"/>
+          <w:b w:val="0"/>
+          <w:color w:val="000000" w:themeColor="text1"/>
+          <w:sz w:val="24"/>
+          <w:szCs w:val="24"/>
+        </w:rPr>
+        <w:noBreakHyphen/>
+      </w:r>
+      <w:r>
+        <w:rPr>
+          <w:rFonts w:ascii="Times New Roman" w:hAnsi="Times New Roman" w:cs="Times New Roman"/>
+          <w:b w:val="0"/>
+          <w:color w:val="000000" w:themeColor="text1"/>
+          <w:sz w:val="24"/>
+          <w:szCs w:val="24"/>
+        </w:rPr>
+        <w:fldChar w:fldCharType="begin"/>
+      </w:r>
+      <w:r>
+        <w:rPr>
+          <w:rFonts w:ascii="Times New Roman" w:hAnsi="Times New Roman" w:cs="Times New Roman"/>
+          <w:b w:val="0"/>
+          <w:color w:val="000000" w:themeColor="text1"/>
+          <w:sz w:val="24"/>
+          <w:szCs w:val="24"/>
+        </w:rPr>
+        <w:instrText xml:space="preserve"> SEQ Figure \* ARABIC \s 1 </w:instrText>
+      </w:r>
+      <w:r>
+        <w:rPr>
+          <w:rFonts w:ascii="Times New Roman" w:hAnsi="Times New Roman" w:cs="Times New Roman"/>
+          <w:b w:val="0"/>
+          <w:color w:val="000000" w:themeColor="text1"/>
+          <w:sz w:val="24"/>
+          <w:szCs w:val="24"/>
+        </w:rPr>
+        <w:fldChar w:fldCharType="separate"/>
+      </w:r>
+      <w:r>
+        <w:rPr>
+          <w:rFonts w:ascii="Times New Roman" w:hAnsi="Times New Roman" w:cs="Times New Roman"/>
+          <w:b w:val="0"/>
+          <w:noProof/>
+          <w:color w:val="000000" w:themeColor="text1"/>
+          <w:sz w:val="24"/>
+          <w:szCs w:val="24"/>
+        </w:rPr>
+        <w:t>10</w:t>
+      </w:r>
+      <w:r>
+        <w:rPr>
+          <w:rFonts w:ascii="Times New Roman" w:hAnsi="Times New Roman" w:cs="Times New Roman"/>
+          <w:b w:val="0"/>
+          <w:color w:val="000000" w:themeColor="text1"/>
+          <w:sz w:val="24"/>
+          <w:szCs w:val="24"/>
+        </w:rPr>
+        <w:fldChar w:fldCharType="end"/>
+      </w:r>
+      <w:r>
+        <w:rPr>
+          <w:rFonts w:ascii="Times New Roman" w:hAnsi="Times New Roman" w:cs="Times New Roman"/>
+          <w:b w:val="0"/>
+          <w:color w:val="000000" w:themeColor="text1"/>
+          <w:sz w:val="24"/>
+          <w:szCs w:val="24"/>
+        </w:rPr>
+        <w:t xml:space="preserve"> DALContext class implementation</w:t>
+      </w:r>
+    </w:p>
+    <w:p>
+      <w:pPr>
+        <w:spacing w:line="360" w:lineRule="auto"/>
+        <w:jc w:val="both"/>
+        <w:rPr>
+          <w:rFonts w:ascii="Times New Roman" w:hAnsi="Times New Roman" w:cs="Times New Roman"/>
+          <w:sz w:val="24"/>
+          <w:szCs w:val="24"/>
+        </w:rPr>
+      </w:pPr>
+    </w:p>
+    <w:p>
+      <w:pPr>
+        <w:spacing w:line="360" w:lineRule="auto"/>
+        <w:jc w:val="both"/>
+        <w:rPr>
+          <w:rFonts w:ascii="Times New Roman" w:hAnsi="Times New Roman" w:cs="Times New Roman"/>
+          <w:sz w:val="24"/>
+          <w:szCs w:val="24"/>
+        </w:rPr>
+      </w:pPr>
+      <w:r>
+        <w:rPr>
+          <w:rFonts w:ascii="Times New Roman" w:hAnsi="Times New Roman" w:cs="Times New Roman"/>
+          <w:sz w:val="24"/>
+          <w:szCs w:val="24"/>
+        </w:rPr>
+        <w:t xml:space="preserve">The </w:t>
+      </w:r>
+      <w:r>
+        <w:rPr>
+          <w:rFonts w:ascii="Times New Roman" w:hAnsi="Times New Roman" w:cs="Times New Roman"/>
+          <w:b/>
+          <w:sz w:val="24"/>
+          <w:szCs w:val="24"/>
+        </w:rPr>
+        <w:t>Business Logic Layer</w:t>
+      </w:r>
+      <w:r>
+        <w:rPr>
+          <w:rFonts w:ascii="Times New Roman" w:hAnsi="Times New Roman" w:cs="Times New Roman"/>
+          <w:sz w:val="24"/>
+          <w:szCs w:val="24"/>
+        </w:rPr>
+        <w:t xml:space="preserve"> was also implemented as a class library. We had to connect this layer to the previously discussed one by adding a reference to the DLL generated by Data Abstraction Layer. </w:t>
+      </w:r>
+      <w:r>
+        <w:rPr>
+          <w:rFonts w:ascii="Times New Roman" w:hAnsi="Times New Roman" w:cs="Times New Roman"/>
+          <w:sz w:val="24"/>
+          <w:szCs w:val="24"/>
+        </w:rPr>
+        <w:t xml:space="preserve">In this way we establish a one-way connection between these two layers as we intended; </w:t>
+      </w:r>
+      <w:r>
+        <w:rPr>
+          <w:rFonts w:ascii="Times New Roman" w:hAnsi="Times New Roman" w:cs="Times New Roman"/>
+          <w:sz w:val="24"/>
+          <w:szCs w:val="24"/>
+        </w:rPr>
+        <w:lastRenderedPageBreak/>
+        <w:t>the Data Abstraction Layer should not be able to use code from the Business Logic Layer. The purpose of this layer is to execute the specific business rules of the application, being in fact an intermediary layer between the Controllers Layer and the Data Abstraction Layer. Its structure is similar with th</w:t>
+      </w:r>
+      <w:r>
+        <w:rPr>
+          <w:rFonts w:ascii="Times New Roman" w:hAnsi="Times New Roman" w:cs="Times New Roman"/>
+          <w:sz w:val="24"/>
+          <w:szCs w:val="24"/>
+        </w:rPr>
+        <w:t xml:space="preserve">e one of Data Abstraction Layer, the difference in this case being that the BLLContext class uses Lazy </w:t>
+      </w:r>
+      <w:r>
+        <w:rPr>
+          <w:rFonts w:ascii="Times New Roman" w:hAnsi="Times New Roman" w:cs="Times New Roman"/>
+          <w:sz w:val="24"/>
+          <w:szCs w:val="24"/>
+        </w:rPr>
+        <w:t>Initialization</w:t>
+      </w:r>
+      <w:r>
+        <w:rPr>
+          <w:rFonts w:ascii="Times New Roman" w:hAnsi="Times New Roman" w:cs="Times New Roman"/>
+          <w:sz w:val="24"/>
+          <w:szCs w:val="24"/>
+        </w:rPr>
+        <w:t xml:space="preserve"> for an object of type DLLContext. Thus, all BLL classes will be able to use the DLLContext and also its members. In the Business Logic Layer are also present the Models for our project, being classes inspired from the entities but with a change structure (less fields, different names etc.) that will be used for the frontend part.</w:t>
+      </w:r>
+    </w:p>
+    <w:p>
+      <w:pPr>
+        <w:spacing w:line="360" w:lineRule="auto"/>
+        <w:jc w:val="both"/>
+        <w:rPr>
+          <w:rFonts w:ascii="Times New Roman" w:hAnsi="Times New Roman" w:cs="Times New Roman"/>
+          <w:sz w:val="24"/>
+          <w:szCs w:val="24"/>
+        </w:rPr>
+      </w:pPr>
+      <w:r>
+        <w:rPr>
+          <w:rFonts w:ascii="Times New Roman" w:hAnsi="Times New Roman" w:cs="Times New Roman"/>
+          <w:sz w:val="24"/>
+          <w:szCs w:val="24"/>
+        </w:rPr>
+        <w:t xml:space="preserve">The </w:t>
+      </w:r>
+      <w:r>
+        <w:rPr>
+          <w:rFonts w:ascii="Times New Roman" w:hAnsi="Times New Roman" w:cs="Times New Roman"/>
+          <w:b/>
+          <w:sz w:val="24"/>
+          <w:szCs w:val="24"/>
+        </w:rPr>
+        <w:t>Controller Layer</w:t>
+      </w:r>
+      <w:r>
+        <w:rPr>
+          <w:rFonts w:ascii="Times New Roman" w:hAnsi="Times New Roman" w:cs="Times New Roman"/>
+          <w:sz w:val="24"/>
+          <w:szCs w:val="24"/>
+        </w:rPr>
+        <w:t xml:space="preserve"> </w:t>
+      </w:r>
+      <w:r>
+        <w:rPr>
+          <w:rFonts w:ascii="Times New Roman" w:hAnsi="Times New Roman" w:cs="Times New Roman"/>
+          <w:sz w:val="24"/>
+          <w:szCs w:val="24"/>
+        </w:rPr>
+        <w:t xml:space="preserve">deals with the processing of requests from the front end side and contains also the class ChatHub for real-time messaging. For each entity we have a separate controller class and also an AuthorizationController class. It is the time to say that a good practice in terms of security is to encrypt the passwords and not save them in plain text in the database and we occupied of this aspect. Also, when receiving a request that includes operations for an already logged-in user we want to be sure that user is really logged into the application. So, for each user we create a JWT Token when he or she logged in and after this the token will be used whenever the user makes a request. Also, it is verified the type of user in case of some operations (we </w:t>
+      </w:r>
+      <w:r>
+        <w:rPr>
+          <w:rFonts w:ascii="Times New Roman" w:hAnsi="Times New Roman" w:cs="Times New Roman"/>
+          <w:sz w:val="24"/>
+          <w:szCs w:val="24"/>
+        </w:rPr>
+        <w:t>refer</w:t>
+      </w:r>
+      <w:r>
+        <w:rPr>
+          <w:rFonts w:ascii="Times New Roman" w:hAnsi="Times New Roman" w:cs="Times New Roman"/>
+          <w:sz w:val="24"/>
+          <w:szCs w:val="24"/>
+        </w:rPr>
+        <w:t xml:space="preserve"> especially </w:t>
+      </w:r>
+      <w:r>
+        <w:rPr>
+          <w:rFonts w:ascii="Times New Roman" w:hAnsi="Times New Roman" w:cs="Times New Roman"/>
+          <w:sz w:val="24"/>
+          <w:szCs w:val="24"/>
+        </w:rPr>
+        <w:t>to</w:t>
+      </w:r>
+      <w:r>
+        <w:rPr>
+          <w:rFonts w:ascii="Times New Roman" w:hAnsi="Times New Roman" w:cs="Times New Roman"/>
+          <w:sz w:val="24"/>
+          <w:szCs w:val="24"/>
+        </w:rPr>
+        <w:t xml:space="preserve"> administrator functionalities)</w:t>
+      </w:r>
+      <w:r>
+        <w:rPr>
+          <w:rFonts w:ascii="Times New Roman" w:hAnsi="Times New Roman" w:cs="Times New Roman"/>
+          <w:sz w:val="24"/>
+          <w:szCs w:val="24"/>
+        </w:rPr>
+        <w:t>. For the ChatHub class, we used an ASP.NET library called SignalR that simplified our work, being implemented with the help of Web sockets.</w:t>
+      </w:r>
+      <w:bookmarkStart w:id="14" w:name="_GoBack"/>
+      <w:bookmarkEnd w:id="14"/>
+      <w:r>
+        <w:rPr>
+          <w:rFonts w:ascii="Times New Roman" w:hAnsi="Times New Roman" w:cs="Times New Roman"/>
+          <w:sz w:val="24"/>
+          <w:szCs w:val="24"/>
+        </w:rPr>
+        <w:t xml:space="preserve"> </w:t>
+      </w:r>
+    </w:p>
+    <w:p>
+      <w:pPr>
+        <w:spacing w:line="360" w:lineRule="auto"/>
+        <w:jc w:val="both"/>
+        <w:rPr>
+          <w:rFonts w:ascii="Times New Roman" w:hAnsi="Times New Roman" w:cs="Times New Roman"/>
+          <w:sz w:val="24"/>
+          <w:szCs w:val="24"/>
+        </w:rPr>
+      </w:pPr>
+      <w:r>
+        <w:rPr>
+          <w:rFonts w:ascii="Times New Roman" w:hAnsi="Times New Roman" w:cs="Times New Roman"/>
+          <w:sz w:val="24"/>
+          <w:szCs w:val="24"/>
+        </w:rPr>
+        <w:t xml:space="preserve">In the following, we will discuss about the implementation of the </w:t>
+      </w:r>
+      <w:r>
+        <w:rPr>
+          <w:rFonts w:ascii="Times New Roman" w:hAnsi="Times New Roman" w:cs="Times New Roman"/>
+          <w:b/>
+          <w:sz w:val="24"/>
+          <w:szCs w:val="24"/>
+        </w:rPr>
+        <w:t>Frontend</w:t>
+      </w:r>
+      <w:r>
+        <w:rPr>
+          <w:rFonts w:ascii="Times New Roman" w:hAnsi="Times New Roman" w:cs="Times New Roman"/>
+          <w:sz w:val="24"/>
+          <w:szCs w:val="24"/>
+        </w:rPr>
+        <w:t xml:space="preserve"> side. In the beginning, there was implemented a Router with the aim to redirect the user to login page if he or she is not logged in or the session has expired. In order to determine this, we take the JWT token from the Local Storage and try to refresh this token. If there is no token on Local S</w:t>
+      </w:r>
+      <w:r>
+        <w:rPr>
+          <w:rFonts w:ascii="Times New Roman" w:hAnsi="Times New Roman" w:cs="Times New Roman"/>
+          <w:sz w:val="24"/>
+          <w:szCs w:val="24"/>
+        </w:rPr>
+        <w:t xml:space="preserve">torage or the refresh operation receives a BadRequest response from the server, then the Login page will be displayed. Also, in these cases the user cannot access the content of the application until he or she log in successfully. After this happens, the token will be modified automatically at intervals of 30 minutes. In the same time, when the user is log in there is made a connection of type Web socket with the backend. </w:t>
+      </w:r>
+      <w:r>
+        <w:rPr>
+          <w:rFonts w:ascii="Times New Roman" w:hAnsi="Times New Roman" w:cs="Times New Roman"/>
+          <w:sz w:val="24"/>
+          <w:szCs w:val="24"/>
+        </w:rPr>
+        <w:t xml:space="preserve">As for the implementation of the pages, all that must be said is that firstly there were created smaller </w:t>
+      </w:r>
+      <w:r>
+        <w:rPr>
+          <w:rFonts w:ascii="Times New Roman" w:hAnsi="Times New Roman" w:cs="Times New Roman"/>
+          <w:sz w:val="24"/>
+          <w:szCs w:val="24"/>
+        </w:rPr>
+        <w:t>function</w:t>
+      </w:r>
+      <w:r>
+        <w:rPr>
+          <w:rFonts w:ascii="Times New Roman" w:hAnsi="Times New Roman" w:cs="Times New Roman"/>
+          <w:sz w:val="24"/>
+          <w:szCs w:val="24"/>
+        </w:rPr>
+        <w:t xml:space="preserve"> components that were used in multiple places, this being a common practice for the React applications. </w:t>
+      </w:r>
+      <w:r>
+        <w:rPr>
+          <w:rFonts w:ascii="Times New Roman" w:hAnsi="Times New Roman" w:cs="Times New Roman"/>
+          <w:sz w:val="24"/>
+          <w:szCs w:val="24"/>
+        </w:rPr>
+        <w:t>In order to have a better structure of the whole project, each component has three files: one for its styling having the extension .</w:t>
+      </w:r>
+      <w:proofErr w:type="spellStart"/>
+      <w:r>
+        <w:rPr>
+          <w:rFonts w:ascii="Times New Roman" w:hAnsi="Times New Roman" w:cs="Times New Roman"/>
+          <w:sz w:val="24"/>
+          <w:szCs w:val="24"/>
+        </w:rPr>
+        <w:t>css</w:t>
+      </w:r>
+      <w:proofErr w:type="spellEnd"/>
+      <w:r>
+        <w:rPr>
+          <w:rFonts w:ascii="Times New Roman" w:hAnsi="Times New Roman" w:cs="Times New Roman"/>
+          <w:sz w:val="24"/>
+          <w:szCs w:val="24"/>
+        </w:rPr>
+        <w:t xml:space="preserve">, one </w:t>
+      </w:r>
+      <w:r>
+        <w:rPr>
+          <w:rFonts w:ascii="Times New Roman" w:hAnsi="Times New Roman" w:cs="Times New Roman"/>
+          <w:sz w:val="24"/>
+          <w:szCs w:val="24"/>
+        </w:rPr>
+        <w:lastRenderedPageBreak/>
+        <w:t>containing the definitions of its used types having the extension .</w:t>
+      </w:r>
+      <w:proofErr w:type="spellStart"/>
+      <w:r>
+        <w:rPr>
+          <w:rFonts w:ascii="Times New Roman" w:hAnsi="Times New Roman" w:cs="Times New Roman"/>
+          <w:sz w:val="24"/>
+          <w:szCs w:val="24"/>
+        </w:rPr>
+        <w:t>ts</w:t>
+      </w:r>
+      <w:proofErr w:type="spellEnd"/>
+      <w:r>
+        <w:rPr>
+          <w:rFonts w:ascii="Times New Roman" w:hAnsi="Times New Roman" w:cs="Times New Roman"/>
+          <w:sz w:val="24"/>
+          <w:szCs w:val="24"/>
+        </w:rPr>
+        <w:t xml:space="preserve"> and one for the implementation with the extension .</w:t>
+      </w:r>
+      <w:proofErr w:type="spellStart"/>
+      <w:r>
+        <w:rPr>
+          <w:rFonts w:ascii="Times New Roman" w:hAnsi="Times New Roman" w:cs="Times New Roman"/>
+          <w:sz w:val="24"/>
+          <w:szCs w:val="24"/>
+        </w:rPr>
+        <w:t>tsx</w:t>
+      </w:r>
+      <w:proofErr w:type="spellEnd"/>
+      <w:r>
+        <w:rPr>
+          <w:rFonts w:ascii="Times New Roman" w:hAnsi="Times New Roman" w:cs="Times New Roman"/>
+          <w:sz w:val="24"/>
+          <w:szCs w:val="24"/>
+        </w:rPr>
+        <w:t>. An example is given by the CustomCallendar component and it can be seen in Figure 3-11.</w:t>
+      </w:r>
+    </w:p>
+    <w:p>
+      <w:pPr>
+        <w:keepNext/>
+        <w:spacing w:line="360" w:lineRule="auto"/>
+        <w:jc w:val="both"/>
+      </w:pPr>
+      <w:r>
+        <w:rPr>
+          <w:rFonts w:ascii="Times New Roman" w:hAnsi="Times New Roman" w:cs="Times New Roman"/>
+          <w:noProof/>
+          <w:sz w:val="24"/>
+          <w:szCs w:val="24"/>
+        </w:rPr>
+        <w:drawing>
+          <wp:inline distT="0" distB="0" distL="0" distR="0" wp14:anchorId="6B515E33" wp14:editId="2B97C63C">
+            <wp:extent cx="2660650" cy="863600"/>
+            <wp:effectExtent l="0" t="0" r="6350" b="0"/>
+            <wp:docPr id="20" name="Picture 20"/>
+            <wp:cNvGraphicFramePr>
+              <a:graphicFrameLocks xmlns:a="http://schemas.openxmlformats.org/drawingml/2006/main" noChangeAspect="1"/>
+            </wp:cNvGraphicFramePr>
+            <a:graphic xmlns:a="http://schemas.openxmlformats.org/drawingml/2006/main">
+              <a:graphicData uri="http://schemas.openxmlformats.org/drawingml/2006/picture">
+                <pic:pic xmlns:pic="http://schemas.openxmlformats.org/drawingml/2006/picture">
+                  <pic:nvPicPr>
+                    <pic:cNvPr id="0" name="Picture 5"/>
+                    <pic:cNvPicPr>
+                      <a:picLocks noChangeAspect="1" noChangeArrowheads="1"/>
+                    </pic:cNvPicPr>
+                  </pic:nvPicPr>
+                  <pic:blipFill>
+                    <a:blip r:embed="rId25">
+                      <a:extLst>
+                        <a:ext uri="{28A0092B-C50C-407E-A947-70E740481C1C}">
+                          <a14:useLocalDpi xmlns:a14="http://schemas.microsoft.com/office/drawing/2010/main" val="0"/>
+                        </a:ext>
+                      </a:extLst>
+                    </a:blip>
+                    <a:srcRect/>
+                    <a:stretch>
+                      <a:fillRect/>
+                    </a:stretch>
+                  </pic:blipFill>
+                  <pic:spPr bwMode="auto">
+                    <a:xfrm>
+                      <a:off x="0" y="0"/>
+                      <a:ext cx="2660650" cy="863600"/>
+                    </a:xfrm>
+                    <a:prstGeom prst="rect">
+                      <a:avLst/>
+                    </a:prstGeom>
+                    <a:noFill/>
+                    <a:ln>
+                      <a:noFill/>
+                    </a:ln>
+                  </pic:spPr>
+                </pic:pic>
+              </a:graphicData>
+            </a:graphic>
+          </wp:inline>
+        </w:drawing>
+      </w:r>
+    </w:p>
+    <w:p>
+      <w:pPr>
+        <w:pStyle w:val="Caption"/>
+        <w:spacing w:line="360" w:lineRule="auto"/>
+        <w:jc w:val="both"/>
+        <w:rPr>
+          <w:rFonts w:ascii="Times New Roman" w:hAnsi="Times New Roman" w:cs="Times New Roman"/>
+          <w:b w:val="0"/>
+          <w:color w:val="000000" w:themeColor="text1"/>
+          <w:sz w:val="24"/>
+          <w:szCs w:val="24"/>
+        </w:rPr>
+      </w:pPr>
+      <w:r>
+        <w:rPr>
+          <w:rFonts w:ascii="Times New Roman" w:hAnsi="Times New Roman" w:cs="Times New Roman"/>
+          <w:b w:val="0"/>
+          <w:color w:val="000000" w:themeColor="text1"/>
+          <w:sz w:val="24"/>
+          <w:szCs w:val="24"/>
+        </w:rPr>
+        <w:t xml:space="preserve">Figure </w:t>
+      </w:r>
+      <w:r>
+        <w:rPr>
+          <w:rFonts w:ascii="Times New Roman" w:hAnsi="Times New Roman" w:cs="Times New Roman"/>
+          <w:b w:val="0"/>
+          <w:color w:val="000000" w:themeColor="text1"/>
+          <w:sz w:val="24"/>
+          <w:szCs w:val="24"/>
+        </w:rPr>
+        <w:fldChar w:fldCharType="begin"/>
+      </w:r>
+      <w:r>
+        <w:rPr>
+          <w:rFonts w:ascii="Times New Roman" w:hAnsi="Times New Roman" w:cs="Times New Roman"/>
+          <w:b w:val="0"/>
+          <w:color w:val="000000" w:themeColor="text1"/>
+          <w:sz w:val="24"/>
+          <w:szCs w:val="24"/>
+        </w:rPr>
+        <w:instrText xml:space="preserve"> STYLEREF 1 \s </w:instrText>
+      </w:r>
+      <w:r>
+        <w:rPr>
+          <w:rFonts w:ascii="Times New Roman" w:hAnsi="Times New Roman" w:cs="Times New Roman"/>
+          <w:b w:val="0"/>
+          <w:color w:val="000000" w:themeColor="text1"/>
+          <w:sz w:val="24"/>
+          <w:szCs w:val="24"/>
+        </w:rPr>
+        <w:fldChar w:fldCharType="separate"/>
+      </w:r>
+      <w:r>
+        <w:rPr>
+          <w:rFonts w:ascii="Times New Roman" w:hAnsi="Times New Roman" w:cs="Times New Roman"/>
+          <w:b w:val="0"/>
+          <w:noProof/>
+          <w:color w:val="000000" w:themeColor="text1"/>
+          <w:sz w:val="24"/>
+          <w:szCs w:val="24"/>
+        </w:rPr>
+        <w:t>3</w:t>
+      </w:r>
+      <w:r>
+        <w:rPr>
+          <w:rFonts w:ascii="Times New Roman" w:hAnsi="Times New Roman" w:cs="Times New Roman"/>
+          <w:b w:val="0"/>
+          <w:color w:val="000000" w:themeColor="text1"/>
+          <w:sz w:val="24"/>
+          <w:szCs w:val="24"/>
+        </w:rPr>
+        <w:fldChar w:fldCharType="end"/>
+      </w:r>
+      <w:r>
+        <w:rPr>
+          <w:rFonts w:ascii="Times New Roman" w:hAnsi="Times New Roman" w:cs="Times New Roman"/>
+          <w:b w:val="0"/>
+          <w:color w:val="000000" w:themeColor="text1"/>
+          <w:sz w:val="24"/>
+          <w:szCs w:val="24"/>
+        </w:rPr>
+        <w:noBreakHyphen/>
+      </w:r>
+      <w:r>
+        <w:rPr>
+          <w:rFonts w:ascii="Times New Roman" w:hAnsi="Times New Roman" w:cs="Times New Roman"/>
+          <w:b w:val="0"/>
+          <w:color w:val="000000" w:themeColor="text1"/>
+          <w:sz w:val="24"/>
+          <w:szCs w:val="24"/>
+        </w:rPr>
+        <w:fldChar w:fldCharType="begin"/>
+      </w:r>
+      <w:r>
+        <w:rPr>
+          <w:rFonts w:ascii="Times New Roman" w:hAnsi="Times New Roman" w:cs="Times New Roman"/>
+          <w:b w:val="0"/>
+          <w:color w:val="000000" w:themeColor="text1"/>
+          <w:sz w:val="24"/>
+          <w:szCs w:val="24"/>
+        </w:rPr>
+        <w:instrText xml:space="preserve"> SEQ Figure \* ARABIC \s 1 </w:instrText>
+      </w:r>
+      <w:r>
+        <w:rPr>
+          <w:rFonts w:ascii="Times New Roman" w:hAnsi="Times New Roman" w:cs="Times New Roman"/>
+          <w:b w:val="0"/>
+          <w:color w:val="000000" w:themeColor="text1"/>
+          <w:sz w:val="24"/>
+          <w:szCs w:val="24"/>
+        </w:rPr>
+        <w:fldChar w:fldCharType="separate"/>
+      </w:r>
+      <w:r>
+        <w:rPr>
+          <w:rFonts w:ascii="Times New Roman" w:hAnsi="Times New Roman" w:cs="Times New Roman"/>
+          <w:b w:val="0"/>
+          <w:noProof/>
+          <w:color w:val="000000" w:themeColor="text1"/>
+          <w:sz w:val="24"/>
+          <w:szCs w:val="24"/>
+        </w:rPr>
+        <w:t>11</w:t>
+      </w:r>
+      <w:r>
+        <w:rPr>
+          <w:rFonts w:ascii="Times New Roman" w:hAnsi="Times New Roman" w:cs="Times New Roman"/>
+          <w:b w:val="0"/>
+          <w:color w:val="000000" w:themeColor="text1"/>
+          <w:sz w:val="24"/>
+          <w:szCs w:val="24"/>
+        </w:rPr>
+        <w:fldChar w:fldCharType="end"/>
+      </w:r>
+      <w:r>
+        <w:rPr>
+          <w:rFonts w:ascii="Times New Roman" w:hAnsi="Times New Roman" w:cs="Times New Roman"/>
+          <w:b w:val="0"/>
+          <w:color w:val="000000" w:themeColor="text1"/>
+          <w:sz w:val="24"/>
+          <w:szCs w:val="24"/>
+        </w:rPr>
+        <w:t xml:space="preserve"> CustomCallendar component structure</w:t>
+      </w:r>
+    </w:p>
     <w:p/>
     <w:p>
       <w:pPr>
+        <w:spacing w:line="360" w:lineRule="auto"/>
+        <w:jc w:val="both"/>
+        <w:rPr>
+          <w:rFonts w:ascii="Times New Roman" w:hAnsi="Times New Roman" w:cs="Times New Roman"/>
+          <w:sz w:val="24"/>
+          <w:szCs w:val="24"/>
+        </w:rPr>
+      </w:pPr>
+      <w:r>
+        <w:rPr>
+          <w:rFonts w:ascii="Times New Roman" w:hAnsi="Times New Roman" w:cs="Times New Roman"/>
+          <w:sz w:val="24"/>
+          <w:szCs w:val="24"/>
+        </w:rPr>
+        <w:t xml:space="preserve">In figure 3-12 can be seen the structure of the database. </w:t>
+      </w:r>
+      <w:r>
+        <w:rPr>
+          <w:rFonts w:ascii="Times New Roman" w:hAnsi="Times New Roman" w:cs="Times New Roman"/>
+          <w:sz w:val="24"/>
+          <w:szCs w:val="24"/>
+        </w:rPr>
+        <w:t>As we said, there was used a code-first approach meaning that the database was automatically generated based on our entities from the Data Abstraction Layer.</w:t>
+      </w:r>
+    </w:p>
+    <w:p>
+      <w:pPr>
+        <w:spacing w:line="360" w:lineRule="auto"/>
+        <w:jc w:val="both"/>
+        <w:rPr>
+          <w:rFonts w:ascii="Times New Roman" w:hAnsi="Times New Roman" w:cs="Times New Roman"/>
+          <w:sz w:val="24"/>
+          <w:szCs w:val="24"/>
+        </w:rPr>
+      </w:pPr>
+    </w:p>
+    <w:p>
+      <w:pPr>
+        <w:keepNext/>
+      </w:pPr>
+      <w:r>
+        <w:rPr>
+          <w:noProof/>
+        </w:rPr>
+        <w:drawing>
+          <wp:inline distT="0" distB="0" distL="0" distR="0" wp14:anchorId="39C3A7FD" wp14:editId="22107558">
+            <wp:extent cx="5937250" cy="3238500"/>
+            <wp:effectExtent l="0" t="0" r="6350" b="0"/>
+            <wp:docPr id="22" name="Picture 22"/>
+            <wp:cNvGraphicFramePr>
+              <a:graphicFrameLocks xmlns:a="http://schemas.openxmlformats.org/drawingml/2006/main" noChangeAspect="1"/>
+            </wp:cNvGraphicFramePr>
+            <a:graphic xmlns:a="http://schemas.openxmlformats.org/drawingml/2006/main">
+              <a:graphicData uri="http://schemas.openxmlformats.org/drawingml/2006/picture">
+                <pic:pic xmlns:pic="http://schemas.openxmlformats.org/drawingml/2006/picture">
+                  <pic:nvPicPr>
+                    <pic:cNvPr id="0" name="Picture 7"/>
+                    <pic:cNvPicPr>
+                      <a:picLocks noChangeAspect="1" noChangeArrowheads="1"/>
+                    </pic:cNvPicPr>
+                  </pic:nvPicPr>
+                  <pic:blipFill>
+                    <a:blip r:embed="rId26">
+                      <a:extLst>
+                        <a:ext uri="{28A0092B-C50C-407E-A947-70E740481C1C}">
+                          <a14:useLocalDpi xmlns:a14="http://schemas.microsoft.com/office/drawing/2010/main" val="0"/>
+                        </a:ext>
+                      </a:extLst>
+                    </a:blip>
+                    <a:srcRect/>
+                    <a:stretch>
+                      <a:fillRect/>
+                    </a:stretch>
+                  </pic:blipFill>
+                  <pic:spPr bwMode="auto">
+                    <a:xfrm>
+                      <a:off x="0" y="0"/>
+                      <a:ext cx="5937250" cy="3238500"/>
+                    </a:xfrm>
+                    <a:prstGeom prst="rect">
+                      <a:avLst/>
+                    </a:prstGeom>
+                    <a:noFill/>
+                    <a:ln>
+                      <a:noFill/>
+                    </a:ln>
+                  </pic:spPr>
+                </pic:pic>
+              </a:graphicData>
+            </a:graphic>
+          </wp:inline>
+        </w:drawing>
+      </w:r>
+    </w:p>
+    <w:p>
+      <w:pPr>
+        <w:pStyle w:val="Caption"/>
+        <w:spacing w:line="360" w:lineRule="auto"/>
+        <w:jc w:val="center"/>
+        <w:rPr>
+          <w:rFonts w:ascii="Times New Roman" w:hAnsi="Times New Roman" w:cs="Times New Roman"/>
+          <w:b w:val="0"/>
+          <w:color w:val="000000" w:themeColor="text1"/>
+          <w:sz w:val="24"/>
+          <w:szCs w:val="24"/>
+        </w:rPr>
+      </w:pPr>
+      <w:r>
+        <w:rPr>
+          <w:rFonts w:ascii="Times New Roman" w:hAnsi="Times New Roman" w:cs="Times New Roman"/>
+          <w:b w:val="0"/>
+          <w:color w:val="000000" w:themeColor="text1"/>
+          <w:sz w:val="24"/>
+          <w:szCs w:val="24"/>
+        </w:rPr>
+        <w:t xml:space="preserve">Figure </w:t>
+      </w:r>
+      <w:r>
+        <w:rPr>
+          <w:rFonts w:ascii="Times New Roman" w:hAnsi="Times New Roman" w:cs="Times New Roman"/>
+          <w:b w:val="0"/>
+          <w:color w:val="000000" w:themeColor="text1"/>
+          <w:sz w:val="24"/>
+          <w:szCs w:val="24"/>
+        </w:rPr>
+        <w:fldChar w:fldCharType="begin"/>
+      </w:r>
+      <w:r>
+        <w:rPr>
+          <w:rFonts w:ascii="Times New Roman" w:hAnsi="Times New Roman" w:cs="Times New Roman"/>
+          <w:b w:val="0"/>
+          <w:color w:val="000000" w:themeColor="text1"/>
+          <w:sz w:val="24"/>
+          <w:szCs w:val="24"/>
+        </w:rPr>
+        <w:instrText xml:space="preserve"> STYLEREF 1 \s </w:instrText>
+      </w:r>
+      <w:r>
+        <w:rPr>
+          <w:rFonts w:ascii="Times New Roman" w:hAnsi="Times New Roman" w:cs="Times New Roman"/>
+          <w:b w:val="0"/>
+          <w:color w:val="000000" w:themeColor="text1"/>
+          <w:sz w:val="24"/>
+          <w:szCs w:val="24"/>
+        </w:rPr>
+        <w:fldChar w:fldCharType="separate"/>
+      </w:r>
+      <w:r>
+        <w:rPr>
+          <w:rFonts w:ascii="Times New Roman" w:hAnsi="Times New Roman" w:cs="Times New Roman"/>
+          <w:b w:val="0"/>
+          <w:noProof/>
+          <w:color w:val="000000" w:themeColor="text1"/>
+          <w:sz w:val="24"/>
+          <w:szCs w:val="24"/>
+        </w:rPr>
+        <w:t>3</w:t>
+      </w:r>
+      <w:r>
+        <w:rPr>
+          <w:rFonts w:ascii="Times New Roman" w:hAnsi="Times New Roman" w:cs="Times New Roman"/>
+          <w:b w:val="0"/>
+          <w:color w:val="000000" w:themeColor="text1"/>
+          <w:sz w:val="24"/>
+          <w:szCs w:val="24"/>
+        </w:rPr>
+        <w:fldChar w:fldCharType="end"/>
+      </w:r>
+      <w:r>
+        <w:rPr>
+          <w:rFonts w:ascii="Times New Roman" w:hAnsi="Times New Roman" w:cs="Times New Roman"/>
+          <w:b w:val="0"/>
+          <w:color w:val="000000" w:themeColor="text1"/>
+          <w:sz w:val="24"/>
+          <w:szCs w:val="24"/>
+        </w:rPr>
+        <w:noBreakHyphen/>
+      </w:r>
+      <w:r>
+        <w:rPr>
+          <w:rFonts w:ascii="Times New Roman" w:hAnsi="Times New Roman" w:cs="Times New Roman"/>
+          <w:b w:val="0"/>
+          <w:color w:val="000000" w:themeColor="text1"/>
+          <w:sz w:val="24"/>
+          <w:szCs w:val="24"/>
+        </w:rPr>
+        <w:fldChar w:fldCharType="begin"/>
+      </w:r>
+      <w:r>
+        <w:rPr>
+          <w:rFonts w:ascii="Times New Roman" w:hAnsi="Times New Roman" w:cs="Times New Roman"/>
+          <w:b w:val="0"/>
+          <w:color w:val="000000" w:themeColor="text1"/>
+          <w:sz w:val="24"/>
+          <w:szCs w:val="24"/>
+        </w:rPr>
+        <w:instrText xml:space="preserve"> SEQ Figure \* ARABIC \s 1 </w:instrText>
+      </w:r>
+      <w:r>
+        <w:rPr>
+          <w:rFonts w:ascii="Times New Roman" w:hAnsi="Times New Roman" w:cs="Times New Roman"/>
+          <w:b w:val="0"/>
+          <w:color w:val="000000" w:themeColor="text1"/>
+          <w:sz w:val="24"/>
+          <w:szCs w:val="24"/>
+        </w:rPr>
+        <w:fldChar w:fldCharType="separate"/>
+      </w:r>
+      <w:r>
+        <w:rPr>
+          <w:rFonts w:ascii="Times New Roman" w:hAnsi="Times New Roman" w:cs="Times New Roman"/>
+          <w:b w:val="0"/>
+          <w:noProof/>
+          <w:color w:val="000000" w:themeColor="text1"/>
+          <w:sz w:val="24"/>
+          <w:szCs w:val="24"/>
+        </w:rPr>
+        <w:t>12</w:t>
+      </w:r>
+      <w:r>
+        <w:rPr>
+          <w:rFonts w:ascii="Times New Roman" w:hAnsi="Times New Roman" w:cs="Times New Roman"/>
+          <w:b w:val="0"/>
+          <w:color w:val="000000" w:themeColor="text1"/>
+          <w:sz w:val="24"/>
+          <w:szCs w:val="24"/>
+        </w:rPr>
+        <w:fldChar w:fldCharType="end"/>
+      </w:r>
+      <w:r>
+        <w:rPr>
+          <w:rFonts w:ascii="Times New Roman" w:hAnsi="Times New Roman" w:cs="Times New Roman"/>
+          <w:b w:val="0"/>
+          <w:color w:val="000000" w:themeColor="text1"/>
+          <w:sz w:val="24"/>
+          <w:szCs w:val="24"/>
+        </w:rPr>
+        <w:t xml:space="preserve"> Database structure</w:t>
+      </w:r>
+    </w:p>
+    <w:p>
+      <w:pPr>
+        <w:spacing w:line="360" w:lineRule="auto"/>
+        <w:jc w:val="both"/>
+        <w:rPr>
+          <w:rFonts w:ascii="Times New Roman" w:hAnsi="Times New Roman" w:cs="Times New Roman"/>
+          <w:sz w:val="24"/>
+          <w:szCs w:val="24"/>
+        </w:rPr>
+      </w:pPr>
+      <w:r>
+        <w:rPr>
+          <w:rFonts w:ascii="Times New Roman" w:hAnsi="Times New Roman" w:cs="Times New Roman"/>
+          <w:sz w:val="24"/>
+          <w:szCs w:val="24"/>
+        </w:rPr>
+        <w:t xml:space="preserve"> </w:t>
+      </w:r>
+    </w:p>
+    <w:p>
+      <w:pPr>
         <w:pStyle w:val="Heading2"/>
       </w:pPr>
       <w:bookmarkStart w:id="15" w:name="_Toc104214488"/>
       <w:r>
+        <w:lastRenderedPageBreak/>
         <w:t>Used technologies</w:t>
       </w:r>
       <w:bookmarkEnd w:id="15"/>
     </w:p>
-    <w:p/>
+    <w:p>
+      <w:pPr>
+        <w:spacing w:line="360" w:lineRule="auto"/>
+        <w:jc w:val="both"/>
+        <w:rPr>
+          <w:rFonts w:ascii="Times New Roman" w:hAnsi="Times New Roman" w:cs="Times New Roman"/>
+          <w:sz w:val="24"/>
+          <w:szCs w:val="24"/>
+        </w:rPr>
+      </w:pPr>
+    </w:p>
+    <w:p>
+      <w:pPr>
+        <w:spacing w:line="360" w:lineRule="auto"/>
+        <w:jc w:val="both"/>
+        <w:rPr>
+          <w:rFonts w:ascii="Times New Roman" w:hAnsi="Times New Roman" w:cs="Times New Roman"/>
+          <w:sz w:val="24"/>
+          <w:szCs w:val="24"/>
+        </w:rPr>
+      </w:pPr>
+      <w:r>
+        <w:rPr>
+          <w:rFonts w:ascii="Times New Roman" w:hAnsi="Times New Roman" w:cs="Times New Roman"/>
+          <w:sz w:val="24"/>
+          <w:szCs w:val="24"/>
+        </w:rPr>
+        <w:t>In the development process of the application there were used different technologies as programming languages or frameworks and in the following they will be presented.</w:t>
+      </w:r>
+    </w:p>
+    <w:p>
+      <w:pPr>
+        <w:spacing w:line="360" w:lineRule="auto"/>
+        <w:jc w:val="both"/>
+        <w:rPr>
+          <w:rFonts w:ascii="Times New Roman" w:hAnsi="Times New Roman" w:cs="Times New Roman"/>
+          <w:sz w:val="24"/>
+          <w:szCs w:val="24"/>
+        </w:rPr>
+      </w:pPr>
+      <w:r>
+        <w:rPr>
+          <w:rFonts w:ascii="Times New Roman" w:hAnsi="Times New Roman" w:cs="Times New Roman"/>
+          <w:sz w:val="24"/>
+          <w:szCs w:val="24"/>
+        </w:rPr>
+        <w:t xml:space="preserve"> </w:t>
+      </w:r>
+      <w:r>
+        <w:rPr>
+          <w:rFonts w:ascii="Times New Roman" w:hAnsi="Times New Roman" w:cs="Times New Roman"/>
+          <w:sz w:val="24"/>
+          <w:szCs w:val="24"/>
+        </w:rPr>
+        <w:t xml:space="preserve">The backend was implemented using </w:t>
+      </w:r>
+      <w:r>
+        <w:rPr>
+          <w:rFonts w:ascii="Times New Roman" w:hAnsi="Times New Roman" w:cs="Times New Roman"/>
+          <w:b/>
+          <w:sz w:val="24"/>
+          <w:szCs w:val="24"/>
+        </w:rPr>
+        <w:t>ASP.NET Core</w:t>
+      </w:r>
+      <w:r>
+        <w:rPr>
+          <w:rFonts w:ascii="Times New Roman" w:hAnsi="Times New Roman" w:cs="Times New Roman"/>
+          <w:sz w:val="24"/>
+          <w:szCs w:val="24"/>
+        </w:rPr>
+        <w:t xml:space="preserve"> facilities. A</w:t>
+      </w:r>
+      <w:r>
+        <w:rPr>
+          <w:rFonts w:ascii="Times New Roman" w:hAnsi="Times New Roman" w:cs="Times New Roman"/>
+          <w:sz w:val="24"/>
+          <w:szCs w:val="24"/>
+        </w:rPr>
+        <w:t>ccording to Microsoft Corporation ASP.NET is unified Web development model that includes services necessary to build enterprise web applications with a minimum of coding and offered on a free licensing agreement. It is event-driven programming model and part of the .NET Framework</w:t>
+      </w:r>
+      <w:r>
+        <w:rPr>
+          <w:rFonts w:ascii="Times New Roman" w:hAnsi="Times New Roman" w:cs="Times New Roman"/>
+          <w:sz w:val="24"/>
+          <w:szCs w:val="24"/>
+        </w:rPr>
+        <w:t xml:space="preserve"> [</w:t>
+      </w:r>
+      <w:r>
+        <w:rPr>
+          <w:rFonts w:ascii="Times New Roman" w:hAnsi="Times New Roman" w:cs="Times New Roman"/>
+          <w:sz w:val="24"/>
+          <w:szCs w:val="24"/>
+        </w:rPr>
+        <w:t>14</w:t>
+      </w:r>
+      <w:r>
+        <w:rPr>
+          <w:rFonts w:ascii="Times New Roman" w:hAnsi="Times New Roman" w:cs="Times New Roman"/>
+          <w:sz w:val="24"/>
+          <w:szCs w:val="24"/>
+        </w:rPr>
+        <w:t>]</w:t>
+      </w:r>
+      <w:r>
+        <w:rPr>
+          <w:rFonts w:ascii="Times New Roman" w:hAnsi="Times New Roman" w:cs="Times New Roman"/>
+          <w:sz w:val="24"/>
+          <w:szCs w:val="24"/>
+        </w:rPr>
+        <w:t xml:space="preserve">. </w:t>
+      </w:r>
+      <w:r>
+        <w:rPr>
+          <w:rFonts w:ascii="Times New Roman" w:hAnsi="Times New Roman" w:cs="Times New Roman"/>
+          <w:sz w:val="24"/>
+          <w:szCs w:val="24"/>
+        </w:rPr>
+        <w:t>ASP.NET is typically run on IIS (Internet Information Services), which is not supported on GNU/Linux by Microsoft; thus, Kestrel must be used instead</w:t>
+      </w:r>
+      <w:r>
+        <w:rPr>
+          <w:rFonts w:ascii="Times New Roman" w:hAnsi="Times New Roman" w:cs="Times New Roman"/>
+          <w:sz w:val="24"/>
+          <w:szCs w:val="24"/>
+        </w:rPr>
+        <w:t xml:space="preserve"> [</w:t>
+      </w:r>
+      <w:r>
+        <w:rPr>
+          <w:rFonts w:ascii="Times New Roman" w:hAnsi="Times New Roman" w:cs="Times New Roman"/>
+          <w:sz w:val="24"/>
+          <w:szCs w:val="24"/>
+        </w:rPr>
+        <w:t>15</w:t>
+      </w:r>
+      <w:r>
+        <w:rPr>
+          <w:rFonts w:ascii="Times New Roman" w:hAnsi="Times New Roman" w:cs="Times New Roman"/>
+          <w:sz w:val="24"/>
+          <w:szCs w:val="24"/>
+        </w:rPr>
+        <w:t>]</w:t>
+      </w:r>
+      <w:r>
+        <w:rPr>
+          <w:rFonts w:ascii="Times New Roman" w:hAnsi="Times New Roman" w:cs="Times New Roman"/>
+          <w:sz w:val="24"/>
+          <w:szCs w:val="24"/>
+        </w:rPr>
+        <w:t>.</w:t>
+      </w:r>
+    </w:p>
+    <w:p>
+      <w:pPr>
+        <w:spacing w:line="360" w:lineRule="auto"/>
+        <w:jc w:val="both"/>
+        <w:rPr>
+          <w:rFonts w:ascii="Times New Roman" w:hAnsi="Times New Roman" w:cs="Times New Roman"/>
+          <w:sz w:val="24"/>
+          <w:szCs w:val="24"/>
+        </w:rPr>
+      </w:pPr>
+      <w:r>
+        <w:rPr>
+          <w:rFonts w:ascii="Times New Roman" w:hAnsi="Times New Roman" w:cs="Times New Roman"/>
+          <w:sz w:val="24"/>
+          <w:szCs w:val="24"/>
+        </w:rPr>
+        <w:t xml:space="preserve">ASP.NET Core is the open-source version of ASP.NET. </w:t>
+      </w:r>
+      <w:r>
+        <w:rPr>
+          <w:rFonts w:ascii="Times New Roman" w:hAnsi="Times New Roman" w:cs="Times New Roman"/>
+          <w:sz w:val="24"/>
+          <w:szCs w:val="24"/>
+        </w:rPr>
+        <w:t>It is a rewrite, which is meant to provide a slimmer, but more up-to-date set of features, as well as a new lightweight web server, Kestrel (although using IIS is still possible on Windows)</w:t>
+      </w:r>
+      <w:r>
+        <w:rPr>
+          <w:rFonts w:ascii="Times New Roman" w:hAnsi="Times New Roman" w:cs="Times New Roman"/>
+          <w:sz w:val="24"/>
+          <w:szCs w:val="24"/>
+        </w:rPr>
+        <w:t xml:space="preserve"> [</w:t>
+      </w:r>
+      <w:r>
+        <w:rPr>
+          <w:rFonts w:ascii="Times New Roman" w:hAnsi="Times New Roman" w:cs="Times New Roman"/>
+          <w:sz w:val="24"/>
+          <w:szCs w:val="24"/>
+        </w:rPr>
+        <w:t>15</w:t>
+      </w:r>
+      <w:r>
+        <w:rPr>
+          <w:rFonts w:ascii="Times New Roman" w:hAnsi="Times New Roman" w:cs="Times New Roman"/>
+          <w:sz w:val="24"/>
+          <w:szCs w:val="24"/>
+        </w:rPr>
+        <w:t>]</w:t>
+      </w:r>
+      <w:r>
+        <w:rPr>
+          <w:rFonts w:ascii="Times New Roman" w:hAnsi="Times New Roman" w:cs="Times New Roman"/>
+          <w:sz w:val="24"/>
+          <w:szCs w:val="24"/>
+        </w:rPr>
+        <w:t>.</w:t>
+      </w:r>
+      <w:r>
+        <w:rPr>
+          <w:rFonts w:ascii="Times New Roman" w:hAnsi="Times New Roman" w:cs="Times New Roman"/>
+          <w:sz w:val="24"/>
+          <w:szCs w:val="24"/>
+        </w:rPr>
+        <w:t xml:space="preserve"> Most often, ASP.NET Core applications use the </w:t>
+      </w:r>
+      <w:r>
+        <w:rPr>
+          <w:rFonts w:ascii="Times New Roman" w:hAnsi="Times New Roman" w:cs="Times New Roman"/>
+          <w:b/>
+          <w:sz w:val="24"/>
+          <w:szCs w:val="24"/>
+        </w:rPr>
+        <w:t>C#</w:t>
+      </w:r>
+      <w:r>
+        <w:rPr>
+          <w:rFonts w:ascii="Times New Roman" w:hAnsi="Times New Roman" w:cs="Times New Roman"/>
+          <w:sz w:val="24"/>
+          <w:szCs w:val="24"/>
+        </w:rPr>
+        <w:t xml:space="preserve"> language as we did in developing the application. C# is a modern, type-safe, object-oriented programming language. </w:t>
+      </w:r>
+      <w:r>
+        <w:rPr>
+          <w:rFonts w:ascii="Times New Roman" w:hAnsi="Times New Roman" w:cs="Times New Roman"/>
+          <w:sz w:val="24"/>
+          <w:szCs w:val="24"/>
+        </w:rPr>
+        <w:t xml:space="preserve">For making the connection with the database and working with the data from database in form of domain objects we used </w:t>
+      </w:r>
+      <w:r>
+        <w:rPr>
+          <w:rFonts w:ascii="Times New Roman" w:hAnsi="Times New Roman" w:cs="Times New Roman"/>
+          <w:b/>
+          <w:sz w:val="24"/>
+          <w:szCs w:val="24"/>
+        </w:rPr>
+        <w:t>Entity Framework</w:t>
+      </w:r>
+      <w:r>
+        <w:rPr>
+          <w:rFonts w:ascii="Times New Roman" w:hAnsi="Times New Roman" w:cs="Times New Roman"/>
+          <w:sz w:val="24"/>
+          <w:szCs w:val="24"/>
+        </w:rPr>
+        <w:t>. It represents an Object Relational Mapping developed for .NET applications, enabling the programmers to work at a higher level of abstraction</w:t>
+      </w:r>
+      <w:r>
+        <w:rPr>
+          <w:rFonts w:ascii="Times New Roman" w:hAnsi="Times New Roman" w:cs="Times New Roman"/>
+          <w:sz w:val="24"/>
+          <w:szCs w:val="24"/>
+        </w:rPr>
+        <w:t xml:space="preserve"> by removing the need of writing code directly on the tables from database.</w:t>
+      </w:r>
+    </w:p>
+    <w:p>
+      <w:pPr>
+        <w:spacing w:line="360" w:lineRule="auto"/>
+        <w:jc w:val="both"/>
+        <w:rPr>
+          <w:rFonts w:ascii="Times New Roman" w:hAnsi="Times New Roman" w:cs="Times New Roman"/>
+          <w:sz w:val="24"/>
+          <w:szCs w:val="24"/>
+        </w:rPr>
+      </w:pPr>
+      <w:r>
+        <w:rPr>
+          <w:rFonts w:ascii="Times New Roman" w:hAnsi="Times New Roman" w:cs="Times New Roman"/>
+          <w:sz w:val="24"/>
+          <w:szCs w:val="24"/>
+        </w:rPr>
+        <w:t xml:space="preserve"> </w:t>
+      </w:r>
+      <w:r>
+        <w:rPr>
+          <w:rFonts w:ascii="Times New Roman" w:hAnsi="Times New Roman" w:cs="Times New Roman"/>
+          <w:sz w:val="24"/>
+          <w:szCs w:val="24"/>
+        </w:rPr>
+        <w:t xml:space="preserve">Regarding the frontend side, we used </w:t>
+      </w:r>
+      <w:r>
+        <w:rPr>
+          <w:rFonts w:ascii="Times New Roman" w:hAnsi="Times New Roman" w:cs="Times New Roman"/>
+          <w:b/>
+          <w:sz w:val="24"/>
+          <w:szCs w:val="24"/>
+        </w:rPr>
+        <w:t>React.JS</w:t>
+      </w:r>
+      <w:r>
+        <w:rPr>
+          <w:rFonts w:ascii="Times New Roman" w:hAnsi="Times New Roman" w:cs="Times New Roman"/>
+          <w:sz w:val="24"/>
+          <w:szCs w:val="24"/>
+        </w:rPr>
+        <w:t xml:space="preserve"> which is a free and open-source library written in JavaScript. </w:t>
+      </w:r>
+      <w:r>
+        <w:rPr>
+          <w:rFonts w:ascii="Times New Roman" w:hAnsi="Times New Roman" w:cs="Times New Roman"/>
+          <w:sz w:val="24"/>
+          <w:szCs w:val="24"/>
+        </w:rPr>
+        <w:t>React Hooks represent</w:t>
+      </w:r>
+      <w:r>
+        <w:rPr>
+          <w:rFonts w:ascii="Times New Roman" w:hAnsi="Times New Roman" w:cs="Times New Roman"/>
+          <w:sz w:val="24"/>
+          <w:szCs w:val="24"/>
+        </w:rPr>
+        <w:t>s</w:t>
+      </w:r>
+      <w:r>
+        <w:rPr>
+          <w:rFonts w:ascii="Times New Roman" w:hAnsi="Times New Roman" w:cs="Times New Roman"/>
+          <w:sz w:val="24"/>
+          <w:szCs w:val="24"/>
+        </w:rPr>
+        <w:t xml:space="preserve"> a feature of the framework that makes it more and more popular among developers.</w:t>
+      </w:r>
+      <w:r>
+        <w:rPr>
+          <w:rFonts w:ascii="Times New Roman" w:hAnsi="Times New Roman" w:cs="Times New Roman"/>
+          <w:sz w:val="24"/>
+          <w:szCs w:val="24"/>
+        </w:rPr>
+        <w:t xml:space="preserve"> They allow function components to access the state without writing a class.</w:t>
+      </w:r>
+      <w:r>
+        <w:rPr>
+          <w:rFonts w:ascii="Times New Roman" w:hAnsi="Times New Roman" w:cs="Times New Roman"/>
+          <w:sz w:val="24"/>
+          <w:szCs w:val="24"/>
+        </w:rPr>
+        <w:t xml:space="preserve"> We also used two hooks in our application: useState and useEffect. </w:t>
+      </w:r>
+      <w:r>
+        <w:rPr>
+          <w:rFonts w:ascii="Times New Roman" w:hAnsi="Times New Roman" w:cs="Times New Roman"/>
+          <w:sz w:val="24"/>
+          <w:szCs w:val="24"/>
+        </w:rPr>
+        <w:t>The first one let us modify the content of a page when an object changed (</w:t>
+      </w:r>
+      <w:r>
+        <w:rPr>
+          <w:rFonts w:ascii="Times New Roman" w:hAnsi="Times New Roman" w:cs="Times New Roman"/>
+          <w:sz w:val="24"/>
+          <w:szCs w:val="24"/>
+        </w:rPr>
+        <w:t>for example, when a</w:t>
+      </w:r>
+      <w:r>
+        <w:rPr>
+          <w:rFonts w:ascii="Times New Roman" w:hAnsi="Times New Roman" w:cs="Times New Roman"/>
+          <w:sz w:val="24"/>
+          <w:szCs w:val="24"/>
+        </w:rPr>
+        <w:t xml:space="preserve"> user in the Information page selects a different disease then the description text will be automatically changed). The second hook is used to execute a function whenever an object from a list of dependencies is modified. It must be said that React only deals with the management of the state and its rendering, so in many cases there must be used another components</w:t>
+      </w:r>
+      <w:r>
+        <w:rPr>
+          <w:rFonts w:ascii="Times New Roman" w:hAnsi="Times New Roman" w:cs="Times New Roman"/>
+          <w:sz w:val="24"/>
+          <w:szCs w:val="24"/>
+        </w:rPr>
+        <w:t xml:space="preserve"> from multiple libraries.</w:t>
+      </w:r>
+    </w:p>
     <w:p>
       <w:pPr>
         <w:pStyle w:val="Heading1"/>
       </w:pPr>
       <w:bookmarkStart w:id="16" w:name="_Toc104214489"/>
       <w:r>
+        <w:lastRenderedPageBreak/>
         <w:t>Conclusions</w:t>
       </w:r>
       <w:bookmarkEnd w:id="16"/>
@@ -11096,134 +12884,203 @@
       <w:pPr>
         <w:spacing w:line="360" w:lineRule="auto"/>
         <w:jc w:val="both"/>
+        <w:rPr>
+          <w:rFonts w:ascii="Times New Roman" w:hAnsi="Times New Roman" w:cs="Times New Roman"/>
+          <w:sz w:val="56"/>
+          <w:szCs w:val="56"/>
+        </w:rPr>
       </w:pPr>
     </w:p>
     <w:p>
       <w:pPr>
         <w:spacing w:line="360" w:lineRule="auto"/>
         <w:jc w:val="both"/>
+        <w:rPr>
+          <w:rFonts w:ascii="Times New Roman" w:hAnsi="Times New Roman" w:cs="Times New Roman"/>
+          <w:sz w:val="24"/>
+          <w:szCs w:val="24"/>
+        </w:rPr>
+      </w:pPr>
+      <w:r>
+        <w:rPr>
+          <w:rFonts w:ascii="Times New Roman" w:hAnsi="Times New Roman" w:cs="Times New Roman"/>
+          <w:sz w:val="24"/>
+          <w:szCs w:val="24"/>
+        </w:rPr>
+        <w:t xml:space="preserve">The problem studied by us in this thesis, the patient-doctor relationship implemented in a software system, will most likely remain relevant for a long time. This is due to the continuous digitization process in which the society is. Our goal was to answer a series of questions, such as what are </w:t>
+      </w:r>
+      <w:r>
+        <w:rPr>
+          <w:rFonts w:ascii="Times New Roman" w:hAnsi="Times New Roman" w:cs="Times New Roman"/>
+          <w:sz w:val="24"/>
+          <w:szCs w:val="24"/>
+        </w:rPr>
+        <w:t>the types of patient-doctor interaction, how do they influence the development of the application, which is the structure of a web application? Regarding the first questions, we found answers by analyzing multiple research papers.</w:t>
+      </w:r>
+    </w:p>
+    <w:p>
+      <w:pPr>
+        <w:spacing w:line="360" w:lineRule="auto"/>
+        <w:jc w:val="both"/>
+        <w:rPr>
+          <w:rFonts w:ascii="Times New Roman" w:hAnsi="Times New Roman" w:cs="Times New Roman"/>
+          <w:sz w:val="24"/>
+          <w:szCs w:val="24"/>
+        </w:rPr>
+      </w:pPr>
+      <w:r>
+        <w:rPr>
+          <w:rFonts w:ascii="Times New Roman" w:hAnsi="Times New Roman" w:cs="Times New Roman"/>
+          <w:sz w:val="24"/>
+          <w:szCs w:val="24"/>
+        </w:rPr>
+        <w:t xml:space="preserve">As we already explained, there are four main patient-doctor relationship models: the paternalistic model, the informative model, the interpretive model and the deliberative model. In </w:t>
+      </w:r>
+      <w:r>
+        <w:rPr>
+          <w:rFonts w:ascii="Times New Roman" w:hAnsi="Times New Roman" w:cs="Times New Roman"/>
+          <w:sz w:val="24"/>
+          <w:szCs w:val="24"/>
+        </w:rPr>
+        <w:t xml:space="preserve">the </w:t>
+      </w:r>
+      <w:r>
+        <w:rPr>
+          <w:rFonts w:ascii="Times New Roman" w:hAnsi="Times New Roman" w:cs="Times New Roman"/>
+          <w:sz w:val="24"/>
+          <w:szCs w:val="24"/>
+        </w:rPr>
+        <w:t xml:space="preserve">last decades, there was a shift from a paternalistic approach to </w:t>
+      </w:r>
+      <w:r>
+        <w:rPr>
+          <w:rFonts w:ascii="Times New Roman" w:hAnsi="Times New Roman" w:cs="Times New Roman"/>
+          <w:sz w:val="24"/>
+          <w:szCs w:val="24"/>
+        </w:rPr>
+        <w:t>a</w:t>
+      </w:r>
+      <w:r>
+        <w:rPr>
+          <w:rFonts w:ascii="Times New Roman" w:hAnsi="Times New Roman" w:cs="Times New Roman"/>
+          <w:sz w:val="24"/>
+          <w:szCs w:val="24"/>
+        </w:rPr>
+        <w:t xml:space="preserve"> deliberative one, in which the decisions are made jointly by the doctor and the patient.  </w:t>
+      </w:r>
+      <w:r>
+        <w:rPr>
+          <w:rFonts w:ascii="Times New Roman" w:hAnsi="Times New Roman" w:cs="Times New Roman"/>
+          <w:sz w:val="24"/>
+          <w:szCs w:val="24"/>
+        </w:rPr>
+        <w:t>One presented methodology for making a software system for our problem is SEMHTA. Of course, in the development process of our application we could not follow all the recommendations of this methodology, as it would have been necessary to involve the medical staff and more programmers.</w:t>
+      </w:r>
+    </w:p>
+    <w:p>
+      <w:pPr>
+        <w:spacing w:line="360" w:lineRule="auto"/>
+        <w:jc w:val="both"/>
+        <w:rPr>
+          <w:rFonts w:ascii="Times New Roman" w:hAnsi="Times New Roman" w:cs="Times New Roman"/>
+          <w:sz w:val="24"/>
+          <w:szCs w:val="24"/>
+        </w:rPr>
+      </w:pPr>
+      <w:r>
+        <w:rPr>
+          <w:rFonts w:ascii="Times New Roman" w:hAnsi="Times New Roman" w:cs="Times New Roman"/>
+          <w:sz w:val="24"/>
+          <w:szCs w:val="24"/>
+        </w:rPr>
+        <w:t xml:space="preserve">There are some several structures for a web application, </w:t>
+      </w:r>
+      <w:r>
+        <w:rPr>
+          <w:rFonts w:ascii="Times New Roman" w:hAnsi="Times New Roman" w:cs="Times New Roman"/>
+          <w:sz w:val="24"/>
+          <w:szCs w:val="24"/>
+        </w:rPr>
+        <w:t>but the most common one is the three-tier one. In order to achieve a real-time communication, the most effective solution is to use web sockets as they have better performance results in this case when compared to classic HTTP Requests.</w:t>
+      </w:r>
+    </w:p>
+    <w:p>
+      <w:pPr>
+        <w:spacing w:line="360" w:lineRule="auto"/>
+        <w:jc w:val="both"/>
+        <w:rPr>
+          <w:rFonts w:ascii="Times New Roman" w:hAnsi="Times New Roman" w:cs="Times New Roman"/>
+          <w:sz w:val="24"/>
+          <w:szCs w:val="24"/>
+        </w:rPr>
+      </w:pPr>
+      <w:r>
+        <w:rPr>
+          <w:rFonts w:ascii="Times New Roman" w:hAnsi="Times New Roman" w:cs="Times New Roman"/>
+          <w:sz w:val="24"/>
+          <w:szCs w:val="24"/>
+        </w:rPr>
+        <w:t xml:space="preserve">The application which we developed represents just a way in which the problem of creating a software system for the patient-doctor relationship can be solved. It is far from a perfect application, as the proposed problem is a complex one that requires more resources for an ideal implementation. </w:t>
+      </w:r>
+      <w:r>
+        <w:rPr>
+          <w:rFonts w:ascii="Times New Roman" w:hAnsi="Times New Roman" w:cs="Times New Roman"/>
+          <w:sz w:val="24"/>
+          <w:szCs w:val="24"/>
+        </w:rPr>
+        <w:t>The further development implies more functionalities as setting a profile picture to identify easily a user</w:t>
+      </w:r>
+      <w:r>
+        <w:rPr>
+          <w:rFonts w:ascii="Times New Roman" w:hAnsi="Times New Roman" w:cs="Times New Roman"/>
+          <w:sz w:val="24"/>
+          <w:szCs w:val="24"/>
+        </w:rPr>
+        <w:t xml:space="preserve"> or</w:t>
+      </w:r>
+      <w:r>
+        <w:rPr>
+          <w:rFonts w:ascii="Times New Roman" w:hAnsi="Times New Roman" w:cs="Times New Roman"/>
+          <w:sz w:val="24"/>
+          <w:szCs w:val="24"/>
+        </w:rPr>
+        <w:t xml:space="preserve"> the creation of completely virtual meetings</w:t>
+      </w:r>
+      <w:r>
+        <w:rPr>
+          <w:rFonts w:ascii="Times New Roman" w:hAnsi="Times New Roman" w:cs="Times New Roman"/>
+          <w:sz w:val="24"/>
+          <w:szCs w:val="24"/>
+        </w:rPr>
+        <w:t>. In order to make the best possible product there can be considered ideas as</w:t>
+      </w:r>
+      <w:r>
+        <w:rPr>
+          <w:rFonts w:ascii="Times New Roman" w:hAnsi="Times New Roman" w:cs="Times New Roman"/>
+          <w:sz w:val="24"/>
+          <w:szCs w:val="24"/>
+        </w:rPr>
+        <w:t xml:space="preserve"> keeping patient’s medical information in a more secure way, such as using blockchain technology or using artificial intelligence to generate treatments. </w:t>
+      </w:r>
+    </w:p>
+    <w:p>
+      <w:pPr>
+        <w:spacing w:line="360" w:lineRule="auto"/>
+        <w:jc w:val="both"/>
+        <w:rPr>
+          <w:rFonts w:ascii="Times New Roman" w:hAnsi="Times New Roman" w:cs="Times New Roman"/>
+          <w:sz w:val="24"/>
+          <w:szCs w:val="24"/>
+        </w:rPr>
+      </w:pPr>
+      <w:r>
         <w:rPr>
           <w:rFonts w:ascii="Times New Roman" w:hAnsi="Times New Roman" w:cs="Times New Roman"/>
           <w:b/>
           <w:sz w:val="48"/>
           <w:szCs w:val="48"/>
         </w:rPr>
-      </w:pPr>
-    </w:p>
-    <w:p>
-      <w:pPr>
-        <w:spacing w:line="360" w:lineRule="auto"/>
-        <w:jc w:val="both"/>
-        <w:rPr>
-          <w:rFonts w:ascii="Times New Roman" w:hAnsi="Times New Roman" w:cs="Times New Roman"/>
-          <w:b/>
-          <w:sz w:val="48"/>
-          <w:szCs w:val="48"/>
-        </w:rPr>
-      </w:pPr>
-    </w:p>
-    <w:p>
-      <w:pPr>
-        <w:spacing w:line="360" w:lineRule="auto"/>
-        <w:jc w:val="both"/>
-        <w:rPr>
-          <w:rFonts w:ascii="Times New Roman" w:hAnsi="Times New Roman" w:cs="Times New Roman"/>
-          <w:b/>
-          <w:sz w:val="48"/>
-          <w:szCs w:val="48"/>
-        </w:rPr>
-      </w:pPr>
-    </w:p>
-    <w:p>
-      <w:pPr>
-        <w:spacing w:line="360" w:lineRule="auto"/>
-        <w:jc w:val="both"/>
-        <w:rPr>
-          <w:rFonts w:ascii="Times New Roman" w:hAnsi="Times New Roman" w:cs="Times New Roman"/>
-          <w:b/>
-          <w:sz w:val="48"/>
-          <w:szCs w:val="48"/>
-        </w:rPr>
-      </w:pPr>
-    </w:p>
-    <w:p>
-      <w:pPr>
-        <w:spacing w:line="360" w:lineRule="auto"/>
-        <w:jc w:val="both"/>
-        <w:rPr>
-          <w:rFonts w:ascii="Times New Roman" w:hAnsi="Times New Roman" w:cs="Times New Roman"/>
-          <w:b/>
-          <w:sz w:val="48"/>
-          <w:szCs w:val="48"/>
-        </w:rPr>
-      </w:pPr>
-    </w:p>
-    <w:p>
-      <w:pPr>
-        <w:spacing w:line="360" w:lineRule="auto"/>
-        <w:jc w:val="both"/>
-        <w:rPr>
-          <w:rFonts w:ascii="Times New Roman" w:hAnsi="Times New Roman" w:cs="Times New Roman"/>
-          <w:b/>
-          <w:sz w:val="48"/>
-          <w:szCs w:val="48"/>
-        </w:rPr>
-      </w:pPr>
-    </w:p>
-    <w:p>
-      <w:pPr>
-        <w:spacing w:line="360" w:lineRule="auto"/>
-        <w:jc w:val="both"/>
-        <w:rPr>
-          <w:rFonts w:ascii="Times New Roman" w:hAnsi="Times New Roman" w:cs="Times New Roman"/>
-          <w:b/>
-          <w:sz w:val="48"/>
-          <w:szCs w:val="48"/>
-        </w:rPr>
-      </w:pPr>
-    </w:p>
-    <w:p>
-      <w:pPr>
-        <w:spacing w:line="360" w:lineRule="auto"/>
-        <w:jc w:val="both"/>
-        <w:rPr>
-          <w:rFonts w:ascii="Times New Roman" w:hAnsi="Times New Roman" w:cs="Times New Roman"/>
-          <w:b/>
-          <w:sz w:val="48"/>
-          <w:szCs w:val="48"/>
-        </w:rPr>
-      </w:pPr>
-    </w:p>
-    <w:p>
-      <w:pPr>
-        <w:spacing w:line="360" w:lineRule="auto"/>
-        <w:jc w:val="both"/>
-        <w:rPr>
-          <w:rFonts w:ascii="Times New Roman" w:hAnsi="Times New Roman" w:cs="Times New Roman"/>
-          <w:b/>
-          <w:sz w:val="48"/>
-          <w:szCs w:val="48"/>
-        </w:rPr>
-      </w:pPr>
-    </w:p>
-    <w:p>
-      <w:pPr>
-        <w:spacing w:line="360" w:lineRule="auto"/>
-        <w:jc w:val="both"/>
-        <w:rPr>
-          <w:rFonts w:ascii="Times New Roman" w:hAnsi="Times New Roman" w:cs="Times New Roman"/>
-          <w:b/>
-          <w:sz w:val="72"/>
-          <w:szCs w:val="72"/>
-        </w:rPr>
-      </w:pPr>
-      <w:r>
-        <w:rPr>
-          <w:rFonts w:ascii="Times New Roman" w:hAnsi="Times New Roman" w:cs="Times New Roman"/>
-          <w:b/>
-          <w:sz w:val="48"/>
-          <w:szCs w:val="48"/>
-        </w:rPr>
+        <w:lastRenderedPageBreak/>
         <w:t>Bibliography</w:t>
       </w:r>
     </w:p>
@@ -11767,7 +13624,6 @@
           <w:szCs w:val="24"/>
           <w:shd w:val="clear" w:color="auto" w:fill="FFFFFF"/>
         </w:rPr>
-        <w:lastRenderedPageBreak/>
         <w:t xml:space="preserve">[5] </w:t>
       </w:r>
       <w:proofErr w:type="spellStart"/>
@@ -12043,7 +13899,7 @@
           <w:szCs w:val="24"/>
           <w:shd w:val="clear" w:color="auto" w:fill="FFFFFF"/>
         </w:rPr>
-        <w:t xml:space="preserve">[6] </w:t>
+        <w:t xml:space="preserve"> [6</w:t>
       </w:r>
       <w:r>
         <w:rPr>
@@ -12053,8 +13909,9 @@
           <w:szCs w:val="24"/>
           <w:shd w:val="clear" w:color="auto" w:fill="FFFFFF"/>
         </w:rPr>
-        <w:t>Davidson</w:t>
-      </w:r>
+        <w:t xml:space="preserve">] </w:t>
+      </w:r>
+      <w:proofErr w:type="spellStart"/>
       <w:r>
         <w:rPr>
           <w:rFonts w:ascii="Times New Roman" w:hAnsi="Times New Roman" w:cs="Times New Roman"/>
@@ -12063,8 +13920,9 @@
           <w:szCs w:val="24"/>
           <w:shd w:val="clear" w:color="auto" w:fill="FFFFFF"/>
         </w:rPr>
-        <w:t xml:space="preserve"> </w:t>
-      </w:r>
+        <w:t>Marchetto</w:t>
+      </w:r>
+      <w:proofErr w:type="spellEnd"/>
       <w:r>
         <w:rPr>
           <w:rFonts w:ascii="Times New Roman" w:hAnsi="Times New Roman" w:cs="Times New Roman"/>
@@ -12073,7 +13931,7 @@
           <w:szCs w:val="24"/>
           <w:shd w:val="clear" w:color="auto" w:fill="FFFFFF"/>
         </w:rPr>
-        <w:t>JD, Coward D</w:t>
+        <w:t xml:space="preserve"> A</w:t>
       </w:r>
       <w:r>
         <w:rPr>
@@ -12083,7 +13941,71 @@
           <w:szCs w:val="24"/>
           <w:shd w:val="clear" w:color="auto" w:fill="FFFFFF"/>
         </w:rPr>
-        <w:t xml:space="preserve"> (1999-12-17). </w:t>
+        <w:t xml:space="preserve">, </w:t>
+      </w:r>
+      <w:proofErr w:type="spellStart"/>
+      <w:r>
+        <w:rPr>
+          <w:rFonts w:ascii="Times New Roman" w:hAnsi="Times New Roman" w:cs="Times New Roman"/>
+          <w:color w:val="212121"/>
+          <w:sz w:val="24"/>
+          <w:szCs w:val="24"/>
+          <w:shd w:val="clear" w:color="auto" w:fill="FFFFFF"/>
+        </w:rPr>
+        <w:t>Tonella</w:t>
+      </w:r>
+      <w:proofErr w:type="spellEnd"/>
+      <w:r>
+        <w:rPr>
+          <w:rFonts w:ascii="Times New Roman" w:hAnsi="Times New Roman" w:cs="Times New Roman"/>
+          <w:color w:val="212121"/>
+          <w:sz w:val="24"/>
+          <w:szCs w:val="24"/>
+          <w:shd w:val="clear" w:color="auto" w:fill="FFFFFF"/>
+        </w:rPr>
+        <w:t xml:space="preserve"> P</w:t>
+      </w:r>
+      <w:r>
+        <w:rPr>
+          <w:rFonts w:ascii="Times New Roman" w:hAnsi="Times New Roman" w:cs="Times New Roman"/>
+          <w:color w:val="212121"/>
+          <w:sz w:val="24"/>
+          <w:szCs w:val="24"/>
+          <w:shd w:val="clear" w:color="auto" w:fill="FFFFFF"/>
+        </w:rPr>
+        <w:t xml:space="preserve">, </w:t>
+      </w:r>
+      <w:proofErr w:type="spellStart"/>
+      <w:r>
+        <w:rPr>
+          <w:rFonts w:ascii="Times New Roman" w:hAnsi="Times New Roman" w:cs="Times New Roman"/>
+          <w:color w:val="212121"/>
+          <w:sz w:val="24"/>
+          <w:szCs w:val="24"/>
+          <w:shd w:val="clear" w:color="auto" w:fill="FFFFFF"/>
+        </w:rPr>
+        <w:t>Ricca</w:t>
+      </w:r>
+      <w:proofErr w:type="spellEnd"/>
+      <w:r>
+        <w:rPr>
+          <w:rFonts w:ascii="Times New Roman" w:hAnsi="Times New Roman" w:cs="Times New Roman"/>
+          <w:color w:val="212121"/>
+          <w:sz w:val="24"/>
+          <w:szCs w:val="24"/>
+          <w:shd w:val="clear" w:color="auto" w:fill="FFFFFF"/>
+        </w:rPr>
+        <w:t xml:space="preserve"> F</w:t>
+      </w:r>
+      <w:r>
+        <w:rPr>
+          <w:rFonts w:ascii="Times New Roman" w:hAnsi="Times New Roman" w:cs="Times New Roman"/>
+          <w:color w:val="212121"/>
+          <w:sz w:val="24"/>
+          <w:szCs w:val="24"/>
+          <w:shd w:val="clear" w:color="auto" w:fill="FFFFFF"/>
+        </w:rPr>
+        <w:t xml:space="preserve">, </w:t>
       </w:r>
       <w:r>
         <w:rPr>
@@ -12094,176 +14016,7 @@
           <w:szCs w:val="24"/>
           <w:shd w:val="clear" w:color="auto" w:fill="FFFFFF"/>
         </w:rPr>
-        <w:t>Java Servlet Specification ("Specification") Version: 2.2 Final Release</w:t>
-      </w:r>
-      <w:r>
-        <w:rPr>
-          <w:rFonts w:ascii="Times New Roman" w:hAnsi="Times New Roman" w:cs="Times New Roman"/>
-          <w:color w:val="212121"/>
-          <w:sz w:val="24"/>
-          <w:szCs w:val="24"/>
-          <w:shd w:val="clear" w:color="auto" w:fill="FFFFFF"/>
-        </w:rPr>
-        <w:t>, Sun Microsystems,</w:t>
-      </w:r>
-      <w:r>
-        <w:rPr>
-          <w:rFonts w:ascii="Times New Roman" w:hAnsi="Times New Roman" w:cs="Times New Roman"/>
-          <w:color w:val="212121"/>
-          <w:sz w:val="24"/>
-          <w:szCs w:val="24"/>
-          <w:shd w:val="clear" w:color="auto" w:fill="FFFFFF"/>
-        </w:rPr>
-        <w:t xml:space="preserve"> </w:t>
-      </w:r>
-      <w:r>
-        <w:rPr>
-          <w:rFonts w:ascii="Times New Roman" w:hAnsi="Times New Roman" w:cs="Times New Roman"/>
-          <w:color w:val="212121"/>
-          <w:sz w:val="24"/>
-          <w:szCs w:val="24"/>
-          <w:shd w:val="clear" w:color="auto" w:fill="FFFFFF"/>
-        </w:rPr>
-        <w:t>1999-12-17</w:t>
-      </w:r>
-      <w:r>
-        <w:rPr>
-          <w:rFonts w:ascii="Times New Roman" w:hAnsi="Times New Roman" w:cs="Times New Roman"/>
-          <w:color w:val="212121"/>
-          <w:sz w:val="24"/>
-          <w:szCs w:val="24"/>
-          <w:shd w:val="clear" w:color="auto" w:fill="FFFFFF"/>
-        </w:rPr>
-        <w:t>,</w:t>
-      </w:r>
-      <w:r>
-        <w:rPr>
-          <w:rFonts w:ascii="Times New Roman" w:hAnsi="Times New Roman" w:cs="Times New Roman"/>
-          <w:color w:val="212121"/>
-          <w:sz w:val="24"/>
-          <w:szCs w:val="24"/>
-          <w:shd w:val="clear" w:color="auto" w:fill="FFFFFF"/>
-        </w:rPr>
-        <w:t xml:space="preserve"> pp. 43–46. Retrieved 2008-07-27</w:t>
-      </w:r>
-    </w:p>
-    <w:p>
-      <w:pPr>
-        <w:spacing w:line="360" w:lineRule="auto"/>
-        <w:jc w:val="both"/>
-        <w:rPr>
-          <w:rFonts w:ascii="Times New Roman" w:hAnsi="Times New Roman" w:cs="Times New Roman"/>
-          <w:color w:val="212121"/>
-          <w:sz w:val="24"/>
-          <w:szCs w:val="24"/>
-          <w:shd w:val="clear" w:color="auto" w:fill="FFFFFF"/>
-        </w:rPr>
-      </w:pPr>
-      <w:r>
-        <w:rPr>
-          <w:rFonts w:ascii="Times New Roman" w:hAnsi="Times New Roman" w:cs="Times New Roman"/>
-          <w:color w:val="212121"/>
-          <w:sz w:val="24"/>
-          <w:szCs w:val="24"/>
-          <w:shd w:val="clear" w:color="auto" w:fill="FFFFFF"/>
-        </w:rPr>
-        <w:t xml:space="preserve">[7] </w:t>
-      </w:r>
-      <w:proofErr w:type="spellStart"/>
-      <w:r>
-        <w:rPr>
-          <w:rFonts w:ascii="Times New Roman" w:hAnsi="Times New Roman" w:cs="Times New Roman"/>
-          <w:color w:val="212121"/>
-          <w:sz w:val="24"/>
-          <w:szCs w:val="24"/>
-          <w:shd w:val="clear" w:color="auto" w:fill="FFFFFF"/>
-        </w:rPr>
-        <w:t>Marchetto</w:t>
-      </w:r>
-      <w:proofErr w:type="spellEnd"/>
-      <w:r>
-        <w:rPr>
-          <w:rFonts w:ascii="Times New Roman" w:hAnsi="Times New Roman" w:cs="Times New Roman"/>
-          <w:color w:val="212121"/>
-          <w:sz w:val="24"/>
-          <w:szCs w:val="24"/>
-          <w:shd w:val="clear" w:color="auto" w:fill="FFFFFF"/>
-        </w:rPr>
-        <w:t xml:space="preserve"> A</w:t>
-      </w:r>
-      <w:r>
-        <w:rPr>
-          <w:rFonts w:ascii="Times New Roman" w:hAnsi="Times New Roman" w:cs="Times New Roman"/>
-          <w:color w:val="212121"/>
-          <w:sz w:val="24"/>
-          <w:szCs w:val="24"/>
-          <w:shd w:val="clear" w:color="auto" w:fill="FFFFFF"/>
-        </w:rPr>
-        <w:t xml:space="preserve">, </w:t>
-      </w:r>
-      <w:proofErr w:type="spellStart"/>
-      <w:r>
-        <w:rPr>
-          <w:rFonts w:ascii="Times New Roman" w:hAnsi="Times New Roman" w:cs="Times New Roman"/>
-          <w:color w:val="212121"/>
-          <w:sz w:val="24"/>
-          <w:szCs w:val="24"/>
-          <w:shd w:val="clear" w:color="auto" w:fill="FFFFFF"/>
-        </w:rPr>
-        <w:t>Tonella</w:t>
-      </w:r>
-      <w:proofErr w:type="spellEnd"/>
-      <w:r>
-        <w:rPr>
-          <w:rFonts w:ascii="Times New Roman" w:hAnsi="Times New Roman" w:cs="Times New Roman"/>
-          <w:color w:val="212121"/>
-          <w:sz w:val="24"/>
-          <w:szCs w:val="24"/>
-          <w:shd w:val="clear" w:color="auto" w:fill="FFFFFF"/>
-        </w:rPr>
-        <w:t xml:space="preserve"> P</w:t>
-      </w:r>
-      <w:r>
-        <w:rPr>
-          <w:rFonts w:ascii="Times New Roman" w:hAnsi="Times New Roman" w:cs="Times New Roman"/>
-          <w:color w:val="212121"/>
-          <w:sz w:val="24"/>
-          <w:szCs w:val="24"/>
-          <w:shd w:val="clear" w:color="auto" w:fill="FFFFFF"/>
-        </w:rPr>
-        <w:t xml:space="preserve">, </w:t>
-      </w:r>
-      <w:proofErr w:type="spellStart"/>
-      <w:r>
-        <w:rPr>
-          <w:rFonts w:ascii="Times New Roman" w:hAnsi="Times New Roman" w:cs="Times New Roman"/>
-          <w:color w:val="212121"/>
-          <w:sz w:val="24"/>
-          <w:szCs w:val="24"/>
-          <w:shd w:val="clear" w:color="auto" w:fill="FFFFFF"/>
-        </w:rPr>
-        <w:t>Ricca</w:t>
-      </w:r>
-      <w:proofErr w:type="spellEnd"/>
-      <w:r>
-        <w:rPr>
-          <w:rFonts w:ascii="Times New Roman" w:hAnsi="Times New Roman" w:cs="Times New Roman"/>
-          <w:color w:val="212121"/>
-          <w:sz w:val="24"/>
-          <w:szCs w:val="24"/>
-          <w:shd w:val="clear" w:color="auto" w:fill="FFFFFF"/>
-        </w:rPr>
-        <w:t xml:space="preserve"> F</w:t>
-      </w:r>
-      <w:r>
-        <w:rPr>
-          <w:rFonts w:ascii="Times New Roman" w:hAnsi="Times New Roman" w:cs="Times New Roman"/>
-          <w:color w:val="212121"/>
-          <w:sz w:val="24"/>
-          <w:szCs w:val="24"/>
-          <w:shd w:val="clear" w:color="auto" w:fill="FFFFFF"/>
-        </w:rPr>
-        <w:t xml:space="preserve">, </w:t>
+        <w:t>“State-based t</w:t>
       </w:r>
       <w:r>
         <w:rPr>
@@ -12274,8 +14027,9 @@
           <w:szCs w:val="24"/>
           <w:shd w:val="clear" w:color="auto" w:fill="FFFFFF"/>
         </w:rPr>
-        <w:t>“State-based t</w:t>
-      </w:r>
+        <w:t xml:space="preserve">esting of </w:t>
+      </w:r>
+      <w:proofErr w:type="spellStart"/>
       <w:r>
         <w:rPr>
           <w:rFonts w:ascii="Times New Roman" w:hAnsi="Times New Roman" w:cs="Times New Roman"/>
@@ -12285,9 +14039,9 @@
           <w:szCs w:val="24"/>
           <w:shd w:val="clear" w:color="auto" w:fill="FFFFFF"/>
         </w:rPr>
-        <w:t xml:space="preserve">esting of </w:t>
-      </w:r>
-      <w:proofErr w:type="spellStart"/>
+        <w:t>ajax</w:t>
+      </w:r>
+      <w:proofErr w:type="spellEnd"/>
       <w:r>
         <w:rPr>
           <w:rFonts w:ascii="Times New Roman" w:hAnsi="Times New Roman" w:cs="Times New Roman"/>
@@ -12297,9 +14051,8 @@
           <w:szCs w:val="24"/>
           <w:shd w:val="clear" w:color="auto" w:fill="FFFFFF"/>
         </w:rPr>
-        <w:t>ajax</w:t>
-      </w:r>
-      <w:proofErr w:type="spellEnd"/>
+        <w:t xml:space="preserve"> web applications</w:t>
+      </w:r>
       <w:r>
         <w:rPr>
           <w:rFonts w:ascii="Times New Roman" w:hAnsi="Times New Roman" w:cs="Times New Roman"/>
@@ -12309,7 +14062,7 @@
           <w:szCs w:val="24"/>
           <w:shd w:val="clear" w:color="auto" w:fill="FFFFFF"/>
         </w:rPr>
-        <w:t xml:space="preserve"> web applications</w:t>
+        <w:t>”</w:t>
       </w:r>
       <w:r>
         <w:rPr>
@@ -12320,7 +14073,7 @@
           <w:szCs w:val="24"/>
           <w:shd w:val="clear" w:color="auto" w:fill="FFFFFF"/>
         </w:rPr>
-        <w:t>”</w:t>
+        <w:t xml:space="preserve"> </w:t>
       </w:r>
       <w:r>
         <w:rPr>
@@ -12331,8 +14084,9 @@
           <w:szCs w:val="24"/>
           <w:shd w:val="clear" w:color="auto" w:fill="FFFFFF"/>
         </w:rPr>
-        <w:t xml:space="preserve"> </w:t>
-      </w:r>
+        <w:t xml:space="preserve">in 1st Int. Conf. on </w:t>
+      </w:r>
+      <w:proofErr w:type="spellStart"/>
       <w:r>
         <w:rPr>
           <w:rFonts w:ascii="Times New Roman" w:hAnsi="Times New Roman" w:cs="Times New Roman"/>
@@ -12342,9 +14096,9 @@
           <w:szCs w:val="24"/>
           <w:shd w:val="clear" w:color="auto" w:fill="FFFFFF"/>
         </w:rPr>
-        <w:t xml:space="preserve">in 1st Int. Conf. on </w:t>
-      </w:r>
-      <w:proofErr w:type="spellStart"/>
+        <w:t>SoftwareTesting</w:t>
+      </w:r>
+      <w:proofErr w:type="spellEnd"/>
       <w:r>
         <w:rPr>
           <w:rFonts w:ascii="Times New Roman" w:hAnsi="Times New Roman" w:cs="Times New Roman"/>
@@ -12354,9 +14108,127 @@
           <w:szCs w:val="24"/>
           <w:shd w:val="clear" w:color="auto" w:fill="FFFFFF"/>
         </w:rPr>
-        <w:t>SoftwareTesting</w:t>
+        <w:t>, Veriﬁcation, and Validation</w:t>
+      </w:r>
+      <w:r>
+        <w:rPr>
+          <w:rFonts w:ascii="Times New Roman" w:hAnsi="Times New Roman" w:cs="Times New Roman"/>
+          <w:color w:val="212121"/>
+          <w:sz w:val="24"/>
+          <w:szCs w:val="24"/>
+          <w:shd w:val="clear" w:color="auto" w:fill="FFFFFF"/>
+        </w:rPr>
+        <w:t>, Lillehammer, Norway, pp. 121–130, 2008</w:t>
+      </w:r>
+    </w:p>
+    <w:p>
+      <w:pPr>
+        <w:spacing w:line="360" w:lineRule="auto"/>
+        <w:jc w:val="both"/>
+        <w:rPr>
+          <w:rFonts w:ascii="Times New Roman" w:hAnsi="Times New Roman" w:cs="Times New Roman"/>
+          <w:color w:val="212121"/>
+          <w:sz w:val="24"/>
+          <w:szCs w:val="24"/>
+          <w:shd w:val="clear" w:color="auto" w:fill="FFFFFF"/>
+        </w:rPr>
+      </w:pPr>
+      <w:r>
+        <w:rPr>
+          <w:rFonts w:ascii="Times New Roman" w:hAnsi="Times New Roman" w:cs="Times New Roman"/>
+          <w:color w:val="212121"/>
+          <w:sz w:val="24"/>
+          <w:szCs w:val="24"/>
+          <w:shd w:val="clear" w:color="auto" w:fill="FFFFFF"/>
+        </w:rPr>
+        <w:t>[7</w:t>
+      </w:r>
+      <w:r>
+        <w:rPr>
+          <w:rFonts w:ascii="Times New Roman" w:hAnsi="Times New Roman" w:cs="Times New Roman"/>
+          <w:color w:val="212121"/>
+          <w:sz w:val="24"/>
+          <w:szCs w:val="24"/>
+          <w:shd w:val="clear" w:color="auto" w:fill="FFFFFF"/>
+        </w:rPr>
+        <w:t xml:space="preserve">] </w:t>
+      </w:r>
+      <w:proofErr w:type="spellStart"/>
+      <w:r>
+        <w:rPr>
+          <w:rFonts w:ascii="Times New Roman" w:hAnsi="Times New Roman" w:cs="Times New Roman"/>
+          <w:color w:val="212121"/>
+          <w:sz w:val="24"/>
+          <w:szCs w:val="24"/>
+          <w:shd w:val="clear" w:color="auto" w:fill="FFFFFF"/>
+        </w:rPr>
+        <w:t>Vadlamudi</w:t>
       </w:r>
       <w:proofErr w:type="spellEnd"/>
+      <w:r>
+        <w:rPr>
+          <w:rFonts w:ascii="Times New Roman" w:hAnsi="Times New Roman" w:cs="Times New Roman"/>
+          <w:color w:val="212121"/>
+          <w:sz w:val="24"/>
+          <w:szCs w:val="24"/>
+          <w:shd w:val="clear" w:color="auto" w:fill="FFFFFF"/>
+        </w:rPr>
+        <w:t xml:space="preserve"> S G, </w:t>
+      </w:r>
+      <w:proofErr w:type="spellStart"/>
+      <w:r>
+        <w:rPr>
+          <w:rFonts w:ascii="Times New Roman" w:hAnsi="Times New Roman" w:cs="Times New Roman"/>
+          <w:color w:val="212121"/>
+          <w:sz w:val="24"/>
+          <w:szCs w:val="24"/>
+          <w:shd w:val="clear" w:color="auto" w:fill="FFFFFF"/>
+        </w:rPr>
+        <w:t>S</w:t>
+      </w:r>
+      <w:r>
+        <w:rPr>
+          <w:rFonts w:ascii="Times New Roman" w:hAnsi="Times New Roman" w:cs="Times New Roman"/>
+          <w:color w:val="212121"/>
+          <w:sz w:val="24"/>
+          <w:szCs w:val="24"/>
+          <w:shd w:val="clear" w:color="auto" w:fill="FFFFFF"/>
+        </w:rPr>
+        <w:t>engupta</w:t>
+      </w:r>
+      <w:proofErr w:type="spellEnd"/>
+      <w:r>
+        <w:rPr>
+          <w:rFonts w:ascii="Times New Roman" w:hAnsi="Times New Roman" w:cs="Times New Roman"/>
+          <w:color w:val="212121"/>
+          <w:sz w:val="24"/>
+          <w:szCs w:val="24"/>
+          <w:shd w:val="clear" w:color="auto" w:fill="FFFFFF"/>
+        </w:rPr>
+        <w:t xml:space="preserve"> S, </w:t>
+      </w:r>
+      <w:proofErr w:type="spellStart"/>
+      <w:r>
+        <w:rPr>
+          <w:rFonts w:ascii="Times New Roman" w:hAnsi="Times New Roman" w:cs="Times New Roman"/>
+          <w:color w:val="212121"/>
+          <w:sz w:val="24"/>
+          <w:szCs w:val="24"/>
+          <w:shd w:val="clear" w:color="auto" w:fill="FFFFFF"/>
+        </w:rPr>
+        <w:t>Taguinod</w:t>
+      </w:r>
+      <w:proofErr w:type="spellEnd"/>
+      <w:r>
+        <w:rPr>
+          <w:rFonts w:ascii="Times New Roman" w:hAnsi="Times New Roman" w:cs="Times New Roman"/>
+          <w:color w:val="212121"/>
+          <w:sz w:val="24"/>
+          <w:szCs w:val="24"/>
+          <w:shd w:val="clear" w:color="auto" w:fill="FFFFFF"/>
+        </w:rPr>
+        <w:t xml:space="preserve"> M, et al., </w:t>
+      </w:r>
       <w:r>
         <w:rPr>
           <w:rFonts w:ascii="Times New Roman" w:hAnsi="Times New Roman" w:cs="Times New Roman"/>
@@ -12366,117 +14238,9 @@
           <w:szCs w:val="24"/>
           <w:shd w:val="clear" w:color="auto" w:fill="FFFFFF"/>
         </w:rPr>
-        <w:t>, Veriﬁcation, and Validation</w:t>
-      </w:r>
-      <w:r>
-        <w:rPr>
-          <w:rFonts w:ascii="Times New Roman" w:hAnsi="Times New Roman" w:cs="Times New Roman"/>
-          <w:color w:val="212121"/>
-          <w:sz w:val="24"/>
-          <w:szCs w:val="24"/>
-          <w:shd w:val="clear" w:color="auto" w:fill="FFFFFF"/>
-        </w:rPr>
-        <w:t>, Lillehammer, Norway, pp. 121–130, 2008</w:t>
-      </w:r>
-    </w:p>
-    <w:p>
-      <w:pPr>
-        <w:spacing w:line="360" w:lineRule="auto"/>
-        <w:jc w:val="both"/>
-        <w:rPr>
-          <w:rFonts w:ascii="Times New Roman" w:hAnsi="Times New Roman" w:cs="Times New Roman"/>
-          <w:color w:val="212121"/>
-          <w:sz w:val="24"/>
-          <w:szCs w:val="24"/>
-          <w:shd w:val="clear" w:color="auto" w:fill="FFFFFF"/>
-        </w:rPr>
-      </w:pPr>
-      <w:r>
-        <w:rPr>
-          <w:rFonts w:ascii="Times New Roman" w:hAnsi="Times New Roman" w:cs="Times New Roman"/>
-          <w:color w:val="212121"/>
-          <w:sz w:val="24"/>
-          <w:szCs w:val="24"/>
-          <w:shd w:val="clear" w:color="auto" w:fill="FFFFFF"/>
-        </w:rPr>
-        <w:t xml:space="preserve">[8] </w:t>
+        <w:t xml:space="preserve">Moving target defense for web applications using Bayesian </w:t>
       </w:r>
       <w:proofErr w:type="spellStart"/>
-      <w:r>
-        <w:rPr>
-          <w:rFonts w:ascii="Times New Roman" w:hAnsi="Times New Roman" w:cs="Times New Roman"/>
-          <w:color w:val="212121"/>
-          <w:sz w:val="24"/>
-          <w:szCs w:val="24"/>
-          <w:shd w:val="clear" w:color="auto" w:fill="FFFFFF"/>
-        </w:rPr>
-        <w:t>Vadlamudi</w:t>
-      </w:r>
-      <w:proofErr w:type="spellEnd"/>
-      <w:r>
-        <w:rPr>
-          <w:rFonts w:ascii="Times New Roman" w:hAnsi="Times New Roman" w:cs="Times New Roman"/>
-          <w:color w:val="212121"/>
-          <w:sz w:val="24"/>
-          <w:szCs w:val="24"/>
-          <w:shd w:val="clear" w:color="auto" w:fill="FFFFFF"/>
-        </w:rPr>
-        <w:t xml:space="preserve"> S G, </w:t>
-      </w:r>
-      <w:proofErr w:type="spellStart"/>
-      <w:r>
-        <w:rPr>
-          <w:rFonts w:ascii="Times New Roman" w:hAnsi="Times New Roman" w:cs="Times New Roman"/>
-          <w:color w:val="212121"/>
-          <w:sz w:val="24"/>
-          <w:szCs w:val="24"/>
-          <w:shd w:val="clear" w:color="auto" w:fill="FFFFFF"/>
-        </w:rPr>
-        <w:t>S</w:t>
-      </w:r>
-      <w:r>
-        <w:rPr>
-          <w:rFonts w:ascii="Times New Roman" w:hAnsi="Times New Roman" w:cs="Times New Roman"/>
-          <w:color w:val="212121"/>
-          <w:sz w:val="24"/>
-          <w:szCs w:val="24"/>
-          <w:shd w:val="clear" w:color="auto" w:fill="FFFFFF"/>
-        </w:rPr>
-        <w:t>engupta</w:t>
-      </w:r>
-      <w:proofErr w:type="spellEnd"/>
-      <w:r>
-        <w:rPr>
-          <w:rFonts w:ascii="Times New Roman" w:hAnsi="Times New Roman" w:cs="Times New Roman"/>
-          <w:color w:val="212121"/>
-          <w:sz w:val="24"/>
-          <w:szCs w:val="24"/>
-          <w:shd w:val="clear" w:color="auto" w:fill="FFFFFF"/>
-        </w:rPr>
-        <w:t xml:space="preserve"> S, </w:t>
-      </w:r>
-      <w:proofErr w:type="spellStart"/>
-      <w:r>
-        <w:rPr>
-          <w:rFonts w:ascii="Times New Roman" w:hAnsi="Times New Roman" w:cs="Times New Roman"/>
-          <w:color w:val="212121"/>
-          <w:sz w:val="24"/>
-          <w:szCs w:val="24"/>
-          <w:shd w:val="clear" w:color="auto" w:fill="FFFFFF"/>
-        </w:rPr>
-        <w:t>Taguinod</w:t>
-      </w:r>
-      <w:proofErr w:type="spellEnd"/>
-      <w:r>
-        <w:rPr>
-          <w:rFonts w:ascii="Times New Roman" w:hAnsi="Times New Roman" w:cs="Times New Roman"/>
-          <w:color w:val="212121"/>
-          <w:sz w:val="24"/>
-          <w:szCs w:val="24"/>
-          <w:shd w:val="clear" w:color="auto" w:fill="FFFFFF"/>
-        </w:rPr>
-        <w:t xml:space="preserve"> M, et al., </w:t>
-      </w:r>
       <w:r>
         <w:rPr>
           <w:rFonts w:ascii="Times New Roman" w:hAnsi="Times New Roman" w:cs="Times New Roman"/>
@@ -12486,9 +14250,9 @@
           <w:szCs w:val="24"/>
           <w:shd w:val="clear" w:color="auto" w:fill="FFFFFF"/>
         </w:rPr>
-        <w:t xml:space="preserve">Moving target defense for web applications using Bayesian </w:t>
-      </w:r>
-      <w:proofErr w:type="spellStart"/>
+        <w:t>stackelberg</w:t>
+      </w:r>
+      <w:proofErr w:type="spellEnd"/>
       <w:r>
         <w:rPr>
           <w:rFonts w:ascii="Times New Roman" w:hAnsi="Times New Roman" w:cs="Times New Roman"/>
@@ -12498,9 +14262,116 @@
           <w:szCs w:val="24"/>
           <w:shd w:val="clear" w:color="auto" w:fill="FFFFFF"/>
         </w:rPr>
-        <w:t>stackelberg</w:t>
+        <w:t xml:space="preserve"> games</w:t>
+      </w:r>
+      <w:r>
+        <w:rPr>
+          <w:rFonts w:ascii="Times New Roman" w:hAnsi="Times New Roman" w:cs="Times New Roman"/>
+          <w:color w:val="212121"/>
+          <w:sz w:val="24"/>
+          <w:szCs w:val="24"/>
+          <w:shd w:val="clear" w:color="auto" w:fill="FFFFFF"/>
+        </w:rPr>
+        <w:t>,</w:t>
+      </w:r>
+      <w:r>
+        <w:rPr>
+          <w:rFonts w:ascii="Times New Roman" w:hAnsi="Times New Roman" w:cs="Times New Roman"/>
+          <w:color w:val="212121"/>
+          <w:sz w:val="24"/>
+          <w:szCs w:val="24"/>
+          <w:shd w:val="clear" w:color="auto" w:fill="FFFFFF"/>
+        </w:rPr>
+        <w:t xml:space="preserve"> in  Proc. of the 15th International Conference on Autonomous Agents and </w:t>
+      </w:r>
+      <w:proofErr w:type="spellStart"/>
+      <w:r>
+        <w:rPr>
+          <w:rFonts w:ascii="Times New Roman" w:hAnsi="Times New Roman" w:cs="Times New Roman"/>
+          <w:color w:val="212121"/>
+          <w:sz w:val="24"/>
+          <w:szCs w:val="24"/>
+          <w:shd w:val="clear" w:color="auto" w:fill="FFFFFF"/>
+        </w:rPr>
+        <w:t>Multiagent</w:t>
       </w:r>
       <w:proofErr w:type="spellEnd"/>
+      <w:r>
+        <w:rPr>
+          <w:rFonts w:ascii="Times New Roman" w:hAnsi="Times New Roman" w:cs="Times New Roman"/>
+          <w:color w:val="212121"/>
+          <w:sz w:val="24"/>
+          <w:szCs w:val="24"/>
+          <w:shd w:val="clear" w:color="auto" w:fill="FFFFFF"/>
+        </w:rPr>
+        <w:t xml:space="preserve"> Systems, 1377-1378, 2016</w:t>
+      </w:r>
+    </w:p>
+    <w:p>
+      <w:pPr>
+        <w:spacing w:line="360" w:lineRule="auto"/>
+        <w:jc w:val="both"/>
+        <w:rPr>
+          <w:rFonts w:ascii="Times New Roman" w:hAnsi="Times New Roman" w:cs="Times New Roman"/>
+          <w:color w:val="212121"/>
+          <w:sz w:val="24"/>
+          <w:szCs w:val="24"/>
+          <w:shd w:val="clear" w:color="auto" w:fill="FFFFFF"/>
+        </w:rPr>
+      </w:pPr>
+      <w:r>
+        <w:rPr>
+          <w:rFonts w:ascii="Times New Roman" w:hAnsi="Times New Roman" w:cs="Times New Roman"/>
+          <w:color w:val="212121"/>
+          <w:sz w:val="24"/>
+          <w:szCs w:val="24"/>
+          <w:shd w:val="clear" w:color="auto" w:fill="FFFFFF"/>
+        </w:rPr>
+        <w:t>[8</w:t>
+      </w:r>
+      <w:r>
+        <w:rPr>
+          <w:rFonts w:ascii="Times New Roman" w:hAnsi="Times New Roman" w:cs="Times New Roman"/>
+          <w:color w:val="212121"/>
+          <w:sz w:val="24"/>
+          <w:szCs w:val="24"/>
+          <w:shd w:val="clear" w:color="auto" w:fill="FFFFFF"/>
+        </w:rPr>
+        <w:t>]</w:t>
+      </w:r>
+      <w:r>
+        <w:t xml:space="preserve"> </w:t>
+      </w:r>
+      <w:r>
+        <w:rPr>
+          <w:rFonts w:ascii="Times New Roman" w:hAnsi="Times New Roman" w:cs="Times New Roman"/>
+          <w:color w:val="212121"/>
+          <w:sz w:val="24"/>
+          <w:szCs w:val="24"/>
+          <w:shd w:val="clear" w:color="auto" w:fill="FFFFFF"/>
+        </w:rPr>
+        <w:t>Liu, Q.; Sun, X.</w:t>
+      </w:r>
+      <w:r>
+        <w:rPr>
+          <w:rFonts w:ascii="Times New Roman" w:hAnsi="Times New Roman" w:cs="Times New Roman"/>
+          <w:color w:val="212121"/>
+          <w:sz w:val="24"/>
+          <w:szCs w:val="24"/>
+          <w:shd w:val="clear" w:color="auto" w:fill="FFFFFF"/>
+        </w:rPr>
+        <w:t>,</w:t>
+      </w:r>
+      <w:r>
+        <w:rPr>
+          <w:rFonts w:ascii="Times New Roman" w:hAnsi="Times New Roman" w:cs="Times New Roman"/>
+          <w:color w:val="212121"/>
+          <w:sz w:val="24"/>
+          <w:szCs w:val="24"/>
+          <w:shd w:val="clear" w:color="auto" w:fill="FFFFFF"/>
+        </w:rPr>
+        <w:t xml:space="preserve"> </w:t>
+      </w:r>
       <w:r>
         <w:rPr>
           <w:rFonts w:ascii="Times New Roman" w:hAnsi="Times New Roman" w:cs="Times New Roman"/>
@@ -12510,115 +14381,6 @@
           <w:szCs w:val="24"/>
           <w:shd w:val="clear" w:color="auto" w:fill="FFFFFF"/>
         </w:rPr>
-        <w:t xml:space="preserve"> games</w:t>
-      </w:r>
-      <w:r>
-        <w:rPr>
-          <w:rFonts w:ascii="Times New Roman" w:hAnsi="Times New Roman" w:cs="Times New Roman"/>
-          <w:color w:val="212121"/>
-          <w:sz w:val="24"/>
-          <w:szCs w:val="24"/>
-          <w:shd w:val="clear" w:color="auto" w:fill="FFFFFF"/>
-        </w:rPr>
-        <w:t>,</w:t>
-      </w:r>
-      <w:r>
-        <w:rPr>
-          <w:rFonts w:ascii="Times New Roman" w:hAnsi="Times New Roman" w:cs="Times New Roman"/>
-          <w:color w:val="212121"/>
-          <w:sz w:val="24"/>
-          <w:szCs w:val="24"/>
-          <w:shd w:val="clear" w:color="auto" w:fill="FFFFFF"/>
-        </w:rPr>
-        <w:t xml:space="preserve"> in  Proc. of the 15th International Conference on Autonomous Agents and </w:t>
-      </w:r>
-      <w:proofErr w:type="spellStart"/>
-      <w:r>
-        <w:rPr>
-          <w:rFonts w:ascii="Times New Roman" w:hAnsi="Times New Roman" w:cs="Times New Roman"/>
-          <w:color w:val="212121"/>
-          <w:sz w:val="24"/>
-          <w:szCs w:val="24"/>
-          <w:shd w:val="clear" w:color="auto" w:fill="FFFFFF"/>
-        </w:rPr>
-        <w:t>Multiagent</w:t>
-      </w:r>
-      <w:proofErr w:type="spellEnd"/>
-      <w:r>
-        <w:rPr>
-          <w:rFonts w:ascii="Times New Roman" w:hAnsi="Times New Roman" w:cs="Times New Roman"/>
-          <w:color w:val="212121"/>
-          <w:sz w:val="24"/>
-          <w:szCs w:val="24"/>
-          <w:shd w:val="clear" w:color="auto" w:fill="FFFFFF"/>
-        </w:rPr>
-        <w:t xml:space="preserve"> Systems, 1377-1378, 2016</w:t>
-      </w:r>
-    </w:p>
-    <w:p>
-      <w:pPr>
-        <w:spacing w:line="360" w:lineRule="auto"/>
-        <w:jc w:val="both"/>
-        <w:rPr>
-          <w:rFonts w:ascii="Times New Roman" w:hAnsi="Times New Roman" w:cs="Times New Roman"/>
-          <w:color w:val="212121"/>
-          <w:sz w:val="24"/>
-          <w:szCs w:val="24"/>
-          <w:shd w:val="clear" w:color="auto" w:fill="FFFFFF"/>
-        </w:rPr>
-      </w:pPr>
-      <w:r>
-        <w:rPr>
-          <w:rFonts w:ascii="Times New Roman" w:hAnsi="Times New Roman" w:cs="Times New Roman"/>
-          <w:color w:val="212121"/>
-          <w:sz w:val="24"/>
-          <w:szCs w:val="24"/>
-          <w:shd w:val="clear" w:color="auto" w:fill="FFFFFF"/>
-        </w:rPr>
-        <w:t>[9]</w:t>
-      </w:r>
-      <w:r>
-        <w:t xml:space="preserve"> </w:t>
-      </w:r>
-      <w:r>
-        <w:rPr>
-          <w:rFonts w:ascii="Times New Roman" w:hAnsi="Times New Roman" w:cs="Times New Roman"/>
-          <w:color w:val="212121"/>
-          <w:sz w:val="24"/>
-          <w:szCs w:val="24"/>
-          <w:shd w:val="clear" w:color="auto" w:fill="FFFFFF"/>
-        </w:rPr>
-        <w:t>Liu, Q.; Sun, X.</w:t>
-      </w:r>
-      <w:r>
-        <w:rPr>
-          <w:rFonts w:ascii="Times New Roman" w:hAnsi="Times New Roman" w:cs="Times New Roman"/>
-          <w:color w:val="212121"/>
-          <w:sz w:val="24"/>
-          <w:szCs w:val="24"/>
-          <w:shd w:val="clear" w:color="auto" w:fill="FFFFFF"/>
-        </w:rPr>
-        <w:t>,</w:t>
-      </w:r>
-      <w:r>
-        <w:rPr>
-          <w:rFonts w:ascii="Times New Roman" w:hAnsi="Times New Roman" w:cs="Times New Roman"/>
-          <w:color w:val="212121"/>
-          <w:sz w:val="24"/>
-          <w:szCs w:val="24"/>
-          <w:shd w:val="clear" w:color="auto" w:fill="FFFFFF"/>
-        </w:rPr>
-        <w:t xml:space="preserve"> </w:t>
-      </w:r>
-      <w:r>
-        <w:rPr>
-          <w:rFonts w:ascii="Times New Roman" w:hAnsi="Times New Roman" w:cs="Times New Roman"/>
-          <w:i/>
-          <w:color w:val="212121"/>
-          <w:sz w:val="24"/>
-          <w:szCs w:val="24"/>
-          <w:shd w:val="clear" w:color="auto" w:fill="FFFFFF"/>
-        </w:rPr>
         <w:t>Research of Web Real-Time Communication Based on Web Socket</w:t>
       </w:r>
       <w:r>
@@ -12736,7 +14498,15 @@
           <w:sz w:val="24"/>
           <w:szCs w:val="24"/>
         </w:rPr>
-        <w:t xml:space="preserve">[10] </w:t>
+        <w:t>[9</w:t>
+      </w:r>
+      <w:r>
+        <w:rPr>
+          <w:rFonts w:ascii="Times New Roman" w:hAnsi="Times New Roman" w:cs="Times New Roman"/>
+          <w:sz w:val="24"/>
+          <w:szCs w:val="24"/>
+        </w:rPr>
+        <w:t xml:space="preserve">] </w:t>
       </w:r>
       <w:r>
         <w:rPr>
@@ -12815,27 +14585,380 @@
           <w:sz w:val="24"/>
           <w:szCs w:val="24"/>
         </w:rPr>
-        <w:t xml:space="preserve">Performance evaluation of </w:t>
+        <w:t>Performance evaluation of Websocket protocol for implementat</w:t>
+      </w:r>
+      <w:r>
+        <w:rPr>
+          <w:rFonts w:ascii="Times New Roman" w:hAnsi="Times New Roman" w:cs="Times New Roman"/>
+          <w:i/>
+          <w:sz w:val="24"/>
+          <w:szCs w:val="24"/>
+        </w:rPr>
+        <w:t>ion of full-duplex web streams</w:t>
+      </w:r>
+      <w:r>
+        <w:rPr>
+          <w:rFonts w:ascii="Times New Roman" w:hAnsi="Times New Roman" w:cs="Times New Roman"/>
+          <w:sz w:val="24"/>
+          <w:szCs w:val="24"/>
+        </w:rPr>
+        <w:t>,</w:t>
+      </w:r>
+      <w:r>
+        <w:rPr>
+          <w:rFonts w:ascii="Times New Roman" w:hAnsi="Times New Roman" w:cs="Times New Roman"/>
+          <w:sz w:val="24"/>
+          <w:szCs w:val="24"/>
+        </w:rPr>
+        <w:t xml:space="preserve"> 2014 37th International Convention on Information and Communication Technology, Electronics and Microelectronics (MIPRO), 201</w:t>
+      </w:r>
+      <w:r>
+        <w:rPr>
+          <w:rFonts w:ascii="Times New Roman" w:hAnsi="Times New Roman" w:cs="Times New Roman"/>
+          <w:sz w:val="24"/>
+          <w:szCs w:val="24"/>
+        </w:rPr>
+        <w:t>4, pp. 1003-1008</w:t>
+      </w:r>
+    </w:p>
+    <w:p>
+      <w:pPr>
+        <w:spacing w:line="360" w:lineRule="auto"/>
+        <w:jc w:val="both"/>
+        <w:rPr>
+          <w:rFonts w:ascii="Times New Roman" w:hAnsi="Times New Roman" w:cs="Times New Roman"/>
+          <w:sz w:val="24"/>
+          <w:szCs w:val="24"/>
+        </w:rPr>
+      </w:pPr>
+      <w:r>
+        <w:rPr>
+          <w:rFonts w:ascii="Times New Roman" w:hAnsi="Times New Roman" w:cs="Times New Roman"/>
+          <w:sz w:val="24"/>
+          <w:szCs w:val="24"/>
+        </w:rPr>
+        <w:lastRenderedPageBreak/>
+        <w:t>[10</w:t>
+      </w:r>
+      <w:r>
+        <w:rPr>
+          <w:rFonts w:ascii="Times New Roman" w:hAnsi="Times New Roman" w:cs="Times New Roman"/>
+          <w:sz w:val="24"/>
+          <w:szCs w:val="24"/>
+        </w:rPr>
+        <w:t>] A. Al-</w:t>
       </w:r>
       <w:proofErr w:type="spellStart"/>
       <w:r>
         <w:rPr>
           <w:rFonts w:ascii="Times New Roman" w:hAnsi="Times New Roman" w:cs="Times New Roman"/>
+          <w:sz w:val="24"/>
+          <w:szCs w:val="24"/>
+        </w:rPr>
+        <w:t>Dahmash</w:t>
+      </w:r>
+      <w:proofErr w:type="spellEnd"/>
+      <w:r>
+        <w:rPr>
+          <w:rFonts w:ascii="Times New Roman" w:hAnsi="Times New Roman" w:cs="Times New Roman"/>
+          <w:sz w:val="24"/>
+          <w:szCs w:val="24"/>
+        </w:rPr>
+        <w:t>,</w:t>
+      </w:r>
+      <w:r>
+        <w:rPr>
+          <w:rFonts w:ascii="Times New Roman" w:hAnsi="Times New Roman" w:cs="Times New Roman"/>
+          <w:sz w:val="24"/>
+          <w:szCs w:val="24"/>
+        </w:rPr>
+        <w:t xml:space="preserve"> S. El-</w:t>
+      </w:r>
+      <w:proofErr w:type="spellStart"/>
+      <w:r>
+        <w:rPr>
+          <w:rFonts w:ascii="Times New Roman" w:hAnsi="Times New Roman" w:cs="Times New Roman"/>
+          <w:sz w:val="24"/>
+          <w:szCs w:val="24"/>
+        </w:rPr>
+        <w:t>Masri</w:t>
+      </w:r>
+      <w:proofErr w:type="spellEnd"/>
+      <w:r>
+        <w:rPr>
+          <w:rFonts w:ascii="Times New Roman" w:hAnsi="Times New Roman" w:cs="Times New Roman"/>
+          <w:sz w:val="24"/>
+          <w:szCs w:val="24"/>
+        </w:rPr>
+        <w:t>,</w:t>
+      </w:r>
+      <w:r>
+        <w:rPr>
+          <w:rFonts w:ascii="Times New Roman" w:hAnsi="Times New Roman" w:cs="Times New Roman"/>
+          <w:sz w:val="24"/>
+          <w:szCs w:val="24"/>
+        </w:rPr>
+        <w:t xml:space="preserve"> </w:t>
+      </w:r>
+      <w:r>
+        <w:rPr>
+          <w:rFonts w:ascii="Times New Roman" w:hAnsi="Times New Roman" w:cs="Times New Roman"/>
           <w:i/>
           <w:sz w:val="24"/>
           <w:szCs w:val="24"/>
         </w:rPr>
-        <w:t>Websocket</w:t>
+        <w:t>A New Proposed Software Engineering Methodology for Healthcare Applications Development</w:t>
+      </w:r>
+      <w:r>
+        <w:rPr>
+          <w:rFonts w:ascii="Times New Roman" w:hAnsi="Times New Roman" w:cs="Times New Roman"/>
+          <w:sz w:val="24"/>
+          <w:szCs w:val="24"/>
+        </w:rPr>
+        <w:t>,</w:t>
+      </w:r>
+      <w:r>
+        <w:rPr>
+          <w:rFonts w:ascii="Times New Roman" w:hAnsi="Times New Roman" w:cs="Times New Roman"/>
+          <w:sz w:val="24"/>
+          <w:szCs w:val="24"/>
+        </w:rPr>
+        <w:t xml:space="preserve"> </w:t>
+      </w:r>
+      <w:proofErr w:type="spellStart"/>
+      <w:r>
+        <w:rPr>
+          <w:rFonts w:ascii="Times New Roman" w:hAnsi="Times New Roman" w:cs="Times New Roman"/>
+          <w:sz w:val="24"/>
+          <w:szCs w:val="24"/>
+        </w:rPr>
+        <w:t>Int</w:t>
       </w:r>
       <w:proofErr w:type="spellEnd"/>
       <w:r>
         <w:rPr>
           <w:rFonts w:ascii="Times New Roman" w:hAnsi="Times New Roman" w:cs="Times New Roman"/>
+          <w:sz w:val="24"/>
+          <w:szCs w:val="24"/>
+        </w:rPr>
+        <w:t xml:space="preserve"> J</w:t>
+      </w:r>
+      <w:r>
+        <w:rPr>
+          <w:rFonts w:ascii="Times New Roman" w:hAnsi="Times New Roman" w:cs="Times New Roman"/>
+          <w:sz w:val="24"/>
+          <w:szCs w:val="24"/>
+        </w:rPr>
+        <w:t xml:space="preserve"> Mod </w:t>
+      </w:r>
+      <w:proofErr w:type="spellStart"/>
+      <w:r>
+        <w:rPr>
+          <w:rFonts w:ascii="Times New Roman" w:hAnsi="Times New Roman" w:cs="Times New Roman"/>
+          <w:sz w:val="24"/>
+          <w:szCs w:val="24"/>
+        </w:rPr>
+        <w:t>Eng</w:t>
+      </w:r>
+      <w:proofErr w:type="spellEnd"/>
+      <w:r>
+        <w:rPr>
+          <w:rFonts w:ascii="Times New Roman" w:hAnsi="Times New Roman" w:cs="Times New Roman"/>
+          <w:sz w:val="24"/>
+          <w:szCs w:val="24"/>
+        </w:rPr>
+        <w:t xml:space="preserve"> Res. 2013;3(3):1566-70</w:t>
+      </w:r>
+    </w:p>
+    <w:p>
+      <w:pPr>
+        <w:spacing w:line="360" w:lineRule="auto"/>
+        <w:jc w:val="both"/>
+        <w:rPr>
+          <w:rFonts w:ascii="Times New Roman" w:hAnsi="Times New Roman" w:cs="Times New Roman"/>
+          <w:sz w:val="24"/>
+          <w:szCs w:val="24"/>
+        </w:rPr>
+      </w:pPr>
+      <w:r>
+        <w:rPr>
+          <w:rFonts w:ascii="Times New Roman" w:hAnsi="Times New Roman" w:cs="Times New Roman"/>
+          <w:sz w:val="24"/>
+          <w:szCs w:val="24"/>
+        </w:rPr>
+        <w:t>[11</w:t>
+      </w:r>
+      <w:r>
+        <w:rPr>
+          <w:rFonts w:ascii="Times New Roman" w:hAnsi="Times New Roman" w:cs="Times New Roman"/>
+          <w:sz w:val="24"/>
+          <w:szCs w:val="24"/>
+        </w:rPr>
+        <w:t xml:space="preserve">] </w:t>
+      </w:r>
+      <w:r>
+        <w:rPr>
+          <w:rFonts w:ascii="Times New Roman" w:hAnsi="Times New Roman" w:cs="Times New Roman"/>
+          <w:sz w:val="24"/>
+          <w:szCs w:val="24"/>
+        </w:rPr>
+        <w:t xml:space="preserve">P. E. </w:t>
+      </w:r>
+      <w:proofErr w:type="spellStart"/>
+      <w:r>
+        <w:rPr>
+          <w:rFonts w:ascii="Times New Roman" w:hAnsi="Times New Roman" w:cs="Times New Roman"/>
+          <w:sz w:val="24"/>
+          <w:szCs w:val="24"/>
+        </w:rPr>
+        <w:t>Idoga</w:t>
+      </w:r>
+      <w:proofErr w:type="spellEnd"/>
+      <w:r>
+        <w:rPr>
+          <w:rFonts w:ascii="Times New Roman" w:hAnsi="Times New Roman" w:cs="Times New Roman"/>
+          <w:sz w:val="24"/>
+          <w:szCs w:val="24"/>
+        </w:rPr>
+        <w:t xml:space="preserve">, M. </w:t>
+      </w:r>
+      <w:proofErr w:type="spellStart"/>
+      <w:r>
+        <w:rPr>
+          <w:rFonts w:ascii="Times New Roman" w:hAnsi="Times New Roman" w:cs="Times New Roman"/>
+          <w:sz w:val="24"/>
+          <w:szCs w:val="24"/>
+        </w:rPr>
+        <w:t>Agoyi</w:t>
+      </w:r>
+      <w:proofErr w:type="spellEnd"/>
+      <w:r>
+        <w:rPr>
+          <w:rFonts w:ascii="Times New Roman" w:hAnsi="Times New Roman" w:cs="Times New Roman"/>
+          <w:sz w:val="24"/>
+          <w:szCs w:val="24"/>
+        </w:rPr>
+        <w:t>, E. Y. C</w:t>
+      </w:r>
+      <w:r>
+        <w:rPr>
+          <w:rFonts w:ascii="Times New Roman" w:hAnsi="Times New Roman" w:cs="Times New Roman"/>
+          <w:sz w:val="24"/>
+          <w:szCs w:val="24"/>
+        </w:rPr>
+        <w:t xml:space="preserve">oker-Farrell and O. L. </w:t>
+      </w:r>
+      <w:proofErr w:type="spellStart"/>
+      <w:r>
+        <w:rPr>
+          <w:rFonts w:ascii="Times New Roman" w:hAnsi="Times New Roman" w:cs="Times New Roman"/>
+          <w:sz w:val="24"/>
+          <w:szCs w:val="24"/>
+        </w:rPr>
+        <w:t>Ekeoma</w:t>
+      </w:r>
+      <w:proofErr w:type="spellEnd"/>
+      <w:r>
+        <w:rPr>
+          <w:rFonts w:ascii="Times New Roman" w:hAnsi="Times New Roman" w:cs="Times New Roman"/>
+          <w:sz w:val="24"/>
+          <w:szCs w:val="24"/>
+        </w:rPr>
+        <w:t xml:space="preserve">, </w:t>
+      </w:r>
+      <w:r>
+        <w:rPr>
+          <w:rFonts w:ascii="Times New Roman" w:hAnsi="Times New Roman" w:cs="Times New Roman"/>
           <w:i/>
           <w:sz w:val="24"/>
           <w:szCs w:val="24"/>
         </w:rPr>
-        <w:t xml:space="preserve"> protocol for implementat</w:t>
+        <w:t>Review of security issues in e-Healthcare and solutions</w:t>
+      </w:r>
+      <w:r>
+        <w:rPr>
+          <w:rFonts w:ascii="Times New Roman" w:hAnsi="Times New Roman" w:cs="Times New Roman"/>
+          <w:sz w:val="24"/>
+          <w:szCs w:val="24"/>
+        </w:rPr>
+        <w:t>,</w:t>
+      </w:r>
+      <w:r>
+        <w:rPr>
+          <w:rFonts w:ascii="Times New Roman" w:hAnsi="Times New Roman" w:cs="Times New Roman"/>
+          <w:sz w:val="24"/>
+          <w:szCs w:val="24"/>
+        </w:rPr>
+        <w:t xml:space="preserve"> 2016 HONET-ICT, 2016, pp. 118-121</w:t>
+      </w:r>
+    </w:p>
+    <w:p>
+      <w:pPr>
+        <w:spacing w:line="360" w:lineRule="auto"/>
+        <w:jc w:val="both"/>
+        <w:rPr>
+          <w:rFonts w:ascii="Times New Roman" w:hAnsi="Times New Roman" w:cs="Times New Roman"/>
+          <w:sz w:val="24"/>
+          <w:szCs w:val="24"/>
+        </w:rPr>
+      </w:pPr>
+      <w:r>
+        <w:rPr>
+          <w:rFonts w:ascii="Times New Roman" w:hAnsi="Times New Roman" w:cs="Times New Roman"/>
+          <w:sz w:val="24"/>
+          <w:szCs w:val="24"/>
+        </w:rPr>
+        <w:t>[12</w:t>
+      </w:r>
+      <w:r>
+        <w:rPr>
+          <w:rFonts w:ascii="Times New Roman" w:hAnsi="Times New Roman" w:cs="Times New Roman"/>
+          <w:sz w:val="24"/>
+          <w:szCs w:val="24"/>
+        </w:rPr>
+        <w:t xml:space="preserve">] G. </w:t>
+      </w:r>
+      <w:proofErr w:type="spellStart"/>
+      <w:r>
+        <w:rPr>
+          <w:rFonts w:ascii="Times New Roman" w:hAnsi="Times New Roman" w:cs="Times New Roman"/>
+          <w:sz w:val="24"/>
+          <w:szCs w:val="24"/>
+        </w:rPr>
+        <w:t>Candea</w:t>
+      </w:r>
+      <w:proofErr w:type="spellEnd"/>
+      <w:r>
+        <w:rPr>
+          <w:rFonts w:ascii="Times New Roman" w:hAnsi="Times New Roman" w:cs="Times New Roman"/>
+          <w:sz w:val="24"/>
+          <w:szCs w:val="24"/>
+        </w:rPr>
+        <w:t xml:space="preserve">, </w:t>
+      </w:r>
+      <w:r>
+        <w:rPr>
+          <w:rFonts w:ascii="Times New Roman" w:hAnsi="Times New Roman" w:cs="Times New Roman"/>
+          <w:sz w:val="24"/>
+          <w:szCs w:val="24"/>
+        </w:rPr>
+        <w:t xml:space="preserve">A. </w:t>
+      </w:r>
+      <w:r>
+        <w:rPr>
+          <w:rFonts w:ascii="Times New Roman" w:hAnsi="Times New Roman" w:cs="Times New Roman"/>
+          <w:sz w:val="24"/>
+          <w:szCs w:val="24"/>
+        </w:rPr>
+        <w:t>Fox</w:t>
+      </w:r>
+      <w:r>
+        <w:rPr>
+          <w:rFonts w:ascii="Times New Roman" w:hAnsi="Times New Roman" w:cs="Times New Roman"/>
+          <w:sz w:val="24"/>
+          <w:szCs w:val="24"/>
+        </w:rPr>
+        <w:t xml:space="preserve">, </w:t>
       </w:r>
       <w:r>
         <w:rPr>
@@ -12844,7 +14967,201 @@
           <w:sz w:val="24"/>
           <w:szCs w:val="24"/>
         </w:rPr>
-        <w:t>ion of full-duplex web streams</w:t>
+        <w:t>Designing for High Availability and Measurability</w:t>
+      </w:r>
+      <w:r>
+        <w:rPr>
+          <w:rFonts w:ascii="Times New Roman" w:hAnsi="Times New Roman" w:cs="Times New Roman"/>
+          <w:sz w:val="24"/>
+          <w:szCs w:val="24"/>
+        </w:rPr>
+        <w:t>, 1</w:t>
+      </w:r>
+      <w:r>
+        <w:rPr>
+          <w:rFonts w:ascii="Times New Roman" w:hAnsi="Times New Roman" w:cs="Times New Roman"/>
+          <w:sz w:val="24"/>
+          <w:szCs w:val="24"/>
+          <w:vertAlign w:val="superscript"/>
+        </w:rPr>
+        <w:t>st</w:t>
+      </w:r>
+      <w:r>
+        <w:rPr>
+          <w:rFonts w:ascii="Times New Roman" w:hAnsi="Times New Roman" w:cs="Times New Roman"/>
+          <w:sz w:val="24"/>
+          <w:szCs w:val="24"/>
+        </w:rPr>
+        <w:t xml:space="preserve"> Workshop on Evaluating and Architecting System Dependability (EASY), 2001</w:t>
+      </w:r>
+    </w:p>
+    <w:p>
+      <w:pPr>
+        <w:spacing w:line="360" w:lineRule="auto"/>
+        <w:jc w:val="both"/>
+        <w:rPr>
+          <w:rFonts w:ascii="Times New Roman" w:hAnsi="Times New Roman" w:cs="Times New Roman"/>
+          <w:sz w:val="24"/>
+          <w:szCs w:val="24"/>
+        </w:rPr>
+      </w:pPr>
+      <w:r>
+        <w:rPr>
+          <w:rFonts w:ascii="Times New Roman" w:hAnsi="Times New Roman" w:cs="Times New Roman"/>
+          <w:sz w:val="24"/>
+          <w:szCs w:val="24"/>
+        </w:rPr>
+        <w:t>[13</w:t>
+      </w:r>
+      <w:r>
+        <w:rPr>
+          <w:rFonts w:ascii="Times New Roman" w:hAnsi="Times New Roman" w:cs="Times New Roman"/>
+          <w:sz w:val="24"/>
+          <w:szCs w:val="24"/>
+        </w:rPr>
+        <w:t xml:space="preserve">] </w:t>
+      </w:r>
+      <w:proofErr w:type="spellStart"/>
+      <w:r>
+        <w:rPr>
+          <w:rFonts w:ascii="Times New Roman" w:hAnsi="Times New Roman" w:cs="Times New Roman"/>
+          <w:sz w:val="24"/>
+          <w:szCs w:val="24"/>
+        </w:rPr>
+        <w:t>Lerman</w:t>
+      </w:r>
+      <w:proofErr w:type="spellEnd"/>
+      <w:r>
+        <w:rPr>
+          <w:rFonts w:ascii="Times New Roman" w:hAnsi="Times New Roman" w:cs="Times New Roman"/>
+          <w:sz w:val="24"/>
+          <w:szCs w:val="24"/>
+        </w:rPr>
+        <w:t xml:space="preserve"> J, Mi</w:t>
+      </w:r>
+      <w:r>
+        <w:rPr>
+          <w:rFonts w:ascii="Times New Roman" w:hAnsi="Times New Roman" w:cs="Times New Roman"/>
+          <w:sz w:val="24"/>
+          <w:szCs w:val="24"/>
+        </w:rPr>
+        <w:t xml:space="preserve">ller R, </w:t>
+      </w:r>
+      <w:r>
+        <w:rPr>
+          <w:rFonts w:ascii="Times New Roman" w:hAnsi="Times New Roman" w:cs="Times New Roman"/>
+          <w:i/>
+          <w:sz w:val="24"/>
+          <w:szCs w:val="24"/>
+        </w:rPr>
+        <w:t>Programming entity framework: code ﬁrst</w:t>
+      </w:r>
+      <w:r>
+        <w:rPr>
+          <w:rFonts w:ascii="Times New Roman" w:hAnsi="Times New Roman" w:cs="Times New Roman"/>
+          <w:sz w:val="24"/>
+          <w:szCs w:val="24"/>
+        </w:rPr>
+        <w:t>, 2011,</w:t>
+      </w:r>
+      <w:r>
+        <w:rPr>
+          <w:rFonts w:ascii="Times New Roman" w:hAnsi="Times New Roman" w:cs="Times New Roman"/>
+          <w:sz w:val="24"/>
+          <w:szCs w:val="24"/>
+        </w:rPr>
+        <w:t xml:space="preserve"> O’Reilly Media, Inc.</w:t>
+      </w:r>
+    </w:p>
+    <w:p>
+      <w:pPr>
+        <w:spacing w:line="360" w:lineRule="auto"/>
+        <w:jc w:val="both"/>
+        <w:rPr>
+          <w:rFonts w:ascii="Times New Roman" w:hAnsi="Times New Roman" w:cs="Times New Roman"/>
+          <w:sz w:val="24"/>
+          <w:szCs w:val="24"/>
+        </w:rPr>
+      </w:pPr>
+      <w:r>
+        <w:rPr>
+          <w:rFonts w:ascii="Times New Roman" w:hAnsi="Times New Roman" w:cs="Times New Roman"/>
+          <w:sz w:val="24"/>
+          <w:szCs w:val="24"/>
+        </w:rPr>
+        <w:t>[</w:t>
+      </w:r>
+      <w:r>
+        <w:rPr>
+          <w:rFonts w:ascii="Times New Roman" w:hAnsi="Times New Roman" w:cs="Times New Roman"/>
+          <w:sz w:val="24"/>
+          <w:szCs w:val="24"/>
+        </w:rPr>
+        <w:t>14</w:t>
+      </w:r>
+      <w:r>
+        <w:rPr>
+          <w:rFonts w:ascii="Times New Roman" w:hAnsi="Times New Roman" w:cs="Times New Roman"/>
+          <w:sz w:val="24"/>
+          <w:szCs w:val="24"/>
+        </w:rPr>
+        <w:t xml:space="preserve">] Mishra, </w:t>
+      </w:r>
+      <w:proofErr w:type="spellStart"/>
+      <w:r>
+        <w:rPr>
+          <w:rFonts w:ascii="Times New Roman" w:hAnsi="Times New Roman" w:cs="Times New Roman"/>
+          <w:sz w:val="24"/>
+          <w:szCs w:val="24"/>
+        </w:rPr>
+        <w:t>Atul</w:t>
+      </w:r>
+      <w:proofErr w:type="spellEnd"/>
+      <w:r>
+        <w:rPr>
+          <w:rFonts w:ascii="Times New Roman" w:hAnsi="Times New Roman" w:cs="Times New Roman"/>
+          <w:sz w:val="24"/>
+          <w:szCs w:val="24"/>
+        </w:rPr>
+        <w:t xml:space="preserve">, </w:t>
+      </w:r>
+      <w:r>
+        <w:rPr>
+          <w:rFonts w:ascii="Times New Roman" w:hAnsi="Times New Roman" w:cs="Times New Roman"/>
+          <w:i/>
+          <w:sz w:val="24"/>
+          <w:szCs w:val="24"/>
+        </w:rPr>
+        <w:t xml:space="preserve">Critical Comparison </w:t>
+      </w:r>
+      <w:proofErr w:type="gramStart"/>
+      <w:r>
+        <w:rPr>
+          <w:rFonts w:ascii="Times New Roman" w:hAnsi="Times New Roman" w:cs="Times New Roman"/>
+          <w:i/>
+          <w:sz w:val="24"/>
+          <w:szCs w:val="24"/>
+        </w:rPr>
+        <w:t xml:space="preserve">Of PHP </w:t>
+      </w:r>
+      <w:r>
+        <w:rPr>
+          <w:rFonts w:ascii="Times New Roman" w:hAnsi="Times New Roman" w:cs="Times New Roman"/>
+          <w:i/>
+          <w:sz w:val="24"/>
+          <w:szCs w:val="24"/>
+        </w:rPr>
+        <w:t>And</w:t>
+      </w:r>
+      <w:proofErr w:type="gramEnd"/>
+      <w:r>
+        <w:rPr>
+          <w:rFonts w:ascii="Times New Roman" w:hAnsi="Times New Roman" w:cs="Times New Roman"/>
+          <w:i/>
+          <w:sz w:val="24"/>
+          <w:szCs w:val="24"/>
+        </w:rPr>
+        <w:t xml:space="preserve"> ASP.NET For Web Development</w:t>
       </w:r>
       <w:r>
         <w:rPr>
@@ -12860,15 +15177,31 @@
           <w:sz w:val="24"/>
           <w:szCs w:val="24"/>
         </w:rPr>
-        <w:t xml:space="preserve"> 2014 37th International Convention on Information and Communication Technology, Electronics and Microelectronics (MIPRO), 201</w:t>
-      </w:r>
-      <w:r>
-        <w:rPr>
-          <w:rFonts w:ascii="Times New Roman" w:hAnsi="Times New Roman" w:cs="Times New Roman"/>
-          <w:sz w:val="24"/>
-          <w:szCs w:val="24"/>
-        </w:rPr>
-        <w:t>4, pp. 1003-1008</w:t>
+        <w:t xml:space="preserve"> International Journal of Scientific &amp; Technology Research,</w:t>
+      </w:r>
+      <w:r>
+        <w:rPr>
+          <w:rFonts w:ascii="Times New Roman" w:hAnsi="Times New Roman" w:cs="Times New Roman"/>
+          <w:sz w:val="24"/>
+          <w:szCs w:val="24"/>
+        </w:rPr>
+        <w:t xml:space="preserve"> July 2014,</w:t>
+      </w:r>
+      <w:r>
+        <w:rPr>
+          <w:rFonts w:ascii="Times New Roman" w:hAnsi="Times New Roman" w:cs="Times New Roman"/>
+          <w:sz w:val="24"/>
+          <w:szCs w:val="24"/>
+        </w:rPr>
+        <w:t xml:space="preserve"> vol. 3, </w:t>
+      </w:r>
+      <w:r>
+        <w:rPr>
+          <w:rFonts w:ascii="Times New Roman" w:hAnsi="Times New Roman" w:cs="Times New Roman"/>
+          <w:sz w:val="24"/>
+          <w:szCs w:val="24"/>
+        </w:rPr>
+        <w:t>issue 7</w:t>
       </w:r>
     </w:p>
     <w:p>
@@ -12887,7 +15220,23 @@
           <w:sz w:val="24"/>
           <w:szCs w:val="24"/>
         </w:rPr>
-        <w:t>[11] A. Al-</w:t>
+        <w:t>[</w:t>
+      </w:r>
+      <w:r>
+        <w:rPr>
+          <w:rFonts w:ascii="Times New Roman" w:hAnsi="Times New Roman" w:cs="Times New Roman"/>
+          <w:sz w:val="24"/>
+          <w:szCs w:val="24"/>
+        </w:rPr>
+        <w:t>15</w:t>
+      </w:r>
+      <w:r>
+        <w:rPr>
+          <w:rFonts w:ascii="Times New Roman" w:hAnsi="Times New Roman" w:cs="Times New Roman"/>
+          <w:sz w:val="24"/>
+          <w:szCs w:val="24"/>
+        </w:rPr>
+        <w:t xml:space="preserve">] </w:t>
       </w:r>
       <w:proofErr w:type="spellStart"/>
       <w:r>
@@ -12896,7 +15245,15 @@
           <w:sz w:val="24"/>
           <w:szCs w:val="24"/>
         </w:rPr>
-        <w:t>Dahmash</w:t>
+        <w:t>Kroni</w:t>
+      </w:r>
+      <w:r>
+        <w:rPr>
+          <w:rFonts w:ascii="Times New Roman" w:hAnsi="Times New Roman" w:cs="Times New Roman"/>
+          <w:sz w:val="24"/>
+          <w:szCs w:val="24"/>
+        </w:rPr>
+        <w:t>s</w:t>
       </w:r>
       <w:proofErr w:type="spellEnd"/>
       <w:r>
@@ -12905,15 +15262,7 @@
           <w:sz w:val="24"/>
           <w:szCs w:val="24"/>
         </w:rPr>
-        <w:t>,</w:t>
-      </w:r>
-      <w:r>
-        <w:rPr>
-          <w:rFonts w:ascii="Times New Roman" w:hAnsi="Times New Roman" w:cs="Times New Roman"/>
-          <w:sz w:val="24"/>
-          <w:szCs w:val="24"/>
-        </w:rPr>
-        <w:t xml:space="preserve"> S. El-</w:t>
+        <w:t xml:space="preserve">, </w:t>
       </w:r>
       <w:proofErr w:type="spellStart"/>
       <w:r>
@@ -12922,7 +15271,7 @@
           <w:sz w:val="24"/>
           <w:szCs w:val="24"/>
         </w:rPr>
-        <w:t>Masri</w:t>
+        <w:t>Kristiāns</w:t>
       </w:r>
       <w:proofErr w:type="spellEnd"/>
       <w:r>
@@ -12931,15 +15280,25 @@
           <w:sz w:val="24"/>
           <w:szCs w:val="24"/>
         </w:rPr>
-        <w:t>,</w:t>
-      </w:r>
-      <w:r>
-        <w:rPr>
-          <w:rFonts w:ascii="Times New Roman" w:hAnsi="Times New Roman" w:cs="Times New Roman"/>
-          <w:sz w:val="24"/>
-          <w:szCs w:val="24"/>
-        </w:rPr>
-        <w:t xml:space="preserve"> </w:t>
+        <w:t xml:space="preserve"> &amp; </w:t>
+      </w:r>
+      <w:proofErr w:type="spellStart"/>
+      <w:r>
+        <w:rPr>
+          <w:rFonts w:ascii="Times New Roman" w:hAnsi="Times New Roman" w:cs="Times New Roman"/>
+          <w:sz w:val="24"/>
+          <w:szCs w:val="24"/>
+        </w:rPr>
+        <w:t>Uhanova</w:t>
+      </w:r>
+      <w:proofErr w:type="spellEnd"/>
+      <w:r>
+        <w:rPr>
+          <w:rFonts w:ascii="Times New Roman" w:hAnsi="Times New Roman" w:cs="Times New Roman"/>
+          <w:sz w:val="24"/>
+          <w:szCs w:val="24"/>
+        </w:rPr>
+        <w:t xml:space="preserve">, Marina, </w:t>
       </w:r>
       <w:r>
         <w:rPr>
@@ -12948,67 +15307,15 @@
           <w:sz w:val="24"/>
           <w:szCs w:val="24"/>
         </w:rPr>
-        <w:t>A New Proposed Software Engineering Methodology for Healthcare Applications Development</w:t>
-      </w:r>
-      <w:r>
-        <w:rPr>
-          <w:rFonts w:ascii="Times New Roman" w:hAnsi="Times New Roman" w:cs="Times New Roman"/>
-          <w:sz w:val="24"/>
-          <w:szCs w:val="24"/>
-        </w:rPr>
-        <w:t>,</w:t>
-      </w:r>
-      <w:r>
-        <w:rPr>
-          <w:rFonts w:ascii="Times New Roman" w:hAnsi="Times New Roman" w:cs="Times New Roman"/>
-          <w:sz w:val="24"/>
-          <w:szCs w:val="24"/>
-        </w:rPr>
-        <w:t xml:space="preserve"> </w:t>
-      </w:r>
-      <w:proofErr w:type="spellStart"/>
-      <w:r>
-        <w:rPr>
-          <w:rFonts w:ascii="Times New Roman" w:hAnsi="Times New Roman" w:cs="Times New Roman"/>
-          <w:sz w:val="24"/>
-          <w:szCs w:val="24"/>
-        </w:rPr>
-        <w:t>Int</w:t>
-      </w:r>
-      <w:proofErr w:type="spellEnd"/>
-      <w:r>
-        <w:rPr>
-          <w:rFonts w:ascii="Times New Roman" w:hAnsi="Times New Roman" w:cs="Times New Roman"/>
-          <w:sz w:val="24"/>
-          <w:szCs w:val="24"/>
-        </w:rPr>
-        <w:t xml:space="preserve"> J</w:t>
-      </w:r>
-      <w:r>
-        <w:rPr>
-          <w:rFonts w:ascii="Times New Roman" w:hAnsi="Times New Roman" w:cs="Times New Roman"/>
-          <w:sz w:val="24"/>
-          <w:szCs w:val="24"/>
-        </w:rPr>
-        <w:t xml:space="preserve"> Mod </w:t>
-      </w:r>
-      <w:proofErr w:type="spellStart"/>
-      <w:r>
-        <w:rPr>
-          <w:rFonts w:ascii="Times New Roman" w:hAnsi="Times New Roman" w:cs="Times New Roman"/>
-          <w:sz w:val="24"/>
-          <w:szCs w:val="24"/>
-        </w:rPr>
-        <w:t>Eng</w:t>
-      </w:r>
-      <w:proofErr w:type="spellEnd"/>
-      <w:r>
-        <w:rPr>
-          <w:rFonts w:ascii="Times New Roman" w:hAnsi="Times New Roman" w:cs="Times New Roman"/>
-          <w:sz w:val="24"/>
-          <w:szCs w:val="24"/>
-        </w:rPr>
-        <w:t xml:space="preserve"> Res. 2013;3(3):1566-70</w:t>
+        <w:t>Performance Comparison of Java EE and ASP.NET Core Technologies for Web API Development</w:t>
+      </w:r>
+      <w:r>
+        <w:rPr>
+          <w:rFonts w:ascii="Times New Roman" w:hAnsi="Times New Roman" w:cs="Times New Roman"/>
+          <w:sz w:val="24"/>
+          <w:szCs w:val="24"/>
+        </w:rPr>
+        <w:t>, Applied Computer Systems, May 2018, vol. 23, no. 1, pp. 37-44</w:t>
       </w:r>
     </w:p>
     <w:p>
@@ -13021,219 +15328,10 @@
           <w:szCs w:val="24"/>
         </w:rPr>
       </w:pPr>
-      <w:r>
-        <w:rPr>
-          <w:rFonts w:ascii="Times New Roman" w:hAnsi="Times New Roman" w:cs="Times New Roman"/>
-          <w:sz w:val="24"/>
-          <w:szCs w:val="24"/>
-        </w:rPr>
-        <w:t xml:space="preserve">[12] </w:t>
-      </w:r>
-      <w:r>
-        <w:rPr>
-          <w:rFonts w:ascii="Times New Roman" w:hAnsi="Times New Roman" w:cs="Times New Roman"/>
-          <w:sz w:val="24"/>
-          <w:szCs w:val="24"/>
-        </w:rPr>
-        <w:t xml:space="preserve">P. E. </w:t>
-      </w:r>
-      <w:proofErr w:type="spellStart"/>
-      <w:r>
-        <w:rPr>
-          <w:rFonts w:ascii="Times New Roman" w:hAnsi="Times New Roman" w:cs="Times New Roman"/>
-          <w:sz w:val="24"/>
-          <w:szCs w:val="24"/>
-        </w:rPr>
-        <w:t>Idoga</w:t>
-      </w:r>
-      <w:proofErr w:type="spellEnd"/>
-      <w:r>
-        <w:rPr>
-          <w:rFonts w:ascii="Times New Roman" w:hAnsi="Times New Roman" w:cs="Times New Roman"/>
-          <w:sz w:val="24"/>
-          <w:szCs w:val="24"/>
-        </w:rPr>
-        <w:t xml:space="preserve">, M. </w:t>
-      </w:r>
-      <w:proofErr w:type="spellStart"/>
-      <w:r>
-        <w:rPr>
-          <w:rFonts w:ascii="Times New Roman" w:hAnsi="Times New Roman" w:cs="Times New Roman"/>
-          <w:sz w:val="24"/>
-          <w:szCs w:val="24"/>
-        </w:rPr>
-        <w:t>Agoyi</w:t>
-      </w:r>
-      <w:proofErr w:type="spellEnd"/>
-      <w:r>
-        <w:rPr>
-          <w:rFonts w:ascii="Times New Roman" w:hAnsi="Times New Roman" w:cs="Times New Roman"/>
-          <w:sz w:val="24"/>
-          <w:szCs w:val="24"/>
-        </w:rPr>
-        <w:t>, E. Y. C</w:t>
-      </w:r>
-      <w:r>
-        <w:rPr>
-          <w:rFonts w:ascii="Times New Roman" w:hAnsi="Times New Roman" w:cs="Times New Roman"/>
-          <w:sz w:val="24"/>
-          <w:szCs w:val="24"/>
-        </w:rPr>
-        <w:t xml:space="preserve">oker-Farrell and O. L. </w:t>
-      </w:r>
-      <w:proofErr w:type="spellStart"/>
-      <w:r>
-        <w:rPr>
-          <w:rFonts w:ascii="Times New Roman" w:hAnsi="Times New Roman" w:cs="Times New Roman"/>
-          <w:sz w:val="24"/>
-          <w:szCs w:val="24"/>
-        </w:rPr>
-        <w:t>Ekeoma</w:t>
-      </w:r>
-      <w:proofErr w:type="spellEnd"/>
-      <w:r>
-        <w:rPr>
-          <w:rFonts w:ascii="Times New Roman" w:hAnsi="Times New Roman" w:cs="Times New Roman"/>
-          <w:sz w:val="24"/>
-          <w:szCs w:val="24"/>
-        </w:rPr>
-        <w:t xml:space="preserve">, </w:t>
-      </w:r>
-      <w:r>
-        <w:rPr>
-          <w:rFonts w:ascii="Times New Roman" w:hAnsi="Times New Roman" w:cs="Times New Roman"/>
-          <w:i/>
-          <w:sz w:val="24"/>
-          <w:szCs w:val="24"/>
-        </w:rPr>
-        <w:t>Review of security issues in e-Healthcare and solutions</w:t>
-      </w:r>
-      <w:r>
-        <w:rPr>
-          <w:rFonts w:ascii="Times New Roman" w:hAnsi="Times New Roman" w:cs="Times New Roman"/>
-          <w:sz w:val="24"/>
-          <w:szCs w:val="24"/>
-        </w:rPr>
-        <w:t>,</w:t>
-      </w:r>
-      <w:r>
-        <w:rPr>
-          <w:rFonts w:ascii="Times New Roman" w:hAnsi="Times New Roman" w:cs="Times New Roman"/>
-          <w:sz w:val="24"/>
-          <w:szCs w:val="24"/>
-        </w:rPr>
-        <w:t xml:space="preserve"> 2016 HONET-ICT, 2016, pp. 118-121</w:t>
-      </w:r>
-    </w:p>
-    <w:p>
-      <w:pPr>
-        <w:spacing w:line="360" w:lineRule="auto"/>
-        <w:jc w:val="both"/>
-        <w:rPr>
-          <w:rFonts w:ascii="Times New Roman" w:hAnsi="Times New Roman" w:cs="Times New Roman"/>
-          <w:sz w:val="24"/>
-          <w:szCs w:val="24"/>
-        </w:rPr>
-      </w:pPr>
-      <w:r>
-        <w:rPr>
-          <w:rFonts w:ascii="Times New Roman" w:hAnsi="Times New Roman" w:cs="Times New Roman"/>
-          <w:sz w:val="24"/>
-          <w:szCs w:val="24"/>
-        </w:rPr>
-        <w:t xml:space="preserve">[13] G. </w:t>
-      </w:r>
-      <w:proofErr w:type="spellStart"/>
-      <w:r>
-        <w:rPr>
-          <w:rFonts w:ascii="Times New Roman" w:hAnsi="Times New Roman" w:cs="Times New Roman"/>
-          <w:sz w:val="24"/>
-          <w:szCs w:val="24"/>
-        </w:rPr>
-        <w:t>Candea</w:t>
-      </w:r>
-      <w:proofErr w:type="spellEnd"/>
-      <w:r>
-        <w:rPr>
-          <w:rFonts w:ascii="Times New Roman" w:hAnsi="Times New Roman" w:cs="Times New Roman"/>
-          <w:sz w:val="24"/>
-          <w:szCs w:val="24"/>
-        </w:rPr>
-        <w:t xml:space="preserve">, </w:t>
-      </w:r>
-      <w:r>
-        <w:rPr>
-          <w:rFonts w:ascii="Times New Roman" w:hAnsi="Times New Roman" w:cs="Times New Roman"/>
-          <w:sz w:val="24"/>
-          <w:szCs w:val="24"/>
-        </w:rPr>
-        <w:t xml:space="preserve">A. </w:t>
-      </w:r>
-      <w:r>
-        <w:rPr>
-          <w:rFonts w:ascii="Times New Roman" w:hAnsi="Times New Roman" w:cs="Times New Roman"/>
-          <w:sz w:val="24"/>
-          <w:szCs w:val="24"/>
-        </w:rPr>
-        <w:t>Fox</w:t>
-      </w:r>
-      <w:r>
-        <w:rPr>
-          <w:rFonts w:ascii="Times New Roman" w:hAnsi="Times New Roman" w:cs="Times New Roman"/>
-          <w:sz w:val="24"/>
-          <w:szCs w:val="24"/>
-        </w:rPr>
-        <w:t xml:space="preserve">, </w:t>
-      </w:r>
-      <w:r>
-        <w:rPr>
-          <w:rFonts w:ascii="Times New Roman" w:hAnsi="Times New Roman" w:cs="Times New Roman"/>
-          <w:i/>
-          <w:sz w:val="24"/>
-          <w:szCs w:val="24"/>
-        </w:rPr>
-        <w:t>Designing for High Availability and Measurability</w:t>
-      </w:r>
-      <w:r>
-        <w:rPr>
-          <w:rFonts w:ascii="Times New Roman" w:hAnsi="Times New Roman" w:cs="Times New Roman"/>
-          <w:sz w:val="24"/>
-          <w:szCs w:val="24"/>
-        </w:rPr>
-        <w:t>, 1</w:t>
-      </w:r>
-      <w:r>
-        <w:rPr>
-          <w:rFonts w:ascii="Times New Roman" w:hAnsi="Times New Roman" w:cs="Times New Roman"/>
-          <w:sz w:val="24"/>
-          <w:szCs w:val="24"/>
-          <w:vertAlign w:val="superscript"/>
-        </w:rPr>
-        <w:t>st</w:t>
-      </w:r>
-      <w:r>
-        <w:rPr>
-          <w:rFonts w:ascii="Times New Roman" w:hAnsi="Times New Roman" w:cs="Times New Roman"/>
-          <w:sz w:val="24"/>
-          <w:szCs w:val="24"/>
-        </w:rPr>
-        <w:t xml:space="preserve"> Workshop on Evaluating and Architecting System Dependability (EASY), 2001</w:t>
-      </w:r>
-    </w:p>
-    <w:p>
-      <w:pPr>
-        <w:spacing w:line="360" w:lineRule="auto"/>
-        <w:jc w:val="both"/>
-        <w:rPr>
-          <w:rFonts w:ascii="Times New Roman" w:hAnsi="Times New Roman" w:cs="Times New Roman"/>
-          <w:sz w:val="24"/>
-          <w:szCs w:val="24"/>
-        </w:rPr>
-      </w:pPr>
     </w:p>
     <w:sectPr>
-      <w:footerReference w:type="even" r:id="rId24"/>
-      <w:footerReference w:type="default" r:id="rId25"/>
+      <w:footerReference w:type="even" r:id="rId27"/>
+      <w:footerReference w:type="default" r:id="rId28"/>
       <w:pgSz w:w="12240" w:h="15840"/>
       <w:pgMar w:top="1440" w:right="1440" w:bottom="1440" w:left="1440" w:header="720" w:footer="720" w:gutter="0"/>
       <w:cols w:space="720"/>
@@ -13302,7 +15400,7 @@
           <w:rPr>
             <w:noProof/>
           </w:rPr>
-          <w:t>26</w:t>
+          <w:t>30</w:t>
         </w:r>
         <w:r>
           <w:rPr>
@@ -13355,7 +15453,7 @@
           <w:rPr>
             <w:noProof/>
           </w:rPr>
-          <w:t>27</w:t>
+          <w:t>29</w:t>
         </w:r>
         <w:r>
           <w:rPr>
@@ -16407,7 +18505,7 @@
 </file>
 
 <file path=customXml/itemProps1.xml><?xml version="1.0" encoding="utf-8"?>
-<ds:datastoreItem xmlns:ds="http://schemas.openxmlformats.org/officeDocument/2006/customXml" ds:itemID="{FE93EC07-ED7F-48D0-A224-E3832CFFE7BB}">
+<ds:datastoreItem xmlns:ds="http://schemas.openxmlformats.org/officeDocument/2006/customXml" ds:itemID="{C2F4934B-87EE-4710-AC13-0E2206F31F79}">
   <ds:schemaRefs>
     <ds:schemaRef ds:uri="http://schemas.openxmlformats.org/officeDocument/2006/bibliography"/>
   </ds:schemaRefs>

--- a/BachelorThesis.docx
+++ b/BachelorThesis.docx
@@ -4,33 +4,916 @@
   <w:body>
     <w:p>
       <w:pPr>
+        <w:spacing w:line="360" w:lineRule="auto"/>
         <w:jc w:val="center"/>
         <w:rPr>
-          <w:rFonts w:ascii="Times New Roman" w:hAnsi="Times New Roman" w:cs="Times New Roman"/>
+          <w:rFonts w:ascii="Arial" w:hAnsi="Arial" w:cs="Arial"/>
+          <w:b/>
+        </w:rPr>
+      </w:pPr>
+      <w:r>
+        <w:rPr>
+          <w:rFonts w:ascii="Arial" w:hAnsi="Arial" w:cs="Arial"/>
+          <w:b/>
+        </w:rPr>
+        <w:t>BABE</w:t>
+      </w:r>
+      <w:r>
+        <w:rPr>
+          <w:rFonts w:ascii="Arial" w:hAnsi="Arial" w:cs="Arial"/>
+          <w:b/>
+          <w:lang w:val="ro-RO"/>
+        </w:rPr>
+        <w:t>Ş-BOLYAI UNIVERSITY CLUJ-NAPOCA</w:t>
+      </w:r>
+    </w:p>
+    <w:p>
+      <w:pPr>
+        <w:jc w:val="center"/>
+        <w:rPr>
+          <w:rFonts w:ascii="Arial" w:hAnsi="Arial" w:cs="Arial"/>
+          <w:b/>
+        </w:rPr>
+      </w:pPr>
+      <w:r>
+        <w:rPr>
+          <w:rFonts w:ascii="Arial" w:hAnsi="Arial" w:cs="Arial"/>
+          <w:b/>
+        </w:rPr>
+        <w:t>FACULTY OF MATHEMATICS AND COMPUTER SCIENCE</w:t>
+      </w:r>
+    </w:p>
+    <w:p>
+      <w:pPr>
+        <w:jc w:val="center"/>
+        <w:rPr>
+          <w:rFonts w:ascii="Arial" w:hAnsi="Arial" w:cs="Arial"/>
+          <w:b/>
+        </w:rPr>
+      </w:pPr>
+      <w:r>
+        <w:rPr>
+          <w:rFonts w:ascii="Arial" w:hAnsi="Arial" w:cs="Arial"/>
+          <w:b/>
+        </w:rPr>
+        <w:t>SPECIALIZATION COMPUTER SCIENCE</w:t>
+      </w:r>
+    </w:p>
+    <w:p>
+      <w:pPr>
+        <w:spacing w:line="360" w:lineRule="auto"/>
+        <w:jc w:val="center"/>
+        <w:rPr>
+          <w:rFonts w:ascii="Arial" w:hAnsi="Arial" w:cs="Arial"/>
+          <w:b/>
+        </w:rPr>
+      </w:pPr>
+    </w:p>
+    <w:p>
+      <w:pPr>
+        <w:spacing w:line="360" w:lineRule="auto"/>
+        <w:jc w:val="center"/>
+        <w:rPr>
+          <w:rFonts w:ascii="Arial" w:hAnsi="Arial" w:cs="Arial"/>
+          <w:b/>
+        </w:rPr>
+      </w:pPr>
+    </w:p>
+    <w:p>
+      <w:pPr>
+        <w:spacing w:line="360" w:lineRule="auto"/>
+        <w:jc w:val="center"/>
+        <w:rPr>
+          <w:rFonts w:ascii="Arial" w:hAnsi="Arial" w:cs="Arial"/>
+          <w:b/>
+        </w:rPr>
+      </w:pPr>
+    </w:p>
+    <w:p>
+      <w:pPr>
+        <w:spacing w:line="360" w:lineRule="auto"/>
+        <w:jc w:val="center"/>
+        <w:rPr>
+          <w:rFonts w:ascii="Arial" w:hAnsi="Arial" w:cs="Arial"/>
+          <w:b/>
+        </w:rPr>
+      </w:pPr>
+    </w:p>
+    <w:p>
+      <w:pPr>
+        <w:spacing w:line="360" w:lineRule="auto"/>
+        <w:jc w:val="center"/>
+        <w:rPr>
+          <w:rFonts w:ascii="Arial" w:hAnsi="Arial" w:cs="Arial"/>
+          <w:b/>
+        </w:rPr>
+      </w:pPr>
+    </w:p>
+    <w:p>
+      <w:pPr>
+        <w:spacing w:line="360" w:lineRule="auto"/>
+        <w:jc w:val="center"/>
+        <w:rPr>
+          <w:rFonts w:ascii="Arial" w:hAnsi="Arial" w:cs="Arial"/>
+          <w:b/>
+        </w:rPr>
+      </w:pPr>
+    </w:p>
+    <w:p>
+      <w:pPr>
+        <w:spacing w:line="360" w:lineRule="auto"/>
+        <w:jc w:val="center"/>
+        <w:rPr>
+          <w:rFonts w:ascii="Arial" w:hAnsi="Arial" w:cs="Arial"/>
+          <w:b/>
+          <w:sz w:val="32"/>
+          <w:szCs w:val="32"/>
+        </w:rPr>
+      </w:pPr>
+      <w:r>
+        <w:rPr>
+          <w:rFonts w:ascii="Arial" w:hAnsi="Arial" w:cs="Arial"/>
+          <w:b/>
+          <w:sz w:val="32"/>
+          <w:szCs w:val="32"/>
+        </w:rPr>
+        <w:t>DIPLOMA THESIS</w:t>
+      </w:r>
+    </w:p>
+    <w:p>
+      <w:pPr>
+        <w:spacing w:line="360" w:lineRule="auto"/>
+        <w:jc w:val="center"/>
+        <w:rPr>
+          <w:rFonts w:ascii="Arial" w:hAnsi="Arial" w:cs="Arial"/>
+          <w:b/>
+          <w:sz w:val="40"/>
+          <w:szCs w:val="40"/>
+        </w:rPr>
+      </w:pPr>
+      <w:r>
+        <w:rPr>
+          <w:rFonts w:ascii="Arial" w:hAnsi="Arial" w:cs="Arial"/>
+          <w:b/>
+          <w:sz w:val="40"/>
+          <w:szCs w:val="40"/>
+        </w:rPr>
+        <w:t>An approach for patient-doctor relationship management</w:t>
+      </w:r>
+    </w:p>
+    <w:p>
+      <w:pPr>
+        <w:spacing w:line="360" w:lineRule="auto"/>
+        <w:jc w:val="center"/>
+        <w:rPr>
+          <w:rFonts w:ascii="Arial" w:hAnsi="Arial" w:cs="Arial"/>
+          <w:b/>
+          <w:sz w:val="40"/>
+          <w:szCs w:val="40"/>
+        </w:rPr>
+      </w:pPr>
+    </w:p>
+    <w:p>
+      <w:pPr>
+        <w:spacing w:line="360" w:lineRule="auto"/>
+        <w:jc w:val="center"/>
+        <w:rPr>
+          <w:rFonts w:ascii="Arial" w:hAnsi="Arial" w:cs="Arial"/>
+          <w:b/>
+          <w:sz w:val="40"/>
+          <w:szCs w:val="40"/>
+        </w:rPr>
+      </w:pPr>
+    </w:p>
+    <w:p>
+      <w:pPr>
+        <w:spacing w:line="360" w:lineRule="auto"/>
+        <w:rPr>
+          <w:rFonts w:ascii="Arial" w:hAnsi="Arial" w:cs="Arial"/>
+          <w:b/>
+        </w:rPr>
+      </w:pPr>
+      <w:r>
+        <w:rPr>
+          <w:rFonts w:ascii="Arial" w:hAnsi="Arial" w:cs="Arial"/>
+          <w:b/>
+        </w:rPr>
+        <w:t>Supervisor</w:t>
+      </w:r>
+    </w:p>
+    <w:p>
+      <w:pPr>
+        <w:spacing w:line="360" w:lineRule="auto"/>
+        <w:rPr>
+          <w:rFonts w:ascii="Arial" w:hAnsi="Arial" w:cs="Arial"/>
           <w:b/>
           <w:sz w:val="28"/>
           <w:szCs w:val="28"/>
-        </w:rPr>
-      </w:pPr>
-      <w:r>
-        <w:rPr>
-          <w:rFonts w:ascii="Times New Roman" w:hAnsi="Times New Roman" w:cs="Times New Roman"/>
+          <w:lang w:val="ro-RO"/>
+        </w:rPr>
+      </w:pPr>
+      <w:r>
+        <w:rPr>
+          <w:rFonts w:ascii="Arial" w:hAnsi="Arial" w:cs="Arial"/>
           <w:b/>
           <w:sz w:val="28"/>
           <w:szCs w:val="28"/>
         </w:rPr>
-        <w:t>ABSTRACT</w:t>
-      </w:r>
-    </w:p>
-    <w:p>
-      <w:pPr>
-        <w:jc w:val="center"/>
-        <w:rPr>
-          <w:rFonts w:ascii="Times New Roman" w:hAnsi="Times New Roman" w:cs="Times New Roman"/>
+        <w:t xml:space="preserve">Lect. Dr. </w:t>
+      </w:r>
+      <w:proofErr w:type="spellStart"/>
+      <w:r>
+        <w:rPr>
+          <w:rFonts w:ascii="Arial" w:hAnsi="Arial" w:cs="Arial"/>
           <w:b/>
           <w:sz w:val="28"/>
           <w:szCs w:val="28"/>
         </w:rPr>
+        <w:t>Radu</w:t>
+      </w:r>
+      <w:proofErr w:type="spellEnd"/>
+      <w:r>
+        <w:rPr>
+          <w:rFonts w:ascii="Arial" w:hAnsi="Arial" w:cs="Arial"/>
+          <w:b/>
+          <w:sz w:val="28"/>
+          <w:szCs w:val="28"/>
+        </w:rPr>
+        <w:t xml:space="preserve">-Lucian </w:t>
+      </w:r>
+      <w:proofErr w:type="spellStart"/>
+      <w:r>
+        <w:rPr>
+          <w:rFonts w:ascii="Arial" w:hAnsi="Arial" w:cs="Arial"/>
+          <w:b/>
+          <w:sz w:val="28"/>
+          <w:szCs w:val="28"/>
+        </w:rPr>
+        <w:t>Lup</w:t>
+      </w:r>
+      <w:proofErr w:type="spellEnd"/>
+      <w:r>
+        <w:rPr>
+          <w:rFonts w:ascii="Arial" w:hAnsi="Arial" w:cs="Arial"/>
+          <w:b/>
+          <w:sz w:val="28"/>
+          <w:szCs w:val="28"/>
+          <w:lang w:val="ro-RO"/>
+        </w:rPr>
+        <w:t>șa</w:t>
+      </w:r>
+    </w:p>
+    <w:p>
+      <w:pPr>
+        <w:spacing w:line="360" w:lineRule="auto"/>
+        <w:jc w:val="right"/>
+        <w:rPr>
+          <w:rFonts w:ascii="Arial" w:hAnsi="Arial" w:cs="Arial"/>
+          <w:b/>
+          <w:lang w:val="ro-RO"/>
+        </w:rPr>
+      </w:pPr>
+      <w:proofErr w:type="spellStart"/>
+      <w:r>
+        <w:rPr>
+          <w:rFonts w:ascii="Arial" w:hAnsi="Arial" w:cs="Arial"/>
+          <w:b/>
+          <w:lang w:val="ro-RO"/>
+        </w:rPr>
+        <w:t>Author</w:t>
+      </w:r>
+      <w:proofErr w:type="spellEnd"/>
+    </w:p>
+    <w:p>
+      <w:pPr>
+        <w:spacing w:line="360" w:lineRule="auto"/>
+        <w:jc w:val="right"/>
+        <w:rPr>
+          <w:rFonts w:ascii="Arial" w:hAnsi="Arial" w:cs="Arial"/>
+          <w:b/>
+          <w:sz w:val="28"/>
+          <w:szCs w:val="28"/>
+          <w:lang w:val="ro-RO"/>
+        </w:rPr>
+      </w:pPr>
+      <w:r>
+        <w:rPr>
+          <w:rFonts w:ascii="Arial" w:hAnsi="Arial" w:cs="Arial"/>
+          <w:b/>
+          <w:sz w:val="28"/>
+          <w:szCs w:val="28"/>
+          <w:lang w:val="ro-RO"/>
+        </w:rPr>
+        <w:t xml:space="preserve">Cosmin </w:t>
+      </w:r>
+      <w:proofErr w:type="spellStart"/>
+      <w:r>
+        <w:rPr>
+          <w:rFonts w:ascii="Arial" w:hAnsi="Arial" w:cs="Arial"/>
+          <w:b/>
+          <w:sz w:val="28"/>
+          <w:szCs w:val="28"/>
+          <w:lang w:val="ro-RO"/>
+        </w:rPr>
+        <w:t>Holcan</w:t>
+      </w:r>
+      <w:proofErr w:type="spellEnd"/>
+    </w:p>
+    <w:p>
+      <w:pPr>
+        <w:spacing w:line="360" w:lineRule="auto"/>
+        <w:jc w:val="right"/>
+        <w:rPr>
+          <w:rFonts w:ascii="Arial" w:hAnsi="Arial" w:cs="Arial"/>
+          <w:b/>
+          <w:sz w:val="28"/>
+          <w:szCs w:val="28"/>
+          <w:lang w:val="ro-RO"/>
+        </w:rPr>
+      </w:pPr>
+    </w:p>
+    <w:p>
+      <w:pPr>
+        <w:spacing w:line="360" w:lineRule="auto"/>
+        <w:jc w:val="center"/>
+        <w:rPr>
+          <w:rFonts w:ascii="Arial" w:hAnsi="Arial" w:cs="Arial"/>
+          <w:b/>
+          <w:sz w:val="28"/>
+          <w:szCs w:val="28"/>
+          <w:lang w:val="ro-RO"/>
+        </w:rPr>
+      </w:pPr>
+      <w:r>
+        <w:rPr>
+          <w:rFonts w:ascii="Arial" w:hAnsi="Arial" w:cs="Arial"/>
+          <w:b/>
+          <w:sz w:val="28"/>
+          <w:szCs w:val="28"/>
+          <w:lang w:val="ro-RO"/>
+        </w:rPr>
+        <w:t>2022</w:t>
+      </w:r>
+    </w:p>
+    <w:p>
+      <w:pPr>
+        <w:rPr>
+          <w:rFonts w:ascii="Arial" w:hAnsi="Arial" w:cs="Arial"/>
+          <w:b/>
+          <w:sz w:val="28"/>
+          <w:szCs w:val="28"/>
+          <w:lang w:val="ro-RO"/>
+        </w:rPr>
+      </w:pPr>
+      <w:r>
+        <w:rPr>
+          <w:rFonts w:ascii="Arial" w:hAnsi="Arial" w:cs="Arial"/>
+          <w:b/>
+          <w:sz w:val="28"/>
+          <w:szCs w:val="28"/>
+          <w:lang w:val="ro-RO"/>
+        </w:rPr>
+        <w:lastRenderedPageBreak/>
+        <w:br w:type="page"/>
+      </w:r>
+    </w:p>
+    <w:p>
+      <w:pPr>
+        <w:spacing w:line="360" w:lineRule="auto"/>
+        <w:jc w:val="center"/>
+        <w:rPr>
+          <w:rFonts w:ascii="Arial" w:hAnsi="Arial" w:cs="Arial"/>
+          <w:b/>
+        </w:rPr>
+      </w:pPr>
+      <w:r>
+        <w:rPr>
+          <w:rFonts w:ascii="Arial" w:hAnsi="Arial" w:cs="Arial"/>
+          <w:b/>
+        </w:rPr>
+        <w:lastRenderedPageBreak/>
+        <w:t xml:space="preserve">UNIVERSITATEA </w:t>
+      </w:r>
+      <w:r>
+        <w:rPr>
+          <w:rFonts w:ascii="Arial" w:hAnsi="Arial" w:cs="Arial"/>
+          <w:b/>
+        </w:rPr>
+        <w:t>BABE</w:t>
+      </w:r>
+      <w:r>
+        <w:rPr>
+          <w:rFonts w:ascii="Arial" w:hAnsi="Arial" w:cs="Arial"/>
+          <w:b/>
+          <w:lang w:val="ro-RO"/>
+        </w:rPr>
+        <w:t>Ş-BOLYAI CLUJ-NAPOCA</w:t>
+      </w:r>
+    </w:p>
+    <w:p>
+      <w:pPr>
+        <w:jc w:val="center"/>
+        <w:rPr>
+          <w:rFonts w:ascii="Arial" w:hAnsi="Arial" w:cs="Arial"/>
+          <w:b/>
+        </w:rPr>
+      </w:pPr>
+      <w:r>
+        <w:rPr>
+          <w:rFonts w:ascii="Arial" w:hAnsi="Arial" w:cs="Arial"/>
+          <w:b/>
+        </w:rPr>
+        <w:t>FACULTATEA DE MATEMATICĂ ŞI INFORMATICĂ</w:t>
+      </w:r>
+    </w:p>
+    <w:p>
+      <w:pPr>
+        <w:jc w:val="center"/>
+        <w:rPr>
+          <w:rFonts w:ascii="Arial" w:hAnsi="Arial" w:cs="Arial"/>
+          <w:b/>
+        </w:rPr>
+      </w:pPr>
+      <w:r>
+        <w:rPr>
+          <w:rFonts w:ascii="Arial" w:hAnsi="Arial" w:cs="Arial"/>
+          <w:b/>
+        </w:rPr>
+        <w:t>SPECIAL</w:t>
+      </w:r>
+      <w:r>
+        <w:rPr>
+          <w:rFonts w:ascii="Arial" w:hAnsi="Arial" w:cs="Arial"/>
+          <w:b/>
+        </w:rPr>
+        <w:t>IZAREA INFORMATICĂ</w:t>
+      </w:r>
+    </w:p>
+    <w:p>
+      <w:pPr>
+        <w:spacing w:line="360" w:lineRule="auto"/>
+        <w:jc w:val="center"/>
+        <w:rPr>
+          <w:rFonts w:ascii="Arial" w:hAnsi="Arial" w:cs="Arial"/>
+          <w:b/>
+        </w:rPr>
+      </w:pPr>
+    </w:p>
+    <w:p>
+      <w:pPr>
+        <w:spacing w:line="360" w:lineRule="auto"/>
+        <w:jc w:val="center"/>
+        <w:rPr>
+          <w:rFonts w:ascii="Arial" w:hAnsi="Arial" w:cs="Arial"/>
+          <w:b/>
+        </w:rPr>
+      </w:pPr>
+    </w:p>
+    <w:p>
+      <w:pPr>
+        <w:spacing w:line="360" w:lineRule="auto"/>
+        <w:jc w:val="center"/>
+        <w:rPr>
+          <w:rFonts w:ascii="Arial" w:hAnsi="Arial" w:cs="Arial"/>
+          <w:b/>
+        </w:rPr>
+      </w:pPr>
+    </w:p>
+    <w:p>
+      <w:pPr>
+        <w:spacing w:line="360" w:lineRule="auto"/>
+        <w:jc w:val="center"/>
+        <w:rPr>
+          <w:rFonts w:ascii="Arial" w:hAnsi="Arial" w:cs="Arial"/>
+          <w:b/>
+        </w:rPr>
+      </w:pPr>
+    </w:p>
+    <w:p>
+      <w:pPr>
+        <w:spacing w:line="360" w:lineRule="auto"/>
+        <w:jc w:val="center"/>
+        <w:rPr>
+          <w:rFonts w:ascii="Arial" w:hAnsi="Arial" w:cs="Arial"/>
+          <w:b/>
+        </w:rPr>
+      </w:pPr>
+    </w:p>
+    <w:p>
+      <w:pPr>
+        <w:spacing w:line="360" w:lineRule="auto"/>
+        <w:jc w:val="center"/>
+        <w:rPr>
+          <w:rFonts w:ascii="Arial" w:hAnsi="Arial" w:cs="Arial"/>
+          <w:b/>
+        </w:rPr>
+      </w:pPr>
+    </w:p>
+    <w:p>
+      <w:pPr>
+        <w:spacing w:line="360" w:lineRule="auto"/>
+        <w:jc w:val="center"/>
+        <w:rPr>
+          <w:rFonts w:ascii="Arial" w:hAnsi="Arial" w:cs="Arial"/>
+          <w:b/>
+          <w:sz w:val="32"/>
+          <w:szCs w:val="32"/>
+        </w:rPr>
+      </w:pPr>
+      <w:r>
+        <w:rPr>
+          <w:rFonts w:ascii="Arial" w:hAnsi="Arial" w:cs="Arial"/>
+          <w:b/>
+          <w:sz w:val="32"/>
+          <w:szCs w:val="32"/>
+        </w:rPr>
+        <w:t>LUCRARE DE LICENȚĂ</w:t>
+      </w:r>
+    </w:p>
+    <w:p>
+      <w:pPr>
+        <w:spacing w:line="360" w:lineRule="auto"/>
+        <w:jc w:val="center"/>
+        <w:rPr>
+          <w:rFonts w:ascii="Arial" w:hAnsi="Arial" w:cs="Arial"/>
+          <w:b/>
+          <w:sz w:val="40"/>
+          <w:szCs w:val="40"/>
+        </w:rPr>
+      </w:pPr>
+      <w:r>
+        <w:rPr>
+          <w:rFonts w:ascii="Arial" w:hAnsi="Arial" w:cs="Arial"/>
+          <w:b/>
+          <w:sz w:val="40"/>
+          <w:szCs w:val="40"/>
+        </w:rPr>
+        <w:t xml:space="preserve">O </w:t>
+      </w:r>
+      <w:proofErr w:type="spellStart"/>
+      <w:r>
+        <w:rPr>
+          <w:rFonts w:ascii="Arial" w:hAnsi="Arial" w:cs="Arial"/>
+          <w:b/>
+          <w:sz w:val="40"/>
+          <w:szCs w:val="40"/>
+        </w:rPr>
+        <w:t>modalitate</w:t>
+      </w:r>
+      <w:proofErr w:type="spellEnd"/>
+      <w:r>
+        <w:rPr>
+          <w:rFonts w:ascii="Arial" w:hAnsi="Arial" w:cs="Arial"/>
+          <w:b/>
+          <w:sz w:val="40"/>
+          <w:szCs w:val="40"/>
+        </w:rPr>
+        <w:t xml:space="preserve"> de </w:t>
+      </w:r>
+      <w:proofErr w:type="spellStart"/>
+      <w:r>
+        <w:rPr>
+          <w:rFonts w:ascii="Arial" w:hAnsi="Arial" w:cs="Arial"/>
+          <w:b/>
+          <w:sz w:val="40"/>
+          <w:szCs w:val="40"/>
+        </w:rPr>
+        <w:t>gestiune</w:t>
+      </w:r>
+      <w:proofErr w:type="spellEnd"/>
+      <w:r>
+        <w:rPr>
+          <w:rFonts w:ascii="Arial" w:hAnsi="Arial" w:cs="Arial"/>
+          <w:b/>
+          <w:sz w:val="40"/>
+          <w:szCs w:val="40"/>
+        </w:rPr>
+        <w:t xml:space="preserve"> a </w:t>
+      </w:r>
+      <w:proofErr w:type="spellStart"/>
+      <w:r>
+        <w:rPr>
+          <w:rFonts w:ascii="Arial" w:hAnsi="Arial" w:cs="Arial"/>
+          <w:b/>
+          <w:sz w:val="40"/>
+          <w:szCs w:val="40"/>
+        </w:rPr>
+        <w:t>relației</w:t>
+      </w:r>
+      <w:proofErr w:type="spellEnd"/>
+      <w:r>
+        <w:rPr>
+          <w:rFonts w:ascii="Arial" w:hAnsi="Arial" w:cs="Arial"/>
+          <w:b/>
+          <w:sz w:val="40"/>
+          <w:szCs w:val="40"/>
+        </w:rPr>
+        <w:t xml:space="preserve"> </w:t>
+      </w:r>
+      <w:proofErr w:type="spellStart"/>
+      <w:r>
+        <w:rPr>
+          <w:rFonts w:ascii="Arial" w:hAnsi="Arial" w:cs="Arial"/>
+          <w:b/>
+          <w:sz w:val="40"/>
+          <w:szCs w:val="40"/>
+        </w:rPr>
+        <w:t>pacient</w:t>
+      </w:r>
+      <w:proofErr w:type="spellEnd"/>
+      <w:r>
+        <w:rPr>
+          <w:rFonts w:ascii="Arial" w:hAnsi="Arial" w:cs="Arial"/>
+          <w:b/>
+          <w:sz w:val="40"/>
+          <w:szCs w:val="40"/>
+        </w:rPr>
+        <w:t>-doctor</w:t>
+      </w:r>
+    </w:p>
+    <w:p>
+      <w:pPr>
+        <w:spacing w:line="360" w:lineRule="auto"/>
+        <w:jc w:val="center"/>
+        <w:rPr>
+          <w:rFonts w:ascii="Arial" w:hAnsi="Arial" w:cs="Arial"/>
+          <w:b/>
+          <w:sz w:val="40"/>
+          <w:szCs w:val="40"/>
+        </w:rPr>
+      </w:pPr>
+    </w:p>
+    <w:p>
+      <w:pPr>
+        <w:spacing w:line="360" w:lineRule="auto"/>
+        <w:jc w:val="center"/>
+        <w:rPr>
+          <w:rFonts w:ascii="Arial" w:hAnsi="Arial" w:cs="Arial"/>
+          <w:b/>
+          <w:sz w:val="40"/>
+          <w:szCs w:val="40"/>
+        </w:rPr>
+      </w:pPr>
+    </w:p>
+    <w:p>
+      <w:pPr>
+        <w:spacing w:line="360" w:lineRule="auto"/>
+        <w:rPr>
+          <w:rFonts w:ascii="Arial" w:hAnsi="Arial" w:cs="Arial"/>
+          <w:b/>
+        </w:rPr>
+      </w:pPr>
+      <w:proofErr w:type="spellStart"/>
+      <w:r>
+        <w:rPr>
+          <w:rFonts w:ascii="Arial" w:hAnsi="Arial" w:cs="Arial"/>
+          <w:b/>
+        </w:rPr>
+        <w:t>Conducător</w:t>
+      </w:r>
+      <w:proofErr w:type="spellEnd"/>
+      <w:r>
+        <w:rPr>
+          <w:rFonts w:ascii="Arial" w:hAnsi="Arial" w:cs="Arial"/>
+          <w:b/>
+        </w:rPr>
+        <w:t xml:space="preserve"> </w:t>
+      </w:r>
+      <w:proofErr w:type="spellStart"/>
+      <w:r>
+        <w:rPr>
+          <w:rFonts w:ascii="Arial" w:hAnsi="Arial" w:cs="Arial"/>
+          <w:b/>
+        </w:rPr>
+        <w:t>științific</w:t>
+      </w:r>
+      <w:proofErr w:type="spellEnd"/>
+    </w:p>
+    <w:p>
+      <w:pPr>
+        <w:spacing w:line="360" w:lineRule="auto"/>
+        <w:rPr>
+          <w:rFonts w:ascii="Arial" w:hAnsi="Arial" w:cs="Arial"/>
+          <w:b/>
+          <w:sz w:val="28"/>
+          <w:szCs w:val="28"/>
+          <w:lang w:val="ro-RO"/>
+        </w:rPr>
+      </w:pPr>
+      <w:r>
+        <w:rPr>
+          <w:rFonts w:ascii="Arial" w:hAnsi="Arial" w:cs="Arial"/>
+          <w:b/>
+          <w:sz w:val="28"/>
+          <w:szCs w:val="28"/>
+        </w:rPr>
+        <w:t xml:space="preserve">Lect. Dr. </w:t>
+      </w:r>
+      <w:proofErr w:type="spellStart"/>
+      <w:r>
+        <w:rPr>
+          <w:rFonts w:ascii="Arial" w:hAnsi="Arial" w:cs="Arial"/>
+          <w:b/>
+          <w:sz w:val="28"/>
+          <w:szCs w:val="28"/>
+        </w:rPr>
+        <w:t>Radu</w:t>
+      </w:r>
+      <w:proofErr w:type="spellEnd"/>
+      <w:r>
+        <w:rPr>
+          <w:rFonts w:ascii="Arial" w:hAnsi="Arial" w:cs="Arial"/>
+          <w:b/>
+          <w:sz w:val="28"/>
+          <w:szCs w:val="28"/>
+        </w:rPr>
+        <w:t xml:space="preserve">-Lucian </w:t>
+      </w:r>
+      <w:proofErr w:type="spellStart"/>
+      <w:r>
+        <w:rPr>
+          <w:rFonts w:ascii="Arial" w:hAnsi="Arial" w:cs="Arial"/>
+          <w:b/>
+          <w:sz w:val="28"/>
+          <w:szCs w:val="28"/>
+        </w:rPr>
+        <w:t>Lup</w:t>
+      </w:r>
+      <w:proofErr w:type="spellEnd"/>
+      <w:r>
+        <w:rPr>
+          <w:rFonts w:ascii="Arial" w:hAnsi="Arial" w:cs="Arial"/>
+          <w:b/>
+          <w:sz w:val="28"/>
+          <w:szCs w:val="28"/>
+          <w:lang w:val="ro-RO"/>
+        </w:rPr>
+        <w:t>șa</w:t>
+      </w:r>
+    </w:p>
+    <w:p>
+      <w:pPr>
+        <w:spacing w:line="360" w:lineRule="auto"/>
+        <w:jc w:val="right"/>
+        <w:rPr>
+          <w:rFonts w:ascii="Arial" w:hAnsi="Arial" w:cs="Arial"/>
+          <w:b/>
+          <w:lang w:val="ro-RO"/>
+        </w:rPr>
+      </w:pPr>
+      <w:r>
+        <w:rPr>
+          <w:rFonts w:ascii="Arial" w:hAnsi="Arial" w:cs="Arial"/>
+          <w:b/>
+          <w:lang w:val="ro-RO"/>
+        </w:rPr>
+        <w:t>Absolvent</w:t>
+      </w:r>
+    </w:p>
+    <w:p>
+      <w:pPr>
+        <w:spacing w:line="360" w:lineRule="auto"/>
+        <w:jc w:val="right"/>
+        <w:rPr>
+          <w:rFonts w:ascii="Arial" w:hAnsi="Arial" w:cs="Arial"/>
+          <w:b/>
+          <w:sz w:val="28"/>
+          <w:szCs w:val="28"/>
+          <w:lang w:val="ro-RO"/>
+        </w:rPr>
+      </w:pPr>
+      <w:r>
+        <w:rPr>
+          <w:rFonts w:ascii="Arial" w:hAnsi="Arial" w:cs="Arial"/>
+          <w:b/>
+          <w:sz w:val="28"/>
+          <w:szCs w:val="28"/>
+          <w:lang w:val="ro-RO"/>
+        </w:rPr>
+        <w:t xml:space="preserve">Cosmin </w:t>
+      </w:r>
+      <w:proofErr w:type="spellStart"/>
+      <w:r>
+        <w:rPr>
+          <w:rFonts w:ascii="Arial" w:hAnsi="Arial" w:cs="Arial"/>
+          <w:b/>
+          <w:sz w:val="28"/>
+          <w:szCs w:val="28"/>
+          <w:lang w:val="ro-RO"/>
+        </w:rPr>
+        <w:t>Holcan</w:t>
+      </w:r>
+      <w:proofErr w:type="spellEnd"/>
+    </w:p>
+    <w:p>
+      <w:pPr>
+        <w:spacing w:line="360" w:lineRule="auto"/>
+        <w:jc w:val="right"/>
+        <w:rPr>
+          <w:rFonts w:ascii="Arial" w:hAnsi="Arial" w:cs="Arial"/>
+          <w:b/>
+          <w:sz w:val="28"/>
+          <w:szCs w:val="28"/>
+          <w:lang w:val="ro-RO"/>
+        </w:rPr>
+      </w:pPr>
+    </w:p>
+    <w:p>
+      <w:pPr>
+        <w:spacing w:line="360" w:lineRule="auto"/>
+        <w:jc w:val="center"/>
+        <w:rPr>
+          <w:rFonts w:ascii="Arial" w:hAnsi="Arial" w:cs="Arial"/>
+          <w:b/>
+          <w:sz w:val="28"/>
+          <w:szCs w:val="28"/>
+          <w:lang w:val="ro-RO"/>
+        </w:rPr>
+      </w:pPr>
+      <w:r>
+        <w:rPr>
+          <w:rFonts w:ascii="Arial" w:hAnsi="Arial" w:cs="Arial"/>
+          <w:b/>
+          <w:sz w:val="28"/>
+          <w:szCs w:val="28"/>
+          <w:lang w:val="ro-RO"/>
+        </w:rPr>
+        <w:t>2022</w:t>
+      </w:r>
+    </w:p>
+    <w:p>
+      <w:pPr>
+        <w:rPr>
+          <w:rFonts w:ascii="Arial" w:hAnsi="Arial" w:cs="Arial"/>
+          <w:b/>
+          <w:sz w:val="28"/>
+          <w:szCs w:val="28"/>
+          <w:lang w:val="ro-RO"/>
+        </w:rPr>
+      </w:pPr>
+      <w:r>
+        <w:rPr>
+          <w:rFonts w:ascii="Arial" w:hAnsi="Arial" w:cs="Arial"/>
+          <w:b/>
+          <w:sz w:val="28"/>
+          <w:szCs w:val="28"/>
+          <w:lang w:val="ro-RO"/>
+        </w:rPr>
+        <w:lastRenderedPageBreak/>
+        <w:br w:type="page"/>
+      </w:r>
+    </w:p>
+    <w:p>
+      <w:pPr>
+        <w:jc w:val="center"/>
+        <w:rPr>
+          <w:rFonts w:ascii="Times New Roman" w:hAnsi="Times New Roman" w:cs="Times New Roman"/>
+          <w:b/>
+          <w:sz w:val="28"/>
+          <w:szCs w:val="28"/>
+        </w:rPr>
+        <w:sectPr>
+          <w:footerReference w:type="even" r:id="rId9"/>
+          <w:footerReference w:type="default" r:id="rId10"/>
+          <w:pgSz w:w="12240" w:h="15840"/>
+          <w:pgMar w:top="1440" w:right="1440" w:bottom="1440" w:left="1440" w:header="720" w:footer="720" w:gutter="0"/>
+          <w:pgNumType w:fmt="lowerRoman" w:start="1"/>
+          <w:cols w:space="720"/>
+          <w:titlePg/>
+          <w:docGrid w:linePitch="360"/>
+        </w:sectPr>
+      </w:pPr>
+    </w:p>
+    <w:p>
+      <w:pPr>
+        <w:jc w:val="center"/>
+        <w:rPr>
+          <w:rFonts w:ascii="Times New Roman" w:hAnsi="Times New Roman" w:cs="Times New Roman"/>
+          <w:b/>
+          <w:sz w:val="28"/>
+          <w:szCs w:val="28"/>
+        </w:rPr>
+      </w:pPr>
+      <w:r>
+        <w:rPr>
+          <w:rFonts w:ascii="Times New Roman" w:hAnsi="Times New Roman" w:cs="Times New Roman"/>
+          <w:b/>
+          <w:sz w:val="28"/>
+          <w:szCs w:val="28"/>
+        </w:rPr>
+        <w:lastRenderedPageBreak/>
+        <w:t>ABSTRACT</w:t>
+      </w:r>
+    </w:p>
+    <w:p>
+      <w:pPr>
+        <w:jc w:val="center"/>
+        <w:rPr>
+          <w:rFonts w:ascii="Times New Roman" w:hAnsi="Times New Roman" w:cs="Times New Roman"/>
+          <w:b/>
+          <w:sz w:val="28"/>
+          <w:szCs w:val="28"/>
+        </w:rPr>
       </w:pPr>
     </w:p>
     <w:p>
@@ -57,7 +940,23 @@
           <w:sz w:val="24"/>
           <w:szCs w:val="24"/>
         </w:rPr>
-        <w:t xml:space="preserve"> is to investigate the patient-doctor relationship in the context of technological progress in last decades and how this relationship can be facilitated through a web application. </w:t>
+        <w:t xml:space="preserve"> is to investigate the patient-doctor relationship in the context of technological progress in </w:t>
+      </w:r>
+      <w:r>
+        <w:rPr>
+          <w:rFonts w:ascii="Times New Roman" w:hAnsi="Times New Roman" w:cs="Times New Roman"/>
+          <w:sz w:val="24"/>
+          <w:szCs w:val="24"/>
+        </w:rPr>
+        <w:t xml:space="preserve">the </w:t>
+      </w:r>
+      <w:r>
+        <w:rPr>
+          <w:rFonts w:ascii="Times New Roman" w:hAnsi="Times New Roman" w:cs="Times New Roman"/>
+          <w:sz w:val="24"/>
+          <w:szCs w:val="24"/>
+        </w:rPr>
+        <w:t xml:space="preserve">last decades and how this relationship can be facilitated through a web application. </w:t>
       </w:r>
       <w:r>
         <w:rPr>
@@ -81,7 +980,23 @@
           <w:sz w:val="24"/>
           <w:szCs w:val="24"/>
         </w:rPr>
-        <w:t xml:space="preserve"> on the evolution of this interaction throughout history, but also on the main types of relationship between a doctor and a patient. After the problem has been put in context, the role of technology in the development of this interaction is presented, continuing with a description of the web applications.</w:t>
+        <w:t xml:space="preserve"> on the evolution of this interaction throughout history, but also on the main types of relationship</w:t>
+      </w:r>
+      <w:r>
+        <w:rPr>
+          <w:rFonts w:ascii="Times New Roman" w:hAnsi="Times New Roman" w:cs="Times New Roman"/>
+          <w:sz w:val="24"/>
+          <w:szCs w:val="24"/>
+        </w:rPr>
+        <w:t>s</w:t>
+      </w:r>
+      <w:r>
+        <w:rPr>
+          <w:rFonts w:ascii="Times New Roman" w:hAnsi="Times New Roman" w:cs="Times New Roman"/>
+          <w:sz w:val="24"/>
+          <w:szCs w:val="24"/>
+        </w:rPr>
+        <w:t xml:space="preserve"> between a doctor and a patient. After the problem has been put in context, the role of technology in the development of this interaction is presented, continuing with a description of the web applications.</w:t>
       </w:r>
     </w:p>
     <w:p>
@@ -267,6 +1182,9 @@
     </w:p>
     <w:p>
       <w:pPr>
+        <w:tabs>
+          <w:tab w:val="left" w:pos="3860"/>
+        </w:tabs>
         <w:rPr>
           <w:rFonts w:ascii="Times New Roman" w:hAnsi="Times New Roman" w:cs="Times New Roman"/>
           <w:b/>
@@ -274,6 +1192,15 @@
           <w:szCs w:val="48"/>
         </w:rPr>
       </w:pPr>
+      <w:r>
+        <w:rPr>
+          <w:rFonts w:ascii="Times New Roman" w:hAnsi="Times New Roman" w:cs="Times New Roman"/>
+          <w:b/>
+          <w:sz w:val="48"/>
+          <w:szCs w:val="48"/>
+        </w:rPr>
+        <w:tab/>
+      </w:r>
     </w:p>
     <w:p>
       <w:pPr>
@@ -350,7 +1277,7 @@
         </w:rPr>
         <w:fldChar w:fldCharType="separate"/>
       </w:r>
-      <w:hyperlink w:anchor="_Toc104214470" w:history="1">
+      <w:hyperlink w:anchor="_Toc105017452" w:history="1">
         <w:r>
           <w:rPr>
             <w:rStyle w:val="Hyperlink"/>
@@ -390,7 +1317,7 @@
             <w:noProof/>
             <w:webHidden/>
           </w:rPr>
-          <w:instrText xml:space="preserve"> PAGEREF _Toc104214470 \h </w:instrText>
+          <w:instrText xml:space="preserve"> PAGEREF _Toc105017452 \h </w:instrText>
         </w:r>
         <w:r>
           <w:rPr>
@@ -410,7 +1337,7 @@
             <w:noProof/>
             <w:webHidden/>
           </w:rPr>
-          <w:t>3</w:t>
+          <w:t>1</w:t>
         </w:r>
         <w:r>
           <w:rPr>
@@ -432,7 +1359,7 @@
           <w:noProof/>
         </w:rPr>
       </w:pPr>
-      <w:hyperlink w:anchor="_Toc104214471" w:history="1">
+      <w:hyperlink w:anchor="_Toc105017453" w:history="1">
         <w:r>
           <w:rPr>
             <w:rStyle w:val="Hyperlink"/>
@@ -472,7 +1399,7 @@
             <w:noProof/>
             <w:webHidden/>
           </w:rPr>
-          <w:instrText xml:space="preserve"> PAGEREF _Toc104214471 \h </w:instrText>
+          <w:instrText xml:space="preserve"> PAGEREF _Toc105017453 \h </w:instrText>
         </w:r>
         <w:r>
           <w:rPr>
@@ -492,7 +1419,7 @@
             <w:noProof/>
             <w:webHidden/>
           </w:rPr>
-          <w:t>3</w:t>
+          <w:t>1</w:t>
         </w:r>
         <w:r>
           <w:rPr>
@@ -514,7 +1441,7 @@
           <w:noProof/>
         </w:rPr>
       </w:pPr>
-      <w:hyperlink w:anchor="_Toc104214472" w:history="1">
+      <w:hyperlink w:anchor="_Toc105017454" w:history="1">
         <w:r>
           <w:rPr>
             <w:rStyle w:val="Hyperlink"/>
@@ -554,7 +1481,7 @@
             <w:noProof/>
             <w:webHidden/>
           </w:rPr>
-          <w:instrText xml:space="preserve"> PAGEREF _Toc104214472 \h </w:instrText>
+          <w:instrText xml:space="preserve"> PAGEREF _Toc105017454 \h </w:instrText>
         </w:r>
         <w:r>
           <w:rPr>
@@ -574,7 +1501,7 @@
             <w:noProof/>
             <w:webHidden/>
           </w:rPr>
-          <w:t>4</w:t>
+          <w:t>2</w:t>
         </w:r>
         <w:r>
           <w:rPr>
@@ -596,7 +1523,7 @@
           <w:noProof/>
         </w:rPr>
       </w:pPr>
-      <w:hyperlink w:anchor="_Toc104214473" w:history="1">
+      <w:hyperlink w:anchor="_Toc105017455" w:history="1">
         <w:r>
           <w:rPr>
             <w:rStyle w:val="Hyperlink"/>
@@ -636,7 +1563,7 @@
             <w:noProof/>
             <w:webHidden/>
           </w:rPr>
-          <w:instrText xml:space="preserve"> PAGEREF _Toc104214473 \h </w:instrText>
+          <w:instrText xml:space="preserve"> PAGEREF _Toc105017455 \h </w:instrText>
         </w:r>
         <w:r>
           <w:rPr>
@@ -656,7 +1583,7 @@
             <w:noProof/>
             <w:webHidden/>
           </w:rPr>
-          <w:t>5</w:t>
+          <w:t>3</w:t>
         </w:r>
         <w:r>
           <w:rPr>
@@ -678,7 +1605,7 @@
           <w:noProof/>
         </w:rPr>
       </w:pPr>
-      <w:hyperlink w:anchor="_Toc104214474" w:history="1">
+      <w:hyperlink w:anchor="_Toc105017456" w:history="1">
         <w:r>
           <w:rPr>
             <w:rStyle w:val="Hyperlink"/>
@@ -718,7 +1645,7 @@
             <w:noProof/>
             <w:webHidden/>
           </w:rPr>
-          <w:instrText xml:space="preserve"> PAGEREF _Toc104214474 \h </w:instrText>
+          <w:instrText xml:space="preserve"> PAGEREF _Toc105017456 \h </w:instrText>
         </w:r>
         <w:r>
           <w:rPr>
@@ -738,7 +1665,7 @@
             <w:noProof/>
             <w:webHidden/>
           </w:rPr>
-          <w:t>5</w:t>
+          <w:t>3</w:t>
         </w:r>
         <w:r>
           <w:rPr>
@@ -760,7 +1687,7 @@
           <w:noProof/>
         </w:rPr>
       </w:pPr>
-      <w:hyperlink w:anchor="_Toc104214475" w:history="1">
+      <w:hyperlink w:anchor="_Toc105017457" w:history="1">
         <w:r>
           <w:rPr>
             <w:rStyle w:val="Hyperlink"/>
@@ -800,7 +1727,7 @@
             <w:noProof/>
             <w:webHidden/>
           </w:rPr>
-          <w:instrText xml:space="preserve"> PAGEREF _Toc104214475 \h </w:instrText>
+          <w:instrText xml:space="preserve"> PAGEREF _Toc105017457 \h </w:instrText>
         </w:r>
         <w:r>
           <w:rPr>
@@ -820,7 +1747,7 @@
             <w:noProof/>
             <w:webHidden/>
           </w:rPr>
-          <w:t>5</w:t>
+          <w:t>3</w:t>
         </w:r>
         <w:r>
           <w:rPr>
@@ -842,7 +1769,7 @@
           <w:noProof/>
         </w:rPr>
       </w:pPr>
-      <w:hyperlink w:anchor="_Toc104214476" w:history="1">
+      <w:hyperlink w:anchor="_Toc105017458" w:history="1">
         <w:r>
           <w:rPr>
             <w:rStyle w:val="Hyperlink"/>
@@ -882,7 +1809,7 @@
             <w:noProof/>
             <w:webHidden/>
           </w:rPr>
-          <w:instrText xml:space="preserve"> PAGEREF _Toc104214476 \h </w:instrText>
+          <w:instrText xml:space="preserve"> PAGEREF _Toc105017458 \h </w:instrText>
         </w:r>
         <w:r>
           <w:rPr>
@@ -902,7 +1829,7 @@
             <w:noProof/>
             <w:webHidden/>
           </w:rPr>
-          <w:t>7</w:t>
+          <w:t>5</w:t>
         </w:r>
         <w:r>
           <w:rPr>
@@ -924,7 +1851,7 @@
           <w:noProof/>
         </w:rPr>
       </w:pPr>
-      <w:hyperlink w:anchor="_Toc104214477" w:history="1">
+      <w:hyperlink w:anchor="_Toc105017459" w:history="1">
         <w:r>
           <w:rPr>
             <w:rStyle w:val="Hyperlink"/>
@@ -943,7 +1870,7 @@
             <w:rStyle w:val="Hyperlink"/>
             <w:noProof/>
           </w:rPr>
-          <w:t>Technology in Patient-Doctor Relationship</w:t>
+          <w:t>Patient-Doctor Relationship in a Software System</w:t>
         </w:r>
         <w:r>
           <w:rPr>
@@ -964,7 +1891,7 @@
             <w:noProof/>
             <w:webHidden/>
           </w:rPr>
-          <w:instrText xml:space="preserve"> PAGEREF _Toc104214477 \h </w:instrText>
+          <w:instrText xml:space="preserve"> PAGEREF _Toc105017459 \h </w:instrText>
         </w:r>
         <w:r>
           <w:rPr>
@@ -984,7 +1911,7 @@
             <w:noProof/>
             <w:webHidden/>
           </w:rPr>
-          <w:t>10</w:t>
+          <w:t>8</w:t>
         </w:r>
         <w:r>
           <w:rPr>
@@ -1006,7 +1933,7 @@
           <w:noProof/>
         </w:rPr>
       </w:pPr>
-      <w:hyperlink w:anchor="_Toc104214478" w:history="1">
+      <w:hyperlink w:anchor="_Toc105017460" w:history="1">
         <w:r>
           <w:rPr>
             <w:rStyle w:val="Hyperlink"/>
@@ -1025,7 +1952,7 @@
             <w:rStyle w:val="Hyperlink"/>
             <w:noProof/>
           </w:rPr>
-          <w:t>Why and How to Use Technology in Patient-Doctor Relationship?</w:t>
+          <w:t>Why and how to implement a software system for patient-doctor relationship?</w:t>
         </w:r>
         <w:r>
           <w:rPr>
@@ -1046,7 +1973,7 @@
             <w:noProof/>
             <w:webHidden/>
           </w:rPr>
-          <w:instrText xml:space="preserve"> PAGEREF _Toc104214478 \h </w:instrText>
+          <w:instrText xml:space="preserve"> PAGEREF _Toc105017460 \h </w:instrText>
         </w:r>
         <w:r>
           <w:rPr>
@@ -1066,7 +1993,7 @@
             <w:noProof/>
             <w:webHidden/>
           </w:rPr>
-          <w:t>10</w:t>
+          <w:t>8</w:t>
         </w:r>
         <w:r>
           <w:rPr>
@@ -1088,7 +2015,7 @@
           <w:noProof/>
         </w:rPr>
       </w:pPr>
-      <w:hyperlink w:anchor="_Toc104214479" w:history="1">
+      <w:hyperlink w:anchor="_Toc105017461" w:history="1">
         <w:r>
           <w:rPr>
             <w:rStyle w:val="Hyperlink"/>
@@ -1107,7 +2034,7 @@
             <w:rStyle w:val="Hyperlink"/>
             <w:noProof/>
           </w:rPr>
-          <w:t>Disadvantages of technology in managing the relationship</w:t>
+          <w:t>Problems with a software system for managing the patient-doctor interaction</w:t>
         </w:r>
         <w:r>
           <w:rPr>
@@ -1128,7 +2055,7 @@
             <w:noProof/>
             <w:webHidden/>
           </w:rPr>
-          <w:instrText xml:space="preserve"> PAGEREF _Toc104214479 \h </w:instrText>
+          <w:instrText xml:space="preserve"> PAGEREF _Toc105017461 \h </w:instrText>
         </w:r>
         <w:r>
           <w:rPr>
@@ -1148,7 +2075,7 @@
             <w:noProof/>
             <w:webHidden/>
           </w:rPr>
-          <w:t>10</w:t>
+          <w:t>11</w:t>
         </w:r>
         <w:r>
           <w:rPr>
@@ -1161,88 +2088,6 @@
     </w:p>
     <w:p>
       <w:pPr>
-        <w:pStyle w:val="TOC3"/>
-        <w:tabs>
-          <w:tab w:val="left" w:pos="1320"/>
-          <w:tab w:val="right" w:leader="dot" w:pos="9350"/>
-        </w:tabs>
-        <w:rPr>
-          <w:noProof/>
-        </w:rPr>
-      </w:pPr>
-      <w:hyperlink w:anchor="_Toc104214480" w:history="1">
-        <w:r>
-          <w:rPr>
-            <w:rStyle w:val="Hyperlink"/>
-            <w:noProof/>
-          </w:rPr>
-          <w:t>2.2.3</w:t>
-        </w:r>
-        <w:r>
-          <w:rPr>
-            <w:noProof/>
-          </w:rPr>
-          <w:tab/>
-        </w:r>
-        <w:r>
-          <w:rPr>
-            <w:rStyle w:val="Hyperlink"/>
-            <w:noProof/>
-          </w:rPr>
-          <w:t>Analyze of solutions for managing patient-doctor relationship</w:t>
-        </w:r>
-        <w:r>
-          <w:rPr>
-            <w:noProof/>
-            <w:webHidden/>
-          </w:rPr>
-          <w:tab/>
-        </w:r>
-        <w:r>
-          <w:rPr>
-            <w:noProof/>
-            <w:webHidden/>
-          </w:rPr>
-          <w:fldChar w:fldCharType="begin"/>
-        </w:r>
-        <w:r>
-          <w:rPr>
-            <w:noProof/>
-            <w:webHidden/>
-          </w:rPr>
-          <w:instrText xml:space="preserve"> PAGEREF _Toc104214480 \h </w:instrText>
-        </w:r>
-        <w:r>
-          <w:rPr>
-            <w:noProof/>
-            <w:webHidden/>
-          </w:rPr>
-        </w:r>
-        <w:r>
-          <w:rPr>
-            <w:noProof/>
-            <w:webHidden/>
-          </w:rPr>
-          <w:fldChar w:fldCharType="separate"/>
-        </w:r>
-        <w:r>
-          <w:rPr>
-            <w:noProof/>
-            <w:webHidden/>
-          </w:rPr>
-          <w:t>10</w:t>
-        </w:r>
-        <w:r>
-          <w:rPr>
-            <w:noProof/>
-            <w:webHidden/>
-          </w:rPr>
-          <w:fldChar w:fldCharType="end"/>
-        </w:r>
-      </w:hyperlink>
-    </w:p>
-    <w:p>
-      <w:pPr>
         <w:pStyle w:val="TOC2"/>
         <w:tabs>
           <w:tab w:val="left" w:pos="880"/>
@@ -1252,7 +2097,7 @@
           <w:noProof/>
         </w:rPr>
       </w:pPr>
-      <w:hyperlink w:anchor="_Toc104214481" w:history="1">
+      <w:hyperlink w:anchor="_Toc105017462" w:history="1">
         <w:r>
           <w:rPr>
             <w:rStyle w:val="Hyperlink"/>
@@ -1292,7 +2137,7 @@
             <w:noProof/>
             <w:webHidden/>
           </w:rPr>
-          <w:instrText xml:space="preserve"> PAGEREF _Toc104214481 \h </w:instrText>
+          <w:instrText xml:space="preserve"> PAGEREF _Toc105017462 \h </w:instrText>
         </w:r>
         <w:r>
           <w:rPr>
@@ -1312,7 +2157,7 @@
             <w:noProof/>
             <w:webHidden/>
           </w:rPr>
-          <w:t>11</w:t>
+          <w:t>13</w:t>
         </w:r>
         <w:r>
           <w:rPr>
@@ -1334,7 +2179,7 @@
           <w:noProof/>
         </w:rPr>
       </w:pPr>
-      <w:hyperlink w:anchor="_Toc104214482" w:history="1">
+      <w:hyperlink w:anchor="_Toc105017463" w:history="1">
         <w:r>
           <w:rPr>
             <w:rStyle w:val="Hyperlink"/>
@@ -1374,7 +2219,7 @@
             <w:noProof/>
             <w:webHidden/>
           </w:rPr>
-          <w:instrText xml:space="preserve"> PAGEREF _Toc104214482 \h </w:instrText>
+          <w:instrText xml:space="preserve"> PAGEREF _Toc105017463 \h </w:instrText>
         </w:r>
         <w:r>
           <w:rPr>
@@ -1394,7 +2239,7 @@
             <w:noProof/>
             <w:webHidden/>
           </w:rPr>
-          <w:t>11</w:t>
+          <w:t>13</w:t>
         </w:r>
         <w:r>
           <w:rPr>
@@ -1416,7 +2261,7 @@
           <w:noProof/>
         </w:rPr>
       </w:pPr>
-      <w:hyperlink w:anchor="_Toc104214483" w:history="1">
+      <w:hyperlink w:anchor="_Toc105017464" w:history="1">
         <w:r>
           <w:rPr>
             <w:rStyle w:val="Hyperlink"/>
@@ -1456,7 +2301,7 @@
             <w:noProof/>
             <w:webHidden/>
           </w:rPr>
-          <w:instrText xml:space="preserve"> PAGEREF _Toc104214483 \h </w:instrText>
+          <w:instrText xml:space="preserve"> PAGEREF _Toc105017464 \h </w:instrText>
         </w:r>
         <w:r>
           <w:rPr>
@@ -1476,7 +2321,7 @@
             <w:noProof/>
             <w:webHidden/>
           </w:rPr>
-          <w:t>11</w:t>
+          <w:t>13</w:t>
         </w:r>
         <w:r>
           <w:rPr>
@@ -1498,7 +2343,7 @@
           <w:noProof/>
         </w:rPr>
       </w:pPr>
-      <w:hyperlink w:anchor="_Toc104214484" w:history="1">
+      <w:hyperlink w:anchor="_Toc105017465" w:history="1">
         <w:r>
           <w:rPr>
             <w:rStyle w:val="Hyperlink"/>
@@ -1538,7 +2383,7 @@
             <w:noProof/>
             <w:webHidden/>
           </w:rPr>
-          <w:instrText xml:space="preserve"> PAGEREF _Toc104214484 \h </w:instrText>
+          <w:instrText xml:space="preserve"> PAGEREF _Toc105017465 \h </w:instrText>
         </w:r>
         <w:r>
           <w:rPr>
@@ -1558,7 +2403,7 @@
             <w:noProof/>
             <w:webHidden/>
           </w:rPr>
-          <w:t>14</w:t>
+          <w:t>16</w:t>
         </w:r>
         <w:r>
           <w:rPr>
@@ -1580,7 +2425,7 @@
           <w:noProof/>
         </w:rPr>
       </w:pPr>
-      <w:hyperlink w:anchor="_Toc104214485" w:history="1">
+      <w:hyperlink w:anchor="_Toc105017466" w:history="1">
         <w:r>
           <w:rPr>
             <w:rStyle w:val="Hyperlink"/>
@@ -1620,7 +2465,7 @@
             <w:noProof/>
             <w:webHidden/>
           </w:rPr>
-          <w:instrText xml:space="preserve"> PAGEREF _Toc104214485 \h </w:instrText>
+          <w:instrText xml:space="preserve"> PAGEREF _Toc105017466 \h </w:instrText>
         </w:r>
         <w:r>
           <w:rPr>
@@ -1640,7 +2485,7 @@
             <w:noProof/>
             <w:webHidden/>
           </w:rPr>
-          <w:t>15</w:t>
+          <w:t>18</w:t>
         </w:r>
         <w:r>
           <w:rPr>
@@ -1662,7 +2507,7 @@
           <w:noProof/>
         </w:rPr>
       </w:pPr>
-      <w:hyperlink w:anchor="_Toc104214486" w:history="1">
+      <w:hyperlink w:anchor="_Toc105017467" w:history="1">
         <w:r>
           <w:rPr>
             <w:rStyle w:val="Hyperlink"/>
@@ -1681,7 +2526,7 @@
             <w:rStyle w:val="Hyperlink"/>
             <w:noProof/>
           </w:rPr>
-          <w:t>Requirements and specifications</w:t>
+          <w:t>Introduction</w:t>
         </w:r>
         <w:r>
           <w:rPr>
@@ -1702,7 +2547,7 @@
             <w:noProof/>
             <w:webHidden/>
           </w:rPr>
-          <w:instrText xml:space="preserve"> PAGEREF _Toc104214486 \h </w:instrText>
+          <w:instrText xml:space="preserve"> PAGEREF _Toc105017467 \h </w:instrText>
         </w:r>
         <w:r>
           <w:rPr>
@@ -1722,7 +2567,7 @@
             <w:noProof/>
             <w:webHidden/>
           </w:rPr>
-          <w:t>15</w:t>
+          <w:t>18</w:t>
         </w:r>
         <w:r>
           <w:rPr>
@@ -1744,7 +2589,7 @@
           <w:noProof/>
         </w:rPr>
       </w:pPr>
-      <w:hyperlink w:anchor="_Toc104214487" w:history="1">
+      <w:hyperlink w:anchor="_Toc105017468" w:history="1">
         <w:r>
           <w:rPr>
             <w:rStyle w:val="Hyperlink"/>
@@ -1763,7 +2608,7 @@
             <w:rStyle w:val="Hyperlink"/>
             <w:noProof/>
           </w:rPr>
-          <w:t>Implementation and Design</w:t>
+          <w:t>Features</w:t>
         </w:r>
         <w:r>
           <w:rPr>
@@ -1784,7 +2629,7 @@
             <w:noProof/>
             <w:webHidden/>
           </w:rPr>
-          <w:instrText xml:space="preserve"> PAGEREF _Toc104214487 \h </w:instrText>
+          <w:instrText xml:space="preserve"> PAGEREF _Toc105017468 \h </w:instrText>
         </w:r>
         <w:r>
           <w:rPr>
@@ -1804,7 +2649,7 @@
             <w:noProof/>
             <w:webHidden/>
           </w:rPr>
-          <w:t>17</w:t>
+          <w:t>19</w:t>
         </w:r>
         <w:r>
           <w:rPr>
@@ -1826,13 +2671,95 @@
           <w:noProof/>
         </w:rPr>
       </w:pPr>
-      <w:hyperlink w:anchor="_Toc104214488" w:history="1">
+      <w:hyperlink w:anchor="_Toc105017469" w:history="1">
         <w:r>
           <w:rPr>
             <w:rStyle w:val="Hyperlink"/>
             <w:noProof/>
           </w:rPr>
           <w:t>3.3</w:t>
+        </w:r>
+        <w:r>
+          <w:rPr>
+            <w:noProof/>
+          </w:rPr>
+          <w:tab/>
+        </w:r>
+        <w:r>
+          <w:rPr>
+            <w:rStyle w:val="Hyperlink"/>
+            <w:noProof/>
+          </w:rPr>
+          <w:t>Implementation</w:t>
+        </w:r>
+        <w:r>
+          <w:rPr>
+            <w:noProof/>
+            <w:webHidden/>
+          </w:rPr>
+          <w:tab/>
+        </w:r>
+        <w:r>
+          <w:rPr>
+            <w:noProof/>
+            <w:webHidden/>
+          </w:rPr>
+          <w:fldChar w:fldCharType="begin"/>
+        </w:r>
+        <w:r>
+          <w:rPr>
+            <w:noProof/>
+            <w:webHidden/>
+          </w:rPr>
+          <w:instrText xml:space="preserve"> PAGEREF _Toc105017469 \h </w:instrText>
+        </w:r>
+        <w:r>
+          <w:rPr>
+            <w:noProof/>
+            <w:webHidden/>
+          </w:rPr>
+        </w:r>
+        <w:r>
+          <w:rPr>
+            <w:noProof/>
+            <w:webHidden/>
+          </w:rPr>
+          <w:fldChar w:fldCharType="separate"/>
+        </w:r>
+        <w:r>
+          <w:rPr>
+            <w:noProof/>
+            <w:webHidden/>
+          </w:rPr>
+          <w:t>24</w:t>
+        </w:r>
+        <w:r>
+          <w:rPr>
+            <w:noProof/>
+            <w:webHidden/>
+          </w:rPr>
+          <w:fldChar w:fldCharType="end"/>
+        </w:r>
+      </w:hyperlink>
+    </w:p>
+    <w:p>
+      <w:pPr>
+        <w:pStyle w:val="TOC2"/>
+        <w:tabs>
+          <w:tab w:val="left" w:pos="880"/>
+          <w:tab w:val="right" w:leader="dot" w:pos="9350"/>
+        </w:tabs>
+        <w:rPr>
+          <w:noProof/>
+        </w:rPr>
+      </w:pPr>
+      <w:hyperlink w:anchor="_Toc105017470" w:history="1">
+        <w:r>
+          <w:rPr>
+            <w:rStyle w:val="Hyperlink"/>
+            <w:noProof/>
+          </w:rPr>
+          <w:t>3.4</w:t>
         </w:r>
         <w:r>
           <w:rPr>
@@ -1866,7 +2793,7 @@
             <w:noProof/>
             <w:webHidden/>
           </w:rPr>
-          <w:instrText xml:space="preserve"> PAGEREF _Toc104214488 \h </w:instrText>
+          <w:instrText xml:space="preserve"> PAGEREF _Toc105017470 \h </w:instrText>
         </w:r>
         <w:r>
           <w:rPr>
@@ -1886,7 +2813,7 @@
             <w:noProof/>
             <w:webHidden/>
           </w:rPr>
-          <w:t>17</w:t>
+          <w:t>29</w:t>
         </w:r>
         <w:r>
           <w:rPr>
@@ -1908,7 +2835,7 @@
           <w:noProof/>
         </w:rPr>
       </w:pPr>
-      <w:hyperlink w:anchor="_Toc104214489" w:history="1">
+      <w:hyperlink w:anchor="_Toc105017471" w:history="1">
         <w:r>
           <w:rPr>
             <w:rStyle w:val="Hyperlink"/>
@@ -1948,7 +2875,7 @@
             <w:noProof/>
             <w:webHidden/>
           </w:rPr>
-          <w:instrText xml:space="preserve"> PAGEREF _Toc104214489 \h </w:instrText>
+          <w:instrText xml:space="preserve"> PAGEREF _Toc105017471 \h </w:instrText>
         </w:r>
         <w:r>
           <w:rPr>
@@ -1968,7 +2895,7 @@
             <w:noProof/>
             <w:webHidden/>
           </w:rPr>
-          <w:t>17</w:t>
+          <w:t>30</w:t>
         </w:r>
         <w:r>
           <w:rPr>
@@ -1996,6 +2923,8 @@
         </w:rPr>
         <w:fldChar w:fldCharType="end"/>
       </w:r>
+      <w:bookmarkStart w:id="0" w:name="_GoBack"/>
+      <w:bookmarkEnd w:id="0"/>
     </w:p>
     <w:p>
       <w:pPr>
@@ -2041,13 +2970,30 @@
     <w:p>
       <w:pPr>
         <w:pStyle w:val="Heading1"/>
-      </w:pPr>
-      <w:bookmarkStart w:id="0" w:name="_Toc104214470"/>
+        <w:sectPr>
+          <w:footerReference w:type="even" r:id="rId11"/>
+          <w:footerReference w:type="default" r:id="rId12"/>
+          <w:footerReference w:type="first" r:id="rId13"/>
+          <w:type w:val="continuous"/>
+          <w:pgSz w:w="12240" w:h="15840"/>
+          <w:pgMar w:top="1440" w:right="1440" w:bottom="1440" w:left="1440" w:header="720" w:footer="720" w:gutter="0"/>
+          <w:pgNumType w:fmt="lowerRoman" w:start="1"/>
+          <w:cols w:space="720"/>
+          <w:titlePg/>
+          <w:docGrid w:linePitch="360"/>
+        </w:sectPr>
+      </w:pPr>
+    </w:p>
+    <w:p>
+      <w:pPr>
+        <w:pStyle w:val="Heading1"/>
+      </w:pPr>
+      <w:bookmarkStart w:id="1" w:name="_Toc105017452"/>
       <w:r>
         <w:lastRenderedPageBreak/>
         <w:t>Introduction</w:t>
       </w:r>
-      <w:bookmarkEnd w:id="0"/>
+      <w:bookmarkEnd w:id="1"/>
     </w:p>
     <w:p>
       <w:pPr>
@@ -2108,7 +3054,23 @@
           <w:sz w:val="24"/>
           <w:szCs w:val="24"/>
         </w:rPr>
-        <w:t xml:space="preserve">We have all noticed the technological progress that has been made lately and we can state that the time when the only way a patient could ask for a doctor’s help was by visiting his office is a thing of the past. </w:t>
+        <w:t>We have all noticed the technological progress that has been made lately and we can state that the time when the only way a patie</w:t>
+      </w:r>
+      <w:r>
+        <w:rPr>
+          <w:rFonts w:ascii="Times New Roman" w:hAnsi="Times New Roman" w:cs="Times New Roman"/>
+          <w:sz w:val="24"/>
+          <w:szCs w:val="24"/>
+        </w:rPr>
+        <w:t>nt could ask for a doctor’s advice</w:t>
+      </w:r>
+      <w:r>
+        <w:rPr>
+          <w:rFonts w:ascii="Times New Roman" w:hAnsi="Times New Roman" w:cs="Times New Roman"/>
+          <w:sz w:val="24"/>
+          <w:szCs w:val="24"/>
+        </w:rPr>
+        <w:t xml:space="preserve"> was by visiting his office is a thing of the past. </w:t>
       </w:r>
       <w:r>
         <w:rPr>
@@ -2175,7 +3137,23 @@
           <w:sz w:val="24"/>
           <w:szCs w:val="24"/>
         </w:rPr>
-        <w:t xml:space="preserve"> inspiration behind this work comes from the fact that, at this time, an important problem among the population is given by misinformation about different kind of health problems, people </w:t>
+        <w:t xml:space="preserve"> inspiration behind this work comes from the fact that, at this time, an important problem among the population is given by misinformation about different kind</w:t>
+      </w:r>
+      <w:r>
+        <w:rPr>
+          <w:rFonts w:ascii="Times New Roman" w:hAnsi="Times New Roman" w:cs="Times New Roman"/>
+          <w:sz w:val="24"/>
+          <w:szCs w:val="24"/>
+        </w:rPr>
+        <w:t>s</w:t>
+      </w:r>
+      <w:r>
+        <w:rPr>
+          <w:rFonts w:ascii="Times New Roman" w:hAnsi="Times New Roman" w:cs="Times New Roman"/>
+          <w:sz w:val="24"/>
+          <w:szCs w:val="24"/>
+        </w:rPr>
+        <w:t xml:space="preserve"> of health problems, people </w:t>
       </w:r>
       <w:r>
         <w:rPr>
@@ -2191,7 +3169,23 @@
           <w:sz w:val="24"/>
           <w:szCs w:val="24"/>
         </w:rPr>
-        <w:t xml:space="preserve"> looking for answers on their own and not asking advice from </w:t>
+        <w:t xml:space="preserve"> looking for answers on their own and not asking </w:t>
+      </w:r>
+      <w:r>
+        <w:rPr>
+          <w:rFonts w:ascii="Times New Roman" w:hAnsi="Times New Roman" w:cs="Times New Roman"/>
+          <w:sz w:val="24"/>
+          <w:szCs w:val="24"/>
+        </w:rPr>
+        <w:t xml:space="preserve">for </w:t>
+      </w:r>
+      <w:r>
+        <w:rPr>
+          <w:rFonts w:ascii="Times New Roman" w:hAnsi="Times New Roman" w:cs="Times New Roman"/>
+          <w:sz w:val="24"/>
+          <w:szCs w:val="24"/>
+        </w:rPr>
+        <w:t xml:space="preserve">advice from </w:t>
       </w:r>
       <w:r>
         <w:rPr>
@@ -2215,15 +3209,55 @@
           <w:sz w:val="24"/>
           <w:szCs w:val="24"/>
         </w:rPr>
-        <w:t>In the same time, other argument</w:t>
-      </w:r>
-      <w:r>
-        <w:rPr>
-          <w:rFonts w:ascii="Times New Roman" w:hAnsi="Times New Roman" w:cs="Times New Roman"/>
-          <w:sz w:val="24"/>
-          <w:szCs w:val="24"/>
-        </w:rPr>
-        <w:t xml:space="preserve"> is represented by the fact that digital tracking of the progress of a treatment could </w:t>
+        <w:t>At</w:t>
+      </w:r>
+      <w:r>
+        <w:rPr>
+          <w:rFonts w:ascii="Times New Roman" w:hAnsi="Times New Roman" w:cs="Times New Roman"/>
+          <w:sz w:val="24"/>
+          <w:szCs w:val="24"/>
+        </w:rPr>
+        <w:t xml:space="preserve"> the same time, </w:t>
+      </w:r>
+      <w:r>
+        <w:rPr>
+          <w:rFonts w:ascii="Times New Roman" w:hAnsi="Times New Roman" w:cs="Times New Roman"/>
+          <w:sz w:val="24"/>
+          <w:szCs w:val="24"/>
+        </w:rPr>
+        <w:t>an</w:t>
+      </w:r>
+      <w:r>
+        <w:rPr>
+          <w:rFonts w:ascii="Times New Roman" w:hAnsi="Times New Roman" w:cs="Times New Roman"/>
+          <w:sz w:val="24"/>
+          <w:szCs w:val="24"/>
+        </w:rPr>
+        <w:t>other argument</w:t>
+      </w:r>
+      <w:r>
+        <w:rPr>
+          <w:rFonts w:ascii="Times New Roman" w:hAnsi="Times New Roman" w:cs="Times New Roman"/>
+          <w:sz w:val="24"/>
+          <w:szCs w:val="24"/>
+        </w:rPr>
+        <w:t xml:space="preserve"> is represented by the fact that digita</w:t>
+      </w:r>
+      <w:r>
+        <w:rPr>
+          <w:rFonts w:ascii="Times New Roman" w:hAnsi="Times New Roman" w:cs="Times New Roman"/>
+          <w:sz w:val="24"/>
+          <w:szCs w:val="24"/>
+        </w:rPr>
+        <w:t xml:space="preserve">l tracking of the progress of </w:t>
+      </w:r>
+      <w:r>
+        <w:rPr>
+          <w:rFonts w:ascii="Times New Roman" w:hAnsi="Times New Roman" w:cs="Times New Roman"/>
+          <w:sz w:val="24"/>
+          <w:szCs w:val="24"/>
+        </w:rPr>
+        <w:t xml:space="preserve">treatment could </w:t>
       </w:r>
       <w:r>
         <w:rPr>
@@ -2314,11 +3348,11 @@
         <w:pStyle w:val="Heading2"/>
         <w:spacing w:line="360" w:lineRule="auto"/>
       </w:pPr>
-      <w:bookmarkStart w:id="1" w:name="_Toc104214471"/>
+      <w:bookmarkStart w:id="2" w:name="_Toc105017453"/>
       <w:r>
         <w:t>Objectives</w:t>
       </w:r>
-      <w:bookmarkEnd w:id="1"/>
+      <w:bookmarkEnd w:id="2"/>
       <w:r>
         <w:t xml:space="preserve"> </w:t>
       </w:r>
@@ -2361,7 +3395,71 @@
           <w:sz w:val="24"/>
           <w:szCs w:val="24"/>
         </w:rPr>
-        <w:t xml:space="preserve"> the main types of patient-doctor relationship and how does them affect the development of the application</w:t>
+        <w:t xml:space="preserve"> the main types of </w:t>
+      </w:r>
+      <w:r>
+        <w:rPr>
+          <w:rFonts w:ascii="Times New Roman" w:hAnsi="Times New Roman" w:cs="Times New Roman"/>
+          <w:sz w:val="24"/>
+          <w:szCs w:val="24"/>
+        </w:rPr>
+        <w:t xml:space="preserve">the </w:t>
+      </w:r>
+      <w:r>
+        <w:rPr>
+          <w:rFonts w:ascii="Times New Roman" w:hAnsi="Times New Roman" w:cs="Times New Roman"/>
+          <w:sz w:val="24"/>
+          <w:szCs w:val="24"/>
+        </w:rPr>
+        <w:t>patient-doctor relationship</w:t>
+      </w:r>
+      <w:r>
+        <w:rPr>
+          <w:rFonts w:ascii="Times New Roman" w:hAnsi="Times New Roman" w:cs="Times New Roman"/>
+          <w:sz w:val="24"/>
+          <w:szCs w:val="24"/>
+        </w:rPr>
+        <w:t>s</w:t>
+      </w:r>
+      <w:r>
+        <w:rPr>
+          <w:rFonts w:ascii="Times New Roman" w:hAnsi="Times New Roman" w:cs="Times New Roman"/>
+          <w:sz w:val="24"/>
+          <w:szCs w:val="24"/>
+        </w:rPr>
+        <w:t xml:space="preserve"> and how </w:t>
+      </w:r>
+      <w:r>
+        <w:rPr>
+          <w:rFonts w:ascii="Times New Roman" w:hAnsi="Times New Roman" w:cs="Times New Roman"/>
+          <w:sz w:val="24"/>
+          <w:szCs w:val="24"/>
+        </w:rPr>
+        <w:t>do</w:t>
+      </w:r>
+      <w:r>
+        <w:rPr>
+          <w:rFonts w:ascii="Times New Roman" w:hAnsi="Times New Roman" w:cs="Times New Roman"/>
+          <w:sz w:val="24"/>
+          <w:szCs w:val="24"/>
+        </w:rPr>
+        <w:t xml:space="preserve"> </w:t>
+      </w:r>
+      <w:r>
+        <w:rPr>
+          <w:rFonts w:ascii="Times New Roman" w:hAnsi="Times New Roman" w:cs="Times New Roman"/>
+          <w:sz w:val="24"/>
+          <w:szCs w:val="24"/>
+        </w:rPr>
+        <w:t>they</w:t>
+      </w:r>
+      <w:r>
+        <w:rPr>
+          <w:rFonts w:ascii="Times New Roman" w:hAnsi="Times New Roman" w:cs="Times New Roman"/>
+          <w:sz w:val="24"/>
+          <w:szCs w:val="24"/>
+        </w:rPr>
+        <w:t xml:space="preserve"> affect the development of the application</w:t>
       </w:r>
     </w:p>
     <w:p>
@@ -2418,7 +3516,23 @@
           <w:szCs w:val="24"/>
         </w:rPr>
         <w:lastRenderedPageBreak/>
-        <w:t xml:space="preserve">Present how web application have developed, what is their structure and how a real-time communication </w:t>
+        <w:t>Present how web application</w:t>
+      </w:r>
+      <w:r>
+        <w:rPr>
+          <w:rFonts w:ascii="Times New Roman" w:hAnsi="Times New Roman" w:cs="Times New Roman"/>
+          <w:sz w:val="24"/>
+          <w:szCs w:val="24"/>
+        </w:rPr>
+        <w:t>s</w:t>
+      </w:r>
+      <w:r>
+        <w:rPr>
+          <w:rFonts w:ascii="Times New Roman" w:hAnsi="Times New Roman" w:cs="Times New Roman"/>
+          <w:sz w:val="24"/>
+          <w:szCs w:val="24"/>
+        </w:rPr>
+        <w:t xml:space="preserve"> have developed, what is their structure and how a real-time communication </w:t>
       </w:r>
       <w:r>
         <w:rPr>
@@ -2501,11 +3615,11 @@
       <w:pPr>
         <w:pStyle w:val="Heading2"/>
       </w:pPr>
-      <w:bookmarkStart w:id="2" w:name="_Toc104214472"/>
+      <w:bookmarkStart w:id="3" w:name="_Toc105017454"/>
       <w:r>
         <w:t>Thesis outline</w:t>
       </w:r>
-      <w:bookmarkEnd w:id="2"/>
+      <w:bookmarkEnd w:id="3"/>
     </w:p>
     <w:p>
       <w:pPr>
@@ -2561,7 +3675,39 @@
           <w:sz w:val="24"/>
           <w:szCs w:val="24"/>
         </w:rPr>
-        <w:t xml:space="preserve">at the beginning the evolution of relationship between patient and doctor through history and a classification of this interaction. Furthermore, </w:t>
+        <w:t xml:space="preserve">at the beginning the evolution of </w:t>
+      </w:r>
+      <w:r>
+        <w:rPr>
+          <w:rFonts w:ascii="Times New Roman" w:hAnsi="Times New Roman" w:cs="Times New Roman"/>
+          <w:sz w:val="24"/>
+          <w:szCs w:val="24"/>
+        </w:rPr>
+        <w:t xml:space="preserve">the </w:t>
+      </w:r>
+      <w:r>
+        <w:rPr>
+          <w:rFonts w:ascii="Times New Roman" w:hAnsi="Times New Roman" w:cs="Times New Roman"/>
+          <w:sz w:val="24"/>
+          <w:szCs w:val="24"/>
+        </w:rPr>
+        <w:t xml:space="preserve">relationship between patient </w:t>
+      </w:r>
+      <w:r>
+        <w:rPr>
+          <w:rFonts w:ascii="Times New Roman" w:hAnsi="Times New Roman" w:cs="Times New Roman"/>
+          <w:sz w:val="24"/>
+          <w:szCs w:val="24"/>
+        </w:rPr>
+        <w:t xml:space="preserve">and doctor through the history and </w:t>
+      </w:r>
+      <w:r>
+        <w:rPr>
+          <w:rFonts w:ascii="Times New Roman" w:hAnsi="Times New Roman" w:cs="Times New Roman"/>
+          <w:sz w:val="24"/>
+          <w:szCs w:val="24"/>
+        </w:rPr>
+        <w:t xml:space="preserve">classification of this interaction. Furthermore, </w:t>
       </w:r>
       <w:r>
         <w:rPr>
@@ -2593,23 +3739,71 @@
           <w:sz w:val="24"/>
           <w:szCs w:val="24"/>
         </w:rPr>
-        <w:t xml:space="preserve">: what are the advantages, disadvantages of this approach, how such a system should be developed. </w:t>
-      </w:r>
-      <w:r>
-        <w:rPr>
-          <w:rFonts w:ascii="Times New Roman" w:hAnsi="Times New Roman" w:cs="Times New Roman"/>
-          <w:sz w:val="24"/>
-          <w:szCs w:val="24"/>
-        </w:rPr>
-        <w:t>In</w:t>
-      </w:r>
-      <w:r>
-        <w:rPr>
-          <w:rFonts w:ascii="Times New Roman" w:hAnsi="Times New Roman" w:cs="Times New Roman"/>
-          <w:sz w:val="24"/>
-          <w:szCs w:val="24"/>
-        </w:rPr>
-        <w:t xml:space="preserve"> the end of the chapter, there is a part dedicated to web applications, focusing on how they have improved over the years, what is their structure and also there is </w:t>
+        <w:t xml:space="preserve">: what are the advantages, </w:t>
+      </w:r>
+      <w:r>
+        <w:rPr>
+          <w:rFonts w:ascii="Times New Roman" w:hAnsi="Times New Roman" w:cs="Times New Roman"/>
+          <w:sz w:val="24"/>
+          <w:szCs w:val="24"/>
+        </w:rPr>
+        <w:t>possible problems to take into consideration</w:t>
+      </w:r>
+      <w:r>
+        <w:rPr>
+          <w:rFonts w:ascii="Times New Roman" w:hAnsi="Times New Roman" w:cs="Times New Roman"/>
+          <w:sz w:val="24"/>
+          <w:szCs w:val="24"/>
+        </w:rPr>
+        <w:t xml:space="preserve"> of this approach, and </w:t>
+      </w:r>
+      <w:r>
+        <w:rPr>
+          <w:rFonts w:ascii="Times New Roman" w:hAnsi="Times New Roman" w:cs="Times New Roman"/>
+          <w:sz w:val="24"/>
+          <w:szCs w:val="24"/>
+        </w:rPr>
+        <w:t xml:space="preserve">how such a system should be developed. </w:t>
+      </w:r>
+      <w:r>
+        <w:rPr>
+          <w:rFonts w:ascii="Times New Roman" w:hAnsi="Times New Roman" w:cs="Times New Roman"/>
+          <w:sz w:val="24"/>
+          <w:szCs w:val="24"/>
+        </w:rPr>
+        <w:t>At</w:t>
+      </w:r>
+      <w:r>
+        <w:rPr>
+          <w:rFonts w:ascii="Times New Roman" w:hAnsi="Times New Roman" w:cs="Times New Roman"/>
+          <w:sz w:val="24"/>
+          <w:szCs w:val="24"/>
+        </w:rPr>
+        <w:t xml:space="preserve"> the end of the chapter, there is a part dedicated to web applications, focusing on how th</w:t>
+      </w:r>
+      <w:r>
+        <w:rPr>
+          <w:rFonts w:ascii="Times New Roman" w:hAnsi="Times New Roman" w:cs="Times New Roman"/>
+          <w:sz w:val="24"/>
+          <w:szCs w:val="24"/>
+        </w:rPr>
+        <w:t>ey have improved over the years and</w:t>
+      </w:r>
+      <w:r>
+        <w:rPr>
+          <w:rFonts w:ascii="Times New Roman" w:hAnsi="Times New Roman" w:cs="Times New Roman"/>
+          <w:sz w:val="24"/>
+          <w:szCs w:val="24"/>
+        </w:rPr>
+        <w:t xml:space="preserve"> what is their structure; </w:t>
+      </w:r>
+      <w:r>
+        <w:rPr>
+          <w:rFonts w:ascii="Times New Roman" w:hAnsi="Times New Roman" w:cs="Times New Roman"/>
+          <w:sz w:val="24"/>
+          <w:szCs w:val="24"/>
+        </w:rPr>
+        <w:t xml:space="preserve">also there is </w:t>
       </w:r>
       <w:r>
         <w:rPr>
@@ -2668,15 +3862,7 @@
           <w:sz w:val="24"/>
           <w:szCs w:val="24"/>
         </w:rPr>
-        <w:t xml:space="preserve">, how </w:t>
-      </w:r>
-      <w:r>
-        <w:rPr>
-          <w:rFonts w:ascii="Times New Roman" w:hAnsi="Times New Roman" w:cs="Times New Roman"/>
-          <w:sz w:val="24"/>
-          <w:szCs w:val="24"/>
-        </w:rPr>
-        <w:t>the pages of the application look and behave</w:t>
+        <w:t>, how the pages of the application look and behave</w:t>
       </w:r>
       <w:r>
         <w:rPr>
@@ -2692,7 +3878,15 @@
           <w:sz w:val="24"/>
           <w:szCs w:val="24"/>
         </w:rPr>
-        <w:t>that were made. The last section is dedicated to the testing process of the application.</w:t>
+        <w:t xml:space="preserve">that were made. The last section is dedicated to the </w:t>
+      </w:r>
+      <w:r>
+        <w:rPr>
+          <w:rFonts w:ascii="Times New Roman" w:hAnsi="Times New Roman" w:cs="Times New Roman"/>
+          <w:sz w:val="24"/>
+          <w:szCs w:val="24"/>
+        </w:rPr>
+        <w:t xml:space="preserve">used technologies during the development process. </w:t>
       </w:r>
     </w:p>
     <w:p>
@@ -2711,7 +3905,23 @@
           <w:sz w:val="24"/>
           <w:szCs w:val="24"/>
         </w:rPr>
-        <w:t>The last part, Chapter 4 – Conclusions, as the name suggests, presents the obtained results of this working and how the developed application can be improved.</w:t>
+        <w:t xml:space="preserve">The last part, Chapter 4 – Conclusions, as the name suggests, presents the obtained results of this </w:t>
+      </w:r>
+      <w:r>
+        <w:rPr>
+          <w:rFonts w:ascii="Times New Roman" w:hAnsi="Times New Roman" w:cs="Times New Roman"/>
+          <w:sz w:val="24"/>
+          <w:szCs w:val="24"/>
+        </w:rPr>
+        <w:t>thesis</w:t>
+      </w:r>
+      <w:r>
+        <w:rPr>
+          <w:rFonts w:ascii="Times New Roman" w:hAnsi="Times New Roman" w:cs="Times New Roman"/>
+          <w:sz w:val="24"/>
+          <w:szCs w:val="24"/>
+        </w:rPr>
+        <w:t xml:space="preserve"> and how the developed application can be improved.</w:t>
       </w:r>
     </w:p>
     <w:p>
@@ -2734,12 +3944,12 @@
         <w:pStyle w:val="Heading1"/>
         <w:spacing w:line="360" w:lineRule="auto"/>
       </w:pPr>
-      <w:bookmarkStart w:id="3" w:name="_Toc104214473"/>
+      <w:bookmarkStart w:id="4" w:name="_Toc105017455"/>
       <w:r>
         <w:lastRenderedPageBreak/>
         <w:t>Theoretical Background</w:t>
       </w:r>
-      <w:bookmarkEnd w:id="3"/>
+      <w:bookmarkEnd w:id="4"/>
     </w:p>
     <w:p>
       <w:pPr>
@@ -2754,11 +3964,11 @@
         <w:pStyle w:val="Heading2"/>
         <w:spacing w:line="360" w:lineRule="auto"/>
       </w:pPr>
-      <w:bookmarkStart w:id="4" w:name="_Toc104214474"/>
+      <w:bookmarkStart w:id="5" w:name="_Toc105017456"/>
       <w:r>
         <w:t>Patient Doctor Relationship</w:t>
       </w:r>
-      <w:bookmarkEnd w:id="4"/>
+      <w:bookmarkEnd w:id="5"/>
     </w:p>
     <w:p>
       <w:pPr>
@@ -2774,11 +3984,11 @@
         <w:pStyle w:val="Heading3"/>
         <w:spacing w:line="360" w:lineRule="auto"/>
       </w:pPr>
-      <w:bookmarkStart w:id="5" w:name="_Toc104214475"/>
+      <w:bookmarkStart w:id="6" w:name="_Toc105017457"/>
       <w:r>
         <w:t>Brief History</w:t>
       </w:r>
-      <w:bookmarkEnd w:id="5"/>
+      <w:bookmarkEnd w:id="6"/>
     </w:p>
     <w:p>
       <w:pPr>
@@ -2815,7 +4025,39 @@
           <w:sz w:val="24"/>
           <w:szCs w:val="24"/>
         </w:rPr>
-        <w:t>ancient times, people have sought the help of doctors to solve a medical problem, but the relationship between the two entities has not always been similar to that of today.</w:t>
+        <w:t xml:space="preserve">ancient times, people have sought the help of doctors to </w:t>
+      </w:r>
+      <w:r>
+        <w:rPr>
+          <w:rFonts w:ascii="Times New Roman" w:hAnsi="Times New Roman" w:cs="Times New Roman"/>
+          <w:sz w:val="24"/>
+          <w:szCs w:val="24"/>
+        </w:rPr>
+        <w:t xml:space="preserve">solve </w:t>
+      </w:r>
+      <w:r>
+        <w:rPr>
+          <w:rFonts w:ascii="Times New Roman" w:hAnsi="Times New Roman" w:cs="Times New Roman"/>
+          <w:sz w:val="24"/>
+          <w:szCs w:val="24"/>
+        </w:rPr>
+        <w:t>medical problem</w:t>
+      </w:r>
+      <w:r>
+        <w:rPr>
+          <w:rFonts w:ascii="Times New Roman" w:hAnsi="Times New Roman" w:cs="Times New Roman"/>
+          <w:sz w:val="24"/>
+          <w:szCs w:val="24"/>
+        </w:rPr>
+        <w:t>s</w:t>
+      </w:r>
+      <w:r>
+        <w:rPr>
+          <w:rFonts w:ascii="Times New Roman" w:hAnsi="Times New Roman" w:cs="Times New Roman"/>
+          <w:sz w:val="24"/>
+          <w:szCs w:val="24"/>
+        </w:rPr>
+        <w:t>, but the relationship between the two entities has not always been similar to that of today.</w:t>
       </w:r>
       <w:r>
         <w:rPr>
@@ -2977,7 +4219,17 @@
           <w:szCs w:val="24"/>
           <w:shd w:val="clear" w:color="auto" w:fill="FFFFFF"/>
         </w:rPr>
-        <w:t>The French revolution (late 18th century)</w:t>
+        <w:t>The French R</w:t>
+      </w:r>
+      <w:r>
+        <w:rPr>
+          <w:rFonts w:ascii="Times New Roman" w:hAnsi="Times New Roman" w:cs="Times New Roman"/>
+          <w:color w:val="000000" w:themeColor="text1"/>
+          <w:sz w:val="24"/>
+          <w:szCs w:val="24"/>
+          <w:shd w:val="clear" w:color="auto" w:fill="FFFFFF"/>
+        </w:rPr>
+        <w:t>evolution (late 18th century)</w:t>
       </w:r>
     </w:p>
     <w:p>
@@ -3057,7 +4309,23 @@
           <w:sz w:val="24"/>
           <w:szCs w:val="24"/>
         </w:rPr>
-        <w:t xml:space="preserve">octor making all the decisions. </w:t>
+        <w:t xml:space="preserve">octor </w:t>
+      </w:r>
+      <w:r>
+        <w:rPr>
+          <w:rFonts w:ascii="Times New Roman" w:hAnsi="Times New Roman" w:cs="Times New Roman"/>
+          <w:sz w:val="24"/>
+          <w:szCs w:val="24"/>
+        </w:rPr>
+        <w:t>made</w:t>
+      </w:r>
+      <w:r>
+        <w:rPr>
+          <w:rFonts w:ascii="Times New Roman" w:hAnsi="Times New Roman" w:cs="Times New Roman"/>
+          <w:sz w:val="24"/>
+          <w:szCs w:val="24"/>
+        </w:rPr>
+        <w:t xml:space="preserve"> all the decisions. </w:t>
       </w:r>
       <w:r>
         <w:rPr>
@@ -3152,7 +4420,23 @@
           <w:szCs w:val="24"/>
         </w:rPr>
         <w:lastRenderedPageBreak/>
-        <w:t xml:space="preserve">the status of patient is that of a man without opinions, who is just waiting to be saved. </w:t>
+        <w:t xml:space="preserve">the status of </w:t>
+      </w:r>
+      <w:r>
+        <w:rPr>
+          <w:rFonts w:ascii="Times New Roman" w:hAnsi="Times New Roman" w:cs="Times New Roman"/>
+          <w:sz w:val="24"/>
+          <w:szCs w:val="24"/>
+        </w:rPr>
+        <w:t xml:space="preserve">the </w:t>
+      </w:r>
+      <w:r>
+        <w:rPr>
+          <w:rFonts w:ascii="Times New Roman" w:hAnsi="Times New Roman" w:cs="Times New Roman"/>
+          <w:sz w:val="24"/>
+          <w:szCs w:val="24"/>
+        </w:rPr>
+        <w:t xml:space="preserve">patient is that of a man without opinions, who is just waiting to be saved. </w:t>
       </w:r>
       <w:r>
         <w:rPr>
@@ -3223,7 +4507,7 @@
           <w:szCs w:val="24"/>
           <w:shd w:val="clear" w:color="auto" w:fill="FFFFFF"/>
         </w:rPr>
-        <w:t xml:space="preserve">Since 1700s, thanks to impressive </w:t>
+        <w:t xml:space="preserve">Since </w:t>
       </w:r>
       <w:r>
         <w:rPr>
@@ -3233,7 +4517,7 @@
           <w:szCs w:val="24"/>
           <w:shd w:val="clear" w:color="auto" w:fill="FFFFFF"/>
         </w:rPr>
-        <w:t>medical advances, the development of technology and of society in general, the patient doctor relationship has evolved through multiple intermediate phases (</w:t>
+        <w:t xml:space="preserve">the </w:t>
       </w:r>
       <w:r>
         <w:rPr>
@@ -3243,7 +4527,7 @@
           <w:szCs w:val="24"/>
           <w:shd w:val="clear" w:color="auto" w:fill="FFFFFF"/>
         </w:rPr>
-        <w:t>as example, to</w:t>
+        <w:t xml:space="preserve">1700s, thanks to impressive </w:t>
       </w:r>
       <w:r>
         <w:rPr>
@@ -3253,7 +4537,7 @@
           <w:szCs w:val="24"/>
           <w:shd w:val="clear" w:color="auto" w:fill="FFFFFF"/>
         </w:rPr>
-        <w:t xml:space="preserve"> treat the </w:t>
+        <w:t>medical advances, the development of technology</w:t>
       </w:r>
       <w:r>
         <w:rPr>
@@ -3263,6 +4547,106 @@
           <w:szCs w:val="24"/>
           <w:shd w:val="clear" w:color="auto" w:fill="FFFFFF"/>
         </w:rPr>
+        <w:t>, and</w:t>
+      </w:r>
+      <w:r>
+        <w:rPr>
+          <w:rFonts w:ascii="Times New Roman" w:hAnsi="Times New Roman" w:cs="Times New Roman"/>
+          <w:color w:val="000000" w:themeColor="text1"/>
+          <w:sz w:val="24"/>
+          <w:szCs w:val="24"/>
+          <w:shd w:val="clear" w:color="auto" w:fill="FFFFFF"/>
+        </w:rPr>
+        <w:t xml:space="preserve"> </w:t>
+      </w:r>
+      <w:r>
+        <w:rPr>
+          <w:rFonts w:ascii="Times New Roman" w:hAnsi="Times New Roman" w:cs="Times New Roman"/>
+          <w:color w:val="000000" w:themeColor="text1"/>
+          <w:sz w:val="24"/>
+          <w:szCs w:val="24"/>
+          <w:shd w:val="clear" w:color="auto" w:fill="FFFFFF"/>
+        </w:rPr>
+        <w:t>society in general, the patient-</w:t>
+      </w:r>
+      <w:r>
+        <w:rPr>
+          <w:rFonts w:ascii="Times New Roman" w:hAnsi="Times New Roman" w:cs="Times New Roman"/>
+          <w:color w:val="000000" w:themeColor="text1"/>
+          <w:sz w:val="24"/>
+          <w:szCs w:val="24"/>
+          <w:shd w:val="clear" w:color="auto" w:fill="FFFFFF"/>
+        </w:rPr>
+        <w:t>doctor relationship has evolved through multiple intermediate phases (</w:t>
+      </w:r>
+      <w:r>
+        <w:rPr>
+          <w:rFonts w:ascii="Times New Roman" w:hAnsi="Times New Roman" w:cs="Times New Roman"/>
+          <w:color w:val="000000" w:themeColor="text1"/>
+          <w:sz w:val="24"/>
+          <w:szCs w:val="24"/>
+          <w:shd w:val="clear" w:color="auto" w:fill="FFFFFF"/>
+        </w:rPr>
+        <w:t>for</w:t>
+      </w:r>
+      <w:r>
+        <w:rPr>
+          <w:rFonts w:ascii="Times New Roman" w:hAnsi="Times New Roman" w:cs="Times New Roman"/>
+          <w:color w:val="000000" w:themeColor="text1"/>
+          <w:sz w:val="24"/>
+          <w:szCs w:val="24"/>
+          <w:shd w:val="clear" w:color="auto" w:fill="FFFFFF"/>
+        </w:rPr>
+        <w:t xml:space="preserve"> </w:t>
+      </w:r>
+      <w:r>
+        <w:rPr>
+          <w:rFonts w:ascii="Times New Roman" w:hAnsi="Times New Roman" w:cs="Times New Roman"/>
+          <w:color w:val="000000" w:themeColor="text1"/>
+          <w:sz w:val="24"/>
+          <w:szCs w:val="24"/>
+          <w:shd w:val="clear" w:color="auto" w:fill="FFFFFF"/>
+        </w:rPr>
+        <w:t xml:space="preserve">an </w:t>
+      </w:r>
+      <w:r>
+        <w:rPr>
+          <w:rFonts w:ascii="Times New Roman" w:hAnsi="Times New Roman" w:cs="Times New Roman"/>
+          <w:color w:val="000000" w:themeColor="text1"/>
+          <w:sz w:val="24"/>
+          <w:szCs w:val="24"/>
+          <w:shd w:val="clear" w:color="auto" w:fill="FFFFFF"/>
+        </w:rPr>
+        <w:t xml:space="preserve">example, </w:t>
+      </w:r>
+      <w:r>
+        <w:rPr>
+          <w:rFonts w:ascii="Times New Roman" w:hAnsi="Times New Roman" w:cs="Times New Roman"/>
+          <w:color w:val="000000" w:themeColor="text1"/>
+          <w:sz w:val="24"/>
+          <w:szCs w:val="24"/>
+          <w:shd w:val="clear" w:color="auto" w:fill="FFFFFF"/>
+        </w:rPr>
+        <w:t>treating</w:t>
+      </w:r>
+      <w:r>
+        <w:rPr>
+          <w:rFonts w:ascii="Times New Roman" w:hAnsi="Times New Roman" w:cs="Times New Roman"/>
+          <w:color w:val="000000" w:themeColor="text1"/>
+          <w:sz w:val="24"/>
+          <w:szCs w:val="24"/>
+          <w:shd w:val="clear" w:color="auto" w:fill="FFFFFF"/>
+        </w:rPr>
+        <w:t xml:space="preserve"> the </w:t>
+      </w:r>
+      <w:r>
+        <w:rPr>
+          <w:rFonts w:ascii="Times New Roman" w:hAnsi="Times New Roman" w:cs="Times New Roman"/>
+          <w:color w:val="000000" w:themeColor="text1"/>
+          <w:sz w:val="24"/>
+          <w:szCs w:val="24"/>
+          <w:shd w:val="clear" w:color="auto" w:fill="FFFFFF"/>
+        </w:rPr>
         <w:t>sick one</w:t>
       </w:r>
       <w:r>
@@ -3463,7 +4847,7 @@
           <w:szCs w:val="24"/>
         </w:rPr>
         <w:drawing>
-          <wp:inline distT="0" distB="0" distL="0" distR="0" wp14:anchorId="7A156A89" wp14:editId="22A50614">
+          <wp:inline distT="0" distB="0" distL="0" distR="0" wp14:anchorId="7F51F08A" wp14:editId="0585D7E5">
             <wp:extent cx="2526195" cy="3619500"/>
             <wp:effectExtent l="0" t="0" r="7620" b="0"/>
             <wp:docPr id="1" name="Picture 1" descr="C:\Users\cosmi\Downloads\Evolution of patient doctor relationship.jpg"/>
@@ -3480,7 +4864,7 @@
                     </pic:cNvPicPr>
                   </pic:nvPicPr>
                   <pic:blipFill>
-                    <a:blip r:embed="rId9">
+                    <a:blip r:embed="rId14">
                       <a:extLst>
                         <a:ext uri="{28A0092B-C50C-407E-A947-70E740481C1C}">
                           <a14:useLocalDpi xmlns:a14="http://schemas.microsoft.com/office/drawing/2010/main" val="0"/>
@@ -3671,7 +5055,7 @@
       <w:pPr>
         <w:pStyle w:val="Heading3"/>
       </w:pPr>
-      <w:bookmarkStart w:id="6" w:name="_Toc104214476"/>
+      <w:bookmarkStart w:id="7" w:name="_Toc105017458"/>
       <w:r>
         <w:lastRenderedPageBreak/>
         <w:t>Different T</w:t>
@@ -3679,7 +5063,7 @@
       <w:r>
         <w:t>ypes of Patient-Doctor Relationship</w:t>
       </w:r>
-      <w:bookmarkEnd w:id="6"/>
+      <w:bookmarkEnd w:id="7"/>
     </w:p>
     <w:p>
       <w:pPr>
@@ -3708,7 +5092,39 @@
           <w:sz w:val="24"/>
           <w:szCs w:val="24"/>
         </w:rPr>
-        <w:t>In order to understand the importance of technology in patient-doctor relationship nowadays, we need to have a clearer view in this domain</w:t>
+        <w:t xml:space="preserve">In order to understand the importance of technology in </w:t>
+      </w:r>
+      <w:r>
+        <w:rPr>
+          <w:rFonts w:ascii="Times New Roman" w:hAnsi="Times New Roman" w:cs="Times New Roman"/>
+          <w:sz w:val="24"/>
+          <w:szCs w:val="24"/>
+        </w:rPr>
+        <w:t xml:space="preserve">the </w:t>
+      </w:r>
+      <w:r>
+        <w:rPr>
+          <w:rFonts w:ascii="Times New Roman" w:hAnsi="Times New Roman" w:cs="Times New Roman"/>
+          <w:sz w:val="24"/>
+          <w:szCs w:val="24"/>
+        </w:rPr>
+        <w:t>patient-doctor relationship nowadays, w</w:t>
+      </w:r>
+      <w:r>
+        <w:rPr>
+          <w:rFonts w:ascii="Times New Roman" w:hAnsi="Times New Roman" w:cs="Times New Roman"/>
+          <w:sz w:val="24"/>
+          <w:szCs w:val="24"/>
+        </w:rPr>
+        <w:t>e need to have a clearer view of</w:t>
+      </w:r>
+      <w:r>
+        <w:rPr>
+          <w:rFonts w:ascii="Times New Roman" w:hAnsi="Times New Roman" w:cs="Times New Roman"/>
+          <w:sz w:val="24"/>
+          <w:szCs w:val="24"/>
+        </w:rPr>
+        <w:t xml:space="preserve"> this domain</w:t>
       </w:r>
       <w:r>
         <w:rPr>
@@ -3815,7 +5231,23 @@
           <w:sz w:val="24"/>
           <w:szCs w:val="24"/>
         </w:rPr>
-        <w:t xml:space="preserve">proposed in 1992 a classification of physician-patient relationship based on </w:t>
+        <w:t xml:space="preserve">proposed in 1992 a classification of </w:t>
+      </w:r>
+      <w:r>
+        <w:rPr>
+          <w:rFonts w:ascii="Times New Roman" w:hAnsi="Times New Roman" w:cs="Times New Roman"/>
+          <w:sz w:val="24"/>
+          <w:szCs w:val="24"/>
+        </w:rPr>
+        <w:t xml:space="preserve">the </w:t>
+      </w:r>
+      <w:r>
+        <w:rPr>
+          <w:rFonts w:ascii="Times New Roman" w:hAnsi="Times New Roman" w:cs="Times New Roman"/>
+          <w:sz w:val="24"/>
+          <w:szCs w:val="24"/>
+        </w:rPr>
+        <w:t xml:space="preserve">physician-patient relationship based on </w:t>
       </w:r>
       <w:r>
         <w:rPr>
@@ -3855,7 +5287,23 @@
           <w:sz w:val="24"/>
           <w:szCs w:val="24"/>
         </w:rPr>
-        <w:t>. This classification contains four models: the paternalistic, the informative, the interpretive and the deliberative one, but as the authors themselves suggest, there could be also more models.</w:t>
+        <w:t>. This classification contains four models: the paternalistic, the informative, the interpretive</w:t>
+      </w:r>
+      <w:r>
+        <w:rPr>
+          <w:rFonts w:ascii="Times New Roman" w:hAnsi="Times New Roman" w:cs="Times New Roman"/>
+          <w:sz w:val="24"/>
+          <w:szCs w:val="24"/>
+        </w:rPr>
+        <w:t>,</w:t>
+      </w:r>
+      <w:r>
+        <w:rPr>
+          <w:rFonts w:ascii="Times New Roman" w:hAnsi="Times New Roman" w:cs="Times New Roman"/>
+          <w:sz w:val="24"/>
+          <w:szCs w:val="24"/>
+        </w:rPr>
+        <w:t xml:space="preserve"> and the deliberative, but as the authors themselves suggest, there could be also more models.</w:t>
       </w:r>
     </w:p>
     <w:p>
@@ -3874,7 +5322,23 @@
           <w:sz w:val="24"/>
           <w:szCs w:val="24"/>
         </w:rPr>
-        <w:t>The paternalistic model involves that doctor establishes what the best option for the patient</w:t>
+        <w:t xml:space="preserve">The paternalistic model involves </w:t>
+      </w:r>
+      <w:r>
+        <w:rPr>
+          <w:rFonts w:ascii="Times New Roman" w:hAnsi="Times New Roman" w:cs="Times New Roman"/>
+          <w:sz w:val="24"/>
+          <w:szCs w:val="24"/>
+        </w:rPr>
+        <w:t>the doctor establishing</w:t>
+      </w:r>
+      <w:r>
+        <w:rPr>
+          <w:rFonts w:ascii="Times New Roman" w:hAnsi="Times New Roman" w:cs="Times New Roman"/>
+          <w:sz w:val="24"/>
+          <w:szCs w:val="24"/>
+        </w:rPr>
+        <w:t xml:space="preserve"> what the best option for the patient</w:t>
       </w:r>
       <w:r>
         <w:rPr>
@@ -3898,7 +5362,23 @@
           <w:sz w:val="24"/>
           <w:szCs w:val="24"/>
         </w:rPr>
-        <w:t xml:space="preserve">and tries, with the help of the acquired medical knowledge, to apply the necessary practices for healing. The patient receives the information regarding the practices that suits </w:t>
+        <w:t xml:space="preserve">and </w:t>
+      </w:r>
+      <w:r>
+        <w:rPr>
+          <w:rFonts w:ascii="Times New Roman" w:hAnsi="Times New Roman" w:cs="Times New Roman"/>
+          <w:sz w:val="24"/>
+          <w:szCs w:val="24"/>
+        </w:rPr>
+        <w:t>trying</w:t>
+      </w:r>
+      <w:r>
+        <w:rPr>
+          <w:rFonts w:ascii="Times New Roman" w:hAnsi="Times New Roman" w:cs="Times New Roman"/>
+          <w:sz w:val="24"/>
+          <w:szCs w:val="24"/>
+        </w:rPr>
+        <w:t xml:space="preserve">, with the help of the acquired medical knowledge, to apply the necessary practices for healing. The patient receives the information regarding the practices that suits </w:t>
       </w:r>
       <w:r>
         <w:rPr>
@@ -3922,7 +5402,23 @@
           <w:sz w:val="24"/>
           <w:szCs w:val="24"/>
         </w:rPr>
-        <w:t xml:space="preserve"> and it is possible to disagree initially with the doctor’s approach, but later he or she will be satisfied with the taken decisions. This model has as counter-argument the fact that doctor and patient don’t share the same view in every situation; sometimes the patient can have different interests than its health (for example, a future grandmother chose a safe but not so eff</w:t>
+        <w:t xml:space="preserve"> and it is possible to disagree initially with the doctor’s approach, but later he or she will be satisfied with the taken decisions. This model has as </w:t>
+      </w:r>
+      <w:r>
+        <w:rPr>
+          <w:rFonts w:ascii="Times New Roman" w:hAnsi="Times New Roman" w:cs="Times New Roman"/>
+          <w:sz w:val="24"/>
+          <w:szCs w:val="24"/>
+        </w:rPr>
+        <w:t xml:space="preserve">a </w:t>
+      </w:r>
+      <w:r>
+        <w:rPr>
+          <w:rFonts w:ascii="Times New Roman" w:hAnsi="Times New Roman" w:cs="Times New Roman"/>
+          <w:sz w:val="24"/>
+          <w:szCs w:val="24"/>
+        </w:rPr>
+        <w:t>counter-argument the fact that doctor and patient don’t share the same view in every situation; sometimes the patient can have different interests than its health (for example, a future grandmother chose a safe but not so eff</w:t>
       </w:r>
       <w:r>
         <w:rPr>
@@ -3978,7 +5474,23 @@
           <w:sz w:val="24"/>
           <w:szCs w:val="24"/>
         </w:rPr>
-        <w:t>. Of course, there are special cases in which this type of interaction is justified, like in critical situations where time is a crucial factor in taking a decision.</w:t>
+        <w:t xml:space="preserve">. Of course, there are special cases in which this type of interaction is justified, like in critical situations where time is a crucial factor in </w:t>
+      </w:r>
+      <w:r>
+        <w:rPr>
+          <w:rFonts w:ascii="Times New Roman" w:hAnsi="Times New Roman" w:cs="Times New Roman"/>
+          <w:sz w:val="24"/>
+          <w:szCs w:val="24"/>
+        </w:rPr>
+        <w:t>making</w:t>
+      </w:r>
+      <w:r>
+        <w:rPr>
+          <w:rFonts w:ascii="Times New Roman" w:hAnsi="Times New Roman" w:cs="Times New Roman"/>
+          <w:sz w:val="24"/>
+          <w:szCs w:val="24"/>
+        </w:rPr>
+        <w:t xml:space="preserve"> a decision.</w:t>
       </w:r>
     </w:p>
     <w:p>
@@ -3997,7 +5509,87 @@
           <w:sz w:val="24"/>
           <w:szCs w:val="24"/>
         </w:rPr>
-        <w:t xml:space="preserve">In the informative model, doctor presents to patient all medical information that is required for this to take a decision about what treatment should be used. In this way, the doctor is just a </w:t>
+        <w:t xml:space="preserve">In the informative model, </w:t>
+      </w:r>
+      <w:r>
+        <w:rPr>
+          <w:rFonts w:ascii="Times New Roman" w:hAnsi="Times New Roman" w:cs="Times New Roman"/>
+          <w:sz w:val="24"/>
+          <w:szCs w:val="24"/>
+        </w:rPr>
+        <w:t xml:space="preserve">the </w:t>
+      </w:r>
+      <w:r>
+        <w:rPr>
+          <w:rFonts w:ascii="Times New Roman" w:hAnsi="Times New Roman" w:cs="Times New Roman"/>
+          <w:sz w:val="24"/>
+          <w:szCs w:val="24"/>
+        </w:rPr>
+        <w:t xml:space="preserve">doctor presents to </w:t>
+      </w:r>
+      <w:r>
+        <w:rPr>
+          <w:rFonts w:ascii="Times New Roman" w:hAnsi="Times New Roman" w:cs="Times New Roman"/>
+          <w:sz w:val="24"/>
+          <w:szCs w:val="24"/>
+        </w:rPr>
+        <w:t xml:space="preserve">the </w:t>
+      </w:r>
+      <w:r>
+        <w:rPr>
+          <w:rFonts w:ascii="Times New Roman" w:hAnsi="Times New Roman" w:cs="Times New Roman"/>
+          <w:sz w:val="24"/>
+          <w:szCs w:val="24"/>
+        </w:rPr>
+        <w:t xml:space="preserve">patient all </w:t>
+      </w:r>
+      <w:r>
+        <w:rPr>
+          <w:rFonts w:ascii="Times New Roman" w:hAnsi="Times New Roman" w:cs="Times New Roman"/>
+          <w:sz w:val="24"/>
+          <w:szCs w:val="24"/>
+        </w:rPr>
+        <w:t xml:space="preserve">the </w:t>
+      </w:r>
+      <w:r>
+        <w:rPr>
+          <w:rFonts w:ascii="Times New Roman" w:hAnsi="Times New Roman" w:cs="Times New Roman"/>
+          <w:sz w:val="24"/>
+          <w:szCs w:val="24"/>
+        </w:rPr>
+        <w:t xml:space="preserve">medical information that is required for this to </w:t>
+      </w:r>
+      <w:r>
+        <w:rPr>
+          <w:rFonts w:ascii="Times New Roman" w:hAnsi="Times New Roman" w:cs="Times New Roman"/>
+          <w:sz w:val="24"/>
+          <w:szCs w:val="24"/>
+        </w:rPr>
+        <w:t>decide on</w:t>
+      </w:r>
+      <w:r>
+        <w:rPr>
+          <w:rFonts w:ascii="Times New Roman" w:hAnsi="Times New Roman" w:cs="Times New Roman"/>
+          <w:sz w:val="24"/>
+          <w:szCs w:val="24"/>
+        </w:rPr>
+        <w:t xml:space="preserve"> what treatment </w:t>
+      </w:r>
+      <w:r>
+        <w:rPr>
+          <w:rFonts w:ascii="Times New Roman" w:hAnsi="Times New Roman" w:cs="Times New Roman"/>
+          <w:sz w:val="24"/>
+          <w:szCs w:val="24"/>
+        </w:rPr>
+        <w:t>should be used. In this way, a</w:t>
+      </w:r>
+      <w:r>
+        <w:rPr>
+          <w:rFonts w:ascii="Times New Roman" w:hAnsi="Times New Roman" w:cs="Times New Roman"/>
+          <w:sz w:val="24"/>
+          <w:szCs w:val="24"/>
+        </w:rPr>
+        <w:t xml:space="preserve"> doctor is just a </w:t>
       </w:r>
       <w:r>
         <w:rPr>
@@ -4037,7 +5629,15 @@
           <w:sz w:val="24"/>
           <w:szCs w:val="24"/>
         </w:rPr>
-        <w:t xml:space="preserve">. Important to notice, this model is more a theoretical one because in real-life situations there are </w:t>
+        <w:t>. Important to notice that</w:t>
+      </w:r>
+      <w:r>
+        <w:rPr>
+          <w:rFonts w:ascii="Times New Roman" w:hAnsi="Times New Roman" w:cs="Times New Roman"/>
+          <w:sz w:val="24"/>
+          <w:szCs w:val="24"/>
+        </w:rPr>
+        <w:t xml:space="preserve"> this model is more a theoretical one because in real-life situations there are </w:t>
       </w:r>
       <w:r>
         <w:rPr>
@@ -4053,7 +5653,7 @@
           <w:sz w:val="24"/>
           <w:szCs w:val="24"/>
         </w:rPr>
-        <w:t xml:space="preserve">few chances </w:t>
+        <w:t xml:space="preserve">few </w:t>
       </w:r>
       <w:r>
         <w:rPr>
@@ -4062,15 +5662,31 @@
           <w:szCs w:val="24"/>
         </w:rPr>
         <w:lastRenderedPageBreak/>
-        <w:t xml:space="preserve">that a person only wants to know </w:t>
-      </w:r>
-      <w:r>
-        <w:rPr>
-          <w:rFonts w:ascii="Times New Roman" w:hAnsi="Times New Roman" w:cs="Times New Roman"/>
-          <w:sz w:val="24"/>
-          <w:szCs w:val="24"/>
-        </w:rPr>
-        <w:t xml:space="preserve">the scientific information and don’t need at all </w:t>
+        <w:t xml:space="preserve">chances that a person only wants to know </w:t>
+      </w:r>
+      <w:r>
+        <w:rPr>
+          <w:rFonts w:ascii="Times New Roman" w:hAnsi="Times New Roman" w:cs="Times New Roman"/>
+          <w:sz w:val="24"/>
+          <w:szCs w:val="24"/>
+        </w:rPr>
+        <w:t>the scientific information and do</w:t>
+      </w:r>
+      <w:r>
+        <w:rPr>
+          <w:rFonts w:ascii="Times New Roman" w:hAnsi="Times New Roman" w:cs="Times New Roman"/>
+          <w:sz w:val="24"/>
+          <w:szCs w:val="24"/>
+        </w:rPr>
+        <w:t>es</w:t>
+      </w:r>
+      <w:r>
+        <w:rPr>
+          <w:rFonts w:ascii="Times New Roman" w:hAnsi="Times New Roman" w:cs="Times New Roman"/>
+          <w:sz w:val="24"/>
+          <w:szCs w:val="24"/>
+        </w:rPr>
+        <w:t xml:space="preserve">n’t need at all </w:t>
       </w:r>
       <w:r>
         <w:rPr>
@@ -4097,7 +5713,55 @@
           <w:sz w:val="24"/>
           <w:szCs w:val="24"/>
         </w:rPr>
-        <w:t>The interpretive model is similar to the informative one to an extent, because it implies that doctor comes to the patient with all required technical information, but in this case also helps the person in need to understand what are his or her real intentions. T</w:t>
+        <w:t>The interpretive model is similar to t</w:t>
+      </w:r>
+      <w:r>
+        <w:rPr>
+          <w:rFonts w:ascii="Times New Roman" w:hAnsi="Times New Roman" w:cs="Times New Roman"/>
+          <w:sz w:val="24"/>
+          <w:szCs w:val="24"/>
+        </w:rPr>
+        <w:t>he informative one to an extent</w:t>
+      </w:r>
+      <w:r>
+        <w:rPr>
+          <w:rFonts w:ascii="Times New Roman" w:hAnsi="Times New Roman" w:cs="Times New Roman"/>
+          <w:sz w:val="24"/>
+          <w:szCs w:val="24"/>
+        </w:rPr>
+        <w:t xml:space="preserve"> because it implies that </w:t>
+      </w:r>
+      <w:r>
+        <w:rPr>
+          <w:rFonts w:ascii="Times New Roman" w:hAnsi="Times New Roman" w:cs="Times New Roman"/>
+          <w:sz w:val="24"/>
+          <w:szCs w:val="24"/>
+        </w:rPr>
+        <w:t xml:space="preserve">the </w:t>
+      </w:r>
+      <w:r>
+        <w:rPr>
+          <w:rFonts w:ascii="Times New Roman" w:hAnsi="Times New Roman" w:cs="Times New Roman"/>
+          <w:sz w:val="24"/>
+          <w:szCs w:val="24"/>
+        </w:rPr>
+        <w:t>doctor comes to the patient with all required technical information, but in this case</w:t>
+      </w:r>
+      <w:r>
+        <w:rPr>
+          <w:rFonts w:ascii="Times New Roman" w:hAnsi="Times New Roman" w:cs="Times New Roman"/>
+          <w:sz w:val="24"/>
+          <w:szCs w:val="24"/>
+        </w:rPr>
+        <w:t>,</w:t>
+      </w:r>
+      <w:r>
+        <w:rPr>
+          <w:rFonts w:ascii="Times New Roman" w:hAnsi="Times New Roman" w:cs="Times New Roman"/>
+          <w:sz w:val="24"/>
+          <w:szCs w:val="24"/>
+        </w:rPr>
+        <w:t xml:space="preserve"> also helps the person in need to understand what are his or her real intentions. T</w:t>
       </w:r>
       <w:r>
         <w:rPr>
@@ -4113,7 +5777,15 @@
           <w:sz w:val="24"/>
           <w:szCs w:val="24"/>
         </w:rPr>
-        <w:t xml:space="preserve">This model encounters difficulties due to the lack of proper training of the doctor in interpreting the patient’s wishes, but also of </w:t>
+        <w:t>This model encounters difficulties due to the lack of proper training of the doctor in interpreting th</w:t>
+      </w:r>
+      <w:r>
+        <w:rPr>
+          <w:rFonts w:ascii="Times New Roman" w:hAnsi="Times New Roman" w:cs="Times New Roman"/>
+          <w:sz w:val="24"/>
+          <w:szCs w:val="24"/>
+        </w:rPr>
+        <w:t xml:space="preserve">e patient’s wishes, but also </w:t>
       </w:r>
       <w:r>
         <w:rPr>
@@ -4156,7 +5828,23 @@
           <w:sz w:val="24"/>
           <w:szCs w:val="24"/>
         </w:rPr>
-        <w:t>ast model, the deliberative one, the aim of the doctor is to determine the best medical solutions for the patient’s problem, but also to convince</w:t>
+        <w:t xml:space="preserve">ast model, the deliberative one, the </w:t>
+      </w:r>
+      <w:r>
+        <w:rPr>
+          <w:rFonts w:ascii="Times New Roman" w:hAnsi="Times New Roman" w:cs="Times New Roman"/>
+          <w:sz w:val="24"/>
+          <w:szCs w:val="24"/>
+        </w:rPr>
+        <w:t xml:space="preserve">doctor aims </w:t>
+      </w:r>
+      <w:r>
+        <w:rPr>
+          <w:rFonts w:ascii="Times New Roman" w:hAnsi="Times New Roman" w:cs="Times New Roman"/>
+          <w:sz w:val="24"/>
+          <w:szCs w:val="24"/>
+        </w:rPr>
+        <w:t>to determine the best medical solutions for the patient’s problem, but also to convince</w:t>
       </w:r>
       <w:r>
         <w:rPr>
@@ -4220,7 +5908,31 @@
           <w:sz w:val="24"/>
           <w:szCs w:val="24"/>
         </w:rPr>
-        <w:t xml:space="preserve">From the all four presented models, the deliberative model seems to be the most successful option from multiple reasons. One of them is the fact that </w:t>
+        <w:t>Of</w:t>
+      </w:r>
+      <w:r>
+        <w:rPr>
+          <w:rFonts w:ascii="Times New Roman" w:hAnsi="Times New Roman" w:cs="Times New Roman"/>
+          <w:sz w:val="24"/>
+          <w:szCs w:val="24"/>
+        </w:rPr>
+        <w:t xml:space="preserve"> the four presented models, the deliberative model seems to be the most successful option </w:t>
+      </w:r>
+      <w:r>
+        <w:rPr>
+          <w:rFonts w:ascii="Times New Roman" w:hAnsi="Times New Roman" w:cs="Times New Roman"/>
+          <w:sz w:val="24"/>
+          <w:szCs w:val="24"/>
+        </w:rPr>
+        <w:t>for</w:t>
+      </w:r>
+      <w:r>
+        <w:rPr>
+          <w:rFonts w:ascii="Times New Roman" w:hAnsi="Times New Roman" w:cs="Times New Roman"/>
+          <w:sz w:val="24"/>
+          <w:szCs w:val="24"/>
+        </w:rPr>
+        <w:t xml:space="preserve"> multiple reasons. One of them is the fact that </w:t>
       </w:r>
       <w:r>
         <w:rPr>
@@ -4236,31 +5948,111 @@
           <w:sz w:val="24"/>
           <w:szCs w:val="24"/>
         </w:rPr>
-        <w:t>respects the autonomy of the patient; even if the doctor has the goal to promote the practices with best results from the point of view of health-related values, the patient is still free to choose what is better for his or her interests. Also, the doctor is seen as a caring person, who wants to heal the sick one</w:t>
-      </w:r>
-      <w:r>
-        <w:rPr>
-          <w:rFonts w:ascii="Times New Roman" w:hAnsi="Times New Roman" w:cs="Times New Roman"/>
-          <w:sz w:val="24"/>
-          <w:szCs w:val="24"/>
-        </w:rPr>
-        <w:t xml:space="preserve"> and not just presenting multiple facts about disease state and risk degree of possible interventions</w:t>
-      </w:r>
-      <w:r>
-        <w:rPr>
-          <w:rFonts w:ascii="Times New Roman" w:hAnsi="Times New Roman" w:cs="Times New Roman"/>
-          <w:sz w:val="24"/>
-          <w:szCs w:val="24"/>
-        </w:rPr>
-        <w:t>, this role approaching the general perception of society</w:t>
-      </w:r>
-      <w:r>
-        <w:rPr>
-          <w:rFonts w:ascii="Times New Roman" w:hAnsi="Times New Roman" w:cs="Times New Roman"/>
-          <w:sz w:val="24"/>
-          <w:szCs w:val="24"/>
-        </w:rPr>
-        <w:t xml:space="preserve"> towards doctor.</w:t>
+        <w:t xml:space="preserve">respects the autonomy of the patient; even if the doctor has the goal to promote the practices with </w:t>
+      </w:r>
+      <w:r>
+        <w:rPr>
+          <w:rFonts w:ascii="Times New Roman" w:hAnsi="Times New Roman" w:cs="Times New Roman"/>
+          <w:sz w:val="24"/>
+          <w:szCs w:val="24"/>
+        </w:rPr>
+        <w:t xml:space="preserve">the </w:t>
+      </w:r>
+      <w:r>
+        <w:rPr>
+          <w:rFonts w:ascii="Times New Roman" w:hAnsi="Times New Roman" w:cs="Times New Roman"/>
+          <w:sz w:val="24"/>
+          <w:szCs w:val="24"/>
+        </w:rPr>
+        <w:t>best results from the point of view of health-related values, the patient is still free to choose what is better for his or her interests. Also, the doctor is seen as a caring person, who wants to heal the sick one</w:t>
+      </w:r>
+      <w:r>
+        <w:rPr>
+          <w:rFonts w:ascii="Times New Roman" w:hAnsi="Times New Roman" w:cs="Times New Roman"/>
+          <w:sz w:val="24"/>
+          <w:szCs w:val="24"/>
+        </w:rPr>
+        <w:t xml:space="preserve"> and not just presenting multiple facts about </w:t>
+      </w:r>
+      <w:r>
+        <w:rPr>
+          <w:rFonts w:ascii="Times New Roman" w:hAnsi="Times New Roman" w:cs="Times New Roman"/>
+          <w:sz w:val="24"/>
+          <w:szCs w:val="24"/>
+        </w:rPr>
+        <w:t xml:space="preserve">the </w:t>
+      </w:r>
+      <w:r>
+        <w:rPr>
+          <w:rFonts w:ascii="Times New Roman" w:hAnsi="Times New Roman" w:cs="Times New Roman"/>
+          <w:sz w:val="24"/>
+          <w:szCs w:val="24"/>
+        </w:rPr>
+        <w:t>disease state and risk degree of possible interventions</w:t>
+      </w:r>
+      <w:r>
+        <w:rPr>
+          <w:rFonts w:ascii="Times New Roman" w:hAnsi="Times New Roman" w:cs="Times New Roman"/>
+          <w:sz w:val="24"/>
+          <w:szCs w:val="24"/>
+        </w:rPr>
+        <w:t>. T</w:t>
+      </w:r>
+      <w:r>
+        <w:rPr>
+          <w:rFonts w:ascii="Times New Roman" w:hAnsi="Times New Roman" w:cs="Times New Roman"/>
+          <w:sz w:val="24"/>
+          <w:szCs w:val="24"/>
+        </w:rPr>
+        <w:t xml:space="preserve">his role </w:t>
+      </w:r>
+      <w:r>
+        <w:rPr>
+          <w:rFonts w:ascii="Times New Roman" w:hAnsi="Times New Roman" w:cs="Times New Roman"/>
+          <w:sz w:val="24"/>
+          <w:szCs w:val="24"/>
+        </w:rPr>
+        <w:t>approaches</w:t>
+      </w:r>
+      <w:r>
+        <w:rPr>
+          <w:rFonts w:ascii="Times New Roman" w:hAnsi="Times New Roman" w:cs="Times New Roman"/>
+          <w:sz w:val="24"/>
+          <w:szCs w:val="24"/>
+        </w:rPr>
+        <w:t xml:space="preserve"> the general perception of society</w:t>
+      </w:r>
+      <w:r>
+        <w:rPr>
+          <w:rFonts w:ascii="Times New Roman" w:hAnsi="Times New Roman" w:cs="Times New Roman"/>
+          <w:sz w:val="24"/>
+          <w:szCs w:val="24"/>
+        </w:rPr>
+        <w:t xml:space="preserve"> toward</w:t>
+      </w:r>
+      <w:r>
+        <w:rPr>
+          <w:rFonts w:ascii="Times New Roman" w:hAnsi="Times New Roman" w:cs="Times New Roman"/>
+          <w:sz w:val="24"/>
+          <w:szCs w:val="24"/>
+        </w:rPr>
+        <w:t xml:space="preserve"> </w:t>
+      </w:r>
+      <w:r>
+        <w:rPr>
+          <w:rFonts w:ascii="Times New Roman" w:hAnsi="Times New Roman" w:cs="Times New Roman"/>
+          <w:sz w:val="24"/>
+          <w:szCs w:val="24"/>
+        </w:rPr>
+        <w:t xml:space="preserve">the </w:t>
+      </w:r>
+      <w:r>
+        <w:rPr>
+          <w:rFonts w:ascii="Times New Roman" w:hAnsi="Times New Roman" w:cs="Times New Roman"/>
+          <w:sz w:val="24"/>
+          <w:szCs w:val="24"/>
+        </w:rPr>
+        <w:t>doctor.</w:t>
       </w:r>
     </w:p>
     <w:p>
@@ -4274,7 +6066,7 @@
           <w:noProof/>
         </w:rPr>
         <w:drawing>
-          <wp:inline distT="0" distB="0" distL="0" distR="0" wp14:anchorId="1DF4ADE7" wp14:editId="4EC03136">
+          <wp:inline distT="0" distB="0" distL="0" distR="0" wp14:anchorId="7AB8261C" wp14:editId="059AE9AD">
             <wp:extent cx="5988050" cy="1855814"/>
             <wp:effectExtent l="0" t="0" r="0" b="0"/>
             <wp:docPr id="2" name="Picture 2" descr="The Importance of Physician-Patient Relationships Communication and Trust  in Health Care - Duke Personalized Health Care"/>
@@ -4291,7 +6083,7 @@
                     </pic:cNvPicPr>
                   </pic:nvPicPr>
                   <pic:blipFill>
-                    <a:blip r:embed="rId10">
+                    <a:blip r:embed="rId15">
                       <a:extLst>
                         <a:ext uri="{28A0092B-C50C-407E-A947-70E740481C1C}">
                           <a14:useLocalDpi xmlns:a14="http://schemas.microsoft.com/office/drawing/2010/main" val="0"/>
@@ -4487,7 +6279,15 @@
           <w:szCs w:val="24"/>
         </w:rPr>
         <w:lastRenderedPageBreak/>
-        <w:t xml:space="preserve">Important to notice, the classification made by Ezekiel and Linda </w:t>
+        <w:t>Important to notice that</w:t>
+      </w:r>
+      <w:r>
+        <w:rPr>
+          <w:rFonts w:ascii="Times New Roman" w:hAnsi="Times New Roman" w:cs="Times New Roman"/>
+          <w:sz w:val="24"/>
+          <w:szCs w:val="24"/>
+        </w:rPr>
+        <w:t xml:space="preserve"> the classification made by Ezekiel and Linda </w:t>
       </w:r>
       <w:r>
         <w:rPr>
@@ -4497,7 +6297,7 @@
           <w:szCs w:val="24"/>
           <w:shd w:val="clear" w:color="auto" w:fill="FFFFFF"/>
         </w:rPr>
-        <w:t xml:space="preserve">Emanuel is based on two dimensions, the autonomy and respectively the values of the patient, and these two dimensions are considered to be </w:t>
+        <w:t xml:space="preserve">Emanuel is based on two dimensions, the autonomy and the values of the patient, and these two dimensions are considered to be </w:t>
       </w:r>
       <w:r>
         <w:rPr>
@@ -4507,7 +6307,17 @@
           <w:szCs w:val="24"/>
           <w:shd w:val="clear" w:color="auto" w:fill="FFFFFF"/>
         </w:rPr>
-        <w:t xml:space="preserve">strongly-connected, which is not really the case in all real-life scenarios as </w:t>
+        <w:t xml:space="preserve">strongly </w:t>
+      </w:r>
+      <w:r>
+        <w:rPr>
+          <w:rFonts w:ascii="Times New Roman" w:hAnsi="Times New Roman" w:cs="Times New Roman"/>
+          <w:color w:val="212121"/>
+          <w:sz w:val="24"/>
+          <w:szCs w:val="24"/>
+          <w:shd w:val="clear" w:color="auto" w:fill="FFFFFF"/>
+        </w:rPr>
+        <w:t xml:space="preserve">connected, which is not really the case in all real-life scenarios as </w:t>
       </w:r>
       <w:proofErr w:type="spellStart"/>
       <w:r>
@@ -4561,7 +6371,7 @@
           <w:szCs w:val="24"/>
           <w:shd w:val="clear" w:color="auto" w:fill="FFFFFF"/>
         </w:rPr>
-        <w:t>, observing that the medical knowledge of the patient can represent a third dimension</w:t>
+        <w:t>, observing that the medical knowledg</w:t>
       </w:r>
       <w:r>
         <w:rPr>
@@ -4571,6 +6381,26 @@
           <w:szCs w:val="24"/>
           <w:shd w:val="clear" w:color="auto" w:fill="FFFFFF"/>
         </w:rPr>
+        <w:t>e of the patient can represent the</w:t>
+      </w:r>
+      <w:r>
+        <w:rPr>
+          <w:rFonts w:ascii="Times New Roman" w:hAnsi="Times New Roman" w:cs="Times New Roman"/>
+          <w:color w:val="212121"/>
+          <w:sz w:val="24"/>
+          <w:szCs w:val="24"/>
+          <w:shd w:val="clear" w:color="auto" w:fill="FFFFFF"/>
+        </w:rPr>
+        <w:t xml:space="preserve"> third dimension</w:t>
+      </w:r>
+      <w:r>
+        <w:rPr>
+          <w:rFonts w:ascii="Times New Roman" w:hAnsi="Times New Roman" w:cs="Times New Roman"/>
+          <w:color w:val="212121"/>
+          <w:sz w:val="24"/>
+          <w:szCs w:val="24"/>
+          <w:shd w:val="clear" w:color="auto" w:fill="FFFFFF"/>
+        </w:rPr>
         <w:t>. Also, they made an axis interpretation</w:t>
       </w:r>
       <w:r>
@@ -4735,7 +6565,7 @@
           <w:noProof/>
         </w:rPr>
         <w:drawing>
-          <wp:inline distT="0" distB="0" distL="0" distR="0" wp14:anchorId="058EBA67" wp14:editId="4F91C47A">
+          <wp:inline distT="0" distB="0" distL="0" distR="0" wp14:anchorId="23033BBC" wp14:editId="4E176361">
             <wp:extent cx="4254500" cy="1554773"/>
             <wp:effectExtent l="0" t="0" r="0" b="7620"/>
             <wp:docPr id="3" name="Picture 3" descr="The Emanuel and Emanuel model. Patient autonomy and patient values are... |  Download Scientific Diagram"/>
@@ -4752,7 +6582,7 @@
                     </pic:cNvPicPr>
                   </pic:nvPicPr>
                   <pic:blipFill>
-                    <a:blip r:embed="rId11">
+                    <a:blip r:embed="rId16">
                       <a:extLst>
                         <a:ext uri="{28A0092B-C50C-407E-A947-70E740481C1C}">
                           <a14:useLocalDpi xmlns:a14="http://schemas.microsoft.com/office/drawing/2010/main" val="0"/>
@@ -4975,15 +6805,47 @@
           <w:sz w:val="24"/>
           <w:szCs w:val="24"/>
         </w:rPr>
-        <w:t>he trend in patient-doctor relationship</w:t>
-      </w:r>
-      <w:r>
-        <w:rPr>
-          <w:rFonts w:ascii="Times New Roman" w:hAnsi="Times New Roman" w:cs="Times New Roman"/>
-          <w:sz w:val="24"/>
-          <w:szCs w:val="24"/>
-        </w:rPr>
-        <w:t xml:space="preserve"> domain has undergone major changes throughout history, but as it is pointed by many specialists, over the past few decades, there has been a shift from a paternalistic approach to patients towards an emphasis on patient autonomy</w:t>
+        <w:t xml:space="preserve">he trend in </w:t>
+      </w:r>
+      <w:r>
+        <w:rPr>
+          <w:rFonts w:ascii="Times New Roman" w:hAnsi="Times New Roman" w:cs="Times New Roman"/>
+          <w:sz w:val="24"/>
+          <w:szCs w:val="24"/>
+        </w:rPr>
+        <w:t xml:space="preserve">the </w:t>
+      </w:r>
+      <w:r>
+        <w:rPr>
+          <w:rFonts w:ascii="Times New Roman" w:hAnsi="Times New Roman" w:cs="Times New Roman"/>
+          <w:sz w:val="24"/>
+          <w:szCs w:val="24"/>
+        </w:rPr>
+        <w:t>patient-doctor relationship</w:t>
+      </w:r>
+      <w:r>
+        <w:rPr>
+          <w:rFonts w:ascii="Times New Roman" w:hAnsi="Times New Roman" w:cs="Times New Roman"/>
+          <w:sz w:val="24"/>
+          <w:szCs w:val="24"/>
+        </w:rPr>
+        <w:t xml:space="preserve"> domain has undergone major changes throughout history, but as it is pointed </w:t>
+      </w:r>
+      <w:r>
+        <w:rPr>
+          <w:rFonts w:ascii="Times New Roman" w:hAnsi="Times New Roman" w:cs="Times New Roman"/>
+          <w:sz w:val="24"/>
+          <w:szCs w:val="24"/>
+        </w:rPr>
+        <w:t xml:space="preserve">out </w:t>
+      </w:r>
+      <w:r>
+        <w:rPr>
+          <w:rFonts w:ascii="Times New Roman" w:hAnsi="Times New Roman" w:cs="Times New Roman"/>
+          <w:sz w:val="24"/>
+          <w:szCs w:val="24"/>
+        </w:rPr>
+        <w:t>by many specialists, over the past few decades, there has been a shift from a paternalistic approach to patients towards an emphasis on patient autonomy</w:t>
       </w:r>
       <w:r>
         <w:rPr>
@@ -5015,7 +6877,39 @@
           <w:sz w:val="24"/>
           <w:szCs w:val="24"/>
         </w:rPr>
-        <w:t>Most certainly no model is perfect; on the one hand, each model has objections, on the other hand, there are situations for each one in which its use is justified. If we were to choose one as the best option in a digital age in which the right to opinion in extremely important, then the deliberative model comes closest to meeting a</w:t>
+        <w:t>Most certainly no model is perfect; on the one hand, each model has objections, on the other hand, there are situations for each one in which its use is justified. If we were to choose one as the best option in a digital age in whi</w:t>
+      </w:r>
+      <w:r>
+        <w:rPr>
+          <w:rFonts w:ascii="Times New Roman" w:hAnsi="Times New Roman" w:cs="Times New Roman"/>
+          <w:sz w:val="24"/>
+          <w:szCs w:val="24"/>
+        </w:rPr>
+        <w:t xml:space="preserve">ch the right to </w:t>
+      </w:r>
+      <w:r>
+        <w:rPr>
+          <w:rFonts w:ascii="Times New Roman" w:hAnsi="Times New Roman" w:cs="Times New Roman"/>
+          <w:sz w:val="24"/>
+          <w:szCs w:val="24"/>
+        </w:rPr>
+        <w:t xml:space="preserve">an </w:t>
+      </w:r>
+      <w:r>
+        <w:rPr>
+          <w:rFonts w:ascii="Times New Roman" w:hAnsi="Times New Roman" w:cs="Times New Roman"/>
+          <w:sz w:val="24"/>
+          <w:szCs w:val="24"/>
+        </w:rPr>
+        <w:t>opinion is</w:t>
+      </w:r>
+      <w:r>
+        <w:rPr>
+          <w:rFonts w:ascii="Times New Roman" w:hAnsi="Times New Roman" w:cs="Times New Roman"/>
+          <w:sz w:val="24"/>
+          <w:szCs w:val="24"/>
+        </w:rPr>
+        <w:t xml:space="preserve"> extremely important, then the deliberative model comes closest to meeting a</w:t>
       </w:r>
       <w:r>
         <w:rPr>
@@ -5031,7 +6925,23 @@
           <w:sz w:val="24"/>
           <w:szCs w:val="24"/>
         </w:rPr>
-        <w:t>Such a model, which is based on open dialogue, joint deliberation and mutual understanding, would be the balanced alternative between the two extremes represented by the paternalism and the informative model, as it overcomes the imbalance of decision making power between patient and physician</w:t>
+        <w:t>Such a model, which is based on open dialogue, joint deliberation</w:t>
+      </w:r>
+      <w:r>
+        <w:rPr>
+          <w:rFonts w:ascii="Times New Roman" w:hAnsi="Times New Roman" w:cs="Times New Roman"/>
+          <w:sz w:val="24"/>
+          <w:szCs w:val="24"/>
+        </w:rPr>
+        <w:t>,</w:t>
+      </w:r>
+      <w:r>
+        <w:rPr>
+          <w:rFonts w:ascii="Times New Roman" w:hAnsi="Times New Roman" w:cs="Times New Roman"/>
+          <w:sz w:val="24"/>
+          <w:szCs w:val="24"/>
+        </w:rPr>
+        <w:t xml:space="preserve"> and mutual understanding, would be the balanced alternative between the two extremes represented by the paternalism and the informative model, as it overcomes the imbalance of decision making power between patient and physician</w:t>
       </w:r>
       <w:r>
         <w:rPr>
@@ -5067,15 +6977,15 @@
         <w:pStyle w:val="Heading2"/>
         <w:spacing w:line="360" w:lineRule="auto"/>
       </w:pPr>
-      <w:bookmarkStart w:id="7" w:name="_Toc104214477"/>
+      <w:bookmarkStart w:id="8" w:name="_Toc105017459"/>
       <w:r>
         <w:lastRenderedPageBreak/>
         <w:t>Patient-Doctor Relationship</w:t>
       </w:r>
-      <w:bookmarkEnd w:id="7"/>
       <w:r>
         <w:t xml:space="preserve"> in a Software System</w:t>
       </w:r>
+      <w:bookmarkEnd w:id="8"/>
     </w:p>
     <w:p>
       <w:pPr>
@@ -5092,7 +7002,7 @@
         <w:pStyle w:val="Heading3"/>
         <w:spacing w:line="360" w:lineRule="auto"/>
       </w:pPr>
-      <w:bookmarkStart w:id="8" w:name="_Toc104214478"/>
+      <w:bookmarkStart w:id="9" w:name="_Toc105017460"/>
       <w:r>
         <w:t>Why and h</w:t>
       </w:r>
@@ -5114,7 +7024,7 @@
       <w:r>
         <w:t>?</w:t>
       </w:r>
-      <w:bookmarkEnd w:id="8"/>
+      <w:bookmarkEnd w:id="9"/>
     </w:p>
     <w:p>
       <w:pPr>
@@ -5142,15 +7052,79 @@
           <w:sz w:val="24"/>
           <w:szCs w:val="24"/>
         </w:rPr>
-        <w:t xml:space="preserve">Digitization is a process that we have all been following for decades. The medical field is no exception, this case raising numerous questions related to the development of a software system that would improve the patient-doctor relationship. </w:t>
-      </w:r>
-      <w:r>
-        <w:rPr>
-          <w:rFonts w:ascii="Times New Roman" w:hAnsi="Times New Roman" w:cs="Times New Roman"/>
-          <w:sz w:val="24"/>
-          <w:szCs w:val="24"/>
-        </w:rPr>
-        <w:t>The first question would be why to implement a software system that tries to solve this problem, or in other words, if it is really necessary such an implementation.</w:t>
+        <w:t xml:space="preserve">Digitization is a process that we have all been following for decades. The medical field is no </w:t>
+      </w:r>
+      <w:r>
+        <w:rPr>
+          <w:rFonts w:ascii="Times New Roman" w:hAnsi="Times New Roman" w:cs="Times New Roman"/>
+          <w:sz w:val="24"/>
+          <w:szCs w:val="24"/>
+        </w:rPr>
+        <w:t>exception;</w:t>
+      </w:r>
+      <w:r>
+        <w:rPr>
+          <w:rFonts w:ascii="Times New Roman" w:hAnsi="Times New Roman" w:cs="Times New Roman"/>
+          <w:sz w:val="24"/>
+          <w:szCs w:val="24"/>
+        </w:rPr>
+        <w:t xml:space="preserve"> this case </w:t>
+      </w:r>
+      <w:r>
+        <w:rPr>
+          <w:rFonts w:ascii="Times New Roman" w:hAnsi="Times New Roman" w:cs="Times New Roman"/>
+          <w:sz w:val="24"/>
+          <w:szCs w:val="24"/>
+        </w:rPr>
+        <w:t>raises</w:t>
+      </w:r>
+      <w:r>
+        <w:rPr>
+          <w:rFonts w:ascii="Times New Roman" w:hAnsi="Times New Roman" w:cs="Times New Roman"/>
+          <w:sz w:val="24"/>
+          <w:szCs w:val="24"/>
+        </w:rPr>
+        <w:t xml:space="preserve"> numerous questions related to the development of a software system that would improve the patient-doctor relationship. </w:t>
+      </w:r>
+      <w:r>
+        <w:rPr>
+          <w:rFonts w:ascii="Times New Roman" w:hAnsi="Times New Roman" w:cs="Times New Roman"/>
+          <w:sz w:val="24"/>
+          <w:szCs w:val="24"/>
+        </w:rPr>
+        <w:t xml:space="preserve">The first question would be why to implement a software system that tries to solve this problem, or in other words, if it is really necessary </w:t>
+      </w:r>
+      <w:r>
+        <w:rPr>
+          <w:rFonts w:ascii="Times New Roman" w:hAnsi="Times New Roman" w:cs="Times New Roman"/>
+          <w:sz w:val="24"/>
+          <w:szCs w:val="24"/>
+        </w:rPr>
+        <w:t xml:space="preserve">for </w:t>
+      </w:r>
+      <w:r>
+        <w:rPr>
+          <w:rFonts w:ascii="Times New Roman" w:hAnsi="Times New Roman" w:cs="Times New Roman"/>
+          <w:sz w:val="24"/>
+          <w:szCs w:val="24"/>
+        </w:rPr>
+        <w:t>such</w:t>
+      </w:r>
+      <w:r>
+        <w:rPr>
+          <w:rFonts w:ascii="Times New Roman" w:hAnsi="Times New Roman" w:cs="Times New Roman"/>
+          <w:sz w:val="24"/>
+          <w:szCs w:val="24"/>
+        </w:rPr>
+        <w:t xml:space="preserve"> </w:t>
+      </w:r>
+      <w:r>
+        <w:rPr>
+          <w:rFonts w:ascii="Times New Roman" w:hAnsi="Times New Roman" w:cs="Times New Roman"/>
+          <w:sz w:val="24"/>
+          <w:szCs w:val="24"/>
+        </w:rPr>
+        <w:t>an implementation.</w:t>
       </w:r>
     </w:p>
     <w:p>
@@ -5177,7 +7151,23 @@
           <w:sz w:val="24"/>
           <w:szCs w:val="24"/>
         </w:rPr>
-        <w:t xml:space="preserve"> safety. It is well-known that some patients do not remember which pills to take, how many are needed or at what intervals they should take their medication. This problem can be easily solved if the doctor introduces the patient’s prescription with the help of an application. In this way, the patient can verify the exact information at any time that he or she wants.</w:t>
+        <w:t xml:space="preserve"> safety. It is well-known that some patients do not remember which pills to take, how many are needed</w:t>
+      </w:r>
+      <w:r>
+        <w:rPr>
+          <w:rFonts w:ascii="Times New Roman" w:hAnsi="Times New Roman" w:cs="Times New Roman"/>
+          <w:sz w:val="24"/>
+          <w:szCs w:val="24"/>
+        </w:rPr>
+        <w:t>,</w:t>
+      </w:r>
+      <w:r>
+        <w:rPr>
+          <w:rFonts w:ascii="Times New Roman" w:hAnsi="Times New Roman" w:cs="Times New Roman"/>
+          <w:sz w:val="24"/>
+          <w:szCs w:val="24"/>
+        </w:rPr>
+        <w:t xml:space="preserve"> or at what intervals they should take their medication. This problem can be easily solved if the doctor introduces the patient’s prescription with the help of an application. In this way, the patient can verify the exact information at any time that he or she wants.</w:t>
       </w:r>
     </w:p>
     <w:p>
@@ -5228,7 +7218,71 @@
           <w:sz w:val="24"/>
           <w:szCs w:val="24"/>
         </w:rPr>
-        <w:t xml:space="preserve">, which would lead to better coordination for everyone. For a patient to be consulted in a doctor’s office, excluding emergency cases, one of the following scenarios would be possible: to go to the office without an appointment, to contact the doctor by phone or to make an appointment through an application. The first option is clearly a wrong one because the doctor’s schedule for that day may be full. The second option has the disadvantage that the patient has certain time intervals when he or she is available, but now knowing the doctor’s schedule the patient may be forced to change his plans in an irritating way. Also, this </w:t>
+        <w:t>, which would lead to better coordination for everyone. For a patient to be consulted in a doctor’s office, excluding emergency cases, one of the following scenarios would be possible: to go to the o</w:t>
+      </w:r>
+      <w:r>
+        <w:rPr>
+          <w:rFonts w:ascii="Times New Roman" w:hAnsi="Times New Roman" w:cs="Times New Roman"/>
+          <w:sz w:val="24"/>
+          <w:szCs w:val="24"/>
+        </w:rPr>
+        <w:t>ffice without an appointment,</w:t>
+      </w:r>
+      <w:r>
+        <w:rPr>
+          <w:rFonts w:ascii="Times New Roman" w:hAnsi="Times New Roman" w:cs="Times New Roman"/>
+          <w:sz w:val="24"/>
+          <w:szCs w:val="24"/>
+        </w:rPr>
+        <w:t xml:space="preserve"> c</w:t>
+      </w:r>
+      <w:r>
+        <w:rPr>
+          <w:rFonts w:ascii="Times New Roman" w:hAnsi="Times New Roman" w:cs="Times New Roman"/>
+          <w:sz w:val="24"/>
+          <w:szCs w:val="24"/>
+        </w:rPr>
+        <w:t>ontact the doctor by phone, or</w:t>
+      </w:r>
+      <w:r>
+        <w:rPr>
+          <w:rFonts w:ascii="Times New Roman" w:hAnsi="Times New Roman" w:cs="Times New Roman"/>
+          <w:sz w:val="24"/>
+          <w:szCs w:val="24"/>
+        </w:rPr>
+        <w:t xml:space="preserve"> make an appointment through an application</w:t>
+      </w:r>
+      <w:r>
+        <w:rPr>
+          <w:rFonts w:ascii="Times New Roman" w:hAnsi="Times New Roman" w:cs="Times New Roman"/>
+          <w:sz w:val="24"/>
+          <w:szCs w:val="24"/>
+        </w:rPr>
+        <w:t xml:space="preserve">. The first option is clearly the </w:t>
+      </w:r>
+      <w:r>
+        <w:rPr>
+          <w:rFonts w:ascii="Times New Roman" w:hAnsi="Times New Roman" w:cs="Times New Roman"/>
+          <w:sz w:val="24"/>
+          <w:szCs w:val="24"/>
+        </w:rPr>
+        <w:t>wrong one because the doctor’s schedule for that day may be full. The second option has the disadvantage that the patient has certain time intervals when he or she is av</w:t>
+      </w:r>
+      <w:r>
+        <w:rPr>
+          <w:rFonts w:ascii="Times New Roman" w:hAnsi="Times New Roman" w:cs="Times New Roman"/>
+          <w:sz w:val="24"/>
+          <w:szCs w:val="24"/>
+        </w:rPr>
+        <w:t>ailable, but not</w:t>
+      </w:r>
+      <w:r>
+        <w:rPr>
+          <w:rFonts w:ascii="Times New Roman" w:hAnsi="Times New Roman" w:cs="Times New Roman"/>
+          <w:sz w:val="24"/>
+          <w:szCs w:val="24"/>
+        </w:rPr>
+        <w:t xml:space="preserve"> knowing the doctor’s schedule the patient may be forced to change his plans in an irritating way. Also, this </w:t>
       </w:r>
       <w:r>
         <w:rPr>
@@ -5252,7 +7306,23 @@
           <w:sz w:val="24"/>
           <w:szCs w:val="24"/>
         </w:rPr>
-        <w:t xml:space="preserve"> to make the appointments, time that could be used in a more efficient way. Therefore, the third possibility is really the best, automating the process.</w:t>
+        <w:t xml:space="preserve"> to make the appointments, time that could be used </w:t>
+      </w:r>
+      <w:r>
+        <w:rPr>
+          <w:rFonts w:ascii="Times New Roman" w:hAnsi="Times New Roman" w:cs="Times New Roman"/>
+          <w:sz w:val="24"/>
+          <w:szCs w:val="24"/>
+        </w:rPr>
+        <w:t>more efficiently</w:t>
+      </w:r>
+      <w:r>
+        <w:rPr>
+          <w:rFonts w:ascii="Times New Roman" w:hAnsi="Times New Roman" w:cs="Times New Roman"/>
+          <w:sz w:val="24"/>
+          <w:szCs w:val="24"/>
+        </w:rPr>
+        <w:t>. Therefore, the third possibility is really the best, automating the process.</w:t>
       </w:r>
     </w:p>
     <w:p>
@@ -5280,15 +7350,47 @@
           <w:sz w:val="24"/>
           <w:szCs w:val="24"/>
         </w:rPr>
-        <w:t xml:space="preserve">the fact that through a software system it would be much easier for doctors to make a general analysis of the evolution of a patient’s disease and what are his or her values. In this sense, </w:t>
-      </w:r>
-      <w:r>
-        <w:rPr>
-          <w:rFonts w:ascii="Times New Roman" w:hAnsi="Times New Roman" w:cs="Times New Roman"/>
-          <w:sz w:val="24"/>
-          <w:szCs w:val="24"/>
-        </w:rPr>
-        <w:t xml:space="preserve">a notes feature can be implemented in order to patients </w:t>
+        <w:t xml:space="preserve">the </w:t>
+      </w:r>
+      <w:r>
+        <w:rPr>
+          <w:rFonts w:ascii="Times New Roman" w:hAnsi="Times New Roman" w:cs="Times New Roman"/>
+          <w:sz w:val="24"/>
+          <w:szCs w:val="24"/>
+        </w:rPr>
+        <w:t xml:space="preserve">fact that through a software system it would be much easier for doctors to make a general analysis of the evolution of a patient’s disease and what are his or her values. In this sense, </w:t>
+      </w:r>
+      <w:r>
+        <w:rPr>
+          <w:rFonts w:ascii="Times New Roman" w:hAnsi="Times New Roman" w:cs="Times New Roman"/>
+          <w:sz w:val="24"/>
+          <w:szCs w:val="24"/>
+        </w:rPr>
+        <w:t xml:space="preserve">a notes feature can be implemented </w:t>
+      </w:r>
+      <w:r>
+        <w:rPr>
+          <w:rFonts w:ascii="Times New Roman" w:hAnsi="Times New Roman" w:cs="Times New Roman"/>
+          <w:sz w:val="24"/>
+          <w:szCs w:val="24"/>
+        </w:rPr>
+        <w:t>for</w:t>
+      </w:r>
+      <w:r>
+        <w:rPr>
+          <w:rFonts w:ascii="Times New Roman" w:hAnsi="Times New Roman" w:cs="Times New Roman"/>
+          <w:sz w:val="24"/>
+          <w:szCs w:val="24"/>
+        </w:rPr>
+        <w:t xml:space="preserve"> patients </w:t>
+      </w:r>
+      <w:r>
+        <w:rPr>
+          <w:rFonts w:ascii="Times New Roman" w:hAnsi="Times New Roman" w:cs="Times New Roman"/>
+          <w:sz w:val="24"/>
+          <w:szCs w:val="24"/>
+        </w:rPr>
+        <w:t xml:space="preserve">to </w:t>
       </w:r>
       <w:r>
         <w:rPr>
@@ -5304,15 +7406,63 @@
           <w:sz w:val="24"/>
           <w:szCs w:val="24"/>
         </w:rPr>
-        <w:t>what they feel about their situation, what they noticed over the time and doctors can access this notes, but also write their own observations. A parallel between these two hypostases can help doctors better understand what patients really want and how to manage consultations with them.</w:t>
-      </w:r>
-      <w:r>
-        <w:rPr>
-          <w:rFonts w:ascii="Times New Roman" w:hAnsi="Times New Roman" w:cs="Times New Roman"/>
-          <w:sz w:val="24"/>
-          <w:szCs w:val="24"/>
-        </w:rPr>
-        <w:t xml:space="preserve"> This is an important aspect as we already saw that the approach used today in patient-doctor interaction is a deliberative one. If the doctor has a clearer view over the patient’s inner thoughts, it would be more facile to select a treatment appropriate to the problem that he or she has and to present the situation to the patient.  </w:t>
+        <w:t xml:space="preserve">what they feel about their situation, what they noticed over </w:t>
+      </w:r>
+      <w:r>
+        <w:rPr>
+          <w:rFonts w:ascii="Times New Roman" w:hAnsi="Times New Roman" w:cs="Times New Roman"/>
+          <w:sz w:val="24"/>
+          <w:szCs w:val="24"/>
+        </w:rPr>
+        <w:t>time and doctors can access the</w:t>
+      </w:r>
+      <w:r>
+        <w:rPr>
+          <w:rFonts w:ascii="Times New Roman" w:hAnsi="Times New Roman" w:cs="Times New Roman"/>
+          <w:sz w:val="24"/>
+          <w:szCs w:val="24"/>
+        </w:rPr>
+        <w:t>s</w:t>
+      </w:r>
+      <w:r>
+        <w:rPr>
+          <w:rFonts w:ascii="Times New Roman" w:hAnsi="Times New Roman" w:cs="Times New Roman"/>
+          <w:sz w:val="24"/>
+          <w:szCs w:val="24"/>
+        </w:rPr>
+        <w:t>e</w:t>
+      </w:r>
+      <w:r>
+        <w:rPr>
+          <w:rFonts w:ascii="Times New Roman" w:hAnsi="Times New Roman" w:cs="Times New Roman"/>
+          <w:sz w:val="24"/>
+          <w:szCs w:val="24"/>
+        </w:rPr>
+        <w:t xml:space="preserve"> notes, but also write their observations. A parallel between these two hypostases can help doctors better understand what patients really want and how to manage consultations with them.</w:t>
+      </w:r>
+      <w:r>
+        <w:rPr>
+          <w:rFonts w:ascii="Times New Roman" w:hAnsi="Times New Roman" w:cs="Times New Roman"/>
+          <w:sz w:val="24"/>
+          <w:szCs w:val="24"/>
+        </w:rPr>
+        <w:t xml:space="preserve"> This is an important aspect as we already saw that the approach used today in patient-doctor interaction is a deliberative one. If the doctor has a clearer view </w:t>
+      </w:r>
+      <w:r>
+        <w:rPr>
+          <w:rFonts w:ascii="Times New Roman" w:hAnsi="Times New Roman" w:cs="Times New Roman"/>
+          <w:sz w:val="24"/>
+          <w:szCs w:val="24"/>
+        </w:rPr>
+        <w:t>of</w:t>
+      </w:r>
+      <w:r>
+        <w:rPr>
+          <w:rFonts w:ascii="Times New Roman" w:hAnsi="Times New Roman" w:cs="Times New Roman"/>
+          <w:sz w:val="24"/>
+          <w:szCs w:val="24"/>
+        </w:rPr>
+        <w:t xml:space="preserve"> the patient’s inner thoughts, it would be more facile to select a treatment appropriate to the problem that he or she has and to present the situation to the patient.  </w:t>
       </w:r>
     </w:p>
     <w:p>
@@ -5339,16 +7489,75 @@
           <w:sz w:val="24"/>
           <w:szCs w:val="24"/>
         </w:rPr>
-        <w:t>. It is important for the doctor to win patient’s trust so that he or she can follow the prescribed treatment, the moral factor greatly influencing the entire healing process. In the same time, a real-time chat can be used in other patient-doctor models li</w:t>
-      </w:r>
-      <w:r>
-        <w:rPr>
-          <w:rFonts w:ascii="Times New Roman" w:hAnsi="Times New Roman" w:cs="Times New Roman"/>
-          <w:sz w:val="24"/>
-          <w:szCs w:val="24"/>
-        </w:rPr>
-        <w:t>ke the informative one. There can be patients with some medical knowledge that just need information in order to take a decision, so the doctor can answer his or her questions through direct messages.</w:t>
-      </w:r>
+        <w:t xml:space="preserve">. It is important for the doctor to win </w:t>
+      </w:r>
+      <w:r>
+        <w:rPr>
+          <w:rFonts w:ascii="Times New Roman" w:hAnsi="Times New Roman" w:cs="Times New Roman"/>
+          <w:sz w:val="24"/>
+          <w:szCs w:val="24"/>
+        </w:rPr>
+        <w:t xml:space="preserve">the </w:t>
+      </w:r>
+      <w:r>
+        <w:rPr>
+          <w:rFonts w:ascii="Times New Roman" w:hAnsi="Times New Roman" w:cs="Times New Roman"/>
+          <w:sz w:val="24"/>
+          <w:szCs w:val="24"/>
+        </w:rPr>
+        <w:t>patient’s trust so that he or she can follow the prescribed treatment, the moral factor greatly influencin</w:t>
+      </w:r>
+      <w:r>
+        <w:rPr>
+          <w:rFonts w:ascii="Times New Roman" w:hAnsi="Times New Roman" w:cs="Times New Roman"/>
+          <w:sz w:val="24"/>
+          <w:szCs w:val="24"/>
+        </w:rPr>
+        <w:t>g the entire healing process. At</w:t>
+      </w:r>
+      <w:r>
+        <w:rPr>
+          <w:rFonts w:ascii="Times New Roman" w:hAnsi="Times New Roman" w:cs="Times New Roman"/>
+          <w:sz w:val="24"/>
+          <w:szCs w:val="24"/>
+        </w:rPr>
+        <w:t xml:space="preserve"> the same time, a real-time chat can be used in other patient-doctor models li</w:t>
+      </w:r>
+      <w:r>
+        <w:rPr>
+          <w:rFonts w:ascii="Times New Roman" w:hAnsi="Times New Roman" w:cs="Times New Roman"/>
+          <w:sz w:val="24"/>
+          <w:szCs w:val="24"/>
+        </w:rPr>
+        <w:t>ke the informative one. There can be patients with some medical knowledge that jus</w:t>
+      </w:r>
+      <w:r>
+        <w:rPr>
+          <w:rFonts w:ascii="Times New Roman" w:hAnsi="Times New Roman" w:cs="Times New Roman"/>
+          <w:sz w:val="24"/>
+          <w:szCs w:val="24"/>
+        </w:rPr>
+        <w:t>t need information in order to m</w:t>
+      </w:r>
+      <w:r>
+        <w:rPr>
+          <w:rFonts w:ascii="Times New Roman" w:hAnsi="Times New Roman" w:cs="Times New Roman"/>
+          <w:sz w:val="24"/>
+          <w:szCs w:val="24"/>
+        </w:rPr>
+        <w:t>ake a decision, so the doctor can answer his or her questions through direct messages.</w:t>
+      </w:r>
+    </w:p>
+    <w:p>
+      <w:pPr>
+        <w:spacing w:line="360" w:lineRule="auto"/>
+        <w:jc w:val="both"/>
+        <w:rPr>
+          <w:rFonts w:ascii="Times New Roman" w:hAnsi="Times New Roman" w:cs="Times New Roman"/>
+          <w:sz w:val="24"/>
+          <w:szCs w:val="24"/>
+        </w:rPr>
+      </w:pPr>
     </w:p>
     <w:p>
       <w:pPr>
@@ -5364,7 +7573,7 @@
           <w:szCs w:val="24"/>
         </w:rPr>
         <w:drawing>
-          <wp:inline distT="0" distB="0" distL="0" distR="0" wp14:anchorId="359022CB" wp14:editId="75939218">
+          <wp:inline distT="0" distB="0" distL="0" distR="0" wp14:anchorId="724C5009" wp14:editId="74A75444">
             <wp:extent cx="5265927" cy="3028950"/>
             <wp:effectExtent l="0" t="0" r="0" b="0"/>
             <wp:docPr id="8" name="Picture 8"/>
@@ -5381,7 +7590,7 @@
                     </pic:cNvPicPr>
                   </pic:nvPicPr>
                   <pic:blipFill>
-                    <a:blip r:embed="rId12">
+                    <a:blip r:embed="rId17">
                       <a:extLst>
                         <a:ext uri="{28A0092B-C50C-407E-A947-70E740481C1C}">
                           <a14:useLocalDpi xmlns:a14="http://schemas.microsoft.com/office/drawing/2010/main" val="0"/>
@@ -5578,7 +7787,6 @@
         <w:t>]</w:t>
       </w:r>
     </w:p>
-    <w:p/>
     <w:p>
       <w:pPr>
         <w:spacing w:line="360" w:lineRule="auto"/>
@@ -5620,7 +7828,23 @@
           <w:sz w:val="24"/>
           <w:szCs w:val="24"/>
         </w:rPr>
-        <w:t xml:space="preserve"> This methodology considers the healthcare background of the end user and the impact on the development activities. SEMHTA is built on four main phases: Planning and Analysis, Design and Build, Implementation, Validation and del</w:t>
+        <w:t xml:space="preserve"> This methodology considers the h</w:t>
+      </w:r>
+      <w:r>
+        <w:rPr>
+          <w:rFonts w:ascii="Times New Roman" w:hAnsi="Times New Roman" w:cs="Times New Roman"/>
+          <w:sz w:val="24"/>
+          <w:szCs w:val="24"/>
+        </w:rPr>
+        <w:t>ealthcare background of the end-</w:t>
+      </w:r>
+      <w:r>
+        <w:rPr>
+          <w:rFonts w:ascii="Times New Roman" w:hAnsi="Times New Roman" w:cs="Times New Roman"/>
+          <w:sz w:val="24"/>
+          <w:szCs w:val="24"/>
+        </w:rPr>
+        <w:t>user and the impact on the development activities. SEMHTA is built on four main phases: Planning and Analysis, Design and Build, Implementation, Validation and del</w:t>
       </w:r>
       <w:r>
         <w:rPr>
@@ -5644,7 +7868,23 @@
           <w:sz w:val="24"/>
           <w:szCs w:val="24"/>
         </w:rPr>
-        <w:t xml:space="preserve"> SEMHTA framework is presented in figure 2-4.</w:t>
+        <w:t xml:space="preserve"> SE</w:t>
+      </w:r>
+      <w:r>
+        <w:rPr>
+          <w:rFonts w:ascii="Times New Roman" w:hAnsi="Times New Roman" w:cs="Times New Roman"/>
+          <w:sz w:val="24"/>
+          <w:szCs w:val="24"/>
+        </w:rPr>
+        <w:t>MHTA framework is presented in F</w:t>
+      </w:r>
+      <w:r>
+        <w:rPr>
+          <w:rFonts w:ascii="Times New Roman" w:hAnsi="Times New Roman" w:cs="Times New Roman"/>
+          <w:sz w:val="24"/>
+          <w:szCs w:val="24"/>
+        </w:rPr>
+        <w:t>igure 2-4.</w:t>
       </w:r>
     </w:p>
     <w:p>
@@ -5679,7 +7919,23 @@
           <w:sz w:val="24"/>
           <w:szCs w:val="24"/>
         </w:rPr>
-        <w:t xml:space="preserve"> is arguably the most challenging one when developing a healthcare application. Initially, there must be created plans which have the aim to guide the development and healthcare team throughout the entire process. Also, there should be build communication channels between the healthcare specialists and software engineers. During the analysis phase, the main activity is to gather hospital’s requirements and environmental considerations</w:t>
+        <w:t xml:space="preserve"> is arguably the most challenging one when developing a healthcare application. Initially, there must be created plans which have the aim to guide the development and healthcare team throughout the entire process. Also, there should be </w:t>
+      </w:r>
+      <w:r>
+        <w:rPr>
+          <w:rFonts w:ascii="Times New Roman" w:hAnsi="Times New Roman" w:cs="Times New Roman"/>
+          <w:sz w:val="24"/>
+          <w:szCs w:val="24"/>
+        </w:rPr>
+        <w:t>built</w:t>
+      </w:r>
+      <w:r>
+        <w:rPr>
+          <w:rFonts w:ascii="Times New Roman" w:hAnsi="Times New Roman" w:cs="Times New Roman"/>
+          <w:sz w:val="24"/>
+          <w:szCs w:val="24"/>
+        </w:rPr>
+        <w:t xml:space="preserve"> communication channels between the healthcare specialists and software engineers. During the analysis phase, the main activity is to gather hospital’s requirements and environmental considerations</w:t>
       </w:r>
       <w:r>
         <w:rPr>
@@ -5711,7 +7967,23 @@
           <w:sz w:val="24"/>
           <w:szCs w:val="24"/>
         </w:rPr>
-        <w:t xml:space="preserve"> In SEMHTA methodology, this can be achieved through workshops where different categories will participate like physicians, developers or even possible patients.</w:t>
+        <w:t xml:space="preserve"> In SEMHTA methodology, this can be achieved through workshops where different categories will participate like physicians, developers</w:t>
+      </w:r>
+      <w:r>
+        <w:rPr>
+          <w:rFonts w:ascii="Times New Roman" w:hAnsi="Times New Roman" w:cs="Times New Roman"/>
+          <w:sz w:val="24"/>
+          <w:szCs w:val="24"/>
+        </w:rPr>
+        <w:t>,</w:t>
+      </w:r>
+      <w:r>
+        <w:rPr>
+          <w:rFonts w:ascii="Times New Roman" w:hAnsi="Times New Roman" w:cs="Times New Roman"/>
+          <w:sz w:val="24"/>
+          <w:szCs w:val="24"/>
+        </w:rPr>
+        <w:t xml:space="preserve"> or even possible patients.</w:t>
       </w:r>
       <w:r>
         <w:rPr>
@@ -5738,7 +8010,7 @@
           <w:sz w:val="24"/>
           <w:szCs w:val="24"/>
         </w:rPr>
-        <w:t>The aim of the Design and Build Phase</w:t>
+        <w:t>The Design and Build Phase</w:t>
       </w:r>
       <w:r>
         <w:rPr>
@@ -5754,7 +8026,31 @@
           <w:sz w:val="24"/>
           <w:szCs w:val="24"/>
         </w:rPr>
-        <w:t xml:space="preserve">is to create the technical plan to implement the requirements. This phase requires the plans from the previous stage based on which the design document will be created. In this document, different technical aspects like the used programming languages, machines or the architecture will be specified. The healthcare specialists should have an important contribution to this document. In the Implementation Phase, the </w:t>
+        <w:t>aims</w:t>
+      </w:r>
+      <w:r>
+        <w:rPr>
+          <w:rFonts w:ascii="Times New Roman" w:hAnsi="Times New Roman" w:cs="Times New Roman"/>
+          <w:sz w:val="24"/>
+          <w:szCs w:val="24"/>
+        </w:rPr>
+        <w:t xml:space="preserve"> to create the technical plan to implement the requirements. This phase requires the plans from the previous stage based on which the design document will be created. In this document, different technical aspects like the used </w:t>
+      </w:r>
+      <w:r>
+        <w:rPr>
+          <w:rFonts w:ascii="Times New Roman" w:hAnsi="Times New Roman" w:cs="Times New Roman"/>
+          <w:sz w:val="24"/>
+          <w:szCs w:val="24"/>
+        </w:rPr>
+        <w:t xml:space="preserve">programming languages, machines, and the </w:t>
+      </w:r>
+      <w:r>
+        <w:rPr>
+          <w:rFonts w:ascii="Times New Roman" w:hAnsi="Times New Roman" w:cs="Times New Roman"/>
+          <w:sz w:val="24"/>
+          <w:szCs w:val="24"/>
+        </w:rPr>
+        <w:t xml:space="preserve">architecture will be specified. The healthcare specialists should have an important contribution to this document. In the Implementation Phase, the </w:t>
       </w:r>
       <w:r>
         <w:rPr>
@@ -5786,7 +8082,23 @@
           <w:sz w:val="24"/>
           <w:szCs w:val="24"/>
         </w:rPr>
-        <w:t xml:space="preserve"> some concerns like reliability, performance or security.</w:t>
+        <w:t xml:space="preserve"> some concerns </w:t>
+      </w:r>
+      <w:r>
+        <w:rPr>
+          <w:rFonts w:ascii="Times New Roman" w:hAnsi="Times New Roman" w:cs="Times New Roman"/>
+          <w:sz w:val="24"/>
+          <w:szCs w:val="24"/>
+        </w:rPr>
+        <w:t>like reliability, performance and</w:t>
+      </w:r>
+      <w:r>
+        <w:rPr>
+          <w:rFonts w:ascii="Times New Roman" w:hAnsi="Times New Roman" w:cs="Times New Roman"/>
+          <w:sz w:val="24"/>
+          <w:szCs w:val="24"/>
+        </w:rPr>
+        <w:t xml:space="preserve"> security.</w:t>
       </w:r>
     </w:p>
     <w:p>
@@ -5805,7 +8117,55 @@
           <w:sz w:val="24"/>
           <w:szCs w:val="24"/>
         </w:rPr>
-        <w:t>The SEMHTA methodology suggests that the Validation and Delivery Phase should be executed by a joint team and not by another team as it is the case in many other software engineering methods. This joint team includes the developers of the application but also healthcare specialists and end users. Assigning the validation phase to a total different team seems to lead to many errors.</w:t>
+        <w:t>The SEMHTA methodology suggests that the Validation and Delivery Phase should be executed by a joint tea</w:t>
+      </w:r>
+      <w:r>
+        <w:rPr>
+          <w:rFonts w:ascii="Times New Roman" w:hAnsi="Times New Roman" w:cs="Times New Roman"/>
+          <w:sz w:val="24"/>
+          <w:szCs w:val="24"/>
+        </w:rPr>
+        <w:t xml:space="preserve">m and not by another team as </w:t>
+      </w:r>
+      <w:r>
+        <w:rPr>
+          <w:rFonts w:ascii="Times New Roman" w:hAnsi="Times New Roman" w:cs="Times New Roman"/>
+          <w:sz w:val="24"/>
+          <w:szCs w:val="24"/>
+        </w:rPr>
+        <w:t>is the case in many other software engineering methods. This joint team includes the developers of the application but also</w:t>
+      </w:r>
+      <w:r>
+        <w:rPr>
+          <w:rFonts w:ascii="Times New Roman" w:hAnsi="Times New Roman" w:cs="Times New Roman"/>
+          <w:sz w:val="24"/>
+          <w:szCs w:val="24"/>
+        </w:rPr>
+        <w:t xml:space="preserve"> healthcare specialists and end-</w:t>
+      </w:r>
+      <w:r>
+        <w:rPr>
+          <w:rFonts w:ascii="Times New Roman" w:hAnsi="Times New Roman" w:cs="Times New Roman"/>
+          <w:sz w:val="24"/>
+          <w:szCs w:val="24"/>
+        </w:rPr>
+        <w:t xml:space="preserve">users. Assigning the validation phase to a </w:t>
+      </w:r>
+      <w:r>
+        <w:rPr>
+          <w:rFonts w:ascii="Times New Roman" w:hAnsi="Times New Roman" w:cs="Times New Roman"/>
+          <w:sz w:val="24"/>
+          <w:szCs w:val="24"/>
+        </w:rPr>
+        <w:t>total</w:t>
+      </w:r>
+      <w:r>
+        <w:rPr>
+          <w:rFonts w:ascii="Times New Roman" w:hAnsi="Times New Roman" w:cs="Times New Roman"/>
+          <w:sz w:val="24"/>
+          <w:szCs w:val="24"/>
+        </w:rPr>
+        <w:t xml:space="preserve"> different team seems to lead to many errors.</w:t>
       </w:r>
     </w:p>
     <w:p>
@@ -5832,7 +8192,39 @@
           <w:sz w:val="24"/>
           <w:szCs w:val="24"/>
         </w:rPr>
-        <w:t xml:space="preserve">] presents a comparison between some software engineering methodologies, based on the healthcare system issues such as reliability, performance and availability. The conclusions of the study show that the SEMHTA is the best approach in </w:t>
+        <w:t>] presents a comparison between some software engineering methodologies, based on the healthcare system issues such as reliability, performance</w:t>
+      </w:r>
+      <w:r>
+        <w:rPr>
+          <w:rFonts w:ascii="Times New Roman" w:hAnsi="Times New Roman" w:cs="Times New Roman"/>
+          <w:sz w:val="24"/>
+          <w:szCs w:val="24"/>
+        </w:rPr>
+        <w:t>,</w:t>
+      </w:r>
+      <w:r>
+        <w:rPr>
+          <w:rFonts w:ascii="Times New Roman" w:hAnsi="Times New Roman" w:cs="Times New Roman"/>
+          <w:sz w:val="24"/>
+          <w:szCs w:val="24"/>
+        </w:rPr>
+        <w:t xml:space="preserve"> and availability. The conclusions of the study show that th</w:t>
+      </w:r>
+      <w:r>
+        <w:rPr>
+          <w:rFonts w:ascii="Times New Roman" w:hAnsi="Times New Roman" w:cs="Times New Roman"/>
+          <w:sz w:val="24"/>
+          <w:szCs w:val="24"/>
+        </w:rPr>
+        <w:t>e SEMHTA is the best approach to</w:t>
+      </w:r>
+      <w:r>
+        <w:rPr>
+          <w:rFonts w:ascii="Times New Roman" w:hAnsi="Times New Roman" w:cs="Times New Roman"/>
+          <w:sz w:val="24"/>
+          <w:szCs w:val="24"/>
+        </w:rPr>
+        <w:t xml:space="preserve"> </w:t>
       </w:r>
       <w:r>
         <w:rPr>
@@ -5849,7 +8241,15 @@
           <w:sz w:val="24"/>
           <w:szCs w:val="24"/>
         </w:rPr>
-        <w:t xml:space="preserve"> In the same time, it is stated the obtained results are valid only for the development of healthcare applications.</w:t>
+        <w:t xml:space="preserve"> At</w:t>
+      </w:r>
+      <w:r>
+        <w:rPr>
+          <w:rFonts w:ascii="Times New Roman" w:hAnsi="Times New Roman" w:cs="Times New Roman"/>
+          <w:sz w:val="24"/>
+          <w:szCs w:val="24"/>
+        </w:rPr>
+        <w:t xml:space="preserve"> the same time, it is stated the obtained results are valid only for the development of healthcare applications.</w:t>
       </w:r>
       <w:r>
         <w:rPr>
@@ -5876,9 +8276,11 @@
         <w:pStyle w:val="Heading3"/>
         <w:spacing w:line="360" w:lineRule="auto"/>
       </w:pPr>
+      <w:bookmarkStart w:id="10" w:name="_Toc105017461"/>
       <w:r>
         <w:t>Problems with a software system for managing the patient-doctor interaction</w:t>
       </w:r>
+      <w:bookmarkEnd w:id="10"/>
     </w:p>
     <w:p>
       <w:pPr>
@@ -5907,15 +8309,39 @@
           <w:sz w:val="24"/>
           <w:szCs w:val="24"/>
         </w:rPr>
-        <w:t>We must specify from the very beginning that a complete transition of the patient-doctor relationship to the online environment is not yet possible. Face-to-face communication is extremely important in establishing any kind of interpersonal relationships</w:t>
-      </w:r>
-      <w:r>
-        <w:rPr>
-          <w:rFonts w:ascii="Times New Roman" w:hAnsi="Times New Roman" w:cs="Times New Roman"/>
-          <w:sz w:val="24"/>
-          <w:szCs w:val="24"/>
-        </w:rPr>
-        <w:t>, but in this field it is all the more necessary as a consultation often involves a physical evaluation of the patient</w:t>
+        <w:t>We must specify from the very beginning that a complete transition of the patient-doctor relationship to the online environment is not yet possible. Face-to-face communication is extremely important in establishing any kin</w:t>
+      </w:r>
+      <w:r>
+        <w:rPr>
+          <w:rFonts w:ascii="Times New Roman" w:hAnsi="Times New Roman" w:cs="Times New Roman"/>
+          <w:sz w:val="24"/>
+          <w:szCs w:val="24"/>
+        </w:rPr>
+        <w:t>d of interpersonal relationship</w:t>
+      </w:r>
+      <w:r>
+        <w:rPr>
+          <w:rFonts w:ascii="Times New Roman" w:hAnsi="Times New Roman" w:cs="Times New Roman"/>
+          <w:sz w:val="24"/>
+          <w:szCs w:val="24"/>
+        </w:rPr>
+        <w:t>, but in this field</w:t>
+      </w:r>
+      <w:r>
+        <w:rPr>
+          <w:rFonts w:ascii="Times New Roman" w:hAnsi="Times New Roman" w:cs="Times New Roman"/>
+          <w:sz w:val="24"/>
+          <w:szCs w:val="24"/>
+        </w:rPr>
+        <w:t>,</w:t>
+      </w:r>
+      <w:r>
+        <w:rPr>
+          <w:rFonts w:ascii="Times New Roman" w:hAnsi="Times New Roman" w:cs="Times New Roman"/>
+          <w:sz w:val="24"/>
+          <w:szCs w:val="24"/>
+        </w:rPr>
+        <w:t xml:space="preserve"> it is all the more necessary as a consultation often involves a physical evaluation of the patient</w:t>
       </w:r>
       <w:r>
         <w:rPr>
@@ -5931,7 +8357,15 @@
           <w:sz w:val="24"/>
           <w:szCs w:val="24"/>
         </w:rPr>
-        <w:t xml:space="preserve"> In the same time, the creation of an application to manage this interaction between doctors and patients is clearly justified, as we could see in the previous subsection. </w:t>
+        <w:t xml:space="preserve"> At</w:t>
+      </w:r>
+      <w:r>
+        <w:rPr>
+          <w:rFonts w:ascii="Times New Roman" w:hAnsi="Times New Roman" w:cs="Times New Roman"/>
+          <w:sz w:val="24"/>
+          <w:szCs w:val="24"/>
+        </w:rPr>
+        <w:t xml:space="preserve"> the same time, the creation of an application to manage this interaction between doctors and patients is clearly justified, as we could see in the previous subsection. </w:t>
       </w:r>
     </w:p>
     <w:p>
@@ -5950,15 +8384,79 @@
           <w:sz w:val="24"/>
           <w:szCs w:val="24"/>
         </w:rPr>
-        <w:t>As in any application, a major issue when developing a software system for managing patient-doctor relationship is the performance. T</w:t>
-      </w:r>
-      <w:r>
-        <w:rPr>
-          <w:rFonts w:ascii="Times New Roman" w:hAnsi="Times New Roman" w:cs="Times New Roman"/>
-          <w:sz w:val="24"/>
-          <w:szCs w:val="24"/>
-        </w:rPr>
-        <w:t>his aspect can be seen from multiple perspectives, one being the performance related to the data accuracy and the data availability. Another problem is represented by the performance from the patient’s view who wants a decrease in waiting time and privacy. Last but not least, there are issues from the perspective of the medical stuff like the performance of the communication between doctors and patients and the integrity of the system.</w:t>
+        <w:t xml:space="preserve">As in any application, a major issue when developing a software system for managing </w:t>
+      </w:r>
+      <w:r>
+        <w:rPr>
+          <w:rFonts w:ascii="Times New Roman" w:hAnsi="Times New Roman" w:cs="Times New Roman"/>
+          <w:sz w:val="24"/>
+          <w:szCs w:val="24"/>
+        </w:rPr>
+        <w:t xml:space="preserve">the </w:t>
+      </w:r>
+      <w:r>
+        <w:rPr>
+          <w:rFonts w:ascii="Times New Roman" w:hAnsi="Times New Roman" w:cs="Times New Roman"/>
+          <w:sz w:val="24"/>
+          <w:szCs w:val="24"/>
+        </w:rPr>
+        <w:t>pat</w:t>
+      </w:r>
+      <w:r>
+        <w:rPr>
+          <w:rFonts w:ascii="Times New Roman" w:hAnsi="Times New Roman" w:cs="Times New Roman"/>
+          <w:sz w:val="24"/>
+          <w:szCs w:val="24"/>
+        </w:rPr>
+        <w:t xml:space="preserve">ient-doctor relationship is </w:t>
+      </w:r>
+      <w:r>
+        <w:rPr>
+          <w:rFonts w:ascii="Times New Roman" w:hAnsi="Times New Roman" w:cs="Times New Roman"/>
+          <w:sz w:val="24"/>
+          <w:szCs w:val="24"/>
+        </w:rPr>
+        <w:t>performance. T</w:t>
+      </w:r>
+      <w:r>
+        <w:rPr>
+          <w:rFonts w:ascii="Times New Roman" w:hAnsi="Times New Roman" w:cs="Times New Roman"/>
+          <w:sz w:val="24"/>
+          <w:szCs w:val="24"/>
+        </w:rPr>
+        <w:t xml:space="preserve">his aspect can be seen from multiple perspectives, one being the performance related to the data accuracy and the data availability. Another problem is represented by the performance from the patient’s view who wants </w:t>
+      </w:r>
+      <w:r>
+        <w:rPr>
+          <w:rFonts w:ascii="Times New Roman" w:hAnsi="Times New Roman" w:cs="Times New Roman"/>
+          <w:sz w:val="24"/>
+          <w:szCs w:val="24"/>
+        </w:rPr>
+        <w:t>privacy and a decrease in waiting time</w:t>
+      </w:r>
+      <w:r>
+        <w:rPr>
+          <w:rFonts w:ascii="Times New Roman" w:hAnsi="Times New Roman" w:cs="Times New Roman"/>
+          <w:sz w:val="24"/>
+          <w:szCs w:val="24"/>
+        </w:rPr>
+        <w:t>. Last but not least, there are issues from th</w:t>
+      </w:r>
+      <w:r>
+        <w:rPr>
+          <w:rFonts w:ascii="Times New Roman" w:hAnsi="Times New Roman" w:cs="Times New Roman"/>
+          <w:sz w:val="24"/>
+          <w:szCs w:val="24"/>
+        </w:rPr>
+        <w:t>e perspective of the medical sta</w:t>
+      </w:r>
+      <w:r>
+        <w:rPr>
+          <w:rFonts w:ascii="Times New Roman" w:hAnsi="Times New Roman" w:cs="Times New Roman"/>
+          <w:sz w:val="24"/>
+          <w:szCs w:val="24"/>
+        </w:rPr>
+        <w:t>ff like the performance of the communication between doctors and patients and the integrity of the system.</w:t>
       </w:r>
     </w:p>
     <w:p>
@@ -5985,7 +8483,47 @@
           <w:sz w:val="24"/>
           <w:szCs w:val="24"/>
         </w:rPr>
-        <w:t xml:space="preserve">On the other hand, the availability represent a critical problem when development a software for managing the patient-doctor relationship. Availability is defined as being the percentage of time when </w:t>
+        <w:t>On the other hand,</w:t>
+      </w:r>
+      <w:r>
+        <w:rPr>
+          <w:rFonts w:ascii="Times New Roman" w:hAnsi="Times New Roman" w:cs="Times New Roman"/>
+          <w:sz w:val="24"/>
+          <w:szCs w:val="24"/>
+        </w:rPr>
+        <w:t xml:space="preserve"> availability represent</w:t>
+      </w:r>
+      <w:r>
+        <w:rPr>
+          <w:rFonts w:ascii="Times New Roman" w:hAnsi="Times New Roman" w:cs="Times New Roman"/>
+          <w:sz w:val="24"/>
+          <w:szCs w:val="24"/>
+        </w:rPr>
+        <w:t>s</w:t>
+      </w:r>
+      <w:r>
+        <w:rPr>
+          <w:rFonts w:ascii="Times New Roman" w:hAnsi="Times New Roman" w:cs="Times New Roman"/>
+          <w:sz w:val="24"/>
+          <w:szCs w:val="24"/>
+        </w:rPr>
+        <w:t xml:space="preserve"> a critical pro</w:t>
+      </w:r>
+      <w:r>
+        <w:rPr>
+          <w:rFonts w:ascii="Times New Roman" w:hAnsi="Times New Roman" w:cs="Times New Roman"/>
+          <w:sz w:val="24"/>
+          <w:szCs w:val="24"/>
+        </w:rPr>
+        <w:t xml:space="preserve">blem when developing </w:t>
+      </w:r>
+      <w:r>
+        <w:rPr>
+          <w:rFonts w:ascii="Times New Roman" w:hAnsi="Times New Roman" w:cs="Times New Roman"/>
+          <w:sz w:val="24"/>
+          <w:szCs w:val="24"/>
+        </w:rPr>
+        <w:t xml:space="preserve">software for managing the patient-doctor relationship. Availability is defined as the percentage of time when </w:t>
       </w:r>
       <w:r>
         <w:rPr>
@@ -6020,6 +8558,7 @@
           <w:sz w:val="24"/>
           <w:szCs w:val="24"/>
         </w:rPr>
+        <w:lastRenderedPageBreak/>
         <w:t>An issue that has been debated countless times regarding the development of a medical application is its security.</w:t>
       </w:r>
       <w:r>
@@ -6028,16 +8567,23 @@
           <w:sz w:val="24"/>
           <w:szCs w:val="24"/>
         </w:rPr>
-        <w:t xml:space="preserve"> It is normal to be an important issue as personal data of the patient are </w:t>
-      </w:r>
-      <w:r>
-        <w:rPr>
-          <w:rFonts w:ascii="Times New Roman" w:hAnsi="Times New Roman" w:cs="Times New Roman"/>
-          <w:sz w:val="24"/>
-          <w:szCs w:val="24"/>
-        </w:rPr>
-        <w:lastRenderedPageBreak/>
-        <w:t>present and must be protected.</w:t>
+        <w:t xml:space="preserve"> It is normal to be an important issue as </w:t>
+      </w:r>
+      <w:r>
+        <w:rPr>
+          <w:rFonts w:ascii="Times New Roman" w:hAnsi="Times New Roman" w:cs="Times New Roman"/>
+          <w:sz w:val="24"/>
+          <w:szCs w:val="24"/>
+        </w:rPr>
+        <w:t xml:space="preserve">the </w:t>
+      </w:r>
+      <w:r>
+        <w:rPr>
+          <w:rFonts w:ascii="Times New Roman" w:hAnsi="Times New Roman" w:cs="Times New Roman"/>
+          <w:sz w:val="24"/>
+          <w:szCs w:val="24"/>
+        </w:rPr>
+        <w:t>personal data of the patient are present and must be protected.</w:t>
       </w:r>
       <w:r>
         <w:rPr>
@@ -6063,13 +8609,39 @@
         </w:rPr>
         <w:t xml:space="preserve">, there are presented some security problems and how they can be solved. </w:t>
       </w:r>
-      <w:r>
-        <w:rPr>
-          <w:rFonts w:ascii="Times New Roman" w:hAnsi="Times New Roman" w:cs="Times New Roman"/>
-          <w:sz w:val="24"/>
-          <w:szCs w:val="24"/>
-        </w:rPr>
-        <w:t>One of them is the unauthorized access to patient’s electronic records. When roles and privileges are not properly defined among users of the e-health database, it means anyone can access information and carry out any type of actions even if it’s a malicious action; this is a security t</w:t>
+      <w:proofErr w:type="gramStart"/>
+      <w:r>
+        <w:rPr>
+          <w:rFonts w:ascii="Times New Roman" w:hAnsi="Times New Roman" w:cs="Times New Roman"/>
+          <w:sz w:val="24"/>
+          <w:szCs w:val="24"/>
+        </w:rPr>
+        <w:t xml:space="preserve">One of them is the </w:t>
+      </w:r>
+      <w:r>
+        <w:rPr>
+          <w:rFonts w:ascii="Times New Roman" w:hAnsi="Times New Roman" w:cs="Times New Roman"/>
+          <w:sz w:val="24"/>
+          <w:szCs w:val="24"/>
+        </w:rPr>
+        <w:t>unauthorized access to patient’</w:t>
+      </w:r>
+      <w:r>
+        <w:rPr>
+          <w:rFonts w:ascii="Times New Roman" w:hAnsi="Times New Roman" w:cs="Times New Roman"/>
+          <w:sz w:val="24"/>
+          <w:szCs w:val="24"/>
+        </w:rPr>
+        <w:t xml:space="preserve"> electronic records.</w:t>
+      </w:r>
+      <w:proofErr w:type="gramEnd"/>
+      <w:r>
+        <w:rPr>
+          <w:rFonts w:ascii="Times New Roman" w:hAnsi="Times New Roman" w:cs="Times New Roman"/>
+          <w:sz w:val="24"/>
+          <w:szCs w:val="24"/>
+        </w:rPr>
+        <w:t xml:space="preserve"> When roles and privileges are not properly defined among users of the e-health database, it means anyone can access information and carry out any type of actions even if it’s a malicious action; this is a security t</w:t>
       </w:r>
       <w:r>
         <w:rPr>
@@ -6129,7 +8701,39 @@
           <w:sz w:val="24"/>
           <w:szCs w:val="24"/>
         </w:rPr>
-        <w:t>, which is based on collecting the data as electronic health records (EHR) from patients and combining them into a cloud system architecture. This architecture provides privacy and security thoug</w:t>
+        <w:t>, which is</w:t>
+      </w:r>
+      <w:r>
+        <w:rPr>
+          <w:rFonts w:ascii="Times New Roman" w:hAnsi="Times New Roman" w:cs="Times New Roman"/>
+          <w:sz w:val="24"/>
+          <w:szCs w:val="24"/>
+        </w:rPr>
+        <w:t xml:space="preserve"> based on collecting the data like</w:t>
+      </w:r>
+      <w:r>
+        <w:rPr>
+          <w:rFonts w:ascii="Times New Roman" w:hAnsi="Times New Roman" w:cs="Times New Roman"/>
+          <w:sz w:val="24"/>
+          <w:szCs w:val="24"/>
+        </w:rPr>
+        <w:t xml:space="preserve"> electronic health records (EHR) from patients and combining them into a cloud system architecture. This architecture provides privacy and security th</w:t>
+      </w:r>
+      <w:r>
+        <w:rPr>
+          <w:rFonts w:ascii="Times New Roman" w:hAnsi="Times New Roman" w:cs="Times New Roman"/>
+          <w:sz w:val="24"/>
+          <w:szCs w:val="24"/>
+        </w:rPr>
+        <w:t>r</w:t>
+      </w:r>
+      <w:r>
+        <w:rPr>
+          <w:rFonts w:ascii="Times New Roman" w:hAnsi="Times New Roman" w:cs="Times New Roman"/>
+          <w:sz w:val="24"/>
+          <w:szCs w:val="24"/>
+        </w:rPr>
+        <w:t>oug</w:t>
       </w:r>
       <w:r>
         <w:rPr>
@@ -6164,79 +8768,39 @@
           <w:sz w:val="24"/>
           <w:szCs w:val="24"/>
         </w:rPr>
-        <w:t xml:space="preserve">Another security </w:t>
-      </w:r>
-      <w:r>
-        <w:rPr>
-          <w:rFonts w:ascii="Times New Roman" w:hAnsi="Times New Roman" w:cs="Times New Roman"/>
-          <w:sz w:val="24"/>
-          <w:szCs w:val="24"/>
-        </w:rPr>
-        <w:t>concern</w:t>
-      </w:r>
-      <w:r>
-        <w:rPr>
-          <w:rFonts w:ascii="Times New Roman" w:hAnsi="Times New Roman" w:cs="Times New Roman"/>
-          <w:sz w:val="24"/>
-          <w:szCs w:val="24"/>
-        </w:rPr>
-        <w:t xml:space="preserve"> is represented by </w:t>
-      </w:r>
-      <w:r>
-        <w:rPr>
-          <w:rFonts w:ascii="Times New Roman" w:hAnsi="Times New Roman" w:cs="Times New Roman"/>
-          <w:sz w:val="24"/>
-          <w:szCs w:val="24"/>
-        </w:rPr>
-        <w:t xml:space="preserve">tracking of users activities. Let’s imagine the case when someone can see a patient’s oxygen saturation and heart rate data. Having this information, it is an easy task to deduce how regularly that patient is doing physical activity. </w:t>
-      </w:r>
-      <w:r>
-        <w:rPr>
-          <w:rFonts w:ascii="Times New Roman" w:hAnsi="Times New Roman" w:cs="Times New Roman"/>
-          <w:sz w:val="24"/>
-          <w:szCs w:val="24"/>
-        </w:rPr>
-        <w:t>With this kind of information, access to insurance benefits could be restricted by insurance companies for users with delicate life styles by taking undue advantage of the information and by so doing, compromising the user's right of privacy</w:t>
-      </w:r>
-      <w:r>
-        <w:rPr>
-          <w:rFonts w:ascii="Times New Roman" w:hAnsi="Times New Roman" w:cs="Times New Roman"/>
-          <w:sz w:val="24"/>
-          <w:szCs w:val="24"/>
-        </w:rPr>
-        <w:t xml:space="preserve"> [11</w:t>
-      </w:r>
-      <w:r>
-        <w:rPr>
-          <w:rFonts w:ascii="Times New Roman" w:hAnsi="Times New Roman" w:cs="Times New Roman"/>
-          <w:sz w:val="24"/>
-          <w:szCs w:val="24"/>
-        </w:rPr>
-        <w:t>]</w:t>
-      </w:r>
-      <w:r>
-        <w:rPr>
-          <w:rFonts w:ascii="Times New Roman" w:hAnsi="Times New Roman" w:cs="Times New Roman"/>
-          <w:sz w:val="24"/>
-          <w:szCs w:val="24"/>
-        </w:rPr>
-        <w:t>.</w:t>
-      </w:r>
-      <w:r>
-        <w:rPr>
-          <w:rFonts w:ascii="Times New Roman" w:hAnsi="Times New Roman" w:cs="Times New Roman"/>
-          <w:sz w:val="24"/>
-          <w:szCs w:val="24"/>
-        </w:rPr>
-        <w:t xml:space="preserve"> A solution to this problem is that the database administrators should establish the exact privileges </w:t>
-      </w:r>
-      <w:r>
-        <w:rPr>
-          <w:rFonts w:ascii="Times New Roman" w:hAnsi="Times New Roman" w:cs="Times New Roman"/>
-          <w:sz w:val="24"/>
-          <w:szCs w:val="24"/>
-        </w:rPr>
-        <w:t>in the application with the aim to restrict the access to sensitive information.</w:t>
+        <w:t xml:space="preserve">Another security concern is represented by </w:t>
+      </w:r>
+      <w:r>
+        <w:rPr>
+          <w:rFonts w:ascii="Times New Roman" w:hAnsi="Times New Roman" w:cs="Times New Roman"/>
+          <w:sz w:val="24"/>
+          <w:szCs w:val="24"/>
+        </w:rPr>
+        <w:t>tracking</w:t>
+      </w:r>
+      <w:r>
+        <w:rPr>
+          <w:rFonts w:ascii="Times New Roman" w:hAnsi="Times New Roman" w:cs="Times New Roman"/>
+          <w:sz w:val="24"/>
+          <w:szCs w:val="24"/>
+        </w:rPr>
+        <w:t xml:space="preserve"> users</w:t>
+      </w:r>
+      <w:r>
+        <w:rPr>
+          <w:rFonts w:ascii="Times New Roman" w:hAnsi="Times New Roman" w:cs="Times New Roman"/>
+          <w:sz w:val="24"/>
+          <w:szCs w:val="24"/>
+        </w:rPr>
+        <w:t>’</w:t>
+      </w:r>
+      <w:r>
+        <w:rPr>
+          <w:rFonts w:ascii="Times New Roman" w:hAnsi="Times New Roman" w:cs="Times New Roman"/>
+          <w:sz w:val="24"/>
+          <w:szCs w:val="24"/>
+        </w:rPr>
+        <w:t xml:space="preserve"> activities. Let’s imagine the case when someone can see a patient’s oxygen saturation and heart rate data. Having this information, it is an easy task to deduce how regularly that patient is doing physical activity. With this kind of information, access to insurance benefits could be restricted by insurance companies for users with delicate life styles by taking undue advantage of the information and by so doing, compromising the user's right of privacy [11]. A solution to this problem is that the database administrators should establish the exact privileges rules in the application with the aim to restrict access to sensitive information.</w:t>
       </w:r>
     </w:p>
     <w:p>
@@ -6343,12 +8907,11 @@
         <w:pStyle w:val="Heading2"/>
         <w:spacing w:line="360" w:lineRule="auto"/>
       </w:pPr>
-      <w:bookmarkStart w:id="9" w:name="_Toc104214481"/>
-      <w:r>
-        <w:lastRenderedPageBreak/>
+      <w:bookmarkStart w:id="11" w:name="_Toc105017462"/>
+      <w:r>
         <w:t>Web applications</w:t>
       </w:r>
-      <w:bookmarkEnd w:id="9"/>
+      <w:bookmarkEnd w:id="11"/>
     </w:p>
     <w:p>
       <w:pPr>
@@ -6365,11 +8928,11 @@
         <w:pStyle w:val="Heading3"/>
         <w:spacing w:line="360" w:lineRule="auto"/>
       </w:pPr>
-      <w:bookmarkStart w:id="10" w:name="_Toc104214482"/>
+      <w:bookmarkStart w:id="12" w:name="_Toc105017463"/>
       <w:r>
         <w:t>Brief history</w:t>
       </w:r>
-      <w:bookmarkEnd w:id="10"/>
+      <w:bookmarkEnd w:id="12"/>
     </w:p>
     <w:p>
       <w:pPr>
@@ -6437,47 +9000,55 @@
           <w:sz w:val="24"/>
           <w:szCs w:val="24"/>
         </w:rPr>
-        <w:t xml:space="preserve"> Web applications started to develop to develop in the 90s, being initially only static HTML pages, after that being possible to add media files, but they were still static. An important element in making dynamic pages as we know them today was the invention of JavaS</w:t>
-      </w:r>
-      <w:r>
-        <w:rPr>
-          <w:rFonts w:ascii="Times New Roman" w:hAnsi="Times New Roman" w:cs="Times New Roman"/>
-          <w:sz w:val="24"/>
-          <w:szCs w:val="24"/>
-        </w:rPr>
-        <w:t xml:space="preserve">cript in 1995, allowing animations to be displayed. In 1999, </w:t>
-      </w:r>
-      <w:r>
-        <w:rPr>
-          <w:rFonts w:ascii="Times New Roman" w:hAnsi="Times New Roman" w:cs="Times New Roman"/>
-          <w:sz w:val="24"/>
-          <w:szCs w:val="24"/>
-        </w:rPr>
-        <w:t>there was introduced the term of “web application” in the specification</w:t>
-      </w:r>
-      <w:r>
-        <w:rPr>
-          <w:rFonts w:ascii="Times New Roman" w:hAnsi="Times New Roman" w:cs="Times New Roman"/>
-          <w:sz w:val="24"/>
-          <w:szCs w:val="24"/>
-        </w:rPr>
-        <w:t xml:space="preserve"> of Java Servlet version 2.2</w:t>
-      </w:r>
-      <w:r>
-        <w:rPr>
-          <w:rFonts w:ascii="Times New Roman" w:hAnsi="Times New Roman" w:cs="Times New Roman"/>
-          <w:sz w:val="24"/>
-          <w:szCs w:val="24"/>
-        </w:rPr>
-        <w:t>. The move from static web-pages to dynamic ones was materialized in 2005 with th</w:t>
-      </w:r>
-      <w:r>
-        <w:rPr>
-          <w:rFonts w:ascii="Times New Roman" w:hAnsi="Times New Roman" w:cs="Times New Roman"/>
-          <w:sz w:val="24"/>
-          <w:szCs w:val="24"/>
-        </w:rPr>
-        <w:t>e invention of Ajax</w:t>
+        <w:t xml:space="preserve"> Web applications started to develop in the 90s, being initially only static HTML pages, after that being possible to add media files, but they were still static. An important element in making dynamic pages as we know them today was the invention of JavaS</w:t>
+      </w:r>
+      <w:r>
+        <w:rPr>
+          <w:rFonts w:ascii="Times New Roman" w:hAnsi="Times New Roman" w:cs="Times New Roman"/>
+          <w:sz w:val="24"/>
+          <w:szCs w:val="24"/>
+        </w:rPr>
+        <w:t xml:space="preserve">cript in 1995, allowing animations to be displayed. </w:t>
+      </w:r>
+      <w:r>
+        <w:rPr>
+          <w:rFonts w:ascii="Times New Roman" w:hAnsi="Times New Roman" w:cs="Times New Roman"/>
+          <w:sz w:val="24"/>
+          <w:szCs w:val="24"/>
+        </w:rPr>
+        <w:t xml:space="preserve">The move from static web </w:t>
+      </w:r>
+      <w:r>
+        <w:rPr>
+          <w:rFonts w:ascii="Times New Roman" w:hAnsi="Times New Roman" w:cs="Times New Roman"/>
+          <w:sz w:val="24"/>
+          <w:szCs w:val="24"/>
+        </w:rPr>
+        <w:t>pages to dynamic ones was materialized in 2005 with th</w:t>
+      </w:r>
+      <w:r>
+        <w:rPr>
+          <w:rFonts w:ascii="Times New Roman" w:hAnsi="Times New Roman" w:cs="Times New Roman"/>
+          <w:sz w:val="24"/>
+          <w:szCs w:val="24"/>
+        </w:rPr>
+        <w:t xml:space="preserve">e </w:t>
+      </w:r>
+      <w:r>
+        <w:rPr>
+          <w:rFonts w:ascii="Times New Roman" w:hAnsi="Times New Roman" w:cs="Times New Roman"/>
+          <w:sz w:val="24"/>
+          <w:szCs w:val="24"/>
+        </w:rPr>
+        <w:t>creation</w:t>
+      </w:r>
+      <w:r>
+        <w:rPr>
+          <w:rFonts w:ascii="Times New Roman" w:hAnsi="Times New Roman" w:cs="Times New Roman"/>
+          <w:sz w:val="24"/>
+          <w:szCs w:val="24"/>
+        </w:rPr>
+        <w:t xml:space="preserve"> of Ajax</w:t>
       </w:r>
       <w:r>
         <w:rPr>
@@ -6567,7 +9138,23 @@
           <w:sz w:val="24"/>
           <w:szCs w:val="24"/>
         </w:rPr>
-        <w:t xml:space="preserve"> which leaded to a delay</w:t>
+        <w:t xml:space="preserve"> which </w:t>
+      </w:r>
+      <w:r>
+        <w:rPr>
+          <w:rFonts w:ascii="Times New Roman" w:hAnsi="Times New Roman" w:cs="Times New Roman"/>
+          <w:sz w:val="24"/>
+          <w:szCs w:val="24"/>
+        </w:rPr>
+        <w:t>led</w:t>
+      </w:r>
+      <w:r>
+        <w:rPr>
+          <w:rFonts w:ascii="Times New Roman" w:hAnsi="Times New Roman" w:cs="Times New Roman"/>
+          <w:sz w:val="24"/>
+          <w:szCs w:val="24"/>
+        </w:rPr>
+        <w:t xml:space="preserve"> to a delay</w:t>
       </w:r>
       <w:r>
         <w:rPr>
@@ -6647,7 +9234,23 @@
           <w:sz w:val="24"/>
           <w:szCs w:val="24"/>
         </w:rPr>
-        <w:t xml:space="preserve"> After the point where Ajax technology was introduced, the domain of web applications </w:t>
+        <w:t xml:space="preserve"> </w:t>
+      </w:r>
+      <w:r>
+        <w:rPr>
+          <w:rFonts w:ascii="Times New Roman" w:hAnsi="Times New Roman" w:cs="Times New Roman"/>
+          <w:sz w:val="24"/>
+          <w:szCs w:val="24"/>
+        </w:rPr>
+        <w:t>Since</w:t>
+      </w:r>
+      <w:r>
+        <w:rPr>
+          <w:rFonts w:ascii="Times New Roman" w:hAnsi="Times New Roman" w:cs="Times New Roman"/>
+          <w:sz w:val="24"/>
+          <w:szCs w:val="24"/>
+        </w:rPr>
+        <w:t xml:space="preserve"> the point where Ajax technology was introduced, the domain of web applications </w:t>
       </w:r>
       <w:r>
         <w:rPr>
@@ -6663,7 +9266,23 @@
           <w:sz w:val="24"/>
           <w:szCs w:val="24"/>
         </w:rPr>
-        <w:t>, both on backend</w:t>
+        <w:t xml:space="preserve">, both on </w:t>
+      </w:r>
+      <w:r>
+        <w:rPr>
+          <w:rFonts w:ascii="Times New Roman" w:hAnsi="Times New Roman" w:cs="Times New Roman"/>
+          <w:sz w:val="24"/>
+          <w:szCs w:val="24"/>
+        </w:rPr>
+        <w:t xml:space="preserve">the </w:t>
+      </w:r>
+      <w:r>
+        <w:rPr>
+          <w:rFonts w:ascii="Times New Roman" w:hAnsi="Times New Roman" w:cs="Times New Roman"/>
+          <w:sz w:val="24"/>
+          <w:szCs w:val="24"/>
+        </w:rPr>
+        <w:t>backend</w:t>
       </w:r>
       <w:r>
         <w:rPr>
@@ -6698,11 +9317,11 @@
         <w:pStyle w:val="Heading3"/>
         <w:spacing w:line="360" w:lineRule="auto"/>
       </w:pPr>
-      <w:bookmarkStart w:id="11" w:name="_Toc104214483"/>
+      <w:bookmarkStart w:id="13" w:name="_Toc105017464"/>
       <w:r>
         <w:t>Structure</w:t>
       </w:r>
-      <w:bookmarkEnd w:id="11"/>
+      <w:bookmarkEnd w:id="13"/>
     </w:p>
     <w:p/>
     <w:p>
@@ -6761,7 +9380,23 @@
           <w:sz w:val="24"/>
           <w:szCs w:val="24"/>
         </w:rPr>
-        <w:t xml:space="preserve">, consisting of the following tiers: </w:t>
+        <w:t xml:space="preserve">, </w:t>
+      </w:r>
+      <w:r>
+        <w:rPr>
+          <w:rFonts w:ascii="Times New Roman" w:hAnsi="Times New Roman" w:cs="Times New Roman"/>
+          <w:sz w:val="24"/>
+          <w:szCs w:val="24"/>
+        </w:rPr>
+        <w:t>having</w:t>
+      </w:r>
+      <w:r>
+        <w:rPr>
+          <w:rFonts w:ascii="Times New Roman" w:hAnsi="Times New Roman" w:cs="Times New Roman"/>
+          <w:sz w:val="24"/>
+          <w:szCs w:val="24"/>
+        </w:rPr>
+        <w:t xml:space="preserve"> the following tiers: </w:t>
       </w:r>
       <w:r>
         <w:rPr>
@@ -6825,7 +9460,7 @@
           <w:sz w:val="24"/>
           <w:szCs w:val="24"/>
         </w:rPr>
-        <w:t xml:space="preserve">tier architecture is the fact that each tier runs on a separate infrastructure, this being extremely important in the development process. In this way, a separate team can be assigned to each tier </w:t>
+        <w:t xml:space="preserve">tier architecture is the fact that each tier runs on a separate infrastructure, this being extremely </w:t>
       </w:r>
       <w:r>
         <w:rPr>
@@ -6834,15 +9469,31 @@
           <w:szCs w:val="24"/>
         </w:rPr>
         <w:lastRenderedPageBreak/>
-        <w:t>and all three teams can work simultaneously. Also, any required update on a specific tier can be implemented easily because the changes do not impact the other tiers.</w:t>
-      </w:r>
-      <w:r>
-        <w:rPr>
-          <w:rFonts w:ascii="Times New Roman" w:hAnsi="Times New Roman" w:cs="Times New Roman"/>
-          <w:sz w:val="24"/>
-          <w:szCs w:val="24"/>
-        </w:rPr>
-        <w:t xml:space="preserve"> Not to forget, the user can’t access directly the database and this guarantees a certain degree of security, but which can still present problems. R</w:t>
+        <w:t>important in the development process. In this way, a separate team can be assigned to each tier and all three teams can work simultaneously. Also, any required update on a specific tier can be implemented easily because the changes do not impact the other tiers.</w:t>
+      </w:r>
+      <w:r>
+        <w:rPr>
+          <w:rFonts w:ascii="Times New Roman" w:hAnsi="Times New Roman" w:cs="Times New Roman"/>
+          <w:sz w:val="24"/>
+          <w:szCs w:val="24"/>
+        </w:rPr>
+        <w:t xml:space="preserve"> Not to forget, the user can’t access directly the database and this guarantees a certain degree of security, but </w:t>
+      </w:r>
+      <w:r>
+        <w:rPr>
+          <w:rFonts w:ascii="Times New Roman" w:hAnsi="Times New Roman" w:cs="Times New Roman"/>
+          <w:sz w:val="24"/>
+          <w:szCs w:val="24"/>
+        </w:rPr>
+        <w:t>it</w:t>
+      </w:r>
+      <w:r>
+        <w:rPr>
+          <w:rFonts w:ascii="Times New Roman" w:hAnsi="Times New Roman" w:cs="Times New Roman"/>
+          <w:sz w:val="24"/>
+          <w:szCs w:val="24"/>
+        </w:rPr>
+        <w:t xml:space="preserve"> can still present problems. R</w:t>
       </w:r>
       <w:r>
         <w:rPr>
@@ -6866,7 +9517,39 @@
           <w:sz w:val="24"/>
           <w:szCs w:val="24"/>
         </w:rPr>
-        <w:t xml:space="preserve"> and the main disadvantages are its complexity to build (in comparison with a two tier architecture, in which the connection between the client side and the database is made directly) and the fact that it is more costly in terms of time (an example is that even a small update has to be tested in multiple places).</w:t>
+        <w:t xml:space="preserve"> and the main disadvantages are its complexity to </w:t>
+      </w:r>
+      <w:r>
+        <w:rPr>
+          <w:rFonts w:ascii="Times New Roman" w:hAnsi="Times New Roman" w:cs="Times New Roman"/>
+          <w:sz w:val="24"/>
+          <w:szCs w:val="24"/>
+        </w:rPr>
+        <w:t>build (in comparison with a two-</w:t>
+      </w:r>
+      <w:r>
+        <w:rPr>
+          <w:rFonts w:ascii="Times New Roman" w:hAnsi="Times New Roman" w:cs="Times New Roman"/>
+          <w:sz w:val="24"/>
+          <w:szCs w:val="24"/>
+        </w:rPr>
+        <w:t>tier architecture, in which th</w:t>
+      </w:r>
+      <w:r>
+        <w:rPr>
+          <w:rFonts w:ascii="Times New Roman" w:hAnsi="Times New Roman" w:cs="Times New Roman"/>
+          <w:sz w:val="24"/>
+          <w:szCs w:val="24"/>
+        </w:rPr>
+        <w:t>e connection between the client-</w:t>
+      </w:r>
+      <w:r>
+        <w:rPr>
+          <w:rFonts w:ascii="Times New Roman" w:hAnsi="Times New Roman" w:cs="Times New Roman"/>
+          <w:sz w:val="24"/>
+          <w:szCs w:val="24"/>
+        </w:rPr>
+        <w:t>side and the database is made directly) and the fact that it is more costly in terms of time (an example is that even a small update has to be tested in multiple places).</w:t>
       </w:r>
     </w:p>
     <w:p>
@@ -6891,7 +9574,7 @@
           <w:noProof/>
         </w:rPr>
         <w:drawing>
-          <wp:inline distT="0" distB="0" distL="0" distR="0" wp14:anchorId="3287A128" wp14:editId="183E517A">
+          <wp:inline distT="0" distB="0" distL="0" distR="0" wp14:anchorId="52589D3A" wp14:editId="2C94A2E6">
             <wp:extent cx="5454650" cy="2391490"/>
             <wp:effectExtent l="0" t="0" r="0" b="8890"/>
             <wp:docPr id="5" name="Picture 5" descr="A modern web application structure and its components. | Download  Scientific Diagram"/>
@@ -6908,7 +9591,7 @@
                     </pic:cNvPicPr>
                   </pic:nvPicPr>
                   <pic:blipFill>
-                    <a:blip r:embed="rId13">
+                    <a:blip r:embed="rId18">
                       <a:extLst>
                         <a:ext uri="{28A0092B-C50C-407E-A947-70E740481C1C}">
                           <a14:useLocalDpi xmlns:a14="http://schemas.microsoft.com/office/drawing/2010/main" val="0"/>
@@ -7161,7 +9844,49 @@
           <w:sz w:val="24"/>
           <w:szCs w:val="24"/>
         </w:rPr>
-        <w:t xml:space="preserve">web application, the client side and the server side, the link between them being made by the application </w:t>
+        <w:t>web application, the client-</w:t>
+      </w:r>
+      <w:r>
+        <w:rPr>
+          <w:rFonts w:ascii="Times New Roman" w:hAnsi="Times New Roman" w:cs="Times New Roman"/>
+          <w:sz w:val="24"/>
+          <w:szCs w:val="24"/>
+        </w:rPr>
+        <w:t>side and th</w:t>
+      </w:r>
+      <w:r>
+        <w:rPr>
+          <w:rFonts w:ascii="Times New Roman" w:hAnsi="Times New Roman" w:cs="Times New Roman"/>
+          <w:sz w:val="24"/>
+          <w:szCs w:val="24"/>
+        </w:rPr>
+        <w:t xml:space="preserve">e </w:t>
+      </w:r>
+      <w:proofErr w:type="spellStart"/>
+      <w:r>
+        <w:rPr>
+          <w:rFonts w:ascii="Times New Roman" w:hAnsi="Times New Roman" w:cs="Times New Roman"/>
+          <w:sz w:val="24"/>
+          <w:szCs w:val="24"/>
+        </w:rPr>
+        <w:t>serve</w:t>
+      </w:r>
+      <w:proofErr w:type="spellEnd"/>
+      <w:r>
+        <w:rPr>
+          <w:rFonts w:ascii="Times New Roman" w:hAnsi="Times New Roman" w:cs="Times New Roman"/>
+          <w:sz w:val="24"/>
+          <w:szCs w:val="24"/>
+        </w:rPr>
+        <w:t>-</w:t>
+      </w:r>
+      <w:r>
+        <w:rPr>
+          <w:rFonts w:ascii="Times New Roman" w:hAnsi="Times New Roman" w:cs="Times New Roman"/>
+          <w:sz w:val="24"/>
+          <w:szCs w:val="24"/>
+        </w:rPr>
+        <w:t xml:space="preserve">side, the link between them being made by the application </w:t>
       </w:r>
       <w:r>
         <w:rPr>
@@ -7185,7 +9910,15 @@
           <w:sz w:val="24"/>
           <w:szCs w:val="24"/>
         </w:rPr>
-        <w:t xml:space="preserve"> The client side deals with the interaction between the user and the computer, being </w:t>
+        <w:t xml:space="preserve"> The client-</w:t>
+      </w:r>
+      <w:r>
+        <w:rPr>
+          <w:rFonts w:ascii="Times New Roman" w:hAnsi="Times New Roman" w:cs="Times New Roman"/>
+          <w:sz w:val="24"/>
+          <w:szCs w:val="24"/>
+        </w:rPr>
+        <w:t xml:space="preserve">side deals with the interaction between the user and the computer, being </w:t>
       </w:r>
       <w:r>
         <w:rPr>
@@ -7233,6 +9966,14 @@
           <w:sz w:val="24"/>
           <w:szCs w:val="24"/>
         </w:rPr>
+        <w:t xml:space="preserve"> [7]</w:t>
+      </w:r>
+      <w:r>
+        <w:rPr>
+          <w:rFonts w:ascii="Times New Roman" w:hAnsi="Times New Roman" w:cs="Times New Roman"/>
+          <w:sz w:val="24"/>
+          <w:szCs w:val="24"/>
+        </w:rPr>
         <w:t xml:space="preserve">. It </w:t>
       </w:r>
       <w:r>
@@ -7249,31 +9990,7 @@
           <w:sz w:val="24"/>
           <w:szCs w:val="24"/>
         </w:rPr>
-        <w:t xml:space="preserve"> multiple components</w:t>
-      </w:r>
-      <w:r>
-        <w:rPr>
-          <w:rFonts w:ascii="Times New Roman" w:hAnsi="Times New Roman" w:cs="Times New Roman"/>
-          <w:sz w:val="24"/>
-          <w:szCs w:val="24"/>
-        </w:rPr>
-        <w:t xml:space="preserve"> [7</w:t>
-      </w:r>
-      <w:r>
-        <w:rPr>
-          <w:rFonts w:ascii="Times New Roman" w:hAnsi="Times New Roman" w:cs="Times New Roman"/>
-          <w:sz w:val="24"/>
-          <w:szCs w:val="24"/>
-        </w:rPr>
-        <w:t>]</w:t>
-      </w:r>
-      <w:r>
-        <w:rPr>
-          <w:rFonts w:ascii="Times New Roman" w:hAnsi="Times New Roman" w:cs="Times New Roman"/>
-          <w:sz w:val="24"/>
-          <w:szCs w:val="24"/>
-        </w:rPr>
-        <w:t xml:space="preserve">: </w:t>
+        <w:t xml:space="preserve"> multiple components: </w:t>
       </w:r>
     </w:p>
     <w:p>
@@ -7321,7 +10038,23 @@
           <w:sz w:val="24"/>
           <w:szCs w:val="24"/>
         </w:rPr>
-        <w:t>ayer -  deals with the logic on front-end side</w:t>
+        <w:t xml:space="preserve">ayer -  deals with the logic on </w:t>
+      </w:r>
+      <w:r>
+        <w:rPr>
+          <w:rFonts w:ascii="Times New Roman" w:hAnsi="Times New Roman" w:cs="Times New Roman"/>
+          <w:sz w:val="24"/>
+          <w:szCs w:val="24"/>
+        </w:rPr>
+        <w:t xml:space="preserve">the </w:t>
+      </w:r>
+      <w:r>
+        <w:rPr>
+          <w:rFonts w:ascii="Times New Roman" w:hAnsi="Times New Roman" w:cs="Times New Roman"/>
+          <w:sz w:val="24"/>
+          <w:szCs w:val="24"/>
+        </w:rPr>
+        <w:t>front-end side</w:t>
       </w:r>
       <w:r>
         <w:rPr>
@@ -7458,6 +10191,14 @@
           <w:sz w:val="24"/>
           <w:szCs w:val="24"/>
         </w:rPr>
+        <w:t xml:space="preserve">is </w:t>
+      </w:r>
+      <w:r>
+        <w:rPr>
+          <w:rFonts w:ascii="Times New Roman" w:hAnsi="Times New Roman" w:cs="Times New Roman"/>
+          <w:sz w:val="24"/>
+          <w:szCs w:val="24"/>
+        </w:rPr>
         <w:t>used by the presentation layer</w:t>
       </w:r>
       <w:r>
@@ -7621,15 +10362,71 @@
           <w:sz w:val="24"/>
           <w:szCs w:val="24"/>
         </w:rPr>
-        <w:t xml:space="preserve">The client side communicates with the application tier through HTTP </w:t>
-      </w:r>
-      <w:r>
-        <w:rPr>
-          <w:rFonts w:ascii="Times New Roman" w:hAnsi="Times New Roman" w:cs="Times New Roman"/>
-          <w:sz w:val="24"/>
-          <w:szCs w:val="24"/>
-        </w:rPr>
-        <w:t>protocol. The client makes requests with the purpose to access servers’ resources and receives a response for each of them. A well-defined HTTP request contains 3 elements: a request line, a variable number of HTTP headers and optionally a message body. The request line consist of its method, which should identify the type of request by the purpose in which the resources from server will be used, and its path</w:t>
+        <w:t>The client-</w:t>
+      </w:r>
+      <w:r>
+        <w:rPr>
+          <w:rFonts w:ascii="Times New Roman" w:hAnsi="Times New Roman" w:cs="Times New Roman"/>
+          <w:sz w:val="24"/>
+          <w:szCs w:val="24"/>
+        </w:rPr>
+        <w:t xml:space="preserve">side communicates with the application tier through HTTP </w:t>
+      </w:r>
+      <w:r>
+        <w:rPr>
+          <w:rFonts w:ascii="Times New Roman" w:hAnsi="Times New Roman" w:cs="Times New Roman"/>
+          <w:sz w:val="24"/>
+          <w:szCs w:val="24"/>
+        </w:rPr>
+        <w:t>protocol. The client makes requests with the purpose to access servers’ resources and receives a response for each</w:t>
+      </w:r>
+      <w:r>
+        <w:rPr>
+          <w:rFonts w:ascii="Times New Roman" w:hAnsi="Times New Roman" w:cs="Times New Roman"/>
+          <w:sz w:val="24"/>
+          <w:szCs w:val="24"/>
+        </w:rPr>
+        <w:t xml:space="preserve"> one</w:t>
+      </w:r>
+      <w:r>
+        <w:rPr>
+          <w:rFonts w:ascii="Times New Roman" w:hAnsi="Times New Roman" w:cs="Times New Roman"/>
+          <w:sz w:val="24"/>
+          <w:szCs w:val="24"/>
+        </w:rPr>
+        <w:t xml:space="preserve"> of them. A well-defined HTTP request contains 3 elements: a request line, a variable number of HTTP headers and optionally a message body. The request line consist</w:t>
+      </w:r>
+      <w:r>
+        <w:rPr>
+          <w:rFonts w:ascii="Times New Roman" w:hAnsi="Times New Roman" w:cs="Times New Roman"/>
+          <w:sz w:val="24"/>
+          <w:szCs w:val="24"/>
+        </w:rPr>
+        <w:t>s</w:t>
+      </w:r>
+      <w:r>
+        <w:rPr>
+          <w:rFonts w:ascii="Times New Roman" w:hAnsi="Times New Roman" w:cs="Times New Roman"/>
+          <w:sz w:val="24"/>
+          <w:szCs w:val="24"/>
+        </w:rPr>
+        <w:t xml:space="preserve"> of its method, which should identify the type of request by the purpose in which the resources from </w:t>
+      </w:r>
+      <w:r>
+        <w:rPr>
+          <w:rFonts w:ascii="Times New Roman" w:hAnsi="Times New Roman" w:cs="Times New Roman"/>
+          <w:sz w:val="24"/>
+          <w:szCs w:val="24"/>
+        </w:rPr>
+        <w:t xml:space="preserve">the </w:t>
+      </w:r>
+      <w:r>
+        <w:rPr>
+          <w:rFonts w:ascii="Times New Roman" w:hAnsi="Times New Roman" w:cs="Times New Roman"/>
+          <w:sz w:val="24"/>
+          <w:szCs w:val="24"/>
+        </w:rPr>
+        <w:t>server will be used, and its path</w:t>
       </w:r>
       <w:r>
         <w:rPr>
@@ -7645,7 +10442,23 @@
           <w:sz w:val="24"/>
           <w:szCs w:val="24"/>
         </w:rPr>
-        <w:t xml:space="preserve"> other elements like a query string, which provides information that can be used by application tier in different ways (for example, to extract specific information from database). </w:t>
+        <w:t xml:space="preserve"> other elements like a query string, which provides information that can be used by application tier in different ways (for example, to extract specific information from </w:t>
+      </w:r>
+      <w:r>
+        <w:rPr>
+          <w:rFonts w:ascii="Times New Roman" w:hAnsi="Times New Roman" w:cs="Times New Roman"/>
+          <w:sz w:val="24"/>
+          <w:szCs w:val="24"/>
+        </w:rPr>
+        <w:t xml:space="preserve">the </w:t>
+      </w:r>
+      <w:r>
+        <w:rPr>
+          <w:rFonts w:ascii="Times New Roman" w:hAnsi="Times New Roman" w:cs="Times New Roman"/>
+          <w:sz w:val="24"/>
+          <w:szCs w:val="24"/>
+        </w:rPr>
+        <w:t xml:space="preserve">database). </w:t>
       </w:r>
       <w:r>
         <w:rPr>
@@ -7755,7 +10568,15 @@
           <w:sz w:val="24"/>
           <w:szCs w:val="24"/>
         </w:rPr>
-        <w:t>The server side, as it can be seen in figure 2-4, consists of the following components:</w:t>
+        <w:t>The server-</w:t>
+      </w:r>
+      <w:r>
+        <w:rPr>
+          <w:rFonts w:ascii="Times New Roman" w:hAnsi="Times New Roman" w:cs="Times New Roman"/>
+          <w:sz w:val="24"/>
+          <w:szCs w:val="24"/>
+        </w:rPr>
+        <w:t>side, as it can be seen in figure 2-4, consists of the following components:</w:t>
       </w:r>
     </w:p>
     <w:p>
@@ -7973,6 +10794,14 @@
           <w:sz w:val="24"/>
           <w:szCs w:val="24"/>
         </w:rPr>
+        <w:t xml:space="preserve">is </w:t>
+      </w:r>
+      <w:r>
+        <w:rPr>
+          <w:rFonts w:ascii="Times New Roman" w:hAnsi="Times New Roman" w:cs="Times New Roman"/>
+          <w:sz w:val="24"/>
+          <w:szCs w:val="24"/>
+        </w:rPr>
         <w:t>necessary for the other layers to run on</w:t>
       </w:r>
     </w:p>
@@ -7993,7 +10822,15 @@
           <w:szCs w:val="24"/>
         </w:rPr>
         <w:lastRenderedPageBreak/>
-        <w:t xml:space="preserve">Other type of architecture is the two-tier one, </w:t>
+        <w:t>Ano</w:t>
+      </w:r>
+      <w:r>
+        <w:rPr>
+          <w:rFonts w:ascii="Times New Roman" w:hAnsi="Times New Roman" w:cs="Times New Roman"/>
+          <w:sz w:val="24"/>
+          <w:szCs w:val="24"/>
+        </w:rPr>
+        <w:t xml:space="preserve">ther type of architecture is the two-tier one, </w:t>
       </w:r>
       <w:r>
         <w:rPr>
@@ -8033,7 +10870,23 @@
           <w:sz w:val="24"/>
           <w:szCs w:val="24"/>
         </w:rPr>
-        <w:t xml:space="preserve"> The problems with this architecture are represented by its lack of scalability in case of a </w:t>
+        <w:t xml:space="preserve"> The problems with this architecture are represented by its lack of scalability in </w:t>
+      </w:r>
+      <w:r>
+        <w:rPr>
+          <w:rFonts w:ascii="Times New Roman" w:hAnsi="Times New Roman" w:cs="Times New Roman"/>
+          <w:sz w:val="24"/>
+          <w:szCs w:val="24"/>
+        </w:rPr>
+        <w:t xml:space="preserve">the </w:t>
+      </w:r>
+      <w:r>
+        <w:rPr>
+          <w:rFonts w:ascii="Times New Roman" w:hAnsi="Times New Roman" w:cs="Times New Roman"/>
+          <w:sz w:val="24"/>
+          <w:szCs w:val="24"/>
+        </w:rPr>
+        <w:t xml:space="preserve">case of a </w:t>
       </w:r>
       <w:r>
         <w:rPr>
@@ -8058,14 +10911,14 @@
         <w:pStyle w:val="Heading3"/>
         <w:spacing w:line="360" w:lineRule="auto"/>
       </w:pPr>
-      <w:bookmarkStart w:id="12" w:name="_Toc104214484"/>
+      <w:bookmarkStart w:id="14" w:name="_Toc105017465"/>
       <w:r>
         <w:t xml:space="preserve">Web </w:t>
       </w:r>
       <w:r>
         <w:t>Sockets</w:t>
       </w:r>
-      <w:bookmarkEnd w:id="12"/>
+      <w:bookmarkEnd w:id="14"/>
     </w:p>
     <w:p>
       <w:pPr>
@@ -8092,7 +10945,23 @@
           <w:sz w:val="24"/>
           <w:szCs w:val="24"/>
         </w:rPr>
-        <w:t xml:space="preserve">The web application that we are trying to build in this paper involves a direct communication through messages between doctors and patients. Basically, this feature is </w:t>
+        <w:t>The web application that we are trying to build in this paper invo</w:t>
+      </w:r>
+      <w:r>
+        <w:rPr>
+          <w:rFonts w:ascii="Times New Roman" w:hAnsi="Times New Roman" w:cs="Times New Roman"/>
+          <w:sz w:val="24"/>
+          <w:szCs w:val="24"/>
+        </w:rPr>
+        <w:t xml:space="preserve">lves </w:t>
+      </w:r>
+      <w:r>
+        <w:rPr>
+          <w:rFonts w:ascii="Times New Roman" w:hAnsi="Times New Roman" w:cs="Times New Roman"/>
+          <w:sz w:val="24"/>
+          <w:szCs w:val="24"/>
+        </w:rPr>
+        <w:t xml:space="preserve">direct communication through messages between doctors and patients. Basically, this feature is </w:t>
       </w:r>
       <w:r>
         <w:rPr>
@@ -8108,7 +10977,23 @@
           <w:sz w:val="24"/>
           <w:szCs w:val="24"/>
         </w:rPr>
-        <w:t xml:space="preserve"> a real-time application and in order to develop an application as efficient as possible, </w:t>
+        <w:t xml:space="preserve"> a real-time application and in order to develop an application as efficient</w:t>
+      </w:r>
+      <w:r>
+        <w:rPr>
+          <w:rFonts w:ascii="Times New Roman" w:hAnsi="Times New Roman" w:cs="Times New Roman"/>
+          <w:sz w:val="24"/>
+          <w:szCs w:val="24"/>
+        </w:rPr>
+        <w:t>ly</w:t>
+      </w:r>
+      <w:r>
+        <w:rPr>
+          <w:rFonts w:ascii="Times New Roman" w:hAnsi="Times New Roman" w:cs="Times New Roman"/>
+          <w:sz w:val="24"/>
+          <w:szCs w:val="24"/>
+        </w:rPr>
+        <w:t xml:space="preserve"> as possible, </w:t>
       </w:r>
       <w:r>
         <w:rPr>
@@ -8167,7 +11052,23 @@
           <w:sz w:val="24"/>
           <w:szCs w:val="24"/>
         </w:rPr>
-        <w:t>protocol built on top of the TCP. It enables bidirectional data transport in Web sessions, and is considered as a viable alternative to HTTP polling techniques, which are implemented as tradeoffs between functionality</w:t>
+        <w:t>protocol built on top of the TCP. It enables bidirectional</w:t>
+      </w:r>
+      <w:r>
+        <w:rPr>
+          <w:rFonts w:ascii="Times New Roman" w:hAnsi="Times New Roman" w:cs="Times New Roman"/>
+          <w:sz w:val="24"/>
+          <w:szCs w:val="24"/>
+        </w:rPr>
+        <w:t xml:space="preserve"> data transport in Web sessions and is considered as a </w:t>
+      </w:r>
+      <w:r>
+        <w:rPr>
+          <w:rFonts w:ascii="Times New Roman" w:hAnsi="Times New Roman" w:cs="Times New Roman"/>
+          <w:sz w:val="24"/>
+          <w:szCs w:val="24"/>
+        </w:rPr>
+        <w:t>viable alternative to HTTP polling techniques, which are implemented as tradeoffs between functionality</w:t>
       </w:r>
       <w:r>
         <w:rPr>
@@ -8196,7 +11097,7 @@
           <w:noProof/>
         </w:rPr>
         <w:drawing>
-          <wp:inline distT="0" distB="0" distL="0" distR="0" wp14:anchorId="29C875E9" wp14:editId="0A603527">
+          <wp:inline distT="0" distB="0" distL="0" distR="0" wp14:anchorId="5D3A0973" wp14:editId="16896DF3">
             <wp:extent cx="3028950" cy="2587759"/>
             <wp:effectExtent l="0" t="0" r="0" b="3175"/>
             <wp:docPr id="4" name="Picture 4" descr="Websocket over TCP sequence diagram | Download Scientific Diagram"/>
@@ -8213,7 +11114,7 @@
                     </pic:cNvPicPr>
                   </pic:nvPicPr>
                   <pic:blipFill>
-                    <a:blip r:embed="rId14">
+                    <a:blip r:embed="rId19">
                       <a:extLst>
                         <a:ext uri="{28A0092B-C50C-407E-A947-70E740481C1C}">
                           <a14:useLocalDpi xmlns:a14="http://schemas.microsoft.com/office/drawing/2010/main" val="0"/>
@@ -8445,7 +11346,41 @@
           <w:sz w:val="24"/>
           <w:szCs w:val="24"/>
         </w:rPr>
-        <w:t>, it is presented a sequence diagram of a Websocket session, but in the same time, we can notice that the communication via Websocket protocol is a TCP-based one. This implies that before the client and the server can exchange data through Websocket protocol, it is mandatory to establish a TCP connection between the two sides.</w:t>
+        <w:t>, it is presented a sequence diagra</w:t>
+      </w:r>
+      <w:r>
+        <w:rPr>
+          <w:rFonts w:ascii="Times New Roman" w:hAnsi="Times New Roman" w:cs="Times New Roman"/>
+          <w:sz w:val="24"/>
+          <w:szCs w:val="24"/>
+        </w:rPr>
+        <w:t xml:space="preserve">m of a </w:t>
+      </w:r>
+      <w:proofErr w:type="spellStart"/>
+      <w:r>
+        <w:rPr>
+          <w:rFonts w:ascii="Times New Roman" w:hAnsi="Times New Roman" w:cs="Times New Roman"/>
+          <w:sz w:val="24"/>
+          <w:szCs w:val="24"/>
+        </w:rPr>
+        <w:t>Websocket</w:t>
+      </w:r>
+      <w:proofErr w:type="spellEnd"/>
+      <w:r>
+        <w:rPr>
+          <w:rFonts w:ascii="Times New Roman" w:hAnsi="Times New Roman" w:cs="Times New Roman"/>
+          <w:sz w:val="24"/>
+          <w:szCs w:val="24"/>
+        </w:rPr>
+        <w:t xml:space="preserve"> session, but at</w:t>
+      </w:r>
+      <w:r>
+        <w:rPr>
+          <w:rFonts w:ascii="Times New Roman" w:hAnsi="Times New Roman" w:cs="Times New Roman"/>
+          <w:sz w:val="24"/>
+          <w:szCs w:val="24"/>
+        </w:rPr>
+        <w:t xml:space="preserve"> the same time, we can notice that the communication via Websocket protocol is a TCP-based one. This implies that before the client and the server can exchange data through Websocket protocol, it is mandatory to establish a TCP connection between the two sides.</w:t>
       </w:r>
       <w:r>
         <w:rPr>
@@ -8512,15 +11447,47 @@
           <w:sz w:val="24"/>
           <w:szCs w:val="24"/>
         </w:rPr>
-        <w:t xml:space="preserve">The Websocket Upgrade Request is nothing more than a HTTP GET Request with the headers Connection and Upgrade telling the server the client’s intention of using the Websocket protocol over the regular HTTP for the rest of the session. </w:t>
-      </w:r>
-      <w:r>
-        <w:rPr>
-          <w:rFonts w:ascii="Times New Roman" w:hAnsi="Times New Roman" w:cs="Times New Roman"/>
-          <w:sz w:val="24"/>
-          <w:szCs w:val="24"/>
-        </w:rPr>
-        <w:t>If there is possible to establish the Websocket session, the server sends back a HTTP response, with the status code having the value 101 Switching Protocols.</w:t>
+        <w:t>The Websocket Upgrade Request is nothing more than a</w:t>
+      </w:r>
+      <w:r>
+        <w:rPr>
+          <w:rFonts w:ascii="Times New Roman" w:hAnsi="Times New Roman" w:cs="Times New Roman"/>
+          <w:sz w:val="24"/>
+          <w:szCs w:val="24"/>
+        </w:rPr>
+        <w:t>n</w:t>
+      </w:r>
+      <w:r>
+        <w:rPr>
+          <w:rFonts w:ascii="Times New Roman" w:hAnsi="Times New Roman" w:cs="Times New Roman"/>
+          <w:sz w:val="24"/>
+          <w:szCs w:val="24"/>
+        </w:rPr>
+        <w:t xml:space="preserve"> HTTP GET Request with the headers Connection and Upgrade telling the server the client’s intention of using the Websocket protocol over the regular HTTP for the rest of the session. </w:t>
+      </w:r>
+      <w:r>
+        <w:rPr>
+          <w:rFonts w:ascii="Times New Roman" w:hAnsi="Times New Roman" w:cs="Times New Roman"/>
+          <w:sz w:val="24"/>
+          <w:szCs w:val="24"/>
+        </w:rPr>
+        <w:t>If there is possible to establish the Websocket session, the server sends back a</w:t>
+      </w:r>
+      <w:r>
+        <w:rPr>
+          <w:rFonts w:ascii="Times New Roman" w:hAnsi="Times New Roman" w:cs="Times New Roman"/>
+          <w:sz w:val="24"/>
+          <w:szCs w:val="24"/>
+        </w:rPr>
+        <w:t>n</w:t>
+      </w:r>
+      <w:r>
+        <w:rPr>
+          <w:rFonts w:ascii="Times New Roman" w:hAnsi="Times New Roman" w:cs="Times New Roman"/>
+          <w:sz w:val="24"/>
+          <w:szCs w:val="24"/>
+        </w:rPr>
+        <w:t xml:space="preserve"> HTTP response, with the status code having the value 101 Switching Protocols.</w:t>
       </w:r>
     </w:p>
     <w:p>
@@ -8555,25 +11522,23 @@
           <w:sz w:val="24"/>
           <w:szCs w:val="24"/>
         </w:rPr>
-        <w:t xml:space="preserve">there was conducted a test to realize a comparison between Websocket and HTTP requests performances in asynchronous transmission. The results of the test are impressive, showing that the Websocket communication was ten times efficient than the HTTP one. In the same time, other studies emphasize that </w:t>
-      </w:r>
-      <w:proofErr w:type="spellStart"/>
-      <w:r>
-        <w:rPr>
-          <w:rFonts w:ascii="Times New Roman" w:hAnsi="Times New Roman" w:cs="Times New Roman"/>
-          <w:sz w:val="24"/>
-          <w:szCs w:val="24"/>
-        </w:rPr>
-        <w:t>Websocket’s</w:t>
-      </w:r>
-      <w:proofErr w:type="spellEnd"/>
-      <w:r>
-        <w:rPr>
-          <w:rFonts w:ascii="Times New Roman" w:hAnsi="Times New Roman" w:cs="Times New Roman"/>
-          <w:sz w:val="24"/>
-          <w:szCs w:val="24"/>
-        </w:rPr>
-        <w:t xml:space="preserve"> performance is much better</w:t>
+        <w:t xml:space="preserve">there was conducted a test to realize a comparison between Websocket and HTTP requests performances in asynchronous transmission. The results of the test are impressive, showing that the Websocket communication was ten times </w:t>
+      </w:r>
+      <w:r>
+        <w:rPr>
+          <w:rFonts w:ascii="Times New Roman" w:hAnsi="Times New Roman" w:cs="Times New Roman"/>
+          <w:sz w:val="24"/>
+          <w:szCs w:val="24"/>
+        </w:rPr>
+        <w:t>more efficient than the HTTP one. At</w:t>
+      </w:r>
+      <w:r>
+        <w:rPr>
+          <w:rFonts w:ascii="Times New Roman" w:hAnsi="Times New Roman" w:cs="Times New Roman"/>
+          <w:sz w:val="24"/>
+          <w:szCs w:val="24"/>
+        </w:rPr>
+        <w:t xml:space="preserve"> the same time, other studies emphasize that Websocket’s performance is much better</w:t>
       </w:r>
       <w:r>
         <w:rPr>
@@ -8610,12 +11575,12 @@
       <w:pPr>
         <w:pStyle w:val="Heading1"/>
       </w:pPr>
-      <w:bookmarkStart w:id="13" w:name="_Toc104214485"/>
+      <w:bookmarkStart w:id="15" w:name="_Toc105017466"/>
       <w:r>
         <w:lastRenderedPageBreak/>
         <w:t>Application Description</w:t>
       </w:r>
-      <w:bookmarkEnd w:id="13"/>
+      <w:bookmarkEnd w:id="15"/>
     </w:p>
     <w:p>
       <w:pPr>
@@ -8630,9 +11595,11 @@
       <w:pPr>
         <w:pStyle w:val="Heading2"/>
       </w:pPr>
+      <w:bookmarkStart w:id="16" w:name="_Toc105017467"/>
       <w:r>
         <w:t>Introduction</w:t>
       </w:r>
+      <w:bookmarkEnd w:id="16"/>
     </w:p>
     <w:p>
       <w:pPr>
@@ -8738,15 +11705,79 @@
           <w:sz w:val="24"/>
           <w:szCs w:val="24"/>
         </w:rPr>
-        <w:t xml:space="preserve">Once the user has successfully access the application, its content should be displayed according to the type of user. A chat where doctors can communicate in real-time with their patients would be primarily for our topic. In the same time, the patients should have the possibility to make an appointment and the doctors must be able to see their schedule for a certain period of time. </w:t>
-      </w:r>
-      <w:r>
-        <w:rPr>
-          <w:rFonts w:ascii="Times New Roman" w:hAnsi="Times New Roman" w:cs="Times New Roman"/>
-          <w:sz w:val="24"/>
-          <w:szCs w:val="24"/>
-        </w:rPr>
-        <w:t xml:space="preserve">It would be nice for patients to write their feelings and observations about the disease’s evolution in a special section and doctors to have access to this information. </w:t>
+        <w:t>Once the user has successfully access</w:t>
+      </w:r>
+      <w:r>
+        <w:rPr>
+          <w:rFonts w:ascii="Times New Roman" w:hAnsi="Times New Roman" w:cs="Times New Roman"/>
+          <w:sz w:val="24"/>
+          <w:szCs w:val="24"/>
+        </w:rPr>
+        <w:t>ed</w:t>
+      </w:r>
+      <w:r>
+        <w:rPr>
+          <w:rFonts w:ascii="Times New Roman" w:hAnsi="Times New Roman" w:cs="Times New Roman"/>
+          <w:sz w:val="24"/>
+          <w:szCs w:val="24"/>
+        </w:rPr>
+        <w:t xml:space="preserve"> the application, its content should be displayed according to the type of user. A chat where doctors can communicate in real-time with their patients would be primari</w:t>
+      </w:r>
+      <w:r>
+        <w:rPr>
+          <w:rFonts w:ascii="Times New Roman" w:hAnsi="Times New Roman" w:cs="Times New Roman"/>
+          <w:sz w:val="24"/>
+          <w:szCs w:val="24"/>
+        </w:rPr>
+        <w:t>ly for our topic. At</w:t>
+      </w:r>
+      <w:r>
+        <w:rPr>
+          <w:rFonts w:ascii="Times New Roman" w:hAnsi="Times New Roman" w:cs="Times New Roman"/>
+          <w:sz w:val="24"/>
+          <w:szCs w:val="24"/>
+        </w:rPr>
+        <w:t xml:space="preserve"> the same time, the patients should have the possibility to make an appointment and the doctors must be able to see their </w:t>
+      </w:r>
+      <w:r>
+        <w:rPr>
+          <w:rFonts w:ascii="Times New Roman" w:hAnsi="Times New Roman" w:cs="Times New Roman"/>
+          <w:sz w:val="24"/>
+          <w:szCs w:val="24"/>
+        </w:rPr>
+        <w:t>schedule for a certain period</w:t>
+      </w:r>
+      <w:r>
+        <w:rPr>
+          <w:rFonts w:ascii="Times New Roman" w:hAnsi="Times New Roman" w:cs="Times New Roman"/>
+          <w:sz w:val="24"/>
+          <w:szCs w:val="24"/>
+        </w:rPr>
+        <w:t xml:space="preserve">. </w:t>
+      </w:r>
+      <w:r>
+        <w:rPr>
+          <w:rFonts w:ascii="Times New Roman" w:hAnsi="Times New Roman" w:cs="Times New Roman"/>
+          <w:sz w:val="24"/>
+          <w:szCs w:val="24"/>
+        </w:rPr>
+        <w:t xml:space="preserve">It would be nice for patients to write their feelings and observations about the disease’s evolution in a special section and </w:t>
+      </w:r>
+      <w:r>
+        <w:rPr>
+          <w:rFonts w:ascii="Times New Roman" w:hAnsi="Times New Roman" w:cs="Times New Roman"/>
+          <w:sz w:val="24"/>
+          <w:szCs w:val="24"/>
+        </w:rPr>
+        <w:t xml:space="preserve">for </w:t>
+      </w:r>
+      <w:r>
+        <w:rPr>
+          <w:rFonts w:ascii="Times New Roman" w:hAnsi="Times New Roman" w:cs="Times New Roman"/>
+          <w:sz w:val="24"/>
+          <w:szCs w:val="24"/>
+        </w:rPr>
+        <w:t xml:space="preserve">doctors to have access to this information. </w:t>
       </w:r>
     </w:p>
     <w:p>
@@ -8773,7 +11804,39 @@
           <w:sz w:val="24"/>
           <w:szCs w:val="24"/>
         </w:rPr>
-        <w:t>ealize a perfect solution. That being said, in the following we will present the features that we have implemented and considered the minimum necessary in an application to manage the patient-doctor relationship.</w:t>
+        <w:t>ealize a perfect solution. That being said, in the following</w:t>
+      </w:r>
+      <w:r>
+        <w:rPr>
+          <w:rFonts w:ascii="Times New Roman" w:hAnsi="Times New Roman" w:cs="Times New Roman"/>
+          <w:sz w:val="24"/>
+          <w:szCs w:val="24"/>
+        </w:rPr>
+        <w:t>,</w:t>
+      </w:r>
+      <w:r>
+        <w:rPr>
+          <w:rFonts w:ascii="Times New Roman" w:hAnsi="Times New Roman" w:cs="Times New Roman"/>
+          <w:sz w:val="24"/>
+          <w:szCs w:val="24"/>
+        </w:rPr>
+        <w:t xml:space="preserve"> we will present the features that we</w:t>
+      </w:r>
+      <w:r>
+        <w:rPr>
+          <w:rFonts w:ascii="Times New Roman" w:hAnsi="Times New Roman" w:cs="Times New Roman"/>
+          <w:sz w:val="24"/>
+          <w:szCs w:val="24"/>
+        </w:rPr>
+        <w:t xml:space="preserve"> have implemented and consider</w:t>
+      </w:r>
+      <w:r>
+        <w:rPr>
+          <w:rFonts w:ascii="Times New Roman" w:hAnsi="Times New Roman" w:cs="Times New Roman"/>
+          <w:sz w:val="24"/>
+          <w:szCs w:val="24"/>
+        </w:rPr>
+        <w:t xml:space="preserve"> the minimum necessary in an application to manage the patient-doctor relationship.</w:t>
       </w:r>
     </w:p>
     <w:p>
@@ -8792,10 +11855,12 @@
         <w:pStyle w:val="Heading2"/>
         <w:spacing w:line="360" w:lineRule="auto"/>
       </w:pPr>
+      <w:bookmarkStart w:id="17" w:name="_Toc105017468"/>
       <w:r>
         <w:lastRenderedPageBreak/>
         <w:t>Features</w:t>
       </w:r>
+      <w:bookmarkEnd w:id="17"/>
     </w:p>
     <w:p>
       <w:pPr>
@@ -8824,7 +11889,23 @@
           <w:sz w:val="24"/>
           <w:szCs w:val="24"/>
         </w:rPr>
-        <w:t xml:space="preserve">As we have already mentioned, a feature that can be found in most web applications is the creation of accounts for each user. Thus, the first time a person wants to use our application, a login screen will be displayed, as it can be seen in </w:t>
+        <w:t xml:space="preserve">As we have already mentioned, a feature that can be found in most web applications is the creation of accounts for each user. Thus, the first time a person wants to use our application, a login </w:t>
+      </w:r>
+      <w:r>
+        <w:rPr>
+          <w:rFonts w:ascii="Times New Roman" w:hAnsi="Times New Roman" w:cs="Times New Roman"/>
+          <w:sz w:val="24"/>
+          <w:szCs w:val="24"/>
+        </w:rPr>
+        <w:t xml:space="preserve">screen will be displayed, as </w:t>
+      </w:r>
+      <w:r>
+        <w:rPr>
+          <w:rFonts w:ascii="Times New Roman" w:hAnsi="Times New Roman" w:cs="Times New Roman"/>
+          <w:sz w:val="24"/>
+          <w:szCs w:val="24"/>
+        </w:rPr>
+        <w:t xml:space="preserve">can be seen in </w:t>
       </w:r>
       <w:r>
         <w:rPr>
@@ -8849,7 +11930,7 @@
           <w:szCs w:val="24"/>
         </w:rPr>
         <w:drawing>
-          <wp:inline distT="0" distB="0" distL="0" distR="0" wp14:anchorId="0D7B747E" wp14:editId="5430B773">
+          <wp:inline distT="0" distB="0" distL="0" distR="0" wp14:anchorId="314BCFB5" wp14:editId="446C10B8">
             <wp:extent cx="5943600" cy="1371600"/>
             <wp:effectExtent l="0" t="0" r="0" b="0"/>
             <wp:docPr id="6" name="Picture 6"/>
@@ -8866,7 +11947,7 @@
                     </pic:cNvPicPr>
                   </pic:nvPicPr>
                   <pic:blipFill>
-                    <a:blip r:embed="rId15">
+                    <a:blip r:embed="rId20">
                       <a:extLst>
                         <a:ext uri="{28A0092B-C50C-407E-A947-70E740481C1C}">
                           <a14:useLocalDpi xmlns:a14="http://schemas.microsoft.com/office/drawing/2010/main" val="0"/>
@@ -9084,7 +12165,23 @@
           <w:sz w:val="24"/>
           <w:szCs w:val="24"/>
         </w:rPr>
-        <w:t>As it can be seen in Figure 3-2, there are requested some general information like the name of the user, an email that must be unique and a password that have to be repeated. The most important thing to mention in this part is that only a patient account can be created. The reasons behind this decision are simple: it is unacceptable for an ordinary person to create an administrator account and also, it is not a wise idea to let anyone pretend to be a doctor. For these arguments, only an administrator account is authorized to add a doctor to the application. The doctor should contact an administrator and prove tha</w:t>
+        <w:t xml:space="preserve">As it can be seen in Figure 3-2, there are requested some general information like the name of the user, an email that must be unique and a password that </w:t>
+      </w:r>
+      <w:r>
+        <w:rPr>
+          <w:rFonts w:ascii="Times New Roman" w:hAnsi="Times New Roman" w:cs="Times New Roman"/>
+          <w:sz w:val="24"/>
+          <w:szCs w:val="24"/>
+        </w:rPr>
+        <w:t>has</w:t>
+      </w:r>
+      <w:r>
+        <w:rPr>
+          <w:rFonts w:ascii="Times New Roman" w:hAnsi="Times New Roman" w:cs="Times New Roman"/>
+          <w:sz w:val="24"/>
+          <w:szCs w:val="24"/>
+        </w:rPr>
+        <w:t xml:space="preserve"> to be repeated. The most important thing to mention in this part is that only a patient account can be created. The reasons behind this decision are simple: it is unacceptable for an ordinary person to create an administrator account and also, it is not a wise idea to let anyone pretend to be a doctor. For these arguments, only an administrator account is authorized to add a doctor to the application. The doctor should contact an administrator and prove tha</w:t>
       </w:r>
       <w:r>
         <w:rPr>
@@ -9105,7 +12202,7 @@
         </w:rPr>
         <w:lastRenderedPageBreak/>
         <w:drawing>
-          <wp:inline distT="0" distB="0" distL="0" distR="0" wp14:anchorId="2E7DDDB7" wp14:editId="2DAF8761">
+          <wp:inline distT="0" distB="0" distL="0" distR="0" wp14:anchorId="00CA4501" wp14:editId="6AC5E8E3">
             <wp:extent cx="5930900" cy="1701800"/>
             <wp:effectExtent l="0" t="0" r="0" b="0"/>
             <wp:docPr id="7" name="Picture 7"/>
@@ -9122,7 +12219,7 @@
                     </pic:cNvPicPr>
                   </pic:nvPicPr>
                   <pic:blipFill>
-                    <a:blip r:embed="rId16" cstate="print">
+                    <a:blip r:embed="rId21" cstate="print">
                       <a:extLst>
                         <a:ext uri="{28A0092B-C50C-407E-A947-70E740481C1C}">
                           <a14:useLocalDpi xmlns:a14="http://schemas.microsoft.com/office/drawing/2010/main" val="0"/>
@@ -9348,7 +12445,7 @@
           <w:sz w:val="24"/>
           <w:szCs w:val="24"/>
         </w:rPr>
-        <w:t>by</w:t>
+        <w:t>in</w:t>
       </w:r>
       <w:r>
         <w:rPr>
@@ -9392,7 +12489,7 @@
           <w:szCs w:val="24"/>
         </w:rPr>
         <w:drawing>
-          <wp:inline distT="0" distB="0" distL="0" distR="0" wp14:anchorId="6072A564" wp14:editId="293FD1BC">
+          <wp:inline distT="0" distB="0" distL="0" distR="0" wp14:anchorId="45844F24" wp14:editId="7FDCF510">
             <wp:extent cx="5937250" cy="1416050"/>
             <wp:effectExtent l="0" t="0" r="6350" b="0"/>
             <wp:docPr id="9" name="Picture 9"/>
@@ -9409,7 +12506,7 @@
                     </pic:cNvPicPr>
                   </pic:nvPicPr>
                   <pic:blipFill>
-                    <a:blip r:embed="rId17" cstate="print">
+                    <a:blip r:embed="rId22" cstate="print">
                       <a:extLst>
                         <a:ext uri="{28A0092B-C50C-407E-A947-70E740481C1C}">
                           <a14:useLocalDpi xmlns:a14="http://schemas.microsoft.com/office/drawing/2010/main" val="0"/>
@@ -9597,7 +12694,7 @@
         </w:rPr>
         <w:lastRenderedPageBreak/>
         <w:drawing>
-          <wp:inline distT="0" distB="0" distL="0" distR="0" wp14:anchorId="1F47DF13" wp14:editId="23459CF1">
+          <wp:inline distT="0" distB="0" distL="0" distR="0" wp14:anchorId="5AB2509C" wp14:editId="05CB5CCC">
             <wp:extent cx="5937250" cy="1397000"/>
             <wp:effectExtent l="0" t="0" r="6350" b="0"/>
             <wp:docPr id="10" name="Picture 10"/>
@@ -9614,7 +12711,7 @@
                     </pic:cNvPicPr>
                   </pic:nvPicPr>
                   <pic:blipFill>
-                    <a:blip r:embed="rId18" cstate="print">
+                    <a:blip r:embed="rId23" cstate="print">
                       <a:extLst>
                         <a:ext uri="{28A0092B-C50C-407E-A947-70E740481C1C}">
                           <a14:useLocalDpi xmlns:a14="http://schemas.microsoft.com/office/drawing/2010/main" val="0"/>
@@ -9819,15 +12916,147 @@
           <w:sz w:val="24"/>
           <w:szCs w:val="24"/>
         </w:rPr>
-        <w:t xml:space="preserve">In the following, we will present the features for a doctor account. Immediately after the doctor has successfully logged into the application, the content displayed will be as the one shown in Figure 3-5. In the top of the page we can notice </w:t>
-      </w:r>
-      <w:r>
-        <w:rPr>
-          <w:rFonts w:ascii="Times New Roman" w:hAnsi="Times New Roman" w:cs="Times New Roman"/>
-          <w:sz w:val="24"/>
-          <w:szCs w:val="24"/>
-        </w:rPr>
-        <w:t>a menu bar with the following options: My Account, See my appointments, Chat, Feedback, Recipes, Information and Logout. Initially, there is selected the My Account option. For this case, the information about the doctor is displayed together with the possibility to change the email or the password by clicking the “Modify” button. When this happen, the email field became enable and there are 2 more fields for password and repeating of the password and 2 buttons: one for saving the updated information and one for cancel this action.</w:t>
+        <w:t xml:space="preserve">In the following, </w:t>
+      </w:r>
+      <w:r>
+        <w:rPr>
+          <w:rFonts w:ascii="Times New Roman" w:hAnsi="Times New Roman" w:cs="Times New Roman"/>
+          <w:sz w:val="24"/>
+          <w:szCs w:val="24"/>
+        </w:rPr>
+        <w:t>we will present the features of</w:t>
+      </w:r>
+      <w:r>
+        <w:rPr>
+          <w:rFonts w:ascii="Times New Roman" w:hAnsi="Times New Roman" w:cs="Times New Roman"/>
+          <w:sz w:val="24"/>
+          <w:szCs w:val="24"/>
+        </w:rPr>
+        <w:t xml:space="preserve"> a doctor</w:t>
+      </w:r>
+      <w:r>
+        <w:rPr>
+          <w:rFonts w:ascii="Times New Roman" w:hAnsi="Times New Roman" w:cs="Times New Roman"/>
+          <w:sz w:val="24"/>
+          <w:szCs w:val="24"/>
+        </w:rPr>
+        <w:t>’s</w:t>
+      </w:r>
+      <w:r>
+        <w:rPr>
+          <w:rFonts w:ascii="Times New Roman" w:hAnsi="Times New Roman" w:cs="Times New Roman"/>
+          <w:sz w:val="24"/>
+          <w:szCs w:val="24"/>
+        </w:rPr>
+        <w:t xml:space="preserve"> account. Immediately after the doctor has successfully logged into the application, the content displayed will be a</w:t>
+      </w:r>
+      <w:r>
+        <w:rPr>
+          <w:rFonts w:ascii="Times New Roman" w:hAnsi="Times New Roman" w:cs="Times New Roman"/>
+          <w:sz w:val="24"/>
+          <w:szCs w:val="24"/>
+        </w:rPr>
+        <w:t xml:space="preserve">s the one shown in Figure 3-5. </w:t>
+      </w:r>
+      <w:proofErr w:type="gramStart"/>
+      <w:r>
+        <w:rPr>
+          <w:rFonts w:ascii="Times New Roman" w:hAnsi="Times New Roman" w:cs="Times New Roman"/>
+          <w:sz w:val="24"/>
+          <w:szCs w:val="24"/>
+        </w:rPr>
+        <w:t>A</w:t>
+      </w:r>
+      <w:r>
+        <w:rPr>
+          <w:rFonts w:ascii="Times New Roman" w:hAnsi="Times New Roman" w:cs="Times New Roman"/>
+          <w:sz w:val="24"/>
+          <w:szCs w:val="24"/>
+        </w:rPr>
+        <w:t>n the</w:t>
+      </w:r>
+      <w:proofErr w:type="gramEnd"/>
+      <w:r>
+        <w:rPr>
+          <w:rFonts w:ascii="Times New Roman" w:hAnsi="Times New Roman" w:cs="Times New Roman"/>
+          <w:sz w:val="24"/>
+          <w:szCs w:val="24"/>
+        </w:rPr>
+        <w:t xml:space="preserve"> top of the page we can notice </w:t>
+      </w:r>
+      <w:r>
+        <w:rPr>
+          <w:rFonts w:ascii="Times New Roman" w:hAnsi="Times New Roman" w:cs="Times New Roman"/>
+          <w:sz w:val="24"/>
+          <w:szCs w:val="24"/>
+        </w:rPr>
+        <w:t>a menu bar with the following options: My Account, See my appointments, Chat, Feedback, Recipes, Information and Logout. Initially, there is selected the My Account option. For this case, the information about the doctor is displayed together with the possibility to change the email or the password by clicking the “Modify” button. When this happen</w:t>
+      </w:r>
+      <w:r>
+        <w:rPr>
+          <w:rFonts w:ascii="Times New Roman" w:hAnsi="Times New Roman" w:cs="Times New Roman"/>
+          <w:sz w:val="24"/>
+          <w:szCs w:val="24"/>
+        </w:rPr>
+        <w:t>s</w:t>
+      </w:r>
+      <w:r>
+        <w:rPr>
+          <w:rFonts w:ascii="Times New Roman" w:hAnsi="Times New Roman" w:cs="Times New Roman"/>
+          <w:sz w:val="24"/>
+          <w:szCs w:val="24"/>
+        </w:rPr>
+        <w:t xml:space="preserve">, the email field </w:t>
+      </w:r>
+      <w:r>
+        <w:rPr>
+          <w:rFonts w:ascii="Times New Roman" w:hAnsi="Times New Roman" w:cs="Times New Roman"/>
+          <w:sz w:val="24"/>
+          <w:szCs w:val="24"/>
+        </w:rPr>
+        <w:t>becomes</w:t>
+      </w:r>
+      <w:r>
+        <w:rPr>
+          <w:rFonts w:ascii="Times New Roman" w:hAnsi="Times New Roman" w:cs="Times New Roman"/>
+          <w:sz w:val="24"/>
+          <w:szCs w:val="24"/>
+        </w:rPr>
+        <w:t xml:space="preserve"> </w:t>
+      </w:r>
+      <w:proofErr w:type="gramStart"/>
+      <w:r>
+        <w:rPr>
+          <w:rFonts w:ascii="Times New Roman" w:hAnsi="Times New Roman" w:cs="Times New Roman"/>
+          <w:sz w:val="24"/>
+          <w:szCs w:val="24"/>
+        </w:rPr>
+        <w:t>enable</w:t>
+      </w:r>
+      <w:proofErr w:type="gramEnd"/>
+      <w:r>
+        <w:rPr>
+          <w:rFonts w:ascii="Times New Roman" w:hAnsi="Times New Roman" w:cs="Times New Roman"/>
+          <w:sz w:val="24"/>
+          <w:szCs w:val="24"/>
+        </w:rPr>
+        <w:t xml:space="preserve"> and there are 2 more fields for password and repeating of the password and 2 buttons: one for saving the updated information and one for cancel</w:t>
+      </w:r>
+      <w:r>
+        <w:rPr>
+          <w:rFonts w:ascii="Times New Roman" w:hAnsi="Times New Roman" w:cs="Times New Roman"/>
+          <w:sz w:val="24"/>
+          <w:szCs w:val="24"/>
+        </w:rPr>
+        <w:t>ling</w:t>
+      </w:r>
+      <w:r>
+        <w:rPr>
+          <w:rFonts w:ascii="Times New Roman" w:hAnsi="Times New Roman" w:cs="Times New Roman"/>
+          <w:sz w:val="24"/>
+          <w:szCs w:val="24"/>
+        </w:rPr>
+        <w:t xml:space="preserve"> this action.</w:t>
       </w:r>
     </w:p>
     <w:p/>
@@ -9845,7 +13074,7 @@
           <w:szCs w:val="24"/>
         </w:rPr>
         <w:drawing>
-          <wp:inline distT="0" distB="0" distL="0" distR="0" wp14:anchorId="7C841E85" wp14:editId="7393CC0D">
+          <wp:inline distT="0" distB="0" distL="0" distR="0" wp14:anchorId="65B3B5B4" wp14:editId="3A4EB20D">
             <wp:extent cx="5930900" cy="1301750"/>
             <wp:effectExtent l="0" t="0" r="0" b="0"/>
             <wp:docPr id="11" name="Picture 11"/>
@@ -9862,7 +13091,7 @@
                     </pic:cNvPicPr>
                   </pic:nvPicPr>
                   <pic:blipFill>
-                    <a:blip r:embed="rId19" cstate="print">
+                    <a:blip r:embed="rId24" cstate="print">
                       <a:extLst>
                         <a:ext uri="{28A0092B-C50C-407E-A947-70E740481C1C}">
                           <a14:useLocalDpi xmlns:a14="http://schemas.microsoft.com/office/drawing/2010/main" val="0"/>
@@ -10092,7 +13321,39 @@
           <w:sz w:val="24"/>
           <w:szCs w:val="24"/>
         </w:rPr>
-        <w:t xml:space="preserve">. For the past dates, the color of the slot is gray. For the remaining slots, if there is appointment for someone, the color is yellow and the name of the person is displayed, otherwise the color of the slot is green.  </w:t>
+        <w:t xml:space="preserve">. For the past dates, the color of the slot is gray. For the remaining slots, if there is </w:t>
+      </w:r>
+      <w:r>
+        <w:rPr>
+          <w:rFonts w:ascii="Times New Roman" w:hAnsi="Times New Roman" w:cs="Times New Roman"/>
+          <w:sz w:val="24"/>
+          <w:szCs w:val="24"/>
+        </w:rPr>
+        <w:t xml:space="preserve">an </w:t>
+      </w:r>
+      <w:r>
+        <w:rPr>
+          <w:rFonts w:ascii="Times New Roman" w:hAnsi="Times New Roman" w:cs="Times New Roman"/>
+          <w:sz w:val="24"/>
+          <w:szCs w:val="24"/>
+        </w:rPr>
+        <w:t>appointment for someone, the color is yellow and the name of the person is displayed, otherwise</w:t>
+      </w:r>
+      <w:r>
+        <w:rPr>
+          <w:rFonts w:ascii="Times New Roman" w:hAnsi="Times New Roman" w:cs="Times New Roman"/>
+          <w:sz w:val="24"/>
+          <w:szCs w:val="24"/>
+        </w:rPr>
+        <w:t>,</w:t>
+      </w:r>
+      <w:r>
+        <w:rPr>
+          <w:rFonts w:ascii="Times New Roman" w:hAnsi="Times New Roman" w:cs="Times New Roman"/>
+          <w:sz w:val="24"/>
+          <w:szCs w:val="24"/>
+        </w:rPr>
+        <w:t xml:space="preserve"> the color of the slot is green.  </w:t>
       </w:r>
     </w:p>
     <w:p>
@@ -10109,7 +13370,7 @@
           <w:szCs w:val="24"/>
         </w:rPr>
         <w:drawing>
-          <wp:inline distT="0" distB="0" distL="0" distR="0" wp14:anchorId="4AF5089D" wp14:editId="355841FB">
+          <wp:inline distT="0" distB="0" distL="0" distR="0" wp14:anchorId="781179A1" wp14:editId="51741EAE">
             <wp:extent cx="5943600" cy="2540000"/>
             <wp:effectExtent l="0" t="0" r="0" b="0"/>
             <wp:docPr id="12" name="Picture 12"/>
@@ -10126,7 +13387,7 @@
                     </pic:cNvPicPr>
                   </pic:nvPicPr>
                   <pic:blipFill>
-                    <a:blip r:embed="rId20" cstate="print">
+                    <a:blip r:embed="rId25" cstate="print">
                       <a:extLst>
                         <a:ext uri="{28A0092B-C50C-407E-A947-70E740481C1C}">
                           <a14:useLocalDpi xmlns:a14="http://schemas.microsoft.com/office/drawing/2010/main" val="0"/>
@@ -10316,7 +13577,7 @@
           <w:noProof/>
         </w:rPr>
         <w:drawing>
-          <wp:inline distT="0" distB="0" distL="0" distR="0">
+          <wp:inline distT="0" distB="0" distL="0" distR="0" wp14:anchorId="6EC9E987" wp14:editId="5310C499">
             <wp:extent cx="5943600" cy="2273300"/>
             <wp:effectExtent l="0" t="0" r="0" b="0"/>
             <wp:docPr id="14" name="Picture 14"/>
@@ -10333,7 +13594,7 @@
                     </pic:cNvPicPr>
                   </pic:nvPicPr>
                   <pic:blipFill>
-                    <a:blip r:embed="rId21" cstate="print">
+                    <a:blip r:embed="rId26" cstate="print">
                       <a:extLst>
                         <a:ext uri="{28A0092B-C50C-407E-A947-70E740481C1C}">
                           <a14:useLocalDpi xmlns:a14="http://schemas.microsoft.com/office/drawing/2010/main" val="0"/>
@@ -10539,7 +13800,55 @@
           <w:szCs w:val="24"/>
         </w:rPr>
         <w:lastRenderedPageBreak/>
-        <w:t>In figure 3-7, we can see the chat page. In the top left corner is a dropdown with patients and under it a list with the conversations of the current logged in doctor. The doctor can choose either from the dropdown or from the list of conversations a patient. After this happens, in the right part the messages between them will be displayed. The messages from the logged in user are on the right side and from the other person on the left side, having different colors. There is a box under the messages section to write a new message and a button in the right part to send it.</w:t>
+        <w:t>In figure 3-7, we can see the chat page. In the top left corner is a dropdown with patients and under</w:t>
+      </w:r>
+      <w:r>
+        <w:rPr>
+          <w:rFonts w:ascii="Times New Roman" w:hAnsi="Times New Roman" w:cs="Times New Roman"/>
+          <w:sz w:val="24"/>
+          <w:szCs w:val="24"/>
+        </w:rPr>
+        <w:t>,</w:t>
+      </w:r>
+      <w:r>
+        <w:rPr>
+          <w:rFonts w:ascii="Times New Roman" w:hAnsi="Times New Roman" w:cs="Times New Roman"/>
+          <w:sz w:val="24"/>
+          <w:szCs w:val="24"/>
+        </w:rPr>
+        <w:t xml:space="preserve"> it a list with the conv</w:t>
+      </w:r>
+      <w:r>
+        <w:rPr>
+          <w:rFonts w:ascii="Times New Roman" w:hAnsi="Times New Roman" w:cs="Times New Roman"/>
+          <w:sz w:val="24"/>
+          <w:szCs w:val="24"/>
+        </w:rPr>
+        <w:t>ersations of the current logged-</w:t>
+      </w:r>
+      <w:r>
+        <w:rPr>
+          <w:rFonts w:ascii="Times New Roman" w:hAnsi="Times New Roman" w:cs="Times New Roman"/>
+          <w:sz w:val="24"/>
+          <w:szCs w:val="24"/>
+        </w:rPr>
+        <w:t>in doctor. The doctor can choose either from the dropdown or from the list of conversations a patient. After this happens, in the right part the messages between them will be displayed. The messa</w:t>
+      </w:r>
+      <w:r>
+        <w:rPr>
+          <w:rFonts w:ascii="Times New Roman" w:hAnsi="Times New Roman" w:cs="Times New Roman"/>
+          <w:sz w:val="24"/>
+          <w:szCs w:val="24"/>
+        </w:rPr>
+        <w:t>ges from the-</w:t>
+      </w:r>
+      <w:r>
+        <w:rPr>
+          <w:rFonts w:ascii="Times New Roman" w:hAnsi="Times New Roman" w:cs="Times New Roman"/>
+          <w:sz w:val="24"/>
+          <w:szCs w:val="24"/>
+        </w:rPr>
+        <w:t>logged in user are on the right side and from the other person on the left side, having different colors. There is a box under the messages section to write a new message and a button in the right part to send it.</w:t>
       </w:r>
     </w:p>
     <w:p>
@@ -10566,7 +13875,23 @@
           <w:sz w:val="24"/>
           <w:szCs w:val="24"/>
         </w:rPr>
-        <w:t>one option from each dropdown, on the right side are the observations of the doctor about the disease’s evolution and in the left part are the notes of the patient.</w:t>
+        <w:t>one option from each dropdown, on the right side are the observations of the doctor abou</w:t>
+      </w:r>
+      <w:r>
+        <w:rPr>
+          <w:rFonts w:ascii="Times New Roman" w:hAnsi="Times New Roman" w:cs="Times New Roman"/>
+          <w:sz w:val="24"/>
+          <w:szCs w:val="24"/>
+        </w:rPr>
+        <w:t>t the disease’s evolution and on</w:t>
+      </w:r>
+      <w:r>
+        <w:rPr>
+          <w:rFonts w:ascii="Times New Roman" w:hAnsi="Times New Roman" w:cs="Times New Roman"/>
+          <w:sz w:val="24"/>
+          <w:szCs w:val="24"/>
+        </w:rPr>
+        <w:t xml:space="preserve"> the left part are the notes of the patient.</w:t>
       </w:r>
     </w:p>
     <w:p>
@@ -10583,7 +13908,7 @@
           <w:szCs w:val="24"/>
         </w:rPr>
         <w:drawing>
-          <wp:inline distT="0" distB="0" distL="0" distR="0" wp14:anchorId="4073BE8B" wp14:editId="3361A4E7">
+          <wp:inline distT="0" distB="0" distL="0" distR="0" wp14:anchorId="4552F248" wp14:editId="1A257FB0">
             <wp:extent cx="5937250" cy="2228850"/>
             <wp:effectExtent l="0" t="0" r="6350" b="0"/>
             <wp:docPr id="15" name="Picture 15"/>
@@ -10600,7 +13925,7 @@
                     </pic:cNvPicPr>
                   </pic:nvPicPr>
                   <pic:blipFill>
-                    <a:blip r:embed="rId22" cstate="print">
+                    <a:blip r:embed="rId27" cstate="print">
                       <a:extLst>
                         <a:ext uri="{28A0092B-C50C-407E-A947-70E740481C1C}">
                           <a14:useLocalDpi xmlns:a14="http://schemas.microsoft.com/office/drawing/2010/main" val="0"/>
@@ -10833,7 +14158,55 @@
           <w:szCs w:val="24"/>
         </w:rPr>
         <w:lastRenderedPageBreak/>
-        <w:t>The Information page is more like a library when patients and doctors can found information about a disease or a medicine, being in fact the Description field introduced by the administrator. There is a dropdown list on the left side with all diseases from which users can select one and under the dropdown will be displayed information about that disease. The behavior for the medicines is exactly the same on the right side.</w:t>
+        <w:t xml:space="preserve">The Information </w:t>
+      </w:r>
+      <w:r>
+        <w:rPr>
+          <w:rFonts w:ascii="Times New Roman" w:hAnsi="Times New Roman" w:cs="Times New Roman"/>
+          <w:sz w:val="24"/>
+          <w:szCs w:val="24"/>
+        </w:rPr>
+        <w:t>page is more like a library where</w:t>
+      </w:r>
+      <w:r>
+        <w:rPr>
+          <w:rFonts w:ascii="Times New Roman" w:hAnsi="Times New Roman" w:cs="Times New Roman"/>
+          <w:sz w:val="24"/>
+          <w:szCs w:val="24"/>
+        </w:rPr>
+        <w:t xml:space="preserve"> patients and doctors can </w:t>
+      </w:r>
+      <w:r>
+        <w:rPr>
+          <w:rFonts w:ascii="Times New Roman" w:hAnsi="Times New Roman" w:cs="Times New Roman"/>
+          <w:sz w:val="24"/>
+          <w:szCs w:val="24"/>
+        </w:rPr>
+        <w:t>find</w:t>
+      </w:r>
+      <w:r>
+        <w:rPr>
+          <w:rFonts w:ascii="Times New Roman" w:hAnsi="Times New Roman" w:cs="Times New Roman"/>
+          <w:sz w:val="24"/>
+          <w:szCs w:val="24"/>
+        </w:rPr>
+        <w:t xml:space="preserve"> information about a disease</w:t>
+      </w:r>
+      <w:r>
+        <w:rPr>
+          <w:rFonts w:ascii="Times New Roman" w:hAnsi="Times New Roman" w:cs="Times New Roman"/>
+          <w:sz w:val="24"/>
+          <w:szCs w:val="24"/>
+        </w:rPr>
+        <w:t xml:space="preserve"> or </w:t>
+      </w:r>
+      <w:r>
+        <w:rPr>
+          <w:rFonts w:ascii="Times New Roman" w:hAnsi="Times New Roman" w:cs="Times New Roman"/>
+          <w:sz w:val="24"/>
+          <w:szCs w:val="24"/>
+        </w:rPr>
+        <w:t>medicine, being in fact the Description field introduced by the administrator. There is a dropdown list on the left side with all diseases from which users can select one and under the dropdown will be displayed information about that disease. The behavior for the medicines is exactly the same on the right side.</w:t>
       </w:r>
     </w:p>
     <w:p>
@@ -10852,15 +14225,63 @@
           <w:sz w:val="24"/>
           <w:szCs w:val="24"/>
         </w:rPr>
-        <w:t xml:space="preserve">In the case that the current logged in user is a patient, the content will suffer modifications. The first one is that the name of calendar page will be changed to “Make an appointment” in the menu from the top of the page. The colors of the slots are changed too: if a slot is occupied, its color is red, if one is free then the color is blue and the user can make an appointment for that interval by clicking the respective spot and if the slot was already booked by him the color is yellow. </w:t>
-      </w:r>
-      <w:r>
-        <w:rPr>
-          <w:rFonts w:ascii="Times New Roman" w:hAnsi="Times New Roman" w:cs="Times New Roman"/>
-          <w:sz w:val="24"/>
-          <w:szCs w:val="24"/>
-        </w:rPr>
-        <w:t>The chat page is almost identically with the difference of people from the dropdown list, being only doctors to select from. On the feedback page, the patient can’t see what are the observations of the doctor, being displayed only what he or she wrote about the disease. The recipe page doesn’t contain obviously the ability to prescribe a new recipe and the column Patient is replaced by Doctor. The Information page is exactly the same as for the doctor.</w:t>
+        <w:t>In t</w:t>
+      </w:r>
+      <w:r>
+        <w:rPr>
+          <w:rFonts w:ascii="Times New Roman" w:hAnsi="Times New Roman" w:cs="Times New Roman"/>
+          <w:sz w:val="24"/>
+          <w:szCs w:val="24"/>
+        </w:rPr>
+        <w:t>he case that the current logged-</w:t>
+      </w:r>
+      <w:r>
+        <w:rPr>
+          <w:rFonts w:ascii="Times New Roman" w:hAnsi="Times New Roman" w:cs="Times New Roman"/>
+          <w:sz w:val="24"/>
+          <w:szCs w:val="24"/>
+        </w:rPr>
+        <w:t xml:space="preserve">in user is a patient, the content will suffer modifications. The first one is that the name of </w:t>
+      </w:r>
+      <w:r>
+        <w:rPr>
+          <w:rFonts w:ascii="Times New Roman" w:hAnsi="Times New Roman" w:cs="Times New Roman"/>
+          <w:sz w:val="24"/>
+          <w:szCs w:val="24"/>
+        </w:rPr>
+        <w:t xml:space="preserve">the </w:t>
+      </w:r>
+      <w:r>
+        <w:rPr>
+          <w:rFonts w:ascii="Times New Roman" w:hAnsi="Times New Roman" w:cs="Times New Roman"/>
+          <w:sz w:val="24"/>
+          <w:szCs w:val="24"/>
+        </w:rPr>
+        <w:t xml:space="preserve">calendar page will be changed to “Make an appointment” in the menu from the top of the page. The colors of the slots are changed too: if a slot is occupied, its color is red, if one is free then the color is blue and the user can make an appointment for that interval by clicking the respective spot and if the slot was already booked by him the color is yellow. </w:t>
+      </w:r>
+      <w:r>
+        <w:rPr>
+          <w:rFonts w:ascii="Times New Roman" w:hAnsi="Times New Roman" w:cs="Times New Roman"/>
+          <w:sz w:val="24"/>
+          <w:szCs w:val="24"/>
+        </w:rPr>
+        <w:t>The</w:t>
+      </w:r>
+      <w:r>
+        <w:rPr>
+          <w:rFonts w:ascii="Times New Roman" w:hAnsi="Times New Roman" w:cs="Times New Roman"/>
+          <w:sz w:val="24"/>
+          <w:szCs w:val="24"/>
+        </w:rPr>
+        <w:t xml:space="preserve"> chat page is almost identical</w:t>
+      </w:r>
+      <w:r>
+        <w:rPr>
+          <w:rFonts w:ascii="Times New Roman" w:hAnsi="Times New Roman" w:cs="Times New Roman"/>
+          <w:sz w:val="24"/>
+          <w:szCs w:val="24"/>
+        </w:rPr>
+        <w:t xml:space="preserve"> with the difference of people from the dropdown list, being only doctors to select from. On the feedback page, the patient can’t see what are the observations of the doctor, being displayed only what he or she wrote about the disease. The recipe page doesn’t contain obviously the ability to prescribe a new recipe and the column Patient is replaced by Doctor. The Information page is exactly the same as for the doctor.</w:t>
       </w:r>
     </w:p>
     <w:p>
@@ -10878,9 +14299,11 @@
       <w:pPr>
         <w:pStyle w:val="Heading2"/>
       </w:pPr>
+      <w:bookmarkStart w:id="18" w:name="_Toc105017469"/>
       <w:r>
         <w:t>Implementation</w:t>
       </w:r>
+      <w:bookmarkEnd w:id="18"/>
     </w:p>
     <w:p>
       <w:pPr>
@@ -11001,7 +14424,7 @@
         </w:rPr>
         <w:lastRenderedPageBreak/>
         <w:drawing>
-          <wp:inline distT="0" distB="0" distL="0" distR="0" wp14:anchorId="752E34B6" wp14:editId="08A9217B">
+          <wp:inline distT="0" distB="0" distL="0" distR="0" wp14:anchorId="2BA03A03" wp14:editId="3CDE4BF9">
             <wp:extent cx="5930900" cy="4095750"/>
             <wp:effectExtent l="0" t="0" r="0" b="0"/>
             <wp:docPr id="17" name="Picture 17"/>
@@ -11018,7 +14441,7 @@
                     </pic:cNvPicPr>
                   </pic:nvPicPr>
                   <pic:blipFill>
-                    <a:blip r:embed="rId23" cstate="print">
+                    <a:blip r:embed="rId28" cstate="print">
                       <a:extLst>
                         <a:ext uri="{28A0092B-C50C-407E-A947-70E740481C1C}">
                           <a14:useLocalDpi xmlns:a14="http://schemas.microsoft.com/office/drawing/2010/main" val="0"/>
@@ -11223,7 +14646,23 @@
           <w:sz w:val="24"/>
           <w:szCs w:val="24"/>
         </w:rPr>
-        <w:t>In this layer, there are created the entities that we use in application. Practically, we have classes for</w:t>
+        <w:t>In this layer, there are created the entities that we use in</w:t>
+      </w:r>
+      <w:r>
+        <w:rPr>
+          <w:rFonts w:ascii="Times New Roman" w:hAnsi="Times New Roman" w:cs="Times New Roman"/>
+          <w:sz w:val="24"/>
+          <w:szCs w:val="24"/>
+        </w:rPr>
+        <w:t xml:space="preserve"> the</w:t>
+      </w:r>
+      <w:r>
+        <w:rPr>
+          <w:rFonts w:ascii="Times New Roman" w:hAnsi="Times New Roman" w:cs="Times New Roman"/>
+          <w:sz w:val="24"/>
+          <w:szCs w:val="24"/>
+        </w:rPr>
+        <w:t xml:space="preserve"> application. Practically, we have classes for</w:t>
       </w:r>
       <w:r>
         <w:rPr>
@@ -11319,7 +14758,23 @@
           <w:sz w:val="24"/>
           <w:szCs w:val="24"/>
         </w:rPr>
-        <w:t>Next, we have a BaseDAL class and for each entity a DAL class for that entity which inherit</w:t>
+        <w:t xml:space="preserve">Next, we have a BaseDAL class and for each entity a DAL class for that entity </w:t>
+      </w:r>
+      <w:r>
+        <w:rPr>
+          <w:rFonts w:ascii="Times New Roman" w:hAnsi="Times New Roman" w:cs="Times New Roman"/>
+          <w:sz w:val="24"/>
+          <w:szCs w:val="24"/>
+        </w:rPr>
+        <w:t>that</w:t>
+      </w:r>
+      <w:r>
+        <w:rPr>
+          <w:rFonts w:ascii="Times New Roman" w:hAnsi="Times New Roman" w:cs="Times New Roman"/>
+          <w:sz w:val="24"/>
+          <w:szCs w:val="24"/>
+        </w:rPr>
+        <w:t xml:space="preserve"> inherit</w:t>
       </w:r>
       <w:r>
         <w:rPr>
@@ -11451,7 +14906,39 @@
           <w:sz w:val="24"/>
           <w:szCs w:val="24"/>
         </w:rPr>
-        <w:t xml:space="preserve">and to instantiate these DAL classes only once. The arguments of these decisions are the improving of the performance </w:t>
+        <w:t>and to instantiate these DAL cla</w:t>
+      </w:r>
+      <w:r>
+        <w:rPr>
+          <w:rFonts w:ascii="Times New Roman" w:hAnsi="Times New Roman" w:cs="Times New Roman"/>
+          <w:sz w:val="24"/>
+          <w:szCs w:val="24"/>
+        </w:rPr>
+        <w:t>sses only once. The arguments for</w:t>
+      </w:r>
+      <w:r>
+        <w:rPr>
+          <w:rFonts w:ascii="Times New Roman" w:hAnsi="Times New Roman" w:cs="Times New Roman"/>
+          <w:sz w:val="24"/>
+          <w:szCs w:val="24"/>
+        </w:rPr>
+        <w:t xml:space="preserve"> these</w:t>
+      </w:r>
+      <w:r>
+        <w:rPr>
+          <w:rFonts w:ascii="Times New Roman" w:hAnsi="Times New Roman" w:cs="Times New Roman"/>
+          <w:sz w:val="24"/>
+          <w:szCs w:val="24"/>
+        </w:rPr>
+        <w:t xml:space="preserve"> decisions are the improving </w:t>
+      </w:r>
+      <w:r>
+        <w:rPr>
+          <w:rFonts w:ascii="Times New Roman" w:hAnsi="Times New Roman" w:cs="Times New Roman"/>
+          <w:sz w:val="24"/>
+          <w:szCs w:val="24"/>
+        </w:rPr>
+        <w:t xml:space="preserve">the performance </w:t>
       </w:r>
       <w:r>
         <w:rPr>
@@ -11484,7 +14971,7 @@
           <w:szCs w:val="24"/>
         </w:rPr>
         <w:drawing>
-          <wp:inline distT="0" distB="0" distL="0" distR="0" wp14:anchorId="608CA639" wp14:editId="0ED1C488">
+          <wp:inline distT="0" distB="0" distL="0" distR="0" wp14:anchorId="371562DA" wp14:editId="4A7E2567">
             <wp:extent cx="5943600" cy="4114800"/>
             <wp:effectExtent l="0" t="0" r="0" b="0"/>
             <wp:docPr id="19" name="Picture 19"/>
@@ -11501,7 +14988,7 @@
                     </pic:cNvPicPr>
                   </pic:nvPicPr>
                   <pic:blipFill>
-                    <a:blip r:embed="rId24" cstate="print">
+                    <a:blip r:embed="rId29" cstate="print">
                       <a:extLst>
                         <a:ext uri="{28A0092B-C50C-407E-A947-70E740481C1C}">
                           <a14:useLocalDpi xmlns:a14="http://schemas.microsoft.com/office/drawing/2010/main" val="0"/>
@@ -11731,7 +15218,7 @@
           <w:sz w:val="24"/>
           <w:szCs w:val="24"/>
         </w:rPr>
-        <w:t xml:space="preserve">In this way we establish a one-way connection between these two layers as we intended; </w:t>
+        <w:t xml:space="preserve">In this way we establish a one-way connection between these two layers as we intended; the Data Abstraction Layer should not be able to use code from the Business Logic Layer. The </w:t>
       </w:r>
       <w:r>
         <w:rPr>
@@ -11740,31 +15227,127 @@
           <w:szCs w:val="24"/>
         </w:rPr>
         <w:lastRenderedPageBreak/>
-        <w:t>the Data Abstraction Layer should not be able to use code from the Business Logic Layer. The purpose of this layer is to execute the specific business rules of the application, being in fact an intermediary layer between the Controllers Layer and the Data Abstraction Layer. Its structure is similar with th</w:t>
-      </w:r>
-      <w:r>
-        <w:rPr>
-          <w:rFonts w:ascii="Times New Roman" w:hAnsi="Times New Roman" w:cs="Times New Roman"/>
-          <w:sz w:val="24"/>
-          <w:szCs w:val="24"/>
-        </w:rPr>
-        <w:t xml:space="preserve">e one of Data Abstraction Layer, the difference in this case being that the BLLContext class uses Lazy </w:t>
-      </w:r>
-      <w:r>
-        <w:rPr>
-          <w:rFonts w:ascii="Times New Roman" w:hAnsi="Times New Roman" w:cs="Times New Roman"/>
-          <w:sz w:val="24"/>
-          <w:szCs w:val="24"/>
-        </w:rPr>
-        <w:t>Initialization</w:t>
-      </w:r>
-      <w:r>
-        <w:rPr>
-          <w:rFonts w:ascii="Times New Roman" w:hAnsi="Times New Roman" w:cs="Times New Roman"/>
-          <w:sz w:val="24"/>
-          <w:szCs w:val="24"/>
-        </w:rPr>
-        <w:t xml:space="preserve"> for an object of type DLLContext. Thus, all BLL classes will be able to use the DLLContext and also its members. In the Business Logic Layer are also present the Models for our project, being classes inspired from the entities but with a change structure (less fields, different names etc.) that will be used for the frontend part.</w:t>
+        <w:t xml:space="preserve">purpose of this layer is to execute the specific business rules of the application, being in fact an intermediary layer between the Controllers Layer and the Data Abstraction Layer. Its structure is similar </w:t>
+      </w:r>
+      <w:r>
+        <w:rPr>
+          <w:rFonts w:ascii="Times New Roman" w:hAnsi="Times New Roman" w:cs="Times New Roman"/>
+          <w:sz w:val="24"/>
+          <w:szCs w:val="24"/>
+        </w:rPr>
+        <w:t>to</w:t>
+      </w:r>
+      <w:r>
+        <w:rPr>
+          <w:rFonts w:ascii="Times New Roman" w:hAnsi="Times New Roman" w:cs="Times New Roman"/>
+          <w:sz w:val="24"/>
+          <w:szCs w:val="24"/>
+        </w:rPr>
+        <w:t xml:space="preserve"> th</w:t>
+      </w:r>
+      <w:r>
+        <w:rPr>
+          <w:rFonts w:ascii="Times New Roman" w:hAnsi="Times New Roman" w:cs="Times New Roman"/>
+          <w:sz w:val="24"/>
+          <w:szCs w:val="24"/>
+        </w:rPr>
+        <w:t xml:space="preserve">e one of </w:t>
+      </w:r>
+      <w:r>
+        <w:rPr>
+          <w:rFonts w:ascii="Times New Roman" w:hAnsi="Times New Roman" w:cs="Times New Roman"/>
+          <w:sz w:val="24"/>
+          <w:szCs w:val="24"/>
+        </w:rPr>
+        <w:t xml:space="preserve">the </w:t>
+      </w:r>
+      <w:r>
+        <w:rPr>
+          <w:rFonts w:ascii="Times New Roman" w:hAnsi="Times New Roman" w:cs="Times New Roman"/>
+          <w:sz w:val="24"/>
+          <w:szCs w:val="24"/>
+        </w:rPr>
+        <w:t>Data Abstraction Layer, the difference</w:t>
+      </w:r>
+      <w:r>
+        <w:rPr>
+          <w:rFonts w:ascii="Times New Roman" w:hAnsi="Times New Roman" w:cs="Times New Roman"/>
+          <w:sz w:val="24"/>
+          <w:szCs w:val="24"/>
+        </w:rPr>
+        <w:t>,</w:t>
+      </w:r>
+      <w:r>
+        <w:rPr>
+          <w:rFonts w:ascii="Times New Roman" w:hAnsi="Times New Roman" w:cs="Times New Roman"/>
+          <w:sz w:val="24"/>
+          <w:szCs w:val="24"/>
+        </w:rPr>
+        <w:t xml:space="preserve"> in this case</w:t>
+      </w:r>
+      <w:r>
+        <w:rPr>
+          <w:rFonts w:ascii="Times New Roman" w:hAnsi="Times New Roman" w:cs="Times New Roman"/>
+          <w:sz w:val="24"/>
+          <w:szCs w:val="24"/>
+        </w:rPr>
+        <w:t>,</w:t>
+      </w:r>
+      <w:r>
+        <w:rPr>
+          <w:rFonts w:ascii="Times New Roman" w:hAnsi="Times New Roman" w:cs="Times New Roman"/>
+          <w:sz w:val="24"/>
+          <w:szCs w:val="24"/>
+        </w:rPr>
+        <w:t xml:space="preserve"> being that the BLLContext class uses Lazy Initialization for an object of type DLLContext. Thus, all BLL classes will be able to use the DLLContext and also its members. In the Business Logic Layer are also present the Models for our project, being classes inspired </w:t>
+      </w:r>
+      <w:r>
+        <w:rPr>
+          <w:rFonts w:ascii="Times New Roman" w:hAnsi="Times New Roman" w:cs="Times New Roman"/>
+          <w:sz w:val="24"/>
+          <w:szCs w:val="24"/>
+        </w:rPr>
+        <w:t>by</w:t>
+      </w:r>
+      <w:r>
+        <w:rPr>
+          <w:rFonts w:ascii="Times New Roman" w:hAnsi="Times New Roman" w:cs="Times New Roman"/>
+          <w:sz w:val="24"/>
+          <w:szCs w:val="24"/>
+        </w:rPr>
+        <w:t xml:space="preserve"> the entities but with a change structure (</w:t>
+      </w:r>
+      <w:r>
+        <w:rPr>
+          <w:rFonts w:ascii="Times New Roman" w:hAnsi="Times New Roman" w:cs="Times New Roman"/>
+          <w:sz w:val="24"/>
+          <w:szCs w:val="24"/>
+        </w:rPr>
+        <w:t>fewer</w:t>
+      </w:r>
+      <w:r>
+        <w:rPr>
+          <w:rFonts w:ascii="Times New Roman" w:hAnsi="Times New Roman" w:cs="Times New Roman"/>
+          <w:sz w:val="24"/>
+          <w:szCs w:val="24"/>
+        </w:rPr>
+        <w:t xml:space="preserve"> fields, different names</w:t>
+      </w:r>
+      <w:r>
+        <w:rPr>
+          <w:rFonts w:ascii="Times New Roman" w:hAnsi="Times New Roman" w:cs="Times New Roman"/>
+          <w:sz w:val="24"/>
+          <w:szCs w:val="24"/>
+        </w:rPr>
+        <w:t>,</w:t>
+      </w:r>
+      <w:r>
+        <w:rPr>
+          <w:rFonts w:ascii="Times New Roman" w:hAnsi="Times New Roman" w:cs="Times New Roman"/>
+          <w:sz w:val="24"/>
+          <w:szCs w:val="24"/>
+        </w:rPr>
+        <w:t xml:space="preserve"> etc.) that will be used for the frontend part.</w:t>
       </w:r>
     </w:p>
     <w:p>
@@ -11808,7 +15391,103 @@
           <w:sz w:val="24"/>
           <w:szCs w:val="24"/>
         </w:rPr>
-        <w:t xml:space="preserve">deals with the processing of requests from the front end side and contains also the class ChatHub for real-time messaging. For each entity we have a separate controller class and also an AuthorizationController class. It is the time to say that a good practice in terms of security is to encrypt the passwords and not save them in plain text in the database and we occupied of this aspect. Also, when receiving a request that includes operations for an already logged-in user we want to be sure that user is really logged into the application. So, for each user we create a JWT Token when he or she logged in and after this the token will be used whenever the user makes a request. Also, it is verified the type of user in case of some operations (we </w:t>
+        <w:t>deals with the processing of requests from the front end side and contains also the class ChatHub for real-time messaging. For each entity</w:t>
+      </w:r>
+      <w:r>
+        <w:rPr>
+          <w:rFonts w:ascii="Times New Roman" w:hAnsi="Times New Roman" w:cs="Times New Roman"/>
+          <w:sz w:val="24"/>
+          <w:szCs w:val="24"/>
+        </w:rPr>
+        <w:t>,</w:t>
+      </w:r>
+      <w:r>
+        <w:rPr>
+          <w:rFonts w:ascii="Times New Roman" w:hAnsi="Times New Roman" w:cs="Times New Roman"/>
+          <w:sz w:val="24"/>
+          <w:szCs w:val="24"/>
+        </w:rPr>
+        <w:t xml:space="preserve"> we have a separate controller class and also an Authorizat</w:t>
+      </w:r>
+      <w:r>
+        <w:rPr>
+          <w:rFonts w:ascii="Times New Roman" w:hAnsi="Times New Roman" w:cs="Times New Roman"/>
+          <w:sz w:val="24"/>
+          <w:szCs w:val="24"/>
+        </w:rPr>
+        <w:t xml:space="preserve">ionController class. It is time to say that </w:t>
+      </w:r>
+      <w:r>
+        <w:rPr>
+          <w:rFonts w:ascii="Times New Roman" w:hAnsi="Times New Roman" w:cs="Times New Roman"/>
+          <w:sz w:val="24"/>
+          <w:szCs w:val="24"/>
+        </w:rPr>
+        <w:t>good practice in terms of security is to encrypt the passwords and not save them in plain text in</w:t>
+      </w:r>
+      <w:r>
+        <w:rPr>
+          <w:rFonts w:ascii="Times New Roman" w:hAnsi="Times New Roman" w:cs="Times New Roman"/>
+          <w:sz w:val="24"/>
+          <w:szCs w:val="24"/>
+        </w:rPr>
+        <w:t xml:space="preserve"> the database and we occupied with</w:t>
+      </w:r>
+      <w:r>
+        <w:rPr>
+          <w:rFonts w:ascii="Times New Roman" w:hAnsi="Times New Roman" w:cs="Times New Roman"/>
+          <w:sz w:val="24"/>
+          <w:szCs w:val="24"/>
+        </w:rPr>
+        <w:t xml:space="preserve"> this aspect. Also, when receiving a request that includes operations for an already logged-in user we want to be sure </w:t>
+      </w:r>
+      <w:r>
+        <w:rPr>
+          <w:rFonts w:ascii="Times New Roman" w:hAnsi="Times New Roman" w:cs="Times New Roman"/>
+          <w:sz w:val="24"/>
+          <w:szCs w:val="24"/>
+        </w:rPr>
+        <w:t>the</w:t>
+      </w:r>
+      <w:r>
+        <w:rPr>
+          <w:rFonts w:ascii="Times New Roman" w:hAnsi="Times New Roman" w:cs="Times New Roman"/>
+          <w:sz w:val="24"/>
+          <w:szCs w:val="24"/>
+        </w:rPr>
+        <w:t xml:space="preserve"> user is really logged into the application. So, for each user</w:t>
+      </w:r>
+      <w:r>
+        <w:rPr>
+          <w:rFonts w:ascii="Times New Roman" w:hAnsi="Times New Roman" w:cs="Times New Roman"/>
+          <w:sz w:val="24"/>
+          <w:szCs w:val="24"/>
+        </w:rPr>
+        <w:t>,</w:t>
+      </w:r>
+      <w:r>
+        <w:rPr>
+          <w:rFonts w:ascii="Times New Roman" w:hAnsi="Times New Roman" w:cs="Times New Roman"/>
+          <w:sz w:val="24"/>
+          <w:szCs w:val="24"/>
+        </w:rPr>
+        <w:t xml:space="preserve"> we create a JWT Token when he or she logged in and after this</w:t>
+      </w:r>
+      <w:r>
+        <w:rPr>
+          <w:rFonts w:ascii="Times New Roman" w:hAnsi="Times New Roman" w:cs="Times New Roman"/>
+          <w:sz w:val="24"/>
+          <w:szCs w:val="24"/>
+        </w:rPr>
+        <w:t>,</w:t>
+      </w:r>
+      <w:r>
+        <w:rPr>
+          <w:rFonts w:ascii="Times New Roman" w:hAnsi="Times New Roman" w:cs="Times New Roman"/>
+          <w:sz w:val="24"/>
+          <w:szCs w:val="24"/>
+        </w:rPr>
+        <w:t xml:space="preserve"> the token will be used whenever the user makes a request. Also, it is verified the type of user in case of some operations (we </w:t>
       </w:r>
       <w:r>
         <w:rPr>
@@ -11848,17 +15527,7 @@
           <w:sz w:val="24"/>
           <w:szCs w:val="24"/>
         </w:rPr>
-        <w:t>. For the ChatHub class, we used an ASP.NET library called SignalR that simplified our work, being implemented with the help of Web sockets.</w:t>
-      </w:r>
-      <w:bookmarkStart w:id="14" w:name="_GoBack"/>
-      <w:bookmarkEnd w:id="14"/>
-      <w:r>
-        <w:rPr>
-          <w:rFonts w:ascii="Times New Roman" w:hAnsi="Times New Roman" w:cs="Times New Roman"/>
-          <w:sz w:val="24"/>
-          <w:szCs w:val="24"/>
-        </w:rPr>
-        <w:t xml:space="preserve"> </w:t>
+        <w:t xml:space="preserve">. For the ChatHub class, we used an ASP.NET library called SignalR that simplified our work, being implemented with the help of Web sockets. </w:t>
       </w:r>
     </w:p>
     <w:p>
@@ -11894,15 +15563,111 @@
           <w:sz w:val="24"/>
           <w:szCs w:val="24"/>
         </w:rPr>
-        <w:t xml:space="preserve"> side. In the beginning, there was implemented a Router with the aim to redirect the user to login page if he or she is not logged in or the session has expired. In order to determine this, we take the JWT token from the Local Storage and try to refresh this token. If there is no token on Local S</w:t>
-      </w:r>
-      <w:r>
-        <w:rPr>
-          <w:rFonts w:ascii="Times New Roman" w:hAnsi="Times New Roman" w:cs="Times New Roman"/>
-          <w:sz w:val="24"/>
-          <w:szCs w:val="24"/>
-        </w:rPr>
-        <w:t xml:space="preserve">torage or the refresh operation receives a BadRequest response from the server, then the Login page will be displayed. Also, in these cases the user cannot access the content of the application until he or she log in successfully. After this happens, the token will be modified automatically at intervals of 30 minutes. In the same time, when the user is log in there is made a connection of type Web socket with the backend. </w:t>
+        <w:t xml:space="preserve"> side. In the beginning, there was implemented a Router to redirect the user to </w:t>
+      </w:r>
+      <w:r>
+        <w:rPr>
+          <w:rFonts w:ascii="Times New Roman" w:hAnsi="Times New Roman" w:cs="Times New Roman"/>
+          <w:sz w:val="24"/>
+          <w:szCs w:val="24"/>
+        </w:rPr>
+        <w:t xml:space="preserve">the </w:t>
+      </w:r>
+      <w:r>
+        <w:rPr>
+          <w:rFonts w:ascii="Times New Roman" w:hAnsi="Times New Roman" w:cs="Times New Roman"/>
+          <w:sz w:val="24"/>
+          <w:szCs w:val="24"/>
+        </w:rPr>
+        <w:t xml:space="preserve">login page if he or she is not logged in or the session has expired. </w:t>
+      </w:r>
+      <w:r>
+        <w:rPr>
+          <w:rFonts w:ascii="Times New Roman" w:hAnsi="Times New Roman" w:cs="Times New Roman"/>
+          <w:sz w:val="24"/>
+          <w:szCs w:val="24"/>
+        </w:rPr>
+        <w:t>To</w:t>
+      </w:r>
+      <w:r>
+        <w:rPr>
+          <w:rFonts w:ascii="Times New Roman" w:hAnsi="Times New Roman" w:cs="Times New Roman"/>
+          <w:sz w:val="24"/>
+          <w:szCs w:val="24"/>
+        </w:rPr>
+        <w:t xml:space="preserve"> determine this, we take the JWT token from the Local Storage and try to refresh this token. If there is no token on Local S</w:t>
+      </w:r>
+      <w:r>
+        <w:rPr>
+          <w:rFonts w:ascii="Times New Roman" w:hAnsi="Times New Roman" w:cs="Times New Roman"/>
+          <w:sz w:val="24"/>
+          <w:szCs w:val="24"/>
+        </w:rPr>
+        <w:t>torage or the refresh operation receives a BadRequest response from the server, then the Login page will be displayed. Also, in these cases</w:t>
+      </w:r>
+      <w:r>
+        <w:rPr>
+          <w:rFonts w:ascii="Times New Roman" w:hAnsi="Times New Roman" w:cs="Times New Roman"/>
+          <w:sz w:val="24"/>
+          <w:szCs w:val="24"/>
+        </w:rPr>
+        <w:t>,</w:t>
+      </w:r>
+      <w:r>
+        <w:rPr>
+          <w:rFonts w:ascii="Times New Roman" w:hAnsi="Times New Roman" w:cs="Times New Roman"/>
+          <w:sz w:val="24"/>
+          <w:szCs w:val="24"/>
+        </w:rPr>
+        <w:t xml:space="preserve"> the user cannot access the content of the application until he or she log</w:t>
+      </w:r>
+      <w:r>
+        <w:rPr>
+          <w:rFonts w:ascii="Times New Roman" w:hAnsi="Times New Roman" w:cs="Times New Roman"/>
+          <w:sz w:val="24"/>
+          <w:szCs w:val="24"/>
+        </w:rPr>
+        <w:t>s</w:t>
+      </w:r>
+      <w:r>
+        <w:rPr>
+          <w:rFonts w:ascii="Times New Roman" w:hAnsi="Times New Roman" w:cs="Times New Roman"/>
+          <w:sz w:val="24"/>
+          <w:szCs w:val="24"/>
+        </w:rPr>
+        <w:t xml:space="preserve"> in successfully. After this happens, the token will be modified automaticall</w:t>
+      </w:r>
+      <w:r>
+        <w:rPr>
+          <w:rFonts w:ascii="Times New Roman" w:hAnsi="Times New Roman" w:cs="Times New Roman"/>
+          <w:sz w:val="24"/>
+          <w:szCs w:val="24"/>
+        </w:rPr>
+        <w:t>y at intervals of 30 minutes. At</w:t>
+      </w:r>
+      <w:r>
+        <w:rPr>
+          <w:rFonts w:ascii="Times New Roman" w:hAnsi="Times New Roman" w:cs="Times New Roman"/>
+          <w:sz w:val="24"/>
+          <w:szCs w:val="24"/>
+        </w:rPr>
+        <w:t xml:space="preserve"> the </w:t>
+      </w:r>
+      <w:r>
+        <w:rPr>
+          <w:rFonts w:ascii="Times New Roman" w:hAnsi="Times New Roman" w:cs="Times New Roman"/>
+          <w:sz w:val="24"/>
+          <w:szCs w:val="24"/>
+        </w:rPr>
+        <w:t xml:space="preserve">same time, when the user is logged </w:t>
+      </w:r>
+      <w:r>
+        <w:rPr>
+          <w:rFonts w:ascii="Times New Roman" w:hAnsi="Times New Roman" w:cs="Times New Roman"/>
+          <w:sz w:val="24"/>
+          <w:szCs w:val="24"/>
+        </w:rPr>
+        <w:t xml:space="preserve">in there is made a connection of type Web socket with the backend. </w:t>
       </w:r>
       <w:r>
         <w:rPr>
@@ -11952,7 +15717,25 @@
           <w:sz w:val="24"/>
           <w:szCs w:val="24"/>
         </w:rPr>
-        <w:t xml:space="preserve">, one </w:t>
+        <w:t>, one containing the definitions of its used types having the extension .</w:t>
+      </w:r>
+      <w:proofErr w:type="spellStart"/>
+      <w:r>
+        <w:rPr>
+          <w:rFonts w:ascii="Times New Roman" w:hAnsi="Times New Roman" w:cs="Times New Roman"/>
+          <w:sz w:val="24"/>
+          <w:szCs w:val="24"/>
+        </w:rPr>
+        <w:t>ts</w:t>
+      </w:r>
+      <w:proofErr w:type="spellEnd"/>
+      <w:r>
+        <w:rPr>
+          <w:rFonts w:ascii="Times New Roman" w:hAnsi="Times New Roman" w:cs="Times New Roman"/>
+          <w:sz w:val="24"/>
+          <w:szCs w:val="24"/>
+        </w:rPr>
+        <w:t xml:space="preserve"> and one for the </w:t>
       </w:r>
       <w:r>
         <w:rPr>
@@ -11961,7 +15744,7 @@
           <w:szCs w:val="24"/>
         </w:rPr>
         <w:lastRenderedPageBreak/>
-        <w:t>containing the definitions of its used types having the extension .</w:t>
+        <w:t>implementation with the extension .</w:t>
       </w:r>
       <w:proofErr w:type="spellStart"/>
       <w:r>
@@ -11970,7 +15753,7 @@
           <w:sz w:val="24"/>
           <w:szCs w:val="24"/>
         </w:rPr>
-        <w:t>ts</w:t>
+        <w:t>tsx</w:t>
       </w:r>
       <w:proofErr w:type="spellEnd"/>
       <w:r>
@@ -11979,24 +15762,6 @@
           <w:sz w:val="24"/>
           <w:szCs w:val="24"/>
         </w:rPr>
-        <w:t xml:space="preserve"> and one for the implementation with the extension .</w:t>
-      </w:r>
-      <w:proofErr w:type="spellStart"/>
-      <w:r>
-        <w:rPr>
-          <w:rFonts w:ascii="Times New Roman" w:hAnsi="Times New Roman" w:cs="Times New Roman"/>
-          <w:sz w:val="24"/>
-          <w:szCs w:val="24"/>
-        </w:rPr>
-        <w:t>tsx</w:t>
-      </w:r>
-      <w:proofErr w:type="spellEnd"/>
-      <w:r>
-        <w:rPr>
-          <w:rFonts w:ascii="Times New Roman" w:hAnsi="Times New Roman" w:cs="Times New Roman"/>
-          <w:sz w:val="24"/>
-          <w:szCs w:val="24"/>
-        </w:rPr>
         <w:t>. An example is given by the CustomCallendar component and it can be seen in Figure 3-11.</w:t>
       </w:r>
     </w:p>
@@ -12014,7 +15779,7 @@
           <w:szCs w:val="24"/>
         </w:rPr>
         <w:drawing>
-          <wp:inline distT="0" distB="0" distL="0" distR="0" wp14:anchorId="6B515E33" wp14:editId="2B97C63C">
+          <wp:inline distT="0" distB="0" distL="0" distR="0" wp14:anchorId="646DC2F2" wp14:editId="61DCB8A5">
             <wp:extent cx="2660650" cy="863600"/>
             <wp:effectExtent l="0" t="0" r="6350" b="0"/>
             <wp:docPr id="20" name="Picture 20"/>
@@ -12031,7 +15796,7 @@
                     </pic:cNvPicPr>
                   </pic:nvPicPr>
                   <pic:blipFill>
-                    <a:blip r:embed="rId25">
+                    <a:blip r:embed="rId30">
                       <a:extLst>
                         <a:ext uri="{28A0092B-C50C-407E-A947-70E740481C1C}">
                           <a14:useLocalDpi xmlns:a14="http://schemas.microsoft.com/office/drawing/2010/main" val="0"/>
@@ -12257,7 +16022,7 @@
           <w:noProof/>
         </w:rPr>
         <w:drawing>
-          <wp:inline distT="0" distB="0" distL="0" distR="0" wp14:anchorId="39C3A7FD" wp14:editId="22107558">
+          <wp:inline distT="0" distB="0" distL="0" distR="0" wp14:anchorId="6BA48002" wp14:editId="20CFC66A">
             <wp:extent cx="5937250" cy="3238500"/>
             <wp:effectExtent l="0" t="0" r="6350" b="0"/>
             <wp:docPr id="22" name="Picture 22"/>
@@ -12274,7 +16039,7 @@
                     </pic:cNvPicPr>
                   </pic:nvPicPr>
                   <pic:blipFill>
-                    <a:blip r:embed="rId26">
+                    <a:blip r:embed="rId31">
                       <a:extLst>
                         <a:ext uri="{28A0092B-C50C-407E-A947-70E740481C1C}">
                           <a14:useLocalDpi xmlns:a14="http://schemas.microsoft.com/office/drawing/2010/main" val="0"/>
@@ -12473,14 +16238,25 @@
     </w:p>
     <w:p>
       <w:pPr>
+        <w:spacing w:line="360" w:lineRule="auto"/>
+        <w:jc w:val="both"/>
+        <w:rPr>
+          <w:rFonts w:ascii="Times New Roman" w:hAnsi="Times New Roman" w:cs="Times New Roman"/>
+          <w:sz w:val="24"/>
+          <w:szCs w:val="24"/>
+        </w:rPr>
+      </w:pPr>
+    </w:p>
+    <w:p>
+      <w:pPr>
         <w:pStyle w:val="Heading2"/>
       </w:pPr>
-      <w:bookmarkStart w:id="15" w:name="_Toc104214488"/>
+      <w:bookmarkStart w:id="19" w:name="_Toc105017470"/>
       <w:r>
         <w:lastRenderedPageBreak/>
         <w:t>Used technologies</w:t>
       </w:r>
-      <w:bookmarkEnd w:id="15"/>
+      <w:bookmarkEnd w:id="19"/>
     </w:p>
     <w:p>
       <w:pPr>
@@ -12509,7 +16285,55 @@
           <w:sz w:val="24"/>
           <w:szCs w:val="24"/>
         </w:rPr>
-        <w:t>In the development process of the application there were used different technologies as programming languages or frameworks and in the following they will be presented.</w:t>
+        <w:t>In the development process of the application</w:t>
+      </w:r>
+      <w:r>
+        <w:rPr>
+          <w:rFonts w:ascii="Times New Roman" w:hAnsi="Times New Roman" w:cs="Times New Roman"/>
+          <w:sz w:val="24"/>
+          <w:szCs w:val="24"/>
+        </w:rPr>
+        <w:t>,</w:t>
+      </w:r>
+      <w:r>
+        <w:rPr>
+          <w:rFonts w:ascii="Times New Roman" w:hAnsi="Times New Roman" w:cs="Times New Roman"/>
+          <w:sz w:val="24"/>
+          <w:szCs w:val="24"/>
+        </w:rPr>
+        <w:t xml:space="preserve"> there wer</w:t>
+      </w:r>
+      <w:r>
+        <w:rPr>
+          <w:rFonts w:ascii="Times New Roman" w:hAnsi="Times New Roman" w:cs="Times New Roman"/>
+          <w:sz w:val="24"/>
+          <w:szCs w:val="24"/>
+        </w:rPr>
+        <w:t>e used different technologies like</w:t>
+      </w:r>
+      <w:r>
+        <w:rPr>
+          <w:rFonts w:ascii="Times New Roman" w:hAnsi="Times New Roman" w:cs="Times New Roman"/>
+          <w:sz w:val="24"/>
+          <w:szCs w:val="24"/>
+        </w:rPr>
+        <w:t xml:space="preserve"> programming languages or frameworks and in the following</w:t>
+      </w:r>
+      <w:r>
+        <w:rPr>
+          <w:rFonts w:ascii="Times New Roman" w:hAnsi="Times New Roman" w:cs="Times New Roman"/>
+          <w:sz w:val="24"/>
+          <w:szCs w:val="24"/>
+        </w:rPr>
+        <w:t>,</w:t>
+      </w:r>
+      <w:r>
+        <w:rPr>
+          <w:rFonts w:ascii="Times New Roman" w:hAnsi="Times New Roman" w:cs="Times New Roman"/>
+          <w:sz w:val="24"/>
+          <w:szCs w:val="24"/>
+        </w:rPr>
+        <w:t xml:space="preserve"> they will be presented.</w:t>
       </w:r>
     </w:p>
     <w:p>
@@ -12725,7 +16549,23 @@
           <w:sz w:val="24"/>
           <w:szCs w:val="24"/>
         </w:rPr>
-        <w:t xml:space="preserve">For making the connection with the database and working with the data from database in form of domain objects we used </w:t>
+        <w:t xml:space="preserve">For making the connection with the database and working with the data from </w:t>
+      </w:r>
+      <w:r>
+        <w:rPr>
+          <w:rFonts w:ascii="Times New Roman" w:hAnsi="Times New Roman" w:cs="Times New Roman"/>
+          <w:sz w:val="24"/>
+          <w:szCs w:val="24"/>
+        </w:rPr>
+        <w:t xml:space="preserve">the </w:t>
+      </w:r>
+      <w:r>
+        <w:rPr>
+          <w:rFonts w:ascii="Times New Roman" w:hAnsi="Times New Roman" w:cs="Times New Roman"/>
+          <w:sz w:val="24"/>
+          <w:szCs w:val="24"/>
+        </w:rPr>
+        <w:t xml:space="preserve">database in form of domain objects we used </w:t>
       </w:r>
       <w:r>
         <w:rPr>
@@ -12750,7 +16590,23 @@
           <w:sz w:val="24"/>
           <w:szCs w:val="24"/>
         </w:rPr>
-        <w:t xml:space="preserve"> by removing the need of writing code directly on the tables from database.</w:t>
+        <w:t xml:space="preserve"> by removing the need of writing code directly on the tables from </w:t>
+      </w:r>
+      <w:r>
+        <w:rPr>
+          <w:rFonts w:ascii="Times New Roman" w:hAnsi="Times New Roman" w:cs="Times New Roman"/>
+          <w:sz w:val="24"/>
+          <w:szCs w:val="24"/>
+        </w:rPr>
+        <w:t xml:space="preserve">the </w:t>
+      </w:r>
+      <w:r>
+        <w:rPr>
+          <w:rFonts w:ascii="Times New Roman" w:hAnsi="Times New Roman" w:cs="Times New Roman"/>
+          <w:sz w:val="24"/>
+          <w:szCs w:val="24"/>
+        </w:rPr>
+        <w:t>database.</w:t>
       </w:r>
     </w:p>
     <w:p>
@@ -12842,7 +16698,39 @@
           <w:sz w:val="24"/>
           <w:szCs w:val="24"/>
         </w:rPr>
-        <w:t>The first one let us modify the content of a page when an object changed (</w:t>
+        <w:t>The first one let</w:t>
+      </w:r>
+      <w:r>
+        <w:rPr>
+          <w:rFonts w:ascii="Times New Roman" w:hAnsi="Times New Roman" w:cs="Times New Roman"/>
+          <w:sz w:val="24"/>
+          <w:szCs w:val="24"/>
+        </w:rPr>
+        <w:t>s</w:t>
+      </w:r>
+      <w:r>
+        <w:rPr>
+          <w:rFonts w:ascii="Times New Roman" w:hAnsi="Times New Roman" w:cs="Times New Roman"/>
+          <w:sz w:val="24"/>
+          <w:szCs w:val="24"/>
+        </w:rPr>
+        <w:t xml:space="preserve"> us modify the content </w:t>
+      </w:r>
+      <w:r>
+        <w:rPr>
+          <w:rFonts w:ascii="Times New Roman" w:hAnsi="Times New Roman" w:cs="Times New Roman"/>
+          <w:sz w:val="24"/>
+          <w:szCs w:val="24"/>
+        </w:rPr>
+        <w:t>of a page when an object changes</w:t>
+      </w:r>
+      <w:r>
+        <w:rPr>
+          <w:rFonts w:ascii="Times New Roman" w:hAnsi="Times New Roman" w:cs="Times New Roman"/>
+          <w:sz w:val="24"/>
+          <w:szCs w:val="24"/>
+        </w:rPr>
+        <w:t xml:space="preserve"> (</w:t>
       </w:r>
       <w:r>
         <w:rPr>
@@ -12858,7 +16746,31 @@
           <w:sz w:val="24"/>
           <w:szCs w:val="24"/>
         </w:rPr>
-        <w:t xml:space="preserve"> user in the Information page selects a different disease then the description text will be automatically changed). The second hook is used to execute a function whenever an object from a list of dependencies is modified. It must be said that React only deals with the management of the state and its rendering, so in many cases there must be used another components</w:t>
+        <w:t xml:space="preserve"> user o</w:t>
+      </w:r>
+      <w:r>
+        <w:rPr>
+          <w:rFonts w:ascii="Times New Roman" w:hAnsi="Times New Roman" w:cs="Times New Roman"/>
+          <w:sz w:val="24"/>
+          <w:szCs w:val="24"/>
+        </w:rPr>
+        <w:t>n the Information page selects a different disease then the description text will be automatically changed). The second hook is used to execute a function whenever an object from a list of dependencies is modified. It must be said that React only deals with the management of the state and its rendering, so in many cases</w:t>
+      </w:r>
+      <w:r>
+        <w:rPr>
+          <w:rFonts w:ascii="Times New Roman" w:hAnsi="Times New Roman" w:cs="Times New Roman"/>
+          <w:sz w:val="24"/>
+          <w:szCs w:val="24"/>
+        </w:rPr>
+        <w:t xml:space="preserve">, there must be used </w:t>
+      </w:r>
+      <w:r>
+        <w:rPr>
+          <w:rFonts w:ascii="Times New Roman" w:hAnsi="Times New Roman" w:cs="Times New Roman"/>
+          <w:sz w:val="24"/>
+          <w:szCs w:val="24"/>
+        </w:rPr>
+        <w:t>other components</w:t>
       </w:r>
       <w:r>
         <w:rPr>
@@ -12873,12 +16785,12 @@
       <w:pPr>
         <w:pStyle w:val="Heading1"/>
       </w:pPr>
-      <w:bookmarkStart w:id="16" w:name="_Toc104214489"/>
+      <w:bookmarkStart w:id="20" w:name="_Toc105017471"/>
       <w:r>
         <w:lastRenderedPageBreak/>
         <w:t>Conclusions</w:t>
       </w:r>
-      <w:bookmarkEnd w:id="16"/>
+      <w:bookmarkEnd w:id="20"/>
     </w:p>
     <w:p>
       <w:pPr>
@@ -12907,15 +16819,47 @@
           <w:sz w:val="24"/>
           <w:szCs w:val="24"/>
         </w:rPr>
-        <w:t xml:space="preserve">The problem studied by us in this thesis, the patient-doctor relationship implemented in a software system, will most likely remain relevant for a long time. This is due to the continuous digitization process in which the society is. Our goal was to answer a series of questions, such as what are </w:t>
-      </w:r>
-      <w:r>
-        <w:rPr>
-          <w:rFonts w:ascii="Times New Roman" w:hAnsi="Times New Roman" w:cs="Times New Roman"/>
-          <w:sz w:val="24"/>
-          <w:szCs w:val="24"/>
-        </w:rPr>
-        <w:t>the types of patient-doctor interaction, how do they influence the development of the application, which is the structure of a web application? Regarding the first questions, we found answers by analyzing multiple research papers.</w:t>
+        <w:t>The problem studied by us in this thesis, the patient-doctor relationship implemented in a software system, will most likely remain relevant for a long time. This is due to the continuous di</w:t>
+      </w:r>
+      <w:r>
+        <w:rPr>
+          <w:rFonts w:ascii="Times New Roman" w:hAnsi="Times New Roman" w:cs="Times New Roman"/>
+          <w:sz w:val="24"/>
+          <w:szCs w:val="24"/>
+        </w:rPr>
+        <w:t xml:space="preserve">gitization process in which </w:t>
+      </w:r>
+      <w:r>
+        <w:rPr>
+          <w:rFonts w:ascii="Times New Roman" w:hAnsi="Times New Roman" w:cs="Times New Roman"/>
+          <w:sz w:val="24"/>
+          <w:szCs w:val="24"/>
+        </w:rPr>
+        <w:t xml:space="preserve">society is. Our goal was to answer a series of questions, such as what are </w:t>
+      </w:r>
+      <w:r>
+        <w:rPr>
+          <w:rFonts w:ascii="Times New Roman" w:hAnsi="Times New Roman" w:cs="Times New Roman"/>
+          <w:sz w:val="24"/>
+          <w:szCs w:val="24"/>
+        </w:rPr>
+        <w:t xml:space="preserve">the types of patient-doctor interaction, how do they influence the development of the application, </w:t>
+      </w:r>
+      <w:r>
+        <w:rPr>
+          <w:rFonts w:ascii="Times New Roman" w:hAnsi="Times New Roman" w:cs="Times New Roman"/>
+          <w:sz w:val="24"/>
+          <w:szCs w:val="24"/>
+        </w:rPr>
+        <w:t>and what</w:t>
+      </w:r>
+      <w:r>
+        <w:rPr>
+          <w:rFonts w:ascii="Times New Roman" w:hAnsi="Times New Roman" w:cs="Times New Roman"/>
+          <w:sz w:val="24"/>
+          <w:szCs w:val="24"/>
+        </w:rPr>
+        <w:t xml:space="preserve"> is the structure of a web application? Regarding the first questions, we found answers by analyzing multiple research papers.</w:t>
       </w:r>
     </w:p>
     <w:p>
@@ -12974,7 +16918,23 @@
           <w:sz w:val="24"/>
           <w:szCs w:val="24"/>
         </w:rPr>
-        <w:t>One presented methodology for making a software system for our problem is SEMHTA. Of course, in the development process of our application we could not follow all the recommendations of this methodology, as it would have been necessary to involve the medical staff and more programmers.</w:t>
+        <w:t>One presented methodology for making a software system for our problem is SEMHTA. Of course, in the development process of our application</w:t>
+      </w:r>
+      <w:r>
+        <w:rPr>
+          <w:rFonts w:ascii="Times New Roman" w:hAnsi="Times New Roman" w:cs="Times New Roman"/>
+          <w:sz w:val="24"/>
+          <w:szCs w:val="24"/>
+        </w:rPr>
+        <w:t>,</w:t>
+      </w:r>
+      <w:r>
+        <w:rPr>
+          <w:rFonts w:ascii="Times New Roman" w:hAnsi="Times New Roman" w:cs="Times New Roman"/>
+          <w:sz w:val="24"/>
+          <w:szCs w:val="24"/>
+        </w:rPr>
+        <w:t xml:space="preserve"> we could not follow all the recommendations of this methodology, as it would have been necessary to involve the medical staff and more programmers.</w:t>
       </w:r>
     </w:p>
     <w:p>
@@ -12993,15 +16953,31 @@
           <w:sz w:val="24"/>
           <w:szCs w:val="24"/>
         </w:rPr>
-        <w:t xml:space="preserve">There are some several structures for a web application, </w:t>
-      </w:r>
-      <w:r>
-        <w:rPr>
-          <w:rFonts w:ascii="Times New Roman" w:hAnsi="Times New Roman" w:cs="Times New Roman"/>
-          <w:sz w:val="24"/>
-          <w:szCs w:val="24"/>
-        </w:rPr>
-        <w:t>but the most common one is the three-tier one. In order to achieve a real-time communication, the most effective solution is to use web sockets as they have better performance results in this case when compared to classic HTTP Requests.</w:t>
+        <w:t xml:space="preserve">There are several structures for a web application, </w:t>
+      </w:r>
+      <w:r>
+        <w:rPr>
+          <w:rFonts w:ascii="Times New Roman" w:hAnsi="Times New Roman" w:cs="Times New Roman"/>
+          <w:sz w:val="24"/>
+          <w:szCs w:val="24"/>
+        </w:rPr>
+        <w:t>but the most common one is the three-</w:t>
+      </w:r>
+      <w:r>
+        <w:rPr>
+          <w:rFonts w:ascii="Times New Roman" w:hAnsi="Times New Roman" w:cs="Times New Roman"/>
+          <w:sz w:val="24"/>
+          <w:szCs w:val="24"/>
+        </w:rPr>
+        <w:t xml:space="preserve">tier one. In order to achieve </w:t>
+      </w:r>
+      <w:r>
+        <w:rPr>
+          <w:rFonts w:ascii="Times New Roman" w:hAnsi="Times New Roman" w:cs="Times New Roman"/>
+          <w:sz w:val="24"/>
+          <w:szCs w:val="24"/>
+        </w:rPr>
+        <w:t>real-time communication, the most effective solution is to use web sockets as they have better performance results in this case when compared to classic HTTP Requests.</w:t>
       </w:r>
     </w:p>
     <w:p>
@@ -13028,7 +17004,49 @@
           <w:sz w:val="24"/>
           <w:szCs w:val="24"/>
         </w:rPr>
-        <w:t>The further development implies more functionalities as setting a profile picture to identify easily a user</w:t>
+        <w:t>F</w:t>
+      </w:r>
+      <w:r>
+        <w:rPr>
+          <w:rFonts w:ascii="Times New Roman" w:hAnsi="Times New Roman" w:cs="Times New Roman"/>
+          <w:sz w:val="24"/>
+          <w:szCs w:val="24"/>
+        </w:rPr>
+        <w:t>urther development</w:t>
+      </w:r>
+      <w:r>
+        <w:rPr>
+          <w:rFonts w:ascii="Times New Roman" w:hAnsi="Times New Roman" w:cs="Times New Roman"/>
+          <w:sz w:val="24"/>
+          <w:szCs w:val="24"/>
+        </w:rPr>
+        <w:t xml:space="preserve"> implies more </w:t>
+      </w:r>
+      <w:proofErr w:type="gramStart"/>
+      <w:r>
+        <w:rPr>
+          <w:rFonts w:ascii="Times New Roman" w:hAnsi="Times New Roman" w:cs="Times New Roman"/>
+          <w:sz w:val="24"/>
+          <w:szCs w:val="24"/>
+        </w:rPr>
+        <w:t>functionalities</w:t>
+      </w:r>
+      <w:proofErr w:type="gramEnd"/>
+      <w:r>
+        <w:rPr>
+          <w:rFonts w:ascii="Times New Roman" w:hAnsi="Times New Roman" w:cs="Times New Roman"/>
+          <w:sz w:val="24"/>
+          <w:szCs w:val="24"/>
+        </w:rPr>
+        <w:t xml:space="preserve"> like</w:t>
+      </w:r>
+      <w:r>
+        <w:rPr>
+          <w:rFonts w:ascii="Times New Roman" w:hAnsi="Times New Roman" w:cs="Times New Roman"/>
+          <w:sz w:val="24"/>
+          <w:szCs w:val="24"/>
+        </w:rPr>
+        <w:t xml:space="preserve"> setting a profile picture to identify easily a user</w:t>
       </w:r>
       <w:r>
         <w:rPr>
@@ -13052,15 +17070,39 @@
           <w:sz w:val="24"/>
           <w:szCs w:val="24"/>
         </w:rPr>
-        <w:t>. In order to make the best possible product there can be considered ideas as</w:t>
-      </w:r>
-      <w:r>
-        <w:rPr>
-          <w:rFonts w:ascii="Times New Roman" w:hAnsi="Times New Roman" w:cs="Times New Roman"/>
-          <w:sz w:val="24"/>
-          <w:szCs w:val="24"/>
-        </w:rPr>
-        <w:t xml:space="preserve"> keeping patient’s medical information in a more secure way, such as using blockchain technology or using artificial intelligence to generate treatments. </w:t>
+        <w:t xml:space="preserve">. In order to make the best possible product </w:t>
+      </w:r>
+      <w:r>
+        <w:rPr>
+          <w:rFonts w:ascii="Times New Roman" w:hAnsi="Times New Roman" w:cs="Times New Roman"/>
+          <w:sz w:val="24"/>
+          <w:szCs w:val="24"/>
+        </w:rPr>
+        <w:t>there can be considered ideas like</w:t>
+      </w:r>
+      <w:r>
+        <w:rPr>
+          <w:rFonts w:ascii="Times New Roman" w:hAnsi="Times New Roman" w:cs="Times New Roman"/>
+          <w:sz w:val="24"/>
+          <w:szCs w:val="24"/>
+        </w:rPr>
+        <w:t xml:space="preserve"> keeping patient</w:t>
+      </w:r>
+      <w:r>
+        <w:rPr>
+          <w:rFonts w:ascii="Times New Roman" w:hAnsi="Times New Roman" w:cs="Times New Roman"/>
+          <w:sz w:val="24"/>
+          <w:szCs w:val="24"/>
+        </w:rPr>
+        <w:t>s’</w:t>
+      </w:r>
+      <w:r>
+        <w:rPr>
+          <w:rFonts w:ascii="Times New Roman" w:hAnsi="Times New Roman" w:cs="Times New Roman"/>
+          <w:sz w:val="24"/>
+          <w:szCs w:val="24"/>
+        </w:rPr>
+        <w:t xml:space="preserve"> medical information in a more secure way, such as using blockchain technology or using artificial intelligence to generate treatments. </w:t>
       </w:r>
     </w:p>
     <w:p>
@@ -15330,10 +19372,11 @@
       </w:pPr>
     </w:p>
     <w:sectPr>
-      <w:footerReference w:type="even" r:id="rId27"/>
-      <w:footerReference w:type="default" r:id="rId28"/>
+      <w:footerReference w:type="first" r:id="rId32"/>
+      <w:type w:val="continuous"/>
       <w:pgSz w:w="12240" w:h="15840"/>
       <w:pgMar w:top="1440" w:right="1440" w:bottom="1440" w:left="1440" w:header="720" w:footer="720" w:gutter="0"/>
+      <w:pgNumType w:start="1"/>
       <w:cols w:space="720"/>
       <w:titlePg/>
       <w:docGrid w:linePitch="360"/>
@@ -15369,48 +19412,11 @@
 
 <file path=word/footer1.xml><?xml version="1.0" encoding="utf-8"?>
 <w:ftr xmlns:wpc="http://schemas.microsoft.com/office/word/2010/wordprocessingCanvas" xmlns:mc="http://schemas.openxmlformats.org/markup-compatibility/2006" xmlns:o="urn:schemas-microsoft-com:office:office" xmlns:r="http://schemas.openxmlformats.org/officeDocument/2006/relationships" xmlns:m="http://schemas.openxmlformats.org/officeDocument/2006/math" xmlns:v="urn:schemas-microsoft-com:vml" xmlns:wp14="http://schemas.microsoft.com/office/word/2010/wordprocessingDrawing" xmlns:wp="http://schemas.openxmlformats.org/drawingml/2006/wordprocessingDrawing" xmlns:w10="urn:schemas-microsoft-com:office:word" xmlns:w="http://schemas.openxmlformats.org/wordprocessingml/2006/main" xmlns:w14="http://schemas.microsoft.com/office/word/2010/wordml" xmlns:wpg="http://schemas.microsoft.com/office/word/2010/wordprocessingGroup" xmlns:wpi="http://schemas.microsoft.com/office/word/2010/wordprocessingInk" xmlns:wne="http://schemas.microsoft.com/office/word/2006/wordml" xmlns:wps="http://schemas.microsoft.com/office/word/2010/wordprocessingShape" mc:Ignorable="w14 wp14">
-  <w:sdt>
-    <w:sdtPr>
-      <w:id w:val="344066692"/>
-      <w:docPartObj>
-        <w:docPartGallery w:val="Page Numbers (Bottom of Page)"/>
-        <w:docPartUnique/>
-      </w:docPartObj>
-    </w:sdtPr>
-    <w:sdtEndPr>
-      <w:rPr>
-        <w:noProof/>
-      </w:rPr>
-    </w:sdtEndPr>
-    <w:sdtContent>
-      <w:p>
-        <w:pPr>
-          <w:pStyle w:val="Footer"/>
-        </w:pPr>
-        <w:r>
-          <w:fldChar w:fldCharType="begin"/>
-        </w:r>
-        <w:r>
-          <w:instrText xml:space="preserve"> PAGE   \* MERGEFORMAT </w:instrText>
-        </w:r>
-        <w:r>
-          <w:fldChar w:fldCharType="separate"/>
-        </w:r>
-        <w:r>
-          <w:rPr>
-            <w:noProof/>
-          </w:rPr>
-          <w:t>30</w:t>
-        </w:r>
-        <w:r>
-          <w:rPr>
-            <w:noProof/>
-          </w:rPr>
-          <w:fldChar w:fldCharType="end"/>
-        </w:r>
-      </w:p>
-    </w:sdtContent>
-  </w:sdt>
+  <w:p>
+    <w:pPr>
+      <w:pStyle w:val="Footer"/>
+    </w:pPr>
+  </w:p>
   <w:p>
     <w:pPr>
       <w:pStyle w:val="Footer"/>
@@ -15421,9 +19427,24 @@
 
 <file path=word/footer2.xml><?xml version="1.0" encoding="utf-8"?>
 <w:ftr xmlns:wpc="http://schemas.microsoft.com/office/word/2010/wordprocessingCanvas" xmlns:mc="http://schemas.openxmlformats.org/markup-compatibility/2006" xmlns:o="urn:schemas-microsoft-com:office:office" xmlns:r="http://schemas.openxmlformats.org/officeDocument/2006/relationships" xmlns:m="http://schemas.openxmlformats.org/officeDocument/2006/math" xmlns:v="urn:schemas-microsoft-com:vml" xmlns:wp14="http://schemas.microsoft.com/office/word/2010/wordprocessingDrawing" xmlns:wp="http://schemas.openxmlformats.org/drawingml/2006/wordprocessingDrawing" xmlns:w10="urn:schemas-microsoft-com:office:word" xmlns:w="http://schemas.openxmlformats.org/wordprocessingml/2006/main" xmlns:w14="http://schemas.microsoft.com/office/word/2010/wordml" xmlns:wpg="http://schemas.microsoft.com/office/word/2010/wordprocessingGroup" xmlns:wpi="http://schemas.microsoft.com/office/word/2010/wordprocessingInk" xmlns:wne="http://schemas.microsoft.com/office/word/2006/wordml" xmlns:wps="http://schemas.microsoft.com/office/word/2010/wordprocessingShape" mc:Ignorable="w14 wp14">
+  <w:p>
+    <w:pPr>
+      <w:pStyle w:val="Footer"/>
+    </w:pPr>
+  </w:p>
+  <w:p>
+    <w:pPr>
+      <w:pStyle w:val="Footer"/>
+    </w:pPr>
+  </w:p>
+</w:ftr>
+</file>
+
+<file path=word/footer3.xml><?xml version="1.0" encoding="utf-8"?>
+<w:ftr xmlns:wpc="http://schemas.microsoft.com/office/word/2010/wordprocessingCanvas" xmlns:mc="http://schemas.openxmlformats.org/markup-compatibility/2006" xmlns:o="urn:schemas-microsoft-com:office:office" xmlns:r="http://schemas.openxmlformats.org/officeDocument/2006/relationships" xmlns:m="http://schemas.openxmlformats.org/officeDocument/2006/math" xmlns:v="urn:schemas-microsoft-com:vml" xmlns:wp14="http://schemas.microsoft.com/office/word/2010/wordprocessingDrawing" xmlns:wp="http://schemas.openxmlformats.org/drawingml/2006/wordprocessingDrawing" xmlns:w10="urn:schemas-microsoft-com:office:word" xmlns:w="http://schemas.openxmlformats.org/wordprocessingml/2006/main" xmlns:w14="http://schemas.microsoft.com/office/word/2010/wordml" xmlns:wpg="http://schemas.microsoft.com/office/word/2010/wordprocessingGroup" xmlns:wpi="http://schemas.microsoft.com/office/word/2010/wordprocessingInk" xmlns:wne="http://schemas.microsoft.com/office/word/2006/wordml" xmlns:wps="http://schemas.microsoft.com/office/word/2010/wordprocessingShape" mc:Ignorable="w14 wp14">
   <w:sdt>
     <w:sdtPr>
-      <w:id w:val="963689986"/>
+      <w:id w:val="-1980378254"/>
       <w:docPartObj>
         <w:docPartGallery w:val="Page Numbers (Bottom of Page)"/>
         <w:docPartUnique/>
@@ -15453,7 +19474,166 @@
           <w:rPr>
             <w:noProof/>
           </w:rPr>
-          <w:t>29</w:t>
+          <w:t>12</w:t>
+        </w:r>
+        <w:r>
+          <w:rPr>
+            <w:noProof/>
+          </w:rPr>
+          <w:fldChar w:fldCharType="end"/>
+        </w:r>
+      </w:p>
+    </w:sdtContent>
+  </w:sdt>
+  <w:p>
+    <w:pPr>
+      <w:pStyle w:val="Footer"/>
+    </w:pPr>
+  </w:p>
+</w:ftr>
+</file>
+
+<file path=word/footer4.xml><?xml version="1.0" encoding="utf-8"?>
+<w:ftr xmlns:wpc="http://schemas.microsoft.com/office/word/2010/wordprocessingCanvas" xmlns:mc="http://schemas.openxmlformats.org/markup-compatibility/2006" xmlns:o="urn:schemas-microsoft-com:office:office" xmlns:r="http://schemas.openxmlformats.org/officeDocument/2006/relationships" xmlns:m="http://schemas.openxmlformats.org/officeDocument/2006/math" xmlns:v="urn:schemas-microsoft-com:vml" xmlns:wp14="http://schemas.microsoft.com/office/word/2010/wordprocessingDrawing" xmlns:wp="http://schemas.openxmlformats.org/drawingml/2006/wordprocessingDrawing" xmlns:w10="urn:schemas-microsoft-com:office:word" xmlns:w="http://schemas.openxmlformats.org/wordprocessingml/2006/main" xmlns:w14="http://schemas.microsoft.com/office/word/2010/wordml" xmlns:wpg="http://schemas.microsoft.com/office/word/2010/wordprocessingGroup" xmlns:wpi="http://schemas.microsoft.com/office/word/2010/wordprocessingInk" xmlns:wne="http://schemas.microsoft.com/office/word/2006/wordml" xmlns:wps="http://schemas.microsoft.com/office/word/2010/wordprocessingShape" mc:Ignorable="w14 wp14">
+  <w:sdt>
+    <w:sdtPr>
+      <w:id w:val="-1067641345"/>
+      <w:docPartObj>
+        <w:docPartGallery w:val="Page Numbers (Bottom of Page)"/>
+        <w:docPartUnique/>
+      </w:docPartObj>
+    </w:sdtPr>
+    <w:sdtEndPr>
+      <w:rPr>
+        <w:noProof/>
+      </w:rPr>
+    </w:sdtEndPr>
+    <w:sdtContent>
+      <w:p>
+        <w:pPr>
+          <w:pStyle w:val="Footer"/>
+          <w:jc w:val="center"/>
+        </w:pPr>
+        <w:r>
+          <w:fldChar w:fldCharType="begin"/>
+        </w:r>
+        <w:r>
+          <w:instrText xml:space="preserve"> PAGE   \* MERGEFORMAT </w:instrText>
+        </w:r>
+        <w:r>
+          <w:fldChar w:fldCharType="separate"/>
+        </w:r>
+        <w:r>
+          <w:rPr>
+            <w:noProof/>
+          </w:rPr>
+          <w:t>ii</w:t>
+        </w:r>
+        <w:r>
+          <w:rPr>
+            <w:noProof/>
+          </w:rPr>
+          <w:fldChar w:fldCharType="end"/>
+        </w:r>
+      </w:p>
+    </w:sdtContent>
+  </w:sdt>
+  <w:p>
+    <w:pPr>
+      <w:pStyle w:val="Footer"/>
+    </w:pPr>
+  </w:p>
+</w:ftr>
+</file>
+
+<file path=word/footer5.xml><?xml version="1.0" encoding="utf-8"?>
+<w:ftr xmlns:wpc="http://schemas.microsoft.com/office/word/2010/wordprocessingCanvas" xmlns:mc="http://schemas.openxmlformats.org/markup-compatibility/2006" xmlns:o="urn:schemas-microsoft-com:office:office" xmlns:r="http://schemas.openxmlformats.org/officeDocument/2006/relationships" xmlns:m="http://schemas.openxmlformats.org/officeDocument/2006/math" xmlns:v="urn:schemas-microsoft-com:vml" xmlns:wp14="http://schemas.microsoft.com/office/word/2010/wordprocessingDrawing" xmlns:wp="http://schemas.openxmlformats.org/drawingml/2006/wordprocessingDrawing" xmlns:w10="urn:schemas-microsoft-com:office:word" xmlns:w="http://schemas.openxmlformats.org/wordprocessingml/2006/main" xmlns:w14="http://schemas.microsoft.com/office/word/2010/wordml" xmlns:wpg="http://schemas.microsoft.com/office/word/2010/wordprocessingGroup" xmlns:wpi="http://schemas.microsoft.com/office/word/2010/wordprocessingInk" xmlns:wne="http://schemas.microsoft.com/office/word/2006/wordml" xmlns:wps="http://schemas.microsoft.com/office/word/2010/wordprocessingShape" mc:Ignorable="w14 wp14">
+  <w:sdt>
+    <w:sdtPr>
+      <w:id w:val="1127973776"/>
+      <w:docPartObj>
+        <w:docPartGallery w:val="Page Numbers (Bottom of Page)"/>
+        <w:docPartUnique/>
+      </w:docPartObj>
+    </w:sdtPr>
+    <w:sdtEndPr>
+      <w:rPr>
+        <w:noProof/>
+      </w:rPr>
+    </w:sdtEndPr>
+    <w:sdtContent>
+      <w:p>
+        <w:pPr>
+          <w:pStyle w:val="Footer"/>
+          <w:jc w:val="center"/>
+        </w:pPr>
+        <w:r>
+          <w:fldChar w:fldCharType="begin"/>
+        </w:r>
+        <w:r>
+          <w:instrText xml:space="preserve"> PAGE   \* MERGEFORMAT </w:instrText>
+        </w:r>
+        <w:r>
+          <w:fldChar w:fldCharType="separate"/>
+        </w:r>
+        <w:r>
+          <w:rPr>
+            <w:noProof/>
+          </w:rPr>
+          <w:t>i</w:t>
+        </w:r>
+        <w:r>
+          <w:rPr>
+            <w:noProof/>
+          </w:rPr>
+          <w:fldChar w:fldCharType="end"/>
+        </w:r>
+      </w:p>
+    </w:sdtContent>
+  </w:sdt>
+  <w:p>
+    <w:pPr>
+      <w:pStyle w:val="Footer"/>
+    </w:pPr>
+  </w:p>
+</w:ftr>
+</file>
+
+<file path=word/footer6.xml><?xml version="1.0" encoding="utf-8"?>
+<w:ftr xmlns:wpc="http://schemas.microsoft.com/office/word/2010/wordprocessingCanvas" xmlns:mc="http://schemas.openxmlformats.org/markup-compatibility/2006" xmlns:o="urn:schemas-microsoft-com:office:office" xmlns:r="http://schemas.openxmlformats.org/officeDocument/2006/relationships" xmlns:m="http://schemas.openxmlformats.org/officeDocument/2006/math" xmlns:v="urn:schemas-microsoft-com:vml" xmlns:wp14="http://schemas.microsoft.com/office/word/2010/wordprocessingDrawing" xmlns:wp="http://schemas.openxmlformats.org/drawingml/2006/wordprocessingDrawing" xmlns:w10="urn:schemas-microsoft-com:office:word" xmlns:w="http://schemas.openxmlformats.org/wordprocessingml/2006/main" xmlns:w14="http://schemas.microsoft.com/office/word/2010/wordml" xmlns:wpg="http://schemas.microsoft.com/office/word/2010/wordprocessingGroup" xmlns:wpi="http://schemas.microsoft.com/office/word/2010/wordprocessingInk" xmlns:wne="http://schemas.microsoft.com/office/word/2006/wordml" xmlns:wps="http://schemas.microsoft.com/office/word/2010/wordprocessingShape" mc:Ignorable="w14 wp14">
+  <w:sdt>
+    <w:sdtPr>
+      <w:id w:val="593910549"/>
+      <w:docPartObj>
+        <w:docPartGallery w:val="Page Numbers (Bottom of Page)"/>
+        <w:docPartUnique/>
+      </w:docPartObj>
+    </w:sdtPr>
+    <w:sdtEndPr>
+      <w:rPr>
+        <w:noProof/>
+      </w:rPr>
+    </w:sdtEndPr>
+    <w:sdtContent>
+      <w:p>
+        <w:pPr>
+          <w:pStyle w:val="Footer"/>
+          <w:jc w:val="center"/>
+        </w:pPr>
+        <w:r>
+          <w:fldChar w:fldCharType="begin"/>
+        </w:r>
+        <w:r>
+          <w:instrText xml:space="preserve"> PAGE   \* MERGEFORMAT </w:instrText>
+        </w:r>
+        <w:r>
+          <w:fldChar w:fldCharType="separate"/>
+        </w:r>
+        <w:r>
+          <w:rPr>
+            <w:noProof/>
+          </w:rPr>
+          <w:t>1</w:t>
         </w:r>
         <w:r>
           <w:rPr>
@@ -16680,7 +20860,11 @@
         <w:ilvl w:val="8"/>
         <w:numId w:val="1"/>
       </w:numPr>
+      <w:tabs>
+        <w:tab w:val="num" w:pos="360"/>
+      </w:tabs>
       <w:spacing w:after="0"/>
+      <w:ind w:left="0" w:firstLine="0"/>
       <w:outlineLvl w:val="8"/>
     </w:pPr>
     <w:rPr>
@@ -17635,7 +21819,11 @@
         <w:ilvl w:val="8"/>
         <w:numId w:val="1"/>
       </w:numPr>
+      <w:tabs>
+        <w:tab w:val="num" w:pos="360"/>
+      </w:tabs>
       <w:spacing w:after="0"/>
+      <w:ind w:left="0" w:firstLine="0"/>
       <w:outlineLvl w:val="8"/>
     </w:pPr>
     <w:rPr>
@@ -18505,7 +22693,7 @@
 </file>
 
 <file path=customXml/itemProps1.xml><?xml version="1.0" encoding="utf-8"?>
-<ds:datastoreItem xmlns:ds="http://schemas.openxmlformats.org/officeDocument/2006/customXml" ds:itemID="{C2F4934B-87EE-4710-AC13-0E2206F31F79}">
+<ds:datastoreItem xmlns:ds="http://schemas.openxmlformats.org/officeDocument/2006/customXml" ds:itemID="{A01A5C13-B583-4516-8190-0131B765DBF4}">
   <ds:schemaRefs>
     <ds:schemaRef ds:uri="http://schemas.openxmlformats.org/officeDocument/2006/bibliography"/>
   </ds:schemaRefs>

--- a/BachelorThesis.docx
+++ b/BachelorThesis.docx
@@ -2923,8 +2923,6 @@
         </w:rPr>
         <w:fldChar w:fldCharType="end"/>
       </w:r>
-      <w:bookmarkStart w:id="0" w:name="_GoBack"/>
-      <w:bookmarkEnd w:id="0"/>
     </w:p>
     <w:p>
       <w:pPr>
@@ -2988,12 +2986,12 @@
       <w:pPr>
         <w:pStyle w:val="Heading1"/>
       </w:pPr>
-      <w:bookmarkStart w:id="1" w:name="_Toc105017452"/>
+      <w:bookmarkStart w:id="0" w:name="_Toc105017452"/>
       <w:r>
         <w:lastRenderedPageBreak/>
         <w:t>Introduction</w:t>
       </w:r>
-      <w:bookmarkEnd w:id="1"/>
+      <w:bookmarkEnd w:id="0"/>
     </w:p>
     <w:p>
       <w:pPr>
@@ -3348,11 +3346,11 @@
         <w:pStyle w:val="Heading2"/>
         <w:spacing w:line="360" w:lineRule="auto"/>
       </w:pPr>
-      <w:bookmarkStart w:id="2" w:name="_Toc105017453"/>
+      <w:bookmarkStart w:id="1" w:name="_Toc105017453"/>
       <w:r>
         <w:t>Objectives</w:t>
       </w:r>
-      <w:bookmarkEnd w:id="2"/>
+      <w:bookmarkEnd w:id="1"/>
       <w:r>
         <w:t xml:space="preserve"> </w:t>
       </w:r>
@@ -3615,11 +3613,11 @@
       <w:pPr>
         <w:pStyle w:val="Heading2"/>
       </w:pPr>
-      <w:bookmarkStart w:id="3" w:name="_Toc105017454"/>
+      <w:bookmarkStart w:id="2" w:name="_Toc105017454"/>
       <w:r>
         <w:t>Thesis outline</w:t>
       </w:r>
-      <w:bookmarkEnd w:id="3"/>
+      <w:bookmarkEnd w:id="2"/>
     </w:p>
     <w:p>
       <w:pPr>
@@ -3944,12 +3942,12 @@
         <w:pStyle w:val="Heading1"/>
         <w:spacing w:line="360" w:lineRule="auto"/>
       </w:pPr>
-      <w:bookmarkStart w:id="4" w:name="_Toc105017455"/>
+      <w:bookmarkStart w:id="3" w:name="_Toc105017455"/>
       <w:r>
         <w:lastRenderedPageBreak/>
         <w:t>Theoretical Background</w:t>
       </w:r>
-      <w:bookmarkEnd w:id="4"/>
+      <w:bookmarkEnd w:id="3"/>
     </w:p>
     <w:p>
       <w:pPr>
@@ -3964,11 +3962,11 @@
         <w:pStyle w:val="Heading2"/>
         <w:spacing w:line="360" w:lineRule="auto"/>
       </w:pPr>
-      <w:bookmarkStart w:id="5" w:name="_Toc105017456"/>
+      <w:bookmarkStart w:id="4" w:name="_Toc105017456"/>
       <w:r>
         <w:t>Patient Doctor Relationship</w:t>
       </w:r>
-      <w:bookmarkEnd w:id="5"/>
+      <w:bookmarkEnd w:id="4"/>
     </w:p>
     <w:p>
       <w:pPr>
@@ -3984,11 +3982,11 @@
         <w:pStyle w:val="Heading3"/>
         <w:spacing w:line="360" w:lineRule="auto"/>
       </w:pPr>
-      <w:bookmarkStart w:id="6" w:name="_Toc105017457"/>
+      <w:bookmarkStart w:id="5" w:name="_Toc105017457"/>
       <w:r>
         <w:t>Brief History</w:t>
       </w:r>
-      <w:bookmarkEnd w:id="6"/>
+      <w:bookmarkEnd w:id="5"/>
     </w:p>
     <w:p>
       <w:pPr>
@@ -5055,7 +5053,7 @@
       <w:pPr>
         <w:pStyle w:val="Heading3"/>
       </w:pPr>
-      <w:bookmarkStart w:id="7" w:name="_Toc105017458"/>
+      <w:bookmarkStart w:id="6" w:name="_Toc105017458"/>
       <w:r>
         <w:lastRenderedPageBreak/>
         <w:t>Different T</w:t>
@@ -5063,7 +5061,7 @@
       <w:r>
         <w:t>ypes of Patient-Doctor Relationship</w:t>
       </w:r>
-      <w:bookmarkEnd w:id="7"/>
+      <w:bookmarkEnd w:id="6"/>
     </w:p>
     <w:p>
       <w:pPr>
@@ -6977,7 +6975,7 @@
         <w:pStyle w:val="Heading2"/>
         <w:spacing w:line="360" w:lineRule="auto"/>
       </w:pPr>
-      <w:bookmarkStart w:id="8" w:name="_Toc105017459"/>
+      <w:bookmarkStart w:id="7" w:name="_Toc105017459"/>
       <w:r>
         <w:lastRenderedPageBreak/>
         <w:t>Patient-Doctor Relationship</w:t>
@@ -6985,7 +6983,7 @@
       <w:r>
         <w:t xml:space="preserve"> in a Software System</w:t>
       </w:r>
-      <w:bookmarkEnd w:id="8"/>
+      <w:bookmarkEnd w:id="7"/>
     </w:p>
     <w:p>
       <w:pPr>
@@ -7002,7 +7000,7 @@
         <w:pStyle w:val="Heading3"/>
         <w:spacing w:line="360" w:lineRule="auto"/>
       </w:pPr>
-      <w:bookmarkStart w:id="9" w:name="_Toc105017460"/>
+      <w:bookmarkStart w:id="8" w:name="_Toc105017460"/>
       <w:r>
         <w:t>Why and h</w:t>
       </w:r>
@@ -7024,7 +7022,7 @@
       <w:r>
         <w:t>?</w:t>
       </w:r>
-      <w:bookmarkEnd w:id="9"/>
+      <w:bookmarkEnd w:id="8"/>
     </w:p>
     <w:p>
       <w:pPr>
@@ -8276,11 +8274,11 @@
         <w:pStyle w:val="Heading3"/>
         <w:spacing w:line="360" w:lineRule="auto"/>
       </w:pPr>
-      <w:bookmarkStart w:id="10" w:name="_Toc105017461"/>
+      <w:bookmarkStart w:id="9" w:name="_Toc105017461"/>
       <w:r>
         <w:t>Problems with a software system for managing the patient-doctor interaction</w:t>
       </w:r>
-      <w:bookmarkEnd w:id="10"/>
+      <w:bookmarkEnd w:id="9"/>
     </w:p>
     <w:p>
       <w:pPr>
@@ -8907,11 +8905,11 @@
         <w:pStyle w:val="Heading2"/>
         <w:spacing w:line="360" w:lineRule="auto"/>
       </w:pPr>
-      <w:bookmarkStart w:id="11" w:name="_Toc105017462"/>
+      <w:bookmarkStart w:id="10" w:name="_Toc105017462"/>
       <w:r>
         <w:t>Web applications</w:t>
       </w:r>
-      <w:bookmarkEnd w:id="11"/>
+      <w:bookmarkEnd w:id="10"/>
     </w:p>
     <w:p>
       <w:pPr>
@@ -8928,400 +8926,400 @@
         <w:pStyle w:val="Heading3"/>
         <w:spacing w:line="360" w:lineRule="auto"/>
       </w:pPr>
-      <w:bookmarkStart w:id="12" w:name="_Toc105017463"/>
+      <w:bookmarkStart w:id="11" w:name="_Toc105017463"/>
       <w:r>
         <w:t>Brief history</w:t>
       </w:r>
+      <w:bookmarkEnd w:id="11"/>
+    </w:p>
+    <w:p>
+      <w:pPr>
+        <w:spacing w:line="360" w:lineRule="auto"/>
+        <w:rPr>
+          <w:rFonts w:ascii="Times New Roman" w:hAnsi="Times New Roman" w:cs="Times New Roman"/>
+          <w:sz w:val="24"/>
+          <w:szCs w:val="24"/>
+        </w:rPr>
+      </w:pPr>
+    </w:p>
+    <w:p>
+      <w:pPr>
+        <w:spacing w:line="360" w:lineRule="auto"/>
+        <w:jc w:val="both"/>
+        <w:rPr>
+          <w:rFonts w:ascii="Times New Roman" w:hAnsi="Times New Roman" w:cs="Times New Roman"/>
+          <w:sz w:val="24"/>
+          <w:szCs w:val="24"/>
+        </w:rPr>
+      </w:pPr>
+      <w:r>
+        <w:rPr>
+          <w:rFonts w:ascii="Times New Roman" w:hAnsi="Times New Roman" w:cs="Times New Roman"/>
+          <w:sz w:val="24"/>
+          <w:szCs w:val="24"/>
+        </w:rPr>
+        <w:t>W</w:t>
+      </w:r>
+      <w:r>
+        <w:rPr>
+          <w:rFonts w:ascii="Times New Roman" w:hAnsi="Times New Roman" w:cs="Times New Roman"/>
+          <w:sz w:val="24"/>
+          <w:szCs w:val="24"/>
+        </w:rPr>
+        <w:t xml:space="preserve">eb applications are part of our daily life thanks to their ease of use by a regular user, who does not need programming knowledge, but also to their applicability in various fields, starting from </w:t>
+      </w:r>
+      <w:r>
+        <w:rPr>
+          <w:rFonts w:ascii="Times New Roman" w:hAnsi="Times New Roman" w:cs="Times New Roman"/>
+          <w:sz w:val="24"/>
+          <w:szCs w:val="24"/>
+        </w:rPr>
+        <w:t xml:space="preserve">e-commerce, social networks and ending with the domain that </w:t>
+      </w:r>
+      <w:r>
+        <w:rPr>
+          <w:rFonts w:ascii="Times New Roman" w:hAnsi="Times New Roman" w:cs="Times New Roman"/>
+          <w:sz w:val="24"/>
+          <w:szCs w:val="24"/>
+        </w:rPr>
+        <w:t>attracts our attention</w:t>
+      </w:r>
+      <w:r>
+        <w:rPr>
+          <w:rFonts w:ascii="Times New Roman" w:hAnsi="Times New Roman" w:cs="Times New Roman"/>
+          <w:sz w:val="24"/>
+          <w:szCs w:val="24"/>
+        </w:rPr>
+        <w:t>, the medical one.</w:t>
+      </w:r>
+      <w:r>
+        <w:rPr>
+          <w:rFonts w:ascii="Times New Roman" w:hAnsi="Times New Roman" w:cs="Times New Roman"/>
+          <w:sz w:val="24"/>
+          <w:szCs w:val="24"/>
+        </w:rPr>
+        <w:t xml:space="preserve"> Web applications started to develop in the 90s, being initially only static HTML pages, after that being possible to add media files, but they were still static. An important element in making dynamic pages as we know them today was the invention of JavaS</w:t>
+      </w:r>
+      <w:r>
+        <w:rPr>
+          <w:rFonts w:ascii="Times New Roman" w:hAnsi="Times New Roman" w:cs="Times New Roman"/>
+          <w:sz w:val="24"/>
+          <w:szCs w:val="24"/>
+        </w:rPr>
+        <w:t xml:space="preserve">cript in 1995, allowing animations to be displayed. </w:t>
+      </w:r>
+      <w:r>
+        <w:rPr>
+          <w:rFonts w:ascii="Times New Roman" w:hAnsi="Times New Roman" w:cs="Times New Roman"/>
+          <w:sz w:val="24"/>
+          <w:szCs w:val="24"/>
+        </w:rPr>
+        <w:t xml:space="preserve">The move from static web </w:t>
+      </w:r>
+      <w:r>
+        <w:rPr>
+          <w:rFonts w:ascii="Times New Roman" w:hAnsi="Times New Roman" w:cs="Times New Roman"/>
+          <w:sz w:val="24"/>
+          <w:szCs w:val="24"/>
+        </w:rPr>
+        <w:t>pages to dynamic ones was materialized in 2005 with th</w:t>
+      </w:r>
+      <w:r>
+        <w:rPr>
+          <w:rFonts w:ascii="Times New Roman" w:hAnsi="Times New Roman" w:cs="Times New Roman"/>
+          <w:sz w:val="24"/>
+          <w:szCs w:val="24"/>
+        </w:rPr>
+        <w:t xml:space="preserve">e </w:t>
+      </w:r>
+      <w:r>
+        <w:rPr>
+          <w:rFonts w:ascii="Times New Roman" w:hAnsi="Times New Roman" w:cs="Times New Roman"/>
+          <w:sz w:val="24"/>
+          <w:szCs w:val="24"/>
+        </w:rPr>
+        <w:t>creation</w:t>
+      </w:r>
+      <w:r>
+        <w:rPr>
+          <w:rFonts w:ascii="Times New Roman" w:hAnsi="Times New Roman" w:cs="Times New Roman"/>
+          <w:sz w:val="24"/>
+          <w:szCs w:val="24"/>
+        </w:rPr>
+        <w:t xml:space="preserve"> of Ajax</w:t>
+      </w:r>
+      <w:r>
+        <w:rPr>
+          <w:rFonts w:ascii="Times New Roman" w:hAnsi="Times New Roman" w:cs="Times New Roman"/>
+          <w:sz w:val="24"/>
+          <w:szCs w:val="24"/>
+        </w:rPr>
+        <w:t xml:space="preserve"> (</w:t>
+      </w:r>
+      <w:r>
+        <w:rPr>
+          <w:rFonts w:ascii="Times New Roman" w:hAnsi="Times New Roman" w:cs="Times New Roman"/>
+          <w:sz w:val="24"/>
+          <w:szCs w:val="24"/>
+        </w:rPr>
+        <w:t xml:space="preserve">Asynchronous JavaScript </w:t>
+      </w:r>
+      <w:proofErr w:type="gramStart"/>
+      <w:r>
+        <w:rPr>
+          <w:rFonts w:ascii="Times New Roman" w:hAnsi="Times New Roman" w:cs="Times New Roman"/>
+          <w:sz w:val="24"/>
+          <w:szCs w:val="24"/>
+        </w:rPr>
+        <w:t>And</w:t>
+      </w:r>
+      <w:proofErr w:type="gramEnd"/>
+      <w:r>
+        <w:rPr>
+          <w:rFonts w:ascii="Times New Roman" w:hAnsi="Times New Roman" w:cs="Times New Roman"/>
+          <w:sz w:val="24"/>
+          <w:szCs w:val="24"/>
+        </w:rPr>
+        <w:t xml:space="preserve"> XML</w:t>
+      </w:r>
+      <w:r>
+        <w:rPr>
+          <w:rFonts w:ascii="Times New Roman" w:hAnsi="Times New Roman" w:cs="Times New Roman"/>
+          <w:sz w:val="24"/>
+          <w:szCs w:val="24"/>
+        </w:rPr>
+        <w:t>)</w:t>
+      </w:r>
+      <w:r>
+        <w:rPr>
+          <w:rFonts w:ascii="Times New Roman" w:hAnsi="Times New Roman" w:cs="Times New Roman"/>
+          <w:sz w:val="24"/>
+          <w:szCs w:val="24"/>
+        </w:rPr>
+        <w:t xml:space="preserve"> technology.</w:t>
+      </w:r>
+      <w:r>
+        <w:rPr>
+          <w:rFonts w:ascii="Times New Roman" w:hAnsi="Times New Roman" w:cs="Times New Roman"/>
+          <w:sz w:val="24"/>
+          <w:szCs w:val="24"/>
+        </w:rPr>
+        <w:t xml:space="preserve"> In fact, the problem with the traditional web applications was that they used a </w:t>
+      </w:r>
+      <w:r>
+        <w:rPr>
+          <w:rFonts w:ascii="Times New Roman" w:hAnsi="Times New Roman" w:cs="Times New Roman"/>
+          <w:sz w:val="24"/>
+          <w:szCs w:val="24"/>
+        </w:rPr>
+        <w:t>s</w:t>
+      </w:r>
+      <w:r>
+        <w:rPr>
+          <w:rFonts w:ascii="Times New Roman" w:hAnsi="Times New Roman" w:cs="Times New Roman"/>
+          <w:sz w:val="24"/>
+          <w:szCs w:val="24"/>
+        </w:rPr>
+        <w:t>ynchronous request-response pro</w:t>
+      </w:r>
+      <w:r>
+        <w:rPr>
+          <w:rFonts w:ascii="Times New Roman" w:hAnsi="Times New Roman" w:cs="Times New Roman"/>
+          <w:sz w:val="24"/>
+          <w:szCs w:val="24"/>
+        </w:rPr>
+        <w:t>tocol</w:t>
+      </w:r>
+      <w:r>
+        <w:rPr>
+          <w:rFonts w:ascii="Times New Roman" w:hAnsi="Times New Roman" w:cs="Times New Roman"/>
+          <w:sz w:val="24"/>
+          <w:szCs w:val="24"/>
+        </w:rPr>
+        <w:t xml:space="preserve"> which </w:t>
+      </w:r>
+      <w:r>
+        <w:rPr>
+          <w:rFonts w:ascii="Times New Roman" w:hAnsi="Times New Roman" w:cs="Times New Roman"/>
+          <w:sz w:val="24"/>
+          <w:szCs w:val="24"/>
+        </w:rPr>
+        <w:t>led</w:t>
+      </w:r>
+      <w:r>
+        <w:rPr>
+          <w:rFonts w:ascii="Times New Roman" w:hAnsi="Times New Roman" w:cs="Times New Roman"/>
+          <w:sz w:val="24"/>
+          <w:szCs w:val="24"/>
+        </w:rPr>
+        <w:t xml:space="preserve"> to a delay</w:t>
+      </w:r>
+      <w:r>
+        <w:rPr>
+          <w:rFonts w:ascii="Times New Roman" w:hAnsi="Times New Roman" w:cs="Times New Roman"/>
+          <w:sz w:val="24"/>
+          <w:szCs w:val="24"/>
+        </w:rPr>
+        <w:t xml:space="preserve"> between pages. </w:t>
+      </w:r>
+      <w:r>
+        <w:rPr>
+          <w:rFonts w:ascii="Times New Roman" w:hAnsi="Times New Roman" w:cs="Times New Roman"/>
+          <w:sz w:val="24"/>
+          <w:szCs w:val="24"/>
+        </w:rPr>
+        <w:t>On the</w:t>
+      </w:r>
+      <w:r>
+        <w:rPr>
+          <w:rFonts w:ascii="Times New Roman" w:hAnsi="Times New Roman" w:cs="Times New Roman"/>
+          <w:sz w:val="24"/>
+          <w:szCs w:val="24"/>
+        </w:rPr>
+        <w:t xml:space="preserve"> </w:t>
+      </w:r>
+      <w:r>
+        <w:rPr>
+          <w:rFonts w:ascii="Times New Roman" w:hAnsi="Times New Roman" w:cs="Times New Roman"/>
+          <w:sz w:val="24"/>
+          <w:szCs w:val="24"/>
+        </w:rPr>
+        <w:t>contrary, Ajax applicatio</w:t>
+      </w:r>
+      <w:r>
+        <w:rPr>
+          <w:rFonts w:ascii="Times New Roman" w:hAnsi="Times New Roman" w:cs="Times New Roman"/>
+          <w:sz w:val="24"/>
+          <w:szCs w:val="24"/>
+        </w:rPr>
+        <w:t>ns are based on asynchronous re</w:t>
+      </w:r>
+      <w:r>
+        <w:rPr>
+          <w:rFonts w:ascii="Times New Roman" w:hAnsi="Times New Roman" w:cs="Times New Roman"/>
+          <w:sz w:val="24"/>
+          <w:szCs w:val="24"/>
+        </w:rPr>
+        <w:t>quests, which leave the user interface active and responsive</w:t>
+      </w:r>
+      <w:r>
+        <w:rPr>
+          <w:rFonts w:ascii="Times New Roman" w:hAnsi="Times New Roman" w:cs="Times New Roman"/>
+          <w:sz w:val="24"/>
+          <w:szCs w:val="24"/>
+        </w:rPr>
+        <w:t xml:space="preserve"> [6</w:t>
+      </w:r>
+      <w:r>
+        <w:rPr>
+          <w:rFonts w:ascii="Times New Roman" w:hAnsi="Times New Roman" w:cs="Times New Roman"/>
+          <w:sz w:val="24"/>
+          <w:szCs w:val="24"/>
+        </w:rPr>
+        <w:t>]</w:t>
+      </w:r>
+      <w:r>
+        <w:rPr>
+          <w:rFonts w:ascii="Times New Roman" w:hAnsi="Times New Roman" w:cs="Times New Roman"/>
+          <w:sz w:val="24"/>
+          <w:szCs w:val="24"/>
+        </w:rPr>
+        <w:t>.</w:t>
+      </w:r>
+      <w:r>
+        <w:rPr>
+          <w:rFonts w:ascii="Times New Roman" w:hAnsi="Times New Roman" w:cs="Times New Roman"/>
+          <w:sz w:val="24"/>
+          <w:szCs w:val="24"/>
+        </w:rPr>
+        <w:t xml:space="preserve"> </w:t>
+      </w:r>
+      <w:r>
+        <w:rPr>
+          <w:rFonts w:ascii="Times New Roman" w:hAnsi="Times New Roman" w:cs="Times New Roman"/>
+          <w:sz w:val="24"/>
+          <w:szCs w:val="24"/>
+        </w:rPr>
+        <w:t>Since</w:t>
+      </w:r>
+      <w:r>
+        <w:rPr>
+          <w:rFonts w:ascii="Times New Roman" w:hAnsi="Times New Roman" w:cs="Times New Roman"/>
+          <w:sz w:val="24"/>
+          <w:szCs w:val="24"/>
+        </w:rPr>
+        <w:t xml:space="preserve"> the point where Ajax technology was introduced, the domain of web applications </w:t>
+      </w:r>
+      <w:r>
+        <w:rPr>
+          <w:rFonts w:ascii="Times New Roman" w:hAnsi="Times New Roman" w:cs="Times New Roman"/>
+          <w:sz w:val="24"/>
+          <w:szCs w:val="24"/>
+        </w:rPr>
+        <w:t>has developed continuously</w:t>
+      </w:r>
+      <w:r>
+        <w:rPr>
+          <w:rFonts w:ascii="Times New Roman" w:hAnsi="Times New Roman" w:cs="Times New Roman"/>
+          <w:sz w:val="24"/>
+          <w:szCs w:val="24"/>
+        </w:rPr>
+        <w:t xml:space="preserve">, both on </w:t>
+      </w:r>
+      <w:r>
+        <w:rPr>
+          <w:rFonts w:ascii="Times New Roman" w:hAnsi="Times New Roman" w:cs="Times New Roman"/>
+          <w:sz w:val="24"/>
+          <w:szCs w:val="24"/>
+        </w:rPr>
+        <w:t xml:space="preserve">the </w:t>
+      </w:r>
+      <w:r>
+        <w:rPr>
+          <w:rFonts w:ascii="Times New Roman" w:hAnsi="Times New Roman" w:cs="Times New Roman"/>
+          <w:sz w:val="24"/>
+          <w:szCs w:val="24"/>
+        </w:rPr>
+        <w:t>backend</w:t>
+      </w:r>
+      <w:r>
+        <w:rPr>
+          <w:rFonts w:ascii="Times New Roman" w:hAnsi="Times New Roman" w:cs="Times New Roman"/>
+          <w:sz w:val="24"/>
+          <w:szCs w:val="24"/>
+        </w:rPr>
+        <w:t xml:space="preserve"> and frontend sides. Modern web applications are considered to provide multiple benefits like flexibility, scalability</w:t>
+      </w:r>
+      <w:r>
+        <w:rPr>
+          <w:rFonts w:ascii="Times New Roman" w:hAnsi="Times New Roman" w:cs="Times New Roman"/>
+          <w:sz w:val="24"/>
+          <w:szCs w:val="24"/>
+        </w:rPr>
+        <w:t>, interactivity and also they should be cloud-based and compatible across different platforms.</w:t>
+      </w:r>
+    </w:p>
+    <w:p>
+      <w:pPr>
+        <w:spacing w:line="360" w:lineRule="auto"/>
+        <w:jc w:val="both"/>
+        <w:rPr>
+          <w:rFonts w:ascii="Times New Roman" w:hAnsi="Times New Roman" w:cs="Times New Roman"/>
+          <w:sz w:val="24"/>
+          <w:szCs w:val="24"/>
+        </w:rPr>
+      </w:pPr>
+    </w:p>
+    <w:p>
+      <w:pPr>
+        <w:pStyle w:val="Heading3"/>
+        <w:spacing w:line="360" w:lineRule="auto"/>
+      </w:pPr>
+      <w:bookmarkStart w:id="12" w:name="_Toc105017464"/>
+      <w:r>
+        <w:t>Structure</w:t>
+      </w:r>
       <w:bookmarkEnd w:id="12"/>
-    </w:p>
-    <w:p>
-      <w:pPr>
-        <w:spacing w:line="360" w:lineRule="auto"/>
-        <w:rPr>
-          <w:rFonts w:ascii="Times New Roman" w:hAnsi="Times New Roman" w:cs="Times New Roman"/>
-          <w:sz w:val="24"/>
-          <w:szCs w:val="24"/>
-        </w:rPr>
-      </w:pPr>
-    </w:p>
-    <w:p>
-      <w:pPr>
-        <w:spacing w:line="360" w:lineRule="auto"/>
-        <w:jc w:val="both"/>
-        <w:rPr>
-          <w:rFonts w:ascii="Times New Roman" w:hAnsi="Times New Roman" w:cs="Times New Roman"/>
-          <w:sz w:val="24"/>
-          <w:szCs w:val="24"/>
-        </w:rPr>
-      </w:pPr>
-      <w:r>
-        <w:rPr>
-          <w:rFonts w:ascii="Times New Roman" w:hAnsi="Times New Roman" w:cs="Times New Roman"/>
-          <w:sz w:val="24"/>
-          <w:szCs w:val="24"/>
-        </w:rPr>
-        <w:t>W</w:t>
-      </w:r>
-      <w:r>
-        <w:rPr>
-          <w:rFonts w:ascii="Times New Roman" w:hAnsi="Times New Roman" w:cs="Times New Roman"/>
-          <w:sz w:val="24"/>
-          <w:szCs w:val="24"/>
-        </w:rPr>
-        <w:t xml:space="preserve">eb applications are part of our daily life thanks to their ease of use by a regular user, who does not need programming knowledge, but also to their applicability in various fields, starting from </w:t>
-      </w:r>
-      <w:r>
-        <w:rPr>
-          <w:rFonts w:ascii="Times New Roman" w:hAnsi="Times New Roman" w:cs="Times New Roman"/>
-          <w:sz w:val="24"/>
-          <w:szCs w:val="24"/>
-        </w:rPr>
-        <w:t xml:space="preserve">e-commerce, social networks and ending with the domain that </w:t>
-      </w:r>
-      <w:r>
-        <w:rPr>
-          <w:rFonts w:ascii="Times New Roman" w:hAnsi="Times New Roman" w:cs="Times New Roman"/>
-          <w:sz w:val="24"/>
-          <w:szCs w:val="24"/>
-        </w:rPr>
-        <w:t>attracts our attention</w:t>
-      </w:r>
-      <w:r>
-        <w:rPr>
-          <w:rFonts w:ascii="Times New Roman" w:hAnsi="Times New Roman" w:cs="Times New Roman"/>
-          <w:sz w:val="24"/>
-          <w:szCs w:val="24"/>
-        </w:rPr>
-        <w:t>, the medical one.</w:t>
-      </w:r>
-      <w:r>
-        <w:rPr>
-          <w:rFonts w:ascii="Times New Roman" w:hAnsi="Times New Roman" w:cs="Times New Roman"/>
-          <w:sz w:val="24"/>
-          <w:szCs w:val="24"/>
-        </w:rPr>
-        <w:t xml:space="preserve"> Web applications started to develop in the 90s, being initially only static HTML pages, after that being possible to add media files, but they were still static. An important element in making dynamic pages as we know them today was the invention of JavaS</w:t>
-      </w:r>
-      <w:r>
-        <w:rPr>
-          <w:rFonts w:ascii="Times New Roman" w:hAnsi="Times New Roman" w:cs="Times New Roman"/>
-          <w:sz w:val="24"/>
-          <w:szCs w:val="24"/>
-        </w:rPr>
-        <w:t xml:space="preserve">cript in 1995, allowing animations to be displayed. </w:t>
-      </w:r>
-      <w:r>
-        <w:rPr>
-          <w:rFonts w:ascii="Times New Roman" w:hAnsi="Times New Roman" w:cs="Times New Roman"/>
-          <w:sz w:val="24"/>
-          <w:szCs w:val="24"/>
-        </w:rPr>
-        <w:t xml:space="preserve">The move from static web </w:t>
-      </w:r>
-      <w:r>
-        <w:rPr>
-          <w:rFonts w:ascii="Times New Roman" w:hAnsi="Times New Roman" w:cs="Times New Roman"/>
-          <w:sz w:val="24"/>
-          <w:szCs w:val="24"/>
-        </w:rPr>
-        <w:t>pages to dynamic ones was materialized in 2005 with th</w:t>
-      </w:r>
-      <w:r>
-        <w:rPr>
-          <w:rFonts w:ascii="Times New Roman" w:hAnsi="Times New Roman" w:cs="Times New Roman"/>
-          <w:sz w:val="24"/>
-          <w:szCs w:val="24"/>
-        </w:rPr>
-        <w:t xml:space="preserve">e </w:t>
-      </w:r>
-      <w:r>
-        <w:rPr>
-          <w:rFonts w:ascii="Times New Roman" w:hAnsi="Times New Roman" w:cs="Times New Roman"/>
-          <w:sz w:val="24"/>
-          <w:szCs w:val="24"/>
-        </w:rPr>
-        <w:t>creation</w:t>
-      </w:r>
-      <w:r>
-        <w:rPr>
-          <w:rFonts w:ascii="Times New Roman" w:hAnsi="Times New Roman" w:cs="Times New Roman"/>
-          <w:sz w:val="24"/>
-          <w:szCs w:val="24"/>
-        </w:rPr>
-        <w:t xml:space="preserve"> of Ajax</w:t>
-      </w:r>
-      <w:r>
-        <w:rPr>
-          <w:rFonts w:ascii="Times New Roman" w:hAnsi="Times New Roman" w:cs="Times New Roman"/>
-          <w:sz w:val="24"/>
-          <w:szCs w:val="24"/>
-        </w:rPr>
-        <w:t xml:space="preserve"> (</w:t>
-      </w:r>
-      <w:r>
-        <w:rPr>
-          <w:rFonts w:ascii="Times New Roman" w:hAnsi="Times New Roman" w:cs="Times New Roman"/>
-          <w:sz w:val="24"/>
-          <w:szCs w:val="24"/>
-        </w:rPr>
-        <w:t xml:space="preserve">Asynchronous JavaScript </w:t>
-      </w:r>
-      <w:proofErr w:type="gramStart"/>
-      <w:r>
-        <w:rPr>
-          <w:rFonts w:ascii="Times New Roman" w:hAnsi="Times New Roman" w:cs="Times New Roman"/>
-          <w:sz w:val="24"/>
-          <w:szCs w:val="24"/>
-        </w:rPr>
-        <w:t>And</w:t>
-      </w:r>
-      <w:proofErr w:type="gramEnd"/>
-      <w:r>
-        <w:rPr>
-          <w:rFonts w:ascii="Times New Roman" w:hAnsi="Times New Roman" w:cs="Times New Roman"/>
-          <w:sz w:val="24"/>
-          <w:szCs w:val="24"/>
-        </w:rPr>
-        <w:t xml:space="preserve"> XML</w:t>
-      </w:r>
-      <w:r>
-        <w:rPr>
-          <w:rFonts w:ascii="Times New Roman" w:hAnsi="Times New Roman" w:cs="Times New Roman"/>
-          <w:sz w:val="24"/>
-          <w:szCs w:val="24"/>
-        </w:rPr>
-        <w:t>)</w:t>
-      </w:r>
-      <w:r>
-        <w:rPr>
-          <w:rFonts w:ascii="Times New Roman" w:hAnsi="Times New Roman" w:cs="Times New Roman"/>
-          <w:sz w:val="24"/>
-          <w:szCs w:val="24"/>
-        </w:rPr>
-        <w:t xml:space="preserve"> technology.</w:t>
-      </w:r>
-      <w:r>
-        <w:rPr>
-          <w:rFonts w:ascii="Times New Roman" w:hAnsi="Times New Roman" w:cs="Times New Roman"/>
-          <w:sz w:val="24"/>
-          <w:szCs w:val="24"/>
-        </w:rPr>
-        <w:t xml:space="preserve"> In fact, the problem with the traditional web applications was that they used a </w:t>
-      </w:r>
-      <w:r>
-        <w:rPr>
-          <w:rFonts w:ascii="Times New Roman" w:hAnsi="Times New Roman" w:cs="Times New Roman"/>
-          <w:sz w:val="24"/>
-          <w:szCs w:val="24"/>
-        </w:rPr>
-        <w:t>s</w:t>
-      </w:r>
-      <w:r>
-        <w:rPr>
-          <w:rFonts w:ascii="Times New Roman" w:hAnsi="Times New Roman" w:cs="Times New Roman"/>
-          <w:sz w:val="24"/>
-          <w:szCs w:val="24"/>
-        </w:rPr>
-        <w:t>ynchronous request-response pro</w:t>
-      </w:r>
-      <w:r>
-        <w:rPr>
-          <w:rFonts w:ascii="Times New Roman" w:hAnsi="Times New Roman" w:cs="Times New Roman"/>
-          <w:sz w:val="24"/>
-          <w:szCs w:val="24"/>
-        </w:rPr>
-        <w:t>tocol</w:t>
-      </w:r>
-      <w:r>
-        <w:rPr>
-          <w:rFonts w:ascii="Times New Roman" w:hAnsi="Times New Roman" w:cs="Times New Roman"/>
-          <w:sz w:val="24"/>
-          <w:szCs w:val="24"/>
-        </w:rPr>
-        <w:t xml:space="preserve"> which </w:t>
-      </w:r>
-      <w:r>
-        <w:rPr>
-          <w:rFonts w:ascii="Times New Roman" w:hAnsi="Times New Roman" w:cs="Times New Roman"/>
-          <w:sz w:val="24"/>
-          <w:szCs w:val="24"/>
-        </w:rPr>
-        <w:t>led</w:t>
-      </w:r>
-      <w:r>
-        <w:rPr>
-          <w:rFonts w:ascii="Times New Roman" w:hAnsi="Times New Roman" w:cs="Times New Roman"/>
-          <w:sz w:val="24"/>
-          <w:szCs w:val="24"/>
-        </w:rPr>
-        <w:t xml:space="preserve"> to a delay</w:t>
-      </w:r>
-      <w:r>
-        <w:rPr>
-          <w:rFonts w:ascii="Times New Roman" w:hAnsi="Times New Roman" w:cs="Times New Roman"/>
-          <w:sz w:val="24"/>
-          <w:szCs w:val="24"/>
-        </w:rPr>
-        <w:t xml:space="preserve"> between pages. </w:t>
-      </w:r>
-      <w:r>
-        <w:rPr>
-          <w:rFonts w:ascii="Times New Roman" w:hAnsi="Times New Roman" w:cs="Times New Roman"/>
-          <w:sz w:val="24"/>
-          <w:szCs w:val="24"/>
-        </w:rPr>
-        <w:t>On the</w:t>
-      </w:r>
-      <w:r>
-        <w:rPr>
-          <w:rFonts w:ascii="Times New Roman" w:hAnsi="Times New Roman" w:cs="Times New Roman"/>
-          <w:sz w:val="24"/>
-          <w:szCs w:val="24"/>
-        </w:rPr>
-        <w:t xml:space="preserve"> </w:t>
-      </w:r>
-      <w:r>
-        <w:rPr>
-          <w:rFonts w:ascii="Times New Roman" w:hAnsi="Times New Roman" w:cs="Times New Roman"/>
-          <w:sz w:val="24"/>
-          <w:szCs w:val="24"/>
-        </w:rPr>
-        <w:t>contrary, Ajax applicatio</w:t>
-      </w:r>
-      <w:r>
-        <w:rPr>
-          <w:rFonts w:ascii="Times New Roman" w:hAnsi="Times New Roman" w:cs="Times New Roman"/>
-          <w:sz w:val="24"/>
-          <w:szCs w:val="24"/>
-        </w:rPr>
-        <w:t>ns are based on asynchronous re</w:t>
-      </w:r>
-      <w:r>
-        <w:rPr>
-          <w:rFonts w:ascii="Times New Roman" w:hAnsi="Times New Roman" w:cs="Times New Roman"/>
-          <w:sz w:val="24"/>
-          <w:szCs w:val="24"/>
-        </w:rPr>
-        <w:t>quests, which leave the user interface active and responsive</w:t>
-      </w:r>
-      <w:r>
-        <w:rPr>
-          <w:rFonts w:ascii="Times New Roman" w:hAnsi="Times New Roman" w:cs="Times New Roman"/>
-          <w:sz w:val="24"/>
-          <w:szCs w:val="24"/>
-        </w:rPr>
-        <w:t xml:space="preserve"> [6</w:t>
-      </w:r>
-      <w:r>
-        <w:rPr>
-          <w:rFonts w:ascii="Times New Roman" w:hAnsi="Times New Roman" w:cs="Times New Roman"/>
-          <w:sz w:val="24"/>
-          <w:szCs w:val="24"/>
-        </w:rPr>
-        <w:t>]</w:t>
-      </w:r>
-      <w:r>
-        <w:rPr>
-          <w:rFonts w:ascii="Times New Roman" w:hAnsi="Times New Roman" w:cs="Times New Roman"/>
-          <w:sz w:val="24"/>
-          <w:szCs w:val="24"/>
-        </w:rPr>
-        <w:t>.</w:t>
-      </w:r>
-      <w:r>
-        <w:rPr>
-          <w:rFonts w:ascii="Times New Roman" w:hAnsi="Times New Roman" w:cs="Times New Roman"/>
-          <w:sz w:val="24"/>
-          <w:szCs w:val="24"/>
-        </w:rPr>
-        <w:t xml:space="preserve"> </w:t>
-      </w:r>
-      <w:r>
-        <w:rPr>
-          <w:rFonts w:ascii="Times New Roman" w:hAnsi="Times New Roman" w:cs="Times New Roman"/>
-          <w:sz w:val="24"/>
-          <w:szCs w:val="24"/>
-        </w:rPr>
-        <w:t>Since</w:t>
-      </w:r>
-      <w:r>
-        <w:rPr>
-          <w:rFonts w:ascii="Times New Roman" w:hAnsi="Times New Roman" w:cs="Times New Roman"/>
-          <w:sz w:val="24"/>
-          <w:szCs w:val="24"/>
-        </w:rPr>
-        <w:t xml:space="preserve"> the point where Ajax technology was introduced, the domain of web applications </w:t>
-      </w:r>
-      <w:r>
-        <w:rPr>
-          <w:rFonts w:ascii="Times New Roman" w:hAnsi="Times New Roman" w:cs="Times New Roman"/>
-          <w:sz w:val="24"/>
-          <w:szCs w:val="24"/>
-        </w:rPr>
-        <w:t>has developed continuously</w:t>
-      </w:r>
-      <w:r>
-        <w:rPr>
-          <w:rFonts w:ascii="Times New Roman" w:hAnsi="Times New Roman" w:cs="Times New Roman"/>
-          <w:sz w:val="24"/>
-          <w:szCs w:val="24"/>
-        </w:rPr>
-        <w:t xml:space="preserve">, both on </w:t>
-      </w:r>
-      <w:r>
-        <w:rPr>
-          <w:rFonts w:ascii="Times New Roman" w:hAnsi="Times New Roman" w:cs="Times New Roman"/>
-          <w:sz w:val="24"/>
-          <w:szCs w:val="24"/>
-        </w:rPr>
-        <w:t xml:space="preserve">the </w:t>
-      </w:r>
-      <w:r>
-        <w:rPr>
-          <w:rFonts w:ascii="Times New Roman" w:hAnsi="Times New Roman" w:cs="Times New Roman"/>
-          <w:sz w:val="24"/>
-          <w:szCs w:val="24"/>
-        </w:rPr>
-        <w:t>backend</w:t>
-      </w:r>
-      <w:r>
-        <w:rPr>
-          <w:rFonts w:ascii="Times New Roman" w:hAnsi="Times New Roman" w:cs="Times New Roman"/>
-          <w:sz w:val="24"/>
-          <w:szCs w:val="24"/>
-        </w:rPr>
-        <w:t xml:space="preserve"> and frontend sides. Modern web applications are considered to provide multiple benefits like flexibility, scalability</w:t>
-      </w:r>
-      <w:r>
-        <w:rPr>
-          <w:rFonts w:ascii="Times New Roman" w:hAnsi="Times New Roman" w:cs="Times New Roman"/>
-          <w:sz w:val="24"/>
-          <w:szCs w:val="24"/>
-        </w:rPr>
-        <w:t>, interactivity and also they should be cloud-based and compatible across different platforms.</w:t>
-      </w:r>
-    </w:p>
-    <w:p>
-      <w:pPr>
-        <w:spacing w:line="360" w:lineRule="auto"/>
-        <w:jc w:val="both"/>
-        <w:rPr>
-          <w:rFonts w:ascii="Times New Roman" w:hAnsi="Times New Roman" w:cs="Times New Roman"/>
-          <w:sz w:val="24"/>
-          <w:szCs w:val="24"/>
-        </w:rPr>
-      </w:pPr>
-    </w:p>
-    <w:p>
-      <w:pPr>
-        <w:pStyle w:val="Heading3"/>
-        <w:spacing w:line="360" w:lineRule="auto"/>
-      </w:pPr>
-      <w:bookmarkStart w:id="13" w:name="_Toc105017464"/>
-      <w:r>
-        <w:t>Structure</w:t>
-      </w:r>
-      <w:bookmarkEnd w:id="13"/>
     </w:p>
     <w:p/>
     <w:p>
@@ -10911,14 +10909,14 @@
         <w:pStyle w:val="Heading3"/>
         <w:spacing w:line="360" w:lineRule="auto"/>
       </w:pPr>
-      <w:bookmarkStart w:id="14" w:name="_Toc105017465"/>
+      <w:bookmarkStart w:id="13" w:name="_Toc105017465"/>
       <w:r>
         <w:t xml:space="preserve">Web </w:t>
       </w:r>
       <w:r>
         <w:t>Sockets</w:t>
       </w:r>
-      <w:bookmarkEnd w:id="14"/>
+      <w:bookmarkEnd w:id="13"/>
     </w:p>
     <w:p>
       <w:pPr>
@@ -11575,12 +11573,12 @@
       <w:pPr>
         <w:pStyle w:val="Heading1"/>
       </w:pPr>
-      <w:bookmarkStart w:id="15" w:name="_Toc105017466"/>
+      <w:bookmarkStart w:id="14" w:name="_Toc105017466"/>
       <w:r>
         <w:lastRenderedPageBreak/>
         <w:t>Application Description</w:t>
       </w:r>
-      <w:bookmarkEnd w:id="15"/>
+      <w:bookmarkEnd w:id="14"/>
     </w:p>
     <w:p>
       <w:pPr>
@@ -11595,11 +11593,11 @@
       <w:pPr>
         <w:pStyle w:val="Heading2"/>
       </w:pPr>
-      <w:bookmarkStart w:id="16" w:name="_Toc105017467"/>
+      <w:bookmarkStart w:id="15" w:name="_Toc105017467"/>
       <w:r>
         <w:t>Introduction</w:t>
       </w:r>
-      <w:bookmarkEnd w:id="16"/>
+      <w:bookmarkEnd w:id="15"/>
     </w:p>
     <w:p>
       <w:pPr>
@@ -11855,12 +11853,12 @@
         <w:pStyle w:val="Heading2"/>
         <w:spacing w:line="360" w:lineRule="auto"/>
       </w:pPr>
-      <w:bookmarkStart w:id="17" w:name="_Toc105017468"/>
+      <w:bookmarkStart w:id="16" w:name="_Toc105017468"/>
       <w:r>
         <w:lastRenderedPageBreak/>
         <w:t>Features</w:t>
       </w:r>
-      <w:bookmarkEnd w:id="17"/>
+      <w:bookmarkEnd w:id="16"/>
     </w:p>
     <w:p>
       <w:pPr>
@@ -14299,11 +14297,11 @@
       <w:pPr>
         <w:pStyle w:val="Heading2"/>
       </w:pPr>
-      <w:bookmarkStart w:id="18" w:name="_Toc105017469"/>
+      <w:bookmarkStart w:id="17" w:name="_Toc105017469"/>
       <w:r>
         <w:t>Implementation</w:t>
       </w:r>
-      <w:bookmarkEnd w:id="18"/>
+      <w:bookmarkEnd w:id="17"/>
     </w:p>
     <w:p>
       <w:pPr>
@@ -15699,8 +15697,34 @@
           <w:sz w:val="24"/>
           <w:szCs w:val="24"/>
         </w:rPr>
-        <w:t>In order to have a better structure of the whole project, each component has three files: one for its styling having the extension .</w:t>
-      </w:r>
+        <w:t xml:space="preserve">In order to have a better structure of the whole project, each component has three files: one for its styling having the </w:t>
+      </w:r>
+      <w:r>
+        <w:rPr>
+          <w:rFonts w:ascii="Times New Roman" w:hAnsi="Times New Roman" w:cs="Times New Roman"/>
+          <w:sz w:val="24"/>
+          <w:szCs w:val="24"/>
+        </w:rPr>
+        <w:t>suffix</w:t>
+      </w:r>
+      <w:r>
+        <w:rPr>
+          <w:rFonts w:ascii="Times New Roman" w:hAnsi="Times New Roman" w:cs="Times New Roman"/>
+          <w:sz w:val="24"/>
+          <w:szCs w:val="24"/>
+        </w:rPr>
+        <w:t xml:space="preserve"> </w:t>
+      </w:r>
+      <w:r>
+        <w:rPr>
+          <w:rFonts w:ascii="Times New Roman" w:hAnsi="Times New Roman" w:cs="Times New Roman"/>
+          <w:sz w:val="24"/>
+          <w:szCs w:val="24"/>
+        </w:rPr>
+        <w:t>.</w:t>
+      </w:r>
+      <w:bookmarkStart w:id="18" w:name="_GoBack"/>
+      <w:bookmarkEnd w:id="18"/>
       <w:proofErr w:type="spellStart"/>
       <w:r>
         <w:rPr>
@@ -15708,7 +15732,15 @@
           <w:sz w:val="24"/>
           <w:szCs w:val="24"/>
         </w:rPr>
-        <w:t>css</w:t>
+        <w:t>types.t</w:t>
+      </w:r>
+      <w:r>
+        <w:rPr>
+          <w:rFonts w:ascii="Times New Roman" w:hAnsi="Times New Roman" w:cs="Times New Roman"/>
+          <w:sz w:val="24"/>
+          <w:szCs w:val="24"/>
+        </w:rPr>
+        <w:t>s</w:t>
       </w:r>
       <w:proofErr w:type="spellEnd"/>
       <w:r>
@@ -15717,7 +15749,31 @@
           <w:sz w:val="24"/>
           <w:szCs w:val="24"/>
         </w:rPr>
-        <w:t>, one containing the definitions of its used types having the extension .</w:t>
+        <w:t xml:space="preserve">, one containing the definitions of its used types having the </w:t>
+      </w:r>
+      <w:r>
+        <w:rPr>
+          <w:rFonts w:ascii="Times New Roman" w:hAnsi="Times New Roman" w:cs="Times New Roman"/>
+          <w:sz w:val="24"/>
+          <w:szCs w:val="24"/>
+        </w:rPr>
+        <w:t>suffix</w:t>
+      </w:r>
+      <w:r>
+        <w:rPr>
+          <w:rFonts w:ascii="Times New Roman" w:hAnsi="Times New Roman" w:cs="Times New Roman"/>
+          <w:sz w:val="24"/>
+          <w:szCs w:val="24"/>
+        </w:rPr>
+        <w:t xml:space="preserve"> </w:t>
+      </w:r>
+      <w:r>
+        <w:rPr>
+          <w:rFonts w:ascii="Times New Roman" w:hAnsi="Times New Roman" w:cs="Times New Roman"/>
+          <w:sz w:val="24"/>
+          <w:szCs w:val="24"/>
+        </w:rPr>
+        <w:t>.</w:t>
       </w:r>
       <w:proofErr w:type="spellStart"/>
       <w:r>
@@ -15726,7 +15782,15 @@
           <w:sz w:val="24"/>
           <w:szCs w:val="24"/>
         </w:rPr>
-        <w:t>ts</w:t>
+        <w:t>types</w:t>
+      </w:r>
+      <w:r>
+        <w:rPr>
+          <w:rFonts w:ascii="Times New Roman" w:hAnsi="Times New Roman" w:cs="Times New Roman"/>
+          <w:sz w:val="24"/>
+          <w:szCs w:val="24"/>
+        </w:rPr>
+        <w:t>.ts</w:t>
       </w:r>
       <w:proofErr w:type="spellEnd"/>
       <w:r>
@@ -19527,7 +19591,7 @@
           <w:rPr>
             <w:noProof/>
           </w:rPr>
-          <w:t>ii</w:t>
+          <w:t>28</w:t>
         </w:r>
         <w:r>
           <w:rPr>
@@ -22693,7 +22757,7 @@
 </file>
 
 <file path=customXml/itemProps1.xml><?xml version="1.0" encoding="utf-8"?>
-<ds:datastoreItem xmlns:ds="http://schemas.openxmlformats.org/officeDocument/2006/customXml" ds:itemID="{A01A5C13-B583-4516-8190-0131B765DBF4}">
+<ds:datastoreItem xmlns:ds="http://schemas.openxmlformats.org/officeDocument/2006/customXml" ds:itemID="{432356FF-BB1B-4F93-A666-267D16D84683}">
   <ds:schemaRefs>
     <ds:schemaRef ds:uri="http://schemas.openxmlformats.org/officeDocument/2006/bibliography"/>
   </ds:schemaRefs>

--- a/BachelorThesis.docx
+++ b/BachelorThesis.docx
@@ -964,170 +964,95 @@
           <w:sz w:val="24"/>
           <w:szCs w:val="24"/>
         </w:rPr>
-        <w:t xml:space="preserve">The first part </w:t>
-      </w:r>
-      <w:r>
-        <w:rPr>
-          <w:rFonts w:ascii="Times New Roman" w:hAnsi="Times New Roman" w:cs="Times New Roman"/>
-          <w:sz w:val="24"/>
-          <w:szCs w:val="24"/>
-        </w:rPr>
-        <w:t>is focused</w:t>
-      </w:r>
-      <w:r>
-        <w:rPr>
-          <w:rFonts w:ascii="Times New Roman" w:hAnsi="Times New Roman" w:cs="Times New Roman"/>
-          <w:sz w:val="24"/>
-          <w:szCs w:val="24"/>
-        </w:rPr>
-        <w:t xml:space="preserve"> on the evolution of this interaction throughout history, but also on the main types of relationship</w:t>
-      </w:r>
-      <w:r>
-        <w:rPr>
-          <w:rFonts w:ascii="Times New Roman" w:hAnsi="Times New Roman" w:cs="Times New Roman"/>
-          <w:sz w:val="24"/>
-          <w:szCs w:val="24"/>
-        </w:rPr>
-        <w:t>s</w:t>
-      </w:r>
-      <w:r>
-        <w:rPr>
-          <w:rFonts w:ascii="Times New Roman" w:hAnsi="Times New Roman" w:cs="Times New Roman"/>
-          <w:sz w:val="24"/>
-          <w:szCs w:val="24"/>
-        </w:rPr>
-        <w:t xml:space="preserve"> between a doctor and a patient. After the problem has been put in context, the role of technology in the development of this interaction is presented, continuing with a description of the web applications.</w:t>
-      </w:r>
-    </w:p>
-    <w:p>
-      <w:pPr>
-        <w:spacing w:line="360" w:lineRule="auto"/>
-        <w:jc w:val="both"/>
-        <w:rPr>
-          <w:rFonts w:ascii="Times New Roman" w:hAnsi="Times New Roman" w:cs="Times New Roman"/>
-          <w:sz w:val="24"/>
-          <w:szCs w:val="24"/>
-        </w:rPr>
-      </w:pPr>
-      <w:r>
-        <w:rPr>
-          <w:rFonts w:ascii="Times New Roman" w:hAnsi="Times New Roman" w:cs="Times New Roman"/>
-          <w:sz w:val="24"/>
-          <w:szCs w:val="24"/>
-        </w:rPr>
-        <w:t xml:space="preserve">The second part of the thesis pursues its main purpose, the development of a web application that meets the essential conditions for putting the </w:t>
-      </w:r>
-      <w:r>
-        <w:rPr>
-          <w:rFonts w:ascii="Times New Roman" w:hAnsi="Times New Roman" w:cs="Times New Roman"/>
-          <w:sz w:val="24"/>
-          <w:szCs w:val="24"/>
-        </w:rPr>
-        <w:t>patient-doctor</w:t>
-      </w:r>
-      <w:r>
-        <w:rPr>
-          <w:rFonts w:ascii="Times New Roman" w:hAnsi="Times New Roman" w:cs="Times New Roman"/>
-          <w:sz w:val="24"/>
-          <w:szCs w:val="24"/>
-        </w:rPr>
-        <w:t xml:space="preserve"> relationship in a technological context.</w:t>
-      </w:r>
-      <w:r>
-        <w:rPr>
-          <w:rFonts w:ascii="Times New Roman" w:hAnsi="Times New Roman" w:cs="Times New Roman"/>
-          <w:sz w:val="24"/>
-          <w:szCs w:val="24"/>
-        </w:rPr>
-        <w:t xml:space="preserve"> </w:t>
-      </w:r>
-      <w:r>
-        <w:rPr>
-          <w:rFonts w:ascii="Times New Roman" w:hAnsi="Times New Roman" w:cs="Times New Roman"/>
-          <w:sz w:val="24"/>
-          <w:szCs w:val="24"/>
-        </w:rPr>
-        <w:t xml:space="preserve">In this way, the </w:t>
-      </w:r>
-      <w:r>
-        <w:rPr>
-          <w:rFonts w:ascii="Times New Roman" w:hAnsi="Times New Roman" w:cs="Times New Roman"/>
-          <w:sz w:val="24"/>
-          <w:szCs w:val="24"/>
-        </w:rPr>
-        <w:t>stages and principles of</w:t>
-      </w:r>
-      <w:r>
-        <w:rPr>
-          <w:rFonts w:ascii="Times New Roman" w:hAnsi="Times New Roman" w:cs="Times New Roman"/>
-          <w:sz w:val="24"/>
-          <w:szCs w:val="24"/>
-        </w:rPr>
-        <w:t xml:space="preserve"> </w:t>
-      </w:r>
-      <w:r>
-        <w:rPr>
-          <w:rFonts w:ascii="Times New Roman" w:hAnsi="Times New Roman" w:cs="Times New Roman"/>
-          <w:sz w:val="24"/>
-          <w:szCs w:val="24"/>
-        </w:rPr>
-        <w:t>application’s development</w:t>
-      </w:r>
-      <w:r>
-        <w:rPr>
-          <w:rFonts w:ascii="Times New Roman" w:hAnsi="Times New Roman" w:cs="Times New Roman"/>
-          <w:sz w:val="24"/>
-          <w:szCs w:val="24"/>
-        </w:rPr>
-        <w:t xml:space="preserve"> </w:t>
-      </w:r>
-      <w:r>
-        <w:rPr>
-          <w:rFonts w:ascii="Times New Roman" w:hAnsi="Times New Roman" w:cs="Times New Roman"/>
-          <w:sz w:val="24"/>
-          <w:szCs w:val="24"/>
-        </w:rPr>
-        <w:t>together with</w:t>
-      </w:r>
-      <w:r>
-        <w:rPr>
-          <w:rFonts w:ascii="Times New Roman" w:hAnsi="Times New Roman" w:cs="Times New Roman"/>
-          <w:sz w:val="24"/>
-          <w:szCs w:val="24"/>
-        </w:rPr>
-        <w:t xml:space="preserve"> the </w:t>
-      </w:r>
-      <w:r>
-        <w:rPr>
-          <w:rFonts w:ascii="Times New Roman" w:hAnsi="Times New Roman" w:cs="Times New Roman"/>
-          <w:sz w:val="24"/>
-          <w:szCs w:val="24"/>
-        </w:rPr>
-        <w:t xml:space="preserve">used </w:t>
-      </w:r>
-      <w:r>
-        <w:rPr>
-          <w:rFonts w:ascii="Times New Roman" w:hAnsi="Times New Roman" w:cs="Times New Roman"/>
-          <w:sz w:val="24"/>
-          <w:szCs w:val="24"/>
-        </w:rPr>
-        <w:t>technologies are presented</w:t>
-      </w:r>
-      <w:r>
-        <w:rPr>
-          <w:rFonts w:ascii="Times New Roman" w:hAnsi="Times New Roman" w:cs="Times New Roman"/>
-          <w:sz w:val="24"/>
-          <w:szCs w:val="24"/>
-        </w:rPr>
-        <w:t xml:space="preserve">. The final part focuses on </w:t>
-      </w:r>
-      <w:r>
-        <w:rPr>
-          <w:rFonts w:ascii="Times New Roman" w:hAnsi="Times New Roman" w:cs="Times New Roman"/>
-          <w:sz w:val="24"/>
-          <w:szCs w:val="24"/>
-        </w:rPr>
-        <w:t>the obtained results, but also on the improvements that can be made to the developed application.</w:t>
+        <w:t xml:space="preserve">The reasons we have identified for making such an application are the </w:t>
+      </w:r>
+      <w:r>
+        <w:rPr>
+          <w:rFonts w:ascii="Times New Roman" w:hAnsi="Times New Roman" w:cs="Times New Roman"/>
+          <w:sz w:val="24"/>
+          <w:szCs w:val="24"/>
+        </w:rPr>
+        <w:t>improvements in</w:t>
+      </w:r>
+      <w:r>
+        <w:rPr>
+          <w:rFonts w:ascii="Times New Roman" w:hAnsi="Times New Roman" w:cs="Times New Roman"/>
+          <w:sz w:val="24"/>
+          <w:szCs w:val="24"/>
+        </w:rPr>
+        <w:t xml:space="preserve"> patient safety, better coordination for both participants in this interaction </w:t>
+      </w:r>
+      <w:r>
+        <w:rPr>
+          <w:rFonts w:ascii="Times New Roman" w:hAnsi="Times New Roman" w:cs="Times New Roman"/>
+          <w:sz w:val="24"/>
+          <w:szCs w:val="24"/>
+        </w:rPr>
+        <w:t xml:space="preserve">and the fact that doctors can make a better analysis of the evolution of the disease and patient </w:t>
+      </w:r>
+      <w:r>
+        <w:rPr>
+          <w:rFonts w:ascii="Times New Roman" w:hAnsi="Times New Roman" w:cs="Times New Roman"/>
+          <w:sz w:val="24"/>
+          <w:szCs w:val="24"/>
+        </w:rPr>
+        <w:t xml:space="preserve">life </w:t>
+      </w:r>
+      <w:r>
+        <w:rPr>
+          <w:rFonts w:ascii="Times New Roman" w:hAnsi="Times New Roman" w:cs="Times New Roman"/>
+          <w:sz w:val="24"/>
+          <w:szCs w:val="24"/>
+        </w:rPr>
+        <w:t>values. We also established the main functionalities that would improve the patient-doctor</w:t>
+      </w:r>
+      <w:r>
+        <w:rPr>
+          <w:rFonts w:ascii="Times New Roman" w:hAnsi="Times New Roman" w:cs="Times New Roman"/>
+          <w:sz w:val="24"/>
+          <w:szCs w:val="24"/>
+        </w:rPr>
+        <w:t xml:space="preserve"> relationship</w:t>
+      </w:r>
+      <w:r>
+        <w:rPr>
+          <w:rFonts w:ascii="Times New Roman" w:hAnsi="Times New Roman" w:cs="Times New Roman"/>
+          <w:sz w:val="24"/>
+          <w:szCs w:val="24"/>
+        </w:rPr>
+        <w:t xml:space="preserve">, these being real-time communication, a </w:t>
+      </w:r>
+      <w:r>
+        <w:rPr>
+          <w:rFonts w:ascii="Times New Roman" w:hAnsi="Times New Roman" w:cs="Times New Roman"/>
+          <w:sz w:val="24"/>
+          <w:szCs w:val="24"/>
+        </w:rPr>
+        <w:t>special section</w:t>
+      </w:r>
+      <w:r>
+        <w:rPr>
+          <w:rFonts w:ascii="Times New Roman" w:hAnsi="Times New Roman" w:cs="Times New Roman"/>
+          <w:sz w:val="24"/>
+          <w:szCs w:val="24"/>
+        </w:rPr>
+        <w:t xml:space="preserve"> to write the observations of</w:t>
+      </w:r>
+      <w:r>
+        <w:rPr>
+          <w:rFonts w:ascii="Times New Roman" w:hAnsi="Times New Roman" w:cs="Times New Roman"/>
+          <w:sz w:val="24"/>
+          <w:szCs w:val="24"/>
+        </w:rPr>
+        <w:t xml:space="preserve"> doctor and patient</w:t>
+      </w:r>
+      <w:r>
+        <w:rPr>
+          <w:rFonts w:ascii="Times New Roman" w:hAnsi="Times New Roman" w:cs="Times New Roman"/>
+          <w:sz w:val="24"/>
+          <w:szCs w:val="24"/>
+        </w:rPr>
+        <w:t xml:space="preserve"> on the evolution of the disease, the possibility of making an appointment and prescribing recipes. </w:t>
       </w:r>
     </w:p>
     <w:p>
@@ -1231,16 +1156,36 @@
           <w:szCs w:val="48"/>
         </w:rPr>
       </w:pPr>
-      <w:r>
+    </w:p>
+    <w:p>
+      <w:pPr>
         <w:rPr>
           <w:rFonts w:ascii="Times New Roman" w:hAnsi="Times New Roman" w:cs="Times New Roman"/>
           <w:b/>
           <w:sz w:val="48"/>
           <w:szCs w:val="48"/>
         </w:rPr>
+      </w:pPr>
+      <w:r>
+        <w:rPr>
+          <w:rFonts w:ascii="Times New Roman" w:hAnsi="Times New Roman" w:cs="Times New Roman"/>
+          <w:b/>
+          <w:sz w:val="48"/>
+          <w:szCs w:val="48"/>
+        </w:rPr>
         <w:lastRenderedPageBreak/>
         <w:t>Contents</w:t>
       </w:r>
+    </w:p>
+    <w:p>
+      <w:pPr>
+        <w:rPr>
+          <w:rFonts w:ascii="Times New Roman" w:hAnsi="Times New Roman" w:cs="Times New Roman"/>
+          <w:b/>
+          <w:sz w:val="40"/>
+          <w:szCs w:val="40"/>
+        </w:rPr>
+      </w:pPr>
     </w:p>
     <w:p>
       <w:pPr>
@@ -1250,7 +1195,10 @@
           <w:tab w:val="right" w:leader="dot" w:pos="9350"/>
         </w:tabs>
         <w:rPr>
+          <w:rFonts w:ascii="Times New Roman" w:hAnsi="Times New Roman" w:cs="Times New Roman"/>
           <w:noProof/>
+          <w:sz w:val="24"/>
+          <w:szCs w:val="24"/>
         </w:rPr>
       </w:pPr>
       <w:r>
@@ -1277,72 +1225,102 @@
         </w:rPr>
         <w:fldChar w:fldCharType="separate"/>
       </w:r>
-      <w:hyperlink w:anchor="_Toc105017452" w:history="1">
+      <w:hyperlink w:anchor="_Toc105448815" w:history="1">
         <w:r>
           <w:rPr>
             <w:rStyle w:val="Hyperlink"/>
+            <w:rFonts w:ascii="Times New Roman" w:hAnsi="Times New Roman" w:cs="Times New Roman"/>
             <w:noProof/>
+            <w:sz w:val="24"/>
+            <w:szCs w:val="24"/>
           </w:rPr>
           <w:t>1</w:t>
         </w:r>
         <w:r>
           <w:rPr>
+            <w:rFonts w:ascii="Times New Roman" w:hAnsi="Times New Roman" w:cs="Times New Roman"/>
             <w:noProof/>
+            <w:sz w:val="24"/>
+            <w:szCs w:val="24"/>
           </w:rPr>
           <w:tab/>
         </w:r>
         <w:r>
           <w:rPr>
             <w:rStyle w:val="Hyperlink"/>
+            <w:rFonts w:ascii="Times New Roman" w:hAnsi="Times New Roman" w:cs="Times New Roman"/>
             <w:noProof/>
+            <w:sz w:val="24"/>
+            <w:szCs w:val="24"/>
           </w:rPr>
           <w:t>Introduction</w:t>
         </w:r>
         <w:r>
           <w:rPr>
+            <w:rFonts w:ascii="Times New Roman" w:hAnsi="Times New Roman" w:cs="Times New Roman"/>
             <w:noProof/>
             <w:webHidden/>
+            <w:sz w:val="24"/>
+            <w:szCs w:val="24"/>
           </w:rPr>
           <w:tab/>
         </w:r>
         <w:r>
           <w:rPr>
+            <w:rFonts w:ascii="Times New Roman" w:hAnsi="Times New Roman" w:cs="Times New Roman"/>
             <w:noProof/>
             <w:webHidden/>
+            <w:sz w:val="24"/>
+            <w:szCs w:val="24"/>
           </w:rPr>
           <w:fldChar w:fldCharType="begin"/>
         </w:r>
         <w:r>
           <w:rPr>
+            <w:rFonts w:ascii="Times New Roman" w:hAnsi="Times New Roman" w:cs="Times New Roman"/>
             <w:noProof/>
             <w:webHidden/>
+            <w:sz w:val="24"/>
+            <w:szCs w:val="24"/>
           </w:rPr>
-          <w:instrText xml:space="preserve"> PAGEREF _Toc105017452 \h </w:instrText>
+          <w:instrText xml:space="preserve"> PAGEREF _Toc105448815 \h </w:instrText>
         </w:r>
         <w:r>
           <w:rPr>
+            <w:rFonts w:ascii="Times New Roman" w:hAnsi="Times New Roman" w:cs="Times New Roman"/>
             <w:noProof/>
             <w:webHidden/>
+            <w:sz w:val="24"/>
+            <w:szCs w:val="24"/>
           </w:rPr>
         </w:r>
         <w:r>
           <w:rPr>
+            <w:rFonts w:ascii="Times New Roman" w:hAnsi="Times New Roman" w:cs="Times New Roman"/>
             <w:noProof/>
             <w:webHidden/>
+            <w:sz w:val="24"/>
+            <w:szCs w:val="24"/>
           </w:rPr>
           <w:fldChar w:fldCharType="separate"/>
         </w:r>
         <w:r>
           <w:rPr>
+            <w:rFonts w:ascii="Times New Roman" w:hAnsi="Times New Roman" w:cs="Times New Roman"/>
             <w:noProof/>
             <w:webHidden/>
+            <w:sz w:val="24"/>
+            <w:szCs w:val="24"/>
           </w:rPr>
           <w:t>1</w:t>
         </w:r>
         <w:r>
           <w:rPr>
+            <w:rFonts w:ascii="Times New Roman" w:hAnsi="Times New Roman" w:cs="Times New Roman"/>
             <w:noProof/>
             <w:webHidden/>
+            <w:sz w:val="24"/>
+            <w:szCs w:val="24"/>
           </w:rPr>
           <w:fldChar w:fldCharType="end"/>
         </w:r>
@@ -1356,75 +1334,108 @@
           <w:tab w:val="right" w:leader="dot" w:pos="9350"/>
         </w:tabs>
         <w:rPr>
+          <w:rFonts w:ascii="Times New Roman" w:hAnsi="Times New Roman" w:cs="Times New Roman"/>
           <w:noProof/>
-        </w:rPr>
-      </w:pPr>
-      <w:hyperlink w:anchor="_Toc105017453" w:history="1">
+          <w:sz w:val="24"/>
+          <w:szCs w:val="24"/>
+        </w:rPr>
+      </w:pPr>
+      <w:hyperlink w:anchor="_Toc105448816" w:history="1">
         <w:r>
           <w:rPr>
             <w:rStyle w:val="Hyperlink"/>
+            <w:rFonts w:ascii="Times New Roman" w:hAnsi="Times New Roman" w:cs="Times New Roman"/>
             <w:noProof/>
+            <w:sz w:val="24"/>
+            <w:szCs w:val="24"/>
           </w:rPr>
           <w:t>1.1</w:t>
         </w:r>
         <w:r>
           <w:rPr>
+            <w:rFonts w:ascii="Times New Roman" w:hAnsi="Times New Roman" w:cs="Times New Roman"/>
             <w:noProof/>
+            <w:sz w:val="24"/>
+            <w:szCs w:val="24"/>
           </w:rPr>
           <w:tab/>
         </w:r>
         <w:r>
           <w:rPr>
             <w:rStyle w:val="Hyperlink"/>
+            <w:rFonts w:ascii="Times New Roman" w:hAnsi="Times New Roman" w:cs="Times New Roman"/>
             <w:noProof/>
+            <w:sz w:val="24"/>
+            <w:szCs w:val="24"/>
           </w:rPr>
           <w:t>Objectives</w:t>
         </w:r>
         <w:r>
           <w:rPr>
+            <w:rFonts w:ascii="Times New Roman" w:hAnsi="Times New Roman" w:cs="Times New Roman"/>
             <w:noProof/>
             <w:webHidden/>
+            <w:sz w:val="24"/>
+            <w:szCs w:val="24"/>
           </w:rPr>
           <w:tab/>
         </w:r>
         <w:r>
           <w:rPr>
+            <w:rFonts w:ascii="Times New Roman" w:hAnsi="Times New Roman" w:cs="Times New Roman"/>
             <w:noProof/>
             <w:webHidden/>
+            <w:sz w:val="24"/>
+            <w:szCs w:val="24"/>
           </w:rPr>
           <w:fldChar w:fldCharType="begin"/>
         </w:r>
         <w:r>
           <w:rPr>
+            <w:rFonts w:ascii="Times New Roman" w:hAnsi="Times New Roman" w:cs="Times New Roman"/>
             <w:noProof/>
             <w:webHidden/>
+            <w:sz w:val="24"/>
+            <w:szCs w:val="24"/>
           </w:rPr>
-          <w:instrText xml:space="preserve"> PAGEREF _Toc105017453 \h </w:instrText>
+          <w:instrText xml:space="preserve"> PAGEREF _Toc105448816 \h </w:instrText>
         </w:r>
         <w:r>
           <w:rPr>
+            <w:rFonts w:ascii="Times New Roman" w:hAnsi="Times New Roman" w:cs="Times New Roman"/>
             <w:noProof/>
             <w:webHidden/>
+            <w:sz w:val="24"/>
+            <w:szCs w:val="24"/>
           </w:rPr>
         </w:r>
         <w:r>
           <w:rPr>
+            <w:rFonts w:ascii="Times New Roman" w:hAnsi="Times New Roman" w:cs="Times New Roman"/>
             <w:noProof/>
             <w:webHidden/>
+            <w:sz w:val="24"/>
+            <w:szCs w:val="24"/>
           </w:rPr>
           <w:fldChar w:fldCharType="separate"/>
         </w:r>
         <w:r>
           <w:rPr>
+            <w:rFonts w:ascii="Times New Roman" w:hAnsi="Times New Roman" w:cs="Times New Roman"/>
             <w:noProof/>
             <w:webHidden/>
+            <w:sz w:val="24"/>
+            <w:szCs w:val="24"/>
           </w:rPr>
           <w:t>1</w:t>
         </w:r>
         <w:r>
           <w:rPr>
+            <w:rFonts w:ascii="Times New Roman" w:hAnsi="Times New Roman" w:cs="Times New Roman"/>
             <w:noProof/>
             <w:webHidden/>
+            <w:sz w:val="24"/>
+            <w:szCs w:val="24"/>
           </w:rPr>
           <w:fldChar w:fldCharType="end"/>
         </w:r>
@@ -1438,75 +1449,108 @@
           <w:tab w:val="right" w:leader="dot" w:pos="9350"/>
         </w:tabs>
         <w:rPr>
+          <w:rFonts w:ascii="Times New Roman" w:hAnsi="Times New Roman" w:cs="Times New Roman"/>
           <w:noProof/>
-        </w:rPr>
-      </w:pPr>
-      <w:hyperlink w:anchor="_Toc105017454" w:history="1">
+          <w:sz w:val="24"/>
+          <w:szCs w:val="24"/>
+        </w:rPr>
+      </w:pPr>
+      <w:hyperlink w:anchor="_Toc105448817" w:history="1">
         <w:r>
           <w:rPr>
             <w:rStyle w:val="Hyperlink"/>
+            <w:rFonts w:ascii="Times New Roman" w:hAnsi="Times New Roman" w:cs="Times New Roman"/>
             <w:noProof/>
+            <w:sz w:val="24"/>
+            <w:szCs w:val="24"/>
           </w:rPr>
           <w:t>1.2</w:t>
         </w:r>
         <w:r>
           <w:rPr>
+            <w:rFonts w:ascii="Times New Roman" w:hAnsi="Times New Roman" w:cs="Times New Roman"/>
             <w:noProof/>
+            <w:sz w:val="24"/>
+            <w:szCs w:val="24"/>
           </w:rPr>
           <w:tab/>
         </w:r>
         <w:r>
           <w:rPr>
             <w:rStyle w:val="Hyperlink"/>
+            <w:rFonts w:ascii="Times New Roman" w:hAnsi="Times New Roman" w:cs="Times New Roman"/>
             <w:noProof/>
+            <w:sz w:val="24"/>
+            <w:szCs w:val="24"/>
           </w:rPr>
           <w:t>Thesis outline</w:t>
         </w:r>
         <w:r>
           <w:rPr>
+            <w:rFonts w:ascii="Times New Roman" w:hAnsi="Times New Roman" w:cs="Times New Roman"/>
             <w:noProof/>
             <w:webHidden/>
+            <w:sz w:val="24"/>
+            <w:szCs w:val="24"/>
           </w:rPr>
           <w:tab/>
         </w:r>
         <w:r>
           <w:rPr>
+            <w:rFonts w:ascii="Times New Roman" w:hAnsi="Times New Roman" w:cs="Times New Roman"/>
             <w:noProof/>
             <w:webHidden/>
+            <w:sz w:val="24"/>
+            <w:szCs w:val="24"/>
           </w:rPr>
           <w:fldChar w:fldCharType="begin"/>
         </w:r>
         <w:r>
           <w:rPr>
+            <w:rFonts w:ascii="Times New Roman" w:hAnsi="Times New Roman" w:cs="Times New Roman"/>
             <w:noProof/>
             <w:webHidden/>
+            <w:sz w:val="24"/>
+            <w:szCs w:val="24"/>
           </w:rPr>
-          <w:instrText xml:space="preserve"> PAGEREF _Toc105017454 \h </w:instrText>
+          <w:instrText xml:space="preserve"> PAGEREF _Toc105448817 \h </w:instrText>
         </w:r>
         <w:r>
           <w:rPr>
+            <w:rFonts w:ascii="Times New Roman" w:hAnsi="Times New Roman" w:cs="Times New Roman"/>
             <w:noProof/>
             <w:webHidden/>
+            <w:sz w:val="24"/>
+            <w:szCs w:val="24"/>
           </w:rPr>
         </w:r>
         <w:r>
           <w:rPr>
+            <w:rFonts w:ascii="Times New Roman" w:hAnsi="Times New Roman" w:cs="Times New Roman"/>
             <w:noProof/>
             <w:webHidden/>
+            <w:sz w:val="24"/>
+            <w:szCs w:val="24"/>
           </w:rPr>
           <w:fldChar w:fldCharType="separate"/>
         </w:r>
         <w:r>
           <w:rPr>
+            <w:rFonts w:ascii="Times New Roman" w:hAnsi="Times New Roman" w:cs="Times New Roman"/>
             <w:noProof/>
             <w:webHidden/>
+            <w:sz w:val="24"/>
+            <w:szCs w:val="24"/>
           </w:rPr>
           <w:t>2</w:t>
         </w:r>
         <w:r>
           <w:rPr>
+            <w:rFonts w:ascii="Times New Roman" w:hAnsi="Times New Roman" w:cs="Times New Roman"/>
             <w:noProof/>
             <w:webHidden/>
+            <w:sz w:val="24"/>
+            <w:szCs w:val="24"/>
           </w:rPr>
           <w:fldChar w:fldCharType="end"/>
         </w:r>
@@ -1520,75 +1564,108 @@
           <w:tab w:val="right" w:leader="dot" w:pos="9350"/>
         </w:tabs>
         <w:rPr>
+          <w:rFonts w:ascii="Times New Roman" w:hAnsi="Times New Roman" w:cs="Times New Roman"/>
           <w:noProof/>
-        </w:rPr>
-      </w:pPr>
-      <w:hyperlink w:anchor="_Toc105017455" w:history="1">
+          <w:sz w:val="24"/>
+          <w:szCs w:val="24"/>
+        </w:rPr>
+      </w:pPr>
+      <w:hyperlink w:anchor="_Toc105448818" w:history="1">
         <w:r>
           <w:rPr>
             <w:rStyle w:val="Hyperlink"/>
+            <w:rFonts w:ascii="Times New Roman" w:hAnsi="Times New Roman" w:cs="Times New Roman"/>
             <w:noProof/>
+            <w:sz w:val="24"/>
+            <w:szCs w:val="24"/>
           </w:rPr>
           <w:t>2</w:t>
         </w:r>
         <w:r>
           <w:rPr>
+            <w:rFonts w:ascii="Times New Roman" w:hAnsi="Times New Roman" w:cs="Times New Roman"/>
             <w:noProof/>
+            <w:sz w:val="24"/>
+            <w:szCs w:val="24"/>
           </w:rPr>
           <w:tab/>
         </w:r>
         <w:r>
           <w:rPr>
             <w:rStyle w:val="Hyperlink"/>
+            <w:rFonts w:ascii="Times New Roman" w:hAnsi="Times New Roman" w:cs="Times New Roman"/>
             <w:noProof/>
+            <w:sz w:val="24"/>
+            <w:szCs w:val="24"/>
           </w:rPr>
           <w:t>Theoretical Background</w:t>
         </w:r>
         <w:r>
           <w:rPr>
+            <w:rFonts w:ascii="Times New Roman" w:hAnsi="Times New Roman" w:cs="Times New Roman"/>
             <w:noProof/>
             <w:webHidden/>
+            <w:sz w:val="24"/>
+            <w:szCs w:val="24"/>
           </w:rPr>
           <w:tab/>
         </w:r>
         <w:r>
           <w:rPr>
+            <w:rFonts w:ascii="Times New Roman" w:hAnsi="Times New Roman" w:cs="Times New Roman"/>
             <w:noProof/>
             <w:webHidden/>
+            <w:sz w:val="24"/>
+            <w:szCs w:val="24"/>
           </w:rPr>
           <w:fldChar w:fldCharType="begin"/>
         </w:r>
         <w:r>
           <w:rPr>
+            <w:rFonts w:ascii="Times New Roman" w:hAnsi="Times New Roman" w:cs="Times New Roman"/>
             <w:noProof/>
             <w:webHidden/>
+            <w:sz w:val="24"/>
+            <w:szCs w:val="24"/>
           </w:rPr>
-          <w:instrText xml:space="preserve"> PAGEREF _Toc105017455 \h </w:instrText>
+          <w:instrText xml:space="preserve"> PAGEREF _Toc105448818 \h </w:instrText>
         </w:r>
         <w:r>
           <w:rPr>
+            <w:rFonts w:ascii="Times New Roman" w:hAnsi="Times New Roman" w:cs="Times New Roman"/>
             <w:noProof/>
             <w:webHidden/>
+            <w:sz w:val="24"/>
+            <w:szCs w:val="24"/>
           </w:rPr>
         </w:r>
         <w:r>
           <w:rPr>
+            <w:rFonts w:ascii="Times New Roman" w:hAnsi="Times New Roman" w:cs="Times New Roman"/>
             <w:noProof/>
             <w:webHidden/>
+            <w:sz w:val="24"/>
+            <w:szCs w:val="24"/>
           </w:rPr>
           <w:fldChar w:fldCharType="separate"/>
         </w:r>
         <w:r>
           <w:rPr>
+            <w:rFonts w:ascii="Times New Roman" w:hAnsi="Times New Roman" w:cs="Times New Roman"/>
             <w:noProof/>
             <w:webHidden/>
+            <w:sz w:val="24"/>
+            <w:szCs w:val="24"/>
           </w:rPr>
           <w:t>3</w:t>
         </w:r>
         <w:r>
           <w:rPr>
+            <w:rFonts w:ascii="Times New Roman" w:hAnsi="Times New Roman" w:cs="Times New Roman"/>
             <w:noProof/>
             <w:webHidden/>
+            <w:sz w:val="24"/>
+            <w:szCs w:val="24"/>
           </w:rPr>
           <w:fldChar w:fldCharType="end"/>
         </w:r>
@@ -1602,75 +1679,108 @@
           <w:tab w:val="right" w:leader="dot" w:pos="9350"/>
         </w:tabs>
         <w:rPr>
+          <w:rFonts w:ascii="Times New Roman" w:hAnsi="Times New Roman" w:cs="Times New Roman"/>
           <w:noProof/>
-        </w:rPr>
-      </w:pPr>
-      <w:hyperlink w:anchor="_Toc105017456" w:history="1">
+          <w:sz w:val="24"/>
+          <w:szCs w:val="24"/>
+        </w:rPr>
+      </w:pPr>
+      <w:hyperlink w:anchor="_Toc105448819" w:history="1">
         <w:r>
           <w:rPr>
             <w:rStyle w:val="Hyperlink"/>
+            <w:rFonts w:ascii="Times New Roman" w:hAnsi="Times New Roman" w:cs="Times New Roman"/>
             <w:noProof/>
+            <w:sz w:val="24"/>
+            <w:szCs w:val="24"/>
           </w:rPr>
           <w:t>2.1</w:t>
         </w:r>
         <w:r>
           <w:rPr>
+            <w:rFonts w:ascii="Times New Roman" w:hAnsi="Times New Roman" w:cs="Times New Roman"/>
             <w:noProof/>
+            <w:sz w:val="24"/>
+            <w:szCs w:val="24"/>
           </w:rPr>
           <w:tab/>
         </w:r>
         <w:r>
           <w:rPr>
             <w:rStyle w:val="Hyperlink"/>
+            <w:rFonts w:ascii="Times New Roman" w:hAnsi="Times New Roman" w:cs="Times New Roman"/>
             <w:noProof/>
+            <w:sz w:val="24"/>
+            <w:szCs w:val="24"/>
           </w:rPr>
-          <w:t>Patient Doctor Relationship</w:t>
+          <w:t>Patient-Doctor Relationship</w:t>
         </w:r>
         <w:r>
           <w:rPr>
+            <w:rFonts w:ascii="Times New Roman" w:hAnsi="Times New Roman" w:cs="Times New Roman"/>
             <w:noProof/>
             <w:webHidden/>
+            <w:sz w:val="24"/>
+            <w:szCs w:val="24"/>
           </w:rPr>
           <w:tab/>
         </w:r>
         <w:r>
           <w:rPr>
+            <w:rFonts w:ascii="Times New Roman" w:hAnsi="Times New Roman" w:cs="Times New Roman"/>
             <w:noProof/>
             <w:webHidden/>
+            <w:sz w:val="24"/>
+            <w:szCs w:val="24"/>
           </w:rPr>
           <w:fldChar w:fldCharType="begin"/>
         </w:r>
         <w:r>
           <w:rPr>
+            <w:rFonts w:ascii="Times New Roman" w:hAnsi="Times New Roman" w:cs="Times New Roman"/>
             <w:noProof/>
             <w:webHidden/>
+            <w:sz w:val="24"/>
+            <w:szCs w:val="24"/>
           </w:rPr>
-          <w:instrText xml:space="preserve"> PAGEREF _Toc105017456 \h </w:instrText>
+          <w:instrText xml:space="preserve"> PAGEREF _Toc105448819 \h </w:instrText>
         </w:r>
         <w:r>
           <w:rPr>
+            <w:rFonts w:ascii="Times New Roman" w:hAnsi="Times New Roman" w:cs="Times New Roman"/>
             <w:noProof/>
             <w:webHidden/>
+            <w:sz w:val="24"/>
+            <w:szCs w:val="24"/>
           </w:rPr>
         </w:r>
         <w:r>
           <w:rPr>
+            <w:rFonts w:ascii="Times New Roman" w:hAnsi="Times New Roman" w:cs="Times New Roman"/>
             <w:noProof/>
             <w:webHidden/>
+            <w:sz w:val="24"/>
+            <w:szCs w:val="24"/>
           </w:rPr>
           <w:fldChar w:fldCharType="separate"/>
         </w:r>
         <w:r>
           <w:rPr>
+            <w:rFonts w:ascii="Times New Roman" w:hAnsi="Times New Roman" w:cs="Times New Roman"/>
             <w:noProof/>
             <w:webHidden/>
+            <w:sz w:val="24"/>
+            <w:szCs w:val="24"/>
           </w:rPr>
           <w:t>3</w:t>
         </w:r>
         <w:r>
           <w:rPr>
+            <w:rFonts w:ascii="Times New Roman" w:hAnsi="Times New Roman" w:cs="Times New Roman"/>
             <w:noProof/>
             <w:webHidden/>
+            <w:sz w:val="24"/>
+            <w:szCs w:val="24"/>
           </w:rPr>
           <w:fldChar w:fldCharType="end"/>
         </w:r>
@@ -1684,75 +1794,108 @@
           <w:tab w:val="right" w:leader="dot" w:pos="9350"/>
         </w:tabs>
         <w:rPr>
+          <w:rFonts w:ascii="Times New Roman" w:hAnsi="Times New Roman" w:cs="Times New Roman"/>
           <w:noProof/>
-        </w:rPr>
-      </w:pPr>
-      <w:hyperlink w:anchor="_Toc105017457" w:history="1">
+          <w:sz w:val="24"/>
+          <w:szCs w:val="24"/>
+        </w:rPr>
+      </w:pPr>
+      <w:hyperlink w:anchor="_Toc105448820" w:history="1">
         <w:r>
           <w:rPr>
             <w:rStyle w:val="Hyperlink"/>
+            <w:rFonts w:ascii="Times New Roman" w:hAnsi="Times New Roman" w:cs="Times New Roman"/>
             <w:noProof/>
+            <w:sz w:val="24"/>
+            <w:szCs w:val="24"/>
           </w:rPr>
           <w:t>2.1.1</w:t>
         </w:r>
         <w:r>
           <w:rPr>
+            <w:rFonts w:ascii="Times New Roman" w:hAnsi="Times New Roman" w:cs="Times New Roman"/>
             <w:noProof/>
+            <w:sz w:val="24"/>
+            <w:szCs w:val="24"/>
           </w:rPr>
           <w:tab/>
         </w:r>
         <w:r>
           <w:rPr>
             <w:rStyle w:val="Hyperlink"/>
+            <w:rFonts w:ascii="Times New Roman" w:hAnsi="Times New Roman" w:cs="Times New Roman"/>
             <w:noProof/>
+            <w:sz w:val="24"/>
+            <w:szCs w:val="24"/>
           </w:rPr>
           <w:t>Brief History</w:t>
         </w:r>
         <w:r>
           <w:rPr>
+            <w:rFonts w:ascii="Times New Roman" w:hAnsi="Times New Roman" w:cs="Times New Roman"/>
             <w:noProof/>
             <w:webHidden/>
+            <w:sz w:val="24"/>
+            <w:szCs w:val="24"/>
           </w:rPr>
           <w:tab/>
         </w:r>
         <w:r>
           <w:rPr>
+            <w:rFonts w:ascii="Times New Roman" w:hAnsi="Times New Roman" w:cs="Times New Roman"/>
             <w:noProof/>
             <w:webHidden/>
+            <w:sz w:val="24"/>
+            <w:szCs w:val="24"/>
           </w:rPr>
           <w:fldChar w:fldCharType="begin"/>
         </w:r>
         <w:r>
           <w:rPr>
+            <w:rFonts w:ascii="Times New Roman" w:hAnsi="Times New Roman" w:cs="Times New Roman"/>
             <w:noProof/>
             <w:webHidden/>
+            <w:sz w:val="24"/>
+            <w:szCs w:val="24"/>
           </w:rPr>
-          <w:instrText xml:space="preserve"> PAGEREF _Toc105017457 \h </w:instrText>
+          <w:instrText xml:space="preserve"> PAGEREF _Toc105448820 \h </w:instrText>
         </w:r>
         <w:r>
           <w:rPr>
+            <w:rFonts w:ascii="Times New Roman" w:hAnsi="Times New Roman" w:cs="Times New Roman"/>
             <w:noProof/>
             <w:webHidden/>
+            <w:sz w:val="24"/>
+            <w:szCs w:val="24"/>
           </w:rPr>
         </w:r>
         <w:r>
           <w:rPr>
+            <w:rFonts w:ascii="Times New Roman" w:hAnsi="Times New Roman" w:cs="Times New Roman"/>
             <w:noProof/>
             <w:webHidden/>
+            <w:sz w:val="24"/>
+            <w:szCs w:val="24"/>
           </w:rPr>
           <w:fldChar w:fldCharType="separate"/>
         </w:r>
         <w:r>
           <w:rPr>
+            <w:rFonts w:ascii="Times New Roman" w:hAnsi="Times New Roman" w:cs="Times New Roman"/>
             <w:noProof/>
             <w:webHidden/>
+            <w:sz w:val="24"/>
+            <w:szCs w:val="24"/>
           </w:rPr>
           <w:t>3</w:t>
         </w:r>
         <w:r>
           <w:rPr>
+            <w:rFonts w:ascii="Times New Roman" w:hAnsi="Times New Roman" w:cs="Times New Roman"/>
             <w:noProof/>
             <w:webHidden/>
+            <w:sz w:val="24"/>
+            <w:szCs w:val="24"/>
           </w:rPr>
           <w:fldChar w:fldCharType="end"/>
         </w:r>
@@ -1766,75 +1909,108 @@
           <w:tab w:val="right" w:leader="dot" w:pos="9350"/>
         </w:tabs>
         <w:rPr>
+          <w:rFonts w:ascii="Times New Roman" w:hAnsi="Times New Roman" w:cs="Times New Roman"/>
           <w:noProof/>
-        </w:rPr>
-      </w:pPr>
-      <w:hyperlink w:anchor="_Toc105017458" w:history="1">
+          <w:sz w:val="24"/>
+          <w:szCs w:val="24"/>
+        </w:rPr>
+      </w:pPr>
+      <w:hyperlink w:anchor="_Toc105448821" w:history="1">
         <w:r>
           <w:rPr>
             <w:rStyle w:val="Hyperlink"/>
+            <w:rFonts w:ascii="Times New Roman" w:hAnsi="Times New Roman" w:cs="Times New Roman"/>
             <w:noProof/>
+            <w:sz w:val="24"/>
+            <w:szCs w:val="24"/>
           </w:rPr>
           <w:t>2.1.2</w:t>
         </w:r>
         <w:r>
           <w:rPr>
+            <w:rFonts w:ascii="Times New Roman" w:hAnsi="Times New Roman" w:cs="Times New Roman"/>
             <w:noProof/>
+            <w:sz w:val="24"/>
+            <w:szCs w:val="24"/>
           </w:rPr>
           <w:tab/>
         </w:r>
         <w:r>
           <w:rPr>
             <w:rStyle w:val="Hyperlink"/>
+            <w:rFonts w:ascii="Times New Roman" w:hAnsi="Times New Roman" w:cs="Times New Roman"/>
             <w:noProof/>
+            <w:sz w:val="24"/>
+            <w:szCs w:val="24"/>
           </w:rPr>
           <w:t>Different Types of Patient-Doctor Relationship</w:t>
         </w:r>
         <w:r>
           <w:rPr>
+            <w:rFonts w:ascii="Times New Roman" w:hAnsi="Times New Roman" w:cs="Times New Roman"/>
             <w:noProof/>
             <w:webHidden/>
+            <w:sz w:val="24"/>
+            <w:szCs w:val="24"/>
           </w:rPr>
           <w:tab/>
         </w:r>
         <w:r>
           <w:rPr>
+            <w:rFonts w:ascii="Times New Roman" w:hAnsi="Times New Roman" w:cs="Times New Roman"/>
             <w:noProof/>
             <w:webHidden/>
+            <w:sz w:val="24"/>
+            <w:szCs w:val="24"/>
           </w:rPr>
           <w:fldChar w:fldCharType="begin"/>
         </w:r>
         <w:r>
           <w:rPr>
+            <w:rFonts w:ascii="Times New Roman" w:hAnsi="Times New Roman" w:cs="Times New Roman"/>
             <w:noProof/>
             <w:webHidden/>
+            <w:sz w:val="24"/>
+            <w:szCs w:val="24"/>
           </w:rPr>
-          <w:instrText xml:space="preserve"> PAGEREF _Toc105017458 \h </w:instrText>
+          <w:instrText xml:space="preserve"> PAGEREF _Toc105448821 \h </w:instrText>
         </w:r>
         <w:r>
           <w:rPr>
+            <w:rFonts w:ascii="Times New Roman" w:hAnsi="Times New Roman" w:cs="Times New Roman"/>
             <w:noProof/>
             <w:webHidden/>
+            <w:sz w:val="24"/>
+            <w:szCs w:val="24"/>
           </w:rPr>
         </w:r>
         <w:r>
           <w:rPr>
+            <w:rFonts w:ascii="Times New Roman" w:hAnsi="Times New Roman" w:cs="Times New Roman"/>
             <w:noProof/>
             <w:webHidden/>
+            <w:sz w:val="24"/>
+            <w:szCs w:val="24"/>
           </w:rPr>
           <w:fldChar w:fldCharType="separate"/>
         </w:r>
         <w:r>
           <w:rPr>
+            <w:rFonts w:ascii="Times New Roman" w:hAnsi="Times New Roman" w:cs="Times New Roman"/>
             <w:noProof/>
             <w:webHidden/>
+            <w:sz w:val="24"/>
+            <w:szCs w:val="24"/>
           </w:rPr>
           <w:t>5</w:t>
         </w:r>
         <w:r>
           <w:rPr>
+            <w:rFonts w:ascii="Times New Roman" w:hAnsi="Times New Roman" w:cs="Times New Roman"/>
             <w:noProof/>
             <w:webHidden/>
+            <w:sz w:val="24"/>
+            <w:szCs w:val="24"/>
           </w:rPr>
           <w:fldChar w:fldCharType="end"/>
         </w:r>
@@ -1848,75 +2024,108 @@
           <w:tab w:val="right" w:leader="dot" w:pos="9350"/>
         </w:tabs>
         <w:rPr>
+          <w:rFonts w:ascii="Times New Roman" w:hAnsi="Times New Roman" w:cs="Times New Roman"/>
           <w:noProof/>
-        </w:rPr>
-      </w:pPr>
-      <w:hyperlink w:anchor="_Toc105017459" w:history="1">
+          <w:sz w:val="24"/>
+          <w:szCs w:val="24"/>
+        </w:rPr>
+      </w:pPr>
+      <w:hyperlink w:anchor="_Toc105448822" w:history="1">
         <w:r>
           <w:rPr>
             <w:rStyle w:val="Hyperlink"/>
+            <w:rFonts w:ascii="Times New Roman" w:hAnsi="Times New Roman" w:cs="Times New Roman"/>
             <w:noProof/>
+            <w:sz w:val="24"/>
+            <w:szCs w:val="24"/>
           </w:rPr>
           <w:t>2.2</w:t>
         </w:r>
         <w:r>
           <w:rPr>
+            <w:rFonts w:ascii="Times New Roman" w:hAnsi="Times New Roman" w:cs="Times New Roman"/>
             <w:noProof/>
+            <w:sz w:val="24"/>
+            <w:szCs w:val="24"/>
           </w:rPr>
           <w:tab/>
         </w:r>
         <w:r>
           <w:rPr>
             <w:rStyle w:val="Hyperlink"/>
+            <w:rFonts w:ascii="Times New Roman" w:hAnsi="Times New Roman" w:cs="Times New Roman"/>
             <w:noProof/>
+            <w:sz w:val="24"/>
+            <w:szCs w:val="24"/>
           </w:rPr>
           <w:t>Patient-Doctor Relationship in a Software System</w:t>
         </w:r>
         <w:r>
           <w:rPr>
+            <w:rFonts w:ascii="Times New Roman" w:hAnsi="Times New Roman" w:cs="Times New Roman"/>
             <w:noProof/>
             <w:webHidden/>
+            <w:sz w:val="24"/>
+            <w:szCs w:val="24"/>
           </w:rPr>
           <w:tab/>
         </w:r>
         <w:r>
           <w:rPr>
+            <w:rFonts w:ascii="Times New Roman" w:hAnsi="Times New Roman" w:cs="Times New Roman"/>
             <w:noProof/>
             <w:webHidden/>
+            <w:sz w:val="24"/>
+            <w:szCs w:val="24"/>
           </w:rPr>
           <w:fldChar w:fldCharType="begin"/>
         </w:r>
         <w:r>
           <w:rPr>
+            <w:rFonts w:ascii="Times New Roman" w:hAnsi="Times New Roman" w:cs="Times New Roman"/>
             <w:noProof/>
             <w:webHidden/>
+            <w:sz w:val="24"/>
+            <w:szCs w:val="24"/>
           </w:rPr>
-          <w:instrText xml:space="preserve"> PAGEREF _Toc105017459 \h </w:instrText>
+          <w:instrText xml:space="preserve"> PAGEREF _Toc105448822 \h </w:instrText>
         </w:r>
         <w:r>
           <w:rPr>
+            <w:rFonts w:ascii="Times New Roman" w:hAnsi="Times New Roman" w:cs="Times New Roman"/>
             <w:noProof/>
             <w:webHidden/>
+            <w:sz w:val="24"/>
+            <w:szCs w:val="24"/>
           </w:rPr>
         </w:r>
         <w:r>
           <w:rPr>
+            <w:rFonts w:ascii="Times New Roman" w:hAnsi="Times New Roman" w:cs="Times New Roman"/>
             <w:noProof/>
             <w:webHidden/>
+            <w:sz w:val="24"/>
+            <w:szCs w:val="24"/>
           </w:rPr>
           <w:fldChar w:fldCharType="separate"/>
         </w:r>
         <w:r>
           <w:rPr>
+            <w:rFonts w:ascii="Times New Roman" w:hAnsi="Times New Roman" w:cs="Times New Roman"/>
             <w:noProof/>
             <w:webHidden/>
+            <w:sz w:val="24"/>
+            <w:szCs w:val="24"/>
           </w:rPr>
           <w:t>8</w:t>
         </w:r>
         <w:r>
           <w:rPr>
+            <w:rFonts w:ascii="Times New Roman" w:hAnsi="Times New Roman" w:cs="Times New Roman"/>
             <w:noProof/>
             <w:webHidden/>
+            <w:sz w:val="24"/>
+            <w:szCs w:val="24"/>
           </w:rPr>
           <w:fldChar w:fldCharType="end"/>
         </w:r>
@@ -1930,75 +2139,108 @@
           <w:tab w:val="right" w:leader="dot" w:pos="9350"/>
         </w:tabs>
         <w:rPr>
+          <w:rFonts w:ascii="Times New Roman" w:hAnsi="Times New Roman" w:cs="Times New Roman"/>
           <w:noProof/>
-        </w:rPr>
-      </w:pPr>
-      <w:hyperlink w:anchor="_Toc105017460" w:history="1">
+          <w:sz w:val="24"/>
+          <w:szCs w:val="24"/>
+        </w:rPr>
+      </w:pPr>
+      <w:hyperlink w:anchor="_Toc105448823" w:history="1">
         <w:r>
           <w:rPr>
             <w:rStyle w:val="Hyperlink"/>
+            <w:rFonts w:ascii="Times New Roman" w:hAnsi="Times New Roman" w:cs="Times New Roman"/>
             <w:noProof/>
+            <w:sz w:val="24"/>
+            <w:szCs w:val="24"/>
           </w:rPr>
           <w:t>2.2.1</w:t>
         </w:r>
         <w:r>
           <w:rPr>
+            <w:rFonts w:ascii="Times New Roman" w:hAnsi="Times New Roman" w:cs="Times New Roman"/>
             <w:noProof/>
+            <w:sz w:val="24"/>
+            <w:szCs w:val="24"/>
           </w:rPr>
           <w:tab/>
         </w:r>
         <w:r>
           <w:rPr>
             <w:rStyle w:val="Hyperlink"/>
+            <w:rFonts w:ascii="Times New Roman" w:hAnsi="Times New Roman" w:cs="Times New Roman"/>
             <w:noProof/>
+            <w:sz w:val="24"/>
+            <w:szCs w:val="24"/>
           </w:rPr>
           <w:t>Why and how to implement a software system for patient-doctor relationship?</w:t>
         </w:r>
         <w:r>
           <w:rPr>
+            <w:rFonts w:ascii="Times New Roman" w:hAnsi="Times New Roman" w:cs="Times New Roman"/>
             <w:noProof/>
             <w:webHidden/>
+            <w:sz w:val="24"/>
+            <w:szCs w:val="24"/>
           </w:rPr>
           <w:tab/>
         </w:r>
         <w:r>
           <w:rPr>
+            <w:rFonts w:ascii="Times New Roman" w:hAnsi="Times New Roman" w:cs="Times New Roman"/>
             <w:noProof/>
             <w:webHidden/>
+            <w:sz w:val="24"/>
+            <w:szCs w:val="24"/>
           </w:rPr>
           <w:fldChar w:fldCharType="begin"/>
         </w:r>
         <w:r>
           <w:rPr>
+            <w:rFonts w:ascii="Times New Roman" w:hAnsi="Times New Roman" w:cs="Times New Roman"/>
             <w:noProof/>
             <w:webHidden/>
+            <w:sz w:val="24"/>
+            <w:szCs w:val="24"/>
           </w:rPr>
-          <w:instrText xml:space="preserve"> PAGEREF _Toc105017460 \h </w:instrText>
+          <w:instrText xml:space="preserve"> PAGEREF _Toc105448823 \h </w:instrText>
         </w:r>
         <w:r>
           <w:rPr>
+            <w:rFonts w:ascii="Times New Roman" w:hAnsi="Times New Roman" w:cs="Times New Roman"/>
             <w:noProof/>
             <w:webHidden/>
+            <w:sz w:val="24"/>
+            <w:szCs w:val="24"/>
           </w:rPr>
         </w:r>
         <w:r>
           <w:rPr>
+            <w:rFonts w:ascii="Times New Roman" w:hAnsi="Times New Roman" w:cs="Times New Roman"/>
             <w:noProof/>
             <w:webHidden/>
+            <w:sz w:val="24"/>
+            <w:szCs w:val="24"/>
           </w:rPr>
           <w:fldChar w:fldCharType="separate"/>
         </w:r>
         <w:r>
           <w:rPr>
+            <w:rFonts w:ascii="Times New Roman" w:hAnsi="Times New Roman" w:cs="Times New Roman"/>
             <w:noProof/>
             <w:webHidden/>
+            <w:sz w:val="24"/>
+            <w:szCs w:val="24"/>
           </w:rPr>
           <w:t>8</w:t>
         </w:r>
         <w:r>
           <w:rPr>
+            <w:rFonts w:ascii="Times New Roman" w:hAnsi="Times New Roman" w:cs="Times New Roman"/>
             <w:noProof/>
             <w:webHidden/>
+            <w:sz w:val="24"/>
+            <w:szCs w:val="24"/>
           </w:rPr>
           <w:fldChar w:fldCharType="end"/>
         </w:r>
@@ -2012,75 +2254,108 @@
           <w:tab w:val="right" w:leader="dot" w:pos="9350"/>
         </w:tabs>
         <w:rPr>
+          <w:rFonts w:ascii="Times New Roman" w:hAnsi="Times New Roman" w:cs="Times New Roman"/>
           <w:noProof/>
-        </w:rPr>
-      </w:pPr>
-      <w:hyperlink w:anchor="_Toc105017461" w:history="1">
+          <w:sz w:val="24"/>
+          <w:szCs w:val="24"/>
+        </w:rPr>
+      </w:pPr>
+      <w:hyperlink w:anchor="_Toc105448824" w:history="1">
         <w:r>
           <w:rPr>
             <w:rStyle w:val="Hyperlink"/>
+            <w:rFonts w:ascii="Times New Roman" w:hAnsi="Times New Roman" w:cs="Times New Roman"/>
             <w:noProof/>
+            <w:sz w:val="24"/>
+            <w:szCs w:val="24"/>
           </w:rPr>
           <w:t>2.2.2</w:t>
         </w:r>
         <w:r>
           <w:rPr>
+            <w:rFonts w:ascii="Times New Roman" w:hAnsi="Times New Roman" w:cs="Times New Roman"/>
             <w:noProof/>
+            <w:sz w:val="24"/>
+            <w:szCs w:val="24"/>
           </w:rPr>
           <w:tab/>
         </w:r>
         <w:r>
           <w:rPr>
             <w:rStyle w:val="Hyperlink"/>
+            <w:rFonts w:ascii="Times New Roman" w:hAnsi="Times New Roman" w:cs="Times New Roman"/>
             <w:noProof/>
+            <w:sz w:val="24"/>
+            <w:szCs w:val="24"/>
           </w:rPr>
           <w:t>Problems with a software system for managing the patient-doctor interaction</w:t>
         </w:r>
         <w:r>
           <w:rPr>
+            <w:rFonts w:ascii="Times New Roman" w:hAnsi="Times New Roman" w:cs="Times New Roman"/>
             <w:noProof/>
             <w:webHidden/>
+            <w:sz w:val="24"/>
+            <w:szCs w:val="24"/>
           </w:rPr>
           <w:tab/>
         </w:r>
         <w:r>
           <w:rPr>
+            <w:rFonts w:ascii="Times New Roman" w:hAnsi="Times New Roman" w:cs="Times New Roman"/>
             <w:noProof/>
             <w:webHidden/>
+            <w:sz w:val="24"/>
+            <w:szCs w:val="24"/>
           </w:rPr>
           <w:fldChar w:fldCharType="begin"/>
         </w:r>
         <w:r>
           <w:rPr>
+            <w:rFonts w:ascii="Times New Roman" w:hAnsi="Times New Roman" w:cs="Times New Roman"/>
             <w:noProof/>
             <w:webHidden/>
+            <w:sz w:val="24"/>
+            <w:szCs w:val="24"/>
           </w:rPr>
-          <w:instrText xml:space="preserve"> PAGEREF _Toc105017461 \h </w:instrText>
+          <w:instrText xml:space="preserve"> PAGEREF _Toc105448824 \h </w:instrText>
         </w:r>
         <w:r>
           <w:rPr>
+            <w:rFonts w:ascii="Times New Roman" w:hAnsi="Times New Roman" w:cs="Times New Roman"/>
             <w:noProof/>
             <w:webHidden/>
+            <w:sz w:val="24"/>
+            <w:szCs w:val="24"/>
           </w:rPr>
         </w:r>
         <w:r>
           <w:rPr>
+            <w:rFonts w:ascii="Times New Roman" w:hAnsi="Times New Roman" w:cs="Times New Roman"/>
             <w:noProof/>
             <w:webHidden/>
+            <w:sz w:val="24"/>
+            <w:szCs w:val="24"/>
           </w:rPr>
           <w:fldChar w:fldCharType="separate"/>
         </w:r>
         <w:r>
           <w:rPr>
+            <w:rFonts w:ascii="Times New Roman" w:hAnsi="Times New Roman" w:cs="Times New Roman"/>
             <w:noProof/>
             <w:webHidden/>
+            <w:sz w:val="24"/>
+            <w:szCs w:val="24"/>
           </w:rPr>
           <w:t>11</w:t>
         </w:r>
         <w:r>
           <w:rPr>
+            <w:rFonts w:ascii="Times New Roman" w:hAnsi="Times New Roman" w:cs="Times New Roman"/>
             <w:noProof/>
             <w:webHidden/>
+            <w:sz w:val="24"/>
+            <w:szCs w:val="24"/>
           </w:rPr>
           <w:fldChar w:fldCharType="end"/>
         </w:r>
@@ -2088,81 +2363,114 @@
     </w:p>
     <w:p>
       <w:pPr>
-        <w:pStyle w:val="TOC2"/>
+        <w:pStyle w:val="TOC1"/>
         <w:tabs>
-          <w:tab w:val="left" w:pos="880"/>
+          <w:tab w:val="left" w:pos="440"/>
           <w:tab w:val="right" w:leader="dot" w:pos="9350"/>
         </w:tabs>
         <w:rPr>
+          <w:rFonts w:ascii="Times New Roman" w:hAnsi="Times New Roman" w:cs="Times New Roman"/>
           <w:noProof/>
-        </w:rPr>
-      </w:pPr>
-      <w:hyperlink w:anchor="_Toc105017462" w:history="1">
+          <w:sz w:val="24"/>
+          <w:szCs w:val="24"/>
+        </w:rPr>
+      </w:pPr>
+      <w:hyperlink w:anchor="_Toc105448825" w:history="1">
         <w:r>
           <w:rPr>
             <w:rStyle w:val="Hyperlink"/>
+            <w:rFonts w:ascii="Times New Roman" w:hAnsi="Times New Roman" w:cs="Times New Roman"/>
             <w:noProof/>
+            <w:sz w:val="24"/>
+            <w:szCs w:val="24"/>
           </w:rPr>
-          <w:t>2.3</w:t>
+          <w:t>3</w:t>
         </w:r>
         <w:r>
           <w:rPr>
+            <w:rFonts w:ascii="Times New Roman" w:hAnsi="Times New Roman" w:cs="Times New Roman"/>
             <w:noProof/>
+            <w:sz w:val="24"/>
+            <w:szCs w:val="24"/>
           </w:rPr>
           <w:tab/>
         </w:r>
         <w:r>
           <w:rPr>
             <w:rStyle w:val="Hyperlink"/>
+            <w:rFonts w:ascii="Times New Roman" w:hAnsi="Times New Roman" w:cs="Times New Roman"/>
             <w:noProof/>
+            <w:sz w:val="24"/>
+            <w:szCs w:val="24"/>
           </w:rPr>
           <w:t>Web applications</w:t>
         </w:r>
         <w:r>
           <w:rPr>
+            <w:rFonts w:ascii="Times New Roman" w:hAnsi="Times New Roman" w:cs="Times New Roman"/>
             <w:noProof/>
             <w:webHidden/>
+            <w:sz w:val="24"/>
+            <w:szCs w:val="24"/>
           </w:rPr>
           <w:tab/>
         </w:r>
         <w:r>
           <w:rPr>
+            <w:rFonts w:ascii="Times New Roman" w:hAnsi="Times New Roman" w:cs="Times New Roman"/>
             <w:noProof/>
             <w:webHidden/>
+            <w:sz w:val="24"/>
+            <w:szCs w:val="24"/>
           </w:rPr>
           <w:fldChar w:fldCharType="begin"/>
         </w:r>
         <w:r>
           <w:rPr>
+            <w:rFonts w:ascii="Times New Roman" w:hAnsi="Times New Roman" w:cs="Times New Roman"/>
             <w:noProof/>
             <w:webHidden/>
+            <w:sz w:val="24"/>
+            <w:szCs w:val="24"/>
           </w:rPr>
-          <w:instrText xml:space="preserve"> PAGEREF _Toc105017462 \h </w:instrText>
+          <w:instrText xml:space="preserve"> PAGEREF _Toc105448825 \h </w:instrText>
         </w:r>
         <w:r>
           <w:rPr>
+            <w:rFonts w:ascii="Times New Roman" w:hAnsi="Times New Roman" w:cs="Times New Roman"/>
             <w:noProof/>
             <w:webHidden/>
+            <w:sz w:val="24"/>
+            <w:szCs w:val="24"/>
           </w:rPr>
         </w:r>
         <w:r>
           <w:rPr>
+            <w:rFonts w:ascii="Times New Roman" w:hAnsi="Times New Roman" w:cs="Times New Roman"/>
             <w:noProof/>
             <w:webHidden/>
+            <w:sz w:val="24"/>
+            <w:szCs w:val="24"/>
           </w:rPr>
           <w:fldChar w:fldCharType="separate"/>
         </w:r>
         <w:r>
           <w:rPr>
+            <w:rFonts w:ascii="Times New Roman" w:hAnsi="Times New Roman" w:cs="Times New Roman"/>
             <w:noProof/>
             <w:webHidden/>
+            <w:sz w:val="24"/>
+            <w:szCs w:val="24"/>
           </w:rPr>
           <w:t>13</w:t>
         </w:r>
         <w:r>
           <w:rPr>
+            <w:rFonts w:ascii="Times New Roman" w:hAnsi="Times New Roman" w:cs="Times New Roman"/>
             <w:noProof/>
             <w:webHidden/>
+            <w:sz w:val="24"/>
+            <w:szCs w:val="24"/>
           </w:rPr>
           <w:fldChar w:fldCharType="end"/>
         </w:r>
@@ -2170,81 +2478,114 @@
     </w:p>
     <w:p>
       <w:pPr>
-        <w:pStyle w:val="TOC3"/>
+        <w:pStyle w:val="TOC2"/>
         <w:tabs>
-          <w:tab w:val="left" w:pos="1320"/>
+          <w:tab w:val="left" w:pos="880"/>
           <w:tab w:val="right" w:leader="dot" w:pos="9350"/>
         </w:tabs>
         <w:rPr>
+          <w:rFonts w:ascii="Times New Roman" w:hAnsi="Times New Roman" w:cs="Times New Roman"/>
           <w:noProof/>
-        </w:rPr>
-      </w:pPr>
-      <w:hyperlink w:anchor="_Toc105017463" w:history="1">
+          <w:sz w:val="24"/>
+          <w:szCs w:val="24"/>
+        </w:rPr>
+      </w:pPr>
+      <w:hyperlink w:anchor="_Toc105448826" w:history="1">
         <w:r>
           <w:rPr>
             <w:rStyle w:val="Hyperlink"/>
+            <w:rFonts w:ascii="Times New Roman" w:hAnsi="Times New Roman" w:cs="Times New Roman"/>
             <w:noProof/>
+            <w:sz w:val="24"/>
+            <w:szCs w:val="24"/>
           </w:rPr>
-          <w:t>2.3.1</w:t>
+          <w:t>3.1</w:t>
         </w:r>
         <w:r>
           <w:rPr>
+            <w:rFonts w:ascii="Times New Roman" w:hAnsi="Times New Roman" w:cs="Times New Roman"/>
             <w:noProof/>
+            <w:sz w:val="24"/>
+            <w:szCs w:val="24"/>
           </w:rPr>
           <w:tab/>
         </w:r>
         <w:r>
           <w:rPr>
             <w:rStyle w:val="Hyperlink"/>
+            <w:rFonts w:ascii="Times New Roman" w:hAnsi="Times New Roman" w:cs="Times New Roman"/>
             <w:noProof/>
+            <w:sz w:val="24"/>
+            <w:szCs w:val="24"/>
           </w:rPr>
           <w:t>Brief history</w:t>
         </w:r>
         <w:r>
           <w:rPr>
+            <w:rFonts w:ascii="Times New Roman" w:hAnsi="Times New Roman" w:cs="Times New Roman"/>
             <w:noProof/>
             <w:webHidden/>
+            <w:sz w:val="24"/>
+            <w:szCs w:val="24"/>
           </w:rPr>
           <w:tab/>
         </w:r>
         <w:r>
           <w:rPr>
+            <w:rFonts w:ascii="Times New Roman" w:hAnsi="Times New Roman" w:cs="Times New Roman"/>
             <w:noProof/>
             <w:webHidden/>
+            <w:sz w:val="24"/>
+            <w:szCs w:val="24"/>
           </w:rPr>
           <w:fldChar w:fldCharType="begin"/>
         </w:r>
         <w:r>
           <w:rPr>
+            <w:rFonts w:ascii="Times New Roman" w:hAnsi="Times New Roman" w:cs="Times New Roman"/>
             <w:noProof/>
             <w:webHidden/>
+            <w:sz w:val="24"/>
+            <w:szCs w:val="24"/>
           </w:rPr>
-          <w:instrText xml:space="preserve"> PAGEREF _Toc105017463 \h </w:instrText>
+          <w:instrText xml:space="preserve"> PAGEREF _Toc105448826 \h </w:instrText>
         </w:r>
         <w:r>
           <w:rPr>
+            <w:rFonts w:ascii="Times New Roman" w:hAnsi="Times New Roman" w:cs="Times New Roman"/>
             <w:noProof/>
             <w:webHidden/>
+            <w:sz w:val="24"/>
+            <w:szCs w:val="24"/>
           </w:rPr>
         </w:r>
         <w:r>
           <w:rPr>
+            <w:rFonts w:ascii="Times New Roman" w:hAnsi="Times New Roman" w:cs="Times New Roman"/>
             <w:noProof/>
             <w:webHidden/>
+            <w:sz w:val="24"/>
+            <w:szCs w:val="24"/>
           </w:rPr>
           <w:fldChar w:fldCharType="separate"/>
         </w:r>
         <w:r>
           <w:rPr>
+            <w:rFonts w:ascii="Times New Roman" w:hAnsi="Times New Roman" w:cs="Times New Roman"/>
             <w:noProof/>
             <w:webHidden/>
+            <w:sz w:val="24"/>
+            <w:szCs w:val="24"/>
           </w:rPr>
           <w:t>13</w:t>
         </w:r>
         <w:r>
           <w:rPr>
+            <w:rFonts w:ascii="Times New Roman" w:hAnsi="Times New Roman" w:cs="Times New Roman"/>
             <w:noProof/>
             <w:webHidden/>
+            <w:sz w:val="24"/>
+            <w:szCs w:val="24"/>
           </w:rPr>
           <w:fldChar w:fldCharType="end"/>
         </w:r>
@@ -2252,81 +2593,114 @@
     </w:p>
     <w:p>
       <w:pPr>
-        <w:pStyle w:val="TOC3"/>
+        <w:pStyle w:val="TOC2"/>
         <w:tabs>
-          <w:tab w:val="left" w:pos="1320"/>
+          <w:tab w:val="left" w:pos="880"/>
           <w:tab w:val="right" w:leader="dot" w:pos="9350"/>
         </w:tabs>
         <w:rPr>
+          <w:rFonts w:ascii="Times New Roman" w:hAnsi="Times New Roman" w:cs="Times New Roman"/>
           <w:noProof/>
-        </w:rPr>
-      </w:pPr>
-      <w:hyperlink w:anchor="_Toc105017464" w:history="1">
+          <w:sz w:val="24"/>
+          <w:szCs w:val="24"/>
+        </w:rPr>
+      </w:pPr>
+      <w:hyperlink w:anchor="_Toc105448827" w:history="1">
         <w:r>
           <w:rPr>
             <w:rStyle w:val="Hyperlink"/>
+            <w:rFonts w:ascii="Times New Roman" w:hAnsi="Times New Roman" w:cs="Times New Roman"/>
             <w:noProof/>
+            <w:sz w:val="24"/>
+            <w:szCs w:val="24"/>
           </w:rPr>
-          <w:t>2.3.2</w:t>
+          <w:t>3.2</w:t>
         </w:r>
         <w:r>
           <w:rPr>
+            <w:rFonts w:ascii="Times New Roman" w:hAnsi="Times New Roman" w:cs="Times New Roman"/>
             <w:noProof/>
+            <w:sz w:val="24"/>
+            <w:szCs w:val="24"/>
           </w:rPr>
           <w:tab/>
         </w:r>
         <w:r>
           <w:rPr>
             <w:rStyle w:val="Hyperlink"/>
+            <w:rFonts w:ascii="Times New Roman" w:hAnsi="Times New Roman" w:cs="Times New Roman"/>
             <w:noProof/>
+            <w:sz w:val="24"/>
+            <w:szCs w:val="24"/>
           </w:rPr>
           <w:t>Structure</w:t>
         </w:r>
         <w:r>
           <w:rPr>
+            <w:rFonts w:ascii="Times New Roman" w:hAnsi="Times New Roman" w:cs="Times New Roman"/>
             <w:noProof/>
             <w:webHidden/>
+            <w:sz w:val="24"/>
+            <w:szCs w:val="24"/>
           </w:rPr>
           <w:tab/>
         </w:r>
         <w:r>
           <w:rPr>
+            <w:rFonts w:ascii="Times New Roman" w:hAnsi="Times New Roman" w:cs="Times New Roman"/>
             <w:noProof/>
             <w:webHidden/>
+            <w:sz w:val="24"/>
+            <w:szCs w:val="24"/>
           </w:rPr>
           <w:fldChar w:fldCharType="begin"/>
         </w:r>
         <w:r>
           <w:rPr>
+            <w:rFonts w:ascii="Times New Roman" w:hAnsi="Times New Roman" w:cs="Times New Roman"/>
             <w:noProof/>
             <w:webHidden/>
+            <w:sz w:val="24"/>
+            <w:szCs w:val="24"/>
           </w:rPr>
-          <w:instrText xml:space="preserve"> PAGEREF _Toc105017464 \h </w:instrText>
+          <w:instrText xml:space="preserve"> PAGEREF _Toc105448827 \h </w:instrText>
         </w:r>
         <w:r>
           <w:rPr>
+            <w:rFonts w:ascii="Times New Roman" w:hAnsi="Times New Roman" w:cs="Times New Roman"/>
             <w:noProof/>
             <w:webHidden/>
+            <w:sz w:val="24"/>
+            <w:szCs w:val="24"/>
           </w:rPr>
         </w:r>
         <w:r>
           <w:rPr>
+            <w:rFonts w:ascii="Times New Roman" w:hAnsi="Times New Roman" w:cs="Times New Roman"/>
             <w:noProof/>
             <w:webHidden/>
+            <w:sz w:val="24"/>
+            <w:szCs w:val="24"/>
           </w:rPr>
           <w:fldChar w:fldCharType="separate"/>
         </w:r>
         <w:r>
           <w:rPr>
+            <w:rFonts w:ascii="Times New Roman" w:hAnsi="Times New Roman" w:cs="Times New Roman"/>
             <w:noProof/>
             <w:webHidden/>
+            <w:sz w:val="24"/>
+            <w:szCs w:val="24"/>
           </w:rPr>
           <w:t>13</w:t>
         </w:r>
         <w:r>
           <w:rPr>
+            <w:rFonts w:ascii="Times New Roman" w:hAnsi="Times New Roman" w:cs="Times New Roman"/>
             <w:noProof/>
             <w:webHidden/>
+            <w:sz w:val="24"/>
+            <w:szCs w:val="24"/>
           </w:rPr>
           <w:fldChar w:fldCharType="end"/>
         </w:r>
@@ -2334,81 +2708,114 @@
     </w:p>
     <w:p>
       <w:pPr>
-        <w:pStyle w:val="TOC3"/>
+        <w:pStyle w:val="TOC2"/>
         <w:tabs>
-          <w:tab w:val="left" w:pos="1320"/>
+          <w:tab w:val="left" w:pos="880"/>
           <w:tab w:val="right" w:leader="dot" w:pos="9350"/>
         </w:tabs>
         <w:rPr>
+          <w:rFonts w:ascii="Times New Roman" w:hAnsi="Times New Roman" w:cs="Times New Roman"/>
           <w:noProof/>
-        </w:rPr>
-      </w:pPr>
-      <w:hyperlink w:anchor="_Toc105017465" w:history="1">
+          <w:sz w:val="24"/>
+          <w:szCs w:val="24"/>
+        </w:rPr>
+      </w:pPr>
+      <w:hyperlink w:anchor="_Toc105448828" w:history="1">
         <w:r>
           <w:rPr>
             <w:rStyle w:val="Hyperlink"/>
+            <w:rFonts w:ascii="Times New Roman" w:hAnsi="Times New Roman" w:cs="Times New Roman"/>
             <w:noProof/>
+            <w:sz w:val="24"/>
+            <w:szCs w:val="24"/>
           </w:rPr>
-          <w:t>2.3.3</w:t>
+          <w:t>3.3</w:t>
         </w:r>
         <w:r>
           <w:rPr>
+            <w:rFonts w:ascii="Times New Roman" w:hAnsi="Times New Roman" w:cs="Times New Roman"/>
             <w:noProof/>
+            <w:sz w:val="24"/>
+            <w:szCs w:val="24"/>
           </w:rPr>
           <w:tab/>
         </w:r>
         <w:r>
           <w:rPr>
             <w:rStyle w:val="Hyperlink"/>
+            <w:rFonts w:ascii="Times New Roman" w:hAnsi="Times New Roman" w:cs="Times New Roman"/>
             <w:noProof/>
+            <w:sz w:val="24"/>
+            <w:szCs w:val="24"/>
           </w:rPr>
           <w:t>Web Sockets</w:t>
         </w:r>
         <w:r>
           <w:rPr>
+            <w:rFonts w:ascii="Times New Roman" w:hAnsi="Times New Roman" w:cs="Times New Roman"/>
             <w:noProof/>
             <w:webHidden/>
+            <w:sz w:val="24"/>
+            <w:szCs w:val="24"/>
           </w:rPr>
           <w:tab/>
         </w:r>
         <w:r>
           <w:rPr>
+            <w:rFonts w:ascii="Times New Roman" w:hAnsi="Times New Roman" w:cs="Times New Roman"/>
             <w:noProof/>
             <w:webHidden/>
+            <w:sz w:val="24"/>
+            <w:szCs w:val="24"/>
           </w:rPr>
           <w:fldChar w:fldCharType="begin"/>
         </w:r>
         <w:r>
           <w:rPr>
+            <w:rFonts w:ascii="Times New Roman" w:hAnsi="Times New Roman" w:cs="Times New Roman"/>
             <w:noProof/>
             <w:webHidden/>
+            <w:sz w:val="24"/>
+            <w:szCs w:val="24"/>
           </w:rPr>
-          <w:instrText xml:space="preserve"> PAGEREF _Toc105017465 \h </w:instrText>
+          <w:instrText xml:space="preserve"> PAGEREF _Toc105448828 \h </w:instrText>
         </w:r>
         <w:r>
           <w:rPr>
+            <w:rFonts w:ascii="Times New Roman" w:hAnsi="Times New Roman" w:cs="Times New Roman"/>
             <w:noProof/>
             <w:webHidden/>
+            <w:sz w:val="24"/>
+            <w:szCs w:val="24"/>
           </w:rPr>
         </w:r>
         <w:r>
           <w:rPr>
+            <w:rFonts w:ascii="Times New Roman" w:hAnsi="Times New Roman" w:cs="Times New Roman"/>
             <w:noProof/>
             <w:webHidden/>
+            <w:sz w:val="24"/>
+            <w:szCs w:val="24"/>
           </w:rPr>
           <w:fldChar w:fldCharType="separate"/>
         </w:r>
         <w:r>
           <w:rPr>
+            <w:rFonts w:ascii="Times New Roman" w:hAnsi="Times New Roman" w:cs="Times New Roman"/>
             <w:noProof/>
             <w:webHidden/>
+            <w:sz w:val="24"/>
+            <w:szCs w:val="24"/>
           </w:rPr>
           <w:t>16</w:t>
         </w:r>
         <w:r>
           <w:rPr>
+            <w:rFonts w:ascii="Times New Roman" w:hAnsi="Times New Roman" w:cs="Times New Roman"/>
             <w:noProof/>
             <w:webHidden/>
+            <w:sz w:val="24"/>
+            <w:szCs w:val="24"/>
           </w:rPr>
           <w:fldChar w:fldCharType="end"/>
         </w:r>
@@ -2422,75 +2829,108 @@
           <w:tab w:val="right" w:leader="dot" w:pos="9350"/>
         </w:tabs>
         <w:rPr>
+          <w:rFonts w:ascii="Times New Roman" w:hAnsi="Times New Roman" w:cs="Times New Roman"/>
           <w:noProof/>
-        </w:rPr>
-      </w:pPr>
-      <w:hyperlink w:anchor="_Toc105017466" w:history="1">
+          <w:sz w:val="24"/>
+          <w:szCs w:val="24"/>
+        </w:rPr>
+      </w:pPr>
+      <w:hyperlink w:anchor="_Toc105448829" w:history="1">
         <w:r>
           <w:rPr>
             <w:rStyle w:val="Hyperlink"/>
+            <w:rFonts w:ascii="Times New Roman" w:hAnsi="Times New Roman" w:cs="Times New Roman"/>
             <w:noProof/>
+            <w:sz w:val="24"/>
+            <w:szCs w:val="24"/>
           </w:rPr>
-          <w:t>3</w:t>
+          <w:t>4</w:t>
         </w:r>
         <w:r>
           <w:rPr>
+            <w:rFonts w:ascii="Times New Roman" w:hAnsi="Times New Roman" w:cs="Times New Roman"/>
             <w:noProof/>
+            <w:sz w:val="24"/>
+            <w:szCs w:val="24"/>
           </w:rPr>
           <w:tab/>
         </w:r>
         <w:r>
           <w:rPr>
             <w:rStyle w:val="Hyperlink"/>
+            <w:rFonts w:ascii="Times New Roman" w:hAnsi="Times New Roman" w:cs="Times New Roman"/>
             <w:noProof/>
+            <w:sz w:val="24"/>
+            <w:szCs w:val="24"/>
           </w:rPr>
           <w:t>Application Description</w:t>
         </w:r>
         <w:r>
           <w:rPr>
+            <w:rFonts w:ascii="Times New Roman" w:hAnsi="Times New Roman" w:cs="Times New Roman"/>
             <w:noProof/>
             <w:webHidden/>
+            <w:sz w:val="24"/>
+            <w:szCs w:val="24"/>
           </w:rPr>
           <w:tab/>
         </w:r>
         <w:r>
           <w:rPr>
+            <w:rFonts w:ascii="Times New Roman" w:hAnsi="Times New Roman" w:cs="Times New Roman"/>
             <w:noProof/>
             <w:webHidden/>
+            <w:sz w:val="24"/>
+            <w:szCs w:val="24"/>
           </w:rPr>
           <w:fldChar w:fldCharType="begin"/>
         </w:r>
         <w:r>
           <w:rPr>
+            <w:rFonts w:ascii="Times New Roman" w:hAnsi="Times New Roman" w:cs="Times New Roman"/>
             <w:noProof/>
             <w:webHidden/>
+            <w:sz w:val="24"/>
+            <w:szCs w:val="24"/>
           </w:rPr>
-          <w:instrText xml:space="preserve"> PAGEREF _Toc105017466 \h </w:instrText>
+          <w:instrText xml:space="preserve"> PAGEREF _Toc105448829 \h </w:instrText>
         </w:r>
         <w:r>
           <w:rPr>
+            <w:rFonts w:ascii="Times New Roman" w:hAnsi="Times New Roman" w:cs="Times New Roman"/>
             <w:noProof/>
             <w:webHidden/>
+            <w:sz w:val="24"/>
+            <w:szCs w:val="24"/>
           </w:rPr>
         </w:r>
         <w:r>
           <w:rPr>
+            <w:rFonts w:ascii="Times New Roman" w:hAnsi="Times New Roman" w:cs="Times New Roman"/>
             <w:noProof/>
             <w:webHidden/>
+            <w:sz w:val="24"/>
+            <w:szCs w:val="24"/>
           </w:rPr>
           <w:fldChar w:fldCharType="separate"/>
         </w:r>
         <w:r>
           <w:rPr>
+            <w:rFonts w:ascii="Times New Roman" w:hAnsi="Times New Roman" w:cs="Times New Roman"/>
             <w:noProof/>
             <w:webHidden/>
+            <w:sz w:val="24"/>
+            <w:szCs w:val="24"/>
           </w:rPr>
           <w:t>18</w:t>
         </w:r>
         <w:r>
           <w:rPr>
+            <w:rFonts w:ascii="Times New Roman" w:hAnsi="Times New Roman" w:cs="Times New Roman"/>
             <w:noProof/>
             <w:webHidden/>
+            <w:sz w:val="24"/>
+            <w:szCs w:val="24"/>
           </w:rPr>
           <w:fldChar w:fldCharType="end"/>
         </w:r>
@@ -2504,75 +2944,108 @@
           <w:tab w:val="right" w:leader="dot" w:pos="9350"/>
         </w:tabs>
         <w:rPr>
+          <w:rFonts w:ascii="Times New Roman" w:hAnsi="Times New Roman" w:cs="Times New Roman"/>
           <w:noProof/>
-        </w:rPr>
-      </w:pPr>
-      <w:hyperlink w:anchor="_Toc105017467" w:history="1">
+          <w:sz w:val="24"/>
+          <w:szCs w:val="24"/>
+        </w:rPr>
+      </w:pPr>
+      <w:hyperlink w:anchor="_Toc105448830" w:history="1">
         <w:r>
           <w:rPr>
             <w:rStyle w:val="Hyperlink"/>
+            <w:rFonts w:ascii="Times New Roman" w:hAnsi="Times New Roman" w:cs="Times New Roman"/>
             <w:noProof/>
+            <w:sz w:val="24"/>
+            <w:szCs w:val="24"/>
           </w:rPr>
-          <w:t>3.1</w:t>
+          <w:t>4.1</w:t>
         </w:r>
         <w:r>
           <w:rPr>
+            <w:rFonts w:ascii="Times New Roman" w:hAnsi="Times New Roman" w:cs="Times New Roman"/>
             <w:noProof/>
+            <w:sz w:val="24"/>
+            <w:szCs w:val="24"/>
           </w:rPr>
           <w:tab/>
         </w:r>
         <w:r>
           <w:rPr>
             <w:rStyle w:val="Hyperlink"/>
+            <w:rFonts w:ascii="Times New Roman" w:hAnsi="Times New Roman" w:cs="Times New Roman"/>
             <w:noProof/>
+            <w:sz w:val="24"/>
+            <w:szCs w:val="24"/>
           </w:rPr>
           <w:t>Introduction</w:t>
         </w:r>
         <w:r>
           <w:rPr>
+            <w:rFonts w:ascii="Times New Roman" w:hAnsi="Times New Roman" w:cs="Times New Roman"/>
             <w:noProof/>
             <w:webHidden/>
+            <w:sz w:val="24"/>
+            <w:szCs w:val="24"/>
           </w:rPr>
           <w:tab/>
         </w:r>
         <w:r>
           <w:rPr>
+            <w:rFonts w:ascii="Times New Roman" w:hAnsi="Times New Roman" w:cs="Times New Roman"/>
             <w:noProof/>
             <w:webHidden/>
+            <w:sz w:val="24"/>
+            <w:szCs w:val="24"/>
           </w:rPr>
           <w:fldChar w:fldCharType="begin"/>
         </w:r>
         <w:r>
           <w:rPr>
+            <w:rFonts w:ascii="Times New Roman" w:hAnsi="Times New Roman" w:cs="Times New Roman"/>
             <w:noProof/>
             <w:webHidden/>
+            <w:sz w:val="24"/>
+            <w:szCs w:val="24"/>
           </w:rPr>
-          <w:instrText xml:space="preserve"> PAGEREF _Toc105017467 \h </w:instrText>
+          <w:instrText xml:space="preserve"> PAGEREF _Toc105448830 \h </w:instrText>
         </w:r>
         <w:r>
           <w:rPr>
+            <w:rFonts w:ascii="Times New Roman" w:hAnsi="Times New Roman" w:cs="Times New Roman"/>
             <w:noProof/>
             <w:webHidden/>
+            <w:sz w:val="24"/>
+            <w:szCs w:val="24"/>
           </w:rPr>
         </w:r>
         <w:r>
           <w:rPr>
+            <w:rFonts w:ascii="Times New Roman" w:hAnsi="Times New Roman" w:cs="Times New Roman"/>
             <w:noProof/>
             <w:webHidden/>
+            <w:sz w:val="24"/>
+            <w:szCs w:val="24"/>
           </w:rPr>
           <w:fldChar w:fldCharType="separate"/>
         </w:r>
         <w:r>
           <w:rPr>
+            <w:rFonts w:ascii="Times New Roman" w:hAnsi="Times New Roman" w:cs="Times New Roman"/>
             <w:noProof/>
             <w:webHidden/>
+            <w:sz w:val="24"/>
+            <w:szCs w:val="24"/>
           </w:rPr>
           <w:t>18</w:t>
         </w:r>
         <w:r>
           <w:rPr>
+            <w:rFonts w:ascii="Times New Roman" w:hAnsi="Times New Roman" w:cs="Times New Roman"/>
             <w:noProof/>
             <w:webHidden/>
+            <w:sz w:val="24"/>
+            <w:szCs w:val="24"/>
           </w:rPr>
           <w:fldChar w:fldCharType="end"/>
         </w:r>
@@ -2586,75 +3059,108 @@
           <w:tab w:val="right" w:leader="dot" w:pos="9350"/>
         </w:tabs>
         <w:rPr>
+          <w:rFonts w:ascii="Times New Roman" w:hAnsi="Times New Roman" w:cs="Times New Roman"/>
           <w:noProof/>
-        </w:rPr>
-      </w:pPr>
-      <w:hyperlink w:anchor="_Toc105017468" w:history="1">
+          <w:sz w:val="24"/>
+          <w:szCs w:val="24"/>
+        </w:rPr>
+      </w:pPr>
+      <w:hyperlink w:anchor="_Toc105448831" w:history="1">
         <w:r>
           <w:rPr>
             <w:rStyle w:val="Hyperlink"/>
+            <w:rFonts w:ascii="Times New Roman" w:hAnsi="Times New Roman" w:cs="Times New Roman"/>
             <w:noProof/>
+            <w:sz w:val="24"/>
+            <w:szCs w:val="24"/>
           </w:rPr>
-          <w:t>3.2</w:t>
+          <w:t>4.2</w:t>
         </w:r>
         <w:r>
           <w:rPr>
+            <w:rFonts w:ascii="Times New Roman" w:hAnsi="Times New Roman" w:cs="Times New Roman"/>
             <w:noProof/>
+            <w:sz w:val="24"/>
+            <w:szCs w:val="24"/>
           </w:rPr>
           <w:tab/>
         </w:r>
         <w:r>
           <w:rPr>
             <w:rStyle w:val="Hyperlink"/>
+            <w:rFonts w:ascii="Times New Roman" w:hAnsi="Times New Roman" w:cs="Times New Roman"/>
             <w:noProof/>
+            <w:sz w:val="24"/>
+            <w:szCs w:val="24"/>
           </w:rPr>
           <w:t>Features</w:t>
         </w:r>
         <w:r>
           <w:rPr>
+            <w:rFonts w:ascii="Times New Roman" w:hAnsi="Times New Roman" w:cs="Times New Roman"/>
             <w:noProof/>
             <w:webHidden/>
+            <w:sz w:val="24"/>
+            <w:szCs w:val="24"/>
           </w:rPr>
           <w:tab/>
         </w:r>
         <w:r>
           <w:rPr>
+            <w:rFonts w:ascii="Times New Roman" w:hAnsi="Times New Roman" w:cs="Times New Roman"/>
             <w:noProof/>
             <w:webHidden/>
+            <w:sz w:val="24"/>
+            <w:szCs w:val="24"/>
           </w:rPr>
           <w:fldChar w:fldCharType="begin"/>
         </w:r>
         <w:r>
           <w:rPr>
+            <w:rFonts w:ascii="Times New Roman" w:hAnsi="Times New Roman" w:cs="Times New Roman"/>
             <w:noProof/>
             <w:webHidden/>
+            <w:sz w:val="24"/>
+            <w:szCs w:val="24"/>
           </w:rPr>
-          <w:instrText xml:space="preserve"> PAGEREF _Toc105017468 \h </w:instrText>
+          <w:instrText xml:space="preserve"> PAGEREF _Toc105448831 \h </w:instrText>
         </w:r>
         <w:r>
           <w:rPr>
+            <w:rFonts w:ascii="Times New Roman" w:hAnsi="Times New Roman" w:cs="Times New Roman"/>
             <w:noProof/>
             <w:webHidden/>
+            <w:sz w:val="24"/>
+            <w:szCs w:val="24"/>
           </w:rPr>
         </w:r>
         <w:r>
           <w:rPr>
+            <w:rFonts w:ascii="Times New Roman" w:hAnsi="Times New Roman" w:cs="Times New Roman"/>
             <w:noProof/>
             <w:webHidden/>
+            <w:sz w:val="24"/>
+            <w:szCs w:val="24"/>
           </w:rPr>
           <w:fldChar w:fldCharType="separate"/>
         </w:r>
         <w:r>
           <w:rPr>
+            <w:rFonts w:ascii="Times New Roman" w:hAnsi="Times New Roman" w:cs="Times New Roman"/>
             <w:noProof/>
             <w:webHidden/>
+            <w:sz w:val="24"/>
+            <w:szCs w:val="24"/>
           </w:rPr>
           <w:t>19</w:t>
         </w:r>
         <w:r>
           <w:rPr>
+            <w:rFonts w:ascii="Times New Roman" w:hAnsi="Times New Roman" w:cs="Times New Roman"/>
             <w:noProof/>
             <w:webHidden/>
+            <w:sz w:val="24"/>
+            <w:szCs w:val="24"/>
           </w:rPr>
           <w:fldChar w:fldCharType="end"/>
         </w:r>
@@ -2668,75 +3174,108 @@
           <w:tab w:val="right" w:leader="dot" w:pos="9350"/>
         </w:tabs>
         <w:rPr>
+          <w:rFonts w:ascii="Times New Roman" w:hAnsi="Times New Roman" w:cs="Times New Roman"/>
           <w:noProof/>
-        </w:rPr>
-      </w:pPr>
-      <w:hyperlink w:anchor="_Toc105017469" w:history="1">
+          <w:sz w:val="24"/>
+          <w:szCs w:val="24"/>
+        </w:rPr>
+      </w:pPr>
+      <w:hyperlink w:anchor="_Toc105448832" w:history="1">
         <w:r>
           <w:rPr>
             <w:rStyle w:val="Hyperlink"/>
+            <w:rFonts w:ascii="Times New Roman" w:hAnsi="Times New Roman" w:cs="Times New Roman"/>
             <w:noProof/>
+            <w:sz w:val="24"/>
+            <w:szCs w:val="24"/>
           </w:rPr>
-          <w:t>3.3</w:t>
+          <w:t>4.3</w:t>
         </w:r>
         <w:r>
           <w:rPr>
+            <w:rFonts w:ascii="Times New Roman" w:hAnsi="Times New Roman" w:cs="Times New Roman"/>
             <w:noProof/>
+            <w:sz w:val="24"/>
+            <w:szCs w:val="24"/>
           </w:rPr>
           <w:tab/>
         </w:r>
         <w:r>
           <w:rPr>
             <w:rStyle w:val="Hyperlink"/>
+            <w:rFonts w:ascii="Times New Roman" w:hAnsi="Times New Roman" w:cs="Times New Roman"/>
             <w:noProof/>
+            <w:sz w:val="24"/>
+            <w:szCs w:val="24"/>
           </w:rPr>
           <w:t>Implementation</w:t>
         </w:r>
         <w:r>
           <w:rPr>
+            <w:rFonts w:ascii="Times New Roman" w:hAnsi="Times New Roman" w:cs="Times New Roman"/>
             <w:noProof/>
             <w:webHidden/>
+            <w:sz w:val="24"/>
+            <w:szCs w:val="24"/>
           </w:rPr>
           <w:tab/>
         </w:r>
         <w:r>
           <w:rPr>
+            <w:rFonts w:ascii="Times New Roman" w:hAnsi="Times New Roman" w:cs="Times New Roman"/>
             <w:noProof/>
             <w:webHidden/>
+            <w:sz w:val="24"/>
+            <w:szCs w:val="24"/>
           </w:rPr>
           <w:fldChar w:fldCharType="begin"/>
         </w:r>
         <w:r>
           <w:rPr>
+            <w:rFonts w:ascii="Times New Roman" w:hAnsi="Times New Roman" w:cs="Times New Roman"/>
             <w:noProof/>
             <w:webHidden/>
+            <w:sz w:val="24"/>
+            <w:szCs w:val="24"/>
           </w:rPr>
-          <w:instrText xml:space="preserve"> PAGEREF _Toc105017469 \h </w:instrText>
+          <w:instrText xml:space="preserve"> PAGEREF _Toc105448832 \h </w:instrText>
         </w:r>
         <w:r>
           <w:rPr>
+            <w:rFonts w:ascii="Times New Roman" w:hAnsi="Times New Roman" w:cs="Times New Roman"/>
             <w:noProof/>
             <w:webHidden/>
+            <w:sz w:val="24"/>
+            <w:szCs w:val="24"/>
           </w:rPr>
         </w:r>
         <w:r>
           <w:rPr>
+            <w:rFonts w:ascii="Times New Roman" w:hAnsi="Times New Roman" w:cs="Times New Roman"/>
             <w:noProof/>
             <w:webHidden/>
+            <w:sz w:val="24"/>
+            <w:szCs w:val="24"/>
           </w:rPr>
           <w:fldChar w:fldCharType="separate"/>
         </w:r>
         <w:r>
           <w:rPr>
+            <w:rFonts w:ascii="Times New Roman" w:hAnsi="Times New Roman" w:cs="Times New Roman"/>
             <w:noProof/>
             <w:webHidden/>
+            <w:sz w:val="24"/>
+            <w:szCs w:val="24"/>
           </w:rPr>
           <w:t>24</w:t>
         </w:r>
         <w:r>
           <w:rPr>
+            <w:rFonts w:ascii="Times New Roman" w:hAnsi="Times New Roman" w:cs="Times New Roman"/>
             <w:noProof/>
             <w:webHidden/>
+            <w:sz w:val="24"/>
+            <w:szCs w:val="24"/>
           </w:rPr>
           <w:fldChar w:fldCharType="end"/>
         </w:r>
@@ -2750,75 +3289,108 @@
           <w:tab w:val="right" w:leader="dot" w:pos="9350"/>
         </w:tabs>
         <w:rPr>
+          <w:rFonts w:ascii="Times New Roman" w:hAnsi="Times New Roman" w:cs="Times New Roman"/>
           <w:noProof/>
-        </w:rPr>
-      </w:pPr>
-      <w:hyperlink w:anchor="_Toc105017470" w:history="1">
+          <w:sz w:val="24"/>
+          <w:szCs w:val="24"/>
+        </w:rPr>
+      </w:pPr>
+      <w:hyperlink w:anchor="_Toc105448833" w:history="1">
         <w:r>
           <w:rPr>
             <w:rStyle w:val="Hyperlink"/>
+            <w:rFonts w:ascii="Times New Roman" w:hAnsi="Times New Roman" w:cs="Times New Roman"/>
             <w:noProof/>
+            <w:sz w:val="24"/>
+            <w:szCs w:val="24"/>
           </w:rPr>
-          <w:t>3.4</w:t>
+          <w:t>4.4</w:t>
         </w:r>
         <w:r>
           <w:rPr>
+            <w:rFonts w:ascii="Times New Roman" w:hAnsi="Times New Roman" w:cs="Times New Roman"/>
             <w:noProof/>
+            <w:sz w:val="24"/>
+            <w:szCs w:val="24"/>
           </w:rPr>
           <w:tab/>
         </w:r>
         <w:r>
           <w:rPr>
             <w:rStyle w:val="Hyperlink"/>
+            <w:rFonts w:ascii="Times New Roman" w:hAnsi="Times New Roman" w:cs="Times New Roman"/>
             <w:noProof/>
+            <w:sz w:val="24"/>
+            <w:szCs w:val="24"/>
           </w:rPr>
           <w:t>Used technologies</w:t>
         </w:r>
         <w:r>
           <w:rPr>
+            <w:rFonts w:ascii="Times New Roman" w:hAnsi="Times New Roman" w:cs="Times New Roman"/>
             <w:noProof/>
             <w:webHidden/>
+            <w:sz w:val="24"/>
+            <w:szCs w:val="24"/>
           </w:rPr>
           <w:tab/>
         </w:r>
         <w:r>
           <w:rPr>
+            <w:rFonts w:ascii="Times New Roman" w:hAnsi="Times New Roman" w:cs="Times New Roman"/>
             <w:noProof/>
             <w:webHidden/>
+            <w:sz w:val="24"/>
+            <w:szCs w:val="24"/>
           </w:rPr>
           <w:fldChar w:fldCharType="begin"/>
         </w:r>
         <w:r>
           <w:rPr>
+            <w:rFonts w:ascii="Times New Roman" w:hAnsi="Times New Roman" w:cs="Times New Roman"/>
             <w:noProof/>
             <w:webHidden/>
+            <w:sz w:val="24"/>
+            <w:szCs w:val="24"/>
           </w:rPr>
-          <w:instrText xml:space="preserve"> PAGEREF _Toc105017470 \h </w:instrText>
+          <w:instrText xml:space="preserve"> PAGEREF _Toc105448833 \h </w:instrText>
         </w:r>
         <w:r>
           <w:rPr>
+            <w:rFonts w:ascii="Times New Roman" w:hAnsi="Times New Roman" w:cs="Times New Roman"/>
             <w:noProof/>
             <w:webHidden/>
+            <w:sz w:val="24"/>
+            <w:szCs w:val="24"/>
           </w:rPr>
         </w:r>
         <w:r>
           <w:rPr>
+            <w:rFonts w:ascii="Times New Roman" w:hAnsi="Times New Roman" w:cs="Times New Roman"/>
             <w:noProof/>
             <w:webHidden/>
+            <w:sz w:val="24"/>
+            <w:szCs w:val="24"/>
           </w:rPr>
           <w:fldChar w:fldCharType="separate"/>
         </w:r>
         <w:r>
           <w:rPr>
+            <w:rFonts w:ascii="Times New Roman" w:hAnsi="Times New Roman" w:cs="Times New Roman"/>
             <w:noProof/>
             <w:webHidden/>
+            <w:sz w:val="24"/>
+            <w:szCs w:val="24"/>
           </w:rPr>
           <w:t>29</w:t>
         </w:r>
         <w:r>
           <w:rPr>
+            <w:rFonts w:ascii="Times New Roman" w:hAnsi="Times New Roman" w:cs="Times New Roman"/>
             <w:noProof/>
             <w:webHidden/>
+            <w:sz w:val="24"/>
+            <w:szCs w:val="24"/>
           </w:rPr>
           <w:fldChar w:fldCharType="end"/>
         </w:r>
@@ -2832,75 +3404,108 @@
           <w:tab w:val="right" w:leader="dot" w:pos="9350"/>
         </w:tabs>
         <w:rPr>
+          <w:rFonts w:ascii="Times New Roman" w:hAnsi="Times New Roman" w:cs="Times New Roman"/>
           <w:noProof/>
-        </w:rPr>
-      </w:pPr>
-      <w:hyperlink w:anchor="_Toc105017471" w:history="1">
+          <w:sz w:val="24"/>
+          <w:szCs w:val="24"/>
+        </w:rPr>
+      </w:pPr>
+      <w:hyperlink w:anchor="_Toc105448834" w:history="1">
         <w:r>
           <w:rPr>
             <w:rStyle w:val="Hyperlink"/>
+            <w:rFonts w:ascii="Times New Roman" w:hAnsi="Times New Roman" w:cs="Times New Roman"/>
             <w:noProof/>
+            <w:sz w:val="24"/>
+            <w:szCs w:val="24"/>
           </w:rPr>
-          <w:t>4</w:t>
+          <w:t>5</w:t>
         </w:r>
         <w:r>
           <w:rPr>
+            <w:rFonts w:ascii="Times New Roman" w:hAnsi="Times New Roman" w:cs="Times New Roman"/>
             <w:noProof/>
+            <w:sz w:val="24"/>
+            <w:szCs w:val="24"/>
           </w:rPr>
           <w:tab/>
         </w:r>
         <w:r>
           <w:rPr>
             <w:rStyle w:val="Hyperlink"/>
+            <w:rFonts w:ascii="Times New Roman" w:hAnsi="Times New Roman" w:cs="Times New Roman"/>
             <w:noProof/>
+            <w:sz w:val="24"/>
+            <w:szCs w:val="24"/>
           </w:rPr>
           <w:t>Conclusions</w:t>
         </w:r>
         <w:r>
           <w:rPr>
+            <w:rFonts w:ascii="Times New Roman" w:hAnsi="Times New Roman" w:cs="Times New Roman"/>
             <w:noProof/>
             <w:webHidden/>
+            <w:sz w:val="24"/>
+            <w:szCs w:val="24"/>
           </w:rPr>
           <w:tab/>
         </w:r>
         <w:r>
           <w:rPr>
+            <w:rFonts w:ascii="Times New Roman" w:hAnsi="Times New Roman" w:cs="Times New Roman"/>
             <w:noProof/>
             <w:webHidden/>
+            <w:sz w:val="24"/>
+            <w:szCs w:val="24"/>
           </w:rPr>
           <w:fldChar w:fldCharType="begin"/>
         </w:r>
         <w:r>
           <w:rPr>
+            <w:rFonts w:ascii="Times New Roman" w:hAnsi="Times New Roman" w:cs="Times New Roman"/>
             <w:noProof/>
             <w:webHidden/>
+            <w:sz w:val="24"/>
+            <w:szCs w:val="24"/>
           </w:rPr>
-          <w:instrText xml:space="preserve"> PAGEREF _Toc105017471 \h </w:instrText>
+          <w:instrText xml:space="preserve"> PAGEREF _Toc105448834 \h </w:instrText>
         </w:r>
         <w:r>
           <w:rPr>
+            <w:rFonts w:ascii="Times New Roman" w:hAnsi="Times New Roman" w:cs="Times New Roman"/>
             <w:noProof/>
             <w:webHidden/>
+            <w:sz w:val="24"/>
+            <w:szCs w:val="24"/>
           </w:rPr>
         </w:r>
         <w:r>
           <w:rPr>
+            <w:rFonts w:ascii="Times New Roman" w:hAnsi="Times New Roman" w:cs="Times New Roman"/>
             <w:noProof/>
             <w:webHidden/>
+            <w:sz w:val="24"/>
+            <w:szCs w:val="24"/>
           </w:rPr>
           <w:fldChar w:fldCharType="separate"/>
         </w:r>
         <w:r>
           <w:rPr>
+            <w:rFonts w:ascii="Times New Roman" w:hAnsi="Times New Roman" w:cs="Times New Roman"/>
             <w:noProof/>
             <w:webHidden/>
+            <w:sz w:val="24"/>
+            <w:szCs w:val="24"/>
           </w:rPr>
           <w:t>30</w:t>
         </w:r>
         <w:r>
           <w:rPr>
+            <w:rFonts w:ascii="Times New Roman" w:hAnsi="Times New Roman" w:cs="Times New Roman"/>
             <w:noProof/>
             <w:webHidden/>
+            <w:sz w:val="24"/>
+            <w:szCs w:val="24"/>
           </w:rPr>
           <w:fldChar w:fldCharType="end"/>
         </w:r>
@@ -2986,7 +3591,7 @@
       <w:pPr>
         <w:pStyle w:val="Heading1"/>
       </w:pPr>
-      <w:bookmarkStart w:id="0" w:name="_Toc105017452"/>
+      <w:bookmarkStart w:id="0" w:name="_Toc105448815"/>
       <w:r>
         <w:lastRenderedPageBreak/>
         <w:t>Introduction</w:t>
@@ -3346,7 +3951,7 @@
         <w:pStyle w:val="Heading2"/>
         <w:spacing w:line="360" w:lineRule="auto"/>
       </w:pPr>
-      <w:bookmarkStart w:id="1" w:name="_Toc105017453"/>
+      <w:bookmarkStart w:id="1" w:name="_Toc105448816"/>
       <w:r>
         <w:t>Objectives</w:t>
       </w:r>
@@ -3613,7 +4218,7 @@
       <w:pPr>
         <w:pStyle w:val="Heading2"/>
       </w:pPr>
-      <w:bookmarkStart w:id="2" w:name="_Toc105017454"/>
+      <w:bookmarkStart w:id="2" w:name="_Toc105448817"/>
       <w:r>
         <w:t>Thesis outline</w:t>
       </w:r>
@@ -3646,7 +4251,23 @@
           <w:sz w:val="24"/>
           <w:szCs w:val="24"/>
         </w:rPr>
-        <w:t xml:space="preserve">The content of this thesis is structured in three parts: </w:t>
+        <w:t>The content of th</w:t>
+      </w:r>
+      <w:r>
+        <w:rPr>
+          <w:rFonts w:ascii="Times New Roman" w:hAnsi="Times New Roman" w:cs="Times New Roman"/>
+          <w:sz w:val="24"/>
+          <w:szCs w:val="24"/>
+        </w:rPr>
+        <w:t>is thesis is structured in four</w:t>
+      </w:r>
+      <w:r>
+        <w:rPr>
+          <w:rFonts w:ascii="Times New Roman" w:hAnsi="Times New Roman" w:cs="Times New Roman"/>
+          <w:sz w:val="24"/>
+          <w:szCs w:val="24"/>
+        </w:rPr>
+        <w:t xml:space="preserve"> parts: </w:t>
       </w:r>
     </w:p>
     <w:p>
@@ -3761,79 +4382,7 @@
           <w:sz w:val="24"/>
           <w:szCs w:val="24"/>
         </w:rPr>
-        <w:t xml:space="preserve">how such a system should be developed. </w:t>
-      </w:r>
-      <w:r>
-        <w:rPr>
-          <w:rFonts w:ascii="Times New Roman" w:hAnsi="Times New Roman" w:cs="Times New Roman"/>
-          <w:sz w:val="24"/>
-          <w:szCs w:val="24"/>
-        </w:rPr>
-        <w:t>At</w:t>
-      </w:r>
-      <w:r>
-        <w:rPr>
-          <w:rFonts w:ascii="Times New Roman" w:hAnsi="Times New Roman" w:cs="Times New Roman"/>
-          <w:sz w:val="24"/>
-          <w:szCs w:val="24"/>
-        </w:rPr>
-        <w:t xml:space="preserve"> the end of the chapter, there is a part dedicated to web applications, focusing on how th</w:t>
-      </w:r>
-      <w:r>
-        <w:rPr>
-          <w:rFonts w:ascii="Times New Roman" w:hAnsi="Times New Roman" w:cs="Times New Roman"/>
-          <w:sz w:val="24"/>
-          <w:szCs w:val="24"/>
-        </w:rPr>
-        <w:t>ey have improved over the years and</w:t>
-      </w:r>
-      <w:r>
-        <w:rPr>
-          <w:rFonts w:ascii="Times New Roman" w:hAnsi="Times New Roman" w:cs="Times New Roman"/>
-          <w:sz w:val="24"/>
-          <w:szCs w:val="24"/>
-        </w:rPr>
-        <w:t xml:space="preserve"> what is their structure; </w:t>
-      </w:r>
-      <w:r>
-        <w:rPr>
-          <w:rFonts w:ascii="Times New Roman" w:hAnsi="Times New Roman" w:cs="Times New Roman"/>
-          <w:sz w:val="24"/>
-          <w:szCs w:val="24"/>
-        </w:rPr>
-        <w:t xml:space="preserve">also there is </w:t>
-      </w:r>
-      <w:r>
-        <w:rPr>
-          <w:rFonts w:ascii="Times New Roman" w:hAnsi="Times New Roman" w:cs="Times New Roman"/>
-          <w:sz w:val="24"/>
-          <w:szCs w:val="24"/>
-        </w:rPr>
-        <w:t xml:space="preserve">a </w:t>
-      </w:r>
-      <w:r>
-        <w:rPr>
-          <w:rFonts w:ascii="Times New Roman" w:hAnsi="Times New Roman" w:cs="Times New Roman"/>
-          <w:sz w:val="24"/>
-          <w:szCs w:val="24"/>
-        </w:rPr>
-        <w:t>section dedicated to web</w:t>
-      </w:r>
-      <w:r>
-        <w:rPr>
-          <w:rFonts w:ascii="Times New Roman" w:hAnsi="Times New Roman" w:cs="Times New Roman"/>
-          <w:sz w:val="24"/>
-          <w:szCs w:val="24"/>
-        </w:rPr>
-        <w:t xml:space="preserve"> </w:t>
-      </w:r>
-      <w:r>
-        <w:rPr>
-          <w:rFonts w:ascii="Times New Roman" w:hAnsi="Times New Roman" w:cs="Times New Roman"/>
-          <w:sz w:val="24"/>
-          <w:szCs w:val="24"/>
-        </w:rPr>
-        <w:t>sockets.</w:t>
+        <w:t>how such a system should be developed.</w:t>
       </w:r>
     </w:p>
     <w:p>
@@ -3852,39 +4401,87 @@
           <w:sz w:val="24"/>
           <w:szCs w:val="24"/>
         </w:rPr>
-        <w:t>The second part, Chapter 3 – Application Description, shows the process of application’s development. Firstly, there are presented the features of the application</w:t>
-      </w:r>
-      <w:r>
-        <w:rPr>
-          <w:rFonts w:ascii="Times New Roman" w:hAnsi="Times New Roman" w:cs="Times New Roman"/>
-          <w:sz w:val="24"/>
-          <w:szCs w:val="24"/>
-        </w:rPr>
-        <w:t>, how the pages of the application look and behave</w:t>
-      </w:r>
-      <w:r>
-        <w:rPr>
-          <w:rFonts w:ascii="Times New Roman" w:hAnsi="Times New Roman" w:cs="Times New Roman"/>
-          <w:sz w:val="24"/>
-          <w:szCs w:val="24"/>
-        </w:rPr>
-        <w:t xml:space="preserve">. Furthermore, there is described the process of implementation, offering explanations for the choices </w:t>
-      </w:r>
-      <w:r>
-        <w:rPr>
-          <w:rFonts w:ascii="Times New Roman" w:hAnsi="Times New Roman" w:cs="Times New Roman"/>
-          <w:sz w:val="24"/>
-          <w:szCs w:val="24"/>
-        </w:rPr>
-        <w:t xml:space="preserve">that were made. The last section is dedicated to the </w:t>
-      </w:r>
-      <w:r>
-        <w:rPr>
-          <w:rFonts w:ascii="Times New Roman" w:hAnsi="Times New Roman" w:cs="Times New Roman"/>
-          <w:sz w:val="24"/>
-          <w:szCs w:val="24"/>
-        </w:rPr>
-        <w:t xml:space="preserve">used technologies during the development process. </w:t>
+        <w:t>The next part, Chapter 3 – Web applications,</w:t>
+      </w:r>
+      <w:r>
+        <w:rPr>
+          <w:rFonts w:ascii="Times New Roman" w:hAnsi="Times New Roman" w:cs="Times New Roman"/>
+          <w:sz w:val="24"/>
+          <w:szCs w:val="24"/>
+        </w:rPr>
+        <w:t xml:space="preserve"> </w:t>
+      </w:r>
+      <w:r>
+        <w:rPr>
+          <w:rFonts w:ascii="Times New Roman" w:hAnsi="Times New Roman" w:cs="Times New Roman"/>
+          <w:sz w:val="24"/>
+          <w:szCs w:val="24"/>
+        </w:rPr>
+        <w:t>is</w:t>
+      </w:r>
+      <w:r>
+        <w:rPr>
+          <w:rFonts w:ascii="Times New Roman" w:hAnsi="Times New Roman" w:cs="Times New Roman"/>
+          <w:sz w:val="24"/>
+          <w:szCs w:val="24"/>
+        </w:rPr>
+        <w:t xml:space="preserve"> dedicated to web applications, focusing on how th</w:t>
+      </w:r>
+      <w:r>
+        <w:rPr>
+          <w:rFonts w:ascii="Times New Roman" w:hAnsi="Times New Roman" w:cs="Times New Roman"/>
+          <w:sz w:val="24"/>
+          <w:szCs w:val="24"/>
+        </w:rPr>
+        <w:t>ey have improved over the years and</w:t>
+      </w:r>
+      <w:r>
+        <w:rPr>
+          <w:rFonts w:ascii="Times New Roman" w:hAnsi="Times New Roman" w:cs="Times New Roman"/>
+          <w:sz w:val="24"/>
+          <w:szCs w:val="24"/>
+        </w:rPr>
+        <w:t xml:space="preserve"> what is their structure; </w:t>
+      </w:r>
+      <w:r>
+        <w:rPr>
+          <w:rFonts w:ascii="Times New Roman" w:hAnsi="Times New Roman" w:cs="Times New Roman"/>
+          <w:sz w:val="24"/>
+          <w:szCs w:val="24"/>
+        </w:rPr>
+        <w:t xml:space="preserve">also there is </w:t>
+      </w:r>
+      <w:r>
+        <w:rPr>
+          <w:rFonts w:ascii="Times New Roman" w:hAnsi="Times New Roman" w:cs="Times New Roman"/>
+          <w:sz w:val="24"/>
+          <w:szCs w:val="24"/>
+        </w:rPr>
+        <w:t xml:space="preserve">a </w:t>
+      </w:r>
+      <w:r>
+        <w:rPr>
+          <w:rFonts w:ascii="Times New Roman" w:hAnsi="Times New Roman" w:cs="Times New Roman"/>
+          <w:sz w:val="24"/>
+          <w:szCs w:val="24"/>
+        </w:rPr>
+        <w:t>section dedicated to web</w:t>
+      </w:r>
+      <w:r>
+        <w:rPr>
+          <w:rFonts w:ascii="Times New Roman" w:hAnsi="Times New Roman" w:cs="Times New Roman"/>
+          <w:sz w:val="24"/>
+          <w:szCs w:val="24"/>
+        </w:rPr>
+        <w:t xml:space="preserve"> </w:t>
+      </w:r>
+      <w:r>
+        <w:rPr>
+          <w:rFonts w:ascii="Times New Roman" w:hAnsi="Times New Roman" w:cs="Times New Roman"/>
+          <w:sz w:val="24"/>
+          <w:szCs w:val="24"/>
+        </w:rPr>
+        <w:t>sockets.</w:t>
       </w:r>
     </w:p>
     <w:p>
@@ -3903,7 +4500,74 @@
           <w:sz w:val="24"/>
           <w:szCs w:val="24"/>
         </w:rPr>
-        <w:t xml:space="preserve">The last part, Chapter 4 – Conclusions, as the name suggests, presents the obtained results of this </w:t>
+        <w:t>The third part, Chapter 4</w:t>
+      </w:r>
+      <w:r>
+        <w:rPr>
+          <w:rFonts w:ascii="Times New Roman" w:hAnsi="Times New Roman" w:cs="Times New Roman"/>
+          <w:sz w:val="24"/>
+          <w:szCs w:val="24"/>
+        </w:rPr>
+        <w:t xml:space="preserve"> – Application Description, shows the process of application’s development. Firstly, there are presented the features of the application</w:t>
+      </w:r>
+      <w:r>
+        <w:rPr>
+          <w:rFonts w:ascii="Times New Roman" w:hAnsi="Times New Roman" w:cs="Times New Roman"/>
+          <w:sz w:val="24"/>
+          <w:szCs w:val="24"/>
+        </w:rPr>
+        <w:t>, how the pages of the application look and behave</w:t>
+      </w:r>
+      <w:r>
+        <w:rPr>
+          <w:rFonts w:ascii="Times New Roman" w:hAnsi="Times New Roman" w:cs="Times New Roman"/>
+          <w:sz w:val="24"/>
+          <w:szCs w:val="24"/>
+        </w:rPr>
+        <w:t xml:space="preserve">. Furthermore, there is described the process of implementation, offering explanations for the choices </w:t>
+      </w:r>
+      <w:r>
+        <w:rPr>
+          <w:rFonts w:ascii="Times New Roman" w:hAnsi="Times New Roman" w:cs="Times New Roman"/>
+          <w:sz w:val="24"/>
+          <w:szCs w:val="24"/>
+        </w:rPr>
+        <w:t xml:space="preserve">that were made. The last section is dedicated to the </w:t>
+      </w:r>
+      <w:r>
+        <w:rPr>
+          <w:rFonts w:ascii="Times New Roman" w:hAnsi="Times New Roman" w:cs="Times New Roman"/>
+          <w:sz w:val="24"/>
+          <w:szCs w:val="24"/>
+        </w:rPr>
+        <w:t xml:space="preserve">used technologies during the development process. </w:t>
+      </w:r>
+    </w:p>
+    <w:p>
+      <w:pPr>
+        <w:spacing w:line="360" w:lineRule="auto"/>
+        <w:jc w:val="both"/>
+        <w:rPr>
+          <w:rFonts w:ascii="Times New Roman" w:hAnsi="Times New Roman" w:cs="Times New Roman"/>
+          <w:sz w:val="24"/>
+          <w:szCs w:val="24"/>
+        </w:rPr>
+      </w:pPr>
+      <w:r>
+        <w:rPr>
+          <w:rFonts w:ascii="Times New Roman" w:hAnsi="Times New Roman" w:cs="Times New Roman"/>
+          <w:sz w:val="24"/>
+          <w:szCs w:val="24"/>
+        </w:rPr>
+        <w:t>The last part, Chapter 5</w:t>
+      </w:r>
+      <w:r>
+        <w:rPr>
+          <w:rFonts w:ascii="Times New Roman" w:hAnsi="Times New Roman" w:cs="Times New Roman"/>
+          <w:sz w:val="24"/>
+          <w:szCs w:val="24"/>
+        </w:rPr>
+        <w:t xml:space="preserve"> – Conclusions, as the name suggests, presents the obtained results of this </w:t>
       </w:r>
       <w:r>
         <w:rPr>
@@ -3936,13 +4600,12 @@
     <w:p/>
     <w:p/>
     <w:p/>
-    <w:p/>
     <w:p>
       <w:pPr>
         <w:pStyle w:val="Heading1"/>
         <w:spacing w:line="360" w:lineRule="auto"/>
       </w:pPr>
-      <w:bookmarkStart w:id="3" w:name="_Toc105017455"/>
+      <w:bookmarkStart w:id="3" w:name="_Toc105448818"/>
       <w:r>
         <w:lastRenderedPageBreak/>
         <w:t>Theoretical Background</w:t>
@@ -3952,6 +4615,7 @@
     <w:p>
       <w:pPr>
         <w:rPr>
+          <w:rFonts w:ascii="Times New Roman" w:hAnsi="Times New Roman" w:cs="Times New Roman"/>
           <w:sz w:val="56"/>
           <w:szCs w:val="56"/>
         </w:rPr>
@@ -3962,9 +4626,12 @@
         <w:pStyle w:val="Heading2"/>
         <w:spacing w:line="360" w:lineRule="auto"/>
       </w:pPr>
-      <w:bookmarkStart w:id="4" w:name="_Toc105017456"/>
-      <w:r>
-        <w:t>Patient Doctor Relationship</w:t>
+      <w:bookmarkStart w:id="4" w:name="_Toc105448819"/>
+      <w:r>
+        <w:t>Patient-</w:t>
+      </w:r>
+      <w:r>
+        <w:t>Doctor Relationship</w:t>
       </w:r>
       <w:bookmarkEnd w:id="4"/>
     </w:p>
@@ -3982,7 +4649,7 @@
         <w:pStyle w:val="Heading3"/>
         <w:spacing w:line="360" w:lineRule="auto"/>
       </w:pPr>
-      <w:bookmarkStart w:id="5" w:name="_Toc105017457"/>
+      <w:bookmarkStart w:id="5" w:name="_Toc105448820"/>
       <w:r>
         <w:t>Brief History</w:t>
       </w:r>
@@ -5053,7 +5720,7 @@
       <w:pPr>
         <w:pStyle w:val="Heading3"/>
       </w:pPr>
-      <w:bookmarkStart w:id="6" w:name="_Toc105017458"/>
+      <w:bookmarkStart w:id="6" w:name="_Toc105448821"/>
       <w:r>
         <w:lastRenderedPageBreak/>
         <w:t>Different T</w:t>
@@ -6975,7 +7642,7 @@
         <w:pStyle w:val="Heading2"/>
         <w:spacing w:line="360" w:lineRule="auto"/>
       </w:pPr>
-      <w:bookmarkStart w:id="7" w:name="_Toc105017459"/>
+      <w:bookmarkStart w:id="7" w:name="_Toc105448822"/>
       <w:r>
         <w:lastRenderedPageBreak/>
         <w:t>Patient-Doctor Relationship</w:t>
@@ -7000,7 +7667,7 @@
         <w:pStyle w:val="Heading3"/>
         <w:spacing w:line="360" w:lineRule="auto"/>
       </w:pPr>
-      <w:bookmarkStart w:id="8" w:name="_Toc105017460"/>
+      <w:bookmarkStart w:id="8" w:name="_Toc105448823"/>
       <w:r>
         <w:t>Why and h</w:t>
       </w:r>
@@ -8274,7 +8941,7 @@
         <w:pStyle w:val="Heading3"/>
         <w:spacing w:line="360" w:lineRule="auto"/>
       </w:pPr>
-      <w:bookmarkStart w:id="9" w:name="_Toc105017461"/>
+      <w:bookmarkStart w:id="9" w:name="_Toc105448824"/>
       <w:r>
         <w:t>Problems with a software system for managing the patient-doctor interaction</w:t>
       </w:r>
@@ -8891,6 +9558,47 @@
     </w:p>
     <w:p>
       <w:pPr>
+        <w:pStyle w:val="Heading1"/>
+      </w:pPr>
+      <w:bookmarkStart w:id="10" w:name="_Toc105448825"/>
+      <w:r>
+        <w:lastRenderedPageBreak/>
+        <w:t>Web applications</w:t>
+      </w:r>
+      <w:bookmarkEnd w:id="10"/>
+    </w:p>
+    <w:p>
+      <w:pPr>
+        <w:spacing w:line="360" w:lineRule="auto"/>
+        <w:rPr>
+          <w:rFonts w:ascii="Times New Roman" w:hAnsi="Times New Roman" w:cs="Times New Roman"/>
+          <w:sz w:val="56"/>
+          <w:szCs w:val="56"/>
+        </w:rPr>
+      </w:pPr>
+    </w:p>
+    <w:p>
+      <w:pPr>
+        <w:pStyle w:val="Heading2"/>
+      </w:pPr>
+      <w:bookmarkStart w:id="11" w:name="_Toc105448826"/>
+      <w:r>
+        <w:t>Brief history</w:t>
+      </w:r>
+      <w:bookmarkEnd w:id="11"/>
+    </w:p>
+    <w:p>
+      <w:pPr>
+        <w:spacing w:line="360" w:lineRule="auto"/>
+        <w:rPr>
+          <w:rFonts w:ascii="Times New Roman" w:hAnsi="Times New Roman" w:cs="Times New Roman"/>
+          <w:sz w:val="24"/>
+          <w:szCs w:val="24"/>
+        </w:rPr>
+      </w:pPr>
+    </w:p>
+    <w:p>
+      <w:pPr>
         <w:spacing w:line="360" w:lineRule="auto"/>
         <w:jc w:val="both"/>
         <w:rPr>
@@ -8899,48 +9607,352 @@
           <w:szCs w:val="24"/>
         </w:rPr>
       </w:pPr>
-    </w:p>
-    <w:p>
-      <w:pPr>
-        <w:pStyle w:val="Heading2"/>
-        <w:spacing w:line="360" w:lineRule="auto"/>
-      </w:pPr>
-      <w:bookmarkStart w:id="10" w:name="_Toc105017462"/>
-      <w:r>
-        <w:t>Web applications</w:t>
-      </w:r>
-      <w:bookmarkEnd w:id="10"/>
-    </w:p>
-    <w:p>
-      <w:pPr>
-        <w:spacing w:line="360" w:lineRule="auto"/>
-        <w:rPr>
-          <w:rFonts w:ascii="Times New Roman" w:hAnsi="Times New Roman" w:cs="Times New Roman"/>
-          <w:sz w:val="40"/>
-          <w:szCs w:val="40"/>
-        </w:rPr>
-      </w:pPr>
-    </w:p>
-    <w:p>
-      <w:pPr>
-        <w:pStyle w:val="Heading3"/>
-        <w:spacing w:line="360" w:lineRule="auto"/>
-      </w:pPr>
-      <w:bookmarkStart w:id="11" w:name="_Toc105017463"/>
-      <w:r>
-        <w:t>Brief history</w:t>
-      </w:r>
-      <w:bookmarkEnd w:id="11"/>
-    </w:p>
-    <w:p>
-      <w:pPr>
-        <w:spacing w:line="360" w:lineRule="auto"/>
-        <w:rPr>
-          <w:rFonts w:ascii="Times New Roman" w:hAnsi="Times New Roman" w:cs="Times New Roman"/>
-          <w:sz w:val="24"/>
-          <w:szCs w:val="24"/>
-        </w:rPr>
-      </w:pPr>
+      <w:r>
+        <w:rPr>
+          <w:rFonts w:ascii="Times New Roman" w:hAnsi="Times New Roman" w:cs="Times New Roman"/>
+          <w:sz w:val="24"/>
+          <w:szCs w:val="24"/>
+        </w:rPr>
+        <w:t>W</w:t>
+      </w:r>
+      <w:r>
+        <w:rPr>
+          <w:rFonts w:ascii="Times New Roman" w:hAnsi="Times New Roman" w:cs="Times New Roman"/>
+          <w:sz w:val="24"/>
+          <w:szCs w:val="24"/>
+        </w:rPr>
+        <w:t xml:space="preserve">eb applications are part of our daily life thanks to their ease of use by a regular user, who does not need programming knowledge, but also to their applicability in various fields, starting from </w:t>
+      </w:r>
+      <w:r>
+        <w:rPr>
+          <w:rFonts w:ascii="Times New Roman" w:hAnsi="Times New Roman" w:cs="Times New Roman"/>
+          <w:sz w:val="24"/>
+          <w:szCs w:val="24"/>
+        </w:rPr>
+        <w:t xml:space="preserve">e-commerce, social networks and ending with the domain that </w:t>
+      </w:r>
+      <w:r>
+        <w:rPr>
+          <w:rFonts w:ascii="Times New Roman" w:hAnsi="Times New Roman" w:cs="Times New Roman"/>
+          <w:sz w:val="24"/>
+          <w:szCs w:val="24"/>
+        </w:rPr>
+        <w:t>attracts our attention</w:t>
+      </w:r>
+      <w:r>
+        <w:rPr>
+          <w:rFonts w:ascii="Times New Roman" w:hAnsi="Times New Roman" w:cs="Times New Roman"/>
+          <w:sz w:val="24"/>
+          <w:szCs w:val="24"/>
+        </w:rPr>
+        <w:t>, the medical one.</w:t>
+      </w:r>
+      <w:r>
+        <w:rPr>
+          <w:rFonts w:ascii="Times New Roman" w:hAnsi="Times New Roman" w:cs="Times New Roman"/>
+          <w:sz w:val="24"/>
+          <w:szCs w:val="24"/>
+        </w:rPr>
+        <w:t xml:space="preserve"> Web applications started to develop in the 90s, being initially only static HTML pages, after that being possible to add media files, but they were still static. An important element in making dynamic pages as we know them today was the invention of JavaS</w:t>
+      </w:r>
+      <w:r>
+        <w:rPr>
+          <w:rFonts w:ascii="Times New Roman" w:hAnsi="Times New Roman" w:cs="Times New Roman"/>
+          <w:sz w:val="24"/>
+          <w:szCs w:val="24"/>
+        </w:rPr>
+        <w:t xml:space="preserve">cript in 1995, allowing animations to be displayed. </w:t>
+      </w:r>
+      <w:r>
+        <w:rPr>
+          <w:rFonts w:ascii="Times New Roman" w:hAnsi="Times New Roman" w:cs="Times New Roman"/>
+          <w:sz w:val="24"/>
+          <w:szCs w:val="24"/>
+        </w:rPr>
+        <w:t xml:space="preserve">The move from static web </w:t>
+      </w:r>
+      <w:r>
+        <w:rPr>
+          <w:rFonts w:ascii="Times New Roman" w:hAnsi="Times New Roman" w:cs="Times New Roman"/>
+          <w:sz w:val="24"/>
+          <w:szCs w:val="24"/>
+        </w:rPr>
+        <w:t>pages to dynamic ones was materialized in 2005 with th</w:t>
+      </w:r>
+      <w:r>
+        <w:rPr>
+          <w:rFonts w:ascii="Times New Roman" w:hAnsi="Times New Roman" w:cs="Times New Roman"/>
+          <w:sz w:val="24"/>
+          <w:szCs w:val="24"/>
+        </w:rPr>
+        <w:t xml:space="preserve">e </w:t>
+      </w:r>
+      <w:r>
+        <w:rPr>
+          <w:rFonts w:ascii="Times New Roman" w:hAnsi="Times New Roman" w:cs="Times New Roman"/>
+          <w:sz w:val="24"/>
+          <w:szCs w:val="24"/>
+        </w:rPr>
+        <w:t>creation</w:t>
+      </w:r>
+      <w:r>
+        <w:rPr>
+          <w:rFonts w:ascii="Times New Roman" w:hAnsi="Times New Roman" w:cs="Times New Roman"/>
+          <w:sz w:val="24"/>
+          <w:szCs w:val="24"/>
+        </w:rPr>
+        <w:t xml:space="preserve"> of Ajax</w:t>
+      </w:r>
+      <w:r>
+        <w:rPr>
+          <w:rFonts w:ascii="Times New Roman" w:hAnsi="Times New Roman" w:cs="Times New Roman"/>
+          <w:sz w:val="24"/>
+          <w:szCs w:val="24"/>
+        </w:rPr>
+        <w:t xml:space="preserve"> (</w:t>
+      </w:r>
+      <w:r>
+        <w:rPr>
+          <w:rFonts w:ascii="Times New Roman" w:hAnsi="Times New Roman" w:cs="Times New Roman"/>
+          <w:sz w:val="24"/>
+          <w:szCs w:val="24"/>
+        </w:rPr>
+        <w:t xml:space="preserve">Asynchronous JavaScript </w:t>
+      </w:r>
+      <w:proofErr w:type="gramStart"/>
+      <w:r>
+        <w:rPr>
+          <w:rFonts w:ascii="Times New Roman" w:hAnsi="Times New Roman" w:cs="Times New Roman"/>
+          <w:sz w:val="24"/>
+          <w:szCs w:val="24"/>
+        </w:rPr>
+        <w:t>And</w:t>
+      </w:r>
+      <w:proofErr w:type="gramEnd"/>
+      <w:r>
+        <w:rPr>
+          <w:rFonts w:ascii="Times New Roman" w:hAnsi="Times New Roman" w:cs="Times New Roman"/>
+          <w:sz w:val="24"/>
+          <w:szCs w:val="24"/>
+        </w:rPr>
+        <w:t xml:space="preserve"> XML</w:t>
+      </w:r>
+      <w:r>
+        <w:rPr>
+          <w:rFonts w:ascii="Times New Roman" w:hAnsi="Times New Roman" w:cs="Times New Roman"/>
+          <w:sz w:val="24"/>
+          <w:szCs w:val="24"/>
+        </w:rPr>
+        <w:t>)</w:t>
+      </w:r>
+      <w:r>
+        <w:rPr>
+          <w:rFonts w:ascii="Times New Roman" w:hAnsi="Times New Roman" w:cs="Times New Roman"/>
+          <w:sz w:val="24"/>
+          <w:szCs w:val="24"/>
+        </w:rPr>
+        <w:t xml:space="preserve"> technology.</w:t>
+      </w:r>
+      <w:r>
+        <w:rPr>
+          <w:rFonts w:ascii="Times New Roman" w:hAnsi="Times New Roman" w:cs="Times New Roman"/>
+          <w:sz w:val="24"/>
+          <w:szCs w:val="24"/>
+        </w:rPr>
+        <w:t xml:space="preserve"> In fact, the problem with the traditional web applications was that they used a </w:t>
+      </w:r>
+      <w:r>
+        <w:rPr>
+          <w:rFonts w:ascii="Times New Roman" w:hAnsi="Times New Roman" w:cs="Times New Roman"/>
+          <w:sz w:val="24"/>
+          <w:szCs w:val="24"/>
+        </w:rPr>
+        <w:t>s</w:t>
+      </w:r>
+      <w:r>
+        <w:rPr>
+          <w:rFonts w:ascii="Times New Roman" w:hAnsi="Times New Roman" w:cs="Times New Roman"/>
+          <w:sz w:val="24"/>
+          <w:szCs w:val="24"/>
+        </w:rPr>
+        <w:t>ynchronous request-response pro</w:t>
+      </w:r>
+      <w:r>
+        <w:rPr>
+          <w:rFonts w:ascii="Times New Roman" w:hAnsi="Times New Roman" w:cs="Times New Roman"/>
+          <w:sz w:val="24"/>
+          <w:szCs w:val="24"/>
+        </w:rPr>
+        <w:t>tocol</w:t>
+      </w:r>
+      <w:r>
+        <w:rPr>
+          <w:rFonts w:ascii="Times New Roman" w:hAnsi="Times New Roman" w:cs="Times New Roman"/>
+          <w:sz w:val="24"/>
+          <w:szCs w:val="24"/>
+        </w:rPr>
+        <w:t xml:space="preserve"> which </w:t>
+      </w:r>
+      <w:r>
+        <w:rPr>
+          <w:rFonts w:ascii="Times New Roman" w:hAnsi="Times New Roman" w:cs="Times New Roman"/>
+          <w:sz w:val="24"/>
+          <w:szCs w:val="24"/>
+        </w:rPr>
+        <w:t>led</w:t>
+      </w:r>
+      <w:r>
+        <w:rPr>
+          <w:rFonts w:ascii="Times New Roman" w:hAnsi="Times New Roman" w:cs="Times New Roman"/>
+          <w:sz w:val="24"/>
+          <w:szCs w:val="24"/>
+        </w:rPr>
+        <w:t xml:space="preserve"> to a delay</w:t>
+      </w:r>
+      <w:r>
+        <w:rPr>
+          <w:rFonts w:ascii="Times New Roman" w:hAnsi="Times New Roman" w:cs="Times New Roman"/>
+          <w:sz w:val="24"/>
+          <w:szCs w:val="24"/>
+        </w:rPr>
+        <w:t xml:space="preserve"> between pages. </w:t>
+      </w:r>
+      <w:r>
+        <w:rPr>
+          <w:rFonts w:ascii="Times New Roman" w:hAnsi="Times New Roman" w:cs="Times New Roman"/>
+          <w:sz w:val="24"/>
+          <w:szCs w:val="24"/>
+        </w:rPr>
+        <w:t>On the</w:t>
+      </w:r>
+      <w:r>
+        <w:rPr>
+          <w:rFonts w:ascii="Times New Roman" w:hAnsi="Times New Roman" w:cs="Times New Roman"/>
+          <w:sz w:val="24"/>
+          <w:szCs w:val="24"/>
+        </w:rPr>
+        <w:t xml:space="preserve"> </w:t>
+      </w:r>
+      <w:r>
+        <w:rPr>
+          <w:rFonts w:ascii="Times New Roman" w:hAnsi="Times New Roman" w:cs="Times New Roman"/>
+          <w:sz w:val="24"/>
+          <w:szCs w:val="24"/>
+        </w:rPr>
+        <w:t>contrary, Ajax applicatio</w:t>
+      </w:r>
+      <w:r>
+        <w:rPr>
+          <w:rFonts w:ascii="Times New Roman" w:hAnsi="Times New Roman" w:cs="Times New Roman"/>
+          <w:sz w:val="24"/>
+          <w:szCs w:val="24"/>
+        </w:rPr>
+        <w:t>ns are based on asynchronous re</w:t>
+      </w:r>
+      <w:r>
+        <w:rPr>
+          <w:rFonts w:ascii="Times New Roman" w:hAnsi="Times New Roman" w:cs="Times New Roman"/>
+          <w:sz w:val="24"/>
+          <w:szCs w:val="24"/>
+        </w:rPr>
+        <w:t>quests, which leave the user interface active and responsive</w:t>
+      </w:r>
+      <w:r>
+        <w:rPr>
+          <w:rFonts w:ascii="Times New Roman" w:hAnsi="Times New Roman" w:cs="Times New Roman"/>
+          <w:sz w:val="24"/>
+          <w:szCs w:val="24"/>
+        </w:rPr>
+        <w:t xml:space="preserve"> [6</w:t>
+      </w:r>
+      <w:r>
+        <w:rPr>
+          <w:rFonts w:ascii="Times New Roman" w:hAnsi="Times New Roman" w:cs="Times New Roman"/>
+          <w:sz w:val="24"/>
+          <w:szCs w:val="24"/>
+        </w:rPr>
+        <w:t>]</w:t>
+      </w:r>
+      <w:r>
+        <w:rPr>
+          <w:rFonts w:ascii="Times New Roman" w:hAnsi="Times New Roman" w:cs="Times New Roman"/>
+          <w:sz w:val="24"/>
+          <w:szCs w:val="24"/>
+        </w:rPr>
+        <w:t>.</w:t>
+      </w:r>
+      <w:r>
+        <w:rPr>
+          <w:rFonts w:ascii="Times New Roman" w:hAnsi="Times New Roman" w:cs="Times New Roman"/>
+          <w:sz w:val="24"/>
+          <w:szCs w:val="24"/>
+        </w:rPr>
+        <w:t xml:space="preserve"> </w:t>
+      </w:r>
+      <w:r>
+        <w:rPr>
+          <w:rFonts w:ascii="Times New Roman" w:hAnsi="Times New Roman" w:cs="Times New Roman"/>
+          <w:sz w:val="24"/>
+          <w:szCs w:val="24"/>
+        </w:rPr>
+        <w:t>Since</w:t>
+      </w:r>
+      <w:r>
+        <w:rPr>
+          <w:rFonts w:ascii="Times New Roman" w:hAnsi="Times New Roman" w:cs="Times New Roman"/>
+          <w:sz w:val="24"/>
+          <w:szCs w:val="24"/>
+        </w:rPr>
+        <w:t xml:space="preserve"> the point where Ajax technology was introduced, the domain of web applications </w:t>
+      </w:r>
+      <w:r>
+        <w:rPr>
+          <w:rFonts w:ascii="Times New Roman" w:hAnsi="Times New Roman" w:cs="Times New Roman"/>
+          <w:sz w:val="24"/>
+          <w:szCs w:val="24"/>
+        </w:rPr>
+        <w:t>has developed continuously</w:t>
+      </w:r>
+      <w:r>
+        <w:rPr>
+          <w:rFonts w:ascii="Times New Roman" w:hAnsi="Times New Roman" w:cs="Times New Roman"/>
+          <w:sz w:val="24"/>
+          <w:szCs w:val="24"/>
+        </w:rPr>
+        <w:t xml:space="preserve">, both on </w:t>
+      </w:r>
+      <w:r>
+        <w:rPr>
+          <w:rFonts w:ascii="Times New Roman" w:hAnsi="Times New Roman" w:cs="Times New Roman"/>
+          <w:sz w:val="24"/>
+          <w:szCs w:val="24"/>
+        </w:rPr>
+        <w:t xml:space="preserve">the </w:t>
+      </w:r>
+      <w:r>
+        <w:rPr>
+          <w:rFonts w:ascii="Times New Roman" w:hAnsi="Times New Roman" w:cs="Times New Roman"/>
+          <w:sz w:val="24"/>
+          <w:szCs w:val="24"/>
+        </w:rPr>
+        <w:t>backend</w:t>
+      </w:r>
+      <w:r>
+        <w:rPr>
+          <w:rFonts w:ascii="Times New Roman" w:hAnsi="Times New Roman" w:cs="Times New Roman"/>
+          <w:sz w:val="24"/>
+          <w:szCs w:val="24"/>
+        </w:rPr>
+        <w:t xml:space="preserve"> and frontend sides. Modern web applications are considered to provide multiple benefits like flexibility, scalability</w:t>
+      </w:r>
+      <w:r>
+        <w:rPr>
+          <w:rFonts w:ascii="Times New Roman" w:hAnsi="Times New Roman" w:cs="Times New Roman"/>
+          <w:sz w:val="24"/>
+          <w:szCs w:val="24"/>
+        </w:rPr>
+        <w:t>, interactivity and also they should be cloud-based and compatible across different platforms.</w:t>
+      </w:r>
     </w:p>
     <w:p>
       <w:pPr>
@@ -8952,352 +9964,25 @@
           <w:szCs w:val="24"/>
         </w:rPr>
       </w:pPr>
-      <w:r>
-        <w:rPr>
-          <w:rFonts w:ascii="Times New Roman" w:hAnsi="Times New Roman" w:cs="Times New Roman"/>
-          <w:sz w:val="24"/>
-          <w:szCs w:val="24"/>
-        </w:rPr>
-        <w:t>W</w:t>
-      </w:r>
-      <w:r>
-        <w:rPr>
-          <w:rFonts w:ascii="Times New Roman" w:hAnsi="Times New Roman" w:cs="Times New Roman"/>
-          <w:sz w:val="24"/>
-          <w:szCs w:val="24"/>
-        </w:rPr>
-        <w:t xml:space="preserve">eb applications are part of our daily life thanks to their ease of use by a regular user, who does not need programming knowledge, but also to their applicability in various fields, starting from </w:t>
-      </w:r>
-      <w:r>
-        <w:rPr>
-          <w:rFonts w:ascii="Times New Roman" w:hAnsi="Times New Roman" w:cs="Times New Roman"/>
-          <w:sz w:val="24"/>
-          <w:szCs w:val="24"/>
-        </w:rPr>
-        <w:t xml:space="preserve">e-commerce, social networks and ending with the domain that </w:t>
-      </w:r>
-      <w:r>
-        <w:rPr>
-          <w:rFonts w:ascii="Times New Roman" w:hAnsi="Times New Roman" w:cs="Times New Roman"/>
-          <w:sz w:val="24"/>
-          <w:szCs w:val="24"/>
-        </w:rPr>
-        <w:t>attracts our attention</w:t>
-      </w:r>
-      <w:r>
-        <w:rPr>
-          <w:rFonts w:ascii="Times New Roman" w:hAnsi="Times New Roman" w:cs="Times New Roman"/>
-          <w:sz w:val="24"/>
-          <w:szCs w:val="24"/>
-        </w:rPr>
-        <w:t>, the medical one.</w:t>
-      </w:r>
-      <w:r>
-        <w:rPr>
-          <w:rFonts w:ascii="Times New Roman" w:hAnsi="Times New Roman" w:cs="Times New Roman"/>
-          <w:sz w:val="24"/>
-          <w:szCs w:val="24"/>
-        </w:rPr>
-        <w:t xml:space="preserve"> Web applications started to develop in the 90s, being initially only static HTML pages, after that being possible to add media files, but they were still static. An important element in making dynamic pages as we know them today was the invention of JavaS</w:t>
-      </w:r>
-      <w:r>
-        <w:rPr>
-          <w:rFonts w:ascii="Times New Roman" w:hAnsi="Times New Roman" w:cs="Times New Roman"/>
-          <w:sz w:val="24"/>
-          <w:szCs w:val="24"/>
-        </w:rPr>
-        <w:t xml:space="preserve">cript in 1995, allowing animations to be displayed. </w:t>
-      </w:r>
-      <w:r>
-        <w:rPr>
-          <w:rFonts w:ascii="Times New Roman" w:hAnsi="Times New Roman" w:cs="Times New Roman"/>
-          <w:sz w:val="24"/>
-          <w:szCs w:val="24"/>
-        </w:rPr>
-        <w:t xml:space="preserve">The move from static web </w:t>
-      </w:r>
-      <w:r>
-        <w:rPr>
-          <w:rFonts w:ascii="Times New Roman" w:hAnsi="Times New Roman" w:cs="Times New Roman"/>
-          <w:sz w:val="24"/>
-          <w:szCs w:val="24"/>
-        </w:rPr>
-        <w:t>pages to dynamic ones was materialized in 2005 with th</w:t>
-      </w:r>
-      <w:r>
-        <w:rPr>
-          <w:rFonts w:ascii="Times New Roman" w:hAnsi="Times New Roman" w:cs="Times New Roman"/>
-          <w:sz w:val="24"/>
-          <w:szCs w:val="24"/>
-        </w:rPr>
-        <w:t xml:space="preserve">e </w:t>
-      </w:r>
-      <w:r>
-        <w:rPr>
-          <w:rFonts w:ascii="Times New Roman" w:hAnsi="Times New Roman" w:cs="Times New Roman"/>
-          <w:sz w:val="24"/>
-          <w:szCs w:val="24"/>
-        </w:rPr>
-        <w:t>creation</w:t>
-      </w:r>
-      <w:r>
-        <w:rPr>
-          <w:rFonts w:ascii="Times New Roman" w:hAnsi="Times New Roman" w:cs="Times New Roman"/>
-          <w:sz w:val="24"/>
-          <w:szCs w:val="24"/>
-        </w:rPr>
-        <w:t xml:space="preserve"> of Ajax</w:t>
-      </w:r>
-      <w:r>
-        <w:rPr>
-          <w:rFonts w:ascii="Times New Roman" w:hAnsi="Times New Roman" w:cs="Times New Roman"/>
-          <w:sz w:val="24"/>
-          <w:szCs w:val="24"/>
-        </w:rPr>
-        <w:t xml:space="preserve"> (</w:t>
-      </w:r>
-      <w:r>
-        <w:rPr>
-          <w:rFonts w:ascii="Times New Roman" w:hAnsi="Times New Roman" w:cs="Times New Roman"/>
-          <w:sz w:val="24"/>
-          <w:szCs w:val="24"/>
-        </w:rPr>
-        <w:t xml:space="preserve">Asynchronous JavaScript </w:t>
-      </w:r>
-      <w:proofErr w:type="gramStart"/>
-      <w:r>
-        <w:rPr>
-          <w:rFonts w:ascii="Times New Roman" w:hAnsi="Times New Roman" w:cs="Times New Roman"/>
-          <w:sz w:val="24"/>
-          <w:szCs w:val="24"/>
-        </w:rPr>
-        <w:t>And</w:t>
-      </w:r>
-      <w:proofErr w:type="gramEnd"/>
-      <w:r>
-        <w:rPr>
-          <w:rFonts w:ascii="Times New Roman" w:hAnsi="Times New Roman" w:cs="Times New Roman"/>
-          <w:sz w:val="24"/>
-          <w:szCs w:val="24"/>
-        </w:rPr>
-        <w:t xml:space="preserve"> XML</w:t>
-      </w:r>
-      <w:r>
-        <w:rPr>
-          <w:rFonts w:ascii="Times New Roman" w:hAnsi="Times New Roman" w:cs="Times New Roman"/>
-          <w:sz w:val="24"/>
-          <w:szCs w:val="24"/>
-        </w:rPr>
-        <w:t>)</w:t>
-      </w:r>
-      <w:r>
-        <w:rPr>
-          <w:rFonts w:ascii="Times New Roman" w:hAnsi="Times New Roman" w:cs="Times New Roman"/>
-          <w:sz w:val="24"/>
-          <w:szCs w:val="24"/>
-        </w:rPr>
-        <w:t xml:space="preserve"> technology.</w:t>
-      </w:r>
-      <w:r>
-        <w:rPr>
-          <w:rFonts w:ascii="Times New Roman" w:hAnsi="Times New Roman" w:cs="Times New Roman"/>
-          <w:sz w:val="24"/>
-          <w:szCs w:val="24"/>
-        </w:rPr>
-        <w:t xml:space="preserve"> In fact, the problem with the traditional web applications was that they used a </w:t>
-      </w:r>
-      <w:r>
-        <w:rPr>
-          <w:rFonts w:ascii="Times New Roman" w:hAnsi="Times New Roman" w:cs="Times New Roman"/>
-          <w:sz w:val="24"/>
-          <w:szCs w:val="24"/>
-        </w:rPr>
-        <w:t>s</w:t>
-      </w:r>
-      <w:r>
-        <w:rPr>
-          <w:rFonts w:ascii="Times New Roman" w:hAnsi="Times New Roman" w:cs="Times New Roman"/>
-          <w:sz w:val="24"/>
-          <w:szCs w:val="24"/>
-        </w:rPr>
-        <w:t>ynchronous request-response pro</w:t>
-      </w:r>
-      <w:r>
-        <w:rPr>
-          <w:rFonts w:ascii="Times New Roman" w:hAnsi="Times New Roman" w:cs="Times New Roman"/>
-          <w:sz w:val="24"/>
-          <w:szCs w:val="24"/>
-        </w:rPr>
-        <w:t>tocol</w:t>
-      </w:r>
-      <w:r>
-        <w:rPr>
-          <w:rFonts w:ascii="Times New Roman" w:hAnsi="Times New Roman" w:cs="Times New Roman"/>
-          <w:sz w:val="24"/>
-          <w:szCs w:val="24"/>
-        </w:rPr>
-        <w:t xml:space="preserve"> which </w:t>
-      </w:r>
-      <w:r>
-        <w:rPr>
-          <w:rFonts w:ascii="Times New Roman" w:hAnsi="Times New Roman" w:cs="Times New Roman"/>
-          <w:sz w:val="24"/>
-          <w:szCs w:val="24"/>
-        </w:rPr>
-        <w:t>led</w:t>
-      </w:r>
-      <w:r>
-        <w:rPr>
-          <w:rFonts w:ascii="Times New Roman" w:hAnsi="Times New Roman" w:cs="Times New Roman"/>
-          <w:sz w:val="24"/>
-          <w:szCs w:val="24"/>
-        </w:rPr>
-        <w:t xml:space="preserve"> to a delay</w:t>
-      </w:r>
-      <w:r>
-        <w:rPr>
-          <w:rFonts w:ascii="Times New Roman" w:hAnsi="Times New Roman" w:cs="Times New Roman"/>
-          <w:sz w:val="24"/>
-          <w:szCs w:val="24"/>
-        </w:rPr>
-        <w:t xml:space="preserve"> between pages. </w:t>
-      </w:r>
-      <w:r>
-        <w:rPr>
-          <w:rFonts w:ascii="Times New Roman" w:hAnsi="Times New Roman" w:cs="Times New Roman"/>
-          <w:sz w:val="24"/>
-          <w:szCs w:val="24"/>
-        </w:rPr>
-        <w:t>On the</w:t>
-      </w:r>
-      <w:r>
-        <w:rPr>
-          <w:rFonts w:ascii="Times New Roman" w:hAnsi="Times New Roman" w:cs="Times New Roman"/>
-          <w:sz w:val="24"/>
-          <w:szCs w:val="24"/>
-        </w:rPr>
-        <w:t xml:space="preserve"> </w:t>
-      </w:r>
-      <w:r>
-        <w:rPr>
-          <w:rFonts w:ascii="Times New Roman" w:hAnsi="Times New Roman" w:cs="Times New Roman"/>
-          <w:sz w:val="24"/>
-          <w:szCs w:val="24"/>
-        </w:rPr>
-        <w:t>contrary, Ajax applicatio</w:t>
-      </w:r>
-      <w:r>
-        <w:rPr>
-          <w:rFonts w:ascii="Times New Roman" w:hAnsi="Times New Roman" w:cs="Times New Roman"/>
-          <w:sz w:val="24"/>
-          <w:szCs w:val="24"/>
-        </w:rPr>
-        <w:t>ns are based on asynchronous re</w:t>
-      </w:r>
-      <w:r>
-        <w:rPr>
-          <w:rFonts w:ascii="Times New Roman" w:hAnsi="Times New Roman" w:cs="Times New Roman"/>
-          <w:sz w:val="24"/>
-          <w:szCs w:val="24"/>
-        </w:rPr>
-        <w:t>quests, which leave the user interface active and responsive</w:t>
-      </w:r>
-      <w:r>
-        <w:rPr>
-          <w:rFonts w:ascii="Times New Roman" w:hAnsi="Times New Roman" w:cs="Times New Roman"/>
-          <w:sz w:val="24"/>
-          <w:szCs w:val="24"/>
-        </w:rPr>
-        <w:t xml:space="preserve"> [6</w:t>
-      </w:r>
-      <w:r>
-        <w:rPr>
-          <w:rFonts w:ascii="Times New Roman" w:hAnsi="Times New Roman" w:cs="Times New Roman"/>
-          <w:sz w:val="24"/>
-          <w:szCs w:val="24"/>
-        </w:rPr>
-        <w:t>]</w:t>
-      </w:r>
-      <w:r>
-        <w:rPr>
-          <w:rFonts w:ascii="Times New Roman" w:hAnsi="Times New Roman" w:cs="Times New Roman"/>
-          <w:sz w:val="24"/>
-          <w:szCs w:val="24"/>
-        </w:rPr>
-        <w:t>.</w:t>
-      </w:r>
-      <w:r>
-        <w:rPr>
-          <w:rFonts w:ascii="Times New Roman" w:hAnsi="Times New Roman" w:cs="Times New Roman"/>
-          <w:sz w:val="24"/>
-          <w:szCs w:val="24"/>
-        </w:rPr>
-        <w:t xml:space="preserve"> </w:t>
-      </w:r>
-      <w:r>
-        <w:rPr>
-          <w:rFonts w:ascii="Times New Roman" w:hAnsi="Times New Roman" w:cs="Times New Roman"/>
-          <w:sz w:val="24"/>
-          <w:szCs w:val="24"/>
-        </w:rPr>
-        <w:t>Since</w:t>
-      </w:r>
-      <w:r>
-        <w:rPr>
-          <w:rFonts w:ascii="Times New Roman" w:hAnsi="Times New Roman" w:cs="Times New Roman"/>
-          <w:sz w:val="24"/>
-          <w:szCs w:val="24"/>
-        </w:rPr>
-        <w:t xml:space="preserve"> the point where Ajax technology was introduced, the domain of web applications </w:t>
-      </w:r>
-      <w:r>
-        <w:rPr>
-          <w:rFonts w:ascii="Times New Roman" w:hAnsi="Times New Roman" w:cs="Times New Roman"/>
-          <w:sz w:val="24"/>
-          <w:szCs w:val="24"/>
-        </w:rPr>
-        <w:t>has developed continuously</w:t>
-      </w:r>
-      <w:r>
-        <w:rPr>
-          <w:rFonts w:ascii="Times New Roman" w:hAnsi="Times New Roman" w:cs="Times New Roman"/>
-          <w:sz w:val="24"/>
-          <w:szCs w:val="24"/>
-        </w:rPr>
-        <w:t xml:space="preserve">, both on </w:t>
-      </w:r>
-      <w:r>
-        <w:rPr>
-          <w:rFonts w:ascii="Times New Roman" w:hAnsi="Times New Roman" w:cs="Times New Roman"/>
-          <w:sz w:val="24"/>
-          <w:szCs w:val="24"/>
-        </w:rPr>
-        <w:t xml:space="preserve">the </w:t>
-      </w:r>
-      <w:r>
-        <w:rPr>
-          <w:rFonts w:ascii="Times New Roman" w:hAnsi="Times New Roman" w:cs="Times New Roman"/>
-          <w:sz w:val="24"/>
-          <w:szCs w:val="24"/>
-        </w:rPr>
-        <w:t>backend</w:t>
-      </w:r>
-      <w:r>
-        <w:rPr>
-          <w:rFonts w:ascii="Times New Roman" w:hAnsi="Times New Roman" w:cs="Times New Roman"/>
-          <w:sz w:val="24"/>
-          <w:szCs w:val="24"/>
-        </w:rPr>
-        <w:t xml:space="preserve"> and frontend sides. Modern web applications are considered to provide multiple benefits like flexibility, scalability</w:t>
-      </w:r>
-      <w:r>
-        <w:rPr>
-          <w:rFonts w:ascii="Times New Roman" w:hAnsi="Times New Roman" w:cs="Times New Roman"/>
-          <w:sz w:val="24"/>
-          <w:szCs w:val="24"/>
-        </w:rPr>
-        <w:t>, interactivity and also they should be cloud-based and compatible across different platforms.</w:t>
-      </w:r>
+    </w:p>
+    <w:p>
+      <w:pPr>
+        <w:pStyle w:val="Heading2"/>
+      </w:pPr>
+      <w:bookmarkStart w:id="12" w:name="_Toc105448827"/>
+      <w:r>
+        <w:t>Structure</w:t>
+      </w:r>
+      <w:bookmarkEnd w:id="12"/>
+    </w:p>
+    <w:p>
+      <w:pPr>
+        <w:rPr>
+          <w:rFonts w:ascii="Times New Roman" w:hAnsi="Times New Roman" w:cs="Times New Roman"/>
+          <w:sz w:val="24"/>
+          <w:szCs w:val="24"/>
+        </w:rPr>
+      </w:pPr>
     </w:p>
     <w:p>
       <w:pPr>
@@ -9309,29 +9994,6 @@
           <w:szCs w:val="24"/>
         </w:rPr>
       </w:pPr>
-    </w:p>
-    <w:p>
-      <w:pPr>
-        <w:pStyle w:val="Heading3"/>
-        <w:spacing w:line="360" w:lineRule="auto"/>
-      </w:pPr>
-      <w:bookmarkStart w:id="12" w:name="_Toc105017464"/>
-      <w:r>
-        <w:t>Structure</w:t>
-      </w:r>
-      <w:bookmarkEnd w:id="12"/>
-    </w:p>
-    <w:p/>
-    <w:p>
-      <w:pPr>
-        <w:spacing w:line="360" w:lineRule="auto"/>
-        <w:jc w:val="both"/>
-        <w:rPr>
-          <w:rFonts w:ascii="Times New Roman" w:hAnsi="Times New Roman" w:cs="Times New Roman"/>
-          <w:sz w:val="24"/>
-          <w:szCs w:val="24"/>
-        </w:rPr>
-      </w:pPr>
       <w:r>
         <w:rPr>
           <w:rFonts w:ascii="Times New Roman" w:hAnsi="Times New Roman" w:cs="Times New Roman"/>
@@ -9458,7 +10120,7 @@
           <w:sz w:val="24"/>
           <w:szCs w:val="24"/>
         </w:rPr>
-        <w:t xml:space="preserve">tier architecture is the fact that each tier runs on a separate infrastructure, this being extremely </w:t>
+        <w:t xml:space="preserve">tier architecture is the fact that each tier runs on a separate infrastructure, this being extremely important in the development process. In this way, a separate team can be assigned to each tier </w:t>
       </w:r>
       <w:r>
         <w:rPr>
@@ -9467,7 +10129,7 @@
           <w:szCs w:val="24"/>
         </w:rPr>
         <w:lastRenderedPageBreak/>
-        <w:t>important in the development process. In this way, a separate team can be assigned to each tier and all three teams can work simultaneously. Also, any required update on a specific tier can be implemented easily because the changes do not impact the other tiers.</w:t>
+        <w:t>and all three teams can work simultaneously. Also, any required update on a specific tier can be implemented easily because the changes do not impact the other tiers.</w:t>
       </w:r>
       <w:r>
         <w:rPr>
@@ -9798,8 +10460,10 @@
     </w:p>
     <w:p>
       <w:pPr>
-        <w:spacing w:line="360" w:lineRule="auto"/>
-        <w:jc w:val="both"/>
+        <w:rPr>
+          <w:sz w:val="24"/>
+          <w:szCs w:val="24"/>
+        </w:rPr>
       </w:pPr>
     </w:p>
     <w:p>
@@ -10906,10 +11570,9 @@
     </w:p>
     <w:p>
       <w:pPr>
-        <w:pStyle w:val="Heading3"/>
-        <w:spacing w:line="360" w:lineRule="auto"/>
-      </w:pPr>
-      <w:bookmarkStart w:id="13" w:name="_Toc105017465"/>
+        <w:pStyle w:val="Heading2"/>
+      </w:pPr>
+      <w:bookmarkStart w:id="13" w:name="_Toc105448828"/>
       <w:r>
         <w:t xml:space="preserve">Web </w:t>
       </w:r>
@@ -11573,7 +12236,7 @@
       <w:pPr>
         <w:pStyle w:val="Heading1"/>
       </w:pPr>
-      <w:bookmarkStart w:id="14" w:name="_Toc105017466"/>
+      <w:bookmarkStart w:id="14" w:name="_Toc105448829"/>
       <w:r>
         <w:lastRenderedPageBreak/>
         <w:t>Application Description</w:t>
@@ -11593,7 +12256,7 @@
       <w:pPr>
         <w:pStyle w:val="Heading2"/>
       </w:pPr>
-      <w:bookmarkStart w:id="15" w:name="_Toc105017467"/>
+      <w:bookmarkStart w:id="15" w:name="_Toc105448830"/>
       <w:r>
         <w:t>Introduction</w:t>
       </w:r>
@@ -11853,7 +12516,7 @@
         <w:pStyle w:val="Heading2"/>
         <w:spacing w:line="360" w:lineRule="auto"/>
       </w:pPr>
-      <w:bookmarkStart w:id="16" w:name="_Toc105017468"/>
+      <w:bookmarkStart w:id="16" w:name="_Toc105448831"/>
       <w:r>
         <w:lastRenderedPageBreak/>
         <w:t>Features</w:t>
@@ -11918,20 +12581,17 @@
       <w:pPr>
         <w:keepNext/>
         <w:spacing w:line="360" w:lineRule="auto"/>
-        <w:jc w:val="both"/>
-      </w:pPr>
-      <w:r>
-        <w:rPr>
-          <w:rFonts w:ascii="Times New Roman" w:hAnsi="Times New Roman" w:cs="Times New Roman"/>
+        <w:jc w:val="center"/>
+      </w:pPr>
+      <w:r>
+        <w:rPr>
           <w:noProof/>
-          <w:sz w:val="24"/>
-          <w:szCs w:val="24"/>
         </w:rPr>
         <w:drawing>
-          <wp:inline distT="0" distB="0" distL="0" distR="0" wp14:anchorId="314BCFB5" wp14:editId="446C10B8">
-            <wp:extent cx="5943600" cy="1371600"/>
-            <wp:effectExtent l="0" t="0" r="0" b="0"/>
-            <wp:docPr id="6" name="Picture 6"/>
+          <wp:inline distT="0" distB="0" distL="0" distR="0">
+            <wp:extent cx="3632200" cy="3521597"/>
+            <wp:effectExtent l="0" t="0" r="6350" b="3175"/>
+            <wp:docPr id="13" name="Picture 13"/>
             <wp:cNvGraphicFramePr>
               <a:graphicFrameLocks xmlns:a="http://schemas.openxmlformats.org/drawingml/2006/main" noChangeAspect="1"/>
             </wp:cNvGraphicFramePr>
@@ -11960,7 +12620,7 @@
                   <pic:spPr bwMode="auto">
                     <a:xfrm>
                       <a:off x="0" y="0"/>
-                      <a:ext cx="5943600" cy="1371600"/>
+                      <a:ext cx="3634133" cy="3523471"/>
                     </a:xfrm>
                     <a:prstGeom prst="rect">
                       <a:avLst/>
@@ -12179,7 +12839,16 @@
           <w:sz w:val="24"/>
           <w:szCs w:val="24"/>
         </w:rPr>
-        <w:t xml:space="preserve"> to be repeated. The most important thing to mention in this part is that only a patient account can be created. The reasons behind this decision are simple: it is unacceptable for an ordinary person to create an administrator account and also, it is not a wise idea to let anyone pretend to be a doctor. For these arguments, only an administrator account is authorized to add a doctor to the application. The doctor should contact an administrator and prove tha</w:t>
+        <w:t xml:space="preserve"> to be repeated. The most important thing to mention in this part is that only a patient account can be created. The reasons behind this decision are simple: it is unacceptable for an ordinary person to create an administrator account and also, it is not a wise </w:t>
+      </w:r>
+      <w:r>
+        <w:rPr>
+          <w:rFonts w:ascii="Times New Roman" w:hAnsi="Times New Roman" w:cs="Times New Roman"/>
+          <w:sz w:val="24"/>
+          <w:szCs w:val="24"/>
+        </w:rPr>
+        <w:lastRenderedPageBreak/>
+        <w:t>idea to let anyone pretend to be a doctor. For these arguments, only an administrator account is authorized to add a doctor to the application. The doctor should contact an administrator and prove tha</w:t>
       </w:r>
       <w:r>
         <w:rPr>
@@ -12193,17 +12862,17 @@
     <w:p>
       <w:pPr>
         <w:keepNext/>
+        <w:jc w:val="center"/>
       </w:pPr>
       <w:r>
         <w:rPr>
           <w:noProof/>
         </w:rPr>
-        <w:lastRenderedPageBreak/>
         <w:drawing>
-          <wp:inline distT="0" distB="0" distL="0" distR="0" wp14:anchorId="00CA4501" wp14:editId="6AC5E8E3">
-            <wp:extent cx="5930900" cy="1701800"/>
-            <wp:effectExtent l="0" t="0" r="0" b="0"/>
-            <wp:docPr id="7" name="Picture 7"/>
+          <wp:inline distT="0" distB="0" distL="0" distR="0">
+            <wp:extent cx="2940050" cy="3442488"/>
+            <wp:effectExtent l="0" t="0" r="0" b="5715"/>
+            <wp:docPr id="16" name="Picture 16"/>
             <wp:cNvGraphicFramePr>
               <a:graphicFrameLocks xmlns:a="http://schemas.openxmlformats.org/drawingml/2006/main" noChangeAspect="1"/>
             </wp:cNvGraphicFramePr>
@@ -12217,7 +12886,7 @@
                     </pic:cNvPicPr>
                   </pic:nvPicPr>
                   <pic:blipFill>
-                    <a:blip r:embed="rId21" cstate="print">
+                    <a:blip r:embed="rId21">
                       <a:extLst>
                         <a:ext uri="{28A0092B-C50C-407E-A947-70E740481C1C}">
                           <a14:useLocalDpi xmlns:a14="http://schemas.microsoft.com/office/drawing/2010/main" val="0"/>
@@ -12232,7 +12901,7 @@
                   <pic:spPr bwMode="auto">
                     <a:xfrm>
                       <a:off x="0" y="0"/>
-                      <a:ext cx="5930900" cy="1701800"/>
+                      <a:ext cx="2940050" cy="3442488"/>
                     </a:xfrm>
                     <a:prstGeom prst="rect">
                       <a:avLst/>
@@ -12459,7 +13128,24 @@
           <w:sz w:val="24"/>
           <w:szCs w:val="24"/>
         </w:rPr>
-        <w:t xml:space="preserve"> For the other options, the content that will be shown is similar. When the selected option is one to add an entity, the required fields will be empty, but for an update action, the administrator must firstly select from a dropdown an entity to be modified and then the fields will be initialized with the information for that entity. This was done to give the administrator the possibility to change only certain fields and not all of them.</w:t>
+        <w:t xml:space="preserve"> Beside these, the selected option will have the same color, but the other options’ color will change to gray.</w:t>
+      </w:r>
+      <w:r>
+        <w:rPr>
+          <w:rFonts w:ascii="Times New Roman" w:hAnsi="Times New Roman" w:cs="Times New Roman"/>
+          <w:sz w:val="24"/>
+          <w:szCs w:val="24"/>
+        </w:rPr>
+        <w:t xml:space="preserve"> For the other options, the content that will be shown is similar. When the selected option is one to add an entity, the required fields will be empty, but for an update action, the administrator must firstly select from a dropdown an entity to be modified and then the fields will be initialized with the </w:t>
+      </w:r>
+      <w:r>
+        <w:rPr>
+          <w:rFonts w:ascii="Times New Roman" w:hAnsi="Times New Roman" w:cs="Times New Roman"/>
+          <w:sz w:val="24"/>
+          <w:szCs w:val="24"/>
+        </w:rPr>
+        <w:lastRenderedPageBreak/>
+        <w:t>information for that entity. This was done to give the administrator the possibility to change only certain fields and not all of them.</w:t>
       </w:r>
     </w:p>
     <w:p>
@@ -12481,16 +13167,13 @@
       </w:pPr>
       <w:r>
         <w:rPr>
-          <w:rFonts w:ascii="Times New Roman" w:hAnsi="Times New Roman" w:cs="Times New Roman"/>
           <w:noProof/>
-          <w:sz w:val="24"/>
-          <w:szCs w:val="24"/>
         </w:rPr>
         <w:drawing>
-          <wp:inline distT="0" distB="0" distL="0" distR="0" wp14:anchorId="45844F24" wp14:editId="7FDCF510">
-            <wp:extent cx="5937250" cy="1416050"/>
-            <wp:effectExtent l="0" t="0" r="6350" b="0"/>
-            <wp:docPr id="9" name="Picture 9"/>
+          <wp:inline distT="0" distB="0" distL="0" distR="0">
+            <wp:extent cx="6523645" cy="1130300"/>
+            <wp:effectExtent l="0" t="0" r="0" b="0"/>
+            <wp:docPr id="18" name="Picture 18"/>
             <wp:cNvGraphicFramePr>
               <a:graphicFrameLocks xmlns:a="http://schemas.openxmlformats.org/drawingml/2006/main" noChangeAspect="1"/>
             </wp:cNvGraphicFramePr>
@@ -12498,7 +13181,7 @@
               <a:graphicData uri="http://schemas.openxmlformats.org/drawingml/2006/picture">
                 <pic:pic xmlns:pic="http://schemas.openxmlformats.org/drawingml/2006/picture">
                   <pic:nvPicPr>
-                    <pic:cNvPr id="0" name="Picture 1"/>
+                    <pic:cNvPr id="0" name="Picture 3"/>
                     <pic:cNvPicPr>
                       <a:picLocks noChangeAspect="1" noChangeArrowheads="1"/>
                     </pic:cNvPicPr>
@@ -12519,7 +13202,7 @@
                   <pic:spPr bwMode="auto">
                     <a:xfrm>
                       <a:off x="0" y="0"/>
-                      <a:ext cx="5937250" cy="1416050"/>
+                      <a:ext cx="6523645" cy="1130300"/>
                     </a:xfrm>
                     <a:prstGeom prst="rect">
                       <a:avLst/>
@@ -12685,17 +13368,17 @@
     <w:p>
       <w:pPr>
         <w:keepNext/>
+        <w:jc w:val="center"/>
       </w:pPr>
       <w:r>
         <w:rPr>
           <w:noProof/>
         </w:rPr>
-        <w:lastRenderedPageBreak/>
         <w:drawing>
-          <wp:inline distT="0" distB="0" distL="0" distR="0" wp14:anchorId="5AB2509C" wp14:editId="05CB5CCC">
-            <wp:extent cx="5937250" cy="1397000"/>
-            <wp:effectExtent l="0" t="0" r="6350" b="0"/>
-            <wp:docPr id="10" name="Picture 10"/>
+          <wp:inline distT="0" distB="0" distL="0" distR="0">
+            <wp:extent cx="4667250" cy="2642780"/>
+            <wp:effectExtent l="0" t="0" r="0" b="5715"/>
+            <wp:docPr id="21" name="Picture 21"/>
             <wp:cNvGraphicFramePr>
               <a:graphicFrameLocks xmlns:a="http://schemas.openxmlformats.org/drawingml/2006/main" noChangeAspect="1"/>
             </wp:cNvGraphicFramePr>
@@ -12703,13 +13386,13 @@
               <a:graphicData uri="http://schemas.openxmlformats.org/drawingml/2006/picture">
                 <pic:pic xmlns:pic="http://schemas.openxmlformats.org/drawingml/2006/picture">
                   <pic:nvPicPr>
-                    <pic:cNvPr id="0" name="Picture 2"/>
+                    <pic:cNvPr id="0" name="Picture 4"/>
                     <pic:cNvPicPr>
                       <a:picLocks noChangeAspect="1" noChangeArrowheads="1"/>
                     </pic:cNvPicPr>
                   </pic:nvPicPr>
                   <pic:blipFill>
-                    <a:blip r:embed="rId23" cstate="print">
+                    <a:blip r:embed="rId23">
                       <a:extLst>
                         <a:ext uri="{28A0092B-C50C-407E-A947-70E740481C1C}">
                           <a14:useLocalDpi xmlns:a14="http://schemas.microsoft.com/office/drawing/2010/main" val="0"/>
@@ -12724,7 +13407,7 @@
                   <pic:spPr bwMode="auto">
                     <a:xfrm>
                       <a:off x="0" y="0"/>
-                      <a:ext cx="5937250" cy="1397000"/>
+                      <a:ext cx="4667250" cy="2642780"/>
                     </a:xfrm>
                     <a:prstGeom prst="rect">
                       <a:avLst/>
@@ -12954,7 +13637,63 @@
           <w:sz w:val="24"/>
           <w:szCs w:val="24"/>
         </w:rPr>
-        <w:t xml:space="preserve">s the one shown in Figure 3-5. </w:t>
+        <w:t>s the one shown in Figure 3-5. A</w:t>
+      </w:r>
+      <w:r>
+        <w:rPr>
+          <w:rFonts w:ascii="Times New Roman" w:hAnsi="Times New Roman" w:cs="Times New Roman"/>
+          <w:sz w:val="24"/>
+          <w:szCs w:val="24"/>
+        </w:rPr>
+        <w:t>t</w:t>
+      </w:r>
+      <w:r>
+        <w:rPr>
+          <w:rFonts w:ascii="Times New Roman" w:hAnsi="Times New Roman" w:cs="Times New Roman"/>
+          <w:sz w:val="24"/>
+          <w:szCs w:val="24"/>
+        </w:rPr>
+        <w:t xml:space="preserve"> the top of the page we can notice </w:t>
+      </w:r>
+      <w:r>
+        <w:rPr>
+          <w:rFonts w:ascii="Times New Roman" w:hAnsi="Times New Roman" w:cs="Times New Roman"/>
+          <w:sz w:val="24"/>
+          <w:szCs w:val="24"/>
+        </w:rPr>
+        <w:t>a menu bar with the following options: My Account, See my appointments, Chat, Feedback, Recipes, Information and Logout. Initially, there is selected the My Account option. For this case, the information about the doctor is displayed together with the possibility to change the email or the password by clicking the “Modify” button. When this happen</w:t>
+      </w:r>
+      <w:r>
+        <w:rPr>
+          <w:rFonts w:ascii="Times New Roman" w:hAnsi="Times New Roman" w:cs="Times New Roman"/>
+          <w:sz w:val="24"/>
+          <w:szCs w:val="24"/>
+        </w:rPr>
+        <w:t>s</w:t>
+      </w:r>
+      <w:r>
+        <w:rPr>
+          <w:rFonts w:ascii="Times New Roman" w:hAnsi="Times New Roman" w:cs="Times New Roman"/>
+          <w:sz w:val="24"/>
+          <w:szCs w:val="24"/>
+        </w:rPr>
+        <w:t xml:space="preserve">, the email field </w:t>
+      </w:r>
+      <w:r>
+        <w:rPr>
+          <w:rFonts w:ascii="Times New Roman" w:hAnsi="Times New Roman" w:cs="Times New Roman"/>
+          <w:sz w:val="24"/>
+          <w:szCs w:val="24"/>
+        </w:rPr>
+        <w:t>becomes</w:t>
+      </w:r>
+      <w:r>
+        <w:rPr>
+          <w:rFonts w:ascii="Times New Roman" w:hAnsi="Times New Roman" w:cs="Times New Roman"/>
+          <w:sz w:val="24"/>
+          <w:szCs w:val="24"/>
+        </w:rPr>
+        <w:t xml:space="preserve"> </w:t>
       </w:r>
       <w:proofErr w:type="gramStart"/>
       <w:r>
@@ -12963,15 +13702,7 @@
           <w:sz w:val="24"/>
           <w:szCs w:val="24"/>
         </w:rPr>
-        <w:t>A</w:t>
-      </w:r>
-      <w:r>
-        <w:rPr>
-          <w:rFonts w:ascii="Times New Roman" w:hAnsi="Times New Roman" w:cs="Times New Roman"/>
-          <w:sz w:val="24"/>
-          <w:szCs w:val="24"/>
-        </w:rPr>
-        <w:t>n the</w:t>
+        <w:t>enable</w:t>
       </w:r>
       <w:proofErr w:type="gramEnd"/>
       <w:r>
@@ -12980,65 +13711,16 @@
           <w:sz w:val="24"/>
           <w:szCs w:val="24"/>
         </w:rPr>
-        <w:t xml:space="preserve"> top of the page we can notice </w:t>
-      </w:r>
-      <w:r>
-        <w:rPr>
-          <w:rFonts w:ascii="Times New Roman" w:hAnsi="Times New Roman" w:cs="Times New Roman"/>
-          <w:sz w:val="24"/>
-          <w:szCs w:val="24"/>
-        </w:rPr>
-        <w:t>a menu bar with the following options: My Account, See my appointments, Chat, Feedback, Recipes, Information and Logout. Initially, there is selected the My Account option. For this case, the information about the doctor is displayed together with the possibility to change the email or the password by clicking the “Modify” button. When this happen</w:t>
-      </w:r>
-      <w:r>
-        <w:rPr>
-          <w:rFonts w:ascii="Times New Roman" w:hAnsi="Times New Roman" w:cs="Times New Roman"/>
-          <w:sz w:val="24"/>
-          <w:szCs w:val="24"/>
-        </w:rPr>
-        <w:t>s</w:t>
-      </w:r>
-      <w:r>
-        <w:rPr>
-          <w:rFonts w:ascii="Times New Roman" w:hAnsi="Times New Roman" w:cs="Times New Roman"/>
-          <w:sz w:val="24"/>
-          <w:szCs w:val="24"/>
-        </w:rPr>
-        <w:t xml:space="preserve">, the email field </w:t>
-      </w:r>
-      <w:r>
-        <w:rPr>
-          <w:rFonts w:ascii="Times New Roman" w:hAnsi="Times New Roman" w:cs="Times New Roman"/>
-          <w:sz w:val="24"/>
-          <w:szCs w:val="24"/>
-        </w:rPr>
-        <w:t>becomes</w:t>
-      </w:r>
-      <w:r>
-        <w:rPr>
-          <w:rFonts w:ascii="Times New Roman" w:hAnsi="Times New Roman" w:cs="Times New Roman"/>
-          <w:sz w:val="24"/>
-          <w:szCs w:val="24"/>
-        </w:rPr>
-        <w:t xml:space="preserve"> </w:t>
-      </w:r>
-      <w:proofErr w:type="gramStart"/>
-      <w:r>
-        <w:rPr>
-          <w:rFonts w:ascii="Times New Roman" w:hAnsi="Times New Roman" w:cs="Times New Roman"/>
-          <w:sz w:val="24"/>
-          <w:szCs w:val="24"/>
-        </w:rPr>
-        <w:t>enable</w:t>
-      </w:r>
-      <w:proofErr w:type="gramEnd"/>
-      <w:r>
-        <w:rPr>
-          <w:rFonts w:ascii="Times New Roman" w:hAnsi="Times New Roman" w:cs="Times New Roman"/>
-          <w:sz w:val="24"/>
-          <w:szCs w:val="24"/>
-        </w:rPr>
-        <w:t xml:space="preserve"> and there are 2 more fields for password and repeating of the password and 2 buttons: one for saving the updated information and one for cancel</w:t>
+        <w:t xml:space="preserve"> and there are 2 more fields </w:t>
+      </w:r>
+      <w:r>
+        <w:rPr>
+          <w:rFonts w:ascii="Times New Roman" w:hAnsi="Times New Roman" w:cs="Times New Roman"/>
+          <w:sz w:val="24"/>
+          <w:szCs w:val="24"/>
+        </w:rPr>
+        <w:lastRenderedPageBreak/>
+        <w:t>for password and repeating of the password and 2 buttons: one for saving the updated information and one for cancel</w:t>
       </w:r>
       <w:r>
         <w:rPr>
@@ -13062,20 +13744,17 @@
       <w:pPr>
         <w:keepNext/>
         <w:spacing w:line="360" w:lineRule="auto"/>
-        <w:jc w:val="both"/>
-      </w:pPr>
-      <w:r>
-        <w:rPr>
-          <w:rFonts w:ascii="Times New Roman" w:hAnsi="Times New Roman" w:cs="Times New Roman"/>
+        <w:jc w:val="center"/>
+      </w:pPr>
+      <w:r>
+        <w:rPr>
           <w:noProof/>
-          <w:sz w:val="24"/>
-          <w:szCs w:val="24"/>
         </w:rPr>
         <w:drawing>
-          <wp:inline distT="0" distB="0" distL="0" distR="0" wp14:anchorId="65B3B5B4" wp14:editId="3A4EB20D">
-            <wp:extent cx="5930900" cy="1301750"/>
-            <wp:effectExtent l="0" t="0" r="0" b="0"/>
-            <wp:docPr id="11" name="Picture 11"/>
+          <wp:inline distT="0" distB="0" distL="0" distR="0">
+            <wp:extent cx="6464300" cy="1460350"/>
+            <wp:effectExtent l="0" t="0" r="0" b="6985"/>
+            <wp:docPr id="23" name="Picture 23"/>
             <wp:cNvGraphicFramePr>
               <a:graphicFrameLocks xmlns:a="http://schemas.openxmlformats.org/drawingml/2006/main" noChangeAspect="1"/>
             </wp:cNvGraphicFramePr>
@@ -13083,7 +13762,7 @@
               <a:graphicData uri="http://schemas.openxmlformats.org/drawingml/2006/picture">
                 <pic:pic xmlns:pic="http://schemas.openxmlformats.org/drawingml/2006/picture">
                   <pic:nvPicPr>
-                    <pic:cNvPr id="0" name="Picture 3"/>
+                    <pic:cNvPr id="0" name="Picture 5"/>
                     <pic:cNvPicPr>
                       <a:picLocks noChangeAspect="1" noChangeArrowheads="1"/>
                     </pic:cNvPicPr>
@@ -13104,7 +13783,7 @@
                   <pic:spPr bwMode="auto">
                     <a:xfrm>
                       <a:off x="0" y="0"/>
-                      <a:ext cx="5930900" cy="1301750"/>
+                      <a:ext cx="6464300" cy="1460350"/>
                     </a:xfrm>
                     <a:prstGeom prst="rect">
                       <a:avLst/>
@@ -13280,98 +13959,19 @@
     </w:p>
     <w:p>
       <w:pPr>
-        <w:spacing w:line="360" w:lineRule="auto"/>
-        <w:jc w:val="both"/>
-        <w:rPr>
-          <w:rFonts w:ascii="Times New Roman" w:hAnsi="Times New Roman" w:cs="Times New Roman"/>
-          <w:sz w:val="24"/>
-          <w:szCs w:val="24"/>
-        </w:rPr>
-      </w:pPr>
-      <w:r>
-        <w:rPr>
-          <w:rFonts w:ascii="Times New Roman" w:hAnsi="Times New Roman" w:cs="Times New Roman"/>
-          <w:sz w:val="24"/>
-          <w:szCs w:val="24"/>
-        </w:rPr>
-        <w:t xml:space="preserve">By clicking the second option, See my appointments, the user will be redirected to the calendar page. On this page, the doctor can see his or her schedule over a week, like it is shown in Figure 3-6. On the top of the calendar will be the date of Monday of the current week and an arrow to </w:t>
-      </w:r>
-      <w:r>
-        <w:rPr>
-          <w:rFonts w:ascii="Times New Roman" w:hAnsi="Times New Roman" w:cs="Times New Roman"/>
-          <w:sz w:val="24"/>
-          <w:szCs w:val="24"/>
-        </w:rPr>
-        <w:lastRenderedPageBreak/>
-        <w:t>right. By clicking this arrow the content is changed to show the data for the next work week. In this case, an arrow to left will be shown in order to navigate to the previous week. The structure of the calendar is intuitive, being intervals of 30 minutes for an appointment</w:t>
-      </w:r>
-      <w:r>
-        <w:rPr>
-          <w:rFonts w:ascii="Times New Roman" w:hAnsi="Times New Roman" w:cs="Times New Roman"/>
-          <w:sz w:val="24"/>
-          <w:szCs w:val="24"/>
-        </w:rPr>
-        <w:t>, from 9:00 to 17:00</w:t>
-      </w:r>
-      <w:r>
-        <w:rPr>
-          <w:rFonts w:ascii="Times New Roman" w:hAnsi="Times New Roman" w:cs="Times New Roman"/>
-          <w:sz w:val="24"/>
-          <w:szCs w:val="24"/>
-        </w:rPr>
-        <w:t xml:space="preserve">. For the past dates, the color of the slot is gray. For the remaining slots, if there is </w:t>
-      </w:r>
-      <w:r>
-        <w:rPr>
-          <w:rFonts w:ascii="Times New Roman" w:hAnsi="Times New Roman" w:cs="Times New Roman"/>
-          <w:sz w:val="24"/>
-          <w:szCs w:val="24"/>
-        </w:rPr>
-        <w:t xml:space="preserve">an </w:t>
-      </w:r>
-      <w:r>
-        <w:rPr>
-          <w:rFonts w:ascii="Times New Roman" w:hAnsi="Times New Roman" w:cs="Times New Roman"/>
-          <w:sz w:val="24"/>
-          <w:szCs w:val="24"/>
-        </w:rPr>
-        <w:t>appointment for someone, the color is yellow and the name of the person is displayed, otherwise</w:t>
-      </w:r>
-      <w:r>
-        <w:rPr>
-          <w:rFonts w:ascii="Times New Roman" w:hAnsi="Times New Roman" w:cs="Times New Roman"/>
-          <w:sz w:val="24"/>
-          <w:szCs w:val="24"/>
-        </w:rPr>
-        <w:t>,</w:t>
-      </w:r>
-      <w:r>
-        <w:rPr>
-          <w:rFonts w:ascii="Times New Roman" w:hAnsi="Times New Roman" w:cs="Times New Roman"/>
-          <w:sz w:val="24"/>
-          <w:szCs w:val="24"/>
-        </w:rPr>
-        <w:t xml:space="preserve"> the color of the slot is green.  </w:t>
-      </w:r>
-    </w:p>
-    <w:p>
-      <w:pPr>
         <w:keepNext/>
         <w:spacing w:line="360" w:lineRule="auto"/>
-        <w:jc w:val="both"/>
-      </w:pPr>
-      <w:r>
-        <w:rPr>
-          <w:rFonts w:ascii="Times New Roman" w:hAnsi="Times New Roman" w:cs="Times New Roman"/>
+        <w:jc w:val="center"/>
+      </w:pPr>
+      <w:r>
+        <w:rPr>
           <w:noProof/>
-          <w:sz w:val="24"/>
-          <w:szCs w:val="24"/>
         </w:rPr>
         <w:drawing>
-          <wp:inline distT="0" distB="0" distL="0" distR="0" wp14:anchorId="781179A1" wp14:editId="51741EAE">
-            <wp:extent cx="5943600" cy="2540000"/>
-            <wp:effectExtent l="0" t="0" r="0" b="0"/>
-            <wp:docPr id="12" name="Picture 12"/>
+          <wp:inline distT="0" distB="0" distL="0" distR="0">
+            <wp:extent cx="5937250" cy="2660650"/>
+            <wp:effectExtent l="0" t="0" r="6350" b="6350"/>
+            <wp:docPr id="25" name="Picture 25"/>
             <wp:cNvGraphicFramePr>
               <a:graphicFrameLocks xmlns:a="http://schemas.openxmlformats.org/drawingml/2006/main" noChangeAspect="1"/>
             </wp:cNvGraphicFramePr>
@@ -13379,13 +13979,13 @@
               <a:graphicData uri="http://schemas.openxmlformats.org/drawingml/2006/picture">
                 <pic:pic xmlns:pic="http://schemas.openxmlformats.org/drawingml/2006/picture">
                   <pic:nvPicPr>
-                    <pic:cNvPr id="0" name="Picture 4"/>
+                    <pic:cNvPr id="0" name="Picture 7"/>
                     <pic:cNvPicPr>
                       <a:picLocks noChangeAspect="1" noChangeArrowheads="1"/>
                     </pic:cNvPicPr>
                   </pic:nvPicPr>
                   <pic:blipFill>
-                    <a:blip r:embed="rId25" cstate="print">
+                    <a:blip r:embed="rId25">
                       <a:extLst>
                         <a:ext uri="{28A0092B-C50C-407E-A947-70E740481C1C}">
                           <a14:useLocalDpi xmlns:a14="http://schemas.microsoft.com/office/drawing/2010/main" val="0"/>
@@ -13400,7 +14000,7 @@
                   <pic:spPr bwMode="auto">
                     <a:xfrm>
                       <a:off x="0" y="0"/>
-                      <a:ext cx="5943600" cy="2540000"/>
+                      <a:ext cx="5937250" cy="2660650"/>
                     </a:xfrm>
                     <a:prstGeom prst="rect">
                       <a:avLst/>
@@ -13563,7 +14163,45 @@
         <w:t xml:space="preserve"> Calendar feature</w:t>
       </w:r>
     </w:p>
-    <w:p/>
+    <w:p>
+      <w:pPr>
+        <w:spacing w:line="360" w:lineRule="auto"/>
+        <w:jc w:val="both"/>
+        <w:rPr>
+          <w:rFonts w:ascii="Times New Roman" w:hAnsi="Times New Roman" w:cs="Times New Roman"/>
+          <w:sz w:val="24"/>
+          <w:szCs w:val="24"/>
+        </w:rPr>
+      </w:pPr>
+      <w:r>
+        <w:rPr>
+          <w:rFonts w:ascii="Times New Roman" w:hAnsi="Times New Roman" w:cs="Times New Roman"/>
+          <w:sz w:val="24"/>
+          <w:szCs w:val="24"/>
+        </w:rPr>
+        <w:t xml:space="preserve">By clicking the second option, See my appointments, the user will be redirected to the calendar page. On this page, the doctor can see his or her schedule over a week, like it is shown in Figure 3-6. On the top of the calendar will be the date of Monday of the current week and an arrow to right. By clicking this arrow the content is changed to show the data for the next work week. In this case, an arrow to left will be shown in order to navigate to the previous week. The structure of the calendar is intuitive, being intervals of 30 minutes for an appointment, from 9:00 to 17:00. </w:t>
+      </w:r>
+      <w:r>
+        <w:rPr>
+          <w:rFonts w:ascii="Times New Roman" w:hAnsi="Times New Roman" w:cs="Times New Roman"/>
+          <w:sz w:val="24"/>
+          <w:szCs w:val="24"/>
+        </w:rPr>
+        <w:lastRenderedPageBreak/>
+        <w:t xml:space="preserve">For the past dates, the color of the slot is gray. For the remaining slots, if there is an appointment for someone, the color is yellow and the name of the person is displayed, otherwise, the color of the slot is green.  </w:t>
+      </w:r>
+    </w:p>
+    <w:p>
+      <w:pPr>
+        <w:spacing w:line="360" w:lineRule="auto"/>
+        <w:jc w:val="both"/>
+        <w:rPr>
+          <w:rFonts w:ascii="Times New Roman" w:hAnsi="Times New Roman" w:cs="Times New Roman"/>
+          <w:sz w:val="24"/>
+          <w:szCs w:val="24"/>
+        </w:rPr>
+      </w:pPr>
+    </w:p>
     <w:p>
       <w:pPr>
         <w:keepNext/>
@@ -13575,10 +14213,10 @@
           <w:noProof/>
         </w:rPr>
         <w:drawing>
-          <wp:inline distT="0" distB="0" distL="0" distR="0" wp14:anchorId="6EC9E987" wp14:editId="5310C499">
-            <wp:extent cx="5943600" cy="2273300"/>
+          <wp:inline distT="0" distB="0" distL="0" distR="0">
+            <wp:extent cx="5930900" cy="2305050"/>
             <wp:effectExtent l="0" t="0" r="0" b="0"/>
-            <wp:docPr id="14" name="Picture 14"/>
+            <wp:docPr id="27" name="Picture 27"/>
             <wp:cNvGraphicFramePr>
               <a:graphicFrameLocks xmlns:a="http://schemas.openxmlformats.org/drawingml/2006/main" noChangeAspect="1"/>
             </wp:cNvGraphicFramePr>
@@ -13586,7 +14224,7 @@
               <a:graphicData uri="http://schemas.openxmlformats.org/drawingml/2006/picture">
                 <pic:pic xmlns:pic="http://schemas.openxmlformats.org/drawingml/2006/picture">
                   <pic:nvPicPr>
-                    <pic:cNvPr id="0" name="Picture 6"/>
+                    <pic:cNvPr id="0" name="Picture 9"/>
                     <pic:cNvPicPr>
                       <a:picLocks noChangeAspect="1" noChangeArrowheads="1"/>
                     </pic:cNvPicPr>
@@ -13607,7 +14245,7 @@
                   <pic:spPr bwMode="auto">
                     <a:xfrm>
                       <a:off x="0" y="0"/>
-                      <a:ext cx="5943600" cy="2273300"/>
+                      <a:ext cx="5930900" cy="2305050"/>
                     </a:xfrm>
                     <a:prstGeom prst="rect">
                       <a:avLst/>
@@ -13797,7 +14435,6 @@
           <w:sz w:val="24"/>
           <w:szCs w:val="24"/>
         </w:rPr>
-        <w:lastRenderedPageBreak/>
         <w:t>In figure 3-7, we can see the chat page. In the top left corner is a dropdown with patients and under</w:t>
       </w:r>
       <w:r>
@@ -13905,6 +14542,7 @@
           <w:sz w:val="24"/>
           <w:szCs w:val="24"/>
         </w:rPr>
+        <w:lastRenderedPageBreak/>
         <w:drawing>
           <wp:inline distT="0" distB="0" distL="0" distR="0" wp14:anchorId="4552F248" wp14:editId="1A257FB0">
             <wp:extent cx="5937250" cy="2228850"/>
@@ -14155,7 +14793,6 @@
           <w:sz w:val="24"/>
           <w:szCs w:val="24"/>
         </w:rPr>
-        <w:lastRenderedPageBreak/>
         <w:t xml:space="preserve">The Information </w:t>
       </w:r>
       <w:r>
@@ -14279,7 +14916,16 @@
           <w:sz w:val="24"/>
           <w:szCs w:val="24"/>
         </w:rPr>
-        <w:t xml:space="preserve"> with the difference of people from the dropdown list, being only doctors to select from. On the feedback page, the patient can’t see what are the observations of the doctor, being displayed only what he or she wrote about the disease. The recipe page doesn’t contain obviously the ability to prescribe a new recipe and the column Patient is replaced by Doctor. The Information page is exactly the same as for the doctor.</w:t>
+        <w:t xml:space="preserve"> with the difference of people from the dropdown list, </w:t>
+      </w:r>
+      <w:r>
+        <w:rPr>
+          <w:rFonts w:ascii="Times New Roman" w:hAnsi="Times New Roman" w:cs="Times New Roman"/>
+          <w:sz w:val="24"/>
+          <w:szCs w:val="24"/>
+        </w:rPr>
+        <w:lastRenderedPageBreak/>
+        <w:t>being only doctors to select from. On the feedback page, the patient can’t see what are the observations of the doctor, being displayed only what he or she wrote about the disease. The recipe page doesn’t contain obviously the ability to prescribe a new recipe and the column Patient is replaced by Doctor. The Information page is exactly the same as for the doctor.</w:t>
       </w:r>
     </w:p>
     <w:p>
@@ -14297,7 +14943,7 @@
       <w:pPr>
         <w:pStyle w:val="Heading2"/>
       </w:pPr>
-      <w:bookmarkStart w:id="17" w:name="_Toc105017469"/>
+      <w:bookmarkStart w:id="17" w:name="_Toc105448832"/>
       <w:r>
         <w:t>Implementation</w:t>
       </w:r>
@@ -14313,102 +14959,6 @@
           <w:szCs w:val="24"/>
         </w:rPr>
       </w:pPr>
-    </w:p>
-    <w:p>
-      <w:pPr>
-        <w:spacing w:line="360" w:lineRule="auto"/>
-        <w:jc w:val="both"/>
-        <w:rPr>
-          <w:rFonts w:ascii="Times New Roman" w:hAnsi="Times New Roman" w:cs="Times New Roman"/>
-          <w:sz w:val="24"/>
-          <w:szCs w:val="24"/>
-        </w:rPr>
-      </w:pPr>
-      <w:r>
-        <w:rPr>
-          <w:rFonts w:ascii="Times New Roman" w:hAnsi="Times New Roman" w:cs="Times New Roman"/>
-          <w:sz w:val="24"/>
-          <w:szCs w:val="24"/>
-        </w:rPr>
-        <w:t>The application is divided in two parts: backend and frontend. A diagram with the architecture of the application can be seen in Figure 3-9.</w:t>
-      </w:r>
-      <w:r>
-        <w:rPr>
-          <w:rFonts w:ascii="Times New Roman" w:hAnsi="Times New Roman" w:cs="Times New Roman"/>
-          <w:sz w:val="24"/>
-          <w:szCs w:val="24"/>
-        </w:rPr>
-        <w:t xml:space="preserve"> As we can see, the backend was realized with ASP.NET technology and the frontend with React.</w:t>
-      </w:r>
-      <w:r>
-        <w:rPr>
-          <w:rFonts w:ascii="Times New Roman" w:hAnsi="Times New Roman" w:cs="Times New Roman"/>
-          <w:sz w:val="24"/>
-          <w:szCs w:val="24"/>
-        </w:rPr>
-        <w:t xml:space="preserve"> The backend side is composed of three layers: Controller Layer, Business Logic Layer and Data Abstraction L</w:t>
-      </w:r>
-      <w:r>
-        <w:rPr>
-          <w:rFonts w:ascii="Times New Roman" w:hAnsi="Times New Roman" w:cs="Times New Roman"/>
-          <w:sz w:val="24"/>
-          <w:szCs w:val="24"/>
-        </w:rPr>
-        <w:t>ayer, each one having specific responsibilities that will be discussed further. The frontend side has a different structure, being one specific to React applications. Each page is in fact a functional component that can also use smaller components. In this way, there are created functional structures that can be easily reused. We will explain more about these things later, now focusing on the structure of the backend.</w:t>
-      </w:r>
-    </w:p>
-    <w:p>
-      <w:pPr>
-        <w:spacing w:line="360" w:lineRule="auto"/>
-        <w:jc w:val="both"/>
-        <w:rPr>
-          <w:rFonts w:ascii="Times New Roman" w:hAnsi="Times New Roman" w:cs="Times New Roman"/>
-          <w:sz w:val="24"/>
-          <w:szCs w:val="24"/>
-        </w:rPr>
-      </w:pPr>
-      <w:r>
-        <w:rPr>
-          <w:rFonts w:ascii="Times New Roman" w:hAnsi="Times New Roman" w:cs="Times New Roman"/>
-          <w:sz w:val="24"/>
-          <w:szCs w:val="24"/>
-        </w:rPr>
-        <w:t xml:space="preserve">The </w:t>
-      </w:r>
-      <w:r>
-        <w:rPr>
-          <w:rFonts w:ascii="Times New Roman" w:hAnsi="Times New Roman" w:cs="Times New Roman"/>
-          <w:b/>
-          <w:sz w:val="24"/>
-          <w:szCs w:val="24"/>
-        </w:rPr>
-        <w:t>Data Abstraction Layer</w:t>
-      </w:r>
-      <w:r>
-        <w:rPr>
-          <w:rFonts w:ascii="Times New Roman" w:hAnsi="Times New Roman" w:cs="Times New Roman"/>
-          <w:b/>
-          <w:sz w:val="24"/>
-          <w:szCs w:val="24"/>
-        </w:rPr>
-        <w:t xml:space="preserve"> </w:t>
-      </w:r>
-      <w:r>
-        <w:rPr>
-          <w:rFonts w:ascii="Times New Roman" w:hAnsi="Times New Roman" w:cs="Times New Roman"/>
-          <w:sz w:val="24"/>
-          <w:szCs w:val="24"/>
-        </w:rPr>
-        <w:t>is responsible for the communication with the database.</w:t>
-      </w:r>
-      <w:r>
-        <w:rPr>
-          <w:rFonts w:ascii="Times New Roman" w:hAnsi="Times New Roman" w:cs="Times New Roman"/>
-          <w:sz w:val="24"/>
-          <w:szCs w:val="24"/>
-        </w:rPr>
-        <w:t xml:space="preserve"> It was implemented as a Class library. After its content is build, it creates a DLL (dynamic link library).</w:t>
-      </w:r>
     </w:p>
     <w:p>
       <w:pPr>
@@ -14420,12 +14970,11 @@
         <w:rPr>
           <w:noProof/>
         </w:rPr>
-        <w:lastRenderedPageBreak/>
         <w:drawing>
-          <wp:inline distT="0" distB="0" distL="0" distR="0" wp14:anchorId="2BA03A03" wp14:editId="3CDE4BF9">
+          <wp:inline distT="0" distB="0" distL="0" distR="0" wp14:anchorId="0317229E" wp14:editId="2997BDF3">
             <wp:extent cx="5930900" cy="4095750"/>
             <wp:effectExtent l="0" t="0" r="0" b="0"/>
-            <wp:docPr id="17" name="Picture 17"/>
+            <wp:docPr id="28" name="Picture 28"/>
             <wp:cNvGraphicFramePr>
               <a:graphicFrameLocks xmlns:a="http://schemas.openxmlformats.org/drawingml/2006/main" noChangeAspect="1"/>
             </wp:cNvGraphicFramePr>
@@ -14644,167 +15193,48 @@
           <w:sz w:val="24"/>
           <w:szCs w:val="24"/>
         </w:rPr>
-        <w:t>In this layer, there are created the entities that we use in</w:t>
-      </w:r>
-      <w:r>
-        <w:rPr>
-          <w:rFonts w:ascii="Times New Roman" w:hAnsi="Times New Roman" w:cs="Times New Roman"/>
-          <w:sz w:val="24"/>
-          <w:szCs w:val="24"/>
-        </w:rPr>
-        <w:t xml:space="preserve"> the</w:t>
-      </w:r>
-      <w:r>
-        <w:rPr>
-          <w:rFonts w:ascii="Times New Roman" w:hAnsi="Times New Roman" w:cs="Times New Roman"/>
-          <w:sz w:val="24"/>
-          <w:szCs w:val="24"/>
-        </w:rPr>
-        <w:t xml:space="preserve"> application. Practically, we have classes for</w:t>
-      </w:r>
-      <w:r>
-        <w:rPr>
-          <w:rFonts w:ascii="Times New Roman" w:hAnsi="Times New Roman" w:cs="Times New Roman"/>
-          <w:sz w:val="24"/>
-          <w:szCs w:val="24"/>
-        </w:rPr>
-        <w:t xml:space="preserve"> each entity of our project, like Doctor, Patient, Treatment, Disease or Medicine. Then, we have a class called PatientDoctorManagementDbContext that makes the connection with the database. In this class, there is a database set (DbSet) for each entity that corresponds with its table from the database. So, when we add a new entity, let’s say a Specialization, we use the respective DbSet </w:t>
-      </w:r>
-      <w:r>
-        <w:rPr>
-          <w:rFonts w:ascii="Times New Roman" w:hAnsi="Times New Roman" w:cs="Times New Roman"/>
-          <w:sz w:val="24"/>
-          <w:szCs w:val="24"/>
-        </w:rPr>
-        <w:t>from the class PatientDoctorManagementDbContext, we save the changes performed on the DbSet and the table with specializations from the database is updated. We used a code-first approach when creating the entities and the database</w:t>
-      </w:r>
-      <w:r>
-        <w:rPr>
-          <w:rFonts w:ascii="Times New Roman" w:hAnsi="Times New Roman" w:cs="Times New Roman"/>
-          <w:sz w:val="24"/>
-          <w:szCs w:val="24"/>
-        </w:rPr>
-        <w:t xml:space="preserve">. </w:t>
-      </w:r>
-      <w:r>
-        <w:rPr>
-          <w:rFonts w:ascii="Times New Roman" w:hAnsi="Times New Roman" w:cs="Times New Roman"/>
-          <w:sz w:val="24"/>
-          <w:szCs w:val="24"/>
-        </w:rPr>
-        <w:t>With the Code-First approach, the developers can focus on the domain design and</w:t>
-      </w:r>
-      <w:r>
-        <w:rPr>
-          <w:rFonts w:ascii="Times New Roman" w:hAnsi="Times New Roman" w:cs="Times New Roman"/>
-          <w:sz w:val="24"/>
-          <w:szCs w:val="24"/>
-        </w:rPr>
-        <w:t xml:space="preserve"> </w:t>
-      </w:r>
-      <w:r>
-        <w:rPr>
-          <w:rFonts w:ascii="Times New Roman" w:hAnsi="Times New Roman" w:cs="Times New Roman"/>
-          <w:sz w:val="24"/>
-          <w:szCs w:val="24"/>
-        </w:rPr>
-        <w:t>start creating classes as per your domain requirement rather than design your</w:t>
-      </w:r>
-      <w:r>
-        <w:rPr>
-          <w:rFonts w:ascii="Times New Roman" w:hAnsi="Times New Roman" w:cs="Times New Roman"/>
-          <w:sz w:val="24"/>
-          <w:szCs w:val="24"/>
-        </w:rPr>
-        <w:t xml:space="preserve"> </w:t>
-      </w:r>
-      <w:r>
-        <w:rPr>
-          <w:rFonts w:ascii="Times New Roman" w:hAnsi="Times New Roman" w:cs="Times New Roman"/>
-          <w:sz w:val="24"/>
-          <w:szCs w:val="24"/>
-        </w:rPr>
-        <w:t>database ﬁrst and then create the classes which match your database design</w:t>
-      </w:r>
-      <w:r>
-        <w:rPr>
-          <w:rFonts w:ascii="Times New Roman" w:hAnsi="Times New Roman" w:cs="Times New Roman"/>
-          <w:sz w:val="24"/>
-          <w:szCs w:val="24"/>
-        </w:rPr>
-        <w:t xml:space="preserve"> [13</w:t>
-      </w:r>
-      <w:r>
-        <w:rPr>
-          <w:rFonts w:ascii="Times New Roman" w:hAnsi="Times New Roman" w:cs="Times New Roman"/>
-          <w:sz w:val="24"/>
-          <w:szCs w:val="24"/>
-        </w:rPr>
-        <w:t>].</w:t>
-      </w:r>
-      <w:r>
-        <w:rPr>
-          <w:rFonts w:ascii="Times New Roman" w:hAnsi="Times New Roman" w:cs="Times New Roman"/>
-          <w:sz w:val="24"/>
-          <w:szCs w:val="24"/>
-        </w:rPr>
-        <w:t xml:space="preserve"> </w:t>
-      </w:r>
-      <w:r>
-        <w:rPr>
-          <w:rFonts w:ascii="Times New Roman" w:hAnsi="Times New Roman" w:cs="Times New Roman"/>
-          <w:sz w:val="24"/>
-          <w:szCs w:val="24"/>
-        </w:rPr>
-        <w:t xml:space="preserve">Next, we have a BaseDAL class and for each entity a DAL class for that entity </w:t>
-      </w:r>
-      <w:r>
-        <w:rPr>
-          <w:rFonts w:ascii="Times New Roman" w:hAnsi="Times New Roman" w:cs="Times New Roman"/>
-          <w:sz w:val="24"/>
-          <w:szCs w:val="24"/>
-        </w:rPr>
-        <w:t>that</w:t>
-      </w:r>
-      <w:r>
-        <w:rPr>
-          <w:rFonts w:ascii="Times New Roman" w:hAnsi="Times New Roman" w:cs="Times New Roman"/>
-          <w:sz w:val="24"/>
-          <w:szCs w:val="24"/>
-        </w:rPr>
-        <w:t xml:space="preserve"> inherit</w:t>
-      </w:r>
-      <w:r>
-        <w:rPr>
-          <w:rFonts w:ascii="Times New Roman" w:hAnsi="Times New Roman" w:cs="Times New Roman"/>
-          <w:sz w:val="24"/>
-          <w:szCs w:val="24"/>
-        </w:rPr>
-        <w:t>s</w:t>
-      </w:r>
-      <w:r>
-        <w:rPr>
-          <w:rFonts w:ascii="Times New Roman" w:hAnsi="Times New Roman" w:cs="Times New Roman"/>
-          <w:sz w:val="24"/>
-          <w:szCs w:val="24"/>
-        </w:rPr>
-        <w:t xml:space="preserve"> from BaseDAL and will perform operations on that entity</w:t>
-      </w:r>
-      <w:r>
-        <w:rPr>
-          <w:rFonts w:ascii="Times New Roman" w:hAnsi="Times New Roman" w:cs="Times New Roman"/>
-          <w:sz w:val="24"/>
-          <w:szCs w:val="24"/>
-        </w:rPr>
-        <w:t>’s</w:t>
-      </w:r>
-      <w:r>
-        <w:rPr>
-          <w:rFonts w:ascii="Times New Roman" w:hAnsi="Times New Roman" w:cs="Times New Roman"/>
-          <w:sz w:val="24"/>
-          <w:szCs w:val="24"/>
-        </w:rPr>
-        <w:t xml:space="preserve"> database set. </w:t>
+        <w:t>The application is divided in two parts: backend and frontend. A diagram with the architecture of the application can be seen in Figure 3-9.</w:t>
+      </w:r>
+      <w:r>
+        <w:rPr>
+          <w:rFonts w:ascii="Times New Roman" w:hAnsi="Times New Roman" w:cs="Times New Roman"/>
+          <w:sz w:val="24"/>
+          <w:szCs w:val="24"/>
+        </w:rPr>
+        <w:t xml:space="preserve"> As we can see, the backend was realized with ASP.NET technology and the frontend with React.</w:t>
+      </w:r>
+      <w:r>
+        <w:rPr>
+          <w:rFonts w:ascii="Times New Roman" w:hAnsi="Times New Roman" w:cs="Times New Roman"/>
+          <w:sz w:val="24"/>
+          <w:szCs w:val="24"/>
+        </w:rPr>
+        <w:t xml:space="preserve"> The backend side is composed of three </w:t>
+      </w:r>
+      <w:r>
+        <w:rPr>
+          <w:rFonts w:ascii="Times New Roman" w:hAnsi="Times New Roman" w:cs="Times New Roman"/>
+          <w:sz w:val="24"/>
+          <w:szCs w:val="24"/>
+        </w:rPr>
+        <w:lastRenderedPageBreak/>
+        <w:t>layers: Controller Layer, Business Logic Layer and Data Abstraction L</w:t>
+      </w:r>
+      <w:r>
+        <w:rPr>
+          <w:rFonts w:ascii="Times New Roman" w:hAnsi="Times New Roman" w:cs="Times New Roman"/>
+          <w:sz w:val="24"/>
+          <w:szCs w:val="24"/>
+        </w:rPr>
+        <w:t>ayer, each one having specific responsibilities that will be discussed further. The frontend side has a different structure, being one specific to React applications. Each page is in fact a functional component that can also use smaller components. In this way, there are created functional structures that can be easily reused. We will explain more about these things later, now focusing o</w:t>
+      </w:r>
+      <w:r>
+        <w:rPr>
+          <w:rFonts w:ascii="Times New Roman" w:hAnsi="Times New Roman" w:cs="Times New Roman"/>
+          <w:sz w:val="24"/>
+          <w:szCs w:val="24"/>
+        </w:rPr>
+        <w:t>n the structure of the backend.</w:t>
       </w:r>
     </w:p>
     <w:p>
@@ -14823,7 +15253,227 @@
           <w:sz w:val="24"/>
           <w:szCs w:val="24"/>
         </w:rPr>
-        <w:lastRenderedPageBreak/>
+        <w:t xml:space="preserve">The </w:t>
+      </w:r>
+      <w:r>
+        <w:rPr>
+          <w:rFonts w:ascii="Times New Roman" w:hAnsi="Times New Roman" w:cs="Times New Roman"/>
+          <w:b/>
+          <w:sz w:val="24"/>
+          <w:szCs w:val="24"/>
+        </w:rPr>
+        <w:t>Data Abstraction Layer</w:t>
+      </w:r>
+      <w:r>
+        <w:rPr>
+          <w:rFonts w:ascii="Times New Roman" w:hAnsi="Times New Roman" w:cs="Times New Roman"/>
+          <w:b/>
+          <w:sz w:val="24"/>
+          <w:szCs w:val="24"/>
+        </w:rPr>
+        <w:t xml:space="preserve"> </w:t>
+      </w:r>
+      <w:r>
+        <w:rPr>
+          <w:rFonts w:ascii="Times New Roman" w:hAnsi="Times New Roman" w:cs="Times New Roman"/>
+          <w:sz w:val="24"/>
+          <w:szCs w:val="24"/>
+        </w:rPr>
+        <w:t>is responsible for the communication with the database. It was implemented as a Class library. After its content is build, it creates a DLL (dynamic link library).</w:t>
+      </w:r>
+      <w:r>
+        <w:rPr>
+          <w:rFonts w:ascii="Times New Roman" w:hAnsi="Times New Roman" w:cs="Times New Roman"/>
+          <w:sz w:val="24"/>
+          <w:szCs w:val="24"/>
+        </w:rPr>
+        <w:t xml:space="preserve"> </w:t>
+      </w:r>
+      <w:r>
+        <w:rPr>
+          <w:rFonts w:ascii="Times New Roman" w:hAnsi="Times New Roman" w:cs="Times New Roman"/>
+          <w:sz w:val="24"/>
+          <w:szCs w:val="24"/>
+        </w:rPr>
+        <w:t>In this layer, there are created the entities that we use in</w:t>
+      </w:r>
+      <w:r>
+        <w:rPr>
+          <w:rFonts w:ascii="Times New Roman" w:hAnsi="Times New Roman" w:cs="Times New Roman"/>
+          <w:sz w:val="24"/>
+          <w:szCs w:val="24"/>
+        </w:rPr>
+        <w:t xml:space="preserve"> the</w:t>
+      </w:r>
+      <w:r>
+        <w:rPr>
+          <w:rFonts w:ascii="Times New Roman" w:hAnsi="Times New Roman" w:cs="Times New Roman"/>
+          <w:sz w:val="24"/>
+          <w:szCs w:val="24"/>
+        </w:rPr>
+        <w:t xml:space="preserve"> application. Practically, we have classes for</w:t>
+      </w:r>
+      <w:r>
+        <w:rPr>
+          <w:rFonts w:ascii="Times New Roman" w:hAnsi="Times New Roman" w:cs="Times New Roman"/>
+          <w:sz w:val="24"/>
+          <w:szCs w:val="24"/>
+        </w:rPr>
+        <w:t xml:space="preserve"> each entity of our project, like Doctor, Patient, Treatment, Disease or Medicine. Then, we have a class called PatientDoctorManagementDbContext that makes the connection with the database. In this class, there is a database set (DbSet) for each entity that corresponds with its table from the database. So, when we add a new entity, let’s say a Specialization, we use the respective DbSet </w:t>
+      </w:r>
+      <w:r>
+        <w:rPr>
+          <w:rFonts w:ascii="Times New Roman" w:hAnsi="Times New Roman" w:cs="Times New Roman"/>
+          <w:sz w:val="24"/>
+          <w:szCs w:val="24"/>
+        </w:rPr>
+        <w:t>from the class PatientDoctorManagementDbContext, we save the changes performed on the DbSet and the table with specializations from the database is updated. We used a code-first approach when creating the entities and the database</w:t>
+      </w:r>
+      <w:r>
+        <w:rPr>
+          <w:rFonts w:ascii="Times New Roman" w:hAnsi="Times New Roman" w:cs="Times New Roman"/>
+          <w:sz w:val="24"/>
+          <w:szCs w:val="24"/>
+        </w:rPr>
+        <w:t xml:space="preserve">. </w:t>
+      </w:r>
+      <w:r>
+        <w:rPr>
+          <w:rFonts w:ascii="Times New Roman" w:hAnsi="Times New Roman" w:cs="Times New Roman"/>
+          <w:sz w:val="24"/>
+          <w:szCs w:val="24"/>
+        </w:rPr>
+        <w:t>With the Code-First approach, the developers can focus on the domain design and</w:t>
+      </w:r>
+      <w:r>
+        <w:rPr>
+          <w:rFonts w:ascii="Times New Roman" w:hAnsi="Times New Roman" w:cs="Times New Roman"/>
+          <w:sz w:val="24"/>
+          <w:szCs w:val="24"/>
+        </w:rPr>
+        <w:t xml:space="preserve"> </w:t>
+      </w:r>
+      <w:r>
+        <w:rPr>
+          <w:rFonts w:ascii="Times New Roman" w:hAnsi="Times New Roman" w:cs="Times New Roman"/>
+          <w:sz w:val="24"/>
+          <w:szCs w:val="24"/>
+        </w:rPr>
+        <w:t>start creating classes as per your domain requirement rather than design your</w:t>
+      </w:r>
+      <w:r>
+        <w:rPr>
+          <w:rFonts w:ascii="Times New Roman" w:hAnsi="Times New Roman" w:cs="Times New Roman"/>
+          <w:sz w:val="24"/>
+          <w:szCs w:val="24"/>
+        </w:rPr>
+        <w:t xml:space="preserve"> </w:t>
+      </w:r>
+      <w:r>
+        <w:rPr>
+          <w:rFonts w:ascii="Times New Roman" w:hAnsi="Times New Roman" w:cs="Times New Roman"/>
+          <w:sz w:val="24"/>
+          <w:szCs w:val="24"/>
+        </w:rPr>
+        <w:t>database ﬁrst and then create the classes which match your database design</w:t>
+      </w:r>
+      <w:r>
+        <w:rPr>
+          <w:rFonts w:ascii="Times New Roman" w:hAnsi="Times New Roman" w:cs="Times New Roman"/>
+          <w:sz w:val="24"/>
+          <w:szCs w:val="24"/>
+        </w:rPr>
+        <w:t xml:space="preserve"> [13</w:t>
+      </w:r>
+      <w:r>
+        <w:rPr>
+          <w:rFonts w:ascii="Times New Roman" w:hAnsi="Times New Roman" w:cs="Times New Roman"/>
+          <w:sz w:val="24"/>
+          <w:szCs w:val="24"/>
+        </w:rPr>
+        <w:t>].</w:t>
+      </w:r>
+      <w:r>
+        <w:rPr>
+          <w:rFonts w:ascii="Times New Roman" w:hAnsi="Times New Roman" w:cs="Times New Roman"/>
+          <w:sz w:val="24"/>
+          <w:szCs w:val="24"/>
+        </w:rPr>
+        <w:t xml:space="preserve"> </w:t>
+      </w:r>
+      <w:r>
+        <w:rPr>
+          <w:rFonts w:ascii="Times New Roman" w:hAnsi="Times New Roman" w:cs="Times New Roman"/>
+          <w:sz w:val="24"/>
+          <w:szCs w:val="24"/>
+        </w:rPr>
+        <w:t xml:space="preserve">Next, we have a BaseDAL class and for each entity a DAL class for that entity </w:t>
+      </w:r>
+      <w:r>
+        <w:rPr>
+          <w:rFonts w:ascii="Times New Roman" w:hAnsi="Times New Roman" w:cs="Times New Roman"/>
+          <w:sz w:val="24"/>
+          <w:szCs w:val="24"/>
+        </w:rPr>
+        <w:t>that</w:t>
+      </w:r>
+      <w:r>
+        <w:rPr>
+          <w:rFonts w:ascii="Times New Roman" w:hAnsi="Times New Roman" w:cs="Times New Roman"/>
+          <w:sz w:val="24"/>
+          <w:szCs w:val="24"/>
+        </w:rPr>
+        <w:t xml:space="preserve"> inherit</w:t>
+      </w:r>
+      <w:r>
+        <w:rPr>
+          <w:rFonts w:ascii="Times New Roman" w:hAnsi="Times New Roman" w:cs="Times New Roman"/>
+          <w:sz w:val="24"/>
+          <w:szCs w:val="24"/>
+        </w:rPr>
+        <w:t>s</w:t>
+      </w:r>
+      <w:r>
+        <w:rPr>
+          <w:rFonts w:ascii="Times New Roman" w:hAnsi="Times New Roman" w:cs="Times New Roman"/>
+          <w:sz w:val="24"/>
+          <w:szCs w:val="24"/>
+        </w:rPr>
+        <w:t xml:space="preserve"> from BaseDAL and will perform operations on that entity</w:t>
+      </w:r>
+      <w:r>
+        <w:rPr>
+          <w:rFonts w:ascii="Times New Roman" w:hAnsi="Times New Roman" w:cs="Times New Roman"/>
+          <w:sz w:val="24"/>
+          <w:szCs w:val="24"/>
+        </w:rPr>
+        <w:t>’s</w:t>
+      </w:r>
+      <w:r>
+        <w:rPr>
+          <w:rFonts w:ascii="Times New Roman" w:hAnsi="Times New Roman" w:cs="Times New Roman"/>
+          <w:sz w:val="24"/>
+          <w:szCs w:val="24"/>
+        </w:rPr>
+        <w:t xml:space="preserve"> database set. </w:t>
+      </w:r>
+    </w:p>
+    <w:p>
+      <w:pPr>
+        <w:spacing w:line="360" w:lineRule="auto"/>
+        <w:jc w:val="both"/>
+        <w:rPr>
+          <w:rFonts w:ascii="Times New Roman" w:hAnsi="Times New Roman" w:cs="Times New Roman"/>
+          <w:sz w:val="24"/>
+          <w:szCs w:val="24"/>
+        </w:rPr>
+      </w:pPr>
+      <w:r>
+        <w:rPr>
+          <w:rFonts w:ascii="Times New Roman" w:hAnsi="Times New Roman" w:cs="Times New Roman"/>
+          <w:sz w:val="24"/>
+          <w:szCs w:val="24"/>
+        </w:rPr>
         <w:t>The BaseDAL class code is simple, containing only an object of type DALContext</w:t>
       </w:r>
       <w:r>
@@ -14968,6 +15618,7 @@
           <w:sz w:val="24"/>
           <w:szCs w:val="24"/>
         </w:rPr>
+        <w:lastRenderedPageBreak/>
         <w:drawing>
           <wp:inline distT="0" distB="0" distL="0" distR="0" wp14:anchorId="371562DA" wp14:editId="4A7E2567">
             <wp:extent cx="5943600" cy="4114800"/>
@@ -15216,16 +15867,7 @@
           <w:sz w:val="24"/>
           <w:szCs w:val="24"/>
         </w:rPr>
-        <w:t xml:space="preserve">In this way we establish a one-way connection between these two layers as we intended; the Data Abstraction Layer should not be able to use code from the Business Logic Layer. The </w:t>
-      </w:r>
-      <w:r>
-        <w:rPr>
-          <w:rFonts w:ascii="Times New Roman" w:hAnsi="Times New Roman" w:cs="Times New Roman"/>
-          <w:sz w:val="24"/>
-          <w:szCs w:val="24"/>
-        </w:rPr>
-        <w:lastRenderedPageBreak/>
-        <w:t xml:space="preserve">purpose of this layer is to execute the specific business rules of the application, being in fact an intermediary layer between the Controllers Layer and the Data Abstraction Layer. Its structure is similar </w:t>
+        <w:t xml:space="preserve">In this way we establish a one-way connection between these two layers as we intended; the Data Abstraction Layer should not be able to use code from the Business Logic Layer. The purpose of this layer is to execute the specific business rules of the application, being in fact an intermediary layer between the Controllers Layer and the Data Abstraction Layer. Its structure is similar </w:t>
       </w:r>
       <w:r>
         <w:rPr>
@@ -15364,6 +16006,7 @@
           <w:sz w:val="24"/>
           <w:szCs w:val="24"/>
         </w:rPr>
+        <w:lastRenderedPageBreak/>
         <w:t xml:space="preserve">The </w:t>
       </w:r>
       <w:r>
@@ -15723,8 +16366,6 @@
         </w:rPr>
         <w:t>.</w:t>
       </w:r>
-      <w:bookmarkStart w:id="18" w:name="_GoBack"/>
-      <w:bookmarkEnd w:id="18"/>
       <w:proofErr w:type="spellStart"/>
       <w:r>
         <w:rPr>
@@ -15799,16 +16440,7 @@
           <w:sz w:val="24"/>
           <w:szCs w:val="24"/>
         </w:rPr>
-        <w:t xml:space="preserve"> and one for the </w:t>
-      </w:r>
-      <w:r>
-        <w:rPr>
-          <w:rFonts w:ascii="Times New Roman" w:hAnsi="Times New Roman" w:cs="Times New Roman"/>
-          <w:sz w:val="24"/>
-          <w:szCs w:val="24"/>
-        </w:rPr>
-        <w:lastRenderedPageBreak/>
-        <w:t>implementation with the extension .</w:t>
+        <w:t xml:space="preserve"> and one for the implementation with the extension .</w:t>
       </w:r>
       <w:proofErr w:type="spellStart"/>
       <w:r>
@@ -16035,10 +16667,31 @@
           <w:sz w:val="24"/>
           <w:szCs w:val="24"/>
         </w:rPr>
-        <w:t xml:space="preserve"> CustomCallendar component structure</w:t>
-      </w:r>
-    </w:p>
-    <w:p/>
+        <w:t xml:space="preserve"> </w:t>
+      </w:r>
+      <w:proofErr w:type="spellStart"/>
+      <w:r>
+        <w:rPr>
+          <w:rFonts w:ascii="Times New Roman" w:hAnsi="Times New Roman" w:cs="Times New Roman"/>
+          <w:b w:val="0"/>
+          <w:color w:val="000000" w:themeColor="text1"/>
+          <w:sz w:val="24"/>
+          <w:szCs w:val="24"/>
+        </w:rPr>
+        <w:t>CustomCallendar</w:t>
+      </w:r>
+      <w:proofErr w:type="spellEnd"/>
+      <w:r>
+        <w:rPr>
+          <w:rFonts w:ascii="Times New Roman" w:hAnsi="Times New Roman" w:cs="Times New Roman"/>
+          <w:b w:val="0"/>
+          <w:color w:val="000000" w:themeColor="text1"/>
+          <w:sz w:val="24"/>
+          <w:szCs w:val="24"/>
+        </w:rPr>
+        <w:t xml:space="preserve"> component structure</w:t>
+      </w:r>
+    </w:p>
     <w:p>
       <w:pPr>
         <w:spacing w:line="360" w:lineRule="auto"/>
@@ -16055,6 +16708,7 @@
           <w:sz w:val="24"/>
           <w:szCs w:val="24"/>
         </w:rPr>
+        <w:lastRenderedPageBreak/>
         <w:t xml:space="preserve">In figure 3-12 can be seen the structure of the database. </w:t>
       </w:r>
       <w:r>
@@ -16080,16 +16734,17 @@
     <w:p>
       <w:pPr>
         <w:keepNext/>
+        <w:jc w:val="center"/>
       </w:pPr>
       <w:r>
         <w:rPr>
           <w:noProof/>
         </w:rPr>
         <w:drawing>
-          <wp:inline distT="0" distB="0" distL="0" distR="0" wp14:anchorId="6BA48002" wp14:editId="20CFC66A">
-            <wp:extent cx="5937250" cy="3238500"/>
+          <wp:inline distT="0" distB="0" distL="0" distR="0">
+            <wp:extent cx="5937250" cy="4102100"/>
             <wp:effectExtent l="0" t="0" r="6350" b="0"/>
-            <wp:docPr id="22" name="Picture 22"/>
+            <wp:docPr id="29" name="Picture 29"/>
             <wp:cNvGraphicFramePr>
               <a:graphicFrameLocks xmlns:a="http://schemas.openxmlformats.org/drawingml/2006/main" noChangeAspect="1"/>
             </wp:cNvGraphicFramePr>
@@ -16097,7 +16752,7 @@
               <a:graphicData uri="http://schemas.openxmlformats.org/drawingml/2006/picture">
                 <pic:pic xmlns:pic="http://schemas.openxmlformats.org/drawingml/2006/picture">
                   <pic:nvPicPr>
-                    <pic:cNvPr id="0" name="Picture 7"/>
+                    <pic:cNvPr id="0" name="Picture 10"/>
                     <pic:cNvPicPr>
                       <a:picLocks noChangeAspect="1" noChangeArrowheads="1"/>
                     </pic:cNvPicPr>
@@ -16118,7 +16773,7 @@
                   <pic:spPr bwMode="auto">
                     <a:xfrm>
                       <a:off x="0" y="0"/>
-                      <a:ext cx="5937250" cy="3238500"/>
+                      <a:ext cx="5937250" cy="4102100"/>
                     </a:xfrm>
                     <a:prstGeom prst="rect">
                       <a:avLst/>
@@ -16302,6 +16957,16 @@
     </w:p>
     <w:p>
       <w:pPr>
+        <w:pStyle w:val="Heading2"/>
+      </w:pPr>
+      <w:bookmarkStart w:id="18" w:name="_Toc105448833"/>
+      <w:r>
+        <w:t>Used technologies</w:t>
+      </w:r>
+      <w:bookmarkEnd w:id="18"/>
+    </w:p>
+    <w:p>
+      <w:pPr>
         <w:spacing w:line="360" w:lineRule="auto"/>
         <w:jc w:val="both"/>
         <w:rPr>
@@ -16313,17 +16978,6 @@
     </w:p>
     <w:p>
       <w:pPr>
-        <w:pStyle w:val="Heading2"/>
-      </w:pPr>
-      <w:bookmarkStart w:id="19" w:name="_Toc105017470"/>
-      <w:r>
-        <w:lastRenderedPageBreak/>
-        <w:t>Used technologies</w:t>
-      </w:r>
-      <w:bookmarkEnd w:id="19"/>
-    </w:p>
-    <w:p>
-      <w:pPr>
         <w:spacing w:line="360" w:lineRule="auto"/>
         <w:jc w:val="both"/>
         <w:rPr>
@@ -16332,6 +16986,62 @@
           <w:szCs w:val="24"/>
         </w:rPr>
       </w:pPr>
+      <w:r>
+        <w:rPr>
+          <w:rFonts w:ascii="Times New Roman" w:hAnsi="Times New Roman" w:cs="Times New Roman"/>
+          <w:sz w:val="24"/>
+          <w:szCs w:val="24"/>
+        </w:rPr>
+        <w:t>In the development process of the application</w:t>
+      </w:r>
+      <w:r>
+        <w:rPr>
+          <w:rFonts w:ascii="Times New Roman" w:hAnsi="Times New Roman" w:cs="Times New Roman"/>
+          <w:sz w:val="24"/>
+          <w:szCs w:val="24"/>
+        </w:rPr>
+        <w:t>,</w:t>
+      </w:r>
+      <w:r>
+        <w:rPr>
+          <w:rFonts w:ascii="Times New Roman" w:hAnsi="Times New Roman" w:cs="Times New Roman"/>
+          <w:sz w:val="24"/>
+          <w:szCs w:val="24"/>
+        </w:rPr>
+        <w:t xml:space="preserve"> there wer</w:t>
+      </w:r>
+      <w:r>
+        <w:rPr>
+          <w:rFonts w:ascii="Times New Roman" w:hAnsi="Times New Roman" w:cs="Times New Roman"/>
+          <w:sz w:val="24"/>
+          <w:szCs w:val="24"/>
+        </w:rPr>
+        <w:t>e used different technologies like</w:t>
+      </w:r>
+      <w:r>
+        <w:rPr>
+          <w:rFonts w:ascii="Times New Roman" w:hAnsi="Times New Roman" w:cs="Times New Roman"/>
+          <w:sz w:val="24"/>
+          <w:szCs w:val="24"/>
+        </w:rPr>
+        <w:t xml:space="preserve"> programming languages or frameworks and in the following</w:t>
+      </w:r>
+      <w:r>
+        <w:rPr>
+          <w:rFonts w:ascii="Times New Roman" w:hAnsi="Times New Roman" w:cs="Times New Roman"/>
+          <w:sz w:val="24"/>
+          <w:szCs w:val="24"/>
+        </w:rPr>
+        <w:t>,</w:t>
+      </w:r>
+      <w:r>
+        <w:rPr>
+          <w:rFonts w:ascii="Times New Roman" w:hAnsi="Times New Roman" w:cs="Times New Roman"/>
+          <w:sz w:val="24"/>
+          <w:szCs w:val="24"/>
+        </w:rPr>
+        <w:t xml:space="preserve"> they will be presented.</w:t>
+      </w:r>
     </w:p>
     <w:p>
       <w:pPr>
@@ -16349,55 +17059,121 @@
           <w:sz w:val="24"/>
           <w:szCs w:val="24"/>
         </w:rPr>
-        <w:t>In the development process of the application</w:t>
-      </w:r>
-      <w:r>
-        <w:rPr>
-          <w:rFonts w:ascii="Times New Roman" w:hAnsi="Times New Roman" w:cs="Times New Roman"/>
-          <w:sz w:val="24"/>
-          <w:szCs w:val="24"/>
-        </w:rPr>
-        <w:t>,</w:t>
-      </w:r>
-      <w:r>
-        <w:rPr>
-          <w:rFonts w:ascii="Times New Roman" w:hAnsi="Times New Roman" w:cs="Times New Roman"/>
-          <w:sz w:val="24"/>
-          <w:szCs w:val="24"/>
-        </w:rPr>
-        <w:t xml:space="preserve"> there wer</w:t>
-      </w:r>
-      <w:r>
-        <w:rPr>
-          <w:rFonts w:ascii="Times New Roman" w:hAnsi="Times New Roman" w:cs="Times New Roman"/>
-          <w:sz w:val="24"/>
-          <w:szCs w:val="24"/>
-        </w:rPr>
-        <w:t>e used different technologies like</w:t>
-      </w:r>
-      <w:r>
-        <w:rPr>
-          <w:rFonts w:ascii="Times New Roman" w:hAnsi="Times New Roman" w:cs="Times New Roman"/>
-          <w:sz w:val="24"/>
-          <w:szCs w:val="24"/>
-        </w:rPr>
-        <w:t xml:space="preserve"> programming languages or frameworks and in the following</w:t>
-      </w:r>
-      <w:r>
-        <w:rPr>
-          <w:rFonts w:ascii="Times New Roman" w:hAnsi="Times New Roman" w:cs="Times New Roman"/>
-          <w:sz w:val="24"/>
-          <w:szCs w:val="24"/>
-        </w:rPr>
-        <w:t>,</w:t>
-      </w:r>
-      <w:r>
-        <w:rPr>
-          <w:rFonts w:ascii="Times New Roman" w:hAnsi="Times New Roman" w:cs="Times New Roman"/>
-          <w:sz w:val="24"/>
-          <w:szCs w:val="24"/>
-        </w:rPr>
-        <w:t xml:space="preserve"> they will be presented.</w:t>
+        <w:t xml:space="preserve"> </w:t>
+      </w:r>
+      <w:r>
+        <w:rPr>
+          <w:rFonts w:ascii="Times New Roman" w:hAnsi="Times New Roman" w:cs="Times New Roman"/>
+          <w:sz w:val="24"/>
+          <w:szCs w:val="24"/>
+        </w:rPr>
+        <w:t xml:space="preserve">The backend was implemented using </w:t>
+      </w:r>
+      <w:r>
+        <w:rPr>
+          <w:rFonts w:ascii="Times New Roman" w:hAnsi="Times New Roman" w:cs="Times New Roman"/>
+          <w:b/>
+          <w:sz w:val="24"/>
+          <w:szCs w:val="24"/>
+        </w:rPr>
+        <w:t>ASP.NET Core</w:t>
+      </w:r>
+      <w:r>
+        <w:rPr>
+          <w:rFonts w:ascii="Times New Roman" w:hAnsi="Times New Roman" w:cs="Times New Roman"/>
+          <w:sz w:val="24"/>
+          <w:szCs w:val="24"/>
+        </w:rPr>
+        <w:t xml:space="preserve"> facilities. A</w:t>
+      </w:r>
+      <w:r>
+        <w:rPr>
+          <w:rFonts w:ascii="Times New Roman" w:hAnsi="Times New Roman" w:cs="Times New Roman"/>
+          <w:sz w:val="24"/>
+          <w:szCs w:val="24"/>
+        </w:rPr>
+        <w:t xml:space="preserve">ccording to Microsoft Corporation ASP.NET is unified Web development model that includes services necessary to </w:t>
+      </w:r>
+      <w:r>
+        <w:rPr>
+          <w:rFonts w:ascii="Times New Roman" w:hAnsi="Times New Roman" w:cs="Times New Roman"/>
+          <w:sz w:val="24"/>
+          <w:szCs w:val="24"/>
+        </w:rPr>
+        <w:lastRenderedPageBreak/>
+        <w:t>build enterprise web applications with a minimum of coding and offered on a free licensing agreement. It is event-driven programming model and part of the .NET Framework</w:t>
+      </w:r>
+      <w:r>
+        <w:rPr>
+          <w:rFonts w:ascii="Times New Roman" w:hAnsi="Times New Roman" w:cs="Times New Roman"/>
+          <w:sz w:val="24"/>
+          <w:szCs w:val="24"/>
+        </w:rPr>
+        <w:t xml:space="preserve"> [</w:t>
+      </w:r>
+      <w:r>
+        <w:rPr>
+          <w:rFonts w:ascii="Times New Roman" w:hAnsi="Times New Roman" w:cs="Times New Roman"/>
+          <w:sz w:val="24"/>
+          <w:szCs w:val="24"/>
+        </w:rPr>
+        <w:t>14</w:t>
+      </w:r>
+      <w:r>
+        <w:rPr>
+          <w:rFonts w:ascii="Times New Roman" w:hAnsi="Times New Roman" w:cs="Times New Roman"/>
+          <w:sz w:val="24"/>
+          <w:szCs w:val="24"/>
+        </w:rPr>
+        <w:t>]</w:t>
+      </w:r>
+      <w:r>
+        <w:rPr>
+          <w:rFonts w:ascii="Times New Roman" w:hAnsi="Times New Roman" w:cs="Times New Roman"/>
+          <w:sz w:val="24"/>
+          <w:szCs w:val="24"/>
+        </w:rPr>
+        <w:t xml:space="preserve">. </w:t>
+      </w:r>
+      <w:r>
+        <w:rPr>
+          <w:rFonts w:ascii="Times New Roman" w:hAnsi="Times New Roman" w:cs="Times New Roman"/>
+          <w:sz w:val="24"/>
+          <w:szCs w:val="24"/>
+        </w:rPr>
+        <w:t>ASP.NET is typically run on IIS (Internet Information Services), which is not supported on GNU/Linux by Microsoft; thus, Kestrel must be used instead</w:t>
+      </w:r>
+      <w:r>
+        <w:rPr>
+          <w:rFonts w:ascii="Times New Roman" w:hAnsi="Times New Roman" w:cs="Times New Roman"/>
+          <w:sz w:val="24"/>
+          <w:szCs w:val="24"/>
+        </w:rPr>
+        <w:t xml:space="preserve"> [</w:t>
+      </w:r>
+      <w:r>
+        <w:rPr>
+          <w:rFonts w:ascii="Times New Roman" w:hAnsi="Times New Roman" w:cs="Times New Roman"/>
+          <w:sz w:val="24"/>
+          <w:szCs w:val="24"/>
+        </w:rPr>
+        <w:t>15</w:t>
+      </w:r>
+      <w:r>
+        <w:rPr>
+          <w:rFonts w:ascii="Times New Roman" w:hAnsi="Times New Roman" w:cs="Times New Roman"/>
+          <w:sz w:val="24"/>
+          <w:szCs w:val="24"/>
+        </w:rPr>
+        <w:t>]</w:t>
+      </w:r>
+      <w:r>
+        <w:rPr>
+          <w:rFonts w:ascii="Times New Roman" w:hAnsi="Times New Roman" w:cs="Times New Roman"/>
+          <w:sz w:val="24"/>
+          <w:szCs w:val="24"/>
+        </w:rPr>
+        <w:t>.</w:t>
       </w:r>
     </w:p>
     <w:p>
@@ -16416,15 +17192,55 @@
           <w:sz w:val="24"/>
           <w:szCs w:val="24"/>
         </w:rPr>
-        <w:t xml:space="preserve"> </w:t>
-      </w:r>
-      <w:r>
-        <w:rPr>
-          <w:rFonts w:ascii="Times New Roman" w:hAnsi="Times New Roman" w:cs="Times New Roman"/>
-          <w:sz w:val="24"/>
-          <w:szCs w:val="24"/>
-        </w:rPr>
-        <w:t xml:space="preserve">The backend was implemented using </w:t>
+        <w:t xml:space="preserve">ASP.NET Core is the open-source version of ASP.NET. </w:t>
+      </w:r>
+      <w:r>
+        <w:rPr>
+          <w:rFonts w:ascii="Times New Roman" w:hAnsi="Times New Roman" w:cs="Times New Roman"/>
+          <w:sz w:val="24"/>
+          <w:szCs w:val="24"/>
+        </w:rPr>
+        <w:t>It is a rewrite, which is meant to provide a slimmer, but more up-to-date set of features, as well as a new lightweight web server, Kestrel (although using IIS is still possible on Windows)</w:t>
+      </w:r>
+      <w:r>
+        <w:rPr>
+          <w:rFonts w:ascii="Times New Roman" w:hAnsi="Times New Roman" w:cs="Times New Roman"/>
+          <w:sz w:val="24"/>
+          <w:szCs w:val="24"/>
+        </w:rPr>
+        <w:t xml:space="preserve"> [</w:t>
+      </w:r>
+      <w:r>
+        <w:rPr>
+          <w:rFonts w:ascii="Times New Roman" w:hAnsi="Times New Roman" w:cs="Times New Roman"/>
+          <w:sz w:val="24"/>
+          <w:szCs w:val="24"/>
+        </w:rPr>
+        <w:t>15</w:t>
+      </w:r>
+      <w:r>
+        <w:rPr>
+          <w:rFonts w:ascii="Times New Roman" w:hAnsi="Times New Roman" w:cs="Times New Roman"/>
+          <w:sz w:val="24"/>
+          <w:szCs w:val="24"/>
+        </w:rPr>
+        <w:t>]</w:t>
+      </w:r>
+      <w:r>
+        <w:rPr>
+          <w:rFonts w:ascii="Times New Roman" w:hAnsi="Times New Roman" w:cs="Times New Roman"/>
+          <w:sz w:val="24"/>
+          <w:szCs w:val="24"/>
+        </w:rPr>
+        <w:t>.</w:t>
+      </w:r>
+      <w:r>
+        <w:rPr>
+          <w:rFonts w:ascii="Times New Roman" w:hAnsi="Times New Roman" w:cs="Times New Roman"/>
+          <w:sz w:val="24"/>
+          <w:szCs w:val="24"/>
+        </w:rPr>
+        <w:t xml:space="preserve"> Most often, ASP.NET Core applications use the </w:t>
       </w:r>
       <w:r>
         <w:rPr>
@@ -16433,95 +17249,80 @@
           <w:sz w:val="24"/>
           <w:szCs w:val="24"/>
         </w:rPr>
-        <w:t>ASP.NET Core</w:t>
-      </w:r>
-      <w:r>
-        <w:rPr>
-          <w:rFonts w:ascii="Times New Roman" w:hAnsi="Times New Roman" w:cs="Times New Roman"/>
-          <w:sz w:val="24"/>
-          <w:szCs w:val="24"/>
-        </w:rPr>
-        <w:t xml:space="preserve"> facilities. A</w:t>
-      </w:r>
-      <w:r>
-        <w:rPr>
-          <w:rFonts w:ascii="Times New Roman" w:hAnsi="Times New Roman" w:cs="Times New Roman"/>
-          <w:sz w:val="24"/>
-          <w:szCs w:val="24"/>
-        </w:rPr>
-        <w:t>ccording to Microsoft Corporation ASP.NET is unified Web development model that includes services necessary to build enterprise web applications with a minimum of coding and offered on a free licensing agreement. It is event-driven programming model and part of the .NET Framework</w:t>
-      </w:r>
-      <w:r>
-        <w:rPr>
-          <w:rFonts w:ascii="Times New Roman" w:hAnsi="Times New Roman" w:cs="Times New Roman"/>
-          <w:sz w:val="24"/>
-          <w:szCs w:val="24"/>
-        </w:rPr>
-        <w:t xml:space="preserve"> [</w:t>
-      </w:r>
-      <w:r>
-        <w:rPr>
-          <w:rFonts w:ascii="Times New Roman" w:hAnsi="Times New Roman" w:cs="Times New Roman"/>
-          <w:sz w:val="24"/>
-          <w:szCs w:val="24"/>
-        </w:rPr>
-        <w:t>14</w:t>
-      </w:r>
-      <w:r>
-        <w:rPr>
-          <w:rFonts w:ascii="Times New Roman" w:hAnsi="Times New Roman" w:cs="Times New Roman"/>
-          <w:sz w:val="24"/>
-          <w:szCs w:val="24"/>
-        </w:rPr>
-        <w:t>]</w:t>
-      </w:r>
-      <w:r>
-        <w:rPr>
-          <w:rFonts w:ascii="Times New Roman" w:hAnsi="Times New Roman" w:cs="Times New Roman"/>
-          <w:sz w:val="24"/>
-          <w:szCs w:val="24"/>
-        </w:rPr>
-        <w:t xml:space="preserve">. </w:t>
-      </w:r>
-      <w:r>
-        <w:rPr>
-          <w:rFonts w:ascii="Times New Roman" w:hAnsi="Times New Roman" w:cs="Times New Roman"/>
-          <w:sz w:val="24"/>
-          <w:szCs w:val="24"/>
-        </w:rPr>
-        <w:t>ASP.NET is typically run on IIS (Internet Information Services), which is not supported on GNU/Linux by Microsoft; thus, Kestrel must be used instead</w:t>
-      </w:r>
-      <w:r>
-        <w:rPr>
-          <w:rFonts w:ascii="Times New Roman" w:hAnsi="Times New Roman" w:cs="Times New Roman"/>
-          <w:sz w:val="24"/>
-          <w:szCs w:val="24"/>
-        </w:rPr>
-        <w:t xml:space="preserve"> [</w:t>
-      </w:r>
-      <w:r>
-        <w:rPr>
-          <w:rFonts w:ascii="Times New Roman" w:hAnsi="Times New Roman" w:cs="Times New Roman"/>
-          <w:sz w:val="24"/>
-          <w:szCs w:val="24"/>
-        </w:rPr>
-        <w:t>15</w:t>
-      </w:r>
-      <w:r>
-        <w:rPr>
-          <w:rFonts w:ascii="Times New Roman" w:hAnsi="Times New Roman" w:cs="Times New Roman"/>
-          <w:sz w:val="24"/>
-          <w:szCs w:val="24"/>
-        </w:rPr>
-        <w:t>]</w:t>
-      </w:r>
-      <w:r>
-        <w:rPr>
-          <w:rFonts w:ascii="Times New Roman" w:hAnsi="Times New Roman" w:cs="Times New Roman"/>
-          <w:sz w:val="24"/>
-          <w:szCs w:val="24"/>
-        </w:rPr>
-        <w:t>.</w:t>
+        <w:t>C#</w:t>
+      </w:r>
+      <w:r>
+        <w:rPr>
+          <w:rFonts w:ascii="Times New Roman" w:hAnsi="Times New Roman" w:cs="Times New Roman"/>
+          <w:sz w:val="24"/>
+          <w:szCs w:val="24"/>
+        </w:rPr>
+        <w:t xml:space="preserve"> language as we did in developing the application. C# is a modern, type-safe, object-oriented programming language. </w:t>
+      </w:r>
+      <w:r>
+        <w:rPr>
+          <w:rFonts w:ascii="Times New Roman" w:hAnsi="Times New Roman" w:cs="Times New Roman"/>
+          <w:sz w:val="24"/>
+          <w:szCs w:val="24"/>
+        </w:rPr>
+        <w:t xml:space="preserve">For making the connection with the database and working with the data from </w:t>
+      </w:r>
+      <w:r>
+        <w:rPr>
+          <w:rFonts w:ascii="Times New Roman" w:hAnsi="Times New Roman" w:cs="Times New Roman"/>
+          <w:sz w:val="24"/>
+          <w:szCs w:val="24"/>
+        </w:rPr>
+        <w:t xml:space="preserve">the </w:t>
+      </w:r>
+      <w:r>
+        <w:rPr>
+          <w:rFonts w:ascii="Times New Roman" w:hAnsi="Times New Roman" w:cs="Times New Roman"/>
+          <w:sz w:val="24"/>
+          <w:szCs w:val="24"/>
+        </w:rPr>
+        <w:t xml:space="preserve">database in form of domain objects we used </w:t>
+      </w:r>
+      <w:r>
+        <w:rPr>
+          <w:rFonts w:ascii="Times New Roman" w:hAnsi="Times New Roman" w:cs="Times New Roman"/>
+          <w:b/>
+          <w:sz w:val="24"/>
+          <w:szCs w:val="24"/>
+        </w:rPr>
+        <w:t>Entity Framework</w:t>
+      </w:r>
+      <w:r>
+        <w:rPr>
+          <w:rFonts w:ascii="Times New Roman" w:hAnsi="Times New Roman" w:cs="Times New Roman"/>
+          <w:sz w:val="24"/>
+          <w:szCs w:val="24"/>
+        </w:rPr>
+        <w:t>. It represents an Object Relational Mapping developed for .NET applications, enabling the programmers to work at a higher level of abstraction</w:t>
+      </w:r>
+      <w:r>
+        <w:rPr>
+          <w:rFonts w:ascii="Times New Roman" w:hAnsi="Times New Roman" w:cs="Times New Roman"/>
+          <w:sz w:val="24"/>
+          <w:szCs w:val="24"/>
+        </w:rPr>
+        <w:t xml:space="preserve"> by removing the need of writing code directly on the tables from </w:t>
+      </w:r>
+      <w:r>
+        <w:rPr>
+          <w:rFonts w:ascii="Times New Roman" w:hAnsi="Times New Roman" w:cs="Times New Roman"/>
+          <w:sz w:val="24"/>
+          <w:szCs w:val="24"/>
+        </w:rPr>
+        <w:t xml:space="preserve">the </w:t>
+      </w:r>
+      <w:r>
+        <w:rPr>
+          <w:rFonts w:ascii="Times New Roman" w:hAnsi="Times New Roman" w:cs="Times New Roman"/>
+          <w:sz w:val="24"/>
+          <w:szCs w:val="24"/>
+        </w:rPr>
+        <w:t>database.</w:t>
       </w:r>
     </w:p>
     <w:p>
@@ -16540,55 +17341,15 @@
           <w:sz w:val="24"/>
           <w:szCs w:val="24"/>
         </w:rPr>
-        <w:t xml:space="preserve">ASP.NET Core is the open-source version of ASP.NET. </w:t>
-      </w:r>
-      <w:r>
-        <w:rPr>
-          <w:rFonts w:ascii="Times New Roman" w:hAnsi="Times New Roman" w:cs="Times New Roman"/>
-          <w:sz w:val="24"/>
-          <w:szCs w:val="24"/>
-        </w:rPr>
-        <w:t>It is a rewrite, which is meant to provide a slimmer, but more up-to-date set of features, as well as a new lightweight web server, Kestrel (although using IIS is still possible on Windows)</w:t>
-      </w:r>
-      <w:r>
-        <w:rPr>
-          <w:rFonts w:ascii="Times New Roman" w:hAnsi="Times New Roman" w:cs="Times New Roman"/>
-          <w:sz w:val="24"/>
-          <w:szCs w:val="24"/>
-        </w:rPr>
-        <w:t xml:space="preserve"> [</w:t>
-      </w:r>
-      <w:r>
-        <w:rPr>
-          <w:rFonts w:ascii="Times New Roman" w:hAnsi="Times New Roman" w:cs="Times New Roman"/>
-          <w:sz w:val="24"/>
-          <w:szCs w:val="24"/>
-        </w:rPr>
-        <w:t>15</w:t>
-      </w:r>
-      <w:r>
-        <w:rPr>
-          <w:rFonts w:ascii="Times New Roman" w:hAnsi="Times New Roman" w:cs="Times New Roman"/>
-          <w:sz w:val="24"/>
-          <w:szCs w:val="24"/>
-        </w:rPr>
-        <w:t>]</w:t>
-      </w:r>
-      <w:r>
-        <w:rPr>
-          <w:rFonts w:ascii="Times New Roman" w:hAnsi="Times New Roman" w:cs="Times New Roman"/>
-          <w:sz w:val="24"/>
-          <w:szCs w:val="24"/>
-        </w:rPr>
-        <w:t>.</w:t>
-      </w:r>
-      <w:r>
-        <w:rPr>
-          <w:rFonts w:ascii="Times New Roman" w:hAnsi="Times New Roman" w:cs="Times New Roman"/>
-          <w:sz w:val="24"/>
-          <w:szCs w:val="24"/>
-        </w:rPr>
-        <w:t xml:space="preserve"> Most often, ASP.NET Core applications use the </w:t>
+        <w:t xml:space="preserve"> </w:t>
+      </w:r>
+      <w:r>
+        <w:rPr>
+          <w:rFonts w:ascii="Times New Roman" w:hAnsi="Times New Roman" w:cs="Times New Roman"/>
+          <w:sz w:val="24"/>
+          <w:szCs w:val="24"/>
+        </w:rPr>
+        <w:t xml:space="preserve">Regarding the frontend side, we used </w:t>
       </w:r>
       <w:r>
         <w:rPr>
@@ -16597,80 +17358,143 @@
           <w:sz w:val="24"/>
           <w:szCs w:val="24"/>
         </w:rPr>
-        <w:t>C#</w:t>
-      </w:r>
-      <w:r>
-        <w:rPr>
-          <w:rFonts w:ascii="Times New Roman" w:hAnsi="Times New Roman" w:cs="Times New Roman"/>
-          <w:sz w:val="24"/>
-          <w:szCs w:val="24"/>
-        </w:rPr>
-        <w:t xml:space="preserve"> language as we did in developing the application. C# is a modern, type-safe, object-oriented programming language. </w:t>
-      </w:r>
-      <w:r>
-        <w:rPr>
-          <w:rFonts w:ascii="Times New Roman" w:hAnsi="Times New Roman" w:cs="Times New Roman"/>
-          <w:sz w:val="24"/>
-          <w:szCs w:val="24"/>
-        </w:rPr>
-        <w:t xml:space="preserve">For making the connection with the database and working with the data from </w:t>
-      </w:r>
-      <w:r>
-        <w:rPr>
-          <w:rFonts w:ascii="Times New Roman" w:hAnsi="Times New Roman" w:cs="Times New Roman"/>
-          <w:sz w:val="24"/>
-          <w:szCs w:val="24"/>
-        </w:rPr>
-        <w:t xml:space="preserve">the </w:t>
-      </w:r>
-      <w:r>
-        <w:rPr>
-          <w:rFonts w:ascii="Times New Roman" w:hAnsi="Times New Roman" w:cs="Times New Roman"/>
-          <w:sz w:val="24"/>
-          <w:szCs w:val="24"/>
-        </w:rPr>
-        <w:t xml:space="preserve">database in form of domain objects we used </w:t>
-      </w:r>
-      <w:r>
-        <w:rPr>
-          <w:rFonts w:ascii="Times New Roman" w:hAnsi="Times New Roman" w:cs="Times New Roman"/>
-          <w:b/>
-          <w:sz w:val="24"/>
-          <w:szCs w:val="24"/>
-        </w:rPr>
-        <w:t>Entity Framework</w:t>
-      </w:r>
-      <w:r>
-        <w:rPr>
-          <w:rFonts w:ascii="Times New Roman" w:hAnsi="Times New Roman" w:cs="Times New Roman"/>
-          <w:sz w:val="24"/>
-          <w:szCs w:val="24"/>
-        </w:rPr>
-        <w:t>. It represents an Object Relational Mapping developed for .NET applications, enabling the programmers to work at a higher level of abstraction</w:t>
-      </w:r>
-      <w:r>
-        <w:rPr>
-          <w:rFonts w:ascii="Times New Roman" w:hAnsi="Times New Roman" w:cs="Times New Roman"/>
-          <w:sz w:val="24"/>
-          <w:szCs w:val="24"/>
-        </w:rPr>
-        <w:t xml:space="preserve"> by removing the need of writing code directly on the tables from </w:t>
-      </w:r>
-      <w:r>
-        <w:rPr>
-          <w:rFonts w:ascii="Times New Roman" w:hAnsi="Times New Roman" w:cs="Times New Roman"/>
-          <w:sz w:val="24"/>
-          <w:szCs w:val="24"/>
-        </w:rPr>
-        <w:t xml:space="preserve">the </w:t>
-      </w:r>
-      <w:r>
-        <w:rPr>
-          <w:rFonts w:ascii="Times New Roman" w:hAnsi="Times New Roman" w:cs="Times New Roman"/>
-          <w:sz w:val="24"/>
-          <w:szCs w:val="24"/>
-        </w:rPr>
-        <w:t>database.</w:t>
+        <w:t>React.JS</w:t>
+      </w:r>
+      <w:r>
+        <w:rPr>
+          <w:rFonts w:ascii="Times New Roman" w:hAnsi="Times New Roman" w:cs="Times New Roman"/>
+          <w:sz w:val="24"/>
+          <w:szCs w:val="24"/>
+        </w:rPr>
+        <w:t xml:space="preserve"> which is a free and open-source library written in JavaScript. </w:t>
+      </w:r>
+      <w:r>
+        <w:rPr>
+          <w:rFonts w:ascii="Times New Roman" w:hAnsi="Times New Roman" w:cs="Times New Roman"/>
+          <w:sz w:val="24"/>
+          <w:szCs w:val="24"/>
+        </w:rPr>
+        <w:t>React Hooks represent</w:t>
+      </w:r>
+      <w:r>
+        <w:rPr>
+          <w:rFonts w:ascii="Times New Roman" w:hAnsi="Times New Roman" w:cs="Times New Roman"/>
+          <w:sz w:val="24"/>
+          <w:szCs w:val="24"/>
+        </w:rPr>
+        <w:t>s</w:t>
+      </w:r>
+      <w:r>
+        <w:rPr>
+          <w:rFonts w:ascii="Times New Roman" w:hAnsi="Times New Roman" w:cs="Times New Roman"/>
+          <w:sz w:val="24"/>
+          <w:szCs w:val="24"/>
+        </w:rPr>
+        <w:t xml:space="preserve"> a feature of the framework that makes it more and more popular among developers.</w:t>
+      </w:r>
+      <w:r>
+        <w:rPr>
+          <w:rFonts w:ascii="Times New Roman" w:hAnsi="Times New Roman" w:cs="Times New Roman"/>
+          <w:sz w:val="24"/>
+          <w:szCs w:val="24"/>
+        </w:rPr>
+        <w:t xml:space="preserve"> They allow function components to access the state without writing a class.</w:t>
+      </w:r>
+      <w:r>
+        <w:rPr>
+          <w:rFonts w:ascii="Times New Roman" w:hAnsi="Times New Roman" w:cs="Times New Roman"/>
+          <w:sz w:val="24"/>
+          <w:szCs w:val="24"/>
+        </w:rPr>
+        <w:t xml:space="preserve"> We also used two hooks in our application: useState and useEffect. </w:t>
+      </w:r>
+      <w:r>
+        <w:rPr>
+          <w:rFonts w:ascii="Times New Roman" w:hAnsi="Times New Roman" w:cs="Times New Roman"/>
+          <w:sz w:val="24"/>
+          <w:szCs w:val="24"/>
+        </w:rPr>
+        <w:t>The first one let</w:t>
+      </w:r>
+      <w:r>
+        <w:rPr>
+          <w:rFonts w:ascii="Times New Roman" w:hAnsi="Times New Roman" w:cs="Times New Roman"/>
+          <w:sz w:val="24"/>
+          <w:szCs w:val="24"/>
+        </w:rPr>
+        <w:t>s</w:t>
+      </w:r>
+      <w:r>
+        <w:rPr>
+          <w:rFonts w:ascii="Times New Roman" w:hAnsi="Times New Roman" w:cs="Times New Roman"/>
+          <w:sz w:val="24"/>
+          <w:szCs w:val="24"/>
+        </w:rPr>
+        <w:t xml:space="preserve"> us modify the content </w:t>
+      </w:r>
+      <w:r>
+        <w:rPr>
+          <w:rFonts w:ascii="Times New Roman" w:hAnsi="Times New Roman" w:cs="Times New Roman"/>
+          <w:sz w:val="24"/>
+          <w:szCs w:val="24"/>
+        </w:rPr>
+        <w:t>of a page when an object changes</w:t>
+      </w:r>
+      <w:r>
+        <w:rPr>
+          <w:rFonts w:ascii="Times New Roman" w:hAnsi="Times New Roman" w:cs="Times New Roman"/>
+          <w:sz w:val="24"/>
+          <w:szCs w:val="24"/>
+        </w:rPr>
+        <w:t xml:space="preserve"> (</w:t>
+      </w:r>
+      <w:r>
+        <w:rPr>
+          <w:rFonts w:ascii="Times New Roman" w:hAnsi="Times New Roman" w:cs="Times New Roman"/>
+          <w:sz w:val="24"/>
+          <w:szCs w:val="24"/>
+        </w:rPr>
+        <w:t>for example, when a</w:t>
+      </w:r>
+      <w:r>
+        <w:rPr>
+          <w:rFonts w:ascii="Times New Roman" w:hAnsi="Times New Roman" w:cs="Times New Roman"/>
+          <w:sz w:val="24"/>
+          <w:szCs w:val="24"/>
+        </w:rPr>
+        <w:t xml:space="preserve"> user o</w:t>
+      </w:r>
+      <w:r>
+        <w:rPr>
+          <w:rFonts w:ascii="Times New Roman" w:hAnsi="Times New Roman" w:cs="Times New Roman"/>
+          <w:sz w:val="24"/>
+          <w:szCs w:val="24"/>
+        </w:rPr>
+        <w:t>n the Information page selects a different disease then the description text will be automatically changed). The second hook is used to execute a function whenever an object from a list of dependencies is modified. It must be said that React only deals with the management of the state and its rendering, so in many cases</w:t>
+      </w:r>
+      <w:r>
+        <w:rPr>
+          <w:rFonts w:ascii="Times New Roman" w:hAnsi="Times New Roman" w:cs="Times New Roman"/>
+          <w:sz w:val="24"/>
+          <w:szCs w:val="24"/>
+        </w:rPr>
+        <w:t xml:space="preserve">, there must be used </w:t>
+      </w:r>
+      <w:r>
+        <w:rPr>
+          <w:rFonts w:ascii="Times New Roman" w:hAnsi="Times New Roman" w:cs="Times New Roman"/>
+          <w:sz w:val="24"/>
+          <w:szCs w:val="24"/>
+        </w:rPr>
+        <w:t>other components</w:t>
+      </w:r>
+      <w:r>
+        <w:rPr>
+          <w:rFonts w:ascii="Times New Roman" w:hAnsi="Times New Roman" w:cs="Times New Roman"/>
+          <w:sz w:val="24"/>
+          <w:szCs w:val="24"/>
+        </w:rPr>
+        <w:t xml:space="preserve"> from multiple libraries.</w:t>
       </w:r>
     </w:p>
     <w:p>
@@ -16683,178 +17507,50 @@
           <w:szCs w:val="24"/>
         </w:rPr>
       </w:pPr>
-      <w:r>
-        <w:rPr>
-          <w:rFonts w:ascii="Times New Roman" w:hAnsi="Times New Roman" w:cs="Times New Roman"/>
-          <w:sz w:val="24"/>
-          <w:szCs w:val="24"/>
-        </w:rPr>
-        <w:t xml:space="preserve"> </w:t>
-      </w:r>
-      <w:r>
-        <w:rPr>
-          <w:rFonts w:ascii="Times New Roman" w:hAnsi="Times New Roman" w:cs="Times New Roman"/>
-          <w:sz w:val="24"/>
-          <w:szCs w:val="24"/>
-        </w:rPr>
-        <w:t xml:space="preserve">Regarding the frontend side, we used </w:t>
-      </w:r>
-      <w:r>
-        <w:rPr>
-          <w:rFonts w:ascii="Times New Roman" w:hAnsi="Times New Roman" w:cs="Times New Roman"/>
-          <w:b/>
-          <w:sz w:val="24"/>
-          <w:szCs w:val="24"/>
-        </w:rPr>
-        <w:t>React.JS</w:t>
-      </w:r>
-      <w:r>
-        <w:rPr>
-          <w:rFonts w:ascii="Times New Roman" w:hAnsi="Times New Roman" w:cs="Times New Roman"/>
-          <w:sz w:val="24"/>
-          <w:szCs w:val="24"/>
-        </w:rPr>
-        <w:t xml:space="preserve"> which is a free and open-source library written in JavaScript. </w:t>
-      </w:r>
-      <w:r>
-        <w:rPr>
-          <w:rFonts w:ascii="Times New Roman" w:hAnsi="Times New Roman" w:cs="Times New Roman"/>
-          <w:sz w:val="24"/>
-          <w:szCs w:val="24"/>
-        </w:rPr>
-        <w:t>React Hooks represent</w:t>
-      </w:r>
-      <w:r>
-        <w:rPr>
-          <w:rFonts w:ascii="Times New Roman" w:hAnsi="Times New Roman" w:cs="Times New Roman"/>
-          <w:sz w:val="24"/>
-          <w:szCs w:val="24"/>
-        </w:rPr>
-        <w:t>s</w:t>
-      </w:r>
-      <w:r>
-        <w:rPr>
-          <w:rFonts w:ascii="Times New Roman" w:hAnsi="Times New Roman" w:cs="Times New Roman"/>
-          <w:sz w:val="24"/>
-          <w:szCs w:val="24"/>
-        </w:rPr>
-        <w:t xml:space="preserve"> a feature of the framework that makes it more and more popular among developers.</w:t>
-      </w:r>
-      <w:r>
-        <w:rPr>
-          <w:rFonts w:ascii="Times New Roman" w:hAnsi="Times New Roman" w:cs="Times New Roman"/>
-          <w:sz w:val="24"/>
-          <w:szCs w:val="24"/>
-        </w:rPr>
-        <w:t xml:space="preserve"> They allow function components to access the state without writing a class.</w:t>
-      </w:r>
-      <w:r>
-        <w:rPr>
-          <w:rFonts w:ascii="Times New Roman" w:hAnsi="Times New Roman" w:cs="Times New Roman"/>
-          <w:sz w:val="24"/>
-          <w:szCs w:val="24"/>
-        </w:rPr>
-        <w:t xml:space="preserve"> We also used two hooks in our application: useState and useEffect. </w:t>
-      </w:r>
-      <w:r>
-        <w:rPr>
-          <w:rFonts w:ascii="Times New Roman" w:hAnsi="Times New Roman" w:cs="Times New Roman"/>
-          <w:sz w:val="24"/>
-          <w:szCs w:val="24"/>
-        </w:rPr>
-        <w:t>The first one let</w:t>
-      </w:r>
-      <w:r>
-        <w:rPr>
-          <w:rFonts w:ascii="Times New Roman" w:hAnsi="Times New Roman" w:cs="Times New Roman"/>
-          <w:sz w:val="24"/>
-          <w:szCs w:val="24"/>
-        </w:rPr>
-        <w:t>s</w:t>
-      </w:r>
-      <w:r>
-        <w:rPr>
-          <w:rFonts w:ascii="Times New Roman" w:hAnsi="Times New Roman" w:cs="Times New Roman"/>
-          <w:sz w:val="24"/>
-          <w:szCs w:val="24"/>
-        </w:rPr>
-        <w:t xml:space="preserve"> us modify the content </w:t>
-      </w:r>
-      <w:r>
-        <w:rPr>
-          <w:rFonts w:ascii="Times New Roman" w:hAnsi="Times New Roman" w:cs="Times New Roman"/>
-          <w:sz w:val="24"/>
-          <w:szCs w:val="24"/>
-        </w:rPr>
-        <w:t>of a page when an object changes</w:t>
-      </w:r>
-      <w:r>
-        <w:rPr>
-          <w:rFonts w:ascii="Times New Roman" w:hAnsi="Times New Roman" w:cs="Times New Roman"/>
-          <w:sz w:val="24"/>
-          <w:szCs w:val="24"/>
-        </w:rPr>
-        <w:t xml:space="preserve"> (</w:t>
-      </w:r>
-      <w:r>
-        <w:rPr>
-          <w:rFonts w:ascii="Times New Roman" w:hAnsi="Times New Roman" w:cs="Times New Roman"/>
-          <w:sz w:val="24"/>
-          <w:szCs w:val="24"/>
-        </w:rPr>
-        <w:t>for example, when a</w:t>
-      </w:r>
-      <w:r>
-        <w:rPr>
-          <w:rFonts w:ascii="Times New Roman" w:hAnsi="Times New Roman" w:cs="Times New Roman"/>
-          <w:sz w:val="24"/>
-          <w:szCs w:val="24"/>
-        </w:rPr>
-        <w:t xml:space="preserve"> user o</w:t>
-      </w:r>
-      <w:r>
-        <w:rPr>
-          <w:rFonts w:ascii="Times New Roman" w:hAnsi="Times New Roman" w:cs="Times New Roman"/>
-          <w:sz w:val="24"/>
-          <w:szCs w:val="24"/>
-        </w:rPr>
-        <w:t>n the Information page selects a different disease then the description text will be automatically changed). The second hook is used to execute a function whenever an object from a list of dependencies is modified. It must be said that React only deals with the management of the state and its rendering, so in many cases</w:t>
-      </w:r>
-      <w:r>
-        <w:rPr>
-          <w:rFonts w:ascii="Times New Roman" w:hAnsi="Times New Roman" w:cs="Times New Roman"/>
-          <w:sz w:val="24"/>
-          <w:szCs w:val="24"/>
-        </w:rPr>
-        <w:t xml:space="preserve">, there must be used </w:t>
-      </w:r>
-      <w:r>
-        <w:rPr>
-          <w:rFonts w:ascii="Times New Roman" w:hAnsi="Times New Roman" w:cs="Times New Roman"/>
-          <w:sz w:val="24"/>
-          <w:szCs w:val="24"/>
-        </w:rPr>
-        <w:t>other components</w:t>
-      </w:r>
-      <w:r>
-        <w:rPr>
-          <w:rFonts w:ascii="Times New Roman" w:hAnsi="Times New Roman" w:cs="Times New Roman"/>
-          <w:sz w:val="24"/>
-          <w:szCs w:val="24"/>
-        </w:rPr>
-        <w:t xml:space="preserve"> from multiple libraries.</w:t>
-      </w:r>
+    </w:p>
+    <w:p>
+      <w:pPr>
+        <w:spacing w:line="360" w:lineRule="auto"/>
+        <w:jc w:val="both"/>
+        <w:rPr>
+          <w:rFonts w:ascii="Times New Roman" w:hAnsi="Times New Roman" w:cs="Times New Roman"/>
+          <w:sz w:val="24"/>
+          <w:szCs w:val="24"/>
+        </w:rPr>
+      </w:pPr>
+    </w:p>
+    <w:p>
+      <w:pPr>
+        <w:spacing w:line="360" w:lineRule="auto"/>
+        <w:jc w:val="both"/>
+        <w:rPr>
+          <w:rFonts w:ascii="Times New Roman" w:hAnsi="Times New Roman" w:cs="Times New Roman"/>
+          <w:sz w:val="24"/>
+          <w:szCs w:val="24"/>
+        </w:rPr>
+      </w:pPr>
+    </w:p>
+    <w:p>
+      <w:pPr>
+        <w:spacing w:line="360" w:lineRule="auto"/>
+        <w:jc w:val="both"/>
+        <w:rPr>
+          <w:rFonts w:ascii="Times New Roman" w:hAnsi="Times New Roman" w:cs="Times New Roman"/>
+          <w:sz w:val="24"/>
+          <w:szCs w:val="24"/>
+        </w:rPr>
+      </w:pPr>
     </w:p>
     <w:p>
       <w:pPr>
         <w:pStyle w:val="Heading1"/>
       </w:pPr>
-      <w:bookmarkStart w:id="20" w:name="_Toc105017471"/>
+      <w:bookmarkStart w:id="19" w:name="_Toc105448834"/>
       <w:r>
         <w:lastRenderedPageBreak/>
         <w:t>Conclusions</w:t>
       </w:r>
-      <w:bookmarkEnd w:id="20"/>
+      <w:bookmarkEnd w:id="19"/>
     </w:p>
     <w:p>
       <w:pPr>
@@ -17084,25 +17780,7 @@
           <w:sz w:val="24"/>
           <w:szCs w:val="24"/>
         </w:rPr>
-        <w:t xml:space="preserve"> implies more </w:t>
-      </w:r>
-      <w:proofErr w:type="gramStart"/>
-      <w:r>
-        <w:rPr>
-          <w:rFonts w:ascii="Times New Roman" w:hAnsi="Times New Roman" w:cs="Times New Roman"/>
-          <w:sz w:val="24"/>
-          <w:szCs w:val="24"/>
-        </w:rPr>
-        <w:t>functionalities</w:t>
-      </w:r>
-      <w:proofErr w:type="gramEnd"/>
-      <w:r>
-        <w:rPr>
-          <w:rFonts w:ascii="Times New Roman" w:hAnsi="Times New Roman" w:cs="Times New Roman"/>
-          <w:sz w:val="24"/>
-          <w:szCs w:val="24"/>
-        </w:rPr>
-        <w:t xml:space="preserve"> like</w:t>
+        <w:t xml:space="preserve"> implies more functionalities like</w:t>
       </w:r>
       <w:r>
         <w:rPr>
@@ -17173,22 +17851,36 @@
       <w:pPr>
         <w:spacing w:line="360" w:lineRule="auto"/>
         <w:jc w:val="both"/>
-        <w:rPr>
-          <w:rFonts w:ascii="Times New Roman" w:hAnsi="Times New Roman" w:cs="Times New Roman"/>
-          <w:sz w:val="24"/>
-          <w:szCs w:val="24"/>
-        </w:rPr>
-      </w:pPr>
-      <w:r>
         <w:rPr>
           <w:rFonts w:ascii="Times New Roman" w:hAnsi="Times New Roman" w:cs="Times New Roman"/>
           <w:b/>
           <w:sz w:val="48"/>
           <w:szCs w:val="48"/>
         </w:rPr>
+      </w:pPr>
+      <w:r>
+        <w:rPr>
+          <w:rFonts w:ascii="Times New Roman" w:hAnsi="Times New Roman" w:cs="Times New Roman"/>
+          <w:b/>
+          <w:sz w:val="48"/>
+          <w:szCs w:val="48"/>
+        </w:rPr>
         <w:lastRenderedPageBreak/>
         <w:t>Bibliography</w:t>
       </w:r>
+    </w:p>
+    <w:p>
+      <w:pPr>
+        <w:spacing w:line="360" w:lineRule="auto"/>
+        <w:jc w:val="both"/>
+        <w:rPr>
+          <w:rFonts w:ascii="Times New Roman" w:hAnsi="Times New Roman" w:cs="Times New Roman"/>
+          <w:sz w:val="24"/>
+          <w:szCs w:val="24"/>
+        </w:rPr>
+      </w:pPr>
+      <w:bookmarkStart w:id="20" w:name="_GoBack"/>
+      <w:bookmarkEnd w:id="20"/>
     </w:p>
     <w:p>
       <w:pPr>
@@ -18716,7 +19408,16 @@
           <w:sz w:val="24"/>
           <w:szCs w:val="24"/>
         </w:rPr>
-        <w:t xml:space="preserve"> 2014 37th International Convention on Information and Communication Technology, Electronics and Microelectronics (MIPRO), 201</w:t>
+        <w:t xml:space="preserve"> 2014 37th International Convention on Information </w:t>
+      </w:r>
+      <w:r>
+        <w:rPr>
+          <w:rFonts w:ascii="Times New Roman" w:hAnsi="Times New Roman" w:cs="Times New Roman"/>
+          <w:sz w:val="24"/>
+          <w:szCs w:val="24"/>
+        </w:rPr>
+        <w:lastRenderedPageBreak/>
+        <w:t>and Communication Technology, Electronics and Microelectronics (MIPRO), 201</w:t>
       </w:r>
       <w:r>
         <w:rPr>
@@ -18743,7 +19444,6 @@
           <w:sz w:val="24"/>
           <w:szCs w:val="24"/>
         </w:rPr>
-        <w:lastRenderedPageBreak/>
         <w:t>[10</w:t>
       </w:r>
       <w:r>
@@ -19591,7 +20291,7 @@
           <w:rPr>
             <w:noProof/>
           </w:rPr>
-          <w:t>28</w:t>
+          <w:t>33</w:t>
         </w:r>
         <w:r>
           <w:rPr>
@@ -22757,7 +23457,7 @@
 </file>
 
 <file path=customXml/itemProps1.xml><?xml version="1.0" encoding="utf-8"?>
-<ds:datastoreItem xmlns:ds="http://schemas.openxmlformats.org/officeDocument/2006/customXml" ds:itemID="{432356FF-BB1B-4F93-A666-267D16D84683}">
+<ds:datastoreItem xmlns:ds="http://schemas.openxmlformats.org/officeDocument/2006/customXml" ds:itemID="{46EB4136-A688-4913-B14E-2BF64A2C37E6}">
   <ds:schemaRefs>
     <ds:schemaRef ds:uri="http://schemas.openxmlformats.org/officeDocument/2006/bibliography"/>
   </ds:schemaRefs>

--- a/BachelorThesis.docx
+++ b/BachelorThesis.docx
@@ -964,7 +964,47 @@
           <w:sz w:val="24"/>
           <w:szCs w:val="24"/>
         </w:rPr>
-        <w:t xml:space="preserve">The reasons we have identified for making such an application are the </w:t>
+        <w:t xml:space="preserve">In the first part, </w:t>
+      </w:r>
+      <w:r>
+        <w:rPr>
+          <w:rFonts w:ascii="Times New Roman" w:hAnsi="Times New Roman" w:cs="Times New Roman"/>
+          <w:sz w:val="24"/>
+          <w:szCs w:val="24"/>
+        </w:rPr>
+        <w:t>we have identified</w:t>
+      </w:r>
+      <w:r>
+        <w:rPr>
+          <w:rFonts w:ascii="Times New Roman" w:hAnsi="Times New Roman" w:cs="Times New Roman"/>
+          <w:sz w:val="24"/>
+          <w:szCs w:val="24"/>
+        </w:rPr>
+        <w:t xml:space="preserve"> the reasons</w:t>
+      </w:r>
+      <w:r>
+        <w:rPr>
+          <w:rFonts w:ascii="Times New Roman" w:hAnsi="Times New Roman" w:cs="Times New Roman"/>
+          <w:sz w:val="24"/>
+          <w:szCs w:val="24"/>
+        </w:rPr>
+        <w:t xml:space="preserve"> for</w:t>
+      </w:r>
+      <w:r>
+        <w:rPr>
+          <w:rFonts w:ascii="Times New Roman" w:hAnsi="Times New Roman" w:cs="Times New Roman"/>
+          <w:sz w:val="24"/>
+          <w:szCs w:val="24"/>
+        </w:rPr>
+        <w:t xml:space="preserve"> making such an application, like </w:t>
+      </w:r>
+      <w:r>
+        <w:rPr>
+          <w:rFonts w:ascii="Times New Roman" w:hAnsi="Times New Roman" w:cs="Times New Roman"/>
+          <w:sz w:val="24"/>
+          <w:szCs w:val="24"/>
+        </w:rPr>
+        <w:t xml:space="preserve">the </w:t>
       </w:r>
       <w:r>
         <w:rPr>
@@ -1004,7 +1044,23 @@
           <w:sz w:val="24"/>
           <w:szCs w:val="24"/>
         </w:rPr>
-        <w:t>values. We also established the main functionalities that would improve the patient-doctor</w:t>
+        <w:t xml:space="preserve">values. </w:t>
+      </w:r>
+      <w:r>
+        <w:rPr>
+          <w:rFonts w:ascii="Times New Roman" w:hAnsi="Times New Roman" w:cs="Times New Roman"/>
+          <w:sz w:val="24"/>
+          <w:szCs w:val="24"/>
+        </w:rPr>
+        <w:t xml:space="preserve">In the second part there is described the implementation process. We </w:t>
+      </w:r>
+      <w:r>
+        <w:rPr>
+          <w:rFonts w:ascii="Times New Roman" w:hAnsi="Times New Roman" w:cs="Times New Roman"/>
+          <w:sz w:val="24"/>
+          <w:szCs w:val="24"/>
+        </w:rPr>
+        <w:t>established the main functionalities that would improve the patient-doctor</w:t>
       </w:r>
       <w:r>
         <w:rPr>
@@ -1013,6 +1069,14 @@
           <w:szCs w:val="24"/>
         </w:rPr>
         <w:t xml:space="preserve"> relationship</w:t>
+      </w:r>
+      <w:r>
+        <w:rPr>
+          <w:rFonts w:ascii="Times New Roman" w:hAnsi="Times New Roman" w:cs="Times New Roman"/>
+          <w:sz w:val="24"/>
+          <w:szCs w:val="24"/>
+        </w:rPr>
+        <w:t xml:space="preserve"> in comparison with an exclusively physical interaction</w:t>
       </w:r>
       <w:r>
         <w:rPr>
@@ -1225,7 +1289,7 @@
         </w:rPr>
         <w:fldChar w:fldCharType="separate"/>
       </w:r>
-      <w:hyperlink w:anchor="_Toc105448815" w:history="1">
+      <w:hyperlink w:anchor="_Toc105610520" w:history="1">
         <w:r>
           <w:rPr>
             <w:rStyle w:val="Hyperlink"/>
@@ -1283,7 +1347,7 @@
             <w:sz w:val="24"/>
             <w:szCs w:val="24"/>
           </w:rPr>
-          <w:instrText xml:space="preserve"> PAGEREF _Toc105448815 \h </w:instrText>
+          <w:instrText xml:space="preserve"> PAGEREF _Toc105610520 \h </w:instrText>
         </w:r>
         <w:r>
           <w:rPr>
@@ -1340,7 +1404,7 @@
           <w:szCs w:val="24"/>
         </w:rPr>
       </w:pPr>
-      <w:hyperlink w:anchor="_Toc105448816" w:history="1">
+      <w:hyperlink w:anchor="_Toc105610521" w:history="1">
         <w:r>
           <w:rPr>
             <w:rStyle w:val="Hyperlink"/>
@@ -1398,7 +1462,7 @@
             <w:sz w:val="24"/>
             <w:szCs w:val="24"/>
           </w:rPr>
-          <w:instrText xml:space="preserve"> PAGEREF _Toc105448816 \h </w:instrText>
+          <w:instrText xml:space="preserve"> PAGEREF _Toc105610521 \h </w:instrText>
         </w:r>
         <w:r>
           <w:rPr>
@@ -1455,7 +1519,7 @@
           <w:szCs w:val="24"/>
         </w:rPr>
       </w:pPr>
-      <w:hyperlink w:anchor="_Toc105448817" w:history="1">
+      <w:hyperlink w:anchor="_Toc105610522" w:history="1">
         <w:r>
           <w:rPr>
             <w:rStyle w:val="Hyperlink"/>
@@ -1513,7 +1577,7 @@
             <w:sz w:val="24"/>
             <w:szCs w:val="24"/>
           </w:rPr>
-          <w:instrText xml:space="preserve"> PAGEREF _Toc105448817 \h </w:instrText>
+          <w:instrText xml:space="preserve"> PAGEREF _Toc105610522 \h </w:instrText>
         </w:r>
         <w:r>
           <w:rPr>
@@ -1570,7 +1634,7 @@
           <w:szCs w:val="24"/>
         </w:rPr>
       </w:pPr>
-      <w:hyperlink w:anchor="_Toc105448818" w:history="1">
+      <w:hyperlink w:anchor="_Toc105610523" w:history="1">
         <w:r>
           <w:rPr>
             <w:rStyle w:val="Hyperlink"/>
@@ -1628,7 +1692,7 @@
             <w:sz w:val="24"/>
             <w:szCs w:val="24"/>
           </w:rPr>
-          <w:instrText xml:space="preserve"> PAGEREF _Toc105448818 \h </w:instrText>
+          <w:instrText xml:space="preserve"> PAGEREF _Toc105610523 \h </w:instrText>
         </w:r>
         <w:r>
           <w:rPr>
@@ -1685,7 +1749,7 @@
           <w:szCs w:val="24"/>
         </w:rPr>
       </w:pPr>
-      <w:hyperlink w:anchor="_Toc105448819" w:history="1">
+      <w:hyperlink w:anchor="_Toc105610524" w:history="1">
         <w:r>
           <w:rPr>
             <w:rStyle w:val="Hyperlink"/>
@@ -1743,7 +1807,7 @@
             <w:sz w:val="24"/>
             <w:szCs w:val="24"/>
           </w:rPr>
-          <w:instrText xml:space="preserve"> PAGEREF _Toc105448819 \h </w:instrText>
+          <w:instrText xml:space="preserve"> PAGEREF _Toc105610524 \h </w:instrText>
         </w:r>
         <w:r>
           <w:rPr>
@@ -1800,7 +1864,7 @@
           <w:szCs w:val="24"/>
         </w:rPr>
       </w:pPr>
-      <w:hyperlink w:anchor="_Toc105448820" w:history="1">
+      <w:hyperlink w:anchor="_Toc105610525" w:history="1">
         <w:r>
           <w:rPr>
             <w:rStyle w:val="Hyperlink"/>
@@ -1858,7 +1922,7 @@
             <w:sz w:val="24"/>
             <w:szCs w:val="24"/>
           </w:rPr>
-          <w:instrText xml:space="preserve"> PAGEREF _Toc105448820 \h </w:instrText>
+          <w:instrText xml:space="preserve"> PAGEREF _Toc105610525 \h </w:instrText>
         </w:r>
         <w:r>
           <w:rPr>
@@ -1915,7 +1979,7 @@
           <w:szCs w:val="24"/>
         </w:rPr>
       </w:pPr>
-      <w:hyperlink w:anchor="_Toc105448821" w:history="1">
+      <w:hyperlink w:anchor="_Toc105610526" w:history="1">
         <w:r>
           <w:rPr>
             <w:rStyle w:val="Hyperlink"/>
@@ -1973,7 +2037,7 @@
             <w:sz w:val="24"/>
             <w:szCs w:val="24"/>
           </w:rPr>
-          <w:instrText xml:space="preserve"> PAGEREF _Toc105448821 \h </w:instrText>
+          <w:instrText xml:space="preserve"> PAGEREF _Toc105610526 \h </w:instrText>
         </w:r>
         <w:r>
           <w:rPr>
@@ -2030,7 +2094,7 @@
           <w:szCs w:val="24"/>
         </w:rPr>
       </w:pPr>
-      <w:hyperlink w:anchor="_Toc105448822" w:history="1">
+      <w:hyperlink w:anchor="_Toc105610527" w:history="1">
         <w:r>
           <w:rPr>
             <w:rStyle w:val="Hyperlink"/>
@@ -2088,7 +2152,7 @@
             <w:sz w:val="24"/>
             <w:szCs w:val="24"/>
           </w:rPr>
-          <w:instrText xml:space="preserve"> PAGEREF _Toc105448822 \h </w:instrText>
+          <w:instrText xml:space="preserve"> PAGEREF _Toc105610527 \h </w:instrText>
         </w:r>
         <w:r>
           <w:rPr>
@@ -2145,7 +2209,7 @@
           <w:szCs w:val="24"/>
         </w:rPr>
       </w:pPr>
-      <w:hyperlink w:anchor="_Toc105448823" w:history="1">
+      <w:hyperlink w:anchor="_Toc105610528" w:history="1">
         <w:r>
           <w:rPr>
             <w:rStyle w:val="Hyperlink"/>
@@ -2203,7 +2267,7 @@
             <w:sz w:val="24"/>
             <w:szCs w:val="24"/>
           </w:rPr>
-          <w:instrText xml:space="preserve"> PAGEREF _Toc105448823 \h </w:instrText>
+          <w:instrText xml:space="preserve"> PAGEREF _Toc105610528 \h </w:instrText>
         </w:r>
         <w:r>
           <w:rPr>
@@ -2260,7 +2324,7 @@
           <w:szCs w:val="24"/>
         </w:rPr>
       </w:pPr>
-      <w:hyperlink w:anchor="_Toc105448824" w:history="1">
+      <w:hyperlink w:anchor="_Toc105610529" w:history="1">
         <w:r>
           <w:rPr>
             <w:rStyle w:val="Hyperlink"/>
@@ -2318,7 +2382,7 @@
             <w:sz w:val="24"/>
             <w:szCs w:val="24"/>
           </w:rPr>
-          <w:instrText xml:space="preserve"> PAGEREF _Toc105448824 \h </w:instrText>
+          <w:instrText xml:space="preserve"> PAGEREF _Toc105610529 \h </w:instrText>
         </w:r>
         <w:r>
           <w:rPr>
@@ -2363,6 +2427,121 @@
     </w:p>
     <w:p>
       <w:pPr>
+        <w:pStyle w:val="TOC3"/>
+        <w:tabs>
+          <w:tab w:val="left" w:pos="1320"/>
+          <w:tab w:val="right" w:leader="dot" w:pos="9350"/>
+        </w:tabs>
+        <w:rPr>
+          <w:rFonts w:ascii="Times New Roman" w:hAnsi="Times New Roman" w:cs="Times New Roman"/>
+          <w:noProof/>
+          <w:sz w:val="24"/>
+          <w:szCs w:val="24"/>
+        </w:rPr>
+      </w:pPr>
+      <w:hyperlink w:anchor="_Toc105610530" w:history="1">
+        <w:r>
+          <w:rPr>
+            <w:rStyle w:val="Hyperlink"/>
+            <w:rFonts w:ascii="Times New Roman" w:hAnsi="Times New Roman" w:cs="Times New Roman"/>
+            <w:noProof/>
+            <w:sz w:val="24"/>
+            <w:szCs w:val="24"/>
+          </w:rPr>
+          <w:t>2.2.3</w:t>
+        </w:r>
+        <w:r>
+          <w:rPr>
+            <w:rFonts w:ascii="Times New Roman" w:hAnsi="Times New Roman" w:cs="Times New Roman"/>
+            <w:noProof/>
+            <w:sz w:val="24"/>
+            <w:szCs w:val="24"/>
+          </w:rPr>
+          <w:tab/>
+        </w:r>
+        <w:r>
+          <w:rPr>
+            <w:rStyle w:val="Hyperlink"/>
+            <w:rFonts w:ascii="Times New Roman" w:hAnsi="Times New Roman" w:cs="Times New Roman"/>
+            <w:noProof/>
+            <w:sz w:val="24"/>
+            <w:szCs w:val="24"/>
+          </w:rPr>
+          <w:t>Access to information rights</w:t>
+        </w:r>
+        <w:r>
+          <w:rPr>
+            <w:rFonts w:ascii="Times New Roman" w:hAnsi="Times New Roman" w:cs="Times New Roman"/>
+            <w:noProof/>
+            <w:webHidden/>
+            <w:sz w:val="24"/>
+            <w:szCs w:val="24"/>
+          </w:rPr>
+          <w:tab/>
+        </w:r>
+        <w:r>
+          <w:rPr>
+            <w:rFonts w:ascii="Times New Roman" w:hAnsi="Times New Roman" w:cs="Times New Roman"/>
+            <w:noProof/>
+            <w:webHidden/>
+            <w:sz w:val="24"/>
+            <w:szCs w:val="24"/>
+          </w:rPr>
+          <w:fldChar w:fldCharType="begin"/>
+        </w:r>
+        <w:r>
+          <w:rPr>
+            <w:rFonts w:ascii="Times New Roman" w:hAnsi="Times New Roman" w:cs="Times New Roman"/>
+            <w:noProof/>
+            <w:webHidden/>
+            <w:sz w:val="24"/>
+            <w:szCs w:val="24"/>
+          </w:rPr>
+          <w:instrText xml:space="preserve"> PAGEREF _Toc105610530 \h </w:instrText>
+        </w:r>
+        <w:r>
+          <w:rPr>
+            <w:rFonts w:ascii="Times New Roman" w:hAnsi="Times New Roman" w:cs="Times New Roman"/>
+            <w:noProof/>
+            <w:webHidden/>
+            <w:sz w:val="24"/>
+            <w:szCs w:val="24"/>
+          </w:rPr>
+        </w:r>
+        <w:r>
+          <w:rPr>
+            <w:rFonts w:ascii="Times New Roman" w:hAnsi="Times New Roman" w:cs="Times New Roman"/>
+            <w:noProof/>
+            <w:webHidden/>
+            <w:sz w:val="24"/>
+            <w:szCs w:val="24"/>
+          </w:rPr>
+          <w:fldChar w:fldCharType="separate"/>
+        </w:r>
+        <w:r>
+          <w:rPr>
+            <w:rFonts w:ascii="Times New Roman" w:hAnsi="Times New Roman" w:cs="Times New Roman"/>
+            <w:noProof/>
+            <w:webHidden/>
+            <w:sz w:val="24"/>
+            <w:szCs w:val="24"/>
+          </w:rPr>
+          <w:t>12</w:t>
+        </w:r>
+        <w:r>
+          <w:rPr>
+            <w:rFonts w:ascii="Times New Roman" w:hAnsi="Times New Roman" w:cs="Times New Roman"/>
+            <w:noProof/>
+            <w:webHidden/>
+            <w:sz w:val="24"/>
+            <w:szCs w:val="24"/>
+          </w:rPr>
+          <w:fldChar w:fldCharType="end"/>
+        </w:r>
+      </w:hyperlink>
+    </w:p>
+    <w:p>
+      <w:pPr>
         <w:pStyle w:val="TOC1"/>
         <w:tabs>
           <w:tab w:val="left" w:pos="440"/>
@@ -2375,7 +2554,7 @@
           <w:szCs w:val="24"/>
         </w:rPr>
       </w:pPr>
-      <w:hyperlink w:anchor="_Toc105448825" w:history="1">
+      <w:hyperlink w:anchor="_Toc105610531" w:history="1">
         <w:r>
           <w:rPr>
             <w:rStyle w:val="Hyperlink"/>
@@ -2433,7 +2612,7 @@
             <w:sz w:val="24"/>
             <w:szCs w:val="24"/>
           </w:rPr>
-          <w:instrText xml:space="preserve"> PAGEREF _Toc105448825 \h </w:instrText>
+          <w:instrText xml:space="preserve"> PAGEREF _Toc105610531 \h </w:instrText>
         </w:r>
         <w:r>
           <w:rPr>
@@ -2462,7 +2641,7 @@
             <w:sz w:val="24"/>
             <w:szCs w:val="24"/>
           </w:rPr>
-          <w:t>13</w:t>
+          <w:t>14</w:t>
         </w:r>
         <w:r>
           <w:rPr>
@@ -2490,7 +2669,7 @@
           <w:szCs w:val="24"/>
         </w:rPr>
       </w:pPr>
-      <w:hyperlink w:anchor="_Toc105448826" w:history="1">
+      <w:hyperlink w:anchor="_Toc105610532" w:history="1">
         <w:r>
           <w:rPr>
             <w:rStyle w:val="Hyperlink"/>
@@ -2548,7 +2727,7 @@
             <w:sz w:val="24"/>
             <w:szCs w:val="24"/>
           </w:rPr>
-          <w:instrText xml:space="preserve"> PAGEREF _Toc105448826 \h </w:instrText>
+          <w:instrText xml:space="preserve"> PAGEREF _Toc105610532 \h </w:instrText>
         </w:r>
         <w:r>
           <w:rPr>
@@ -2577,7 +2756,7 @@
             <w:sz w:val="24"/>
             <w:szCs w:val="24"/>
           </w:rPr>
-          <w:t>13</w:t>
+          <w:t>14</w:t>
         </w:r>
         <w:r>
           <w:rPr>
@@ -2605,7 +2784,7 @@
           <w:szCs w:val="24"/>
         </w:rPr>
       </w:pPr>
-      <w:hyperlink w:anchor="_Toc105448827" w:history="1">
+      <w:hyperlink w:anchor="_Toc105610533" w:history="1">
         <w:r>
           <w:rPr>
             <w:rStyle w:val="Hyperlink"/>
@@ -2663,7 +2842,7 @@
             <w:sz w:val="24"/>
             <w:szCs w:val="24"/>
           </w:rPr>
-          <w:instrText xml:space="preserve"> PAGEREF _Toc105448827 \h </w:instrText>
+          <w:instrText xml:space="preserve"> PAGEREF _Toc105610533 \h </w:instrText>
         </w:r>
         <w:r>
           <w:rPr>
@@ -2692,7 +2871,7 @@
             <w:sz w:val="24"/>
             <w:szCs w:val="24"/>
           </w:rPr>
-          <w:t>13</w:t>
+          <w:t>14</w:t>
         </w:r>
         <w:r>
           <w:rPr>
@@ -2720,7 +2899,7 @@
           <w:szCs w:val="24"/>
         </w:rPr>
       </w:pPr>
-      <w:hyperlink w:anchor="_Toc105448828" w:history="1">
+      <w:hyperlink w:anchor="_Toc105610534" w:history="1">
         <w:r>
           <w:rPr>
             <w:rStyle w:val="Hyperlink"/>
@@ -2778,7 +2957,7 @@
             <w:sz w:val="24"/>
             <w:szCs w:val="24"/>
           </w:rPr>
-          <w:instrText xml:space="preserve"> PAGEREF _Toc105448828 \h </w:instrText>
+          <w:instrText xml:space="preserve"> PAGEREF _Toc105610534 \h </w:instrText>
         </w:r>
         <w:r>
           <w:rPr>
@@ -2807,7 +2986,7 @@
             <w:sz w:val="24"/>
             <w:szCs w:val="24"/>
           </w:rPr>
-          <w:t>16</w:t>
+          <w:t>17</w:t>
         </w:r>
         <w:r>
           <w:rPr>
@@ -2835,7 +3014,7 @@
           <w:szCs w:val="24"/>
         </w:rPr>
       </w:pPr>
-      <w:hyperlink w:anchor="_Toc105448829" w:history="1">
+      <w:hyperlink w:anchor="_Toc105610535" w:history="1">
         <w:r>
           <w:rPr>
             <w:rStyle w:val="Hyperlink"/>
@@ -2893,7 +3072,7 @@
             <w:sz w:val="24"/>
             <w:szCs w:val="24"/>
           </w:rPr>
-          <w:instrText xml:space="preserve"> PAGEREF _Toc105448829 \h </w:instrText>
+          <w:instrText xml:space="preserve"> PAGEREF _Toc105610535 \h </w:instrText>
         </w:r>
         <w:r>
           <w:rPr>
@@ -2922,7 +3101,7 @@
             <w:sz w:val="24"/>
             <w:szCs w:val="24"/>
           </w:rPr>
-          <w:t>18</w:t>
+          <w:t>19</w:t>
         </w:r>
         <w:r>
           <w:rPr>
@@ -2950,7 +3129,7 @@
           <w:szCs w:val="24"/>
         </w:rPr>
       </w:pPr>
-      <w:hyperlink w:anchor="_Toc105448830" w:history="1">
+      <w:hyperlink w:anchor="_Toc105610536" w:history="1">
         <w:r>
           <w:rPr>
             <w:rStyle w:val="Hyperlink"/>
@@ -3008,7 +3187,7 @@
             <w:sz w:val="24"/>
             <w:szCs w:val="24"/>
           </w:rPr>
-          <w:instrText xml:space="preserve"> PAGEREF _Toc105448830 \h </w:instrText>
+          <w:instrText xml:space="preserve"> PAGEREF _Toc105610536 \h </w:instrText>
         </w:r>
         <w:r>
           <w:rPr>
@@ -3037,7 +3216,7 @@
             <w:sz w:val="24"/>
             <w:szCs w:val="24"/>
           </w:rPr>
-          <w:t>18</w:t>
+          <w:t>19</w:t>
         </w:r>
         <w:r>
           <w:rPr>
@@ -3065,7 +3244,7 @@
           <w:szCs w:val="24"/>
         </w:rPr>
       </w:pPr>
-      <w:hyperlink w:anchor="_Toc105448831" w:history="1">
+      <w:hyperlink w:anchor="_Toc105610537" w:history="1">
         <w:r>
           <w:rPr>
             <w:rStyle w:val="Hyperlink"/>
@@ -3123,7 +3302,7 @@
             <w:sz w:val="24"/>
             <w:szCs w:val="24"/>
           </w:rPr>
-          <w:instrText xml:space="preserve"> PAGEREF _Toc105448831 \h </w:instrText>
+          <w:instrText xml:space="preserve"> PAGEREF _Toc105610537 \h </w:instrText>
         </w:r>
         <w:r>
           <w:rPr>
@@ -3152,7 +3331,7 @@
             <w:sz w:val="24"/>
             <w:szCs w:val="24"/>
           </w:rPr>
-          <w:t>19</w:t>
+          <w:t>20</w:t>
         </w:r>
         <w:r>
           <w:rPr>
@@ -3180,7 +3359,7 @@
           <w:szCs w:val="24"/>
         </w:rPr>
       </w:pPr>
-      <w:hyperlink w:anchor="_Toc105448832" w:history="1">
+      <w:hyperlink w:anchor="_Toc105610538" w:history="1">
         <w:r>
           <w:rPr>
             <w:rStyle w:val="Hyperlink"/>
@@ -3238,7 +3417,7 @@
             <w:sz w:val="24"/>
             <w:szCs w:val="24"/>
           </w:rPr>
-          <w:instrText xml:space="preserve"> PAGEREF _Toc105448832 \h </w:instrText>
+          <w:instrText xml:space="preserve"> PAGEREF _Toc105610538 \h </w:instrText>
         </w:r>
         <w:r>
           <w:rPr>
@@ -3267,7 +3446,7 @@
             <w:sz w:val="24"/>
             <w:szCs w:val="24"/>
           </w:rPr>
-          <w:t>24</w:t>
+          <w:t>26</w:t>
         </w:r>
         <w:r>
           <w:rPr>
@@ -3295,7 +3474,7 @@
           <w:szCs w:val="24"/>
         </w:rPr>
       </w:pPr>
-      <w:hyperlink w:anchor="_Toc105448833" w:history="1">
+      <w:hyperlink w:anchor="_Toc105610539" w:history="1">
         <w:r>
           <w:rPr>
             <w:rStyle w:val="Hyperlink"/>
@@ -3353,7 +3532,7 @@
             <w:sz w:val="24"/>
             <w:szCs w:val="24"/>
           </w:rPr>
-          <w:instrText xml:space="preserve"> PAGEREF _Toc105448833 \h </w:instrText>
+          <w:instrText xml:space="preserve"> PAGEREF _Toc105610539 \h </w:instrText>
         </w:r>
         <w:r>
           <w:rPr>
@@ -3382,7 +3561,7 @@
             <w:sz w:val="24"/>
             <w:szCs w:val="24"/>
           </w:rPr>
-          <w:t>29</w:t>
+          <w:t>30</w:t>
         </w:r>
         <w:r>
           <w:rPr>
@@ -3410,7 +3589,7 @@
           <w:szCs w:val="24"/>
         </w:rPr>
       </w:pPr>
-      <w:hyperlink w:anchor="_Toc105448834" w:history="1">
+      <w:hyperlink w:anchor="_Toc105610540" w:history="1">
         <w:r>
           <w:rPr>
             <w:rStyle w:val="Hyperlink"/>
@@ -3468,7 +3647,7 @@
             <w:sz w:val="24"/>
             <w:szCs w:val="24"/>
           </w:rPr>
-          <w:instrText xml:space="preserve"> PAGEREF _Toc105448834 \h </w:instrText>
+          <w:instrText xml:space="preserve"> PAGEREF _Toc105610540 \h </w:instrText>
         </w:r>
         <w:r>
           <w:rPr>
@@ -3497,7 +3676,7 @@
             <w:sz w:val="24"/>
             <w:szCs w:val="24"/>
           </w:rPr>
-          <w:t>30</w:t>
+          <w:t>32</w:t>
         </w:r>
         <w:r>
           <w:rPr>
@@ -3561,18 +3740,11 @@
     </w:p>
     <w:p>
       <w:pPr>
-        <w:spacing w:line="360" w:lineRule="auto"/>
-        <w:rPr>
-          <w:rFonts w:ascii="Times New Roman" w:hAnsi="Times New Roman" w:cs="Times New Roman"/>
-          <w:b/>
-          <w:sz w:val="48"/>
-          <w:szCs w:val="48"/>
-        </w:rPr>
-      </w:pPr>
-    </w:p>
-    <w:p>
-      <w:pPr>
         <w:pStyle w:val="Heading1"/>
+        <w:numPr>
+          <w:ilvl w:val="0"/>
+          <w:numId w:val="0"/>
+        </w:numPr>
         <w:sectPr>
           <w:footerReference w:type="even" r:id="rId11"/>
           <w:footerReference w:type="default" r:id="rId12"/>
@@ -3591,7 +3763,7 @@
       <w:pPr>
         <w:pStyle w:val="Heading1"/>
       </w:pPr>
-      <w:bookmarkStart w:id="0" w:name="_Toc105448815"/>
+      <w:bookmarkStart w:id="0" w:name="_Toc105610520"/>
       <w:r>
         <w:lastRenderedPageBreak/>
         <w:t>Introduction</w:t>
@@ -3951,7 +4123,7 @@
         <w:pStyle w:val="Heading2"/>
         <w:spacing w:line="360" w:lineRule="auto"/>
       </w:pPr>
-      <w:bookmarkStart w:id="1" w:name="_Toc105448816"/>
+      <w:bookmarkStart w:id="1" w:name="_Toc105610521"/>
       <w:r>
         <w:t>Objectives</w:t>
       </w:r>
@@ -4218,7 +4390,7 @@
       <w:pPr>
         <w:pStyle w:val="Heading2"/>
       </w:pPr>
-      <w:bookmarkStart w:id="2" w:name="_Toc105448817"/>
+      <w:bookmarkStart w:id="2" w:name="_Toc105610522"/>
       <w:r>
         <w:t>Thesis outline</w:t>
       </w:r>
@@ -4605,7 +4777,7 @@
         <w:pStyle w:val="Heading1"/>
         <w:spacing w:line="360" w:lineRule="auto"/>
       </w:pPr>
-      <w:bookmarkStart w:id="3" w:name="_Toc105448818"/>
+      <w:bookmarkStart w:id="3" w:name="_Toc105610523"/>
       <w:r>
         <w:lastRenderedPageBreak/>
         <w:t>Theoretical Background</w:t>
@@ -4626,7 +4798,7 @@
         <w:pStyle w:val="Heading2"/>
         <w:spacing w:line="360" w:lineRule="auto"/>
       </w:pPr>
-      <w:bookmarkStart w:id="4" w:name="_Toc105448819"/>
+      <w:bookmarkStart w:id="4" w:name="_Toc105610524"/>
       <w:r>
         <w:t>Patient-</w:t>
       </w:r>
@@ -4649,7 +4821,7 @@
         <w:pStyle w:val="Heading3"/>
         <w:spacing w:line="360" w:lineRule="auto"/>
       </w:pPr>
-      <w:bookmarkStart w:id="5" w:name="_Toc105448820"/>
+      <w:bookmarkStart w:id="5" w:name="_Toc105610525"/>
       <w:r>
         <w:t>Brief History</w:t>
       </w:r>
@@ -4750,7 +4922,17 @@
           <w:szCs w:val="24"/>
           <w:shd w:val="clear" w:color="auto" w:fill="FFFFFF"/>
         </w:rPr>
-        <w:t xml:space="preserve"> [1]</w:t>
+        <w:t xml:space="preserve"> </w:t>
+      </w:r>
+      <w:r>
+        <w:rPr>
+          <w:rFonts w:ascii="Times New Roman" w:hAnsi="Times New Roman" w:cs="Times New Roman"/>
+          <w:color w:val="000000" w:themeColor="text1"/>
+          <w:sz w:val="24"/>
+          <w:szCs w:val="24"/>
+          <w:shd w:val="clear" w:color="auto" w:fill="FFFFFF"/>
+        </w:rPr>
+        <w:t>[8]</w:t>
       </w:r>
       <w:r>
         <w:rPr>
@@ -5046,7 +5228,16 @@
           <w:szCs w:val="24"/>
           <w:shd w:val="clear" w:color="auto" w:fill="FFFFFF"/>
         </w:rPr>
-        <w:t xml:space="preserve"> [1]</w:t>
+        <w:t xml:space="preserve"> </w:t>
+      </w:r>
+      <w:r>
+        <w:rPr>
+          <w:rFonts w:ascii="Times New Roman" w:hAnsi="Times New Roman" w:cs="Times New Roman"/>
+          <w:sz w:val="24"/>
+          <w:szCs w:val="24"/>
+          <w:shd w:val="clear" w:color="auto" w:fill="FFFFFF"/>
+        </w:rPr>
+        <w:t>[8]</w:t>
       </w:r>
       <w:r>
         <w:rPr>
@@ -5485,7 +5676,17 @@
           <w:szCs w:val="24"/>
           <w:shd w:val="clear" w:color="auto" w:fill="FFFFFF"/>
         </w:rPr>
-        <w:t xml:space="preserve"> [2]</w:t>
+        <w:t xml:space="preserve"> </w:t>
+      </w:r>
+      <w:r>
+        <w:rPr>
+          <w:rFonts w:ascii="Times New Roman" w:hAnsi="Times New Roman" w:cs="Times New Roman"/>
+          <w:color w:val="000000" w:themeColor="text1"/>
+          <w:sz w:val="24"/>
+          <w:szCs w:val="24"/>
+          <w:shd w:val="clear" w:color="auto" w:fill="FFFFFF"/>
+        </w:rPr>
+        <w:t>[3]</w:t>
       </w:r>
       <w:r>
         <w:rPr>
@@ -5512,7 +5713,7 @@
           <w:szCs w:val="24"/>
         </w:rPr>
         <w:drawing>
-          <wp:inline distT="0" distB="0" distL="0" distR="0" wp14:anchorId="7F51F08A" wp14:editId="0585D7E5">
+          <wp:inline distT="0" distB="0" distL="0" distR="0" wp14:anchorId="3466384F" wp14:editId="508AF176">
             <wp:extent cx="2526195" cy="3619500"/>
             <wp:effectExtent l="0" t="0" r="7620" b="0"/>
             <wp:docPr id="1" name="Picture 1" descr="C:\Users\cosmi\Downloads\Evolution of patient doctor relationship.jpg"/>
@@ -5713,14 +5914,24 @@
           <w:sz w:val="24"/>
           <w:szCs w:val="24"/>
         </w:rPr>
-        <w:t xml:space="preserve"> [1]</w:t>
+        <w:t xml:space="preserve"> </w:t>
+      </w:r>
+      <w:r>
+        <w:rPr>
+          <w:rFonts w:ascii="Times New Roman" w:hAnsi="Times New Roman" w:cs="Times New Roman"/>
+          <w:b w:val="0"/>
+          <w:color w:val="auto"/>
+          <w:sz w:val="24"/>
+          <w:szCs w:val="24"/>
+        </w:rPr>
+        <w:t>[8]</w:t>
       </w:r>
     </w:p>
     <w:p>
       <w:pPr>
         <w:pStyle w:val="Heading3"/>
       </w:pPr>
-      <w:bookmarkStart w:id="6" w:name="_Toc105448821"/>
+      <w:bookmarkStart w:id="6" w:name="_Toc105610526"/>
       <w:r>
         <w:lastRenderedPageBreak/>
         <w:t>Different T</w:t>
@@ -5944,7 +6155,15 @@
           <w:sz w:val="24"/>
           <w:szCs w:val="24"/>
         </w:rPr>
-        <w:t xml:space="preserve"> [3]</w:t>
+        <w:t xml:space="preserve"> </w:t>
+      </w:r>
+      <w:r>
+        <w:rPr>
+          <w:rFonts w:ascii="Times New Roman" w:hAnsi="Times New Roman" w:cs="Times New Roman"/>
+          <w:sz w:val="24"/>
+          <w:szCs w:val="24"/>
+        </w:rPr>
+        <w:t>[6]</w:t>
       </w:r>
       <w:r>
         <w:rPr>
@@ -6286,7 +6505,15 @@
           <w:sz w:val="24"/>
           <w:szCs w:val="24"/>
         </w:rPr>
-        <w:t xml:space="preserve"> [3]</w:t>
+        <w:t xml:space="preserve"> </w:t>
+      </w:r>
+      <w:r>
+        <w:rPr>
+          <w:rFonts w:ascii="Times New Roman" w:hAnsi="Times New Roman" w:cs="Times New Roman"/>
+          <w:sz w:val="24"/>
+          <w:szCs w:val="24"/>
+        </w:rPr>
+        <w:t>[6]</w:t>
       </w:r>
       <w:r>
         <w:rPr>
@@ -6731,7 +6958,7 @@
           <w:noProof/>
         </w:rPr>
         <w:drawing>
-          <wp:inline distT="0" distB="0" distL="0" distR="0" wp14:anchorId="7AB8261C" wp14:editId="059AE9AD">
+          <wp:inline distT="0" distB="0" distL="0" distR="0" wp14:anchorId="2D6ED012" wp14:editId="0F310561">
             <wp:extent cx="5988050" cy="1855814"/>
             <wp:effectExtent l="0" t="0" r="0" b="0"/>
             <wp:docPr id="2" name="Picture 2" descr="The Importance of Physician-Patient Relationships Communication and Trust  in Health Care - Duke Personalized Health Care"/>
@@ -6922,7 +7149,17 @@
           <w:sz w:val="24"/>
           <w:szCs w:val="24"/>
         </w:rPr>
-        <w:t xml:space="preserve"> Comparison between the Four Models [3]</w:t>
+        <w:t xml:space="preserve"> Comparison between the Four Models </w:t>
+      </w:r>
+      <w:r>
+        <w:rPr>
+          <w:rFonts w:ascii="Times New Roman" w:hAnsi="Times New Roman" w:cs="Times New Roman"/>
+          <w:b w:val="0"/>
+          <w:color w:val="000000" w:themeColor="text1"/>
+          <w:sz w:val="24"/>
+          <w:szCs w:val="24"/>
+        </w:rPr>
+        <w:t>[6]</w:t>
       </w:r>
     </w:p>
     <w:p>
@@ -7206,7 +7443,17 @@
           <w:szCs w:val="24"/>
           <w:shd w:val="clear" w:color="auto" w:fill="FFFFFF"/>
         </w:rPr>
-        <w:t xml:space="preserve"> [4]</w:t>
+        <w:t xml:space="preserve"> </w:t>
+      </w:r>
+      <w:r>
+        <w:rPr>
+          <w:rFonts w:ascii="Times New Roman" w:hAnsi="Times New Roman" w:cs="Times New Roman"/>
+          <w:color w:val="212121"/>
+          <w:sz w:val="24"/>
+          <w:szCs w:val="24"/>
+          <w:shd w:val="clear" w:color="auto" w:fill="FFFFFF"/>
+        </w:rPr>
+        <w:t>[1]</w:t>
       </w:r>
       <w:r>
         <w:rPr>
@@ -7230,7 +7477,7 @@
           <w:noProof/>
         </w:rPr>
         <w:drawing>
-          <wp:inline distT="0" distB="0" distL="0" distR="0" wp14:anchorId="23033BBC" wp14:editId="4E176361">
+          <wp:inline distT="0" distB="0" distL="0" distR="0" wp14:anchorId="66A8259D" wp14:editId="5BB7EDE5">
             <wp:extent cx="4254500" cy="1554773"/>
             <wp:effectExtent l="0" t="0" r="0" b="7620"/>
             <wp:docPr id="3" name="Picture 3" descr="The Emanuel and Emanuel model. Patient autonomy and patient values are... |  Download Scientific Diagram"/>
@@ -7432,7 +7679,17 @@
           <w:sz w:val="24"/>
           <w:szCs w:val="24"/>
         </w:rPr>
-        <w:t xml:space="preserve"> [4]</w:t>
+        <w:t xml:space="preserve"> </w:t>
+      </w:r>
+      <w:r>
+        <w:rPr>
+          <w:rFonts w:ascii="Times New Roman" w:hAnsi="Times New Roman" w:cs="Times New Roman"/>
+          <w:b w:val="0"/>
+          <w:color w:val="000000" w:themeColor="text1"/>
+          <w:sz w:val="24"/>
+          <w:szCs w:val="24"/>
+        </w:rPr>
+        <w:t>[1]</w:t>
       </w:r>
     </w:p>
     <w:p>
@@ -7518,7 +7775,15 @@
           <w:sz w:val="24"/>
           <w:szCs w:val="24"/>
         </w:rPr>
-        <w:t xml:space="preserve"> [5]</w:t>
+        <w:t xml:space="preserve"> </w:t>
+      </w:r>
+      <w:r>
+        <w:rPr>
+          <w:rFonts w:ascii="Times New Roman" w:hAnsi="Times New Roman" w:cs="Times New Roman"/>
+          <w:sz w:val="24"/>
+          <w:szCs w:val="24"/>
+        </w:rPr>
+        <w:t>[4]</w:t>
       </w:r>
       <w:r>
         <w:rPr>
@@ -7614,7 +7879,15 @@
           <w:sz w:val="24"/>
           <w:szCs w:val="24"/>
         </w:rPr>
-        <w:t xml:space="preserve"> [5]</w:t>
+        <w:t xml:space="preserve"> </w:t>
+      </w:r>
+      <w:r>
+        <w:rPr>
+          <w:rFonts w:ascii="Times New Roman" w:hAnsi="Times New Roman" w:cs="Times New Roman"/>
+          <w:sz w:val="24"/>
+          <w:szCs w:val="24"/>
+        </w:rPr>
+        <w:t>[4]</w:t>
       </w:r>
       <w:r>
         <w:rPr>
@@ -7642,7 +7915,7 @@
         <w:pStyle w:val="Heading2"/>
         <w:spacing w:line="360" w:lineRule="auto"/>
       </w:pPr>
-      <w:bookmarkStart w:id="7" w:name="_Toc105448822"/>
+      <w:bookmarkStart w:id="7" w:name="_Toc105610527"/>
       <w:r>
         <w:lastRenderedPageBreak/>
         <w:t>Patient-Doctor Relationship</w:t>
@@ -7667,7 +7940,7 @@
         <w:pStyle w:val="Heading3"/>
         <w:spacing w:line="360" w:lineRule="auto"/>
       </w:pPr>
-      <w:bookmarkStart w:id="8" w:name="_Toc105448823"/>
+      <w:bookmarkStart w:id="8" w:name="_Toc105610528"/>
       <w:r>
         <w:t>Why and h</w:t>
       </w:r>
@@ -8238,7 +8511,7 @@
           <w:szCs w:val="24"/>
         </w:rPr>
         <w:drawing>
-          <wp:inline distT="0" distB="0" distL="0" distR="0" wp14:anchorId="724C5009" wp14:editId="74A75444">
+          <wp:inline distT="0" distB="0" distL="0" distR="0" wp14:anchorId="3A2E5FAE" wp14:editId="201968DC">
             <wp:extent cx="5265927" cy="3028950"/>
             <wp:effectExtent l="0" t="0" r="0" b="0"/>
             <wp:docPr id="8" name="Picture 8"/>
@@ -8439,17 +8712,17 @@
           <w:sz w:val="24"/>
           <w:szCs w:val="24"/>
         </w:rPr>
-        <w:t xml:space="preserve"> for Healthcare Applications [10</w:t>
-      </w:r>
-      <w:r>
-        <w:rPr>
-          <w:rFonts w:ascii="Times New Roman" w:hAnsi="Times New Roman" w:cs="Times New Roman"/>
-          <w:b w:val="0"/>
-          <w:color w:val="000000" w:themeColor="text1"/>
-          <w:sz w:val="24"/>
-          <w:szCs w:val="24"/>
-        </w:rPr>
-        <w:t>]</w:t>
+        <w:t xml:space="preserve"> for Healthcare Applications </w:t>
+      </w:r>
+      <w:r>
+        <w:rPr>
+          <w:rFonts w:ascii="Times New Roman" w:hAnsi="Times New Roman" w:cs="Times New Roman"/>
+          <w:b w:val="0"/>
+          <w:color w:val="000000" w:themeColor="text1"/>
+          <w:sz w:val="24"/>
+          <w:szCs w:val="24"/>
+        </w:rPr>
+        <w:t>[2]</w:t>
       </w:r>
     </w:p>
     <w:p>
@@ -8477,15 +8750,23 @@
           <w:sz w:val="24"/>
           <w:szCs w:val="24"/>
         </w:rPr>
-        <w:t xml:space="preserve"> In article [10</w:t>
-      </w:r>
-      <w:r>
-        <w:rPr>
-          <w:rFonts w:ascii="Times New Roman" w:hAnsi="Times New Roman" w:cs="Times New Roman"/>
-          <w:sz w:val="24"/>
-          <w:szCs w:val="24"/>
-        </w:rPr>
-        <w:t>], there is proposed a new software engineering methodology for healthcare applications SEMHTA.</w:t>
+        <w:t xml:space="preserve"> In article </w:t>
+      </w:r>
+      <w:r>
+        <w:rPr>
+          <w:rFonts w:ascii="Times New Roman" w:hAnsi="Times New Roman" w:cs="Times New Roman"/>
+          <w:sz w:val="24"/>
+          <w:szCs w:val="24"/>
+        </w:rPr>
+        <w:t>[2]</w:t>
+      </w:r>
+      <w:r>
+        <w:rPr>
+          <w:rFonts w:ascii="Times New Roman" w:hAnsi="Times New Roman" w:cs="Times New Roman"/>
+          <w:sz w:val="24"/>
+          <w:szCs w:val="24"/>
+        </w:rPr>
+        <w:t>, there is proposed a new software engineering methodology for healthcare applications SEMHTA.</w:t>
       </w:r>
       <w:r>
         <w:rPr>
@@ -8517,15 +8798,23 @@
           <w:sz w:val="24"/>
           <w:szCs w:val="24"/>
         </w:rPr>
-        <w:t>ivery [10</w:t>
-      </w:r>
-      <w:r>
-        <w:rPr>
-          <w:rFonts w:ascii="Times New Roman" w:hAnsi="Times New Roman" w:cs="Times New Roman"/>
-          <w:sz w:val="24"/>
-          <w:szCs w:val="24"/>
-        </w:rPr>
-        <w:t>]. Each phase requires multiple activities and all phases are strongly related to others.</w:t>
+        <w:t xml:space="preserve">ivery </w:t>
+      </w:r>
+      <w:r>
+        <w:rPr>
+          <w:rFonts w:ascii="Times New Roman" w:hAnsi="Times New Roman" w:cs="Times New Roman"/>
+          <w:sz w:val="24"/>
+          <w:szCs w:val="24"/>
+        </w:rPr>
+        <w:t>[2]</w:t>
+      </w:r>
+      <w:r>
+        <w:rPr>
+          <w:rFonts w:ascii="Times New Roman" w:hAnsi="Times New Roman" w:cs="Times New Roman"/>
+          <w:sz w:val="24"/>
+          <w:szCs w:val="24"/>
+        </w:rPr>
+        <w:t>. Each phase requires multiple activities and all phases are strongly related to others.</w:t>
       </w:r>
       <w:r>
         <w:rPr>
@@ -8608,15 +8897,15 @@
           <w:sz w:val="24"/>
           <w:szCs w:val="24"/>
         </w:rPr>
-        <w:t xml:space="preserve"> [10</w:t>
-      </w:r>
-      <w:r>
-        <w:rPr>
-          <w:rFonts w:ascii="Times New Roman" w:hAnsi="Times New Roman" w:cs="Times New Roman"/>
-          <w:sz w:val="24"/>
-          <w:szCs w:val="24"/>
-        </w:rPr>
-        <w:t>]</w:t>
+        <w:t xml:space="preserve"> </w:t>
+      </w:r>
+      <w:r>
+        <w:rPr>
+          <w:rFonts w:ascii="Times New Roman" w:hAnsi="Times New Roman" w:cs="Times New Roman"/>
+          <w:sz w:val="24"/>
+          <w:szCs w:val="24"/>
+        </w:rPr>
+        <w:t>[2]</w:t>
       </w:r>
       <w:r>
         <w:rPr>
@@ -8849,15 +9138,23 @@
           <w:sz w:val="24"/>
           <w:szCs w:val="24"/>
         </w:rPr>
-        <w:t>The same research paper [10</w:t>
-      </w:r>
-      <w:r>
-        <w:rPr>
-          <w:rFonts w:ascii="Times New Roman" w:hAnsi="Times New Roman" w:cs="Times New Roman"/>
-          <w:sz w:val="24"/>
-          <w:szCs w:val="24"/>
-        </w:rPr>
-        <w:t>] presents a comparison between some software engineering methodologies, based on the healthcare system issues such as reliability, performance</w:t>
+        <w:t xml:space="preserve">The same research paper </w:t>
+      </w:r>
+      <w:r>
+        <w:rPr>
+          <w:rFonts w:ascii="Times New Roman" w:hAnsi="Times New Roman" w:cs="Times New Roman"/>
+          <w:sz w:val="24"/>
+          <w:szCs w:val="24"/>
+        </w:rPr>
+        <w:t>[2]</w:t>
+      </w:r>
+      <w:r>
+        <w:rPr>
+          <w:rFonts w:ascii="Times New Roman" w:hAnsi="Times New Roman" w:cs="Times New Roman"/>
+          <w:sz w:val="24"/>
+          <w:szCs w:val="24"/>
+        </w:rPr>
+        <w:t xml:space="preserve"> presents a comparison between some software engineering methodologies, based on the healthcare system issues such as reliability, performance</w:t>
       </w:r>
       <w:r>
         <w:rPr>
@@ -8941,7 +9238,7 @@
         <w:pStyle w:val="Heading3"/>
         <w:spacing w:line="360" w:lineRule="auto"/>
       </w:pPr>
-      <w:bookmarkStart w:id="9" w:name="_Toc105448824"/>
+      <w:bookmarkStart w:id="9" w:name="_Toc105610529"/>
       <w:r>
         <w:t>Problems with a software system for managing the patient-doctor interaction</w:t>
       </w:r>
@@ -9196,15 +9493,23 @@
           <w:sz w:val="24"/>
           <w:szCs w:val="24"/>
         </w:rPr>
-        <w:t>the system is up and running [12</w:t>
-      </w:r>
-      <w:r>
-        <w:rPr>
-          <w:rFonts w:ascii="Times New Roman" w:hAnsi="Times New Roman" w:cs="Times New Roman"/>
-          <w:sz w:val="24"/>
-          <w:szCs w:val="24"/>
-        </w:rPr>
-        <w:t>]. It represents such an important issue for an application of this type because of the nature of its purpose: there can be cases when patients really need help and there is no time to waste.</w:t>
+        <w:t xml:space="preserve">the system is up and running </w:t>
+      </w:r>
+      <w:r>
+        <w:rPr>
+          <w:rFonts w:ascii="Times New Roman" w:hAnsi="Times New Roman" w:cs="Times New Roman"/>
+          <w:sz w:val="24"/>
+          <w:szCs w:val="24"/>
+        </w:rPr>
+        <w:t>[5]</w:t>
+      </w:r>
+      <w:r>
+        <w:rPr>
+          <w:rFonts w:ascii="Times New Roman" w:hAnsi="Times New Roman" w:cs="Times New Roman"/>
+          <w:sz w:val="24"/>
+          <w:szCs w:val="24"/>
+        </w:rPr>
+        <w:t>. It represents such an important issue for an application of this type because of the nature of its purpose: there can be cases when patients really need help and there is no time to waste.</w:t>
       </w:r>
     </w:p>
     <w:p>
@@ -9256,15 +9561,15 @@
           <w:sz w:val="24"/>
           <w:szCs w:val="24"/>
         </w:rPr>
-        <w:t xml:space="preserve"> In the research paper [11</w:t>
-      </w:r>
-      <w:r>
-        <w:rPr>
-          <w:rFonts w:ascii="Times New Roman" w:hAnsi="Times New Roman" w:cs="Times New Roman"/>
-          <w:sz w:val="24"/>
-          <w:szCs w:val="24"/>
-        </w:rPr>
-        <w:t>]</w:t>
+        <w:t xml:space="preserve"> In the research paper </w:t>
+      </w:r>
+      <w:r>
+        <w:rPr>
+          <w:rFonts w:ascii="Times New Roman" w:hAnsi="Times New Roman" w:cs="Times New Roman"/>
+          <w:sz w:val="24"/>
+          <w:szCs w:val="24"/>
+        </w:rPr>
+        <w:t>[7]</w:t>
       </w:r>
       <w:r>
         <w:rPr>
@@ -9314,15 +9619,23 @@
           <w:sz w:val="24"/>
           <w:szCs w:val="24"/>
         </w:rPr>
-        <w:t>hreat to the e-health system [11</w:t>
-      </w:r>
-      <w:r>
-        <w:rPr>
-          <w:rFonts w:ascii="Times New Roman" w:hAnsi="Times New Roman" w:cs="Times New Roman"/>
-          <w:sz w:val="24"/>
-          <w:szCs w:val="24"/>
-        </w:rPr>
-        <w:t xml:space="preserve">]. A solution for this issue is represented by using the </w:t>
+        <w:t xml:space="preserve">hreat to the e-health system </w:t>
+      </w:r>
+      <w:r>
+        <w:rPr>
+          <w:rFonts w:ascii="Times New Roman" w:hAnsi="Times New Roman" w:cs="Times New Roman"/>
+          <w:sz w:val="24"/>
+          <w:szCs w:val="24"/>
+        </w:rPr>
+        <w:t>[7]</w:t>
+      </w:r>
+      <w:r>
+        <w:rPr>
+          <w:rFonts w:ascii="Times New Roman" w:hAnsi="Times New Roman" w:cs="Times New Roman"/>
+          <w:sz w:val="24"/>
+          <w:szCs w:val="24"/>
+        </w:rPr>
+        <w:t xml:space="preserve">. A solution for this issue is represented by using the </w:t>
       </w:r>
       <w:proofErr w:type="spellStart"/>
       <w:r>
@@ -9406,15 +9719,23 @@
           <w:sz w:val="24"/>
           <w:szCs w:val="24"/>
         </w:rPr>
-        <w:t>h data encryption algorithms [11</w:t>
-      </w:r>
-      <w:r>
-        <w:rPr>
-          <w:rFonts w:ascii="Times New Roman" w:hAnsi="Times New Roman" w:cs="Times New Roman"/>
-          <w:sz w:val="24"/>
-          <w:szCs w:val="24"/>
-        </w:rPr>
-        <w:t>].</w:t>
+        <w:t xml:space="preserve">h data encryption algorithms </w:t>
+      </w:r>
+      <w:r>
+        <w:rPr>
+          <w:rFonts w:ascii="Times New Roman" w:hAnsi="Times New Roman" w:cs="Times New Roman"/>
+          <w:sz w:val="24"/>
+          <w:szCs w:val="24"/>
+        </w:rPr>
+        <w:t>[7]</w:t>
+      </w:r>
+      <w:r>
+        <w:rPr>
+          <w:rFonts w:ascii="Times New Roman" w:hAnsi="Times New Roman" w:cs="Times New Roman"/>
+          <w:sz w:val="24"/>
+          <w:szCs w:val="24"/>
+        </w:rPr>
+        <w:t>.</w:t>
       </w:r>
     </w:p>
     <w:p>
@@ -9465,7 +9786,23 @@
           <w:sz w:val="24"/>
           <w:szCs w:val="24"/>
         </w:rPr>
-        <w:t xml:space="preserve"> activities. Let’s imagine the case when someone can see a patient’s oxygen saturation and heart rate data. Having this information, it is an easy task to deduce how regularly that patient is doing physical activity. With this kind of information, access to insurance benefits could be restricted by insurance companies for users with delicate life styles by taking undue advantage of the information and by so doing, compromising the user's right of privacy [11]. A solution to this problem is that the database administrators should establish the exact privileges rules in the application with the aim to restrict access to sensitive information.</w:t>
+        <w:t xml:space="preserve"> activities. Let’s imagine the case when someone can see a patient’s oxygen saturation and heart rate data. Having this information, it is an easy task to deduce how regularly that patient is doing physical activity. With this kind of information, access to insurance benefits could be restricted by insurance companies for users with delicate life styles by taking undue advantage of the information and by so doing, compromising the user's right of privacy </w:t>
+      </w:r>
+      <w:r>
+        <w:rPr>
+          <w:rFonts w:ascii="Times New Roman" w:hAnsi="Times New Roman" w:cs="Times New Roman"/>
+          <w:sz w:val="24"/>
+          <w:szCs w:val="24"/>
+        </w:rPr>
+        <w:t>[7]</w:t>
+      </w:r>
+      <w:r>
+        <w:rPr>
+          <w:rFonts w:ascii="Times New Roman" w:hAnsi="Times New Roman" w:cs="Times New Roman"/>
+          <w:sz w:val="24"/>
+          <w:szCs w:val="24"/>
+        </w:rPr>
+        <w:t>. A solution to this problem is that the database administrators should establish the exact privileges rules in the application with the aim to restrict access to sensitive information.</w:t>
       </w:r>
     </w:p>
     <w:p>
@@ -9481,6 +9818,16 @@
     </w:p>
     <w:p>
       <w:pPr>
+        <w:pStyle w:val="Heading3"/>
+      </w:pPr>
+      <w:bookmarkStart w:id="10" w:name="_Toc105610530"/>
+      <w:r>
+        <w:t>Access to information rights</w:t>
+      </w:r>
+      <w:bookmarkEnd w:id="10"/>
+    </w:p>
+    <w:p>
+      <w:pPr>
         <w:spacing w:line="360" w:lineRule="auto"/>
         <w:jc w:val="both"/>
         <w:rPr>
@@ -9500,6 +9847,14 @@
           <w:szCs w:val="24"/>
         </w:rPr>
       </w:pPr>
+      <w:r>
+        <w:rPr>
+          <w:rFonts w:ascii="Times New Roman" w:hAnsi="Times New Roman" w:cs="Times New Roman"/>
+          <w:sz w:val="24"/>
+          <w:szCs w:val="24"/>
+        </w:rPr>
+        <w:t>An important problem in a software system on the subject of the patient-doctor relationship is represented by who has the right to access medical information regarding a certain patient. Of course, the first observation we can make is that a patient should only have access to his or her data, not being allowed to obtain data from another individual. At the same time, a doctor should have access to data found by him or her (like prescriptions), but the real dilemma is whether another doctor should have access to information from a patient he or she has not consulted.</w:t>
+      </w:r>
     </w:p>
     <w:p>
       <w:pPr>
@@ -9511,6 +9866,287 @@
           <w:szCs w:val="24"/>
         </w:rPr>
       </w:pPr>
+      <w:r>
+        <w:rPr>
+          <w:rFonts w:ascii="Times New Roman" w:hAnsi="Times New Roman" w:cs="Times New Roman"/>
+          <w:sz w:val="24"/>
+          <w:szCs w:val="24"/>
+        </w:rPr>
+        <w:lastRenderedPageBreak/>
+        <w:t xml:space="preserve">To find an answer to this question, we should first see who has the ownership rights on this kind of information. </w:t>
+      </w:r>
+      <w:r>
+        <w:rPr>
+          <w:rFonts w:ascii="Times New Roman" w:hAnsi="Times New Roman" w:cs="Times New Roman"/>
+          <w:sz w:val="24"/>
+          <w:szCs w:val="24"/>
+        </w:rPr>
+        <w:t xml:space="preserve">The situation is not so clear in any country, this being in itself a legal matter. As it is presented in </w:t>
+      </w:r>
+      <w:r>
+        <w:rPr>
+          <w:rFonts w:ascii="Times New Roman" w:hAnsi="Times New Roman" w:cs="Times New Roman"/>
+          <w:sz w:val="24"/>
+          <w:szCs w:val="24"/>
+        </w:rPr>
+        <w:t xml:space="preserve">the </w:t>
+      </w:r>
+      <w:r>
+        <w:rPr>
+          <w:rFonts w:ascii="Times New Roman" w:hAnsi="Times New Roman" w:cs="Times New Roman"/>
+          <w:sz w:val="24"/>
+          <w:szCs w:val="24"/>
+        </w:rPr>
+        <w:t xml:space="preserve">article </w:t>
+      </w:r>
+      <w:r>
+        <w:rPr>
+          <w:rFonts w:ascii="Times New Roman" w:hAnsi="Times New Roman" w:cs="Times New Roman"/>
+          <w:sz w:val="24"/>
+          <w:szCs w:val="24"/>
+        </w:rPr>
+        <w:t>[13]</w:t>
+      </w:r>
+      <w:r>
+        <w:rPr>
+          <w:rFonts w:ascii="Times New Roman" w:hAnsi="Times New Roman" w:cs="Times New Roman"/>
+          <w:sz w:val="24"/>
+          <w:szCs w:val="24"/>
+        </w:rPr>
+        <w:t xml:space="preserve">, in the USA, the patients are not the ones to have the ownership rights </w:t>
+      </w:r>
+      <w:r>
+        <w:rPr>
+          <w:rFonts w:ascii="Times New Roman" w:hAnsi="Times New Roman" w:cs="Times New Roman"/>
+          <w:sz w:val="24"/>
+          <w:szCs w:val="24"/>
+        </w:rPr>
+        <w:t>to</w:t>
+      </w:r>
+      <w:r>
+        <w:rPr>
+          <w:rFonts w:ascii="Times New Roman" w:hAnsi="Times New Roman" w:cs="Times New Roman"/>
+          <w:sz w:val="24"/>
+          <w:szCs w:val="24"/>
+        </w:rPr>
+        <w:t xml:space="preserve"> their data, but this right is assigned to the medical providers. What must be said is that these rights are limited and medical providers must respect ethical and legal principles in the use of data regarding patient privacy. In the same article, there </w:t>
+      </w:r>
+      <w:r>
+        <w:rPr>
+          <w:rFonts w:ascii="Times New Roman" w:hAnsi="Times New Roman" w:cs="Times New Roman"/>
+          <w:sz w:val="24"/>
+          <w:szCs w:val="24"/>
+        </w:rPr>
+        <w:t>is</w:t>
+      </w:r>
+      <w:r>
+        <w:rPr>
+          <w:rFonts w:ascii="Times New Roman" w:hAnsi="Times New Roman" w:cs="Times New Roman"/>
+          <w:sz w:val="24"/>
+          <w:szCs w:val="24"/>
+        </w:rPr>
+        <w:t xml:space="preserve"> conducted a series of interviews with some specialists in </w:t>
+      </w:r>
+      <w:r>
+        <w:rPr>
+          <w:rFonts w:ascii="Times New Roman" w:hAnsi="Times New Roman" w:cs="Times New Roman"/>
+          <w:sz w:val="24"/>
+          <w:szCs w:val="24"/>
+        </w:rPr>
+        <w:t xml:space="preserve">the </w:t>
+      </w:r>
+      <w:r>
+        <w:rPr>
+          <w:rFonts w:ascii="Times New Roman" w:hAnsi="Times New Roman" w:cs="Times New Roman"/>
+          <w:sz w:val="24"/>
+          <w:szCs w:val="24"/>
+        </w:rPr>
+        <w:t>domain.</w:t>
+      </w:r>
+      <w:r>
+        <w:rPr>
+          <w:rFonts w:ascii="Times New Roman" w:hAnsi="Times New Roman" w:cs="Times New Roman"/>
+          <w:sz w:val="24"/>
+          <w:szCs w:val="24"/>
+        </w:rPr>
+        <w:t xml:space="preserve"> One presented idea is that the </w:t>
+      </w:r>
+      <w:r>
+        <w:rPr>
+          <w:rFonts w:ascii="Times New Roman" w:hAnsi="Times New Roman" w:cs="Times New Roman"/>
+          <w:sz w:val="24"/>
+          <w:szCs w:val="24"/>
+        </w:rPr>
+        <w:t xml:space="preserve">concept of </w:t>
+      </w:r>
+      <w:r>
+        <w:rPr>
+          <w:rFonts w:ascii="Times New Roman" w:hAnsi="Times New Roman" w:cs="Times New Roman"/>
+          <w:sz w:val="24"/>
+          <w:szCs w:val="24"/>
+        </w:rPr>
+        <w:t>ownership may not be benefic</w:t>
+      </w:r>
+      <w:r>
+        <w:rPr>
+          <w:rFonts w:ascii="Times New Roman" w:hAnsi="Times New Roman" w:cs="Times New Roman"/>
+          <w:sz w:val="24"/>
+          <w:szCs w:val="24"/>
+        </w:rPr>
+        <w:t>ial</w:t>
+      </w:r>
+      <w:r>
+        <w:rPr>
+          <w:rFonts w:ascii="Times New Roman" w:hAnsi="Times New Roman" w:cs="Times New Roman"/>
+          <w:sz w:val="24"/>
+          <w:szCs w:val="24"/>
+        </w:rPr>
+        <w:t xml:space="preserve"> for our problem as it can restrict the process of </w:t>
+      </w:r>
+      <w:r>
+        <w:rPr>
+          <w:rFonts w:ascii="Times New Roman" w:hAnsi="Times New Roman" w:cs="Times New Roman"/>
+          <w:sz w:val="24"/>
+          <w:szCs w:val="24"/>
+        </w:rPr>
+        <w:t>making</w:t>
+      </w:r>
+      <w:r>
+        <w:rPr>
+          <w:rFonts w:ascii="Times New Roman" w:hAnsi="Times New Roman" w:cs="Times New Roman"/>
+          <w:sz w:val="24"/>
+          <w:szCs w:val="24"/>
+        </w:rPr>
+        <w:t xml:space="preserve"> the best decisions for a medical problem.</w:t>
+      </w:r>
+      <w:r>
+        <w:rPr>
+          <w:rFonts w:ascii="Times New Roman" w:hAnsi="Times New Roman" w:cs="Times New Roman"/>
+          <w:sz w:val="24"/>
+          <w:szCs w:val="24"/>
+        </w:rPr>
+        <w:t xml:space="preserve"> The results show that </w:t>
+      </w:r>
+      <w:r>
+        <w:rPr>
+          <w:rFonts w:ascii="Times New Roman" w:hAnsi="Times New Roman" w:cs="Times New Roman"/>
+          <w:sz w:val="24"/>
+          <w:szCs w:val="24"/>
+        </w:rPr>
+        <w:t xml:space="preserve">many of the experts </w:t>
+      </w:r>
+      <w:r>
+        <w:rPr>
+          <w:rFonts w:ascii="Times New Roman" w:hAnsi="Times New Roman" w:cs="Times New Roman"/>
+          <w:sz w:val="24"/>
+          <w:szCs w:val="24"/>
+        </w:rPr>
+        <w:t>they</w:t>
+      </w:r>
+      <w:r>
+        <w:rPr>
+          <w:rFonts w:ascii="Times New Roman" w:hAnsi="Times New Roman" w:cs="Times New Roman"/>
+          <w:sz w:val="24"/>
+          <w:szCs w:val="24"/>
+        </w:rPr>
+        <w:t xml:space="preserve"> interviewed did not think that individuals should be able to assert broad ownership claims over the health, medical,</w:t>
+      </w:r>
+      <w:r>
+        <w:rPr>
+          <w:rFonts w:ascii="Times New Roman" w:hAnsi="Times New Roman" w:cs="Times New Roman"/>
+          <w:sz w:val="24"/>
+          <w:szCs w:val="24"/>
+        </w:rPr>
+        <w:t xml:space="preserve"> and genomic data shared with a</w:t>
+      </w:r>
+      <w:r>
+        <w:rPr>
+          <w:rFonts w:ascii="Times New Roman" w:hAnsi="Times New Roman" w:cs="Times New Roman"/>
+          <w:sz w:val="24"/>
+          <w:szCs w:val="24"/>
+        </w:rPr>
+        <w:t xml:space="preserve"> MIC</w:t>
+      </w:r>
+      <w:r>
+        <w:rPr>
+          <w:rFonts w:ascii="Times New Roman" w:hAnsi="Times New Roman" w:cs="Times New Roman"/>
+          <w:sz w:val="24"/>
+          <w:szCs w:val="24"/>
+        </w:rPr>
+        <w:t xml:space="preserve"> (</w:t>
+      </w:r>
+      <w:r>
+        <w:rPr>
+          <w:rFonts w:ascii="Times New Roman" w:hAnsi="Times New Roman" w:cs="Times New Roman"/>
+          <w:sz w:val="24"/>
+          <w:szCs w:val="24"/>
+        </w:rPr>
+        <w:t>Medical Information Commons</w:t>
+      </w:r>
+      <w:r>
+        <w:rPr>
+          <w:rFonts w:ascii="Times New Roman" w:hAnsi="Times New Roman" w:cs="Times New Roman"/>
+          <w:sz w:val="24"/>
+          <w:szCs w:val="24"/>
+        </w:rPr>
+        <w:t>)</w:t>
+      </w:r>
+      <w:r>
+        <w:rPr>
+          <w:rFonts w:ascii="Times New Roman" w:hAnsi="Times New Roman" w:cs="Times New Roman"/>
+          <w:sz w:val="24"/>
+          <w:szCs w:val="24"/>
+        </w:rPr>
+        <w:t xml:space="preserve"> </w:t>
+      </w:r>
+      <w:r>
+        <w:rPr>
+          <w:rFonts w:ascii="Times New Roman" w:hAnsi="Times New Roman" w:cs="Times New Roman"/>
+          <w:sz w:val="24"/>
+          <w:szCs w:val="24"/>
+        </w:rPr>
+        <w:t>[13]</w:t>
+      </w:r>
+      <w:r>
+        <w:rPr>
+          <w:rFonts w:ascii="Times New Roman" w:hAnsi="Times New Roman" w:cs="Times New Roman"/>
+          <w:sz w:val="24"/>
+          <w:szCs w:val="24"/>
+        </w:rPr>
+        <w:t xml:space="preserve">. At the same time, it is also stated that the patients keep some rights that </w:t>
+      </w:r>
+      <w:r>
+        <w:rPr>
+          <w:rFonts w:ascii="Times New Roman" w:hAnsi="Times New Roman" w:cs="Times New Roman"/>
+          <w:sz w:val="24"/>
+          <w:szCs w:val="24"/>
+        </w:rPr>
+        <w:t>should include, at a minimum, transparent communication, individual access to that information, and perhaps even some degree of control over its use</w:t>
+      </w:r>
+      <w:r>
+        <w:rPr>
+          <w:rFonts w:ascii="Times New Roman" w:hAnsi="Times New Roman" w:cs="Times New Roman"/>
+          <w:sz w:val="24"/>
+          <w:szCs w:val="24"/>
+        </w:rPr>
+        <w:t xml:space="preserve"> </w:t>
+      </w:r>
+      <w:r>
+        <w:rPr>
+          <w:rFonts w:ascii="Times New Roman" w:hAnsi="Times New Roman" w:cs="Times New Roman"/>
+          <w:sz w:val="24"/>
+          <w:szCs w:val="24"/>
+        </w:rPr>
+        <w:t>[13]</w:t>
+      </w:r>
+      <w:r>
+        <w:rPr>
+          <w:rFonts w:ascii="Times New Roman" w:hAnsi="Times New Roman" w:cs="Times New Roman"/>
+          <w:sz w:val="24"/>
+          <w:szCs w:val="24"/>
+        </w:rPr>
+        <w:t>.</w:t>
+      </w:r>
     </w:p>
     <w:p>
       <w:pPr>
@@ -9522,6 +10158,70 @@
           <w:szCs w:val="24"/>
         </w:rPr>
       </w:pPr>
+      <w:r>
+        <w:rPr>
+          <w:rFonts w:ascii="Times New Roman" w:hAnsi="Times New Roman" w:cs="Times New Roman"/>
+          <w:sz w:val="24"/>
+          <w:szCs w:val="24"/>
+        </w:rPr>
+        <w:t xml:space="preserve">Bearing in mind that patients do not necessarily own their medical records, we strongly believe that other doctors should have access to their data. At the same time, they should not have access to all of a patient’s data unless he or she grants them this privilege. </w:t>
+      </w:r>
+      <w:r>
+        <w:rPr>
+          <w:rFonts w:ascii="Times New Roman" w:hAnsi="Times New Roman" w:cs="Times New Roman"/>
+          <w:sz w:val="24"/>
+          <w:szCs w:val="24"/>
+        </w:rPr>
+        <w:t>It would be probably a good idea for each patient to have a specific general medical history that is used in emergency cases and is accessible to any doctor. Otherwise, regarding the other non-essential data, if they were not described by the current doctor and the patient avoids making them public with him or her, being aware this action can worse</w:t>
+      </w:r>
+      <w:r>
+        <w:rPr>
+          <w:rFonts w:ascii="Times New Roman" w:hAnsi="Times New Roman" w:cs="Times New Roman"/>
+          <w:sz w:val="24"/>
+          <w:szCs w:val="24"/>
+        </w:rPr>
+        <w:t>n</w:t>
+      </w:r>
+      <w:r>
+        <w:rPr>
+          <w:rFonts w:ascii="Times New Roman" w:hAnsi="Times New Roman" w:cs="Times New Roman"/>
+          <w:sz w:val="24"/>
+          <w:szCs w:val="24"/>
+        </w:rPr>
+        <w:t xml:space="preserve"> the treatment process, they should not be shared. In this case, we take into account the deliberative model of </w:t>
+      </w:r>
+      <w:r>
+        <w:rPr>
+          <w:rFonts w:ascii="Times New Roman" w:hAnsi="Times New Roman" w:cs="Times New Roman"/>
+          <w:sz w:val="24"/>
+          <w:szCs w:val="24"/>
+        </w:rPr>
+        <w:t xml:space="preserve">the </w:t>
+      </w:r>
+      <w:r>
+        <w:rPr>
+          <w:rFonts w:ascii="Times New Roman" w:hAnsi="Times New Roman" w:cs="Times New Roman"/>
+          <w:sz w:val="24"/>
+          <w:szCs w:val="24"/>
+        </w:rPr>
+        <w:t xml:space="preserve">patient-doctor relationship, </w:t>
+      </w:r>
+      <w:r>
+        <w:rPr>
+          <w:rFonts w:ascii="Times New Roman" w:hAnsi="Times New Roman" w:cs="Times New Roman"/>
+          <w:sz w:val="24"/>
+          <w:szCs w:val="24"/>
+        </w:rPr>
+        <w:t>the best as we presented earlier, which suggests that in the end, the patient is in control of his or her own life.</w:t>
+      </w:r>
+      <w:r>
+        <w:rPr>
+          <w:rFonts w:ascii="Times New Roman" w:hAnsi="Times New Roman" w:cs="Times New Roman"/>
+          <w:sz w:val="24"/>
+          <w:szCs w:val="24"/>
+        </w:rPr>
+        <w:t xml:space="preserve"> </w:t>
+      </w:r>
     </w:p>
     <w:p>
       <w:pPr>
@@ -9558,14 +10258,36 @@
     </w:p>
     <w:p>
       <w:pPr>
+        <w:spacing w:line="360" w:lineRule="auto"/>
+        <w:jc w:val="both"/>
+        <w:rPr>
+          <w:rFonts w:ascii="Times New Roman" w:hAnsi="Times New Roman" w:cs="Times New Roman"/>
+          <w:sz w:val="24"/>
+          <w:szCs w:val="24"/>
+        </w:rPr>
+      </w:pPr>
+    </w:p>
+    <w:p>
+      <w:pPr>
+        <w:spacing w:line="360" w:lineRule="auto"/>
+        <w:jc w:val="both"/>
+        <w:rPr>
+          <w:rFonts w:ascii="Times New Roman" w:hAnsi="Times New Roman" w:cs="Times New Roman"/>
+          <w:sz w:val="24"/>
+          <w:szCs w:val="24"/>
+        </w:rPr>
+      </w:pPr>
+    </w:p>
+    <w:p>
+      <w:pPr>
         <w:pStyle w:val="Heading1"/>
       </w:pPr>
-      <w:bookmarkStart w:id="10" w:name="_Toc105448825"/>
+      <w:bookmarkStart w:id="11" w:name="_Toc105610531"/>
       <w:r>
         <w:lastRenderedPageBreak/>
         <w:t>Web applications</w:t>
       </w:r>
-      <w:bookmarkEnd w:id="10"/>
+      <w:bookmarkEnd w:id="11"/>
     </w:p>
     <w:p>
       <w:pPr>
@@ -9581,11 +10303,11 @@
       <w:pPr>
         <w:pStyle w:val="Heading2"/>
       </w:pPr>
-      <w:bookmarkStart w:id="11" w:name="_Toc105448826"/>
+      <w:bookmarkStart w:id="12" w:name="_Toc105610532"/>
       <w:r>
         <w:t>Brief history</w:t>
       </w:r>
-      <w:bookmarkEnd w:id="11"/>
+      <w:bookmarkEnd w:id="12"/>
     </w:p>
     <w:p>
       <w:pPr>
@@ -9863,15 +10585,15 @@
           <w:sz w:val="24"/>
           <w:szCs w:val="24"/>
         </w:rPr>
-        <w:t xml:space="preserve"> [6</w:t>
-      </w:r>
-      <w:r>
-        <w:rPr>
-          <w:rFonts w:ascii="Times New Roman" w:hAnsi="Times New Roman" w:cs="Times New Roman"/>
-          <w:sz w:val="24"/>
-          <w:szCs w:val="24"/>
-        </w:rPr>
-        <w:t>]</w:t>
+        <w:t xml:space="preserve"> </w:t>
+      </w:r>
+      <w:r>
+        <w:rPr>
+          <w:rFonts w:ascii="Times New Roman" w:hAnsi="Times New Roman" w:cs="Times New Roman"/>
+          <w:sz w:val="24"/>
+          <w:szCs w:val="24"/>
+        </w:rPr>
+        <w:t>[12]</w:t>
       </w:r>
       <w:r>
         <w:rPr>
@@ -9969,11 +10691,11 @@
       <w:pPr>
         <w:pStyle w:val="Heading2"/>
       </w:pPr>
-      <w:bookmarkStart w:id="12" w:name="_Toc105448827"/>
+      <w:bookmarkStart w:id="13" w:name="_Toc105610533"/>
       <w:r>
         <w:t>Structure</w:t>
       </w:r>
-      <w:bookmarkEnd w:id="12"/>
+      <w:bookmarkEnd w:id="13"/>
     </w:p>
     <w:p>
       <w:pPr>
@@ -10234,7 +10956,7 @@
           <w:noProof/>
         </w:rPr>
         <w:drawing>
-          <wp:inline distT="0" distB="0" distL="0" distR="0" wp14:anchorId="52589D3A" wp14:editId="2C94A2E6">
+          <wp:inline distT="0" distB="0" distL="0" distR="0" wp14:anchorId="798D2A87" wp14:editId="37A5827E">
             <wp:extent cx="5454650" cy="2391490"/>
             <wp:effectExtent l="0" t="0" r="0" b="8890"/>
             <wp:docPr id="5" name="Picture 5" descr="A modern web application structure and its components. | Download  Scientific Diagram"/>
@@ -10445,7 +11167,7 @@
           <w:sz w:val="24"/>
           <w:szCs w:val="24"/>
         </w:rPr>
-        <w:t xml:space="preserve"> [7</w:t>
+        <w:t xml:space="preserve"> </w:t>
       </w:r>
       <w:r>
         <w:rPr>
@@ -10455,7 +11177,7 @@
           <w:sz w:val="24"/>
           <w:szCs w:val="24"/>
         </w:rPr>
-        <w:t>]</w:t>
+        <w:t>[16]</w:t>
       </w:r>
     </w:p>
     <w:p>
@@ -10628,7 +11350,15 @@
           <w:sz w:val="24"/>
           <w:szCs w:val="24"/>
         </w:rPr>
-        <w:t xml:space="preserve"> [7]</w:t>
+        <w:t xml:space="preserve"> </w:t>
+      </w:r>
+      <w:r>
+        <w:rPr>
+          <w:rFonts w:ascii="Times New Roman" w:hAnsi="Times New Roman" w:cs="Times New Roman"/>
+          <w:sz w:val="24"/>
+          <w:szCs w:val="24"/>
+        </w:rPr>
+        <w:t>[16]</w:t>
       </w:r>
       <w:r>
         <w:rPr>
@@ -10937,15 +11667,15 @@
           <w:sz w:val="24"/>
           <w:szCs w:val="24"/>
         </w:rPr>
-        <w:t xml:space="preserve"> [7</w:t>
-      </w:r>
-      <w:r>
-        <w:rPr>
-          <w:rFonts w:ascii="Times New Roman" w:hAnsi="Times New Roman" w:cs="Times New Roman"/>
-          <w:sz w:val="24"/>
-          <w:szCs w:val="24"/>
-        </w:rPr>
-        <w:t>]</w:t>
+        <w:t xml:space="preserve"> </w:t>
+      </w:r>
+      <w:r>
+        <w:rPr>
+          <w:rFonts w:ascii="Times New Roman" w:hAnsi="Times New Roman" w:cs="Times New Roman"/>
+          <w:sz w:val="24"/>
+          <w:szCs w:val="24"/>
+        </w:rPr>
+        <w:t>[16]</w:t>
       </w:r>
     </w:p>
     <w:p>
@@ -11392,15 +12122,15 @@
           <w:sz w:val="24"/>
           <w:szCs w:val="24"/>
         </w:rPr>
-        <w:t xml:space="preserve"> [7</w:t>
-      </w:r>
-      <w:r>
-        <w:rPr>
-          <w:rFonts w:ascii="Times New Roman" w:hAnsi="Times New Roman" w:cs="Times New Roman"/>
-          <w:sz w:val="24"/>
-          <w:szCs w:val="24"/>
-        </w:rPr>
-        <w:t>]</w:t>
+        <w:t xml:space="preserve"> </w:t>
+      </w:r>
+      <w:r>
+        <w:rPr>
+          <w:rFonts w:ascii="Times New Roman" w:hAnsi="Times New Roman" w:cs="Times New Roman"/>
+          <w:sz w:val="24"/>
+          <w:szCs w:val="24"/>
+        </w:rPr>
+        <w:t>[16]</w:t>
       </w:r>
     </w:p>
     <w:p>
@@ -11572,14 +12302,14 @@
       <w:pPr>
         <w:pStyle w:val="Heading2"/>
       </w:pPr>
-      <w:bookmarkStart w:id="13" w:name="_Toc105448828"/>
+      <w:bookmarkStart w:id="14" w:name="_Toc105610534"/>
       <w:r>
         <w:t xml:space="preserve">Web </w:t>
       </w:r>
       <w:r>
         <w:t>Sockets</w:t>
       </w:r>
-      <w:bookmarkEnd w:id="13"/>
+      <w:bookmarkEnd w:id="14"/>
     </w:p>
     <w:p>
       <w:pPr>
@@ -11689,15 +12419,23 @@
           <w:sz w:val="24"/>
           <w:szCs w:val="24"/>
         </w:rPr>
-        <w:t>munication with a remote host [8</w:t>
-      </w:r>
-      <w:r>
-        <w:rPr>
-          <w:rFonts w:ascii="Times New Roman" w:hAnsi="Times New Roman" w:cs="Times New Roman"/>
-          <w:sz w:val="24"/>
-          <w:szCs w:val="24"/>
-        </w:rPr>
-        <w:t>].</w:t>
+        <w:t xml:space="preserve">munication with a remote host </w:t>
+      </w:r>
+      <w:r>
+        <w:rPr>
+          <w:rFonts w:ascii="Times New Roman" w:hAnsi="Times New Roman" w:cs="Times New Roman"/>
+          <w:sz w:val="24"/>
+          <w:szCs w:val="24"/>
+        </w:rPr>
+        <w:t>[11]</w:t>
+      </w:r>
+      <w:r>
+        <w:rPr>
+          <w:rFonts w:ascii="Times New Roman" w:hAnsi="Times New Roman" w:cs="Times New Roman"/>
+          <w:sz w:val="24"/>
+          <w:szCs w:val="24"/>
+        </w:rPr>
+        <w:t>.</w:t>
       </w:r>
       <w:r>
         <w:rPr>
@@ -11737,15 +12475,23 @@
           <w:sz w:val="24"/>
           <w:szCs w:val="24"/>
         </w:rPr>
-        <w:t>, efficiency and reliability [9</w:t>
-      </w:r>
-      <w:r>
-        <w:rPr>
-          <w:rFonts w:ascii="Times New Roman" w:hAnsi="Times New Roman" w:cs="Times New Roman"/>
-          <w:sz w:val="24"/>
-          <w:szCs w:val="24"/>
-        </w:rPr>
-        <w:t xml:space="preserve">]. </w:t>
+        <w:t xml:space="preserve">, efficiency and reliability </w:t>
+      </w:r>
+      <w:r>
+        <w:rPr>
+          <w:rFonts w:ascii="Times New Roman" w:hAnsi="Times New Roman" w:cs="Times New Roman"/>
+          <w:sz w:val="24"/>
+          <w:szCs w:val="24"/>
+        </w:rPr>
+        <w:t>[15]</w:t>
+      </w:r>
+      <w:r>
+        <w:rPr>
+          <w:rFonts w:ascii="Times New Roman" w:hAnsi="Times New Roman" w:cs="Times New Roman"/>
+          <w:sz w:val="24"/>
+          <w:szCs w:val="24"/>
+        </w:rPr>
+        <w:t xml:space="preserve">. </w:t>
       </w:r>
     </w:p>
     <w:p>
@@ -11758,7 +12504,7 @@
           <w:noProof/>
         </w:rPr>
         <w:drawing>
-          <wp:inline distT="0" distB="0" distL="0" distR="0" wp14:anchorId="5D3A0973" wp14:editId="16896DF3">
+          <wp:inline distT="0" distB="0" distL="0" distR="0" wp14:anchorId="15AAD542" wp14:editId="55C3F814">
             <wp:extent cx="3028950" cy="2587759"/>
             <wp:effectExtent l="0" t="0" r="0" b="3175"/>
             <wp:docPr id="4" name="Picture 4" descr="Websocket over TCP sequence diagram | Download Scientific Diagram"/>
@@ -11969,17 +12715,17 @@
           <w:sz w:val="24"/>
           <w:szCs w:val="24"/>
         </w:rPr>
-        <w:t>TCP sequence diagram [9</w:t>
-      </w:r>
-      <w:r>
-        <w:rPr>
-          <w:rFonts w:ascii="Times New Roman" w:hAnsi="Times New Roman" w:cs="Times New Roman"/>
-          <w:b w:val="0"/>
-          <w:color w:val="000000" w:themeColor="text1"/>
-          <w:sz w:val="24"/>
-          <w:szCs w:val="24"/>
-        </w:rPr>
-        <w:t>]</w:t>
+        <w:t xml:space="preserve">TCP sequence diagram </w:t>
+      </w:r>
+      <w:r>
+        <w:rPr>
+          <w:rFonts w:ascii="Times New Roman" w:hAnsi="Times New Roman" w:cs="Times New Roman"/>
+          <w:b w:val="0"/>
+          <w:color w:val="000000" w:themeColor="text1"/>
+          <w:sz w:val="24"/>
+          <w:szCs w:val="24"/>
+        </w:rPr>
+        <w:t>[15]</w:t>
       </w:r>
     </w:p>
     <w:p>
@@ -12068,23 +12814,41 @@
           <w:sz w:val="24"/>
           <w:szCs w:val="24"/>
         </w:rPr>
-        <w:t>To establish a session, client sends a Websocket Upgrade Request to the server, upon which server responds with a Websocket Upgrade Response</w:t>
-      </w:r>
-      <w:r>
-        <w:rPr>
-          <w:rFonts w:ascii="Times New Roman" w:hAnsi="Times New Roman" w:cs="Times New Roman"/>
-          <w:sz w:val="24"/>
-          <w:szCs w:val="24"/>
-        </w:rPr>
-        <w:t xml:space="preserve"> [9</w:t>
-      </w:r>
-      <w:r>
-        <w:rPr>
-          <w:rFonts w:ascii="Times New Roman" w:hAnsi="Times New Roman" w:cs="Times New Roman"/>
-          <w:sz w:val="24"/>
-          <w:szCs w:val="24"/>
-        </w:rPr>
-        <w:t>]</w:t>
+        <w:t xml:space="preserve">To establish a session, client sends a Websocket Upgrade Request to the server, upon which server responds with a </w:t>
+      </w:r>
+      <w:proofErr w:type="spellStart"/>
+      <w:r>
+        <w:rPr>
+          <w:rFonts w:ascii="Times New Roman" w:hAnsi="Times New Roman" w:cs="Times New Roman"/>
+          <w:sz w:val="24"/>
+          <w:szCs w:val="24"/>
+        </w:rPr>
+        <w:t>Websocket</w:t>
+      </w:r>
+      <w:proofErr w:type="spellEnd"/>
+      <w:r>
+        <w:rPr>
+          <w:rFonts w:ascii="Times New Roman" w:hAnsi="Times New Roman" w:cs="Times New Roman"/>
+          <w:sz w:val="24"/>
+          <w:szCs w:val="24"/>
+        </w:rPr>
+        <w:t xml:space="preserve"> Upgrade Response</w:t>
+      </w:r>
+      <w:r>
+        <w:rPr>
+          <w:rFonts w:ascii="Times New Roman" w:hAnsi="Times New Roman" w:cs="Times New Roman"/>
+          <w:sz w:val="24"/>
+          <w:szCs w:val="24"/>
+        </w:rPr>
+        <w:t xml:space="preserve"> </w:t>
+      </w:r>
+      <w:r>
+        <w:rPr>
+          <w:rFonts w:ascii="Times New Roman" w:hAnsi="Times New Roman" w:cs="Times New Roman"/>
+          <w:sz w:val="24"/>
+          <w:szCs w:val="24"/>
+        </w:rPr>
+        <w:t>[15]</w:t>
       </w:r>
       <w:r>
         <w:rPr>
@@ -12167,15 +12931,23 @@
           <w:sz w:val="24"/>
           <w:szCs w:val="24"/>
         </w:rPr>
-        <w:t>In paper [8</w:t>
-      </w:r>
-      <w:r>
-        <w:rPr>
-          <w:rFonts w:ascii="Times New Roman" w:hAnsi="Times New Roman" w:cs="Times New Roman"/>
-          <w:sz w:val="24"/>
-          <w:szCs w:val="24"/>
-        </w:rPr>
-        <w:t xml:space="preserve">], </w:t>
+        <w:t xml:space="preserve">In paper </w:t>
+      </w:r>
+      <w:r>
+        <w:rPr>
+          <w:rFonts w:ascii="Times New Roman" w:hAnsi="Times New Roman" w:cs="Times New Roman"/>
+          <w:sz w:val="24"/>
+          <w:szCs w:val="24"/>
+        </w:rPr>
+        <w:t>[11]</w:t>
+      </w:r>
+      <w:r>
+        <w:rPr>
+          <w:rFonts w:ascii="Times New Roman" w:hAnsi="Times New Roman" w:cs="Times New Roman"/>
+          <w:sz w:val="24"/>
+          <w:szCs w:val="24"/>
+        </w:rPr>
+        <w:t xml:space="preserve">, </w:t>
       </w:r>
       <w:r>
         <w:rPr>
@@ -12215,15 +12987,23 @@
           <w:sz w:val="24"/>
           <w:szCs w:val="24"/>
         </w:rPr>
-        <w:t>large number concurrency case [8</w:t>
-      </w:r>
-      <w:r>
-        <w:rPr>
-          <w:rFonts w:ascii="Times New Roman" w:hAnsi="Times New Roman" w:cs="Times New Roman"/>
-          <w:sz w:val="24"/>
-          <w:szCs w:val="24"/>
-        </w:rPr>
-        <w:t>]. These results encourage us to use this technology in order to develop our application for the chat feature between doctors and patients.</w:t>
+        <w:t xml:space="preserve">large number concurrency case </w:t>
+      </w:r>
+      <w:r>
+        <w:rPr>
+          <w:rFonts w:ascii="Times New Roman" w:hAnsi="Times New Roman" w:cs="Times New Roman"/>
+          <w:sz w:val="24"/>
+          <w:szCs w:val="24"/>
+        </w:rPr>
+        <w:t>[11]</w:t>
+      </w:r>
+      <w:r>
+        <w:rPr>
+          <w:rFonts w:ascii="Times New Roman" w:hAnsi="Times New Roman" w:cs="Times New Roman"/>
+          <w:sz w:val="24"/>
+          <w:szCs w:val="24"/>
+        </w:rPr>
+        <w:t>. These results encourage us to use this technology in order to develop our application for the chat feature between doctors and patients.</w:t>
       </w:r>
     </w:p>
     <w:p/>
@@ -12236,12 +13016,12 @@
       <w:pPr>
         <w:pStyle w:val="Heading1"/>
       </w:pPr>
-      <w:bookmarkStart w:id="14" w:name="_Toc105448829"/>
+      <w:bookmarkStart w:id="15" w:name="_Toc105610535"/>
       <w:r>
         <w:lastRenderedPageBreak/>
         <w:t>Application Description</w:t>
       </w:r>
-      <w:bookmarkEnd w:id="14"/>
+      <w:bookmarkEnd w:id="15"/>
     </w:p>
     <w:p>
       <w:pPr>
@@ -12256,11 +13036,11 @@
       <w:pPr>
         <w:pStyle w:val="Heading2"/>
       </w:pPr>
-      <w:bookmarkStart w:id="15" w:name="_Toc105448830"/>
+      <w:bookmarkStart w:id="16" w:name="_Toc105610536"/>
       <w:r>
         <w:t>Introduction</w:t>
       </w:r>
-      <w:bookmarkEnd w:id="15"/>
+      <w:bookmarkEnd w:id="16"/>
     </w:p>
     <w:p>
       <w:pPr>
@@ -12516,12 +13296,12 @@
         <w:pStyle w:val="Heading2"/>
         <w:spacing w:line="360" w:lineRule="auto"/>
       </w:pPr>
-      <w:bookmarkStart w:id="16" w:name="_Toc105448831"/>
+      <w:bookmarkStart w:id="17" w:name="_Toc105610537"/>
       <w:r>
         <w:lastRenderedPageBreak/>
         <w:t>Features</w:t>
       </w:r>
-      <w:bookmarkEnd w:id="16"/>
+      <w:bookmarkEnd w:id="17"/>
     </w:p>
     <w:p>
       <w:pPr>
@@ -12588,7 +13368,7 @@
           <w:noProof/>
         </w:rPr>
         <w:drawing>
-          <wp:inline distT="0" distB="0" distL="0" distR="0">
+          <wp:inline distT="0" distB="0" distL="0" distR="0" wp14:anchorId="5A10EC75" wp14:editId="564C327F">
             <wp:extent cx="3632200" cy="3521597"/>
             <wp:effectExtent l="0" t="0" r="6350" b="3175"/>
             <wp:docPr id="13" name="Picture 13"/>
@@ -12869,7 +13649,7 @@
           <w:noProof/>
         </w:rPr>
         <w:drawing>
-          <wp:inline distT="0" distB="0" distL="0" distR="0">
+          <wp:inline distT="0" distB="0" distL="0" distR="0" wp14:anchorId="443A24DA" wp14:editId="05A49C8F">
             <wp:extent cx="2940050" cy="3442488"/>
             <wp:effectExtent l="0" t="0" r="0" b="5715"/>
             <wp:docPr id="16" name="Picture 16"/>
@@ -13170,7 +13950,7 @@
           <w:noProof/>
         </w:rPr>
         <w:drawing>
-          <wp:inline distT="0" distB="0" distL="0" distR="0">
+          <wp:inline distT="0" distB="0" distL="0" distR="0" wp14:anchorId="1716D9DE" wp14:editId="62B0CACD">
             <wp:extent cx="6523645" cy="1130300"/>
             <wp:effectExtent l="0" t="0" r="0" b="0"/>
             <wp:docPr id="18" name="Picture 18"/>
@@ -13375,7 +14155,7 @@
           <w:noProof/>
         </w:rPr>
         <w:drawing>
-          <wp:inline distT="0" distB="0" distL="0" distR="0">
+          <wp:inline distT="0" distB="0" distL="0" distR="0" wp14:anchorId="3360FA4F" wp14:editId="2A6F6864">
             <wp:extent cx="4667250" cy="2642780"/>
             <wp:effectExtent l="0" t="0" r="0" b="5715"/>
             <wp:docPr id="21" name="Picture 21"/>
@@ -13751,7 +14531,7 @@
           <w:noProof/>
         </w:rPr>
         <w:drawing>
-          <wp:inline distT="0" distB="0" distL="0" distR="0">
+          <wp:inline distT="0" distB="0" distL="0" distR="0" wp14:anchorId="0F0486F1" wp14:editId="3BB99162">
             <wp:extent cx="6464300" cy="1460350"/>
             <wp:effectExtent l="0" t="0" r="0" b="6985"/>
             <wp:docPr id="23" name="Picture 23"/>
@@ -13968,7 +14748,7 @@
           <w:noProof/>
         </w:rPr>
         <w:drawing>
-          <wp:inline distT="0" distB="0" distL="0" distR="0">
+          <wp:inline distT="0" distB="0" distL="0" distR="0" wp14:anchorId="590B4187" wp14:editId="1FDDCB96">
             <wp:extent cx="5937250" cy="2660650"/>
             <wp:effectExtent l="0" t="0" r="6350" b="6350"/>
             <wp:docPr id="25" name="Picture 25"/>
@@ -14213,7 +14993,7 @@
           <w:noProof/>
         </w:rPr>
         <w:drawing>
-          <wp:inline distT="0" distB="0" distL="0" distR="0">
+          <wp:inline distT="0" distB="0" distL="0" distR="0" wp14:anchorId="1AD7F06B" wp14:editId="692EF1D0">
             <wp:extent cx="5930900" cy="2305050"/>
             <wp:effectExtent l="0" t="0" r="0" b="0"/>
             <wp:docPr id="27" name="Picture 27"/>
@@ -14537,17 +15317,14 @@
       </w:pPr>
       <w:r>
         <w:rPr>
-          <w:rFonts w:ascii="Times New Roman" w:hAnsi="Times New Roman" w:cs="Times New Roman"/>
           <w:noProof/>
-          <w:sz w:val="24"/>
-          <w:szCs w:val="24"/>
         </w:rPr>
         <w:lastRenderedPageBreak/>
         <w:drawing>
-          <wp:inline distT="0" distB="0" distL="0" distR="0" wp14:anchorId="4552F248" wp14:editId="1A257FB0">
-            <wp:extent cx="5937250" cy="2228850"/>
-            <wp:effectExtent l="0" t="0" r="6350" b="0"/>
-            <wp:docPr id="15" name="Picture 15"/>
+          <wp:inline distT="0" distB="0" distL="0" distR="0" wp14:anchorId="48FFBA90" wp14:editId="15A505C6">
+            <wp:extent cx="6612651" cy="2673350"/>
+            <wp:effectExtent l="0" t="0" r="0" b="0"/>
+            <wp:docPr id="6" name="Picture 6"/>
             <wp:cNvGraphicFramePr>
               <a:graphicFrameLocks xmlns:a="http://schemas.openxmlformats.org/drawingml/2006/main" noChangeAspect="1"/>
             </wp:cNvGraphicFramePr>
@@ -14555,7 +15332,7 @@
               <a:graphicData uri="http://schemas.openxmlformats.org/drawingml/2006/picture">
                 <pic:pic xmlns:pic="http://schemas.openxmlformats.org/drawingml/2006/picture">
                   <pic:nvPicPr>
-                    <pic:cNvPr id="0" name="Picture 7"/>
+                    <pic:cNvPr id="0" name="Picture 1"/>
                     <pic:cNvPicPr>
                       <a:picLocks noChangeAspect="1" noChangeArrowheads="1"/>
                     </pic:cNvPicPr>
@@ -14576,7 +15353,7 @@
                   <pic:spPr bwMode="auto">
                     <a:xfrm>
                       <a:off x="0" y="0"/>
-                      <a:ext cx="5937250" cy="2228850"/>
+                      <a:ext cx="6612651" cy="2673350"/>
                     </a:xfrm>
                     <a:prstGeom prst="rect">
                       <a:avLst/>
@@ -14892,7 +15669,16 @@
           <w:sz w:val="24"/>
           <w:szCs w:val="24"/>
         </w:rPr>
-        <w:t xml:space="preserve">calendar page will be changed to “Make an appointment” in the menu from the top of the page. The colors of the slots are changed too: if a slot is occupied, its color is red, if one is free then the color is blue and the user can make an appointment for that interval by clicking the respective spot and if the slot was already booked by him the color is yellow. </w:t>
+        <w:t xml:space="preserve">calendar page will be changed to “Make an appointment” in the menu from the top of the page. The colors of the slots are changed too: if a slot is occupied, its color is red, if one is free then the color is blue and the user can make an appointment for that </w:t>
+      </w:r>
+      <w:r>
+        <w:rPr>
+          <w:rFonts w:ascii="Times New Roman" w:hAnsi="Times New Roman" w:cs="Times New Roman"/>
+          <w:sz w:val="24"/>
+          <w:szCs w:val="24"/>
+        </w:rPr>
+        <w:lastRenderedPageBreak/>
+        <w:t xml:space="preserve">interval by clicking the respective spot and if the slot was already booked by him the color is yellow. </w:t>
       </w:r>
       <w:r>
         <w:rPr>
@@ -14916,16 +15702,7 @@
           <w:sz w:val="24"/>
           <w:szCs w:val="24"/>
         </w:rPr>
-        <w:t xml:space="preserve"> with the difference of people from the dropdown list, </w:t>
-      </w:r>
-      <w:r>
-        <w:rPr>
-          <w:rFonts w:ascii="Times New Roman" w:hAnsi="Times New Roman" w:cs="Times New Roman"/>
-          <w:sz w:val="24"/>
-          <w:szCs w:val="24"/>
-        </w:rPr>
-        <w:lastRenderedPageBreak/>
-        <w:t>being only doctors to select from. On the feedback page, the patient can’t see what are the observations of the doctor, being displayed only what he or she wrote about the disease. The recipe page doesn’t contain obviously the ability to prescribe a new recipe and the column Patient is replaced by Doctor. The Information page is exactly the same as for the doctor.</w:t>
+        <w:t xml:space="preserve"> with the difference of people from the dropdown list, being only doctors to select from. On the feedback page, the patient can’t see what are the observations of the doctor, being displayed only what he or she wrote about the disease. The recipe page doesn’t contain obviously the ability to prescribe a new recipe and the column Patient is replaced by Doctor. The Information page is exactly the same as for the doctor.</w:t>
       </w:r>
     </w:p>
     <w:p>
@@ -14943,11 +15720,11 @@
       <w:pPr>
         <w:pStyle w:val="Heading2"/>
       </w:pPr>
-      <w:bookmarkStart w:id="17" w:name="_Toc105448832"/>
+      <w:bookmarkStart w:id="18" w:name="_Toc105610538"/>
       <w:r>
         <w:t>Implementation</w:t>
       </w:r>
-      <w:bookmarkEnd w:id="17"/>
+      <w:bookmarkEnd w:id="18"/>
     </w:p>
     <w:p>
       <w:pPr>
@@ -14971,7 +15748,7 @@
           <w:noProof/>
         </w:rPr>
         <w:drawing>
-          <wp:inline distT="0" distB="0" distL="0" distR="0" wp14:anchorId="0317229E" wp14:editId="2997BDF3">
+          <wp:inline distT="0" distB="0" distL="0" distR="0" wp14:anchorId="76DB4023" wp14:editId="54387C4B">
             <wp:extent cx="5930900" cy="4095750"/>
             <wp:effectExtent l="0" t="0" r="0" b="0"/>
             <wp:docPr id="28" name="Picture 28"/>
@@ -15193,6 +15970,7 @@
           <w:sz w:val="24"/>
           <w:szCs w:val="24"/>
         </w:rPr>
+        <w:lastRenderedPageBreak/>
         <w:t>The application is divided in two parts: backend and frontend. A diagram with the architecture of the application can be seen in Figure 3-9.</w:t>
       </w:r>
       <w:r>
@@ -15209,16 +15987,7 @@
           <w:sz w:val="24"/>
           <w:szCs w:val="24"/>
         </w:rPr>
-        <w:t xml:space="preserve"> The backend side is composed of three </w:t>
-      </w:r>
-      <w:r>
-        <w:rPr>
-          <w:rFonts w:ascii="Times New Roman" w:hAnsi="Times New Roman" w:cs="Times New Roman"/>
-          <w:sz w:val="24"/>
-          <w:szCs w:val="24"/>
-        </w:rPr>
-        <w:lastRenderedPageBreak/>
-        <w:t>layers: Controller Layer, Business Logic Layer and Data Abstraction L</w:t>
+        <w:t xml:space="preserve"> The backend side is composed of three layers: Controller Layer, Business Logic Layer and Data Abstraction L</w:t>
       </w:r>
       <w:r>
         <w:rPr>
@@ -15279,7 +16048,63 @@
           <w:sz w:val="24"/>
           <w:szCs w:val="24"/>
         </w:rPr>
-        <w:t>is responsible for the communication with the database. It was implemented as a Class library. After its content is build, it creates a DLL (dynamic link library).</w:t>
+        <w:t xml:space="preserve">is responsible for the communication with the database. It was implemented as a Class library. After its content is build, it creates a DLL (dynamic link library). </w:t>
+      </w:r>
+      <w:r>
+        <w:rPr>
+          <w:rFonts w:ascii="Times New Roman" w:hAnsi="Times New Roman" w:cs="Times New Roman"/>
+          <w:sz w:val="24"/>
+          <w:szCs w:val="24"/>
+        </w:rPr>
+        <w:t>In this layer, there are created the entities that we use in</w:t>
+      </w:r>
+      <w:r>
+        <w:rPr>
+          <w:rFonts w:ascii="Times New Roman" w:hAnsi="Times New Roman" w:cs="Times New Roman"/>
+          <w:sz w:val="24"/>
+          <w:szCs w:val="24"/>
+        </w:rPr>
+        <w:t xml:space="preserve"> the</w:t>
+      </w:r>
+      <w:r>
+        <w:rPr>
+          <w:rFonts w:ascii="Times New Roman" w:hAnsi="Times New Roman" w:cs="Times New Roman"/>
+          <w:sz w:val="24"/>
+          <w:szCs w:val="24"/>
+        </w:rPr>
+        <w:t xml:space="preserve"> application. Practically, we have classes for</w:t>
+      </w:r>
+      <w:r>
+        <w:rPr>
+          <w:rFonts w:ascii="Times New Roman" w:hAnsi="Times New Roman" w:cs="Times New Roman"/>
+          <w:sz w:val="24"/>
+          <w:szCs w:val="24"/>
+        </w:rPr>
+        <w:t xml:space="preserve"> each entity of our project, like Doctor, Patient, Treatment, Disease or Medicine. Then, we have a class called PatientDoctorManagementDbContext that makes the connection with the database. In this class, there is a database set (DbSet) for each entity that corresponds with its table from the database. So, when we add a new entity, let’s say a Specialization, we use the respective DbSet </w:t>
+      </w:r>
+      <w:r>
+        <w:rPr>
+          <w:rFonts w:ascii="Times New Roman" w:hAnsi="Times New Roman" w:cs="Times New Roman"/>
+          <w:sz w:val="24"/>
+          <w:szCs w:val="24"/>
+        </w:rPr>
+        <w:t>from the class PatientDoctorManagementDbContext, we save the changes performed on the DbSet and the table with specializations from the database is updated. We used a code-first approach when creating the entities and the database</w:t>
+      </w:r>
+      <w:r>
+        <w:rPr>
+          <w:rFonts w:ascii="Times New Roman" w:hAnsi="Times New Roman" w:cs="Times New Roman"/>
+          <w:sz w:val="24"/>
+          <w:szCs w:val="24"/>
+        </w:rPr>
+        <w:t xml:space="preserve">. </w:t>
+      </w:r>
+      <w:r>
+        <w:rPr>
+          <w:rFonts w:ascii="Times New Roman" w:hAnsi="Times New Roman" w:cs="Times New Roman"/>
+          <w:sz w:val="24"/>
+          <w:szCs w:val="24"/>
+        </w:rPr>
+        <w:t>With the Code-First approach, the developers can focus on the domain design and</w:t>
       </w:r>
       <w:r>
         <w:rPr>
@@ -15295,55 +16120,7 @@
           <w:sz w:val="24"/>
           <w:szCs w:val="24"/>
         </w:rPr>
-        <w:t>In this layer, there are created the entities that we use in</w:t>
-      </w:r>
-      <w:r>
-        <w:rPr>
-          <w:rFonts w:ascii="Times New Roman" w:hAnsi="Times New Roman" w:cs="Times New Roman"/>
-          <w:sz w:val="24"/>
-          <w:szCs w:val="24"/>
-        </w:rPr>
-        <w:t xml:space="preserve"> the</w:t>
-      </w:r>
-      <w:r>
-        <w:rPr>
-          <w:rFonts w:ascii="Times New Roman" w:hAnsi="Times New Roman" w:cs="Times New Roman"/>
-          <w:sz w:val="24"/>
-          <w:szCs w:val="24"/>
-        </w:rPr>
-        <w:t xml:space="preserve"> application. Practically, we have classes for</w:t>
-      </w:r>
-      <w:r>
-        <w:rPr>
-          <w:rFonts w:ascii="Times New Roman" w:hAnsi="Times New Roman" w:cs="Times New Roman"/>
-          <w:sz w:val="24"/>
-          <w:szCs w:val="24"/>
-        </w:rPr>
-        <w:t xml:space="preserve"> each entity of our project, like Doctor, Patient, Treatment, Disease or Medicine. Then, we have a class called PatientDoctorManagementDbContext that makes the connection with the database. In this class, there is a database set (DbSet) for each entity that corresponds with its table from the database. So, when we add a new entity, let’s say a Specialization, we use the respective DbSet </w:t>
-      </w:r>
-      <w:r>
-        <w:rPr>
-          <w:rFonts w:ascii="Times New Roman" w:hAnsi="Times New Roman" w:cs="Times New Roman"/>
-          <w:sz w:val="24"/>
-          <w:szCs w:val="24"/>
-        </w:rPr>
-        <w:t>from the class PatientDoctorManagementDbContext, we save the changes performed on the DbSet and the table with specializations from the database is updated. We used a code-first approach when creating the entities and the database</w:t>
-      </w:r>
-      <w:r>
-        <w:rPr>
-          <w:rFonts w:ascii="Times New Roman" w:hAnsi="Times New Roman" w:cs="Times New Roman"/>
-          <w:sz w:val="24"/>
-          <w:szCs w:val="24"/>
-        </w:rPr>
-        <w:t xml:space="preserve">. </w:t>
-      </w:r>
-      <w:r>
-        <w:rPr>
-          <w:rFonts w:ascii="Times New Roman" w:hAnsi="Times New Roman" w:cs="Times New Roman"/>
-          <w:sz w:val="24"/>
-          <w:szCs w:val="24"/>
-        </w:rPr>
-        <w:t>With the Code-First approach, the developers can focus on the domain design and</w:t>
+        <w:t>start creating classes as per your domain requirement rather than design your</w:t>
       </w:r>
       <w:r>
         <w:rPr>
@@ -15359,7 +16136,7 @@
           <w:sz w:val="24"/>
           <w:szCs w:val="24"/>
         </w:rPr>
-        <w:t>start creating classes as per your domain requirement rather than design your</w:t>
+        <w:t>database ﬁrst and then create the classes which match your database design</w:t>
       </w:r>
       <w:r>
         <w:rPr>
@@ -15375,23 +16152,15 @@
           <w:sz w:val="24"/>
           <w:szCs w:val="24"/>
         </w:rPr>
-        <w:t>database ﬁrst and then create the classes which match your database design</w:t>
-      </w:r>
-      <w:r>
-        <w:rPr>
-          <w:rFonts w:ascii="Times New Roman" w:hAnsi="Times New Roman" w:cs="Times New Roman"/>
-          <w:sz w:val="24"/>
-          <w:szCs w:val="24"/>
-        </w:rPr>
-        <w:t xml:space="preserve"> [13</w:t>
-      </w:r>
-      <w:r>
-        <w:rPr>
-          <w:rFonts w:ascii="Times New Roman" w:hAnsi="Times New Roman" w:cs="Times New Roman"/>
-          <w:sz w:val="24"/>
-          <w:szCs w:val="24"/>
-        </w:rPr>
-        <w:t>].</w:t>
+        <w:t>[10]</w:t>
+      </w:r>
+      <w:r>
+        <w:rPr>
+          <w:rFonts w:ascii="Times New Roman" w:hAnsi="Times New Roman" w:cs="Times New Roman"/>
+          <w:sz w:val="24"/>
+          <w:szCs w:val="24"/>
+        </w:rPr>
+        <w:t>.</w:t>
       </w:r>
       <w:r>
         <w:rPr>
@@ -15620,7 +16389,7 @@
         </w:rPr>
         <w:lastRenderedPageBreak/>
         <w:drawing>
-          <wp:inline distT="0" distB="0" distL="0" distR="0" wp14:anchorId="371562DA" wp14:editId="4A7E2567">
+          <wp:inline distT="0" distB="0" distL="0" distR="0" wp14:anchorId="16053392" wp14:editId="60983836">
             <wp:extent cx="5943600" cy="4114800"/>
             <wp:effectExtent l="0" t="0" r="0" b="0"/>
             <wp:docPr id="19" name="Picture 19"/>
@@ -16475,7 +17244,7 @@
           <w:szCs w:val="24"/>
         </w:rPr>
         <w:drawing>
-          <wp:inline distT="0" distB="0" distL="0" distR="0" wp14:anchorId="646DC2F2" wp14:editId="61DCB8A5">
+          <wp:inline distT="0" distB="0" distL="0" distR="0" wp14:anchorId="4AB15718" wp14:editId="106707A4">
             <wp:extent cx="2660650" cy="863600"/>
             <wp:effectExtent l="0" t="0" r="6350" b="0"/>
             <wp:docPr id="20" name="Picture 20"/>
@@ -16741,7 +17510,7 @@
           <w:noProof/>
         </w:rPr>
         <w:drawing>
-          <wp:inline distT="0" distB="0" distL="0" distR="0">
+          <wp:inline distT="0" distB="0" distL="0" distR="0" wp14:anchorId="5B9CE2D6" wp14:editId="2CB717CA">
             <wp:extent cx="5937250" cy="4102100"/>
             <wp:effectExtent l="0" t="0" r="6350" b="0"/>
             <wp:docPr id="29" name="Picture 29"/>
@@ -16959,11 +17728,11 @@
       <w:pPr>
         <w:pStyle w:val="Heading2"/>
       </w:pPr>
-      <w:bookmarkStart w:id="18" w:name="_Toc105448833"/>
+      <w:bookmarkStart w:id="19" w:name="_Toc105610539"/>
       <w:r>
         <w:t>Used technologies</w:t>
       </w:r>
-      <w:bookmarkEnd w:id="18"/>
+      <w:bookmarkEnd w:id="19"/>
     </w:p>
     <w:p>
       <w:pPr>
@@ -17109,23 +17878,15 @@
           <w:sz w:val="24"/>
           <w:szCs w:val="24"/>
         </w:rPr>
-        <w:t xml:space="preserve"> [</w:t>
-      </w:r>
-      <w:r>
-        <w:rPr>
-          <w:rFonts w:ascii="Times New Roman" w:hAnsi="Times New Roman" w:cs="Times New Roman"/>
-          <w:sz w:val="24"/>
-          <w:szCs w:val="24"/>
-        </w:rPr>
-        <w:t>14</w:t>
-      </w:r>
-      <w:r>
-        <w:rPr>
-          <w:rFonts w:ascii="Times New Roman" w:hAnsi="Times New Roman" w:cs="Times New Roman"/>
-          <w:sz w:val="24"/>
-          <w:szCs w:val="24"/>
-        </w:rPr>
-        <w:t>]</w:t>
+        <w:t xml:space="preserve"> </w:t>
+      </w:r>
+      <w:r>
+        <w:rPr>
+          <w:rFonts w:ascii="Times New Roman" w:hAnsi="Times New Roman" w:cs="Times New Roman"/>
+          <w:sz w:val="24"/>
+          <w:szCs w:val="24"/>
+        </w:rPr>
+        <w:t>[14]</w:t>
       </w:r>
       <w:r>
         <w:rPr>
@@ -17149,23 +17910,15 @@
           <w:sz w:val="24"/>
           <w:szCs w:val="24"/>
         </w:rPr>
-        <w:t xml:space="preserve"> [</w:t>
-      </w:r>
-      <w:r>
-        <w:rPr>
-          <w:rFonts w:ascii="Times New Roman" w:hAnsi="Times New Roman" w:cs="Times New Roman"/>
-          <w:sz w:val="24"/>
-          <w:szCs w:val="24"/>
-        </w:rPr>
-        <w:t>15</w:t>
-      </w:r>
-      <w:r>
-        <w:rPr>
-          <w:rFonts w:ascii="Times New Roman" w:hAnsi="Times New Roman" w:cs="Times New Roman"/>
-          <w:sz w:val="24"/>
-          <w:szCs w:val="24"/>
-        </w:rPr>
-        <w:t>]</w:t>
+        <w:t xml:space="preserve"> </w:t>
+      </w:r>
+      <w:r>
+        <w:rPr>
+          <w:rFonts w:ascii="Times New Roman" w:hAnsi="Times New Roman" w:cs="Times New Roman"/>
+          <w:sz w:val="24"/>
+          <w:szCs w:val="24"/>
+        </w:rPr>
+        <w:t>[9]</w:t>
       </w:r>
       <w:r>
         <w:rPr>
@@ -17208,23 +17961,15 @@
           <w:sz w:val="24"/>
           <w:szCs w:val="24"/>
         </w:rPr>
-        <w:t xml:space="preserve"> [</w:t>
-      </w:r>
-      <w:r>
-        <w:rPr>
-          <w:rFonts w:ascii="Times New Roman" w:hAnsi="Times New Roman" w:cs="Times New Roman"/>
-          <w:sz w:val="24"/>
-          <w:szCs w:val="24"/>
-        </w:rPr>
-        <w:t>15</w:t>
-      </w:r>
-      <w:r>
-        <w:rPr>
-          <w:rFonts w:ascii="Times New Roman" w:hAnsi="Times New Roman" w:cs="Times New Roman"/>
-          <w:sz w:val="24"/>
-          <w:szCs w:val="24"/>
-        </w:rPr>
-        <w:t>]</w:t>
+        <w:t xml:space="preserve"> </w:t>
+      </w:r>
+      <w:r>
+        <w:rPr>
+          <w:rFonts w:ascii="Times New Roman" w:hAnsi="Times New Roman" w:cs="Times New Roman"/>
+          <w:sz w:val="24"/>
+          <w:szCs w:val="24"/>
+        </w:rPr>
+        <w:t>[9]</w:t>
       </w:r>
       <w:r>
         <w:rPr>
@@ -17545,12 +18290,12 @@
       <w:pPr>
         <w:pStyle w:val="Heading1"/>
       </w:pPr>
-      <w:bookmarkStart w:id="19" w:name="_Toc105448834"/>
+      <w:bookmarkStart w:id="20" w:name="_Toc105610540"/>
       <w:r>
         <w:lastRenderedPageBreak/>
         <w:t>Conclusions</w:t>
       </w:r>
-      <w:bookmarkEnd w:id="19"/>
+      <w:bookmarkEnd w:id="20"/>
     </w:p>
     <w:p>
       <w:pPr>
@@ -17844,7 +18589,25 @@
           <w:sz w:val="24"/>
           <w:szCs w:val="24"/>
         </w:rPr>
-        <w:t xml:space="preserve"> medical information in a more secure way, such as using blockchain technology or using artificial intelligence to generate treatments. </w:t>
+        <w:t xml:space="preserve"> medical information in a more secure way, such as using blockchain technology or using artificial intelligence to </w:t>
+      </w:r>
+      <w:r>
+        <w:rPr>
+          <w:rFonts w:ascii="Times New Roman" w:hAnsi="Times New Roman" w:cs="Times New Roman"/>
+          <w:sz w:val="24"/>
+          <w:szCs w:val="24"/>
+        </w:rPr>
+        <w:t xml:space="preserve">automatically </w:t>
+      </w:r>
+      <w:bookmarkStart w:id="21" w:name="_GoBack"/>
+      <w:bookmarkEnd w:id="21"/>
+      <w:r>
+        <w:rPr>
+          <w:rFonts w:ascii="Times New Roman" w:hAnsi="Times New Roman" w:cs="Times New Roman"/>
+          <w:sz w:val="24"/>
+          <w:szCs w:val="24"/>
+        </w:rPr>
+        <w:t xml:space="preserve">generate treatments. </w:t>
       </w:r>
     </w:p>
     <w:p>
@@ -17873,14 +18636,7 @@
       <w:pPr>
         <w:spacing w:line="360" w:lineRule="auto"/>
         <w:jc w:val="both"/>
-        <w:rPr>
-          <w:rFonts w:ascii="Times New Roman" w:hAnsi="Times New Roman" w:cs="Times New Roman"/>
-          <w:sz w:val="24"/>
-          <w:szCs w:val="24"/>
-        </w:rPr>
-      </w:pPr>
-      <w:bookmarkStart w:id="20" w:name="_GoBack"/>
-      <w:bookmarkEnd w:id="20"/>
+      </w:pPr>
     </w:p>
     <w:p>
       <w:pPr>
@@ -17897,8 +18653,10 @@
       <w:r>
         <w:rPr>
           <w:rFonts w:ascii="Times New Roman" w:hAnsi="Times New Roman" w:cs="Times New Roman"/>
-          <w:sz w:val="24"/>
-          <w:szCs w:val="24"/>
+          <w:color w:val="212121"/>
+          <w:sz w:val="24"/>
+          <w:szCs w:val="24"/>
+          <w:shd w:val="clear" w:color="auto" w:fill="FFFFFF"/>
         </w:rPr>
         <w:t xml:space="preserve">[1] </w:t>
       </w:r>
@@ -17911,7 +18669,7 @@
           <w:szCs w:val="24"/>
           <w:shd w:val="clear" w:color="auto" w:fill="FFFFFF"/>
         </w:rPr>
-        <w:t>Kaba</w:t>
+        <w:t>Agarwal</w:t>
       </w:r>
       <w:proofErr w:type="spellEnd"/>
       <w:r>
@@ -17922,8 +18680,9 @@
           <w:szCs w:val="24"/>
           <w:shd w:val="clear" w:color="auto" w:fill="FFFFFF"/>
         </w:rPr>
-        <w:t xml:space="preserve"> R</w:t>
-      </w:r>
+        <w:t xml:space="preserve"> AK, </w:t>
+      </w:r>
+      <w:proofErr w:type="spellStart"/>
       <w:r>
         <w:rPr>
           <w:rFonts w:ascii="Times New Roman" w:hAnsi="Times New Roman" w:cs="Times New Roman"/>
@@ -17932,9 +18691,9 @@
           <w:szCs w:val="24"/>
           <w:shd w:val="clear" w:color="auto" w:fill="FFFFFF"/>
         </w:rPr>
-        <w:t xml:space="preserve">, </w:t>
-      </w:r>
-      <w:proofErr w:type="spellStart"/>
+        <w:t>Murinson</w:t>
+      </w:r>
+      <w:proofErr w:type="spellEnd"/>
       <w:r>
         <w:rPr>
           <w:rFonts w:ascii="Times New Roman" w:hAnsi="Times New Roman" w:cs="Times New Roman"/>
@@ -17943,38 +18702,7 @@
           <w:szCs w:val="24"/>
           <w:shd w:val="clear" w:color="auto" w:fill="FFFFFF"/>
         </w:rPr>
-        <w:t>Sooriakumaran</w:t>
-      </w:r>
-      <w:proofErr w:type="spellEnd"/>
-      <w:r>
-        <w:rPr>
-          <w:rFonts w:ascii="Times New Roman" w:hAnsi="Times New Roman" w:cs="Times New Roman"/>
-          <w:color w:val="212121"/>
-          <w:sz w:val="24"/>
-          <w:szCs w:val="24"/>
-          <w:shd w:val="clear" w:color="auto" w:fill="FFFFFF"/>
-        </w:rPr>
-        <w:t xml:space="preserve"> P</w:t>
-      </w:r>
-      <w:r>
-        <w:rPr>
-          <w:rFonts w:ascii="Times New Roman" w:hAnsi="Times New Roman" w:cs="Times New Roman"/>
-          <w:color w:val="212121"/>
-          <w:sz w:val="24"/>
-          <w:szCs w:val="24"/>
-          <w:shd w:val="clear" w:color="auto" w:fill="FFFFFF"/>
-        </w:rPr>
-        <w:t>,</w:t>
-      </w:r>
-      <w:r>
-        <w:rPr>
-          <w:rFonts w:ascii="Times New Roman" w:hAnsi="Times New Roman" w:cs="Times New Roman"/>
-          <w:color w:val="212121"/>
-          <w:sz w:val="24"/>
-          <w:szCs w:val="24"/>
-          <w:shd w:val="clear" w:color="auto" w:fill="FFFFFF"/>
-        </w:rPr>
-        <w:t xml:space="preserve"> </w:t>
+        <w:t xml:space="preserve"> BB, </w:t>
       </w:r>
       <w:r>
         <w:rPr>
@@ -17985,6 +18713,644 @@
           <w:szCs w:val="24"/>
           <w:shd w:val="clear" w:color="auto" w:fill="FFFFFF"/>
         </w:rPr>
+        <w:t>New dimensions in Patient-Physician Interaction: Values, Autonomy, and Medical Information in the Patient-Centered Clinical Encounter</w:t>
+      </w:r>
+      <w:r>
+        <w:rPr>
+          <w:rFonts w:ascii="Times New Roman" w:hAnsi="Times New Roman" w:cs="Times New Roman"/>
+          <w:color w:val="212121"/>
+          <w:sz w:val="24"/>
+          <w:szCs w:val="24"/>
+          <w:shd w:val="clear" w:color="auto" w:fill="FFFFFF"/>
+        </w:rPr>
+        <w:t xml:space="preserve">, </w:t>
+      </w:r>
+      <w:proofErr w:type="spellStart"/>
+      <w:r>
+        <w:rPr>
+          <w:rFonts w:ascii="Times New Roman" w:hAnsi="Times New Roman" w:cs="Times New Roman"/>
+          <w:color w:val="212121"/>
+          <w:sz w:val="24"/>
+          <w:szCs w:val="24"/>
+          <w:shd w:val="clear" w:color="auto" w:fill="FFFFFF"/>
+        </w:rPr>
+        <w:t>Rambam</w:t>
+      </w:r>
+      <w:proofErr w:type="spellEnd"/>
+      <w:r>
+        <w:rPr>
+          <w:rFonts w:ascii="Times New Roman" w:hAnsi="Times New Roman" w:cs="Times New Roman"/>
+          <w:color w:val="212121"/>
+          <w:sz w:val="24"/>
+          <w:szCs w:val="24"/>
+          <w:shd w:val="clear" w:color="auto" w:fill="FFFFFF"/>
+        </w:rPr>
+        <w:t xml:space="preserve"> Maimonides Med. J., 2012-07-31, 3(3): e0017</w:t>
+      </w:r>
+    </w:p>
+    <w:p>
+      <w:pPr>
+        <w:spacing w:line="360" w:lineRule="auto"/>
+        <w:jc w:val="both"/>
+        <w:rPr>
+          <w:rFonts w:ascii="Times New Roman" w:hAnsi="Times New Roman" w:cs="Times New Roman"/>
+          <w:sz w:val="24"/>
+          <w:szCs w:val="24"/>
+        </w:rPr>
+      </w:pPr>
+      <w:r>
+        <w:rPr>
+          <w:rFonts w:ascii="Times New Roman" w:hAnsi="Times New Roman" w:cs="Times New Roman"/>
+          <w:sz w:val="24"/>
+          <w:szCs w:val="24"/>
+        </w:rPr>
+        <w:t>[2] A. Al-</w:t>
+      </w:r>
+      <w:proofErr w:type="spellStart"/>
+      <w:r>
+        <w:rPr>
+          <w:rFonts w:ascii="Times New Roman" w:hAnsi="Times New Roman" w:cs="Times New Roman"/>
+          <w:sz w:val="24"/>
+          <w:szCs w:val="24"/>
+        </w:rPr>
+        <w:t>Dahmash</w:t>
+      </w:r>
+      <w:proofErr w:type="spellEnd"/>
+      <w:r>
+        <w:rPr>
+          <w:rFonts w:ascii="Times New Roman" w:hAnsi="Times New Roman" w:cs="Times New Roman"/>
+          <w:sz w:val="24"/>
+          <w:szCs w:val="24"/>
+        </w:rPr>
+        <w:t>, S. El-</w:t>
+      </w:r>
+      <w:proofErr w:type="spellStart"/>
+      <w:r>
+        <w:rPr>
+          <w:rFonts w:ascii="Times New Roman" w:hAnsi="Times New Roman" w:cs="Times New Roman"/>
+          <w:sz w:val="24"/>
+          <w:szCs w:val="24"/>
+        </w:rPr>
+        <w:t>Masri</w:t>
+      </w:r>
+      <w:proofErr w:type="spellEnd"/>
+      <w:r>
+        <w:rPr>
+          <w:rFonts w:ascii="Times New Roman" w:hAnsi="Times New Roman" w:cs="Times New Roman"/>
+          <w:sz w:val="24"/>
+          <w:szCs w:val="24"/>
+        </w:rPr>
+        <w:t xml:space="preserve">, </w:t>
+      </w:r>
+      <w:r>
+        <w:rPr>
+          <w:rFonts w:ascii="Times New Roman" w:hAnsi="Times New Roman" w:cs="Times New Roman"/>
+          <w:i/>
+          <w:sz w:val="24"/>
+          <w:szCs w:val="24"/>
+        </w:rPr>
+        <w:t>A New Proposed Software Engineering Methodology for Healthcare Applications Development</w:t>
+      </w:r>
+      <w:r>
+        <w:rPr>
+          <w:rFonts w:ascii="Times New Roman" w:hAnsi="Times New Roman" w:cs="Times New Roman"/>
+          <w:sz w:val="24"/>
+          <w:szCs w:val="24"/>
+        </w:rPr>
+        <w:t xml:space="preserve">, </w:t>
+      </w:r>
+      <w:proofErr w:type="spellStart"/>
+      <w:r>
+        <w:rPr>
+          <w:rFonts w:ascii="Times New Roman" w:hAnsi="Times New Roman" w:cs="Times New Roman"/>
+          <w:sz w:val="24"/>
+          <w:szCs w:val="24"/>
+        </w:rPr>
+        <w:t>Int</w:t>
+      </w:r>
+      <w:proofErr w:type="spellEnd"/>
+      <w:r>
+        <w:rPr>
+          <w:rFonts w:ascii="Times New Roman" w:hAnsi="Times New Roman" w:cs="Times New Roman"/>
+          <w:sz w:val="24"/>
+          <w:szCs w:val="24"/>
+        </w:rPr>
+        <w:t xml:space="preserve"> J Mod </w:t>
+      </w:r>
+      <w:proofErr w:type="spellStart"/>
+      <w:r>
+        <w:rPr>
+          <w:rFonts w:ascii="Times New Roman" w:hAnsi="Times New Roman" w:cs="Times New Roman"/>
+          <w:sz w:val="24"/>
+          <w:szCs w:val="24"/>
+        </w:rPr>
+        <w:t>Eng</w:t>
+      </w:r>
+      <w:proofErr w:type="spellEnd"/>
+      <w:r>
+        <w:rPr>
+          <w:rFonts w:ascii="Times New Roman" w:hAnsi="Times New Roman" w:cs="Times New Roman"/>
+          <w:sz w:val="24"/>
+          <w:szCs w:val="24"/>
+        </w:rPr>
+        <w:t xml:space="preserve"> Res. 2013;3(3):1566-70</w:t>
+      </w:r>
+    </w:p>
+    <w:p>
+      <w:pPr>
+        <w:spacing w:line="360" w:lineRule="auto"/>
+        <w:jc w:val="both"/>
+        <w:rPr>
+          <w:rFonts w:ascii="Times New Roman" w:hAnsi="Times New Roman" w:cs="Times New Roman"/>
+          <w:color w:val="212121"/>
+          <w:sz w:val="24"/>
+          <w:szCs w:val="24"/>
+          <w:shd w:val="clear" w:color="auto" w:fill="FFFFFF"/>
+        </w:rPr>
+      </w:pPr>
+      <w:r>
+        <w:rPr>
+          <w:rFonts w:ascii="Times New Roman" w:hAnsi="Times New Roman" w:cs="Times New Roman"/>
+          <w:color w:val="212121"/>
+          <w:sz w:val="24"/>
+          <w:szCs w:val="24"/>
+          <w:shd w:val="clear" w:color="auto" w:fill="FFFFFF"/>
+        </w:rPr>
+        <w:t xml:space="preserve">[3] </w:t>
+      </w:r>
+      <w:proofErr w:type="spellStart"/>
+      <w:r>
+        <w:rPr>
+          <w:rFonts w:ascii="Times New Roman" w:hAnsi="Times New Roman" w:cs="Times New Roman"/>
+          <w:color w:val="212121"/>
+          <w:sz w:val="24"/>
+          <w:szCs w:val="24"/>
+          <w:shd w:val="clear" w:color="auto" w:fill="FFFFFF"/>
+        </w:rPr>
+        <w:t>Balint</w:t>
+      </w:r>
+      <w:proofErr w:type="spellEnd"/>
+      <w:r>
+        <w:rPr>
+          <w:rFonts w:ascii="Times New Roman" w:hAnsi="Times New Roman" w:cs="Times New Roman"/>
+          <w:color w:val="212121"/>
+          <w:sz w:val="24"/>
+          <w:szCs w:val="24"/>
+          <w:shd w:val="clear" w:color="auto" w:fill="FFFFFF"/>
+        </w:rPr>
+        <w:t xml:space="preserve"> M, </w:t>
+      </w:r>
+      <w:proofErr w:type="gramStart"/>
+      <w:r>
+        <w:rPr>
+          <w:rFonts w:ascii="Times New Roman" w:hAnsi="Times New Roman" w:cs="Times New Roman"/>
+          <w:i/>
+          <w:color w:val="212121"/>
+          <w:sz w:val="24"/>
+          <w:szCs w:val="24"/>
+          <w:shd w:val="clear" w:color="auto" w:fill="FFFFFF"/>
+        </w:rPr>
+        <w:t>The</w:t>
+      </w:r>
+      <w:proofErr w:type="gramEnd"/>
+      <w:r>
+        <w:rPr>
+          <w:rFonts w:ascii="Times New Roman" w:hAnsi="Times New Roman" w:cs="Times New Roman"/>
+          <w:i/>
+          <w:color w:val="212121"/>
+          <w:sz w:val="24"/>
+          <w:szCs w:val="24"/>
+          <w:shd w:val="clear" w:color="auto" w:fill="FFFFFF"/>
+        </w:rPr>
+        <w:t xml:space="preserve"> Doctor, His Patient, and the Illness</w:t>
+      </w:r>
+      <w:r>
+        <w:rPr>
+          <w:rFonts w:ascii="Times New Roman" w:hAnsi="Times New Roman" w:cs="Times New Roman"/>
+          <w:color w:val="212121"/>
+          <w:sz w:val="24"/>
+          <w:szCs w:val="24"/>
+          <w:shd w:val="clear" w:color="auto" w:fill="FFFFFF"/>
+        </w:rPr>
+        <w:t>, The Lancet, 1955-04-02, Volume 265, Pages 683-688</w:t>
+      </w:r>
+    </w:p>
+    <w:p>
+      <w:pPr>
+        <w:spacing w:line="360" w:lineRule="auto"/>
+        <w:jc w:val="both"/>
+        <w:rPr>
+          <w:rFonts w:ascii="Times New Roman" w:hAnsi="Times New Roman" w:cs="Times New Roman"/>
+          <w:color w:val="212121"/>
+          <w:sz w:val="24"/>
+          <w:szCs w:val="24"/>
+          <w:shd w:val="clear" w:color="auto" w:fill="FFFFFF"/>
+        </w:rPr>
+      </w:pPr>
+      <w:r>
+        <w:rPr>
+          <w:rFonts w:ascii="Times New Roman" w:hAnsi="Times New Roman" w:cs="Times New Roman"/>
+          <w:color w:val="212121"/>
+          <w:sz w:val="24"/>
+          <w:szCs w:val="24"/>
+          <w:shd w:val="clear" w:color="auto" w:fill="FFFFFF"/>
+        </w:rPr>
+        <w:t xml:space="preserve">[4] </w:t>
+      </w:r>
+      <w:proofErr w:type="spellStart"/>
+      <w:r>
+        <w:rPr>
+          <w:rFonts w:ascii="Times New Roman" w:hAnsi="Times New Roman" w:cs="Times New Roman"/>
+          <w:color w:val="212121"/>
+          <w:sz w:val="24"/>
+          <w:szCs w:val="24"/>
+          <w:shd w:val="clear" w:color="auto" w:fill="FFFFFF"/>
+        </w:rPr>
+        <w:t>Borza</w:t>
+      </w:r>
+      <w:proofErr w:type="spellEnd"/>
+      <w:r>
+        <w:rPr>
+          <w:rFonts w:ascii="Times New Roman" w:hAnsi="Times New Roman" w:cs="Times New Roman"/>
+          <w:color w:val="212121"/>
+          <w:sz w:val="24"/>
+          <w:szCs w:val="24"/>
+          <w:shd w:val="clear" w:color="auto" w:fill="FFFFFF"/>
+        </w:rPr>
+        <w:t xml:space="preserve"> L, </w:t>
+      </w:r>
+      <w:proofErr w:type="spellStart"/>
+      <w:r>
+        <w:rPr>
+          <w:rFonts w:ascii="Times New Roman" w:hAnsi="Times New Roman" w:cs="Times New Roman"/>
+          <w:color w:val="212121"/>
+          <w:sz w:val="24"/>
+          <w:szCs w:val="24"/>
+          <w:shd w:val="clear" w:color="auto" w:fill="FFFFFF"/>
+        </w:rPr>
+        <w:t>Gavrilovici</w:t>
+      </w:r>
+      <w:proofErr w:type="spellEnd"/>
+      <w:r>
+        <w:rPr>
+          <w:rFonts w:ascii="Times New Roman" w:hAnsi="Times New Roman" w:cs="Times New Roman"/>
+          <w:color w:val="212121"/>
+          <w:sz w:val="24"/>
+          <w:szCs w:val="24"/>
+          <w:shd w:val="clear" w:color="auto" w:fill="FFFFFF"/>
+        </w:rPr>
+        <w:t xml:space="preserve"> C, Stockman R, </w:t>
+      </w:r>
+      <w:r>
+        <w:rPr>
+          <w:rFonts w:ascii="Times New Roman" w:hAnsi="Times New Roman" w:cs="Times New Roman"/>
+          <w:i/>
+          <w:color w:val="212121"/>
+          <w:sz w:val="24"/>
+          <w:szCs w:val="24"/>
+          <w:shd w:val="clear" w:color="auto" w:fill="FFFFFF"/>
+        </w:rPr>
+        <w:t>Ethical models of physician-patient relationship revisited with regard to patient autonomy, values and patient education</w:t>
+      </w:r>
+      <w:r>
+        <w:rPr>
+          <w:rFonts w:ascii="Times New Roman" w:hAnsi="Times New Roman" w:cs="Times New Roman"/>
+          <w:color w:val="212121"/>
+          <w:sz w:val="24"/>
+          <w:szCs w:val="24"/>
+          <w:shd w:val="clear" w:color="auto" w:fill="FFFFFF"/>
+        </w:rPr>
+        <w:t xml:space="preserve">, Rev. Med. </w:t>
+      </w:r>
+      <w:proofErr w:type="spellStart"/>
+      <w:r>
+        <w:rPr>
+          <w:rFonts w:ascii="Times New Roman" w:hAnsi="Times New Roman" w:cs="Times New Roman"/>
+          <w:color w:val="212121"/>
+          <w:sz w:val="24"/>
+          <w:szCs w:val="24"/>
+          <w:shd w:val="clear" w:color="auto" w:fill="FFFFFF"/>
+        </w:rPr>
+        <w:t>Chir</w:t>
+      </w:r>
+      <w:proofErr w:type="spellEnd"/>
+      <w:r>
+        <w:rPr>
+          <w:rFonts w:ascii="Times New Roman" w:hAnsi="Times New Roman" w:cs="Times New Roman"/>
+          <w:color w:val="212121"/>
+          <w:sz w:val="24"/>
+          <w:szCs w:val="24"/>
+          <w:shd w:val="clear" w:color="auto" w:fill="FFFFFF"/>
+        </w:rPr>
+        <w:t>. Soc. Med. Nat., Iasi, 2015, Volume 119, No 2, Pages 496-501</w:t>
+      </w:r>
+    </w:p>
+    <w:p>
+      <w:pPr>
+        <w:spacing w:line="360" w:lineRule="auto"/>
+        <w:jc w:val="both"/>
+        <w:rPr>
+          <w:rFonts w:ascii="Times New Roman" w:hAnsi="Times New Roman" w:cs="Times New Roman"/>
+          <w:sz w:val="24"/>
+          <w:szCs w:val="24"/>
+        </w:rPr>
+      </w:pPr>
+      <w:r>
+        <w:rPr>
+          <w:rFonts w:ascii="Times New Roman" w:hAnsi="Times New Roman" w:cs="Times New Roman"/>
+          <w:sz w:val="24"/>
+          <w:szCs w:val="24"/>
+        </w:rPr>
+        <w:t xml:space="preserve">[5] G. </w:t>
+      </w:r>
+      <w:proofErr w:type="spellStart"/>
+      <w:r>
+        <w:rPr>
+          <w:rFonts w:ascii="Times New Roman" w:hAnsi="Times New Roman" w:cs="Times New Roman"/>
+          <w:sz w:val="24"/>
+          <w:szCs w:val="24"/>
+        </w:rPr>
+        <w:t>Candea</w:t>
+      </w:r>
+      <w:proofErr w:type="spellEnd"/>
+      <w:r>
+        <w:rPr>
+          <w:rFonts w:ascii="Times New Roman" w:hAnsi="Times New Roman" w:cs="Times New Roman"/>
+          <w:sz w:val="24"/>
+          <w:szCs w:val="24"/>
+        </w:rPr>
+        <w:t xml:space="preserve">, A. Fox, </w:t>
+      </w:r>
+      <w:r>
+        <w:rPr>
+          <w:rFonts w:ascii="Times New Roman" w:hAnsi="Times New Roman" w:cs="Times New Roman"/>
+          <w:i/>
+          <w:sz w:val="24"/>
+          <w:szCs w:val="24"/>
+        </w:rPr>
+        <w:t>Designing for High Availability and Measurability</w:t>
+      </w:r>
+      <w:r>
+        <w:rPr>
+          <w:rFonts w:ascii="Times New Roman" w:hAnsi="Times New Roman" w:cs="Times New Roman"/>
+          <w:sz w:val="24"/>
+          <w:szCs w:val="24"/>
+        </w:rPr>
+        <w:t>, 1</w:t>
+      </w:r>
+      <w:r>
+        <w:rPr>
+          <w:rFonts w:ascii="Times New Roman" w:hAnsi="Times New Roman" w:cs="Times New Roman"/>
+          <w:sz w:val="24"/>
+          <w:szCs w:val="24"/>
+          <w:vertAlign w:val="superscript"/>
+        </w:rPr>
+        <w:t>st</w:t>
+      </w:r>
+      <w:r>
+        <w:rPr>
+          <w:rFonts w:ascii="Times New Roman" w:hAnsi="Times New Roman" w:cs="Times New Roman"/>
+          <w:sz w:val="24"/>
+          <w:szCs w:val="24"/>
+        </w:rPr>
+        <w:t xml:space="preserve"> Workshop on Evaluating and Architecting System Dependability (EASY), 2001</w:t>
+      </w:r>
+    </w:p>
+    <w:p>
+      <w:pPr>
+        <w:spacing w:line="360" w:lineRule="auto"/>
+        <w:jc w:val="both"/>
+        <w:rPr>
+          <w:rFonts w:ascii="Times New Roman" w:hAnsi="Times New Roman" w:cs="Times New Roman"/>
+          <w:color w:val="212121"/>
+          <w:sz w:val="24"/>
+          <w:szCs w:val="24"/>
+          <w:shd w:val="clear" w:color="auto" w:fill="FFFFFF"/>
+        </w:rPr>
+      </w:pPr>
+      <w:r>
+        <w:rPr>
+          <w:rFonts w:ascii="Times New Roman" w:hAnsi="Times New Roman" w:cs="Times New Roman"/>
+          <w:color w:val="212121"/>
+          <w:sz w:val="24"/>
+          <w:szCs w:val="24"/>
+          <w:shd w:val="clear" w:color="auto" w:fill="FFFFFF"/>
+        </w:rPr>
+        <w:t xml:space="preserve">[6] Emanuel E, Emanuel L, </w:t>
+      </w:r>
+      <w:r>
+        <w:rPr>
+          <w:rFonts w:ascii="Times New Roman" w:hAnsi="Times New Roman" w:cs="Times New Roman"/>
+          <w:i/>
+          <w:color w:val="212121"/>
+          <w:sz w:val="24"/>
+          <w:szCs w:val="24"/>
+          <w:shd w:val="clear" w:color="auto" w:fill="FFFFFF"/>
+        </w:rPr>
+        <w:t>Four Models of the Physician-Patient Relationship</w:t>
+      </w:r>
+      <w:r>
+        <w:rPr>
+          <w:rFonts w:ascii="Times New Roman" w:hAnsi="Times New Roman" w:cs="Times New Roman"/>
+          <w:color w:val="212121"/>
+          <w:sz w:val="24"/>
+          <w:szCs w:val="24"/>
+          <w:shd w:val="clear" w:color="auto" w:fill="FFFFFF"/>
+        </w:rPr>
+        <w:t>, JAMA: the Journal of the American Medical Association, 1992-09-16, Volume 267, Pages 2221-2226</w:t>
+      </w:r>
+    </w:p>
+    <w:p>
+      <w:pPr>
+        <w:spacing w:line="360" w:lineRule="auto"/>
+        <w:jc w:val="both"/>
+        <w:rPr>
+          <w:rFonts w:ascii="Times New Roman" w:hAnsi="Times New Roman" w:cs="Times New Roman"/>
+          <w:sz w:val="24"/>
+          <w:szCs w:val="24"/>
+        </w:rPr>
+      </w:pPr>
+      <w:r>
+        <w:rPr>
+          <w:rFonts w:ascii="Times New Roman" w:hAnsi="Times New Roman" w:cs="Times New Roman"/>
+          <w:sz w:val="24"/>
+          <w:szCs w:val="24"/>
+        </w:rPr>
+        <w:t xml:space="preserve">[7] P. E. </w:t>
+      </w:r>
+      <w:proofErr w:type="spellStart"/>
+      <w:r>
+        <w:rPr>
+          <w:rFonts w:ascii="Times New Roman" w:hAnsi="Times New Roman" w:cs="Times New Roman"/>
+          <w:sz w:val="24"/>
+          <w:szCs w:val="24"/>
+        </w:rPr>
+        <w:t>Idoga</w:t>
+      </w:r>
+      <w:proofErr w:type="spellEnd"/>
+      <w:r>
+        <w:rPr>
+          <w:rFonts w:ascii="Times New Roman" w:hAnsi="Times New Roman" w:cs="Times New Roman"/>
+          <w:sz w:val="24"/>
+          <w:szCs w:val="24"/>
+        </w:rPr>
+        <w:t xml:space="preserve">, M. </w:t>
+      </w:r>
+      <w:proofErr w:type="spellStart"/>
+      <w:r>
+        <w:rPr>
+          <w:rFonts w:ascii="Times New Roman" w:hAnsi="Times New Roman" w:cs="Times New Roman"/>
+          <w:sz w:val="24"/>
+          <w:szCs w:val="24"/>
+        </w:rPr>
+        <w:t>Agoyi</w:t>
+      </w:r>
+      <w:proofErr w:type="spellEnd"/>
+      <w:r>
+        <w:rPr>
+          <w:rFonts w:ascii="Times New Roman" w:hAnsi="Times New Roman" w:cs="Times New Roman"/>
+          <w:sz w:val="24"/>
+          <w:szCs w:val="24"/>
+        </w:rPr>
+        <w:t xml:space="preserve">, E. Y. Coker-Farrell and O. L. </w:t>
+      </w:r>
+      <w:proofErr w:type="spellStart"/>
+      <w:r>
+        <w:rPr>
+          <w:rFonts w:ascii="Times New Roman" w:hAnsi="Times New Roman" w:cs="Times New Roman"/>
+          <w:sz w:val="24"/>
+          <w:szCs w:val="24"/>
+        </w:rPr>
+        <w:t>Ekeoma</w:t>
+      </w:r>
+      <w:proofErr w:type="spellEnd"/>
+      <w:r>
+        <w:rPr>
+          <w:rFonts w:ascii="Times New Roman" w:hAnsi="Times New Roman" w:cs="Times New Roman"/>
+          <w:sz w:val="24"/>
+          <w:szCs w:val="24"/>
+        </w:rPr>
+        <w:t xml:space="preserve">, </w:t>
+      </w:r>
+      <w:r>
+        <w:rPr>
+          <w:rFonts w:ascii="Times New Roman" w:hAnsi="Times New Roman" w:cs="Times New Roman"/>
+          <w:i/>
+          <w:sz w:val="24"/>
+          <w:szCs w:val="24"/>
+        </w:rPr>
+        <w:t>Review of security issues in e-Healthcare and solutions</w:t>
+      </w:r>
+      <w:r>
+        <w:rPr>
+          <w:rFonts w:ascii="Times New Roman" w:hAnsi="Times New Roman" w:cs="Times New Roman"/>
+          <w:sz w:val="24"/>
+          <w:szCs w:val="24"/>
+        </w:rPr>
+        <w:t>, 2016 HONET-ICT, 2016, pp. 118-121</w:t>
+      </w:r>
+    </w:p>
+    <w:p>
+      <w:pPr>
+        <w:spacing w:line="360" w:lineRule="auto"/>
+        <w:jc w:val="both"/>
+        <w:rPr>
+          <w:rFonts w:ascii="Times New Roman" w:hAnsi="Times New Roman" w:cs="Times New Roman"/>
+          <w:color w:val="212121"/>
+          <w:sz w:val="24"/>
+          <w:szCs w:val="24"/>
+          <w:shd w:val="clear" w:color="auto" w:fill="FFFFFF"/>
+        </w:rPr>
+      </w:pPr>
+      <w:r>
+        <w:rPr>
+          <w:rFonts w:ascii="Times New Roman" w:hAnsi="Times New Roman" w:cs="Times New Roman"/>
+          <w:sz w:val="24"/>
+          <w:szCs w:val="24"/>
+        </w:rPr>
+        <w:t>[8]</w:t>
+      </w:r>
+      <w:r>
+        <w:rPr>
+          <w:rFonts w:ascii="Times New Roman" w:hAnsi="Times New Roman" w:cs="Times New Roman"/>
+          <w:sz w:val="24"/>
+          <w:szCs w:val="24"/>
+        </w:rPr>
+        <w:t xml:space="preserve"> </w:t>
+      </w:r>
+      <w:proofErr w:type="spellStart"/>
+      <w:r>
+        <w:rPr>
+          <w:rFonts w:ascii="Times New Roman" w:hAnsi="Times New Roman" w:cs="Times New Roman"/>
+          <w:color w:val="212121"/>
+          <w:sz w:val="24"/>
+          <w:szCs w:val="24"/>
+          <w:shd w:val="clear" w:color="auto" w:fill="FFFFFF"/>
+        </w:rPr>
+        <w:t>Kaba</w:t>
+      </w:r>
+      <w:proofErr w:type="spellEnd"/>
+      <w:r>
+        <w:rPr>
+          <w:rFonts w:ascii="Times New Roman" w:hAnsi="Times New Roman" w:cs="Times New Roman"/>
+          <w:color w:val="212121"/>
+          <w:sz w:val="24"/>
+          <w:szCs w:val="24"/>
+          <w:shd w:val="clear" w:color="auto" w:fill="FFFFFF"/>
+        </w:rPr>
+        <w:t xml:space="preserve"> R</w:t>
+      </w:r>
+      <w:r>
+        <w:rPr>
+          <w:rFonts w:ascii="Times New Roman" w:hAnsi="Times New Roman" w:cs="Times New Roman"/>
+          <w:color w:val="212121"/>
+          <w:sz w:val="24"/>
+          <w:szCs w:val="24"/>
+          <w:shd w:val="clear" w:color="auto" w:fill="FFFFFF"/>
+        </w:rPr>
+        <w:t xml:space="preserve">, </w:t>
+      </w:r>
+      <w:proofErr w:type="spellStart"/>
+      <w:r>
+        <w:rPr>
+          <w:rFonts w:ascii="Times New Roman" w:hAnsi="Times New Roman" w:cs="Times New Roman"/>
+          <w:color w:val="212121"/>
+          <w:sz w:val="24"/>
+          <w:szCs w:val="24"/>
+          <w:shd w:val="clear" w:color="auto" w:fill="FFFFFF"/>
+        </w:rPr>
+        <w:t>Sooriakumaran</w:t>
+      </w:r>
+      <w:proofErr w:type="spellEnd"/>
+      <w:r>
+        <w:rPr>
+          <w:rFonts w:ascii="Times New Roman" w:hAnsi="Times New Roman" w:cs="Times New Roman"/>
+          <w:color w:val="212121"/>
+          <w:sz w:val="24"/>
+          <w:szCs w:val="24"/>
+          <w:shd w:val="clear" w:color="auto" w:fill="FFFFFF"/>
+        </w:rPr>
+        <w:t xml:space="preserve"> P</w:t>
+      </w:r>
+      <w:r>
+        <w:rPr>
+          <w:rFonts w:ascii="Times New Roman" w:hAnsi="Times New Roman" w:cs="Times New Roman"/>
+          <w:color w:val="212121"/>
+          <w:sz w:val="24"/>
+          <w:szCs w:val="24"/>
+          <w:shd w:val="clear" w:color="auto" w:fill="FFFFFF"/>
+        </w:rPr>
+        <w:t xml:space="preserve">, </w:t>
+      </w:r>
+      <w:r>
+        <w:rPr>
+          <w:rFonts w:ascii="Times New Roman" w:hAnsi="Times New Roman" w:cs="Times New Roman"/>
+          <w:i/>
+          <w:color w:val="212121"/>
+          <w:sz w:val="24"/>
+          <w:szCs w:val="24"/>
+          <w:shd w:val="clear" w:color="auto" w:fill="FFFFFF"/>
+        </w:rPr>
         <w:t>The evolution of the doctor-patient relationship</w:t>
       </w:r>
       <w:r>
@@ -18001,8 +19367,8 @@
         <w:rPr>
           <w:rFonts w:ascii="Arial" w:hAnsi="Arial" w:cs="Arial"/>
           <w:color w:val="505050"/>
-          <w:sz w:val="18"/>
-          <w:szCs w:val="18"/>
+          <w:sz w:val="24"/>
+          <w:szCs w:val="24"/>
           <w:shd w:val="clear" w:color="auto" w:fill="FFFFFF"/>
         </w:rPr>
         <w:t xml:space="preserve"> </w:t>
@@ -18051,6 +19417,150 @@
         <w:jc w:val="both"/>
         <w:rPr>
           <w:rFonts w:ascii="Times New Roman" w:hAnsi="Times New Roman" w:cs="Times New Roman"/>
+          <w:sz w:val="24"/>
+          <w:szCs w:val="24"/>
+        </w:rPr>
+      </w:pPr>
+      <w:r>
+        <w:rPr>
+          <w:rFonts w:ascii="Times New Roman" w:hAnsi="Times New Roman" w:cs="Times New Roman"/>
+          <w:sz w:val="24"/>
+          <w:szCs w:val="24"/>
+        </w:rPr>
+        <w:t xml:space="preserve">[9] </w:t>
+      </w:r>
+      <w:proofErr w:type="spellStart"/>
+      <w:r>
+        <w:rPr>
+          <w:rFonts w:ascii="Times New Roman" w:hAnsi="Times New Roman" w:cs="Times New Roman"/>
+          <w:sz w:val="24"/>
+          <w:szCs w:val="24"/>
+        </w:rPr>
+        <w:t>Kronis</w:t>
+      </w:r>
+      <w:proofErr w:type="spellEnd"/>
+      <w:r>
+        <w:rPr>
+          <w:rFonts w:ascii="Times New Roman" w:hAnsi="Times New Roman" w:cs="Times New Roman"/>
+          <w:sz w:val="24"/>
+          <w:szCs w:val="24"/>
+        </w:rPr>
+        <w:t xml:space="preserve">, </w:t>
+      </w:r>
+      <w:proofErr w:type="spellStart"/>
+      <w:r>
+        <w:rPr>
+          <w:rFonts w:ascii="Times New Roman" w:hAnsi="Times New Roman" w:cs="Times New Roman"/>
+          <w:sz w:val="24"/>
+          <w:szCs w:val="24"/>
+        </w:rPr>
+        <w:t>Kristiāns</w:t>
+      </w:r>
+      <w:proofErr w:type="spellEnd"/>
+      <w:r>
+        <w:rPr>
+          <w:rFonts w:ascii="Times New Roman" w:hAnsi="Times New Roman" w:cs="Times New Roman"/>
+          <w:sz w:val="24"/>
+          <w:szCs w:val="24"/>
+        </w:rPr>
+        <w:t xml:space="preserve"> &amp; </w:t>
+      </w:r>
+      <w:proofErr w:type="spellStart"/>
+      <w:r>
+        <w:rPr>
+          <w:rFonts w:ascii="Times New Roman" w:hAnsi="Times New Roman" w:cs="Times New Roman"/>
+          <w:sz w:val="24"/>
+          <w:szCs w:val="24"/>
+        </w:rPr>
+        <w:t>Uhanova</w:t>
+      </w:r>
+      <w:proofErr w:type="spellEnd"/>
+      <w:r>
+        <w:rPr>
+          <w:rFonts w:ascii="Times New Roman" w:hAnsi="Times New Roman" w:cs="Times New Roman"/>
+          <w:sz w:val="24"/>
+          <w:szCs w:val="24"/>
+        </w:rPr>
+        <w:t xml:space="preserve">, Marina, </w:t>
+      </w:r>
+      <w:r>
+        <w:rPr>
+          <w:rFonts w:ascii="Times New Roman" w:hAnsi="Times New Roman" w:cs="Times New Roman"/>
+          <w:i/>
+          <w:sz w:val="24"/>
+          <w:szCs w:val="24"/>
+        </w:rPr>
+        <w:t>Performance Comparison of Java EE and ASP.NET Core Technologies for Web API Development</w:t>
+      </w:r>
+      <w:r>
+        <w:rPr>
+          <w:rFonts w:ascii="Times New Roman" w:hAnsi="Times New Roman" w:cs="Times New Roman"/>
+          <w:sz w:val="24"/>
+          <w:szCs w:val="24"/>
+        </w:rPr>
+        <w:t>, Applied Computer Systems, May 2018, vol. 23, no. 1, pp. 37-44</w:t>
+      </w:r>
+    </w:p>
+    <w:p>
+      <w:pPr>
+        <w:spacing w:line="360" w:lineRule="auto"/>
+        <w:jc w:val="both"/>
+        <w:rPr>
+          <w:rFonts w:ascii="Times New Roman" w:hAnsi="Times New Roman" w:cs="Times New Roman"/>
+          <w:sz w:val="24"/>
+          <w:szCs w:val="24"/>
+        </w:rPr>
+      </w:pPr>
+      <w:r>
+        <w:rPr>
+          <w:rFonts w:ascii="Times New Roman" w:hAnsi="Times New Roman" w:cs="Times New Roman"/>
+          <w:sz w:val="24"/>
+          <w:szCs w:val="24"/>
+        </w:rPr>
+        <w:t xml:space="preserve">[10] </w:t>
+      </w:r>
+      <w:proofErr w:type="spellStart"/>
+      <w:r>
+        <w:rPr>
+          <w:rFonts w:ascii="Times New Roman" w:hAnsi="Times New Roman" w:cs="Times New Roman"/>
+          <w:sz w:val="24"/>
+          <w:szCs w:val="24"/>
+        </w:rPr>
+        <w:t>Lerman</w:t>
+      </w:r>
+      <w:proofErr w:type="spellEnd"/>
+      <w:r>
+        <w:rPr>
+          <w:rFonts w:ascii="Times New Roman" w:hAnsi="Times New Roman" w:cs="Times New Roman"/>
+          <w:sz w:val="24"/>
+          <w:szCs w:val="24"/>
+        </w:rPr>
+        <w:t xml:space="preserve"> J, Miller R, </w:t>
+      </w:r>
+      <w:r>
+        <w:rPr>
+          <w:rFonts w:ascii="Times New Roman" w:hAnsi="Times New Roman" w:cs="Times New Roman"/>
+          <w:i/>
+          <w:sz w:val="24"/>
+          <w:szCs w:val="24"/>
+        </w:rPr>
+        <w:t>Programming entity framework: code ﬁrst</w:t>
+      </w:r>
+      <w:r>
+        <w:rPr>
+          <w:rFonts w:ascii="Times New Roman" w:hAnsi="Times New Roman" w:cs="Times New Roman"/>
+          <w:sz w:val="24"/>
+          <w:szCs w:val="24"/>
+        </w:rPr>
+        <w:t>, 2011, O’Reilly Media, Inc.</w:t>
+      </w:r>
+    </w:p>
+    <w:p>
+      <w:pPr>
+        <w:spacing w:line="360" w:lineRule="auto"/>
+        <w:jc w:val="both"/>
+        <w:rPr>
+          <w:rFonts w:ascii="Times New Roman" w:hAnsi="Times New Roman" w:cs="Times New Roman"/>
           <w:color w:val="212121"/>
           <w:sz w:val="24"/>
           <w:szCs w:val="24"/>
@@ -18065,9 +19575,16 @@
           <w:szCs w:val="24"/>
           <w:shd w:val="clear" w:color="auto" w:fill="FFFFFF"/>
         </w:rPr>
-        <w:t xml:space="preserve">[2] </w:t>
-      </w:r>
-      <w:proofErr w:type="spellStart"/>
+        <w:lastRenderedPageBreak/>
+        <w:t>[11]</w:t>
+      </w:r>
+      <w:r>
+        <w:rPr>
+          <w:sz w:val="24"/>
+          <w:szCs w:val="24"/>
+        </w:rPr>
+        <w:t xml:space="preserve"> </w:t>
+      </w:r>
       <w:r>
         <w:rPr>
           <w:rFonts w:ascii="Times New Roman" w:hAnsi="Times New Roman" w:cs="Times New Roman"/>
@@ -18076,20 +19593,8 @@
           <w:szCs w:val="24"/>
           <w:shd w:val="clear" w:color="auto" w:fill="FFFFFF"/>
         </w:rPr>
-        <w:t>Balint</w:t>
-      </w:r>
-      <w:proofErr w:type="spellEnd"/>
-      <w:r>
-        <w:rPr>
-          <w:rFonts w:ascii="Times New Roman" w:hAnsi="Times New Roman" w:cs="Times New Roman"/>
-          <w:color w:val="212121"/>
-          <w:sz w:val="24"/>
-          <w:szCs w:val="24"/>
-          <w:shd w:val="clear" w:color="auto" w:fill="FFFFFF"/>
-        </w:rPr>
-        <w:t xml:space="preserve"> M, </w:t>
-      </w:r>
-      <w:proofErr w:type="gramStart"/>
+        <w:t xml:space="preserve">Liu, Q.; Sun, X., </w:t>
+      </w:r>
       <w:r>
         <w:rPr>
           <w:rFonts w:ascii="Times New Roman" w:hAnsi="Times New Roman" w:cs="Times New Roman"/>
@@ -18099,7 +19604,184 @@
           <w:szCs w:val="24"/>
           <w:shd w:val="clear" w:color="auto" w:fill="FFFFFF"/>
         </w:rPr>
-        <w:t>Th</w:t>
+        <w:t>Research of Web Real-Time Communication Based on Web Socket</w:t>
+      </w:r>
+      <w:r>
+        <w:rPr>
+          <w:rFonts w:ascii="Times New Roman" w:hAnsi="Times New Roman" w:cs="Times New Roman"/>
+          <w:color w:val="212121"/>
+          <w:sz w:val="24"/>
+          <w:szCs w:val="24"/>
+          <w:shd w:val="clear" w:color="auto" w:fill="FFFFFF"/>
+        </w:rPr>
+        <w:t xml:space="preserve">, Int. J. </w:t>
+      </w:r>
+      <w:proofErr w:type="spellStart"/>
+      <w:r>
+        <w:rPr>
+          <w:rFonts w:ascii="Times New Roman" w:hAnsi="Times New Roman" w:cs="Times New Roman"/>
+          <w:color w:val="212121"/>
+          <w:sz w:val="24"/>
+          <w:szCs w:val="24"/>
+          <w:shd w:val="clear" w:color="auto" w:fill="FFFFFF"/>
+        </w:rPr>
+        <w:t>Commun</w:t>
+      </w:r>
+      <w:proofErr w:type="spellEnd"/>
+      <w:r>
+        <w:rPr>
+          <w:rFonts w:ascii="Times New Roman" w:hAnsi="Times New Roman" w:cs="Times New Roman"/>
+          <w:color w:val="212121"/>
+          <w:sz w:val="24"/>
+          <w:szCs w:val="24"/>
+          <w:shd w:val="clear" w:color="auto" w:fill="FFFFFF"/>
+        </w:rPr>
+        <w:t xml:space="preserve">. </w:t>
+      </w:r>
+      <w:proofErr w:type="spellStart"/>
+      <w:proofErr w:type="gramStart"/>
+      <w:r>
+        <w:rPr>
+          <w:rFonts w:ascii="Times New Roman" w:hAnsi="Times New Roman" w:cs="Times New Roman"/>
+          <w:color w:val="212121"/>
+          <w:sz w:val="24"/>
+          <w:szCs w:val="24"/>
+          <w:shd w:val="clear" w:color="auto" w:fill="FFFFFF"/>
+        </w:rPr>
+        <w:t>Netw</w:t>
+      </w:r>
+      <w:proofErr w:type="spellEnd"/>
+      <w:r>
+        <w:rPr>
+          <w:rFonts w:ascii="Times New Roman" w:hAnsi="Times New Roman" w:cs="Times New Roman"/>
+          <w:color w:val="212121"/>
+          <w:sz w:val="24"/>
+          <w:szCs w:val="24"/>
+          <w:shd w:val="clear" w:color="auto" w:fill="FFFFFF"/>
+        </w:rPr>
+        <w:t>.</w:t>
+      </w:r>
+      <w:proofErr w:type="gramEnd"/>
+      <w:r>
+        <w:rPr>
+          <w:rFonts w:ascii="Times New Roman" w:hAnsi="Times New Roman" w:cs="Times New Roman"/>
+          <w:color w:val="212121"/>
+          <w:sz w:val="24"/>
+          <w:szCs w:val="24"/>
+          <w:shd w:val="clear" w:color="auto" w:fill="FFFFFF"/>
+        </w:rPr>
+        <w:t xml:space="preserve"> Syst. Sci.2012</w:t>
+      </w:r>
+      <w:proofErr w:type="gramStart"/>
+      <w:r>
+        <w:rPr>
+          <w:rFonts w:ascii="Times New Roman" w:hAnsi="Times New Roman" w:cs="Times New Roman"/>
+          <w:color w:val="212121"/>
+          <w:sz w:val="24"/>
+          <w:szCs w:val="24"/>
+          <w:shd w:val="clear" w:color="auto" w:fill="FFFFFF"/>
+        </w:rPr>
+        <w:t>,5,797</w:t>
+      </w:r>
+      <w:proofErr w:type="gramEnd"/>
+      <w:r>
+        <w:rPr>
+          <w:rFonts w:ascii="Times New Roman" w:hAnsi="Times New Roman" w:cs="Times New Roman"/>
+          <w:color w:val="212121"/>
+          <w:sz w:val="24"/>
+          <w:szCs w:val="24"/>
+          <w:shd w:val="clear" w:color="auto" w:fill="FFFFFF"/>
+        </w:rPr>
+        <w:t>–801.</w:t>
+      </w:r>
+    </w:p>
+    <w:p>
+      <w:pPr>
+        <w:spacing w:line="360" w:lineRule="auto"/>
+        <w:jc w:val="both"/>
+        <w:rPr>
+          <w:rFonts w:ascii="Times New Roman" w:hAnsi="Times New Roman" w:cs="Times New Roman"/>
+          <w:color w:val="212121"/>
+          <w:sz w:val="24"/>
+          <w:szCs w:val="24"/>
+          <w:shd w:val="clear" w:color="auto" w:fill="FFFFFF"/>
+        </w:rPr>
+      </w:pPr>
+      <w:r>
+        <w:rPr>
+          <w:rFonts w:ascii="Times New Roman" w:hAnsi="Times New Roman" w:cs="Times New Roman"/>
+          <w:color w:val="212121"/>
+          <w:sz w:val="24"/>
+          <w:szCs w:val="24"/>
+          <w:shd w:val="clear" w:color="auto" w:fill="FFFFFF"/>
+        </w:rPr>
+        <w:t xml:space="preserve">[12] </w:t>
+      </w:r>
+      <w:proofErr w:type="spellStart"/>
+      <w:r>
+        <w:rPr>
+          <w:rFonts w:ascii="Times New Roman" w:hAnsi="Times New Roman" w:cs="Times New Roman"/>
+          <w:color w:val="212121"/>
+          <w:sz w:val="24"/>
+          <w:szCs w:val="24"/>
+          <w:shd w:val="clear" w:color="auto" w:fill="FFFFFF"/>
+        </w:rPr>
+        <w:t>Marchetto</w:t>
+      </w:r>
+      <w:proofErr w:type="spellEnd"/>
+      <w:r>
+        <w:rPr>
+          <w:rFonts w:ascii="Times New Roman" w:hAnsi="Times New Roman" w:cs="Times New Roman"/>
+          <w:color w:val="212121"/>
+          <w:sz w:val="24"/>
+          <w:szCs w:val="24"/>
+          <w:shd w:val="clear" w:color="auto" w:fill="FFFFFF"/>
+        </w:rPr>
+        <w:t xml:space="preserve"> A, </w:t>
+      </w:r>
+      <w:proofErr w:type="spellStart"/>
+      <w:r>
+        <w:rPr>
+          <w:rFonts w:ascii="Times New Roman" w:hAnsi="Times New Roman" w:cs="Times New Roman"/>
+          <w:color w:val="212121"/>
+          <w:sz w:val="24"/>
+          <w:szCs w:val="24"/>
+          <w:shd w:val="clear" w:color="auto" w:fill="FFFFFF"/>
+        </w:rPr>
+        <w:t>Tonella</w:t>
+      </w:r>
+      <w:proofErr w:type="spellEnd"/>
+      <w:r>
+        <w:rPr>
+          <w:rFonts w:ascii="Times New Roman" w:hAnsi="Times New Roman" w:cs="Times New Roman"/>
+          <w:color w:val="212121"/>
+          <w:sz w:val="24"/>
+          <w:szCs w:val="24"/>
+          <w:shd w:val="clear" w:color="auto" w:fill="FFFFFF"/>
+        </w:rPr>
+        <w:t xml:space="preserve"> P, </w:t>
+      </w:r>
+      <w:proofErr w:type="spellStart"/>
+      <w:r>
+        <w:rPr>
+          <w:rFonts w:ascii="Times New Roman" w:hAnsi="Times New Roman" w:cs="Times New Roman"/>
+          <w:color w:val="212121"/>
+          <w:sz w:val="24"/>
+          <w:szCs w:val="24"/>
+          <w:shd w:val="clear" w:color="auto" w:fill="FFFFFF"/>
+        </w:rPr>
+        <w:t>Ricca</w:t>
+      </w:r>
+      <w:proofErr w:type="spellEnd"/>
+      <w:r>
+        <w:rPr>
+          <w:rFonts w:ascii="Times New Roman" w:hAnsi="Times New Roman" w:cs="Times New Roman"/>
+          <w:color w:val="212121"/>
+          <w:sz w:val="24"/>
+          <w:szCs w:val="24"/>
+          <w:shd w:val="clear" w:color="auto" w:fill="FFFFFF"/>
+        </w:rPr>
+        <w:t xml:space="preserve"> F, </w:t>
       </w:r>
       <w:r>
         <w:rPr>
@@ -18110,9 +19792,9 @@
           <w:szCs w:val="24"/>
           <w:shd w:val="clear" w:color="auto" w:fill="FFFFFF"/>
         </w:rPr>
-        <w:t>e</w:t>
-      </w:r>
-      <w:proofErr w:type="gramEnd"/>
+        <w:t xml:space="preserve">“State-based testing of </w:t>
+      </w:r>
+      <w:proofErr w:type="spellStart"/>
       <w:r>
         <w:rPr>
           <w:rFonts w:ascii="Times New Roman" w:hAnsi="Times New Roman" w:cs="Times New Roman"/>
@@ -18122,8 +19804,9 @@
           <w:szCs w:val="24"/>
           <w:shd w:val="clear" w:color="auto" w:fill="FFFFFF"/>
         </w:rPr>
-        <w:t xml:space="preserve"> </w:t>
-      </w:r>
+        <w:t>ajax</w:t>
+      </w:r>
+      <w:proofErr w:type="spellEnd"/>
       <w:r>
         <w:rPr>
           <w:rFonts w:ascii="Times New Roman" w:hAnsi="Times New Roman" w:cs="Times New Roman"/>
@@ -18133,8 +19816,9 @@
           <w:szCs w:val="24"/>
           <w:shd w:val="clear" w:color="auto" w:fill="FFFFFF"/>
         </w:rPr>
-        <w:t>Doctor, His Patient, and the Il</w:t>
-      </w:r>
+        <w:t xml:space="preserve"> web applications” in 1st Int. Conf. on </w:t>
+      </w:r>
+      <w:proofErr w:type="spellStart"/>
       <w:r>
         <w:rPr>
           <w:rFonts w:ascii="Times New Roman" w:hAnsi="Times New Roman" w:cs="Times New Roman"/>
@@ -18144,8 +19828,9 @@
           <w:szCs w:val="24"/>
           <w:shd w:val="clear" w:color="auto" w:fill="FFFFFF"/>
         </w:rPr>
-        <w:t>l</w:t>
-      </w:r>
+        <w:t>SoftwareTesting</w:t>
+      </w:r>
+      <w:proofErr w:type="spellEnd"/>
       <w:r>
         <w:rPr>
           <w:rFonts w:ascii="Times New Roman" w:hAnsi="Times New Roman" w:cs="Times New Roman"/>
@@ -18155,7 +19840,7 @@
           <w:szCs w:val="24"/>
           <w:shd w:val="clear" w:color="auto" w:fill="FFFFFF"/>
         </w:rPr>
-        <w:t>ness</w:t>
+        <w:t>, Veriﬁcation, and Validation</w:t>
       </w:r>
       <w:r>
         <w:rPr>
@@ -18165,27 +19850,7 @@
           <w:szCs w:val="24"/>
           <w:shd w:val="clear" w:color="auto" w:fill="FFFFFF"/>
         </w:rPr>
-        <w:t>, The L</w:t>
-      </w:r>
-      <w:r>
-        <w:rPr>
-          <w:rFonts w:ascii="Times New Roman" w:hAnsi="Times New Roman" w:cs="Times New Roman"/>
-          <w:color w:val="212121"/>
-          <w:sz w:val="24"/>
-          <w:szCs w:val="24"/>
-          <w:shd w:val="clear" w:color="auto" w:fill="FFFFFF"/>
-        </w:rPr>
-        <w:t xml:space="preserve">ancet, </w:t>
-      </w:r>
-      <w:r>
-        <w:rPr>
-          <w:rFonts w:ascii="Times New Roman" w:hAnsi="Times New Roman" w:cs="Times New Roman"/>
-          <w:color w:val="212121"/>
-          <w:sz w:val="24"/>
-          <w:szCs w:val="24"/>
-          <w:shd w:val="clear" w:color="auto" w:fill="FFFFFF"/>
-        </w:rPr>
-        <w:t>1955-04-02, Volume 265, Pages 683-688</w:t>
+        <w:t>, Lillehammer, Norway, pp. 121–130, 2008</w:t>
       </w:r>
     </w:p>
     <w:p>
@@ -18194,6 +19859,263 @@
         <w:jc w:val="both"/>
         <w:rPr>
           <w:rFonts w:ascii="Times New Roman" w:hAnsi="Times New Roman" w:cs="Times New Roman"/>
+          <w:sz w:val="24"/>
+          <w:szCs w:val="24"/>
+        </w:rPr>
+      </w:pPr>
+      <w:r>
+        <w:rPr>
+          <w:rFonts w:ascii="Times New Roman" w:hAnsi="Times New Roman" w:cs="Times New Roman"/>
+          <w:sz w:val="24"/>
+          <w:szCs w:val="24"/>
+        </w:rPr>
+        <w:t xml:space="preserve">[13] McGuire, A., Roberts, J., </w:t>
+      </w:r>
+      <w:proofErr w:type="spellStart"/>
+      <w:r>
+        <w:rPr>
+          <w:rFonts w:ascii="Times New Roman" w:hAnsi="Times New Roman" w:cs="Times New Roman"/>
+          <w:sz w:val="24"/>
+          <w:szCs w:val="24"/>
+        </w:rPr>
+        <w:t>Aas</w:t>
+      </w:r>
+      <w:proofErr w:type="spellEnd"/>
+      <w:r>
+        <w:rPr>
+          <w:rFonts w:ascii="Times New Roman" w:hAnsi="Times New Roman" w:cs="Times New Roman"/>
+          <w:sz w:val="24"/>
+          <w:szCs w:val="24"/>
+        </w:rPr>
+        <w:t xml:space="preserve">, S., &amp; Evans, B., </w:t>
+      </w:r>
+      <w:r>
+        <w:rPr>
+          <w:rFonts w:ascii="Times New Roman" w:hAnsi="Times New Roman" w:cs="Times New Roman"/>
+          <w:i/>
+          <w:sz w:val="24"/>
+          <w:szCs w:val="24"/>
+        </w:rPr>
+        <w:t>Who Owns the Data in a Medical Information Commons</w:t>
+      </w:r>
+      <w:proofErr w:type="gramStart"/>
+      <w:r>
+        <w:rPr>
+          <w:rFonts w:ascii="Times New Roman" w:hAnsi="Times New Roman" w:cs="Times New Roman"/>
+          <w:i/>
+          <w:sz w:val="24"/>
+          <w:szCs w:val="24"/>
+        </w:rPr>
+        <w:t>?</w:t>
+      </w:r>
+      <w:r>
+        <w:rPr>
+          <w:rFonts w:ascii="Times New Roman" w:hAnsi="Times New Roman" w:cs="Times New Roman"/>
+          <w:sz w:val="24"/>
+          <w:szCs w:val="24"/>
+        </w:rPr>
+        <w:t>,</w:t>
+      </w:r>
+      <w:proofErr w:type="gramEnd"/>
+      <w:r>
+        <w:rPr>
+          <w:rFonts w:ascii="Times New Roman" w:hAnsi="Times New Roman" w:cs="Times New Roman"/>
+          <w:sz w:val="24"/>
+          <w:szCs w:val="24"/>
+        </w:rPr>
+        <w:t xml:space="preserve"> Journal of Law, Medicine &amp; Ethics, 2019, 47(1), pp. 62-69</w:t>
+      </w:r>
+    </w:p>
+    <w:p>
+      <w:pPr>
+        <w:spacing w:line="360" w:lineRule="auto"/>
+        <w:jc w:val="both"/>
+        <w:rPr>
+          <w:rFonts w:ascii="Times New Roman" w:hAnsi="Times New Roman" w:cs="Times New Roman"/>
+          <w:sz w:val="24"/>
+          <w:szCs w:val="24"/>
+        </w:rPr>
+      </w:pPr>
+      <w:r>
+        <w:rPr>
+          <w:rFonts w:ascii="Times New Roman" w:hAnsi="Times New Roman" w:cs="Times New Roman"/>
+          <w:sz w:val="24"/>
+          <w:szCs w:val="24"/>
+        </w:rPr>
+        <w:t xml:space="preserve">[14] Mishra, </w:t>
+      </w:r>
+      <w:proofErr w:type="spellStart"/>
+      <w:r>
+        <w:rPr>
+          <w:rFonts w:ascii="Times New Roman" w:hAnsi="Times New Roman" w:cs="Times New Roman"/>
+          <w:sz w:val="24"/>
+          <w:szCs w:val="24"/>
+        </w:rPr>
+        <w:t>Atul</w:t>
+      </w:r>
+      <w:proofErr w:type="spellEnd"/>
+      <w:r>
+        <w:rPr>
+          <w:rFonts w:ascii="Times New Roman" w:hAnsi="Times New Roman" w:cs="Times New Roman"/>
+          <w:sz w:val="24"/>
+          <w:szCs w:val="24"/>
+        </w:rPr>
+        <w:t xml:space="preserve">, </w:t>
+      </w:r>
+      <w:r>
+        <w:rPr>
+          <w:rFonts w:ascii="Times New Roman" w:hAnsi="Times New Roman" w:cs="Times New Roman"/>
+          <w:i/>
+          <w:sz w:val="24"/>
+          <w:szCs w:val="24"/>
+        </w:rPr>
+        <w:t xml:space="preserve">Critical Comparison </w:t>
+      </w:r>
+      <w:proofErr w:type="gramStart"/>
+      <w:r>
+        <w:rPr>
+          <w:rFonts w:ascii="Times New Roman" w:hAnsi="Times New Roman" w:cs="Times New Roman"/>
+          <w:i/>
+          <w:sz w:val="24"/>
+          <w:szCs w:val="24"/>
+        </w:rPr>
+        <w:t>Of PHP And</w:t>
+      </w:r>
+      <w:proofErr w:type="gramEnd"/>
+      <w:r>
+        <w:rPr>
+          <w:rFonts w:ascii="Times New Roman" w:hAnsi="Times New Roman" w:cs="Times New Roman"/>
+          <w:i/>
+          <w:sz w:val="24"/>
+          <w:szCs w:val="24"/>
+        </w:rPr>
+        <w:t xml:space="preserve"> ASP.NET For Web Development</w:t>
+      </w:r>
+      <w:r>
+        <w:rPr>
+          <w:rFonts w:ascii="Times New Roman" w:hAnsi="Times New Roman" w:cs="Times New Roman"/>
+          <w:sz w:val="24"/>
+          <w:szCs w:val="24"/>
+        </w:rPr>
+        <w:t>, International Journal of Scientific &amp; Technology Research, July 2014, vol. 3, issue 7</w:t>
+      </w:r>
+    </w:p>
+    <w:p>
+      <w:pPr>
+        <w:spacing w:line="360" w:lineRule="auto"/>
+        <w:jc w:val="both"/>
+        <w:rPr>
+          <w:rFonts w:ascii="Times New Roman" w:hAnsi="Times New Roman" w:cs="Times New Roman"/>
+          <w:sz w:val="24"/>
+          <w:szCs w:val="24"/>
+        </w:rPr>
+      </w:pPr>
+      <w:r>
+        <w:rPr>
+          <w:rFonts w:ascii="Times New Roman" w:hAnsi="Times New Roman" w:cs="Times New Roman"/>
+          <w:sz w:val="24"/>
+          <w:szCs w:val="24"/>
+        </w:rPr>
+        <w:t xml:space="preserve">[15] D. </w:t>
+      </w:r>
+      <w:proofErr w:type="spellStart"/>
+      <w:r>
+        <w:rPr>
+          <w:rFonts w:ascii="Times New Roman" w:hAnsi="Times New Roman" w:cs="Times New Roman"/>
+          <w:sz w:val="24"/>
+          <w:szCs w:val="24"/>
+        </w:rPr>
+        <w:t>Skvorc</w:t>
+      </w:r>
+      <w:proofErr w:type="spellEnd"/>
+      <w:r>
+        <w:rPr>
+          <w:rFonts w:ascii="Times New Roman" w:hAnsi="Times New Roman" w:cs="Times New Roman"/>
+          <w:sz w:val="24"/>
+          <w:szCs w:val="24"/>
+        </w:rPr>
+        <w:t xml:space="preserve">, M. </w:t>
+      </w:r>
+      <w:proofErr w:type="spellStart"/>
+      <w:r>
+        <w:rPr>
+          <w:rFonts w:ascii="Times New Roman" w:hAnsi="Times New Roman" w:cs="Times New Roman"/>
+          <w:sz w:val="24"/>
+          <w:szCs w:val="24"/>
+        </w:rPr>
+        <w:t>Horvat</w:t>
+      </w:r>
+      <w:proofErr w:type="spellEnd"/>
+      <w:r>
+        <w:rPr>
+          <w:rFonts w:ascii="Times New Roman" w:hAnsi="Times New Roman" w:cs="Times New Roman"/>
+          <w:sz w:val="24"/>
+          <w:szCs w:val="24"/>
+        </w:rPr>
+        <w:t xml:space="preserve"> and S. </w:t>
+      </w:r>
+      <w:proofErr w:type="spellStart"/>
+      <w:r>
+        <w:rPr>
+          <w:rFonts w:ascii="Times New Roman" w:hAnsi="Times New Roman" w:cs="Times New Roman"/>
+          <w:sz w:val="24"/>
+          <w:szCs w:val="24"/>
+        </w:rPr>
+        <w:t>Srbljic</w:t>
+      </w:r>
+      <w:proofErr w:type="spellEnd"/>
+      <w:r>
+        <w:rPr>
+          <w:rFonts w:ascii="Times New Roman" w:hAnsi="Times New Roman" w:cs="Times New Roman"/>
+          <w:sz w:val="24"/>
+          <w:szCs w:val="24"/>
+        </w:rPr>
+        <w:t xml:space="preserve">, </w:t>
+      </w:r>
+      <w:r>
+        <w:rPr>
+          <w:rFonts w:ascii="Times New Roman" w:hAnsi="Times New Roman" w:cs="Times New Roman"/>
+          <w:i/>
+          <w:sz w:val="24"/>
+          <w:szCs w:val="24"/>
+        </w:rPr>
+        <w:t xml:space="preserve">Performance evaluation of </w:t>
+      </w:r>
+      <w:proofErr w:type="spellStart"/>
+      <w:r>
+        <w:rPr>
+          <w:rFonts w:ascii="Times New Roman" w:hAnsi="Times New Roman" w:cs="Times New Roman"/>
+          <w:i/>
+          <w:sz w:val="24"/>
+          <w:szCs w:val="24"/>
+        </w:rPr>
+        <w:t>Websocket</w:t>
+      </w:r>
+      <w:proofErr w:type="spellEnd"/>
+      <w:r>
+        <w:rPr>
+          <w:rFonts w:ascii="Times New Roman" w:hAnsi="Times New Roman" w:cs="Times New Roman"/>
+          <w:i/>
+          <w:sz w:val="24"/>
+          <w:szCs w:val="24"/>
+        </w:rPr>
+        <w:t xml:space="preserve"> protocol for implementation of full-duplex web streams</w:t>
+      </w:r>
+      <w:r>
+        <w:rPr>
+          <w:rFonts w:ascii="Times New Roman" w:hAnsi="Times New Roman" w:cs="Times New Roman"/>
+          <w:sz w:val="24"/>
+          <w:szCs w:val="24"/>
+        </w:rPr>
+        <w:t>, 2014 37th International Convention on Information and Communication Technology, Electronics and Microelectronics (MIPRO), 2014, pp. 1003-1008</w:t>
+      </w:r>
+    </w:p>
+    <w:p>
+      <w:pPr>
+        <w:spacing w:line="360" w:lineRule="auto"/>
+        <w:jc w:val="both"/>
+        <w:rPr>
+          <w:rFonts w:ascii="Times New Roman" w:hAnsi="Times New Roman" w:cs="Times New Roman"/>
           <w:color w:val="212121"/>
           <w:sz w:val="24"/>
           <w:szCs w:val="24"/>
@@ -18208,7 +20130,73 @@
           <w:szCs w:val="24"/>
           <w:shd w:val="clear" w:color="auto" w:fill="FFFFFF"/>
         </w:rPr>
-        <w:t xml:space="preserve">[3] Emanuel E, Emanuel L, </w:t>
+        <w:t xml:space="preserve">[16] </w:t>
+      </w:r>
+      <w:proofErr w:type="spellStart"/>
+      <w:r>
+        <w:rPr>
+          <w:rFonts w:ascii="Times New Roman" w:hAnsi="Times New Roman" w:cs="Times New Roman"/>
+          <w:color w:val="212121"/>
+          <w:sz w:val="24"/>
+          <w:szCs w:val="24"/>
+          <w:shd w:val="clear" w:color="auto" w:fill="FFFFFF"/>
+        </w:rPr>
+        <w:t>Vadlamudi</w:t>
+      </w:r>
+      <w:proofErr w:type="spellEnd"/>
+      <w:r>
+        <w:rPr>
+          <w:rFonts w:ascii="Times New Roman" w:hAnsi="Times New Roman" w:cs="Times New Roman"/>
+          <w:color w:val="212121"/>
+          <w:sz w:val="24"/>
+          <w:szCs w:val="24"/>
+          <w:shd w:val="clear" w:color="auto" w:fill="FFFFFF"/>
+        </w:rPr>
+        <w:t xml:space="preserve"> S G, </w:t>
+      </w:r>
+      <w:proofErr w:type="spellStart"/>
+      <w:r>
+        <w:rPr>
+          <w:rFonts w:ascii="Times New Roman" w:hAnsi="Times New Roman" w:cs="Times New Roman"/>
+          <w:color w:val="212121"/>
+          <w:sz w:val="24"/>
+          <w:szCs w:val="24"/>
+          <w:shd w:val="clear" w:color="auto" w:fill="FFFFFF"/>
+        </w:rPr>
+        <w:t>Sengupta</w:t>
+      </w:r>
+      <w:proofErr w:type="spellEnd"/>
+      <w:r>
+        <w:rPr>
+          <w:rFonts w:ascii="Times New Roman" w:hAnsi="Times New Roman" w:cs="Times New Roman"/>
+          <w:color w:val="212121"/>
+          <w:sz w:val="24"/>
+          <w:szCs w:val="24"/>
+          <w:shd w:val="clear" w:color="auto" w:fill="FFFFFF"/>
+        </w:rPr>
+        <w:t xml:space="preserve"> S, </w:t>
+      </w:r>
+      <w:proofErr w:type="spellStart"/>
+      <w:r>
+        <w:rPr>
+          <w:rFonts w:ascii="Times New Roman" w:hAnsi="Times New Roman" w:cs="Times New Roman"/>
+          <w:color w:val="212121"/>
+          <w:sz w:val="24"/>
+          <w:szCs w:val="24"/>
+          <w:shd w:val="clear" w:color="auto" w:fill="FFFFFF"/>
+        </w:rPr>
+        <w:t>Taguinod</w:t>
+      </w:r>
+      <w:proofErr w:type="spellEnd"/>
+      <w:r>
+        <w:rPr>
+          <w:rFonts w:ascii="Times New Roman" w:hAnsi="Times New Roman" w:cs="Times New Roman"/>
+          <w:color w:val="212121"/>
+          <w:sz w:val="24"/>
+          <w:szCs w:val="24"/>
+          <w:shd w:val="clear" w:color="auto" w:fill="FFFFFF"/>
+        </w:rPr>
+        <w:t xml:space="preserve"> M, et al., </w:t>
       </w:r>
       <w:r>
         <w:rPr>
@@ -18219,95 +20207,9 @@
           <w:szCs w:val="24"/>
           <w:shd w:val="clear" w:color="auto" w:fill="FFFFFF"/>
         </w:rPr>
-        <w:t>Four Models of the Physician-Patient Relationship</w:t>
-      </w:r>
-      <w:r>
-        <w:rPr>
-          <w:rFonts w:ascii="Times New Roman" w:hAnsi="Times New Roman" w:cs="Times New Roman"/>
-          <w:color w:val="212121"/>
-          <w:sz w:val="24"/>
-          <w:szCs w:val="24"/>
-          <w:shd w:val="clear" w:color="auto" w:fill="FFFFFF"/>
-        </w:rPr>
-        <w:t>, JAMA: the Journal of the American Medical Association, 1992-09-16, Volume 267</w:t>
-      </w:r>
-      <w:r>
-        <w:rPr>
-          <w:rFonts w:ascii="Times New Roman" w:hAnsi="Times New Roman" w:cs="Times New Roman"/>
-          <w:color w:val="212121"/>
-          <w:sz w:val="24"/>
-          <w:szCs w:val="24"/>
-          <w:shd w:val="clear" w:color="auto" w:fill="FFFFFF"/>
-        </w:rPr>
-        <w:t>, Pages 2221-2226</w:t>
-      </w:r>
-    </w:p>
-    <w:p>
-      <w:pPr>
-        <w:spacing w:line="360" w:lineRule="auto"/>
-        <w:jc w:val="both"/>
-        <w:rPr>
-          <w:rFonts w:ascii="Times New Roman" w:hAnsi="Times New Roman" w:cs="Times New Roman"/>
-          <w:color w:val="212121"/>
-          <w:sz w:val="24"/>
-          <w:szCs w:val="24"/>
-          <w:shd w:val="clear" w:color="auto" w:fill="FFFFFF"/>
-        </w:rPr>
-      </w:pPr>
-      <w:r>
-        <w:rPr>
-          <w:rFonts w:ascii="Times New Roman" w:hAnsi="Times New Roman" w:cs="Times New Roman"/>
-          <w:color w:val="212121"/>
-          <w:sz w:val="24"/>
-          <w:szCs w:val="24"/>
-          <w:shd w:val="clear" w:color="auto" w:fill="FFFFFF"/>
-        </w:rPr>
-        <w:t xml:space="preserve">[4] </w:t>
+        <w:t xml:space="preserve">Moving target defense for web applications using Bayesian </w:t>
       </w:r>
       <w:proofErr w:type="spellStart"/>
-      <w:r>
-        <w:rPr>
-          <w:rFonts w:ascii="Times New Roman" w:hAnsi="Times New Roman" w:cs="Times New Roman"/>
-          <w:color w:val="212121"/>
-          <w:sz w:val="24"/>
-          <w:szCs w:val="24"/>
-          <w:shd w:val="clear" w:color="auto" w:fill="FFFFFF"/>
-        </w:rPr>
-        <w:t>Agarwal</w:t>
-      </w:r>
-      <w:proofErr w:type="spellEnd"/>
-      <w:r>
-        <w:rPr>
-          <w:rFonts w:ascii="Times New Roman" w:hAnsi="Times New Roman" w:cs="Times New Roman"/>
-          <w:color w:val="212121"/>
-          <w:sz w:val="24"/>
-          <w:szCs w:val="24"/>
-          <w:shd w:val="clear" w:color="auto" w:fill="FFFFFF"/>
-        </w:rPr>
-        <w:t xml:space="preserve"> AK, </w:t>
-      </w:r>
-      <w:proofErr w:type="spellStart"/>
-      <w:r>
-        <w:rPr>
-          <w:rFonts w:ascii="Times New Roman" w:hAnsi="Times New Roman" w:cs="Times New Roman"/>
-          <w:color w:val="212121"/>
-          <w:sz w:val="24"/>
-          <w:szCs w:val="24"/>
-          <w:shd w:val="clear" w:color="auto" w:fill="FFFFFF"/>
-        </w:rPr>
-        <w:t>Murinson</w:t>
-      </w:r>
-      <w:proofErr w:type="spellEnd"/>
-      <w:r>
-        <w:rPr>
-          <w:rFonts w:ascii="Times New Roman" w:hAnsi="Times New Roman" w:cs="Times New Roman"/>
-          <w:color w:val="212121"/>
-          <w:sz w:val="24"/>
-          <w:szCs w:val="24"/>
-          <w:shd w:val="clear" w:color="auto" w:fill="FFFFFF"/>
-        </w:rPr>
-        <w:t xml:space="preserve"> BB, </w:t>
-      </w:r>
       <w:r>
         <w:rPr>
           <w:rFonts w:ascii="Times New Roman" w:hAnsi="Times New Roman" w:cs="Times New Roman"/>
@@ -18317,157 +20219,9 @@
           <w:szCs w:val="24"/>
           <w:shd w:val="clear" w:color="auto" w:fill="FFFFFF"/>
         </w:rPr>
-        <w:t>New dimensions in Patient-Physician Interaction: Values, Autonomy, and Medical Information in the Patient-Centered Clinical Encounter</w:t>
-      </w:r>
-      <w:r>
-        <w:rPr>
-          <w:rFonts w:ascii="Times New Roman" w:hAnsi="Times New Roman" w:cs="Times New Roman"/>
-          <w:color w:val="212121"/>
-          <w:sz w:val="24"/>
-          <w:szCs w:val="24"/>
-          <w:shd w:val="clear" w:color="auto" w:fill="FFFFFF"/>
-        </w:rPr>
-        <w:t>,</w:t>
-      </w:r>
-      <w:r>
-        <w:rPr>
-          <w:rFonts w:ascii="Times New Roman" w:hAnsi="Times New Roman" w:cs="Times New Roman"/>
-          <w:color w:val="212121"/>
-          <w:sz w:val="24"/>
-          <w:szCs w:val="24"/>
-          <w:shd w:val="clear" w:color="auto" w:fill="FFFFFF"/>
-        </w:rPr>
-        <w:t xml:space="preserve"> </w:t>
-      </w:r>
-      <w:proofErr w:type="spellStart"/>
-      <w:r>
-        <w:rPr>
-          <w:rFonts w:ascii="Times New Roman" w:hAnsi="Times New Roman" w:cs="Times New Roman"/>
-          <w:color w:val="212121"/>
-          <w:sz w:val="24"/>
-          <w:szCs w:val="24"/>
-          <w:shd w:val="clear" w:color="auto" w:fill="FFFFFF"/>
-        </w:rPr>
-        <w:t>Rambam</w:t>
+        <w:t>stackelberg</w:t>
       </w:r>
       <w:proofErr w:type="spellEnd"/>
-      <w:r>
-        <w:rPr>
-          <w:rFonts w:ascii="Times New Roman" w:hAnsi="Times New Roman" w:cs="Times New Roman"/>
-          <w:color w:val="212121"/>
-          <w:sz w:val="24"/>
-          <w:szCs w:val="24"/>
-          <w:shd w:val="clear" w:color="auto" w:fill="FFFFFF"/>
-        </w:rPr>
-        <w:t xml:space="preserve"> Maimonides Med. J.</w:t>
-      </w:r>
-      <w:r>
-        <w:rPr>
-          <w:rFonts w:ascii="Times New Roman" w:hAnsi="Times New Roman" w:cs="Times New Roman"/>
-          <w:color w:val="212121"/>
-          <w:sz w:val="24"/>
-          <w:szCs w:val="24"/>
-          <w:shd w:val="clear" w:color="auto" w:fill="FFFFFF"/>
-        </w:rPr>
-        <w:t>,</w:t>
-      </w:r>
-      <w:r>
-        <w:rPr>
-          <w:rFonts w:ascii="Times New Roman" w:hAnsi="Times New Roman" w:cs="Times New Roman"/>
-          <w:color w:val="212121"/>
-          <w:sz w:val="24"/>
-          <w:szCs w:val="24"/>
-          <w:shd w:val="clear" w:color="auto" w:fill="FFFFFF"/>
-        </w:rPr>
-        <w:t xml:space="preserve"> 2012</w:t>
-      </w:r>
-      <w:r>
-        <w:rPr>
-          <w:rFonts w:ascii="Times New Roman" w:hAnsi="Times New Roman" w:cs="Times New Roman"/>
-          <w:color w:val="212121"/>
-          <w:sz w:val="24"/>
-          <w:szCs w:val="24"/>
-          <w:shd w:val="clear" w:color="auto" w:fill="FFFFFF"/>
-        </w:rPr>
-        <w:t xml:space="preserve">-07-31, </w:t>
-      </w:r>
-      <w:r>
-        <w:rPr>
-          <w:rFonts w:ascii="Times New Roman" w:hAnsi="Times New Roman" w:cs="Times New Roman"/>
-          <w:color w:val="212121"/>
-          <w:sz w:val="24"/>
-          <w:szCs w:val="24"/>
-          <w:shd w:val="clear" w:color="auto" w:fill="FFFFFF"/>
-        </w:rPr>
-        <w:t>3(3): e0017</w:t>
-      </w:r>
-    </w:p>
-    <w:p>
-      <w:pPr>
-        <w:spacing w:line="360" w:lineRule="auto"/>
-        <w:jc w:val="both"/>
-        <w:rPr>
-          <w:rFonts w:ascii="Times New Roman" w:hAnsi="Times New Roman" w:cs="Times New Roman"/>
-          <w:color w:val="212121"/>
-          <w:sz w:val="24"/>
-          <w:szCs w:val="24"/>
-          <w:shd w:val="clear" w:color="auto" w:fill="FFFFFF"/>
-        </w:rPr>
-      </w:pPr>
-      <w:r>
-        <w:rPr>
-          <w:rFonts w:ascii="Times New Roman" w:hAnsi="Times New Roman" w:cs="Times New Roman"/>
-          <w:color w:val="212121"/>
-          <w:sz w:val="24"/>
-          <w:szCs w:val="24"/>
-          <w:shd w:val="clear" w:color="auto" w:fill="FFFFFF"/>
-        </w:rPr>
-        <w:t xml:space="preserve">[5] </w:t>
-      </w:r>
-      <w:proofErr w:type="spellStart"/>
-      <w:r>
-        <w:rPr>
-          <w:rFonts w:ascii="Times New Roman" w:hAnsi="Times New Roman" w:cs="Times New Roman"/>
-          <w:color w:val="212121"/>
-          <w:sz w:val="24"/>
-          <w:szCs w:val="24"/>
-          <w:shd w:val="clear" w:color="auto" w:fill="FFFFFF"/>
-        </w:rPr>
-        <w:t>Borza</w:t>
-      </w:r>
-      <w:proofErr w:type="spellEnd"/>
-      <w:r>
-        <w:rPr>
-          <w:rFonts w:ascii="Times New Roman" w:hAnsi="Times New Roman" w:cs="Times New Roman"/>
-          <w:color w:val="212121"/>
-          <w:sz w:val="24"/>
-          <w:szCs w:val="24"/>
-          <w:shd w:val="clear" w:color="auto" w:fill="FFFFFF"/>
-        </w:rPr>
-        <w:t xml:space="preserve"> L, </w:t>
-      </w:r>
-      <w:proofErr w:type="spellStart"/>
-      <w:r>
-        <w:rPr>
-          <w:rFonts w:ascii="Times New Roman" w:hAnsi="Times New Roman" w:cs="Times New Roman"/>
-          <w:color w:val="212121"/>
-          <w:sz w:val="24"/>
-          <w:szCs w:val="24"/>
-          <w:shd w:val="clear" w:color="auto" w:fill="FFFFFF"/>
-        </w:rPr>
-        <w:t>Gavrilovici</w:t>
-      </w:r>
-      <w:proofErr w:type="spellEnd"/>
-      <w:r>
-        <w:rPr>
-          <w:rFonts w:ascii="Times New Roman" w:hAnsi="Times New Roman" w:cs="Times New Roman"/>
-          <w:color w:val="212121"/>
-          <w:sz w:val="24"/>
-          <w:szCs w:val="24"/>
-          <w:shd w:val="clear" w:color="auto" w:fill="FFFFFF"/>
-        </w:rPr>
-        <w:t xml:space="preserve"> C, Stockman R, </w:t>
-      </w:r>
       <w:r>
         <w:rPr>
           <w:rFonts w:ascii="Times New Roman" w:hAnsi="Times New Roman" w:cs="Times New Roman"/>
@@ -18477,1663 +20231,40 @@
           <w:szCs w:val="24"/>
           <w:shd w:val="clear" w:color="auto" w:fill="FFFFFF"/>
         </w:rPr>
-        <w:t xml:space="preserve">Ethical </w:t>
-      </w:r>
-      <w:r>
-        <w:rPr>
-          <w:rFonts w:ascii="Times New Roman" w:hAnsi="Times New Roman" w:cs="Times New Roman"/>
-          <w:i/>
+        <w:t xml:space="preserve"> games</w:t>
+      </w:r>
+      <w:r>
+        <w:rPr>
+          <w:rFonts w:ascii="Times New Roman" w:hAnsi="Times New Roman" w:cs="Times New Roman"/>
           <w:color w:val="212121"/>
           <w:sz w:val="24"/>
           <w:szCs w:val="24"/>
           <w:shd w:val="clear" w:color="auto" w:fill="FFFFFF"/>
         </w:rPr>
-        <w:t>m</w:t>
-      </w:r>
-      <w:r>
-        <w:rPr>
-          <w:rFonts w:ascii="Times New Roman" w:hAnsi="Times New Roman" w:cs="Times New Roman"/>
-          <w:i/>
+        <w:t xml:space="preserve">, in  Proc. of the 15th International Conference on Autonomous Agents and </w:t>
+      </w:r>
+      <w:proofErr w:type="spellStart"/>
+      <w:r>
+        <w:rPr>
+          <w:rFonts w:ascii="Times New Roman" w:hAnsi="Times New Roman" w:cs="Times New Roman"/>
           <w:color w:val="212121"/>
           <w:sz w:val="24"/>
           <w:szCs w:val="24"/>
           <w:shd w:val="clear" w:color="auto" w:fill="FFFFFF"/>
         </w:rPr>
-        <w:t xml:space="preserve">odels of </w:t>
-      </w:r>
-      <w:r>
-        <w:rPr>
-          <w:rFonts w:ascii="Times New Roman" w:hAnsi="Times New Roman" w:cs="Times New Roman"/>
-          <w:i/>
+        <w:t>Multiagent</w:t>
+      </w:r>
+      <w:proofErr w:type="spellEnd"/>
+      <w:r>
+        <w:rPr>
+          <w:rFonts w:ascii="Times New Roman" w:hAnsi="Times New Roman" w:cs="Times New Roman"/>
           <w:color w:val="212121"/>
           <w:sz w:val="24"/>
           <w:szCs w:val="24"/>
           <w:shd w:val="clear" w:color="auto" w:fill="FFFFFF"/>
         </w:rPr>
-        <w:t>p</w:t>
-      </w:r>
-      <w:r>
-        <w:rPr>
-          <w:rFonts w:ascii="Times New Roman" w:hAnsi="Times New Roman" w:cs="Times New Roman"/>
-          <w:i/>
-          <w:color w:val="212121"/>
-          <w:sz w:val="24"/>
-          <w:szCs w:val="24"/>
-          <w:shd w:val="clear" w:color="auto" w:fill="FFFFFF"/>
-        </w:rPr>
-        <w:t>hysician-</w:t>
-      </w:r>
-      <w:r>
-        <w:rPr>
-          <w:rFonts w:ascii="Times New Roman" w:hAnsi="Times New Roman" w:cs="Times New Roman"/>
-          <w:i/>
-          <w:color w:val="212121"/>
-          <w:sz w:val="24"/>
-          <w:szCs w:val="24"/>
-          <w:shd w:val="clear" w:color="auto" w:fill="FFFFFF"/>
-        </w:rPr>
-        <w:t>p</w:t>
-      </w:r>
-      <w:r>
-        <w:rPr>
-          <w:rFonts w:ascii="Times New Roman" w:hAnsi="Times New Roman" w:cs="Times New Roman"/>
-          <w:i/>
-          <w:color w:val="212121"/>
-          <w:sz w:val="24"/>
-          <w:szCs w:val="24"/>
-          <w:shd w:val="clear" w:color="auto" w:fill="FFFFFF"/>
-        </w:rPr>
-        <w:t xml:space="preserve">atient </w:t>
-      </w:r>
-      <w:r>
-        <w:rPr>
-          <w:rFonts w:ascii="Times New Roman" w:hAnsi="Times New Roman" w:cs="Times New Roman"/>
-          <w:i/>
-          <w:color w:val="212121"/>
-          <w:sz w:val="24"/>
-          <w:szCs w:val="24"/>
-          <w:shd w:val="clear" w:color="auto" w:fill="FFFFFF"/>
-        </w:rPr>
-        <w:t>r</w:t>
-      </w:r>
-      <w:r>
-        <w:rPr>
-          <w:rFonts w:ascii="Times New Roman" w:hAnsi="Times New Roman" w:cs="Times New Roman"/>
-          <w:i/>
-          <w:color w:val="212121"/>
-          <w:sz w:val="24"/>
-          <w:szCs w:val="24"/>
-          <w:shd w:val="clear" w:color="auto" w:fill="FFFFFF"/>
-        </w:rPr>
-        <w:t xml:space="preserve">elationship </w:t>
-      </w:r>
-      <w:r>
-        <w:rPr>
-          <w:rFonts w:ascii="Times New Roman" w:hAnsi="Times New Roman" w:cs="Times New Roman"/>
-          <w:i/>
-          <w:color w:val="212121"/>
-          <w:sz w:val="24"/>
-          <w:szCs w:val="24"/>
-          <w:shd w:val="clear" w:color="auto" w:fill="FFFFFF"/>
-        </w:rPr>
-        <w:t>r</w:t>
-      </w:r>
-      <w:r>
-        <w:rPr>
-          <w:rFonts w:ascii="Times New Roman" w:hAnsi="Times New Roman" w:cs="Times New Roman"/>
-          <w:i/>
-          <w:color w:val="212121"/>
-          <w:sz w:val="24"/>
-          <w:szCs w:val="24"/>
-          <w:shd w:val="clear" w:color="auto" w:fill="FFFFFF"/>
-        </w:rPr>
-        <w:t xml:space="preserve">evisited </w:t>
-      </w:r>
-      <w:r>
-        <w:rPr>
-          <w:rFonts w:ascii="Times New Roman" w:hAnsi="Times New Roman" w:cs="Times New Roman"/>
-          <w:i/>
-          <w:color w:val="212121"/>
-          <w:sz w:val="24"/>
-          <w:szCs w:val="24"/>
-          <w:shd w:val="clear" w:color="auto" w:fill="FFFFFF"/>
-        </w:rPr>
-        <w:t>w</w:t>
-      </w:r>
-      <w:r>
-        <w:rPr>
-          <w:rFonts w:ascii="Times New Roman" w:hAnsi="Times New Roman" w:cs="Times New Roman"/>
-          <w:i/>
-          <w:color w:val="212121"/>
-          <w:sz w:val="24"/>
-          <w:szCs w:val="24"/>
-          <w:shd w:val="clear" w:color="auto" w:fill="FFFFFF"/>
-        </w:rPr>
-        <w:t xml:space="preserve">ith </w:t>
-      </w:r>
-      <w:r>
-        <w:rPr>
-          <w:rFonts w:ascii="Times New Roman" w:hAnsi="Times New Roman" w:cs="Times New Roman"/>
-          <w:i/>
-          <w:color w:val="212121"/>
-          <w:sz w:val="24"/>
-          <w:szCs w:val="24"/>
-          <w:shd w:val="clear" w:color="auto" w:fill="FFFFFF"/>
-        </w:rPr>
-        <w:t>r</w:t>
-      </w:r>
-      <w:r>
-        <w:rPr>
-          <w:rFonts w:ascii="Times New Roman" w:hAnsi="Times New Roman" w:cs="Times New Roman"/>
-          <w:i/>
-          <w:color w:val="212121"/>
-          <w:sz w:val="24"/>
-          <w:szCs w:val="24"/>
-          <w:shd w:val="clear" w:color="auto" w:fill="FFFFFF"/>
-        </w:rPr>
-        <w:t>egard</w:t>
-      </w:r>
-      <w:r>
-        <w:rPr>
-          <w:rFonts w:ascii="Times New Roman" w:hAnsi="Times New Roman" w:cs="Times New Roman"/>
-          <w:i/>
-          <w:color w:val="212121"/>
-          <w:sz w:val="24"/>
-          <w:szCs w:val="24"/>
-          <w:shd w:val="clear" w:color="auto" w:fill="FFFFFF"/>
-        </w:rPr>
-        <w:t xml:space="preserve"> to patient autonomy, values and patient education</w:t>
-      </w:r>
-      <w:r>
-        <w:rPr>
-          <w:rFonts w:ascii="Times New Roman" w:hAnsi="Times New Roman" w:cs="Times New Roman"/>
-          <w:color w:val="212121"/>
-          <w:sz w:val="24"/>
-          <w:szCs w:val="24"/>
-          <w:shd w:val="clear" w:color="auto" w:fill="FFFFFF"/>
-        </w:rPr>
-        <w:t xml:space="preserve">, Rev. Med. </w:t>
-      </w:r>
-      <w:proofErr w:type="spellStart"/>
-      <w:r>
-        <w:rPr>
-          <w:rFonts w:ascii="Times New Roman" w:hAnsi="Times New Roman" w:cs="Times New Roman"/>
-          <w:color w:val="212121"/>
-          <w:sz w:val="24"/>
-          <w:szCs w:val="24"/>
-          <w:shd w:val="clear" w:color="auto" w:fill="FFFFFF"/>
-        </w:rPr>
-        <w:t>Chir</w:t>
-      </w:r>
-      <w:proofErr w:type="spellEnd"/>
-      <w:r>
-        <w:rPr>
-          <w:rFonts w:ascii="Times New Roman" w:hAnsi="Times New Roman" w:cs="Times New Roman"/>
-          <w:color w:val="212121"/>
-          <w:sz w:val="24"/>
-          <w:szCs w:val="24"/>
-          <w:shd w:val="clear" w:color="auto" w:fill="FFFFFF"/>
-        </w:rPr>
-        <w:t>. Soc. Med. Nat., Iasi, 2015, Volume 119, No 2, Pages 496-501</w:t>
-      </w:r>
-    </w:p>
-    <w:p>
-      <w:pPr>
-        <w:spacing w:line="360" w:lineRule="auto"/>
-        <w:jc w:val="both"/>
-        <w:rPr>
-          <w:rFonts w:ascii="Times New Roman" w:hAnsi="Times New Roman" w:cs="Times New Roman"/>
-          <w:color w:val="212121"/>
-          <w:sz w:val="24"/>
-          <w:szCs w:val="24"/>
-          <w:shd w:val="clear" w:color="auto" w:fill="FFFFFF"/>
-        </w:rPr>
-      </w:pPr>
-      <w:r>
-        <w:rPr>
-          <w:rFonts w:ascii="Times New Roman" w:hAnsi="Times New Roman" w:cs="Times New Roman"/>
-          <w:color w:val="212121"/>
-          <w:sz w:val="24"/>
-          <w:szCs w:val="24"/>
-          <w:shd w:val="clear" w:color="auto" w:fill="FFFFFF"/>
-        </w:rPr>
-        <w:t xml:space="preserve"> [6</w:t>
-      </w:r>
-      <w:r>
-        <w:rPr>
-          <w:rFonts w:ascii="Times New Roman" w:hAnsi="Times New Roman" w:cs="Times New Roman"/>
-          <w:color w:val="212121"/>
-          <w:sz w:val="24"/>
-          <w:szCs w:val="24"/>
-          <w:shd w:val="clear" w:color="auto" w:fill="FFFFFF"/>
-        </w:rPr>
-        <w:t xml:space="preserve">] </w:t>
-      </w:r>
-      <w:proofErr w:type="spellStart"/>
-      <w:r>
-        <w:rPr>
-          <w:rFonts w:ascii="Times New Roman" w:hAnsi="Times New Roman" w:cs="Times New Roman"/>
-          <w:color w:val="212121"/>
-          <w:sz w:val="24"/>
-          <w:szCs w:val="24"/>
-          <w:shd w:val="clear" w:color="auto" w:fill="FFFFFF"/>
-        </w:rPr>
-        <w:t>Marchetto</w:t>
-      </w:r>
-      <w:proofErr w:type="spellEnd"/>
-      <w:r>
-        <w:rPr>
-          <w:rFonts w:ascii="Times New Roman" w:hAnsi="Times New Roman" w:cs="Times New Roman"/>
-          <w:color w:val="212121"/>
-          <w:sz w:val="24"/>
-          <w:szCs w:val="24"/>
-          <w:shd w:val="clear" w:color="auto" w:fill="FFFFFF"/>
-        </w:rPr>
-        <w:t xml:space="preserve"> A</w:t>
-      </w:r>
-      <w:r>
-        <w:rPr>
-          <w:rFonts w:ascii="Times New Roman" w:hAnsi="Times New Roman" w:cs="Times New Roman"/>
-          <w:color w:val="212121"/>
-          <w:sz w:val="24"/>
-          <w:szCs w:val="24"/>
-          <w:shd w:val="clear" w:color="auto" w:fill="FFFFFF"/>
-        </w:rPr>
-        <w:t xml:space="preserve">, </w:t>
-      </w:r>
-      <w:proofErr w:type="spellStart"/>
-      <w:r>
-        <w:rPr>
-          <w:rFonts w:ascii="Times New Roman" w:hAnsi="Times New Roman" w:cs="Times New Roman"/>
-          <w:color w:val="212121"/>
-          <w:sz w:val="24"/>
-          <w:szCs w:val="24"/>
-          <w:shd w:val="clear" w:color="auto" w:fill="FFFFFF"/>
-        </w:rPr>
-        <w:t>Tonella</w:t>
-      </w:r>
-      <w:proofErr w:type="spellEnd"/>
-      <w:r>
-        <w:rPr>
-          <w:rFonts w:ascii="Times New Roman" w:hAnsi="Times New Roman" w:cs="Times New Roman"/>
-          <w:color w:val="212121"/>
-          <w:sz w:val="24"/>
-          <w:szCs w:val="24"/>
-          <w:shd w:val="clear" w:color="auto" w:fill="FFFFFF"/>
-        </w:rPr>
-        <w:t xml:space="preserve"> P</w:t>
-      </w:r>
-      <w:r>
-        <w:rPr>
-          <w:rFonts w:ascii="Times New Roman" w:hAnsi="Times New Roman" w:cs="Times New Roman"/>
-          <w:color w:val="212121"/>
-          <w:sz w:val="24"/>
-          <w:szCs w:val="24"/>
-          <w:shd w:val="clear" w:color="auto" w:fill="FFFFFF"/>
-        </w:rPr>
-        <w:t xml:space="preserve">, </w:t>
-      </w:r>
-      <w:proofErr w:type="spellStart"/>
-      <w:r>
-        <w:rPr>
-          <w:rFonts w:ascii="Times New Roman" w:hAnsi="Times New Roman" w:cs="Times New Roman"/>
-          <w:color w:val="212121"/>
-          <w:sz w:val="24"/>
-          <w:szCs w:val="24"/>
-          <w:shd w:val="clear" w:color="auto" w:fill="FFFFFF"/>
-        </w:rPr>
-        <w:t>Ricca</w:t>
-      </w:r>
-      <w:proofErr w:type="spellEnd"/>
-      <w:r>
-        <w:rPr>
-          <w:rFonts w:ascii="Times New Roman" w:hAnsi="Times New Roman" w:cs="Times New Roman"/>
-          <w:color w:val="212121"/>
-          <w:sz w:val="24"/>
-          <w:szCs w:val="24"/>
-          <w:shd w:val="clear" w:color="auto" w:fill="FFFFFF"/>
-        </w:rPr>
-        <w:t xml:space="preserve"> F</w:t>
-      </w:r>
-      <w:r>
-        <w:rPr>
-          <w:rFonts w:ascii="Times New Roman" w:hAnsi="Times New Roman" w:cs="Times New Roman"/>
-          <w:color w:val="212121"/>
-          <w:sz w:val="24"/>
-          <w:szCs w:val="24"/>
-          <w:shd w:val="clear" w:color="auto" w:fill="FFFFFF"/>
-        </w:rPr>
-        <w:t xml:space="preserve">, </w:t>
-      </w:r>
-      <w:r>
-        <w:rPr>
-          <w:rFonts w:ascii="Times New Roman" w:hAnsi="Times New Roman" w:cs="Times New Roman"/>
-          <w:i/>
-          <w:color w:val="212121"/>
-          <w:sz w:val="24"/>
-          <w:szCs w:val="24"/>
-          <w:shd w:val="clear" w:color="auto" w:fill="FFFFFF"/>
-        </w:rPr>
-        <w:t>“State-based t</w:t>
-      </w:r>
-      <w:r>
-        <w:rPr>
-          <w:rFonts w:ascii="Times New Roman" w:hAnsi="Times New Roman" w:cs="Times New Roman"/>
-          <w:i/>
-          <w:color w:val="212121"/>
-          <w:sz w:val="24"/>
-          <w:szCs w:val="24"/>
-          <w:shd w:val="clear" w:color="auto" w:fill="FFFFFF"/>
-        </w:rPr>
-        <w:t xml:space="preserve">esting of </w:t>
-      </w:r>
-      <w:proofErr w:type="spellStart"/>
-      <w:r>
-        <w:rPr>
-          <w:rFonts w:ascii="Times New Roman" w:hAnsi="Times New Roman" w:cs="Times New Roman"/>
-          <w:i/>
-          <w:color w:val="212121"/>
-          <w:sz w:val="24"/>
-          <w:szCs w:val="24"/>
-          <w:shd w:val="clear" w:color="auto" w:fill="FFFFFF"/>
-        </w:rPr>
-        <w:t>ajax</w:t>
-      </w:r>
-      <w:proofErr w:type="spellEnd"/>
-      <w:r>
-        <w:rPr>
-          <w:rFonts w:ascii="Times New Roman" w:hAnsi="Times New Roman" w:cs="Times New Roman"/>
-          <w:i/>
-          <w:color w:val="212121"/>
-          <w:sz w:val="24"/>
-          <w:szCs w:val="24"/>
-          <w:shd w:val="clear" w:color="auto" w:fill="FFFFFF"/>
-        </w:rPr>
-        <w:t xml:space="preserve"> web applications</w:t>
-      </w:r>
-      <w:r>
-        <w:rPr>
-          <w:rFonts w:ascii="Times New Roman" w:hAnsi="Times New Roman" w:cs="Times New Roman"/>
-          <w:i/>
-          <w:color w:val="212121"/>
-          <w:sz w:val="24"/>
-          <w:szCs w:val="24"/>
-          <w:shd w:val="clear" w:color="auto" w:fill="FFFFFF"/>
-        </w:rPr>
-        <w:t>”</w:t>
-      </w:r>
-      <w:r>
-        <w:rPr>
-          <w:rFonts w:ascii="Times New Roman" w:hAnsi="Times New Roman" w:cs="Times New Roman"/>
-          <w:i/>
-          <w:color w:val="212121"/>
-          <w:sz w:val="24"/>
-          <w:szCs w:val="24"/>
-          <w:shd w:val="clear" w:color="auto" w:fill="FFFFFF"/>
-        </w:rPr>
-        <w:t xml:space="preserve"> </w:t>
-      </w:r>
-      <w:r>
-        <w:rPr>
-          <w:rFonts w:ascii="Times New Roman" w:hAnsi="Times New Roman" w:cs="Times New Roman"/>
-          <w:i/>
-          <w:color w:val="212121"/>
-          <w:sz w:val="24"/>
-          <w:szCs w:val="24"/>
-          <w:shd w:val="clear" w:color="auto" w:fill="FFFFFF"/>
-        </w:rPr>
-        <w:t xml:space="preserve">in 1st Int. Conf. on </w:t>
-      </w:r>
-      <w:proofErr w:type="spellStart"/>
-      <w:r>
-        <w:rPr>
-          <w:rFonts w:ascii="Times New Roman" w:hAnsi="Times New Roman" w:cs="Times New Roman"/>
-          <w:i/>
-          <w:color w:val="212121"/>
-          <w:sz w:val="24"/>
-          <w:szCs w:val="24"/>
-          <w:shd w:val="clear" w:color="auto" w:fill="FFFFFF"/>
-        </w:rPr>
-        <w:t>SoftwareTesting</w:t>
-      </w:r>
-      <w:proofErr w:type="spellEnd"/>
-      <w:r>
-        <w:rPr>
-          <w:rFonts w:ascii="Times New Roman" w:hAnsi="Times New Roman" w:cs="Times New Roman"/>
-          <w:i/>
-          <w:color w:val="212121"/>
-          <w:sz w:val="24"/>
-          <w:szCs w:val="24"/>
-          <w:shd w:val="clear" w:color="auto" w:fill="FFFFFF"/>
-        </w:rPr>
-        <w:t>, Veriﬁcation, and Validation</w:t>
-      </w:r>
-      <w:r>
-        <w:rPr>
-          <w:rFonts w:ascii="Times New Roman" w:hAnsi="Times New Roman" w:cs="Times New Roman"/>
-          <w:color w:val="212121"/>
-          <w:sz w:val="24"/>
-          <w:szCs w:val="24"/>
-          <w:shd w:val="clear" w:color="auto" w:fill="FFFFFF"/>
-        </w:rPr>
-        <w:t>, Lillehammer, Norway, pp. 121–130, 2008</w:t>
-      </w:r>
-    </w:p>
-    <w:p>
-      <w:pPr>
-        <w:spacing w:line="360" w:lineRule="auto"/>
-        <w:jc w:val="both"/>
-        <w:rPr>
-          <w:rFonts w:ascii="Times New Roman" w:hAnsi="Times New Roman" w:cs="Times New Roman"/>
-          <w:color w:val="212121"/>
-          <w:sz w:val="24"/>
-          <w:szCs w:val="24"/>
-          <w:shd w:val="clear" w:color="auto" w:fill="FFFFFF"/>
-        </w:rPr>
-      </w:pPr>
-      <w:r>
-        <w:rPr>
-          <w:rFonts w:ascii="Times New Roman" w:hAnsi="Times New Roman" w:cs="Times New Roman"/>
-          <w:color w:val="212121"/>
-          <w:sz w:val="24"/>
-          <w:szCs w:val="24"/>
-          <w:shd w:val="clear" w:color="auto" w:fill="FFFFFF"/>
-        </w:rPr>
-        <w:t>[7</w:t>
-      </w:r>
-      <w:r>
-        <w:rPr>
-          <w:rFonts w:ascii="Times New Roman" w:hAnsi="Times New Roman" w:cs="Times New Roman"/>
-          <w:color w:val="212121"/>
-          <w:sz w:val="24"/>
-          <w:szCs w:val="24"/>
-          <w:shd w:val="clear" w:color="auto" w:fill="FFFFFF"/>
-        </w:rPr>
-        <w:t xml:space="preserve">] </w:t>
-      </w:r>
-      <w:proofErr w:type="spellStart"/>
-      <w:r>
-        <w:rPr>
-          <w:rFonts w:ascii="Times New Roman" w:hAnsi="Times New Roman" w:cs="Times New Roman"/>
-          <w:color w:val="212121"/>
-          <w:sz w:val="24"/>
-          <w:szCs w:val="24"/>
-          <w:shd w:val="clear" w:color="auto" w:fill="FFFFFF"/>
-        </w:rPr>
-        <w:t>Vadlamudi</w:t>
-      </w:r>
-      <w:proofErr w:type="spellEnd"/>
-      <w:r>
-        <w:rPr>
-          <w:rFonts w:ascii="Times New Roman" w:hAnsi="Times New Roman" w:cs="Times New Roman"/>
-          <w:color w:val="212121"/>
-          <w:sz w:val="24"/>
-          <w:szCs w:val="24"/>
-          <w:shd w:val="clear" w:color="auto" w:fill="FFFFFF"/>
-        </w:rPr>
-        <w:t xml:space="preserve"> S G, </w:t>
-      </w:r>
-      <w:proofErr w:type="spellStart"/>
-      <w:r>
-        <w:rPr>
-          <w:rFonts w:ascii="Times New Roman" w:hAnsi="Times New Roman" w:cs="Times New Roman"/>
-          <w:color w:val="212121"/>
-          <w:sz w:val="24"/>
-          <w:szCs w:val="24"/>
-          <w:shd w:val="clear" w:color="auto" w:fill="FFFFFF"/>
-        </w:rPr>
-        <w:t>S</w:t>
-      </w:r>
-      <w:r>
-        <w:rPr>
-          <w:rFonts w:ascii="Times New Roman" w:hAnsi="Times New Roman" w:cs="Times New Roman"/>
-          <w:color w:val="212121"/>
-          <w:sz w:val="24"/>
-          <w:szCs w:val="24"/>
-          <w:shd w:val="clear" w:color="auto" w:fill="FFFFFF"/>
-        </w:rPr>
-        <w:t>engupta</w:t>
-      </w:r>
-      <w:proofErr w:type="spellEnd"/>
-      <w:r>
-        <w:rPr>
-          <w:rFonts w:ascii="Times New Roman" w:hAnsi="Times New Roman" w:cs="Times New Roman"/>
-          <w:color w:val="212121"/>
-          <w:sz w:val="24"/>
-          <w:szCs w:val="24"/>
-          <w:shd w:val="clear" w:color="auto" w:fill="FFFFFF"/>
-        </w:rPr>
-        <w:t xml:space="preserve"> S, </w:t>
-      </w:r>
-      <w:proofErr w:type="spellStart"/>
-      <w:r>
-        <w:rPr>
-          <w:rFonts w:ascii="Times New Roman" w:hAnsi="Times New Roman" w:cs="Times New Roman"/>
-          <w:color w:val="212121"/>
-          <w:sz w:val="24"/>
-          <w:szCs w:val="24"/>
-          <w:shd w:val="clear" w:color="auto" w:fill="FFFFFF"/>
-        </w:rPr>
-        <w:t>Taguinod</w:t>
-      </w:r>
-      <w:proofErr w:type="spellEnd"/>
-      <w:r>
-        <w:rPr>
-          <w:rFonts w:ascii="Times New Roman" w:hAnsi="Times New Roman" w:cs="Times New Roman"/>
-          <w:color w:val="212121"/>
-          <w:sz w:val="24"/>
-          <w:szCs w:val="24"/>
-          <w:shd w:val="clear" w:color="auto" w:fill="FFFFFF"/>
-        </w:rPr>
-        <w:t xml:space="preserve"> M, et al., </w:t>
-      </w:r>
-      <w:r>
-        <w:rPr>
-          <w:rFonts w:ascii="Times New Roman" w:hAnsi="Times New Roman" w:cs="Times New Roman"/>
-          <w:i/>
-          <w:color w:val="212121"/>
-          <w:sz w:val="24"/>
-          <w:szCs w:val="24"/>
-          <w:shd w:val="clear" w:color="auto" w:fill="FFFFFF"/>
-        </w:rPr>
-        <w:t xml:space="preserve">Moving target defense for web applications using Bayesian </w:t>
-      </w:r>
-      <w:proofErr w:type="spellStart"/>
-      <w:r>
-        <w:rPr>
-          <w:rFonts w:ascii="Times New Roman" w:hAnsi="Times New Roman" w:cs="Times New Roman"/>
-          <w:i/>
-          <w:color w:val="212121"/>
-          <w:sz w:val="24"/>
-          <w:szCs w:val="24"/>
-          <w:shd w:val="clear" w:color="auto" w:fill="FFFFFF"/>
-        </w:rPr>
-        <w:t>stackelberg</w:t>
-      </w:r>
-      <w:proofErr w:type="spellEnd"/>
-      <w:r>
-        <w:rPr>
-          <w:rFonts w:ascii="Times New Roman" w:hAnsi="Times New Roman" w:cs="Times New Roman"/>
-          <w:i/>
-          <w:color w:val="212121"/>
-          <w:sz w:val="24"/>
-          <w:szCs w:val="24"/>
-          <w:shd w:val="clear" w:color="auto" w:fill="FFFFFF"/>
-        </w:rPr>
-        <w:t xml:space="preserve"> games</w:t>
-      </w:r>
-      <w:r>
-        <w:rPr>
-          <w:rFonts w:ascii="Times New Roman" w:hAnsi="Times New Roman" w:cs="Times New Roman"/>
-          <w:color w:val="212121"/>
-          <w:sz w:val="24"/>
-          <w:szCs w:val="24"/>
-          <w:shd w:val="clear" w:color="auto" w:fill="FFFFFF"/>
-        </w:rPr>
-        <w:t>,</w:t>
-      </w:r>
-      <w:r>
-        <w:rPr>
-          <w:rFonts w:ascii="Times New Roman" w:hAnsi="Times New Roman" w:cs="Times New Roman"/>
-          <w:color w:val="212121"/>
-          <w:sz w:val="24"/>
-          <w:szCs w:val="24"/>
-          <w:shd w:val="clear" w:color="auto" w:fill="FFFFFF"/>
-        </w:rPr>
-        <w:t xml:space="preserve"> in  Proc. of the 15th International Conference on Autonomous Agents and </w:t>
-      </w:r>
-      <w:proofErr w:type="spellStart"/>
-      <w:r>
-        <w:rPr>
-          <w:rFonts w:ascii="Times New Roman" w:hAnsi="Times New Roman" w:cs="Times New Roman"/>
-          <w:color w:val="212121"/>
-          <w:sz w:val="24"/>
-          <w:szCs w:val="24"/>
-          <w:shd w:val="clear" w:color="auto" w:fill="FFFFFF"/>
-        </w:rPr>
-        <w:t>Multiagent</w:t>
-      </w:r>
-      <w:proofErr w:type="spellEnd"/>
-      <w:r>
-        <w:rPr>
-          <w:rFonts w:ascii="Times New Roman" w:hAnsi="Times New Roman" w:cs="Times New Roman"/>
-          <w:color w:val="212121"/>
-          <w:sz w:val="24"/>
-          <w:szCs w:val="24"/>
-          <w:shd w:val="clear" w:color="auto" w:fill="FFFFFF"/>
-        </w:rPr>
         <w:t xml:space="preserve"> Systems, 1377-1378, 2016</w:t>
       </w:r>
-    </w:p>
-    <w:p>
-      <w:pPr>
-        <w:spacing w:line="360" w:lineRule="auto"/>
-        <w:jc w:val="both"/>
-        <w:rPr>
-          <w:rFonts w:ascii="Times New Roman" w:hAnsi="Times New Roman" w:cs="Times New Roman"/>
-          <w:color w:val="212121"/>
-          <w:sz w:val="24"/>
-          <w:szCs w:val="24"/>
-          <w:shd w:val="clear" w:color="auto" w:fill="FFFFFF"/>
-        </w:rPr>
-      </w:pPr>
-      <w:r>
-        <w:rPr>
-          <w:rFonts w:ascii="Times New Roman" w:hAnsi="Times New Roman" w:cs="Times New Roman"/>
-          <w:color w:val="212121"/>
-          <w:sz w:val="24"/>
-          <w:szCs w:val="24"/>
-          <w:shd w:val="clear" w:color="auto" w:fill="FFFFFF"/>
-        </w:rPr>
-        <w:t>[8</w:t>
-      </w:r>
-      <w:r>
-        <w:rPr>
-          <w:rFonts w:ascii="Times New Roman" w:hAnsi="Times New Roman" w:cs="Times New Roman"/>
-          <w:color w:val="212121"/>
-          <w:sz w:val="24"/>
-          <w:szCs w:val="24"/>
-          <w:shd w:val="clear" w:color="auto" w:fill="FFFFFF"/>
-        </w:rPr>
-        <w:t>]</w:t>
-      </w:r>
-      <w:r>
-        <w:t xml:space="preserve"> </w:t>
-      </w:r>
-      <w:r>
-        <w:rPr>
-          <w:rFonts w:ascii="Times New Roman" w:hAnsi="Times New Roman" w:cs="Times New Roman"/>
-          <w:color w:val="212121"/>
-          <w:sz w:val="24"/>
-          <w:szCs w:val="24"/>
-          <w:shd w:val="clear" w:color="auto" w:fill="FFFFFF"/>
-        </w:rPr>
-        <w:t>Liu, Q.; Sun, X.</w:t>
-      </w:r>
-      <w:r>
-        <w:rPr>
-          <w:rFonts w:ascii="Times New Roman" w:hAnsi="Times New Roman" w:cs="Times New Roman"/>
-          <w:color w:val="212121"/>
-          <w:sz w:val="24"/>
-          <w:szCs w:val="24"/>
-          <w:shd w:val="clear" w:color="auto" w:fill="FFFFFF"/>
-        </w:rPr>
-        <w:t>,</w:t>
-      </w:r>
-      <w:r>
-        <w:rPr>
-          <w:rFonts w:ascii="Times New Roman" w:hAnsi="Times New Roman" w:cs="Times New Roman"/>
-          <w:color w:val="212121"/>
-          <w:sz w:val="24"/>
-          <w:szCs w:val="24"/>
-          <w:shd w:val="clear" w:color="auto" w:fill="FFFFFF"/>
-        </w:rPr>
-        <w:t xml:space="preserve"> </w:t>
-      </w:r>
-      <w:r>
-        <w:rPr>
-          <w:rFonts w:ascii="Times New Roman" w:hAnsi="Times New Roman" w:cs="Times New Roman"/>
-          <w:i/>
-          <w:color w:val="212121"/>
-          <w:sz w:val="24"/>
-          <w:szCs w:val="24"/>
-          <w:shd w:val="clear" w:color="auto" w:fill="FFFFFF"/>
-        </w:rPr>
-        <w:t>Research of Web Real-Time Communication Based on Web Socket</w:t>
-      </w:r>
-      <w:r>
-        <w:rPr>
-          <w:rFonts w:ascii="Times New Roman" w:hAnsi="Times New Roman" w:cs="Times New Roman"/>
-          <w:color w:val="212121"/>
-          <w:sz w:val="24"/>
-          <w:szCs w:val="24"/>
-          <w:shd w:val="clear" w:color="auto" w:fill="FFFFFF"/>
-        </w:rPr>
-        <w:t>,</w:t>
-      </w:r>
-      <w:r>
-        <w:rPr>
-          <w:rFonts w:ascii="Times New Roman" w:hAnsi="Times New Roman" w:cs="Times New Roman"/>
-          <w:color w:val="212121"/>
-          <w:sz w:val="24"/>
-          <w:szCs w:val="24"/>
-          <w:shd w:val="clear" w:color="auto" w:fill="FFFFFF"/>
-        </w:rPr>
-        <w:t xml:space="preserve"> Int. J. </w:t>
-      </w:r>
-      <w:proofErr w:type="spellStart"/>
-      <w:r>
-        <w:rPr>
-          <w:rFonts w:ascii="Times New Roman" w:hAnsi="Times New Roman" w:cs="Times New Roman"/>
-          <w:color w:val="212121"/>
-          <w:sz w:val="24"/>
-          <w:szCs w:val="24"/>
-          <w:shd w:val="clear" w:color="auto" w:fill="FFFFFF"/>
-        </w:rPr>
-        <w:t>Commun</w:t>
-      </w:r>
-      <w:proofErr w:type="spellEnd"/>
-      <w:r>
-        <w:rPr>
-          <w:rFonts w:ascii="Times New Roman" w:hAnsi="Times New Roman" w:cs="Times New Roman"/>
-          <w:color w:val="212121"/>
-          <w:sz w:val="24"/>
-          <w:szCs w:val="24"/>
-          <w:shd w:val="clear" w:color="auto" w:fill="FFFFFF"/>
-        </w:rPr>
-        <w:t xml:space="preserve">. </w:t>
-      </w:r>
-      <w:proofErr w:type="spellStart"/>
-      <w:proofErr w:type="gramStart"/>
-      <w:r>
-        <w:rPr>
-          <w:rFonts w:ascii="Times New Roman" w:hAnsi="Times New Roman" w:cs="Times New Roman"/>
-          <w:color w:val="212121"/>
-          <w:sz w:val="24"/>
-          <w:szCs w:val="24"/>
-          <w:shd w:val="clear" w:color="auto" w:fill="FFFFFF"/>
-        </w:rPr>
-        <w:t>Netw</w:t>
-      </w:r>
-      <w:proofErr w:type="spellEnd"/>
-      <w:r>
-        <w:rPr>
-          <w:rFonts w:ascii="Times New Roman" w:hAnsi="Times New Roman" w:cs="Times New Roman"/>
-          <w:color w:val="212121"/>
-          <w:sz w:val="24"/>
-          <w:szCs w:val="24"/>
-          <w:shd w:val="clear" w:color="auto" w:fill="FFFFFF"/>
-        </w:rPr>
-        <w:t>.</w:t>
-      </w:r>
-      <w:proofErr w:type="gramEnd"/>
-      <w:r>
-        <w:rPr>
-          <w:rFonts w:ascii="Times New Roman" w:hAnsi="Times New Roman" w:cs="Times New Roman"/>
-          <w:color w:val="212121"/>
-          <w:sz w:val="24"/>
-          <w:szCs w:val="24"/>
-          <w:shd w:val="clear" w:color="auto" w:fill="FFFFFF"/>
-        </w:rPr>
-        <w:t xml:space="preserve"> Syst. Sci.2012</w:t>
-      </w:r>
-      <w:proofErr w:type="gramStart"/>
-      <w:r>
-        <w:rPr>
-          <w:rFonts w:ascii="Times New Roman" w:hAnsi="Times New Roman" w:cs="Times New Roman"/>
-          <w:color w:val="212121"/>
-          <w:sz w:val="24"/>
-          <w:szCs w:val="24"/>
-          <w:shd w:val="clear" w:color="auto" w:fill="FFFFFF"/>
-        </w:rPr>
-        <w:t>,5,797</w:t>
-      </w:r>
-      <w:proofErr w:type="gramEnd"/>
-      <w:r>
-        <w:rPr>
-          <w:rFonts w:ascii="Times New Roman" w:hAnsi="Times New Roman" w:cs="Times New Roman"/>
-          <w:color w:val="212121"/>
-          <w:sz w:val="24"/>
-          <w:szCs w:val="24"/>
-          <w:shd w:val="clear" w:color="auto" w:fill="FFFFFF"/>
-        </w:rPr>
-        <w:t>–801.</w:t>
-      </w:r>
-    </w:p>
-    <w:p>
-      <w:pPr>
-        <w:spacing w:line="360" w:lineRule="auto"/>
-        <w:jc w:val="both"/>
-        <w:rPr>
-          <w:rFonts w:ascii="Times New Roman" w:hAnsi="Times New Roman" w:cs="Times New Roman"/>
-          <w:sz w:val="24"/>
-          <w:szCs w:val="24"/>
-        </w:rPr>
-      </w:pPr>
-      <w:r>
-        <w:rPr>
-          <w:rFonts w:ascii="Times New Roman" w:hAnsi="Times New Roman" w:cs="Times New Roman"/>
-          <w:sz w:val="24"/>
-          <w:szCs w:val="24"/>
-        </w:rPr>
-        <w:t>[9</w:t>
-      </w:r>
-      <w:r>
-        <w:rPr>
-          <w:rFonts w:ascii="Times New Roman" w:hAnsi="Times New Roman" w:cs="Times New Roman"/>
-          <w:sz w:val="24"/>
-          <w:szCs w:val="24"/>
-        </w:rPr>
-        <w:t xml:space="preserve">] </w:t>
-      </w:r>
-      <w:r>
-        <w:rPr>
-          <w:rFonts w:ascii="Times New Roman" w:hAnsi="Times New Roman" w:cs="Times New Roman"/>
-          <w:sz w:val="24"/>
-          <w:szCs w:val="24"/>
-        </w:rPr>
-        <w:t xml:space="preserve">D. </w:t>
-      </w:r>
-      <w:proofErr w:type="spellStart"/>
-      <w:r>
-        <w:rPr>
-          <w:rFonts w:ascii="Times New Roman" w:hAnsi="Times New Roman" w:cs="Times New Roman"/>
-          <w:sz w:val="24"/>
-          <w:szCs w:val="24"/>
-        </w:rPr>
-        <w:t>Skv</w:t>
-      </w:r>
-      <w:r>
-        <w:rPr>
-          <w:rFonts w:ascii="Times New Roman" w:hAnsi="Times New Roman" w:cs="Times New Roman"/>
-          <w:sz w:val="24"/>
-          <w:szCs w:val="24"/>
-        </w:rPr>
-        <w:t>orc</w:t>
-      </w:r>
-      <w:proofErr w:type="spellEnd"/>
-      <w:r>
-        <w:rPr>
-          <w:rFonts w:ascii="Times New Roman" w:hAnsi="Times New Roman" w:cs="Times New Roman"/>
-          <w:sz w:val="24"/>
-          <w:szCs w:val="24"/>
-        </w:rPr>
-        <w:t xml:space="preserve">, M. </w:t>
-      </w:r>
-      <w:proofErr w:type="spellStart"/>
-      <w:r>
-        <w:rPr>
-          <w:rFonts w:ascii="Times New Roman" w:hAnsi="Times New Roman" w:cs="Times New Roman"/>
-          <w:sz w:val="24"/>
-          <w:szCs w:val="24"/>
-        </w:rPr>
-        <w:t>Horvat</w:t>
-      </w:r>
-      <w:proofErr w:type="spellEnd"/>
-      <w:r>
-        <w:rPr>
-          <w:rFonts w:ascii="Times New Roman" w:hAnsi="Times New Roman" w:cs="Times New Roman"/>
-          <w:sz w:val="24"/>
-          <w:szCs w:val="24"/>
-        </w:rPr>
-        <w:t xml:space="preserve"> and S. </w:t>
-      </w:r>
-      <w:proofErr w:type="spellStart"/>
-      <w:r>
-        <w:rPr>
-          <w:rFonts w:ascii="Times New Roman" w:hAnsi="Times New Roman" w:cs="Times New Roman"/>
-          <w:sz w:val="24"/>
-          <w:szCs w:val="24"/>
-        </w:rPr>
-        <w:t>Srbljic</w:t>
-      </w:r>
-      <w:proofErr w:type="spellEnd"/>
-      <w:r>
-        <w:rPr>
-          <w:rFonts w:ascii="Times New Roman" w:hAnsi="Times New Roman" w:cs="Times New Roman"/>
-          <w:sz w:val="24"/>
-          <w:szCs w:val="24"/>
-        </w:rPr>
-        <w:t xml:space="preserve">, </w:t>
-      </w:r>
-      <w:r>
-        <w:rPr>
-          <w:rFonts w:ascii="Times New Roman" w:hAnsi="Times New Roman" w:cs="Times New Roman"/>
-          <w:i/>
-          <w:sz w:val="24"/>
-          <w:szCs w:val="24"/>
-        </w:rPr>
-        <w:t>Performance evaluation of Websocket protocol for implementat</w:t>
-      </w:r>
-      <w:r>
-        <w:rPr>
-          <w:rFonts w:ascii="Times New Roman" w:hAnsi="Times New Roman" w:cs="Times New Roman"/>
-          <w:i/>
-          <w:sz w:val="24"/>
-          <w:szCs w:val="24"/>
-        </w:rPr>
-        <w:t>ion of full-duplex web streams</w:t>
-      </w:r>
-      <w:r>
-        <w:rPr>
-          <w:rFonts w:ascii="Times New Roman" w:hAnsi="Times New Roman" w:cs="Times New Roman"/>
-          <w:sz w:val="24"/>
-          <w:szCs w:val="24"/>
-        </w:rPr>
-        <w:t>,</w:t>
-      </w:r>
-      <w:r>
-        <w:rPr>
-          <w:rFonts w:ascii="Times New Roman" w:hAnsi="Times New Roman" w:cs="Times New Roman"/>
-          <w:sz w:val="24"/>
-          <w:szCs w:val="24"/>
-        </w:rPr>
-        <w:t xml:space="preserve"> 2014 37th International Convention on Information </w:t>
-      </w:r>
-      <w:r>
-        <w:rPr>
-          <w:rFonts w:ascii="Times New Roman" w:hAnsi="Times New Roman" w:cs="Times New Roman"/>
-          <w:sz w:val="24"/>
-          <w:szCs w:val="24"/>
-        </w:rPr>
-        <w:lastRenderedPageBreak/>
-        <w:t>and Communication Technology, Electronics and Microelectronics (MIPRO), 201</w:t>
-      </w:r>
-      <w:r>
-        <w:rPr>
-          <w:rFonts w:ascii="Times New Roman" w:hAnsi="Times New Roman" w:cs="Times New Roman"/>
-          <w:sz w:val="24"/>
-          <w:szCs w:val="24"/>
-        </w:rPr>
-        <w:t>4, pp. 1003-1008</w:t>
-      </w:r>
-    </w:p>
-    <w:p>
-      <w:pPr>
-        <w:spacing w:line="360" w:lineRule="auto"/>
-        <w:jc w:val="both"/>
-        <w:rPr>
-          <w:rFonts w:ascii="Times New Roman" w:hAnsi="Times New Roman" w:cs="Times New Roman"/>
-          <w:sz w:val="24"/>
-          <w:szCs w:val="24"/>
-        </w:rPr>
-      </w:pPr>
-      <w:r>
-        <w:rPr>
-          <w:rFonts w:ascii="Times New Roman" w:hAnsi="Times New Roman" w:cs="Times New Roman"/>
-          <w:sz w:val="24"/>
-          <w:szCs w:val="24"/>
-        </w:rPr>
-        <w:t>[10</w:t>
-      </w:r>
-      <w:r>
-        <w:rPr>
-          <w:rFonts w:ascii="Times New Roman" w:hAnsi="Times New Roman" w:cs="Times New Roman"/>
-          <w:sz w:val="24"/>
-          <w:szCs w:val="24"/>
-        </w:rPr>
-        <w:t>] A. Al-</w:t>
-      </w:r>
-      <w:proofErr w:type="spellStart"/>
-      <w:r>
-        <w:rPr>
-          <w:rFonts w:ascii="Times New Roman" w:hAnsi="Times New Roman" w:cs="Times New Roman"/>
-          <w:sz w:val="24"/>
-          <w:szCs w:val="24"/>
-        </w:rPr>
-        <w:t>Dahmash</w:t>
-      </w:r>
-      <w:proofErr w:type="spellEnd"/>
-      <w:r>
-        <w:rPr>
-          <w:rFonts w:ascii="Times New Roman" w:hAnsi="Times New Roman" w:cs="Times New Roman"/>
-          <w:sz w:val="24"/>
-          <w:szCs w:val="24"/>
-        </w:rPr>
-        <w:t>,</w:t>
-      </w:r>
-      <w:r>
-        <w:rPr>
-          <w:rFonts w:ascii="Times New Roman" w:hAnsi="Times New Roman" w:cs="Times New Roman"/>
-          <w:sz w:val="24"/>
-          <w:szCs w:val="24"/>
-        </w:rPr>
-        <w:t xml:space="preserve"> S. El-</w:t>
-      </w:r>
-      <w:proofErr w:type="spellStart"/>
-      <w:r>
-        <w:rPr>
-          <w:rFonts w:ascii="Times New Roman" w:hAnsi="Times New Roman" w:cs="Times New Roman"/>
-          <w:sz w:val="24"/>
-          <w:szCs w:val="24"/>
-        </w:rPr>
-        <w:t>Masri</w:t>
-      </w:r>
-      <w:proofErr w:type="spellEnd"/>
-      <w:r>
-        <w:rPr>
-          <w:rFonts w:ascii="Times New Roman" w:hAnsi="Times New Roman" w:cs="Times New Roman"/>
-          <w:sz w:val="24"/>
-          <w:szCs w:val="24"/>
-        </w:rPr>
-        <w:t>,</w:t>
-      </w:r>
-      <w:r>
-        <w:rPr>
-          <w:rFonts w:ascii="Times New Roman" w:hAnsi="Times New Roman" w:cs="Times New Roman"/>
-          <w:sz w:val="24"/>
-          <w:szCs w:val="24"/>
-        </w:rPr>
-        <w:t xml:space="preserve"> </w:t>
-      </w:r>
-      <w:r>
-        <w:rPr>
-          <w:rFonts w:ascii="Times New Roman" w:hAnsi="Times New Roman" w:cs="Times New Roman"/>
-          <w:i/>
-          <w:sz w:val="24"/>
-          <w:szCs w:val="24"/>
-        </w:rPr>
-        <w:t>A New Proposed Software Engineering Methodology for Healthcare Applications Development</w:t>
-      </w:r>
-      <w:r>
-        <w:rPr>
-          <w:rFonts w:ascii="Times New Roman" w:hAnsi="Times New Roman" w:cs="Times New Roman"/>
-          <w:sz w:val="24"/>
-          <w:szCs w:val="24"/>
-        </w:rPr>
-        <w:t>,</w:t>
-      </w:r>
-      <w:r>
-        <w:rPr>
-          <w:rFonts w:ascii="Times New Roman" w:hAnsi="Times New Roman" w:cs="Times New Roman"/>
-          <w:sz w:val="24"/>
-          <w:szCs w:val="24"/>
-        </w:rPr>
-        <w:t xml:space="preserve"> </w:t>
-      </w:r>
-      <w:proofErr w:type="spellStart"/>
-      <w:r>
-        <w:rPr>
-          <w:rFonts w:ascii="Times New Roman" w:hAnsi="Times New Roman" w:cs="Times New Roman"/>
-          <w:sz w:val="24"/>
-          <w:szCs w:val="24"/>
-        </w:rPr>
-        <w:t>Int</w:t>
-      </w:r>
-      <w:proofErr w:type="spellEnd"/>
-      <w:r>
-        <w:rPr>
-          <w:rFonts w:ascii="Times New Roman" w:hAnsi="Times New Roman" w:cs="Times New Roman"/>
-          <w:sz w:val="24"/>
-          <w:szCs w:val="24"/>
-        </w:rPr>
-        <w:t xml:space="preserve"> J</w:t>
-      </w:r>
-      <w:r>
-        <w:rPr>
-          <w:rFonts w:ascii="Times New Roman" w:hAnsi="Times New Roman" w:cs="Times New Roman"/>
-          <w:sz w:val="24"/>
-          <w:szCs w:val="24"/>
-        </w:rPr>
-        <w:t xml:space="preserve"> Mod </w:t>
-      </w:r>
-      <w:proofErr w:type="spellStart"/>
-      <w:r>
-        <w:rPr>
-          <w:rFonts w:ascii="Times New Roman" w:hAnsi="Times New Roman" w:cs="Times New Roman"/>
-          <w:sz w:val="24"/>
-          <w:szCs w:val="24"/>
-        </w:rPr>
-        <w:t>Eng</w:t>
-      </w:r>
-      <w:proofErr w:type="spellEnd"/>
-      <w:r>
-        <w:rPr>
-          <w:rFonts w:ascii="Times New Roman" w:hAnsi="Times New Roman" w:cs="Times New Roman"/>
-          <w:sz w:val="24"/>
-          <w:szCs w:val="24"/>
-        </w:rPr>
-        <w:t xml:space="preserve"> Res. 2013;3(3):1566-70</w:t>
-      </w:r>
-    </w:p>
-    <w:p>
-      <w:pPr>
-        <w:spacing w:line="360" w:lineRule="auto"/>
-        <w:jc w:val="both"/>
-        <w:rPr>
-          <w:rFonts w:ascii="Times New Roman" w:hAnsi="Times New Roman" w:cs="Times New Roman"/>
-          <w:sz w:val="24"/>
-          <w:szCs w:val="24"/>
-        </w:rPr>
-      </w:pPr>
-      <w:r>
-        <w:rPr>
-          <w:rFonts w:ascii="Times New Roman" w:hAnsi="Times New Roman" w:cs="Times New Roman"/>
-          <w:sz w:val="24"/>
-          <w:szCs w:val="24"/>
-        </w:rPr>
-        <w:t>[11</w:t>
-      </w:r>
-      <w:r>
-        <w:rPr>
-          <w:rFonts w:ascii="Times New Roman" w:hAnsi="Times New Roman" w:cs="Times New Roman"/>
-          <w:sz w:val="24"/>
-          <w:szCs w:val="24"/>
-        </w:rPr>
-        <w:t xml:space="preserve">] </w:t>
-      </w:r>
-      <w:r>
-        <w:rPr>
-          <w:rFonts w:ascii="Times New Roman" w:hAnsi="Times New Roman" w:cs="Times New Roman"/>
-          <w:sz w:val="24"/>
-          <w:szCs w:val="24"/>
-        </w:rPr>
-        <w:t xml:space="preserve">P. E. </w:t>
-      </w:r>
-      <w:proofErr w:type="spellStart"/>
-      <w:r>
-        <w:rPr>
-          <w:rFonts w:ascii="Times New Roman" w:hAnsi="Times New Roman" w:cs="Times New Roman"/>
-          <w:sz w:val="24"/>
-          <w:szCs w:val="24"/>
-        </w:rPr>
-        <w:t>Idoga</w:t>
-      </w:r>
-      <w:proofErr w:type="spellEnd"/>
-      <w:r>
-        <w:rPr>
-          <w:rFonts w:ascii="Times New Roman" w:hAnsi="Times New Roman" w:cs="Times New Roman"/>
-          <w:sz w:val="24"/>
-          <w:szCs w:val="24"/>
-        </w:rPr>
-        <w:t xml:space="preserve">, M. </w:t>
-      </w:r>
-      <w:proofErr w:type="spellStart"/>
-      <w:r>
-        <w:rPr>
-          <w:rFonts w:ascii="Times New Roman" w:hAnsi="Times New Roman" w:cs="Times New Roman"/>
-          <w:sz w:val="24"/>
-          <w:szCs w:val="24"/>
-        </w:rPr>
-        <w:t>Agoyi</w:t>
-      </w:r>
-      <w:proofErr w:type="spellEnd"/>
-      <w:r>
-        <w:rPr>
-          <w:rFonts w:ascii="Times New Roman" w:hAnsi="Times New Roman" w:cs="Times New Roman"/>
-          <w:sz w:val="24"/>
-          <w:szCs w:val="24"/>
-        </w:rPr>
-        <w:t>, E. Y. C</w:t>
-      </w:r>
-      <w:r>
-        <w:rPr>
-          <w:rFonts w:ascii="Times New Roman" w:hAnsi="Times New Roman" w:cs="Times New Roman"/>
-          <w:sz w:val="24"/>
-          <w:szCs w:val="24"/>
-        </w:rPr>
-        <w:t xml:space="preserve">oker-Farrell and O. L. </w:t>
-      </w:r>
-      <w:proofErr w:type="spellStart"/>
-      <w:r>
-        <w:rPr>
-          <w:rFonts w:ascii="Times New Roman" w:hAnsi="Times New Roman" w:cs="Times New Roman"/>
-          <w:sz w:val="24"/>
-          <w:szCs w:val="24"/>
-        </w:rPr>
-        <w:t>Ekeoma</w:t>
-      </w:r>
-      <w:proofErr w:type="spellEnd"/>
-      <w:r>
-        <w:rPr>
-          <w:rFonts w:ascii="Times New Roman" w:hAnsi="Times New Roman" w:cs="Times New Roman"/>
-          <w:sz w:val="24"/>
-          <w:szCs w:val="24"/>
-        </w:rPr>
-        <w:t xml:space="preserve">, </w:t>
-      </w:r>
-      <w:r>
-        <w:rPr>
-          <w:rFonts w:ascii="Times New Roman" w:hAnsi="Times New Roman" w:cs="Times New Roman"/>
-          <w:i/>
-          <w:sz w:val="24"/>
-          <w:szCs w:val="24"/>
-        </w:rPr>
-        <w:t>Review of security issues in e-Healthcare and solutions</w:t>
-      </w:r>
-      <w:r>
-        <w:rPr>
-          <w:rFonts w:ascii="Times New Roman" w:hAnsi="Times New Roman" w:cs="Times New Roman"/>
-          <w:sz w:val="24"/>
-          <w:szCs w:val="24"/>
-        </w:rPr>
-        <w:t>,</w:t>
-      </w:r>
-      <w:r>
-        <w:rPr>
-          <w:rFonts w:ascii="Times New Roman" w:hAnsi="Times New Roman" w:cs="Times New Roman"/>
-          <w:sz w:val="24"/>
-          <w:szCs w:val="24"/>
-        </w:rPr>
-        <w:t xml:space="preserve"> 2016 HONET-ICT, 2016, pp. 118-121</w:t>
-      </w:r>
-    </w:p>
-    <w:p>
-      <w:pPr>
-        <w:spacing w:line="360" w:lineRule="auto"/>
-        <w:jc w:val="both"/>
-        <w:rPr>
-          <w:rFonts w:ascii="Times New Roman" w:hAnsi="Times New Roman" w:cs="Times New Roman"/>
-          <w:sz w:val="24"/>
-          <w:szCs w:val="24"/>
-        </w:rPr>
-      </w:pPr>
-      <w:r>
-        <w:rPr>
-          <w:rFonts w:ascii="Times New Roman" w:hAnsi="Times New Roman" w:cs="Times New Roman"/>
-          <w:sz w:val="24"/>
-          <w:szCs w:val="24"/>
-        </w:rPr>
-        <w:t>[12</w:t>
-      </w:r>
-      <w:r>
-        <w:rPr>
-          <w:rFonts w:ascii="Times New Roman" w:hAnsi="Times New Roman" w:cs="Times New Roman"/>
-          <w:sz w:val="24"/>
-          <w:szCs w:val="24"/>
-        </w:rPr>
-        <w:t xml:space="preserve">] G. </w:t>
-      </w:r>
-      <w:proofErr w:type="spellStart"/>
-      <w:r>
-        <w:rPr>
-          <w:rFonts w:ascii="Times New Roman" w:hAnsi="Times New Roman" w:cs="Times New Roman"/>
-          <w:sz w:val="24"/>
-          <w:szCs w:val="24"/>
-        </w:rPr>
-        <w:t>Candea</w:t>
-      </w:r>
-      <w:proofErr w:type="spellEnd"/>
-      <w:r>
-        <w:rPr>
-          <w:rFonts w:ascii="Times New Roman" w:hAnsi="Times New Roman" w:cs="Times New Roman"/>
-          <w:sz w:val="24"/>
-          <w:szCs w:val="24"/>
-        </w:rPr>
-        <w:t xml:space="preserve">, </w:t>
-      </w:r>
-      <w:r>
-        <w:rPr>
-          <w:rFonts w:ascii="Times New Roman" w:hAnsi="Times New Roman" w:cs="Times New Roman"/>
-          <w:sz w:val="24"/>
-          <w:szCs w:val="24"/>
-        </w:rPr>
-        <w:t xml:space="preserve">A. </w:t>
-      </w:r>
-      <w:r>
-        <w:rPr>
-          <w:rFonts w:ascii="Times New Roman" w:hAnsi="Times New Roman" w:cs="Times New Roman"/>
-          <w:sz w:val="24"/>
-          <w:szCs w:val="24"/>
-        </w:rPr>
-        <w:t>Fox</w:t>
-      </w:r>
-      <w:r>
-        <w:rPr>
-          <w:rFonts w:ascii="Times New Roman" w:hAnsi="Times New Roman" w:cs="Times New Roman"/>
-          <w:sz w:val="24"/>
-          <w:szCs w:val="24"/>
-        </w:rPr>
-        <w:t xml:space="preserve">, </w:t>
-      </w:r>
-      <w:r>
-        <w:rPr>
-          <w:rFonts w:ascii="Times New Roman" w:hAnsi="Times New Roman" w:cs="Times New Roman"/>
-          <w:i/>
-          <w:sz w:val="24"/>
-          <w:szCs w:val="24"/>
-        </w:rPr>
-        <w:t>Designing for High Availability and Measurability</w:t>
-      </w:r>
-      <w:r>
-        <w:rPr>
-          <w:rFonts w:ascii="Times New Roman" w:hAnsi="Times New Roman" w:cs="Times New Roman"/>
-          <w:sz w:val="24"/>
-          <w:szCs w:val="24"/>
-        </w:rPr>
-        <w:t>, 1</w:t>
-      </w:r>
-      <w:r>
-        <w:rPr>
-          <w:rFonts w:ascii="Times New Roman" w:hAnsi="Times New Roman" w:cs="Times New Roman"/>
-          <w:sz w:val="24"/>
-          <w:szCs w:val="24"/>
-          <w:vertAlign w:val="superscript"/>
-        </w:rPr>
-        <w:t>st</w:t>
-      </w:r>
-      <w:r>
-        <w:rPr>
-          <w:rFonts w:ascii="Times New Roman" w:hAnsi="Times New Roman" w:cs="Times New Roman"/>
-          <w:sz w:val="24"/>
-          <w:szCs w:val="24"/>
-        </w:rPr>
-        <w:t xml:space="preserve"> Workshop on Evaluating and Architecting System Dependability (EASY), 2001</w:t>
-      </w:r>
-    </w:p>
-    <w:p>
-      <w:pPr>
-        <w:spacing w:line="360" w:lineRule="auto"/>
-        <w:jc w:val="both"/>
-        <w:rPr>
-          <w:rFonts w:ascii="Times New Roman" w:hAnsi="Times New Roman" w:cs="Times New Roman"/>
-          <w:sz w:val="24"/>
-          <w:szCs w:val="24"/>
-        </w:rPr>
-      </w:pPr>
-      <w:r>
-        <w:rPr>
-          <w:rFonts w:ascii="Times New Roman" w:hAnsi="Times New Roman" w:cs="Times New Roman"/>
-          <w:sz w:val="24"/>
-          <w:szCs w:val="24"/>
-        </w:rPr>
-        <w:t>[13</w:t>
-      </w:r>
-      <w:r>
-        <w:rPr>
-          <w:rFonts w:ascii="Times New Roman" w:hAnsi="Times New Roman" w:cs="Times New Roman"/>
-          <w:sz w:val="24"/>
-          <w:szCs w:val="24"/>
-        </w:rPr>
-        <w:t xml:space="preserve">] </w:t>
-      </w:r>
-      <w:proofErr w:type="spellStart"/>
-      <w:r>
-        <w:rPr>
-          <w:rFonts w:ascii="Times New Roman" w:hAnsi="Times New Roman" w:cs="Times New Roman"/>
-          <w:sz w:val="24"/>
-          <w:szCs w:val="24"/>
-        </w:rPr>
-        <w:t>Lerman</w:t>
-      </w:r>
-      <w:proofErr w:type="spellEnd"/>
-      <w:r>
-        <w:rPr>
-          <w:rFonts w:ascii="Times New Roman" w:hAnsi="Times New Roman" w:cs="Times New Roman"/>
-          <w:sz w:val="24"/>
-          <w:szCs w:val="24"/>
-        </w:rPr>
-        <w:t xml:space="preserve"> J, Mi</w:t>
-      </w:r>
-      <w:r>
-        <w:rPr>
-          <w:rFonts w:ascii="Times New Roman" w:hAnsi="Times New Roman" w:cs="Times New Roman"/>
-          <w:sz w:val="24"/>
-          <w:szCs w:val="24"/>
-        </w:rPr>
-        <w:t xml:space="preserve">ller R, </w:t>
-      </w:r>
-      <w:r>
-        <w:rPr>
-          <w:rFonts w:ascii="Times New Roman" w:hAnsi="Times New Roman" w:cs="Times New Roman"/>
-          <w:i/>
-          <w:sz w:val="24"/>
-          <w:szCs w:val="24"/>
-        </w:rPr>
-        <w:t>Programming entity framework: code ﬁrst</w:t>
-      </w:r>
-      <w:r>
-        <w:rPr>
-          <w:rFonts w:ascii="Times New Roman" w:hAnsi="Times New Roman" w:cs="Times New Roman"/>
-          <w:sz w:val="24"/>
-          <w:szCs w:val="24"/>
-        </w:rPr>
-        <w:t>, 2011,</w:t>
-      </w:r>
-      <w:r>
-        <w:rPr>
-          <w:rFonts w:ascii="Times New Roman" w:hAnsi="Times New Roman" w:cs="Times New Roman"/>
-          <w:sz w:val="24"/>
-          <w:szCs w:val="24"/>
-        </w:rPr>
-        <w:t xml:space="preserve"> O’Reilly Media, Inc.</w:t>
-      </w:r>
-    </w:p>
-    <w:p>
-      <w:pPr>
-        <w:spacing w:line="360" w:lineRule="auto"/>
-        <w:jc w:val="both"/>
-        <w:rPr>
-          <w:rFonts w:ascii="Times New Roman" w:hAnsi="Times New Roman" w:cs="Times New Roman"/>
-          <w:sz w:val="24"/>
-          <w:szCs w:val="24"/>
-        </w:rPr>
-      </w:pPr>
-      <w:r>
-        <w:rPr>
-          <w:rFonts w:ascii="Times New Roman" w:hAnsi="Times New Roman" w:cs="Times New Roman"/>
-          <w:sz w:val="24"/>
-          <w:szCs w:val="24"/>
-        </w:rPr>
-        <w:t>[</w:t>
-      </w:r>
-      <w:r>
-        <w:rPr>
-          <w:rFonts w:ascii="Times New Roman" w:hAnsi="Times New Roman" w:cs="Times New Roman"/>
-          <w:sz w:val="24"/>
-          <w:szCs w:val="24"/>
-        </w:rPr>
-        <w:t>14</w:t>
-      </w:r>
-      <w:r>
-        <w:rPr>
-          <w:rFonts w:ascii="Times New Roman" w:hAnsi="Times New Roman" w:cs="Times New Roman"/>
-          <w:sz w:val="24"/>
-          <w:szCs w:val="24"/>
-        </w:rPr>
-        <w:t xml:space="preserve">] Mishra, </w:t>
-      </w:r>
-      <w:proofErr w:type="spellStart"/>
-      <w:r>
-        <w:rPr>
-          <w:rFonts w:ascii="Times New Roman" w:hAnsi="Times New Roman" w:cs="Times New Roman"/>
-          <w:sz w:val="24"/>
-          <w:szCs w:val="24"/>
-        </w:rPr>
-        <w:t>Atul</w:t>
-      </w:r>
-      <w:proofErr w:type="spellEnd"/>
-      <w:r>
-        <w:rPr>
-          <w:rFonts w:ascii="Times New Roman" w:hAnsi="Times New Roman" w:cs="Times New Roman"/>
-          <w:sz w:val="24"/>
-          <w:szCs w:val="24"/>
-        </w:rPr>
-        <w:t xml:space="preserve">, </w:t>
-      </w:r>
-      <w:r>
-        <w:rPr>
-          <w:rFonts w:ascii="Times New Roman" w:hAnsi="Times New Roman" w:cs="Times New Roman"/>
-          <w:i/>
-          <w:sz w:val="24"/>
-          <w:szCs w:val="24"/>
-        </w:rPr>
-        <w:t xml:space="preserve">Critical Comparison </w:t>
-      </w:r>
-      <w:proofErr w:type="gramStart"/>
-      <w:r>
-        <w:rPr>
-          <w:rFonts w:ascii="Times New Roman" w:hAnsi="Times New Roman" w:cs="Times New Roman"/>
-          <w:i/>
-          <w:sz w:val="24"/>
-          <w:szCs w:val="24"/>
-        </w:rPr>
-        <w:t xml:space="preserve">Of PHP </w:t>
-      </w:r>
-      <w:r>
-        <w:rPr>
-          <w:rFonts w:ascii="Times New Roman" w:hAnsi="Times New Roman" w:cs="Times New Roman"/>
-          <w:i/>
-          <w:sz w:val="24"/>
-          <w:szCs w:val="24"/>
-        </w:rPr>
-        <w:t>And</w:t>
-      </w:r>
-      <w:proofErr w:type="gramEnd"/>
-      <w:r>
-        <w:rPr>
-          <w:rFonts w:ascii="Times New Roman" w:hAnsi="Times New Roman" w:cs="Times New Roman"/>
-          <w:i/>
-          <w:sz w:val="24"/>
-          <w:szCs w:val="24"/>
-        </w:rPr>
-        <w:t xml:space="preserve"> ASP.NET For Web Development</w:t>
-      </w:r>
-      <w:r>
-        <w:rPr>
-          <w:rFonts w:ascii="Times New Roman" w:hAnsi="Times New Roman" w:cs="Times New Roman"/>
-          <w:sz w:val="24"/>
-          <w:szCs w:val="24"/>
-        </w:rPr>
-        <w:t>,</w:t>
-      </w:r>
-      <w:r>
-        <w:rPr>
-          <w:rFonts w:ascii="Times New Roman" w:hAnsi="Times New Roman" w:cs="Times New Roman"/>
-          <w:sz w:val="24"/>
-          <w:szCs w:val="24"/>
-        </w:rPr>
-        <w:t xml:space="preserve"> International Journal of Scientific &amp; Technology Research,</w:t>
-      </w:r>
-      <w:r>
-        <w:rPr>
-          <w:rFonts w:ascii="Times New Roman" w:hAnsi="Times New Roman" w:cs="Times New Roman"/>
-          <w:sz w:val="24"/>
-          <w:szCs w:val="24"/>
-        </w:rPr>
-        <w:t xml:space="preserve"> July 2014,</w:t>
-      </w:r>
-      <w:r>
-        <w:rPr>
-          <w:rFonts w:ascii="Times New Roman" w:hAnsi="Times New Roman" w:cs="Times New Roman"/>
-          <w:sz w:val="24"/>
-          <w:szCs w:val="24"/>
-        </w:rPr>
-        <w:t xml:space="preserve"> vol. 3, </w:t>
-      </w:r>
-      <w:r>
-        <w:rPr>
-          <w:rFonts w:ascii="Times New Roman" w:hAnsi="Times New Roman" w:cs="Times New Roman"/>
-          <w:sz w:val="24"/>
-          <w:szCs w:val="24"/>
-        </w:rPr>
-        <w:t>issue 7</w:t>
-      </w:r>
-    </w:p>
-    <w:p>
-      <w:pPr>
-        <w:spacing w:line="360" w:lineRule="auto"/>
-        <w:jc w:val="both"/>
-        <w:rPr>
-          <w:rFonts w:ascii="Times New Roman" w:hAnsi="Times New Roman" w:cs="Times New Roman"/>
-          <w:sz w:val="24"/>
-          <w:szCs w:val="24"/>
-        </w:rPr>
-      </w:pPr>
-      <w:r>
-        <w:rPr>
-          <w:rFonts w:ascii="Times New Roman" w:hAnsi="Times New Roman" w:cs="Times New Roman"/>
-          <w:sz w:val="24"/>
-          <w:szCs w:val="24"/>
-        </w:rPr>
-        <w:t>[</w:t>
-      </w:r>
-      <w:r>
-        <w:rPr>
-          <w:rFonts w:ascii="Times New Roman" w:hAnsi="Times New Roman" w:cs="Times New Roman"/>
-          <w:sz w:val="24"/>
-          <w:szCs w:val="24"/>
-        </w:rPr>
-        <w:t>15</w:t>
-      </w:r>
-      <w:r>
-        <w:rPr>
-          <w:rFonts w:ascii="Times New Roman" w:hAnsi="Times New Roman" w:cs="Times New Roman"/>
-          <w:sz w:val="24"/>
-          <w:szCs w:val="24"/>
-        </w:rPr>
-        <w:t xml:space="preserve">] </w:t>
-      </w:r>
-      <w:proofErr w:type="spellStart"/>
-      <w:r>
-        <w:rPr>
-          <w:rFonts w:ascii="Times New Roman" w:hAnsi="Times New Roman" w:cs="Times New Roman"/>
-          <w:sz w:val="24"/>
-          <w:szCs w:val="24"/>
-        </w:rPr>
-        <w:t>Kroni</w:t>
-      </w:r>
-      <w:r>
-        <w:rPr>
-          <w:rFonts w:ascii="Times New Roman" w:hAnsi="Times New Roman" w:cs="Times New Roman"/>
-          <w:sz w:val="24"/>
-          <w:szCs w:val="24"/>
-        </w:rPr>
-        <w:t>s</w:t>
-      </w:r>
-      <w:proofErr w:type="spellEnd"/>
-      <w:r>
-        <w:rPr>
-          <w:rFonts w:ascii="Times New Roman" w:hAnsi="Times New Roman" w:cs="Times New Roman"/>
-          <w:sz w:val="24"/>
-          <w:szCs w:val="24"/>
-        </w:rPr>
-        <w:t xml:space="preserve">, </w:t>
-      </w:r>
-      <w:proofErr w:type="spellStart"/>
-      <w:r>
-        <w:rPr>
-          <w:rFonts w:ascii="Times New Roman" w:hAnsi="Times New Roman" w:cs="Times New Roman"/>
-          <w:sz w:val="24"/>
-          <w:szCs w:val="24"/>
-        </w:rPr>
-        <w:t>Kristiāns</w:t>
-      </w:r>
-      <w:proofErr w:type="spellEnd"/>
-      <w:r>
-        <w:rPr>
-          <w:rFonts w:ascii="Times New Roman" w:hAnsi="Times New Roman" w:cs="Times New Roman"/>
-          <w:sz w:val="24"/>
-          <w:szCs w:val="24"/>
-        </w:rPr>
-        <w:t xml:space="preserve"> &amp; </w:t>
-      </w:r>
-      <w:proofErr w:type="spellStart"/>
-      <w:r>
-        <w:rPr>
-          <w:rFonts w:ascii="Times New Roman" w:hAnsi="Times New Roman" w:cs="Times New Roman"/>
-          <w:sz w:val="24"/>
-          <w:szCs w:val="24"/>
-        </w:rPr>
-        <w:t>Uhanova</w:t>
-      </w:r>
-      <w:proofErr w:type="spellEnd"/>
-      <w:r>
-        <w:rPr>
-          <w:rFonts w:ascii="Times New Roman" w:hAnsi="Times New Roman" w:cs="Times New Roman"/>
-          <w:sz w:val="24"/>
-          <w:szCs w:val="24"/>
-        </w:rPr>
-        <w:t xml:space="preserve">, Marina, </w:t>
-      </w:r>
-      <w:r>
-        <w:rPr>
-          <w:rFonts w:ascii="Times New Roman" w:hAnsi="Times New Roman" w:cs="Times New Roman"/>
-          <w:i/>
-          <w:sz w:val="24"/>
-          <w:szCs w:val="24"/>
-        </w:rPr>
-        <w:t>Performance Comparison of Java EE and ASP.NET Core Technologies for Web API Development</w:t>
-      </w:r>
-      <w:r>
-        <w:rPr>
-          <w:rFonts w:ascii="Times New Roman" w:hAnsi="Times New Roman" w:cs="Times New Roman"/>
-          <w:sz w:val="24"/>
-          <w:szCs w:val="24"/>
-        </w:rPr>
-        <w:t>, Applied Computer Systems, May 2018, vol. 23, no. 1, pp. 37-44</w:t>
-      </w:r>
-    </w:p>
-    <w:p>
-      <w:pPr>
-        <w:spacing w:line="360" w:lineRule="auto"/>
-        <w:jc w:val="both"/>
-        <w:rPr>
-          <w:rFonts w:ascii="Times New Roman" w:hAnsi="Times New Roman" w:cs="Times New Roman"/>
-          <w:sz w:val="24"/>
-          <w:szCs w:val="24"/>
-        </w:rPr>
-      </w:pPr>
     </w:p>
     <w:sectPr>
       <w:footerReference w:type="first" r:id="rId32"/>
@@ -20291,7 +20422,7 @@
           <w:rPr>
             <w:noProof/>
           </w:rPr>
-          <w:t>33</w:t>
+          <w:t>32</w:t>
         </w:r>
         <w:r>
           <w:rPr>
@@ -21643,7 +21774,6 @@
   <w:style w:type="character" w:default="1" w:styleId="DefaultParagraphFont">
     <w:name w:val="Default Paragraph Font"/>
     <w:uiPriority w:val="1"/>
-    <w:semiHidden/>
     <w:unhideWhenUsed/>
   </w:style>
   <w:style w:type="table" w:default="1" w:styleId="TableNormal">
@@ -22602,7 +22732,6 @@
   <w:style w:type="character" w:default="1" w:styleId="DefaultParagraphFont">
     <w:name w:val="Default Paragraph Font"/>
     <w:uiPriority w:val="1"/>
-    <w:semiHidden/>
     <w:unhideWhenUsed/>
   </w:style>
   <w:style w:type="table" w:default="1" w:styleId="TableNormal">
@@ -23457,7 +23586,7 @@
 </file>
 
 <file path=customXml/itemProps1.xml><?xml version="1.0" encoding="utf-8"?>
-<ds:datastoreItem xmlns:ds="http://schemas.openxmlformats.org/officeDocument/2006/customXml" ds:itemID="{46EB4136-A688-4913-B14E-2BF64A2C37E6}">
+<ds:datastoreItem xmlns:ds="http://schemas.openxmlformats.org/officeDocument/2006/customXml" ds:itemID="{3FC37041-6BE1-46A5-8C8A-F79B53BCCF3A}">
   <ds:schemaRefs>
     <ds:schemaRef ds:uri="http://schemas.openxmlformats.org/officeDocument/2006/bibliography"/>
   </ds:schemaRefs>

--- a/BachelorThesis.docx
+++ b/BachelorThesis.docx
@@ -11035,7 +11035,7 @@
           <w:sz w:val="24"/>
           <w:szCs w:val="24"/>
         </w:rPr>
-        <w:fldChar w:fldCharType="begin"/>
+        <w:t>3-1</w:t>
       </w:r>
       <w:r>
         <w:rPr>
@@ -11045,7 +11045,7 @@
           <w:sz w:val="24"/>
           <w:szCs w:val="24"/>
         </w:rPr>
-        <w:instrText xml:space="preserve"> STYLEREF 1 \s </w:instrText>
+        <w:t xml:space="preserve"> Structure of a three-</w:t>
       </w:r>
       <w:r>
         <w:rPr>
@@ -11055,18 +11055,7 @@
           <w:sz w:val="24"/>
           <w:szCs w:val="24"/>
         </w:rPr>
-        <w:fldChar w:fldCharType="separate"/>
-      </w:r>
-      <w:r>
-        <w:rPr>
-          <w:rFonts w:ascii="Times New Roman" w:hAnsi="Times New Roman" w:cs="Times New Roman"/>
-          <w:b w:val="0"/>
-          <w:noProof/>
-          <w:color w:val="auto"/>
-          <w:sz w:val="24"/>
-          <w:szCs w:val="24"/>
-        </w:rPr>
-        <w:t>2</w:t>
+        <w:t>tier web application</w:t>
       </w:r>
       <w:r>
         <w:rPr>
@@ -11076,7 +11065,7 @@
           <w:sz w:val="24"/>
           <w:szCs w:val="24"/>
         </w:rPr>
-        <w:fldChar w:fldCharType="end"/>
+        <w:t xml:space="preserve"> </w:t>
       </w:r>
       <w:r>
         <w:rPr>
@@ -11086,97 +11075,6 @@
           <w:sz w:val="24"/>
           <w:szCs w:val="24"/>
         </w:rPr>
-        <w:noBreakHyphen/>
-      </w:r>
-      <w:r>
-        <w:rPr>
-          <w:rFonts w:ascii="Times New Roman" w:hAnsi="Times New Roman" w:cs="Times New Roman"/>
-          <w:b w:val="0"/>
-          <w:color w:val="auto"/>
-          <w:sz w:val="24"/>
-          <w:szCs w:val="24"/>
-        </w:rPr>
-        <w:fldChar w:fldCharType="begin"/>
-      </w:r>
-      <w:r>
-        <w:rPr>
-          <w:rFonts w:ascii="Times New Roman" w:hAnsi="Times New Roman" w:cs="Times New Roman"/>
-          <w:b w:val="0"/>
-          <w:color w:val="auto"/>
-          <w:sz w:val="24"/>
-          <w:szCs w:val="24"/>
-        </w:rPr>
-        <w:instrText xml:space="preserve"> SEQ Figure \* ARABIC \s 1 </w:instrText>
-      </w:r>
-      <w:r>
-        <w:rPr>
-          <w:rFonts w:ascii="Times New Roman" w:hAnsi="Times New Roman" w:cs="Times New Roman"/>
-          <w:b w:val="0"/>
-          <w:color w:val="auto"/>
-          <w:sz w:val="24"/>
-          <w:szCs w:val="24"/>
-        </w:rPr>
-        <w:fldChar w:fldCharType="separate"/>
-      </w:r>
-      <w:r>
-        <w:rPr>
-          <w:rFonts w:ascii="Times New Roman" w:hAnsi="Times New Roman" w:cs="Times New Roman"/>
-          <w:b w:val="0"/>
-          <w:noProof/>
-          <w:color w:val="auto"/>
-          <w:sz w:val="24"/>
-          <w:szCs w:val="24"/>
-        </w:rPr>
-        <w:t>5</w:t>
-      </w:r>
-      <w:r>
-        <w:rPr>
-          <w:rFonts w:ascii="Times New Roman" w:hAnsi="Times New Roman" w:cs="Times New Roman"/>
-          <w:b w:val="0"/>
-          <w:color w:val="auto"/>
-          <w:sz w:val="24"/>
-          <w:szCs w:val="24"/>
-        </w:rPr>
-        <w:fldChar w:fldCharType="end"/>
-      </w:r>
-      <w:r>
-        <w:rPr>
-          <w:rFonts w:ascii="Times New Roman" w:hAnsi="Times New Roman" w:cs="Times New Roman"/>
-          <w:b w:val="0"/>
-          <w:color w:val="auto"/>
-          <w:sz w:val="24"/>
-          <w:szCs w:val="24"/>
-        </w:rPr>
-        <w:t xml:space="preserve"> Structure of a three-</w:t>
-      </w:r>
-      <w:r>
-        <w:rPr>
-          <w:rFonts w:ascii="Times New Roman" w:hAnsi="Times New Roman" w:cs="Times New Roman"/>
-          <w:b w:val="0"/>
-          <w:color w:val="auto"/>
-          <w:sz w:val="24"/>
-          <w:szCs w:val="24"/>
-        </w:rPr>
-        <w:t>tier web application</w:t>
-      </w:r>
-      <w:r>
-        <w:rPr>
-          <w:rFonts w:ascii="Times New Roman" w:hAnsi="Times New Roman" w:cs="Times New Roman"/>
-          <w:b w:val="0"/>
-          <w:color w:val="auto"/>
-          <w:sz w:val="24"/>
-          <w:szCs w:val="24"/>
-        </w:rPr>
-        <w:t xml:space="preserve"> </w:t>
-      </w:r>
-      <w:r>
-        <w:rPr>
-          <w:rFonts w:ascii="Times New Roman" w:hAnsi="Times New Roman" w:cs="Times New Roman"/>
-          <w:b w:val="0"/>
-          <w:color w:val="auto"/>
-          <w:sz w:val="24"/>
-          <w:szCs w:val="24"/>
-        </w:rPr>
         <w:t>[16]</w:t>
       </w:r>
     </w:p>
@@ -11204,7 +11102,7 @@
           <w:sz w:val="24"/>
           <w:szCs w:val="24"/>
         </w:rPr>
-        <w:t>As it can be seen in figure 2-5</w:t>
+        <w:t>As it can be seen in figure 3-1</w:t>
       </w:r>
       <w:r>
         <w:rPr>
@@ -12583,7 +12481,7 @@
           <w:sz w:val="24"/>
           <w:szCs w:val="24"/>
         </w:rPr>
-        <w:fldChar w:fldCharType="begin"/>
+        <w:t>3-2</w:t>
       </w:r>
       <w:r>
         <w:rPr>
@@ -12593,7 +12491,7 @@
           <w:sz w:val="24"/>
           <w:szCs w:val="24"/>
         </w:rPr>
-        <w:instrText xml:space="preserve"> STYLEREF 1 \s </w:instrText>
+        <w:t xml:space="preserve"> Web</w:t>
       </w:r>
       <w:r>
         <w:rPr>
@@ -12603,18 +12501,7 @@
           <w:sz w:val="24"/>
           <w:szCs w:val="24"/>
         </w:rPr>
-        <w:fldChar w:fldCharType="separate"/>
-      </w:r>
-      <w:r>
-        <w:rPr>
-          <w:rFonts w:ascii="Times New Roman" w:hAnsi="Times New Roman" w:cs="Times New Roman"/>
-          <w:b w:val="0"/>
-          <w:noProof/>
-          <w:color w:val="000000" w:themeColor="text1"/>
-          <w:sz w:val="24"/>
-          <w:szCs w:val="24"/>
-        </w:rPr>
-        <w:t>2</w:t>
+        <w:t xml:space="preserve"> socket over </w:t>
       </w:r>
       <w:r>
         <w:rPr>
@@ -12624,7 +12511,7 @@
           <w:sz w:val="24"/>
           <w:szCs w:val="24"/>
         </w:rPr>
-        <w:fldChar w:fldCharType="end"/>
+        <w:t xml:space="preserve">TCP sequence diagram </w:t>
       </w:r>
       <w:r>
         <w:rPr>
@@ -12634,97 +12521,6 @@
           <w:sz w:val="24"/>
           <w:szCs w:val="24"/>
         </w:rPr>
-        <w:noBreakHyphen/>
-      </w:r>
-      <w:r>
-        <w:rPr>
-          <w:rFonts w:ascii="Times New Roman" w:hAnsi="Times New Roman" w:cs="Times New Roman"/>
-          <w:b w:val="0"/>
-          <w:color w:val="000000" w:themeColor="text1"/>
-          <w:sz w:val="24"/>
-          <w:szCs w:val="24"/>
-        </w:rPr>
-        <w:fldChar w:fldCharType="begin"/>
-      </w:r>
-      <w:r>
-        <w:rPr>
-          <w:rFonts w:ascii="Times New Roman" w:hAnsi="Times New Roman" w:cs="Times New Roman"/>
-          <w:b w:val="0"/>
-          <w:color w:val="000000" w:themeColor="text1"/>
-          <w:sz w:val="24"/>
-          <w:szCs w:val="24"/>
-        </w:rPr>
-        <w:instrText xml:space="preserve"> SEQ Figure \* ARABIC \s 1 </w:instrText>
-      </w:r>
-      <w:r>
-        <w:rPr>
-          <w:rFonts w:ascii="Times New Roman" w:hAnsi="Times New Roman" w:cs="Times New Roman"/>
-          <w:b w:val="0"/>
-          <w:color w:val="000000" w:themeColor="text1"/>
-          <w:sz w:val="24"/>
-          <w:szCs w:val="24"/>
-        </w:rPr>
-        <w:fldChar w:fldCharType="separate"/>
-      </w:r>
-      <w:r>
-        <w:rPr>
-          <w:rFonts w:ascii="Times New Roman" w:hAnsi="Times New Roman" w:cs="Times New Roman"/>
-          <w:b w:val="0"/>
-          <w:noProof/>
-          <w:color w:val="000000" w:themeColor="text1"/>
-          <w:sz w:val="24"/>
-          <w:szCs w:val="24"/>
-        </w:rPr>
-        <w:t>6</w:t>
-      </w:r>
-      <w:r>
-        <w:rPr>
-          <w:rFonts w:ascii="Times New Roman" w:hAnsi="Times New Roman" w:cs="Times New Roman"/>
-          <w:b w:val="0"/>
-          <w:color w:val="000000" w:themeColor="text1"/>
-          <w:sz w:val="24"/>
-          <w:szCs w:val="24"/>
-        </w:rPr>
-        <w:fldChar w:fldCharType="end"/>
-      </w:r>
-      <w:r>
-        <w:rPr>
-          <w:rFonts w:ascii="Times New Roman" w:hAnsi="Times New Roman" w:cs="Times New Roman"/>
-          <w:b w:val="0"/>
-          <w:color w:val="000000" w:themeColor="text1"/>
-          <w:sz w:val="24"/>
-          <w:szCs w:val="24"/>
-        </w:rPr>
-        <w:t xml:space="preserve"> Web</w:t>
-      </w:r>
-      <w:r>
-        <w:rPr>
-          <w:rFonts w:ascii="Times New Roman" w:hAnsi="Times New Roman" w:cs="Times New Roman"/>
-          <w:b w:val="0"/>
-          <w:color w:val="000000" w:themeColor="text1"/>
-          <w:sz w:val="24"/>
-          <w:szCs w:val="24"/>
-        </w:rPr>
-        <w:t xml:space="preserve"> socket over </w:t>
-      </w:r>
-      <w:r>
-        <w:rPr>
-          <w:rFonts w:ascii="Times New Roman" w:hAnsi="Times New Roman" w:cs="Times New Roman"/>
-          <w:b w:val="0"/>
-          <w:color w:val="000000" w:themeColor="text1"/>
-          <w:sz w:val="24"/>
-          <w:szCs w:val="24"/>
-        </w:rPr>
-        <w:t xml:space="preserve">TCP sequence diagram </w:t>
-      </w:r>
-      <w:r>
-        <w:rPr>
-          <w:rFonts w:ascii="Times New Roman" w:hAnsi="Times New Roman" w:cs="Times New Roman"/>
-          <w:b w:val="0"/>
-          <w:color w:val="000000" w:themeColor="text1"/>
-          <w:sz w:val="24"/>
-          <w:szCs w:val="24"/>
-        </w:rPr>
         <w:t>[15]</w:t>
       </w:r>
     </w:p>
@@ -12745,7 +12541,7 @@
           <w:szCs w:val="24"/>
         </w:rPr>
         <w:lastRenderedPageBreak/>
-        <w:t>In figure 2-6</w:t>
+        <w:t>In figure 3-2</w:t>
       </w:r>
       <w:r>
         <w:rPr>
@@ -13354,7 +13150,15 @@
           <w:sz w:val="24"/>
           <w:szCs w:val="24"/>
         </w:rPr>
-        <w:t>Figure 3-1. If the respective user has previously accessed the application and his or her session has not expired, then this screen will be replaced by the content of the application. We have set a session to be 24 hours, which means that if the user has not used the application for more than this period they must log in again.</w:t>
+        <w:t>Figure 4</w:t>
+      </w:r>
+      <w:r>
+        <w:rPr>
+          <w:rFonts w:ascii="Times New Roman" w:hAnsi="Times New Roman" w:cs="Times New Roman"/>
+          <w:sz w:val="24"/>
+          <w:szCs w:val="24"/>
+        </w:rPr>
+        <w:t>-1. If the respective user has previously accessed the application and his or her session has not expired, then this screen will be replaced by the content of the application. We have set a session to be 24 hours, which means that if the user has not used the application for more than this period they must log in again.</w:t>
       </w:r>
     </w:p>
     <w:p>
@@ -13448,7 +13252,7 @@
           <w:sz w:val="24"/>
           <w:szCs w:val="24"/>
         </w:rPr>
-        <w:fldChar w:fldCharType="begin"/>
+        <w:t>4</w:t>
       </w:r>
       <w:r>
         <w:rPr>
@@ -13458,7 +13262,27 @@
           <w:sz w:val="24"/>
           <w:szCs w:val="24"/>
         </w:rPr>
-        <w:instrText xml:space="preserve"> STYLEREF 1 \s </w:instrText>
+        <w:noBreakHyphen/>
+      </w:r>
+      <w:r>
+        <w:rPr>
+          <w:rFonts w:ascii="Times New Roman" w:hAnsi="Times New Roman" w:cs="Times New Roman"/>
+          <w:b w:val="0"/>
+          <w:color w:val="000000" w:themeColor="text1"/>
+          <w:sz w:val="24"/>
+          <w:szCs w:val="24"/>
+        </w:rPr>
+        <w:fldChar w:fldCharType="begin"/>
+      </w:r>
+      <w:r>
+        <w:rPr>
+          <w:rFonts w:ascii="Times New Roman" w:hAnsi="Times New Roman" w:cs="Times New Roman"/>
+          <w:b w:val="0"/>
+          <w:color w:val="000000" w:themeColor="text1"/>
+          <w:sz w:val="24"/>
+          <w:szCs w:val="24"/>
+        </w:rPr>
+        <w:instrText xml:space="preserve"> SEQ Figure \* ARABIC \s 1 </w:instrText>
       </w:r>
       <w:r>
         <w:rPr>
@@ -13479,7 +13303,7 @@
           <w:sz w:val="24"/>
           <w:szCs w:val="24"/>
         </w:rPr>
-        <w:t>3</w:t>
+        <w:t>1</w:t>
       </w:r>
       <w:r>
         <w:rPr>
@@ -13499,67 +13323,6 @@
           <w:sz w:val="24"/>
           <w:szCs w:val="24"/>
         </w:rPr>
-        <w:noBreakHyphen/>
-      </w:r>
-      <w:r>
-        <w:rPr>
-          <w:rFonts w:ascii="Times New Roman" w:hAnsi="Times New Roman" w:cs="Times New Roman"/>
-          <w:b w:val="0"/>
-          <w:color w:val="000000" w:themeColor="text1"/>
-          <w:sz w:val="24"/>
-          <w:szCs w:val="24"/>
-        </w:rPr>
-        <w:fldChar w:fldCharType="begin"/>
-      </w:r>
-      <w:r>
-        <w:rPr>
-          <w:rFonts w:ascii="Times New Roman" w:hAnsi="Times New Roman" w:cs="Times New Roman"/>
-          <w:b w:val="0"/>
-          <w:color w:val="000000" w:themeColor="text1"/>
-          <w:sz w:val="24"/>
-          <w:szCs w:val="24"/>
-        </w:rPr>
-        <w:instrText xml:space="preserve"> SEQ Figure \* ARABIC \s 1 </w:instrText>
-      </w:r>
-      <w:r>
-        <w:rPr>
-          <w:rFonts w:ascii="Times New Roman" w:hAnsi="Times New Roman" w:cs="Times New Roman"/>
-          <w:b w:val="0"/>
-          <w:color w:val="000000" w:themeColor="text1"/>
-          <w:sz w:val="24"/>
-          <w:szCs w:val="24"/>
-        </w:rPr>
-        <w:fldChar w:fldCharType="separate"/>
-      </w:r>
-      <w:r>
-        <w:rPr>
-          <w:rFonts w:ascii="Times New Roman" w:hAnsi="Times New Roman" w:cs="Times New Roman"/>
-          <w:b w:val="0"/>
-          <w:noProof/>
-          <w:color w:val="000000" w:themeColor="text1"/>
-          <w:sz w:val="24"/>
-          <w:szCs w:val="24"/>
-        </w:rPr>
-        <w:t>1</w:t>
-      </w:r>
-      <w:r>
-        <w:rPr>
-          <w:rFonts w:ascii="Times New Roman" w:hAnsi="Times New Roman" w:cs="Times New Roman"/>
-          <w:b w:val="0"/>
-          <w:color w:val="000000" w:themeColor="text1"/>
-          <w:sz w:val="24"/>
-          <w:szCs w:val="24"/>
-        </w:rPr>
-        <w:fldChar w:fldCharType="end"/>
-      </w:r>
-      <w:r>
-        <w:rPr>
-          <w:rFonts w:ascii="Times New Roman" w:hAnsi="Times New Roman" w:cs="Times New Roman"/>
-          <w:b w:val="0"/>
-          <w:color w:val="000000" w:themeColor="text1"/>
-          <w:sz w:val="24"/>
-          <w:szCs w:val="24"/>
-        </w:rPr>
         <w:t xml:space="preserve"> Login screen</w:t>
       </w:r>
     </w:p>
@@ -13603,7 +13366,15 @@
           <w:sz w:val="24"/>
           <w:szCs w:val="24"/>
         </w:rPr>
-        <w:t xml:space="preserve">As it can be seen in Figure 3-2, there are requested some general information like the name of the user, an email that must be unique and a password that </w:t>
+        <w:t>As it can be seen in Figure 4</w:t>
+      </w:r>
+      <w:r>
+        <w:rPr>
+          <w:rFonts w:ascii="Times New Roman" w:hAnsi="Times New Roman" w:cs="Times New Roman"/>
+          <w:sz w:val="24"/>
+          <w:szCs w:val="24"/>
+        </w:rPr>
+        <w:t xml:space="preserve">-2, there are requested some general information like the name of the user, an email that must be unique and a password that </w:t>
       </w:r>
       <w:r>
         <w:rPr>
@@ -13729,7 +13500,7 @@
           <w:sz w:val="24"/>
           <w:szCs w:val="24"/>
         </w:rPr>
-        <w:fldChar w:fldCharType="begin"/>
+        <w:t>4</w:t>
       </w:r>
       <w:r>
         <w:rPr>
@@ -13739,7 +13510,27 @@
           <w:sz w:val="24"/>
           <w:szCs w:val="24"/>
         </w:rPr>
-        <w:instrText xml:space="preserve"> STYLEREF 1 \s </w:instrText>
+        <w:noBreakHyphen/>
+      </w:r>
+      <w:r>
+        <w:rPr>
+          <w:rFonts w:ascii="Times New Roman" w:hAnsi="Times New Roman" w:cs="Times New Roman"/>
+          <w:b w:val="0"/>
+          <w:color w:val="000000" w:themeColor="text1"/>
+          <w:sz w:val="24"/>
+          <w:szCs w:val="24"/>
+        </w:rPr>
+        <w:fldChar w:fldCharType="begin"/>
+      </w:r>
+      <w:r>
+        <w:rPr>
+          <w:rFonts w:ascii="Times New Roman" w:hAnsi="Times New Roman" w:cs="Times New Roman"/>
+          <w:b w:val="0"/>
+          <w:color w:val="000000" w:themeColor="text1"/>
+          <w:sz w:val="24"/>
+          <w:szCs w:val="24"/>
+        </w:rPr>
+        <w:instrText xml:space="preserve"> SEQ Figure \* ARABIC \s 1 </w:instrText>
       </w:r>
       <w:r>
         <w:rPr>
@@ -13760,7 +13551,7 @@
           <w:sz w:val="24"/>
           <w:szCs w:val="24"/>
         </w:rPr>
-        <w:t>3</w:t>
+        <w:t>2</w:t>
       </w:r>
       <w:r>
         <w:rPr>
@@ -13780,67 +13571,6 @@
           <w:sz w:val="24"/>
           <w:szCs w:val="24"/>
         </w:rPr>
-        <w:noBreakHyphen/>
-      </w:r>
-      <w:r>
-        <w:rPr>
-          <w:rFonts w:ascii="Times New Roman" w:hAnsi="Times New Roman" w:cs="Times New Roman"/>
-          <w:b w:val="0"/>
-          <w:color w:val="000000" w:themeColor="text1"/>
-          <w:sz w:val="24"/>
-          <w:szCs w:val="24"/>
-        </w:rPr>
-        <w:fldChar w:fldCharType="begin"/>
-      </w:r>
-      <w:r>
-        <w:rPr>
-          <w:rFonts w:ascii="Times New Roman" w:hAnsi="Times New Roman" w:cs="Times New Roman"/>
-          <w:b w:val="0"/>
-          <w:color w:val="000000" w:themeColor="text1"/>
-          <w:sz w:val="24"/>
-          <w:szCs w:val="24"/>
-        </w:rPr>
-        <w:instrText xml:space="preserve"> SEQ Figure \* ARABIC \s 1 </w:instrText>
-      </w:r>
-      <w:r>
-        <w:rPr>
-          <w:rFonts w:ascii="Times New Roman" w:hAnsi="Times New Roman" w:cs="Times New Roman"/>
-          <w:b w:val="0"/>
-          <w:color w:val="000000" w:themeColor="text1"/>
-          <w:sz w:val="24"/>
-          <w:szCs w:val="24"/>
-        </w:rPr>
-        <w:fldChar w:fldCharType="separate"/>
-      </w:r>
-      <w:r>
-        <w:rPr>
-          <w:rFonts w:ascii="Times New Roman" w:hAnsi="Times New Roman" w:cs="Times New Roman"/>
-          <w:b w:val="0"/>
-          <w:noProof/>
-          <w:color w:val="000000" w:themeColor="text1"/>
-          <w:sz w:val="24"/>
-          <w:szCs w:val="24"/>
-        </w:rPr>
-        <w:t>2</w:t>
-      </w:r>
-      <w:r>
-        <w:rPr>
-          <w:rFonts w:ascii="Times New Roman" w:hAnsi="Times New Roman" w:cs="Times New Roman"/>
-          <w:b w:val="0"/>
-          <w:color w:val="000000" w:themeColor="text1"/>
-          <w:sz w:val="24"/>
-          <w:szCs w:val="24"/>
-        </w:rPr>
-        <w:fldChar w:fldCharType="end"/>
-      </w:r>
-      <w:r>
-        <w:rPr>
-          <w:rFonts w:ascii="Times New Roman" w:hAnsi="Times New Roman" w:cs="Times New Roman"/>
-          <w:b w:val="0"/>
-          <w:color w:val="000000" w:themeColor="text1"/>
-          <w:sz w:val="24"/>
-          <w:szCs w:val="24"/>
-        </w:rPr>
         <w:t xml:space="preserve"> Register screen</w:t>
       </w:r>
     </w:p>
@@ -13860,7 +13590,23 @@
           <w:sz w:val="24"/>
           <w:szCs w:val="24"/>
         </w:rPr>
-        <w:t xml:space="preserve">After the administrator has successfully logged into the application and accessed the page specific to this type of user, the content displayed will be the one presented in Figure 3-3. </w:t>
+        <w:t xml:space="preserve">After the administrator has successfully logged into the application and accessed the page specific to this type of user, the content displayed will </w:t>
+      </w:r>
+      <w:r>
+        <w:rPr>
+          <w:rFonts w:ascii="Times New Roman" w:hAnsi="Times New Roman" w:cs="Times New Roman"/>
+          <w:sz w:val="24"/>
+          <w:szCs w:val="24"/>
+        </w:rPr>
+        <w:t>be the one presented in Figure 4</w:t>
+      </w:r>
+      <w:r>
+        <w:rPr>
+          <w:rFonts w:ascii="Times New Roman" w:hAnsi="Times New Roman" w:cs="Times New Roman"/>
+          <w:sz w:val="24"/>
+          <w:szCs w:val="24"/>
+        </w:rPr>
+        <w:t xml:space="preserve">-3. </w:t>
       </w:r>
       <w:r>
         <w:rPr>
@@ -13900,7 +13646,15 @@
           <w:sz w:val="24"/>
           <w:szCs w:val="24"/>
         </w:rPr>
-        <w:t xml:space="preserve"> Figure 3-4.</w:t>
+        <w:t xml:space="preserve"> Figure 4</w:t>
+      </w:r>
+      <w:r>
+        <w:rPr>
+          <w:rFonts w:ascii="Times New Roman" w:hAnsi="Times New Roman" w:cs="Times New Roman"/>
+          <w:sz w:val="24"/>
+          <w:szCs w:val="24"/>
+        </w:rPr>
+        <w:t>-4.</w:t>
       </w:r>
       <w:r>
         <w:rPr>
@@ -14030,48 +13784,7 @@
           <w:sz w:val="24"/>
           <w:szCs w:val="24"/>
         </w:rPr>
-        <w:fldChar w:fldCharType="begin"/>
-      </w:r>
-      <w:r>
-        <w:rPr>
-          <w:rFonts w:ascii="Times New Roman" w:hAnsi="Times New Roman" w:cs="Times New Roman"/>
-          <w:b w:val="0"/>
-          <w:color w:val="000000" w:themeColor="text1"/>
-          <w:sz w:val="24"/>
-          <w:szCs w:val="24"/>
-        </w:rPr>
-        <w:instrText xml:space="preserve"> STYLEREF 1 \s </w:instrText>
-      </w:r>
-      <w:r>
-        <w:rPr>
-          <w:rFonts w:ascii="Times New Roman" w:hAnsi="Times New Roman" w:cs="Times New Roman"/>
-          <w:b w:val="0"/>
-          <w:color w:val="000000" w:themeColor="text1"/>
-          <w:sz w:val="24"/>
-          <w:szCs w:val="24"/>
-        </w:rPr>
-        <w:fldChar w:fldCharType="separate"/>
-      </w:r>
-      <w:r>
-        <w:rPr>
-          <w:rFonts w:ascii="Times New Roman" w:hAnsi="Times New Roman" w:cs="Times New Roman"/>
-          <w:b w:val="0"/>
-          <w:noProof/>
-          <w:color w:val="000000" w:themeColor="text1"/>
-          <w:sz w:val="24"/>
-          <w:szCs w:val="24"/>
-        </w:rPr>
-        <w:t>3</w:t>
-      </w:r>
-      <w:r>
-        <w:rPr>
-          <w:rFonts w:ascii="Times New Roman" w:hAnsi="Times New Roman" w:cs="Times New Roman"/>
-          <w:b w:val="0"/>
-          <w:color w:val="000000" w:themeColor="text1"/>
-          <w:sz w:val="24"/>
-          <w:szCs w:val="24"/>
-        </w:rPr>
-        <w:fldChar w:fldCharType="end"/>
+        <w:t>4</w:t>
       </w:r>
       <w:r>
         <w:rPr>
@@ -14235,7 +13948,7 @@
           <w:sz w:val="24"/>
           <w:szCs w:val="24"/>
         </w:rPr>
-        <w:fldChar w:fldCharType="begin"/>
+        <w:t>4</w:t>
       </w:r>
       <w:r>
         <w:rPr>
@@ -14245,7 +13958,27 @@
           <w:sz w:val="24"/>
           <w:szCs w:val="24"/>
         </w:rPr>
-        <w:instrText xml:space="preserve"> STYLEREF 1 \s </w:instrText>
+        <w:noBreakHyphen/>
+      </w:r>
+      <w:r>
+        <w:rPr>
+          <w:rFonts w:ascii="Times New Roman" w:hAnsi="Times New Roman" w:cs="Times New Roman"/>
+          <w:b w:val="0"/>
+          <w:color w:val="000000" w:themeColor="text1"/>
+          <w:sz w:val="24"/>
+          <w:szCs w:val="24"/>
+        </w:rPr>
+        <w:fldChar w:fldCharType="begin"/>
+      </w:r>
+      <w:r>
+        <w:rPr>
+          <w:rFonts w:ascii="Times New Roman" w:hAnsi="Times New Roman" w:cs="Times New Roman"/>
+          <w:b w:val="0"/>
+          <w:color w:val="000000" w:themeColor="text1"/>
+          <w:sz w:val="24"/>
+          <w:szCs w:val="24"/>
+        </w:rPr>
+        <w:instrText xml:space="preserve"> SEQ Figure \* ARABIC \s 1 </w:instrText>
       </w:r>
       <w:r>
         <w:rPr>
@@ -14266,7 +13999,7 @@
           <w:sz w:val="24"/>
           <w:szCs w:val="24"/>
         </w:rPr>
-        <w:t>3</w:t>
+        <w:t>4</w:t>
       </w:r>
       <w:r>
         <w:rPr>
@@ -14286,67 +14019,6 @@
           <w:sz w:val="24"/>
           <w:szCs w:val="24"/>
         </w:rPr>
-        <w:noBreakHyphen/>
-      </w:r>
-      <w:r>
-        <w:rPr>
-          <w:rFonts w:ascii="Times New Roman" w:hAnsi="Times New Roman" w:cs="Times New Roman"/>
-          <w:b w:val="0"/>
-          <w:color w:val="000000" w:themeColor="text1"/>
-          <w:sz w:val="24"/>
-          <w:szCs w:val="24"/>
-        </w:rPr>
-        <w:fldChar w:fldCharType="begin"/>
-      </w:r>
-      <w:r>
-        <w:rPr>
-          <w:rFonts w:ascii="Times New Roman" w:hAnsi="Times New Roman" w:cs="Times New Roman"/>
-          <w:b w:val="0"/>
-          <w:color w:val="000000" w:themeColor="text1"/>
-          <w:sz w:val="24"/>
-          <w:szCs w:val="24"/>
-        </w:rPr>
-        <w:instrText xml:space="preserve"> SEQ Figure \* ARABIC \s 1 </w:instrText>
-      </w:r>
-      <w:r>
-        <w:rPr>
-          <w:rFonts w:ascii="Times New Roman" w:hAnsi="Times New Roman" w:cs="Times New Roman"/>
-          <w:b w:val="0"/>
-          <w:color w:val="000000" w:themeColor="text1"/>
-          <w:sz w:val="24"/>
-          <w:szCs w:val="24"/>
-        </w:rPr>
-        <w:fldChar w:fldCharType="separate"/>
-      </w:r>
-      <w:r>
-        <w:rPr>
-          <w:rFonts w:ascii="Times New Roman" w:hAnsi="Times New Roman" w:cs="Times New Roman"/>
-          <w:b w:val="0"/>
-          <w:noProof/>
-          <w:color w:val="000000" w:themeColor="text1"/>
-          <w:sz w:val="24"/>
-          <w:szCs w:val="24"/>
-        </w:rPr>
-        <w:t>4</w:t>
-      </w:r>
-      <w:r>
-        <w:rPr>
-          <w:rFonts w:ascii="Times New Roman" w:hAnsi="Times New Roman" w:cs="Times New Roman"/>
-          <w:b w:val="0"/>
-          <w:color w:val="000000" w:themeColor="text1"/>
-          <w:sz w:val="24"/>
-          <w:szCs w:val="24"/>
-        </w:rPr>
-        <w:fldChar w:fldCharType="end"/>
-      </w:r>
-      <w:r>
-        <w:rPr>
-          <w:rFonts w:ascii="Times New Roman" w:hAnsi="Times New Roman" w:cs="Times New Roman"/>
-          <w:b w:val="0"/>
-          <w:color w:val="000000" w:themeColor="text1"/>
-          <w:sz w:val="24"/>
-          <w:szCs w:val="24"/>
-        </w:rPr>
         <w:t xml:space="preserve"> Update an existing disease feature</w:t>
       </w:r>
     </w:p>
@@ -14417,7 +14089,15 @@
           <w:sz w:val="24"/>
           <w:szCs w:val="24"/>
         </w:rPr>
-        <w:t>s the one shown in Figure 3-5. A</w:t>
+        <w:t>s the one shown in Figure 4</w:t>
+      </w:r>
+      <w:r>
+        <w:rPr>
+          <w:rFonts w:ascii="Times New Roman" w:hAnsi="Times New Roman" w:cs="Times New Roman"/>
+          <w:sz w:val="24"/>
+          <w:szCs w:val="24"/>
+        </w:rPr>
+        <w:t>-5. A</w:t>
       </w:r>
       <w:r>
         <w:rPr>
@@ -14611,48 +14291,7 @@
           <w:sz w:val="24"/>
           <w:szCs w:val="24"/>
         </w:rPr>
-        <w:fldChar w:fldCharType="begin"/>
-      </w:r>
-      <w:r>
-        <w:rPr>
-          <w:rFonts w:ascii="Times New Roman" w:hAnsi="Times New Roman" w:cs="Times New Roman"/>
-          <w:b w:val="0"/>
-          <w:color w:val="000000" w:themeColor="text1"/>
-          <w:sz w:val="24"/>
-          <w:szCs w:val="24"/>
-        </w:rPr>
-        <w:instrText xml:space="preserve"> STYLEREF 1 \s </w:instrText>
-      </w:r>
-      <w:r>
-        <w:rPr>
-          <w:rFonts w:ascii="Times New Roman" w:hAnsi="Times New Roman" w:cs="Times New Roman"/>
-          <w:b w:val="0"/>
-          <w:color w:val="000000" w:themeColor="text1"/>
-          <w:sz w:val="24"/>
-          <w:szCs w:val="24"/>
-        </w:rPr>
-        <w:fldChar w:fldCharType="separate"/>
-      </w:r>
-      <w:r>
-        <w:rPr>
-          <w:rFonts w:ascii="Times New Roman" w:hAnsi="Times New Roman" w:cs="Times New Roman"/>
-          <w:b w:val="0"/>
-          <w:noProof/>
-          <w:color w:val="000000" w:themeColor="text1"/>
-          <w:sz w:val="24"/>
-          <w:szCs w:val="24"/>
-        </w:rPr>
-        <w:t>3</w:t>
-      </w:r>
-      <w:r>
-        <w:rPr>
-          <w:rFonts w:ascii="Times New Roman" w:hAnsi="Times New Roman" w:cs="Times New Roman"/>
-          <w:b w:val="0"/>
-          <w:color w:val="000000" w:themeColor="text1"/>
-          <w:sz w:val="24"/>
-          <w:szCs w:val="24"/>
-        </w:rPr>
-        <w:fldChar w:fldCharType="end"/>
+        <w:t>4</w:t>
       </w:r>
       <w:r>
         <w:rPr>
@@ -14828,7 +14467,7 @@
           <w:sz w:val="24"/>
           <w:szCs w:val="24"/>
         </w:rPr>
-        <w:fldChar w:fldCharType="begin"/>
+        <w:t>4</w:t>
       </w:r>
       <w:r>
         <w:rPr>
@@ -14838,7 +14477,27 @@
           <w:sz w:val="24"/>
           <w:szCs w:val="24"/>
         </w:rPr>
-        <w:instrText xml:space="preserve"> STYLEREF 1 \s </w:instrText>
+        <w:noBreakHyphen/>
+      </w:r>
+      <w:r>
+        <w:rPr>
+          <w:rFonts w:ascii="Times New Roman" w:hAnsi="Times New Roman" w:cs="Times New Roman"/>
+          <w:b w:val="0"/>
+          <w:color w:val="000000" w:themeColor="text1"/>
+          <w:sz w:val="24"/>
+          <w:szCs w:val="24"/>
+        </w:rPr>
+        <w:fldChar w:fldCharType="begin"/>
+      </w:r>
+      <w:r>
+        <w:rPr>
+          <w:rFonts w:ascii="Times New Roman" w:hAnsi="Times New Roman" w:cs="Times New Roman"/>
+          <w:b w:val="0"/>
+          <w:color w:val="000000" w:themeColor="text1"/>
+          <w:sz w:val="24"/>
+          <w:szCs w:val="24"/>
+        </w:rPr>
+        <w:instrText xml:space="preserve"> SEQ Figure \* ARABIC \s 1 </w:instrText>
       </w:r>
       <w:r>
         <w:rPr>
@@ -14859,7 +14518,7 @@
           <w:sz w:val="24"/>
           <w:szCs w:val="24"/>
         </w:rPr>
-        <w:t>3</w:t>
+        <w:t>6</w:t>
       </w:r>
       <w:r>
         <w:rPr>
@@ -14879,67 +14538,6 @@
           <w:sz w:val="24"/>
           <w:szCs w:val="24"/>
         </w:rPr>
-        <w:noBreakHyphen/>
-      </w:r>
-      <w:r>
-        <w:rPr>
-          <w:rFonts w:ascii="Times New Roman" w:hAnsi="Times New Roman" w:cs="Times New Roman"/>
-          <w:b w:val="0"/>
-          <w:color w:val="000000" w:themeColor="text1"/>
-          <w:sz w:val="24"/>
-          <w:szCs w:val="24"/>
-        </w:rPr>
-        <w:fldChar w:fldCharType="begin"/>
-      </w:r>
-      <w:r>
-        <w:rPr>
-          <w:rFonts w:ascii="Times New Roman" w:hAnsi="Times New Roman" w:cs="Times New Roman"/>
-          <w:b w:val="0"/>
-          <w:color w:val="000000" w:themeColor="text1"/>
-          <w:sz w:val="24"/>
-          <w:szCs w:val="24"/>
-        </w:rPr>
-        <w:instrText xml:space="preserve"> SEQ Figure \* ARABIC \s 1 </w:instrText>
-      </w:r>
-      <w:r>
-        <w:rPr>
-          <w:rFonts w:ascii="Times New Roman" w:hAnsi="Times New Roman" w:cs="Times New Roman"/>
-          <w:b w:val="0"/>
-          <w:color w:val="000000" w:themeColor="text1"/>
-          <w:sz w:val="24"/>
-          <w:szCs w:val="24"/>
-        </w:rPr>
-        <w:fldChar w:fldCharType="separate"/>
-      </w:r>
-      <w:r>
-        <w:rPr>
-          <w:rFonts w:ascii="Times New Roman" w:hAnsi="Times New Roman" w:cs="Times New Roman"/>
-          <w:b w:val="0"/>
-          <w:noProof/>
-          <w:color w:val="000000" w:themeColor="text1"/>
-          <w:sz w:val="24"/>
-          <w:szCs w:val="24"/>
-        </w:rPr>
-        <w:t>6</w:t>
-      </w:r>
-      <w:r>
-        <w:rPr>
-          <w:rFonts w:ascii="Times New Roman" w:hAnsi="Times New Roman" w:cs="Times New Roman"/>
-          <w:b w:val="0"/>
-          <w:color w:val="000000" w:themeColor="text1"/>
-          <w:sz w:val="24"/>
-          <w:szCs w:val="24"/>
-        </w:rPr>
-        <w:fldChar w:fldCharType="end"/>
-      </w:r>
-      <w:r>
-        <w:rPr>
-          <w:rFonts w:ascii="Times New Roman" w:hAnsi="Times New Roman" w:cs="Times New Roman"/>
-          <w:b w:val="0"/>
-          <w:color w:val="000000" w:themeColor="text1"/>
-          <w:sz w:val="24"/>
-          <w:szCs w:val="24"/>
-        </w:rPr>
         <w:t xml:space="preserve"> Calendar feature</w:t>
       </w:r>
     </w:p>
@@ -14959,7 +14557,23 @@
           <w:sz w:val="24"/>
           <w:szCs w:val="24"/>
         </w:rPr>
-        <w:t xml:space="preserve">By clicking the second option, See my appointments, the user will be redirected to the calendar page. On this page, the doctor can see his or her schedule over a week, like it is shown in Figure 3-6. On the top of the calendar will be the date of Monday of the current week and an arrow to right. By clicking this arrow the content is changed to show the data for the next work week. In this case, an arrow to left will be shown in order to navigate to the previous week. The structure of the calendar is intuitive, being intervals of 30 minutes for an appointment, from 9:00 to 17:00. </w:t>
+        <w:t>By clicking the second option, See my appointments, the user will be redirected to the calendar page. On this page, the doctor can see his or her schedule over a we</w:t>
+      </w:r>
+      <w:r>
+        <w:rPr>
+          <w:rFonts w:ascii="Times New Roman" w:hAnsi="Times New Roman" w:cs="Times New Roman"/>
+          <w:sz w:val="24"/>
+          <w:szCs w:val="24"/>
+        </w:rPr>
+        <w:t>ek, like it is shown in Figure 4</w:t>
+      </w:r>
+      <w:r>
+        <w:rPr>
+          <w:rFonts w:ascii="Times New Roman" w:hAnsi="Times New Roman" w:cs="Times New Roman"/>
+          <w:sz w:val="24"/>
+          <w:szCs w:val="24"/>
+        </w:rPr>
+        <w:t xml:space="preserve">-6. On the top of the calendar will be the date of Monday of the current week and an arrow to right. By clicking this arrow the content is changed to show the data for the next work week. In this case, an arrow to left will be shown in order to navigate to the previous week. The structure of the calendar is intuitive, being intervals of 30 minutes for an appointment, from 9:00 to 17:00. </w:t>
       </w:r>
       <w:r>
         <w:rPr>
@@ -15073,7 +14687,7 @@
           <w:sz w:val="24"/>
           <w:szCs w:val="24"/>
         </w:rPr>
-        <w:fldChar w:fldCharType="begin"/>
+        <w:t>4</w:t>
       </w:r>
       <w:r>
         <w:rPr>
@@ -15083,7 +14697,27 @@
           <w:sz w:val="24"/>
           <w:szCs w:val="24"/>
         </w:rPr>
-        <w:instrText xml:space="preserve"> STYLEREF 1 \s </w:instrText>
+        <w:noBreakHyphen/>
+      </w:r>
+      <w:r>
+        <w:rPr>
+          <w:rFonts w:ascii="Times New Roman" w:hAnsi="Times New Roman" w:cs="Times New Roman"/>
+          <w:b w:val="0"/>
+          <w:color w:val="000000" w:themeColor="text1"/>
+          <w:sz w:val="24"/>
+          <w:szCs w:val="24"/>
+        </w:rPr>
+        <w:fldChar w:fldCharType="begin"/>
+      </w:r>
+      <w:r>
+        <w:rPr>
+          <w:rFonts w:ascii="Times New Roman" w:hAnsi="Times New Roman" w:cs="Times New Roman"/>
+          <w:b w:val="0"/>
+          <w:color w:val="000000" w:themeColor="text1"/>
+          <w:sz w:val="24"/>
+          <w:szCs w:val="24"/>
+        </w:rPr>
+        <w:instrText xml:space="preserve"> SEQ Figure \* ARABIC \s 1 </w:instrText>
       </w:r>
       <w:r>
         <w:rPr>
@@ -15104,7 +14738,7 @@
           <w:sz w:val="24"/>
           <w:szCs w:val="24"/>
         </w:rPr>
-        <w:t>3</w:t>
+        <w:t>7</w:t>
       </w:r>
       <w:r>
         <w:rPr>
@@ -15124,7 +14758,7 @@
           <w:sz w:val="24"/>
           <w:szCs w:val="24"/>
         </w:rPr>
-        <w:noBreakHyphen/>
+        <w:t xml:space="preserve"> Chat </w:t>
       </w:r>
       <w:r>
         <w:rPr>
@@ -15134,67 +14768,6 @@
           <w:sz w:val="24"/>
           <w:szCs w:val="24"/>
         </w:rPr>
-        <w:fldChar w:fldCharType="begin"/>
-      </w:r>
-      <w:r>
-        <w:rPr>
-          <w:rFonts w:ascii="Times New Roman" w:hAnsi="Times New Roman" w:cs="Times New Roman"/>
-          <w:b w:val="0"/>
-          <w:color w:val="000000" w:themeColor="text1"/>
-          <w:sz w:val="24"/>
-          <w:szCs w:val="24"/>
-        </w:rPr>
-        <w:instrText xml:space="preserve"> SEQ Figure \* ARABIC \s 1 </w:instrText>
-      </w:r>
-      <w:r>
-        <w:rPr>
-          <w:rFonts w:ascii="Times New Roman" w:hAnsi="Times New Roman" w:cs="Times New Roman"/>
-          <w:b w:val="0"/>
-          <w:color w:val="000000" w:themeColor="text1"/>
-          <w:sz w:val="24"/>
-          <w:szCs w:val="24"/>
-        </w:rPr>
-        <w:fldChar w:fldCharType="separate"/>
-      </w:r>
-      <w:r>
-        <w:rPr>
-          <w:rFonts w:ascii="Times New Roman" w:hAnsi="Times New Roman" w:cs="Times New Roman"/>
-          <w:b w:val="0"/>
-          <w:noProof/>
-          <w:color w:val="000000" w:themeColor="text1"/>
-          <w:sz w:val="24"/>
-          <w:szCs w:val="24"/>
-        </w:rPr>
-        <w:t>7</w:t>
-      </w:r>
-      <w:r>
-        <w:rPr>
-          <w:rFonts w:ascii="Times New Roman" w:hAnsi="Times New Roman" w:cs="Times New Roman"/>
-          <w:b w:val="0"/>
-          <w:color w:val="000000" w:themeColor="text1"/>
-          <w:sz w:val="24"/>
-          <w:szCs w:val="24"/>
-        </w:rPr>
-        <w:fldChar w:fldCharType="end"/>
-      </w:r>
-      <w:r>
-        <w:rPr>
-          <w:rFonts w:ascii="Times New Roman" w:hAnsi="Times New Roman" w:cs="Times New Roman"/>
-          <w:b w:val="0"/>
-          <w:color w:val="000000" w:themeColor="text1"/>
-          <w:sz w:val="24"/>
-          <w:szCs w:val="24"/>
-        </w:rPr>
-        <w:t xml:space="preserve"> Chat </w:t>
-      </w:r>
-      <w:r>
-        <w:rPr>
-          <w:rFonts w:ascii="Times New Roman" w:hAnsi="Times New Roman" w:cs="Times New Roman"/>
-          <w:b w:val="0"/>
-          <w:color w:val="000000" w:themeColor="text1"/>
-          <w:sz w:val="24"/>
-          <w:szCs w:val="24"/>
-        </w:rPr>
         <w:t>page</w:t>
       </w:r>
     </w:p>
@@ -15215,7 +14788,15 @@
           <w:sz w:val="24"/>
           <w:szCs w:val="24"/>
         </w:rPr>
-        <w:t>In figure 3-7, we can see the chat page. In the top left corner is a dropdown with patients and under</w:t>
+        <w:t>In figure 4</w:t>
+      </w:r>
+      <w:r>
+        <w:rPr>
+          <w:rFonts w:ascii="Times New Roman" w:hAnsi="Times New Roman" w:cs="Times New Roman"/>
+          <w:sz w:val="24"/>
+          <w:szCs w:val="24"/>
+        </w:rPr>
+        <w:t>-7, we can see the chat page. In the top left corner is a dropdown with patients and under</w:t>
       </w:r>
       <w:r>
         <w:rPr>
@@ -15401,48 +14982,7 @@
           <w:sz w:val="24"/>
           <w:szCs w:val="24"/>
         </w:rPr>
-        <w:fldChar w:fldCharType="begin"/>
-      </w:r>
-      <w:r>
-        <w:rPr>
-          <w:rFonts w:ascii="Times New Roman" w:hAnsi="Times New Roman" w:cs="Times New Roman"/>
-          <w:b w:val="0"/>
-          <w:color w:val="000000" w:themeColor="text1"/>
-          <w:sz w:val="24"/>
-          <w:szCs w:val="24"/>
-        </w:rPr>
-        <w:instrText xml:space="preserve"> STYLEREF 1 \s </w:instrText>
-      </w:r>
-      <w:r>
-        <w:rPr>
-          <w:rFonts w:ascii="Times New Roman" w:hAnsi="Times New Roman" w:cs="Times New Roman"/>
-          <w:b w:val="0"/>
-          <w:color w:val="000000" w:themeColor="text1"/>
-          <w:sz w:val="24"/>
-          <w:szCs w:val="24"/>
-        </w:rPr>
-        <w:fldChar w:fldCharType="separate"/>
-      </w:r>
-      <w:r>
-        <w:rPr>
-          <w:rFonts w:ascii="Times New Roman" w:hAnsi="Times New Roman" w:cs="Times New Roman"/>
-          <w:b w:val="0"/>
-          <w:noProof/>
-          <w:color w:val="000000" w:themeColor="text1"/>
-          <w:sz w:val="24"/>
-          <w:szCs w:val="24"/>
-        </w:rPr>
-        <w:t>3</w:t>
-      </w:r>
-      <w:r>
-        <w:rPr>
-          <w:rFonts w:ascii="Times New Roman" w:hAnsi="Times New Roman" w:cs="Times New Roman"/>
-          <w:b w:val="0"/>
-          <w:color w:val="000000" w:themeColor="text1"/>
-          <w:sz w:val="24"/>
-          <w:szCs w:val="24"/>
-        </w:rPr>
-        <w:fldChar w:fldCharType="end"/>
+        <w:t>4</w:t>
       </w:r>
       <w:r>
         <w:rPr>
@@ -15828,7 +15368,7 @@
           <w:sz w:val="24"/>
           <w:szCs w:val="24"/>
         </w:rPr>
-        <w:fldChar w:fldCharType="begin"/>
+        <w:t>4</w:t>
       </w:r>
       <w:r>
         <w:rPr>
@@ -15838,7 +15378,27 @@
           <w:sz w:val="24"/>
           <w:szCs w:val="24"/>
         </w:rPr>
-        <w:instrText xml:space="preserve"> STYLEREF 1 \s </w:instrText>
+        <w:noBreakHyphen/>
+      </w:r>
+      <w:r>
+        <w:rPr>
+          <w:rFonts w:ascii="Times New Roman" w:hAnsi="Times New Roman" w:cs="Times New Roman"/>
+          <w:b w:val="0"/>
+          <w:color w:val="auto"/>
+          <w:sz w:val="24"/>
+          <w:szCs w:val="24"/>
+        </w:rPr>
+        <w:fldChar w:fldCharType="begin"/>
+      </w:r>
+      <w:r>
+        <w:rPr>
+          <w:rFonts w:ascii="Times New Roman" w:hAnsi="Times New Roman" w:cs="Times New Roman"/>
+          <w:b w:val="0"/>
+          <w:color w:val="auto"/>
+          <w:sz w:val="24"/>
+          <w:szCs w:val="24"/>
+        </w:rPr>
+        <w:instrText xml:space="preserve"> SEQ Figure \* ARABIC \s 1 </w:instrText>
       </w:r>
       <w:r>
         <w:rPr>
@@ -15859,7 +15419,7 @@
           <w:sz w:val="24"/>
           <w:szCs w:val="24"/>
         </w:rPr>
-        <w:t>3</w:t>
+        <w:t>9</w:t>
       </w:r>
       <w:r>
         <w:rPr>
@@ -15879,67 +15439,6 @@
           <w:sz w:val="24"/>
           <w:szCs w:val="24"/>
         </w:rPr>
-        <w:noBreakHyphen/>
-      </w:r>
-      <w:r>
-        <w:rPr>
-          <w:rFonts w:ascii="Times New Roman" w:hAnsi="Times New Roman" w:cs="Times New Roman"/>
-          <w:b w:val="0"/>
-          <w:color w:val="auto"/>
-          <w:sz w:val="24"/>
-          <w:szCs w:val="24"/>
-        </w:rPr>
-        <w:fldChar w:fldCharType="begin"/>
-      </w:r>
-      <w:r>
-        <w:rPr>
-          <w:rFonts w:ascii="Times New Roman" w:hAnsi="Times New Roman" w:cs="Times New Roman"/>
-          <w:b w:val="0"/>
-          <w:color w:val="auto"/>
-          <w:sz w:val="24"/>
-          <w:szCs w:val="24"/>
-        </w:rPr>
-        <w:instrText xml:space="preserve"> SEQ Figure \* ARABIC \s 1 </w:instrText>
-      </w:r>
-      <w:r>
-        <w:rPr>
-          <w:rFonts w:ascii="Times New Roman" w:hAnsi="Times New Roman" w:cs="Times New Roman"/>
-          <w:b w:val="0"/>
-          <w:color w:val="auto"/>
-          <w:sz w:val="24"/>
-          <w:szCs w:val="24"/>
-        </w:rPr>
-        <w:fldChar w:fldCharType="separate"/>
-      </w:r>
-      <w:r>
-        <w:rPr>
-          <w:rFonts w:ascii="Times New Roman" w:hAnsi="Times New Roman" w:cs="Times New Roman"/>
-          <w:b w:val="0"/>
-          <w:noProof/>
-          <w:color w:val="auto"/>
-          <w:sz w:val="24"/>
-          <w:szCs w:val="24"/>
-        </w:rPr>
-        <w:t>9</w:t>
-      </w:r>
-      <w:r>
-        <w:rPr>
-          <w:rFonts w:ascii="Times New Roman" w:hAnsi="Times New Roman" w:cs="Times New Roman"/>
-          <w:b w:val="0"/>
-          <w:color w:val="auto"/>
-          <w:sz w:val="24"/>
-          <w:szCs w:val="24"/>
-        </w:rPr>
-        <w:fldChar w:fldCharType="end"/>
-      </w:r>
-      <w:r>
-        <w:rPr>
-          <w:rFonts w:ascii="Times New Roman" w:hAnsi="Times New Roman" w:cs="Times New Roman"/>
-          <w:b w:val="0"/>
-          <w:color w:val="auto"/>
-          <w:sz w:val="24"/>
-          <w:szCs w:val="24"/>
-        </w:rPr>
         <w:t xml:space="preserve"> Application architecture</w:t>
       </w:r>
     </w:p>
@@ -15971,7 +15470,23 @@
           <w:szCs w:val="24"/>
         </w:rPr>
         <w:lastRenderedPageBreak/>
-        <w:t>The application is divided in two parts: backend and frontend. A diagram with the architecture of the application can be seen in Figure 3-9.</w:t>
+        <w:t>The application is divided in two parts: backend and frontend. A diagram with the architecture of the app</w:t>
+      </w:r>
+      <w:r>
+        <w:rPr>
+          <w:rFonts w:ascii="Times New Roman" w:hAnsi="Times New Roman" w:cs="Times New Roman"/>
+          <w:sz w:val="24"/>
+          <w:szCs w:val="24"/>
+        </w:rPr>
+        <w:t>lication can be seen in Figure 4</w:t>
+      </w:r>
+      <w:r>
+        <w:rPr>
+          <w:rFonts w:ascii="Times New Roman" w:hAnsi="Times New Roman" w:cs="Times New Roman"/>
+          <w:sz w:val="24"/>
+          <w:szCs w:val="24"/>
+        </w:rPr>
+        <w:t>-9.</w:t>
       </w:r>
       <w:r>
         <w:rPr>
@@ -16371,7 +15886,23 @@
           <w:sz w:val="24"/>
           <w:szCs w:val="24"/>
         </w:rPr>
-        <w:t xml:space="preserve"> The most important aspects of the DALContext class implementation can be seen in Figure 3-10.</w:t>
+        <w:t xml:space="preserve"> The most important aspects of the DALContext class implem</w:t>
+      </w:r>
+      <w:r>
+        <w:rPr>
+          <w:rFonts w:ascii="Times New Roman" w:hAnsi="Times New Roman" w:cs="Times New Roman"/>
+          <w:sz w:val="24"/>
+          <w:szCs w:val="24"/>
+        </w:rPr>
+        <w:t>entation can be seen in Figure 4</w:t>
+      </w:r>
+      <w:r>
+        <w:rPr>
+          <w:rFonts w:ascii="Times New Roman" w:hAnsi="Times New Roman" w:cs="Times New Roman"/>
+          <w:sz w:val="24"/>
+          <w:szCs w:val="24"/>
+        </w:rPr>
+        <w:t>-10.</w:t>
       </w:r>
     </w:p>
     <w:p>
@@ -16469,7 +16000,7 @@
           <w:sz w:val="24"/>
           <w:szCs w:val="24"/>
         </w:rPr>
-        <w:fldChar w:fldCharType="begin"/>
+        <w:t>4</w:t>
       </w:r>
       <w:r>
         <w:rPr>
@@ -16479,7 +16010,27 @@
           <w:sz w:val="24"/>
           <w:szCs w:val="24"/>
         </w:rPr>
-        <w:instrText xml:space="preserve"> STYLEREF 1 \s </w:instrText>
+        <w:noBreakHyphen/>
+      </w:r>
+      <w:r>
+        <w:rPr>
+          <w:rFonts w:ascii="Times New Roman" w:hAnsi="Times New Roman" w:cs="Times New Roman"/>
+          <w:b w:val="0"/>
+          <w:color w:val="000000" w:themeColor="text1"/>
+          <w:sz w:val="24"/>
+          <w:szCs w:val="24"/>
+        </w:rPr>
+        <w:fldChar w:fldCharType="begin"/>
+      </w:r>
+      <w:r>
+        <w:rPr>
+          <w:rFonts w:ascii="Times New Roman" w:hAnsi="Times New Roman" w:cs="Times New Roman"/>
+          <w:b w:val="0"/>
+          <w:color w:val="000000" w:themeColor="text1"/>
+          <w:sz w:val="24"/>
+          <w:szCs w:val="24"/>
+        </w:rPr>
+        <w:instrText xml:space="preserve"> SEQ Figure \* ARABIC \s 1 </w:instrText>
       </w:r>
       <w:r>
         <w:rPr>
@@ -16500,7 +16051,7 @@
           <w:sz w:val="24"/>
           <w:szCs w:val="24"/>
         </w:rPr>
-        <w:t>3</w:t>
+        <w:t>10</w:t>
       </w:r>
       <w:r>
         <w:rPr>
@@ -16520,8 +16071,9 @@
           <w:sz w:val="24"/>
           <w:szCs w:val="24"/>
         </w:rPr>
-        <w:noBreakHyphen/>
-      </w:r>
+        <w:t xml:space="preserve"> </w:t>
+      </w:r>
+      <w:proofErr w:type="spellStart"/>
       <w:r>
         <w:rPr>
           <w:rFonts w:ascii="Times New Roman" w:hAnsi="Times New Roman" w:cs="Times New Roman"/>
@@ -16530,8 +16082,9 @@
           <w:sz w:val="24"/>
           <w:szCs w:val="24"/>
         </w:rPr>
-        <w:fldChar w:fldCharType="begin"/>
-      </w:r>
+        <w:t>DALContext</w:t>
+      </w:r>
+      <w:proofErr w:type="spellEnd"/>
       <w:r>
         <w:rPr>
           <w:rFonts w:ascii="Times New Roman" w:hAnsi="Times New Roman" w:cs="Times New Roman"/>
@@ -16540,48 +16093,7 @@
           <w:sz w:val="24"/>
           <w:szCs w:val="24"/>
         </w:rPr>
-        <w:instrText xml:space="preserve"> SEQ Figure \* ARABIC \s 1 </w:instrText>
-      </w:r>
-      <w:r>
-        <w:rPr>
-          <w:rFonts w:ascii="Times New Roman" w:hAnsi="Times New Roman" w:cs="Times New Roman"/>
-          <w:b w:val="0"/>
-          <w:color w:val="000000" w:themeColor="text1"/>
-          <w:sz w:val="24"/>
-          <w:szCs w:val="24"/>
-        </w:rPr>
-        <w:fldChar w:fldCharType="separate"/>
-      </w:r>
-      <w:r>
-        <w:rPr>
-          <w:rFonts w:ascii="Times New Roman" w:hAnsi="Times New Roman" w:cs="Times New Roman"/>
-          <w:b w:val="0"/>
-          <w:noProof/>
-          <w:color w:val="000000" w:themeColor="text1"/>
-          <w:sz w:val="24"/>
-          <w:szCs w:val="24"/>
-        </w:rPr>
-        <w:t>10</w:t>
-      </w:r>
-      <w:r>
-        <w:rPr>
-          <w:rFonts w:ascii="Times New Roman" w:hAnsi="Times New Roman" w:cs="Times New Roman"/>
-          <w:b w:val="0"/>
-          <w:color w:val="000000" w:themeColor="text1"/>
-          <w:sz w:val="24"/>
-          <w:szCs w:val="24"/>
-        </w:rPr>
-        <w:fldChar w:fldCharType="end"/>
-      </w:r>
-      <w:r>
-        <w:rPr>
-          <w:rFonts w:ascii="Times New Roman" w:hAnsi="Times New Roman" w:cs="Times New Roman"/>
-          <w:b w:val="0"/>
-          <w:color w:val="000000" w:themeColor="text1"/>
-          <w:sz w:val="24"/>
-          <w:szCs w:val="24"/>
-        </w:rPr>
-        <w:t xml:space="preserve"> DALContext class implementation</w:t>
+        <w:t xml:space="preserve"> class implementation</w:t>
       </w:r>
     </w:p>
     <w:p>
@@ -17227,7 +16739,23 @@
           <w:sz w:val="24"/>
           <w:szCs w:val="24"/>
         </w:rPr>
-        <w:t>. An example is given by the CustomCallendar component and it can be seen in Figure 3-11.</w:t>
+        <w:t>. An example is given by the CustomCallendar componen</w:t>
+      </w:r>
+      <w:r>
+        <w:rPr>
+          <w:rFonts w:ascii="Times New Roman" w:hAnsi="Times New Roman" w:cs="Times New Roman"/>
+          <w:sz w:val="24"/>
+          <w:szCs w:val="24"/>
+        </w:rPr>
+        <w:t>t and it can be seen in Figure 4</w:t>
+      </w:r>
+      <w:r>
+        <w:rPr>
+          <w:rFonts w:ascii="Times New Roman" w:hAnsi="Times New Roman" w:cs="Times New Roman"/>
+          <w:sz w:val="24"/>
+          <w:szCs w:val="24"/>
+        </w:rPr>
+        <w:t>-11.</w:t>
       </w:r>
     </w:p>
     <w:p>
@@ -17324,7 +16852,7 @@
           <w:sz w:val="24"/>
           <w:szCs w:val="24"/>
         </w:rPr>
-        <w:fldChar w:fldCharType="begin"/>
+        <w:t>4</w:t>
       </w:r>
       <w:r>
         <w:rPr>
@@ -17334,7 +16862,27 @@
           <w:sz w:val="24"/>
           <w:szCs w:val="24"/>
         </w:rPr>
-        <w:instrText xml:space="preserve"> STYLEREF 1 \s </w:instrText>
+        <w:noBreakHyphen/>
+      </w:r>
+      <w:r>
+        <w:rPr>
+          <w:rFonts w:ascii="Times New Roman" w:hAnsi="Times New Roman" w:cs="Times New Roman"/>
+          <w:b w:val="0"/>
+          <w:color w:val="000000" w:themeColor="text1"/>
+          <w:sz w:val="24"/>
+          <w:szCs w:val="24"/>
+        </w:rPr>
+        <w:fldChar w:fldCharType="begin"/>
+      </w:r>
+      <w:r>
+        <w:rPr>
+          <w:rFonts w:ascii="Times New Roman" w:hAnsi="Times New Roman" w:cs="Times New Roman"/>
+          <w:b w:val="0"/>
+          <w:color w:val="000000" w:themeColor="text1"/>
+          <w:sz w:val="24"/>
+          <w:szCs w:val="24"/>
+        </w:rPr>
+        <w:instrText xml:space="preserve"> SEQ Figure \* ARABIC \s 1 </w:instrText>
       </w:r>
       <w:r>
         <w:rPr>
@@ -17355,7 +16903,7 @@
           <w:sz w:val="24"/>
           <w:szCs w:val="24"/>
         </w:rPr>
-        <w:t>3</w:t>
+        <w:t>11</w:t>
       </w:r>
       <w:r>
         <w:rPr>
@@ -17375,8 +16923,9 @@
           <w:sz w:val="24"/>
           <w:szCs w:val="24"/>
         </w:rPr>
-        <w:noBreakHyphen/>
-      </w:r>
+        <w:t xml:space="preserve"> </w:t>
+      </w:r>
+      <w:proofErr w:type="spellStart"/>
       <w:r>
         <w:rPr>
           <w:rFonts w:ascii="Times New Roman" w:hAnsi="Times New Roman" w:cs="Times New Roman"/>
@@ -17385,8 +16934,9 @@
           <w:sz w:val="24"/>
           <w:szCs w:val="24"/>
         </w:rPr>
-        <w:fldChar w:fldCharType="begin"/>
-      </w:r>
+        <w:t>CustomCallendar</w:t>
+      </w:r>
+      <w:proofErr w:type="spellEnd"/>
       <w:r>
         <w:rPr>
           <w:rFonts w:ascii="Times New Roman" w:hAnsi="Times New Roman" w:cs="Times New Roman"/>
@@ -17395,69 +16945,6 @@
           <w:sz w:val="24"/>
           <w:szCs w:val="24"/>
         </w:rPr>
-        <w:instrText xml:space="preserve"> SEQ Figure \* ARABIC \s 1 </w:instrText>
-      </w:r>
-      <w:r>
-        <w:rPr>
-          <w:rFonts w:ascii="Times New Roman" w:hAnsi="Times New Roman" w:cs="Times New Roman"/>
-          <w:b w:val="0"/>
-          <w:color w:val="000000" w:themeColor="text1"/>
-          <w:sz w:val="24"/>
-          <w:szCs w:val="24"/>
-        </w:rPr>
-        <w:fldChar w:fldCharType="separate"/>
-      </w:r>
-      <w:r>
-        <w:rPr>
-          <w:rFonts w:ascii="Times New Roman" w:hAnsi="Times New Roman" w:cs="Times New Roman"/>
-          <w:b w:val="0"/>
-          <w:noProof/>
-          <w:color w:val="000000" w:themeColor="text1"/>
-          <w:sz w:val="24"/>
-          <w:szCs w:val="24"/>
-        </w:rPr>
-        <w:t>11</w:t>
-      </w:r>
-      <w:r>
-        <w:rPr>
-          <w:rFonts w:ascii="Times New Roman" w:hAnsi="Times New Roman" w:cs="Times New Roman"/>
-          <w:b w:val="0"/>
-          <w:color w:val="000000" w:themeColor="text1"/>
-          <w:sz w:val="24"/>
-          <w:szCs w:val="24"/>
-        </w:rPr>
-        <w:fldChar w:fldCharType="end"/>
-      </w:r>
-      <w:r>
-        <w:rPr>
-          <w:rFonts w:ascii="Times New Roman" w:hAnsi="Times New Roman" w:cs="Times New Roman"/>
-          <w:b w:val="0"/>
-          <w:color w:val="000000" w:themeColor="text1"/>
-          <w:sz w:val="24"/>
-          <w:szCs w:val="24"/>
-        </w:rPr>
-        <w:t xml:space="preserve"> </w:t>
-      </w:r>
-      <w:proofErr w:type="spellStart"/>
-      <w:r>
-        <w:rPr>
-          <w:rFonts w:ascii="Times New Roman" w:hAnsi="Times New Roman" w:cs="Times New Roman"/>
-          <w:b w:val="0"/>
-          <w:color w:val="000000" w:themeColor="text1"/>
-          <w:sz w:val="24"/>
-          <w:szCs w:val="24"/>
-        </w:rPr>
-        <w:t>CustomCallendar</w:t>
-      </w:r>
-      <w:proofErr w:type="spellEnd"/>
-      <w:r>
-        <w:rPr>
-          <w:rFonts w:ascii="Times New Roman" w:hAnsi="Times New Roman" w:cs="Times New Roman"/>
-          <w:b w:val="0"/>
-          <w:color w:val="000000" w:themeColor="text1"/>
-          <w:sz w:val="24"/>
-          <w:szCs w:val="24"/>
-        </w:rPr>
         <w:t xml:space="preserve"> component structure</w:t>
       </w:r>
     </w:p>
@@ -17478,7 +16965,15 @@
           <w:szCs w:val="24"/>
         </w:rPr>
         <w:lastRenderedPageBreak/>
-        <w:t xml:space="preserve">In figure 3-12 can be seen the structure of the database. </w:t>
+        <w:t>In figure 4</w:t>
+      </w:r>
+      <w:r>
+        <w:rPr>
+          <w:rFonts w:ascii="Times New Roman" w:hAnsi="Times New Roman" w:cs="Times New Roman"/>
+          <w:sz w:val="24"/>
+          <w:szCs w:val="24"/>
+        </w:rPr>
+        <w:t xml:space="preserve">-12 can be seen the structure of the database. </w:t>
       </w:r>
       <w:r>
         <w:rPr>
@@ -17590,7 +17085,7 @@
           <w:sz w:val="24"/>
           <w:szCs w:val="24"/>
         </w:rPr>
-        <w:fldChar w:fldCharType="begin"/>
+        <w:t>4</w:t>
       </w:r>
       <w:r>
         <w:rPr>
@@ -17600,7 +17095,27 @@
           <w:sz w:val="24"/>
           <w:szCs w:val="24"/>
         </w:rPr>
-        <w:instrText xml:space="preserve"> STYLEREF 1 \s </w:instrText>
+        <w:noBreakHyphen/>
+      </w:r>
+      <w:r>
+        <w:rPr>
+          <w:rFonts w:ascii="Times New Roman" w:hAnsi="Times New Roman" w:cs="Times New Roman"/>
+          <w:b w:val="0"/>
+          <w:color w:val="000000" w:themeColor="text1"/>
+          <w:sz w:val="24"/>
+          <w:szCs w:val="24"/>
+        </w:rPr>
+        <w:fldChar w:fldCharType="begin"/>
+      </w:r>
+      <w:r>
+        <w:rPr>
+          <w:rFonts w:ascii="Times New Roman" w:hAnsi="Times New Roman" w:cs="Times New Roman"/>
+          <w:b w:val="0"/>
+          <w:color w:val="000000" w:themeColor="text1"/>
+          <w:sz w:val="24"/>
+          <w:szCs w:val="24"/>
+        </w:rPr>
+        <w:instrText xml:space="preserve"> SEQ Figure \* ARABIC \s 1 </w:instrText>
       </w:r>
       <w:r>
         <w:rPr>
@@ -17621,7 +17136,7 @@
           <w:sz w:val="24"/>
           <w:szCs w:val="24"/>
         </w:rPr>
-        <w:t>3</w:t>
+        <w:t>12</w:t>
       </w:r>
       <w:r>
         <w:rPr>
@@ -17641,67 +17156,6 @@
           <w:sz w:val="24"/>
           <w:szCs w:val="24"/>
         </w:rPr>
-        <w:noBreakHyphen/>
-      </w:r>
-      <w:r>
-        <w:rPr>
-          <w:rFonts w:ascii="Times New Roman" w:hAnsi="Times New Roman" w:cs="Times New Roman"/>
-          <w:b w:val="0"/>
-          <w:color w:val="000000" w:themeColor="text1"/>
-          <w:sz w:val="24"/>
-          <w:szCs w:val="24"/>
-        </w:rPr>
-        <w:fldChar w:fldCharType="begin"/>
-      </w:r>
-      <w:r>
-        <w:rPr>
-          <w:rFonts w:ascii="Times New Roman" w:hAnsi="Times New Roman" w:cs="Times New Roman"/>
-          <w:b w:val="0"/>
-          <w:color w:val="000000" w:themeColor="text1"/>
-          <w:sz w:val="24"/>
-          <w:szCs w:val="24"/>
-        </w:rPr>
-        <w:instrText xml:space="preserve"> SEQ Figure \* ARABIC \s 1 </w:instrText>
-      </w:r>
-      <w:r>
-        <w:rPr>
-          <w:rFonts w:ascii="Times New Roman" w:hAnsi="Times New Roman" w:cs="Times New Roman"/>
-          <w:b w:val="0"/>
-          <w:color w:val="000000" w:themeColor="text1"/>
-          <w:sz w:val="24"/>
-          <w:szCs w:val="24"/>
-        </w:rPr>
-        <w:fldChar w:fldCharType="separate"/>
-      </w:r>
-      <w:r>
-        <w:rPr>
-          <w:rFonts w:ascii="Times New Roman" w:hAnsi="Times New Roman" w:cs="Times New Roman"/>
-          <w:b w:val="0"/>
-          <w:noProof/>
-          <w:color w:val="000000" w:themeColor="text1"/>
-          <w:sz w:val="24"/>
-          <w:szCs w:val="24"/>
-        </w:rPr>
-        <w:t>12</w:t>
-      </w:r>
-      <w:r>
-        <w:rPr>
-          <w:rFonts w:ascii="Times New Roman" w:hAnsi="Times New Roman" w:cs="Times New Roman"/>
-          <w:b w:val="0"/>
-          <w:color w:val="000000" w:themeColor="text1"/>
-          <w:sz w:val="24"/>
-          <w:szCs w:val="24"/>
-        </w:rPr>
-        <w:fldChar w:fldCharType="end"/>
-      </w:r>
-      <w:r>
-        <w:rPr>
-          <w:rFonts w:ascii="Times New Roman" w:hAnsi="Times New Roman" w:cs="Times New Roman"/>
-          <w:b w:val="0"/>
-          <w:color w:val="000000" w:themeColor="text1"/>
-          <w:sz w:val="24"/>
-          <w:szCs w:val="24"/>
-        </w:rPr>
         <w:t xml:space="preserve"> Database structure</w:t>
       </w:r>
     </w:p>
@@ -18364,7 +17818,17 @@
           <w:sz w:val="24"/>
           <w:szCs w:val="24"/>
         </w:rPr>
-        <w:t xml:space="preserve"> is the structure of a web application? Regarding the first questions, we found answers by analyzing multiple research papers.</w:t>
+        <w:t xml:space="preserve"> is the structure of a web</w:t>
+      </w:r>
+      <w:bookmarkStart w:id="21" w:name="_GoBack"/>
+      <w:bookmarkEnd w:id="21"/>
+      <w:r>
+        <w:rPr>
+          <w:rFonts w:ascii="Times New Roman" w:hAnsi="Times New Roman" w:cs="Times New Roman"/>
+          <w:sz w:val="24"/>
+          <w:szCs w:val="24"/>
+        </w:rPr>
+        <w:t xml:space="preserve"> application? Regarding the first questions, we found answers by analyzing multiple research papers.</w:t>
       </w:r>
     </w:p>
     <w:p>
@@ -18599,8 +18063,6 @@
         </w:rPr>
         <w:t xml:space="preserve">automatically </w:t>
       </w:r>
-      <w:bookmarkStart w:id="21" w:name="_GoBack"/>
-      <w:bookmarkEnd w:id="21"/>
       <w:r>
         <w:rPr>
           <w:rFonts w:ascii="Times New Roman" w:hAnsi="Times New Roman" w:cs="Times New Roman"/>
@@ -21774,6 +21236,7 @@
   <w:style w:type="character" w:default="1" w:styleId="DefaultParagraphFont">
     <w:name w:val="Default Paragraph Font"/>
     <w:uiPriority w:val="1"/>
+    <w:semiHidden/>
     <w:unhideWhenUsed/>
   </w:style>
   <w:style w:type="table" w:default="1" w:styleId="TableNormal">
@@ -22732,6 +22195,7 @@
   <w:style w:type="character" w:default="1" w:styleId="DefaultParagraphFont">
     <w:name w:val="Default Paragraph Font"/>
     <w:uiPriority w:val="1"/>
+    <w:semiHidden/>
     <w:unhideWhenUsed/>
   </w:style>
   <w:style w:type="table" w:default="1" w:styleId="TableNormal">
@@ -23586,7 +23050,7 @@
 </file>
 
 <file path=customXml/itemProps1.xml><?xml version="1.0" encoding="utf-8"?>
-<ds:datastoreItem xmlns:ds="http://schemas.openxmlformats.org/officeDocument/2006/customXml" ds:itemID="{3FC37041-6BE1-46A5-8C8A-F79B53BCCF3A}">
+<ds:datastoreItem xmlns:ds="http://schemas.openxmlformats.org/officeDocument/2006/customXml" ds:itemID="{A52B2461-7069-4DB5-853B-ADC87F8820CA}">
   <ds:schemaRefs>
     <ds:schemaRef ds:uri="http://schemas.openxmlformats.org/officeDocument/2006/bibliography"/>
   </ds:schemaRefs>
